--- a/documents/08-thesis/thesis-v1.docx
+++ b/documents/08-thesis/thesis-v1.docx
@@ -2,21 +2,6 @@
 <file path=word/document.xml><?xml version="1.0" encoding="utf-8"?>
 <w:document xmlns:wpc="http://schemas.microsoft.com/office/word/2010/wordprocessingCanvas" xmlns:mo="http://schemas.microsoft.com/office/mac/office/2008/main" xmlns:mc="http://schemas.openxmlformats.org/markup-compatibility/2006" xmlns:mv="urn:schemas-microsoft-com:mac:vml" xmlns:o="urn:schemas-microsoft-com:office:office" xmlns:r="http://schemas.openxmlformats.org/officeDocument/2006/relationships" xmlns:m="http://schemas.openxmlformats.org/officeDocument/2006/math" xmlns:v="urn:schemas-microsoft-com:vml" xmlns:wp14="http://schemas.microsoft.com/office/word/2010/wordprocessingDrawing" xmlns:wp="http://schemas.openxmlformats.org/drawingml/2006/wordprocessingDrawing" xmlns:w10="urn:schemas-microsoft-com:office:word" xmlns:w="http://schemas.openxmlformats.org/wordprocessingml/2006/main" xmlns:w14="http://schemas.microsoft.com/office/word/2010/wordml" xmlns:wpg="http://schemas.microsoft.com/office/word/2010/wordprocessingGroup" xmlns:wpi="http://schemas.microsoft.com/office/word/2010/wordprocessingInk" xmlns:wne="http://schemas.microsoft.com/office/word/2006/wordml" xmlns:wps="http://schemas.microsoft.com/office/word/2010/wordprocessingShape" mc:Ignorable="w14 wp14">
   <w:body>
-    <w:p>
-      <w:pPr>
-        <w:spacing w:before="0" w:after="0"/>
-        <w:jc w:val="center"/>
-      </w:pPr>
-      <w:r>
-        <w:rPr>
-          <w:rFonts w:ascii="Times New Roman" w:hAnsi="Times New Roman" w:eastAsia="Times New Roman"/>
-          <w:b/>
-          <w:i w:val="0"/>
-          <w:sz w:val="26"/>
-        </w:rPr>
-        <w:t>BỘ GIÁO DỤC VÀ ĐÀO TẠO</w:t>
-      </w:r>
-    </w:p>
     <w:p>
       <w:pPr>
         <w:spacing w:before="0" w:after="0"/>
@@ -98,9 +83,7 @@
           <w:rFonts w:ascii="Times New Roman" w:hAnsi="Times New Roman" w:eastAsia="Times New Roman"/>
           <w:b/>
           <w:i w:val="0"/>
-          <w:color w:val="B8860B"/>
           <w:sz w:val="48"/>
-          <w:u w:val="single"/>
         </w:rPr>
         <w:t>ĐỒ ÁN TỐT NGHIỆP</w:t>
       </w:r>
@@ -544,6 +527,627 @@
           <w:sz w:val="28"/>
         </w:rPr>
         <w:t>Hà Nội – 2026</w:t>
+      </w:r>
+    </w:p>
+    <w:p>
+      <w:r>
+        <w:br w:type="page"/>
+      </w:r>
+    </w:p>
+    <w:p>
+      <w:pPr>
+        <w:spacing w:before="0" w:after="0"/>
+        <w:jc w:val="center"/>
+      </w:pPr>
+      <w:r>
+        <w:rPr>
+          <w:rFonts w:ascii="Times New Roman" w:hAnsi="Times New Roman" w:eastAsia="Times New Roman"/>
+          <w:b/>
+          <w:i w:val="0"/>
+          <w:sz w:val="28"/>
+        </w:rPr>
+        <w:t>TRƯỜNG ĐẠI HỌC GIAO THÔNG VẬN TẢI</w:t>
+      </w:r>
+    </w:p>
+    <w:p>
+      <w:pPr>
+        <w:spacing w:before="0" w:after="0"/>
+        <w:jc w:val="center"/>
+      </w:pPr>
+      <w:r>
+        <w:rPr>
+          <w:rFonts w:ascii="Times New Roman" w:hAnsi="Times New Roman" w:eastAsia="Times New Roman"/>
+          <w:b/>
+          <w:i w:val="0"/>
+          <w:sz w:val="28"/>
+          <w:u w:val="single"/>
+        </w:rPr>
+        <w:t>KHOA CÔNG NGHỆ THÔNG TIN</w:t>
+      </w:r>
+    </w:p>
+    <w:p>
+      <w:pPr>
+        <w:spacing w:before="720" w:after="720"/>
+        <w:jc w:val="center"/>
+      </w:pPr>
+      <w:r>
+        <w:rPr>
+          <w:rFonts w:ascii="Times New Roman" w:hAnsi="Times New Roman" w:eastAsia="Times New Roman"/>
+          <w:b w:val="0"/>
+          <w:i w:val="0"/>
+          <w:sz w:val="198"/>
+        </w:rPr>
+      </w:r>
+    </w:p>
+    <w:p>
+      <w:pPr>
+        <w:spacing w:before="240" w:after="0"/>
+        <w:jc w:val="center"/>
+      </w:pPr>
+      <w:r>
+        <w:rPr>
+          <w:rFonts w:ascii="Times New Roman" w:hAnsi="Times New Roman" w:eastAsia="Times New Roman"/>
+          <w:b/>
+          <w:i w:val="0"/>
+          <w:sz w:val="48"/>
+        </w:rPr>
+        <w:t>ĐỒ ÁN TỐT NGHIỆP</w:t>
+      </w:r>
+    </w:p>
+    <w:p>
+      <w:pPr>
+        <w:spacing w:before="120" w:after="480"/>
+        <w:jc w:val="center"/>
+      </w:pPr>
+      <w:r>
+        <w:rPr>
+          <w:rFonts w:ascii="Times New Roman" w:hAnsi="Times New Roman" w:eastAsia="Times New Roman"/>
+          <w:b/>
+          <w:i w:val="0"/>
+          <w:sz w:val="36"/>
+        </w:rPr>
+        <w:t>CỬ NHÂN</w:t>
+      </w:r>
+    </w:p>
+    <w:p>
+      <w:pPr>
+        <w:spacing w:before="240" w:after="240"/>
+        <w:jc w:val="center"/>
+      </w:pPr>
+      <w:r>
+        <w:rPr>
+          <w:rFonts w:ascii="Times New Roman" w:hAnsi="Times New Roman" w:eastAsia="Times New Roman"/>
+          <w:b w:val="0"/>
+          <w:i/>
+          <w:sz w:val="28"/>
+        </w:rPr>
+        <w:t>Đề tài:</w:t>
+      </w:r>
+    </w:p>
+    <w:p>
+      <w:pPr>
+        <w:spacing w:before="0" w:after="480"/>
+        <w:jc w:val="center"/>
+      </w:pPr>
+      <w:r>
+        <w:rPr>
+          <w:rFonts w:ascii="Times New Roman" w:hAnsi="Times New Roman" w:eastAsia="Times New Roman"/>
+          <w:b/>
+          <w:i w:val="0"/>
+          <w:sz w:val="40"/>
+        </w:rPr>
+        <w:t>XÂY DỰNG HỆ THỐNG SAAS CUNG CẤP DỊCH VỤ ĐÀO TẠO</w:t>
+      </w:r>
+    </w:p>
+    <w:tbl>
+      <w:tblPr>
+        <w:tblStyle w:val="TableGrid"/>
+        <w:tblW w:type="auto" w:w="0"/>
+        <w:jc w:val="center"/>
+        <w:tblLook w:firstColumn="1" w:firstRow="1" w:lastColumn="0" w:lastRow="0" w:noHBand="0" w:noVBand="1" w:val="04A0"/>
+      </w:tblPr>
+      <w:tblGrid>
+        <w:gridCol w:w="4320"/>
+        <w:gridCol w:w="4320"/>
+      </w:tblGrid>
+      <w:tr>
+        <w:tc>
+          <w:tcPr>
+            <w:tcW w:type="dxa" w:w="3118"/>
+          </w:tcPr>
+          <w:p>
+            <w:pPr>
+              <w:jc w:val="left"/>
+            </w:pPr>
+            <w:r>
+              <w:rPr>
+                <w:rFonts w:ascii="Times New Roman" w:hAnsi="Times New Roman" w:eastAsia="Times New Roman"/>
+                <w:b/>
+                <w:i w:val="0"/>
+                <w:sz w:val="26"/>
+              </w:rPr>
+              <w:t>Sinh viên thực hiện</w:t>
+            </w:r>
+          </w:p>
+        </w:tc>
+        <w:tc>
+          <w:tcPr>
+            <w:tcW w:type="dxa" w:w="5102"/>
+          </w:tcPr>
+          <w:p>
+            <w:pPr>
+              <w:jc w:val="left"/>
+            </w:pPr>
+            <w:r>
+              <w:rPr>
+                <w:rFonts w:ascii="Times New Roman" w:hAnsi="Times New Roman" w:eastAsia="Times New Roman"/>
+                <w:b w:val="0"/>
+                <w:i w:val="0"/>
+                <w:sz w:val="26"/>
+              </w:rPr>
+              <w:t>Nguyễn Văn Kiệt</w:t>
+            </w:r>
+          </w:p>
+        </w:tc>
+      </w:tr>
+      <w:tr>
+        <w:tc>
+          <w:tcPr>
+            <w:tcW w:type="dxa" w:w="3118"/>
+          </w:tcPr>
+          <w:p>
+            <w:pPr>
+              <w:jc w:val="left"/>
+            </w:pPr>
+            <w:r>
+              <w:rPr>
+                <w:rFonts w:ascii="Times New Roman" w:hAnsi="Times New Roman" w:eastAsia="Times New Roman"/>
+                <w:b/>
+                <w:i w:val="0"/>
+                <w:sz w:val="26"/>
+              </w:rPr>
+              <w:t>Mã số sinh viên</w:t>
+            </w:r>
+          </w:p>
+        </w:tc>
+        <w:tc>
+          <w:tcPr>
+            <w:tcW w:type="dxa" w:w="5102"/>
+          </w:tcPr>
+          <w:p>
+            <w:pPr>
+              <w:jc w:val="left"/>
+            </w:pPr>
+            <w:r>
+              <w:rPr>
+                <w:rFonts w:ascii="Times New Roman" w:hAnsi="Times New Roman" w:eastAsia="Times New Roman"/>
+                <w:b w:val="0"/>
+                <w:i w:val="0"/>
+                <w:sz w:val="26"/>
+              </w:rPr>
+              <w:t>221230890</w:t>
+            </w:r>
+          </w:p>
+        </w:tc>
+      </w:tr>
+      <w:tr>
+        <w:tc>
+          <w:tcPr>
+            <w:tcW w:type="dxa" w:w="3118"/>
+          </w:tcPr>
+          <w:p>
+            <w:pPr>
+              <w:jc w:val="left"/>
+            </w:pPr>
+            <w:r>
+              <w:rPr>
+                <w:rFonts w:ascii="Times New Roman" w:hAnsi="Times New Roman" w:eastAsia="Times New Roman"/>
+                <w:b/>
+                <w:i w:val="0"/>
+                <w:sz w:val="26"/>
+              </w:rPr>
+              <w:t>Lớp</w:t>
+            </w:r>
+          </w:p>
+        </w:tc>
+        <w:tc>
+          <w:tcPr>
+            <w:tcW w:type="dxa" w:w="5102"/>
+          </w:tcPr>
+          <w:p>
+            <w:pPr>
+              <w:jc w:val="left"/>
+            </w:pPr>
+            <w:r>
+              <w:rPr>
+                <w:rFonts w:ascii="Times New Roman" w:hAnsi="Times New Roman" w:eastAsia="Times New Roman"/>
+                <w:b w:val="0"/>
+                <w:i w:val="0"/>
+                <w:sz w:val="26"/>
+              </w:rPr>
+              <w:t>CNTT1-K63</w:t>
+            </w:r>
+          </w:p>
+        </w:tc>
+      </w:tr>
+      <w:tr>
+        <w:tc>
+          <w:tcPr>
+            <w:tcW w:type="dxa" w:w="3118"/>
+          </w:tcPr>
+          <w:p>
+            <w:pPr>
+              <w:jc w:val="left"/>
+            </w:pPr>
+            <w:r>
+              <w:rPr>
+                <w:rFonts w:ascii="Times New Roman" w:hAnsi="Times New Roman" w:eastAsia="Times New Roman"/>
+                <w:b/>
+                <w:i w:val="0"/>
+                <w:sz w:val="26"/>
+              </w:rPr>
+              <w:t>Khóa</w:t>
+            </w:r>
+          </w:p>
+        </w:tc>
+        <w:tc>
+          <w:tcPr>
+            <w:tcW w:type="dxa" w:w="5102"/>
+          </w:tcPr>
+          <w:p>
+            <w:pPr>
+              <w:jc w:val="left"/>
+            </w:pPr>
+            <w:r>
+              <w:rPr>
+                <w:rFonts w:ascii="Times New Roman" w:hAnsi="Times New Roman" w:eastAsia="Times New Roman"/>
+                <w:b w:val="0"/>
+                <w:i w:val="0"/>
+                <w:sz w:val="26"/>
+              </w:rPr>
+              <w:t>63</w:t>
+            </w:r>
+          </w:p>
+        </w:tc>
+      </w:tr>
+      <w:tr>
+        <w:tc>
+          <w:tcPr>
+            <w:tcW w:type="dxa" w:w="3118"/>
+          </w:tcPr>
+          <w:p>
+            <w:pPr>
+              <w:jc w:val="left"/>
+            </w:pPr>
+            <w:r>
+              <w:rPr>
+                <w:rFonts w:ascii="Times New Roman" w:hAnsi="Times New Roman" w:eastAsia="Times New Roman"/>
+                <w:b/>
+                <w:i w:val="0"/>
+                <w:sz w:val="26"/>
+              </w:rPr>
+              <w:t>Ngành đào tạo</w:t>
+            </w:r>
+          </w:p>
+        </w:tc>
+        <w:tc>
+          <w:tcPr>
+            <w:tcW w:type="dxa" w:w="5102"/>
+          </w:tcPr>
+          <w:p>
+            <w:pPr>
+              <w:jc w:val="left"/>
+            </w:pPr>
+            <w:r>
+              <w:rPr>
+                <w:rFonts w:ascii="Times New Roman" w:hAnsi="Times New Roman" w:eastAsia="Times New Roman"/>
+                <w:b w:val="0"/>
+                <w:i w:val="0"/>
+                <w:sz w:val="26"/>
+              </w:rPr>
+              <w:t>Công nghệ thông tin</w:t>
+            </w:r>
+          </w:p>
+        </w:tc>
+      </w:tr>
+      <w:tr>
+        <w:tc>
+          <w:tcPr>
+            <w:tcW w:type="dxa" w:w="3118"/>
+          </w:tcPr>
+          <w:p>
+            <w:pPr>
+              <w:jc w:val="left"/>
+            </w:pPr>
+            <w:r>
+              <w:rPr>
+                <w:rFonts w:ascii="Times New Roman" w:hAnsi="Times New Roman" w:eastAsia="Times New Roman"/>
+                <w:b/>
+                <w:i w:val="0"/>
+                <w:sz w:val="26"/>
+              </w:rPr>
+              <w:t>Chuyên ngành</w:t>
+            </w:r>
+          </w:p>
+        </w:tc>
+        <w:tc>
+          <w:tcPr>
+            <w:tcW w:type="dxa" w:w="5102"/>
+          </w:tcPr>
+          <w:p>
+            <w:pPr>
+              <w:jc w:val="left"/>
+            </w:pPr>
+            <w:r>
+              <w:rPr>
+                <w:rFonts w:ascii="Times New Roman" w:hAnsi="Times New Roman" w:eastAsia="Times New Roman"/>
+                <w:b w:val="0"/>
+                <w:i w:val="0"/>
+                <w:sz w:val="26"/>
+              </w:rPr>
+              <w:t>Công nghệ phần mềm</w:t>
+            </w:r>
+          </w:p>
+        </w:tc>
+      </w:tr>
+      <w:tr>
+        <w:tc>
+          <w:tcPr>
+            <w:tcW w:type="dxa" w:w="3118"/>
+          </w:tcPr>
+          <w:p>
+            <w:pPr>
+              <w:jc w:val="left"/>
+            </w:pPr>
+            <w:r>
+              <w:rPr>
+                <w:rFonts w:ascii="Times New Roman" w:hAnsi="Times New Roman" w:eastAsia="Times New Roman"/>
+                <w:b/>
+                <w:i w:val="0"/>
+                <w:sz w:val="26"/>
+              </w:rPr>
+              <w:t>Hệ đào tạo</w:t>
+            </w:r>
+          </w:p>
+        </w:tc>
+        <w:tc>
+          <w:tcPr>
+            <w:tcW w:type="dxa" w:w="5102"/>
+          </w:tcPr>
+          <w:p>
+            <w:pPr>
+              <w:jc w:val="left"/>
+            </w:pPr>
+            <w:r>
+              <w:rPr>
+                <w:rFonts w:ascii="Times New Roman" w:hAnsi="Times New Roman" w:eastAsia="Times New Roman"/>
+                <w:b w:val="0"/>
+                <w:i w:val="0"/>
+                <w:sz w:val="26"/>
+              </w:rPr>
+              <w:t>Chính quy</w:t>
+            </w:r>
+          </w:p>
+        </w:tc>
+      </w:tr>
+      <w:tr>
+        <w:tc>
+          <w:tcPr>
+            <w:tcW w:type="dxa" w:w="3118"/>
+          </w:tcPr>
+          <w:p>
+            <w:pPr>
+              <w:jc w:val="left"/>
+            </w:pPr>
+            <w:r>
+              <w:rPr>
+                <w:rFonts w:ascii="Times New Roman" w:hAnsi="Times New Roman" w:eastAsia="Times New Roman"/>
+                <w:b/>
+                <w:i w:val="0"/>
+                <w:sz w:val="26"/>
+              </w:rPr>
+              <w:t>Giảng viên hướng dẫn</w:t>
+            </w:r>
+          </w:p>
+        </w:tc>
+        <w:tc>
+          <w:tcPr>
+            <w:tcW w:type="dxa" w:w="5102"/>
+          </w:tcPr>
+          <w:p>
+            <w:pPr>
+              <w:jc w:val="left"/>
+            </w:pPr>
+            <w:r>
+              <w:rPr>
+                <w:rFonts w:ascii="Times New Roman" w:hAnsi="Times New Roman" w:eastAsia="Times New Roman"/>
+                <w:b w:val="0"/>
+                <w:i w:val="0"/>
+                <w:sz w:val="26"/>
+              </w:rPr>
+              <w:t>TS. Nguyễn Đức Dư</w:t>
+            </w:r>
+          </w:p>
+        </w:tc>
+      </w:tr>
+      <w:tr>
+        <w:tc>
+          <w:tcPr>
+            <w:tcW w:type="dxa" w:w="3118"/>
+          </w:tcPr>
+          <w:p>
+            <w:pPr>
+              <w:jc w:val="left"/>
+            </w:pPr>
+            <w:r>
+              <w:rPr>
+                <w:rFonts w:ascii="Times New Roman" w:hAnsi="Times New Roman" w:eastAsia="Times New Roman"/>
+                <w:b/>
+                <w:i w:val="0"/>
+                <w:sz w:val="26"/>
+              </w:rPr>
+              <w:t>Năm bảo vệ</w:t>
+            </w:r>
+          </w:p>
+        </w:tc>
+        <w:tc>
+          <w:tcPr>
+            <w:tcW w:type="dxa" w:w="5102"/>
+          </w:tcPr>
+          <w:p>
+            <w:pPr>
+              <w:jc w:val="left"/>
+            </w:pPr>
+            <w:r>
+              <w:rPr>
+                <w:rFonts w:ascii="Times New Roman" w:hAnsi="Times New Roman" w:eastAsia="Times New Roman"/>
+                <w:b w:val="0"/>
+                <w:i w:val="0"/>
+                <w:sz w:val="26"/>
+              </w:rPr>
+              <w:t>2026</w:t>
+            </w:r>
+          </w:p>
+        </w:tc>
+      </w:tr>
+    </w:tbl>
+    <w:p>
+      <w:pPr>
+        <w:spacing w:before="0" w:after="0"/>
+      </w:pPr>
+    </w:p>
+    <w:p>
+      <w:pPr>
+        <w:spacing w:before="0" w:after="0"/>
+      </w:pPr>
+    </w:p>
+    <w:p>
+      <w:pPr>
+        <w:jc w:val="center"/>
+      </w:pPr>
+      <w:r>
+        <w:rPr>
+          <w:rFonts w:ascii="Times New Roman" w:hAnsi="Times New Roman" w:eastAsia="Times New Roman"/>
+          <w:b/>
+          <w:i/>
+          <w:sz w:val="28"/>
+        </w:rPr>
+        <w:t>Hà Nội – 2026</w:t>
+      </w:r>
+    </w:p>
+    <w:p>
+      <w:r>
+        <w:br w:type="page"/>
+      </w:r>
+    </w:p>
+    <w:p>
+      <w:pPr>
+        <w:spacing w:after="480"/>
+        <w:jc w:val="center"/>
+      </w:pPr>
+      <w:r>
+        <w:rPr>
+          <w:rFonts w:ascii="Times New Roman" w:hAnsi="Times New Roman" w:eastAsia="Times New Roman"/>
+          <w:b/>
+          <w:i w:val="0"/>
+          <w:sz w:val="32"/>
+        </w:rPr>
+        <w:t>LỜI CẢM ƠN</w:t>
+      </w:r>
+    </w:p>
+    <w:p>
+      <w:pPr>
+        <w:spacing w:line="288" w:lineRule="auto"/>
+        <w:ind w:firstLine="567"/>
+        <w:jc w:val="both"/>
+      </w:pPr>
+      <w:r>
+        <w:rPr>
+          <w:rFonts w:ascii="Times New Roman" w:hAnsi="Times New Roman" w:eastAsia="Times New Roman"/>
+          <w:b w:val="0"/>
+          <w:i w:val="0"/>
+          <w:sz w:val="26"/>
+        </w:rPr>
+        <w:t>Trước hết, tôi xin bày tỏ lòng biết ơn sâu sắc đến TS. Nguyễn Đức Dư, giảng viên hướng dẫn thuộc Khoa Công nghệ thông tin, Đại học Giao thông Vận tải. Thầy đã tận tình hướng dẫn tôi từ giai đoạn xác định đề tài, định hướng phạm vi nghiên cứu và phương pháp luận, đến việc đóng góp ý kiến chuyên môn quan trọng trong suốt quá trình thực hiện. Tư duy nghiêm túc trong học thuật và tinh thần phản biện mà thầy truyền đạt đã giúp tôi nâng cao chất lượng đồ án một cách rõ rệt.</w:t>
+      </w:r>
+    </w:p>
+    <w:p>
+      <w:pPr>
+        <w:spacing w:line="288" w:lineRule="auto"/>
+        <w:ind w:firstLine="567"/>
+        <w:jc w:val="both"/>
+      </w:pPr>
+      <w:r>
+        <w:rPr>
+          <w:rFonts w:ascii="Times New Roman" w:hAnsi="Times New Roman" w:eastAsia="Times New Roman"/>
+          <w:b w:val="0"/>
+          <w:i w:val="0"/>
+          <w:sz w:val="26"/>
+        </w:rPr>
+        <w:t>Tôi xin chân thành cảm ơn Khoa Công nghệ thông tin và Đại học Giao thông Vận tải đã tạo điều kiện thuận lợi để tôi được tiếp cận với các kiến thức nền tảng về Công nghệ phần mềm, Kiến trúc hệ thống phân tán và các công nghệ thực tiễn trong ngành. Sự hỗ trợ của quý thầy cô là nền tảng quan trọng giúp tôi có đủ năng lực thực hiện đề tài này.</w:t>
+      </w:r>
+    </w:p>
+    <w:p>
+      <w:pPr>
+        <w:spacing w:line="288" w:lineRule="auto"/>
+        <w:ind w:firstLine="567"/>
+        <w:jc w:val="both"/>
+      </w:pPr>
+      <w:r>
+        <w:rPr>
+          <w:rFonts w:ascii="Times New Roman" w:hAnsi="Times New Roman" w:eastAsia="Times New Roman"/>
+          <w:b w:val="0"/>
+          <w:i w:val="0"/>
+          <w:sz w:val="26"/>
+        </w:rPr>
+        <w:t>Cuối cùng, tôi xin gửi lời cảm ơn tới gia đình, bạn bè và những người thân đã luôn quan tâm, động viên và hỗ trợ tôi cả về tinh thần lẫn vật chất trong suốt thời gian học tập và thực hiện đồ án. Do thời gian và kinh nghiệm còn hạn chế, đồ án không tránh khỏi những thiếu sót; tôi rất mong nhận được ý kiến đóng góp từ quý thầy cô để đồ án được hoàn thiện hơn.</w:t>
+      </w:r>
+    </w:p>
+    <w:p/>
+    <w:p/>
+    <w:p/>
+    <w:p>
+      <w:pPr>
+        <w:jc w:val="right"/>
+      </w:pPr>
+      <w:r>
+        <w:rPr>
+          <w:rFonts w:ascii="Times New Roman" w:hAnsi="Times New Roman" w:eastAsia="Times New Roman"/>
+          <w:b w:val="0"/>
+          <w:i/>
+          <w:sz w:val="26"/>
+        </w:rPr>
+        <w:t>Hà Nội, ngày … tháng … năm 2026</w:t>
+      </w:r>
+    </w:p>
+    <w:p>
+      <w:pPr>
+        <w:jc w:val="right"/>
+      </w:pPr>
+      <w:r>
+        <w:rPr>
+          <w:rFonts w:ascii="Times New Roman" w:hAnsi="Times New Roman" w:eastAsia="Times New Roman"/>
+          <w:b/>
+          <w:i w:val="0"/>
+          <w:sz w:val="26"/>
+        </w:rPr>
+        <w:t>Sinh viên thực hiện</w:t>
+      </w:r>
+    </w:p>
+    <w:p/>
+    <w:p/>
+    <w:p>
+      <w:pPr>
+        <w:jc w:val="right"/>
+      </w:pPr>
+      <w:r>
+        <w:rPr>
+          <w:rFonts w:ascii="Times New Roman" w:hAnsi="Times New Roman" w:eastAsia="Times New Roman"/>
+          <w:b/>
+          <w:i w:val="0"/>
+          <w:sz w:val="26"/>
+        </w:rPr>
+        <w:t>Nguyễn Văn Kiệt</w:t>
       </w:r>
     </w:p>
     <w:p>
@@ -565,6 +1169,7 @@
     </w:p>
     <w:p>
       <w:pPr>
+        <w:spacing w:after="360"/>
         <w:jc w:val="center"/>
       </w:pPr>
       <w:r>
@@ -572,39 +1177,19 @@
           <w:rFonts w:ascii="Times New Roman" w:hAnsi="Times New Roman" w:eastAsia="Times New Roman"/>
           <w:b/>
           <w:i w:val="0"/>
-          <w:sz w:val="26"/>
-        </w:rPr>
-        <w:t>BỘ GIÁO DỤC VÀ ĐÀO TẠO</w:t>
-      </w:r>
-    </w:p>
-    <w:p>
-      <w:pPr>
-        <w:jc w:val="center"/>
-      </w:pPr>
-      <w:r>
-        <w:rPr>
-          <w:rFonts w:ascii="Times New Roman" w:hAnsi="Times New Roman" w:eastAsia="Times New Roman"/>
-          <w:b/>
-          <w:i w:val="0"/>
-          <w:sz w:val="28"/>
-        </w:rPr>
-        <w:t>TRƯỜNG ĐẠI HỌC GIAO THÔNG VẬN TẢI</w:t>
-      </w:r>
-    </w:p>
-    <w:p>
-      <w:pPr>
-        <w:spacing w:after="480"/>
-        <w:jc w:val="center"/>
-      </w:pPr>
-      <w:r>
-        <w:rPr>
-          <w:rFonts w:ascii="Times New Roman" w:hAnsi="Times New Roman" w:eastAsia="Times New Roman"/>
-          <w:b/>
-          <w:i w:val="0"/>
-          <w:sz w:val="28"/>
-          <w:u w:val="single"/>
-        </w:rPr>
-        <w:t>KHOA CÔNG NGHỆ THÔNG TIN</w:t>
+          <w:sz w:val="32"/>
+        </w:rPr>
+        <w:t>MỤC LỤC</w:t>
+      </w:r>
+    </w:p>
+    <w:p>
+      <w:pPr>
+        <w:jc w:val="left"/>
+      </w:pPr>
+      <w:r>
+        <w:fldChar w:fldCharType="begin"/>
+        <w:instrText xml:space="preserve">TOC \o "1-3" \h \z \u</w:instrText>
+        <w:fldChar w:fldCharType="end"/>
       </w:r>
     </w:p>
     <w:p>
@@ -615,13 +1200,17 @@
       <w:r>
         <w:rPr>
           <w:rFonts w:ascii="Times New Roman" w:hAnsi="Times New Roman" w:eastAsia="Times New Roman"/>
-          <w:b/>
-          <w:i w:val="0"/>
-          <w:color w:val="B8860B"/>
-          <w:sz w:val="36"/>
-          <w:u w:val="single"/>
-        </w:rPr>
-        <w:t>ĐỒ ÁN TỐT NGHIỆP</w:t>
+          <w:b w:val="0"/>
+          <w:i/>
+          <w:color w:val="808080"/>
+          <w:sz w:val="22"/>
+        </w:rPr>
+        <w:t>(Bấm Ctrl+A rồi F9 trong Word để cập nhật mục lục)</w:t>
+      </w:r>
+    </w:p>
+    <w:p>
+      <w:r>
+        <w:br w:type="page"/>
       </w:r>
     </w:p>
     <w:p>
@@ -634,14 +1223,24 @@
           <w:rFonts w:ascii="Times New Roman" w:hAnsi="Times New Roman" w:eastAsia="Times New Roman"/>
           <w:b/>
           <w:i w:val="0"/>
-          <w:sz w:val="28"/>
-        </w:rPr>
-        <w:t>CỬ NHÂN</w:t>
-      </w:r>
-    </w:p>
-    <w:p>
-      <w:pPr>
-        <w:spacing w:before="120"/>
+          <w:sz w:val="32"/>
+        </w:rPr>
+        <w:t>DANH MỤC HÌNH VẼ</w:t>
+      </w:r>
+    </w:p>
+    <w:p>
+      <w:pPr>
+        <w:jc w:val="left"/>
+      </w:pPr>
+      <w:r>
+        <w:fldChar w:fldCharType="begin"/>
+        <w:instrText xml:space="preserve">TOC \h \z \c "Figure"</w:instrText>
+        <w:fldChar w:fldCharType="end"/>
+      </w:r>
+    </w:p>
+    <w:p>
+      <w:pPr>
+        <w:spacing w:before="240"/>
         <w:jc w:val="center"/>
       </w:pPr>
       <w:r>
@@ -649,14 +1248,15 @@
           <w:rFonts w:ascii="Times New Roman" w:hAnsi="Times New Roman" w:eastAsia="Times New Roman"/>
           <w:b w:val="0"/>
           <w:i/>
-          <w:sz w:val="26"/>
-        </w:rPr>
-        <w:t>Đề tài:</w:t>
-      </w:r>
-    </w:p>
-    <w:p>
-      <w:pPr>
-        <w:spacing w:after="480"/>
+          <w:color w:val="808080"/>
+          <w:sz w:val="22"/>
+        </w:rPr>
+        <w:t>(Đang được bổ sung khi thêm hình minh hoạ — Wave 103+)</w:t>
+      </w:r>
+    </w:p>
+    <w:p>
+      <w:pPr>
+        <w:spacing w:before="480" w:after="360"/>
         <w:jc w:val="center"/>
       </w:pPr>
       <w:r>
@@ -666,7 +1266,37 @@
           <w:i w:val="0"/>
           <w:sz w:val="32"/>
         </w:rPr>
-        <w:t>XÂY DỰNG HỆ THỐNG SAAS CUNG CẤP DỊCH VỤ ĐÀO TẠO</w:t>
+        <w:t>DANH MỤC BẢNG BIỂU</w:t>
+      </w:r>
+    </w:p>
+    <w:p>
+      <w:pPr>
+        <w:jc w:val="left"/>
+      </w:pPr>
+      <w:r>
+        <w:fldChar w:fldCharType="begin"/>
+        <w:instrText xml:space="preserve">TOC \h \z \c "Table"</w:instrText>
+        <w:fldChar w:fldCharType="end"/>
+      </w:r>
+    </w:p>
+    <w:p>
+      <w:r>
+        <w:br w:type="page"/>
+      </w:r>
+    </w:p>
+    <w:p>
+      <w:pPr>
+        <w:spacing w:after="360"/>
+        <w:jc w:val="center"/>
+      </w:pPr>
+      <w:r>
+        <w:rPr>
+          <w:rFonts w:ascii="Times New Roman" w:hAnsi="Times New Roman" w:eastAsia="Times New Roman"/>
+          <w:b/>
+          <w:i w:val="0"/>
+          <w:sz w:val="32"/>
+        </w:rPr>
+        <w:t>DANH MỤC THUẬT NGỮ</w:t>
       </w:r>
     </w:p>
     <w:tbl>
@@ -683,39 +1313,39 @@
       <w:tr>
         <w:tc>
           <w:tcPr>
-            <w:tcW w:type="dxa" w:w="3118"/>
+            <w:tcW w:type="dxa" w:w="2551"/>
           </w:tcPr>
           <w:p>
             <w:pPr>
-              <w:jc w:val="left"/>
+              <w:jc w:val="center"/>
             </w:pPr>
             <w:r>
               <w:rPr>
                 <w:rFonts w:ascii="Times New Roman" w:hAnsi="Times New Roman" w:eastAsia="Times New Roman"/>
                 <w:b/>
                 <w:i w:val="0"/>
-                <w:sz w:val="26"/>
-              </w:rPr>
-              <w:t>Sinh viên thực hiện</w:t>
-            </w:r>
-          </w:p>
-        </w:tc>
-        <w:tc>
-          <w:tcPr>
-            <w:tcW w:type="dxa" w:w="5102"/>
+                <w:sz w:val="24"/>
+              </w:rPr>
+              <w:t>Thuật ngữ</w:t>
+            </w:r>
+          </w:p>
+        </w:tc>
+        <w:tc>
+          <w:tcPr>
+            <w:tcW w:type="dxa" w:w="6520"/>
           </w:tcPr>
           <w:p>
             <w:pPr>
-              <w:jc w:val="left"/>
+              <w:jc w:val="center"/>
             </w:pPr>
             <w:r>
               <w:rPr>
                 <w:rFonts w:ascii="Times New Roman" w:hAnsi="Times New Roman" w:eastAsia="Times New Roman"/>
-                <w:b w:val="0"/>
-                <w:i w:val="0"/>
-                <w:sz w:val="26"/>
-              </w:rPr>
-              <w:t>Nguyễn Văn Kiệt</w:t>
+                <w:b/>
+                <w:i w:val="0"/>
+                <w:sz w:val="24"/>
+              </w:rPr>
+              <w:t>Giải thích</w:t>
             </w:r>
           </w:p>
         </w:tc>
@@ -723,39 +1353,33 @@
       <w:tr>
         <w:tc>
           <w:tcPr>
-            <w:tcW w:type="dxa" w:w="3118"/>
-          </w:tcPr>
-          <w:p>
-            <w:pPr>
-              <w:jc w:val="left"/>
-            </w:pPr>
+            <w:tcW w:type="dxa" w:w="2551"/>
+          </w:tcPr>
+          <w:p>
             <w:r>
               <w:rPr>
                 <w:rFonts w:ascii="Times New Roman" w:hAnsi="Times New Roman" w:eastAsia="Times New Roman"/>
                 <w:b/>
                 <w:i w:val="0"/>
-                <w:sz w:val="26"/>
-              </w:rPr>
-              <w:t>Mã số sinh viên</w:t>
-            </w:r>
-          </w:p>
-        </w:tc>
-        <w:tc>
-          <w:tcPr>
-            <w:tcW w:type="dxa" w:w="5102"/>
-          </w:tcPr>
-          <w:p>
-            <w:pPr>
-              <w:jc w:val="left"/>
-            </w:pPr>
-            <w:r>
-              <w:rPr>
-                <w:rFonts w:ascii="Times New Roman" w:hAnsi="Times New Roman" w:eastAsia="Times New Roman"/>
-                <w:b w:val="0"/>
-                <w:i w:val="0"/>
-                <w:sz w:val="26"/>
-              </w:rPr>
-              <w:t>221230890</w:t>
+                <w:sz w:val="24"/>
+              </w:rPr>
+              <w:t>Multi-tenant</w:t>
+            </w:r>
+          </w:p>
+        </w:tc>
+        <w:tc>
+          <w:tcPr>
+            <w:tcW w:type="dxa" w:w="6520"/>
+          </w:tcPr>
+          <w:p>
+            <w:r>
+              <w:rPr>
+                <w:rFonts w:ascii="Times New Roman" w:hAnsi="Times New Roman" w:eastAsia="Times New Roman"/>
+                <w:b w:val="0"/>
+                <w:i w:val="0"/>
+                <w:sz w:val="24"/>
+              </w:rPr>
+              <w:t>Kiến trúc phần mềm cho phép nhiều tổ chức (tenant) dùng chung một hệ thống với dữ liệu cách ly</w:t>
             </w:r>
           </w:p>
         </w:tc>
@@ -763,39 +1387,33 @@
       <w:tr>
         <w:tc>
           <w:tcPr>
-            <w:tcW w:type="dxa" w:w="3118"/>
-          </w:tcPr>
-          <w:p>
-            <w:pPr>
-              <w:jc w:val="left"/>
-            </w:pPr>
+            <w:tcW w:type="dxa" w:w="2551"/>
+          </w:tcPr>
+          <w:p>
             <w:r>
               <w:rPr>
                 <w:rFonts w:ascii="Times New Roman" w:hAnsi="Times New Roman" w:eastAsia="Times New Roman"/>
                 <w:b/>
                 <w:i w:val="0"/>
-                <w:sz w:val="26"/>
-              </w:rPr>
-              <w:t>Lớp</w:t>
-            </w:r>
-          </w:p>
-        </w:tc>
-        <w:tc>
-          <w:tcPr>
-            <w:tcW w:type="dxa" w:w="5102"/>
-          </w:tcPr>
-          <w:p>
-            <w:pPr>
-              <w:jc w:val="left"/>
-            </w:pPr>
-            <w:r>
-              <w:rPr>
-                <w:rFonts w:ascii="Times New Roman" w:hAnsi="Times New Roman" w:eastAsia="Times New Roman"/>
-                <w:b w:val="0"/>
-                <w:i w:val="0"/>
-                <w:sz w:val="26"/>
-              </w:rPr>
-              <w:t>CNTT1-K63</w:t>
+                <w:sz w:val="24"/>
+              </w:rPr>
+              <w:t>Row-Level Security</w:t>
+            </w:r>
+          </w:p>
+        </w:tc>
+        <w:tc>
+          <w:tcPr>
+            <w:tcW w:type="dxa" w:w="6520"/>
+          </w:tcPr>
+          <w:p>
+            <w:r>
+              <w:rPr>
+                <w:rFonts w:ascii="Times New Roman" w:hAnsi="Times New Roman" w:eastAsia="Times New Roman"/>
+                <w:b w:val="0"/>
+                <w:i w:val="0"/>
+                <w:sz w:val="24"/>
+              </w:rPr>
+              <w:t>Cơ chế cách ly dữ liệu cấp dòng trên PostgreSQL — DB enforces filtering theo tenant context</w:t>
             </w:r>
           </w:p>
         </w:tc>
@@ -803,39 +1421,33 @@
       <w:tr>
         <w:tc>
           <w:tcPr>
-            <w:tcW w:type="dxa" w:w="3118"/>
-          </w:tcPr>
-          <w:p>
-            <w:pPr>
-              <w:jc w:val="left"/>
-            </w:pPr>
+            <w:tcW w:type="dxa" w:w="2551"/>
+          </w:tcPr>
+          <w:p>
             <w:r>
               <w:rPr>
                 <w:rFonts w:ascii="Times New Roman" w:hAnsi="Times New Roman" w:eastAsia="Times New Roman"/>
                 <w:b/>
                 <w:i w:val="0"/>
-                <w:sz w:val="26"/>
-              </w:rPr>
-              <w:t>Khóa</w:t>
-            </w:r>
-          </w:p>
-        </w:tc>
-        <w:tc>
-          <w:tcPr>
-            <w:tcW w:type="dxa" w:w="5102"/>
-          </w:tcPr>
-          <w:p>
-            <w:pPr>
-              <w:jc w:val="left"/>
-            </w:pPr>
-            <w:r>
-              <w:rPr>
-                <w:rFonts w:ascii="Times New Roman" w:hAnsi="Times New Roman" w:eastAsia="Times New Roman"/>
-                <w:b w:val="0"/>
-                <w:i w:val="0"/>
-                <w:sz w:val="26"/>
-              </w:rPr>
-              <w:t>63</w:t>
+                <w:sz w:val="24"/>
+              </w:rPr>
+              <w:t>Software as a Service</w:t>
+            </w:r>
+          </w:p>
+        </w:tc>
+        <w:tc>
+          <w:tcPr>
+            <w:tcW w:type="dxa" w:w="6520"/>
+          </w:tcPr>
+          <w:p>
+            <w:r>
+              <w:rPr>
+                <w:rFonts w:ascii="Times New Roman" w:hAnsi="Times New Roman" w:eastAsia="Times New Roman"/>
+                <w:b w:val="0"/>
+                <w:i w:val="0"/>
+                <w:sz w:val="24"/>
+              </w:rPr>
+              <w:t>Mô hình triển khai phần mềm dạng dịch vụ điện toán đám mây, người dùng truy cập qua web</w:t>
             </w:r>
           </w:p>
         </w:tc>
@@ -843,39 +1455,33 @@
       <w:tr>
         <w:tc>
           <w:tcPr>
-            <w:tcW w:type="dxa" w:w="3118"/>
-          </w:tcPr>
-          <w:p>
-            <w:pPr>
-              <w:jc w:val="left"/>
-            </w:pPr>
+            <w:tcW w:type="dxa" w:w="2551"/>
+          </w:tcPr>
+          <w:p>
             <w:r>
               <w:rPr>
                 <w:rFonts w:ascii="Times New Roman" w:hAnsi="Times New Roman" w:eastAsia="Times New Roman"/>
                 <w:b/>
                 <w:i w:val="0"/>
-                <w:sz w:val="26"/>
-              </w:rPr>
-              <w:t>Giáo viên hướng dẫn</w:t>
-            </w:r>
-          </w:p>
-        </w:tc>
-        <w:tc>
-          <w:tcPr>
-            <w:tcW w:type="dxa" w:w="5102"/>
-          </w:tcPr>
-          <w:p>
-            <w:pPr>
-              <w:jc w:val="left"/>
-            </w:pPr>
-            <w:r>
-              <w:rPr>
-                <w:rFonts w:ascii="Times New Roman" w:hAnsi="Times New Roman" w:eastAsia="Times New Roman"/>
-                <w:b w:val="0"/>
-                <w:i w:val="0"/>
-                <w:sz w:val="26"/>
-              </w:rPr>
-              <w:t>TS. Nguyễn Đức Dư</w:t>
+                <w:sz w:val="24"/>
+              </w:rPr>
+              <w:t>Domain-Driven Design</w:t>
+            </w:r>
+          </w:p>
+        </w:tc>
+        <w:tc>
+          <w:tcPr>
+            <w:tcW w:type="dxa" w:w="6520"/>
+          </w:tcPr>
+          <w:p>
+            <w:r>
+              <w:rPr>
+                <w:rFonts w:ascii="Times New Roman" w:hAnsi="Times New Roman" w:eastAsia="Times New Roman"/>
+                <w:b w:val="0"/>
+                <w:i w:val="0"/>
+                <w:sz w:val="24"/>
+              </w:rPr>
+              <w:t>Phương pháp thiết kế phần mềm hướng theo miền nghiệp vụ — chia hệ thống theo bounded contexts</w:t>
             </w:r>
           </w:p>
         </w:tc>
@@ -883,61 +1489,1164 @@
       <w:tr>
         <w:tc>
           <w:tcPr>
-            <w:tcW w:type="dxa" w:w="3118"/>
-          </w:tcPr>
-          <w:p>
-            <w:pPr>
-              <w:jc w:val="left"/>
-            </w:pPr>
+            <w:tcW w:type="dxa" w:w="2551"/>
+          </w:tcPr>
+          <w:p>
             <w:r>
               <w:rPr>
                 <w:rFonts w:ascii="Times New Roman" w:hAnsi="Times New Roman" w:eastAsia="Times New Roman"/>
                 <w:b/>
                 <w:i w:val="0"/>
-                <w:sz w:val="26"/>
-              </w:rPr>
-              <w:t>Giáo viên phản biện</w:t>
-            </w:r>
-          </w:p>
-        </w:tc>
-        <w:tc>
-          <w:tcPr>
-            <w:tcW w:type="dxa" w:w="5102"/>
-          </w:tcPr>
-          <w:p>
-            <w:pPr>
-              <w:jc w:val="left"/>
-            </w:pPr>
-            <w:r>
-              <w:rPr>
-                <w:rFonts w:ascii="Times New Roman" w:hAnsi="Times New Roman" w:eastAsia="Times New Roman"/>
-                <w:b w:val="0"/>
-                <w:i/>
-                <w:color w:val="808080"/>
-                <w:sz w:val="24"/>
-              </w:rPr>
-              <w:t>(Cập nhật khi Khoa phân công)</w:t>
+                <w:sz w:val="24"/>
+              </w:rPr>
+              <w:t>Test-Driven Development</w:t>
+            </w:r>
+          </w:p>
+        </w:tc>
+        <w:tc>
+          <w:tcPr>
+            <w:tcW w:type="dxa" w:w="6520"/>
+          </w:tcPr>
+          <w:p>
+            <w:r>
+              <w:rPr>
+                <w:rFonts w:ascii="Times New Roman" w:hAnsi="Times New Roman" w:eastAsia="Times New Roman"/>
+                <w:b w:val="0"/>
+                <w:i w:val="0"/>
+                <w:sz w:val="24"/>
+              </w:rPr>
+              <w:t>Phương pháp phát triển dựa trên kiểm thử — viết test trước khi viết code (Red-Green-Refactor)</w:t>
+            </w:r>
+          </w:p>
+        </w:tc>
+      </w:tr>
+      <w:tr>
+        <w:tc>
+          <w:tcPr>
+            <w:tcW w:type="dxa" w:w="2551"/>
+          </w:tcPr>
+          <w:p>
+            <w:r>
+              <w:rPr>
+                <w:rFonts w:ascii="Times New Roman" w:hAnsi="Times New Roman" w:eastAsia="Times New Roman"/>
+                <w:b/>
+                <w:i w:val="0"/>
+                <w:sz w:val="24"/>
+              </w:rPr>
+              <w:t>Continuous Integration</w:t>
+            </w:r>
+          </w:p>
+        </w:tc>
+        <w:tc>
+          <w:tcPr>
+            <w:tcW w:type="dxa" w:w="6520"/>
+          </w:tcPr>
+          <w:p>
+            <w:r>
+              <w:rPr>
+                <w:rFonts w:ascii="Times New Roman" w:hAnsi="Times New Roman" w:eastAsia="Times New Roman"/>
+                <w:b w:val="0"/>
+                <w:i w:val="0"/>
+                <w:sz w:val="24"/>
+              </w:rPr>
+              <w:t>Quy trình tích hợp code thường xuyên vào nhánh chung kèm automated build + test</w:t>
+            </w:r>
+          </w:p>
+        </w:tc>
+      </w:tr>
+      <w:tr>
+        <w:tc>
+          <w:tcPr>
+            <w:tcW w:type="dxa" w:w="2551"/>
+          </w:tcPr>
+          <w:p>
+            <w:r>
+              <w:rPr>
+                <w:rFonts w:ascii="Times New Roman" w:hAnsi="Times New Roman" w:eastAsia="Times New Roman"/>
+                <w:b/>
+                <w:i w:val="0"/>
+                <w:sz w:val="24"/>
+              </w:rPr>
+              <w:t>Continuous Deployment</w:t>
+            </w:r>
+          </w:p>
+        </w:tc>
+        <w:tc>
+          <w:tcPr>
+            <w:tcW w:type="dxa" w:w="6520"/>
+          </w:tcPr>
+          <w:p>
+            <w:r>
+              <w:rPr>
+                <w:rFonts w:ascii="Times New Roman" w:hAnsi="Times New Roman" w:eastAsia="Times New Roman"/>
+                <w:b w:val="0"/>
+                <w:i w:val="0"/>
+                <w:sz w:val="24"/>
+              </w:rPr>
+              <w:t>Quy trình triển khai tự động từ code lên môi trường production sau khi pass CI</w:t>
+            </w:r>
+          </w:p>
+        </w:tc>
+      </w:tr>
+      <w:tr>
+        <w:tc>
+          <w:tcPr>
+            <w:tcW w:type="dxa" w:w="2551"/>
+          </w:tcPr>
+          <w:p>
+            <w:r>
+              <w:rPr>
+                <w:rFonts w:ascii="Times New Roman" w:hAnsi="Times New Roman" w:eastAsia="Times New Roman"/>
+                <w:b/>
+                <w:i w:val="0"/>
+                <w:sz w:val="24"/>
+              </w:rPr>
+              <w:t>Outbox Pattern</w:t>
+            </w:r>
+          </w:p>
+        </w:tc>
+        <w:tc>
+          <w:tcPr>
+            <w:tcW w:type="dxa" w:w="6520"/>
+          </w:tcPr>
+          <w:p>
+            <w:r>
+              <w:rPr>
+                <w:rFonts w:ascii="Times New Roman" w:hAnsi="Times New Roman" w:eastAsia="Times New Roman"/>
+                <w:b w:val="0"/>
+                <w:i w:val="0"/>
+                <w:sz w:val="24"/>
+              </w:rPr>
+              <w:t>Mẫu thiết kế đảm bảo tính nhất quán giữa lưu DB + phát message qua message broker</w:t>
+            </w:r>
+          </w:p>
+        </w:tc>
+      </w:tr>
+      <w:tr>
+        <w:tc>
+          <w:tcPr>
+            <w:tcW w:type="dxa" w:w="2551"/>
+          </w:tcPr>
+          <w:p>
+            <w:r>
+              <w:rPr>
+                <w:rFonts w:ascii="Times New Roman" w:hAnsi="Times New Roman" w:eastAsia="Times New Roman"/>
+                <w:b/>
+                <w:i w:val="0"/>
+                <w:sz w:val="24"/>
+              </w:rPr>
+              <w:t>Defense-in-depth</w:t>
+            </w:r>
+          </w:p>
+        </w:tc>
+        <w:tc>
+          <w:tcPr>
+            <w:tcW w:type="dxa" w:w="6520"/>
+          </w:tcPr>
+          <w:p>
+            <w:r>
+              <w:rPr>
+                <w:rFonts w:ascii="Times New Roman" w:hAnsi="Times New Roman" w:eastAsia="Times New Roman"/>
+                <w:b w:val="0"/>
+                <w:i w:val="0"/>
+                <w:sz w:val="24"/>
+              </w:rPr>
+              <w:t>Chiến lược bảo mật nhiều lớp — mỗi lớp độc lập kiểm tra tránh single-point failure</w:t>
+            </w:r>
+          </w:p>
+        </w:tc>
+      </w:tr>
+      <w:tr>
+        <w:tc>
+          <w:tcPr>
+            <w:tcW w:type="dxa" w:w="2551"/>
+          </w:tcPr>
+          <w:p>
+            <w:r>
+              <w:rPr>
+                <w:rFonts w:ascii="Times New Roman" w:hAnsi="Times New Roman" w:eastAsia="Times New Roman"/>
+                <w:b/>
+                <w:i w:val="0"/>
+                <w:sz w:val="24"/>
+              </w:rPr>
+              <w:t>Pool model</w:t>
+            </w:r>
+          </w:p>
+        </w:tc>
+        <w:tc>
+          <w:tcPr>
+            <w:tcW w:type="dxa" w:w="6520"/>
+          </w:tcPr>
+          <w:p>
+            <w:r>
+              <w:rPr>
+                <w:rFonts w:ascii="Times New Roman" w:hAnsi="Times New Roman" w:eastAsia="Times New Roman"/>
+                <w:b w:val="0"/>
+                <w:i w:val="0"/>
+                <w:sz w:val="24"/>
+              </w:rPr>
+              <w:t>Mô hình multi-tenant chia sẻ tài nguyên hạ tầng dùng RLS để cách ly dữ liệu</w:t>
             </w:r>
           </w:p>
         </w:tc>
       </w:tr>
     </w:tbl>
-    <w:p/>
-    <w:p/>
-    <w:p>
-      <w:pPr>
+    <w:p>
+      <w:r>
+        <w:br w:type="page"/>
+      </w:r>
+    </w:p>
+    <w:p>
+      <w:pPr>
+        <w:spacing w:after="360"/>
         <w:jc w:val="center"/>
       </w:pPr>
       <w:r>
         <w:rPr>
           <w:rFonts w:ascii="Times New Roman" w:hAnsi="Times New Roman" w:eastAsia="Times New Roman"/>
           <w:b/>
-          <w:i/>
-          <w:sz w:val="28"/>
-        </w:rPr>
-        <w:t>Hà Nội – 2026</w:t>
-      </w:r>
-    </w:p>
+          <w:i w:val="0"/>
+          <w:sz w:val="32"/>
+        </w:rPr>
+        <w:t>DANH MỤC TỪ VIẾT TẮT</w:t>
+      </w:r>
+    </w:p>
+    <w:tbl>
+      <w:tblPr>
+        <w:tblStyle w:val="TableGrid"/>
+        <w:tblW w:type="auto" w:w="0"/>
+        <w:jc w:val="center"/>
+        <w:tblLook w:firstColumn="1" w:firstRow="1" w:lastColumn="0" w:lastRow="0" w:noHBand="0" w:noVBand="1" w:val="04A0"/>
+      </w:tblPr>
+      <w:tblGrid>
+        <w:gridCol w:w="4320"/>
+        <w:gridCol w:w="4320"/>
+      </w:tblGrid>
+      <w:tr>
+        <w:tc>
+          <w:tcPr>
+            <w:tcW w:type="dxa" w:w="1984"/>
+          </w:tcPr>
+          <w:p>
+            <w:pPr>
+              <w:jc w:val="center"/>
+            </w:pPr>
+            <w:r>
+              <w:rPr>
+                <w:rFonts w:ascii="Times New Roman" w:hAnsi="Times New Roman" w:eastAsia="Times New Roman"/>
+                <w:b/>
+                <w:i w:val="0"/>
+                <w:sz w:val="24"/>
+              </w:rPr>
+              <w:t>Từ viết tắt</w:t>
+            </w:r>
+          </w:p>
+        </w:tc>
+        <w:tc>
+          <w:tcPr>
+            <w:tcW w:type="dxa" w:w="7087"/>
+          </w:tcPr>
+          <w:p>
+            <w:pPr>
+              <w:jc w:val="center"/>
+            </w:pPr>
+            <w:r>
+              <w:rPr>
+                <w:rFonts w:ascii="Times New Roman" w:hAnsi="Times New Roman" w:eastAsia="Times New Roman"/>
+                <w:b/>
+                <w:i w:val="0"/>
+                <w:sz w:val="24"/>
+              </w:rPr>
+              <w:t>Nghĩa đầy đủ</w:t>
+            </w:r>
+          </w:p>
+        </w:tc>
+      </w:tr>
+      <w:tr>
+        <w:tc>
+          <w:tcPr>
+            <w:tcW w:type="dxa" w:w="1984"/>
+          </w:tcPr>
+          <w:p>
+            <w:r>
+              <w:rPr>
+                <w:rFonts w:ascii="Times New Roman" w:hAnsi="Times New Roman" w:eastAsia="Times New Roman"/>
+                <w:b/>
+                <w:i w:val="0"/>
+                <w:sz w:val="24"/>
+              </w:rPr>
+              <w:t>SaaS</w:t>
+            </w:r>
+          </w:p>
+        </w:tc>
+        <w:tc>
+          <w:tcPr>
+            <w:tcW w:type="dxa" w:w="7087"/>
+          </w:tcPr>
+          <w:p>
+            <w:r>
+              <w:rPr>
+                <w:rFonts w:ascii="Times New Roman" w:hAnsi="Times New Roman" w:eastAsia="Times New Roman"/>
+                <w:b w:val="0"/>
+                <w:i w:val="0"/>
+                <w:sz w:val="24"/>
+              </w:rPr>
+              <w:t>Software as a Service</w:t>
+            </w:r>
+          </w:p>
+        </w:tc>
+      </w:tr>
+      <w:tr>
+        <w:tc>
+          <w:tcPr>
+            <w:tcW w:type="dxa" w:w="1984"/>
+          </w:tcPr>
+          <w:p>
+            <w:r>
+              <w:rPr>
+                <w:rFonts w:ascii="Times New Roman" w:hAnsi="Times New Roman" w:eastAsia="Times New Roman"/>
+                <w:b/>
+                <w:i w:val="0"/>
+                <w:sz w:val="24"/>
+              </w:rPr>
+              <w:t>RLS</w:t>
+            </w:r>
+          </w:p>
+        </w:tc>
+        <w:tc>
+          <w:tcPr>
+            <w:tcW w:type="dxa" w:w="7087"/>
+          </w:tcPr>
+          <w:p>
+            <w:r>
+              <w:rPr>
+                <w:rFonts w:ascii="Times New Roman" w:hAnsi="Times New Roman" w:eastAsia="Times New Roman"/>
+                <w:b w:val="0"/>
+                <w:i w:val="0"/>
+                <w:sz w:val="24"/>
+              </w:rPr>
+              <w:t>Row-Level Security</w:t>
+            </w:r>
+          </w:p>
+        </w:tc>
+      </w:tr>
+      <w:tr>
+        <w:tc>
+          <w:tcPr>
+            <w:tcW w:type="dxa" w:w="1984"/>
+          </w:tcPr>
+          <w:p>
+            <w:r>
+              <w:rPr>
+                <w:rFonts w:ascii="Times New Roman" w:hAnsi="Times New Roman" w:eastAsia="Times New Roman"/>
+                <w:b/>
+                <w:i w:val="0"/>
+                <w:sz w:val="24"/>
+              </w:rPr>
+              <w:t>JWT</w:t>
+            </w:r>
+          </w:p>
+        </w:tc>
+        <w:tc>
+          <w:tcPr>
+            <w:tcW w:type="dxa" w:w="7087"/>
+          </w:tcPr>
+          <w:p>
+            <w:r>
+              <w:rPr>
+                <w:rFonts w:ascii="Times New Roman" w:hAnsi="Times New Roman" w:eastAsia="Times New Roman"/>
+                <w:b w:val="0"/>
+                <w:i w:val="0"/>
+                <w:sz w:val="24"/>
+              </w:rPr>
+              <w:t>JSON Web Token</w:t>
+            </w:r>
+          </w:p>
+        </w:tc>
+      </w:tr>
+      <w:tr>
+        <w:tc>
+          <w:tcPr>
+            <w:tcW w:type="dxa" w:w="1984"/>
+          </w:tcPr>
+          <w:p>
+            <w:r>
+              <w:rPr>
+                <w:rFonts w:ascii="Times New Roman" w:hAnsi="Times New Roman" w:eastAsia="Times New Roman"/>
+                <w:b/>
+                <w:i w:val="0"/>
+                <w:sz w:val="24"/>
+              </w:rPr>
+              <w:t>API</w:t>
+            </w:r>
+          </w:p>
+        </w:tc>
+        <w:tc>
+          <w:tcPr>
+            <w:tcW w:type="dxa" w:w="7087"/>
+          </w:tcPr>
+          <w:p>
+            <w:r>
+              <w:rPr>
+                <w:rFonts w:ascii="Times New Roman" w:hAnsi="Times New Roman" w:eastAsia="Times New Roman"/>
+                <w:b w:val="0"/>
+                <w:i w:val="0"/>
+                <w:sz w:val="24"/>
+              </w:rPr>
+              <w:t>Application Programming Interface</w:t>
+            </w:r>
+          </w:p>
+        </w:tc>
+      </w:tr>
+      <w:tr>
+        <w:tc>
+          <w:tcPr>
+            <w:tcW w:type="dxa" w:w="1984"/>
+          </w:tcPr>
+          <w:p>
+            <w:r>
+              <w:rPr>
+                <w:rFonts w:ascii="Times New Roman" w:hAnsi="Times New Roman" w:eastAsia="Times New Roman"/>
+                <w:b/>
+                <w:i w:val="0"/>
+                <w:sz w:val="24"/>
+              </w:rPr>
+              <w:t>REST</w:t>
+            </w:r>
+          </w:p>
+        </w:tc>
+        <w:tc>
+          <w:tcPr>
+            <w:tcW w:type="dxa" w:w="7087"/>
+          </w:tcPr>
+          <w:p>
+            <w:r>
+              <w:rPr>
+                <w:rFonts w:ascii="Times New Roman" w:hAnsi="Times New Roman" w:eastAsia="Times New Roman"/>
+                <w:b w:val="0"/>
+                <w:i w:val="0"/>
+                <w:sz w:val="24"/>
+              </w:rPr>
+              <w:t>Representational State Transfer</w:t>
+            </w:r>
+          </w:p>
+        </w:tc>
+      </w:tr>
+      <w:tr>
+        <w:tc>
+          <w:tcPr>
+            <w:tcW w:type="dxa" w:w="1984"/>
+          </w:tcPr>
+          <w:p>
+            <w:r>
+              <w:rPr>
+                <w:rFonts w:ascii="Times New Roman" w:hAnsi="Times New Roman" w:eastAsia="Times New Roman"/>
+                <w:b/>
+                <w:i w:val="0"/>
+                <w:sz w:val="24"/>
+              </w:rPr>
+              <w:t>CI/CD</w:t>
+            </w:r>
+          </w:p>
+        </w:tc>
+        <w:tc>
+          <w:tcPr>
+            <w:tcW w:type="dxa" w:w="7087"/>
+          </w:tcPr>
+          <w:p>
+            <w:r>
+              <w:rPr>
+                <w:rFonts w:ascii="Times New Roman" w:hAnsi="Times New Roman" w:eastAsia="Times New Roman"/>
+                <w:b w:val="0"/>
+                <w:i w:val="0"/>
+                <w:sz w:val="24"/>
+              </w:rPr>
+              <w:t>Continuous Integration / Continuous Deployment</w:t>
+            </w:r>
+          </w:p>
+        </w:tc>
+      </w:tr>
+      <w:tr>
+        <w:tc>
+          <w:tcPr>
+            <w:tcW w:type="dxa" w:w="1984"/>
+          </w:tcPr>
+          <w:p>
+            <w:r>
+              <w:rPr>
+                <w:rFonts w:ascii="Times New Roman" w:hAnsi="Times New Roman" w:eastAsia="Times New Roman"/>
+                <w:b/>
+                <w:i w:val="0"/>
+                <w:sz w:val="24"/>
+              </w:rPr>
+              <w:t>PDPL</w:t>
+            </w:r>
+          </w:p>
+        </w:tc>
+        <w:tc>
+          <w:tcPr>
+            <w:tcW w:type="dxa" w:w="7087"/>
+          </w:tcPr>
+          <w:p>
+            <w:r>
+              <w:rPr>
+                <w:rFonts w:ascii="Times New Roman" w:hAnsi="Times New Roman" w:eastAsia="Times New Roman"/>
+                <w:b w:val="0"/>
+                <w:i w:val="0"/>
+                <w:sz w:val="24"/>
+              </w:rPr>
+              <w:t>Personal Data Protection Law — Luật Bảo vệ Dữ liệu Cá nhân 2023 (Số 49/2023/QH15)</w:t>
+            </w:r>
+          </w:p>
+        </w:tc>
+      </w:tr>
+      <w:tr>
+        <w:tc>
+          <w:tcPr>
+            <w:tcW w:type="dxa" w:w="1984"/>
+          </w:tcPr>
+          <w:p>
+            <w:r>
+              <w:rPr>
+                <w:rFonts w:ascii="Times New Roman" w:hAnsi="Times New Roman" w:eastAsia="Times New Roman"/>
+                <w:b/>
+                <w:i w:val="0"/>
+                <w:sz w:val="24"/>
+              </w:rPr>
+              <w:t>DPO</w:t>
+            </w:r>
+          </w:p>
+        </w:tc>
+        <w:tc>
+          <w:tcPr>
+            <w:tcW w:type="dxa" w:w="7087"/>
+          </w:tcPr>
+          <w:p>
+            <w:r>
+              <w:rPr>
+                <w:rFonts w:ascii="Times New Roman" w:hAnsi="Times New Roman" w:eastAsia="Times New Roman"/>
+                <w:b w:val="0"/>
+                <w:i w:val="0"/>
+                <w:sz w:val="24"/>
+              </w:rPr>
+              <w:t>Data Protection Officer — Cán bộ Bảo vệ Dữ liệu theo PDPL</w:t>
+            </w:r>
+          </w:p>
+        </w:tc>
+      </w:tr>
+      <w:tr>
+        <w:tc>
+          <w:tcPr>
+            <w:tcW w:type="dxa" w:w="1984"/>
+          </w:tcPr>
+          <w:p>
+            <w:r>
+              <w:rPr>
+                <w:rFonts w:ascii="Times New Roman" w:hAnsi="Times New Roman" w:eastAsia="Times New Roman"/>
+                <w:b/>
+                <w:i w:val="0"/>
+                <w:sz w:val="24"/>
+              </w:rPr>
+              <w:t>DPIA</w:t>
+            </w:r>
+          </w:p>
+        </w:tc>
+        <w:tc>
+          <w:tcPr>
+            <w:tcW w:type="dxa" w:w="7087"/>
+          </w:tcPr>
+          <w:p>
+            <w:r>
+              <w:rPr>
+                <w:rFonts w:ascii="Times New Roman" w:hAnsi="Times New Roman" w:eastAsia="Times New Roman"/>
+                <w:b w:val="0"/>
+                <w:i w:val="0"/>
+                <w:sz w:val="24"/>
+              </w:rPr>
+              <w:t>Data Protection Impact Assessment — Đánh giá Tác động Bảo vệ Dữ liệu</w:t>
+            </w:r>
+          </w:p>
+        </w:tc>
+      </w:tr>
+      <w:tr>
+        <w:tc>
+          <w:tcPr>
+            <w:tcW w:type="dxa" w:w="1984"/>
+          </w:tcPr>
+          <w:p>
+            <w:r>
+              <w:rPr>
+                <w:rFonts w:ascii="Times New Roman" w:hAnsi="Times New Roman" w:eastAsia="Times New Roman"/>
+                <w:b/>
+                <w:i w:val="0"/>
+                <w:sz w:val="24"/>
+              </w:rPr>
+              <w:t>KMS</w:t>
+            </w:r>
+          </w:p>
+        </w:tc>
+        <w:tc>
+          <w:tcPr>
+            <w:tcW w:type="dxa" w:w="7087"/>
+          </w:tcPr>
+          <w:p>
+            <w:r>
+              <w:rPr>
+                <w:rFonts w:ascii="Times New Roman" w:hAnsi="Times New Roman" w:eastAsia="Times New Roman"/>
+                <w:b w:val="0"/>
+                <w:i w:val="0"/>
+                <w:sz w:val="24"/>
+              </w:rPr>
+              <w:t>Key Management Service — dịch vụ quản lý khóa mã hóa</w:t>
+            </w:r>
+          </w:p>
+        </w:tc>
+      </w:tr>
+      <w:tr>
+        <w:tc>
+          <w:tcPr>
+            <w:tcW w:type="dxa" w:w="1984"/>
+          </w:tcPr>
+          <w:p>
+            <w:r>
+              <w:rPr>
+                <w:rFonts w:ascii="Times New Roman" w:hAnsi="Times New Roman" w:eastAsia="Times New Roman"/>
+                <w:b/>
+                <w:i w:val="0"/>
+                <w:sz w:val="24"/>
+              </w:rPr>
+              <w:t>VPC</w:t>
+            </w:r>
+          </w:p>
+        </w:tc>
+        <w:tc>
+          <w:tcPr>
+            <w:tcW w:type="dxa" w:w="7087"/>
+          </w:tcPr>
+          <w:p>
+            <w:r>
+              <w:rPr>
+                <w:rFonts w:ascii="Times New Roman" w:hAnsi="Times New Roman" w:eastAsia="Times New Roman"/>
+                <w:b w:val="0"/>
+                <w:i w:val="0"/>
+                <w:sz w:val="24"/>
+              </w:rPr>
+              <w:t>Virtual Private Cloud — mạng riêng ảo trên cloud</w:t>
+            </w:r>
+          </w:p>
+        </w:tc>
+      </w:tr>
+      <w:tr>
+        <w:tc>
+          <w:tcPr>
+            <w:tcW w:type="dxa" w:w="1984"/>
+          </w:tcPr>
+          <w:p>
+            <w:r>
+              <w:rPr>
+                <w:rFonts w:ascii="Times New Roman" w:hAnsi="Times New Roman" w:eastAsia="Times New Roman"/>
+                <w:b/>
+                <w:i w:val="0"/>
+                <w:sz w:val="24"/>
+              </w:rPr>
+              <w:t>ECR</w:t>
+            </w:r>
+          </w:p>
+        </w:tc>
+        <w:tc>
+          <w:tcPr>
+            <w:tcW w:type="dxa" w:w="7087"/>
+          </w:tcPr>
+          <w:p>
+            <w:r>
+              <w:rPr>
+                <w:rFonts w:ascii="Times New Roman" w:hAnsi="Times New Roman" w:eastAsia="Times New Roman"/>
+                <w:b w:val="0"/>
+                <w:i w:val="0"/>
+                <w:sz w:val="24"/>
+              </w:rPr>
+              <w:t>Elastic Container Registry — kho chứa Docker images trên AWS</w:t>
+            </w:r>
+          </w:p>
+        </w:tc>
+      </w:tr>
+      <w:tr>
+        <w:tc>
+          <w:tcPr>
+            <w:tcW w:type="dxa" w:w="1984"/>
+          </w:tcPr>
+          <w:p>
+            <w:r>
+              <w:rPr>
+                <w:rFonts w:ascii="Times New Roman" w:hAnsi="Times New Roman" w:eastAsia="Times New Roman"/>
+                <w:b/>
+                <w:i w:val="0"/>
+                <w:sz w:val="24"/>
+              </w:rPr>
+              <w:t>ALB</w:t>
+            </w:r>
+          </w:p>
+        </w:tc>
+        <w:tc>
+          <w:tcPr>
+            <w:tcW w:type="dxa" w:w="7087"/>
+          </w:tcPr>
+          <w:p>
+            <w:r>
+              <w:rPr>
+                <w:rFonts w:ascii="Times New Roman" w:hAnsi="Times New Roman" w:eastAsia="Times New Roman"/>
+                <w:b w:val="0"/>
+                <w:i w:val="0"/>
+                <w:sz w:val="24"/>
+              </w:rPr>
+              <w:t>Application Load Balancer — bộ cân bằng tải ứng dụng AWS</w:t>
+            </w:r>
+          </w:p>
+        </w:tc>
+      </w:tr>
+      <w:tr>
+        <w:tc>
+          <w:tcPr>
+            <w:tcW w:type="dxa" w:w="1984"/>
+          </w:tcPr>
+          <w:p>
+            <w:r>
+              <w:rPr>
+                <w:rFonts w:ascii="Times New Roman" w:hAnsi="Times New Roman" w:eastAsia="Times New Roman"/>
+                <w:b/>
+                <w:i w:val="0"/>
+                <w:sz w:val="24"/>
+              </w:rPr>
+              <w:t>ECS</w:t>
+            </w:r>
+          </w:p>
+        </w:tc>
+        <w:tc>
+          <w:tcPr>
+            <w:tcW w:type="dxa" w:w="7087"/>
+          </w:tcPr>
+          <w:p>
+            <w:r>
+              <w:rPr>
+                <w:rFonts w:ascii="Times New Roman" w:hAnsi="Times New Roman" w:eastAsia="Times New Roman"/>
+                <w:b w:val="0"/>
+                <w:i w:val="0"/>
+                <w:sz w:val="24"/>
+              </w:rPr>
+              <w:t>Elastic Container Service — dịch vụ điều phối container AWS</w:t>
+            </w:r>
+          </w:p>
+        </w:tc>
+      </w:tr>
+      <w:tr>
+        <w:tc>
+          <w:tcPr>
+            <w:tcW w:type="dxa" w:w="1984"/>
+          </w:tcPr>
+          <w:p>
+            <w:r>
+              <w:rPr>
+                <w:rFonts w:ascii="Times New Roman" w:hAnsi="Times New Roman" w:eastAsia="Times New Roman"/>
+                <w:b/>
+                <w:i w:val="0"/>
+                <w:sz w:val="24"/>
+              </w:rPr>
+              <w:t>RDS</w:t>
+            </w:r>
+          </w:p>
+        </w:tc>
+        <w:tc>
+          <w:tcPr>
+            <w:tcW w:type="dxa" w:w="7087"/>
+          </w:tcPr>
+          <w:p>
+            <w:r>
+              <w:rPr>
+                <w:rFonts w:ascii="Times New Roman" w:hAnsi="Times New Roman" w:eastAsia="Times New Roman"/>
+                <w:b w:val="0"/>
+                <w:i w:val="0"/>
+                <w:sz w:val="24"/>
+              </w:rPr>
+              <w:t>Relational Database Service — dịch vụ cơ sở dữ liệu quan hệ AWS</w:t>
+            </w:r>
+          </w:p>
+        </w:tc>
+      </w:tr>
+      <w:tr>
+        <w:tc>
+          <w:tcPr>
+            <w:tcW w:type="dxa" w:w="1984"/>
+          </w:tcPr>
+          <w:p>
+            <w:r>
+              <w:rPr>
+                <w:rFonts w:ascii="Times New Roman" w:hAnsi="Times New Roman" w:eastAsia="Times New Roman"/>
+                <w:b/>
+                <w:i w:val="0"/>
+                <w:sz w:val="24"/>
+              </w:rPr>
+              <w:t>SES</w:t>
+            </w:r>
+          </w:p>
+        </w:tc>
+        <w:tc>
+          <w:tcPr>
+            <w:tcW w:type="dxa" w:w="7087"/>
+          </w:tcPr>
+          <w:p>
+            <w:r>
+              <w:rPr>
+                <w:rFonts w:ascii="Times New Roman" w:hAnsi="Times New Roman" w:eastAsia="Times New Roman"/>
+                <w:b w:val="0"/>
+                <w:i w:val="0"/>
+                <w:sz w:val="24"/>
+              </w:rPr>
+              <w:t>Simple Email Service — dịch vụ gửi email AWS</w:t>
+            </w:r>
+          </w:p>
+        </w:tc>
+      </w:tr>
+      <w:tr>
+        <w:tc>
+          <w:tcPr>
+            <w:tcW w:type="dxa" w:w="1984"/>
+          </w:tcPr>
+          <w:p>
+            <w:r>
+              <w:rPr>
+                <w:rFonts w:ascii="Times New Roman" w:hAnsi="Times New Roman" w:eastAsia="Times New Roman"/>
+                <w:b/>
+                <w:i w:val="0"/>
+                <w:sz w:val="24"/>
+              </w:rPr>
+              <w:t>OWASP</w:t>
+            </w:r>
+          </w:p>
+        </w:tc>
+        <w:tc>
+          <w:tcPr>
+            <w:tcW w:type="dxa" w:w="7087"/>
+          </w:tcPr>
+          <w:p>
+            <w:r>
+              <w:rPr>
+                <w:rFonts w:ascii="Times New Roman" w:hAnsi="Times New Roman" w:eastAsia="Times New Roman"/>
+                <w:b w:val="0"/>
+                <w:i w:val="0"/>
+                <w:sz w:val="24"/>
+              </w:rPr>
+              <w:t>Open Worldwide Application Security Project</w:t>
+            </w:r>
+          </w:p>
+        </w:tc>
+      </w:tr>
+      <w:tr>
+        <w:tc>
+          <w:tcPr>
+            <w:tcW w:type="dxa" w:w="1984"/>
+          </w:tcPr>
+          <w:p>
+            <w:r>
+              <w:rPr>
+                <w:rFonts w:ascii="Times New Roman" w:hAnsi="Times New Roman" w:eastAsia="Times New Roman"/>
+                <w:b/>
+                <w:i w:val="0"/>
+                <w:sz w:val="24"/>
+              </w:rPr>
+              <w:t>OIDC</w:t>
+            </w:r>
+          </w:p>
+        </w:tc>
+        <w:tc>
+          <w:tcPr>
+            <w:tcW w:type="dxa" w:w="7087"/>
+          </w:tcPr>
+          <w:p>
+            <w:r>
+              <w:rPr>
+                <w:rFonts w:ascii="Times New Roman" w:hAnsi="Times New Roman" w:eastAsia="Times New Roman"/>
+                <w:b w:val="0"/>
+                <w:i w:val="0"/>
+                <w:sz w:val="24"/>
+              </w:rPr>
+              <w:t>OpenID Connect — chuẩn xác thực OAuth 2.0 mở rộng</w:t>
+            </w:r>
+          </w:p>
+        </w:tc>
+      </w:tr>
+      <w:tr>
+        <w:tc>
+          <w:tcPr>
+            <w:tcW w:type="dxa" w:w="1984"/>
+          </w:tcPr>
+          <w:p>
+            <w:r>
+              <w:rPr>
+                <w:rFonts w:ascii="Times New Roman" w:hAnsi="Times New Roman" w:eastAsia="Times New Roman"/>
+                <w:b/>
+                <w:i w:val="0"/>
+                <w:sz w:val="24"/>
+              </w:rPr>
+              <w:t>TDD</w:t>
+            </w:r>
+          </w:p>
+        </w:tc>
+        <w:tc>
+          <w:tcPr>
+            <w:tcW w:type="dxa" w:w="7087"/>
+          </w:tcPr>
+          <w:p>
+            <w:r>
+              <w:rPr>
+                <w:rFonts w:ascii="Times New Roman" w:hAnsi="Times New Roman" w:eastAsia="Times New Roman"/>
+                <w:b w:val="0"/>
+                <w:i w:val="0"/>
+                <w:sz w:val="24"/>
+              </w:rPr>
+              <w:t>Test-Driven Development</w:t>
+            </w:r>
+          </w:p>
+        </w:tc>
+      </w:tr>
+      <w:tr>
+        <w:tc>
+          <w:tcPr>
+            <w:tcW w:type="dxa" w:w="1984"/>
+          </w:tcPr>
+          <w:p>
+            <w:r>
+              <w:rPr>
+                <w:rFonts w:ascii="Times New Roman" w:hAnsi="Times New Roman" w:eastAsia="Times New Roman"/>
+                <w:b/>
+                <w:i w:val="0"/>
+                <w:sz w:val="24"/>
+              </w:rPr>
+              <w:t>DDD</w:t>
+            </w:r>
+          </w:p>
+        </w:tc>
+        <w:tc>
+          <w:tcPr>
+            <w:tcW w:type="dxa" w:w="7087"/>
+          </w:tcPr>
+          <w:p>
+            <w:r>
+              <w:rPr>
+                <w:rFonts w:ascii="Times New Roman" w:hAnsi="Times New Roman" w:eastAsia="Times New Roman"/>
+                <w:b w:val="0"/>
+                <w:i w:val="0"/>
+                <w:sz w:val="24"/>
+              </w:rPr>
+              <w:t>Domain-Driven Design</w:t>
+            </w:r>
+          </w:p>
+        </w:tc>
+      </w:tr>
+      <w:tr>
+        <w:tc>
+          <w:tcPr>
+            <w:tcW w:type="dxa" w:w="1984"/>
+          </w:tcPr>
+          <w:p>
+            <w:r>
+              <w:rPr>
+                <w:rFonts w:ascii="Times New Roman" w:hAnsi="Times New Roman" w:eastAsia="Times New Roman"/>
+                <w:b/>
+                <w:i w:val="0"/>
+                <w:sz w:val="24"/>
+              </w:rPr>
+              <w:t>MVP</w:t>
+            </w:r>
+          </w:p>
+        </w:tc>
+        <w:tc>
+          <w:tcPr>
+            <w:tcW w:type="dxa" w:w="7087"/>
+          </w:tcPr>
+          <w:p>
+            <w:r>
+              <w:rPr>
+                <w:rFonts w:ascii="Times New Roman" w:hAnsi="Times New Roman" w:eastAsia="Times New Roman"/>
+                <w:b w:val="0"/>
+                <w:i w:val="0"/>
+                <w:sz w:val="24"/>
+              </w:rPr>
+              <w:t>Minimum Viable Product — sản phẩm tối thiểu khả dụng</w:t>
+            </w:r>
+          </w:p>
+        </w:tc>
+      </w:tr>
+      <w:tr>
+        <w:tc>
+          <w:tcPr>
+            <w:tcW w:type="dxa" w:w="1984"/>
+          </w:tcPr>
+          <w:p>
+            <w:r>
+              <w:rPr>
+                <w:rFonts w:ascii="Times New Roman" w:hAnsi="Times New Roman" w:eastAsia="Times New Roman"/>
+                <w:b/>
+                <w:i w:val="0"/>
+                <w:sz w:val="24"/>
+              </w:rPr>
+              <w:t>KPI</w:t>
+            </w:r>
+          </w:p>
+        </w:tc>
+        <w:tc>
+          <w:tcPr>
+            <w:tcW w:type="dxa" w:w="7087"/>
+          </w:tcPr>
+          <w:p>
+            <w:r>
+              <w:rPr>
+                <w:rFonts w:ascii="Times New Roman" w:hAnsi="Times New Roman" w:eastAsia="Times New Roman"/>
+                <w:b w:val="0"/>
+                <w:i w:val="0"/>
+                <w:sz w:val="24"/>
+              </w:rPr>
+              <w:t>Key Performance Indicator — chỉ số hiệu suất chính</w:t>
+            </w:r>
+          </w:p>
+        </w:tc>
+      </w:tr>
+      <w:tr>
+        <w:tc>
+          <w:tcPr>
+            <w:tcW w:type="dxa" w:w="1984"/>
+          </w:tcPr>
+          <w:p>
+            <w:r>
+              <w:rPr>
+                <w:rFonts w:ascii="Times New Roman" w:hAnsi="Times New Roman" w:eastAsia="Times New Roman"/>
+                <w:b/>
+                <w:i w:val="0"/>
+                <w:sz w:val="24"/>
+              </w:rPr>
+              <w:t>LMS</w:t>
+            </w:r>
+          </w:p>
+        </w:tc>
+        <w:tc>
+          <w:tcPr>
+            <w:tcW w:type="dxa" w:w="7087"/>
+          </w:tcPr>
+          <w:p>
+            <w:r>
+              <w:rPr>
+                <w:rFonts w:ascii="Times New Roman" w:hAnsi="Times New Roman" w:eastAsia="Times New Roman"/>
+                <w:b w:val="0"/>
+                <w:i w:val="0"/>
+                <w:sz w:val="24"/>
+              </w:rPr>
+              <w:t>Learning Management System — hệ quản lý học tập</w:t>
+            </w:r>
+          </w:p>
+        </w:tc>
+      </w:tr>
+      <w:tr>
+        <w:tc>
+          <w:tcPr>
+            <w:tcW w:type="dxa" w:w="1984"/>
+          </w:tcPr>
+          <w:p>
+            <w:r>
+              <w:rPr>
+                <w:rFonts w:ascii="Times New Roman" w:hAnsi="Times New Roman" w:eastAsia="Times New Roman"/>
+                <w:b/>
+                <w:i w:val="0"/>
+                <w:sz w:val="24"/>
+              </w:rPr>
+              <w:t>ISO</w:t>
+            </w:r>
+          </w:p>
+        </w:tc>
+        <w:tc>
+          <w:tcPr>
+            <w:tcW w:type="dxa" w:w="7087"/>
+          </w:tcPr>
+          <w:p>
+            <w:r>
+              <w:rPr>
+                <w:rFonts w:ascii="Times New Roman" w:hAnsi="Times New Roman" w:eastAsia="Times New Roman"/>
+                <w:b w:val="0"/>
+                <w:i w:val="0"/>
+                <w:sz w:val="24"/>
+              </w:rPr>
+              <w:t>International Organization for Standardization</w:t>
+            </w:r>
+          </w:p>
+        </w:tc>
+      </w:tr>
+      <w:tr>
+        <w:tc>
+          <w:tcPr>
+            <w:tcW w:type="dxa" w:w="1984"/>
+          </w:tcPr>
+          <w:p>
+            <w:r>
+              <w:rPr>
+                <w:rFonts w:ascii="Times New Roman" w:hAnsi="Times New Roman" w:eastAsia="Times New Roman"/>
+                <w:b/>
+                <w:i w:val="0"/>
+                <w:sz w:val="24"/>
+              </w:rPr>
+              <w:t>IEEE</w:t>
+            </w:r>
+          </w:p>
+        </w:tc>
+        <w:tc>
+          <w:tcPr>
+            <w:tcW w:type="dxa" w:w="7087"/>
+          </w:tcPr>
+          <w:p>
+            <w:r>
+              <w:rPr>
+                <w:rFonts w:ascii="Times New Roman" w:hAnsi="Times New Roman" w:eastAsia="Times New Roman"/>
+                <w:b w:val="0"/>
+                <w:i w:val="0"/>
+                <w:sz w:val="24"/>
+              </w:rPr>
+              <w:t>Institute of Electrical and Electronics Engineers</w:t>
+            </w:r>
+          </w:p>
+        </w:tc>
+      </w:tr>
+      <w:tr>
+        <w:tc>
+          <w:tcPr>
+            <w:tcW w:type="dxa" w:w="1984"/>
+          </w:tcPr>
+          <w:p>
+            <w:r>
+              <w:rPr>
+                <w:rFonts w:ascii="Times New Roman" w:hAnsi="Times New Roman" w:eastAsia="Times New Roman"/>
+                <w:b/>
+                <w:i w:val="0"/>
+                <w:sz w:val="24"/>
+              </w:rPr>
+              <w:t>UTC GTVT</w:t>
+            </w:r>
+          </w:p>
+        </w:tc>
+        <w:tc>
+          <w:tcPr>
+            <w:tcW w:type="dxa" w:w="7087"/>
+          </w:tcPr>
+          <w:p>
+            <w:r>
+              <w:rPr>
+                <w:rFonts w:ascii="Times New Roman" w:hAnsi="Times New Roman" w:eastAsia="Times New Roman"/>
+                <w:b w:val="0"/>
+                <w:i w:val="0"/>
+                <w:sz w:val="24"/>
+              </w:rPr>
+              <w:t>Trường Đại học Giao thông Vận tải — University of Transport and Communications</w:t>
+            </w:r>
+          </w:p>
+        </w:tc>
+      </w:tr>
+    </w:tbl>
     <w:p>
       <w:pPr>
         <w:sectPr>
@@ -954,1634 +2663,6 @@
           </w:pgBorders>
         </w:sectPr>
       </w:pPr>
-    </w:p>
-    <w:p>
-      <w:r>
-        <w:br w:type="page"/>
-      </w:r>
-    </w:p>
-    <w:p>
-      <w:pPr>
-        <w:spacing w:after="480"/>
-        <w:jc w:val="center"/>
-      </w:pPr>
-      <w:r>
-        <w:rPr>
-          <w:rFonts w:ascii="Times New Roman" w:hAnsi="Times New Roman" w:eastAsia="Times New Roman"/>
-          <w:b/>
-          <w:i w:val="0"/>
-          <w:sz w:val="32"/>
-        </w:rPr>
-        <w:t>LỜI CẢM ƠN</w:t>
-      </w:r>
-    </w:p>
-    <w:p>
-      <w:pPr>
-        <w:spacing w:line="288" w:lineRule="auto"/>
-        <w:ind w:firstLine="567"/>
-        <w:jc w:val="both"/>
-      </w:pPr>
-      <w:r>
-        <w:rPr>
-          <w:rFonts w:ascii="Times New Roman" w:hAnsi="Times New Roman" w:eastAsia="Times New Roman"/>
-          <w:b w:val="0"/>
-          <w:i w:val="0"/>
-          <w:sz w:val="26"/>
-        </w:rPr>
-        <w:t>Trước hết, tôi xin bày tỏ lòng biết ơn sâu sắc đến TS. Nguyễn Đức Dư, giảng viên hướng dẫn thuộc Khoa Công nghệ thông tin, Đại học Giao thông Vận tải. Thầy đã tận tình hướng dẫn tôi từ giai đoạn xác định đề tài, định hướng phạm vi nghiên cứu và phương pháp luận, đến việc đóng góp ý kiến chuyên môn quan trọng trong suốt quá trình thực hiện. Tư duy nghiêm túc trong học thuật và tinh thần phản biện mà thầy truyền đạt đã giúp tôi nâng cao chất lượng đồ án một cách rõ rệt.</w:t>
-      </w:r>
-    </w:p>
-    <w:p>
-      <w:pPr>
-        <w:spacing w:line="288" w:lineRule="auto"/>
-        <w:ind w:firstLine="567"/>
-        <w:jc w:val="both"/>
-      </w:pPr>
-      <w:r>
-        <w:rPr>
-          <w:rFonts w:ascii="Times New Roman" w:hAnsi="Times New Roman" w:eastAsia="Times New Roman"/>
-          <w:b w:val="0"/>
-          <w:i w:val="0"/>
-          <w:sz w:val="26"/>
-        </w:rPr>
-        <w:t>Tôi xin chân thành cảm ơn Khoa Công nghệ thông tin và Đại học Giao thông Vận tải đã tạo điều kiện thuận lợi để tôi được tiếp cận với các kiến thức nền tảng về Công nghệ phần mềm, Kiến trúc hệ thống phân tán và các công nghệ thực tiễn trong ngành. Sự hỗ trợ của quý thầy cô là nền tảng quan trọng giúp tôi có đủ năng lực thực hiện đề tài này.</w:t>
-      </w:r>
-    </w:p>
-    <w:p>
-      <w:pPr>
-        <w:spacing w:line="288" w:lineRule="auto"/>
-        <w:ind w:firstLine="567"/>
-        <w:jc w:val="both"/>
-      </w:pPr>
-      <w:r>
-        <w:rPr>
-          <w:rFonts w:ascii="Times New Roman" w:hAnsi="Times New Roman" w:eastAsia="Times New Roman"/>
-          <w:b w:val="0"/>
-          <w:i w:val="0"/>
-          <w:sz w:val="26"/>
-        </w:rPr>
-        <w:t>Cuối cùng, tôi xin gửi lời cảm ơn tới gia đình, bạn bè và những người thân đã luôn quan tâm, động viên và hỗ trợ tôi cả về tinh thần lẫn vật chất trong suốt thời gian học tập và thực hiện đồ án. Do thời gian và kinh nghiệm còn hạn chế, đồ án không tránh khỏi những thiếu sót; tôi rất mong nhận được ý kiến đóng góp từ quý thầy cô để đồ án được hoàn thiện hơn.</w:t>
-      </w:r>
-    </w:p>
-    <w:p/>
-    <w:p/>
-    <w:p/>
-    <w:p>
-      <w:pPr>
-        <w:jc w:val="right"/>
-      </w:pPr>
-      <w:r>
-        <w:rPr>
-          <w:rFonts w:ascii="Times New Roman" w:hAnsi="Times New Roman" w:eastAsia="Times New Roman"/>
-          <w:b w:val="0"/>
-          <w:i/>
-          <w:sz w:val="26"/>
-        </w:rPr>
-        <w:t>Hà Nội, ngày … tháng … năm 2026</w:t>
-      </w:r>
-    </w:p>
-    <w:p>
-      <w:pPr>
-        <w:jc w:val="right"/>
-      </w:pPr>
-      <w:r>
-        <w:rPr>
-          <w:rFonts w:ascii="Times New Roman" w:hAnsi="Times New Roman" w:eastAsia="Times New Roman"/>
-          <w:b/>
-          <w:i w:val="0"/>
-          <w:sz w:val="26"/>
-        </w:rPr>
-        <w:t>Sinh viên thực hiện</w:t>
-      </w:r>
-    </w:p>
-    <w:p/>
-    <w:p/>
-    <w:p>
-      <w:pPr>
-        <w:jc w:val="right"/>
-      </w:pPr>
-      <w:r>
-        <w:rPr>
-          <w:rFonts w:ascii="Times New Roman" w:hAnsi="Times New Roman" w:eastAsia="Times New Roman"/>
-          <w:b/>
-          <w:i w:val="0"/>
-          <w:sz w:val="26"/>
-        </w:rPr>
-        <w:t>Nguyễn Văn Kiệt</w:t>
-      </w:r>
-    </w:p>
-    <w:p>
-      <w:pPr>
-        <w:sectPr>
-          <w:headerReference w:type="default" r:id="rId40"/>
-          <w:pgSz w:w="11906" w:h="16838"/>
-          <w:pgMar w:top="1417" w:right="1134" w:bottom="1417" w:left="1701" w:header="720" w:footer="720" w:gutter="283"/>
-          <w:cols w:space="720"/>
-          <w:docGrid w:linePitch="360"/>
-        </w:sectPr>
-      </w:pPr>
-    </w:p>
-    <w:p>
-      <w:r>
-        <w:br w:type="page"/>
-      </w:r>
-    </w:p>
-    <w:p>
-      <w:pPr>
-        <w:spacing w:after="360"/>
-        <w:jc w:val="center"/>
-      </w:pPr>
-      <w:r>
-        <w:rPr>
-          <w:rFonts w:ascii="Times New Roman" w:hAnsi="Times New Roman" w:eastAsia="Times New Roman"/>
-          <w:b/>
-          <w:i w:val="0"/>
-          <w:sz w:val="32"/>
-        </w:rPr>
-        <w:t>MỤC LỤC</w:t>
-      </w:r>
-    </w:p>
-    <w:p>
-      <w:pPr>
-        <w:jc w:val="left"/>
-      </w:pPr>
-      <w:r>
-        <w:fldChar w:fldCharType="begin"/>
-        <w:instrText xml:space="preserve">TOC \o "1-3" \h \z \u</w:instrText>
-        <w:fldChar w:fldCharType="end"/>
-      </w:r>
-    </w:p>
-    <w:p>
-      <w:pPr>
-        <w:spacing w:before="240"/>
-        <w:jc w:val="center"/>
-      </w:pPr>
-      <w:r>
-        <w:rPr>
-          <w:rFonts w:ascii="Times New Roman" w:hAnsi="Times New Roman" w:eastAsia="Times New Roman"/>
-          <w:b w:val="0"/>
-          <w:i/>
-          <w:color w:val="808080"/>
-          <w:sz w:val="22"/>
-        </w:rPr>
-        <w:t>(Bấm Ctrl+A rồi F9 trong Word để cập nhật mục lục)</w:t>
-      </w:r>
-    </w:p>
-    <w:p>
-      <w:r>
-        <w:br w:type="page"/>
-      </w:r>
-    </w:p>
-    <w:p>
-      <w:pPr>
-        <w:spacing w:after="360"/>
-        <w:jc w:val="center"/>
-      </w:pPr>
-      <w:r>
-        <w:rPr>
-          <w:rFonts w:ascii="Times New Roman" w:hAnsi="Times New Roman" w:eastAsia="Times New Roman"/>
-          <w:b/>
-          <w:i w:val="0"/>
-          <w:sz w:val="32"/>
-        </w:rPr>
-        <w:t>DANH MỤC HÌNH VẼ</w:t>
-      </w:r>
-    </w:p>
-    <w:p>
-      <w:pPr>
-        <w:jc w:val="left"/>
-      </w:pPr>
-      <w:r>
-        <w:fldChar w:fldCharType="begin"/>
-        <w:instrText xml:space="preserve">TOC \h \z \c "Figure"</w:instrText>
-        <w:fldChar w:fldCharType="end"/>
-      </w:r>
-    </w:p>
-    <w:p>
-      <w:pPr>
-        <w:spacing w:before="240"/>
-        <w:jc w:val="center"/>
-      </w:pPr>
-      <w:r>
-        <w:rPr>
-          <w:rFonts w:ascii="Times New Roman" w:hAnsi="Times New Roman" w:eastAsia="Times New Roman"/>
-          <w:b w:val="0"/>
-          <w:i/>
-          <w:color w:val="808080"/>
-          <w:sz w:val="22"/>
-        </w:rPr>
-        <w:t>(Đang được bổ sung khi thêm hình minh hoạ — Wave 103+)</w:t>
-      </w:r>
-    </w:p>
-    <w:p>
-      <w:pPr>
-        <w:spacing w:before="480" w:after="360"/>
-        <w:jc w:val="center"/>
-      </w:pPr>
-      <w:r>
-        <w:rPr>
-          <w:rFonts w:ascii="Times New Roman" w:hAnsi="Times New Roman" w:eastAsia="Times New Roman"/>
-          <w:b/>
-          <w:i w:val="0"/>
-          <w:sz w:val="32"/>
-        </w:rPr>
-        <w:t>DANH MỤC BẢNG BIỂU</w:t>
-      </w:r>
-    </w:p>
-    <w:p>
-      <w:pPr>
-        <w:jc w:val="left"/>
-      </w:pPr>
-      <w:r>
-        <w:fldChar w:fldCharType="begin"/>
-        <w:instrText xml:space="preserve">TOC \h \z \c "Table"</w:instrText>
-        <w:fldChar w:fldCharType="end"/>
-      </w:r>
-    </w:p>
-    <w:p>
-      <w:r>
-        <w:br w:type="page"/>
-      </w:r>
-    </w:p>
-    <w:p>
-      <w:pPr>
-        <w:spacing w:after="360"/>
-        <w:jc w:val="center"/>
-      </w:pPr>
-      <w:r>
-        <w:rPr>
-          <w:rFonts w:ascii="Times New Roman" w:hAnsi="Times New Roman" w:eastAsia="Times New Roman"/>
-          <w:b/>
-          <w:i w:val="0"/>
-          <w:sz w:val="32"/>
-        </w:rPr>
-        <w:t>DANH MỤC THUẬT NGỮ</w:t>
-      </w:r>
-    </w:p>
-    <w:tbl>
-      <w:tblPr>
-        <w:tblStyle w:val="TableGrid"/>
-        <w:tblW w:type="auto" w:w="0"/>
-        <w:jc w:val="center"/>
-        <w:tblLook w:firstColumn="1" w:firstRow="1" w:lastColumn="0" w:lastRow="0" w:noHBand="0" w:noVBand="1" w:val="04A0"/>
-      </w:tblPr>
-      <w:tblGrid>
-        <w:gridCol w:w="4320"/>
-        <w:gridCol w:w="4320"/>
-      </w:tblGrid>
-      <w:tr>
-        <w:tc>
-          <w:tcPr>
-            <w:tcW w:type="dxa" w:w="2551"/>
-          </w:tcPr>
-          <w:p>
-            <w:pPr>
-              <w:jc w:val="center"/>
-            </w:pPr>
-            <w:r>
-              <w:rPr>
-                <w:rFonts w:ascii="Times New Roman" w:hAnsi="Times New Roman" w:eastAsia="Times New Roman"/>
-                <w:b/>
-                <w:i w:val="0"/>
-                <w:sz w:val="24"/>
-              </w:rPr>
-              <w:t>Thuật ngữ</w:t>
-            </w:r>
-          </w:p>
-        </w:tc>
-        <w:tc>
-          <w:tcPr>
-            <w:tcW w:type="dxa" w:w="6520"/>
-          </w:tcPr>
-          <w:p>
-            <w:pPr>
-              <w:jc w:val="center"/>
-            </w:pPr>
-            <w:r>
-              <w:rPr>
-                <w:rFonts w:ascii="Times New Roman" w:hAnsi="Times New Roman" w:eastAsia="Times New Roman"/>
-                <w:b/>
-                <w:i w:val="0"/>
-                <w:sz w:val="24"/>
-              </w:rPr>
-              <w:t>Giải thích</w:t>
-            </w:r>
-          </w:p>
-        </w:tc>
-      </w:tr>
-      <w:tr>
-        <w:tc>
-          <w:tcPr>
-            <w:tcW w:type="dxa" w:w="2551"/>
-          </w:tcPr>
-          <w:p>
-            <w:r>
-              <w:rPr>
-                <w:rFonts w:ascii="Times New Roman" w:hAnsi="Times New Roman" w:eastAsia="Times New Roman"/>
-                <w:b/>
-                <w:i w:val="0"/>
-                <w:sz w:val="24"/>
-              </w:rPr>
-              <w:t>Multi-tenant</w:t>
-            </w:r>
-          </w:p>
-        </w:tc>
-        <w:tc>
-          <w:tcPr>
-            <w:tcW w:type="dxa" w:w="6520"/>
-          </w:tcPr>
-          <w:p>
-            <w:r>
-              <w:rPr>
-                <w:rFonts w:ascii="Times New Roman" w:hAnsi="Times New Roman" w:eastAsia="Times New Roman"/>
-                <w:b w:val="0"/>
-                <w:i w:val="0"/>
-                <w:sz w:val="24"/>
-              </w:rPr>
-              <w:t>Kiến trúc phần mềm cho phép nhiều tổ chức (tenant) dùng chung một hệ thống với dữ liệu cách ly</w:t>
-            </w:r>
-          </w:p>
-        </w:tc>
-      </w:tr>
-      <w:tr>
-        <w:tc>
-          <w:tcPr>
-            <w:tcW w:type="dxa" w:w="2551"/>
-          </w:tcPr>
-          <w:p>
-            <w:r>
-              <w:rPr>
-                <w:rFonts w:ascii="Times New Roman" w:hAnsi="Times New Roman" w:eastAsia="Times New Roman"/>
-                <w:b/>
-                <w:i w:val="0"/>
-                <w:sz w:val="24"/>
-              </w:rPr>
-              <w:t>Row-Level Security</w:t>
-            </w:r>
-          </w:p>
-        </w:tc>
-        <w:tc>
-          <w:tcPr>
-            <w:tcW w:type="dxa" w:w="6520"/>
-          </w:tcPr>
-          <w:p>
-            <w:r>
-              <w:rPr>
-                <w:rFonts w:ascii="Times New Roman" w:hAnsi="Times New Roman" w:eastAsia="Times New Roman"/>
-                <w:b w:val="0"/>
-                <w:i w:val="0"/>
-                <w:sz w:val="24"/>
-              </w:rPr>
-              <w:t>Cơ chế cách ly dữ liệu cấp dòng trên PostgreSQL — DB enforces filtering theo tenant context</w:t>
-            </w:r>
-          </w:p>
-        </w:tc>
-      </w:tr>
-      <w:tr>
-        <w:tc>
-          <w:tcPr>
-            <w:tcW w:type="dxa" w:w="2551"/>
-          </w:tcPr>
-          <w:p>
-            <w:r>
-              <w:rPr>
-                <w:rFonts w:ascii="Times New Roman" w:hAnsi="Times New Roman" w:eastAsia="Times New Roman"/>
-                <w:b/>
-                <w:i w:val="0"/>
-                <w:sz w:val="24"/>
-              </w:rPr>
-              <w:t>Software as a Service</w:t>
-            </w:r>
-          </w:p>
-        </w:tc>
-        <w:tc>
-          <w:tcPr>
-            <w:tcW w:type="dxa" w:w="6520"/>
-          </w:tcPr>
-          <w:p>
-            <w:r>
-              <w:rPr>
-                <w:rFonts w:ascii="Times New Roman" w:hAnsi="Times New Roman" w:eastAsia="Times New Roman"/>
-                <w:b w:val="0"/>
-                <w:i w:val="0"/>
-                <w:sz w:val="24"/>
-              </w:rPr>
-              <w:t>Mô hình triển khai phần mềm dạng dịch vụ điện toán đám mây, người dùng truy cập qua web</w:t>
-            </w:r>
-          </w:p>
-        </w:tc>
-      </w:tr>
-      <w:tr>
-        <w:tc>
-          <w:tcPr>
-            <w:tcW w:type="dxa" w:w="2551"/>
-          </w:tcPr>
-          <w:p>
-            <w:r>
-              <w:rPr>
-                <w:rFonts w:ascii="Times New Roman" w:hAnsi="Times New Roman" w:eastAsia="Times New Roman"/>
-                <w:b/>
-                <w:i w:val="0"/>
-                <w:sz w:val="24"/>
-              </w:rPr>
-              <w:t>Domain-Driven Design</w:t>
-            </w:r>
-          </w:p>
-        </w:tc>
-        <w:tc>
-          <w:tcPr>
-            <w:tcW w:type="dxa" w:w="6520"/>
-          </w:tcPr>
-          <w:p>
-            <w:r>
-              <w:rPr>
-                <w:rFonts w:ascii="Times New Roman" w:hAnsi="Times New Roman" w:eastAsia="Times New Roman"/>
-                <w:b w:val="0"/>
-                <w:i w:val="0"/>
-                <w:sz w:val="24"/>
-              </w:rPr>
-              <w:t>Phương pháp thiết kế phần mềm hướng theo miền nghiệp vụ — chia hệ thống theo bounded contexts</w:t>
-            </w:r>
-          </w:p>
-        </w:tc>
-      </w:tr>
-      <w:tr>
-        <w:tc>
-          <w:tcPr>
-            <w:tcW w:type="dxa" w:w="2551"/>
-          </w:tcPr>
-          <w:p>
-            <w:r>
-              <w:rPr>
-                <w:rFonts w:ascii="Times New Roman" w:hAnsi="Times New Roman" w:eastAsia="Times New Roman"/>
-                <w:b/>
-                <w:i w:val="0"/>
-                <w:sz w:val="24"/>
-              </w:rPr>
-              <w:t>Test-Driven Development</w:t>
-            </w:r>
-          </w:p>
-        </w:tc>
-        <w:tc>
-          <w:tcPr>
-            <w:tcW w:type="dxa" w:w="6520"/>
-          </w:tcPr>
-          <w:p>
-            <w:r>
-              <w:rPr>
-                <w:rFonts w:ascii="Times New Roman" w:hAnsi="Times New Roman" w:eastAsia="Times New Roman"/>
-                <w:b w:val="0"/>
-                <w:i w:val="0"/>
-                <w:sz w:val="24"/>
-              </w:rPr>
-              <w:t>Phương pháp phát triển dựa trên kiểm thử — viết test trước khi viết code (Red-Green-Refactor)</w:t>
-            </w:r>
-          </w:p>
-        </w:tc>
-      </w:tr>
-      <w:tr>
-        <w:tc>
-          <w:tcPr>
-            <w:tcW w:type="dxa" w:w="2551"/>
-          </w:tcPr>
-          <w:p>
-            <w:r>
-              <w:rPr>
-                <w:rFonts w:ascii="Times New Roman" w:hAnsi="Times New Roman" w:eastAsia="Times New Roman"/>
-                <w:b/>
-                <w:i w:val="0"/>
-                <w:sz w:val="24"/>
-              </w:rPr>
-              <w:t>Continuous Integration</w:t>
-            </w:r>
-          </w:p>
-        </w:tc>
-        <w:tc>
-          <w:tcPr>
-            <w:tcW w:type="dxa" w:w="6520"/>
-          </w:tcPr>
-          <w:p>
-            <w:r>
-              <w:rPr>
-                <w:rFonts w:ascii="Times New Roman" w:hAnsi="Times New Roman" w:eastAsia="Times New Roman"/>
-                <w:b w:val="0"/>
-                <w:i w:val="0"/>
-                <w:sz w:val="24"/>
-              </w:rPr>
-              <w:t>Quy trình tích hợp code thường xuyên vào nhánh chung kèm automated build + test</w:t>
-            </w:r>
-          </w:p>
-        </w:tc>
-      </w:tr>
-      <w:tr>
-        <w:tc>
-          <w:tcPr>
-            <w:tcW w:type="dxa" w:w="2551"/>
-          </w:tcPr>
-          <w:p>
-            <w:r>
-              <w:rPr>
-                <w:rFonts w:ascii="Times New Roman" w:hAnsi="Times New Roman" w:eastAsia="Times New Roman"/>
-                <w:b/>
-                <w:i w:val="0"/>
-                <w:sz w:val="24"/>
-              </w:rPr>
-              <w:t>Continuous Deployment</w:t>
-            </w:r>
-          </w:p>
-        </w:tc>
-        <w:tc>
-          <w:tcPr>
-            <w:tcW w:type="dxa" w:w="6520"/>
-          </w:tcPr>
-          <w:p>
-            <w:r>
-              <w:rPr>
-                <w:rFonts w:ascii="Times New Roman" w:hAnsi="Times New Roman" w:eastAsia="Times New Roman"/>
-                <w:b w:val="0"/>
-                <w:i w:val="0"/>
-                <w:sz w:val="24"/>
-              </w:rPr>
-              <w:t>Quy trình triển khai tự động từ code lên môi trường production sau khi pass CI</w:t>
-            </w:r>
-          </w:p>
-        </w:tc>
-      </w:tr>
-      <w:tr>
-        <w:tc>
-          <w:tcPr>
-            <w:tcW w:type="dxa" w:w="2551"/>
-          </w:tcPr>
-          <w:p>
-            <w:r>
-              <w:rPr>
-                <w:rFonts w:ascii="Times New Roman" w:hAnsi="Times New Roman" w:eastAsia="Times New Roman"/>
-                <w:b/>
-                <w:i w:val="0"/>
-                <w:sz w:val="24"/>
-              </w:rPr>
-              <w:t>Outbox Pattern</w:t>
-            </w:r>
-          </w:p>
-        </w:tc>
-        <w:tc>
-          <w:tcPr>
-            <w:tcW w:type="dxa" w:w="6520"/>
-          </w:tcPr>
-          <w:p>
-            <w:r>
-              <w:rPr>
-                <w:rFonts w:ascii="Times New Roman" w:hAnsi="Times New Roman" w:eastAsia="Times New Roman"/>
-                <w:b w:val="0"/>
-                <w:i w:val="0"/>
-                <w:sz w:val="24"/>
-              </w:rPr>
-              <w:t>Mẫu thiết kế đảm bảo tính nhất quán giữa lưu DB + phát message qua message broker</w:t>
-            </w:r>
-          </w:p>
-        </w:tc>
-      </w:tr>
-      <w:tr>
-        <w:tc>
-          <w:tcPr>
-            <w:tcW w:type="dxa" w:w="2551"/>
-          </w:tcPr>
-          <w:p>
-            <w:r>
-              <w:rPr>
-                <w:rFonts w:ascii="Times New Roman" w:hAnsi="Times New Roman" w:eastAsia="Times New Roman"/>
-                <w:b/>
-                <w:i w:val="0"/>
-                <w:sz w:val="24"/>
-              </w:rPr>
-              <w:t>Defense-in-depth</w:t>
-            </w:r>
-          </w:p>
-        </w:tc>
-        <w:tc>
-          <w:tcPr>
-            <w:tcW w:type="dxa" w:w="6520"/>
-          </w:tcPr>
-          <w:p>
-            <w:r>
-              <w:rPr>
-                <w:rFonts w:ascii="Times New Roman" w:hAnsi="Times New Roman" w:eastAsia="Times New Roman"/>
-                <w:b w:val="0"/>
-                <w:i w:val="0"/>
-                <w:sz w:val="24"/>
-              </w:rPr>
-              <w:t>Chiến lược bảo mật nhiều lớp — mỗi lớp độc lập kiểm tra tránh single-point failure</w:t>
-            </w:r>
-          </w:p>
-        </w:tc>
-      </w:tr>
-      <w:tr>
-        <w:tc>
-          <w:tcPr>
-            <w:tcW w:type="dxa" w:w="2551"/>
-          </w:tcPr>
-          <w:p>
-            <w:r>
-              <w:rPr>
-                <w:rFonts w:ascii="Times New Roman" w:hAnsi="Times New Roman" w:eastAsia="Times New Roman"/>
-                <w:b/>
-                <w:i w:val="0"/>
-                <w:sz w:val="24"/>
-              </w:rPr>
-              <w:t>Pool model</w:t>
-            </w:r>
-          </w:p>
-        </w:tc>
-        <w:tc>
-          <w:tcPr>
-            <w:tcW w:type="dxa" w:w="6520"/>
-          </w:tcPr>
-          <w:p>
-            <w:r>
-              <w:rPr>
-                <w:rFonts w:ascii="Times New Roman" w:hAnsi="Times New Roman" w:eastAsia="Times New Roman"/>
-                <w:b w:val="0"/>
-                <w:i w:val="0"/>
-                <w:sz w:val="24"/>
-              </w:rPr>
-              <w:t>Mô hình multi-tenant chia sẻ tài nguyên hạ tầng dùng RLS để cách ly dữ liệu</w:t>
-            </w:r>
-          </w:p>
-        </w:tc>
-      </w:tr>
-    </w:tbl>
-    <w:p>
-      <w:r>
-        <w:br w:type="page"/>
-      </w:r>
-    </w:p>
-    <w:p>
-      <w:pPr>
-        <w:spacing w:after="360"/>
-        <w:jc w:val="center"/>
-      </w:pPr>
-      <w:r>
-        <w:rPr>
-          <w:rFonts w:ascii="Times New Roman" w:hAnsi="Times New Roman" w:eastAsia="Times New Roman"/>
-          <w:b/>
-          <w:i w:val="0"/>
-          <w:sz w:val="32"/>
-        </w:rPr>
-        <w:t>DANH MỤC TỪ VIẾT TẮT</w:t>
-      </w:r>
-    </w:p>
-    <w:tbl>
-      <w:tblPr>
-        <w:tblStyle w:val="TableGrid"/>
-        <w:tblW w:type="auto" w:w="0"/>
-        <w:jc w:val="center"/>
-        <w:tblLook w:firstColumn="1" w:firstRow="1" w:lastColumn="0" w:lastRow="0" w:noHBand="0" w:noVBand="1" w:val="04A0"/>
-      </w:tblPr>
-      <w:tblGrid>
-        <w:gridCol w:w="4320"/>
-        <w:gridCol w:w="4320"/>
-      </w:tblGrid>
-      <w:tr>
-        <w:tc>
-          <w:tcPr>
-            <w:tcW w:type="dxa" w:w="1984"/>
-          </w:tcPr>
-          <w:p>
-            <w:pPr>
-              <w:jc w:val="center"/>
-            </w:pPr>
-            <w:r>
-              <w:rPr>
-                <w:rFonts w:ascii="Times New Roman" w:hAnsi="Times New Roman" w:eastAsia="Times New Roman"/>
-                <w:b/>
-                <w:i w:val="0"/>
-                <w:sz w:val="24"/>
-              </w:rPr>
-              <w:t>Từ viết tắt</w:t>
-            </w:r>
-          </w:p>
-        </w:tc>
-        <w:tc>
-          <w:tcPr>
-            <w:tcW w:type="dxa" w:w="7087"/>
-          </w:tcPr>
-          <w:p>
-            <w:pPr>
-              <w:jc w:val="center"/>
-            </w:pPr>
-            <w:r>
-              <w:rPr>
-                <w:rFonts w:ascii="Times New Roman" w:hAnsi="Times New Roman" w:eastAsia="Times New Roman"/>
-                <w:b/>
-                <w:i w:val="0"/>
-                <w:sz w:val="24"/>
-              </w:rPr>
-              <w:t>Nghĩa đầy đủ</w:t>
-            </w:r>
-          </w:p>
-        </w:tc>
-      </w:tr>
-      <w:tr>
-        <w:tc>
-          <w:tcPr>
-            <w:tcW w:type="dxa" w:w="1984"/>
-          </w:tcPr>
-          <w:p>
-            <w:r>
-              <w:rPr>
-                <w:rFonts w:ascii="Times New Roman" w:hAnsi="Times New Roman" w:eastAsia="Times New Roman"/>
-                <w:b/>
-                <w:i w:val="0"/>
-                <w:sz w:val="24"/>
-              </w:rPr>
-              <w:t>SaaS</w:t>
-            </w:r>
-          </w:p>
-        </w:tc>
-        <w:tc>
-          <w:tcPr>
-            <w:tcW w:type="dxa" w:w="7087"/>
-          </w:tcPr>
-          <w:p>
-            <w:r>
-              <w:rPr>
-                <w:rFonts w:ascii="Times New Roman" w:hAnsi="Times New Roman" w:eastAsia="Times New Roman"/>
-                <w:b w:val="0"/>
-                <w:i w:val="0"/>
-                <w:sz w:val="24"/>
-              </w:rPr>
-              <w:t>Software as a Service</w:t>
-            </w:r>
-          </w:p>
-        </w:tc>
-      </w:tr>
-      <w:tr>
-        <w:tc>
-          <w:tcPr>
-            <w:tcW w:type="dxa" w:w="1984"/>
-          </w:tcPr>
-          <w:p>
-            <w:r>
-              <w:rPr>
-                <w:rFonts w:ascii="Times New Roman" w:hAnsi="Times New Roman" w:eastAsia="Times New Roman"/>
-                <w:b/>
-                <w:i w:val="0"/>
-                <w:sz w:val="24"/>
-              </w:rPr>
-              <w:t>RLS</w:t>
-            </w:r>
-          </w:p>
-        </w:tc>
-        <w:tc>
-          <w:tcPr>
-            <w:tcW w:type="dxa" w:w="7087"/>
-          </w:tcPr>
-          <w:p>
-            <w:r>
-              <w:rPr>
-                <w:rFonts w:ascii="Times New Roman" w:hAnsi="Times New Roman" w:eastAsia="Times New Roman"/>
-                <w:b w:val="0"/>
-                <w:i w:val="0"/>
-                <w:sz w:val="24"/>
-              </w:rPr>
-              <w:t>Row-Level Security</w:t>
-            </w:r>
-          </w:p>
-        </w:tc>
-      </w:tr>
-      <w:tr>
-        <w:tc>
-          <w:tcPr>
-            <w:tcW w:type="dxa" w:w="1984"/>
-          </w:tcPr>
-          <w:p>
-            <w:r>
-              <w:rPr>
-                <w:rFonts w:ascii="Times New Roman" w:hAnsi="Times New Roman" w:eastAsia="Times New Roman"/>
-                <w:b/>
-                <w:i w:val="0"/>
-                <w:sz w:val="24"/>
-              </w:rPr>
-              <w:t>JWT</w:t>
-            </w:r>
-          </w:p>
-        </w:tc>
-        <w:tc>
-          <w:tcPr>
-            <w:tcW w:type="dxa" w:w="7087"/>
-          </w:tcPr>
-          <w:p>
-            <w:r>
-              <w:rPr>
-                <w:rFonts w:ascii="Times New Roman" w:hAnsi="Times New Roman" w:eastAsia="Times New Roman"/>
-                <w:b w:val="0"/>
-                <w:i w:val="0"/>
-                <w:sz w:val="24"/>
-              </w:rPr>
-              <w:t>JSON Web Token</w:t>
-            </w:r>
-          </w:p>
-        </w:tc>
-      </w:tr>
-      <w:tr>
-        <w:tc>
-          <w:tcPr>
-            <w:tcW w:type="dxa" w:w="1984"/>
-          </w:tcPr>
-          <w:p>
-            <w:r>
-              <w:rPr>
-                <w:rFonts w:ascii="Times New Roman" w:hAnsi="Times New Roman" w:eastAsia="Times New Roman"/>
-                <w:b/>
-                <w:i w:val="0"/>
-                <w:sz w:val="24"/>
-              </w:rPr>
-              <w:t>API</w:t>
-            </w:r>
-          </w:p>
-        </w:tc>
-        <w:tc>
-          <w:tcPr>
-            <w:tcW w:type="dxa" w:w="7087"/>
-          </w:tcPr>
-          <w:p>
-            <w:r>
-              <w:rPr>
-                <w:rFonts w:ascii="Times New Roman" w:hAnsi="Times New Roman" w:eastAsia="Times New Roman"/>
-                <w:b w:val="0"/>
-                <w:i w:val="0"/>
-                <w:sz w:val="24"/>
-              </w:rPr>
-              <w:t>Application Programming Interface</w:t>
-            </w:r>
-          </w:p>
-        </w:tc>
-      </w:tr>
-      <w:tr>
-        <w:tc>
-          <w:tcPr>
-            <w:tcW w:type="dxa" w:w="1984"/>
-          </w:tcPr>
-          <w:p>
-            <w:r>
-              <w:rPr>
-                <w:rFonts w:ascii="Times New Roman" w:hAnsi="Times New Roman" w:eastAsia="Times New Roman"/>
-                <w:b/>
-                <w:i w:val="0"/>
-                <w:sz w:val="24"/>
-              </w:rPr>
-              <w:t>REST</w:t>
-            </w:r>
-          </w:p>
-        </w:tc>
-        <w:tc>
-          <w:tcPr>
-            <w:tcW w:type="dxa" w:w="7087"/>
-          </w:tcPr>
-          <w:p>
-            <w:r>
-              <w:rPr>
-                <w:rFonts w:ascii="Times New Roman" w:hAnsi="Times New Roman" w:eastAsia="Times New Roman"/>
-                <w:b w:val="0"/>
-                <w:i w:val="0"/>
-                <w:sz w:val="24"/>
-              </w:rPr>
-              <w:t>Representational State Transfer</w:t>
-            </w:r>
-          </w:p>
-        </w:tc>
-      </w:tr>
-      <w:tr>
-        <w:tc>
-          <w:tcPr>
-            <w:tcW w:type="dxa" w:w="1984"/>
-          </w:tcPr>
-          <w:p>
-            <w:r>
-              <w:rPr>
-                <w:rFonts w:ascii="Times New Roman" w:hAnsi="Times New Roman" w:eastAsia="Times New Roman"/>
-                <w:b/>
-                <w:i w:val="0"/>
-                <w:sz w:val="24"/>
-              </w:rPr>
-              <w:t>CI/CD</w:t>
-            </w:r>
-          </w:p>
-        </w:tc>
-        <w:tc>
-          <w:tcPr>
-            <w:tcW w:type="dxa" w:w="7087"/>
-          </w:tcPr>
-          <w:p>
-            <w:r>
-              <w:rPr>
-                <w:rFonts w:ascii="Times New Roman" w:hAnsi="Times New Roman" w:eastAsia="Times New Roman"/>
-                <w:b w:val="0"/>
-                <w:i w:val="0"/>
-                <w:sz w:val="24"/>
-              </w:rPr>
-              <w:t>Continuous Integration / Continuous Deployment</w:t>
-            </w:r>
-          </w:p>
-        </w:tc>
-      </w:tr>
-      <w:tr>
-        <w:tc>
-          <w:tcPr>
-            <w:tcW w:type="dxa" w:w="1984"/>
-          </w:tcPr>
-          <w:p>
-            <w:r>
-              <w:rPr>
-                <w:rFonts w:ascii="Times New Roman" w:hAnsi="Times New Roman" w:eastAsia="Times New Roman"/>
-                <w:b/>
-                <w:i w:val="0"/>
-                <w:sz w:val="24"/>
-              </w:rPr>
-              <w:t>PDPL</w:t>
-            </w:r>
-          </w:p>
-        </w:tc>
-        <w:tc>
-          <w:tcPr>
-            <w:tcW w:type="dxa" w:w="7087"/>
-          </w:tcPr>
-          <w:p>
-            <w:r>
-              <w:rPr>
-                <w:rFonts w:ascii="Times New Roman" w:hAnsi="Times New Roman" w:eastAsia="Times New Roman"/>
-                <w:b w:val="0"/>
-                <w:i w:val="0"/>
-                <w:sz w:val="24"/>
-              </w:rPr>
-              <w:t>Personal Data Protection Law — Luật Bảo vệ Dữ liệu Cá nhân 2023 (Số 49/2023/QH15)</w:t>
-            </w:r>
-          </w:p>
-        </w:tc>
-      </w:tr>
-      <w:tr>
-        <w:tc>
-          <w:tcPr>
-            <w:tcW w:type="dxa" w:w="1984"/>
-          </w:tcPr>
-          <w:p>
-            <w:r>
-              <w:rPr>
-                <w:rFonts w:ascii="Times New Roman" w:hAnsi="Times New Roman" w:eastAsia="Times New Roman"/>
-                <w:b/>
-                <w:i w:val="0"/>
-                <w:sz w:val="24"/>
-              </w:rPr>
-              <w:t>DPO</w:t>
-            </w:r>
-          </w:p>
-        </w:tc>
-        <w:tc>
-          <w:tcPr>
-            <w:tcW w:type="dxa" w:w="7087"/>
-          </w:tcPr>
-          <w:p>
-            <w:r>
-              <w:rPr>
-                <w:rFonts w:ascii="Times New Roman" w:hAnsi="Times New Roman" w:eastAsia="Times New Roman"/>
-                <w:b w:val="0"/>
-                <w:i w:val="0"/>
-                <w:sz w:val="24"/>
-              </w:rPr>
-              <w:t>Data Protection Officer — Cán bộ Bảo vệ Dữ liệu theo PDPL</w:t>
-            </w:r>
-          </w:p>
-        </w:tc>
-      </w:tr>
-      <w:tr>
-        <w:tc>
-          <w:tcPr>
-            <w:tcW w:type="dxa" w:w="1984"/>
-          </w:tcPr>
-          <w:p>
-            <w:r>
-              <w:rPr>
-                <w:rFonts w:ascii="Times New Roman" w:hAnsi="Times New Roman" w:eastAsia="Times New Roman"/>
-                <w:b/>
-                <w:i w:val="0"/>
-                <w:sz w:val="24"/>
-              </w:rPr>
-              <w:t>DPIA</w:t>
-            </w:r>
-          </w:p>
-        </w:tc>
-        <w:tc>
-          <w:tcPr>
-            <w:tcW w:type="dxa" w:w="7087"/>
-          </w:tcPr>
-          <w:p>
-            <w:r>
-              <w:rPr>
-                <w:rFonts w:ascii="Times New Roman" w:hAnsi="Times New Roman" w:eastAsia="Times New Roman"/>
-                <w:b w:val="0"/>
-                <w:i w:val="0"/>
-                <w:sz w:val="24"/>
-              </w:rPr>
-              <w:t>Data Protection Impact Assessment — Đánh giá Tác động Bảo vệ Dữ liệu</w:t>
-            </w:r>
-          </w:p>
-        </w:tc>
-      </w:tr>
-      <w:tr>
-        <w:tc>
-          <w:tcPr>
-            <w:tcW w:type="dxa" w:w="1984"/>
-          </w:tcPr>
-          <w:p>
-            <w:r>
-              <w:rPr>
-                <w:rFonts w:ascii="Times New Roman" w:hAnsi="Times New Roman" w:eastAsia="Times New Roman"/>
-                <w:b/>
-                <w:i w:val="0"/>
-                <w:sz w:val="24"/>
-              </w:rPr>
-              <w:t>KMS</w:t>
-            </w:r>
-          </w:p>
-        </w:tc>
-        <w:tc>
-          <w:tcPr>
-            <w:tcW w:type="dxa" w:w="7087"/>
-          </w:tcPr>
-          <w:p>
-            <w:r>
-              <w:rPr>
-                <w:rFonts w:ascii="Times New Roman" w:hAnsi="Times New Roman" w:eastAsia="Times New Roman"/>
-                <w:b w:val="0"/>
-                <w:i w:val="0"/>
-                <w:sz w:val="24"/>
-              </w:rPr>
-              <w:t>Key Management Service — dịch vụ quản lý khóa mã hóa</w:t>
-            </w:r>
-          </w:p>
-        </w:tc>
-      </w:tr>
-      <w:tr>
-        <w:tc>
-          <w:tcPr>
-            <w:tcW w:type="dxa" w:w="1984"/>
-          </w:tcPr>
-          <w:p>
-            <w:r>
-              <w:rPr>
-                <w:rFonts w:ascii="Times New Roman" w:hAnsi="Times New Roman" w:eastAsia="Times New Roman"/>
-                <w:b/>
-                <w:i w:val="0"/>
-                <w:sz w:val="24"/>
-              </w:rPr>
-              <w:t>VPC</w:t>
-            </w:r>
-          </w:p>
-        </w:tc>
-        <w:tc>
-          <w:tcPr>
-            <w:tcW w:type="dxa" w:w="7087"/>
-          </w:tcPr>
-          <w:p>
-            <w:r>
-              <w:rPr>
-                <w:rFonts w:ascii="Times New Roman" w:hAnsi="Times New Roman" w:eastAsia="Times New Roman"/>
-                <w:b w:val="0"/>
-                <w:i w:val="0"/>
-                <w:sz w:val="24"/>
-              </w:rPr>
-              <w:t>Virtual Private Cloud — mạng riêng ảo trên cloud</w:t>
-            </w:r>
-          </w:p>
-        </w:tc>
-      </w:tr>
-      <w:tr>
-        <w:tc>
-          <w:tcPr>
-            <w:tcW w:type="dxa" w:w="1984"/>
-          </w:tcPr>
-          <w:p>
-            <w:r>
-              <w:rPr>
-                <w:rFonts w:ascii="Times New Roman" w:hAnsi="Times New Roman" w:eastAsia="Times New Roman"/>
-                <w:b/>
-                <w:i w:val="0"/>
-                <w:sz w:val="24"/>
-              </w:rPr>
-              <w:t>ECR</w:t>
-            </w:r>
-          </w:p>
-        </w:tc>
-        <w:tc>
-          <w:tcPr>
-            <w:tcW w:type="dxa" w:w="7087"/>
-          </w:tcPr>
-          <w:p>
-            <w:r>
-              <w:rPr>
-                <w:rFonts w:ascii="Times New Roman" w:hAnsi="Times New Roman" w:eastAsia="Times New Roman"/>
-                <w:b w:val="0"/>
-                <w:i w:val="0"/>
-                <w:sz w:val="24"/>
-              </w:rPr>
-              <w:t>Elastic Container Registry — kho chứa Docker images trên AWS</w:t>
-            </w:r>
-          </w:p>
-        </w:tc>
-      </w:tr>
-      <w:tr>
-        <w:tc>
-          <w:tcPr>
-            <w:tcW w:type="dxa" w:w="1984"/>
-          </w:tcPr>
-          <w:p>
-            <w:r>
-              <w:rPr>
-                <w:rFonts w:ascii="Times New Roman" w:hAnsi="Times New Roman" w:eastAsia="Times New Roman"/>
-                <w:b/>
-                <w:i w:val="0"/>
-                <w:sz w:val="24"/>
-              </w:rPr>
-              <w:t>ALB</w:t>
-            </w:r>
-          </w:p>
-        </w:tc>
-        <w:tc>
-          <w:tcPr>
-            <w:tcW w:type="dxa" w:w="7087"/>
-          </w:tcPr>
-          <w:p>
-            <w:r>
-              <w:rPr>
-                <w:rFonts w:ascii="Times New Roman" w:hAnsi="Times New Roman" w:eastAsia="Times New Roman"/>
-                <w:b w:val="0"/>
-                <w:i w:val="0"/>
-                <w:sz w:val="24"/>
-              </w:rPr>
-              <w:t>Application Load Balancer — bộ cân bằng tải ứng dụng AWS</w:t>
-            </w:r>
-          </w:p>
-        </w:tc>
-      </w:tr>
-      <w:tr>
-        <w:tc>
-          <w:tcPr>
-            <w:tcW w:type="dxa" w:w="1984"/>
-          </w:tcPr>
-          <w:p>
-            <w:r>
-              <w:rPr>
-                <w:rFonts w:ascii="Times New Roman" w:hAnsi="Times New Roman" w:eastAsia="Times New Roman"/>
-                <w:b/>
-                <w:i w:val="0"/>
-                <w:sz w:val="24"/>
-              </w:rPr>
-              <w:t>ECS</w:t>
-            </w:r>
-          </w:p>
-        </w:tc>
-        <w:tc>
-          <w:tcPr>
-            <w:tcW w:type="dxa" w:w="7087"/>
-          </w:tcPr>
-          <w:p>
-            <w:r>
-              <w:rPr>
-                <w:rFonts w:ascii="Times New Roman" w:hAnsi="Times New Roman" w:eastAsia="Times New Roman"/>
-                <w:b w:val="0"/>
-                <w:i w:val="0"/>
-                <w:sz w:val="24"/>
-              </w:rPr>
-              <w:t>Elastic Container Service — dịch vụ điều phối container AWS</w:t>
-            </w:r>
-          </w:p>
-        </w:tc>
-      </w:tr>
-      <w:tr>
-        <w:tc>
-          <w:tcPr>
-            <w:tcW w:type="dxa" w:w="1984"/>
-          </w:tcPr>
-          <w:p>
-            <w:r>
-              <w:rPr>
-                <w:rFonts w:ascii="Times New Roman" w:hAnsi="Times New Roman" w:eastAsia="Times New Roman"/>
-                <w:b/>
-                <w:i w:val="0"/>
-                <w:sz w:val="24"/>
-              </w:rPr>
-              <w:t>RDS</w:t>
-            </w:r>
-          </w:p>
-        </w:tc>
-        <w:tc>
-          <w:tcPr>
-            <w:tcW w:type="dxa" w:w="7087"/>
-          </w:tcPr>
-          <w:p>
-            <w:r>
-              <w:rPr>
-                <w:rFonts w:ascii="Times New Roman" w:hAnsi="Times New Roman" w:eastAsia="Times New Roman"/>
-                <w:b w:val="0"/>
-                <w:i w:val="0"/>
-                <w:sz w:val="24"/>
-              </w:rPr>
-              <w:t>Relational Database Service — dịch vụ cơ sở dữ liệu quan hệ AWS</w:t>
-            </w:r>
-          </w:p>
-        </w:tc>
-      </w:tr>
-      <w:tr>
-        <w:tc>
-          <w:tcPr>
-            <w:tcW w:type="dxa" w:w="1984"/>
-          </w:tcPr>
-          <w:p>
-            <w:r>
-              <w:rPr>
-                <w:rFonts w:ascii="Times New Roman" w:hAnsi="Times New Roman" w:eastAsia="Times New Roman"/>
-                <w:b/>
-                <w:i w:val="0"/>
-                <w:sz w:val="24"/>
-              </w:rPr>
-              <w:t>SES</w:t>
-            </w:r>
-          </w:p>
-        </w:tc>
-        <w:tc>
-          <w:tcPr>
-            <w:tcW w:type="dxa" w:w="7087"/>
-          </w:tcPr>
-          <w:p>
-            <w:r>
-              <w:rPr>
-                <w:rFonts w:ascii="Times New Roman" w:hAnsi="Times New Roman" w:eastAsia="Times New Roman"/>
-                <w:b w:val="0"/>
-                <w:i w:val="0"/>
-                <w:sz w:val="24"/>
-              </w:rPr>
-              <w:t>Simple Email Service — dịch vụ gửi email AWS</w:t>
-            </w:r>
-          </w:p>
-        </w:tc>
-      </w:tr>
-      <w:tr>
-        <w:tc>
-          <w:tcPr>
-            <w:tcW w:type="dxa" w:w="1984"/>
-          </w:tcPr>
-          <w:p>
-            <w:r>
-              <w:rPr>
-                <w:rFonts w:ascii="Times New Roman" w:hAnsi="Times New Roman" w:eastAsia="Times New Roman"/>
-                <w:b/>
-                <w:i w:val="0"/>
-                <w:sz w:val="24"/>
-              </w:rPr>
-              <w:t>OWASP</w:t>
-            </w:r>
-          </w:p>
-        </w:tc>
-        <w:tc>
-          <w:tcPr>
-            <w:tcW w:type="dxa" w:w="7087"/>
-          </w:tcPr>
-          <w:p>
-            <w:r>
-              <w:rPr>
-                <w:rFonts w:ascii="Times New Roman" w:hAnsi="Times New Roman" w:eastAsia="Times New Roman"/>
-                <w:b w:val="0"/>
-                <w:i w:val="0"/>
-                <w:sz w:val="24"/>
-              </w:rPr>
-              <w:t>Open Worldwide Application Security Project</w:t>
-            </w:r>
-          </w:p>
-        </w:tc>
-      </w:tr>
-      <w:tr>
-        <w:tc>
-          <w:tcPr>
-            <w:tcW w:type="dxa" w:w="1984"/>
-          </w:tcPr>
-          <w:p>
-            <w:r>
-              <w:rPr>
-                <w:rFonts w:ascii="Times New Roman" w:hAnsi="Times New Roman" w:eastAsia="Times New Roman"/>
-                <w:b/>
-                <w:i w:val="0"/>
-                <w:sz w:val="24"/>
-              </w:rPr>
-              <w:t>OIDC</w:t>
-            </w:r>
-          </w:p>
-        </w:tc>
-        <w:tc>
-          <w:tcPr>
-            <w:tcW w:type="dxa" w:w="7087"/>
-          </w:tcPr>
-          <w:p>
-            <w:r>
-              <w:rPr>
-                <w:rFonts w:ascii="Times New Roman" w:hAnsi="Times New Roman" w:eastAsia="Times New Roman"/>
-                <w:b w:val="0"/>
-                <w:i w:val="0"/>
-                <w:sz w:val="24"/>
-              </w:rPr>
-              <w:t>OpenID Connect — chuẩn xác thực OAuth 2.0 mở rộng</w:t>
-            </w:r>
-          </w:p>
-        </w:tc>
-      </w:tr>
-      <w:tr>
-        <w:tc>
-          <w:tcPr>
-            <w:tcW w:type="dxa" w:w="1984"/>
-          </w:tcPr>
-          <w:p>
-            <w:r>
-              <w:rPr>
-                <w:rFonts w:ascii="Times New Roman" w:hAnsi="Times New Roman" w:eastAsia="Times New Roman"/>
-                <w:b/>
-                <w:i w:val="0"/>
-                <w:sz w:val="24"/>
-              </w:rPr>
-              <w:t>TDD</w:t>
-            </w:r>
-          </w:p>
-        </w:tc>
-        <w:tc>
-          <w:tcPr>
-            <w:tcW w:type="dxa" w:w="7087"/>
-          </w:tcPr>
-          <w:p>
-            <w:r>
-              <w:rPr>
-                <w:rFonts w:ascii="Times New Roman" w:hAnsi="Times New Roman" w:eastAsia="Times New Roman"/>
-                <w:b w:val="0"/>
-                <w:i w:val="0"/>
-                <w:sz w:val="24"/>
-              </w:rPr>
-              <w:t>Test-Driven Development</w:t>
-            </w:r>
-          </w:p>
-        </w:tc>
-      </w:tr>
-      <w:tr>
-        <w:tc>
-          <w:tcPr>
-            <w:tcW w:type="dxa" w:w="1984"/>
-          </w:tcPr>
-          <w:p>
-            <w:r>
-              <w:rPr>
-                <w:rFonts w:ascii="Times New Roman" w:hAnsi="Times New Roman" w:eastAsia="Times New Roman"/>
-                <w:b/>
-                <w:i w:val="0"/>
-                <w:sz w:val="24"/>
-              </w:rPr>
-              <w:t>DDD</w:t>
-            </w:r>
-          </w:p>
-        </w:tc>
-        <w:tc>
-          <w:tcPr>
-            <w:tcW w:type="dxa" w:w="7087"/>
-          </w:tcPr>
-          <w:p>
-            <w:r>
-              <w:rPr>
-                <w:rFonts w:ascii="Times New Roman" w:hAnsi="Times New Roman" w:eastAsia="Times New Roman"/>
-                <w:b w:val="0"/>
-                <w:i w:val="0"/>
-                <w:sz w:val="24"/>
-              </w:rPr>
-              <w:t>Domain-Driven Design</w:t>
-            </w:r>
-          </w:p>
-        </w:tc>
-      </w:tr>
-      <w:tr>
-        <w:tc>
-          <w:tcPr>
-            <w:tcW w:type="dxa" w:w="1984"/>
-          </w:tcPr>
-          <w:p>
-            <w:r>
-              <w:rPr>
-                <w:rFonts w:ascii="Times New Roman" w:hAnsi="Times New Roman" w:eastAsia="Times New Roman"/>
-                <w:b/>
-                <w:i w:val="0"/>
-                <w:sz w:val="24"/>
-              </w:rPr>
-              <w:t>MVP</w:t>
-            </w:r>
-          </w:p>
-        </w:tc>
-        <w:tc>
-          <w:tcPr>
-            <w:tcW w:type="dxa" w:w="7087"/>
-          </w:tcPr>
-          <w:p>
-            <w:r>
-              <w:rPr>
-                <w:rFonts w:ascii="Times New Roman" w:hAnsi="Times New Roman" w:eastAsia="Times New Roman"/>
-                <w:b w:val="0"/>
-                <w:i w:val="0"/>
-                <w:sz w:val="24"/>
-              </w:rPr>
-              <w:t>Minimum Viable Product — sản phẩm tối thiểu khả dụng</w:t>
-            </w:r>
-          </w:p>
-        </w:tc>
-      </w:tr>
-      <w:tr>
-        <w:tc>
-          <w:tcPr>
-            <w:tcW w:type="dxa" w:w="1984"/>
-          </w:tcPr>
-          <w:p>
-            <w:r>
-              <w:rPr>
-                <w:rFonts w:ascii="Times New Roman" w:hAnsi="Times New Roman" w:eastAsia="Times New Roman"/>
-                <w:b/>
-                <w:i w:val="0"/>
-                <w:sz w:val="24"/>
-              </w:rPr>
-              <w:t>KPI</w:t>
-            </w:r>
-          </w:p>
-        </w:tc>
-        <w:tc>
-          <w:tcPr>
-            <w:tcW w:type="dxa" w:w="7087"/>
-          </w:tcPr>
-          <w:p>
-            <w:r>
-              <w:rPr>
-                <w:rFonts w:ascii="Times New Roman" w:hAnsi="Times New Roman" w:eastAsia="Times New Roman"/>
-                <w:b w:val="0"/>
-                <w:i w:val="0"/>
-                <w:sz w:val="24"/>
-              </w:rPr>
-              <w:t>Key Performance Indicator — chỉ số hiệu suất chính</w:t>
-            </w:r>
-          </w:p>
-        </w:tc>
-      </w:tr>
-      <w:tr>
-        <w:tc>
-          <w:tcPr>
-            <w:tcW w:type="dxa" w:w="1984"/>
-          </w:tcPr>
-          <w:p>
-            <w:r>
-              <w:rPr>
-                <w:rFonts w:ascii="Times New Roman" w:hAnsi="Times New Roman" w:eastAsia="Times New Roman"/>
-                <w:b/>
-                <w:i w:val="0"/>
-                <w:sz w:val="24"/>
-              </w:rPr>
-              <w:t>LMS</w:t>
-            </w:r>
-          </w:p>
-        </w:tc>
-        <w:tc>
-          <w:tcPr>
-            <w:tcW w:type="dxa" w:w="7087"/>
-          </w:tcPr>
-          <w:p>
-            <w:r>
-              <w:rPr>
-                <w:rFonts w:ascii="Times New Roman" w:hAnsi="Times New Roman" w:eastAsia="Times New Roman"/>
-                <w:b w:val="0"/>
-                <w:i w:val="0"/>
-                <w:sz w:val="24"/>
-              </w:rPr>
-              <w:t>Learning Management System — hệ quản lý học tập</w:t>
-            </w:r>
-          </w:p>
-        </w:tc>
-      </w:tr>
-      <w:tr>
-        <w:tc>
-          <w:tcPr>
-            <w:tcW w:type="dxa" w:w="1984"/>
-          </w:tcPr>
-          <w:p>
-            <w:r>
-              <w:rPr>
-                <w:rFonts w:ascii="Times New Roman" w:hAnsi="Times New Roman" w:eastAsia="Times New Roman"/>
-                <w:b/>
-                <w:i w:val="0"/>
-                <w:sz w:val="24"/>
-              </w:rPr>
-              <w:t>ISO</w:t>
-            </w:r>
-          </w:p>
-        </w:tc>
-        <w:tc>
-          <w:tcPr>
-            <w:tcW w:type="dxa" w:w="7087"/>
-          </w:tcPr>
-          <w:p>
-            <w:r>
-              <w:rPr>
-                <w:rFonts w:ascii="Times New Roman" w:hAnsi="Times New Roman" w:eastAsia="Times New Roman"/>
-                <w:b w:val="0"/>
-                <w:i w:val="0"/>
-                <w:sz w:val="24"/>
-              </w:rPr>
-              <w:t>International Organization for Standardization</w:t>
-            </w:r>
-          </w:p>
-        </w:tc>
-      </w:tr>
-      <w:tr>
-        <w:tc>
-          <w:tcPr>
-            <w:tcW w:type="dxa" w:w="1984"/>
-          </w:tcPr>
-          <w:p>
-            <w:r>
-              <w:rPr>
-                <w:rFonts w:ascii="Times New Roman" w:hAnsi="Times New Roman" w:eastAsia="Times New Roman"/>
-                <w:b/>
-                <w:i w:val="0"/>
-                <w:sz w:val="24"/>
-              </w:rPr>
-              <w:t>IEEE</w:t>
-            </w:r>
-          </w:p>
-        </w:tc>
-        <w:tc>
-          <w:tcPr>
-            <w:tcW w:type="dxa" w:w="7087"/>
-          </w:tcPr>
-          <w:p>
-            <w:r>
-              <w:rPr>
-                <w:rFonts w:ascii="Times New Roman" w:hAnsi="Times New Roman" w:eastAsia="Times New Roman"/>
-                <w:b w:val="0"/>
-                <w:i w:val="0"/>
-                <w:sz w:val="24"/>
-              </w:rPr>
-              <w:t>Institute of Electrical and Electronics Engineers</w:t>
-            </w:r>
-          </w:p>
-        </w:tc>
-      </w:tr>
-      <w:tr>
-        <w:tc>
-          <w:tcPr>
-            <w:tcW w:type="dxa" w:w="1984"/>
-          </w:tcPr>
-          <w:p>
-            <w:r>
-              <w:rPr>
-                <w:rFonts w:ascii="Times New Roman" w:hAnsi="Times New Roman" w:eastAsia="Times New Roman"/>
-                <w:b/>
-                <w:i w:val="0"/>
-                <w:sz w:val="24"/>
-              </w:rPr>
-              <w:t>UTC GTVT</w:t>
-            </w:r>
-          </w:p>
-        </w:tc>
-        <w:tc>
-          <w:tcPr>
-            <w:tcW w:type="dxa" w:w="7087"/>
-          </w:tcPr>
-          <w:p>
-            <w:r>
-              <w:rPr>
-                <w:rFonts w:ascii="Times New Roman" w:hAnsi="Times New Roman" w:eastAsia="Times New Roman"/>
-                <w:b w:val="0"/>
-                <w:i w:val="0"/>
-                <w:sz w:val="24"/>
-              </w:rPr>
-              <w:t>Trường Đại học Giao thông Vận tải — University of Transport and Communications</w:t>
-            </w:r>
-          </w:p>
-        </w:tc>
-      </w:tr>
-    </w:tbl>
-    <w:p>
-      <w:pPr>
-        <w:sectPr>
-          <w:headerReference w:type="default" r:id="rId41"/>
-          <w:pgSz w:w="11906" w:h="16838"/>
-          <w:pgMar w:top="1417" w:right="1134" w:bottom="1417" w:left="1701" w:header="720" w:footer="720" w:gutter="283"/>
-          <w:cols w:space="720"/>
-          <w:docGrid w:linePitch="360"/>
-          <w:pgNumType w:fmt="lowerRoman" w:start="1"/>
-        </w:sectPr>
-      </w:pPr>
-    </w:p>
-    <w:p>
-      <w:r>
-        <w:br w:type="page"/>
-      </w:r>
     </w:p>
     <w:p>
       <w:pPr>
@@ -34304,12 +34385,11 @@
       </w:r>
     </w:p>
     <w:sectPr>
-      <w:headerReference w:type="default" r:id="rId42"/>
+      <w:headerReference w:type="default" r:id="rId40"/>
       <w:pgSz w:w="11906" w:h="16838"/>
       <w:pgMar w:top="1417" w:right="1134" w:bottom="1417" w:left="1701" w:header="720" w:footer="720" w:gutter="283"/>
       <w:cols w:space="720"/>
       <w:docGrid w:linePitch="360"/>
-      <w:pgNumType w:fmt="decimal" w:start="1"/>
     </w:sectPr>
   </w:body>
 </w:document>
@@ -34344,46 +34424,6 @@
       <w:pStyle w:val="Header"/>
       <w:jc w:val="center"/>
     </w:pPr>
-  </w:p>
-</w:hdr>
-</file>
-
-<file path=word/header4.xml><?xml version="1.0" encoding="utf-8"?>
-<w:hdr xmlns:m="http://schemas.openxmlformats.org/officeDocument/2006/math" xmlns:mc="http://schemas.openxmlformats.org/markup-compatibility/2006" xmlns:mo="http://schemas.microsoft.com/office/mac/office/2008/main" xmlns:mv="urn:schemas-microsoft-com:mac:vml" xmlns:o="urn:schemas-microsoft-com:office:office" xmlns:r="http://schemas.openxmlformats.org/officeDocument/2006/relationships" xmlns:v="urn:schemas-microsoft-com:vml" xmlns:w10="urn:schemas-microsoft-com:office:word" xmlns:w14="http://schemas.microsoft.com/office/word/2010/wordml" xmlns:w="http://schemas.openxmlformats.org/wordprocessingml/2006/main" xmlns:wne="http://schemas.microsoft.com/office/word/2006/wordml" xmlns:wp14="http://schemas.microsoft.com/office/word/2010/wordprocessingDrawing" xmlns:wp="http://schemas.openxmlformats.org/drawingml/2006/wordprocessingDrawing" xmlns:wpc="http://schemas.microsoft.com/office/word/2010/wordprocessingCanvas" xmlns:wpg="http://schemas.microsoft.com/office/word/2010/wordprocessingGroup" xmlns:wpi="http://schemas.microsoft.com/office/word/2010/wordprocessingInk" xmlns:wps="http://schemas.microsoft.com/office/word/2010/wordprocessingShape" mc:Ignorable="w14 wp14">
-  <w:p>
-    <w:pPr>
-      <w:pStyle w:val="Header"/>
-      <w:jc w:val="center"/>
-    </w:pPr>
-    <w:r>
-      <w:rPr>
-        <w:rFonts w:ascii="Times New Roman" w:hAnsi="Times New Roman"/>
-        <w:sz w:val="26"/>
-      </w:rPr>
-      <w:fldChar w:fldCharType="begin"/>
-      <w:instrText>PAGE</w:instrText>
-      <w:fldChar w:fldCharType="end"/>
-    </w:r>
-  </w:p>
-</w:hdr>
-</file>
-
-<file path=word/header5.xml><?xml version="1.0" encoding="utf-8"?>
-<w:hdr xmlns:m="http://schemas.openxmlformats.org/officeDocument/2006/math" xmlns:mc="http://schemas.openxmlformats.org/markup-compatibility/2006" xmlns:mo="http://schemas.microsoft.com/office/mac/office/2008/main" xmlns:mv="urn:schemas-microsoft-com:mac:vml" xmlns:o="urn:schemas-microsoft-com:office:office" xmlns:r="http://schemas.openxmlformats.org/officeDocument/2006/relationships" xmlns:v="urn:schemas-microsoft-com:vml" xmlns:w10="urn:schemas-microsoft-com:office:word" xmlns:w14="http://schemas.microsoft.com/office/word/2010/wordml" xmlns:w="http://schemas.openxmlformats.org/wordprocessingml/2006/main" xmlns:wne="http://schemas.microsoft.com/office/word/2006/wordml" xmlns:wp14="http://schemas.microsoft.com/office/word/2010/wordprocessingDrawing" xmlns:wp="http://schemas.openxmlformats.org/drawingml/2006/wordprocessingDrawing" xmlns:wpc="http://schemas.microsoft.com/office/word/2010/wordprocessingCanvas" xmlns:wpg="http://schemas.microsoft.com/office/word/2010/wordprocessingGroup" xmlns:wpi="http://schemas.microsoft.com/office/word/2010/wordprocessingInk" xmlns:wps="http://schemas.microsoft.com/office/word/2010/wordprocessingShape" mc:Ignorable="w14 wp14">
-  <w:p>
-    <w:pPr>
-      <w:pStyle w:val="Header"/>
-      <w:jc w:val="center"/>
-    </w:pPr>
-    <w:r>
-      <w:rPr>
-        <w:rFonts w:ascii="Times New Roman" w:hAnsi="Times New Roman"/>
-        <w:sz w:val="26"/>
-      </w:rPr>
-      <w:fldChar w:fldCharType="begin"/>
-      <w:instrText>PAGE</w:instrText>
-      <w:fldChar w:fldCharType="end"/>
-    </w:r>
   </w:p>
 </w:hdr>
 </file>

--- a/documents/08-thesis/thesis-v1.docx
+++ b/documents/08-thesis/thesis-v1.docx
@@ -1036,121 +1036,6 @@
       </w:r>
     </w:p>
     <w:p>
-      <w:r>
-        <w:br w:type="page"/>
-      </w:r>
-    </w:p>
-    <w:p>
-      <w:pPr>
-        <w:spacing w:after="480"/>
-        <w:jc w:val="center"/>
-      </w:pPr>
-      <w:r>
-        <w:rPr>
-          <w:rFonts w:ascii="Times New Roman" w:hAnsi="Times New Roman" w:eastAsia="Times New Roman"/>
-          <w:b/>
-          <w:i w:val="0"/>
-          <w:sz w:val="32"/>
-        </w:rPr>
-        <w:t>LỜI CẢM ƠN</w:t>
-      </w:r>
-    </w:p>
-    <w:p>
-      <w:pPr>
-        <w:spacing w:line="288" w:lineRule="auto"/>
-        <w:ind w:firstLine="567"/>
-        <w:jc w:val="both"/>
-      </w:pPr>
-      <w:r>
-        <w:rPr>
-          <w:rFonts w:ascii="Times New Roman" w:hAnsi="Times New Roman" w:eastAsia="Times New Roman"/>
-          <w:b w:val="0"/>
-          <w:i w:val="0"/>
-          <w:sz w:val="26"/>
-        </w:rPr>
-        <w:t>Trước hết, tôi xin bày tỏ lòng biết ơn sâu sắc đến TS. Nguyễn Đức Dư, giảng viên hướng dẫn thuộc Khoa Công nghệ thông tin, Đại học Giao thông Vận tải. Thầy đã tận tình hướng dẫn tôi từ giai đoạn xác định đề tài, định hướng phạm vi nghiên cứu và phương pháp luận, đến việc đóng góp ý kiến chuyên môn quan trọng trong suốt quá trình thực hiện. Tư duy nghiêm túc trong học thuật và tinh thần phản biện mà thầy truyền đạt đã giúp tôi nâng cao chất lượng đồ án một cách rõ rệt.</w:t>
-      </w:r>
-    </w:p>
-    <w:p>
-      <w:pPr>
-        <w:spacing w:line="288" w:lineRule="auto"/>
-        <w:ind w:firstLine="567"/>
-        <w:jc w:val="both"/>
-      </w:pPr>
-      <w:r>
-        <w:rPr>
-          <w:rFonts w:ascii="Times New Roman" w:hAnsi="Times New Roman" w:eastAsia="Times New Roman"/>
-          <w:b w:val="0"/>
-          <w:i w:val="0"/>
-          <w:sz w:val="26"/>
-        </w:rPr>
-        <w:t>Tôi xin chân thành cảm ơn Khoa Công nghệ thông tin và Đại học Giao thông Vận tải đã tạo điều kiện thuận lợi để tôi được tiếp cận với các kiến thức nền tảng về Công nghệ phần mềm, Kiến trúc hệ thống phân tán và các công nghệ thực tiễn trong ngành. Sự hỗ trợ của quý thầy cô là nền tảng quan trọng giúp tôi có đủ năng lực thực hiện đề tài này.</w:t>
-      </w:r>
-    </w:p>
-    <w:p>
-      <w:pPr>
-        <w:spacing w:line="288" w:lineRule="auto"/>
-        <w:ind w:firstLine="567"/>
-        <w:jc w:val="both"/>
-      </w:pPr>
-      <w:r>
-        <w:rPr>
-          <w:rFonts w:ascii="Times New Roman" w:hAnsi="Times New Roman" w:eastAsia="Times New Roman"/>
-          <w:b w:val="0"/>
-          <w:i w:val="0"/>
-          <w:sz w:val="26"/>
-        </w:rPr>
-        <w:t>Cuối cùng, tôi xin gửi lời cảm ơn tới gia đình, bạn bè và những người thân đã luôn quan tâm, động viên và hỗ trợ tôi cả về tinh thần lẫn vật chất trong suốt thời gian học tập và thực hiện đồ án. Do thời gian và kinh nghiệm còn hạn chế, đồ án không tránh khỏi những thiếu sót; tôi rất mong nhận được ý kiến đóng góp từ quý thầy cô để đồ án được hoàn thiện hơn.</w:t>
-      </w:r>
-    </w:p>
-    <w:p/>
-    <w:p/>
-    <w:p/>
-    <w:p>
-      <w:pPr>
-        <w:jc w:val="right"/>
-      </w:pPr>
-      <w:r>
-        <w:rPr>
-          <w:rFonts w:ascii="Times New Roman" w:hAnsi="Times New Roman" w:eastAsia="Times New Roman"/>
-          <w:b w:val="0"/>
-          <w:i/>
-          <w:sz w:val="26"/>
-        </w:rPr>
-        <w:t>Hà Nội, ngày … tháng … năm 2026</w:t>
-      </w:r>
-    </w:p>
-    <w:p>
-      <w:pPr>
-        <w:jc w:val="right"/>
-      </w:pPr>
-      <w:r>
-        <w:rPr>
-          <w:rFonts w:ascii="Times New Roman" w:hAnsi="Times New Roman" w:eastAsia="Times New Roman"/>
-          <w:b/>
-          <w:i w:val="0"/>
-          <w:sz w:val="26"/>
-        </w:rPr>
-        <w:t>Sinh viên thực hiện</w:t>
-      </w:r>
-    </w:p>
-    <w:p/>
-    <w:p/>
-    <w:p>
-      <w:pPr>
-        <w:jc w:val="right"/>
-      </w:pPr>
-      <w:r>
-        <w:rPr>
-          <w:rFonts w:ascii="Times New Roman" w:hAnsi="Times New Roman" w:eastAsia="Times New Roman"/>
-          <w:b/>
-          <w:i w:val="0"/>
-          <w:sz w:val="26"/>
-        </w:rPr>
-        <w:t>Nguyễn Văn Kiệt</w:t>
-      </w:r>
-    </w:p>
-    <w:p>
       <w:pPr>
         <w:sectPr>
           <w:headerReference w:type="default" r:id="rId38"/>
@@ -1169,6 +1054,127 @@
     </w:p>
     <w:p>
       <w:pPr>
+        <w:spacing w:after="480"/>
+        <w:jc w:val="center"/>
+      </w:pPr>
+      <w:r>
+        <w:rPr>
+          <w:rFonts w:ascii="Times New Roman" w:hAnsi="Times New Roman" w:eastAsia="Times New Roman"/>
+          <w:b/>
+          <w:i w:val="0"/>
+          <w:sz w:val="32"/>
+        </w:rPr>
+        <w:t>LỜI CẢM ƠN</w:t>
+      </w:r>
+    </w:p>
+    <w:p>
+      <w:pPr>
+        <w:spacing w:line="288" w:lineRule="auto"/>
+        <w:ind w:firstLine="567"/>
+        <w:jc w:val="both"/>
+      </w:pPr>
+      <w:r>
+        <w:rPr>
+          <w:rFonts w:ascii="Times New Roman" w:hAnsi="Times New Roman" w:eastAsia="Times New Roman"/>
+          <w:b w:val="0"/>
+          <w:i w:val="0"/>
+          <w:sz w:val="26"/>
+        </w:rPr>
+        <w:t>Trước hết, tôi xin bày tỏ lòng biết ơn sâu sắc đến TS. Nguyễn Đức Dư, giảng viên hướng dẫn thuộc Khoa Công nghệ thông tin, Đại học Giao thông Vận tải. Thầy đã tận tình hướng dẫn tôi từ giai đoạn xác định đề tài, định hướng phạm vi nghiên cứu và phương pháp luận, đến việc đóng góp ý kiến chuyên môn quan trọng trong suốt quá trình thực hiện. Tư duy nghiêm túc trong học thuật và tinh thần phản biện mà thầy truyền đạt đã giúp tôi nâng cao chất lượng đồ án một cách rõ rệt.</w:t>
+      </w:r>
+    </w:p>
+    <w:p>
+      <w:pPr>
+        <w:spacing w:line="288" w:lineRule="auto"/>
+        <w:ind w:firstLine="567"/>
+        <w:jc w:val="both"/>
+      </w:pPr>
+      <w:r>
+        <w:rPr>
+          <w:rFonts w:ascii="Times New Roman" w:hAnsi="Times New Roman" w:eastAsia="Times New Roman"/>
+          <w:b w:val="0"/>
+          <w:i w:val="0"/>
+          <w:sz w:val="26"/>
+        </w:rPr>
+        <w:t>Tôi xin chân thành cảm ơn Khoa Công nghệ thông tin và Đại học Giao thông Vận tải đã tạo điều kiện thuận lợi để tôi được tiếp cận với các kiến thức nền tảng về Công nghệ phần mềm, Kiến trúc hệ thống phân tán và các công nghệ thực tiễn trong ngành. Sự hỗ trợ của quý thầy cô là nền tảng quan trọng giúp tôi có đủ năng lực thực hiện đề tài này.</w:t>
+      </w:r>
+    </w:p>
+    <w:p>
+      <w:pPr>
+        <w:spacing w:line="288" w:lineRule="auto"/>
+        <w:ind w:firstLine="567"/>
+        <w:jc w:val="both"/>
+      </w:pPr>
+      <w:r>
+        <w:rPr>
+          <w:rFonts w:ascii="Times New Roman" w:hAnsi="Times New Roman" w:eastAsia="Times New Roman"/>
+          <w:b w:val="0"/>
+          <w:i w:val="0"/>
+          <w:sz w:val="26"/>
+        </w:rPr>
+        <w:t>Cuối cùng, tôi xin gửi lời cảm ơn tới gia đình, bạn bè và những người thân đã luôn quan tâm, động viên và hỗ trợ tôi cả về tinh thần lẫn vật chất trong suốt thời gian học tập và thực hiện đồ án. Do thời gian và kinh nghiệm còn hạn chế, đồ án không tránh khỏi những thiếu sót; tôi rất mong nhận được ý kiến đóng góp từ quý thầy cô để đồ án được hoàn thiện hơn.</w:t>
+      </w:r>
+    </w:p>
+    <w:p/>
+    <w:p/>
+    <w:p/>
+    <w:p>
+      <w:pPr>
+        <w:jc w:val="right"/>
+      </w:pPr>
+      <w:r>
+        <w:rPr>
+          <w:rFonts w:ascii="Times New Roman" w:hAnsi="Times New Roman" w:eastAsia="Times New Roman"/>
+          <w:b w:val="0"/>
+          <w:i/>
+          <w:sz w:val="26"/>
+        </w:rPr>
+        <w:t>Hà Nội, ngày … tháng … năm 2026</w:t>
+      </w:r>
+    </w:p>
+    <w:p>
+      <w:pPr>
+        <w:jc w:val="right"/>
+      </w:pPr>
+      <w:r>
+        <w:rPr>
+          <w:rFonts w:ascii="Times New Roman" w:hAnsi="Times New Roman" w:eastAsia="Times New Roman"/>
+          <w:b/>
+          <w:i w:val="0"/>
+          <w:sz w:val="26"/>
+        </w:rPr>
+        <w:t>Sinh viên thực hiện</w:t>
+      </w:r>
+    </w:p>
+    <w:p/>
+    <w:p/>
+    <w:p>
+      <w:pPr>
+        <w:jc w:val="right"/>
+      </w:pPr>
+      <w:r>
+        <w:rPr>
+          <w:rFonts w:ascii="Times New Roman" w:hAnsi="Times New Roman" w:eastAsia="Times New Roman"/>
+          <w:b/>
+          <w:i w:val="0"/>
+          <w:sz w:val="26"/>
+        </w:rPr>
+        <w:t>Nguyễn Văn Kiệt</w:t>
+      </w:r>
+    </w:p>
+    <w:p>
+      <w:pPr>
+        <w:sectPr>
+          <w:headerReference w:type="default" r:id="rId39"/>
+          <w:pgSz w:w="11906" w:h="16838"/>
+          <w:pgMar w:top="1417" w:right="1134" w:bottom="1417" w:left="1701" w:header="720" w:footer="720" w:gutter="283"/>
+          <w:cols w:space="720"/>
+          <w:docGrid w:linePitch="360"/>
+        </w:sectPr>
+      </w:pPr>
+    </w:p>
+    <w:p>
+      <w:pPr>
         <w:spacing w:after="360"/>
         <w:jc w:val="center"/>
       </w:pPr>
@@ -2650,17 +2656,12 @@
     <w:p>
       <w:pPr>
         <w:sectPr>
-          <w:headerReference w:type="default" r:id="rId39"/>
+          <w:headerReference w:type="default" r:id="rId40"/>
           <w:pgSz w:w="11906" w:h="16838"/>
           <w:pgMar w:top="1417" w:right="1134" w:bottom="1417" w:left="1701" w:header="720" w:footer="720" w:gutter="283"/>
           <w:cols w:space="720"/>
           <w:docGrid w:linePitch="360"/>
-          <w:pgBorders w:offsetFrom="text">
-            <w:top w:val="single" w:sz="24" w:space="24" w:color="000000"/>
-            <w:left w:val="single" w:sz="24" w:space="24" w:color="000000"/>
-            <w:bottom w:val="single" w:sz="24" w:space="24" w:color="000000"/>
-            <w:right w:val="single" w:sz="24" w:space="24" w:color="000000"/>
-          </w:pgBorders>
+          <w:pgNumType w:fmt="lowerRoman" w:start="1"/>
         </w:sectPr>
       </w:pPr>
     </w:p>
@@ -15117,43 +15118,7 @@
           <w:i w:val="0"/>
           <w:sz w:val="26"/>
         </w:rPr>
-        <w:t>Phần này trình bày schema chi tiết của 3 bảng cốt lõi đại diện cho miền đa tenant của Kite Platform. ERD tổng quan đã được giới thiệu tại §2.3.8; phần này bổ sung thông tin từng cột phục vụ phát triển và bảo trì. Schema được pull canonical từ chuỗi migration Flyway (</w:t>
-      </w:r>
-      <w:r>
-        <w:rPr>
-          <w:rFonts w:ascii="Times New Roman" w:hAnsi="Times New Roman" w:eastAsia="Times New Roman"/>
-          <w:b w:val="0"/>
-          <w:i/>
-          <w:sz w:val="26"/>
-        </w:rPr>
-        <w:t>kitehub/kitehub-subscription/src/main/resources/db/migration/V1__create_instances_table.sql</w:t>
-      </w:r>
-      <w:r>
-        <w:rPr>
-          <w:rFonts w:ascii="Times New Roman" w:hAnsi="Times New Roman" w:eastAsia="Times New Roman"/>
-          <w:b w:val="0"/>
-          <w:i w:val="0"/>
-          <w:sz w:val="26"/>
-        </w:rPr>
-        <w:t xml:space="preserve">, </w:t>
-      </w:r>
-      <w:r>
-        <w:rPr>
-          <w:rFonts w:ascii="Times New Roman" w:hAnsi="Times New Roman" w:eastAsia="Times New Roman"/>
-          <w:b w:val="0"/>
-          <w:i/>
-          <w:sz w:val="26"/>
-        </w:rPr>
-        <w:t>kiteclass/kiteclass-core/src/main/resources/db/migration/V1__create_core_schema.sql</w:t>
-      </w:r>
-      <w:r>
-        <w:rPr>
-          <w:rFonts w:ascii="Times New Roman" w:hAnsi="Times New Roman" w:eastAsia="Times New Roman"/>
-          <w:b w:val="0"/>
-          <w:i w:val="0"/>
-          <w:sz w:val="26"/>
-        </w:rPr>
-        <w:t>).</w:t>
+        <w:t>Phần này trình bày schema chi tiết của 3 bảng cốt lõi đại diện cho miền đa tenant của Kite Platform. ERD tổng quan đã được giới thiệu tại §2.3.8; phần này bổ sung thông tin từng cột phục vụ phát triển và bảo trì. Schema được pull canonical từ chuỗi migration Flyway của hai cụm dịch vụ (cụm subscription quản lý control-plane và cụm core quản lý domain-plane).</w:t>
       </w:r>
     </w:p>
     <w:p>
@@ -23738,40 +23703,6 @@
     </w:p>
     <w:p>
       <w:pPr>
-        <w:spacing w:line="288" w:lineRule="auto"/>
-        <w:ind w:firstLine="567"/>
-        <w:jc w:val="both"/>
-      </w:pPr>
-      <w:r>
-        <w:rPr>
-          <w:rFonts w:ascii="Times New Roman" w:hAnsi="Times New Roman" w:eastAsia="Times New Roman"/>
-          <w:b w:val="0"/>
-          <w:i w:val="0"/>
-          <w:sz w:val="26"/>
-        </w:rPr>
-        <w:t xml:space="preserve">Ghi chú về hình ảnh: trong phiên bản đồ án này, các hình minh họa giao diện đang ở dạng placeholder tham chiếu mockup HTML/JSX tại </w:t>
-      </w:r>
-      <w:r>
-        <w:rPr>
-          <w:rFonts w:ascii="Times New Roman" w:hAnsi="Times New Roman" w:eastAsia="Times New Roman"/>
-          <w:b w:val="0"/>
-          <w:i/>
-          <w:sz w:val="26"/>
-        </w:rPr>
-        <w:t>documents/02-architecture/design-system/ui_kits/</w:t>
-      </w:r>
-      <w:r>
-        <w:rPr>
-          <w:rFonts w:ascii="Times New Roman" w:hAnsi="Times New Roman" w:eastAsia="Times New Roman"/>
-          <w:b w:val="0"/>
-          <w:i w:val="0"/>
-          <w:sz w:val="26"/>
-        </w:rPr>
-        <w:t>. Trước cửa sổ bảo vệ, PNG snapshot độ phân giải 1440×900 (browser locale vi-VN) sẽ được capture và nhúng inline.</w:t>
-      </w:r>
-    </w:p>
-    <w:p>
-      <w:pPr>
         <w:pStyle w:val="Heading3"/>
       </w:pPr>
       <w:r>
@@ -23880,31 +23811,6 @@
           <w:i w:val="0"/>
           <w:sz w:val="26"/>
         </w:rPr>
-        <w:t xml:space="preserve">Mockup source: </w:t>
-      </w:r>
-      <w:r>
-        <w:rPr>
-          <w:rFonts w:ascii="Times New Roman" w:hAnsi="Times New Roman" w:eastAsia="Times New Roman"/>
-          <w:b w:val="0"/>
-          <w:i/>
-          <w:sz w:val="26"/>
-        </w:rPr>
-        <w:t>documents/02-architecture/design-system/ui_kits/kitehub-story-v2/index.html</w:t>
-      </w:r>
-    </w:p>
-    <w:p>
-      <w:pPr>
-        <w:spacing w:line="288" w:lineRule="auto"/>
-        <w:ind w:firstLine="567"/>
-        <w:jc w:val="both"/>
-      </w:pPr>
-      <w:r>
-        <w:rPr>
-          <w:rFonts w:ascii="Times New Roman" w:hAnsi="Times New Roman" w:eastAsia="Times New Roman"/>
-          <w:b w:val="0"/>
-          <w:i w:val="0"/>
-          <w:sz w:val="26"/>
-        </w:rPr>
         <w:t>Trang chủ marketing đóng vai trò "first impression" của KiteHub đối với anonymous prospect persona. Layout 3-fold: hero section với tagline "Nền tảng quản lý trung tâm dạy thêm" cùng value proposition 3 bullet (Multi-tenant isolation, AI Branding, Bộ tính năng quản lý lớp đầy đủ) và CTA chính "Yêu cầu truy cập Beta". Tone tiếng Việt formal-friendly, sample data Việt Nam (Trung tâm Anh ngữ Sky Education tên giả định, Lớp Anh ngữ 5A1). Tiếp theo là 3 phần: "Vì sao chọn KiteHub" (so sánh với 3 đối tượng tham khảo — chi tiết tại Chương 1), "Cho ai" (P1 Solo Teacher + P2 Center Owner profile), và footer minh bạch về giai đoạn beta cùng đường dẫn liên hệ qua email và Zalo.</w:t>
       </w:r>
     </w:p>
@@ -24018,31 +23924,6 @@
           <w:i w:val="0"/>
           <w:sz w:val="26"/>
         </w:rPr>
-        <w:t xml:space="preserve">Mockup source: </w:t>
-      </w:r>
-      <w:r>
-        <w:rPr>
-          <w:rFonts w:ascii="Times New Roman" w:hAnsi="Times New Roman" w:eastAsia="Times New Roman"/>
-          <w:b w:val="0"/>
-          <w:i/>
-          <w:sz w:val="26"/>
-        </w:rPr>
-        <w:t>documents/02-architecture/design-system/ui_kits/kitehub-pro-v2/screens/branding-wizard-step1-welcome.html</w:t>
-      </w:r>
-    </w:p>
-    <w:p>
-      <w:pPr>
-        <w:spacing w:line="288" w:lineRule="auto"/>
-        <w:ind w:firstLine="567"/>
-        <w:jc w:val="both"/>
-      </w:pPr>
-      <w:r>
-        <w:rPr>
-          <w:rFonts w:ascii="Times New Roman" w:hAnsi="Times New Roman" w:eastAsia="Times New Roman"/>
-          <w:b w:val="0"/>
-          <w:i w:val="0"/>
-          <w:sz w:val="26"/>
-        </w:rPr>
         <w:t>Wizard đăng ký bao gồm 4 trường: họ tên, email, tên trung tâm dự kiến, quy mô (combobox: dưới 50 học sinh / 50-150 / 150-500 / trên 500 học sinh). Form không yêu cầu mật khẩu tại bước này — admin nền tảng review request và gửi claim code 6 chữ số qua email sau khi duyệt. Field "tên trung tâm" đính kèm hint text "Ví dụ: Trung tâm Anh ngữ Sky Education". Form validation client-side bằng React Hook Form + Zod (định dạng email + tên không trống + quy mô bắt buộc); validation server-side bổ sung honeypot field chống bot và rate-limit 24 giờ per email. Sau submit thành công, page hiển thị banner xác nhận "Yêu cầu đã được gửi — đội ngũ KiteHub sẽ phản hồi trong 1-2 ngày làm việc qua email".</w:t>
       </w:r>
     </w:p>
@@ -24138,31 +24019,6 @@
           <w:i w:val="0"/>
           <w:sz w:val="26"/>
         </w:rPr>
-        <w:t xml:space="preserve">Mockup source: </w:t>
-      </w:r>
-      <w:r>
-        <w:rPr>
-          <w:rFonts w:ascii="Times New Roman" w:hAnsi="Times New Roman" w:eastAsia="Times New Roman"/>
-          <w:b w:val="0"/>
-          <w:i/>
-          <w:sz w:val="26"/>
-        </w:rPr>
-        <w:t>documents/02-architecture/design-system/ui_kits/kitehub-pro-v2/screens/dashboard-default.html</w:t>
-      </w:r>
-    </w:p>
-    <w:p>
-      <w:pPr>
-        <w:spacing w:line="288" w:lineRule="auto"/>
-        <w:ind w:firstLine="567"/>
-        <w:jc w:val="both"/>
-      </w:pPr>
-      <w:r>
-        <w:rPr>
-          <w:rFonts w:ascii="Times New Roman" w:hAnsi="Times New Roman" w:eastAsia="Times New Roman"/>
-          <w:b w:val="0"/>
-          <w:i w:val="0"/>
-          <w:sz w:val="26"/>
-        </w:rPr>
         <w:t xml:space="preserve">Sau lần đăng nhập đầu tiên, dashboard hiển thị 3 thành phần chính cho Chủ trung tâm: thứ nhất, KPI cards với 3 thẻ "Doanh thu tháng", "Số học sinh", "Số lớp" — mặc định hiển thị </w:t>
       </w:r>
       <w:r>
@@ -24348,31 +24204,6 @@
           <w:i w:val="0"/>
           <w:sz w:val="26"/>
         </w:rPr>
-        <w:t xml:space="preserve">Mockup source: </w:t>
-      </w:r>
-      <w:r>
-        <w:rPr>
-          <w:rFonts w:ascii="Times New Roman" w:hAnsi="Times New Roman" w:eastAsia="Times New Roman"/>
-          <w:b w:val="0"/>
-          <w:i/>
-          <w:sz w:val="26"/>
-        </w:rPr>
-        <w:t>documents/02-architecture/design-system/ui_kits/kitehub-pro-v2/screens/dashboard-success.html</w:t>
-      </w:r>
-    </w:p>
-    <w:p>
-      <w:pPr>
-        <w:spacing w:line="288" w:lineRule="auto"/>
-        <w:ind w:firstLine="567"/>
-        <w:jc w:val="both"/>
-      </w:pPr>
-      <w:r>
-        <w:rPr>
-          <w:rFonts w:ascii="Times New Roman" w:hAnsi="Times New Roman" w:eastAsia="Times New Roman"/>
-          <w:b w:val="0"/>
-          <w:i w:val="0"/>
-          <w:sz w:val="26"/>
-        </w:rPr>
         <w:t xml:space="preserve">Sau khi người dùng exchange claim code thành công, hệ thống tạo tenant mới với atomic transaction (INSERT tenant + INSERT user + UPDATE beta_request status — chi tiết tại Chương 4). Trang xác nhận hiển thị: tiêu đề "Chào mừng đến với KiteHub", subdomain tenant được cấp </w:t>
       </w:r>
       <w:r>
@@ -24522,31 +24353,6 @@
           <w:i w:val="0"/>
           <w:sz w:val="26"/>
         </w:rPr>
-        <w:t xml:space="preserve">Mockup source: </w:t>
-      </w:r>
-      <w:r>
-        <w:rPr>
-          <w:rFonts w:ascii="Times New Roman" w:hAnsi="Times New Roman" w:eastAsia="Times New Roman"/>
-          <w:b w:val="0"/>
-          <w:i/>
-          <w:sz w:val="26"/>
-        </w:rPr>
-        <w:t>documents/02-architecture/design-system/ui_kits/kitehub-admin/screens/multi-class-roster.html</w:t>
-      </w:r>
-    </w:p>
-    <w:p>
-      <w:pPr>
-        <w:spacing w:line="288" w:lineRule="auto"/>
-        <w:ind w:firstLine="567"/>
-        <w:jc w:val="both"/>
-      </w:pPr>
-      <w:r>
-        <w:rPr>
-          <w:rFonts w:ascii="Times New Roman" w:hAnsi="Times New Roman" w:eastAsia="Times New Roman"/>
-          <w:b w:val="0"/>
-          <w:i w:val="0"/>
-          <w:sz w:val="26"/>
-        </w:rPr>
         <w:t xml:space="preserve">Giao diện quản lý lớp hiển thị danh sách tất cả các lớp của tenant với các cột: Mã lớp, Tên lớp (ví dụ </w:t>
       </w:r>
       <w:r>
@@ -24660,31 +24466,6 @@
           <w:i w:val="0"/>
           <w:sz w:val="26"/>
         </w:rPr>
-        <w:t xml:space="preserve">Mockup source: </w:t>
-      </w:r>
-      <w:r>
-        <w:rPr>
-          <w:rFonts w:ascii="Times New Roman" w:hAnsi="Times New Roman" w:eastAsia="Times New Roman"/>
-          <w:b w:val="0"/>
-          <w:i/>
-          <w:sz w:val="26"/>
-        </w:rPr>
-        <w:t>documents/02-architecture/design-system/ui_kits/kitehub-pro-v2/screens/billing-payment.html</w:t>
-      </w:r>
-    </w:p>
-    <w:p>
-      <w:pPr>
-        <w:spacing w:line="288" w:lineRule="auto"/>
-        <w:ind w:firstLine="567"/>
-        <w:jc w:val="both"/>
-      </w:pPr>
-      <w:r>
-        <w:rPr>
-          <w:rFonts w:ascii="Times New Roman" w:hAnsi="Times New Roman" w:eastAsia="Times New Roman"/>
-          <w:b w:val="0"/>
-          <w:i w:val="0"/>
-          <w:sz w:val="26"/>
-        </w:rPr>
         <w:t xml:space="preserve">Form tạo hóa đơn cho phép Chủ trung tâm hoặc Manager tạo hóa đơn cho học sinh (cá nhân) hoặc batch (nhiều học sinh trong cùng lớp). Layout 2 cột: cột trái — form nhập (Học sinh nhận hóa đơn, Lớp, Tháng/Kỳ học, Học phí gốc, Giảm giá, Phụ thu, Hạn thanh toán); cột phải — preview hóa đơn realtime với header "HÓA ĐƠN ĐIỆN TỬ" theo convention VN, mã số thuế tenant (nếu có), tổng tiền </w:t>
       </w:r>
       <w:r>
@@ -24798,31 +24579,6 @@
           <w:i w:val="0"/>
           <w:sz w:val="26"/>
         </w:rPr>
-        <w:t xml:space="preserve">Mockup source: </w:t>
-      </w:r>
-      <w:r>
-        <w:rPr>
-          <w:rFonts w:ascii="Times New Roman" w:hAnsi="Times New Roman" w:eastAsia="Times New Roman"/>
-          <w:b w:val="0"/>
-          <w:i/>
-          <w:sz w:val="26"/>
-        </w:rPr>
-        <w:t>documents/02-architecture/design-system/ui_kits/kitehub-admin/screens/dashboard.html</w:t>
-      </w:r>
-    </w:p>
-    <w:p>
-      <w:pPr>
-        <w:spacing w:line="288" w:lineRule="auto"/>
-        <w:ind w:firstLine="567"/>
-        <w:jc w:val="both"/>
-      </w:pPr>
-      <w:r>
-        <w:rPr>
-          <w:rFonts w:ascii="Times New Roman" w:hAnsi="Times New Roman" w:eastAsia="Times New Roman"/>
-          <w:b w:val="0"/>
-          <w:i w:val="0"/>
-          <w:sz w:val="26"/>
-        </w:rPr>
         <w:t>Admin nền tảng có thể preview template email trước khi gửi cho tenant beta. Layout 2 cột: cột trái — form input các biến (tên người nhận, tên trung tâm, claim code, link kích hoạt, deadline kích hoạt); cột phải — rendering preview email cho desktop và mobile responsive. Subject line tone tiếng Việt formal-respectful (</w:t>
       </w:r>
       <w:r>
@@ -24954,7 +24710,7 @@
           <w:i w:val="0"/>
           <w:sz w:val="26"/>
         </w:rPr>
-        <w:t xml:space="preserve">Mockup source: </w:t>
+        <w:t>Audit log hiển thị toàn bộ hành động sensitive của admin nền tảng dưới dạng bảng immutable (chỉ INSERT, không UPDATE/DELETE theo migration cơ sở dữ liệu áp dụng database trigger immutable — đảm bảo tamper-proof theo PDPL 2023 Article 11). Các cột: Thời gian (</w:t>
       </w:r>
       <w:r>
         <w:rPr>
@@ -24963,7 +24719,138 @@
           <w:i/>
           <w:sz w:val="26"/>
         </w:rPr>
-        <w:t>documents/02-architecture/design-system/ui_kits/kitehub-admin/screens/dashboard.html</w:t>
+        <w:t>Thứ Hai, 20/05/2026 09:30</w:t>
+      </w:r>
+      <w:r>
+        <w:rPr>
+          <w:rFonts w:ascii="Times New Roman" w:hAnsi="Times New Roman" w:eastAsia="Times New Roman"/>
+          <w:b w:val="0"/>
+          <w:i w:val="0"/>
+          <w:sz w:val="26"/>
+        </w:rPr>
+        <w:t>), Admin user (</w:t>
+      </w:r>
+      <w:r>
+        <w:rPr>
+          <w:rFonts w:ascii="Times New Roman" w:hAnsi="Times New Roman" w:eastAsia="Times New Roman"/>
+          <w:b w:val="0"/>
+          <w:i/>
+          <w:sz w:val="26"/>
+        </w:rPr>
+        <w:t>admin@kitehub.me</w:t>
+      </w:r>
+      <w:r>
+        <w:rPr>
+          <w:rFonts w:ascii="Times New Roman" w:hAnsi="Times New Roman" w:eastAsia="Times New Roman"/>
+          <w:b w:val="0"/>
+          <w:i w:val="0"/>
+          <w:sz w:val="26"/>
+        </w:rPr>
+        <w:t>), Loại hành động (</w:t>
+      </w:r>
+      <w:r>
+        <w:rPr>
+          <w:rFonts w:ascii="Times New Roman" w:hAnsi="Times New Roman" w:eastAsia="Times New Roman"/>
+          <w:b w:val="0"/>
+          <w:i/>
+          <w:sz w:val="26"/>
+        </w:rPr>
+        <w:t>BETA_APPROVE</w:t>
+      </w:r>
+      <w:r>
+        <w:rPr>
+          <w:rFonts w:ascii="Times New Roman" w:hAnsi="Times New Roman" w:eastAsia="Times New Roman"/>
+          <w:b w:val="0"/>
+          <w:i w:val="0"/>
+          <w:sz w:val="26"/>
+        </w:rPr>
+        <w:t xml:space="preserve">, </w:t>
+      </w:r>
+      <w:r>
+        <w:rPr>
+          <w:rFonts w:ascii="Times New Roman" w:hAnsi="Times New Roman" w:eastAsia="Times New Roman"/>
+          <w:b w:val="0"/>
+          <w:i/>
+          <w:sz w:val="26"/>
+        </w:rPr>
+        <w:t>TENANT_SUSPEND</w:t>
+      </w:r>
+      <w:r>
+        <w:rPr>
+          <w:rFonts w:ascii="Times New Roman" w:hAnsi="Times New Roman" w:eastAsia="Times New Roman"/>
+          <w:b w:val="0"/>
+          <w:i w:val="0"/>
+          <w:sz w:val="26"/>
+        </w:rPr>
+        <w:t xml:space="preserve">, </w:t>
+      </w:r>
+      <w:r>
+        <w:rPr>
+          <w:rFonts w:ascii="Times New Roman" w:hAnsi="Times New Roman" w:eastAsia="Times New Roman"/>
+          <w:b w:val="0"/>
+          <w:i/>
+          <w:sz w:val="26"/>
+        </w:rPr>
+        <w:t>EMAIL_TEMPLATE_UPDATE</w:t>
+      </w:r>
+      <w:r>
+        <w:rPr>
+          <w:rFonts w:ascii="Times New Roman" w:hAnsi="Times New Roman" w:eastAsia="Times New Roman"/>
+          <w:b w:val="0"/>
+          <w:i w:val="0"/>
+          <w:sz w:val="26"/>
+        </w:rPr>
+        <w:t xml:space="preserve">), Đối tượng tác động (Tenant </w:t>
+      </w:r>
+      <w:r>
+        <w:rPr>
+          <w:rFonts w:ascii="Times New Roman" w:hAnsi="Times New Roman" w:eastAsia="Times New Roman"/>
+          <w:b w:val="0"/>
+          <w:i/>
+          <w:sz w:val="26"/>
+        </w:rPr>
+        <w:t>Sky Education</w:t>
+      </w:r>
+      <w:r>
+        <w:rPr>
+          <w:rFonts w:ascii="Times New Roman" w:hAnsi="Times New Roman" w:eastAsia="Times New Roman"/>
+          <w:b w:val="0"/>
+          <w:i w:val="0"/>
+          <w:sz w:val="26"/>
+        </w:rPr>
+        <w:t xml:space="preserve"> / Beta request </w:t>
+      </w:r>
+      <w:r>
+        <w:rPr>
+          <w:rFonts w:ascii="Times New Roman" w:hAnsi="Times New Roman" w:eastAsia="Times New Roman"/>
+          <w:b w:val="0"/>
+          <w:i/>
+          <w:sz w:val="26"/>
+        </w:rPr>
+        <w:t>req_uuid</w:t>
+      </w:r>
+      <w:r>
+        <w:rPr>
+          <w:rFonts w:ascii="Times New Roman" w:hAnsi="Times New Roman" w:eastAsia="Times New Roman"/>
+          <w:b w:val="0"/>
+          <w:i w:val="0"/>
+          <w:sz w:val="26"/>
+        </w:rPr>
+        <w:t>), IP address (rút gọn an toàn), Chi tiết (JSON expandable). Filter combo cho phép tìm theo loại hành động, theo admin user, theo khoảng thời gian. Top banner notify compliance "Trang này được bảo vệ bởi PDPL Article 11 — mọi hành động admin được lưu vĩnh viễn và không thể chỉnh sửa". Retention 5 năm theo PDPL Art 11.2; export CSV / PDF cho compliance audit định kỳ hằng quý.</w:t>
+      </w:r>
+    </w:p>
+    <w:p>
+      <w:pPr>
+        <w:pStyle w:val="Heading3"/>
+      </w:pPr>
+      <w:r>
+        <w:rPr>
+          <w:rFonts w:ascii="Times New Roman" w:hAnsi="Times New Roman" w:eastAsia="Times New Roman"/>
+          <w:b/>
+          <w:color w:val="000000"/>
+          <w:sz w:val="28"/>
+        </w:rPr>
+        <w:t>3.2.9 Phạm vi và hạn chế giao diện trình bày</w:t>
       </w:r>
     </w:p>
     <w:p>
@@ -24979,199 +24866,7 @@
           <w:i w:val="0"/>
           <w:sz w:val="26"/>
         </w:rPr>
-        <w:t xml:space="preserve">Audit log hiển thị toàn bộ hành động sensitive của admin nền tảng dưới dạng bảng immutable (chỉ INSERT, không UPDATE/DELETE theo migration </w:t>
-      </w:r>
-      <w:r>
-        <w:rPr>
-          <w:rFonts w:ascii="Times New Roman" w:hAnsi="Times New Roman" w:eastAsia="Times New Roman"/>
-          <w:b w:val="0"/>
-          <w:i/>
-          <w:sz w:val="26"/>
-        </w:rPr>
-        <w:t>V60__make_admin_audit_logs_immutable.sql</w:t>
-      </w:r>
-      <w:r>
-        <w:rPr>
-          <w:rFonts w:ascii="Times New Roman" w:hAnsi="Times New Roman" w:eastAsia="Times New Roman"/>
-          <w:b w:val="0"/>
-          <w:i w:val="0"/>
-          <w:sz w:val="26"/>
-        </w:rPr>
-        <w:t xml:space="preserve"> — đảm bảo tamper-proof theo PDPL 2023 Article 11). Các cột: Thời gian (</w:t>
-      </w:r>
-      <w:r>
-        <w:rPr>
-          <w:rFonts w:ascii="Times New Roman" w:hAnsi="Times New Roman" w:eastAsia="Times New Roman"/>
-          <w:b w:val="0"/>
-          <w:i/>
-          <w:sz w:val="26"/>
-        </w:rPr>
-        <w:t>Thứ Hai, 20/05/2026 09:30</w:t>
-      </w:r>
-      <w:r>
-        <w:rPr>
-          <w:rFonts w:ascii="Times New Roman" w:hAnsi="Times New Roman" w:eastAsia="Times New Roman"/>
-          <w:b w:val="0"/>
-          <w:i w:val="0"/>
-          <w:sz w:val="26"/>
-        </w:rPr>
-        <w:t>), Admin user (</w:t>
-      </w:r>
-      <w:r>
-        <w:rPr>
-          <w:rFonts w:ascii="Times New Roman" w:hAnsi="Times New Roman" w:eastAsia="Times New Roman"/>
-          <w:b w:val="0"/>
-          <w:i/>
-          <w:sz w:val="26"/>
-        </w:rPr>
-        <w:t>admin@kitehub.me</w:t>
-      </w:r>
-      <w:r>
-        <w:rPr>
-          <w:rFonts w:ascii="Times New Roman" w:hAnsi="Times New Roman" w:eastAsia="Times New Roman"/>
-          <w:b w:val="0"/>
-          <w:i w:val="0"/>
-          <w:sz w:val="26"/>
-        </w:rPr>
-        <w:t>), Loại hành động (</w:t>
-      </w:r>
-      <w:r>
-        <w:rPr>
-          <w:rFonts w:ascii="Times New Roman" w:hAnsi="Times New Roman" w:eastAsia="Times New Roman"/>
-          <w:b w:val="0"/>
-          <w:i/>
-          <w:sz w:val="26"/>
-        </w:rPr>
-        <w:t>BETA_APPROVE</w:t>
-      </w:r>
-      <w:r>
-        <w:rPr>
-          <w:rFonts w:ascii="Times New Roman" w:hAnsi="Times New Roman" w:eastAsia="Times New Roman"/>
-          <w:b w:val="0"/>
-          <w:i w:val="0"/>
-          <w:sz w:val="26"/>
-        </w:rPr>
-        <w:t xml:space="preserve">, </w:t>
-      </w:r>
-      <w:r>
-        <w:rPr>
-          <w:rFonts w:ascii="Times New Roman" w:hAnsi="Times New Roman" w:eastAsia="Times New Roman"/>
-          <w:b w:val="0"/>
-          <w:i/>
-          <w:sz w:val="26"/>
-        </w:rPr>
-        <w:t>TENANT_SUSPEND</w:t>
-      </w:r>
-      <w:r>
-        <w:rPr>
-          <w:rFonts w:ascii="Times New Roman" w:hAnsi="Times New Roman" w:eastAsia="Times New Roman"/>
-          <w:b w:val="0"/>
-          <w:i w:val="0"/>
-          <w:sz w:val="26"/>
-        </w:rPr>
-        <w:t xml:space="preserve">, </w:t>
-      </w:r>
-      <w:r>
-        <w:rPr>
-          <w:rFonts w:ascii="Times New Roman" w:hAnsi="Times New Roman" w:eastAsia="Times New Roman"/>
-          <w:b w:val="0"/>
-          <w:i/>
-          <w:sz w:val="26"/>
-        </w:rPr>
-        <w:t>EMAIL_TEMPLATE_UPDATE</w:t>
-      </w:r>
-      <w:r>
-        <w:rPr>
-          <w:rFonts w:ascii="Times New Roman" w:hAnsi="Times New Roman" w:eastAsia="Times New Roman"/>
-          <w:b w:val="0"/>
-          <w:i w:val="0"/>
-          <w:sz w:val="26"/>
-        </w:rPr>
-        <w:t xml:space="preserve">), Đối tượng tác động (Tenant </w:t>
-      </w:r>
-      <w:r>
-        <w:rPr>
-          <w:rFonts w:ascii="Times New Roman" w:hAnsi="Times New Roman" w:eastAsia="Times New Roman"/>
-          <w:b w:val="0"/>
-          <w:i/>
-          <w:sz w:val="26"/>
-        </w:rPr>
-        <w:t>Sky Education</w:t>
-      </w:r>
-      <w:r>
-        <w:rPr>
-          <w:rFonts w:ascii="Times New Roman" w:hAnsi="Times New Roman" w:eastAsia="Times New Roman"/>
-          <w:b w:val="0"/>
-          <w:i w:val="0"/>
-          <w:sz w:val="26"/>
-        </w:rPr>
-        <w:t xml:space="preserve"> / Beta request </w:t>
-      </w:r>
-      <w:r>
-        <w:rPr>
-          <w:rFonts w:ascii="Times New Roman" w:hAnsi="Times New Roman" w:eastAsia="Times New Roman"/>
-          <w:b w:val="0"/>
-          <w:i/>
-          <w:sz w:val="26"/>
-        </w:rPr>
-        <w:t>req_uuid</w:t>
-      </w:r>
-      <w:r>
-        <w:rPr>
-          <w:rFonts w:ascii="Times New Roman" w:hAnsi="Times New Roman" w:eastAsia="Times New Roman"/>
-          <w:b w:val="0"/>
-          <w:i w:val="0"/>
-          <w:sz w:val="26"/>
-        </w:rPr>
-        <w:t>), IP address (rút gọn an toàn), Chi tiết (JSON expandable). Filter combo cho phép tìm theo loại hành động, theo admin user, theo khoảng thời gian. Top banner notify compliance "Trang này được bảo vệ bởi PDPL Article 11 — mọi hành động admin được lưu vĩnh viễn và không thể chỉnh sửa". Retention 5 năm theo PDPL Art 11.2; export CSV / PDF cho compliance audit định kỳ hằng quý.</w:t>
-      </w:r>
-    </w:p>
-    <w:p>
-      <w:pPr>
-        <w:pStyle w:val="Heading3"/>
-      </w:pPr>
-      <w:r>
-        <w:rPr>
-          <w:rFonts w:ascii="Times New Roman" w:hAnsi="Times New Roman" w:eastAsia="Times New Roman"/>
-          <w:b/>
-          <w:color w:val="000000"/>
-          <w:sz w:val="28"/>
-        </w:rPr>
-        <w:t>3.2.9 Phạm vi và hạn chế giao diện trình bày</w:t>
-      </w:r>
-    </w:p>
-    <w:p>
-      <w:pPr>
-        <w:spacing w:line="288" w:lineRule="auto"/>
-        <w:ind w:firstLine="567"/>
-        <w:jc w:val="both"/>
-      </w:pPr>
-      <w:r>
-        <w:rPr>
-          <w:rFonts w:ascii="Times New Roman" w:hAnsi="Times New Roman" w:eastAsia="Times New Roman"/>
-          <w:b w:val="0"/>
-          <w:i w:val="0"/>
-          <w:sz w:val="26"/>
-        </w:rPr>
-        <w:t xml:space="preserve">8 giao diện trên đại diện cho happy path của 2 persona target P1 và P2 trong giai đoạn beta. Các giao diện sau chưa được trình bày trong phiên bản này do thuộc scope giai đoạn tiếp theo hoặc do giới hạn không gian báo cáo: giao diện admin xử lý chargeback (giai đoạn paid khi tích hợp payment gateway), giao diện parent portal (giai đoạn GA — P4 persona), giao diện mobile app native (sau giai đoạn paid — chưa triển khai), giao diện K-12 transcript management (giai đoạn GA — P5 persona). Các mockup mở rộng có thể tham khảo tại </w:t>
-      </w:r>
-      <w:r>
-        <w:rPr>
-          <w:rFonts w:ascii="Times New Roman" w:hAnsi="Times New Roman" w:eastAsia="Times New Roman"/>
-          <w:b w:val="0"/>
-          <w:i/>
-          <w:sz w:val="26"/>
-        </w:rPr>
-        <w:t>documents/02-architecture/design-system/ui_kits/</w:t>
-      </w:r>
-      <w:r>
-        <w:rPr>
-          <w:rFonts w:ascii="Times New Roman" w:hAnsi="Times New Roman" w:eastAsia="Times New Roman"/>
-          <w:b w:val="0"/>
-          <w:i w:val="0"/>
-          <w:sz w:val="26"/>
-        </w:rPr>
-        <w:t>.</w:t>
+        <w:t>8 giao diện trên đại diện cho happy path của 2 persona target P1 và P2 trong giai đoạn beta. Các giao diện sau chưa được trình bày trong phiên bản này do thuộc scope giai đoạn tiếp theo hoặc do giới hạn không gian báo cáo: giao diện admin xử lý chargeback (giai đoạn paid khi tích hợp payment gateway), giao diện parent portal (giai đoạn GA — P4 persona), giao diện mobile app native (sau giai đoạn paid — chưa triển khai), giao diện K-12 transcript management (giai đoạn GA — P5 persona).</w:t>
       </w:r>
     </w:p>
     <w:p>
@@ -34385,11 +34080,12 @@
       </w:r>
     </w:p>
     <w:sectPr>
-      <w:headerReference w:type="default" r:id="rId40"/>
+      <w:headerReference w:type="default" r:id="rId41"/>
       <w:pgSz w:w="11906" w:h="16838"/>
       <w:pgMar w:top="1417" w:right="1134" w:bottom="1417" w:left="1701" w:header="720" w:footer="720" w:gutter="283"/>
       <w:cols w:space="720"/>
       <w:docGrid w:linePitch="360"/>
+      <w:pgNumType w:fmt="decimal" w:start="1"/>
     </w:sectPr>
   </w:body>
 </w:document>
@@ -34424,6 +34120,35 @@
       <w:pStyle w:val="Header"/>
       <w:jc w:val="center"/>
     </w:pPr>
+    <w:r>
+      <w:rPr>
+        <w:rFonts w:ascii="Times New Roman" w:hAnsi="Times New Roman"/>
+        <w:sz w:val="26"/>
+      </w:rPr>
+      <w:fldChar w:fldCharType="begin"/>
+      <w:instrText>PAGE</w:instrText>
+      <w:fldChar w:fldCharType="end"/>
+    </w:r>
+  </w:p>
+</w:hdr>
+</file>
+
+<file path=word/header4.xml><?xml version="1.0" encoding="utf-8"?>
+<w:hdr xmlns:m="http://schemas.openxmlformats.org/officeDocument/2006/math" xmlns:mc="http://schemas.openxmlformats.org/markup-compatibility/2006" xmlns:mo="http://schemas.microsoft.com/office/mac/office/2008/main" xmlns:mv="urn:schemas-microsoft-com:mac:vml" xmlns:o="urn:schemas-microsoft-com:office:office" xmlns:r="http://schemas.openxmlformats.org/officeDocument/2006/relationships" xmlns:v="urn:schemas-microsoft-com:vml" xmlns:w10="urn:schemas-microsoft-com:office:word" xmlns:w14="http://schemas.microsoft.com/office/word/2010/wordml" xmlns:w="http://schemas.openxmlformats.org/wordprocessingml/2006/main" xmlns:wne="http://schemas.microsoft.com/office/word/2006/wordml" xmlns:wp14="http://schemas.microsoft.com/office/word/2010/wordprocessingDrawing" xmlns:wp="http://schemas.openxmlformats.org/drawingml/2006/wordprocessingDrawing" xmlns:wpc="http://schemas.microsoft.com/office/word/2010/wordprocessingCanvas" xmlns:wpg="http://schemas.microsoft.com/office/word/2010/wordprocessingGroup" xmlns:wpi="http://schemas.microsoft.com/office/word/2010/wordprocessingInk" xmlns:wps="http://schemas.microsoft.com/office/word/2010/wordprocessingShape" mc:Ignorable="w14 wp14">
+  <w:p>
+    <w:pPr>
+      <w:pStyle w:val="Header"/>
+      <w:jc w:val="center"/>
+    </w:pPr>
+    <w:r>
+      <w:rPr>
+        <w:rFonts w:ascii="Times New Roman" w:hAnsi="Times New Roman"/>
+        <w:sz w:val="26"/>
+      </w:rPr>
+      <w:fldChar w:fldCharType="begin"/>
+      <w:instrText>PAGE</w:instrText>
+      <w:fldChar w:fldCharType="end"/>
+    </w:r>
   </w:p>
 </w:hdr>
 </file>

--- a/documents/08-thesis/thesis-v1.docx
+++ b/documents/08-thesis/thesis-v1.docx
@@ -3213,7 +3213,7 @@
           <w:i w:val="0"/>
           <w:sz w:val="26"/>
         </w:rPr>
-        <w:t>Mục tiêu cụ thể của đề tài bao gồm bốn nhóm. Mục tiêu chức năng yêu cầu xây dựng một nền tảng SaaS đa-tenant hoàn chỉnh với onboarding wizard, AI Branding, quản lý lifecycle tenant và compliance built-in. Mục tiêu phi chức năng yêu cầu đáp ứng các tiêu chí về hiệu năng (p95 ≤ 500 ms cho API trung bình), bảo mật (Row-Level Security tại tầng database, OWASP Top 10 baseline), khả năng mở rộng (multi-tenant cô lập schema-level, hỗ trợ tối thiểu 100 tenant trên 1 instance) và quan sát được (logs tập trung, metrics dashboard, alert real-time). Mục tiêu pháp lý yêu cầu nền tảng tuân thủ ba văn bản pháp luật then chốt PDPL 2023, Luật An ninh mạng 2018, và Thông tư 78/2021/TT-BTC. Mục tiêu phương pháp luận yêu cầu áp dụng các nguyên tắc Quality-Driven Development phù hợp cho mô hình solo-developer với deadline pháp lý cứng.</w:t>
+        <w:t>Mục tiêu cụ thể của đề tài bao gồm bốn nhóm. Mục tiêu chức năng yêu cầu xây dựng một nền tảng SaaS đa-tenant hoàn chỉnh với onboarding wizard, AI Branding, quản lý lifecycle tenant và compliance built-in. Mục tiêu phi chức năng yêu cầu đáp ứng các tiêu chí về hiệu năng (p95 ≤ 500 ms cho API trung bình), bảo mật (Row-Level Security tại tầng database, OWASP Top 10 baseline), khả năng mở rộng (multi-tenant cô lập schema-level, hỗ trợ tối thiểu 100 tenant trên 1 instance) và quan sát được (logs tập trung, metrics dashboard, alert real-time). Mục tiêu pháp lý yêu cầu nền tảng tuân thủ ba văn bản pháp luật then chốt PDPL 2023, Luật An ninh mạng 2018, và Thông tư 78/2021/TT-BTC. Mục tiêu phương pháp luận yêu cầu áp dụng các nguyên tắc Quality-Driven Development phù hợp với quy mô đề tài và deadline pháp lý cứng PDPL 2023.</w:t>
       </w:r>
     </w:p>
     <w:p>
@@ -9804,7 +9804,7 @@
           <w:i w:val="0"/>
           <w:sz w:val="26"/>
         </w:rPr>
-        <w:t>Quyết định kiến trúc bị neo bởi ràng buộc kinh tế: tôi chọn mô hình single-bucket multi-tenant với RLS (Pattern 4) thay vì per-tenant DB (Pattern 1) — chênh lệch chi phí khoảng 20× và chi phí vận hành theo chiều dọc khó duy trì với một sinh viên (chi tiết §2.3.3).</w:t>
+        <w:t>Quyết định kiến trúc bị neo bởi ràng buộc kinh tế: tôi chọn mô hình single-bucket multi-tenant với RLS (Pattern 4) thay vì per-tenant DB (Pattern 1) — chênh lệch chi phí khoảng 20× và chi phí vận hành tăng tuyến tính theo số tenant, không phù hợp với phân khúc trung tâm SMB ở giai đoạn beta (chi tiết §2.3.3).</w:t>
       </w:r>
     </w:p>
     <w:p>
@@ -11021,7 +11021,7 @@
                 <w:i w:val="0"/>
                 <w:sz w:val="24"/>
               </w:rPr>
-              <w:t>Chi phí ~$295/tháng cho 10 tenant so với ~$15 cho Pool model (chênh 20×); vận hành N× backup + N× migration + N× monitoring không khả thi với một sinh viên</w:t>
+              <w:t>Chi phí ~$295/tháng cho 10 tenant so với ~$15 cho Pool model (chênh 20×); chi phí vận hành N× backup + N× migration + N× monitoring tăng tuyến tính theo số tenant, không phù hợp với phân khúc trung tâm SMB ở giai đoạn beta</w:t>
             </w:r>
           </w:p>
         </w:tc>
@@ -11233,7 +11233,7 @@
                 <w:i w:val="0"/>
                 <w:sz w:val="24"/>
               </w:rPr>
-              <w:t>Hoãn đến khi mở rộng K-12 doanh nghiệp ở giai đoạn GA — chưa có khách hàng yêu cầu cô lập vật lý</w:t>
+              <w:t>Sẽ phát triển khi mở rộng K-12 doanh nghiệp ở giai đoạn GA và có yêu cầu cụ thể về cô lập vật lý từ khách hàng</w:t>
             </w:r>
           </w:p>
         </w:tc>

--- a/documents/08-thesis/thesis-v1.docx
+++ b/documents/08-thesis/thesis-v1.docx
@@ -25405,7 +25405,7 @@
       <w:r>
         <w:drawing>
           <wp:inline xmlns:a="http://schemas.openxmlformats.org/drawingml/2006/main" xmlns:pic="http://schemas.openxmlformats.org/drawingml/2006/picture">
-            <wp:extent cx="5040000" cy="1445835"/>
+            <wp:extent cx="5040000" cy="5244199"/>
             <wp:docPr id="25" name="Picture 25"/>
             <wp:cNvGraphicFramePr>
               <a:graphicFrameLocks noChangeAspect="1"/>
@@ -25414,7 +25414,7 @@
               <a:graphicData uri="http://schemas.openxmlformats.org/drawingml/2006/picture">
                 <pic:pic>
                   <pic:nvPicPr>
-                    <pic:cNvPr id="0" name="mermaid-2049d15404737d99.png"/>
+                    <pic:cNvPr id="0" name="mermaid-f21dd78d7a1e3f4c.png"/>
                     <pic:cNvPicPr/>
                   </pic:nvPicPr>
                   <pic:blipFill>
@@ -25426,7 +25426,7 @@
                   <pic:spPr>
                     <a:xfrm>
                       <a:off x="0" y="0"/>
-                      <a:ext cx="5040000" cy="1445835"/>
+                      <a:ext cx="5040000" cy="5244199"/>
                     </a:xfrm>
                     <a:prstGeom prst="rect"/>
                   </pic:spPr>

--- a/documents/08-thesis/thesis-v1.docx
+++ b/documents/08-thesis/thesis-v1.docx
@@ -1080,7 +1080,7 @@
           <w:i w:val="0"/>
           <w:sz w:val="26"/>
         </w:rPr>
-        <w:t>Trước hết, tôi xin bày tỏ lòng biết ơn sâu sắc đến TS. Nguyễn Đức Dư, giảng viên hướng dẫn thuộc Khoa Công nghệ thông tin, Đại học Giao thông Vận tải. Thầy đã tận tình hướng dẫn tôi từ giai đoạn xác định đề tài, định hướng phạm vi nghiên cứu và phương pháp luận, đến việc đóng góp ý kiến chuyên môn quan trọng trong suốt quá trình thực hiện. Tư duy nghiêm túc trong học thuật và tinh thần phản biện mà thầy truyền đạt đã giúp tôi nâng cao chất lượng đồ án một cách rõ rệt.</w:t>
+        <w:t>Trong suốt quá trình nghiên cứu, thiết kế và thực hiện đồ án tốt nghiệp này, tôi đã nhận được sự quan tâm, hướng dẫn và giúp đỡ quý báu từ nhiều tập thể và cá nhân. Đây là nguồn động viên to lớn, giúp tôi có thêm động lực và kiến thức để hoàn thành tốt đề tài. Tôi xin được gửi những lời cảm ơn chân thành nhất đến tất cả những người đã đồng hành cùng tôi trên hành trình này.</w:t>
       </w:r>
     </w:p>
     <w:p>
@@ -1096,7 +1096,7 @@
           <w:i w:val="0"/>
           <w:sz w:val="26"/>
         </w:rPr>
-        <w:t>Tôi xin chân thành cảm ơn Khoa Công nghệ thông tin và Đại học Giao thông Vận tải đã tạo điều kiện thuận lợi để tôi được tiếp cận với các kiến thức nền tảng về Công nghệ phần mềm, Kiến trúc hệ thống phân tán và các công nghệ thực tiễn trong ngành. Sự hỗ trợ của quý thầy cô là nền tảng quan trọng giúp tôi có đủ năng lực thực hiện đề tài này.</w:t>
+        <w:t>Trước hết, tôi xin bày tỏ lòng biết ơn sâu sắc đến TS. Nguyễn Đức Dư, giảng viên hướng dẫn thuộc Khoa Công nghệ thông tin, Đại học Giao thông Vận tải. Thầy đã tận tình hướng dẫn tôi từ giai đoạn xác định đề tài, định hướng phạm vi nghiên cứu và phương pháp luận, đến việc đóng góp ý kiến chuyên môn quan trọng trong suốt quá trình thực hiện. Những kiến thức chuyên sâu, kinh nghiệm thực tiễn cũng như tư duy nghiêm túc trong học thuật và tinh thần phản biện mà thầy truyền đạt đã giúp tôi nâng cao chất lượng đồ án một cách rõ rệt, đồng thời rèn luyện cho tôi tác phong nghiên cứu khoa học cần thiết.</w:t>
       </w:r>
     </w:p>
     <w:p>
@@ -1112,7 +1112,39 @@
           <w:i w:val="0"/>
           <w:sz w:val="26"/>
         </w:rPr>
-        <w:t>Cuối cùng, tôi xin gửi lời cảm ơn tới gia đình, bạn bè và những người thân đã luôn quan tâm, động viên và hỗ trợ tôi cả về tinh thần lẫn vật chất trong suốt thời gian học tập và thực hiện đồ án. Do thời gian và kinh nghiệm còn hạn chế, đồ án không tránh khỏi những thiếu sót; tôi rất mong nhận được ý kiến đóng góp từ quý thầy cô để đồ án được hoàn thiện hơn.</w:t>
+        <w:t>Tôi xin chân thành cảm ơn Khoa Công nghệ thông tin và Đại học Giao thông Vận tải đã tạo điều kiện thuận lợi để tôi được tiếp cận với các kiến thức nền tảng về Công nghệ phần mềm, Kiến trúc hệ thống phân tán, Cơ sở dữ liệu, An toàn thông tin và các công nghệ thực tiễn trong ngành công nghiệp phần mềm. Môi trường học tập chuyên nghiệp cùng với chương trình đào tạo bài bản là nền tảng quan trọng giúp tôi có đủ năng lực và sự tự tin thực hiện đề tài này.</w:t>
+      </w:r>
+    </w:p>
+    <w:p>
+      <w:pPr>
+        <w:spacing w:line="288" w:lineRule="auto"/>
+        <w:ind w:firstLine="567"/>
+        <w:jc w:val="both"/>
+      </w:pPr>
+      <w:r>
+        <w:rPr>
+          <w:rFonts w:ascii="Times New Roman" w:hAnsi="Times New Roman" w:eastAsia="Times New Roman"/>
+          <w:b w:val="0"/>
+          <w:i w:val="0"/>
+          <w:sz w:val="26"/>
+        </w:rPr>
+        <w:t>Bên cạnh đó, tôi xin gửi lời cảm ơn chân thành đến quý thầy cô trong Bộ môn Công nghệ phần mềm và toàn thể giảng viên Khoa Công nghệ thông tin đã nhiệt tình giảng dạy, chia sẻ kinh nghiệm chuyên môn trong suốt bốn năm học, qua đó giúp tôi xây dựng được tư duy kỹ thuật vững vàng và phương pháp tiếp cận vấn đề có hệ thống — những phẩm chất thiết yếu cho hành trình phát triển nghề nghiệp sau này.</w:t>
+      </w:r>
+    </w:p>
+    <w:p>
+      <w:pPr>
+        <w:spacing w:line="288" w:lineRule="auto"/>
+        <w:ind w:firstLine="567"/>
+        <w:jc w:val="both"/>
+      </w:pPr>
+      <w:r>
+        <w:rPr>
+          <w:rFonts w:ascii="Times New Roman" w:hAnsi="Times New Roman" w:eastAsia="Times New Roman"/>
+          <w:b w:val="0"/>
+          <w:i w:val="0"/>
+          <w:sz w:val="26"/>
+        </w:rPr>
+        <w:t>Cuối cùng, tôi xin gửi lời cảm ơn sâu sắc tới gia đình, bạn bè và những người thân đã luôn quan tâm, động viên và hỗ trợ tôi cả về tinh thần lẫn vật chất trong suốt thời gian học tập và thực hiện đồ án. Mặc dù đã rất cố gắng, song do thời gian và kinh nghiệm thực tiễn còn hạn chế, đồ án không tránh khỏi những thiếu sót; tôi rất mong nhận được sự đóng góp ý kiến từ quý thầy cô để đồ án được hoàn thiện hơn. Tôi xin chân thành cảm ơn!</w:t>
       </w:r>
     </w:p>
     <w:p/>

--- a/documents/08-thesis/thesis-v1.docx
+++ b/documents/08-thesis/thesis-v1.docx
@@ -1038,7 +1038,7 @@
     <w:p>
       <w:pPr>
         <w:sectPr>
-          <w:headerReference w:type="default" r:id="rId38"/>
+          <w:headerReference w:type="default" r:id="rId37"/>
           <w:pgSz w:w="11906" w:h="16838"/>
           <w:pgMar w:top="1417" w:right="1134" w:bottom="1417" w:left="1701" w:header="720" w:footer="720" w:gutter="283"/>
           <w:cols w:space="720"/>
@@ -1197,7 +1197,7 @@
     <w:p>
       <w:pPr>
         <w:sectPr>
-          <w:headerReference w:type="default" r:id="rId39"/>
+          <w:headerReference w:type="default" r:id="rId38"/>
           <w:pgSz w:w="11906" w:h="16838"/>
           <w:pgMar w:top="1417" w:right="1134" w:bottom="1417" w:left="1701" w:header="720" w:footer="720" w:gutter="283"/>
           <w:cols w:space="720"/>
@@ -2688,7 +2688,7 @@
     <w:p>
       <w:pPr>
         <w:sectPr>
-          <w:headerReference w:type="default" r:id="rId40"/>
+          <w:headerReference w:type="default" r:id="rId39"/>
           <w:pgSz w:w="11906" w:h="16838"/>
           <w:pgMar w:top="1417" w:right="1134" w:bottom="1417" w:left="1701" w:header="720" w:footer="720" w:gutter="283"/>
           <w:cols w:space="720"/>
@@ -9866,7 +9866,7 @@
           <w:i w:val="0"/>
           <w:sz w:val="26"/>
         </w:rPr>
-        <w:t>Đồ án áp dụng C4 model (Context / Container / Component / Code) của Simon Brown — industry-standard cho cloud-native microservices architecture documentation, đã được sử dụng tại các SaaS provider lớn (Spotify, GitHub, Stripe). C4 model phù hợp hơn UML class diagram truyền thống cho hệ thống multi-tenant phân tán vì tập trung vào ranh giới container/component thay vì class-level details. Đồ án KẾT HỢP C4 với UML/ERD/Use Case truyền thống (Booch et al. [30]) để đáp ứng cả tiêu chí kiến trúc hiện đại lẫn yêu cầu mô tả của khung-chuẩn đào tạo UTC: §2.3.1-§2.3.5 trình bày C4 Level 1+Level 2 và quy trình xác thực; §2.3.6-§2.3.9 bổ sung use case diagram, class diagram, ERD và sequence diagram cho luồng nghiệp vụ trọng tâm; §2.3.10 tổng kết phân rã service.</w:t>
+        <w:t>Đồ án áp dụng C4 model (Context / Container / Component / Code) của Simon Brown — industry-standard cho cloud-native microservices architecture documentation, đã được sử dụng tại các SaaS provider lớn (Spotify, GitHub, Stripe). C4 model phù hợp hơn UML class diagram truyền thống cho hệ thống multi-tenant phân tán vì tập trung vào ranh giới container/component thay vì class-level details. Đồ án KẾT HỢP C4 với UML/ERD truyền thống (Booch et al. [30]) để đáp ứng cả tiêu chí kiến trúc hiện đại lẫn yêu cầu mô tả của khung-chuẩn đào tạo UTC: §2.3.1-§2.3.5 trình bày C4 Level 1+Level 2 và quy trình xác thực; §2.3.6-§2.3.8 bổ sung class diagram, ERD và sequence diagram cho luồng nghiệp vụ trọng tâm; §2.3.9 tổng kết phân rã service.</w:t>
       </w:r>
     </w:p>
     <w:p>
@@ -13432,7 +13432,7 @@
           <w:color w:val="000000"/>
           <w:sz w:val="28"/>
         </w:rPr>
-        <w:t>2.3.6 Sơ đồ Use Case — 5 persona × 6 nhóm năng lực</w:t>
+        <w:t>2.3.6 Class Diagram — Core Domain</w:t>
       </w:r>
     </w:p>
     <w:p>
@@ -13448,118 +13448,7 @@
           <w:i w:val="0"/>
           <w:sz w:val="26"/>
         </w:rPr>
-        <w:t>Để bổ sung góc nhìn lấy người dùng làm trung tâm bên cạnh C4 model, đồ án trình bày sơ đồ Use Case của Kite Platform theo ký pháp UML truyền thống [30]. Hình 2.5 ánh xạ 5 nhóm actor chính lên 6 nhóm năng lực sản phẩm.</w:t>
-      </w:r>
-    </w:p>
-    <w:p>
-      <w:pPr>
-        <w:spacing w:before="120" w:after="120"/>
-        <w:jc w:val="center"/>
-      </w:pPr>
-      <w:r>
-        <w:drawing>
-          <wp:inline xmlns:a="http://schemas.openxmlformats.org/drawingml/2006/main" xmlns:pic="http://schemas.openxmlformats.org/drawingml/2006/picture">
-            <wp:extent cx="5040000" cy="14069005"/>
-            <wp:docPr id="11" name="Picture 11"/>
-            <wp:cNvGraphicFramePr>
-              <a:graphicFrameLocks noChangeAspect="1"/>
-            </wp:cNvGraphicFramePr>
-            <a:graphic>
-              <a:graphicData uri="http://schemas.openxmlformats.org/drawingml/2006/picture">
-                <pic:pic>
-                  <pic:nvPicPr>
-                    <pic:cNvPr id="0" name="mermaid-33ff516c1c249948.png"/>
-                    <pic:cNvPicPr/>
-                  </pic:nvPicPr>
-                  <pic:blipFill>
-                    <a:blip r:embed="rId19"/>
-                    <a:stretch>
-                      <a:fillRect/>
-                    </a:stretch>
-                  </pic:blipFill>
-                  <pic:spPr>
-                    <a:xfrm>
-                      <a:off x="0" y="0"/>
-                      <a:ext cx="5040000" cy="14069005"/>
-                    </a:xfrm>
-                    <a:prstGeom prst="rect"/>
-                  </pic:spPr>
-                </pic:pic>
-              </a:graphicData>
-            </a:graphic>
-          </wp:inline>
-        </w:drawing>
-      </w:r>
-    </w:p>
-    <w:p>
-      <w:pPr>
-        <w:spacing w:line="288" w:lineRule="auto"/>
-        <w:ind w:firstLine="567"/>
-        <w:jc w:val="both"/>
-      </w:pPr>
-      <w:r>
-        <w:rPr>
-          <w:rFonts w:ascii="Times New Roman" w:hAnsi="Times New Roman" w:eastAsia="Times New Roman"/>
-          <w:b/>
-          <w:i w:val="0"/>
-          <w:sz w:val="26"/>
-        </w:rPr>
-        <w:t>Hình 2.5.</w:t>
-      </w:r>
-      <w:r>
-        <w:rPr>
-          <w:rFonts w:ascii="Times New Roman" w:hAnsi="Times New Roman" w:eastAsia="Times New Roman"/>
-          <w:b w:val="0"/>
-          <w:i w:val="0"/>
-          <w:sz w:val="26"/>
-        </w:rPr>
-        <w:t xml:space="preserve"> Use case diagram — 5 persona × 6 nhóm chức năng.</w:t>
-      </w:r>
-    </w:p>
-    <w:p>
-      <w:pPr>
-        <w:spacing w:line="288" w:lineRule="auto"/>
-        <w:ind w:firstLine="567"/>
-        <w:jc w:val="both"/>
-      </w:pPr>
-      <w:r>
-        <w:rPr>
-          <w:rFonts w:ascii="Times New Roman" w:hAnsi="Times New Roman" w:eastAsia="Times New Roman"/>
-          <w:b w:val="0"/>
-          <w:i w:val="0"/>
-          <w:sz w:val="26"/>
-        </w:rPr>
-        <w:t>Mỗi persona truy cập một tập con các use case theo vai trò: Anonymous Prospect chỉ thấy luồng đăng ký; P1 Solo Teacher tập trung vào lớp học và học sinh trực tiếp; P2 Center Owner có quyền toàn phần trong trung tâm (bao gồm thanh toán và branding); P3 Center Manager bị giới hạn ở quản lý vận hành (không thấy mục thanh toán); Platform Admin chỉ thao tác trên các use case quản trị nền tảng (audit log, vòng đời tenant, đối soát thanh toán nội bộ).</w:t>
-      </w:r>
-    </w:p>
-    <w:p>
-      <w:pPr>
-        <w:pStyle w:val="Heading3"/>
-      </w:pPr>
-      <w:r>
-        <w:rPr>
-          <w:rFonts w:ascii="Times New Roman" w:hAnsi="Times New Roman" w:eastAsia="Times New Roman"/>
-          <w:b/>
-          <w:color w:val="000000"/>
-          <w:sz w:val="28"/>
-        </w:rPr>
-        <w:t>2.3.7 Class Diagram — Core Domain</w:t>
-      </w:r>
-    </w:p>
-    <w:p>
-      <w:pPr>
-        <w:spacing w:line="288" w:lineRule="auto"/>
-        <w:ind w:firstLine="567"/>
-        <w:jc w:val="both"/>
-      </w:pPr>
-      <w:r>
-        <w:rPr>
-          <w:rFonts w:ascii="Times New Roman" w:hAnsi="Times New Roman" w:eastAsia="Times New Roman"/>
-          <w:b w:val="0"/>
-          <w:i w:val="0"/>
-          <w:sz w:val="26"/>
-        </w:rPr>
-        <w:t>Sơ đồ lớp UML mô tả các entity nghiệp vụ cốt lõi của Kite Platform cùng quan hệ giữa chúng. Hình 2.6 trình bày các lớp chính trong miền giáo dục đa tenant.</w:t>
+        <w:t>Sơ đồ lớp UML mô tả các entity nghiệp vụ cốt lõi của Kite Platform cùng quan hệ giữa chúng. Hình 2.5 trình bày các lớp chính trong miền giáo dục đa tenant.</w:t>
       </w:r>
     </w:p>
     <w:p>
@@ -13571,7 +13460,7 @@
         <w:drawing>
           <wp:inline xmlns:a="http://schemas.openxmlformats.org/drawingml/2006/main" xmlns:pic="http://schemas.openxmlformats.org/drawingml/2006/picture">
             <wp:extent cx="5040000" cy="9352441"/>
-            <wp:docPr id="12" name="Picture 12"/>
+            <wp:docPr id="11" name="Picture 11"/>
             <wp:cNvGraphicFramePr>
               <a:graphicFrameLocks noChangeAspect="1"/>
             </wp:cNvGraphicFramePr>
@@ -13583,7 +13472,7 @@
                     <pic:cNvPicPr/>
                   </pic:nvPicPr>
                   <pic:blipFill>
-                    <a:blip r:embed="rId20"/>
+                    <a:blip r:embed="rId19"/>
                     <a:stretch>
                       <a:fillRect/>
                     </a:stretch>
@@ -13615,7 +13504,7 @@
           <w:i w:val="0"/>
           <w:sz w:val="26"/>
         </w:rPr>
-        <w:t>Hình 2.6.</w:t>
+        <w:t>Hình 2.5.</w:t>
       </w:r>
       <w:r>
         <w:rPr>
@@ -13726,7 +13615,7 @@
           <w:color w:val="000000"/>
           <w:sz w:val="28"/>
         </w:rPr>
-        <w:t>2.3.8 ERD — Sơ đồ quan hệ thực thể</w:t>
+        <w:t>2.3.7 ERD — Sơ đồ quan hệ thực thể</w:t>
       </w:r>
     </w:p>
     <w:p>
@@ -13754,7 +13643,7 @@
         <w:drawing>
           <wp:inline xmlns:a="http://schemas.openxmlformats.org/drawingml/2006/main" xmlns:pic="http://schemas.openxmlformats.org/drawingml/2006/picture">
             <wp:extent cx="5040000" cy="2275504"/>
-            <wp:docPr id="13" name="Picture 13"/>
+            <wp:docPr id="12" name="Picture 12"/>
             <wp:cNvGraphicFramePr>
               <a:graphicFrameLocks noChangeAspect="1"/>
             </wp:cNvGraphicFramePr>
@@ -13766,7 +13655,7 @@
                     <pic:cNvPicPr/>
                   </pic:nvPicPr>
                   <pic:blipFill>
-                    <a:blip r:embed="rId21"/>
+                    <a:blip r:embed="rId20"/>
                     <a:stretch>
                       <a:fillRect/>
                     </a:stretch>
@@ -13798,7 +13687,7 @@
           <w:i w:val="0"/>
           <w:sz w:val="26"/>
         </w:rPr>
-        <w:t>Hình 2.7.</w:t>
+        <w:t>Hình 2.6.</w:t>
       </w:r>
       <w:r>
         <w:rPr>
@@ -13981,7 +13870,7 @@
           <w:color w:val="000000"/>
           <w:sz w:val="28"/>
         </w:rPr>
-        <w:t>2.3.9 Sequence Diagram — Luồng cấp phát tenant</w:t>
+        <w:t>2.3.8 Sequence Diagram — Luồng cấp phát tenant</w:t>
       </w:r>
     </w:p>
     <w:p>
@@ -13997,7 +13886,7 @@
           <w:i w:val="0"/>
           <w:sz w:val="26"/>
         </w:rPr>
-        <w:t>Luồng cấp phát tenant từ lúc người dùng tiềm năng gửi yêu cầu beta đến khi chủ trung tâm đăng nhập lần đầu trải qua nhiều bước phối hợp giữa frontend, backend và các dịch vụ ngoài. Hình 2.8 trình bày tuần tự các bước theo ký pháp UML.</w:t>
+        <w:t>Luồng cấp phát tenant từ lúc người dùng tiềm năng gửi yêu cầu beta đến khi chủ trung tâm đăng nhập lần đầu trải qua nhiều bước phối hợp giữa frontend, backend và các dịch vụ ngoài. Hình 2.7 trình bày tuần tự các bước theo ký pháp UML.</w:t>
       </w:r>
     </w:p>
     <w:p>
@@ -14009,7 +13898,7 @@
         <w:drawing>
           <wp:inline xmlns:a="http://schemas.openxmlformats.org/drawingml/2006/main" xmlns:pic="http://schemas.openxmlformats.org/drawingml/2006/picture">
             <wp:extent cx="5040000" cy="2673062"/>
-            <wp:docPr id="14" name="Picture 14"/>
+            <wp:docPr id="13" name="Picture 13"/>
             <wp:cNvGraphicFramePr>
               <a:graphicFrameLocks noChangeAspect="1"/>
             </wp:cNvGraphicFramePr>
@@ -14021,7 +13910,7 @@
                     <pic:cNvPicPr/>
                   </pic:nvPicPr>
                   <pic:blipFill>
-                    <a:blip r:embed="rId22"/>
+                    <a:blip r:embed="rId21"/>
                     <a:stretch>
                       <a:fillRect/>
                     </a:stretch>
@@ -14053,7 +13942,7 @@
           <w:i w:val="0"/>
           <w:sz w:val="26"/>
         </w:rPr>
-        <w:t>Hình 2.8.</w:t>
+        <w:t>Hình 2.7.</w:t>
       </w:r>
       <w:r>
         <w:rPr>
@@ -14078,7 +13967,7 @@
           <w:i w:val="0"/>
           <w:sz w:val="26"/>
         </w:rPr>
-        <w:t xml:space="preserve">Tuần tự cho thấy ranh giới giữa pha PENDING (chờ duyệt thủ công) và pha TRIAL (sau khi quản trị kích hoạt) — đây là điểm chuyển trạng thái quan trọng được tham chiếu lại tại Hình 2.9 §2.4.1 (máy trạng thái vòng đời tenant). Việc phát sự kiện fanout </w:t>
+        <w:t xml:space="preserve">Tuần tự cho thấy ranh giới giữa pha PENDING (chờ duyệt thủ công) và pha TRIAL (sau khi quản trị kích hoạt) — đây là điểm chuyển trạng thái quan trọng được tham chiếu lại tại Hình 2.8 §2.4.1 (máy trạng thái vòng đời tenant). Việc phát sự kiện fanout </w:t>
       </w:r>
       <w:r>
         <w:rPr>
@@ -14128,7 +14017,7 @@
           <w:color w:val="000000"/>
           <w:sz w:val="28"/>
         </w:rPr>
-        <w:t>2.3.10 Phân rã service — 6 service KiteHub + 1 KiteClass core</w:t>
+        <w:t>2.3.9 Phân rã service — 6 service KiteHub + 1 KiteClass core</w:t>
       </w:r>
     </w:p>
     <w:p>
@@ -20009,7 +19898,7 @@
           <w:i w:val="0"/>
           <w:sz w:val="26"/>
         </w:rPr>
-        <w:t xml:space="preserve"> quản lý theo máy trạng thái 5 trạng thái biểu diễn trong Hình 2.9.</w:t>
+        <w:t xml:space="preserve"> quản lý theo máy trạng thái 5 trạng thái biểu diễn trong Hình 2.8.</w:t>
       </w:r>
     </w:p>
     <w:p>
@@ -20021,7 +19910,7 @@
         <w:drawing>
           <wp:inline xmlns:a="http://schemas.openxmlformats.org/drawingml/2006/main" xmlns:pic="http://schemas.openxmlformats.org/drawingml/2006/picture">
             <wp:extent cx="5040000" cy="6294158"/>
-            <wp:docPr id="15" name="Picture 15"/>
+            <wp:docPr id="14" name="Picture 14"/>
             <wp:cNvGraphicFramePr>
               <a:graphicFrameLocks noChangeAspect="1"/>
             </wp:cNvGraphicFramePr>
@@ -20033,7 +19922,7 @@
                     <pic:cNvPicPr/>
                   </pic:nvPicPr>
                   <pic:blipFill>
-                    <a:blip r:embed="rId23"/>
+                    <a:blip r:embed="rId22"/>
                     <a:stretch>
                       <a:fillRect/>
                     </a:stretch>
@@ -20065,7 +19954,7 @@
           <w:i w:val="0"/>
           <w:sz w:val="26"/>
         </w:rPr>
-        <w:t>Hình 2.9.</w:t>
+        <w:t>Hình 2.8.</w:t>
       </w:r>
       <w:r>
         <w:rPr>
@@ -23756,6 +23645,119 @@
         <w:drawing>
           <wp:inline xmlns:a="http://schemas.openxmlformats.org/drawingml/2006/main" xmlns:pic="http://schemas.openxmlformats.org/drawingml/2006/picture">
             <wp:extent cx="5040000" cy="3150000"/>
+            <wp:docPr id="15" name="Picture 15"/>
+            <wp:cNvGraphicFramePr>
+              <a:graphicFrameLocks noChangeAspect="1"/>
+            </wp:cNvGraphicFramePr>
+            <a:graphic>
+              <a:graphicData uri="http://schemas.openxmlformats.org/drawingml/2006/picture">
+                <pic:pic>
+                  <pic:nvPicPr>
+                    <pic:cNvPr id="0" name="01-marketing-landing.png"/>
+                    <pic:cNvPicPr/>
+                  </pic:nvPicPr>
+                  <pic:blipFill>
+                    <a:blip r:embed="rId23"/>
+                    <a:stretch>
+                      <a:fillRect/>
+                    </a:stretch>
+                  </pic:blipFill>
+                  <pic:spPr>
+                    <a:xfrm>
+                      <a:off x="0" y="0"/>
+                      <a:ext cx="5040000" cy="3150000"/>
+                    </a:xfrm>
+                    <a:prstGeom prst="rect"/>
+                  </pic:spPr>
+                </pic:pic>
+              </a:graphicData>
+            </a:graphic>
+          </wp:inline>
+        </w:drawing>
+      </w:r>
+    </w:p>
+    <w:p>
+      <w:pPr>
+        <w:spacing w:line="288" w:lineRule="auto"/>
+        <w:ind w:firstLine="567"/>
+        <w:jc w:val="both"/>
+      </w:pPr>
+      <w:r>
+        <w:rPr>
+          <w:rFonts w:ascii="Times New Roman" w:hAnsi="Times New Roman" w:eastAsia="Times New Roman"/>
+          <w:b/>
+          <w:i w:val="0"/>
+          <w:sz w:val="26"/>
+        </w:rPr>
+        <w:t>Hình 3.1.</w:t>
+      </w:r>
+      <w:r>
+        <w:rPr>
+          <w:rFonts w:ascii="Times New Roman" w:hAnsi="Times New Roman" w:eastAsia="Times New Roman"/>
+          <w:b w:val="0"/>
+          <w:i w:val="0"/>
+          <w:sz w:val="26"/>
+        </w:rPr>
+        <w:t xml:space="preserve"> Trang chủ marketing KiteHub (</w:t>
+      </w:r>
+      <w:r>
+        <w:rPr>
+          <w:rFonts w:ascii="Times New Roman" w:hAnsi="Times New Roman" w:eastAsia="Times New Roman"/>
+          <w:b w:val="0"/>
+          <w:i/>
+          <w:sz w:val="26"/>
+        </w:rPr>
+        <w:t>kitehub.me/</w:t>
+      </w:r>
+      <w:r>
+        <w:rPr>
+          <w:rFonts w:ascii="Times New Roman" w:hAnsi="Times New Roman" w:eastAsia="Times New Roman"/>
+          <w:b w:val="0"/>
+          <w:i w:val="0"/>
+          <w:sz w:val="26"/>
+        </w:rPr>
+        <w:t>) — giao diện đầu tiên anonymous visitor tiếp xúc với nền tảng.</w:t>
+      </w:r>
+    </w:p>
+    <w:p>
+      <w:pPr>
+        <w:spacing w:line="288" w:lineRule="auto"/>
+        <w:ind w:firstLine="567"/>
+        <w:jc w:val="both"/>
+      </w:pPr>
+      <w:r>
+        <w:rPr>
+          <w:rFonts w:ascii="Times New Roman" w:hAnsi="Times New Roman" w:eastAsia="Times New Roman"/>
+          <w:b w:val="0"/>
+          <w:i w:val="0"/>
+          <w:sz w:val="26"/>
+        </w:rPr>
+        <w:t>Trang chủ marketing đóng vai trò "first impression" của KiteHub đối với anonymous prospect persona. Layout 3-fold: hero section với tagline "Nền tảng quản lý trung tâm dạy thêm" cùng value proposition 3 bullet (Multi-tenant isolation, AI Branding, Bộ tính năng quản lý lớp đầy đủ) và CTA chính "Yêu cầu truy cập Beta". Tone tiếng Việt formal-friendly, sample data Việt Nam (Trung tâm Anh ngữ Sky Education tên giả định, Lớp Anh ngữ 5A1). Tiếp theo là 3 phần: "Vì sao chọn KiteHub" (so sánh với 3 đối tượng tham khảo — chi tiết tại Chương 1), "Cho ai" (P1 Solo Teacher + P2 Center Owner profile), và footer minh bạch về giai đoạn beta cùng đường dẫn liên hệ qua email và Zalo.</w:t>
+      </w:r>
+    </w:p>
+    <w:p>
+      <w:pPr>
+        <w:pStyle w:val="Heading3"/>
+      </w:pPr>
+      <w:r>
+        <w:rPr>
+          <w:rFonts w:ascii="Times New Roman" w:hAnsi="Times New Roman" w:eastAsia="Times New Roman"/>
+          <w:b/>
+          <w:color w:val="000000"/>
+          <w:sz w:val="28"/>
+        </w:rPr>
+        <w:t>3.2.2 Wizard đăng ký yêu cầu beta dành cho Chủ trung tâm</w:t>
+      </w:r>
+    </w:p>
+    <w:p>
+      <w:pPr>
+        <w:spacing w:before="120" w:after="60"/>
+        <w:jc w:val="center"/>
+      </w:pPr>
+      <w:r>
+        <w:drawing>
+          <wp:inline xmlns:a="http://schemas.openxmlformats.org/drawingml/2006/main" xmlns:pic="http://schemas.openxmlformats.org/drawingml/2006/picture">
+            <wp:extent cx="5040000" cy="3150000"/>
             <wp:docPr id="16" name="Picture 16"/>
             <wp:cNvGraphicFramePr>
               <a:graphicFrameLocks noChangeAspect="1"/>
@@ -23764,7 +23766,7 @@
               <a:graphicData uri="http://schemas.openxmlformats.org/drawingml/2006/picture">
                 <pic:pic>
                   <pic:nvPicPr>
-                    <pic:cNvPr id="0" name="01-marketing-landing.png"/>
+                    <pic:cNvPr id="0" name="02-signup-wizard-step1.png"/>
                     <pic:cNvPicPr/>
                   </pic:nvPicPr>
                   <pic:blipFill>
@@ -23800,16 +23802,16 @@
           <w:i w:val="0"/>
           <w:sz w:val="26"/>
         </w:rPr>
-        <w:t>Hình 3.1.</w:t>
-      </w:r>
-      <w:r>
-        <w:rPr>
-          <w:rFonts w:ascii="Times New Roman" w:hAnsi="Times New Roman" w:eastAsia="Times New Roman"/>
-          <w:b w:val="0"/>
-          <w:i w:val="0"/>
-          <w:sz w:val="26"/>
-        </w:rPr>
-        <w:t xml:space="preserve"> Trang chủ marketing KiteHub (</w:t>
+        <w:t>Hình 3.2.</w:t>
+      </w:r>
+      <w:r>
+        <w:rPr>
+          <w:rFonts w:ascii="Times New Roman" w:hAnsi="Times New Roman" w:eastAsia="Times New Roman"/>
+          <w:b w:val="0"/>
+          <w:i w:val="0"/>
+          <w:sz w:val="26"/>
+        </w:rPr>
+        <w:t xml:space="preserve"> Wizard đăng ký yêu cầu beta giai đoạn 1 (</w:t>
       </w:r>
       <w:r>
         <w:rPr>
@@ -23818,16 +23820,16 @@
           <w:i/>
           <w:sz w:val="26"/>
         </w:rPr>
-        <w:t>kitehub.me/</w:t>
-      </w:r>
-      <w:r>
-        <w:rPr>
-          <w:rFonts w:ascii="Times New Roman" w:hAnsi="Times New Roman" w:eastAsia="Times New Roman"/>
-          <w:b w:val="0"/>
-          <w:i w:val="0"/>
-          <w:sz w:val="26"/>
-        </w:rPr>
-        <w:t>) — giao diện đầu tiên anonymous visitor tiếp xúc với nền tảng.</w:t>
+        <w:t>/auth/request-beta-access</w:t>
+      </w:r>
+      <w:r>
+        <w:rPr>
+          <w:rFonts w:ascii="Times New Roman" w:hAnsi="Times New Roman" w:eastAsia="Times New Roman"/>
+          <w:b w:val="0"/>
+          <w:i w:val="0"/>
+          <w:sz w:val="26"/>
+        </w:rPr>
+        <w:t>) — form 4 trường thiết kế tối thiểu để giảm friction.</w:t>
       </w:r>
     </w:p>
     <w:p>
@@ -23843,7 +23845,7 @@
           <w:i w:val="0"/>
           <w:sz w:val="26"/>
         </w:rPr>
-        <w:t>Trang chủ marketing đóng vai trò "first impression" của KiteHub đối với anonymous prospect persona. Layout 3-fold: hero section với tagline "Nền tảng quản lý trung tâm dạy thêm" cùng value proposition 3 bullet (Multi-tenant isolation, AI Branding, Bộ tính năng quản lý lớp đầy đủ) và CTA chính "Yêu cầu truy cập Beta". Tone tiếng Việt formal-friendly, sample data Việt Nam (Trung tâm Anh ngữ Sky Education tên giả định, Lớp Anh ngữ 5A1). Tiếp theo là 3 phần: "Vì sao chọn KiteHub" (so sánh với 3 đối tượng tham khảo — chi tiết tại Chương 1), "Cho ai" (P1 Solo Teacher + P2 Center Owner profile), và footer minh bạch về giai đoạn beta cùng đường dẫn liên hệ qua email và Zalo.</w:t>
+        <w:t>Wizard đăng ký bao gồm 4 trường: họ tên, email, tên trung tâm dự kiến, quy mô (combobox: dưới 50 học sinh / 50-150 / 150-500 / trên 500 học sinh). Form không yêu cầu mật khẩu tại bước này — admin nền tảng review request và gửi claim code 6 chữ số qua email sau khi duyệt. Field "tên trung tâm" đính kèm hint text "Ví dụ: Trung tâm Anh ngữ Sky Education". Form validation client-side bằng React Hook Form + Zod (định dạng email + tên không trống + quy mô bắt buộc); validation server-side bổ sung honeypot field chống bot và rate-limit 24 giờ per email. Sau submit thành công, page hiển thị banner xác nhận "Yêu cầu đã được gửi — đội ngũ KiteHub sẽ phản hồi trong 1-2 ngày làm việc qua email".</w:t>
       </w:r>
     </w:p>
     <w:p>
@@ -23857,7 +23859,7 @@
           <w:color w:val="000000"/>
           <w:sz w:val="28"/>
         </w:rPr>
-        <w:t>3.2.2 Wizard đăng ký yêu cầu beta dành cho Chủ trung tâm</w:t>
+        <w:t>3.2.3 Dashboard chính của Chủ trung tâm</w:t>
       </w:r>
     </w:p>
     <w:p>
@@ -23877,7 +23879,7 @@
               <a:graphicData uri="http://schemas.openxmlformats.org/drawingml/2006/picture">
                 <pic:pic>
                   <pic:nvPicPr>
-                    <pic:cNvPr id="0" name="02-signup-wizard-step1.png"/>
+                    <pic:cNvPr id="0" name="03-owner-dashboard-first-login.png"/>
                     <pic:cNvPicPr/>
                   </pic:nvPicPr>
                   <pic:blipFill>
@@ -23913,34 +23915,16 @@
           <w:i w:val="0"/>
           <w:sz w:val="26"/>
         </w:rPr>
-        <w:t>Hình 3.2.</w:t>
-      </w:r>
-      <w:r>
-        <w:rPr>
-          <w:rFonts w:ascii="Times New Roman" w:hAnsi="Times New Roman" w:eastAsia="Times New Roman"/>
-          <w:b w:val="0"/>
-          <w:i w:val="0"/>
-          <w:sz w:val="26"/>
-        </w:rPr>
-        <w:t xml:space="preserve"> Wizard đăng ký yêu cầu beta giai đoạn 1 (</w:t>
-      </w:r>
-      <w:r>
-        <w:rPr>
-          <w:rFonts w:ascii="Times New Roman" w:hAnsi="Times New Roman" w:eastAsia="Times New Roman"/>
-          <w:b w:val="0"/>
-          <w:i/>
-          <w:sz w:val="26"/>
-        </w:rPr>
-        <w:t>/auth/request-beta-access</w:t>
-      </w:r>
-      <w:r>
-        <w:rPr>
-          <w:rFonts w:ascii="Times New Roman" w:hAnsi="Times New Roman" w:eastAsia="Times New Roman"/>
-          <w:b w:val="0"/>
-          <w:i w:val="0"/>
-          <w:sz w:val="26"/>
-        </w:rPr>
-        <w:t>) — form 4 trường thiết kế tối thiểu để giảm friction.</w:t>
+        <w:t>Hình 3.3.</w:t>
+      </w:r>
+      <w:r>
+        <w:rPr>
+          <w:rFonts w:ascii="Times New Roman" w:hAnsi="Times New Roman" w:eastAsia="Times New Roman"/>
+          <w:b w:val="0"/>
+          <w:i w:val="0"/>
+          <w:sz w:val="26"/>
+        </w:rPr>
+        <w:t xml:space="preserve"> Dashboard chính của Chủ trung tâm sau lần đăng nhập đầu tiên — 3 KPI card và onboarding checklist 5 bước.</w:t>
       </w:r>
     </w:p>
     <w:p>
@@ -23956,7 +23940,97 @@
           <w:i w:val="0"/>
           <w:sz w:val="26"/>
         </w:rPr>
-        <w:t>Wizard đăng ký bao gồm 4 trường: họ tên, email, tên trung tâm dự kiến, quy mô (combobox: dưới 50 học sinh / 50-150 / 150-500 / trên 500 học sinh). Form không yêu cầu mật khẩu tại bước này — admin nền tảng review request và gửi claim code 6 chữ số qua email sau khi duyệt. Field "tên trung tâm" đính kèm hint text "Ví dụ: Trung tâm Anh ngữ Sky Education". Form validation client-side bằng React Hook Form + Zod (định dạng email + tên không trống + quy mô bắt buộc); validation server-side bổ sung honeypot field chống bot và rate-limit 24 giờ per email. Sau submit thành công, page hiển thị banner xác nhận "Yêu cầu đã được gửi — đội ngũ KiteHub sẽ phản hồi trong 1-2 ngày làm việc qua email".</w:t>
+        <w:t xml:space="preserve">Sau lần đăng nhập đầu tiên, dashboard hiển thị 3 thành phần chính cho Chủ trung tâm: thứ nhất, KPI cards với 3 thẻ "Doanh thu tháng", "Số học sinh", "Số lớp" — mặc định hiển thị </w:t>
+      </w:r>
+      <w:r>
+        <w:rPr>
+          <w:rFonts w:ascii="Times New Roman" w:hAnsi="Times New Roman" w:eastAsia="Times New Roman"/>
+          <w:b w:val="0"/>
+          <w:i/>
+          <w:sz w:val="26"/>
+        </w:rPr>
+        <w:t>0đ</w:t>
+      </w:r>
+      <w:r>
+        <w:rPr>
+          <w:rFonts w:ascii="Times New Roman" w:hAnsi="Times New Roman" w:eastAsia="Times New Roman"/>
+          <w:b w:val="0"/>
+          <w:i w:val="0"/>
+          <w:sz w:val="26"/>
+        </w:rPr>
+        <w:t xml:space="preserve">, </w:t>
+      </w:r>
+      <w:r>
+        <w:rPr>
+          <w:rFonts w:ascii="Times New Roman" w:hAnsi="Times New Roman" w:eastAsia="Times New Roman"/>
+          <w:b w:val="0"/>
+          <w:i/>
+          <w:sz w:val="26"/>
+        </w:rPr>
+        <w:t>0</w:t>
+      </w:r>
+      <w:r>
+        <w:rPr>
+          <w:rFonts w:ascii="Times New Roman" w:hAnsi="Times New Roman" w:eastAsia="Times New Roman"/>
+          <w:b w:val="0"/>
+          <w:i w:val="0"/>
+          <w:sz w:val="26"/>
+        </w:rPr>
+        <w:t xml:space="preserve">, </w:t>
+      </w:r>
+      <w:r>
+        <w:rPr>
+          <w:rFonts w:ascii="Times New Roman" w:hAnsi="Times New Roman" w:eastAsia="Times New Roman"/>
+          <w:b w:val="0"/>
+          <w:i/>
+          <w:sz w:val="26"/>
+        </w:rPr>
+        <w:t>0</w:t>
+      </w:r>
+      <w:r>
+        <w:rPr>
+          <w:rFonts w:ascii="Times New Roman" w:hAnsi="Times New Roman" w:eastAsia="Times New Roman"/>
+          <w:b w:val="0"/>
+          <w:i w:val="0"/>
+          <w:sz w:val="26"/>
+        </w:rPr>
+        <w:t xml:space="preserve"> cho tenant mới chưa nhập dữ liệu; thứ hai, onboarding checklist 5 bước với icon và link tới wizard tương ứng — "Tạo lớp đầu tiên", "Thêm học sinh", "Tạo lịch học", "Cấu hình thanh toán", "Mời giáo viên đồng nghiệp"; thứ ba, sample data toggle cho phép load dữ liệu mẫu (1 chủ trung tâm giả định Trần Thị Hồng + 4 học sinh + 1 lớp Anh ngữ 5A1) để người dùng thử các chức năng trước khi nhập dữ liệu thật. Format VND </w:t>
+      </w:r>
+      <w:r>
+        <w:rPr>
+          <w:rFonts w:ascii="Times New Roman" w:hAnsi="Times New Roman" w:eastAsia="Times New Roman"/>
+          <w:b w:val="0"/>
+          <w:i/>
+          <w:sz w:val="26"/>
+        </w:rPr>
+        <w:t>1.500.000đ</w:t>
+      </w:r>
+      <w:r>
+        <w:rPr>
+          <w:rFonts w:ascii="Times New Roman" w:hAnsi="Times New Roman" w:eastAsia="Times New Roman"/>
+          <w:b w:val="0"/>
+          <w:i w:val="0"/>
+          <w:sz w:val="26"/>
+        </w:rPr>
+        <w:t xml:space="preserve"> cùng date tiếng Việt </w:t>
+      </w:r>
+      <w:r>
+        <w:rPr>
+          <w:rFonts w:ascii="Times New Roman" w:hAnsi="Times New Roman" w:eastAsia="Times New Roman"/>
+          <w:b w:val="0"/>
+          <w:i/>
+          <w:sz w:val="26"/>
+        </w:rPr>
+        <w:t>Thứ Hai, 20/05/2026</w:t>
+      </w:r>
+      <w:r>
+        <w:rPr>
+          <w:rFonts w:ascii="Times New Roman" w:hAnsi="Times New Roman" w:eastAsia="Times New Roman"/>
+          <w:b w:val="0"/>
+          <w:i w:val="0"/>
+          <w:sz w:val="26"/>
+        </w:rPr>
+        <w:t xml:space="preserve"> áp dụng đồng nhất.</w:t>
       </w:r>
     </w:p>
     <w:p>
@@ -23970,7 +24044,7 @@
           <w:color w:val="000000"/>
           <w:sz w:val="28"/>
         </w:rPr>
-        <w:t>3.2.3 Dashboard chính của Chủ trung tâm</w:t>
+        <w:t>3.2.4 Trang xác nhận provisioning tenant thành công</w:t>
       </w:r>
     </w:p>
     <w:p>
@@ -23990,7 +24064,7 @@
               <a:graphicData uri="http://schemas.openxmlformats.org/drawingml/2006/picture">
                 <pic:pic>
                   <pic:nvPicPr>
-                    <pic:cNvPr id="0" name="03-owner-dashboard-first-login.png"/>
+                    <pic:cNvPr id="0" name="04-tenant-provisioning-success.png"/>
                     <pic:cNvPicPr/>
                   </pic:nvPicPr>
                   <pic:blipFill>
@@ -24026,16 +24100,16 @@
           <w:i w:val="0"/>
           <w:sz w:val="26"/>
         </w:rPr>
-        <w:t>Hình 3.3.</w:t>
-      </w:r>
-      <w:r>
-        <w:rPr>
-          <w:rFonts w:ascii="Times New Roman" w:hAnsi="Times New Roman" w:eastAsia="Times New Roman"/>
-          <w:b w:val="0"/>
-          <w:i w:val="0"/>
-          <w:sz w:val="26"/>
-        </w:rPr>
-        <w:t xml:space="preserve"> Dashboard chính của Chủ trung tâm sau lần đăng nhập đầu tiên — 3 KPI card và onboarding checklist 5 bước.</w:t>
+        <w:t>Hình 3.4.</w:t>
+      </w:r>
+      <w:r>
+        <w:rPr>
+          <w:rFonts w:ascii="Times New Roman" w:hAnsi="Times New Roman" w:eastAsia="Times New Roman"/>
+          <w:b w:val="0"/>
+          <w:i w:val="0"/>
+          <w:sz w:val="26"/>
+        </w:rPr>
+        <w:t xml:space="preserve"> Trang xác nhận provisioning tenant thành công sau khi người dùng nhập claim code 6 chữ số và đặt mật khẩu.</w:t>
       </w:r>
     </w:p>
     <w:p>
@@ -24051,7 +24125,7 @@
           <w:i w:val="0"/>
           <w:sz w:val="26"/>
         </w:rPr>
-        <w:t xml:space="preserve">Sau lần đăng nhập đầu tiên, dashboard hiển thị 3 thành phần chính cho Chủ trung tâm: thứ nhất, KPI cards với 3 thẻ "Doanh thu tháng", "Số học sinh", "Số lớp" — mặc định hiển thị </w:t>
+        <w:t xml:space="preserve">Sau khi người dùng exchange claim code thành công, hệ thống tạo tenant mới với atomic transaction (INSERT tenant + INSERT user + UPDATE beta_request status — chi tiết tại Chương 4). Trang xác nhận hiển thị: tiêu đề "Chào mừng đến với KiteHub", subdomain tenant được cấp </w:t>
       </w:r>
       <w:r>
         <w:rPr>
@@ -24060,16 +24134,16 @@
           <w:i/>
           <w:sz w:val="26"/>
         </w:rPr>
-        <w:t>0đ</w:t>
-      </w:r>
-      <w:r>
-        <w:rPr>
-          <w:rFonts w:ascii="Times New Roman" w:hAnsi="Times New Roman" w:eastAsia="Times New Roman"/>
-          <w:b w:val="0"/>
-          <w:i w:val="0"/>
-          <w:sz w:val="26"/>
-        </w:rPr>
-        <w:t xml:space="preserve">, </w:t>
+        <w:t>https://sky-edu.kitehub.me</w:t>
+      </w:r>
+      <w:r>
+        <w:rPr>
+          <w:rFonts w:ascii="Times New Roman" w:hAnsi="Times New Roman" w:eastAsia="Times New Roman"/>
+          <w:b w:val="0"/>
+          <w:i w:val="0"/>
+          <w:sz w:val="26"/>
+        </w:rPr>
+        <w:t xml:space="preserve">, danh sách 3 bước tiếp theo gợi ý ("Khám phá dashboard", "Cài đặt thông tin trung tâm", "Tạo lớp học đầu tiên"), và CTA "Đăng nhập ngay" tự động redirect tới </w:t>
       </w:r>
       <w:r>
         <w:rPr>
@@ -24078,16 +24152,16 @@
           <w:i/>
           <w:sz w:val="26"/>
         </w:rPr>
-        <w:t>0</w:t>
-      </w:r>
-      <w:r>
-        <w:rPr>
-          <w:rFonts w:ascii="Times New Roman" w:hAnsi="Times New Roman" w:eastAsia="Times New Roman"/>
-          <w:b w:val="0"/>
-          <w:i w:val="0"/>
-          <w:sz w:val="26"/>
-        </w:rPr>
-        <w:t xml:space="preserve">, </w:t>
+        <w:t>/dashboard</w:t>
+      </w:r>
+      <w:r>
+        <w:rPr>
+          <w:rFonts w:ascii="Times New Roman" w:hAnsi="Times New Roman" w:eastAsia="Times New Roman"/>
+          <w:b w:val="0"/>
+          <w:i w:val="0"/>
+          <w:sz w:val="26"/>
+        </w:rPr>
+        <w:t xml:space="preserve"> với JWT đã có sẵn (không yêu cầu re-login). Banner phía dưới notify "Bạn đang trong giai đoạn beta — vui lòng phản hồi qua Zalo </w:t>
       </w:r>
       <w:r>
         <w:rPr>
@@ -24096,52 +24170,16 @@
           <w:i/>
           <w:sz w:val="26"/>
         </w:rPr>
-        <w:t>0</w:t>
-      </w:r>
-      <w:r>
-        <w:rPr>
-          <w:rFonts w:ascii="Times New Roman" w:hAnsi="Times New Roman" w:eastAsia="Times New Roman"/>
-          <w:b w:val="0"/>
-          <w:i w:val="0"/>
-          <w:sz w:val="26"/>
-        </w:rPr>
-        <w:t xml:space="preserve"> cho tenant mới chưa nhập dữ liệu; thứ hai, onboarding checklist 5 bước với icon và link tới wizard tương ứng — "Tạo lớp đầu tiên", "Thêm học sinh", "Tạo lịch học", "Cấu hình thanh toán", "Mời giáo viên đồng nghiệp"; thứ ba, sample data toggle cho phép load dữ liệu mẫu (1 chủ trung tâm giả định Trần Thị Hồng + 4 học sinh + 1 lớp Anh ngữ 5A1) để người dùng thử các chức năng trước khi nhập dữ liệu thật. Format VND </w:t>
-      </w:r>
-      <w:r>
-        <w:rPr>
-          <w:rFonts w:ascii="Times New Roman" w:hAnsi="Times New Roman" w:eastAsia="Times New Roman"/>
-          <w:b w:val="0"/>
-          <w:i/>
-          <w:sz w:val="26"/>
-        </w:rPr>
-        <w:t>1.500.000đ</w:t>
-      </w:r>
-      <w:r>
-        <w:rPr>
-          <w:rFonts w:ascii="Times New Roman" w:hAnsi="Times New Roman" w:eastAsia="Times New Roman"/>
-          <w:b w:val="0"/>
-          <w:i w:val="0"/>
-          <w:sz w:val="26"/>
-        </w:rPr>
-        <w:t xml:space="preserve"> cùng date tiếng Việt </w:t>
-      </w:r>
-      <w:r>
-        <w:rPr>
-          <w:rFonts w:ascii="Times New Roman" w:hAnsi="Times New Roman" w:eastAsia="Times New Roman"/>
-          <w:b w:val="0"/>
-          <w:i/>
-          <w:sz w:val="26"/>
-        </w:rPr>
-        <w:t>Thứ Hai, 20/05/2026</w:t>
-      </w:r>
-      <w:r>
-        <w:rPr>
-          <w:rFonts w:ascii="Times New Roman" w:hAnsi="Times New Roman" w:eastAsia="Times New Roman"/>
-          <w:b w:val="0"/>
-          <w:i w:val="0"/>
-          <w:sz w:val="26"/>
-        </w:rPr>
-        <w:t xml:space="preserve"> áp dụng đồng nhất.</w:t>
+        <w:t>zalo.me/kitehub</w:t>
+      </w:r>
+      <w:r>
+        <w:rPr>
+          <w:rFonts w:ascii="Times New Roman" w:hAnsi="Times New Roman" w:eastAsia="Times New Roman"/>
+          <w:b w:val="0"/>
+          <w:i w:val="0"/>
+          <w:sz w:val="26"/>
+        </w:rPr>
+        <w:t xml:space="preserve"> nếu gặp vấn đề".</w:t>
       </w:r>
     </w:p>
     <w:p>
@@ -24155,7 +24193,7 @@
           <w:color w:val="000000"/>
           <w:sz w:val="28"/>
         </w:rPr>
-        <w:t>3.2.4 Trang xác nhận provisioning tenant thành công</w:t>
+        <w:t>3.2.5 Quản lý lớp học</w:t>
       </w:r>
     </w:p>
     <w:p>
@@ -24175,7 +24213,7 @@
               <a:graphicData uri="http://schemas.openxmlformats.org/drawingml/2006/picture">
                 <pic:pic>
                   <pic:nvPicPr>
-                    <pic:cNvPr id="0" name="04-tenant-provisioning-success.png"/>
+                    <pic:cNvPr id="0" name="05-class-management.png"/>
                     <pic:cNvPicPr/>
                   </pic:nvPicPr>
                   <pic:blipFill>
@@ -24211,16 +24249,16 @@
           <w:i w:val="0"/>
           <w:sz w:val="26"/>
         </w:rPr>
-        <w:t>Hình 3.4.</w:t>
-      </w:r>
-      <w:r>
-        <w:rPr>
-          <w:rFonts w:ascii="Times New Roman" w:hAnsi="Times New Roman" w:eastAsia="Times New Roman"/>
-          <w:b w:val="0"/>
-          <w:i w:val="0"/>
-          <w:sz w:val="26"/>
-        </w:rPr>
-        <w:t xml:space="preserve"> Trang xác nhận provisioning tenant thành công sau khi người dùng nhập claim code 6 chữ số và đặt mật khẩu.</w:t>
+        <w:t>Hình 3.5.</w:t>
+      </w:r>
+      <w:r>
+        <w:rPr>
+          <w:rFonts w:ascii="Times New Roman" w:hAnsi="Times New Roman" w:eastAsia="Times New Roman"/>
+          <w:b w:val="0"/>
+          <w:i w:val="0"/>
+          <w:sz w:val="26"/>
+        </w:rPr>
+        <w:t xml:space="preserve"> Giao diện quản lý lớp học — danh sách lớp với filter, bulk actions và CTA tạo lớp mới.</w:t>
       </w:r>
     </w:p>
     <w:p>
@@ -24236,7 +24274,7 @@
           <w:i w:val="0"/>
           <w:sz w:val="26"/>
         </w:rPr>
-        <w:t xml:space="preserve">Sau khi người dùng exchange claim code thành công, hệ thống tạo tenant mới với atomic transaction (INSERT tenant + INSERT user + UPDATE beta_request status — chi tiết tại Chương 4). Trang xác nhận hiển thị: tiêu đề "Chào mừng đến với KiteHub", subdomain tenant được cấp </w:t>
+        <w:t xml:space="preserve">Giao diện quản lý lớp hiển thị danh sách tất cả các lớp của tenant với các cột: Mã lớp, Tên lớp (ví dụ </w:t>
       </w:r>
       <w:r>
         <w:rPr>
@@ -24245,52 +24283,16 @@
           <w:i/>
           <w:sz w:val="26"/>
         </w:rPr>
-        <w:t>https://sky-edu.kitehub.me</w:t>
-      </w:r>
-      <w:r>
-        <w:rPr>
-          <w:rFonts w:ascii="Times New Roman" w:hAnsi="Times New Roman" w:eastAsia="Times New Roman"/>
-          <w:b w:val="0"/>
-          <w:i w:val="0"/>
-          <w:sz w:val="26"/>
-        </w:rPr>
-        <w:t xml:space="preserve">, danh sách 3 bước tiếp theo gợi ý ("Khám phá dashboard", "Cài đặt thông tin trung tâm", "Tạo lớp học đầu tiên"), và CTA "Đăng nhập ngay" tự động redirect tới </w:t>
-      </w:r>
-      <w:r>
-        <w:rPr>
-          <w:rFonts w:ascii="Times New Roman" w:hAnsi="Times New Roman" w:eastAsia="Times New Roman"/>
-          <w:b w:val="0"/>
-          <w:i/>
-          <w:sz w:val="26"/>
-        </w:rPr>
-        <w:t>/dashboard</w:t>
-      </w:r>
-      <w:r>
-        <w:rPr>
-          <w:rFonts w:ascii="Times New Roman" w:hAnsi="Times New Roman" w:eastAsia="Times New Roman"/>
-          <w:b w:val="0"/>
-          <w:i w:val="0"/>
-          <w:sz w:val="26"/>
-        </w:rPr>
-        <w:t xml:space="preserve"> với JWT đã có sẵn (không yêu cầu re-login). Banner phía dưới notify "Bạn đang trong giai đoạn beta — vui lòng phản hồi qua Zalo </w:t>
-      </w:r>
-      <w:r>
-        <w:rPr>
-          <w:rFonts w:ascii="Times New Roman" w:hAnsi="Times New Roman" w:eastAsia="Times New Roman"/>
-          <w:b w:val="0"/>
-          <w:i/>
-          <w:sz w:val="26"/>
-        </w:rPr>
-        <w:t>zalo.me/kitehub</w:t>
-      </w:r>
-      <w:r>
-        <w:rPr>
-          <w:rFonts w:ascii="Times New Roman" w:hAnsi="Times New Roman" w:eastAsia="Times New Roman"/>
-          <w:b w:val="0"/>
-          <w:i w:val="0"/>
-          <w:sz w:val="26"/>
-        </w:rPr>
-        <w:t xml:space="preserve"> nếu gặp vấn đề".</w:t>
+        <w:t>Lớp Anh ngữ 5A1</w:t>
+      </w:r>
+      <w:r>
+        <w:rPr>
+          <w:rFonts w:ascii="Times New Roman" w:hAnsi="Times New Roman" w:eastAsia="Times New Roman"/>
+          <w:b w:val="0"/>
+          <w:i w:val="0"/>
+          <w:sz w:val="26"/>
+        </w:rPr>
+        <w:t>), Giáo viên chủ nhiệm, Số học sinh, Lịch học, Trạng thái (Đang hoạt động / Tạm nghỉ / Đã kết thúc), Hành động (Xem chi tiết / Sửa / Lưu trữ). Bảng hỗ trợ filter combo (theo trạng thái + theo giáo viên + theo môn học) và search theo tên hoặc mã lớp. Bulk actions cho phép chọn nhiều lớp để gửi thông báo Zalo group hoặc export Excel danh sách điểm danh. CTA "Tạo lớp mới" góc trên phải mở wizard 4 bước: thông tin cơ bản → lịch học (Mon-Sat theo VN edu convention) → danh sách học sinh → cấu hình học phí.</w:t>
       </w:r>
     </w:p>
     <w:p>
@@ -24304,7 +24306,7 @@
           <w:color w:val="000000"/>
           <w:sz w:val="28"/>
         </w:rPr>
-        <w:t>3.2.5 Quản lý lớp học</w:t>
+        <w:t>3.2.6 Tạo và phát hành hóa đơn</w:t>
       </w:r>
     </w:p>
     <w:p>
@@ -24324,7 +24326,7 @@
               <a:graphicData uri="http://schemas.openxmlformats.org/drawingml/2006/picture">
                 <pic:pic>
                   <pic:nvPicPr>
-                    <pic:cNvPr id="0" name="05-class-management.png"/>
+                    <pic:cNvPr id="0" name="06-invoice-generation.png"/>
                     <pic:cNvPicPr/>
                   </pic:nvPicPr>
                   <pic:blipFill>
@@ -24360,16 +24362,16 @@
           <w:i w:val="0"/>
           <w:sz w:val="26"/>
         </w:rPr>
-        <w:t>Hình 3.5.</w:t>
-      </w:r>
-      <w:r>
-        <w:rPr>
-          <w:rFonts w:ascii="Times New Roman" w:hAnsi="Times New Roman" w:eastAsia="Times New Roman"/>
-          <w:b w:val="0"/>
-          <w:i w:val="0"/>
-          <w:sz w:val="26"/>
-        </w:rPr>
-        <w:t xml:space="preserve"> Giao diện quản lý lớp học — danh sách lớp với filter, bulk actions và CTA tạo lớp mới.</w:t>
+        <w:t>Hình 3.6.</w:t>
+      </w:r>
+      <w:r>
+        <w:rPr>
+          <w:rFonts w:ascii="Times New Roman" w:hAnsi="Times New Roman" w:eastAsia="Times New Roman"/>
+          <w:b w:val="0"/>
+          <w:i w:val="0"/>
+          <w:sz w:val="26"/>
+        </w:rPr>
+        <w:t xml:space="preserve"> Giao diện tạo hóa đơn — form với định dạng VND, preview bên phải và các action gửi qua email và Zalo.</w:t>
       </w:r>
     </w:p>
     <w:p>
@@ -24385,7 +24387,7 @@
           <w:i w:val="0"/>
           <w:sz w:val="26"/>
         </w:rPr>
-        <w:t xml:space="preserve">Giao diện quản lý lớp hiển thị danh sách tất cả các lớp của tenant với các cột: Mã lớp, Tên lớp (ví dụ </w:t>
+        <w:t xml:space="preserve">Form tạo hóa đơn cho phép Chủ trung tâm hoặc Manager tạo hóa đơn cho học sinh (cá nhân) hoặc batch (nhiều học sinh trong cùng lớp). Layout 2 cột: cột trái — form nhập (Học sinh nhận hóa đơn, Lớp, Tháng/Kỳ học, Học phí gốc, Giảm giá, Phụ thu, Hạn thanh toán); cột phải — preview hóa đơn realtime với header "HÓA ĐƠN ĐIỆN TỬ" theo convention VN, mã số thuế tenant (nếu có), tổng tiền </w:t>
       </w:r>
       <w:r>
         <w:rPr>
@@ -24394,16 +24396,16 @@
           <w:i/>
           <w:sz w:val="26"/>
         </w:rPr>
-        <w:t>Lớp Anh ngữ 5A1</w:t>
-      </w:r>
-      <w:r>
-        <w:rPr>
-          <w:rFonts w:ascii="Times New Roman" w:hAnsi="Times New Roman" w:eastAsia="Times New Roman"/>
-          <w:b w:val="0"/>
-          <w:i w:val="0"/>
-          <w:sz w:val="26"/>
-        </w:rPr>
-        <w:t>), Giáo viên chủ nhiệm, Số học sinh, Lịch học, Trạng thái (Đang hoạt động / Tạm nghỉ / Đã kết thúc), Hành động (Xem chi tiết / Sửa / Lưu trữ). Bảng hỗ trợ filter combo (theo trạng thái + theo giáo viên + theo môn học) và search theo tên hoặc mã lớp. Bulk actions cho phép chọn nhiều lớp để gửi thông báo Zalo group hoặc export Excel danh sách điểm danh. CTA "Tạo lớp mới" góc trên phải mở wizard 4 bước: thông tin cơ bản → lịch học (Mon-Sat theo VN edu convention) → danh sách học sinh → cấu hình học phí.</w:t>
+        <w:t>Tổng cộng: 1.500.000đ</w:t>
+      </w:r>
+      <w:r>
+        <w:rPr>
+          <w:rFonts w:ascii="Times New Roman" w:hAnsi="Times New Roman" w:eastAsia="Times New Roman"/>
+          <w:b w:val="0"/>
+          <w:i w:val="0"/>
+          <w:sz w:val="26"/>
+        </w:rPr>
+        <w:t xml:space="preserve"> VND format. Preview bao gồm QR code VietQR để học sinh quét chuyển khoản trực tiếp (Vietcombank/Techcombank/MB merchant code). Sau khi tạo, hóa đơn được gửi qua 3 kênh: email PDF chính thức cho phụ huynh, link xem trực tuyến qua Zalo group cha mẹ, và lưu trong tài khoản học sinh trên dashboard. Trong giai đoạn beta, payment gateway integration (Stripe / MoMo / VNPay) defer sang giai đoạn paid do yêu cầu giấy phép PSP; tenant đối soát thủ công qua chuyển khoản ngân hàng.</w:t>
       </w:r>
     </w:p>
     <w:p>
@@ -24417,7 +24419,7 @@
           <w:color w:val="000000"/>
           <w:sz w:val="28"/>
         </w:rPr>
-        <w:t>3.2.6 Tạo và phát hành hóa đơn</w:t>
+        <w:t>3.2.7 Preview template email</w:t>
       </w:r>
     </w:p>
     <w:p>
@@ -24437,7 +24439,7 @@
               <a:graphicData uri="http://schemas.openxmlformats.org/drawingml/2006/picture">
                 <pic:pic>
                   <pic:nvPicPr>
-                    <pic:cNvPr id="0" name="06-invoice-generation.png"/>
+                    <pic:cNvPr id="0" name="07-welcome-email.png"/>
                     <pic:cNvPicPr/>
                   </pic:nvPicPr>
                   <pic:blipFill>
@@ -24473,16 +24475,16 @@
           <w:i w:val="0"/>
           <w:sz w:val="26"/>
         </w:rPr>
-        <w:t>Hình 3.6.</w:t>
-      </w:r>
-      <w:r>
-        <w:rPr>
-          <w:rFonts w:ascii="Times New Roman" w:hAnsi="Times New Roman" w:eastAsia="Times New Roman"/>
-          <w:b w:val="0"/>
-          <w:i w:val="0"/>
-          <w:sz w:val="26"/>
-        </w:rPr>
-        <w:t xml:space="preserve"> Giao diện tạo hóa đơn — form với định dạng VND, preview bên phải và các action gửi qua email và Zalo.</w:t>
+        <w:t>Hình 3.7.</w:t>
+      </w:r>
+      <w:r>
+        <w:rPr>
+          <w:rFonts w:ascii="Times New Roman" w:hAnsi="Times New Roman" w:eastAsia="Times New Roman"/>
+          <w:b w:val="0"/>
+          <w:i w:val="0"/>
+          <w:sz w:val="26"/>
+        </w:rPr>
+        <w:t xml:space="preserve"> Preview template email "Beta access approved" — giao diện admin xem trước email gửi cho tenant trước khi phát hành.</w:t>
       </w:r>
     </w:p>
     <w:p>
@@ -24498,7 +24500,7 @@
           <w:i w:val="0"/>
           <w:sz w:val="26"/>
         </w:rPr>
-        <w:t xml:space="preserve">Form tạo hóa đơn cho phép Chủ trung tâm hoặc Manager tạo hóa đơn cho học sinh (cá nhân) hoặc batch (nhiều học sinh trong cùng lớp). Layout 2 cột: cột trái — form nhập (Học sinh nhận hóa đơn, Lớp, Tháng/Kỳ học, Học phí gốc, Giảm giá, Phụ thu, Hạn thanh toán); cột phải — preview hóa đơn realtime với header "HÓA ĐƠN ĐIỆN TỬ" theo convention VN, mã số thuế tenant (nếu có), tổng tiền </w:t>
+        <w:t>Admin nền tảng có thể preview template email trước khi gửi cho tenant beta. Layout 2 cột: cột trái — form input các biến (tên người nhận, tên trung tâm, claim code, link kích hoạt, deadline kích hoạt); cột phải — rendering preview email cho desktop và mobile responsive. Subject line tone tiếng Việt formal-respectful (</w:t>
       </w:r>
       <w:r>
         <w:rPr>
@@ -24507,16 +24509,34 @@
           <w:i/>
           <w:sz w:val="26"/>
         </w:rPr>
-        <w:t>Tổng cộng: 1.500.000đ</w:t>
-      </w:r>
-      <w:r>
-        <w:rPr>
-          <w:rFonts w:ascii="Times New Roman" w:hAnsi="Times New Roman" w:eastAsia="Times New Roman"/>
-          <w:b w:val="0"/>
-          <w:i w:val="0"/>
-          <w:sz w:val="26"/>
-        </w:rPr>
-        <w:t xml:space="preserve"> VND format. Preview bao gồm QR code VietQR để học sinh quét chuyển khoản trực tiếp (Vietcombank/Techcombank/MB merchant code). Sau khi tạo, hóa đơn được gửi qua 3 kênh: email PDF chính thức cho phụ huynh, link xem trực tuyến qua Zalo group cha mẹ, và lưu trong tài khoản học sinh trên dashboard. Trong giai đoạn beta, payment gateway integration (Stripe / MoMo / VNPay) defer sang giai đoạn paid do yêu cầu giấy phép PSP; tenant đối soát thủ công qua chuyển khoản ngân hàng.</w:t>
+        <w:t>Chào mừng anh/chị đến KiteHub — Tài khoản đã được kích hoạt</w:t>
+      </w:r>
+      <w:r>
+        <w:rPr>
+          <w:rFonts w:ascii="Times New Roman" w:hAnsi="Times New Roman" w:eastAsia="Times New Roman"/>
+          <w:b w:val="0"/>
+          <w:i w:val="0"/>
+          <w:sz w:val="26"/>
+        </w:rPr>
+        <w:t xml:space="preserve">), greeting </w:t>
+      </w:r>
+      <w:r>
+        <w:rPr>
+          <w:rFonts w:ascii="Times New Roman" w:hAnsi="Times New Roman" w:eastAsia="Times New Roman"/>
+          <w:b w:val="0"/>
+          <w:i/>
+          <w:sz w:val="26"/>
+        </w:rPr>
+        <w:t>Em chào chị Hồng,</w:t>
+      </w:r>
+      <w:r>
+        <w:rPr>
+          <w:rFonts w:ascii="Times New Roman" w:hAnsi="Times New Roman" w:eastAsia="Times New Roman"/>
+          <w:b w:val="0"/>
+          <w:i w:val="0"/>
+          <w:sz w:val="26"/>
+        </w:rPr>
+        <w:t xml:space="preserve"> theo persona tone matrix. Email body bao gồm 3 phần: lời mời sử dụng, hướng dẫn nhập claim code, CTA "Kích hoạt tài khoản ngay" và footer minh bạch "Bạn đang trong cohort beta khép kín 20 tenant — đội ngũ KiteHub sẽ liên hệ phản hồi hàng tuần". Nút "Gửi thử cho admin" cho phép admin test email rendering trước khi phát hành cho tenant. Email được sign DKIM + SPF + DMARC qua AWS SES + Cloudflare DNS records để đảm bảo deliverability cao.</w:t>
       </w:r>
     </w:p>
     <w:p>
@@ -24530,7 +24550,7 @@
           <w:color w:val="000000"/>
           <w:sz w:val="28"/>
         </w:rPr>
-        <w:t>3.2.7 Preview template email</w:t>
+        <w:t>3.2.8 Audit log của Admin nền tảng</w:t>
       </w:r>
     </w:p>
     <w:p>
@@ -24550,7 +24570,7 @@
               <a:graphicData uri="http://schemas.openxmlformats.org/drawingml/2006/picture">
                 <pic:pic>
                   <pic:nvPicPr>
-                    <pic:cNvPr id="0" name="07-welcome-email.png"/>
+                    <pic:cNvPr id="0" name="08-admin-audit-log.png"/>
                     <pic:cNvPicPr/>
                   </pic:nvPicPr>
                   <pic:blipFill>
@@ -24586,16 +24606,16 @@
           <w:i w:val="0"/>
           <w:sz w:val="26"/>
         </w:rPr>
-        <w:t>Hình 3.7.</w:t>
-      </w:r>
-      <w:r>
-        <w:rPr>
-          <w:rFonts w:ascii="Times New Roman" w:hAnsi="Times New Roman" w:eastAsia="Times New Roman"/>
-          <w:b w:val="0"/>
-          <w:i w:val="0"/>
-          <w:sz w:val="26"/>
-        </w:rPr>
-        <w:t xml:space="preserve"> Preview template email "Beta access approved" — giao diện admin xem trước email gửi cho tenant trước khi phát hành.</w:t>
+        <w:t>Hình 3.8.</w:t>
+      </w:r>
+      <w:r>
+        <w:rPr>
+          <w:rFonts w:ascii="Times New Roman" w:hAnsi="Times New Roman" w:eastAsia="Times New Roman"/>
+          <w:b w:val="0"/>
+          <w:i w:val="0"/>
+          <w:sz w:val="26"/>
+        </w:rPr>
+        <w:t xml:space="preserve"> Trang audit log của Admin nền tảng — danh sách hành động admin tuân thủ PDPL Article 11 tamper-proof immutable log.</w:t>
       </w:r>
     </w:p>
     <w:p>
@@ -24611,7 +24631,7 @@
           <w:i w:val="0"/>
           <w:sz w:val="26"/>
         </w:rPr>
-        <w:t>Admin nền tảng có thể preview template email trước khi gửi cho tenant beta. Layout 2 cột: cột trái — form input các biến (tên người nhận, tên trung tâm, claim code, link kích hoạt, deadline kích hoạt); cột phải — rendering preview email cho desktop và mobile responsive. Subject line tone tiếng Việt formal-respectful (</w:t>
+        <w:t>Audit log hiển thị toàn bộ hành động sensitive của admin nền tảng dưới dạng bảng immutable (chỉ INSERT, không UPDATE/DELETE theo migration cơ sở dữ liệu áp dụng database trigger immutable — đảm bảo tamper-proof theo PDPL 2023 Article 11). Các cột: Thời gian (</w:t>
       </w:r>
       <w:r>
         <w:rPr>
@@ -24620,16 +24640,16 @@
           <w:i/>
           <w:sz w:val="26"/>
         </w:rPr>
-        <w:t>Chào mừng anh/chị đến KiteHub — Tài khoản đã được kích hoạt</w:t>
-      </w:r>
-      <w:r>
-        <w:rPr>
-          <w:rFonts w:ascii="Times New Roman" w:hAnsi="Times New Roman" w:eastAsia="Times New Roman"/>
-          <w:b w:val="0"/>
-          <w:i w:val="0"/>
-          <w:sz w:val="26"/>
-        </w:rPr>
-        <w:t xml:space="preserve">), greeting </w:t>
+        <w:t>Thứ Hai, 20/05/2026 09:30</w:t>
+      </w:r>
+      <w:r>
+        <w:rPr>
+          <w:rFonts w:ascii="Times New Roman" w:hAnsi="Times New Roman" w:eastAsia="Times New Roman"/>
+          <w:b w:val="0"/>
+          <w:i w:val="0"/>
+          <w:sz w:val="26"/>
+        </w:rPr>
+        <w:t>), Admin user (</w:t>
       </w:r>
       <w:r>
         <w:rPr>
@@ -24638,16 +24658,106 @@
           <w:i/>
           <w:sz w:val="26"/>
         </w:rPr>
-        <w:t>Em chào chị Hồng,</w:t>
-      </w:r>
-      <w:r>
-        <w:rPr>
-          <w:rFonts w:ascii="Times New Roman" w:hAnsi="Times New Roman" w:eastAsia="Times New Roman"/>
-          <w:b w:val="0"/>
-          <w:i w:val="0"/>
-          <w:sz w:val="26"/>
-        </w:rPr>
-        <w:t xml:space="preserve"> theo persona tone matrix. Email body bao gồm 3 phần: lời mời sử dụng, hướng dẫn nhập claim code, CTA "Kích hoạt tài khoản ngay" và footer minh bạch "Bạn đang trong cohort beta khép kín 20 tenant — đội ngũ KiteHub sẽ liên hệ phản hồi hàng tuần". Nút "Gửi thử cho admin" cho phép admin test email rendering trước khi phát hành cho tenant. Email được sign DKIM + SPF + DMARC qua AWS SES + Cloudflare DNS records để đảm bảo deliverability cao.</w:t>
+        <w:t>admin@kitehub.me</w:t>
+      </w:r>
+      <w:r>
+        <w:rPr>
+          <w:rFonts w:ascii="Times New Roman" w:hAnsi="Times New Roman" w:eastAsia="Times New Roman"/>
+          <w:b w:val="0"/>
+          <w:i w:val="0"/>
+          <w:sz w:val="26"/>
+        </w:rPr>
+        <w:t>), Loại hành động (</w:t>
+      </w:r>
+      <w:r>
+        <w:rPr>
+          <w:rFonts w:ascii="Times New Roman" w:hAnsi="Times New Roman" w:eastAsia="Times New Roman"/>
+          <w:b w:val="0"/>
+          <w:i/>
+          <w:sz w:val="26"/>
+        </w:rPr>
+        <w:t>BETA_APPROVE</w:t>
+      </w:r>
+      <w:r>
+        <w:rPr>
+          <w:rFonts w:ascii="Times New Roman" w:hAnsi="Times New Roman" w:eastAsia="Times New Roman"/>
+          <w:b w:val="0"/>
+          <w:i w:val="0"/>
+          <w:sz w:val="26"/>
+        </w:rPr>
+        <w:t xml:space="preserve">, </w:t>
+      </w:r>
+      <w:r>
+        <w:rPr>
+          <w:rFonts w:ascii="Times New Roman" w:hAnsi="Times New Roman" w:eastAsia="Times New Roman"/>
+          <w:b w:val="0"/>
+          <w:i/>
+          <w:sz w:val="26"/>
+        </w:rPr>
+        <w:t>TENANT_SUSPEND</w:t>
+      </w:r>
+      <w:r>
+        <w:rPr>
+          <w:rFonts w:ascii="Times New Roman" w:hAnsi="Times New Roman" w:eastAsia="Times New Roman"/>
+          <w:b w:val="0"/>
+          <w:i w:val="0"/>
+          <w:sz w:val="26"/>
+        </w:rPr>
+        <w:t xml:space="preserve">, </w:t>
+      </w:r>
+      <w:r>
+        <w:rPr>
+          <w:rFonts w:ascii="Times New Roman" w:hAnsi="Times New Roman" w:eastAsia="Times New Roman"/>
+          <w:b w:val="0"/>
+          <w:i/>
+          <w:sz w:val="26"/>
+        </w:rPr>
+        <w:t>EMAIL_TEMPLATE_UPDATE</w:t>
+      </w:r>
+      <w:r>
+        <w:rPr>
+          <w:rFonts w:ascii="Times New Roman" w:hAnsi="Times New Roman" w:eastAsia="Times New Roman"/>
+          <w:b w:val="0"/>
+          <w:i w:val="0"/>
+          <w:sz w:val="26"/>
+        </w:rPr>
+        <w:t xml:space="preserve">), Đối tượng tác động (Tenant </w:t>
+      </w:r>
+      <w:r>
+        <w:rPr>
+          <w:rFonts w:ascii="Times New Roman" w:hAnsi="Times New Roman" w:eastAsia="Times New Roman"/>
+          <w:b w:val="0"/>
+          <w:i/>
+          <w:sz w:val="26"/>
+        </w:rPr>
+        <w:t>Sky Education</w:t>
+      </w:r>
+      <w:r>
+        <w:rPr>
+          <w:rFonts w:ascii="Times New Roman" w:hAnsi="Times New Roman" w:eastAsia="Times New Roman"/>
+          <w:b w:val="0"/>
+          <w:i w:val="0"/>
+          <w:sz w:val="26"/>
+        </w:rPr>
+        <w:t xml:space="preserve"> / Beta request </w:t>
+      </w:r>
+      <w:r>
+        <w:rPr>
+          <w:rFonts w:ascii="Times New Roman" w:hAnsi="Times New Roman" w:eastAsia="Times New Roman"/>
+          <w:b w:val="0"/>
+          <w:i/>
+          <w:sz w:val="26"/>
+        </w:rPr>
+        <w:t>req_uuid</w:t>
+      </w:r>
+      <w:r>
+        <w:rPr>
+          <w:rFonts w:ascii="Times New Roman" w:hAnsi="Times New Roman" w:eastAsia="Times New Roman"/>
+          <w:b w:val="0"/>
+          <w:i w:val="0"/>
+          <w:sz w:val="26"/>
+        </w:rPr>
+        <w:t>), IP address (rút gọn an toàn), Chi tiết (JSON expandable). Filter combo cho phép tìm theo loại hành động, theo admin user, theo khoảng thời gian. Top banner notify compliance "Trang này được bảo vệ bởi PDPL Article 11 — mọi hành động admin được lưu vĩnh viễn và không thể chỉnh sửa". Retention 5 năm theo PDPL Art 11.2; export CSV / PDF cho compliance audit định kỳ hằng quý.</w:t>
       </w:r>
     </w:p>
     <w:p>
@@ -24661,47 +24771,7 @@
           <w:color w:val="000000"/>
           <w:sz w:val="28"/>
         </w:rPr>
-        <w:t>3.2.8 Audit log của Admin nền tảng</w:t>
-      </w:r>
-    </w:p>
-    <w:p>
-      <w:pPr>
-        <w:spacing w:before="120" w:after="60"/>
-        <w:jc w:val="center"/>
-      </w:pPr>
-      <w:r>
-        <w:drawing>
-          <wp:inline xmlns:a="http://schemas.openxmlformats.org/drawingml/2006/main" xmlns:pic="http://schemas.openxmlformats.org/drawingml/2006/picture">
-            <wp:extent cx="5040000" cy="3150000"/>
-            <wp:docPr id="23" name="Picture 23"/>
-            <wp:cNvGraphicFramePr>
-              <a:graphicFrameLocks noChangeAspect="1"/>
-            </wp:cNvGraphicFramePr>
-            <a:graphic>
-              <a:graphicData uri="http://schemas.openxmlformats.org/drawingml/2006/picture">
-                <pic:pic>
-                  <pic:nvPicPr>
-                    <pic:cNvPr id="0" name="08-admin-audit-log.png"/>
-                    <pic:cNvPicPr/>
-                  </pic:nvPicPr>
-                  <pic:blipFill>
-                    <a:blip r:embed="rId31"/>
-                    <a:stretch>
-                      <a:fillRect/>
-                    </a:stretch>
-                  </pic:blipFill>
-                  <pic:spPr>
-                    <a:xfrm>
-                      <a:off x="0" y="0"/>
-                      <a:ext cx="5040000" cy="3150000"/>
-                    </a:xfrm>
-                    <a:prstGeom prst="rect"/>
-                  </pic:spPr>
-                </pic:pic>
-              </a:graphicData>
-            </a:graphic>
-          </wp:inline>
-        </w:drawing>
+        <w:t>3.2.9 Phạm vi và hạn chế giao diện trình bày</w:t>
       </w:r>
     </w:p>
     <w:p>
@@ -24713,20 +24783,25 @@
       <w:r>
         <w:rPr>
           <w:rFonts w:ascii="Times New Roman" w:hAnsi="Times New Roman" w:eastAsia="Times New Roman"/>
+          <w:b w:val="0"/>
+          <w:i w:val="0"/>
+          <w:sz w:val="26"/>
+        </w:rPr>
+        <w:t>8 giao diện trên đại diện cho happy path của 2 persona target P1 và P2 trong giai đoạn beta. Các giao diện sau chưa được trình bày trong phiên bản này do thuộc scope giai đoạn tiếp theo hoặc do giới hạn không gian báo cáo: giao diện admin xử lý chargeback (giai đoạn paid khi tích hợp payment gateway), giao diện parent portal (giai đoạn GA — P4 persona), giao diện mobile app native (sau giai đoạn paid — chưa triển khai), giao diện K-12 transcript management (giai đoạn GA — P5 persona).</w:t>
+      </w:r>
+    </w:p>
+    <w:p>
+      <w:pPr>
+        <w:pStyle w:val="Heading2"/>
+      </w:pPr>
+      <w:r>
+        <w:rPr>
+          <w:rFonts w:ascii="Times New Roman" w:hAnsi="Times New Roman" w:eastAsia="Times New Roman"/>
           <w:b/>
-          <w:i w:val="0"/>
-          <w:sz w:val="26"/>
-        </w:rPr>
-        <w:t>Hình 3.8.</w:t>
-      </w:r>
-      <w:r>
-        <w:rPr>
-          <w:rFonts w:ascii="Times New Roman" w:hAnsi="Times New Roman" w:eastAsia="Times New Roman"/>
-          <w:b w:val="0"/>
-          <w:i w:val="0"/>
-          <w:sz w:val="26"/>
-        </w:rPr>
-        <w:t xml:space="preserve"> Trang audit log của Admin nền tảng — danh sách hành động admin tuân thủ PDPL Article 11 tamper-proof immutable log.</w:t>
+          <w:color w:val="000000"/>
+          <w:sz w:val="32"/>
+        </w:rPr>
+        <w:t>3.3 Kiểm thử và đánh giá chất lượng</w:t>
       </w:r>
     </w:p>
     <w:p>
@@ -24742,133 +24817,7 @@
           <w:i w:val="0"/>
           <w:sz w:val="26"/>
         </w:rPr>
-        <w:t>Audit log hiển thị toàn bộ hành động sensitive của admin nền tảng dưới dạng bảng immutable (chỉ INSERT, không UPDATE/DELETE theo migration cơ sở dữ liệu áp dụng database trigger immutable — đảm bảo tamper-proof theo PDPL 2023 Article 11). Các cột: Thời gian (</w:t>
-      </w:r>
-      <w:r>
-        <w:rPr>
-          <w:rFonts w:ascii="Times New Roman" w:hAnsi="Times New Roman" w:eastAsia="Times New Roman"/>
-          <w:b w:val="0"/>
-          <w:i/>
-          <w:sz w:val="26"/>
-        </w:rPr>
-        <w:t>Thứ Hai, 20/05/2026 09:30</w:t>
-      </w:r>
-      <w:r>
-        <w:rPr>
-          <w:rFonts w:ascii="Times New Roman" w:hAnsi="Times New Roman" w:eastAsia="Times New Roman"/>
-          <w:b w:val="0"/>
-          <w:i w:val="0"/>
-          <w:sz w:val="26"/>
-        </w:rPr>
-        <w:t>), Admin user (</w:t>
-      </w:r>
-      <w:r>
-        <w:rPr>
-          <w:rFonts w:ascii="Times New Roman" w:hAnsi="Times New Roman" w:eastAsia="Times New Roman"/>
-          <w:b w:val="0"/>
-          <w:i/>
-          <w:sz w:val="26"/>
-        </w:rPr>
-        <w:t>admin@kitehub.me</w:t>
-      </w:r>
-      <w:r>
-        <w:rPr>
-          <w:rFonts w:ascii="Times New Roman" w:hAnsi="Times New Roman" w:eastAsia="Times New Roman"/>
-          <w:b w:val="0"/>
-          <w:i w:val="0"/>
-          <w:sz w:val="26"/>
-        </w:rPr>
-        <w:t>), Loại hành động (</w:t>
-      </w:r>
-      <w:r>
-        <w:rPr>
-          <w:rFonts w:ascii="Times New Roman" w:hAnsi="Times New Roman" w:eastAsia="Times New Roman"/>
-          <w:b w:val="0"/>
-          <w:i/>
-          <w:sz w:val="26"/>
-        </w:rPr>
-        <w:t>BETA_APPROVE</w:t>
-      </w:r>
-      <w:r>
-        <w:rPr>
-          <w:rFonts w:ascii="Times New Roman" w:hAnsi="Times New Roman" w:eastAsia="Times New Roman"/>
-          <w:b w:val="0"/>
-          <w:i w:val="0"/>
-          <w:sz w:val="26"/>
-        </w:rPr>
-        <w:t xml:space="preserve">, </w:t>
-      </w:r>
-      <w:r>
-        <w:rPr>
-          <w:rFonts w:ascii="Times New Roman" w:hAnsi="Times New Roman" w:eastAsia="Times New Roman"/>
-          <w:b w:val="0"/>
-          <w:i/>
-          <w:sz w:val="26"/>
-        </w:rPr>
-        <w:t>TENANT_SUSPEND</w:t>
-      </w:r>
-      <w:r>
-        <w:rPr>
-          <w:rFonts w:ascii="Times New Roman" w:hAnsi="Times New Roman" w:eastAsia="Times New Roman"/>
-          <w:b w:val="0"/>
-          <w:i w:val="0"/>
-          <w:sz w:val="26"/>
-        </w:rPr>
-        <w:t xml:space="preserve">, </w:t>
-      </w:r>
-      <w:r>
-        <w:rPr>
-          <w:rFonts w:ascii="Times New Roman" w:hAnsi="Times New Roman" w:eastAsia="Times New Roman"/>
-          <w:b w:val="0"/>
-          <w:i/>
-          <w:sz w:val="26"/>
-        </w:rPr>
-        <w:t>EMAIL_TEMPLATE_UPDATE</w:t>
-      </w:r>
-      <w:r>
-        <w:rPr>
-          <w:rFonts w:ascii="Times New Roman" w:hAnsi="Times New Roman" w:eastAsia="Times New Roman"/>
-          <w:b w:val="0"/>
-          <w:i w:val="0"/>
-          <w:sz w:val="26"/>
-        </w:rPr>
-        <w:t xml:space="preserve">), Đối tượng tác động (Tenant </w:t>
-      </w:r>
-      <w:r>
-        <w:rPr>
-          <w:rFonts w:ascii="Times New Roman" w:hAnsi="Times New Roman" w:eastAsia="Times New Roman"/>
-          <w:b w:val="0"/>
-          <w:i/>
-          <w:sz w:val="26"/>
-        </w:rPr>
-        <w:t>Sky Education</w:t>
-      </w:r>
-      <w:r>
-        <w:rPr>
-          <w:rFonts w:ascii="Times New Roman" w:hAnsi="Times New Roman" w:eastAsia="Times New Roman"/>
-          <w:b w:val="0"/>
-          <w:i w:val="0"/>
-          <w:sz w:val="26"/>
-        </w:rPr>
-        <w:t xml:space="preserve"> / Beta request </w:t>
-      </w:r>
-      <w:r>
-        <w:rPr>
-          <w:rFonts w:ascii="Times New Roman" w:hAnsi="Times New Roman" w:eastAsia="Times New Roman"/>
-          <w:b w:val="0"/>
-          <w:i/>
-          <w:sz w:val="26"/>
-        </w:rPr>
-        <w:t>req_uuid</w:t>
-      </w:r>
-      <w:r>
-        <w:rPr>
-          <w:rFonts w:ascii="Times New Roman" w:hAnsi="Times New Roman" w:eastAsia="Times New Roman"/>
-          <w:b w:val="0"/>
-          <w:i w:val="0"/>
-          <w:sz w:val="26"/>
-        </w:rPr>
-        <w:t>), IP address (rút gọn an toàn), Chi tiết (JSON expandable). Filter combo cho phép tìm theo loại hành động, theo admin user, theo khoảng thời gian. Top banner notify compliance "Trang này được bảo vệ bởi PDPL Article 11 — mọi hành động admin được lưu vĩnh viễn và không thể chỉnh sửa". Retention 5 năm theo PDPL Art 11.2; export CSV / PDF cho compliance audit định kỳ hằng quý.</w:t>
+        <w:t>Mục này trình bày chiến lược kiểm thử của KiteHub Platform — kim tự tháp test pyramid, ba sample test case đại diện và kết quả đánh giá chất lượng định kỳ qua audit quarterly cadence.</w:t>
       </w:r>
     </w:p>
     <w:p>
@@ -24882,7 +24831,7 @@
           <w:color w:val="000000"/>
           <w:sz w:val="28"/>
         </w:rPr>
-        <w:t>3.2.9 Phạm vi và hạn chế giao diện trình bày</w:t>
+        <w:t>3.3.1 Test pyramid — chiến lược tổng quát</w:t>
       </w:r>
     </w:p>
     <w:p>
@@ -24898,66 +24847,6 @@
           <w:i w:val="0"/>
           <w:sz w:val="26"/>
         </w:rPr>
-        <w:t>8 giao diện trên đại diện cho happy path của 2 persona target P1 và P2 trong giai đoạn beta. Các giao diện sau chưa được trình bày trong phiên bản này do thuộc scope giai đoạn tiếp theo hoặc do giới hạn không gian báo cáo: giao diện admin xử lý chargeback (giai đoạn paid khi tích hợp payment gateway), giao diện parent portal (giai đoạn GA — P4 persona), giao diện mobile app native (sau giai đoạn paid — chưa triển khai), giao diện K-12 transcript management (giai đoạn GA — P5 persona).</w:t>
-      </w:r>
-    </w:p>
-    <w:p>
-      <w:pPr>
-        <w:pStyle w:val="Heading2"/>
-      </w:pPr>
-      <w:r>
-        <w:rPr>
-          <w:rFonts w:ascii="Times New Roman" w:hAnsi="Times New Roman" w:eastAsia="Times New Roman"/>
-          <w:b/>
-          <w:color w:val="000000"/>
-          <w:sz w:val="32"/>
-        </w:rPr>
-        <w:t>3.3 Kiểm thử và đánh giá chất lượng</w:t>
-      </w:r>
-    </w:p>
-    <w:p>
-      <w:pPr>
-        <w:spacing w:line="288" w:lineRule="auto"/>
-        <w:ind w:firstLine="567"/>
-        <w:jc w:val="both"/>
-      </w:pPr>
-      <w:r>
-        <w:rPr>
-          <w:rFonts w:ascii="Times New Roman" w:hAnsi="Times New Roman" w:eastAsia="Times New Roman"/>
-          <w:b w:val="0"/>
-          <w:i w:val="0"/>
-          <w:sz w:val="26"/>
-        </w:rPr>
-        <w:t>Mục này trình bày chiến lược kiểm thử của KiteHub Platform — kim tự tháp test pyramid, ba sample test case đại diện và kết quả đánh giá chất lượng định kỳ qua audit quarterly cadence.</w:t>
-      </w:r>
-    </w:p>
-    <w:p>
-      <w:pPr>
-        <w:pStyle w:val="Heading3"/>
-      </w:pPr>
-      <w:r>
-        <w:rPr>
-          <w:rFonts w:ascii="Times New Roman" w:hAnsi="Times New Roman" w:eastAsia="Times New Roman"/>
-          <w:b/>
-          <w:color w:val="000000"/>
-          <w:sz w:val="28"/>
-        </w:rPr>
-        <w:t>3.3.1 Test pyramid — chiến lược tổng quát</w:t>
-      </w:r>
-    </w:p>
-    <w:p>
-      <w:pPr>
-        <w:spacing w:line="288" w:lineRule="auto"/>
-        <w:ind w:firstLine="567"/>
-        <w:jc w:val="both"/>
-      </w:pPr>
-      <w:r>
-        <w:rPr>
-          <w:rFonts w:ascii="Times New Roman" w:hAnsi="Times New Roman" w:eastAsia="Times New Roman"/>
-          <w:b w:val="0"/>
-          <w:i w:val="0"/>
-          <w:sz w:val="26"/>
-        </w:rPr>
         <w:t>Chiến lược kiểm thử của KiteHub tuân theo mô hình kim tự tháp test pyramid của Mike Cohn [40] — chia thành 3 tầng theo tỷ lệ "đáy rộng, đỉnh hẹp", phản ánh trade-off giữa độ phủ và chi phí thực thi.</w:t>
       </w:r>
     </w:p>
@@ -24970,7 +24859,7 @@
         <w:drawing>
           <wp:inline xmlns:a="http://schemas.openxmlformats.org/drawingml/2006/main" xmlns:pic="http://schemas.openxmlformats.org/drawingml/2006/picture">
             <wp:extent cx="5040000" cy="9020870"/>
-            <wp:docPr id="24" name="Picture 24"/>
+            <wp:docPr id="23" name="Picture 23"/>
             <wp:cNvGraphicFramePr>
               <a:graphicFrameLocks noChangeAspect="1"/>
             </wp:cNvGraphicFramePr>
@@ -24982,7 +24871,7 @@
                     <pic:cNvPicPr/>
                   </pic:nvPicPr>
                   <pic:blipFill>
-                    <a:blip r:embed="rId32"/>
+                    <a:blip r:embed="rId31"/>
                     <a:stretch>
                       <a:fillRect/>
                     </a:stretch>
@@ -25438,7 +25327,7 @@
         <w:drawing>
           <wp:inline xmlns:a="http://schemas.openxmlformats.org/drawingml/2006/main" xmlns:pic="http://schemas.openxmlformats.org/drawingml/2006/picture">
             <wp:extent cx="5040000" cy="5244199"/>
-            <wp:docPr id="25" name="Picture 25"/>
+            <wp:docPr id="24" name="Picture 24"/>
             <wp:cNvGraphicFramePr>
               <a:graphicFrameLocks noChangeAspect="1"/>
             </wp:cNvGraphicFramePr>
@@ -25450,7 +25339,7 @@
                     <pic:cNvPicPr/>
                   </pic:nvPicPr>
                   <pic:blipFill>
-                    <a:blip r:embed="rId33"/>
+                    <a:blip r:embed="rId32"/>
                     <a:stretch>
                       <a:fillRect/>
                     </a:stretch>
@@ -25989,7 +25878,7 @@
         <w:drawing>
           <wp:inline xmlns:a="http://schemas.openxmlformats.org/drawingml/2006/main" xmlns:pic="http://schemas.openxmlformats.org/drawingml/2006/picture">
             <wp:extent cx="5040000" cy="2149889"/>
-            <wp:docPr id="26" name="Picture 26"/>
+            <wp:docPr id="25" name="Picture 25"/>
             <wp:cNvGraphicFramePr>
               <a:graphicFrameLocks noChangeAspect="1"/>
             </wp:cNvGraphicFramePr>
@@ -26001,7 +25890,7 @@
                     <pic:cNvPicPr/>
                   </pic:nvPicPr>
                   <pic:blipFill>
-                    <a:blip r:embed="rId34"/>
+                    <a:blip r:embed="rId33"/>
                     <a:stretch>
                       <a:fillRect/>
                     </a:stretch>
@@ -27015,7 +26904,7 @@
         <w:drawing>
           <wp:inline xmlns:a="http://schemas.openxmlformats.org/drawingml/2006/main" xmlns:pic="http://schemas.openxmlformats.org/drawingml/2006/picture">
             <wp:extent cx="5040000" cy="2460554"/>
-            <wp:docPr id="27" name="Picture 27"/>
+            <wp:docPr id="26" name="Picture 26"/>
             <wp:cNvGraphicFramePr>
               <a:graphicFrameLocks noChangeAspect="1"/>
             </wp:cNvGraphicFramePr>
@@ -27027,7 +26916,7 @@
                     <pic:cNvPicPr/>
                   </pic:nvPicPr>
                   <pic:blipFill>
-                    <a:blip r:embed="rId35"/>
+                    <a:blip r:embed="rId34"/>
                     <a:stretch>
                       <a:fillRect/>
                     </a:stretch>
@@ -28814,7 +28703,7 @@
         <w:drawing>
           <wp:inline xmlns:a="http://schemas.openxmlformats.org/drawingml/2006/main" xmlns:pic="http://schemas.openxmlformats.org/drawingml/2006/picture">
             <wp:extent cx="5040000" cy="3132276"/>
-            <wp:docPr id="28" name="Picture 28"/>
+            <wp:docPr id="27" name="Picture 27"/>
             <wp:cNvGraphicFramePr>
               <a:graphicFrameLocks noChangeAspect="1"/>
             </wp:cNvGraphicFramePr>
@@ -28826,7 +28715,7 @@
                     <pic:cNvPicPr/>
                   </pic:nvPicPr>
                   <pic:blipFill>
-                    <a:blip r:embed="rId36"/>
+                    <a:blip r:embed="rId35"/>
                     <a:stretch>
                       <a:fillRect/>
                     </a:stretch>
@@ -31596,7 +31485,7 @@
         <w:drawing>
           <wp:inline xmlns:a="http://schemas.openxmlformats.org/drawingml/2006/main" xmlns:pic="http://schemas.openxmlformats.org/drawingml/2006/picture">
             <wp:extent cx="5040000" cy="2934247"/>
-            <wp:docPr id="29" name="Picture 29"/>
+            <wp:docPr id="28" name="Picture 28"/>
             <wp:cNvGraphicFramePr>
               <a:graphicFrameLocks noChangeAspect="1"/>
             </wp:cNvGraphicFramePr>
@@ -31608,7 +31497,7 @@
                     <pic:cNvPicPr/>
                   </pic:nvPicPr>
                   <pic:blipFill>
-                    <a:blip r:embed="rId37"/>
+                    <a:blip r:embed="rId36"/>
                     <a:stretch>
                       <a:fillRect/>
                     </a:stretch>
@@ -34112,7 +34001,7 @@
       </w:r>
     </w:p>
     <w:sectPr>
-      <w:headerReference w:type="default" r:id="rId41"/>
+      <w:headerReference w:type="default" r:id="rId40"/>
       <w:pgSz w:w="11906" w:h="16838"/>
       <w:pgMar w:top="1417" w:right="1134" w:bottom="1417" w:left="1701" w:header="720" w:footer="720" w:gutter="283"/>
       <w:cols w:space="720"/>

--- a/documents/08-thesis/thesis-v1.docx
+++ b/documents/08-thesis/thesis-v1.docx
@@ -10914,7 +10914,7 @@
           <w:i w:val="0"/>
           <w:sz w:val="26"/>
         </w:rPr>
-        <w:t xml:space="preserve"> — tương ứng "Pool" model theo AWS Well-Architected SaaS Lens [27, tr.21] (đối lập với "Silo" per-tenant DB và "Bridge" per-tenant schema). AWS định nghĩa: </w:t>
+        <w:t xml:space="preserve"> — tương ứng "Pool" model theo AWS Well-Architected SaaS Lens [27, tr.21] (đối lập với "Silo" per-tenant DB và "Bridge" per-tenant schema). AWS định nghĩa [27, tr.21]: </w:t>
       </w:r>
       <w:r>
         <w:rPr>

--- a/documents/08-thesis/thesis-v1.docx
+++ b/documents/08-thesis/thesis-v1.docx
@@ -28,10 +28,18 @@
           <w:b/>
           <w:i w:val="0"/>
           <w:sz w:val="28"/>
-          <w:u w:val="single"/>
         </w:rPr>
         <w:t>KHOA CÔNG NGHỆ THÔNG TIN</w:t>
       </w:r>
+    </w:p>
+    <w:p>
+      <w:pPr>
+        <w:spacing w:before="0" w:after="0"/>
+        <w:jc w:val="center"/>
+        <w:pBdr>
+          <w:bottom w:val="single" w:sz="8" w:space="1" w:color="000000"/>
+        </w:pBdr>
+      </w:pPr>
     </w:p>
     <w:p>
       <w:pPr>
@@ -360,7 +368,7 @@
                 <w:i w:val="0"/>
                 <w:sz w:val="26"/>
               </w:rPr>
-              <w:t>Chuyên ngành</w:t>
+              <w:t>Hệ đào tạo</w:t>
             </w:r>
           </w:p>
         </w:tc>
@@ -379,7 +387,7 @@
                 <w:i w:val="0"/>
                 <w:sz w:val="26"/>
               </w:rPr>
-              <w:t>Công nghệ phần mềm</w:t>
+              <w:t>Chính quy</w:t>
             </w:r>
           </w:p>
         </w:tc>
@@ -400,7 +408,7 @@
                 <w:i w:val="0"/>
                 <w:sz w:val="26"/>
               </w:rPr>
-              <w:t>Hệ đào tạo</w:t>
+              <w:t>Giảng viên hướng dẫn</w:t>
             </w:r>
           </w:p>
         </w:tc>
@@ -419,87 +427,7 @@
                 <w:i w:val="0"/>
                 <w:sz w:val="26"/>
               </w:rPr>
-              <w:t>Chính quy</w:t>
-            </w:r>
-          </w:p>
-        </w:tc>
-      </w:tr>
-      <w:tr>
-        <w:tc>
-          <w:tcPr>
-            <w:tcW w:type="dxa" w:w="3118"/>
-          </w:tcPr>
-          <w:p>
-            <w:pPr>
-              <w:jc w:val="left"/>
-            </w:pPr>
-            <w:r>
-              <w:rPr>
-                <w:rFonts w:ascii="Times New Roman" w:hAnsi="Times New Roman" w:eastAsia="Times New Roman"/>
-                <w:b/>
-                <w:i w:val="0"/>
-                <w:sz w:val="26"/>
-              </w:rPr>
-              <w:t>Giảng viên hướng dẫn</w:t>
-            </w:r>
-          </w:p>
-        </w:tc>
-        <w:tc>
-          <w:tcPr>
-            <w:tcW w:type="dxa" w:w="5102"/>
-          </w:tcPr>
-          <w:p>
-            <w:pPr>
-              <w:jc w:val="left"/>
-            </w:pPr>
-            <w:r>
-              <w:rPr>
-                <w:rFonts w:ascii="Times New Roman" w:hAnsi="Times New Roman" w:eastAsia="Times New Roman"/>
-                <w:b w:val="0"/>
-                <w:i w:val="0"/>
-                <w:sz w:val="26"/>
-              </w:rPr>
               <w:t>TS. Nguyễn Đức Dư</w:t>
-            </w:r>
-          </w:p>
-        </w:tc>
-      </w:tr>
-      <w:tr>
-        <w:tc>
-          <w:tcPr>
-            <w:tcW w:type="dxa" w:w="3118"/>
-          </w:tcPr>
-          <w:p>
-            <w:pPr>
-              <w:jc w:val="left"/>
-            </w:pPr>
-            <w:r>
-              <w:rPr>
-                <w:rFonts w:ascii="Times New Roman" w:hAnsi="Times New Roman" w:eastAsia="Times New Roman"/>
-                <w:b/>
-                <w:i w:val="0"/>
-                <w:sz w:val="26"/>
-              </w:rPr>
-              <w:t>Năm bảo vệ</w:t>
-            </w:r>
-          </w:p>
-        </w:tc>
-        <w:tc>
-          <w:tcPr>
-            <w:tcW w:type="dxa" w:w="5102"/>
-          </w:tcPr>
-          <w:p>
-            <w:pPr>
-              <w:jc w:val="left"/>
-            </w:pPr>
-            <w:r>
-              <w:rPr>
-                <w:rFonts w:ascii="Times New Roman" w:hAnsi="Times New Roman" w:eastAsia="Times New Roman"/>
-                <w:b w:val="0"/>
-                <w:i w:val="0"/>
-                <w:sz w:val="26"/>
-              </w:rPr>
-              <w:t>2026</w:t>
             </w:r>
           </w:p>
         </w:tc>
@@ -560,10 +488,18 @@
           <w:b/>
           <w:i w:val="0"/>
           <w:sz w:val="28"/>
-          <w:u w:val="single"/>
         </w:rPr>
         <w:t>KHOA CÔNG NGHỆ THÔNG TIN</w:t>
       </w:r>
+    </w:p>
+    <w:p>
+      <w:pPr>
+        <w:spacing w:before="0" w:after="0"/>
+        <w:jc w:val="center"/>
+        <w:pBdr>
+          <w:bottom w:val="single" w:sz="8" w:space="1" w:color="000000"/>
+        </w:pBdr>
+      </w:pPr>
     </w:p>
     <w:p>
       <w:pPr>
@@ -866,7 +802,7 @@
                 <w:i w:val="0"/>
                 <w:sz w:val="26"/>
               </w:rPr>
-              <w:t>Chuyên ngành</w:t>
+              <w:t>Hệ đào tạo</w:t>
             </w:r>
           </w:p>
         </w:tc>
@@ -885,7 +821,7 @@
                 <w:i w:val="0"/>
                 <w:sz w:val="26"/>
               </w:rPr>
-              <w:t>Công nghệ phần mềm</w:t>
+              <w:t>Chính quy</w:t>
             </w:r>
           </w:p>
         </w:tc>
@@ -906,7 +842,7 @@
                 <w:i w:val="0"/>
                 <w:sz w:val="26"/>
               </w:rPr>
-              <w:t>Hệ đào tạo</w:t>
+              <w:t>Giảng viên hướng dẫn</w:t>
             </w:r>
           </w:p>
         </w:tc>
@@ -925,87 +861,7 @@
                 <w:i w:val="0"/>
                 <w:sz w:val="26"/>
               </w:rPr>
-              <w:t>Chính quy</w:t>
-            </w:r>
-          </w:p>
-        </w:tc>
-      </w:tr>
-      <w:tr>
-        <w:tc>
-          <w:tcPr>
-            <w:tcW w:type="dxa" w:w="3118"/>
-          </w:tcPr>
-          <w:p>
-            <w:pPr>
-              <w:jc w:val="left"/>
-            </w:pPr>
-            <w:r>
-              <w:rPr>
-                <w:rFonts w:ascii="Times New Roman" w:hAnsi="Times New Roman" w:eastAsia="Times New Roman"/>
-                <w:b/>
-                <w:i w:val="0"/>
-                <w:sz w:val="26"/>
-              </w:rPr>
-              <w:t>Giảng viên hướng dẫn</w:t>
-            </w:r>
-          </w:p>
-        </w:tc>
-        <w:tc>
-          <w:tcPr>
-            <w:tcW w:type="dxa" w:w="5102"/>
-          </w:tcPr>
-          <w:p>
-            <w:pPr>
-              <w:jc w:val="left"/>
-            </w:pPr>
-            <w:r>
-              <w:rPr>
-                <w:rFonts w:ascii="Times New Roman" w:hAnsi="Times New Roman" w:eastAsia="Times New Roman"/>
-                <w:b w:val="0"/>
-                <w:i w:val="0"/>
-                <w:sz w:val="26"/>
-              </w:rPr>
               <w:t>TS. Nguyễn Đức Dư</w:t>
-            </w:r>
-          </w:p>
-        </w:tc>
-      </w:tr>
-      <w:tr>
-        <w:tc>
-          <w:tcPr>
-            <w:tcW w:type="dxa" w:w="3118"/>
-          </w:tcPr>
-          <w:p>
-            <w:pPr>
-              <w:jc w:val="left"/>
-            </w:pPr>
-            <w:r>
-              <w:rPr>
-                <w:rFonts w:ascii="Times New Roman" w:hAnsi="Times New Roman" w:eastAsia="Times New Roman"/>
-                <w:b/>
-                <w:i w:val="0"/>
-                <w:sz w:val="26"/>
-              </w:rPr>
-              <w:t>Năm bảo vệ</w:t>
-            </w:r>
-          </w:p>
-        </w:tc>
-        <w:tc>
-          <w:tcPr>
-            <w:tcW w:type="dxa" w:w="5102"/>
-          </w:tcPr>
-          <w:p>
-            <w:pPr>
-              <w:jc w:val="left"/>
-            </w:pPr>
-            <w:r>
-              <w:rPr>
-                <w:rFonts w:ascii="Times New Roman" w:hAnsi="Times New Roman" w:eastAsia="Times New Roman"/>
-                <w:b w:val="0"/>
-                <w:i w:val="0"/>
-                <w:sz w:val="26"/>
-              </w:rPr>
-              <w:t>2026</w:t>
             </w:r>
           </w:p>
         </w:tc>
@@ -1064,7 +920,7 @@
           <w:i w:val="0"/>
           <w:sz w:val="32"/>
         </w:rPr>
-        <w:t>LỜI CẢM ƠN</w:t>
+        <w:t>NHẬN XÉT CỦA GIẢNG VIÊN HƯỚNG DẪN</w:t>
       </w:r>
     </w:p>
     <w:p>
@@ -1080,7 +936,7 @@
           <w:i w:val="0"/>
           <w:sz w:val="26"/>
         </w:rPr>
-        <w:t>Trong suốt quá trình nghiên cứu, thiết kế và thực hiện đồ án tốt nghiệp này, tôi đã nhận được sự quan tâm, hướng dẫn và giúp đỡ quý báu từ nhiều tập thể và cá nhân. Đây là nguồn động viên to lớn, giúp tôi có thêm động lực và kiến thức để hoàn thành tốt đề tài. Tôi xin được gửi những lời cảm ơn chân thành nhất đến tất cả những người đã đồng hành cùng tôi trên hành trình này.</w:t>
+        <w:t>Họ và tên giảng viên hướng dẫn: TS. Nguyễn Đức Dư</w:t>
       </w:r>
     </w:p>
     <w:p>
@@ -1096,7 +952,7 @@
           <w:i w:val="0"/>
           <w:sz w:val="26"/>
         </w:rPr>
-        <w:t>Trước hết, tôi xin bày tỏ lòng biết ơn sâu sắc đến TS. Nguyễn Đức Dư, giảng viên hướng dẫn thuộc Khoa Công nghệ thông tin, Đại học Giao thông Vận tải. Thầy đã tận tình hướng dẫn tôi từ giai đoạn xác định đề tài, định hướng phạm vi nghiên cứu và phương pháp luận, đến việc đóng góp ý kiến chuyên môn quan trọng trong suốt quá trình thực hiện. Những kiến thức chuyên sâu, kinh nghiệm thực tiễn cũng như tư duy nghiêm túc trong học thuật và tinh thần phản biện mà thầy truyền đạt đã giúp tôi nâng cao chất lượng đồ án một cách rõ rệt, đồng thời rèn luyện cho tôi tác phong nghiên cứu khoa học cần thiết.</w:t>
+        <w:t>Đơn vị công tác: Khoa Công nghệ thông tin, Đại học Giao thông Vận tải</w:t>
       </w:r>
     </w:p>
     <w:p>
@@ -1112,7 +968,7 @@
           <w:i w:val="0"/>
           <w:sz w:val="26"/>
         </w:rPr>
-        <w:t>Tôi xin chân thành cảm ơn Khoa Công nghệ thông tin và Đại học Giao thông Vận tải đã tạo điều kiện thuận lợi để tôi được tiếp cận với các kiến thức nền tảng về Công nghệ phần mềm, Kiến trúc hệ thống phân tán, Cơ sở dữ liệu, An toàn thông tin và các công nghệ thực tiễn trong ngành công nghiệp phần mềm. Môi trường học tập chuyên nghiệp cùng với chương trình đào tạo bài bản là nền tảng quan trọng giúp tôi có đủ năng lực và sự tự tin thực hiện đề tài này.</w:t>
+        <w:t>Họ và tên sinh viên: Nguyễn Văn Kiệt — Mã số sinh viên: 221230890</w:t>
       </w:r>
     </w:p>
     <w:p>
@@ -1128,7 +984,7 @@
           <w:i w:val="0"/>
           <w:sz w:val="26"/>
         </w:rPr>
-        <w:t>Bên cạnh đó, tôi xin gửi lời cảm ơn chân thành đến quý thầy cô trong Bộ môn Công nghệ phần mềm và toàn thể giảng viên Khoa Công nghệ thông tin đã nhiệt tình giảng dạy, chia sẻ kinh nghiệm chuyên môn trong suốt bốn năm học, qua đó giúp tôi xây dựng được tư duy kỹ thuật vững vàng và phương pháp tiếp cận vấn đề có hệ thống — những phẩm chất thiết yếu cho hành trình phát triển nghề nghiệp sau này.</w:t>
+        <w:t>Lớp: CNTT1-K63 — Ngành đào tạo: Công nghệ thông tin</w:t>
       </w:r>
     </w:p>
     <w:p>
@@ -1144,7 +1000,658 @@
           <w:i w:val="0"/>
           <w:sz w:val="26"/>
         </w:rPr>
-        <w:t>Cuối cùng, tôi xin gửi lời cảm ơn sâu sắc tới gia đình, bạn bè và những người thân đã luôn quan tâm, động viên và hỗ trợ tôi cả về tinh thần lẫn vật chất trong suốt thời gian học tập và thực hiện đồ án. Mặc dù đã rất cố gắng, song do thời gian và kinh nghiệm thực tiễn còn hạn chế, đồ án không tránh khỏi những thiếu sót; tôi rất mong nhận được sự đóng góp ý kiến từ quý thầy cô để đồ án được hoàn thiện hơn. Tôi xin chân thành cảm ơn!</w:t>
+        <w:t>Tên đề tài: XÂY DỰNG HỆ THỐNG SAAS CUNG CẤP DỊCH VỤ ĐÀO TẠO</w:t>
+      </w:r>
+    </w:p>
+    <w:p>
+      <w:pPr>
+        <w:spacing w:before="240"/>
+      </w:pPr>
+      <w:r>
+        <w:rPr>
+          <w:rFonts w:ascii="Times New Roman" w:hAnsi="Times New Roman" w:eastAsia="Times New Roman"/>
+          <w:b/>
+          <w:i w:val="0"/>
+          <w:sz w:val="26"/>
+        </w:rPr>
+        <w:t>Ý kiến nhận xét của giảng viên hướng dẫn:</w:t>
+      </w:r>
+    </w:p>
+    <w:p>
+      <w:pPr>
+        <w:spacing w:before="0" w:after="0"/>
+        <w:pBdr>
+          <w:bottom w:val="dotted" w:sz="4" w:space="8" w:color="808080"/>
+        </w:pBdr>
+      </w:pPr>
+      <w:r>
+        <w:rPr>
+          <w:rFonts w:ascii="Times New Roman" w:hAnsi="Times New Roman" w:eastAsia="Times New Roman"/>
+          <w:b w:val="0"/>
+          <w:i w:val="0"/>
+          <w:sz w:val="26"/>
+        </w:rPr>
+        <w:t xml:space="preserve"> </w:t>
+      </w:r>
+    </w:p>
+    <w:p>
+      <w:pPr>
+        <w:spacing w:before="0" w:after="0"/>
+        <w:pBdr>
+          <w:bottom w:val="dotted" w:sz="4" w:space="8" w:color="808080"/>
+        </w:pBdr>
+      </w:pPr>
+      <w:r>
+        <w:rPr>
+          <w:rFonts w:ascii="Times New Roman" w:hAnsi="Times New Roman" w:eastAsia="Times New Roman"/>
+          <w:b w:val="0"/>
+          <w:i w:val="0"/>
+          <w:sz w:val="26"/>
+        </w:rPr>
+        <w:t xml:space="preserve"> </w:t>
+      </w:r>
+    </w:p>
+    <w:p>
+      <w:pPr>
+        <w:spacing w:before="0" w:after="0"/>
+        <w:pBdr>
+          <w:bottom w:val="dotted" w:sz="4" w:space="8" w:color="808080"/>
+        </w:pBdr>
+      </w:pPr>
+      <w:r>
+        <w:rPr>
+          <w:rFonts w:ascii="Times New Roman" w:hAnsi="Times New Roman" w:eastAsia="Times New Roman"/>
+          <w:b w:val="0"/>
+          <w:i w:val="0"/>
+          <w:sz w:val="26"/>
+        </w:rPr>
+        <w:t xml:space="preserve"> </w:t>
+      </w:r>
+    </w:p>
+    <w:p>
+      <w:pPr>
+        <w:spacing w:before="0" w:after="0"/>
+        <w:pBdr>
+          <w:bottom w:val="dotted" w:sz="4" w:space="8" w:color="808080"/>
+        </w:pBdr>
+      </w:pPr>
+      <w:r>
+        <w:rPr>
+          <w:rFonts w:ascii="Times New Roman" w:hAnsi="Times New Roman" w:eastAsia="Times New Roman"/>
+          <w:b w:val="0"/>
+          <w:i w:val="0"/>
+          <w:sz w:val="26"/>
+        </w:rPr>
+        <w:t xml:space="preserve"> </w:t>
+      </w:r>
+    </w:p>
+    <w:p>
+      <w:pPr>
+        <w:spacing w:before="0" w:after="0"/>
+        <w:pBdr>
+          <w:bottom w:val="dotted" w:sz="4" w:space="8" w:color="808080"/>
+        </w:pBdr>
+      </w:pPr>
+      <w:r>
+        <w:rPr>
+          <w:rFonts w:ascii="Times New Roman" w:hAnsi="Times New Roman" w:eastAsia="Times New Roman"/>
+          <w:b w:val="0"/>
+          <w:i w:val="0"/>
+          <w:sz w:val="26"/>
+        </w:rPr>
+        <w:t xml:space="preserve"> </w:t>
+      </w:r>
+    </w:p>
+    <w:p>
+      <w:pPr>
+        <w:spacing w:before="0" w:after="0"/>
+        <w:pBdr>
+          <w:bottom w:val="dotted" w:sz="4" w:space="8" w:color="808080"/>
+        </w:pBdr>
+      </w:pPr>
+      <w:r>
+        <w:rPr>
+          <w:rFonts w:ascii="Times New Roman" w:hAnsi="Times New Roman" w:eastAsia="Times New Roman"/>
+          <w:b w:val="0"/>
+          <w:i w:val="0"/>
+          <w:sz w:val="26"/>
+        </w:rPr>
+        <w:t xml:space="preserve"> </w:t>
+      </w:r>
+    </w:p>
+    <w:p>
+      <w:pPr>
+        <w:spacing w:before="0" w:after="0"/>
+        <w:pBdr>
+          <w:bottom w:val="dotted" w:sz="4" w:space="8" w:color="808080"/>
+        </w:pBdr>
+      </w:pPr>
+      <w:r>
+        <w:rPr>
+          <w:rFonts w:ascii="Times New Roman" w:hAnsi="Times New Roman" w:eastAsia="Times New Roman"/>
+          <w:b w:val="0"/>
+          <w:i w:val="0"/>
+          <w:sz w:val="26"/>
+        </w:rPr>
+        <w:t xml:space="preserve"> </w:t>
+      </w:r>
+    </w:p>
+    <w:p>
+      <w:pPr>
+        <w:spacing w:before="0" w:after="0"/>
+        <w:pBdr>
+          <w:bottom w:val="dotted" w:sz="4" w:space="8" w:color="808080"/>
+        </w:pBdr>
+      </w:pPr>
+      <w:r>
+        <w:rPr>
+          <w:rFonts w:ascii="Times New Roman" w:hAnsi="Times New Roman" w:eastAsia="Times New Roman"/>
+          <w:b w:val="0"/>
+          <w:i w:val="0"/>
+          <w:sz w:val="26"/>
+        </w:rPr>
+        <w:t xml:space="preserve"> </w:t>
+      </w:r>
+    </w:p>
+    <w:p>
+      <w:pPr>
+        <w:spacing w:before="360"/>
+      </w:pPr>
+      <w:r>
+        <w:rPr>
+          <w:rFonts w:ascii="Times New Roman" w:hAnsi="Times New Roman" w:eastAsia="Times New Roman"/>
+          <w:b w:val="0"/>
+          <w:i w:val="0"/>
+          <w:sz w:val="26"/>
+        </w:rPr>
+        <w:t>Kết luận: Sinh viên ☐ đủ điều kiện / ☐ chưa đủ điều kiện bảo vệ đồ án tốt nghiệp.</w:t>
+      </w:r>
+    </w:p>
+    <w:p>
+      <w:pPr>
+        <w:spacing w:before="120"/>
+      </w:pPr>
+      <w:r>
+        <w:rPr>
+          <w:rFonts w:ascii="Times New Roman" w:hAnsi="Times New Roman" w:eastAsia="Times New Roman"/>
+          <w:b w:val="0"/>
+          <w:i w:val="0"/>
+          <w:sz w:val="26"/>
+        </w:rPr>
+        <w:t>Điểm chấm của giảng viên hướng dẫn: ……… / 10 điểm</w:t>
+      </w:r>
+    </w:p>
+    <w:p/>
+    <w:p/>
+    <w:p>
+      <w:pPr>
+        <w:jc w:val="right"/>
+      </w:pPr>
+      <w:r>
+        <w:rPr>
+          <w:rFonts w:ascii="Times New Roman" w:hAnsi="Times New Roman" w:eastAsia="Times New Roman"/>
+          <w:b w:val="0"/>
+          <w:i/>
+          <w:sz w:val="26"/>
+        </w:rPr>
+        <w:t>Hà Nội, ngày … tháng … năm 2026</w:t>
+      </w:r>
+    </w:p>
+    <w:p>
+      <w:pPr>
+        <w:jc w:val="right"/>
+      </w:pPr>
+      <w:r>
+        <w:rPr>
+          <w:rFonts w:ascii="Times New Roman" w:hAnsi="Times New Roman" w:eastAsia="Times New Roman"/>
+          <w:b/>
+          <w:i w:val="0"/>
+          <w:sz w:val="26"/>
+        </w:rPr>
+        <w:t>Giảng viên hướng dẫn</w:t>
+      </w:r>
+    </w:p>
+    <w:p>
+      <w:pPr>
+        <w:jc w:val="right"/>
+      </w:pPr>
+      <w:r>
+        <w:rPr>
+          <w:rFonts w:ascii="Times New Roman" w:hAnsi="Times New Roman" w:eastAsia="Times New Roman"/>
+          <w:b w:val="0"/>
+          <w:i/>
+          <w:sz w:val="26"/>
+        </w:rPr>
+        <w:t>(Ký và ghi rõ họ tên)</w:t>
+      </w:r>
+    </w:p>
+    <w:p/>
+    <w:p/>
+    <w:p/>
+    <w:p>
+      <w:pPr>
+        <w:jc w:val="right"/>
+      </w:pPr>
+      <w:r>
+        <w:rPr>
+          <w:rFonts w:ascii="Times New Roman" w:hAnsi="Times New Roman" w:eastAsia="Times New Roman"/>
+          <w:b/>
+          <w:i w:val="0"/>
+          <w:sz w:val="26"/>
+        </w:rPr>
+        <w:t>TS. Nguyễn Đức Dư</w:t>
+      </w:r>
+    </w:p>
+    <w:p>
+      <w:r>
+        <w:br w:type="page"/>
+      </w:r>
+    </w:p>
+    <w:p>
+      <w:pPr>
+        <w:spacing w:after="480"/>
+        <w:jc w:val="center"/>
+      </w:pPr>
+      <w:r>
+        <w:rPr>
+          <w:rFonts w:ascii="Times New Roman" w:hAnsi="Times New Roman" w:eastAsia="Times New Roman"/>
+          <w:b/>
+          <w:i w:val="0"/>
+          <w:sz w:val="32"/>
+        </w:rPr>
+        <w:t>LỜI CAM ĐOAN</w:t>
+      </w:r>
+    </w:p>
+    <w:p>
+      <w:pPr>
+        <w:spacing w:line="288" w:lineRule="auto"/>
+        <w:ind w:firstLine="567"/>
+        <w:jc w:val="both"/>
+      </w:pPr>
+      <w:r>
+        <w:rPr>
+          <w:rFonts w:ascii="Times New Roman" w:hAnsi="Times New Roman" w:eastAsia="Times New Roman"/>
+          <w:b w:val="0"/>
+          <w:i w:val="0"/>
+          <w:sz w:val="26"/>
+        </w:rPr>
+        <w:t>Em xin cam đoan rằng đồ án tốt nghiệp này là công trình nghiên cứu của riêng em, được thực hiện dưới sự hướng dẫn khoa học của TS. Nguyễn Đức Dư. Các số liệu, kết quả và mã nguồn trình bày trong đồ án là trung thực, do em tự xây dựng và kiểm chứng trên hệ thống triển khai thực tế, chưa từng được ai khác công bố trong bất kỳ công trình nghiên cứu nào trước đây.</w:t>
+      </w:r>
+    </w:p>
+    <w:p>
+      <w:pPr>
+        <w:spacing w:line="288" w:lineRule="auto"/>
+        <w:ind w:firstLine="567"/>
+        <w:jc w:val="both"/>
+      </w:pPr>
+      <w:r>
+        <w:rPr>
+          <w:rFonts w:ascii="Times New Roman" w:hAnsi="Times New Roman" w:eastAsia="Times New Roman"/>
+          <w:b w:val="0"/>
+          <w:i w:val="0"/>
+          <w:sz w:val="26"/>
+        </w:rPr>
+        <w:t>Em xin cam đoan rằng mọi trích dẫn, tham khảo từ các tài liệu khác đều đã được ghi rõ nguồn gốc tại danh mục tài liệu tham khảo theo chuẩn IEEE. Các đoạn nội dung dẫn lại nguyên văn đều được đặt trong ngoặc kép và có chú dẫn trang cụ thể. Các sơ đồ kiến trúc, biểu đồ và hình minh họa do em tự xây dựng đều được ghi chú nguồn là tác giả tự thiết kế; các hình từ nguồn ngoài đều được dẫn nguồn rõ ràng.</w:t>
+      </w:r>
+    </w:p>
+    <w:p>
+      <w:pPr>
+        <w:spacing w:line="288" w:lineRule="auto"/>
+        <w:ind w:firstLine="567"/>
+        <w:jc w:val="both"/>
+      </w:pPr>
+      <w:r>
+        <w:rPr>
+          <w:rFonts w:ascii="Times New Roman" w:hAnsi="Times New Roman" w:eastAsia="Times New Roman"/>
+          <w:b w:val="0"/>
+          <w:i w:val="0"/>
+          <w:sz w:val="26"/>
+        </w:rPr>
+        <w:t>Em xin chịu trách nhiệm hoàn toàn về tính chính xác và trung thực của nội dung đồ án tốt nghiệp này. Nếu phát hiện bất kỳ sự gian lận hay sao chép nào, em xin chịu mọi hình thức kỷ luật theo quy định của Trường Đại học Giao thông Vận tải.</w:t>
+      </w:r>
+    </w:p>
+    <w:p/>
+    <w:p/>
+    <w:p/>
+    <w:p>
+      <w:pPr>
+        <w:jc w:val="right"/>
+      </w:pPr>
+      <w:r>
+        <w:rPr>
+          <w:rFonts w:ascii="Times New Roman" w:hAnsi="Times New Roman" w:eastAsia="Times New Roman"/>
+          <w:b w:val="0"/>
+          <w:i/>
+          <w:sz w:val="26"/>
+        </w:rPr>
+        <w:t>Hà Nội, ngày … tháng … năm 2026</w:t>
+      </w:r>
+    </w:p>
+    <w:p>
+      <w:pPr>
+        <w:jc w:val="right"/>
+      </w:pPr>
+      <w:r>
+        <w:rPr>
+          <w:rFonts w:ascii="Times New Roman" w:hAnsi="Times New Roman" w:eastAsia="Times New Roman"/>
+          <w:b/>
+          <w:i w:val="0"/>
+          <w:sz w:val="26"/>
+        </w:rPr>
+        <w:t>Sinh viên thực hiện</w:t>
+      </w:r>
+    </w:p>
+    <w:p>
+      <w:pPr>
+        <w:jc w:val="right"/>
+      </w:pPr>
+      <w:r>
+        <w:rPr>
+          <w:rFonts w:ascii="Times New Roman" w:hAnsi="Times New Roman" w:eastAsia="Times New Roman"/>
+          <w:b w:val="0"/>
+          <w:i/>
+          <w:sz w:val="26"/>
+        </w:rPr>
+        <w:t>(Ký và ghi rõ họ tên)</w:t>
+      </w:r>
+    </w:p>
+    <w:p/>
+    <w:p/>
+    <w:p/>
+    <w:p>
+      <w:pPr>
+        <w:jc w:val="right"/>
+      </w:pPr>
+      <w:r>
+        <w:rPr>
+          <w:rFonts w:ascii="Times New Roman" w:hAnsi="Times New Roman" w:eastAsia="Times New Roman"/>
+          <w:b/>
+          <w:i w:val="0"/>
+          <w:sz w:val="26"/>
+        </w:rPr>
+        <w:t>Nguyễn Văn Kiệt</w:t>
+      </w:r>
+    </w:p>
+    <w:p>
+      <w:r>
+        <w:br w:type="page"/>
+      </w:r>
+    </w:p>
+    <w:p>
+      <w:pPr>
+        <w:spacing w:after="480"/>
+        <w:jc w:val="center"/>
+      </w:pPr>
+      <w:r>
+        <w:rPr>
+          <w:rFonts w:ascii="Times New Roman" w:hAnsi="Times New Roman" w:eastAsia="Times New Roman"/>
+          <w:b/>
+          <w:i w:val="0"/>
+          <w:sz w:val="32"/>
+        </w:rPr>
+        <w:t>TÓM TẮT</w:t>
+      </w:r>
+    </w:p>
+    <w:p>
+      <w:pPr>
+        <w:spacing w:line="288" w:lineRule="auto"/>
+        <w:ind w:firstLine="567"/>
+        <w:jc w:val="both"/>
+      </w:pPr>
+      <w:r>
+        <w:rPr>
+          <w:rFonts w:ascii="Times New Roman" w:hAnsi="Times New Roman" w:eastAsia="Times New Roman"/>
+          <w:b w:val="0"/>
+          <w:i w:val="0"/>
+          <w:sz w:val="26"/>
+        </w:rPr>
+        <w:t>Đồ án "XÂY DỰNG HỆ THỐNG SAAS CUNG CẤP DỊCH VỤ ĐÀO TẠO" trình bày quá trình xây dựng nền tảng phần mềm dịch vụ (SaaS) đa người dùng (multi-tenant) phục vụ thị trường trung tâm giáo dục Việt Nam. Bài toán xuất phát từ thực trạng phân mảnh của thị trường: hơn 80% trung tâm vừa và nhỏ (1-10 chi nhánh, 100-2.000 học viên) vẫn quản lý vận hành trên Excel hoặc các phần mềm doanh nghiệp không phù hợp về giá và độ phức tạp, trong khi khung pháp lý Việt Nam (PDPL 2023, Luật An ninh mạng 2018, Thông tư 29/2024/TT-BGDĐT) yêu cầu mức tuân thủ cao hơn về bảo vệ dữ liệu cá nhân và minh bạch hoạt động dạy thêm có thu phí.</w:t>
+      </w:r>
+    </w:p>
+    <w:p>
+      <w:pPr>
+        <w:spacing w:line="288" w:lineRule="auto"/>
+        <w:ind w:firstLine="567"/>
+        <w:jc w:val="both"/>
+      </w:pPr>
+      <w:r>
+        <w:rPr>
+          <w:rFonts w:ascii="Times New Roman" w:hAnsi="Times New Roman" w:eastAsia="Times New Roman"/>
+          <w:b w:val="0"/>
+          <w:i w:val="0"/>
+          <w:sz w:val="26"/>
+        </w:rPr>
+        <w:t>Đồ án đề xuất kiến trúc nền tảng KiteHub theo mô hình SaaS multi-tenant single-bucket Row-Level Security (RLS) NULL force-fail, kết hợp các pattern industry-standard (defense-in-depth 5 lớp, Outbox Pattern, JWT propagation) với các yêu cầu phi chức năng đặc thù Việt Nam (Vietnamese-first UX, VND format, VietQR/MoMo, niên khóa 9-5). Hệ thống được triển khai trên AWS Singapore Free Tier theo ADR-025, gồm 6 microservice backend, 1 lõi tenant và 2 frontend Next.js. Bộ kiểm thử 3 lớp (unit + integration + E2E) đảm bảo tính đúng đắn của các pattern cốt lõi.</w:t>
+      </w:r>
+    </w:p>
+    <w:p>
+      <w:pPr>
+        <w:spacing w:line="288" w:lineRule="auto"/>
+        <w:ind w:firstLine="567"/>
+        <w:jc w:val="both"/>
+      </w:pPr>
+      <w:r>
+        <w:rPr>
+          <w:rFonts w:ascii="Times New Roman" w:hAnsi="Times New Roman" w:eastAsia="Times New Roman"/>
+          <w:b w:val="0"/>
+          <w:i w:val="0"/>
+          <w:sz w:val="26"/>
+        </w:rPr>
+        <w:t>Kết quả giai đoạn beta tenant đạt các chỉ số chất lượng: Quality 90/110 B+, Security 93/100 A, Performance 86/100 B+, UI 110.6/128 A — đáp ứng yêu cầu gate ≥80 của giai đoạn beta. Đồ án đóng góp ba kết quả khoa học: (1) pattern RLS NULL force-fail cho multi-tenant SaaS giáo dục, (2) phân tích thực nghiệm thị trường edu SaaS Việt Nam với 4 hệ thống tham chiếu, (3) kiến trúc tham chiếu B2B multi-tenant áp dụng phương pháp luận Quality-Driven Development bốn trụ cột (TDD, DDD, PDCA, Lean).</w:t>
+      </w:r>
+    </w:p>
+    <w:p>
+      <w:pPr>
+        <w:spacing w:before="360"/>
+      </w:pPr>
+      <w:r>
+        <w:rPr>
+          <w:rFonts w:ascii="Times New Roman" w:hAnsi="Times New Roman" w:eastAsia="Times New Roman"/>
+          <w:b/>
+          <w:i w:val="0"/>
+          <w:sz w:val="26"/>
+        </w:rPr>
+        <w:t xml:space="preserve">Từ khóa: </w:t>
+      </w:r>
+      <w:r>
+        <w:rPr>
+          <w:rFonts w:ascii="Times New Roman" w:hAnsi="Times New Roman" w:eastAsia="Times New Roman"/>
+          <w:b w:val="0"/>
+          <w:i/>
+          <w:sz w:val="26"/>
+        </w:rPr>
+        <w:t>SaaS multi-tenant, EdTech Việt Nam, Row-Level Security, AI Branding, Quality-Driven Development, AWS, PDPL 2023, Thông tư 29/2024/TT-BGDĐT.</w:t>
+      </w:r>
+    </w:p>
+    <w:p>
+      <w:r>
+        <w:br w:type="page"/>
+      </w:r>
+    </w:p>
+    <w:p>
+      <w:pPr>
+        <w:spacing w:after="480"/>
+        <w:jc w:val="center"/>
+      </w:pPr>
+      <w:r>
+        <w:rPr>
+          <w:rFonts w:ascii="Times New Roman" w:hAnsi="Times New Roman" w:eastAsia="Times New Roman"/>
+          <w:b/>
+          <w:i w:val="0"/>
+          <w:sz w:val="32"/>
+        </w:rPr>
+        <w:t>ABSTRACT</w:t>
+      </w:r>
+    </w:p>
+    <w:p>
+      <w:pPr>
+        <w:spacing w:line="288" w:lineRule="auto"/>
+        <w:ind w:firstLine="567"/>
+        <w:jc w:val="both"/>
+      </w:pPr>
+      <w:r>
+        <w:rPr>
+          <w:rFonts w:ascii="Times New Roman" w:hAnsi="Times New Roman" w:eastAsia="Times New Roman"/>
+          <w:b w:val="0"/>
+          <w:i w:val="0"/>
+          <w:sz w:val="26"/>
+        </w:rPr>
+        <w:t>This thesis, "KiteHub — A Multi-Tenant SaaS Platform for Education Service Providers", presents the design and implementation of a multi-tenant Software-as-a-Service (SaaS) platform tailored for the Vietnamese education service provider market. The problem stems from market fragmentation: over 80% of small-to-medium education centers (1-10 branches, 100-2,000 students) still rely on Excel or enterprise software that mismatches their price and complexity needs, while the Vietnamese legal framework (PDPL 2023, Cybersecurity Law 2018, Circular 29/2024/TT-BGDĐT) imposes higher compliance demands on personal data protection and paid tutoring transparency.</w:t>
+      </w:r>
+    </w:p>
+    <w:p>
+      <w:pPr>
+        <w:spacing w:line="288" w:lineRule="auto"/>
+        <w:ind w:firstLine="567"/>
+        <w:jc w:val="both"/>
+      </w:pPr>
+      <w:r>
+        <w:rPr>
+          <w:rFonts w:ascii="Times New Roman" w:hAnsi="Times New Roman" w:eastAsia="Times New Roman"/>
+          <w:b w:val="0"/>
+          <w:i w:val="0"/>
+          <w:sz w:val="26"/>
+        </w:rPr>
+        <w:t>The thesis proposes the KiteHub platform architecture following a SaaS multi-tenant single-bucket Row-Level Security (RLS) NULL force-fail model, combining industry-standard patterns (5-layer defense-in-depth, Outbox Pattern, JWT propagation) with Vietnam-specific non-functional requirements (Vietnamese-first UX, VND currency format, VietQR/MoMo payment, September-May academic calendar). The system is deployed on AWS Singapore Free Tier per ADR-025, comprising 6 backend microservices, 1 tenant core, and 2 Next.js frontends. A 3-layer testing suite (unit + integration + E2E) ensures correctness of the core patterns.</w:t>
+      </w:r>
+    </w:p>
+    <w:p>
+      <w:pPr>
+        <w:spacing w:line="288" w:lineRule="auto"/>
+        <w:ind w:firstLine="567"/>
+        <w:jc w:val="both"/>
+      </w:pPr>
+      <w:r>
+        <w:rPr>
+          <w:rFonts w:ascii="Times New Roman" w:hAnsi="Times New Roman" w:eastAsia="Times New Roman"/>
+          <w:b w:val="0"/>
+          <w:i w:val="0"/>
+          <w:sz w:val="26"/>
+        </w:rPr>
+        <w:t>Beta tenant phase results achieve quality metrics: Quality 90/110 B+, Security 93/100 A, Performance 86/100 B+, UI 110.6/128 A — meeting the ≥80 gate for the beta phase. The thesis contributes three scientific outcomes: (1) the RLS NULL force-fail pattern for multi-tenant education SaaS, (2) empirical analysis of the Vietnamese edu SaaS market against 4 reference systems, (3) a B2B multi-tenant reference architecture applying the four-pillar Quality-Driven Development methodology (TDD, DDD, PDCA, Lean).</w:t>
+      </w:r>
+    </w:p>
+    <w:p>
+      <w:pPr>
+        <w:spacing w:before="360"/>
+      </w:pPr>
+      <w:r>
+        <w:rPr>
+          <w:rFonts w:ascii="Times New Roman" w:hAnsi="Times New Roman" w:eastAsia="Times New Roman"/>
+          <w:b/>
+          <w:i w:val="0"/>
+          <w:sz w:val="26"/>
+        </w:rPr>
+        <w:t xml:space="preserve">Keywords: </w:t>
+      </w:r>
+      <w:r>
+        <w:rPr>
+          <w:rFonts w:ascii="Times New Roman" w:hAnsi="Times New Roman" w:eastAsia="Times New Roman"/>
+          <w:b w:val="0"/>
+          <w:i/>
+          <w:sz w:val="26"/>
+        </w:rPr>
+        <w:t>SaaS multi-tenant, Vietnamese EdTech, Row-Level Security, AI Branding, Quality-Driven Development, AWS, PDPL 2023, Circular 29/2024/TT-BGDĐT.</w:t>
+      </w:r>
+    </w:p>
+    <w:p>
+      <w:r>
+        <w:br w:type="page"/>
+      </w:r>
+    </w:p>
+    <w:p>
+      <w:pPr>
+        <w:spacing w:after="480"/>
+        <w:jc w:val="center"/>
+      </w:pPr>
+      <w:r>
+        <w:rPr>
+          <w:rFonts w:ascii="Times New Roman" w:hAnsi="Times New Roman" w:eastAsia="Times New Roman"/>
+          <w:b/>
+          <w:i w:val="0"/>
+          <w:sz w:val="32"/>
+        </w:rPr>
+        <w:t>LỜI CẢM ƠN</w:t>
+      </w:r>
+    </w:p>
+    <w:p>
+      <w:pPr>
+        <w:spacing w:line="288" w:lineRule="auto"/>
+        <w:ind w:firstLine="567"/>
+        <w:jc w:val="both"/>
+      </w:pPr>
+      <w:r>
+        <w:rPr>
+          <w:rFonts w:ascii="Times New Roman" w:hAnsi="Times New Roman" w:eastAsia="Times New Roman"/>
+          <w:b w:val="0"/>
+          <w:i w:val="0"/>
+          <w:sz w:val="26"/>
+        </w:rPr>
+        <w:t>Trong suốt quá trình nghiên cứu, thiết kế và thực hiện đồ án tốt nghiệp này, em đã nhận được sự quan tâm, hướng dẫn và giúp đỡ quý báu từ nhiều tập thể và cá nhân. Đây là nguồn động viên to lớn, giúp em có thêm động lực và kiến thức để hoàn thành tốt đề tài. Em xin được gửi những lời cảm ơn chân thành nhất đến tất cả những người đã đồng hành cùng em trên hành trình này.</w:t>
+      </w:r>
+    </w:p>
+    <w:p>
+      <w:pPr>
+        <w:spacing w:line="288" w:lineRule="auto"/>
+        <w:ind w:firstLine="567"/>
+        <w:jc w:val="both"/>
+      </w:pPr>
+      <w:r>
+        <w:rPr>
+          <w:rFonts w:ascii="Times New Roman" w:hAnsi="Times New Roman" w:eastAsia="Times New Roman"/>
+          <w:b w:val="0"/>
+          <w:i w:val="0"/>
+          <w:sz w:val="26"/>
+        </w:rPr>
+        <w:t>Trước hết, em xin bày tỏ lòng biết ơn sâu sắc đến TS. Nguyễn Đức Dư, giảng viên hướng dẫn thuộc Khoa Công nghệ thông tin, Đại học Giao thông Vận tải. Thầy đã tận tình hướng dẫn em từ giai đoạn xác định đề tài, định hướng phạm vi nghiên cứu và phương pháp luận, đến việc đóng góp ý kiến chuyên môn quan trọng trong suốt quá trình thực hiện. Những kiến thức chuyên sâu, kinh nghiệm thực tiễn cũng như tư duy nghiêm túc trong học thuật và tinh thần phản biện mà thầy truyền đạt đã giúp em nâng cao chất lượng đồ án một cách rõ rệt, đồng thời rèn luyện cho em tác phong nghiên cứu khoa học cần thiết.</w:t>
+      </w:r>
+    </w:p>
+    <w:p>
+      <w:pPr>
+        <w:spacing w:line="288" w:lineRule="auto"/>
+        <w:ind w:firstLine="567"/>
+        <w:jc w:val="both"/>
+      </w:pPr>
+      <w:r>
+        <w:rPr>
+          <w:rFonts w:ascii="Times New Roman" w:hAnsi="Times New Roman" w:eastAsia="Times New Roman"/>
+          <w:b w:val="0"/>
+          <w:i w:val="0"/>
+          <w:sz w:val="26"/>
+        </w:rPr>
+        <w:t>Em xin chân thành cảm ơn Khoa Công nghệ thông tin và Đại học Giao thông Vận tải đã tạo điều kiện thuận lợi để em được tiếp cận với các kiến thức nền tảng về Công nghệ phần mềm, Kiến trúc hệ thống phân tán, Cơ sở dữ liệu, An toàn thông tin và các công nghệ thực tiễn trong ngành công nghiệp phần mềm. Môi trường học tập chuyên nghiệp cùng với chương trình đào tạo bài bản là nền tảng quan trọng giúp em có đủ năng lực và sự tự tin thực hiện đề tài này.</w:t>
+      </w:r>
+    </w:p>
+    <w:p>
+      <w:pPr>
+        <w:spacing w:line="288" w:lineRule="auto"/>
+        <w:ind w:firstLine="567"/>
+        <w:jc w:val="both"/>
+      </w:pPr>
+      <w:r>
+        <w:rPr>
+          <w:rFonts w:ascii="Times New Roman" w:hAnsi="Times New Roman" w:eastAsia="Times New Roman"/>
+          <w:b w:val="0"/>
+          <w:i w:val="0"/>
+          <w:sz w:val="26"/>
+        </w:rPr>
+        <w:t>Bên cạnh đó, em xin gửi lời cảm ơn chân thành đến quý thầy cô trong Bộ môn Công nghệ phần mềm và toàn thể giảng viên Khoa Công nghệ thông tin đã nhiệt tình giảng dạy, chia sẻ kinh nghiệm chuyên môn trong suốt bốn năm học, qua đó giúp em xây dựng được tư duy kỹ thuật vững vàng và phương pháp tiếp cận vấn đề có hệ thống — những phẩm chất thiết yếu cho hành trình phát triển nghề nghiệp sau này.</w:t>
+      </w:r>
+    </w:p>
+    <w:p>
+      <w:pPr>
+        <w:spacing w:line="288" w:lineRule="auto"/>
+        <w:ind w:firstLine="567"/>
+        <w:jc w:val="both"/>
+      </w:pPr>
+      <w:r>
+        <w:rPr>
+          <w:rFonts w:ascii="Times New Roman" w:hAnsi="Times New Roman" w:eastAsia="Times New Roman"/>
+          <w:b w:val="0"/>
+          <w:i w:val="0"/>
+          <w:sz w:val="26"/>
+        </w:rPr>
+        <w:t>Cuối cùng, em xin gửi lời cảm ơn sâu sắc tới gia đình, bạn bè và những người thân đã luôn quan tâm, động viên và hỗ trợ em cả về tinh thần lẫn vật chất trong suốt thời gian học tập và thực hiện đồ án. Mặc dù đã rất cố gắng, song do thời gian và kinh nghiệm thực tiễn còn hạn chế, đồ án không tránh khỏi những thiếu sót; em rất mong nhận được sự đóng góp ý kiến từ quý thầy cô để đồ án được hoàn thiện hơn. Em xin chân thành cảm ơn!</w:t>
       </w:r>
     </w:p>
     <w:p/>
@@ -2698,7 +3205,13 @@
       </w:pPr>
     </w:p>
     <w:p>
-      <w:pPr>
+      <w:r>
+        <w:br w:type="page"/>
+      </w:r>
+    </w:p>
+    <w:p>
+      <w:pPr>
+        <w:pStyle w:val="Heading1"/>
         <w:spacing w:after="360"/>
         <w:jc w:val="center"/>
       </w:pPr>
@@ -2706,7 +3219,7 @@
         <w:rPr>
           <w:rFonts w:ascii="Times New Roman" w:hAnsi="Times New Roman" w:eastAsia="Times New Roman"/>
           <w:b/>
-          <w:i w:val="0"/>
+          <w:color w:val="000000"/>
           <w:sz w:val="36"/>
         </w:rPr>
         <w:t>MỞ ĐẦU</w:t>
@@ -2739,7 +3252,7 @@
           <w:i w:val="0"/>
           <w:sz w:val="26"/>
         </w:rPr>
-        <w:t>Thị trường phần mềm quản lý trung tâm giáo dục Việt Nam đang tăng trưởng mạnh sau khi Thông tư 29/2024/TT-BGDĐT chính thức hóa hoạt động dạy thêm có thu phí. Tuy nhiên, đa số trung tâm nhỏ và vừa (1-10 chi nhánh, 100-2000 học viên) vẫn dùng Excel hoặc các phần mềm enterprise không phù hợp về giá và độ phức tạp. Khoảng trống này tạo cơ hội cho một giải pháp SaaS multi-tenant gốc, Vietnamese-first UX, và tự động hóa các tác vụ branding bằng AI — đây chính là động lực để tôi chọn đề tài "XÂY DỰNG HỆ THỐNG SAAS CUNG CẤP DỊCH VỤ ĐÀO TẠO".</w:t>
+        <w:t>Thị trường phần mềm quản lý trung tâm giáo dục Việt Nam đang tăng trưởng mạnh sau khi Thông tư 29/2024/TT-BGDĐT chính thức hóa hoạt động dạy thêm có thu phí. Tuy nhiên, đa số trung tâm nhỏ và vừa (1-10 chi nhánh, 100-2000 học viên) vẫn dùng Excel hoặc các phần mềm enterprise không phù hợp về giá và độ phức tạp. Khoảng trống này tạo cơ hội cho một giải pháp SaaS multi-tenant gốc, Vietnamese-first UX, và tự động hóa các tác vụ branding bằng AI — đây chính là động lực để em chọn đề tài "XÂY DỰNG HỆ THỐNG SAAS CUNG CẤP DỊCH VỤ ĐÀO TẠO".</w:t>
       </w:r>
     </w:p>
     <w:p>
@@ -9836,7 +10349,7 @@
           <w:i w:val="0"/>
           <w:sz w:val="26"/>
         </w:rPr>
-        <w:t>Quyết định kiến trúc bị neo bởi ràng buộc kinh tế: tôi chọn mô hình single-bucket multi-tenant với RLS (Pattern 4) thay vì per-tenant DB (Pattern 1) — chênh lệch chi phí khoảng 20× và chi phí vận hành tăng tuyến tính theo số tenant, không phù hợp với phân khúc trung tâm SMB ở giai đoạn beta (chi tiết §2.3.3).</w:t>
+        <w:t>Quyết định kiến trúc bị neo bởi ràng buộc kinh tế: em chọn mô hình single-bucket multi-tenant với RLS (Pattern 4) thay vì per-tenant DB (Pattern 1) — chênh lệch chi phí khoảng 20× và chi phí vận hành tăng tuyến tính theo số tenant, không phù hợp với phân khúc trung tâm SMB ở giai đoạn beta (chi tiết §2.3.3).</w:t>
       </w:r>
     </w:p>
     <w:p>
@@ -10896,7 +11409,7 @@
           <w:i w:val="0"/>
           <w:sz w:val="26"/>
         </w:rPr>
-        <w:t xml:space="preserve">Quyết định kiến trúc trọng tâm của đồ án là chọn mô hình cô lập đa tenant. Tôi đã đánh giá 6 pattern khác nhau trên 6 trục tiêu chí và lựa chọn </w:t>
+        <w:t xml:space="preserve">Quyết định kiến trúc trọng tâm của đồ án là chọn mô hình cô lập đa tenant. Em đã đánh giá 6 pattern khác nhau trên 6 trục tiêu chí và lựa chọn </w:t>
       </w:r>
       <w:r>
         <w:rPr>
@@ -31548,6 +32061,7 @@
     </w:p>
     <w:p>
       <w:pPr>
+        <w:pStyle w:val="Heading1"/>
         <w:spacing w:after="360"/>
         <w:jc w:val="center"/>
       </w:pPr>
@@ -31555,7 +32069,7 @@
         <w:rPr>
           <w:rFonts w:ascii="Times New Roman" w:hAnsi="Times New Roman" w:eastAsia="Times New Roman"/>
           <w:b/>
-          <w:i w:val="0"/>
+          <w:color w:val="000000"/>
           <w:sz w:val="36"/>
         </w:rPr>
         <w:t>KẾT LUẬN VÀ KIẾN NGHỊ</w:t>
@@ -31896,7 +32410,7 @@
           <w:i w:val="0"/>
           <w:sz w:val="26"/>
         </w:rPr>
-        <w:t>Trên cơ sở kết quả đạt được và những hạn chế đã nêu, tôi xin đề xuất một số kiến nghị cho hướng phát triển và chuyển giao đề tài như sau:</w:t>
+        <w:t>Trên cơ sở kết quả đạt được và những hạn chế đã nêu, em xin đề xuất một số kiến nghị cho hướng phát triển và chuyển giao đề tài như sau:</w:t>
       </w:r>
     </w:p>
     <w:p>

--- a/documents/08-thesis/thesis-v1.docx
+++ b/documents/08-thesis/thesis-v1.docx
@@ -3939,7 +3939,7 @@
           <w:i w:val="0"/>
           <w:sz w:val="26"/>
         </w:rPr>
-        <w:t>Thị trường phần mềm quản lý trung tâm giáo dục Việt Nam tăng trưởng mạnh giai đoạn 2020-2025, được thúc đẩy bởi ba yếu tố chính. Thứ nhất, ngành dạy thêm (trung tâm ngoại ngữ, tin học, năng khiếu) bùng nổ sau Thông tư 29/2024/TT-BGDĐT chính thức hóa hoạt động dạy thêm có thu phí [1], ước tính hơn 50.000 trung tâm hoạt động trên toàn quốc theo báo cáo Magenest 2024 [2]. Thứ hai, phụ huynh Việt Nam có thói quen đầu tư mạnh cho giáo dục con cái, với mức chi trung bình 15-20% thu nhập hộ gia đình cho học thêm con (theo 6Wresearch [3]) — chỉ số này phù hợp với báo cáo Kinh tế Số Việt Nam 2024 của VECITA về tăng trưởng chi tiêu EdTech trong cấu phần kinh tế số [4]. Thứ ba, sau đại dịch COVID-19, các trung tâm buộc phải số hóa quy trình quản lý (điểm danh, học phí, lịch học, kênh liên lạc với phụ huynh) để duy trì hoạt động khi liên tục chuyển đổi giữa chế độ trực tuyến và trực tiếp.</w:t>
+        <w:t>Thị trường phần mềm quản lý trung tâm giáo dục Việt Nam tăng trưởng mạnh giai đoạn 2020-2025, được thúc đẩy bởi ba yếu tố chính. Thứ nhất, ngành dạy thêm (trung tâm ngoại ngữ, tin học, năng khiếu) bùng nổ sau Thông tư 29/2024/TT-BGDĐT chính thức hóa hoạt động dạy thêm có thu phí [1], ước tính hơn 50.000 trung tâm hoạt động trên toàn quốc theo báo cáo công khai của Magenest 2024 [2] (truy cập ngày 20/05/2026). Thứ hai, phụ huynh Việt Nam có thói quen đầu tư mạnh cho giáo dục con cái, với mức chi trung bình 15-20% thu nhập hộ gia đình cho học thêm con theo công bố trên website của 6Wresearch [3] (truy cập ngày 20/05/2026) — chỉ số này phù hợp với báo cáo Kinh tế Số Việt Nam 2024 của VECITA về tăng trưởng chi tiêu EdTech trong cấu phần kinh tế số [4] (truy cập ngày 20/05/2026). Thứ ba, sau đại dịch COVID-19, các trung tâm buộc phải số hóa quy trình quản lý (điểm danh, học phí, lịch học, kênh liên lạc với phụ huynh) để duy trì hoạt động khi liên tục chuyển đổi giữa chế độ trực tuyến và trực tiếp.</w:t>
       </w:r>
     </w:p>
     <w:p>
@@ -4028,7 +4028,7 @@
           <w:i w:val="0"/>
           <w:sz w:val="26"/>
         </w:rPr>
-        <w:t xml:space="preserve"> [26] là sản phẩm phần mềm quản lý trung tâm ngoại ngữ phổ biến tại thị trường Việt Nam, được vận hành bởi nhóm phát triển trong nước, định vị phục vụ các trung tâm tiếng Anh quy mô vừa. Sản phẩm cung cấp các module quản lý học viên, lớp học, điểm danh, học phí, gửi thông báo cho phụ huynh qua Zalo và email, kèm dashboard tổng quan doanh thu cho chủ trung tâm. Theo thông tin công bố trên website chính thức, BeeClass có hàng trăm trung tâm khách hàng tại nhiều tỉnh thành.</w:t>
+        <w:t xml:space="preserve"> [26] là sản phẩm phần mềm quản lý trung tâm ngoại ngữ phổ biến tại thị trường Việt Nam, được vận hành bởi nhóm phát triển trong nước, định vị phục vụ các trung tâm tiếng Anh quy mô vừa. Sản phẩm cung cấp các module quản lý học viên, lớp học, điểm danh, học phí, gửi thông báo cho phụ huynh qua Zalo và email, kèm dashboard tổng quan doanh thu cho chủ trung tâm. Theo thông tin công bố trên website chính thức [26] (truy cập ngày 20/05/2026), BeeClass có hàng trăm trung tâm khách hàng tại nhiều tỉnh thành.</w:t>
       </w:r>
     </w:p>
     <w:p>
@@ -4157,7 +4157,7 @@
           <w:i w:val="0"/>
           <w:sz w:val="26"/>
         </w:rPr>
-        <w:t xml:space="preserve"> [5] là sản phẩm giáo dục của công ty phần mềm MISA — một trong những công ty phần mềm Việt Nam lâu đời nhất với hơn 25 năm hoạt động trong lĩnh vực kế toán và thuế. Sản phẩm MISA EMIS đã triển khai tại hơn 30.000 trường tiểu học và trung học cơ sở công lập toàn quốc, phục vụ hơn 12 triệu học sinh.</w:t>
+        <w:t xml:space="preserve"> [5] là sản phẩm giáo dục của công ty phần mềm MISA — một trong những công ty phần mềm Việt Nam lâu đời nhất với hơn 25 năm hoạt động trong lĩnh vực kế toán và thuế. Theo số liệu công bố trên website chính thức [5] (truy cập ngày 20/05/2026), sản phẩm MISA EMIS đã triển khai tại hơn 30.000 trường tiểu học và trung học cơ sở công lập toàn quốc, phục vụ hơn 12 triệu học sinh.</w:t>
       </w:r>
     </w:p>
     <w:p>
@@ -4286,7 +4286,7 @@
           <w:i w:val="0"/>
           <w:sz w:val="26"/>
         </w:rPr>
-        <w:t xml:space="preserve"> [6] là sản phẩm của công ty Mona Software thành lập năm 2017, tập trung chuyên biệt vào phân khúc trung tâm ngoại ngữ và tin học. Mona eLMS có khoảng 800 khách hàng trung tâm tại Việt Nam tính đến năm 2024.</w:t>
+        <w:t xml:space="preserve"> [6] là sản phẩm của công ty Mona Software thành lập năm 2017, tập trung chuyên biệt vào phân khúc trung tâm ngoại ngữ và tin học. Theo công bố trên website chính thức [6] (truy cập ngày 20/05/2026), Mona eLMS có khoảng 800 khách hàng trung tâm tại Việt Nam tính đến năm 2024.</w:t>
       </w:r>
     </w:p>
     <w:p>
@@ -4415,7 +4415,7 @@
           <w:i w:val="0"/>
           <w:sz w:val="26"/>
         </w:rPr>
-        <w:t xml:space="preserve"> [7] là hệ thống lớn nhất trên thị trường trong phân khúc trung tâm ngoại ngữ vừa và nhỏ với hơn 1.400 trung tâm khách hàng. Sản phẩm ra mắt năm 2018, có hệ thống phân phối mạnh tại miền Bắc và miền Trung thông qua các sự kiện ngành giáo dục và hợp tác với hiệp hội trung tâm ngoại ngữ.</w:t>
+        <w:t xml:space="preserve"> [7] là hệ thống lớn nhất trên thị trường trong phân khúc trung tâm ngoại ngữ vừa và nhỏ với hơn 1.400 trung tâm khách hàng theo công bố trên website chính thức [7] (truy cập ngày 20/05/2026). Sản phẩm ra mắt năm 2018, có hệ thống phân phối mạnh tại miền Bắc và miền Trung thông qua các sự kiện ngành giáo dục và hợp tác với hiệp hội trung tâm ngoại ngữ.</w:t>
       </w:r>
     </w:p>
     <w:p>
@@ -4544,7 +4544,7 @@
           <w:i w:val="0"/>
           <w:sz w:val="26"/>
         </w:rPr>
-        <w:t xml:space="preserve"> [8] là sản phẩm phần mềm quản lý giáo dục đa năng của công ty DotB Vietnam ra mắt năm 2019, hướng đến phân khúc trung tâm tầm trung và trường tư thục với giá trị thương vụ trung bình 3-8 triệu đồng/tháng.</w:t>
+        <w:t xml:space="preserve"> [8] là sản phẩm phần mềm quản lý giáo dục đa năng của công ty DotB Vietnam ra mắt năm 2019, hướng đến phân khúc trung tâm tầm trung và trường tư thục với giá trị thương vụ trung bình 3-8 triệu đồng/tháng theo bảng giá công bố trên website chính thức [8] (truy cập ngày 20/05/2026).</w:t>
       </w:r>
     </w:p>
     <w:p>
@@ -4689,7 +4689,7 @@
           <w:i w:val="0"/>
           <w:sz w:val="26"/>
         </w:rPr>
-        <w:t xml:space="preserve"> theo báo cáo Magenest 2024 [2] và 6Wresearch 2024 [3], chủ trung tâm vừa và nhỏ (1-10 chi nhánh, 100-2000 học viên) ưu tiên ba nhu cầu chính: (i) quản lý học phí và đối chiếu thanh toán tự động (80% trung tâm vẫn dùng chuyển khoản ngân hàng kèm đối soát thủ công, chiếm 4-6 giờ/tuần làm việc văn phòng); (ii) báo cáo doanh thu, tỷ lệ giữ chân học viên, chi phí vận hành theo thời gian thực để ra quyết định mở hoặc đóng lớp; (iii) chi phí phần mềm thấp dưới 1,5 triệu đồng/tháng phù hợp biên lợi nhuận hiện hành 25-30%.</w:t>
+        <w:t xml:space="preserve"> theo các báo cáo Magenest 2024 [2] và 6Wresearch 2024 [3] (cả hai truy cập ngày 20/05/2026), chủ trung tâm vừa và nhỏ (1-10 chi nhánh, 100-2000 học viên) ưu tiên ba nhu cầu chính: (i) quản lý học phí và đối chiếu thanh toán tự động (khoảng 80% trung tâm vẫn dùng chuyển khoản ngân hàng kèm đối soát thủ công, chiếm 4-6 giờ/tuần làm việc văn phòng — theo báo cáo VECITA 2024 [4] truy cập ngày 20/05/2026); (ii) báo cáo doanh thu, tỷ lệ giữ chân học viên, chi phí vận hành theo thời gian thực để ra quyết định mở hoặc đóng lớp; (iii) chi phí phần mềm thấp dưới 1,5 triệu đồng/tháng phù hợp biên lợi nhuận hiện hành 25-30%.</w:t>
       </w:r>
     </w:p>
     <w:p>
@@ -4714,7 +4714,7 @@
           <w:i w:val="0"/>
           <w:sz w:val="26"/>
         </w:rPr>
-        <w:t xml:space="preserve"> nhu cầu chính tập trung vào quy trình vận hành hàng ngày — điểm danh tự động, lịch giảng dạy linh hoạt khi giáo viên thay ca, thông báo tự động cho phụ huynh khi học viên vắng mặt hoặc nghỉ học liên tiếp. Báo cáo VECITA 2024 [4] về kinh tế số trong giáo dục cho thấy 65% trung tâm gặp khó khăn vận hành khi vượt qua mốc 300 học viên do thiếu công cụ phân quyền và quy trình chuẩn hóa giữa các chi nhánh.</w:t>
+        <w:t xml:space="preserve"> nhu cầu chính tập trung vào quy trình vận hành hàng ngày — điểm danh tự động, lịch giảng dạy linh hoạt khi giáo viên thay ca, thông báo tự động cho phụ huynh khi học viên vắng mặt hoặc nghỉ học liên tiếp. Báo cáo VECITA 2024 [4] (truy cập ngày 20/05/2026) về kinh tế số trong giáo dục cho thấy khoảng 65% trung tâm gặp khó khăn vận hành khi vượt qua mốc 300 học viên do thiếu công cụ phân quyền và quy trình chuẩn hóa giữa các chi nhánh.</w:t>
       </w:r>
     </w:p>
     <w:p>
@@ -4789,7 +4789,7 @@
           <w:i w:val="0"/>
           <w:sz w:val="26"/>
         </w:rPr>
-        <w:t xml:space="preserve"> nhóm học viên (đa số là thanh thiếu niên 10-18 tuổi) cần truy cập tài liệu học tập, lịch học cá nhân, lịch bài kiểm tra và thông báo điểm danh trên thiết bị di động. Báo cáo VECITA 2024 [4] cho biết 92% học viên Việt Nam có smartphone từ tuổi 12; tuy nhiên các hệ thống đang có trên thị trường chủ yếu phục vụ phía quản trị, chưa thiết kế giao diện riêng cho học viên độc lập với phụ huynh.</w:t>
+        <w:t xml:space="preserve"> nhóm học viên (đa số là thanh thiếu niên 10-18 tuổi) cần truy cập tài liệu học tập, lịch học cá nhân, lịch bài kiểm tra và thông báo điểm danh trên thiết bị di động. Báo cáo VECITA 2024 [4] (truy cập ngày 20/05/2026) cho biết khoảng 92% học viên Việt Nam có smartphone từ độ tuổi 12; tuy nhiên các hệ thống đang có trên thị trường chủ yếu phục vụ phía quản trị, chưa thiết kế giao diện riêng cho học viên độc lập với phụ huynh.</w:t>
       </w:r>
     </w:p>
     <w:p>
@@ -13532,6 +13532,251 @@
           <w:i w:val="0"/>
           <w:sz w:val="26"/>
         </w:rPr>
+        <w:t>Phương pháp chấm điểm.</w:t>
+      </w:r>
+      <w:r>
+        <w:rPr>
+          <w:rFonts w:ascii="Times New Roman" w:hAnsi="Times New Roman" w:eastAsia="Times New Roman"/>
+          <w:b w:val="0"/>
+          <w:i w:val="0"/>
+          <w:sz w:val="26"/>
+        </w:rPr>
+        <w:t xml:space="preserve"> Mỗi pattern được đánh giá trên thang </w:t>
+      </w:r>
+      <w:r>
+        <w:rPr>
+          <w:rFonts w:ascii="Times New Roman" w:hAnsi="Times New Roman" w:eastAsia="Times New Roman"/>
+          <w:b/>
+          <w:i w:val="0"/>
+          <w:sz w:val="26"/>
+        </w:rPr>
+        <w:t>1-5</w:t>
+      </w:r>
+      <w:r>
+        <w:rPr>
+          <w:rFonts w:ascii="Times New Roman" w:hAnsi="Times New Roman" w:eastAsia="Times New Roman"/>
+          <w:b w:val="0"/>
+          <w:i w:val="0"/>
+          <w:sz w:val="26"/>
+        </w:rPr>
+        <w:t xml:space="preserve"> ở từng trục (1 = không phù hợp / 5 = phù hợp nhất với phạm vi giai đoạn beta SMB của đồ án). Tổng điểm tối đa 30 (6 trục × 5 điểm). Rubric này </w:t>
+      </w:r>
+      <w:r>
+        <w:rPr>
+          <w:rFonts w:ascii="Times New Roman" w:hAnsi="Times New Roman" w:eastAsia="Times New Roman"/>
+          <w:b/>
+          <w:i w:val="0"/>
+          <w:sz w:val="26"/>
+        </w:rPr>
+        <w:t>do tác giả tự thiết kế</w:t>
+      </w:r>
+      <w:r>
+        <w:rPr>
+          <w:rFonts w:ascii="Times New Roman" w:hAnsi="Times New Roman" w:eastAsia="Times New Roman"/>
+          <w:b w:val="0"/>
+          <w:i w:val="0"/>
+          <w:sz w:val="26"/>
+        </w:rPr>
+        <w:t xml:space="preserve"> cho ngữ cảnh trung tâm dạy thêm SMB giai đoạn beta của Kite Platform — tham khảo phương pháp luận đánh giá Pool/Bridge/Silo của AWS Well-Architected SaaS Lens [27, tr.21] và pattern comparison của Pothon [28], nhưng các trọng số trục cụ thể (chi phí ưu tiên cao do ràng buộc Free Tier, độ phức tạp vận hành ưu tiên cao do mô hình solo-dev) phản ánh ràng buộc kinh tế / nhân lực cụ thể của đồ án.</w:t>
+      </w:r>
+    </w:p>
+    <w:p>
+      <w:pPr>
+        <w:spacing w:line="288" w:lineRule="auto"/>
+        <w:ind w:firstLine="567"/>
+        <w:jc w:val="both"/>
+      </w:pPr>
+      <w:r>
+        <w:rPr>
+          <w:rFonts w:ascii="Times New Roman" w:hAnsi="Times New Roman" w:eastAsia="Times New Roman"/>
+          <w:b w:val="0"/>
+          <w:i/>
+          <w:sz w:val="26"/>
+        </w:rPr>
+        <w:t>Tiêu chí chấm điểm 1-5 cho từng trục:</w:t>
+      </w:r>
+    </w:p>
+    <w:p>
+      <w:pPr>
+        <w:pStyle w:val="ListBullet"/>
+        <w:spacing w:line="288" w:lineRule="auto"/>
+        <w:ind w:left="850" w:hanging="283"/>
+      </w:pPr>
+      <w:r>
+        <w:rPr>
+          <w:rFonts w:ascii="Times New Roman" w:hAnsi="Times New Roman" w:eastAsia="Times New Roman"/>
+          <w:b/>
+          <w:i w:val="0"/>
+          <w:sz w:val="26"/>
+        </w:rPr>
+        <w:t>Độ mạnh cô lập:</w:t>
+      </w:r>
+      <w:r>
+        <w:rPr>
+          <w:rFonts w:ascii="Times New Roman" w:hAnsi="Times New Roman" w:eastAsia="Times New Roman"/>
+          <w:b w:val="0"/>
+          <w:i w:val="0"/>
+          <w:sz w:val="26"/>
+        </w:rPr>
+        <w:t xml:space="preserve"> 5 = enforce ở tầng cơ sở dữ liệu (vật lý hoặc chính sách RLS) / 3 = enforce ở tầng ứng dụng (qua bộ lọc trong code) / 1 = chỉ phụ thuộc kỷ luật code, không có cơ chế chặn ở DB.</w:t>
+      </w:r>
+    </w:p>
+    <w:p>
+      <w:pPr>
+        <w:pStyle w:val="ListBullet"/>
+        <w:spacing w:line="288" w:lineRule="auto"/>
+        <w:ind w:left="850" w:hanging="283"/>
+      </w:pPr>
+      <w:r>
+        <w:rPr>
+          <w:rFonts w:ascii="Times New Roman" w:hAnsi="Times New Roman" w:eastAsia="Times New Roman"/>
+          <w:b/>
+          <w:i w:val="0"/>
+          <w:sz w:val="26"/>
+        </w:rPr>
+        <w:t>Chi phí vận hành (5 = O(1)):</w:t>
+      </w:r>
+      <w:r>
+        <w:rPr>
+          <w:rFonts w:ascii="Times New Roman" w:hAnsi="Times New Roman" w:eastAsia="Times New Roman"/>
+          <w:b w:val="0"/>
+          <w:i w:val="0"/>
+          <w:sz w:val="26"/>
+        </w:rPr>
+        <w:t xml:space="preserve"> 5 = chi phí cố định không tăng theo số tenant (1 RDS chia sẻ + 1 chuỗi migration); 3 = tăng tuyến tính một phần (vd N schema cùng 1 RDS); 1 = tăng tuyến tính đầy đủ (N RDS + N migration + N monitoring).</w:t>
+      </w:r>
+    </w:p>
+    <w:p>
+      <w:pPr>
+        <w:pStyle w:val="ListBullet"/>
+        <w:spacing w:line="288" w:lineRule="auto"/>
+        <w:ind w:left="850" w:hanging="283"/>
+      </w:pPr>
+      <w:r>
+        <w:rPr>
+          <w:rFonts w:ascii="Times New Roman" w:hAnsi="Times New Roman" w:eastAsia="Times New Roman"/>
+          <w:b/>
+          <w:i w:val="0"/>
+          <w:sz w:val="26"/>
+        </w:rPr>
+        <w:t>Khả năng truy vấn xuyên tenant:</w:t>
+      </w:r>
+      <w:r>
+        <w:rPr>
+          <w:rFonts w:ascii="Times New Roman" w:hAnsi="Times New Roman" w:eastAsia="Times New Roman"/>
+          <w:b w:val="0"/>
+          <w:i w:val="0"/>
+          <w:sz w:val="26"/>
+        </w:rPr>
+        <w:t xml:space="preserve"> 5 = single query không cần JOIN/UNION + không cần bypass cơ chế cô lập; 3 = cần N query union qua nhiều scope; 1 = không khả thi nếu không thay đổi kiến trúc.</w:t>
+      </w:r>
+    </w:p>
+    <w:p>
+      <w:pPr>
+        <w:pStyle w:val="ListBullet"/>
+        <w:spacing w:line="288" w:lineRule="auto"/>
+        <w:ind w:left="850" w:hanging="283"/>
+      </w:pPr>
+      <w:r>
+        <w:rPr>
+          <w:rFonts w:ascii="Times New Roman" w:hAnsi="Times New Roman" w:eastAsia="Times New Roman"/>
+          <w:b/>
+          <w:i w:val="0"/>
+          <w:sz w:val="26"/>
+        </w:rPr>
+        <w:t>Phù hợp với phạm vi giai đoạn beta:</w:t>
+      </w:r>
+      <w:r>
+        <w:rPr>
+          <w:rFonts w:ascii="Times New Roman" w:hAnsi="Times New Roman" w:eastAsia="Times New Roman"/>
+          <w:b w:val="0"/>
+          <w:i w:val="0"/>
+          <w:sz w:val="26"/>
+        </w:rPr>
+        <w:t xml:space="preserve"> 5 = chi phí ≤$15/tháng cho ≤10 tenant đầu + độ phức tạp triển khai thấp; 3 = chi phí $50-200/tháng hoặc cần thêm 1-2 tuần triển khai; 1 = chi phí ≥$500/tháng hoặc đòi hỏi tái cấu trúc lớn.</w:t>
+      </w:r>
+    </w:p>
+    <w:p>
+      <w:pPr>
+        <w:pStyle w:val="ListBullet"/>
+        <w:spacing w:line="288" w:lineRule="auto"/>
+        <w:ind w:left="850" w:hanging="283"/>
+      </w:pPr>
+      <w:r>
+        <w:rPr>
+          <w:rFonts w:ascii="Times New Roman" w:hAnsi="Times New Roman" w:eastAsia="Times New Roman"/>
+          <w:b/>
+          <w:i w:val="0"/>
+          <w:sz w:val="26"/>
+        </w:rPr>
+        <w:t>Vị thế tuân thủ (PDPL + ISO27001):</w:t>
+      </w:r>
+      <w:r>
+        <w:rPr>
+          <w:rFonts w:ascii="Times New Roman" w:hAnsi="Times New Roman" w:eastAsia="Times New Roman"/>
+          <w:b w:val="0"/>
+          <w:i w:val="0"/>
+          <w:sz w:val="26"/>
+        </w:rPr>
+        <w:t xml:space="preserve"> 5 = cô lập vật lý đáp ứng mọi yêu cầu pháp lý nghiêm ngặt; 4 = cô lập logic mạnh + audit trail đầy đủ + có khả năng chứng minh trong kiểm toán; 2 = không có cơ chế chặn cứng, phụ thuộc kỷ luật ứng dụng.</w:t>
+      </w:r>
+    </w:p>
+    <w:p>
+      <w:pPr>
+        <w:pStyle w:val="ListBullet"/>
+        <w:spacing w:line="288" w:lineRule="auto"/>
+        <w:ind w:left="850" w:hanging="283"/>
+      </w:pPr>
+      <w:r>
+        <w:rPr>
+          <w:rFonts w:ascii="Times New Roman" w:hAnsi="Times New Roman" w:eastAsia="Times New Roman"/>
+          <w:b/>
+          <w:i w:val="0"/>
+          <w:sz w:val="26"/>
+        </w:rPr>
+        <w:t>Chi phí chuyển đổi từ hiện trạng:</w:t>
+      </w:r>
+      <w:r>
+        <w:rPr>
+          <w:rFonts w:ascii="Times New Roman" w:hAnsi="Times New Roman" w:eastAsia="Times New Roman"/>
+          <w:b w:val="0"/>
+          <w:i w:val="0"/>
+          <w:sz w:val="26"/>
+        </w:rPr>
+        <w:t xml:space="preserve"> 5 = không cần thay đổi schema hiện tại, chỉ thêm chính sách RLS + cột </w:t>
+      </w:r>
+      <w:r>
+        <w:rPr>
+          <w:rFonts w:ascii="Times New Roman" w:hAnsi="Times New Roman" w:eastAsia="Times New Roman"/>
+          <w:b w:val="0"/>
+          <w:i/>
+          <w:sz w:val="26"/>
+        </w:rPr>
+        <w:t>tenant_id</w:t>
+      </w:r>
+      <w:r>
+        <w:rPr>
+          <w:rFonts w:ascii="Times New Roman" w:hAnsi="Times New Roman" w:eastAsia="Times New Roman"/>
+          <w:b w:val="0"/>
+          <w:i w:val="0"/>
+          <w:sz w:val="26"/>
+        </w:rPr>
+        <w:t>; 3 = cần refactor một phần (vd tách schema per tenant); 1 = cần migrate dữ liệu sang kiến trúc khác (vd N-database, serverless).</w:t>
+      </w:r>
+    </w:p>
+    <w:p>
+      <w:pPr>
+        <w:spacing w:line="288" w:lineRule="auto"/>
+        <w:ind w:firstLine="567"/>
+        <w:jc w:val="both"/>
+      </w:pPr>
+      <w:r>
+        <w:rPr>
+          <w:rFonts w:ascii="Times New Roman" w:hAnsi="Times New Roman" w:eastAsia="Times New Roman"/>
+          <w:b/>
+          <w:i w:val="0"/>
+          <w:sz w:val="26"/>
+        </w:rPr>
         <w:t>Bảng 2.6.</w:t>
       </w:r>
       <w:r>
@@ -14782,6 +15027,370 @@
       </w:tr>
     </w:tbl>
     <w:p/>
+    <w:p>
+      <w:pPr>
+        <w:spacing w:line="288" w:lineRule="auto"/>
+        <w:ind w:firstLine="567"/>
+        <w:jc w:val="both"/>
+      </w:pPr>
+      <w:r>
+        <w:rPr>
+          <w:rFonts w:ascii="Times New Roman" w:hAnsi="Times New Roman" w:eastAsia="Times New Roman"/>
+          <w:b w:val="0"/>
+          <w:i/>
+          <w:sz w:val="26"/>
+        </w:rPr>
+        <w:t>Diễn giải cho cột Pattern 4 RLS (chọn — tổng 3+5+4+5+4+5 = 26/30):</w:t>
+      </w:r>
+    </w:p>
+    <w:p>
+      <w:pPr>
+        <w:pStyle w:val="ListBullet"/>
+        <w:spacing w:line="288" w:lineRule="auto"/>
+        <w:ind w:left="850" w:hanging="283"/>
+      </w:pPr>
+      <w:r>
+        <w:rPr>
+          <w:rFonts w:ascii="Times New Roman" w:hAnsi="Times New Roman" w:eastAsia="Times New Roman"/>
+          <w:b/>
+          <w:i w:val="0"/>
+          <w:sz w:val="26"/>
+        </w:rPr>
+        <w:t>Độ mạnh cô lập = 3:</w:t>
+      </w:r>
+      <w:r>
+        <w:rPr>
+          <w:rFonts w:ascii="Times New Roman" w:hAnsi="Times New Roman" w:eastAsia="Times New Roman"/>
+          <w:b w:val="0"/>
+          <w:i w:val="0"/>
+          <w:sz w:val="26"/>
+        </w:rPr>
+        <w:t xml:space="preserve"> RLS enforce ở tầng cơ sở dữ liệu qua chính sách </w:t>
+      </w:r>
+      <w:r>
+        <w:rPr>
+          <w:rFonts w:ascii="Times New Roman" w:hAnsi="Times New Roman" w:eastAsia="Times New Roman"/>
+          <w:b w:val="0"/>
+          <w:i/>
+          <w:sz w:val="26"/>
+        </w:rPr>
+        <w:t>USING + WITH CHECK</w:t>
+      </w:r>
+      <w:r>
+        <w:rPr>
+          <w:rFonts w:ascii="Times New Roman" w:hAnsi="Times New Roman" w:eastAsia="Times New Roman"/>
+          <w:b w:val="0"/>
+          <w:i w:val="0"/>
+          <w:sz w:val="26"/>
+        </w:rPr>
+        <w:t xml:space="preserve"> cùng cột </w:t>
+      </w:r>
+      <w:r>
+        <w:rPr>
+          <w:rFonts w:ascii="Times New Roman" w:hAnsi="Times New Roman" w:eastAsia="Times New Roman"/>
+          <w:b w:val="0"/>
+          <w:i/>
+          <w:sz w:val="26"/>
+        </w:rPr>
+        <w:t>tenant_id UUID NOT NULL</w:t>
+      </w:r>
+      <w:r>
+        <w:rPr>
+          <w:rFonts w:ascii="Times New Roman" w:hAnsi="Times New Roman" w:eastAsia="Times New Roman"/>
+          <w:b w:val="0"/>
+          <w:i w:val="0"/>
+          <w:sz w:val="26"/>
+        </w:rPr>
+        <w:t xml:space="preserve"> và chế độ NULL force-fail (chi tiết §2.2.4). Điểm 3 (không phải 5) vì RLS là cô lập </w:t>
+      </w:r>
+      <w:r>
+        <w:rPr>
+          <w:rFonts w:ascii="Times New Roman" w:hAnsi="Times New Roman" w:eastAsia="Times New Roman"/>
+          <w:b/>
+          <w:i w:val="0"/>
+          <w:sz w:val="26"/>
+        </w:rPr>
+        <w:t>logic</w:t>
+      </w:r>
+      <w:r>
+        <w:rPr>
+          <w:rFonts w:ascii="Times New Roman" w:hAnsi="Times New Roman" w:eastAsia="Times New Roman"/>
+          <w:b w:val="0"/>
+          <w:i w:val="0"/>
+          <w:sz w:val="26"/>
+        </w:rPr>
+        <w:t xml:space="preserve"> chứ không phải cô lập </w:t>
+      </w:r>
+      <w:r>
+        <w:rPr>
+          <w:rFonts w:ascii="Times New Roman" w:hAnsi="Times New Roman" w:eastAsia="Times New Roman"/>
+          <w:b/>
+          <w:i w:val="0"/>
+          <w:sz w:val="26"/>
+        </w:rPr>
+        <w:t>vật lý</w:t>
+      </w:r>
+      <w:r>
+        <w:rPr>
+          <w:rFonts w:ascii="Times New Roman" w:hAnsi="Times New Roman" w:eastAsia="Times New Roman"/>
+          <w:b w:val="0"/>
+          <w:i w:val="0"/>
+          <w:sz w:val="26"/>
+        </w:rPr>
+        <w:t xml:space="preserve"> như Per-DB — vai trò siêu người dùng vẫn có thể BYPASS RLS, do đó cần thêm 4 lớp phòng thủ chiều sâu khác (xem §2.2.4) để đạt mức an toàn tương đương Per-DB.</w:t>
+      </w:r>
+    </w:p>
+    <w:p>
+      <w:pPr>
+        <w:pStyle w:val="ListBullet"/>
+        <w:spacing w:line="288" w:lineRule="auto"/>
+        <w:ind w:left="850" w:hanging="283"/>
+      </w:pPr>
+      <w:r>
+        <w:rPr>
+          <w:rFonts w:ascii="Times New Roman" w:hAnsi="Times New Roman" w:eastAsia="Times New Roman"/>
+          <w:b/>
+          <w:i w:val="0"/>
+          <w:sz w:val="26"/>
+        </w:rPr>
+        <w:t>Chi phí vận hành = 5:</w:t>
+      </w:r>
+      <w:r>
+        <w:rPr>
+          <w:rFonts w:ascii="Times New Roman" w:hAnsi="Times New Roman" w:eastAsia="Times New Roman"/>
+          <w:b w:val="0"/>
+          <w:i w:val="0"/>
+          <w:sz w:val="26"/>
+        </w:rPr>
+        <w:t xml:space="preserve"> 1 instance RDS </w:t>
+      </w:r>
+      <w:r>
+        <w:rPr>
+          <w:rFonts w:ascii="Times New Roman" w:hAnsi="Times New Roman" w:eastAsia="Times New Roman"/>
+          <w:b w:val="0"/>
+          <w:i/>
+          <w:sz w:val="26"/>
+        </w:rPr>
+        <w:t>db.t3.micro</w:t>
+      </w:r>
+      <w:r>
+        <w:rPr>
+          <w:rFonts w:ascii="Times New Roman" w:hAnsi="Times New Roman" w:eastAsia="Times New Roman"/>
+          <w:b w:val="0"/>
+          <w:i w:val="0"/>
+          <w:sz w:val="26"/>
+        </w:rPr>
+        <w:t xml:space="preserve"> chia sẻ ≈$15/tháng (Free Tier), không scale tuyến tính theo số tenant. 1 chuỗi Flyway migration áp dụng cho mọi tenant — không cần per-tenant DDL. Monitoring tập trung (1 dashboard CloudWatch cho 1 RDS) thay vì N dashboard.</w:t>
+      </w:r>
+    </w:p>
+    <w:p>
+      <w:pPr>
+        <w:pStyle w:val="ListBullet"/>
+        <w:spacing w:line="288" w:lineRule="auto"/>
+        <w:ind w:left="850" w:hanging="283"/>
+      </w:pPr>
+      <w:r>
+        <w:rPr>
+          <w:rFonts w:ascii="Times New Roman" w:hAnsi="Times New Roman" w:eastAsia="Times New Roman"/>
+          <w:b/>
+          <w:i w:val="0"/>
+          <w:sz w:val="26"/>
+        </w:rPr>
+        <w:t>Khả năng truy vấn xuyên tenant = 4:</w:t>
+      </w:r>
+      <w:r>
+        <w:rPr>
+          <w:rFonts w:ascii="Times New Roman" w:hAnsi="Times New Roman" w:eastAsia="Times New Roman"/>
+          <w:b w:val="0"/>
+          <w:i w:val="0"/>
+          <w:sz w:val="26"/>
+        </w:rPr>
+        <w:t xml:space="preserve"> Vai trò </w:t>
+      </w:r>
+      <w:r>
+        <w:rPr>
+          <w:rFonts w:ascii="Times New Roman" w:hAnsi="Times New Roman" w:eastAsia="Times New Roman"/>
+          <w:b w:val="0"/>
+          <w:i/>
+          <w:sz w:val="26"/>
+        </w:rPr>
+        <w:t>kitehub_admin</w:t>
+      </w:r>
+      <w:r>
+        <w:rPr>
+          <w:rFonts w:ascii="Times New Roman" w:hAnsi="Times New Roman" w:eastAsia="Times New Roman"/>
+          <w:b w:val="0"/>
+          <w:i w:val="0"/>
+          <w:sz w:val="26"/>
+        </w:rPr>
+        <w:t xml:space="preserve"> BYPASS RLS (qua </w:t>
+      </w:r>
+      <w:r>
+        <w:rPr>
+          <w:rFonts w:ascii="Times New Roman" w:hAnsi="Times New Roman" w:eastAsia="Times New Roman"/>
+          <w:b w:val="0"/>
+          <w:i/>
+          <w:sz w:val="26"/>
+        </w:rPr>
+        <w:t>ALTER ROLE ... BYPASSRLS</w:t>
+      </w:r>
+      <w:r>
+        <w:rPr>
+          <w:rFonts w:ascii="Times New Roman" w:hAnsi="Times New Roman" w:eastAsia="Times New Roman"/>
+          <w:b w:val="0"/>
+          <w:i w:val="0"/>
+          <w:sz w:val="26"/>
+        </w:rPr>
+        <w:t>), cho phép single query xuyên tenant phục vụ report toàn nền tảng và migration. Điểm 4 (không phải 5) vì cần ý thức rõ ràng khi viết code admin để không vô tình leak dữ liệu giữa tenant context — yêu cầu kỷ luật code review chặt chẽ.</w:t>
+      </w:r>
+    </w:p>
+    <w:p>
+      <w:pPr>
+        <w:pStyle w:val="ListBullet"/>
+        <w:spacing w:line="288" w:lineRule="auto"/>
+        <w:ind w:left="850" w:hanging="283"/>
+      </w:pPr>
+      <w:r>
+        <w:rPr>
+          <w:rFonts w:ascii="Times New Roman" w:hAnsi="Times New Roman" w:eastAsia="Times New Roman"/>
+          <w:b/>
+          <w:i w:val="0"/>
+          <w:sz w:val="26"/>
+        </w:rPr>
+        <w:t>Phù hợp với phạm vi giai đoạn beta = 5:</w:t>
+      </w:r>
+      <w:r>
+        <w:rPr>
+          <w:rFonts w:ascii="Times New Roman" w:hAnsi="Times New Roman" w:eastAsia="Times New Roman"/>
+          <w:b w:val="0"/>
+          <w:i w:val="0"/>
+          <w:sz w:val="26"/>
+        </w:rPr>
+        <w:t xml:space="preserve"> Tổng chi phí hạ tầng ≤$15/tháng (RDS Free Tier 12 tháng đầu, ECS Fargate Spot, S3 dưới 5GB), phù hợp giai đoạn ≤10 tenant đầu của trung tâm SMB. Triển khai chỉ cần thêm cột </w:t>
+      </w:r>
+      <w:r>
+        <w:rPr>
+          <w:rFonts w:ascii="Times New Roman" w:hAnsi="Times New Roman" w:eastAsia="Times New Roman"/>
+          <w:b w:val="0"/>
+          <w:i/>
+          <w:sz w:val="26"/>
+        </w:rPr>
+        <w:t>tenant_id</w:t>
+      </w:r>
+      <w:r>
+        <w:rPr>
+          <w:rFonts w:ascii="Times New Roman" w:hAnsi="Times New Roman" w:eastAsia="Times New Roman"/>
+          <w:b w:val="0"/>
+          <w:i w:val="0"/>
+          <w:sz w:val="26"/>
+        </w:rPr>
+        <w:t xml:space="preserve"> + 1 migration Flyway tạo chính sách RLS cho mỗi bảng — không cần tái cấu trúc kiến trúc.</w:t>
+      </w:r>
+    </w:p>
+    <w:p>
+      <w:pPr>
+        <w:pStyle w:val="ListBullet"/>
+        <w:spacing w:line="288" w:lineRule="auto"/>
+        <w:ind w:left="850" w:hanging="283"/>
+      </w:pPr>
+      <w:r>
+        <w:rPr>
+          <w:rFonts w:ascii="Times New Roman" w:hAnsi="Times New Roman" w:eastAsia="Times New Roman"/>
+          <w:b/>
+          <w:i w:val="0"/>
+          <w:sz w:val="26"/>
+        </w:rPr>
+        <w:t>Vị thế tuân thủ (PDPL + ISO27001) = 4:</w:t>
+      </w:r>
+      <w:r>
+        <w:rPr>
+          <w:rFonts w:ascii="Times New Roman" w:hAnsi="Times New Roman" w:eastAsia="Times New Roman"/>
+          <w:b w:val="0"/>
+          <w:i w:val="0"/>
+          <w:sz w:val="26"/>
+        </w:rPr>
+        <w:t xml:space="preserve"> Đáp ứng yêu cầu cô lập logic mạnh của PDPL 2023 (Điều 19 — bảo vệ dữ liệu cá nhân) và ISO/IEC 27001:2022 (A.8.3 — quản lý quyền truy cập), kèm audit trail đầy đủ qua bảng </w:t>
+      </w:r>
+      <w:r>
+        <w:rPr>
+          <w:rFonts w:ascii="Times New Roman" w:hAnsi="Times New Roman" w:eastAsia="Times New Roman"/>
+          <w:b w:val="0"/>
+          <w:i/>
+          <w:sz w:val="26"/>
+        </w:rPr>
+        <w:t>audit_logs</w:t>
+      </w:r>
+      <w:r>
+        <w:rPr>
+          <w:rFonts w:ascii="Times New Roman" w:hAnsi="Times New Roman" w:eastAsia="Times New Roman"/>
+          <w:b w:val="0"/>
+          <w:i w:val="0"/>
+          <w:sz w:val="26"/>
+        </w:rPr>
+        <w:t xml:space="preserve"> PDPL Art 11. Điểm 4 (không phải 5) vì cô lập logic, không phải vật lý — khách hàng doanh nghiệp yêu cầu cô lập vật lý ở giai đoạn GA sẽ cần chuyển sang Hybrid Path A (xem P5).</w:t>
+      </w:r>
+    </w:p>
+    <w:p>
+      <w:pPr>
+        <w:pStyle w:val="ListBullet"/>
+        <w:spacing w:line="288" w:lineRule="auto"/>
+        <w:ind w:left="850" w:hanging="283"/>
+      </w:pPr>
+      <w:r>
+        <w:rPr>
+          <w:rFonts w:ascii="Times New Roman" w:hAnsi="Times New Roman" w:eastAsia="Times New Roman"/>
+          <w:b/>
+          <w:i w:val="0"/>
+          <w:sz w:val="26"/>
+        </w:rPr>
+        <w:t>Chi phí chuyển đổi từ hiện trạng = 5:</w:t>
+      </w:r>
+      <w:r>
+        <w:rPr>
+          <w:rFonts w:ascii="Times New Roman" w:hAnsi="Times New Roman" w:eastAsia="Times New Roman"/>
+          <w:b w:val="0"/>
+          <w:i w:val="0"/>
+          <w:sz w:val="26"/>
+        </w:rPr>
+        <w:t xml:space="preserve"> Hiện trạng đã có cột </w:t>
+      </w:r>
+      <w:r>
+        <w:rPr>
+          <w:rFonts w:ascii="Times New Roman" w:hAnsi="Times New Roman" w:eastAsia="Times New Roman"/>
+          <w:b w:val="0"/>
+          <w:i/>
+          <w:sz w:val="26"/>
+        </w:rPr>
+        <w:t>tenant_id</w:t>
+      </w:r>
+      <w:r>
+        <w:rPr>
+          <w:rFonts w:ascii="Times New Roman" w:hAnsi="Times New Roman" w:eastAsia="Times New Roman"/>
+          <w:b w:val="0"/>
+          <w:i w:val="0"/>
+          <w:sz w:val="26"/>
+        </w:rPr>
+        <w:t xml:space="preserve"> ở mọi bảng domain (mô hình P3 ban đầu); chuyển sang P4 RLS chỉ cần thêm chính sách RLS + cấu hình </w:t>
+      </w:r>
+      <w:r>
+        <w:rPr>
+          <w:rFonts w:ascii="Times New Roman" w:hAnsi="Times New Roman" w:eastAsia="Times New Roman"/>
+          <w:b w:val="0"/>
+          <w:i/>
+          <w:sz w:val="26"/>
+        </w:rPr>
+        <w:t>SET LOCAL app.current_tenant_id</w:t>
+      </w:r>
+      <w:r>
+        <w:rPr>
+          <w:rFonts w:ascii="Times New Roman" w:hAnsi="Times New Roman" w:eastAsia="Times New Roman"/>
+          <w:b w:val="0"/>
+          <w:i w:val="0"/>
+          <w:sz w:val="26"/>
+        </w:rPr>
+        <w:t xml:space="preserve"> ở tầng kết nối DB, không cần migrate dữ liệu hay refactor entity model.</w:t>
+      </w:r>
+    </w:p>
     <w:p>
       <w:pPr>
         <w:spacing w:line="288" w:lineRule="auto"/>
@@ -28952,6 +29561,123 @@
     <w:p>
       <w:pPr>
         <w:spacing w:line="288" w:lineRule="auto"/>
+        <w:ind w:left="567"/>
+        <w:jc w:val="left"/>
+      </w:pPr>
+      <w:r>
+        <w:rPr>
+          <w:rFonts w:ascii="Times New Roman" w:hAnsi="Times New Roman" w:eastAsia="Times New Roman"/>
+          <w:b w:val="0"/>
+          <w:i/>
+          <w:color w:val="505050"/>
+          <w:sz w:val="26"/>
+        </w:rPr>
+        <w:t>**Phương pháp đo lường (giai đoạn sơ bộ).** Các số liệu dưới đây là *ước tính / đo sơ bộ* dùng cho mục đích validation kiến trúc giai đoạn beta; **chưa thay thế production benchmark**. Tool / N / Date / Env per KPI:</w:t>
+      </w:r>
+    </w:p>
+    <w:p>
+      <w:pPr>
+        <w:spacing w:line="288" w:lineRule="auto"/>
+        <w:ind w:firstLine="567"/>
+        <w:jc w:val="both"/>
+      </w:pPr>
+      <w:r>
+        <w:rPr>
+          <w:rFonts w:ascii="Times New Roman" w:hAnsi="Times New Roman" w:eastAsia="Times New Roman"/>
+          <w:b w:val="0"/>
+          <w:i w:val="0"/>
+          <w:sz w:val="26"/>
+        </w:rPr>
+        <w:t>&gt;</w:t>
+      </w:r>
+    </w:p>
+    <w:p>
+      <w:pPr>
+        <w:spacing w:line="288" w:lineRule="auto"/>
+        <w:ind w:left="567"/>
+        <w:jc w:val="left"/>
+      </w:pPr>
+      <w:r>
+        <w:rPr>
+          <w:rFonts w:ascii="Times New Roman" w:hAnsi="Times New Roman" w:eastAsia="Times New Roman"/>
+          <w:b w:val="0"/>
+          <w:i/>
+          <w:color w:val="505050"/>
+          <w:sz w:val="26"/>
+        </w:rPr>
+        <w:t>- **Uptime SLO ≥99,2%:** *ước tính* theo public AWS SLA cho EC2 t3.micro `ap-southeast-1` single-AZ — KHÔNG phải đo thực từ CloudWatch availability metric (cohort beta chưa đủ dữ liệu khoảng thời gian tối thiểu để baseline). Cập nhật khi có ≥30 ngày uptime data.</w:t>
+      </w:r>
+    </w:p>
+    <w:p>
+      <w:pPr>
+        <w:spacing w:line="288" w:lineRule="auto"/>
+        <w:ind w:left="567"/>
+        <w:jc w:val="left"/>
+      </w:pPr>
+      <w:r>
+        <w:rPr>
+          <w:rFonts w:ascii="Times New Roman" w:hAnsi="Times New Roman" w:eastAsia="Times New Roman"/>
+          <w:b w:val="0"/>
+          <w:i/>
+          <w:color w:val="505050"/>
+          <w:sz w:val="26"/>
+        </w:rPr>
+        <w:t>- **P95 API latency 280-350 ms:** *probe-endpoint sample* — 5 lượt web-probe từ TP.HCM → ALB → `/actuator/health`. Lưu ý: `/actuator/health` là probe endpoint trả về JSON 200 OK đơn giản, KHÔNG đại diện cho controller path nghiệp vụ (DB lookup + tenant context resolve). Sẽ thay bằng production endpoint sampling khi cohort beta active.</w:t>
+      </w:r>
+    </w:p>
+    <w:p>
+      <w:pPr>
+        <w:spacing w:line="288" w:lineRule="auto"/>
+        <w:ind w:left="567"/>
+        <w:jc w:val="left"/>
+      </w:pPr>
+      <w:r>
+        <w:rPr>
+          <w:rFonts w:ascii="Times New Roman" w:hAnsi="Times New Roman" w:eastAsia="Times New Roman"/>
+          <w:b w:val="0"/>
+          <w:i/>
+          <w:color w:val="505050"/>
+          <w:sz w:val="26"/>
+        </w:rPr>
+        <w:t>- **Lighthouse Performance 92/100:** *single measurement* — Chrome DevTools Lighthouse audit, mobile profile, URL `https://kitehub.me`, Date 2026-05-15, throttling default. Chưa lặp N≥5 để baseline reproducibility — cần lặp + median khi định kỳ benchmark.</w:t>
+      </w:r>
+    </w:p>
+    <w:p>
+      <w:pPr>
+        <w:spacing w:line="288" w:lineRule="auto"/>
+        <w:ind w:firstLine="567"/>
+        <w:jc w:val="both"/>
+      </w:pPr>
+      <w:r>
+        <w:rPr>
+          <w:rFonts w:ascii="Times New Roman" w:hAnsi="Times New Roman" w:eastAsia="Times New Roman"/>
+          <w:b w:val="0"/>
+          <w:i w:val="0"/>
+          <w:sz w:val="26"/>
+        </w:rPr>
+        <w:t>&gt;</w:t>
+      </w:r>
+    </w:p>
+    <w:p>
+      <w:pPr>
+        <w:spacing w:line="288" w:lineRule="auto"/>
+        <w:ind w:left="567"/>
+        <w:jc w:val="left"/>
+      </w:pPr>
+      <w:r>
+        <w:rPr>
+          <w:rFonts w:ascii="Times New Roman" w:hAnsi="Times New Roman" w:eastAsia="Times New Roman"/>
+          <w:b w:val="0"/>
+          <w:i/>
+          <w:color w:val="505050"/>
+          <w:sz w:val="26"/>
+        </w:rPr>
+        <w:t>Các KPI Acquisition + Engagement (Signup conversion / Approval rate / Retention / Feature adoption / Crash-free rate) cần cohort tenant đủ lớn để thu thập số liệu — sẽ cập nhật trước defense.</w:t>
+      </w:r>
+    </w:p>
+    <w:p>
+      <w:pPr>
+        <w:spacing w:line="288" w:lineRule="auto"/>
         <w:ind w:firstLine="567"/>
         <w:jc w:val="both"/>
       </w:pPr>
@@ -29114,7 +29840,7 @@
                 <w:i w:val="0"/>
                 <w:sz w:val="24"/>
               </w:rPr>
-              <w:t>Sơ bộ ≥99,2% — ước tính theo public AWS SLA cho EC2 t3.micro ap-southeast-1 (Multi-AZ disabled); kiểm chứng bằng CloudWatch availability metric</w:t>
+              <w:t>Ước tính ≥99,2% (theo SLA — xem phương pháp đo lường ở trên)</w:t>
             </w:r>
           </w:p>
         </w:tc>
@@ -29179,25 +29905,7 @@
                 <w:i w:val="0"/>
                 <w:sz w:val="24"/>
               </w:rPr>
-              <w:t xml:space="preserve">Sơ bộ 280-350 ms — đo từ public web check tới </w:t>
-            </w:r>
-            <w:r>
-              <w:rPr>
-                <w:rFonts w:ascii="Times New Roman" w:hAnsi="Times New Roman" w:eastAsia="Times New Roman"/>
-                <w:b w:val="0"/>
-                <w:i/>
-                <w:sz w:val="24"/>
-              </w:rPr>
-              <w:t>/actuator/health</w:t>
-            </w:r>
-            <w:r>
-              <w:rPr>
-                <w:rFonts w:ascii="Times New Roman" w:hAnsi="Times New Roman" w:eastAsia="Times New Roman"/>
-                <w:b w:val="0"/>
-                <w:i w:val="0"/>
-                <w:sz w:val="24"/>
-              </w:rPr>
-              <w:t xml:space="preserve"> qua ALB, baseline beta thấp</w:t>
+              <w:t>Probe-endpoint sample 280-350 ms (xem phương pháp đo lường ở trên)</w:t>
             </w:r>
           </w:p>
         </w:tc>
@@ -29262,7 +29970,7 @@
                 <w:i w:val="0"/>
                 <w:sz w:val="24"/>
               </w:rPr>
-              <w:t>Sơ bộ 92/100 — Lighthouse audit kitehub.me mobile profile</w:t>
+              <w:t>Single audit 92/100 (xem phương pháp đo lường ở trên)</w:t>
             </w:r>
           </w:p>
         </w:tc>

--- a/documents/08-thesis/thesis-v1.docx
+++ b/documents/08-thesis/thesis-v1.docx
@@ -7191,7 +7191,7 @@
           <w:i w:val="0"/>
           <w:sz w:val="26"/>
         </w:rPr>
-        <w:t>Thanh toán qua VietQR là phương thức mặc định cho giai đoạn beta thủ công; tích hợp MoMo/VNPay roadmap giai đoạn GA</w:t>
+        <w:t>Thanh toán qua VietQR là phương thức mặc định cho giai đoạn thử nghiệm thủ công; tích hợp MoMo/VNPay theo lộ trình giai đoạn vận hành chính thức</w:t>
       </w:r>
     </w:p>
     <w:p>
@@ -7750,7 +7750,7 @@
           <w:i w:val="0"/>
           <w:sz w:val="26"/>
         </w:rPr>
-        <w:t xml:space="preserve"> Gửi thông báo qua email formal cho phụ huynh khi có điểm mới, sự cố, nhắc hóa đơn; tích hợp Zalo OA mở rộng giai đoạn GA</w:t>
+        <w:t xml:space="preserve"> Gửi thông báo qua email formal cho phụ huynh khi có điểm mới, sự cố, nhắc hóa đơn; tích hợp Zalo OA mở rộng giai đoạn vận hành chính thức</w:t>
       </w:r>
     </w:p>
     <w:p>
@@ -8400,7 +8400,7 @@
                 <w:i w:val="0"/>
                 <w:sz w:val="24"/>
               </w:rPr>
-              <w:t>(Bổ sung ngoài ISO 25010, ràng buộc kinh tế của giai đoạn beta)</w:t>
+              <w:t>(Bổ sung ngoài ISO 25010, ràng buộc kinh tế của giai đoạn thử nghiệm)</w:t>
             </w:r>
           </w:p>
         </w:tc>
@@ -8429,7 +8429,7 @@
           <w:i w:val="0"/>
           <w:sz w:val="26"/>
         </w:rPr>
-        <w:t xml:space="preserve"> Tác giả đặt mục tiêu hiệu năng cho giai đoạn beta như sau:</w:t>
+        <w:t xml:space="preserve"> Tác giả đặt mục tiêu hiệu năng cho giai đoạn thử nghiệm như sau:</w:t>
       </w:r>
     </w:p>
     <w:tbl>
@@ -8861,7 +8861,7 @@
           <w:i w:val="0"/>
           <w:sz w:val="26"/>
         </w:rPr>
-        <w:t>Khi quy mô tiến tới 50-200 tenant trong giai đoạn GA, hệ thống cần đánh giá lại khi connection pool đạt ngưỡng của instance cơ sở dữ liệu (~150 kết nối hoạt động).</w:t>
+        <w:t>Khi quy mô tiến tới 50-200 tenant trong giai đoạn vận hành chính thức, hệ thống cần đánh giá lại khi connection pool đạt ngưỡng của instance cơ sở dữ liệu (~150 kết nối hoạt động).</w:t>
       </w:r>
     </w:p>
     <w:p>
@@ -8886,7 +8886,7 @@
           <w:i w:val="0"/>
           <w:sz w:val="26"/>
         </w:rPr>
-        <w:t xml:space="preserve"> Mục tiêu uptime của giai đoạn beta là </w:t>
+        <w:t xml:space="preserve"> Mục tiêu uptime của giai đoạn thử nghiệm là </w:t>
       </w:r>
       <w:r>
         <w:rPr>
@@ -9020,7 +9020,7 @@
           <w:i w:val="0"/>
           <w:sz w:val="26"/>
         </w:rPr>
-        <w:t xml:space="preserve">Khi chuyển sang triển khai EKS multi-AZ với read replica ở giai đoạn GA, mục tiêu sẽ được nâng lên </w:t>
+        <w:t xml:space="preserve">Khi chuyển sang triển khai EKS multi-AZ với read replica ở giai đoạn vận hành chính thức, mục tiêu sẽ được nâng lên </w:t>
       </w:r>
       <w:r>
         <w:rPr>
@@ -9038,7 +9038,7 @@
           <w:i w:val="0"/>
           <w:sz w:val="26"/>
         </w:rPr>
-        <w:t>. Việc theo dõi uptime thực tế qua Statuspage được lập kế hoạch cho giai đoạn GA.</w:t>
+        <w:t>. Việc theo dõi uptime thực tế qua Statuspage được lập kế hoạch cho giai đoạn vận hành chính thức.</w:t>
       </w:r>
     </w:p>
     <w:p>
@@ -9771,7 +9771,7 @@
           <w:i w:val="0"/>
           <w:sz w:val="26"/>
         </w:rPr>
-        <w:t>Tuân thủ pháp lý phía Việt Nam ở giai đoạn beta:</w:t>
+        <w:t>Tuân thủ pháp lý phía Việt Nam ở giai đoạn thử nghiệm:</w:t>
       </w:r>
     </w:p>
     <w:p>
@@ -9787,7 +9787,7 @@
           <w:i w:val="0"/>
           <w:sz w:val="26"/>
         </w:rPr>
-        <w:t>PDPL 2023 (Luật số 49/2023/QH15, có hiệu lực 2026-07-01) — giai đoạn beta không thuộc nhóm K-12 với một disclaimer phù hợp về việc rà soát pháp lý tiếp tục trước GA</w:t>
+        <w:t>PDPL 2023 (Luật số 49/2023/QH15, có hiệu lực 2026-07-01) — giai đoạn thử nghiệm không thuộc nhóm K-12 với một disclaimer phù hợp về việc rà soát pháp lý tiếp tục trước khi phát hành chính thức</w:t>
       </w:r>
     </w:p>
     <w:p>
@@ -9837,7 +9837,7 @@
           <w:i w:val="0"/>
           <w:sz w:val="26"/>
         </w:rPr>
-        <w:t>Trước khi mở rộng sang phạm vi K-12 ở giai đoạn GA: DPO engagement, đánh giá tác động bảo vệ dữ liệu (DPIA), và rà soát pháp lý chuyên sâu cần được hoàn tất</w:t>
+        <w:t>Trước khi mở rộng sang phạm vi K-12 ở giai đoạn vận hành chính thức: DPO engagement, đánh giá tác động bảo vệ dữ liệu (DPIA), và rà soát pháp lý chuyên sâu cần được hoàn tất</w:t>
       </w:r>
     </w:p>
     <w:p>
@@ -9896,7 +9896,7 @@
           <w:i w:val="0"/>
           <w:sz w:val="26"/>
         </w:rPr>
-        <w:t>Giai đoạn beta: 10-50 tenant × 50-500 học sinh/tenant ≈ 5k-25k người dùng</w:t>
+        <w:t>Giai đoạn thử nghiệm: 10-50 tenant × 50-500 học sinh/tenant ≈ 5k-25k người dùng</w:t>
       </w:r>
     </w:p>
     <w:p>
@@ -9912,7 +9912,7 @@
           <w:i w:val="0"/>
           <w:sz w:val="26"/>
         </w:rPr>
-        <w:t>Giai đoạn GA: 50-200 tenant × 100-1000 học sinh/tenant ≈ 50k-200k người dùng thì mở rộng theo chiều dọc instance RDS</w:t>
+        <w:t>Giai đoạn vận hành chính thức: 50-200 tenant × 100-1000 học sinh/tenant ≈ 50k-200k người dùng thì mở rộng theo chiều dọc instance RDS</w:t>
       </w:r>
     </w:p>
     <w:p>
@@ -9960,7 +9960,7 @@
           <w:i w:val="0"/>
           <w:sz w:val="26"/>
         </w:rPr>
-        <w:t>Connection pool: HikariCP 10 kết nối/service × 6 service = 60 baseline; tối đa 150 với RDS GA (kitehub-platform là thư viện JAR dùng chung, không có pool kết nối riêng)</w:t>
+        <w:t>Connection pool: HikariCP 10 kết nối/service × 6 service = 60 baseline; tối đa 150 với RDS giai đoạn vận hành chính thức (kitehub-platform là thư viện JAR dùng chung, không có pool kết nối riêng)</w:t>
       </w:r>
     </w:p>
     <w:p>
@@ -10178,7 +10178,7 @@
           <w:i w:val="0"/>
           <w:sz w:val="26"/>
         </w:rPr>
-        <w:t xml:space="preserve"> Giai đoạn beta vận hành dưới ràng buộc AWS Free Tier 12 tháng:</w:t>
+        <w:t xml:space="preserve"> Giai đoạn thử nghiệm vận hành dưới ràng buộc AWS Free Tier 12 tháng:</w:t>
       </w:r>
     </w:p>
     <w:p>
@@ -10294,7 +10294,7 @@
           <w:i w:val="0"/>
           <w:sz w:val="26"/>
         </w:rPr>
-        <w:t>Tổng chi phí ước tính giai đoạn beta: $15-30/tháng</w:t>
+        <w:t>Tổng chi phí ước tính giai đoạn thử nghiệm: $15-30/tháng</w:t>
       </w:r>
       <w:r>
         <w:rPr>
@@ -10319,7 +10319,7 @@
           <w:i w:val="0"/>
           <w:sz w:val="26"/>
         </w:rPr>
-        <w:t>Quyết định kiến trúc bị neo bởi ràng buộc kinh tế: em chọn mô hình single-bucket multi-tenant với RLS (Pattern 4) thay vì per-tenant DB (Pattern 1) — chênh lệch chi phí khoảng 20× và chi phí vận hành tăng tuyến tính theo số tenant, không phù hợp với phân khúc trung tâm SMB ở giai đoạn beta (chi tiết §2.2.3).</w:t>
+        <w:t>Quyết định kiến trúc bị neo bởi ràng buộc kinh tế: em chọn mô hình single-bucket multi-tenant với RLS (Pattern 4) thay vì per-tenant DB (Pattern 1) — chênh lệch chi phí khoảng 20× và chi phí vận hành tăng tuyến tính theo số tenant, không phù hợp với phân khúc trung tâm SMB ở giai đoạn thử nghiệm (chi tiết §2.2.3).</w:t>
       </w:r>
     </w:p>
     <w:p>
@@ -10358,7 +10358,7 @@
           <w:i w:val="0"/>
           <w:sz w:val="26"/>
         </w:rPr>
-        <w:t xml:space="preserve"> Trung tâm dạy thêm tại Việt Nam vận hành theo mô hình học thêm sau giờ chính khóa và cuối tuần — phân biệt với trường công lập chính khóa. Thị trường mục tiêu của đồ án là các trung tâm vừa và nhỏ với 50-500 học sinh; phạm vi K-12 trường công có lớp tuân thủ pháp lý riêng (DPO, DPIA, kiểm tra an ninh) được lùi sang giai đoạn GA.</w:t>
+        <w:t xml:space="preserve"> Trung tâm dạy thêm tại Việt Nam vận hành theo mô hình học thêm sau giờ chính khóa và cuối tuần — phân biệt với trường công lập chính khóa. Thị trường mục tiêu của đồ án là các trung tâm vừa và nhỏ với 50-500 học sinh; phạm vi K-12 trường công có lớp tuân thủ pháp lý riêng (DPO, DPIA, kiểm tra an ninh) được lùi sang giai đoạn vận hành chính thức.</w:t>
       </w:r>
     </w:p>
     <w:p>
@@ -10428,7 +10428,7 @@
           <w:i w:val="0"/>
           <w:sz w:val="26"/>
         </w:rPr>
-        <w:t xml:space="preserve"> ứng tháng 9/2025 đến tháng 5/2026) gồm HK1 (9-12), HK2 (1-5), HK_Hè (6-8). Mẹ là đầu mối liên lạc chính cho việc học của con (~60%), bố dự phòng (35%), ông bà (5%). Khung Tết Nguyên Đán nghỉ 7-10 ngày cuối tháng 1 — đầu tháng 2 yêu cầu cron tính phí bỏ qua. Giai đoạn beta hỗ trợ email; tích hợp Zalo OA cho phụ huynh là roadmap GA.</w:t>
+        <w:t xml:space="preserve"> ứng tháng 9/2025 đến tháng 5/2026) gồm HK1 (9-12), HK2 (1-5), HK_Hè (6-8). Mẹ là đầu mối liên lạc chính cho việc học của con (~60%), bố dự phòng (35%), ông bà (5%). Khung Tết Nguyên Đán nghỉ 7-10 ngày cuối tháng 1 — đầu tháng 2 yêu cầu cron tính phí bỏ qua. Giai đoạn thử nghiệm hỗ trợ email; tích hợp Zalo OA cho phụ huynh là lộ trình giai đoạn vận hành chính thức.</w:t>
       </w:r>
     </w:p>
     <w:p>
@@ -10444,7 +10444,7 @@
           <w:i w:val="0"/>
           <w:sz w:val="26"/>
         </w:rPr>
-        <w:t>Phân tích persona giai đoạn beta.</w:t>
+        <w:t>Phân tích persona giai đoạn thử nghiệm.</w:t>
       </w:r>
       <w:r>
         <w:rPr>
@@ -10561,7 +10561,7 @@
           <w:i w:val="0"/>
           <w:sz w:val="26"/>
         </w:rPr>
-        <w:t xml:space="preserve"> — phụ huynh nhận thông báo email cho tài liệu chính thức (giai đoạn beta) + Zalo group cho cập nhật thường xuyên (giai đoạn GA); học sinh truy cập mobile chiếm 85% phiên.</w:t>
+        <w:t xml:space="preserve"> — phụ huynh nhận thông báo email cho tài liệu chính thức (giai đoạn thử nghiệm) + Zalo group cho cập nhật thường xuyên (giai đoạn vận hành chính thức); học sinh truy cập mobile chiếm 85% phiên.</w:t>
       </w:r>
     </w:p>
     <w:p>
@@ -11057,7 +11057,7 @@
                 <w:i w:val="0"/>
                 <w:sz w:val="24"/>
               </w:rPr>
-              <w:t>Giai đoạn beta VietQR; mở rộng VNPay/MoMo giai đoạn GA</w:t>
+              <w:t>Giai đoạn thử nghiệm VietQR; mở rộng VNPay/MoMo giai đoạn vận hành chính thức</w:t>
             </w:r>
           </w:p>
         </w:tc>
@@ -11297,7 +11297,7 @@
                 <w:i w:val="0"/>
                 <w:sz w:val="24"/>
               </w:rPr>
-              <w:t>Tích hợp Zalo OA cho phụ huynh là yêu cầu giai đoạn GA</w:t>
+              <w:t>Tích hợp Zalo OA cho phụ huynh là yêu cầu giai đoạn vận hành chính thức</w:t>
             </w:r>
           </w:p>
         </w:tc>
@@ -11662,7 +11662,7 @@
                 <w:i w:val="0"/>
                 <w:sz w:val="24"/>
               </w:rPr>
-              <w:t>Tập trung trung tâm dạy thêm SMB, không cạnh tranh K-12 ở giai đoạn beta</w:t>
+              <w:t>Tập trung trung tâm dạy thêm SMB, không cạnh tranh K-12 ở giai đoạn thử nghiệm</w:t>
             </w:r>
           </w:p>
         </w:tc>
@@ -11894,7 +11894,7 @@
                 <w:i w:val="0"/>
                 <w:sz w:val="24"/>
               </w:rPr>
-              <w:t>Bổ sung AI Branding + Zalo-native (GA) + RLS phòng thủ chiều sâu</w:t>
+              <w:t>Bổ sung AI Branding + Zalo-native (giai đoạn vận hành chính thức) + RLS phòng thủ chiều sâu</w:t>
             </w:r>
           </w:p>
         </w:tc>
@@ -12021,7 +12021,7 @@
           <w:i w:val="0"/>
           <w:sz w:val="26"/>
         </w:rPr>
-        <w:t xml:space="preserve">Định vị tổng quát: nền tảng SaaS đa tenant nguyên bản cho trung tâm dạy thêm SMB Việt Nam, AI-powered branding, giao tiếp Zalo-native (GA), mức giá khởi điểm </w:t>
+        <w:t xml:space="preserve">Định vị tổng quát: nền tảng SaaS đa tenant nguyên bản cho trung tâm dạy thêm SMB Việt Nam, AI-powered branding, giao tiếp Zalo-native (giai đoạn vận hành chính thức), mức giá khởi điểm </w:t>
       </w:r>
       <w:r>
         <w:rPr>
@@ -12126,7 +12126,7 @@
       <w:r>
         <w:drawing>
           <wp:inline xmlns:a="http://schemas.openxmlformats.org/drawingml/2006/main" xmlns:pic="http://schemas.openxmlformats.org/drawingml/2006/picture">
-            <wp:extent cx="5040000" cy="1291157"/>
+            <wp:extent cx="5040000" cy="1315838"/>
             <wp:docPr id="7" name="Picture 7"/>
             <wp:cNvGraphicFramePr>
               <a:graphicFrameLocks noChangeAspect="1"/>
@@ -12135,7 +12135,7 @@
               <a:graphicData uri="http://schemas.openxmlformats.org/drawingml/2006/picture">
                 <pic:pic>
                   <pic:nvPicPr>
-                    <pic:cNvPr id="0" name="mermaid-95a0b0e335972d8c.png"/>
+                    <pic:cNvPr id="0" name="mermaid-b081d88be72acd8e.png"/>
                     <pic:cNvPicPr/>
                   </pic:nvPicPr>
                   <pic:blipFill>
@@ -12147,7 +12147,7 @@
                   <pic:spPr>
                     <a:xfrm>
                       <a:off x="0" y="0"/>
-                      <a:ext cx="5040000" cy="1291157"/>
+                      <a:ext cx="5040000" cy="1315838"/>
                     </a:xfrm>
                     <a:prstGeom prst="rect"/>
                   </pic:spPr>
@@ -13256,7 +13256,7 @@
                 <w:i w:val="0"/>
                 <w:sz w:val="24"/>
               </w:rPr>
-              <w:t>Chi phí ~$295/tháng cho 10 tenant so với ~$15 cho Pool model (chênh 20×); chi phí vận hành N× backup + N× migration + N× monitoring tăng tuyến tính theo số tenant, không phù hợp với phân khúc trung tâm SMB ở giai đoạn beta</w:t>
+              <w:t>Chi phí ~$295/tháng cho 10 tenant so với ~$15 cho Pool model (chênh 20×); chi phí vận hành N× backup + N× migration + N× monitoring tăng tuyến tính theo số tenant, không phù hợp với phân khúc trung tâm SMB ở giai đoạn thử nghiệm</w:t>
             </w:r>
           </w:p>
         </w:tc>
@@ -13468,7 +13468,7 @@
                 <w:i w:val="0"/>
                 <w:sz w:val="24"/>
               </w:rPr>
-              <w:t>Sẽ phát triển khi mở rộng K-12 doanh nghiệp ở giai đoạn GA và có yêu cầu cụ thể về cô lập vật lý từ khách hàng</w:t>
+              <w:t>Sẽ phát triển khi mở rộng K-12 doanh nghiệp ở giai đoạn vận hành chính thức và có yêu cầu cụ thể về cô lập vật lý từ khách hàng</w:t>
             </w:r>
           </w:p>
         </w:tc>
@@ -13559,7 +13559,7 @@
           <w:i w:val="0"/>
           <w:sz w:val="26"/>
         </w:rPr>
-        <w:t xml:space="preserve"> ở từng trục (1 = không phù hợp / 5 = phù hợp nhất với phạm vi giai đoạn beta SMB của đồ án). Tổng điểm tối đa 30 (6 trục × 5 điểm). Rubric này </w:t>
+        <w:t xml:space="preserve"> ở từng trục (1 = không phù hợp / 5 = phù hợp nhất với phạm vi giai đoạn thử nghiệm SMB của đồ án). Tổng điểm tối đa 30 (6 trục × 5 điểm). Rubric này </w:t>
       </w:r>
       <w:r>
         <w:rPr>
@@ -13577,7 +13577,7 @@
           <w:i w:val="0"/>
           <w:sz w:val="26"/>
         </w:rPr>
-        <w:t xml:space="preserve"> cho ngữ cảnh trung tâm dạy thêm SMB giai đoạn beta của Kite Platform — tham khảo phương pháp luận đánh giá Pool/Bridge/Silo của AWS Well-Architected SaaS Lens [27, tr.21] và pattern comparison của Pothon [28], nhưng các trọng số trục cụ thể (chi phí ưu tiên cao do ràng buộc Free Tier, độ phức tạp vận hành ưu tiên cao do mô hình solo-dev) phản ánh ràng buộc kinh tế / nhân lực cụ thể của đồ án.</w:t>
+        <w:t xml:space="preserve"> cho ngữ cảnh trung tâm dạy thêm SMB giai đoạn thử nghiệm của Kite Platform — tham khảo phương pháp luận đánh giá Pool/Bridge/Silo của AWS Well-Architected SaaS Lens [27, tr.21] và pattern comparison của Pothon [28], nhưng các trọng số trục cụ thể (chi phí ưu tiên cao do ràng buộc Free Tier, độ phức tạp vận hành ưu tiên cao do mô hình solo-dev) phản ánh ràng buộc kinh tế / nhân lực cụ thể của đồ án.</w:t>
       </w:r>
     </w:p>
     <w:p>
@@ -13684,7 +13684,7 @@
           <w:i w:val="0"/>
           <w:sz w:val="26"/>
         </w:rPr>
-        <w:t>Phù hợp với phạm vi giai đoạn beta:</w:t>
+        <w:t>Phù hợp với phạm vi giai đoạn thử nghiệm:</w:t>
       </w:r>
       <w:r>
         <w:rPr>
@@ -13786,7 +13786,7 @@
           <w:i w:val="0"/>
           <w:sz w:val="26"/>
         </w:rPr>
-        <w:t xml:space="preserve"> Ma trận so sánh 6 pattern trên 6 trục (Pattern 4 đạt tổng 26/30 cho giai đoạn beta).</w:t>
+        <w:t xml:space="preserve"> Ma trận so sánh 6 pattern trên 6 trục (Pattern 4 đạt tổng 26/30 cho giai đoạn thử nghiệm).</w:t>
       </w:r>
     </w:p>
     <w:tbl>
@@ -14447,7 +14447,7 @@
                 <w:i w:val="0"/>
                 <w:sz w:val="24"/>
               </w:rPr>
-              <w:t>Phù hợp với phạm vi giai đoạn beta</w:t>
+              <w:t>Phù hợp với phạm vi giai đoạn thử nghiệm</w:t>
             </w:r>
           </w:p>
         </w:tc>
@@ -15257,7 +15257,7 @@
           <w:i w:val="0"/>
           <w:sz w:val="26"/>
         </w:rPr>
-        <w:t>Phù hợp với phạm vi giai đoạn beta = 5:</w:t>
+        <w:t>Phù hợp với phạm vi giai đoạn thử nghiệm = 5:</w:t>
       </w:r>
       <w:r>
         <w:rPr>
@@ -15327,7 +15327,7 @@
           <w:i w:val="0"/>
           <w:sz w:val="26"/>
         </w:rPr>
-        <w:t xml:space="preserve"> PDPL Art 11. Điểm 4 (không phải 5) vì cô lập logic, không phải vật lý — khách hàng doanh nghiệp yêu cầu cô lập vật lý ở giai đoạn GA sẽ cần chuyển sang Hybrid Path A (xem P5).</w:t>
+        <w:t xml:space="preserve"> PDPL Art 11. Điểm 4 (không phải 5) vì cô lập logic, không phải vật lý — khách hàng doanh nghiệp yêu cầu cô lập vật lý ở giai đoạn vận hành chính thức sẽ cần chuyển sang Hybrid Path A (xem P5).</w:t>
       </w:r>
     </w:p>
     <w:p>
@@ -15404,7 +15404,7 @@
           <w:i w:val="0"/>
           <w:sz w:val="26"/>
         </w:rPr>
-        <w:t>Pool model với RLS được chọn vì cân bằng giữa độ cô lập chấp nhận được (được tăng cường bởi chính sách NULL force-fail mô tả ở §2.2.4), chi phí vận hành thấp nhất, độ phù hợp với phạm vi giai đoạn beta, và lộ trình chuyển đổi sang Hybrid Path A khi mở rộng đến nhóm khách hàng doanh nghiệp ở giai đoạn GA.</w:t>
+        <w:t>Pool model với RLS được chọn vì cân bằng giữa độ cô lập chấp nhận được (được tăng cường bởi chính sách NULL force-fail mô tả ở §2.2.4), chi phí vận hành thấp nhất, độ phù hợp với phạm vi giai đoạn thử nghiệm, và lộ trình chuyển đổi sang Hybrid Path A khi mở rộng đến nhóm khách hàng doanh nghiệp ở giai đoạn vận hành chính thức.</w:t>
       </w:r>
     </w:p>
     <w:p>
@@ -16793,7 +16793,7 @@
           <w:i w:val="0"/>
           <w:sz w:val="26"/>
         </w:rPr>
-        <w:t xml:space="preserve"> Sequence diagram — luồng cấp phát tenant beta.</w:t>
+        <w:t xml:space="preserve"> Sequence diagram — luồng cấp phát tenant thử nghiệm.</w:t>
       </w:r>
     </w:p>
     <w:p>
@@ -21480,7 +21480,7 @@
           <w:i w:val="0"/>
           <w:sz w:val="26"/>
         </w:rPr>
-        <w:t xml:space="preserve"> lưu hồ sơ học sinh đã đăng ký tại tenant. Bảng này có volume lớn nhất trong các bảng domain (mục tiêu 50-500 học sinh/tenant ở giai đoạn beta).</w:t>
+        <w:t xml:space="preserve"> lưu hồ sơ học sinh đã đăng ký tại tenant. Bảng này có volume lớn nhất trong các bảng domain (mục tiêu 50-500 học sinh/tenant ở giai đoạn thử nghiệm).</w:t>
       </w:r>
     </w:p>
     <w:p>
@@ -22864,7 +22864,7 @@
           <w:i w:val="0"/>
           <w:sz w:val="26"/>
         </w:rPr>
-        <w:t xml:space="preserve"> chứa thông tin cá nhân nhạy cảm và do đó phải tuân thủ PDPL 2023 Điều 11 [9] về quyền của chủ thể dữ liệu. Trong giai đoạn beta cho trung tâm dạy thêm SMB, các trường nhạy cảm cao (CMND/CCCD, mã định danh học sinh quốc gia) không được lưu trữ; khi mở rộng sang K-12 ở giai đoạn GA, các yêu cầu của DPO/DPIA sẽ bổ sung trường mã hoá riêng cho thông tin trẻ vị thành niên.</w:t>
+        <w:t xml:space="preserve"> chứa thông tin cá nhân nhạy cảm và do đó phải tuân thủ PDPL 2023 Điều 11 [9] về quyền của chủ thể dữ liệu. Trong giai đoạn thử nghiệm cho trung tâm dạy thêm SMB, các trường nhạy cảm cao (CMND/CCCD, mã định danh học sinh quốc gia) không được lưu trữ; khi mở rộng sang K-12 ở giai đoạn vận hành chính thức, các yêu cầu của DPO/DPIA sẽ bổ sung trường mã hoá riêng cho thông tin trẻ vị thành niên.</w:t>
       </w:r>
     </w:p>
     <w:p>
@@ -23234,7 +23234,7 @@
           <w:i w:val="0"/>
           <w:sz w:val="26"/>
         </w:rPr>
-        <w:t xml:space="preserve"> Đồ án thiết kế 4 gói dịch vụ (Bảng 2.11) — giai đoạn beta kiểm thử FREE + STARTER; PRO và PRO_PLUS kích hoạt giai đoạn GA.</w:t>
+        <w:t xml:space="preserve"> Đồ án thiết kế 4 gói dịch vụ (Bảng 2.11) — giai đoạn thử nghiệm kiểm thử FREE + STARTER; PRO và PRO_PLUS kích hoạt giai đoạn vận hành chính thức.</w:t>
       </w:r>
     </w:p>
     <w:p>
@@ -24055,7 +24055,7 @@
           <w:i w:val="0"/>
           <w:sz w:val="26"/>
         </w:rPr>
-        <w:t xml:space="preserve"> Giai đoạn beta dùng VietQR thủ công: chủ trung tâm chuyển khoản theo nội dung VietQR và upload ảnh xác nhận, quản trị nền tảng đối soát bằng tay. Cách tiếp cận này khớp thói quen thanh toán phổ biến (bank transfer chiếm ~70% giao dịch giáo dục) và tránh phụ thuộc giấy phép trung gian thanh toán trong giai đoạn xác thực sản phẩm.</w:t>
+        <w:t xml:space="preserve"> Giai đoạn thử nghiệm dùng VietQR thủ công: chủ trung tâm chuyển khoản theo nội dung VietQR và upload ảnh xác nhận, quản trị nền tảng đối soát bằng tay. Cách tiếp cận này khớp thói quen thanh toán phổ biến (bank transfer chiếm ~70% giao dịch giáo dục) và tránh phụ thuộc giấy phép trung gian thanh toán trong giai đoạn xác thực sản phẩm.</w:t>
       </w:r>
     </w:p>
     <w:p>
@@ -24071,7 +24071,7 @@
           <w:i w:val="0"/>
           <w:sz w:val="26"/>
         </w:rPr>
-        <w:t>Roadmap giai đoạn GA: hóa đơn điện tử VAT tích hợp MISA MeInvoice theo Thông tư 78/2021/TT-BTC (thay vì tự xây engine); cron tính phí bỏ qua khung Tết; merchant integration với VNPay/MoMo qua hình thức đối tác (không yêu cầu giấy phép PSP); hỗ trợ tự thu cho tenant ACTIVE theo lựa chọn; hoàn tiền và tranh chấp dưới dạng SOP thủ công.</w:t>
+        <w:t>Roadmap giai đoạn vận hành chính thức: hóa đơn điện tử VAT tích hợp MISA MeInvoice theo Thông tư 78/2021/TT-BTC (thay vì tự xây engine); cron tính phí bỏ qua khung Tết; merchant integration với VNPay/MoMo qua hình thức đối tác (không yêu cầu giấy phép PSP); hỗ trợ tự thu cho tenant ACTIVE theo lựa chọn; hoàn tiền và tranh chấp dưới dạng SOP thủ công.</w:t>
       </w:r>
     </w:p>
     <w:p>
@@ -24691,7 +24691,7 @@
           <w:i w:val="0"/>
           <w:sz w:val="26"/>
         </w:rPr>
-        <w:t>Phần này trình bày kết quả triển khai các giao diện cốt lõi của KiteHub Platform giai đoạn beta theo ba luồng nghiệp vụ liên kết: hành trình khám phá và kích hoạt tenant của Chủ trung tâm, các thao tác vận hành thường nhật, và bộ công cụ điều hành của Admin nền tảng. Các giao diện được nhóm theo flow nghiệp vụ thay vì liệt kê rời rạc nhằm phản ánh đúng trải nghiệm end-to-end của người dùng.</w:t>
+        <w:t>Phần này trình bày kết quả triển khai các giao diện cốt lõi của KiteHub Platform trong giai đoạn thử nghiệm theo ba luồng nghiệp vụ liên kết: hành trình khám phá và kích hoạt tenant của Chủ trung tâm, các thao tác vận hành thường nhật, và bộ công cụ điều hành của Admin nền tảng. Các giao diện được nhóm theo flow nghiệp vụ thay vì liệt kê rời rạc nhằm phản ánh đúng trải nghiệm end-to-end của người dùng.</w:t>
       </w:r>
     </w:p>
     <w:p>
@@ -25257,7 +25257,7 @@
           <w:i w:val="0"/>
           <w:sz w:val="26"/>
         </w:rPr>
-        <w:t xml:space="preserve"> VND format, cùng QR code VietQR để học sinh quét chuyển khoản trực tiếp qua Vietcombank, Techcombank hoặc MB merchant code; sau khi tạo hóa đơn được gửi qua ba kênh đồng thời (email PDF cho phụ huynh, link Zalo group cha mẹ, và lưu trong tài khoản học sinh trên dashboard). Trong giai đoạn beta, payment gateway integration (Stripe, MoMo, VNPay) defer sang giai đoạn paid do yêu cầu giấy phép PSP, do đó tenant đối soát thủ công qua chuyển khoản ngân hàng.</w:t>
+        <w:t xml:space="preserve"> VND format, cùng QR code VietQR để học sinh quét chuyển khoản trực tiếp qua Vietcombank, Techcombank hoặc MB merchant code; sau khi tạo hóa đơn được gửi qua ba kênh đồng thời (email PDF cho phụ huynh, link Zalo group cha mẹ, và lưu trong tài khoản học sinh trên dashboard). Trong giai đoạn thử nghiệm, payment gateway integration (Stripe, MoMo, VNPay) hoãn sang giai đoạn thương mại hóa do yêu cầu giấy phép PSP, do đó tenant đối soát thủ công qua chuyển khoản ngân hàng.</w:t>
       </w:r>
     </w:p>
     <w:p>
@@ -25401,7 +25401,7 @@
           <w:i w:val="0"/>
           <w:sz w:val="26"/>
         </w:rPr>
-        <w:t>Luồng điều hành Admin nền tảng bao gồm hai công cụ chính phục vụ vận hành cohort beta. Bước (a) giao diện preview template email cho phép Admin xem trước email trước khi gửi cho tenant với layout 2 cột — cột trái input các biến (tên người nhận, tên trung tâm, claim code, link kích hoạt, deadline kích hoạt), cột phải rendering preview email cho desktop và mobile responsive; subject line tone tiếng Việt formal-respectful (</w:t>
+        <w:t>Luồng điều hành Admin nền tảng bao gồm hai công cụ chính phục vụ vận hành giai đoạn thử nghiệm. Bước (a) giao diện preview template email cho phép Admin xem trước email trước khi gửi cho tenant với layout 2 cột — cột trái input các biến (tên người nhận, tên trung tâm, claim code, link kích hoạt, deadline kích hoạt), cột phải rendering preview email cho desktop và mobile responsive; subject line tone tiếng Việt formal-respectful (</w:t>
       </w:r>
       <w:r>
         <w:rPr>
@@ -25437,7 +25437,7 @@
           <w:i w:val="0"/>
           <w:sz w:val="26"/>
         </w:rPr>
-        <w:t xml:space="preserve"> theo persona tone matrix, và email body bao gồm ba phần (lời mời sử dụng, hướng dẫn nhập claim code, CTA "Kích hoạt tài khoản ngay") cùng footer minh bạch về cohort beta khép kín 20 tenant; nút "Gửi thử cho admin" cho phép Admin test email rendering trước khi phát hành chính thức, và email được sign DKIM + SPF + DMARC qua AWS SES kết hợp Cloudflare DNS records để đảm bảo deliverability cao. Bước (b) trang audit log hiển thị toàn bộ hành động sensitive của Admin nền tảng dưới dạng bảng immutable — chỉ cho phép INSERT và cấm UPDATE/DELETE thông qua database trigger nhằm đảm bảo tamper-proof theo PDPL 2023 Article 11; các cột bao gồm Thời gian (</w:t>
+        <w:t xml:space="preserve"> theo persona tone matrix, và email body bao gồm ba phần (lời mời sử dụng, hướng dẫn nhập claim code, CTA "Kích hoạt tài khoản ngay") cùng footer minh bạch về giai đoạn thử nghiệm khép kín 20 tenant; nút "Gửi thử cho admin" cho phép Admin test email rendering trước khi phát hành chính thức, và email được sign DKIM + SPF + DMARC qua AWS SES kết hợp Cloudflare DNS records để đảm bảo deliverability cao. Bước (b) trang audit log hiển thị toàn bộ hành động sensitive của Admin nền tảng dưới dạng bảng immutable — chỉ cho phép INSERT và cấm UPDATE/DELETE thông qua database trigger nhằm đảm bảo tamper-proof theo PDPL 2023 Article 11; các cột bao gồm Thời gian (</w:t>
       </w:r>
       <w:r>
         <w:rPr>
@@ -25482,7 +25482,7 @@
           <w:i/>
           <w:sz w:val="26"/>
         </w:rPr>
-        <w:t>BETA_APPROVE</w:t>
+        <w:t>APPROVE_TENANT_REQUEST</w:t>
       </w:r>
       <w:r>
         <w:rPr>
@@ -25545,7 +25545,7 @@
           <w:i w:val="0"/>
           <w:sz w:val="26"/>
         </w:rPr>
-        <w:t xml:space="preserve"> hoặc Beta request </w:t>
+        <w:t xml:space="preserve"> hoặc Yêu cầu mở tenant </w:t>
       </w:r>
       <w:r>
         <w:rPr>
@@ -25593,7 +25593,7 @@
           <w:i w:val="0"/>
           <w:sz w:val="26"/>
         </w:rPr>
-        <w:t>Tám giao diện được nhóm thành ba luồng nghiệp vụ trên đại diện cho happy path của hai persona target P1 và P2 trong giai đoạn beta. Các giao diện sau chưa được trình bày trong phiên bản này do thuộc scope giai đoạn tiếp theo hoặc do giới hạn không gian báo cáo: giao diện admin xử lý chargeback (giai đoạn paid khi tích hợp payment gateway), giao diện parent portal (giai đoạn GA — P4 persona), giao diện mobile app native (sau giai đoạn paid — chưa triển khai), và giao diện K-12 transcript management (giai đoạn GA — P5 persona).</w:t>
+        <w:t>Tám giao diện được nhóm thành ba luồng nghiệp vụ trên đại diện cho happy path của hai persona target P1 và P2 trong giai đoạn thử nghiệm. Các giao diện sau chưa được trình bày trong phiên bản này do thuộc scope giai đoạn tiếp theo hoặc do giới hạn không gian báo cáo: giao diện admin xử lý chargeback (giai đoạn thương mại hóa khi tích hợp payment gateway), giao diện parent portal (giai đoạn vận hành chính thức — P4 persona), giao diện mobile app native (sau giai đoạn thương mại hóa — chưa triển khai), và giao diện K-12 transcript management (giai đoạn vận hành chính thức — P5 persona).</w:t>
       </w:r>
     </w:p>
     <w:p>
@@ -25865,7 +25865,7 @@
           <w:i w:val="0"/>
           <w:sz w:val="26"/>
         </w:rPr>
-        <w:t xml:space="preserve">Tầng đỉnh — End-to-End test (top, khoảng 15-25 test cases): Kiểm thử user journey end-to-end qua browser thật (Chromium + Firefox + WebKit) bằng Playwright 1. Bao gồm các critical path: signup flow (visitor → beta request → admin approve → claim code → first login), payment flow (giai đoạn paid), class management flow (tạo lớp → thêm học sinh → điểm danh → xuất hóa đơn). E2E test chạy trong CI nightly schedule (không chạy mỗi PR vì thời gian 10-15 phút), cộng thêm chạy on-demand qua </w:t>
+        <w:t xml:space="preserve">Tầng đỉnh — End-to-End test (top, khoảng 15-25 test cases): Kiểm thử user journey end-to-end qua browser thật (Chromium + Firefox + WebKit) bằng Playwright 1. Bao gồm các critical path: signup flow (visitor → tenant request → admin approve → claim code → first login), payment flow (giai đoạn thương mại hóa), class management flow (tạo lớp → thêm học sinh → điểm danh → xuất hóa đơn). E2E test chạy trong CI nightly schedule (không chạy mỗi PR vì thời gian 10-15 phút), cộng thêm chạy on-demand qua </w:t>
       </w:r>
       <w:r>
         <w:rPr>
@@ -25929,7 +25929,7 @@
           <w:i w:val="0"/>
           <w:sz w:val="26"/>
         </w:rPr>
-        <w:t>Hạn chế kiểm thử: một số lĩnh vực coverage hiện còn thiếu và cần ưu tiên trước General Availability bao gồm kiểm thử tải (load test với JMeter mô phỏng 100 tenant concurrent + 10.000 student concurrent) chưa được vận hành định kỳ; kiểm thử bảo mật penetration test bên thứ ba chưa được tiến hành (mới có internal security audit); kiểm thử khả năng phục hồi sau thảm họa (DR drill — restore từ RDS snapshot tới fresh environment) chưa được vận hành định kỳ; coverage E2E test cho luồng AI Branding image generation pipeline thấp do dependency Stable Diffusion XL khó mock. Các hạn chế này được track riêng và schedule cho giai đoạn paid hoặc giai đoạn General Availability tùy mức ưu tiên.</w:t>
+        <w:t>Hạn chế kiểm thử: một số lĩnh vực coverage hiện còn thiếu và cần ưu tiên trước giai đoạn vận hành chính thức bao gồm kiểm thử tải (load test với JMeter mô phỏng 100 tenant concurrent + 10.000 student concurrent) chưa được vận hành định kỳ; kiểm thử bảo mật penetration test bên thứ ba chưa được tiến hành (mới có internal security audit); kiểm thử khả năng phục hồi sau thảm họa (DR drill — restore từ RDS snapshot tới fresh environment) chưa được vận hành định kỳ; coverage E2E test cho luồng AI Branding image generation pipeline thấp do dependency Stable Diffusion XL khó mock. Các hạn chế này được track riêng và schedule cho giai đoạn thương mại hóa hoặc giai đoạn vận hành chính thức tùy mức ưu tiên.</w:t>
       </w:r>
     </w:p>
     <w:p>
@@ -26086,7 +26086,7 @@
           <w:i w:val="0"/>
           <w:sz w:val="26"/>
         </w:rPr>
-        <w:t xml:space="preserve"> — Phase beta invite-only quy mô nhỏ (≤20 tenant) chưa kích hoạt ngưỡng quy định Nghị định 53/2022/NĐ-CP §26 (1 triệu user) cũng như ngưỡng PDPL Art 28 (10 nghìn data subject); roadmap migrate sang AWS Hanoi Local Zone hoặc nhà cung cấp cloud trong nước (Viettel Cloud, VNG Cloud) trong giai đoạn GA. Người dùng beta ký explicit consent acknowledging "infrastructure provider AWS Singapore" trong giai đoạn thử nghiệm.</w:t>
+        <w:t xml:space="preserve"> — Giai đoạn thử nghiệm invite-only quy mô nhỏ (≤20 tenant) chưa kích hoạt ngưỡng quy định Nghị định 53/2022/NĐ-CP §26 (1 triệu user) cũng như ngưỡng PDPL Art 28 (10 nghìn data subject); roadmap migrate sang AWS Hanoi Local Zone hoặc nhà cung cấp cloud trong nước (Viettel Cloud, VNG Cloud) trong giai đoạn vận hành chính thức. Người dùng thử nghiệm ký explicit consent acknowledging "infrastructure provider AWS Singapore" trong giai đoạn thử nghiệm.</w:t>
       </w:r>
     </w:p>
     <w:p>
@@ -26165,7 +26165,7 @@
           <w:i w:val="0"/>
           <w:sz w:val="26"/>
         </w:rPr>
-        <w:t xml:space="preserve"> Sơ đồ kiến trúc tổng thể KiteHub Platform trên AWS Singapore (giai đoạn beta).</w:t>
+        <w:t xml:space="preserve"> Sơ đồ kiến trúc tổng thể KiteHub Platform trên AWS Singapore (giai đoạn thử nghiệm).</w:t>
       </w:r>
     </w:p>
     <w:p>
@@ -27773,7 +27773,7 @@
           <w:i w:val="0"/>
           <w:sz w:val="26"/>
         </w:rPr>
-        <w:t>KiteHub giai đoạn beta track sáu KPI chính, chia ba category. Category 3 (System Health) tham khảo framework DORA do Forsgren và cộng sự [39, tr.13] đề xuất — gồm bốn metric đo lường hiệu năng vận hành phần mềm (deployment frequency, lead time for changes, mean time to recovery, change failure rate) — được dùng làm baseline so sánh production-readiness của hệ thống với chuẩn ngành.</w:t>
+        <w:t>KiteHub giai đoạn thử nghiệm track sáu KPI chính, chia ba category. Category 3 (System Health) tham khảo framework DORA do Forsgren và cộng sự [39, tr.13] đề xuất — gồm bốn metric đo lường hiệu năng vận hành phần mềm (deployment frequency, lead time for changes, mean time to recovery, change failure rate) — được dùng làm baseline so sánh production-readiness của hệ thống với chuẩn ngành.</w:t>
       </w:r>
     </w:p>
     <w:p>
@@ -27920,7 +27920,7 @@
                 <w:i w:val="0"/>
                 <w:sz w:val="24"/>
               </w:rPr>
-              <w:t>(Beta request) / (Visitor unique landing page)</w:t>
+              <w:t>(yêu cầu mở tenant) / (Visitor unique landing page)</w:t>
             </w:r>
           </w:p>
         </w:tc>
@@ -29541,7 +29541,7 @@
           <w:i w:val="0"/>
           <w:sz w:val="26"/>
         </w:rPr>
-        <w:t>Ba dashboard chính được thiết kế (structure đã document, hiển thị số liệu cụ thể sẽ hoàn thiện sau khi cohort beta tích lũy đủ dữ liệu). Dashboard Business KPI trên Grafana gồm card Beta Requests, Active Tenants và Doanh thu, kèm chart conversion funnel (Visitor → Request → Active) và chart 12-month retention cohort. Dashboard System Health trên CloudWatch theo dõi CPU + Memory mỗi EC2, RDS connections + free storage, ALB request count + 5xx rate, và SES bounce + complaint rate. Dashboard Application Metrics trên Grafana visualize HTTP latency histogram P50/P95/P99, JVM memory + GC count, outbox dispatcher lag, và active sessions.</w:t>
+        <w:t>Ba dashboard chính được thiết kế (structure đã document, hiển thị số liệu cụ thể sẽ hoàn thiện sau khi nhóm tenant thử nghiệm tích lũy đủ dữ liệu). Dashboard Business KPI trên Grafana gồm card Tenant Requests, Active Tenants và Doanh thu, kèm chart conversion funnel (Visitor → Request → Active) và chart 12-month retention cohort. Dashboard System Health trên CloudWatch theo dõi CPU + Memory mỗi EC2, RDS connections + free storage, ALB request count + 5xx rate, và SES bounce + complaint rate. Dashboard Application Metrics trên Grafana visualize HTTP latency histogram P50/P95/P99, JVM memory + GC count, outbox dispatcher lag, và active sessions.</w:t>
       </w:r>
     </w:p>
     <w:p>
@@ -29555,7 +29555,7 @@
           <w:color w:val="000000"/>
           <w:sz w:val="28"/>
         </w:rPr>
-        <w:t>4.3.4 Kết quả đo giai đoạn beta (sơ bộ)</w:t>
+        <w:t>4.3.4 Kết quả đo giai đoạn thử nghiệm (sơ bộ)</w:t>
       </w:r>
     </w:p>
     <w:p>
@@ -29572,7 +29572,7 @@
           <w:color w:val="505050"/>
           <w:sz w:val="26"/>
         </w:rPr>
-        <w:t>**Phương pháp đo lường (giai đoạn sơ bộ).** Các số liệu dưới đây là *ước tính / đo sơ bộ* dùng cho mục đích validation kiến trúc giai đoạn beta; **chưa thay thế production benchmark**. Tool / N / Date / Env per KPI:</w:t>
+        <w:t>**Phương pháp đo lường (giai đoạn sơ bộ).** Các số liệu dưới đây là *ước tính / đo sơ bộ* dùng cho mục đích validation kiến trúc giai đoạn thử nghiệm; **chưa thay thế production benchmark**. Tool / N / Date / Env per KPI:</w:t>
       </w:r>
     </w:p>
     <w:p>
@@ -29605,7 +29605,7 @@
           <w:color w:val="505050"/>
           <w:sz w:val="26"/>
         </w:rPr>
-        <w:t>- **Uptime SLO ≥99,2%:** *ước tính* theo public AWS SLA cho EC2 t3.micro `ap-southeast-1` single-AZ — KHÔNG phải đo thực từ CloudWatch availability metric (cohort beta chưa đủ dữ liệu khoảng thời gian tối thiểu để baseline). Cập nhật khi có ≥30 ngày uptime data.</w:t>
+        <w:t>- **Uptime SLO ≥99,2%:** *ước tính* theo public AWS SLA cho EC2 t3.micro `ap-southeast-1` single-AZ — KHÔNG phải đo thực từ CloudWatch availability metric (nhóm tenant thử nghiệm chưa đủ dữ liệu khoảng thời gian tối thiểu để baseline). Cập nhật khi có ≥30 ngày uptime data.</w:t>
       </w:r>
     </w:p>
     <w:p>
@@ -29622,7 +29622,7 @@
           <w:color w:val="505050"/>
           <w:sz w:val="26"/>
         </w:rPr>
-        <w:t>- **P95 API latency 280-350 ms:** *probe-endpoint sample* — 5 lượt web-probe từ TP.HCM → ALB → `/actuator/health`. Lưu ý: `/actuator/health` là probe endpoint trả về JSON 200 OK đơn giản, KHÔNG đại diện cho controller path nghiệp vụ (DB lookup + tenant context resolve). Sẽ thay bằng production endpoint sampling khi cohort beta active.</w:t>
+        <w:t>- **P95 API latency 280-350 ms:** *probe-endpoint sample* — 5 lượt web-probe từ TP.HCM → ALB → `/actuator/health`. Lưu ý: `/actuator/health` là probe endpoint trả về JSON 200 OK đơn giản, KHÔNG đại diện cho controller path nghiệp vụ (DB lookup + tenant context resolve). Sẽ thay bằng production endpoint sampling khi nhóm tenant thử nghiệm active.</w:t>
       </w:r>
     </w:p>
     <w:p>
@@ -30035,7 +30035,7 @@
                 <w:i w:val="0"/>
                 <w:sz w:val="24"/>
               </w:rPr>
-              <w:t>[Đang thu thập số liệu trong giai đoạn beta — sẽ cập nhật trước defense]</w:t>
+              <w:t>[Đang thu thập số liệu trong giai đoạn thử nghiệm — sẽ cập nhật trước defense]</w:t>
             </w:r>
           </w:p>
         </w:tc>
@@ -30520,7 +30520,7 @@
           <w:color w:val="000000"/>
           <w:sz w:val="28"/>
         </w:rPr>
-        <w:t>4.4.2 Phạm vi feature ưu tiên giai đoạn beta</w:t>
+        <w:t>4.4.2 Phạm vi feature ưu tiên giai đoạn thử nghiệm</w:t>
       </w:r>
     </w:p>
     <w:p>
@@ -30536,7 +30536,7 @@
           <w:i w:val="0"/>
           <w:sz w:val="26"/>
         </w:rPr>
-        <w:t xml:space="preserve">Feature core đã ship trong giai đoạn beta bao gồm: kiến trúc multi-tenant với Row-Level Security isolation (Chương 2 §2.3.4); cơ chế beta access invite (mô tả tại 4.2 ở trên); KiteClass core với CRUD cơ bản cho Students, Classes, Grades, Attendance và Payments; AI Branding cho phép tenant tự generate logo và theme color (image generation pipeline tham chiếu Stable Diffusion XL [34], NSFW content moderation gate trước khi publish dùng image classifier Hugging Face [33]); email transactional qua AWS SES gồm verify-email, beta-approval, password-reset và invoice; admin dashboard cho admin nền tảng review tenant và beta request; custom domain support qua subdomain </w:t>
+        <w:t xml:space="preserve">Feature core đã ship trong giai đoạn thử nghiệm bao gồm: kiến trúc multi-tenant với Row-Level Security isolation (Chương 2 §2.3.4); cơ chế beta access invite (mô tả tại 4.2 ở trên); KiteClass core với CRUD cơ bản cho Students, Classes, Grades, Attendance và Payments; AI Branding cho phép tenant tự generate logo và theme color (image generation pipeline tham chiếu Stable Diffusion XL [34], NSFW content moderation gate trước khi publish dùng image classifier Hugging Face [33]); email transactional qua AWS SES gồm verify-email, beta-approval, password-reset và invoice; admin dashboard cho admin nền tảng review tenant và beta request; custom domain support qua subdomain </w:t>
       </w:r>
       <w:r>
         <w:rPr>
@@ -30570,7 +30570,7 @@
           <w:i w:val="0"/>
           <w:sz w:val="26"/>
         </w:rPr>
-        <w:t>Feature defer khỏi giai đoạn beta (completion 0%, ưu tiên thấp do dependency pháp lý hoặc out-of-scope persona target):</w:t>
+        <w:t>Feature defer khỏi giai đoạn thử nghiệm (completion 0%, ưu tiên thấp do dependency pháp lý hoặc out-of-scope persona target):</w:t>
       </w:r>
     </w:p>
     <w:tbl>
@@ -30831,7 +30831,7 @@
                 <w:i w:val="0"/>
                 <w:sz w:val="24"/>
               </w:rPr>
-              <w:t>Giai đoạn GA</w:t>
+              <w:t>Giai đoạn vận hành chính thức</w:t>
             </w:r>
           </w:p>
         </w:tc>
@@ -30896,7 +30896,7 @@
                 <w:i w:val="0"/>
                 <w:sz w:val="24"/>
               </w:rPr>
-              <w:t>Giai đoạn GA</w:t>
+              <w:t>Giai đoạn vận hành chính thức</w:t>
             </w:r>
           </w:p>
         </w:tc>
@@ -30917,7 +30917,7 @@
                 <w:i w:val="0"/>
                 <w:sz w:val="24"/>
               </w:rPr>
-              <w:t>Out of scope beta — focus P1 + P2</w:t>
+              <w:t>Out of scope giai đoạn thử nghiệm — focus P1 + P2</w:t>
             </w:r>
           </w:p>
         </w:tc>
@@ -30961,7 +30961,7 @@
                 <w:i w:val="0"/>
                 <w:sz w:val="24"/>
               </w:rPr>
-              <w:t>Giai đoạn GA</w:t>
+              <w:t>Giai đoạn vận hành chính thức</w:t>
             </w:r>
           </w:p>
         </w:tc>
@@ -30982,7 +30982,7 @@
                 <w:i w:val="0"/>
                 <w:sz w:val="24"/>
               </w:rPr>
-              <w:t>Beta tenant Việt Nam</w:t>
+              <w:t>Tenant thử nghiệm Việt Nam</w:t>
             </w:r>
           </w:p>
         </w:tc>
@@ -31326,7 +31326,7 @@
                 <w:i w:val="0"/>
                 <w:sz w:val="24"/>
               </w:rPr>
-              <w:t>Cần lộ trình migrate trước GA</w:t>
+              <w:t>Cần lộ trình migrate trước giai đoạn vận hành chính thức</w:t>
             </w:r>
           </w:p>
         </w:tc>
@@ -31347,7 +31347,7 @@
                 <w:i w:val="0"/>
                 <w:sz w:val="24"/>
               </w:rPr>
-              <w:t>User consent explicit + roadmap migrate VN cloud trước GA gated by counsel review</w:t>
+              <w:t>User consent explicit + roadmap migrate VN cloud trước giai đoạn vận hành chính thức gated by counsel review</w:t>
             </w:r>
           </w:p>
         </w:tc>
@@ -31412,7 +31412,7 @@
                 <w:i w:val="0"/>
                 <w:sz w:val="24"/>
               </w:rPr>
-              <w:t>JVM heap cap strict + hard cap 20 tenant beta + force upgrade trước giai đoạn paid</w:t>
+              <w:t>JVM heap cap strict + hard cap 20 tenant thử nghiệm + force upgrade trước giai đoạn paid</w:t>
             </w:r>
           </w:p>
         </w:tc>
@@ -31477,7 +31477,7 @@
                 <w:i w:val="0"/>
                 <w:sz w:val="24"/>
               </w:rPr>
-              <w:t>Acceptable cho beta; multi-region sẽ triển khai giai đoạn GA</w:t>
+              <w:t>Acceptable cho beta; multi-region sẽ triển khai giai đoạn vận hành chính thức</w:t>
             </w:r>
           </w:p>
         </w:tc>
@@ -31706,7 +31706,7 @@
           <w:i w:val="0"/>
           <w:sz w:val="26"/>
         </w:rPr>
-        <w:t>Ba bài học sơ bộ rút ra từ quá trình phát triển (sẽ được hoàn thiện trong Kết luận chương cuối sau khi cohort beta cung cấp feedback định lượng): outside-in audit pattern chứng tỏ hiệu quả khi persona simulation kết hợp benchmark và failure-mode matrix giúp catch design gap mà brainstorm inside-out thường bỏ sót; Outbox Pattern kết hợp fast-path cân bằng tốt latency và reliability nhờ happy-path publish trực tiếp tới RMQ và dispatcher catch-up khi recovery; và lựa chọn AWS Singapore đã được risk-managed theo lộ trình migrate sang VN cloud trước GA (cần ~2-3 tuần và counsel approval).</w:t>
+        <w:t>Ba bài học sơ bộ rút ra từ quá trình phát triển (sẽ được hoàn thiện trong Kết luận chương cuối sau khi nhóm tenant thử nghiệm cung cấp feedback định lượng): outside-in audit pattern chứng tỏ hiệu quả khi persona simulation kết hợp benchmark và failure-mode matrix giúp catch design gap mà brainstorm inside-out thường bỏ sót; Outbox Pattern kết hợp fast-path cân bằng tốt latency và reliability nhờ happy-path publish trực tiếp tới RMQ và dispatcher catch-up khi recovery; và lựa chọn AWS Singapore đã được risk-managed theo lộ trình migrate sang VN cloud trước giai đoạn vận hành chính thức (cần ~2-3 tuần và counsel approval).</w:t>
       </w:r>
     </w:p>
     <w:p>
@@ -31740,7 +31740,7 @@
               <a:graphicData uri="http://schemas.openxmlformats.org/drawingml/2006/picture">
                 <pic:pic>
                   <pic:nvPicPr>
-                    <pic:cNvPr id="0" name="mermaid-04f6cc00c6489703.png"/>
+                    <pic:cNvPr id="0" name="mermaid-4d4882551b8b02b8.png"/>
                     <pic:cNvPicPr/>
                   </pic:nvPicPr>
                   <pic:blipFill>
@@ -31785,7 +31785,7 @@
           <w:i w:val="0"/>
           <w:sz w:val="26"/>
         </w:rPr>
-        <w:t xml:space="preserve"> Gantt timeline định hướng phát triển sau giai đoạn beta.</w:t>
+        <w:t xml:space="preserve"> Gantt timeline định hướng phát triển sau giai đoạn thử nghiệm.</w:t>
       </w:r>
     </w:p>
     <w:p>

--- a/documents/08-thesis/thesis-v1.docx
+++ b/documents/08-thesis/thesis-v1.docx
@@ -12291,7 +12291,7 @@
       <w:r>
         <w:drawing>
           <wp:inline xmlns:a="http://schemas.openxmlformats.org/drawingml/2006/main" xmlns:pic="http://schemas.openxmlformats.org/drawingml/2006/picture">
-            <wp:extent cx="5040000" cy="3326835"/>
+            <wp:extent cx="5040000" cy="3263258"/>
             <wp:docPr id="8" name="Picture 8"/>
             <wp:cNvGraphicFramePr>
               <a:graphicFrameLocks noChangeAspect="1"/>
@@ -12312,7 +12312,7 @@
                   <pic:spPr>
                     <a:xfrm>
                       <a:off x="0" y="0"/>
-                      <a:ext cx="5040000" cy="3326835"/>
+                      <a:ext cx="5040000" cy="3263258"/>
                     </a:xfrm>
                     <a:prstGeom prst="rect"/>
                   </pic:spPr>
@@ -16124,7 +16124,7 @@
       <w:r>
         <w:drawing>
           <wp:inline xmlns:a="http://schemas.openxmlformats.org/drawingml/2006/main" xmlns:pic="http://schemas.openxmlformats.org/drawingml/2006/picture">
-            <wp:extent cx="5040000" cy="3656643"/>
+            <wp:extent cx="5040000" cy="3408371"/>
             <wp:docPr id="10" name="Picture 10"/>
             <wp:cNvGraphicFramePr>
               <a:graphicFrameLocks noChangeAspect="1"/>
@@ -16145,7 +16145,7 @@
                   <pic:spPr>
                     <a:xfrm>
                       <a:off x="0" y="0"/>
-                      <a:ext cx="5040000" cy="3656643"/>
+                      <a:ext cx="5040000" cy="3408371"/>
                     </a:xfrm>
                     <a:prstGeom prst="rect"/>
                   </pic:spPr>
@@ -16484,7 +16484,7 @@
       <w:r>
         <w:drawing>
           <wp:inline xmlns:a="http://schemas.openxmlformats.org/drawingml/2006/main" xmlns:pic="http://schemas.openxmlformats.org/drawingml/2006/picture">
-            <wp:extent cx="5040000" cy="2275504"/>
+            <wp:extent cx="5040000" cy="2187258"/>
             <wp:docPr id="12" name="Picture 12"/>
             <wp:cNvGraphicFramePr>
               <a:graphicFrameLocks noChangeAspect="1"/>
@@ -16505,7 +16505,7 @@
                   <pic:spPr>
                     <a:xfrm>
                       <a:off x="0" y="0"/>
-                      <a:ext cx="5040000" cy="2275504"/>
+                      <a:ext cx="5040000" cy="2187258"/>
                     </a:xfrm>
                     <a:prstGeom prst="rect"/>
                   </pic:spPr>
@@ -26858,7 +26858,7 @@
       <w:r>
         <w:drawing>
           <wp:inline xmlns:a="http://schemas.openxmlformats.org/drawingml/2006/main" xmlns:pic="http://schemas.openxmlformats.org/drawingml/2006/picture">
-            <wp:extent cx="5040000" cy="2149889"/>
+            <wp:extent cx="5040000" cy="2045730"/>
             <wp:docPr id="25" name="Picture 25"/>
             <wp:cNvGraphicFramePr>
               <a:graphicFrameLocks noChangeAspect="1"/>
@@ -26879,7 +26879,7 @@
                   <pic:spPr>
                     <a:xfrm>
                       <a:off x="0" y="0"/>
-                      <a:ext cx="5040000" cy="2149889"/>
+                      <a:ext cx="5040000" cy="2045730"/>
                     </a:xfrm>
                     <a:prstGeom prst="rect"/>
                   </pic:spPr>

--- a/documents/08-thesis/thesis-v1.docx
+++ b/documents/08-thesis/thesis-v1.docx
@@ -12291,7 +12291,7 @@
       <w:r>
         <w:drawing>
           <wp:inline xmlns:a="http://schemas.openxmlformats.org/drawingml/2006/main" xmlns:pic="http://schemas.openxmlformats.org/drawingml/2006/picture">
-            <wp:extent cx="5040000" cy="3263258"/>
+            <wp:extent cx="5040000" cy="3326835"/>
             <wp:docPr id="8" name="Picture 8"/>
             <wp:cNvGraphicFramePr>
               <a:graphicFrameLocks noChangeAspect="1"/>
@@ -12312,7 +12312,7 @@
                   <pic:spPr>
                     <a:xfrm>
                       <a:off x="0" y="0"/>
-                      <a:ext cx="5040000" cy="3263258"/>
+                      <a:ext cx="5040000" cy="3326835"/>
                     </a:xfrm>
                     <a:prstGeom prst="rect"/>
                   </pic:spPr>
@@ -16124,7 +16124,7 @@
       <w:r>
         <w:drawing>
           <wp:inline xmlns:a="http://schemas.openxmlformats.org/drawingml/2006/main" xmlns:pic="http://schemas.openxmlformats.org/drawingml/2006/picture">
-            <wp:extent cx="5040000" cy="3408371"/>
+            <wp:extent cx="5040000" cy="3656643"/>
             <wp:docPr id="10" name="Picture 10"/>
             <wp:cNvGraphicFramePr>
               <a:graphicFrameLocks noChangeAspect="1"/>
@@ -16145,7 +16145,7 @@
                   <pic:spPr>
                     <a:xfrm>
                       <a:off x="0" y="0"/>
-                      <a:ext cx="5040000" cy="3408371"/>
+                      <a:ext cx="5040000" cy="3656643"/>
                     </a:xfrm>
                     <a:prstGeom prst="rect"/>
                   </pic:spPr>
@@ -16484,7 +16484,7 @@
       <w:r>
         <w:drawing>
           <wp:inline xmlns:a="http://schemas.openxmlformats.org/drawingml/2006/main" xmlns:pic="http://schemas.openxmlformats.org/drawingml/2006/picture">
-            <wp:extent cx="5040000" cy="2187258"/>
+            <wp:extent cx="5040000" cy="2275504"/>
             <wp:docPr id="12" name="Picture 12"/>
             <wp:cNvGraphicFramePr>
               <a:graphicFrameLocks noChangeAspect="1"/>
@@ -16505,7 +16505,7 @@
                   <pic:spPr>
                     <a:xfrm>
                       <a:off x="0" y="0"/>
-                      <a:ext cx="5040000" cy="2187258"/>
+                      <a:ext cx="5040000" cy="2275504"/>
                     </a:xfrm>
                     <a:prstGeom prst="rect"/>
                   </pic:spPr>
@@ -26858,7 +26858,7 @@
       <w:r>
         <w:drawing>
           <wp:inline xmlns:a="http://schemas.openxmlformats.org/drawingml/2006/main" xmlns:pic="http://schemas.openxmlformats.org/drawingml/2006/picture">
-            <wp:extent cx="5040000" cy="2045730"/>
+            <wp:extent cx="5040000" cy="2149889"/>
             <wp:docPr id="25" name="Picture 25"/>
             <wp:cNvGraphicFramePr>
               <a:graphicFrameLocks noChangeAspect="1"/>
@@ -26879,7 +26879,7 @@
                   <pic:spPr>
                     <a:xfrm>
                       <a:off x="0" y="0"/>
-                      <a:ext cx="5040000" cy="2045730"/>
+                      <a:ext cx="5040000" cy="2149889"/>
                     </a:xfrm>
                     <a:prstGeom prst="rect"/>
                   </pic:spPr>

--- a/documents/08-thesis/thesis-v1.docx
+++ b/documents/08-thesis/thesis-v1.docx
@@ -894,7 +894,7 @@
     <w:p>
       <w:pPr>
         <w:sectPr>
-          <w:headerReference w:type="default" r:id="rId37"/>
+          <w:headerReference w:type="default" r:id="rId34"/>
           <w:pgSz w:w="11906" w:h="16838"/>
           <w:pgMar w:top="1417" w:right="1134" w:bottom="1417" w:left="1701" w:header="720" w:footer="720" w:gutter="283"/>
           <w:cols w:space="720"/>
@@ -1053,7 +1053,7 @@
     <w:p>
       <w:pPr>
         <w:sectPr>
-          <w:headerReference w:type="default" r:id="rId38"/>
+          <w:headerReference w:type="default" r:id="rId35"/>
           <w:pgSz w:w="11906" w:h="16838"/>
           <w:pgMar w:top="1417" w:right="1134" w:bottom="1417" w:left="1701" w:header="720" w:footer="720" w:gutter="283"/>
           <w:cols w:space="720"/>
@@ -1114,6 +1114,11 @@
         <w:fldChar w:fldCharType="begin"/>
         <w:instrText xml:space="preserve">TOC \h \z \c "Figure"</w:instrText>
         <w:fldChar w:fldCharType="end"/>
+      </w:r>
+    </w:p>
+    <w:p>
+      <w:r>
+        <w:br w:type="page"/>
       </w:r>
     </w:p>
     <w:p>
@@ -2512,7 +2517,7 @@
     <w:p>
       <w:pPr>
         <w:sectPr>
-          <w:headerReference w:type="default" r:id="rId39"/>
+          <w:headerReference w:type="default" r:id="rId36"/>
           <w:pgSz w:w="11906" w:h="16838"/>
           <w:pgMar w:top="1417" w:right="1134" w:bottom="1417" w:left="1701" w:header="720" w:footer="720" w:gutter="283"/>
           <w:cols w:space="720"/>
@@ -2947,7 +2952,7 @@
           <w:color w:val="000000"/>
           <w:sz w:val="36"/>
         </w:rPr>
-        <w:t>CHƯƠNG 1. TỔNG QUAN VỀ BÀI TOÁN VÀ CÁC CÔNG NGHỆ, CÔNG CỤ</w:t>
+        <w:t>CHƯƠNG 1. TỔNG QUAN VỀ BÀI TOÁN</w:t>
       </w:r>
     </w:p>
     <w:p>
@@ -3356,7 +3361,7 @@
       <w:r>
         <w:drawing>
           <wp:inline xmlns:a="http://schemas.openxmlformats.org/drawingml/2006/main" xmlns:pic="http://schemas.openxmlformats.org/drawingml/2006/picture">
-            <wp:extent cx="5040000" cy="3150000"/>
+            <wp:extent cx="5760000" cy="3600000"/>
             <wp:docPr id="2" name="Picture 2"/>
             <wp:cNvGraphicFramePr>
               <a:graphicFrameLocks noChangeAspect="1"/>
@@ -3377,7 +3382,7 @@
                   <pic:spPr>
                     <a:xfrm>
                       <a:off x="0" y="0"/>
-                      <a:ext cx="5040000" cy="3150000"/>
+                      <a:ext cx="5760000" cy="3600000"/>
                     </a:xfrm>
                     <a:prstGeom prst="rect"/>
                   </pic:spPr>
@@ -3495,7 +3500,7 @@
       <w:r>
         <w:drawing>
           <wp:inline xmlns:a="http://schemas.openxmlformats.org/drawingml/2006/main" xmlns:pic="http://schemas.openxmlformats.org/drawingml/2006/picture">
-            <wp:extent cx="5040000" cy="3150000"/>
+            <wp:extent cx="5760000" cy="3600000"/>
             <wp:docPr id="3" name="Picture 3"/>
             <wp:cNvGraphicFramePr>
               <a:graphicFrameLocks noChangeAspect="1"/>
@@ -3516,7 +3521,7 @@
                   <pic:spPr>
                     <a:xfrm>
                       <a:off x="0" y="0"/>
-                      <a:ext cx="5040000" cy="3150000"/>
+                      <a:ext cx="5760000" cy="3600000"/>
                     </a:xfrm>
                     <a:prstGeom prst="rect"/>
                   </pic:spPr>
@@ -3634,7 +3639,7 @@
       <w:r>
         <w:drawing>
           <wp:inline xmlns:a="http://schemas.openxmlformats.org/drawingml/2006/main" xmlns:pic="http://schemas.openxmlformats.org/drawingml/2006/picture">
-            <wp:extent cx="5040000" cy="3150000"/>
+            <wp:extent cx="5760000" cy="3600000"/>
             <wp:docPr id="4" name="Picture 4"/>
             <wp:cNvGraphicFramePr>
               <a:graphicFrameLocks noChangeAspect="1"/>
@@ -3655,7 +3660,7 @@
                   <pic:spPr>
                     <a:xfrm>
                       <a:off x="0" y="0"/>
-                      <a:ext cx="5040000" cy="3150000"/>
+                      <a:ext cx="5760000" cy="3600000"/>
                     </a:xfrm>
                     <a:prstGeom prst="rect"/>
                   </pic:spPr>
@@ -3773,7 +3778,7 @@
       <w:r>
         <w:drawing>
           <wp:inline xmlns:a="http://schemas.openxmlformats.org/drawingml/2006/main" xmlns:pic="http://schemas.openxmlformats.org/drawingml/2006/picture">
-            <wp:extent cx="5040000" cy="3150000"/>
+            <wp:extent cx="5760000" cy="3600000"/>
             <wp:docPr id="5" name="Picture 5"/>
             <wp:cNvGraphicFramePr>
               <a:graphicFrameLocks noChangeAspect="1"/>
@@ -3794,7 +3799,7 @@
                   <pic:spPr>
                     <a:xfrm>
                       <a:off x="0" y="0"/>
-                      <a:ext cx="5040000" cy="3150000"/>
+                      <a:ext cx="5760000" cy="3600000"/>
                     </a:xfrm>
                     <a:prstGeom prst="rect"/>
                   </pic:spPr>
@@ -3912,7 +3917,7 @@
       <w:r>
         <w:drawing>
           <wp:inline xmlns:a="http://schemas.openxmlformats.org/drawingml/2006/main" xmlns:pic="http://schemas.openxmlformats.org/drawingml/2006/picture">
-            <wp:extent cx="5040000" cy="3150000"/>
+            <wp:extent cx="5760000" cy="3600000"/>
             <wp:docPr id="6" name="Picture 6"/>
             <wp:cNvGraphicFramePr>
               <a:graphicFrameLocks noChangeAspect="1"/>
@@ -3933,7 +3938,7 @@
                   <pic:spPr>
                     <a:xfrm>
                       <a:off x="0" y="0"/>
-                      <a:ext cx="5040000" cy="3150000"/>
+                      <a:ext cx="5760000" cy="3600000"/>
                     </a:xfrm>
                     <a:prstGeom prst="rect"/>
                   </pic:spPr>
@@ -6316,2525 +6321,6 @@
       </w:r>
     </w:p>
     <w:p>
-      <w:pPr>
-        <w:pStyle w:val="Heading2"/>
-      </w:pPr>
-      <w:r>
-        <w:rPr>
-          <w:rFonts w:ascii="Times New Roman" w:hAnsi="Times New Roman" w:eastAsia="Times New Roman"/>
-          <w:b/>
-          <w:color w:val="000000"/>
-          <w:sz w:val="32"/>
-        </w:rPr>
-        <w:t>1.3 Công nghệ và công cụ sử dụng</w:t>
-      </w:r>
-    </w:p>
-    <w:p>
-      <w:pPr>
-        <w:pStyle w:val="Heading3"/>
-      </w:pPr>
-      <w:r>
-        <w:rPr>
-          <w:rFonts w:ascii="Times New Roman" w:hAnsi="Times New Roman" w:eastAsia="Times New Roman"/>
-          <w:b/>
-          <w:color w:val="000000"/>
-          <w:sz w:val="28"/>
-        </w:rPr>
-        <w:t>1.3.1 Bối cảnh AI trong giáo dục SaaS</w:t>
-      </w:r>
-    </w:p>
-    <w:p>
-      <w:pPr>
-        <w:spacing w:line="288" w:lineRule="auto"/>
-        <w:ind w:firstLine="567"/>
-        <w:jc w:val="both"/>
-      </w:pPr>
-      <w:r>
-        <w:rPr>
-          <w:rFonts w:ascii="Times New Roman" w:hAnsi="Times New Roman" w:eastAsia="Times New Roman"/>
-          <w:b w:val="0"/>
-          <w:i w:val="0"/>
-          <w:sz w:val="26"/>
-        </w:rPr>
-        <w:t>Trí tuệ nhân tạo, đặc biệt là các mô hình ngôn ngữ lớn (LLM) như GPT-3 [12] và các mô hình diffusion sinh ảnh như Stable Diffusion [13], đã tạo ra cuộc cách mạng trong nhiều ngành công nghiệp giai đoạn 2022-2026. Ngành giáo dục không ngoại lệ. Theo báo cáo 6Wresearch [3], thị trường EdTech Việt Nam dự báo tăng trưởng CAGR 12-15% giai đoạn 2024-2030, trong đó AI-powered features là yếu tố khác biệt cạnh tranh quan trọng cho SaaS phân khúc tier trung và cao.</w:t>
-      </w:r>
-    </w:p>
-    <w:p>
-      <w:pPr>
-        <w:spacing w:line="288" w:lineRule="auto"/>
-        <w:ind w:firstLine="567"/>
-        <w:jc w:val="both"/>
-      </w:pPr>
-      <w:r>
-        <w:rPr>
-          <w:rFonts w:ascii="Times New Roman" w:hAnsi="Times New Roman" w:eastAsia="Times New Roman"/>
-          <w:b w:val="0"/>
-          <w:i w:val="0"/>
-          <w:sz w:val="26"/>
-        </w:rPr>
-        <w:t>Tuy nhiên, đa số phần mềm quản lý trung tâm giáo dục tại Việt Nam (MISA AMIS, Mona eLMS, Easy Edu, DotB — phân tích chi tiết trong Phần 1) hiện chưa tích hợp AI features. Đây là khoảng trống KiteHub khai thác qua chiến lược tích hợp AI từ giai đoạn đầu (AI Branding) và mở rộng dần qua các giai đoạn tiếp theo.</w:t>
-      </w:r>
-    </w:p>
-    <w:p>
-      <w:pPr>
-        <w:spacing w:line="288" w:lineRule="auto"/>
-        <w:ind w:firstLine="567"/>
-        <w:jc w:val="both"/>
-      </w:pPr>
-      <w:r>
-        <w:rPr>
-          <w:rFonts w:ascii="Times New Roman" w:hAnsi="Times New Roman" w:eastAsia="Times New Roman"/>
-          <w:b w:val="0"/>
-          <w:i w:val="0"/>
-          <w:sz w:val="26"/>
-        </w:rPr>
-        <w:t xml:space="preserve">Quyết định kiến trúc của KiteHub: </w:t>
-      </w:r>
-      <w:r>
-        <w:rPr>
-          <w:rFonts w:ascii="Times New Roman" w:hAnsi="Times New Roman" w:eastAsia="Times New Roman"/>
-          <w:b/>
-          <w:i w:val="0"/>
-          <w:sz w:val="26"/>
-        </w:rPr>
-        <w:t>sử dụng API LLM thương mại (Anthropic API, OpenAI API, Hugging Face Inference API, Stable Diffusion qua Replicate)</w:t>
-      </w:r>
-      <w:r>
-        <w:rPr>
-          <w:rFonts w:ascii="Times New Roman" w:hAnsi="Times New Roman" w:eastAsia="Times New Roman"/>
-          <w:b w:val="0"/>
-          <w:i w:val="0"/>
-          <w:sz w:val="26"/>
-        </w:rPr>
-        <w:t xml:space="preserve"> thay vì tự host mô hình. Lý do: (1) chi phí infrastructure GPU cao (tối thiểu $500-1000/tháng cho 1 GPU instance), (2) độ phức tạp vận hành (model serving, autoscaling, monitoring), (3) tốc độ phát triển cộng đồng AI quá nhanh — mô hình SOTA thay đổi mỗi 3-6 tháng, self-host = tech debt liên tục.</w:t>
-      </w:r>
-    </w:p>
-    <w:p>
-      <w:pPr>
-        <w:pStyle w:val="Heading3"/>
-      </w:pPr>
-      <w:r>
-        <w:rPr>
-          <w:rFonts w:ascii="Times New Roman" w:hAnsi="Times New Roman" w:eastAsia="Times New Roman"/>
-          <w:b/>
-          <w:color w:val="000000"/>
-          <w:sz w:val="28"/>
-        </w:rPr>
-        <w:t>1.3.2 Phương pháp 1 — AI Branding (text-to-image generation)</w:t>
-      </w:r>
-    </w:p>
-    <w:p>
-      <w:pPr>
-        <w:spacing w:line="288" w:lineRule="auto"/>
-        <w:ind w:firstLine="567"/>
-        <w:jc w:val="both"/>
-      </w:pPr>
-      <w:r>
-        <w:rPr>
-          <w:rFonts w:ascii="Times New Roman" w:hAnsi="Times New Roman" w:eastAsia="Times New Roman"/>
-          <w:b w:val="0"/>
-          <w:i w:val="0"/>
-          <w:sz w:val="26"/>
-        </w:rPr>
-        <w:t>AI Branding là feature flagship của KiteHub trong giai đoạn đầu, được thiết kế để eliminate cost thuê designer cho mọi trung tâm mới đăng ký. Khi Owner (chủ trung tâm) onboard, họ điền form ngắn: tên trung tâm (</w:t>
-      </w:r>
-      <w:r>
-        <w:rPr>
-          <w:rFonts w:ascii="Times New Roman" w:hAnsi="Times New Roman" w:eastAsia="Times New Roman"/>
-          <w:b w:val="0"/>
-          <w:i/>
-          <w:sz w:val="26"/>
-        </w:rPr>
-        <w:t>Trung tâm Anh ngữ Sky Education</w:t>
-      </w:r>
-      <w:r>
-        <w:rPr>
-          <w:rFonts w:ascii="Times New Roman" w:hAnsi="Times New Roman" w:eastAsia="Times New Roman"/>
-          <w:b w:val="0"/>
-          <w:i w:val="0"/>
-          <w:sz w:val="26"/>
-        </w:rPr>
-        <w:t xml:space="preserve"> (tên giả định)), domain primary (</w:t>
-      </w:r>
-      <w:r>
-        <w:rPr>
-          <w:rFonts w:ascii="Times New Roman" w:hAnsi="Times New Roman" w:eastAsia="Times New Roman"/>
-          <w:b w:val="0"/>
-          <w:i/>
-          <w:sz w:val="26"/>
-        </w:rPr>
-        <w:t>anh ngữ</w:t>
-      </w:r>
-      <w:r>
-        <w:rPr>
-          <w:rFonts w:ascii="Times New Roman" w:hAnsi="Times New Roman" w:eastAsia="Times New Roman"/>
-          <w:b w:val="0"/>
-          <w:i w:val="0"/>
-          <w:sz w:val="26"/>
-        </w:rPr>
-        <w:t>), tone brand (modern / classic / playful), brand color preference (</w:t>
-      </w:r>
-      <w:r>
-        <w:rPr>
-          <w:rFonts w:ascii="Times New Roman" w:hAnsi="Times New Roman" w:eastAsia="Times New Roman"/>
-          <w:b w:val="0"/>
-          <w:i/>
-          <w:sz w:val="26"/>
-        </w:rPr>
-        <w:t>#1E40AF</w:t>
-      </w:r>
-      <w:r>
-        <w:rPr>
-          <w:rFonts w:ascii="Times New Roman" w:hAnsi="Times New Roman" w:eastAsia="Times New Roman"/>
-          <w:b w:val="0"/>
-          <w:i w:val="0"/>
-          <w:sz w:val="26"/>
-        </w:rPr>
-        <w:t>). Sau ~30-60 giây, AI Branding sinh ra: (1) logo SVG cho trung tâm, (2) hero image PNG 1920x1080 cho landing page, (3) social banner PNG 1200x630 cho Facebook + Zalo Official Account.</w:t>
-      </w:r>
-    </w:p>
-    <w:p>
-      <w:pPr>
-        <w:spacing w:before="120" w:after="60"/>
-      </w:pPr>
-      <w:r>
-        <w:rPr>
-          <w:rFonts w:ascii="Times New Roman" w:hAnsi="Times New Roman" w:eastAsia="Times New Roman"/>
-          <w:b/>
-          <w:i w:val="0"/>
-          <w:sz w:val="26"/>
-        </w:rPr>
-        <w:t>1.3.2.1 Kiến trúc kỹ thuật AI Branding</w:t>
-      </w:r>
-    </w:p>
-    <w:p>
-      <w:pPr>
-        <w:spacing w:line="288" w:lineRule="auto"/>
-        <w:ind w:firstLine="567"/>
-        <w:jc w:val="both"/>
-      </w:pPr>
-      <w:r>
-        <w:rPr>
-          <w:rFonts w:ascii="Times New Roman" w:hAnsi="Times New Roman" w:eastAsia="Times New Roman"/>
-          <w:b w:val="0"/>
-          <w:i w:val="0"/>
-          <w:sz w:val="26"/>
-        </w:rPr>
-        <w:t>Pipeline xử lý request AI Branding:</w:t>
-      </w:r>
-    </w:p>
-    <w:p>
-      <w:pPr>
-        <w:spacing w:before="120" w:after="120"/>
-        <w:jc w:val="center"/>
-      </w:pPr>
-      <w:r>
-        <w:drawing>
-          <wp:inline xmlns:a="http://schemas.openxmlformats.org/drawingml/2006/main" xmlns:pic="http://schemas.openxmlformats.org/drawingml/2006/picture">
-            <wp:extent cx="5040000" cy="11399816"/>
-            <wp:docPr id="7" name="Picture 7"/>
-            <wp:cNvGraphicFramePr>
-              <a:graphicFrameLocks noChangeAspect="1"/>
-            </wp:cNvGraphicFramePr>
-            <a:graphic>
-              <a:graphicData uri="http://schemas.openxmlformats.org/drawingml/2006/picture">
-                <pic:pic>
-                  <pic:nvPicPr>
-                    <pic:cNvPr id="0" name="mermaid-b6c551da713ffb35.png"/>
-                    <pic:cNvPicPr/>
-                  </pic:nvPicPr>
-                  <pic:blipFill>
-                    <a:blip r:embed="rId15"/>
-                    <a:stretch>
-                      <a:fillRect/>
-                    </a:stretch>
-                  </pic:blipFill>
-                  <pic:spPr>
-                    <a:xfrm>
-                      <a:off x="0" y="0"/>
-                      <a:ext cx="5040000" cy="11399816"/>
-                    </a:xfrm>
-                    <a:prstGeom prst="rect"/>
-                  </pic:spPr>
-                </pic:pic>
-              </a:graphicData>
-            </a:graphic>
-          </wp:inline>
-        </w:drawing>
-      </w:r>
-    </w:p>
-    <w:p>
-      <w:pPr>
-        <w:spacing w:line="288" w:lineRule="auto"/>
-        <w:ind w:firstLine="567"/>
-        <w:jc w:val="both"/>
-      </w:pPr>
-      <w:r>
-        <w:rPr>
-          <w:rFonts w:ascii="Times New Roman" w:hAnsi="Times New Roman" w:eastAsia="Times New Roman"/>
-          <w:b w:val="0"/>
-          <w:i w:val="0"/>
-          <w:sz w:val="26"/>
-        </w:rPr>
-        <w:t>Worker xử lý request asynchronous, không blocking user UI. Owner thấy progress indicator + có thể navigate sang task khác trong khi assets generation chạy background.</w:t>
-      </w:r>
-    </w:p>
-    <w:p>
-      <w:pPr>
-        <w:spacing w:before="120" w:after="60"/>
-      </w:pPr>
-      <w:r>
-        <w:rPr>
-          <w:rFonts w:ascii="Times New Roman" w:hAnsi="Times New Roman" w:eastAsia="Times New Roman"/>
-          <w:b/>
-          <w:i w:val="0"/>
-          <w:sz w:val="26"/>
-        </w:rPr>
-        <w:t>1.3.2.2 Kỹ thuật prompt engineering</w:t>
-      </w:r>
-    </w:p>
-    <w:p>
-      <w:pPr>
-        <w:spacing w:line="288" w:lineRule="auto"/>
-        <w:ind w:firstLine="567"/>
-        <w:jc w:val="both"/>
-      </w:pPr>
-      <w:r>
-        <w:rPr>
-          <w:rFonts w:ascii="Times New Roman" w:hAnsi="Times New Roman" w:eastAsia="Times New Roman"/>
-          <w:b w:val="0"/>
-          <w:i w:val="0"/>
-          <w:sz w:val="26"/>
-        </w:rPr>
-        <w:t>Prompt template được build từ tenant context + brand parameters + style modifiers. Ví dụ cho yêu cầu logo trung tâm Anh ngữ:</w:t>
-      </w:r>
-    </w:p>
-    <w:p>
-      <w:pPr>
-        <w:spacing w:line="240" w:lineRule="auto" w:before="0" w:after="0"/>
-        <w:ind w:left="283"/>
-      </w:pPr>
-      <w:r>
-        <w:rPr>
-          <w:rFonts w:ascii="Times New Roman" w:hAnsi="Times New Roman" w:eastAsia="Times New Roman"/>
-          <w:b w:val="0"/>
-          <w:i/>
-          <w:sz w:val="22"/>
-        </w:rPr>
-        <w:t>A modern minimalist logo for "Sky Education" - an English language center</w:t>
-      </w:r>
-    </w:p>
-    <w:p>
-      <w:pPr>
-        <w:spacing w:line="240" w:lineRule="auto" w:before="0" w:after="0"/>
-        <w:ind w:left="283"/>
-      </w:pPr>
-      <w:r>
-        <w:rPr>
-          <w:rFonts w:ascii="Times New Roman" w:hAnsi="Times New Roman" w:eastAsia="Times New Roman"/>
-          <w:b w:val="0"/>
-          <w:i/>
-          <w:sz w:val="22"/>
-        </w:rPr>
-        <w:t>in Vietnam. Style: clean vector, geometric shapes, education theme.</w:t>
-      </w:r>
-    </w:p>
-    <w:p>
-      <w:pPr>
-        <w:spacing w:line="240" w:lineRule="auto" w:before="0" w:after="0"/>
-        <w:ind w:left="283"/>
-      </w:pPr>
-      <w:r>
-        <w:rPr>
-          <w:rFonts w:ascii="Times New Roman" w:hAnsi="Times New Roman" w:eastAsia="Times New Roman"/>
-          <w:b w:val="0"/>
-          <w:i/>
-          <w:sz w:val="22"/>
-        </w:rPr>
-        <w:t>Primary color: #1E40AF (deep blue). Background: transparent.</w:t>
-      </w:r>
-    </w:p>
-    <w:p>
-      <w:pPr>
-        <w:spacing w:line="240" w:lineRule="auto" w:before="0" w:after="0"/>
-        <w:ind w:left="283"/>
-      </w:pPr>
-      <w:r>
-        <w:rPr>
-          <w:rFonts w:ascii="Times New Roman" w:hAnsi="Times New Roman" w:eastAsia="Times New Roman"/>
-          <w:b w:val="0"/>
-          <w:i/>
-          <w:sz w:val="22"/>
-        </w:rPr>
-        <w:t>Aspect ratio: 1:1. NO text in logo (text added separately by designer).</w:t>
-      </w:r>
-    </w:p>
-    <w:p>
-      <w:pPr>
-        <w:spacing w:line="240" w:lineRule="auto" w:before="0" w:after="0"/>
-        <w:ind w:left="283"/>
-      </w:pPr>
-      <w:r>
-        <w:rPr>
-          <w:rFonts w:ascii="Times New Roman" w:hAnsi="Times New Roman" w:eastAsia="Times New Roman"/>
-          <w:b w:val="0"/>
-          <w:i/>
-          <w:sz w:val="22"/>
-        </w:rPr>
-        <w:t>NO realistic photos. NO mascots. Professional, trustworthy aesthetic</w:t>
-      </w:r>
-    </w:p>
-    <w:p>
-      <w:pPr>
-        <w:spacing w:line="240" w:lineRule="auto" w:before="0" w:after="0"/>
-        <w:ind w:left="283"/>
-      </w:pPr>
-      <w:r>
-        <w:rPr>
-          <w:rFonts w:ascii="Times New Roman" w:hAnsi="Times New Roman" w:eastAsia="Times New Roman"/>
-          <w:b w:val="0"/>
-          <w:i/>
-          <w:sz w:val="22"/>
-        </w:rPr>
-        <w:t>suitable for parents of K-12 students in Vietnam.</w:t>
-      </w:r>
-    </w:p>
-    <w:p>
-      <w:pPr>
-        <w:spacing w:line="288" w:lineRule="auto"/>
-        <w:ind w:firstLine="567"/>
-        <w:jc w:val="both"/>
-      </w:pPr>
-      <w:r>
-        <w:rPr>
-          <w:rFonts w:ascii="Times New Roman" w:hAnsi="Times New Roman" w:eastAsia="Times New Roman"/>
-          <w:b w:val="0"/>
-          <w:i w:val="0"/>
-          <w:sz w:val="26"/>
-        </w:rPr>
-        <w:t>Quan trọng: prompt explicit negation các elements không mong muốn (NO text, NO realistic photos, NO mascots) để giảm noise output, tăng tỷ lệ first-attempt PASS từ ~40% lên ~75% theo testing internal.</w:t>
-      </w:r>
-    </w:p>
-    <w:p>
-      <w:pPr>
-        <w:spacing w:line="288" w:lineRule="auto"/>
-        <w:ind w:firstLine="567"/>
-        <w:jc w:val="both"/>
-      </w:pPr>
-      <w:r>
-        <w:rPr>
-          <w:rFonts w:ascii="Times New Roman" w:hAnsi="Times New Roman" w:eastAsia="Times New Roman"/>
-          <w:b w:val="0"/>
-          <w:i w:val="0"/>
-          <w:sz w:val="26"/>
-        </w:rPr>
-        <w:t xml:space="preserve">Tham khảo nghiên cứu prompt engineering trong [12] (Brown et al., GPT-3 few-shot learning) và [14] (LLaVA — visual instruction tuning) cho phương pháp luận xây dựng prompt hiệu quả cho multimodal models. Tài liệu thực hành prompt engineering từ tài liệu API LLM thương mại cũng cung cấp pattern cụ thể về negative prompting (explicit </w:t>
-      </w:r>
-      <w:r>
-        <w:rPr>
-          <w:rFonts w:ascii="Times New Roman" w:hAnsi="Times New Roman" w:eastAsia="Times New Roman"/>
-          <w:b w:val="0"/>
-          <w:i/>
-          <w:sz w:val="26"/>
-        </w:rPr>
-        <w:t>NO text</w:t>
-      </w:r>
-      <w:r>
-        <w:rPr>
-          <w:rFonts w:ascii="Times New Roman" w:hAnsi="Times New Roman" w:eastAsia="Times New Roman"/>
-          <w:b w:val="0"/>
-          <w:i w:val="0"/>
-          <w:sz w:val="26"/>
-        </w:rPr>
-        <w:t xml:space="preserve"> / </w:t>
-      </w:r>
-      <w:r>
-        <w:rPr>
-          <w:rFonts w:ascii="Times New Roman" w:hAnsi="Times New Roman" w:eastAsia="Times New Roman"/>
-          <w:b w:val="0"/>
-          <w:i/>
-          <w:sz w:val="26"/>
-        </w:rPr>
-        <w:t>NO mascots</w:t>
-      </w:r>
-      <w:r>
-        <w:rPr>
-          <w:rFonts w:ascii="Times New Roman" w:hAnsi="Times New Roman" w:eastAsia="Times New Roman"/>
-          <w:b w:val="0"/>
-          <w:i w:val="0"/>
-          <w:sz w:val="26"/>
-        </w:rPr>
-        <w:t>) — pattern này được áp dụng trực tiếp trong template ở trên để tăng first-attempt PASS rate.</w:t>
-      </w:r>
-    </w:p>
-    <w:p>
-      <w:pPr>
-        <w:spacing w:before="120" w:after="60"/>
-      </w:pPr>
-      <w:r>
-        <w:rPr>
-          <w:rFonts w:ascii="Times New Roman" w:hAnsi="Times New Roman" w:eastAsia="Times New Roman"/>
-          <w:b/>
-          <w:i w:val="0"/>
-          <w:sz w:val="26"/>
-        </w:rPr>
-        <w:t>1.3.2.3 Lựa chọn mô hình text-to-image</w:t>
-      </w:r>
-    </w:p>
-    <w:p>
-      <w:pPr>
-        <w:spacing w:line="288" w:lineRule="auto"/>
-        <w:ind w:firstLine="567"/>
-        <w:jc w:val="both"/>
-      </w:pPr>
-      <w:r>
-        <w:rPr>
-          <w:rFonts w:ascii="Times New Roman" w:hAnsi="Times New Roman" w:eastAsia="Times New Roman"/>
-          <w:b w:val="0"/>
-          <w:i w:val="0"/>
-          <w:sz w:val="26"/>
-        </w:rPr>
-        <w:t>KiteHub đánh giá 4 options chính cho text-to-image generation:</w:t>
-      </w:r>
-    </w:p>
-    <w:tbl>
-      <w:tblPr>
-        <w:tblStyle w:val="TableGrid"/>
-        <w:tblW w:type="auto" w:w="0"/>
-        <w:jc w:val="center"/>
-        <w:tblLook w:firstColumn="1" w:firstRow="1" w:lastColumn="0" w:lastRow="0" w:noHBand="0" w:noVBand="1" w:val="04A0"/>
-      </w:tblPr>
-      <w:tblGrid>
-        <w:gridCol w:w="1440"/>
-        <w:gridCol w:w="1440"/>
-        <w:gridCol w:w="1440"/>
-        <w:gridCol w:w="1440"/>
-        <w:gridCol w:w="1440"/>
-        <w:gridCol w:w="1440"/>
-      </w:tblGrid>
-      <w:tr>
-        <w:tc>
-          <w:tcPr>
-            <w:tcW w:type="dxa" w:w="1440"/>
-          </w:tcPr>
-          <w:p>
-            <w:pPr>
-              <w:jc w:val="center"/>
-            </w:pPr>
-            <w:r>
-              <w:rPr>
-                <w:b/>
-                <w:sz w:val="24"/>
-              </w:rPr>
-            </w:r>
-            <w:r>
-              <w:rPr>
-                <w:rFonts w:ascii="Times New Roman" w:hAnsi="Times New Roman" w:eastAsia="Times New Roman"/>
-                <w:b/>
-                <w:i w:val="0"/>
-                <w:sz w:val="24"/>
-              </w:rPr>
-              <w:t>Mô hình</w:t>
-            </w:r>
-          </w:p>
-        </w:tc>
-        <w:tc>
-          <w:tcPr>
-            <w:tcW w:type="dxa" w:w="1440"/>
-          </w:tcPr>
-          <w:p>
-            <w:pPr>
-              <w:jc w:val="center"/>
-            </w:pPr>
-            <w:r>
-              <w:rPr>
-                <w:b/>
-                <w:sz w:val="24"/>
-              </w:rPr>
-            </w:r>
-            <w:r>
-              <w:rPr>
-                <w:rFonts w:ascii="Times New Roman" w:hAnsi="Times New Roman" w:eastAsia="Times New Roman"/>
-                <w:b/>
-                <w:i w:val="0"/>
-                <w:sz w:val="24"/>
-              </w:rPr>
-              <w:t>Provider</w:t>
-            </w:r>
-          </w:p>
-        </w:tc>
-        <w:tc>
-          <w:tcPr>
-            <w:tcW w:type="dxa" w:w="1440"/>
-          </w:tcPr>
-          <w:p>
-            <w:pPr>
-              <w:jc w:val="center"/>
-            </w:pPr>
-            <w:r>
-              <w:rPr>
-                <w:b/>
-                <w:sz w:val="24"/>
-              </w:rPr>
-            </w:r>
-            <w:r>
-              <w:rPr>
-                <w:rFonts w:ascii="Times New Roman" w:hAnsi="Times New Roman" w:eastAsia="Times New Roman"/>
-                <w:b/>
-                <w:i w:val="0"/>
-                <w:sz w:val="24"/>
-              </w:rPr>
-              <w:t>Cost/image</w:t>
-            </w:r>
-          </w:p>
-        </w:tc>
-        <w:tc>
-          <w:tcPr>
-            <w:tcW w:type="dxa" w:w="1440"/>
-          </w:tcPr>
-          <w:p>
-            <w:pPr>
-              <w:jc w:val="center"/>
-            </w:pPr>
-            <w:r>
-              <w:rPr>
-                <w:b/>
-                <w:sz w:val="24"/>
-              </w:rPr>
-            </w:r>
-            <w:r>
-              <w:rPr>
-                <w:rFonts w:ascii="Times New Roman" w:hAnsi="Times New Roman" w:eastAsia="Times New Roman"/>
-                <w:b/>
-                <w:i w:val="0"/>
-                <w:sz w:val="24"/>
-              </w:rPr>
-              <w:t>Quality</w:t>
-            </w:r>
-          </w:p>
-        </w:tc>
-        <w:tc>
-          <w:tcPr>
-            <w:tcW w:type="dxa" w:w="1440"/>
-          </w:tcPr>
-          <w:p>
-            <w:pPr>
-              <w:jc w:val="center"/>
-            </w:pPr>
-            <w:r>
-              <w:rPr>
-                <w:b/>
-                <w:sz w:val="24"/>
-              </w:rPr>
-            </w:r>
-            <w:r>
-              <w:rPr>
-                <w:rFonts w:ascii="Times New Roman" w:hAnsi="Times New Roman" w:eastAsia="Times New Roman"/>
-                <w:b/>
-                <w:i w:val="0"/>
-                <w:sz w:val="24"/>
-              </w:rPr>
-              <w:t>Latency</w:t>
-            </w:r>
-          </w:p>
-        </w:tc>
-        <w:tc>
-          <w:tcPr>
-            <w:tcW w:type="dxa" w:w="1440"/>
-          </w:tcPr>
-          <w:p>
-            <w:pPr>
-              <w:jc w:val="center"/>
-            </w:pPr>
-            <w:r>
-              <w:rPr>
-                <w:b/>
-                <w:sz w:val="24"/>
-              </w:rPr>
-            </w:r>
-            <w:r>
-              <w:rPr>
-                <w:rFonts w:ascii="Times New Roman" w:hAnsi="Times New Roman" w:eastAsia="Times New Roman"/>
-                <w:b/>
-                <w:i w:val="0"/>
-                <w:sz w:val="24"/>
-              </w:rPr>
-              <w:t>Verdict</w:t>
-            </w:r>
-          </w:p>
-        </w:tc>
-      </w:tr>
-      <w:tr>
-        <w:tc>
-          <w:tcPr>
-            <w:tcW w:type="dxa" w:w="1440"/>
-          </w:tcPr>
-          <w:p>
-            <w:r>
-              <w:rPr>
-                <w:sz w:val="24"/>
-              </w:rPr>
-            </w:r>
-            <w:r>
-              <w:rPr>
-                <w:rFonts w:ascii="Times New Roman" w:hAnsi="Times New Roman" w:eastAsia="Times New Roman"/>
-                <w:b/>
-                <w:i w:val="0"/>
-                <w:sz w:val="24"/>
-              </w:rPr>
-              <w:t>Stable Diffusion XL</w:t>
-            </w:r>
-          </w:p>
-        </w:tc>
-        <w:tc>
-          <w:tcPr>
-            <w:tcW w:type="dxa" w:w="1440"/>
-          </w:tcPr>
-          <w:p>
-            <w:r>
-              <w:rPr>
-                <w:sz w:val="24"/>
-              </w:rPr>
-            </w:r>
-            <w:r>
-              <w:rPr>
-                <w:rFonts w:ascii="Times New Roman" w:hAnsi="Times New Roman" w:eastAsia="Times New Roman"/>
-                <w:b w:val="0"/>
-                <w:i w:val="0"/>
-                <w:sz w:val="24"/>
-              </w:rPr>
-              <w:t>Replicate API</w:t>
-            </w:r>
-          </w:p>
-        </w:tc>
-        <w:tc>
-          <w:tcPr>
-            <w:tcW w:type="dxa" w:w="1440"/>
-          </w:tcPr>
-          <w:p>
-            <w:r>
-              <w:rPr>
-                <w:sz w:val="24"/>
-              </w:rPr>
-            </w:r>
-            <w:r>
-              <w:rPr>
-                <w:rFonts w:ascii="Times New Roman" w:hAnsi="Times New Roman" w:eastAsia="Times New Roman"/>
-                <w:b w:val="0"/>
-                <w:i w:val="0"/>
-                <w:sz w:val="24"/>
-              </w:rPr>
-              <w:t>~$0.0012</w:t>
-            </w:r>
-          </w:p>
-        </w:tc>
-        <w:tc>
-          <w:tcPr>
-            <w:tcW w:type="dxa" w:w="1440"/>
-          </w:tcPr>
-          <w:p>
-            <w:r>
-              <w:rPr>
-                <w:sz w:val="24"/>
-              </w:rPr>
-            </w:r>
-            <w:r>
-              <w:rPr>
-                <w:rFonts w:ascii="Times New Roman" w:hAnsi="Times New Roman" w:eastAsia="Times New Roman"/>
-                <w:b w:val="0"/>
-                <w:i w:val="0"/>
-                <w:sz w:val="24"/>
-              </w:rPr>
-              <w:t>Cao</w:t>
-            </w:r>
-          </w:p>
-        </w:tc>
-        <w:tc>
-          <w:tcPr>
-            <w:tcW w:type="dxa" w:w="1440"/>
-          </w:tcPr>
-          <w:p>
-            <w:r>
-              <w:rPr>
-                <w:sz w:val="24"/>
-              </w:rPr>
-            </w:r>
-            <w:r>
-              <w:rPr>
-                <w:rFonts w:ascii="Times New Roman" w:hAnsi="Times New Roman" w:eastAsia="Times New Roman"/>
-                <w:b w:val="0"/>
-                <w:i w:val="0"/>
-                <w:sz w:val="24"/>
-              </w:rPr>
-              <w:t>4-8s</w:t>
-            </w:r>
-          </w:p>
-        </w:tc>
-        <w:tc>
-          <w:tcPr>
-            <w:tcW w:type="dxa" w:w="1440"/>
-          </w:tcPr>
-          <w:p>
-            <w:r>
-              <w:rPr>
-                <w:sz w:val="24"/>
-              </w:rPr>
-            </w:r>
-            <w:r>
-              <w:rPr>
-                <w:rFonts w:ascii="Times New Roman" w:hAnsi="Times New Roman" w:eastAsia="Times New Roman"/>
-                <w:b/>
-                <w:i w:val="0"/>
-                <w:sz w:val="24"/>
-              </w:rPr>
-              <w:t>ADOPT primary</w:t>
-            </w:r>
-          </w:p>
-        </w:tc>
-      </w:tr>
-      <w:tr>
-        <w:tc>
-          <w:tcPr>
-            <w:tcW w:type="dxa" w:w="1440"/>
-          </w:tcPr>
-          <w:p>
-            <w:r>
-              <w:rPr>
-                <w:sz w:val="24"/>
-              </w:rPr>
-            </w:r>
-            <w:r>
-              <w:rPr>
-                <w:rFonts w:ascii="Times New Roman" w:hAnsi="Times New Roman" w:eastAsia="Times New Roman"/>
-                <w:b/>
-                <w:i w:val="0"/>
-                <w:sz w:val="24"/>
-              </w:rPr>
-              <w:t>SDXL Turbo</w:t>
-            </w:r>
-          </w:p>
-        </w:tc>
-        <w:tc>
-          <w:tcPr>
-            <w:tcW w:type="dxa" w:w="1440"/>
-          </w:tcPr>
-          <w:p>
-            <w:r>
-              <w:rPr>
-                <w:sz w:val="24"/>
-              </w:rPr>
-            </w:r>
-            <w:r>
-              <w:rPr>
-                <w:rFonts w:ascii="Times New Roman" w:hAnsi="Times New Roman" w:eastAsia="Times New Roman"/>
-                <w:b w:val="0"/>
-                <w:i w:val="0"/>
-                <w:sz w:val="24"/>
-              </w:rPr>
-              <w:t>Hugging Face</w:t>
-            </w:r>
-          </w:p>
-        </w:tc>
-        <w:tc>
-          <w:tcPr>
-            <w:tcW w:type="dxa" w:w="1440"/>
-          </w:tcPr>
-          <w:p>
-            <w:r>
-              <w:rPr>
-                <w:sz w:val="24"/>
-              </w:rPr>
-            </w:r>
-            <w:r>
-              <w:rPr>
-                <w:rFonts w:ascii="Times New Roman" w:hAnsi="Times New Roman" w:eastAsia="Times New Roman"/>
-                <w:b w:val="0"/>
-                <w:i w:val="0"/>
-                <w:sz w:val="24"/>
-              </w:rPr>
-              <w:t>Free tier 1000/tháng</w:t>
-            </w:r>
-          </w:p>
-        </w:tc>
-        <w:tc>
-          <w:tcPr>
-            <w:tcW w:type="dxa" w:w="1440"/>
-          </w:tcPr>
-          <w:p>
-            <w:r>
-              <w:rPr>
-                <w:sz w:val="24"/>
-              </w:rPr>
-            </w:r>
-            <w:r>
-              <w:rPr>
-                <w:rFonts w:ascii="Times New Roman" w:hAnsi="Times New Roman" w:eastAsia="Times New Roman"/>
-                <w:b w:val="0"/>
-                <w:i w:val="0"/>
-                <w:sz w:val="24"/>
-              </w:rPr>
-              <w:t>Khá</w:t>
-            </w:r>
-          </w:p>
-        </w:tc>
-        <w:tc>
-          <w:tcPr>
-            <w:tcW w:type="dxa" w:w="1440"/>
-          </w:tcPr>
-          <w:p>
-            <w:r>
-              <w:rPr>
-                <w:sz w:val="24"/>
-              </w:rPr>
-            </w:r>
-            <w:r>
-              <w:rPr>
-                <w:rFonts w:ascii="Times New Roman" w:hAnsi="Times New Roman" w:eastAsia="Times New Roman"/>
-                <w:b w:val="0"/>
-                <w:i w:val="0"/>
-                <w:sz w:val="24"/>
-              </w:rPr>
-              <w:t>1-2s</w:t>
-            </w:r>
-          </w:p>
-        </w:tc>
-        <w:tc>
-          <w:tcPr>
-            <w:tcW w:type="dxa" w:w="1440"/>
-          </w:tcPr>
-          <w:p>
-            <w:r>
-              <w:rPr>
-                <w:sz w:val="24"/>
-              </w:rPr>
-            </w:r>
-            <w:r>
-              <w:rPr>
-                <w:rFonts w:ascii="Times New Roman" w:hAnsi="Times New Roman" w:eastAsia="Times New Roman"/>
-                <w:b/>
-                <w:i w:val="0"/>
-                <w:sz w:val="24"/>
-              </w:rPr>
-              <w:t>Fallback</w:t>
-            </w:r>
-          </w:p>
-        </w:tc>
-      </w:tr>
-      <w:tr>
-        <w:tc>
-          <w:tcPr>
-            <w:tcW w:type="dxa" w:w="1440"/>
-          </w:tcPr>
-          <w:p>
-            <w:r>
-              <w:rPr>
-                <w:sz w:val="24"/>
-              </w:rPr>
-            </w:r>
-            <w:r>
-              <w:rPr>
-                <w:rFonts w:ascii="Times New Roman" w:hAnsi="Times New Roman" w:eastAsia="Times New Roman"/>
-                <w:b/>
-                <w:i w:val="0"/>
-                <w:sz w:val="24"/>
-              </w:rPr>
-              <w:t>DALL-E 3</w:t>
-            </w:r>
-          </w:p>
-        </w:tc>
-        <w:tc>
-          <w:tcPr>
-            <w:tcW w:type="dxa" w:w="1440"/>
-          </w:tcPr>
-          <w:p>
-            <w:r>
-              <w:rPr>
-                <w:sz w:val="24"/>
-              </w:rPr>
-            </w:r>
-            <w:r>
-              <w:rPr>
-                <w:rFonts w:ascii="Times New Roman" w:hAnsi="Times New Roman" w:eastAsia="Times New Roman"/>
-                <w:b w:val="0"/>
-                <w:i w:val="0"/>
-                <w:sz w:val="24"/>
-              </w:rPr>
-              <w:t>OpenAI API</w:t>
-            </w:r>
-          </w:p>
-        </w:tc>
-        <w:tc>
-          <w:tcPr>
-            <w:tcW w:type="dxa" w:w="1440"/>
-          </w:tcPr>
-          <w:p>
-            <w:r>
-              <w:rPr>
-                <w:sz w:val="24"/>
-              </w:rPr>
-            </w:r>
-            <w:r>
-              <w:rPr>
-                <w:rFonts w:ascii="Times New Roman" w:hAnsi="Times New Roman" w:eastAsia="Times New Roman"/>
-                <w:b w:val="0"/>
-                <w:i w:val="0"/>
-                <w:sz w:val="24"/>
-              </w:rPr>
-              <w:t>~$0.04</w:t>
-            </w:r>
-          </w:p>
-        </w:tc>
-        <w:tc>
-          <w:tcPr>
-            <w:tcW w:type="dxa" w:w="1440"/>
-          </w:tcPr>
-          <w:p>
-            <w:r>
-              <w:rPr>
-                <w:sz w:val="24"/>
-              </w:rPr>
-            </w:r>
-            <w:r>
-              <w:rPr>
-                <w:rFonts w:ascii="Times New Roman" w:hAnsi="Times New Roman" w:eastAsia="Times New Roman"/>
-                <w:b w:val="0"/>
-                <w:i w:val="0"/>
-                <w:sz w:val="24"/>
-              </w:rPr>
-              <w:t>Rất cao</w:t>
-            </w:r>
-          </w:p>
-        </w:tc>
-        <w:tc>
-          <w:tcPr>
-            <w:tcW w:type="dxa" w:w="1440"/>
-          </w:tcPr>
-          <w:p>
-            <w:r>
-              <w:rPr>
-                <w:sz w:val="24"/>
-              </w:rPr>
-            </w:r>
-            <w:r>
-              <w:rPr>
-                <w:rFonts w:ascii="Times New Roman" w:hAnsi="Times New Roman" w:eastAsia="Times New Roman"/>
-                <w:b w:val="0"/>
-                <w:i w:val="0"/>
-                <w:sz w:val="24"/>
-              </w:rPr>
-              <w:t>8-12s</w:t>
-            </w:r>
-          </w:p>
-        </w:tc>
-        <w:tc>
-          <w:tcPr>
-            <w:tcW w:type="dxa" w:w="1440"/>
-          </w:tcPr>
-          <w:p>
-            <w:r>
-              <w:rPr>
-                <w:sz w:val="24"/>
-              </w:rPr>
-            </w:r>
-            <w:r>
-              <w:rPr>
-                <w:rFonts w:ascii="Times New Roman" w:hAnsi="Times New Roman" w:eastAsia="Times New Roman"/>
-                <w:b w:val="0"/>
-                <w:i w:val="0"/>
-                <w:sz w:val="24"/>
-              </w:rPr>
-              <w:t>Cost cao quá cho giai đoạn thử nghiệm</w:t>
-            </w:r>
-          </w:p>
-        </w:tc>
-      </w:tr>
-      <w:tr>
-        <w:tc>
-          <w:tcPr>
-            <w:tcW w:type="dxa" w:w="1440"/>
-          </w:tcPr>
-          <w:p>
-            <w:r>
-              <w:rPr>
-                <w:sz w:val="24"/>
-              </w:rPr>
-            </w:r>
-            <w:r>
-              <w:rPr>
-                <w:rFonts w:ascii="Times New Roman" w:hAnsi="Times New Roman" w:eastAsia="Times New Roman"/>
-                <w:b/>
-                <w:i w:val="0"/>
-                <w:sz w:val="24"/>
-              </w:rPr>
-              <w:t>Midjourney v6</w:t>
-            </w:r>
-          </w:p>
-        </w:tc>
-        <w:tc>
-          <w:tcPr>
-            <w:tcW w:type="dxa" w:w="1440"/>
-          </w:tcPr>
-          <w:p>
-            <w:r>
-              <w:rPr>
-                <w:sz w:val="24"/>
-              </w:rPr>
-            </w:r>
-            <w:r>
-              <w:rPr>
-                <w:rFonts w:ascii="Times New Roman" w:hAnsi="Times New Roman" w:eastAsia="Times New Roman"/>
-                <w:b w:val="0"/>
-                <w:i w:val="0"/>
-                <w:sz w:val="24"/>
-              </w:rPr>
-              <w:t>(no public API)</w:t>
-            </w:r>
-          </w:p>
-        </w:tc>
-        <w:tc>
-          <w:tcPr>
-            <w:tcW w:type="dxa" w:w="1440"/>
-          </w:tcPr>
-          <w:p>
-            <w:r>
-              <w:rPr>
-                <w:sz w:val="24"/>
-              </w:rPr>
-            </w:r>
-            <w:r>
-              <w:rPr>
-                <w:rFonts w:ascii="Times New Roman" w:hAnsi="Times New Roman" w:eastAsia="Times New Roman"/>
-                <w:b w:val="0"/>
-                <w:i w:val="0"/>
-                <w:sz w:val="24"/>
-              </w:rPr>
-              <w:t>N/A</w:t>
-            </w:r>
-          </w:p>
-        </w:tc>
-        <w:tc>
-          <w:tcPr>
-            <w:tcW w:type="dxa" w:w="1440"/>
-          </w:tcPr>
-          <w:p>
-            <w:r>
-              <w:rPr>
-                <w:sz w:val="24"/>
-              </w:rPr>
-            </w:r>
-            <w:r>
-              <w:rPr>
-                <w:rFonts w:ascii="Times New Roman" w:hAnsi="Times New Roman" w:eastAsia="Times New Roman"/>
-                <w:b w:val="0"/>
-                <w:i w:val="0"/>
-                <w:sz w:val="24"/>
-              </w:rPr>
-              <w:t>Rất cao</w:t>
-            </w:r>
-          </w:p>
-        </w:tc>
-        <w:tc>
-          <w:tcPr>
-            <w:tcW w:type="dxa" w:w="1440"/>
-          </w:tcPr>
-          <w:p>
-            <w:r>
-              <w:rPr>
-                <w:sz w:val="24"/>
-              </w:rPr>
-            </w:r>
-            <w:r>
-              <w:rPr>
-                <w:rFonts w:ascii="Times New Roman" w:hAnsi="Times New Roman" w:eastAsia="Times New Roman"/>
-                <w:b w:val="0"/>
-                <w:i w:val="0"/>
-                <w:sz w:val="24"/>
-              </w:rPr>
-              <w:t>N/A</w:t>
-            </w:r>
-          </w:p>
-        </w:tc>
-        <w:tc>
-          <w:tcPr>
-            <w:tcW w:type="dxa" w:w="1440"/>
-          </w:tcPr>
-          <w:p>
-            <w:r>
-              <w:rPr>
-                <w:sz w:val="24"/>
-              </w:rPr>
-            </w:r>
-            <w:r>
-              <w:rPr>
-                <w:rFonts w:ascii="Times New Roman" w:hAnsi="Times New Roman" w:eastAsia="Times New Roman"/>
-                <w:b w:val="0"/>
-                <w:i w:val="0"/>
-                <w:sz w:val="24"/>
-              </w:rPr>
-              <w:t>Loại vì không có API</w:t>
-            </w:r>
-          </w:p>
-        </w:tc>
-      </w:tr>
-    </w:tbl>
-    <w:p/>
-    <w:p>
-      <w:pPr>
-        <w:spacing w:line="288" w:lineRule="auto"/>
-        <w:ind w:firstLine="567"/>
-        <w:jc w:val="both"/>
-      </w:pPr>
-      <w:r>
-        <w:rPr>
-          <w:rFonts w:ascii="Times New Roman" w:hAnsi="Times New Roman" w:eastAsia="Times New Roman"/>
-          <w:b w:val="0"/>
-          <w:i w:val="0"/>
-          <w:sz w:val="26"/>
-        </w:rPr>
-        <w:t>Lý do chọn Stable Diffusion XL [13] làm primary: balance tốt giữa quality + cost + latency. SDXL Turbo làm fallback khi primary rate-limited hoặc lỗi 5xx. Tránh DALL-E 3 vì cost cao 30 lần SDXL, không phù hợp budget giai đoạn thử nghiệm với target $0 infrastructure cost (Free Tier AWS + Replicate free credits).</w:t>
-      </w:r>
-    </w:p>
-    <w:p>
-      <w:pPr>
-        <w:spacing w:before="120" w:after="60"/>
-      </w:pPr>
-      <w:r>
-        <w:rPr>
-          <w:rFonts w:ascii="Times New Roman" w:hAnsi="Times New Roman" w:eastAsia="Times New Roman"/>
-          <w:b/>
-          <w:i w:val="0"/>
-          <w:sz w:val="26"/>
-        </w:rPr>
-        <w:t>1.3.2.4 Cost analysis</w:t>
-      </w:r>
-    </w:p>
-    <w:p>
-      <w:pPr>
-        <w:spacing w:line="288" w:lineRule="auto"/>
-        <w:ind w:firstLine="567"/>
-        <w:jc w:val="both"/>
-      </w:pPr>
-      <w:r>
-        <w:rPr>
-          <w:rFonts w:ascii="Times New Roman" w:hAnsi="Times New Roman" w:eastAsia="Times New Roman"/>
-          <w:b w:val="0"/>
-          <w:i w:val="0"/>
-          <w:sz w:val="26"/>
-        </w:rPr>
-        <w:t xml:space="preserve">Estimate AI Branding cost cho 1 trung tâm mới onboard (5 image total: logo + hero + 3 social banners): 5 images × $0.0012/image (SDXL) = </w:t>
-      </w:r>
-      <w:r>
-        <w:rPr>
-          <w:rFonts w:ascii="Times New Roman" w:hAnsi="Times New Roman" w:eastAsia="Times New Roman"/>
-          <w:b/>
-          <w:i w:val="0"/>
-          <w:sz w:val="26"/>
-        </w:rPr>
-        <w:t>$0.006/trung tâm</w:t>
-      </w:r>
-      <w:r>
-        <w:rPr>
-          <w:rFonts w:ascii="Times New Roman" w:hAnsi="Times New Roman" w:eastAsia="Times New Roman"/>
-          <w:b w:val="0"/>
-          <w:i w:val="0"/>
-          <w:sz w:val="26"/>
-        </w:rPr>
-        <w:t xml:space="preserve">; cộng AI Quality Gate classifier ~$0.001/image × 5 = $0.005. </w:t>
-      </w:r>
-      <w:r>
-        <w:rPr>
-          <w:rFonts w:ascii="Times New Roman" w:hAnsi="Times New Roman" w:eastAsia="Times New Roman"/>
-          <w:b/>
-          <w:i w:val="0"/>
-          <w:sz w:val="26"/>
-        </w:rPr>
-        <w:t>Total ~$0.011 per trung tâm</w:t>
-      </w:r>
-      <w:r>
-        <w:rPr>
-          <w:rFonts w:ascii="Times New Roman" w:hAnsi="Times New Roman" w:eastAsia="Times New Roman"/>
-          <w:b w:val="0"/>
-          <w:i w:val="0"/>
-          <w:sz w:val="26"/>
-        </w:rPr>
-        <w:t xml:space="preserve"> (~270 đồng). Với target giai đoạn thử nghiệm 5 trung tâm × 10 lần regenerate/trung tâm/tháng = 250 images/tháng = </w:t>
-      </w:r>
-      <w:r>
-        <w:rPr>
-          <w:rFonts w:ascii="Times New Roman" w:hAnsi="Times New Roman" w:eastAsia="Times New Roman"/>
-          <w:b/>
-          <w:i w:val="0"/>
-          <w:sz w:val="26"/>
-        </w:rPr>
-        <w:t>$2.75/tháng AI cost</w:t>
-      </w:r>
-      <w:r>
-        <w:rPr>
-          <w:rFonts w:ascii="Times New Roman" w:hAnsi="Times New Roman" w:eastAsia="Times New Roman"/>
-          <w:b w:val="0"/>
-          <w:i w:val="0"/>
-          <w:sz w:val="26"/>
-        </w:rPr>
-        <w:t>, hoàn toàn nằm trong Replicate Free Tier ($10/tháng credit miễn phí).</w:t>
-      </w:r>
-    </w:p>
-    <w:p>
-      <w:pPr>
-        <w:pStyle w:val="Heading3"/>
-      </w:pPr>
-      <w:r>
-        <w:rPr>
-          <w:rFonts w:ascii="Times New Roman" w:hAnsi="Times New Roman" w:eastAsia="Times New Roman"/>
-          <w:b/>
-          <w:color w:val="000000"/>
-          <w:sz w:val="28"/>
-        </w:rPr>
-        <w:t>1.3.3 Phương pháp 2 — AI Quality Gate (content safety + brand fit)</w:t>
-      </w:r>
-    </w:p>
-    <w:p>
-      <w:pPr>
-        <w:spacing w:line="288" w:lineRule="auto"/>
-        <w:ind w:firstLine="567"/>
-        <w:jc w:val="both"/>
-      </w:pPr>
-      <w:r>
-        <w:rPr>
-          <w:rFonts w:ascii="Times New Roman" w:hAnsi="Times New Roman" w:eastAsia="Times New Roman"/>
-          <w:b w:val="0"/>
-          <w:i w:val="0"/>
-          <w:sz w:val="26"/>
-        </w:rPr>
-        <w:t>AI Branding sinh assets chất lượng cao đa số trường hợp, nhưng vẫn có nguy cơ output không phù hợp: NSFW content (rất hiếm nhưng có), text artifact (lỗi rendering), brand color không match, hoặc style không phù hợp với education context (vd hình ảnh quá cartoony cho trung tâm formal). AI Quality Gate là layer kiểm soát chất lượng tự động trước khi asset được delivery cho Owner.</w:t>
-      </w:r>
-    </w:p>
-    <w:p>
-      <w:pPr>
-        <w:spacing w:before="120" w:after="60"/>
-      </w:pPr>
-      <w:r>
-        <w:rPr>
-          <w:rFonts w:ascii="Times New Roman" w:hAnsi="Times New Roman" w:eastAsia="Times New Roman"/>
-          <w:b/>
-          <w:i w:val="0"/>
-          <w:sz w:val="26"/>
-        </w:rPr>
-        <w:t>1.3.3.1 Multi-layer gate strategy</w:t>
-      </w:r>
-    </w:p>
-    <w:p>
-      <w:pPr>
-        <w:spacing w:line="288" w:lineRule="auto"/>
-        <w:ind w:firstLine="567"/>
-        <w:jc w:val="both"/>
-      </w:pPr>
-      <w:r>
-        <w:rPr>
-          <w:rFonts w:ascii="Times New Roman" w:hAnsi="Times New Roman" w:eastAsia="Times New Roman"/>
-          <w:b w:val="0"/>
-          <w:i w:val="0"/>
-          <w:sz w:val="26"/>
-        </w:rPr>
-        <w:t>AI Quality Gate sử dụng 3-layer approach:</w:t>
-      </w:r>
-    </w:p>
-    <w:p>
-      <w:pPr>
-        <w:spacing w:line="288" w:lineRule="auto"/>
-        <w:ind w:firstLine="567"/>
-        <w:jc w:val="both"/>
-      </w:pPr>
-      <w:r>
-        <w:rPr>
-          <w:rFonts w:ascii="Times New Roman" w:hAnsi="Times New Roman" w:eastAsia="Times New Roman"/>
-          <w:b/>
-          <w:i w:val="0"/>
-          <w:sz w:val="26"/>
-        </w:rPr>
-        <w:t>Layer 1 — Content safety (NSFW classifier):</w:t>
-      </w:r>
-    </w:p>
-    <w:p>
-      <w:pPr>
-        <w:pStyle w:val="ListBullet"/>
-        <w:spacing w:line="288" w:lineRule="auto"/>
-        <w:ind w:left="850" w:hanging="283"/>
-      </w:pPr>
-      <w:r>
-        <w:rPr>
-          <w:rFonts w:ascii="Times New Roman" w:hAnsi="Times New Roman" w:eastAsia="Times New Roman"/>
-          <w:b w:val="0"/>
-          <w:i w:val="0"/>
-          <w:sz w:val="26"/>
-        </w:rPr>
-        <w:t>Mô hình: NSFW image classifier pretrained trên Hugging Face</w:t>
-      </w:r>
-    </w:p>
-    <w:p>
-      <w:pPr>
-        <w:pStyle w:val="ListBullet"/>
-        <w:spacing w:line="288" w:lineRule="auto"/>
-        <w:ind w:left="850" w:hanging="283"/>
-      </w:pPr>
-      <w:r>
-        <w:rPr>
-          <w:rFonts w:ascii="Times New Roman" w:hAnsi="Times New Roman" w:eastAsia="Times New Roman"/>
-          <w:b w:val="0"/>
-          <w:i w:val="0"/>
-          <w:sz w:val="26"/>
-        </w:rPr>
-        <w:t>Action: reject image nếu confidence score &gt; 0.7 thì trigger regenerate với prompt refined</w:t>
-      </w:r>
-    </w:p>
-    <w:p>
-      <w:pPr>
-        <w:pStyle w:val="ListBullet"/>
-        <w:spacing w:line="288" w:lineRule="auto"/>
-        <w:ind w:left="850" w:hanging="283"/>
-      </w:pPr>
-      <w:r>
-        <w:rPr>
-          <w:rFonts w:ascii="Times New Roman" w:hAnsi="Times New Roman" w:eastAsia="Times New Roman"/>
-          <w:b w:val="0"/>
-          <w:i w:val="0"/>
-          <w:sz w:val="26"/>
-        </w:rPr>
-        <w:t>Coverage: ~99% NSFW content (theo benchmark internal trên 10.000 test images)</w:t>
-      </w:r>
-    </w:p>
-    <w:p>
-      <w:pPr>
-        <w:spacing w:line="288" w:lineRule="auto"/>
-        <w:ind w:firstLine="567"/>
-        <w:jc w:val="both"/>
-      </w:pPr>
-      <w:r>
-        <w:rPr>
-          <w:rFonts w:ascii="Times New Roman" w:hAnsi="Times New Roman" w:eastAsia="Times New Roman"/>
-          <w:b/>
-          <w:i w:val="0"/>
-          <w:sz w:val="26"/>
-        </w:rPr>
-        <w:t>Layer 2 — Brand fit heuristic:</w:t>
-      </w:r>
-    </w:p>
-    <w:p>
-      <w:pPr>
-        <w:pStyle w:val="ListBullet"/>
-        <w:spacing w:line="288" w:lineRule="auto"/>
-        <w:ind w:left="850" w:hanging="283"/>
-      </w:pPr>
-      <w:r>
-        <w:rPr>
-          <w:rFonts w:ascii="Times New Roman" w:hAnsi="Times New Roman" w:eastAsia="Times New Roman"/>
-          <w:b w:val="0"/>
-          <w:i w:val="0"/>
-          <w:sz w:val="26"/>
-        </w:rPr>
-        <w:t xml:space="preserve">Color extraction từ image dùng </w:t>
-      </w:r>
-      <w:r>
-        <w:rPr>
-          <w:rFonts w:ascii="Times New Roman" w:hAnsi="Times New Roman" w:eastAsia="Times New Roman"/>
-          <w:b w:val="0"/>
-          <w:i/>
-          <w:sz w:val="26"/>
-        </w:rPr>
-        <w:t>node-vibrant</w:t>
-      </w:r>
-      <w:r>
-        <w:rPr>
-          <w:rFonts w:ascii="Times New Roman" w:hAnsi="Times New Roman" w:eastAsia="Times New Roman"/>
-          <w:b w:val="0"/>
-          <w:i w:val="0"/>
-          <w:sz w:val="26"/>
-        </w:rPr>
-        <w:t xml:space="preserve"> library</w:t>
-      </w:r>
-    </w:p>
-    <w:p>
-      <w:pPr>
-        <w:pStyle w:val="ListBullet"/>
-        <w:spacing w:line="288" w:lineRule="auto"/>
-        <w:ind w:left="850" w:hanging="283"/>
-      </w:pPr>
-      <w:r>
-        <w:rPr>
-          <w:rFonts w:ascii="Times New Roman" w:hAnsi="Times New Roman" w:eastAsia="Times New Roman"/>
-          <w:b w:val="0"/>
-          <w:i w:val="0"/>
-          <w:sz w:val="26"/>
-        </w:rPr>
-        <w:t>So sánh dominant colors với brand color tenant provided</w:t>
-      </w:r>
-    </w:p>
-    <w:p>
-      <w:pPr>
-        <w:pStyle w:val="ListBullet"/>
-        <w:spacing w:line="288" w:lineRule="auto"/>
-        <w:ind w:left="850" w:hanging="283"/>
-      </w:pPr>
-      <w:r>
-        <w:rPr>
-          <w:rFonts w:ascii="Times New Roman" w:hAnsi="Times New Roman" w:eastAsia="Times New Roman"/>
-          <w:b w:val="0"/>
-          <w:i w:val="0"/>
-          <w:sz w:val="26"/>
-        </w:rPr>
-        <w:t>Threshold: nếu deltaE &gt; 30 (CIE Lab color space) thì FAIL thì regenerate</w:t>
-      </w:r>
-    </w:p>
-    <w:p>
-      <w:pPr>
-        <w:spacing w:line="288" w:lineRule="auto"/>
-        <w:ind w:firstLine="567"/>
-        <w:jc w:val="both"/>
-      </w:pPr>
-      <w:r>
-        <w:rPr>
-          <w:rFonts w:ascii="Times New Roman" w:hAnsi="Times New Roman" w:eastAsia="Times New Roman"/>
-          <w:b/>
-          <w:i w:val="0"/>
-          <w:sz w:val="26"/>
-        </w:rPr>
-        <w:t>Layer 3 — Education context classifier (giai đoạn mở rộng):</w:t>
-      </w:r>
-    </w:p>
-    <w:p>
-      <w:pPr>
-        <w:pStyle w:val="ListBullet"/>
-        <w:spacing w:line="288" w:lineRule="auto"/>
-        <w:ind w:left="850" w:hanging="283"/>
-      </w:pPr>
-      <w:r>
-        <w:rPr>
-          <w:rFonts w:ascii="Times New Roman" w:hAnsi="Times New Roman" w:eastAsia="Times New Roman"/>
-          <w:b w:val="0"/>
-          <w:i w:val="0"/>
-          <w:sz w:val="26"/>
-        </w:rPr>
-        <w:t>Custom classifier fine-tuned trên dataset 5000 education-appropriate images (school logos, classroom photos, education icons)</w:t>
-      </w:r>
-    </w:p>
-    <w:p>
-      <w:pPr>
-        <w:pStyle w:val="ListBullet"/>
-        <w:spacing w:line="288" w:lineRule="auto"/>
-        <w:ind w:left="850" w:hanging="283"/>
-      </w:pPr>
-      <w:r>
-        <w:rPr>
-          <w:rFonts w:ascii="Times New Roman" w:hAnsi="Times New Roman" w:eastAsia="Times New Roman"/>
-          <w:b w:val="0"/>
-          <w:i w:val="0"/>
-          <w:sz w:val="26"/>
-        </w:rPr>
-        <w:t>Output: confidence score (0-1) for "education-appropriate"</w:t>
-      </w:r>
-    </w:p>
-    <w:p>
-      <w:pPr>
-        <w:pStyle w:val="ListBullet"/>
-        <w:spacing w:line="288" w:lineRule="auto"/>
-        <w:ind w:left="850" w:hanging="283"/>
-      </w:pPr>
-      <w:r>
-        <w:rPr>
-          <w:rFonts w:ascii="Times New Roman" w:hAnsi="Times New Roman" w:eastAsia="Times New Roman"/>
-          <w:b w:val="0"/>
-          <w:i w:val="0"/>
-          <w:sz w:val="26"/>
-        </w:rPr>
-        <w:t>Threshold: &gt; 0.6 PASS, &lt; 0.6 FAIL</w:t>
-      </w:r>
-    </w:p>
-    <w:p>
-      <w:pPr>
-        <w:pStyle w:val="ListBullet"/>
-        <w:spacing w:line="288" w:lineRule="auto"/>
-        <w:ind w:left="850" w:hanging="283"/>
-      </w:pPr>
-      <w:r>
-        <w:rPr>
-          <w:rFonts w:ascii="Times New Roman" w:hAnsi="Times New Roman" w:eastAsia="Times New Roman"/>
-          <w:b w:val="0"/>
-          <w:i w:val="0"/>
-          <w:sz w:val="26"/>
-        </w:rPr>
-        <w:t>Defer sang giai đoạn mở rộng vì cần data labeling effort + training infrastructure</w:t>
-      </w:r>
-    </w:p>
-    <w:p>
-      <w:pPr>
-        <w:spacing w:before="120" w:after="60"/>
-      </w:pPr>
-      <w:r>
-        <w:rPr>
-          <w:rFonts w:ascii="Times New Roman" w:hAnsi="Times New Roman" w:eastAsia="Times New Roman"/>
-          <w:b/>
-          <w:i w:val="0"/>
-          <w:sz w:val="26"/>
-        </w:rPr>
-        <w:t>1.3.3.2 Failure handling</w:t>
-      </w:r>
-    </w:p>
-    <w:p>
-      <w:pPr>
-        <w:spacing w:line="288" w:lineRule="auto"/>
-        <w:ind w:firstLine="567"/>
-        <w:jc w:val="both"/>
-      </w:pPr>
-      <w:r>
-        <w:rPr>
-          <w:rFonts w:ascii="Times New Roman" w:hAnsi="Times New Roman" w:eastAsia="Times New Roman"/>
-          <w:b w:val="0"/>
-          <w:i w:val="0"/>
-          <w:sz w:val="26"/>
-        </w:rPr>
-        <w:t>Nếu image FAIL bất kỳ layer nào, Worker retry với prompt refined:</w:t>
-      </w:r>
-    </w:p>
-    <w:p>
-      <w:pPr>
-        <w:spacing w:line="240" w:lineRule="auto" w:before="0" w:after="0"/>
-        <w:ind w:left="283"/>
-      </w:pPr>
-      <w:r>
-        <w:rPr>
-          <w:rFonts w:ascii="Times New Roman" w:hAnsi="Times New Roman" w:eastAsia="Times New Roman"/>
-          <w:b w:val="0"/>
-          <w:i/>
-          <w:sz w:val="22"/>
-        </w:rPr>
-        <w:t xml:space="preserve">Original prompt FAIL thì </w:t>
-      </w:r>
-    </w:p>
-    <w:p>
-      <w:pPr>
-        <w:spacing w:line="240" w:lineRule="auto" w:before="0" w:after="0"/>
-        <w:ind w:left="283"/>
-      </w:pPr>
-      <w:r>
-        <w:rPr>
-          <w:rFonts w:ascii="Times New Roman" w:hAnsi="Times New Roman" w:eastAsia="Times New Roman"/>
-          <w:b w:val="0"/>
-          <w:i/>
-          <w:sz w:val="22"/>
-        </w:rPr>
-        <w:t xml:space="preserve">  Refined prompt: original + ", education-appropriate, professional, </w:t>
-      </w:r>
-    </w:p>
-    <w:p>
-      <w:pPr>
-        <w:spacing w:line="240" w:lineRule="auto" w:before="0" w:after="0"/>
-        <w:ind w:left="283"/>
-      </w:pPr>
-      <w:r>
-        <w:rPr>
-          <w:rFonts w:ascii="Times New Roman" w:hAnsi="Times New Roman" w:eastAsia="Times New Roman"/>
-          <w:b w:val="0"/>
-          <w:i/>
-          <w:sz w:val="22"/>
-        </w:rPr>
-        <w:t xml:space="preserve">  brand color #1E40AF dominant" thì </w:t>
-      </w:r>
-    </w:p>
-    <w:p>
-      <w:pPr>
-        <w:spacing w:line="240" w:lineRule="auto" w:before="0" w:after="0"/>
-        <w:ind w:left="283"/>
-      </w:pPr>
-      <w:r>
-        <w:rPr>
-          <w:rFonts w:ascii="Times New Roman" w:hAnsi="Times New Roman" w:eastAsia="Times New Roman"/>
-          <w:b w:val="0"/>
-          <w:i/>
-          <w:sz w:val="22"/>
-        </w:rPr>
-        <w:t xml:space="preserve">    If still FAIL after 3 retries thì </w:t>
-      </w:r>
-    </w:p>
-    <w:p>
-      <w:pPr>
-        <w:spacing w:line="240" w:lineRule="auto" w:before="0" w:after="0"/>
-        <w:ind w:left="283"/>
-      </w:pPr>
-      <w:r>
-        <w:rPr>
-          <w:rFonts w:ascii="Times New Roman" w:hAnsi="Times New Roman" w:eastAsia="Times New Roman"/>
-          <w:b w:val="0"/>
-          <w:i/>
-          <w:sz w:val="22"/>
-        </w:rPr>
-        <w:t xml:space="preserve">      Fallback: notify Owner "Tạo lại logo không thành công, </w:t>
-      </w:r>
-    </w:p>
-    <w:p>
-      <w:pPr>
-        <w:spacing w:line="240" w:lineRule="auto" w:before="0" w:after="0"/>
-        <w:ind w:left="283"/>
-      </w:pPr>
-      <w:r>
-        <w:rPr>
-          <w:rFonts w:ascii="Times New Roman" w:hAnsi="Times New Roman" w:eastAsia="Times New Roman"/>
-          <w:b w:val="0"/>
-          <w:i/>
-          <w:sz w:val="22"/>
-        </w:rPr>
-        <w:t xml:space="preserve">      vui lòng thử với prompt khác hoặc liên hệ support"</w:t>
-      </w:r>
-    </w:p>
-    <w:p>
-      <w:pPr>
-        <w:spacing w:line="288" w:lineRule="auto"/>
-        <w:ind w:firstLine="567"/>
-        <w:jc w:val="both"/>
-      </w:pPr>
-      <w:r>
-        <w:rPr>
-          <w:rFonts w:ascii="Times New Roman" w:hAnsi="Times New Roman" w:eastAsia="Times New Roman"/>
-          <w:b w:val="0"/>
-          <w:i w:val="0"/>
-          <w:sz w:val="26"/>
-        </w:rPr>
-        <w:t>Max 3 retry attempts để control cost (mỗi retry tốn $0.0012 + $0.001 gate cost).</w:t>
-      </w:r>
-    </w:p>
-    <w:p>
-      <w:pPr>
-        <w:pStyle w:val="Heading3"/>
-      </w:pPr>
-      <w:r>
-        <w:rPr>
-          <w:rFonts w:ascii="Times New Roman" w:hAnsi="Times New Roman" w:eastAsia="Times New Roman"/>
-          <w:b/>
-          <w:color w:val="000000"/>
-          <w:sz w:val="28"/>
-        </w:rPr>
-        <w:t>1.3.4 Phương pháp 3 — AI techniques roadmap (giai đoạn mở rộng)</w:t>
-      </w:r>
-    </w:p>
-    <w:p>
-      <w:pPr>
-        <w:spacing w:line="288" w:lineRule="auto"/>
-        <w:ind w:firstLine="567"/>
-        <w:jc w:val="both"/>
-      </w:pPr>
-      <w:r>
-        <w:rPr>
-          <w:rFonts w:ascii="Times New Roman" w:hAnsi="Times New Roman" w:eastAsia="Times New Roman"/>
-          <w:b w:val="0"/>
-          <w:i w:val="0"/>
-          <w:sz w:val="26"/>
-        </w:rPr>
-        <w:t>KiteHub roadmap defer các AI features sau cho giai đoạn mở rộng (sau khi đạt 5 trung tâm thử nghiệm live + quality audit ≥80/100) và giai đoạn GA (sau khi engage legal counsel):</w:t>
-      </w:r>
-    </w:p>
-    <w:p>
-      <w:pPr>
-        <w:spacing w:before="120" w:after="60"/>
-      </w:pPr>
-      <w:r>
-        <w:rPr>
-          <w:rFonts w:ascii="Times New Roman" w:hAnsi="Times New Roman" w:eastAsia="Times New Roman"/>
-          <w:b/>
-          <w:i w:val="0"/>
-          <w:sz w:val="26"/>
-        </w:rPr>
-        <w:t>1.3.4.1 Chatbot hỗ trợ học viên (giai đoạn mở rộng)</w:t>
-      </w:r>
-    </w:p>
-    <w:p>
-      <w:pPr>
-        <w:spacing w:line="288" w:lineRule="auto"/>
-        <w:ind w:firstLine="567"/>
-        <w:jc w:val="both"/>
-      </w:pPr>
-      <w:r>
-        <w:rPr>
-          <w:rFonts w:ascii="Times New Roman" w:hAnsi="Times New Roman" w:eastAsia="Times New Roman"/>
-          <w:b/>
-          <w:i w:val="0"/>
-          <w:sz w:val="26"/>
-        </w:rPr>
-        <w:t>Mô hình:</w:t>
-      </w:r>
-      <w:r>
-        <w:rPr>
-          <w:rFonts w:ascii="Times New Roman" w:hAnsi="Times New Roman" w:eastAsia="Times New Roman"/>
-          <w:b w:val="0"/>
-          <w:i w:val="0"/>
-          <w:sz w:val="26"/>
-        </w:rPr>
-        <w:t xml:space="preserve"> LLM API thương mại cost-efficient tier (Anthropic / OpenAI), với context tenant-specific (course catalog + FAQ + lịch học).</w:t>
-      </w:r>
-    </w:p>
-    <w:p>
-      <w:pPr>
-        <w:spacing w:line="288" w:lineRule="auto"/>
-        <w:ind w:firstLine="567"/>
-        <w:jc w:val="both"/>
-      </w:pPr>
-      <w:r>
-        <w:rPr>
-          <w:rFonts w:ascii="Times New Roman" w:hAnsi="Times New Roman" w:eastAsia="Times New Roman"/>
-          <w:b/>
-          <w:i w:val="0"/>
-          <w:sz w:val="26"/>
-        </w:rPr>
-        <w:t>Architecture:</w:t>
-      </w:r>
-      <w:r>
-        <w:rPr>
-          <w:rFonts w:ascii="Times New Roman" w:hAnsi="Times New Roman" w:eastAsia="Times New Roman"/>
-          <w:b w:val="0"/>
-          <w:i w:val="0"/>
-          <w:sz w:val="26"/>
-        </w:rPr>
-        <w:t xml:space="preserve"> RAG (Retrieval-Augmented Generation) [15] dùng PostgreSQL pgvector extension cho vector search course content + FAQ embeddings. Khi học viên hỏi "Lớp Anh ngữ 5A1 học vào thứ mấy?", system retrieve relevant context từ tenant database thì feed vào LLM thì generate response Vietnamese natural.</w:t>
-      </w:r>
-    </w:p>
-    <w:p>
-      <w:pPr>
-        <w:spacing w:line="288" w:lineRule="auto"/>
-        <w:ind w:firstLine="567"/>
-        <w:jc w:val="both"/>
-      </w:pPr>
-      <w:r>
-        <w:rPr>
-          <w:rFonts w:ascii="Times New Roman" w:hAnsi="Times New Roman" w:eastAsia="Times New Roman"/>
-          <w:b/>
-          <w:i w:val="0"/>
-          <w:sz w:val="26"/>
-        </w:rPr>
-        <w:t>Use cases:</w:t>
-      </w:r>
-      <w:r>
-        <w:rPr>
-          <w:rFonts w:ascii="Times New Roman" w:hAnsi="Times New Roman" w:eastAsia="Times New Roman"/>
-          <w:b w:val="0"/>
-          <w:i w:val="0"/>
-          <w:sz w:val="26"/>
-        </w:rPr>
-        <w:t xml:space="preserve"> trả lời câu hỏi về lịch học, giáo viên, học phí; hướng dẫn quy trình đăng ký lớp mới; reminder ngày thi sắp tới; translate giữa tiếng Việt và tiếng Anh cho lớp ngoại ngữ.</w:t>
-      </w:r>
-    </w:p>
-    <w:p>
-      <w:pPr>
-        <w:spacing w:line="288" w:lineRule="auto"/>
-        <w:ind w:firstLine="567"/>
-        <w:jc w:val="both"/>
-      </w:pPr>
-      <w:r>
-        <w:rPr>
-          <w:rFonts w:ascii="Times New Roman" w:hAnsi="Times New Roman" w:eastAsia="Times New Roman"/>
-          <w:b/>
-          <w:i w:val="0"/>
-          <w:sz w:val="26"/>
-        </w:rPr>
-        <w:t>Estimated cost:</w:t>
-      </w:r>
-      <w:r>
-        <w:rPr>
-          <w:rFonts w:ascii="Times New Roman" w:hAnsi="Times New Roman" w:eastAsia="Times New Roman"/>
-          <w:b w:val="0"/>
-          <w:i w:val="0"/>
-          <w:sz w:val="26"/>
-        </w:rPr>
-        <w:t xml:space="preserve"> $0.05-0.10 per conversation (5-10 message exchanges) với cost-efficient LLM tier, ~$50-100/tháng cho 1000 conversations/tháng/trung tâm.</w:t>
-      </w:r>
-    </w:p>
-    <w:p>
-      <w:pPr>
-        <w:spacing w:before="120" w:after="60"/>
-      </w:pPr>
-      <w:r>
-        <w:rPr>
-          <w:rFonts w:ascii="Times New Roman" w:hAnsi="Times New Roman" w:eastAsia="Times New Roman"/>
-          <w:b/>
-          <w:i w:val="0"/>
-          <w:sz w:val="26"/>
-        </w:rPr>
-        <w:t>1.3.4.2 Auto-grading bài tập (giai đoạn mở rộng)</w:t>
-      </w:r>
-    </w:p>
-    <w:p>
-      <w:pPr>
-        <w:spacing w:line="288" w:lineRule="auto"/>
-        <w:ind w:firstLine="567"/>
-        <w:jc w:val="both"/>
-      </w:pPr>
-      <w:r>
-        <w:rPr>
-          <w:rFonts w:ascii="Times New Roman" w:hAnsi="Times New Roman" w:eastAsia="Times New Roman"/>
-          <w:b/>
-          <w:i w:val="0"/>
-          <w:sz w:val="26"/>
-        </w:rPr>
-        <w:t>Mô hình:</w:t>
-      </w:r>
-      <w:r>
-        <w:rPr>
-          <w:rFonts w:ascii="Times New Roman" w:hAnsi="Times New Roman" w:eastAsia="Times New Roman"/>
-          <w:b w:val="0"/>
-          <w:i w:val="0"/>
-          <w:sz w:val="26"/>
-        </w:rPr>
-        <w:t xml:space="preserve"> LLM API cao cấp tier cho graded multiple-choice + short-answer questions; defer essay grading sang giai đoạn GA vì độ phức tạp + risk bias.</w:t>
-      </w:r>
-    </w:p>
-    <w:p>
-      <w:pPr>
-        <w:spacing w:line="288" w:lineRule="auto"/>
-        <w:ind w:firstLine="567"/>
-        <w:jc w:val="both"/>
-      </w:pPr>
-      <w:r>
-        <w:rPr>
-          <w:rFonts w:ascii="Times New Roman" w:hAnsi="Times New Roman" w:eastAsia="Times New Roman"/>
-          <w:b/>
-          <w:i w:val="0"/>
-          <w:sz w:val="26"/>
-        </w:rPr>
-        <w:t>Use cases:</w:t>
-      </w:r>
-      <w:r>
-        <w:rPr>
-          <w:rFonts w:ascii="Times New Roman" w:hAnsi="Times New Roman" w:eastAsia="Times New Roman"/>
-          <w:b w:val="0"/>
-          <w:i w:val="0"/>
-          <w:sz w:val="26"/>
-        </w:rPr>
-        <w:t xml:space="preserve"> multiple-choice exam auto-grade (English vocab, grammar quiz); short-answer math problems (with explanation generation); reading comprehension Q&amp;A scoring.</w:t>
-      </w:r>
-    </w:p>
-    <w:p>
-      <w:pPr>
-        <w:spacing w:line="288" w:lineRule="auto"/>
-        <w:ind w:firstLine="567"/>
-        <w:jc w:val="both"/>
-      </w:pPr>
-      <w:r>
-        <w:rPr>
-          <w:rFonts w:ascii="Times New Roman" w:hAnsi="Times New Roman" w:eastAsia="Times New Roman"/>
-          <w:b/>
-          <w:i w:val="0"/>
-          <w:sz w:val="26"/>
-        </w:rPr>
-        <w:t>Considerations:</w:t>
-      </w:r>
-      <w:r>
-        <w:rPr>
-          <w:rFonts w:ascii="Times New Roman" w:hAnsi="Times New Roman" w:eastAsia="Times New Roman"/>
-          <w:b w:val="0"/>
-          <w:i w:val="0"/>
-          <w:sz w:val="26"/>
-        </w:rPr>
-        <w:t xml:space="preserve"> bias risk (model có thể bias theo training data thì cần human review sample); pedagogical correctness (auto-grade không thay thế teacher feedback chi tiết); cost ~$0.005-0.02 per question, scale tùy số lượng student × questions.</w:t>
-      </w:r>
-    </w:p>
-    <w:p>
-      <w:pPr>
-        <w:spacing w:before="120" w:after="60"/>
-      </w:pPr>
-      <w:r>
-        <w:rPr>
-          <w:rFonts w:ascii="Times New Roman" w:hAnsi="Times New Roman" w:eastAsia="Times New Roman"/>
-          <w:b/>
-          <w:i w:val="0"/>
-          <w:sz w:val="26"/>
-        </w:rPr>
-        <w:t>1.3.4.3 Personalized learning path (giai đoạn GA)</w:t>
-      </w:r>
-    </w:p>
-    <w:p>
-      <w:pPr>
-        <w:spacing w:line="288" w:lineRule="auto"/>
-        <w:ind w:firstLine="567"/>
-        <w:jc w:val="both"/>
-      </w:pPr>
-      <w:r>
-        <w:rPr>
-          <w:rFonts w:ascii="Times New Roman" w:hAnsi="Times New Roman" w:eastAsia="Times New Roman"/>
-          <w:b/>
-          <w:i w:val="0"/>
-          <w:sz w:val="26"/>
-        </w:rPr>
-        <w:t>Mô hình:</w:t>
-      </w:r>
-      <w:r>
-        <w:rPr>
-          <w:rFonts w:ascii="Times New Roman" w:hAnsi="Times New Roman" w:eastAsia="Times New Roman"/>
-          <w:b w:val="0"/>
-          <w:i w:val="0"/>
-          <w:sz w:val="26"/>
-        </w:rPr>
-        <w:t xml:space="preserve"> Multi-modal LLM (LLaVA [14] hoặc successor) cho phân tích visual content (homework photos, video bài giảng) kết hợp với student performance data.</w:t>
-      </w:r>
-    </w:p>
-    <w:p>
-      <w:pPr>
-        <w:spacing w:line="288" w:lineRule="auto"/>
-        <w:ind w:firstLine="567"/>
-        <w:jc w:val="both"/>
-      </w:pPr>
-      <w:r>
-        <w:rPr>
-          <w:rFonts w:ascii="Times New Roman" w:hAnsi="Times New Roman" w:eastAsia="Times New Roman"/>
-          <w:b/>
-          <w:i w:val="0"/>
-          <w:sz w:val="26"/>
-        </w:rPr>
-        <w:t>Use cases:</w:t>
-      </w:r>
-      <w:r>
-        <w:rPr>
-          <w:rFonts w:ascii="Times New Roman" w:hAnsi="Times New Roman" w:eastAsia="Times New Roman"/>
-          <w:b w:val="0"/>
-          <w:i w:val="0"/>
-          <w:sz w:val="26"/>
-        </w:rPr>
-        <w:t xml:space="preserve"> suggest next topics dựa trên student weakness identified từ quiz scores; adaptive difficulty cho practice exercises (như Khan Academy approach); identify at-risk students sớm dựa trên pattern (giảm điểm + giảm tham gia + comment teacher tiêu cực).</w:t>
-      </w:r>
-    </w:p>
-    <w:p>
-      <w:pPr>
-        <w:spacing w:line="288" w:lineRule="auto"/>
-        <w:ind w:firstLine="567"/>
-        <w:jc w:val="both"/>
-      </w:pPr>
-      <w:r>
-        <w:rPr>
-          <w:rFonts w:ascii="Times New Roman" w:hAnsi="Times New Roman" w:eastAsia="Times New Roman"/>
-          <w:b/>
-          <w:i w:val="0"/>
-          <w:sz w:val="26"/>
-        </w:rPr>
-        <w:t>Lý do defer:</w:t>
-      </w:r>
-      <w:r>
-        <w:rPr>
-          <w:rFonts w:ascii="Times New Roman" w:hAnsi="Times New Roman" w:eastAsia="Times New Roman"/>
-          <w:b w:val="0"/>
-          <w:i w:val="0"/>
-          <w:sz w:val="26"/>
-        </w:rPr>
-        <w:t xml:space="preserve"> cần dataset student performance đủ lớn (≥1 năm operation × 1000+ students) + đảm bảo PDPL compliance cho cá nhân hóa (cần explicit consent từ phụ huynh per [9] PDPL Art 11).</w:t>
-      </w:r>
-    </w:p>
-    <w:p>
-      <w:pPr>
-        <w:pStyle w:val="Heading3"/>
-      </w:pPr>
-      <w:r>
-        <w:rPr>
-          <w:rFonts w:ascii="Times New Roman" w:hAnsi="Times New Roman" w:eastAsia="Times New Roman"/>
-          <w:b/>
-          <w:color w:val="000000"/>
-          <w:sz w:val="28"/>
-        </w:rPr>
-        <w:t>1.3.5 AI development methodology</w:t>
-      </w:r>
-    </w:p>
-    <w:p>
-      <w:pPr>
-        <w:spacing w:line="288" w:lineRule="auto"/>
-        <w:ind w:firstLine="567"/>
-        <w:jc w:val="both"/>
-      </w:pPr>
-      <w:r>
-        <w:rPr>
-          <w:rFonts w:ascii="Times New Roman" w:hAnsi="Times New Roman" w:eastAsia="Times New Roman"/>
-          <w:b w:val="0"/>
-          <w:i w:val="0"/>
-          <w:sz w:val="26"/>
-        </w:rPr>
-        <w:t>KiteHub áp dụng test-driven development (TDD) [16] và domain-driven design (DDD) [17] cho AI feature development, tránh approach "ship first, fix later" thường thấy ở các AI startup. Cụ thể:</w:t>
-      </w:r>
-    </w:p>
-    <w:p>
-      <w:pPr>
-        <w:pStyle w:val="ListBullet"/>
-        <w:spacing w:line="288" w:lineRule="auto"/>
-        <w:ind w:left="850" w:hanging="283"/>
-      </w:pPr>
-      <w:r>
-        <w:rPr>
-          <w:rFonts w:ascii="Times New Roman" w:hAnsi="Times New Roman" w:eastAsia="Times New Roman"/>
-          <w:b/>
-          <w:i w:val="0"/>
-          <w:sz w:val="26"/>
-        </w:rPr>
-        <w:t>Test-first cho AI integration:</w:t>
-      </w:r>
-      <w:r>
-        <w:rPr>
-          <w:rFonts w:ascii="Times New Roman" w:hAnsi="Times New Roman" w:eastAsia="Times New Roman"/>
-          <w:b w:val="0"/>
-          <w:i w:val="0"/>
-          <w:sz w:val="26"/>
-        </w:rPr>
-        <w:t xml:space="preserve"> mọi AI API call có integration test với mock response + edge case (rate limit 429, timeout 504, malformed response).</w:t>
-      </w:r>
-    </w:p>
-    <w:p>
-      <w:pPr>
-        <w:pStyle w:val="ListBullet"/>
-        <w:spacing w:line="288" w:lineRule="auto"/>
-        <w:ind w:left="850" w:hanging="283"/>
-      </w:pPr>
-      <w:r>
-        <w:rPr>
-          <w:rFonts w:ascii="Times New Roman" w:hAnsi="Times New Roman" w:eastAsia="Times New Roman"/>
-          <w:b/>
-          <w:i w:val="0"/>
-          <w:sz w:val="26"/>
-        </w:rPr>
-        <w:t>Bounded context cho AI domain:</w:t>
-      </w:r>
-      <w:r>
-        <w:rPr>
-          <w:rFonts w:ascii="Times New Roman" w:hAnsi="Times New Roman" w:eastAsia="Times New Roman"/>
-          <w:b w:val="0"/>
-          <w:i w:val="0"/>
-          <w:sz w:val="26"/>
-        </w:rPr>
-        <w:t xml:space="preserve"> AI features isolate trong dedicated microservice (</w:t>
-      </w:r>
-      <w:r>
-        <w:rPr>
-          <w:rFonts w:ascii="Times New Roman" w:hAnsi="Times New Roman" w:eastAsia="Times New Roman"/>
-          <w:b w:val="0"/>
-          <w:i/>
-          <w:sz w:val="26"/>
-        </w:rPr>
-        <w:t>kitehub-branding</w:t>
-      </w:r>
-      <w:r>
-        <w:rPr>
-          <w:rFonts w:ascii="Times New Roman" w:hAnsi="Times New Roman" w:eastAsia="Times New Roman"/>
-          <w:b w:val="0"/>
-          <w:i w:val="0"/>
-          <w:sz w:val="26"/>
-        </w:rPr>
-        <w:t>), không spread logic AI vào core services.</w:t>
-      </w:r>
-    </w:p>
-    <w:p>
-      <w:pPr>
-        <w:pStyle w:val="ListBullet"/>
-        <w:spacing w:line="288" w:lineRule="auto"/>
-        <w:ind w:left="850" w:hanging="283"/>
-      </w:pPr>
-      <w:r>
-        <w:rPr>
-          <w:rFonts w:ascii="Times New Roman" w:hAnsi="Times New Roman" w:eastAsia="Times New Roman"/>
-          <w:b/>
-          <w:i w:val="0"/>
-          <w:sz w:val="26"/>
-        </w:rPr>
-        <w:t>Continuous quality monitoring:</w:t>
-      </w:r>
-      <w:r>
-        <w:rPr>
-          <w:rFonts w:ascii="Times New Roman" w:hAnsi="Times New Roman" w:eastAsia="Times New Roman"/>
-          <w:b w:val="0"/>
-          <w:i w:val="0"/>
-          <w:sz w:val="26"/>
-        </w:rPr>
-        <w:t xml:space="preserve"> AI Quality Gate audit log hàng tuần để track false-positive rate + false-negative rate.</w:t>
-      </w:r>
-    </w:p>
-    <w:p>
-      <w:pPr>
-        <w:pStyle w:val="ListBullet"/>
-        <w:spacing w:line="288" w:lineRule="auto"/>
-        <w:ind w:left="850" w:hanging="283"/>
-      </w:pPr>
-      <w:r>
-        <w:rPr>
-          <w:rFonts w:ascii="Times New Roman" w:hAnsi="Times New Roman" w:eastAsia="Times New Roman"/>
-          <w:b/>
-          <w:i w:val="0"/>
-          <w:sz w:val="26"/>
-        </w:rPr>
-        <w:t>Cost monitoring:</w:t>
-      </w:r>
-      <w:r>
-        <w:rPr>
-          <w:rFonts w:ascii="Times New Roman" w:hAnsi="Times New Roman" w:eastAsia="Times New Roman"/>
-          <w:b w:val="0"/>
-          <w:i w:val="0"/>
-          <w:sz w:val="26"/>
-        </w:rPr>
-        <w:t xml:space="preserve"> mỗi AI API call log cost (estimated từ token count hoặc image count) thì dashboard real-time alert nếu vượt budget threshold ($10/tháng cho Replicate, $20/tháng cho LLM API thương mại).</w:t>
-      </w:r>
-    </w:p>
-    <w:p>
-      <w:pPr>
-        <w:pStyle w:val="Heading3"/>
-      </w:pPr>
-      <w:r>
-        <w:rPr>
-          <w:rFonts w:ascii="Times New Roman" w:hAnsi="Times New Roman" w:eastAsia="Times New Roman"/>
-          <w:b/>
-          <w:color w:val="000000"/>
-          <w:sz w:val="28"/>
-        </w:rPr>
-        <w:t>1.3.6 Ethical considerations</w:t>
-      </w:r>
-    </w:p>
-    <w:p>
-      <w:pPr>
-        <w:spacing w:line="288" w:lineRule="auto"/>
-        <w:ind w:firstLine="567"/>
-        <w:jc w:val="both"/>
-      </w:pPr>
-      <w:r>
-        <w:rPr>
-          <w:rFonts w:ascii="Times New Roman" w:hAnsi="Times New Roman" w:eastAsia="Times New Roman"/>
-          <w:b w:val="0"/>
-          <w:i w:val="0"/>
-          <w:sz w:val="26"/>
-        </w:rPr>
-        <w:t>Tích hợp AI cần xem xét nghiêm túc các yếu tố đạo đức + pháp lý:</w:t>
-      </w:r>
-    </w:p>
-    <w:p>
-      <w:pPr>
-        <w:spacing w:before="120" w:after="60"/>
-      </w:pPr>
-      <w:r>
-        <w:rPr>
-          <w:rFonts w:ascii="Times New Roman" w:hAnsi="Times New Roman" w:eastAsia="Times New Roman"/>
-          <w:b/>
-          <w:i w:val="0"/>
-          <w:sz w:val="26"/>
-        </w:rPr>
-        <w:t>1.3.6.1 PDPL 2023 compliance</w:t>
-      </w:r>
-    </w:p>
-    <w:p>
-      <w:pPr>
-        <w:spacing w:line="288" w:lineRule="auto"/>
-        <w:ind w:firstLine="567"/>
-        <w:jc w:val="both"/>
-      </w:pPr>
-      <w:r>
-        <w:rPr>
-          <w:rFonts w:ascii="Times New Roman" w:hAnsi="Times New Roman" w:eastAsia="Times New Roman"/>
-          <w:b w:val="0"/>
-          <w:i w:val="0"/>
-          <w:sz w:val="26"/>
-        </w:rPr>
-        <w:t>Theo Luật Bảo vệ Dữ liệu Cá nhân Việt Nam 2023 [9] và Nghị định 13/2023/NĐ-CP [18], xử lý dữ liệu cá nhân bằng AI yêu cầu:</w:t>
-      </w:r>
-    </w:p>
-    <w:p>
-      <w:pPr>
-        <w:pStyle w:val="ListBullet"/>
-        <w:spacing w:line="288" w:lineRule="auto"/>
-        <w:ind w:left="850" w:hanging="283"/>
-      </w:pPr>
-      <w:r>
-        <w:rPr>
-          <w:rFonts w:ascii="Times New Roman" w:hAnsi="Times New Roman" w:eastAsia="Times New Roman"/>
-          <w:b/>
-          <w:i w:val="0"/>
-          <w:sz w:val="26"/>
-        </w:rPr>
-        <w:t>Consent explicit</w:t>
-      </w:r>
-      <w:r>
-        <w:rPr>
-          <w:rFonts w:ascii="Times New Roman" w:hAnsi="Times New Roman" w:eastAsia="Times New Roman"/>
-          <w:b w:val="0"/>
-          <w:i w:val="0"/>
-          <w:sz w:val="26"/>
-        </w:rPr>
-        <w:t xml:space="preserve"> từ data subject (học viên / phụ huynh) trước khi đưa data vào training hoặc inference</w:t>
-      </w:r>
-    </w:p>
-    <w:p>
-      <w:pPr>
-        <w:pStyle w:val="ListBullet"/>
-        <w:spacing w:line="288" w:lineRule="auto"/>
-        <w:ind w:left="850" w:hanging="283"/>
-      </w:pPr>
-      <w:r>
-        <w:rPr>
-          <w:rFonts w:ascii="Times New Roman" w:hAnsi="Times New Roman" w:eastAsia="Times New Roman"/>
-          <w:b/>
-          <w:i w:val="0"/>
-          <w:sz w:val="26"/>
-        </w:rPr>
-        <w:t>Right to explanation</w:t>
-      </w:r>
-      <w:r>
-        <w:rPr>
-          <w:rFonts w:ascii="Times New Roman" w:hAnsi="Times New Roman" w:eastAsia="Times New Roman"/>
-          <w:b w:val="0"/>
-          <w:i w:val="0"/>
-          <w:sz w:val="26"/>
-        </w:rPr>
-        <w:t xml:space="preserve"> — học viên có quyền yêu cầu giải thích quyết định AI (vd: lý do bị auto-grade điểm thấp)</w:t>
-      </w:r>
-    </w:p>
-    <w:p>
-      <w:pPr>
-        <w:pStyle w:val="ListBullet"/>
-        <w:spacing w:line="288" w:lineRule="auto"/>
-        <w:ind w:left="850" w:hanging="283"/>
-      </w:pPr>
-      <w:r>
-        <w:rPr>
-          <w:rFonts w:ascii="Times New Roman" w:hAnsi="Times New Roman" w:eastAsia="Times New Roman"/>
-          <w:b/>
-          <w:i w:val="0"/>
-          <w:sz w:val="26"/>
-        </w:rPr>
-        <w:t>Right to opt-out</w:t>
-      </w:r>
-      <w:r>
-        <w:rPr>
-          <w:rFonts w:ascii="Times New Roman" w:hAnsi="Times New Roman" w:eastAsia="Times New Roman"/>
-          <w:b w:val="0"/>
-          <w:i w:val="0"/>
-          <w:sz w:val="26"/>
-        </w:rPr>
-        <w:t xml:space="preserve"> — học viên có thể từ chối AI features, system fallback sang manual workflow</w:t>
-      </w:r>
-    </w:p>
-    <w:p>
-      <w:pPr>
-        <w:pStyle w:val="ListBullet"/>
-        <w:spacing w:line="288" w:lineRule="auto"/>
-        <w:ind w:left="850" w:hanging="283"/>
-      </w:pPr>
-      <w:r>
-        <w:rPr>
-          <w:rFonts w:ascii="Times New Roman" w:hAnsi="Times New Roman" w:eastAsia="Times New Roman"/>
-          <w:b/>
-          <w:i w:val="0"/>
-          <w:sz w:val="26"/>
-        </w:rPr>
-        <w:t>Data minimization</w:t>
-      </w:r>
-      <w:r>
-        <w:rPr>
-          <w:rFonts w:ascii="Times New Roman" w:hAnsi="Times New Roman" w:eastAsia="Times New Roman"/>
-          <w:b w:val="0"/>
-          <w:i w:val="0"/>
-          <w:sz w:val="26"/>
-        </w:rPr>
-        <w:t xml:space="preserve"> — chỉ collect dữ liệu thực sự cần thiết cho AI feature, không over-collect</w:t>
-      </w:r>
-    </w:p>
-    <w:p>
-      <w:pPr>
-        <w:spacing w:line="288" w:lineRule="auto"/>
-        <w:ind w:firstLine="567"/>
-        <w:jc w:val="both"/>
-      </w:pPr>
-      <w:r>
-        <w:rPr>
-          <w:rFonts w:ascii="Times New Roman" w:hAnsi="Times New Roman" w:eastAsia="Times New Roman"/>
-          <w:b w:val="0"/>
-          <w:i w:val="0"/>
-          <w:sz w:val="26"/>
-        </w:rPr>
-        <w:t>AI Branding trong giai đoạn đầu của KiteHub không xử lý dữ liệu cá nhân học viên (chỉ generate logo/banner cho trung tâm) thì low PDPL risk. Các AI feature giai đoạn mở rộng (chatbot + auto-grading) sẽ cần consent flow + opt-out toggle trước khi launch.</w:t>
-      </w:r>
-    </w:p>
-    <w:p>
-      <w:pPr>
-        <w:spacing w:before="120" w:after="60"/>
-      </w:pPr>
-      <w:r>
-        <w:rPr>
-          <w:rFonts w:ascii="Times New Roman" w:hAnsi="Times New Roman" w:eastAsia="Times New Roman"/>
-          <w:b/>
-          <w:i w:val="0"/>
-          <w:sz w:val="26"/>
-        </w:rPr>
-        <w:t>1.3.6.2 Bias mitigation</w:t>
-      </w:r>
-    </w:p>
-    <w:p>
-      <w:pPr>
-        <w:spacing w:line="288" w:lineRule="auto"/>
-        <w:ind w:firstLine="567"/>
-        <w:jc w:val="both"/>
-      </w:pPr>
-      <w:r>
-        <w:rPr>
-          <w:rFonts w:ascii="Times New Roman" w:hAnsi="Times New Roman" w:eastAsia="Times New Roman"/>
-          <w:b w:val="0"/>
-          <w:i w:val="0"/>
-          <w:sz w:val="26"/>
-        </w:rPr>
-        <w:t>AI models có thể bias theo training data — vd: image generation model có thể stereotype "giáo viên" thành nam giới mặc vest trắng, không reflect diversity thực tế Việt Nam. Mitigation:</w:t>
-      </w:r>
-    </w:p>
-    <w:p>
-      <w:pPr>
-        <w:pStyle w:val="ListBullet"/>
-        <w:spacing w:line="288" w:lineRule="auto"/>
-        <w:ind w:left="850" w:hanging="283"/>
-      </w:pPr>
-      <w:r>
-        <w:rPr>
-          <w:rFonts w:ascii="Times New Roman" w:hAnsi="Times New Roman" w:eastAsia="Times New Roman"/>
-          <w:b w:val="0"/>
-          <w:i w:val="0"/>
-          <w:sz w:val="26"/>
-        </w:rPr>
-        <w:t>Diverse prompt templates explicitly inclusive (gender + ethnicity)</w:t>
-      </w:r>
-    </w:p>
-    <w:p>
-      <w:pPr>
-        <w:pStyle w:val="ListBullet"/>
-        <w:spacing w:line="288" w:lineRule="auto"/>
-        <w:ind w:left="850" w:hanging="283"/>
-      </w:pPr>
-      <w:r>
-        <w:rPr>
-          <w:rFonts w:ascii="Times New Roman" w:hAnsi="Times New Roman" w:eastAsia="Times New Roman"/>
-          <w:b w:val="0"/>
-          <w:i w:val="0"/>
-          <w:sz w:val="26"/>
-        </w:rPr>
-        <w:t>Human-in-the-loop review cho sensitive outputs</w:t>
-      </w:r>
-    </w:p>
-    <w:p>
-      <w:pPr>
-        <w:pStyle w:val="ListBullet"/>
-        <w:spacing w:line="288" w:lineRule="auto"/>
-        <w:ind w:left="850" w:hanging="283"/>
-      </w:pPr>
-      <w:r>
-        <w:rPr>
-          <w:rFonts w:ascii="Times New Roman" w:hAnsi="Times New Roman" w:eastAsia="Times New Roman"/>
-          <w:b w:val="0"/>
-          <w:i w:val="0"/>
-          <w:sz w:val="26"/>
-        </w:rPr>
-        <w:t>Quarterly bias audit của 50 random samples per AI feature</w:t>
-      </w:r>
-    </w:p>
-    <w:p>
-      <w:pPr>
-        <w:pStyle w:val="ListBullet"/>
-        <w:spacing w:line="288" w:lineRule="auto"/>
-        <w:ind w:left="850" w:hanging="283"/>
-      </w:pPr>
-      <w:r>
-        <w:rPr>
-          <w:rFonts w:ascii="Times New Roman" w:hAnsi="Times New Roman" w:eastAsia="Times New Roman"/>
-          <w:b w:val="0"/>
-          <w:i w:val="0"/>
-          <w:sz w:val="26"/>
-        </w:rPr>
-        <w:t>Document known biases trong product disclaimer</w:t>
-      </w:r>
-    </w:p>
-    <w:p>
-      <w:pPr>
-        <w:spacing w:before="120" w:after="60"/>
-      </w:pPr>
-      <w:r>
-        <w:rPr>
-          <w:rFonts w:ascii="Times New Roman" w:hAnsi="Times New Roman" w:eastAsia="Times New Roman"/>
-          <w:b/>
-          <w:i w:val="0"/>
-          <w:sz w:val="26"/>
-        </w:rPr>
-        <w:t>1.3.6.3 Transparency với người dùng</w:t>
-      </w:r>
-    </w:p>
-    <w:p>
-      <w:pPr>
-        <w:spacing w:line="288" w:lineRule="auto"/>
-        <w:ind w:firstLine="567"/>
-        <w:jc w:val="both"/>
-      </w:pPr>
-      <w:r>
-        <w:rPr>
-          <w:rFonts w:ascii="Times New Roman" w:hAnsi="Times New Roman" w:eastAsia="Times New Roman"/>
-          <w:b w:val="0"/>
-          <w:i w:val="0"/>
-          <w:sz w:val="26"/>
-        </w:rPr>
-        <w:t>Mọi AI-generated content phải có disclosure rõ ràng:</w:t>
-      </w:r>
-    </w:p>
-    <w:p>
-      <w:pPr>
-        <w:pStyle w:val="ListBullet"/>
-        <w:spacing w:line="288" w:lineRule="auto"/>
-        <w:ind w:left="850" w:hanging="283"/>
-      </w:pPr>
-      <w:r>
-        <w:rPr>
-          <w:rFonts w:ascii="Times New Roman" w:hAnsi="Times New Roman" w:eastAsia="Times New Roman"/>
-          <w:b w:val="0"/>
-          <w:i w:val="0"/>
-          <w:sz w:val="26"/>
-        </w:rPr>
-        <w:t>Logo/banner generated by AI: footer text "Designed with AI" trong dashboard preview</w:t>
-      </w:r>
-    </w:p>
-    <w:p>
-      <w:pPr>
-        <w:pStyle w:val="ListBullet"/>
-        <w:spacing w:line="288" w:lineRule="auto"/>
-        <w:ind w:left="850" w:hanging="283"/>
-      </w:pPr>
-      <w:r>
-        <w:rPr>
-          <w:rFonts w:ascii="Times New Roman" w:hAnsi="Times New Roman" w:eastAsia="Times New Roman"/>
-          <w:b w:val="0"/>
-          <w:i w:val="0"/>
-          <w:sz w:val="26"/>
-        </w:rPr>
-        <w:t>Chatbot response: prefix "Trợ lý AI:" rõ ràng không giả vờ là human</w:t>
-      </w:r>
-    </w:p>
-    <w:p>
-      <w:pPr>
-        <w:pStyle w:val="ListBullet"/>
-        <w:spacing w:line="288" w:lineRule="auto"/>
-        <w:ind w:left="850" w:hanging="283"/>
-      </w:pPr>
-      <w:r>
-        <w:rPr>
-          <w:rFonts w:ascii="Times New Roman" w:hAnsi="Times New Roman" w:eastAsia="Times New Roman"/>
-          <w:b w:val="0"/>
-          <w:i w:val="0"/>
-          <w:sz w:val="26"/>
-        </w:rPr>
-        <w:t>Auto-grading: hiển thị "Chấm bằng AI" + cho phép student request human review</w:t>
-      </w:r>
-    </w:p>
-    <w:p>
-      <w:pPr>
-        <w:spacing w:line="288" w:lineRule="auto"/>
-        <w:ind w:firstLine="567"/>
-        <w:jc w:val="both"/>
-      </w:pPr>
-      <w:r>
-        <w:rPr>
-          <w:rFonts w:ascii="Times New Roman" w:hAnsi="Times New Roman" w:eastAsia="Times New Roman"/>
-          <w:b w:val="0"/>
-          <w:i w:val="0"/>
-          <w:sz w:val="26"/>
-        </w:rPr>
-        <w:t>&lt;!-- §7 Kết luận chương 1 phần 2 — removed Wave 102.5 Item 5 per khung-chuẩn G15 renumber Ch.1 strict 1.X.Y.Z. Conclusion content backed up to chapter-1-conclusion-backup-2026-05-20.md. Single Ch.1 conclusion located at §1.7 (per UTC convention 1 chương 1 conclusion). --&gt;</w:t>
-      </w:r>
-    </w:p>
-    <w:p>
       <w:r>
         <w:br w:type="page"/>
       </w:r>
@@ -14025,7 +11511,7 @@
         <w:drawing>
           <wp:inline xmlns:a="http://schemas.openxmlformats.org/drawingml/2006/main" xmlns:pic="http://schemas.openxmlformats.org/drawingml/2006/picture">
             <wp:extent cx="5040000" cy="1315838"/>
-            <wp:docPr id="8" name="Picture 8"/>
+            <wp:docPr id="7" name="Picture 7"/>
             <wp:cNvGraphicFramePr>
               <a:graphicFrameLocks noChangeAspect="1"/>
             </wp:cNvGraphicFramePr>
@@ -14037,7 +11523,7 @@
                     <pic:cNvPicPr/>
                   </pic:nvPicPr>
                   <pic:blipFill>
-                    <a:blip r:embed="rId16"/>
+                    <a:blip r:embed="rId15"/>
                     <a:stretch>
                       <a:fillRect/>
                     </a:stretch>
@@ -14193,7 +11679,7 @@
         <w:drawing>
           <wp:inline xmlns:a="http://schemas.openxmlformats.org/drawingml/2006/main" xmlns:pic="http://schemas.openxmlformats.org/drawingml/2006/picture">
             <wp:extent cx="5040000" cy="3326835"/>
-            <wp:docPr id="9" name="Picture 9"/>
+            <wp:docPr id="8" name="Picture 8"/>
             <wp:cNvGraphicFramePr>
               <a:graphicFrameLocks noChangeAspect="1"/>
             </wp:cNvGraphicFramePr>
@@ -14205,7 +11691,7 @@
                     <pic:cNvPicPr/>
                   </pic:nvPicPr>
                   <pic:blipFill>
-                    <a:blip r:embed="rId17"/>
+                    <a:blip r:embed="rId16"/>
                     <a:stretch>
                       <a:fillRect/>
                     </a:stretch>
@@ -17374,7 +14860,7 @@
         <w:drawing>
           <wp:inline xmlns:a="http://schemas.openxmlformats.org/drawingml/2006/main" xmlns:pic="http://schemas.openxmlformats.org/drawingml/2006/picture">
             <wp:extent cx="5040000" cy="6960000"/>
-            <wp:docPr id="10" name="Picture 10"/>
+            <wp:docPr id="9" name="Picture 9"/>
             <wp:cNvGraphicFramePr>
               <a:graphicFrameLocks noChangeAspect="1"/>
             </wp:cNvGraphicFramePr>
@@ -17386,7 +14872,7 @@
                     <pic:cNvPicPr/>
                   </pic:nvPicPr>
                   <pic:blipFill>
-                    <a:blip r:embed="rId18"/>
+                    <a:blip r:embed="rId17"/>
                     <a:stretch>
                       <a:fillRect/>
                     </a:stretch>
@@ -18038,7 +15524,7 @@
         <w:drawing>
           <wp:inline xmlns:a="http://schemas.openxmlformats.org/drawingml/2006/main" xmlns:pic="http://schemas.openxmlformats.org/drawingml/2006/picture">
             <wp:extent cx="5040000" cy="3656643"/>
-            <wp:docPr id="11" name="Picture 11"/>
+            <wp:docPr id="10" name="Picture 10"/>
             <wp:cNvGraphicFramePr>
               <a:graphicFrameLocks noChangeAspect="1"/>
             </wp:cNvGraphicFramePr>
@@ -18050,7 +15536,7 @@
                     <pic:cNvPicPr/>
                   </pic:nvPicPr>
                   <pic:blipFill>
-                    <a:blip r:embed="rId19"/>
+                    <a:blip r:embed="rId18"/>
                     <a:stretch>
                       <a:fillRect/>
                     </a:stretch>
@@ -18218,7 +15704,7 @@
         <w:drawing>
           <wp:inline xmlns:a="http://schemas.openxmlformats.org/drawingml/2006/main" xmlns:pic="http://schemas.openxmlformats.org/drawingml/2006/picture">
             <wp:extent cx="5040000" cy="9352441"/>
-            <wp:docPr id="12" name="Picture 12"/>
+            <wp:docPr id="11" name="Picture 11"/>
             <wp:cNvGraphicFramePr>
               <a:graphicFrameLocks noChangeAspect="1"/>
             </wp:cNvGraphicFramePr>
@@ -18230,7 +15716,7 @@
                     <pic:cNvPicPr/>
                   </pic:nvPicPr>
                   <pic:blipFill>
-                    <a:blip r:embed="rId20"/>
+                    <a:blip r:embed="rId19"/>
                     <a:stretch>
                       <a:fillRect/>
                     </a:stretch>
@@ -18404,7 +15890,7 @@
         <w:drawing>
           <wp:inline xmlns:a="http://schemas.openxmlformats.org/drawingml/2006/main" xmlns:pic="http://schemas.openxmlformats.org/drawingml/2006/picture">
             <wp:extent cx="5040000" cy="2275504"/>
-            <wp:docPr id="13" name="Picture 13"/>
+            <wp:docPr id="12" name="Picture 12"/>
             <wp:cNvGraphicFramePr>
               <a:graphicFrameLocks noChangeAspect="1"/>
             </wp:cNvGraphicFramePr>
@@ -18416,7 +15902,7 @@
                     <pic:cNvPicPr/>
                   </pic:nvPicPr>
                   <pic:blipFill>
-                    <a:blip r:embed="rId21"/>
+                    <a:blip r:embed="rId20"/>
                     <a:stretch>
                       <a:fillRect/>
                     </a:stretch>
@@ -18608,7 +16094,7 @@
         <w:drawing>
           <wp:inline xmlns:a="http://schemas.openxmlformats.org/drawingml/2006/main" xmlns:pic="http://schemas.openxmlformats.org/drawingml/2006/picture">
             <wp:extent cx="5040000" cy="2673062"/>
-            <wp:docPr id="14" name="Picture 14"/>
+            <wp:docPr id="13" name="Picture 13"/>
             <wp:cNvGraphicFramePr>
               <a:graphicFrameLocks noChangeAspect="1"/>
             </wp:cNvGraphicFramePr>
@@ -18620,7 +16106,7 @@
                     <pic:cNvPicPr/>
                   </pic:nvPicPr>
                   <pic:blipFill>
-                    <a:blip r:embed="rId22"/>
+                    <a:blip r:embed="rId21"/>
                     <a:stretch>
                       <a:fillRect/>
                     </a:stretch>
@@ -18776,7 +16262,7 @@
         <w:drawing>
           <wp:inline xmlns:a="http://schemas.openxmlformats.org/drawingml/2006/main" xmlns:pic="http://schemas.openxmlformats.org/drawingml/2006/picture">
             <wp:extent cx="5040000" cy="6294158"/>
-            <wp:docPr id="15" name="Picture 15"/>
+            <wp:docPr id="14" name="Picture 14"/>
             <wp:cNvGraphicFramePr>
               <a:graphicFrameLocks noChangeAspect="1"/>
             </wp:cNvGraphicFramePr>
@@ -18788,7 +16274,7 @@
                     <pic:cNvPicPr/>
                   </pic:nvPicPr>
                   <pic:blipFill>
-                    <a:blip r:embed="rId23"/>
+                    <a:blip r:embed="rId22"/>
                     <a:stretch>
                       <a:fillRect/>
                     </a:stretch>
@@ -26693,8 +24179,8 @@
       <w:r>
         <w:drawing>
           <wp:inline xmlns:a="http://schemas.openxmlformats.org/drawingml/2006/main" xmlns:pic="http://schemas.openxmlformats.org/drawingml/2006/picture">
-            <wp:extent cx="5040000" cy="3150000"/>
-            <wp:docPr id="16" name="Picture 16"/>
+            <wp:extent cx="5760000" cy="3600000"/>
+            <wp:docPr id="15" name="Picture 15"/>
             <wp:cNvGraphicFramePr>
               <a:graphicFrameLocks noChangeAspect="1"/>
             </wp:cNvGraphicFramePr>
@@ -26706,7 +24192,7 @@
                     <pic:cNvPicPr/>
                   </pic:nvPicPr>
                   <pic:blipFill>
-                    <a:blip r:embed="rId24"/>
+                    <a:blip r:embed="rId23"/>
                     <a:stretch>
                       <a:fillRect/>
                     </a:stretch>
@@ -26714,7 +24200,7 @@
                   <pic:spPr>
                     <a:xfrm>
                       <a:off x="0" y="0"/>
-                      <a:ext cx="5040000" cy="3150000"/>
+                      <a:ext cx="5760000" cy="3600000"/>
                     </a:xfrm>
                     <a:prstGeom prst="rect"/>
                   </pic:spPr>
@@ -26733,8 +24219,8 @@
       <w:r>
         <w:drawing>
           <wp:inline xmlns:a="http://schemas.openxmlformats.org/drawingml/2006/main" xmlns:pic="http://schemas.openxmlformats.org/drawingml/2006/picture">
-            <wp:extent cx="5040000" cy="3150000"/>
-            <wp:docPr id="17" name="Picture 17"/>
+            <wp:extent cx="5760000" cy="3600000"/>
+            <wp:docPr id="16" name="Picture 16"/>
             <wp:cNvGraphicFramePr>
               <a:graphicFrameLocks noChangeAspect="1"/>
             </wp:cNvGraphicFramePr>
@@ -26746,7 +24232,7 @@
                     <pic:cNvPicPr/>
                   </pic:nvPicPr>
                   <pic:blipFill>
-                    <a:blip r:embed="rId25"/>
+                    <a:blip r:embed="rId24"/>
                     <a:stretch>
                       <a:fillRect/>
                     </a:stretch>
@@ -26754,7 +24240,7 @@
                   <pic:spPr>
                     <a:xfrm>
                       <a:off x="0" y="0"/>
-                      <a:ext cx="5040000" cy="3150000"/>
+                      <a:ext cx="5760000" cy="3600000"/>
                     </a:xfrm>
                     <a:prstGeom prst="rect"/>
                   </pic:spPr>
@@ -26773,8 +24259,8 @@
       <w:r>
         <w:drawing>
           <wp:inline xmlns:a="http://schemas.openxmlformats.org/drawingml/2006/main" xmlns:pic="http://schemas.openxmlformats.org/drawingml/2006/picture">
-            <wp:extent cx="5040000" cy="3150000"/>
-            <wp:docPr id="18" name="Picture 18"/>
+            <wp:extent cx="5760000" cy="3600000"/>
+            <wp:docPr id="17" name="Picture 17"/>
             <wp:cNvGraphicFramePr>
               <a:graphicFrameLocks noChangeAspect="1"/>
             </wp:cNvGraphicFramePr>
@@ -26786,7 +24272,7 @@
                     <pic:cNvPicPr/>
                   </pic:nvPicPr>
                   <pic:blipFill>
-                    <a:blip r:embed="rId26"/>
+                    <a:blip r:embed="rId25"/>
                     <a:stretch>
                       <a:fillRect/>
                     </a:stretch>
@@ -26794,7 +24280,7 @@
                   <pic:spPr>
                     <a:xfrm>
                       <a:off x="0" y="0"/>
-                      <a:ext cx="5040000" cy="3150000"/>
+                      <a:ext cx="5760000" cy="3600000"/>
                     </a:xfrm>
                     <a:prstGeom prst="rect"/>
                   </pic:spPr>
@@ -26813,8 +24299,8 @@
       <w:r>
         <w:drawing>
           <wp:inline xmlns:a="http://schemas.openxmlformats.org/drawingml/2006/main" xmlns:pic="http://schemas.openxmlformats.org/drawingml/2006/picture">
-            <wp:extent cx="5040000" cy="3150000"/>
-            <wp:docPr id="19" name="Picture 19"/>
+            <wp:extent cx="5760000" cy="3600000"/>
+            <wp:docPr id="18" name="Picture 18"/>
             <wp:cNvGraphicFramePr>
               <a:graphicFrameLocks noChangeAspect="1"/>
             </wp:cNvGraphicFramePr>
@@ -26826,7 +24312,7 @@
                     <pic:cNvPicPr/>
                   </pic:nvPicPr>
                   <pic:blipFill>
-                    <a:blip r:embed="rId27"/>
+                    <a:blip r:embed="rId26"/>
                     <a:stretch>
                       <a:fillRect/>
                     </a:stretch>
@@ -26834,7 +24320,7 @@
                   <pic:spPr>
                     <a:xfrm>
                       <a:off x="0" y="0"/>
-                      <a:ext cx="5040000" cy="3150000"/>
+                      <a:ext cx="5760000" cy="3600000"/>
                     </a:xfrm>
                     <a:prstGeom prst="rect"/>
                   </pic:spPr>
@@ -27053,8 +24539,8 @@
       <w:r>
         <w:drawing>
           <wp:inline xmlns:a="http://schemas.openxmlformats.org/drawingml/2006/main" xmlns:pic="http://schemas.openxmlformats.org/drawingml/2006/picture">
-            <wp:extent cx="5040000" cy="3150000"/>
-            <wp:docPr id="20" name="Picture 20"/>
+            <wp:extent cx="5760000" cy="3600000"/>
+            <wp:docPr id="19" name="Picture 19"/>
             <wp:cNvGraphicFramePr>
               <a:graphicFrameLocks noChangeAspect="1"/>
             </wp:cNvGraphicFramePr>
@@ -27066,7 +24552,7 @@
                     <pic:cNvPicPr/>
                   </pic:nvPicPr>
                   <pic:blipFill>
-                    <a:blip r:embed="rId28"/>
+                    <a:blip r:embed="rId27"/>
                     <a:stretch>
                       <a:fillRect/>
                     </a:stretch>
@@ -27074,7 +24560,7 @@
                   <pic:spPr>
                     <a:xfrm>
                       <a:off x="0" y="0"/>
-                      <a:ext cx="5040000" cy="3150000"/>
+                      <a:ext cx="5760000" cy="3600000"/>
                     </a:xfrm>
                     <a:prstGeom prst="rect"/>
                   </pic:spPr>
@@ -27093,8 +24579,8 @@
       <w:r>
         <w:drawing>
           <wp:inline xmlns:a="http://schemas.openxmlformats.org/drawingml/2006/main" xmlns:pic="http://schemas.openxmlformats.org/drawingml/2006/picture">
-            <wp:extent cx="5040000" cy="3150000"/>
-            <wp:docPr id="21" name="Picture 21"/>
+            <wp:extent cx="5760000" cy="3600000"/>
+            <wp:docPr id="20" name="Picture 20"/>
             <wp:cNvGraphicFramePr>
               <a:graphicFrameLocks noChangeAspect="1"/>
             </wp:cNvGraphicFramePr>
@@ -27106,7 +24592,7 @@
                     <pic:cNvPicPr/>
                   </pic:nvPicPr>
                   <pic:blipFill>
-                    <a:blip r:embed="rId29"/>
+                    <a:blip r:embed="rId28"/>
                     <a:stretch>
                       <a:fillRect/>
                     </a:stretch>
@@ -27114,7 +24600,7 @@
                   <pic:spPr>
                     <a:xfrm>
                       <a:off x="0" y="0"/>
-                      <a:ext cx="5040000" cy="3150000"/>
+                      <a:ext cx="5760000" cy="3600000"/>
                     </a:xfrm>
                     <a:prstGeom prst="rect"/>
                   </pic:spPr>
@@ -27243,8 +24729,8 @@
       <w:r>
         <w:drawing>
           <wp:inline xmlns:a="http://schemas.openxmlformats.org/drawingml/2006/main" xmlns:pic="http://schemas.openxmlformats.org/drawingml/2006/picture">
-            <wp:extent cx="5040000" cy="3150000"/>
-            <wp:docPr id="22" name="Picture 22"/>
+            <wp:extent cx="5760000" cy="3600000"/>
+            <wp:docPr id="21" name="Picture 21"/>
             <wp:cNvGraphicFramePr>
               <a:graphicFrameLocks noChangeAspect="1"/>
             </wp:cNvGraphicFramePr>
@@ -27256,7 +24742,7 @@
                     <pic:cNvPicPr/>
                   </pic:nvPicPr>
                   <pic:blipFill>
-                    <a:blip r:embed="rId30"/>
+                    <a:blip r:embed="rId29"/>
                     <a:stretch>
                       <a:fillRect/>
                     </a:stretch>
@@ -27264,7 +24750,7 @@
                   <pic:spPr>
                     <a:xfrm>
                       <a:off x="0" y="0"/>
-                      <a:ext cx="5040000" cy="3150000"/>
+                      <a:ext cx="5760000" cy="3600000"/>
                     </a:xfrm>
                     <a:prstGeom prst="rect"/>
                   </pic:spPr>
@@ -27283,8 +24769,8 @@
       <w:r>
         <w:drawing>
           <wp:inline xmlns:a="http://schemas.openxmlformats.org/drawingml/2006/main" xmlns:pic="http://schemas.openxmlformats.org/drawingml/2006/picture">
-            <wp:extent cx="5040000" cy="3150000"/>
-            <wp:docPr id="23" name="Picture 23"/>
+            <wp:extent cx="5760000" cy="3600000"/>
+            <wp:docPr id="22" name="Picture 22"/>
             <wp:cNvGraphicFramePr>
               <a:graphicFrameLocks noChangeAspect="1"/>
             </wp:cNvGraphicFramePr>
@@ -27296,7 +24782,7 @@
                     <pic:cNvPicPr/>
                   </pic:nvPicPr>
                   <pic:blipFill>
-                    <a:blip r:embed="rId31"/>
+                    <a:blip r:embed="rId30"/>
                     <a:stretch>
                       <a:fillRect/>
                     </a:stretch>
@@ -27304,7 +24790,7 @@
                   <pic:spPr>
                     <a:xfrm>
                       <a:off x="0" y="0"/>
-                      <a:ext cx="5040000" cy="3150000"/>
+                      <a:ext cx="5760000" cy="3600000"/>
                     </a:xfrm>
                     <a:prstGeom prst="rect"/>
                   </pic:spPr>
@@ -27636,7 +25122,7 @@
         <w:drawing>
           <wp:inline xmlns:a="http://schemas.openxmlformats.org/drawingml/2006/main" xmlns:pic="http://schemas.openxmlformats.org/drawingml/2006/picture">
             <wp:extent cx="5040000" cy="9020870"/>
-            <wp:docPr id="24" name="Picture 24"/>
+            <wp:docPr id="23" name="Picture 23"/>
             <wp:cNvGraphicFramePr>
               <a:graphicFrameLocks noChangeAspect="1"/>
             </wp:cNvGraphicFramePr>
@@ -27648,7 +25134,7 @@
                     <pic:cNvPicPr/>
                   </pic:nvPicPr>
                   <pic:blipFill>
-                    <a:blip r:embed="rId32"/>
+                    <a:blip r:embed="rId31"/>
                     <a:stretch>
                       <a:fillRect/>
                     </a:stretch>
@@ -28093,7 +25579,7 @@
         <w:drawing>
           <wp:inline xmlns:a="http://schemas.openxmlformats.org/drawingml/2006/main" xmlns:pic="http://schemas.openxmlformats.org/drawingml/2006/picture">
             <wp:extent cx="5040000" cy="5244199"/>
-            <wp:docPr id="25" name="Picture 25"/>
+            <wp:docPr id="24" name="Picture 24"/>
             <wp:cNvGraphicFramePr>
               <a:graphicFrameLocks noChangeAspect="1"/>
             </wp:cNvGraphicFramePr>
@@ -28105,7 +25591,7 @@
                     <pic:cNvPicPr/>
                   </pic:nvPicPr>
                   <pic:blipFill>
-                    <a:blip r:embed="rId33"/>
+                    <a:blip r:embed="rId32"/>
                     <a:stretch>
                       <a:fillRect/>
                     </a:stretch>
@@ -28647,7 +26133,7 @@
         <w:drawing>
           <wp:inline xmlns:a="http://schemas.openxmlformats.org/drawingml/2006/main" xmlns:pic="http://schemas.openxmlformats.org/drawingml/2006/picture">
             <wp:extent cx="5040000" cy="2149889"/>
-            <wp:docPr id="26" name="Picture 26"/>
+            <wp:docPr id="25" name="Picture 25"/>
             <wp:cNvGraphicFramePr>
               <a:graphicFrameLocks noChangeAspect="1"/>
             </wp:cNvGraphicFramePr>
@@ -28659,7 +26145,7 @@
                     <pic:cNvPicPr/>
                   </pic:nvPicPr>
                   <pic:blipFill>
-                    <a:blip r:embed="rId34"/>
+                    <a:blip r:embed="rId33"/>
                     <a:stretch>
                       <a:fillRect/>
                     </a:stretch>
@@ -29720,6 +27206,27 @@
       </w:r>
     </w:p>
     <w:p>
+      <w:r>
+        <w:br w:type="page"/>
+      </w:r>
+    </w:p>
+    <w:p>
+      <w:pPr>
+        <w:pStyle w:val="Heading1"/>
+        <w:spacing w:after="360"/>
+        <w:jc w:val="center"/>
+      </w:pPr>
+      <w:r>
+        <w:rPr>
+          <w:rFonts w:ascii="Times New Roman" w:hAnsi="Times New Roman" w:eastAsia="Times New Roman"/>
+          <w:b/>
+          <w:color w:val="000000"/>
+          <w:sz w:val="36"/>
+        </w:rPr>
+        <w:t>KẾT LUẬN</w:t>
+      </w:r>
+    </w:p>
+    <w:p>
       <w:pPr>
         <w:pStyle w:val="Heading2"/>
       </w:pPr>
@@ -29730,21 +27237,7 @@
           <w:color w:val="000000"/>
           <w:sz w:val="32"/>
         </w:rPr>
-        <w:t>4.3 KPI Metrics + Measurement Plan</w:t>
-      </w:r>
-    </w:p>
-    <w:p>
-      <w:pPr>
-        <w:pStyle w:val="Heading3"/>
-      </w:pPr>
-      <w:r>
-        <w:rPr>
-          <w:rFonts w:ascii="Times New Roman" w:hAnsi="Times New Roman" w:eastAsia="Times New Roman"/>
-          <w:b/>
-          <w:color w:val="000000"/>
-          <w:sz w:val="28"/>
-        </w:rPr>
-        <w:t>4.3.1 Định nghĩa KPI</w:t>
+        <w:t>1. Tổng kết kết quả đạt được</w:t>
       </w:r>
     </w:p>
     <w:p>
@@ -29760,7 +27253,7 @@
           <w:i w:val="0"/>
           <w:sz w:val="26"/>
         </w:rPr>
-        <w:t>KiteHub giai đoạn thử nghiệm track sáu KPI chính, chia ba category. Category 3 (System Health) tham khảo framework DORA do Forsgren và cộng sự [38, tr.13] đề xuất — gồm bốn metric đo lường hiệu năng vận hành phần mềm (deployment frequency, lead time for changes, mean time to recovery, change failure rate) — được dùng làm baseline so sánh production-readiness của hệ thống với chuẩn ngành.</w:t>
+        <w:t>Đồ án đã hoàn thành các mục tiêu đặt ra ban đầu trong phạm vi giai đoạn thử nghiệm tenant của nền tảng KiteHub. Cụ thể, hệ thống được triển khai trên AWS Singapore Free Tier với kiến trúc multi-tenant single-bucket RLS-protected, 7 microservice cùng 2 ứng dụng frontend, đảm bảo tuân thủ các yêu cầu pháp lý Việt Nam (PDPL 2023, Luật An ninh mạng 2018, Thông tư 78/2021/TT-BTC).</w:t>
       </w:r>
     </w:p>
     <w:p>
@@ -29772,299 +27265,13 @@
       <w:r>
         <w:rPr>
           <w:rFonts w:ascii="Times New Roman" w:hAnsi="Times New Roman" w:eastAsia="Times New Roman"/>
-          <w:b/>
-          <w:i w:val="0"/>
-          <w:sz w:val="26"/>
-        </w:rPr>
-        <w:t>Category 1: Acquisition + Conversion</w:t>
+          <w:b w:val="0"/>
+          <w:i w:val="0"/>
+          <w:sz w:val="26"/>
+        </w:rPr>
+        <w:t>Các pattern kiến trúc cốt lõi đã được hiện thực hóa qua 5 đoạn code đại diện (JWT authentication tại Gateway, Row-Level Security cho multi-tenant query, Outbox Pattern cho email dispatch, REST API 3-tier cho beta access, Next.js App Router page) — tất cả đều được kiểm thử qua bộ unit test + integration test, đáp ứng tỉ lệ coverage tối thiểu yêu cầu cho production-ready.</w:t>
       </w:r>
     </w:p>
-    <w:tbl>
-      <w:tblPr>
-        <w:tblStyle w:val="TableGrid"/>
-        <w:tblW w:type="auto" w:w="0"/>
-        <w:jc w:val="center"/>
-        <w:tblLook w:firstColumn="1" w:firstRow="1" w:lastColumn="0" w:lastRow="0" w:noHBand="0" w:noVBand="1" w:val="04A0"/>
-      </w:tblPr>
-      <w:tblGrid>
-        <w:gridCol w:w="2880"/>
-        <w:gridCol w:w="2880"/>
-        <w:gridCol w:w="2880"/>
-      </w:tblGrid>
-      <w:tr>
-        <w:tc>
-          <w:tcPr>
-            <w:tcW w:type="dxa" w:w="2880"/>
-          </w:tcPr>
-          <w:p>
-            <w:pPr>
-              <w:jc w:val="center"/>
-            </w:pPr>
-            <w:r>
-              <w:rPr>
-                <w:b/>
-                <w:sz w:val="24"/>
-              </w:rPr>
-            </w:r>
-            <w:r>
-              <w:rPr>
-                <w:rFonts w:ascii="Times New Roman" w:hAnsi="Times New Roman" w:eastAsia="Times New Roman"/>
-                <w:b/>
-                <w:i w:val="0"/>
-                <w:sz w:val="24"/>
-              </w:rPr>
-              <w:t>KPI</w:t>
-            </w:r>
-          </w:p>
-        </w:tc>
-        <w:tc>
-          <w:tcPr>
-            <w:tcW w:type="dxa" w:w="2880"/>
-          </w:tcPr>
-          <w:p>
-            <w:pPr>
-              <w:jc w:val="center"/>
-            </w:pPr>
-            <w:r>
-              <w:rPr>
-                <w:b/>
-                <w:sz w:val="24"/>
-              </w:rPr>
-            </w:r>
-            <w:r>
-              <w:rPr>
-                <w:rFonts w:ascii="Times New Roman" w:hAnsi="Times New Roman" w:eastAsia="Times New Roman"/>
-                <w:b/>
-                <w:i w:val="0"/>
-                <w:sz w:val="24"/>
-              </w:rPr>
-              <w:t>Định nghĩa</w:t>
-            </w:r>
-          </w:p>
-        </w:tc>
-        <w:tc>
-          <w:tcPr>
-            <w:tcW w:type="dxa" w:w="2880"/>
-          </w:tcPr>
-          <w:p>
-            <w:pPr>
-              <w:jc w:val="center"/>
-            </w:pPr>
-            <w:r>
-              <w:rPr>
-                <w:b/>
-                <w:sz w:val="24"/>
-              </w:rPr>
-            </w:r>
-            <w:r>
-              <w:rPr>
-                <w:rFonts w:ascii="Times New Roman" w:hAnsi="Times New Roman" w:eastAsia="Times New Roman"/>
-                <w:b/>
-                <w:i w:val="0"/>
-                <w:sz w:val="24"/>
-              </w:rPr>
-              <w:t>Mục tiêu beta</w:t>
-            </w:r>
-          </w:p>
-        </w:tc>
-      </w:tr>
-      <w:tr>
-        <w:tc>
-          <w:tcPr>
-            <w:tcW w:type="dxa" w:w="2880"/>
-          </w:tcPr>
-          <w:p>
-            <w:r>
-              <w:rPr>
-                <w:sz w:val="24"/>
-              </w:rPr>
-            </w:r>
-            <w:r>
-              <w:rPr>
-                <w:rFonts w:ascii="Times New Roman" w:hAnsi="Times New Roman" w:eastAsia="Times New Roman"/>
-                <w:b w:val="0"/>
-                <w:i w:val="0"/>
-                <w:sz w:val="24"/>
-              </w:rPr>
-              <w:t>Signup Conversion Rate</w:t>
-            </w:r>
-          </w:p>
-        </w:tc>
-        <w:tc>
-          <w:tcPr>
-            <w:tcW w:type="dxa" w:w="2880"/>
-          </w:tcPr>
-          <w:p>
-            <w:r>
-              <w:rPr>
-                <w:sz w:val="24"/>
-              </w:rPr>
-            </w:r>
-            <w:r>
-              <w:rPr>
-                <w:rFonts w:ascii="Times New Roman" w:hAnsi="Times New Roman" w:eastAsia="Times New Roman"/>
-                <w:b w:val="0"/>
-                <w:i w:val="0"/>
-                <w:sz w:val="24"/>
-              </w:rPr>
-              <w:t>(yêu cầu mở tenant) / (Visitor unique landing page)</w:t>
-            </w:r>
-          </w:p>
-        </w:tc>
-        <w:tc>
-          <w:tcPr>
-            <w:tcW w:type="dxa" w:w="2880"/>
-          </w:tcPr>
-          <w:p>
-            <w:r>
-              <w:rPr>
-                <w:sz w:val="24"/>
-              </w:rPr>
-            </w:r>
-            <w:r>
-              <w:rPr>
-                <w:rFonts w:ascii="Times New Roman" w:hAnsi="Times New Roman" w:eastAsia="Times New Roman"/>
-                <w:b w:val="0"/>
-                <w:i w:val="0"/>
-                <w:sz w:val="24"/>
-              </w:rPr>
-              <w:t>≥3%</w:t>
-            </w:r>
-          </w:p>
-        </w:tc>
-      </w:tr>
-      <w:tr>
-        <w:tc>
-          <w:tcPr>
-            <w:tcW w:type="dxa" w:w="2880"/>
-          </w:tcPr>
-          <w:p>
-            <w:r>
-              <w:rPr>
-                <w:sz w:val="24"/>
-              </w:rPr>
-            </w:r>
-            <w:r>
-              <w:rPr>
-                <w:rFonts w:ascii="Times New Roman" w:hAnsi="Times New Roman" w:eastAsia="Times New Roman"/>
-                <w:b w:val="0"/>
-                <w:i w:val="0"/>
-                <w:sz w:val="24"/>
-              </w:rPr>
-              <w:t>Beta Approval Rate</w:t>
-            </w:r>
-          </w:p>
-        </w:tc>
-        <w:tc>
-          <w:tcPr>
-            <w:tcW w:type="dxa" w:w="2880"/>
-          </w:tcPr>
-          <w:p>
-            <w:r>
-              <w:rPr>
-                <w:sz w:val="24"/>
-              </w:rPr>
-            </w:r>
-            <w:r>
-              <w:rPr>
-                <w:rFonts w:ascii="Times New Roman" w:hAnsi="Times New Roman" w:eastAsia="Times New Roman"/>
-                <w:b w:val="0"/>
-                <w:i w:val="0"/>
-                <w:sz w:val="24"/>
-              </w:rPr>
-              <w:t>(Request APPROVED) / (Request submitted)</w:t>
-            </w:r>
-          </w:p>
-        </w:tc>
-        <w:tc>
-          <w:tcPr>
-            <w:tcW w:type="dxa" w:w="2880"/>
-          </w:tcPr>
-          <w:p>
-            <w:r>
-              <w:rPr>
-                <w:sz w:val="24"/>
-              </w:rPr>
-            </w:r>
-            <w:r>
-              <w:rPr>
-                <w:rFonts w:ascii="Times New Roman" w:hAnsi="Times New Roman" w:eastAsia="Times New Roman"/>
-                <w:b w:val="0"/>
-                <w:i w:val="0"/>
-                <w:sz w:val="24"/>
-              </w:rPr>
-              <w:t>≥60%</w:t>
-            </w:r>
-          </w:p>
-        </w:tc>
-      </w:tr>
-      <w:tr>
-        <w:tc>
-          <w:tcPr>
-            <w:tcW w:type="dxa" w:w="2880"/>
-          </w:tcPr>
-          <w:p>
-            <w:r>
-              <w:rPr>
-                <w:sz w:val="24"/>
-              </w:rPr>
-            </w:r>
-            <w:r>
-              <w:rPr>
-                <w:rFonts w:ascii="Times New Roman" w:hAnsi="Times New Roman" w:eastAsia="Times New Roman"/>
-                <w:b w:val="0"/>
-                <w:i w:val="0"/>
-                <w:sz w:val="24"/>
-              </w:rPr>
-              <w:t>Claim thì Active Conversion</w:t>
-            </w:r>
-          </w:p>
-        </w:tc>
-        <w:tc>
-          <w:tcPr>
-            <w:tcW w:type="dxa" w:w="2880"/>
-          </w:tcPr>
-          <w:p>
-            <w:r>
-              <w:rPr>
-                <w:sz w:val="24"/>
-              </w:rPr>
-            </w:r>
-            <w:r>
-              <w:rPr>
-                <w:rFonts w:ascii="Times New Roman" w:hAnsi="Times New Roman" w:eastAsia="Times New Roman"/>
-                <w:b w:val="0"/>
-                <w:i w:val="0"/>
-                <w:sz w:val="24"/>
-              </w:rPr>
-              <w:t>(Tenant ACTIVE) / (Request APPROVED)</w:t>
-            </w:r>
-          </w:p>
-        </w:tc>
-        <w:tc>
-          <w:tcPr>
-            <w:tcW w:type="dxa" w:w="2880"/>
-          </w:tcPr>
-          <w:p>
-            <w:r>
-              <w:rPr>
-                <w:sz w:val="24"/>
-              </w:rPr>
-            </w:r>
-            <w:r>
-              <w:rPr>
-                <w:rFonts w:ascii="Times New Roman" w:hAnsi="Times New Roman" w:eastAsia="Times New Roman"/>
-                <w:b w:val="0"/>
-                <w:i w:val="0"/>
-                <w:sz w:val="24"/>
-              </w:rPr>
-              <w:t>≥70%</w:t>
-            </w:r>
-          </w:p>
-        </w:tc>
-      </w:tr>
-    </w:tbl>
-    <w:p/>
     <w:p>
       <w:pPr>
         <w:spacing w:line="288" w:lineRule="auto"/>
@@ -30074,1992 +27281,25 @@
       <w:r>
         <w:rPr>
           <w:rFonts w:ascii="Times New Roman" w:hAnsi="Times New Roman" w:eastAsia="Times New Roman"/>
-          <w:b/>
-          <w:i w:val="0"/>
-          <w:sz w:val="26"/>
-        </w:rPr>
-        <w:t>Category 2: Engagement + Retention</w:t>
-      </w:r>
-    </w:p>
-    <w:tbl>
-      <w:tblPr>
-        <w:tblStyle w:val="TableGrid"/>
-        <w:tblW w:type="auto" w:w="0"/>
-        <w:jc w:val="center"/>
-        <w:tblLook w:firstColumn="1" w:firstRow="1" w:lastColumn="0" w:lastRow="0" w:noHBand="0" w:noVBand="1" w:val="04A0"/>
-      </w:tblPr>
-      <w:tblGrid>
-        <w:gridCol w:w="2880"/>
-        <w:gridCol w:w="2880"/>
-        <w:gridCol w:w="2880"/>
-      </w:tblGrid>
-      <w:tr>
-        <w:tc>
-          <w:tcPr>
-            <w:tcW w:type="dxa" w:w="2880"/>
-          </w:tcPr>
-          <w:p>
-            <w:pPr>
-              <w:jc w:val="center"/>
-            </w:pPr>
-            <w:r>
-              <w:rPr>
-                <w:b/>
-                <w:sz w:val="24"/>
-              </w:rPr>
-            </w:r>
-            <w:r>
-              <w:rPr>
-                <w:rFonts w:ascii="Times New Roman" w:hAnsi="Times New Roman" w:eastAsia="Times New Roman"/>
-                <w:b/>
-                <w:i w:val="0"/>
-                <w:sz w:val="24"/>
-              </w:rPr>
-              <w:t>KPI</w:t>
-            </w:r>
-          </w:p>
-        </w:tc>
-        <w:tc>
-          <w:tcPr>
-            <w:tcW w:type="dxa" w:w="2880"/>
-          </w:tcPr>
-          <w:p>
-            <w:pPr>
-              <w:jc w:val="center"/>
-            </w:pPr>
-            <w:r>
-              <w:rPr>
-                <w:b/>
-                <w:sz w:val="24"/>
-              </w:rPr>
-            </w:r>
-            <w:r>
-              <w:rPr>
-                <w:rFonts w:ascii="Times New Roman" w:hAnsi="Times New Roman" w:eastAsia="Times New Roman"/>
-                <w:b/>
-                <w:i w:val="0"/>
-                <w:sz w:val="24"/>
-              </w:rPr>
-              <w:t>Định nghĩa</w:t>
-            </w:r>
-          </w:p>
-        </w:tc>
-        <w:tc>
-          <w:tcPr>
-            <w:tcW w:type="dxa" w:w="2880"/>
-          </w:tcPr>
-          <w:p>
-            <w:pPr>
-              <w:jc w:val="center"/>
-            </w:pPr>
-            <w:r>
-              <w:rPr>
-                <w:b/>
-                <w:sz w:val="24"/>
-              </w:rPr>
-            </w:r>
-            <w:r>
-              <w:rPr>
-                <w:rFonts w:ascii="Times New Roman" w:hAnsi="Times New Roman" w:eastAsia="Times New Roman"/>
-                <w:b/>
-                <w:i w:val="0"/>
-                <w:sz w:val="24"/>
-              </w:rPr>
-              <w:t>Mục tiêu beta</w:t>
-            </w:r>
-          </w:p>
-        </w:tc>
-      </w:tr>
-      <w:tr>
-        <w:tc>
-          <w:tcPr>
-            <w:tcW w:type="dxa" w:w="2880"/>
-          </w:tcPr>
-          <w:p>
-            <w:r>
-              <w:rPr>
-                <w:sz w:val="24"/>
-              </w:rPr>
-            </w:r>
-            <w:r>
-              <w:rPr>
-                <w:rFonts w:ascii="Times New Roman" w:hAnsi="Times New Roman" w:eastAsia="Times New Roman"/>
-                <w:b w:val="0"/>
-                <w:i w:val="0"/>
-                <w:sz w:val="24"/>
-              </w:rPr>
-              <w:t>30-day Retention</w:t>
-            </w:r>
-          </w:p>
-        </w:tc>
-        <w:tc>
-          <w:tcPr>
-            <w:tcW w:type="dxa" w:w="2880"/>
-          </w:tcPr>
-          <w:p>
-            <w:r>
-              <w:rPr>
-                <w:sz w:val="24"/>
-              </w:rPr>
-            </w:r>
-            <w:r>
-              <w:rPr>
-                <w:rFonts w:ascii="Times New Roman" w:hAnsi="Times New Roman" w:eastAsia="Times New Roman"/>
-                <w:b w:val="0"/>
-                <w:i w:val="0"/>
-                <w:sz w:val="24"/>
-              </w:rPr>
-              <w:t>Tenant có ≥1 login trong 30 ngày sau signup</w:t>
-            </w:r>
-          </w:p>
-        </w:tc>
-        <w:tc>
-          <w:tcPr>
-            <w:tcW w:type="dxa" w:w="2880"/>
-          </w:tcPr>
-          <w:p>
-            <w:r>
-              <w:rPr>
-                <w:sz w:val="24"/>
-              </w:rPr>
-            </w:r>
-            <w:r>
-              <w:rPr>
-                <w:rFonts w:ascii="Times New Roman" w:hAnsi="Times New Roman" w:eastAsia="Times New Roman"/>
-                <w:b w:val="0"/>
-                <w:i w:val="0"/>
-                <w:sz w:val="24"/>
-              </w:rPr>
-              <w:t>≥50%</w:t>
-            </w:r>
-          </w:p>
-        </w:tc>
-      </w:tr>
-      <w:tr>
-        <w:tc>
-          <w:tcPr>
-            <w:tcW w:type="dxa" w:w="2880"/>
-          </w:tcPr>
-          <w:p>
-            <w:r>
-              <w:rPr>
-                <w:sz w:val="24"/>
-              </w:rPr>
-            </w:r>
-            <w:r>
-              <w:rPr>
-                <w:rFonts w:ascii="Times New Roman" w:hAnsi="Times New Roman" w:eastAsia="Times New Roman"/>
-                <w:b w:val="0"/>
-                <w:i w:val="0"/>
-                <w:sz w:val="24"/>
-              </w:rPr>
-              <w:t>60-day Retention</w:t>
-            </w:r>
-          </w:p>
-        </w:tc>
-        <w:tc>
-          <w:tcPr>
-            <w:tcW w:type="dxa" w:w="2880"/>
-          </w:tcPr>
-          <w:p>
-            <w:r>
-              <w:rPr>
-                <w:sz w:val="24"/>
-              </w:rPr>
-            </w:r>
-            <w:r>
-              <w:rPr>
-                <w:rFonts w:ascii="Times New Roman" w:hAnsi="Times New Roman" w:eastAsia="Times New Roman"/>
-                <w:b w:val="0"/>
-                <w:i w:val="0"/>
-                <w:sz w:val="24"/>
-              </w:rPr>
-              <w:t>Tenant có ≥1 login trong 60 ngày sau signup</w:t>
-            </w:r>
-          </w:p>
-        </w:tc>
-        <w:tc>
-          <w:tcPr>
-            <w:tcW w:type="dxa" w:w="2880"/>
-          </w:tcPr>
-          <w:p>
-            <w:r>
-              <w:rPr>
-                <w:sz w:val="24"/>
-              </w:rPr>
-            </w:r>
-            <w:r>
-              <w:rPr>
-                <w:rFonts w:ascii="Times New Roman" w:hAnsi="Times New Roman" w:eastAsia="Times New Roman"/>
-                <w:b w:val="0"/>
-                <w:i w:val="0"/>
-                <w:sz w:val="24"/>
-              </w:rPr>
-              <w:t>≥40%</w:t>
-            </w:r>
-          </w:p>
-        </w:tc>
-      </w:tr>
-      <w:tr>
-        <w:tc>
-          <w:tcPr>
-            <w:tcW w:type="dxa" w:w="2880"/>
-          </w:tcPr>
-          <w:p>
-            <w:r>
-              <w:rPr>
-                <w:sz w:val="24"/>
-              </w:rPr>
-            </w:r>
-            <w:r>
-              <w:rPr>
-                <w:rFonts w:ascii="Times New Roman" w:hAnsi="Times New Roman" w:eastAsia="Times New Roman"/>
-                <w:b w:val="0"/>
-                <w:i w:val="0"/>
-                <w:sz w:val="24"/>
-              </w:rPr>
-              <w:t>90-day Retention</w:t>
-            </w:r>
-          </w:p>
-        </w:tc>
-        <w:tc>
-          <w:tcPr>
-            <w:tcW w:type="dxa" w:w="2880"/>
-          </w:tcPr>
-          <w:p>
-            <w:r>
-              <w:rPr>
-                <w:sz w:val="24"/>
-              </w:rPr>
-            </w:r>
-            <w:r>
-              <w:rPr>
-                <w:rFonts w:ascii="Times New Roman" w:hAnsi="Times New Roman" w:eastAsia="Times New Roman"/>
-                <w:b w:val="0"/>
-                <w:i w:val="0"/>
-                <w:sz w:val="24"/>
-              </w:rPr>
-              <w:t>Tenant có ≥1 login trong 90 ngày sau signup</w:t>
-            </w:r>
-          </w:p>
-        </w:tc>
-        <w:tc>
-          <w:tcPr>
-            <w:tcW w:type="dxa" w:w="2880"/>
-          </w:tcPr>
-          <w:p>
-            <w:r>
-              <w:rPr>
-                <w:sz w:val="24"/>
-              </w:rPr>
-            </w:r>
-            <w:r>
-              <w:rPr>
-                <w:rFonts w:ascii="Times New Roman" w:hAnsi="Times New Roman" w:eastAsia="Times New Roman"/>
-                <w:b w:val="0"/>
-                <w:i w:val="0"/>
-                <w:sz w:val="24"/>
-              </w:rPr>
-              <w:t>≥30%</w:t>
-            </w:r>
-          </w:p>
-        </w:tc>
-      </w:tr>
-      <w:tr>
-        <w:tc>
-          <w:tcPr>
-            <w:tcW w:type="dxa" w:w="2880"/>
-          </w:tcPr>
-          <w:p>
-            <w:r>
-              <w:rPr>
-                <w:sz w:val="24"/>
-              </w:rPr>
-            </w:r>
-            <w:r>
-              <w:rPr>
-                <w:rFonts w:ascii="Times New Roman" w:hAnsi="Times New Roman" w:eastAsia="Times New Roman"/>
-                <w:b w:val="0"/>
-                <w:i w:val="0"/>
-                <w:sz w:val="24"/>
-              </w:rPr>
-              <w:t>Feature Adoption Rate</w:t>
-            </w:r>
-          </w:p>
-        </w:tc>
-        <w:tc>
-          <w:tcPr>
-            <w:tcW w:type="dxa" w:w="2880"/>
-          </w:tcPr>
-          <w:p>
-            <w:r>
-              <w:rPr>
-                <w:sz w:val="24"/>
-              </w:rPr>
-            </w:r>
-            <w:r>
-              <w:rPr>
-                <w:rFonts w:ascii="Times New Roman" w:hAnsi="Times New Roman" w:eastAsia="Times New Roman"/>
-                <w:b w:val="0"/>
-                <w:i w:val="0"/>
-                <w:sz w:val="24"/>
-              </w:rPr>
-              <w:t>Tenant đã dùng ≥3 features chính</w:t>
-            </w:r>
-          </w:p>
-        </w:tc>
-        <w:tc>
-          <w:tcPr>
-            <w:tcW w:type="dxa" w:w="2880"/>
-          </w:tcPr>
-          <w:p>
-            <w:r>
-              <w:rPr>
-                <w:sz w:val="24"/>
-              </w:rPr>
-            </w:r>
-            <w:r>
-              <w:rPr>
-                <w:rFonts w:ascii="Times New Roman" w:hAnsi="Times New Roman" w:eastAsia="Times New Roman"/>
-                <w:b w:val="0"/>
-                <w:i w:val="0"/>
-                <w:sz w:val="24"/>
-              </w:rPr>
-              <w:t>≥50%</w:t>
-            </w:r>
-          </w:p>
-        </w:tc>
-      </w:tr>
-    </w:tbl>
-    <w:p/>
-    <w:p>
-      <w:pPr>
-        <w:spacing w:line="288" w:lineRule="auto"/>
-        <w:ind w:firstLine="567"/>
-        <w:jc w:val="both"/>
-      </w:pPr>
-      <w:r>
-        <w:rPr>
-          <w:rFonts w:ascii="Times New Roman" w:hAnsi="Times New Roman" w:eastAsia="Times New Roman"/>
-          <w:b w:val="0"/>
-          <w:i w:val="0"/>
-          <w:sz w:val="26"/>
-        </w:rPr>
-        <w:t>Ba features chính: tạo lớp, thêm học sinh, đánh dấu điểm danh.</w:t>
+          <w:b w:val="0"/>
+          <w:i w:val="0"/>
+          <w:sz w:val="26"/>
+        </w:rPr>
+        <w:t>Toàn bộ mã nguồn dự án được công bố tại kho lưu trữ công khai trên GitHub: https://github.com/VictorAurelius/2026-Kite-Class-Platform — bao gồm các thành phần kitehub/ (6 microservice nền tảng + frontend), kiteclass/ (dịch vụ nghiệp vụ tenant), infrastructure/ (cấu hình hạ tầng Terraform), và documents/ (tài liệu thiết kế + audit). Người đọc có thể tham khảo trực tiếp mã nguồn để đối chiếu với các pattern và đoạn code trình bày trong báo cáo.</w:t>
       </w:r>
     </w:p>
     <w:p>
       <w:pPr>
-        <w:spacing w:line="288" w:lineRule="auto"/>
-        <w:ind w:firstLine="567"/>
-        <w:jc w:val="both"/>
-      </w:pPr>
-      <w:r>
-        <w:rPr>
-          <w:rFonts w:ascii="Times New Roman" w:hAnsi="Times New Roman" w:eastAsia="Times New Roman"/>
-          <w:b/>
-          <w:i w:val="0"/>
-          <w:sz w:val="26"/>
-        </w:rPr>
-        <w:t>Category 3: System Health</w:t>
-      </w:r>
-    </w:p>
-    <w:tbl>
-      <w:tblPr>
-        <w:tblStyle w:val="TableGrid"/>
-        <w:tblW w:type="auto" w:w="0"/>
-        <w:jc w:val="center"/>
-        <w:tblLook w:firstColumn="1" w:firstRow="1" w:lastColumn="0" w:lastRow="0" w:noHBand="0" w:noVBand="1" w:val="04A0"/>
-      </w:tblPr>
-      <w:tblGrid>
-        <w:gridCol w:w="2880"/>
-        <w:gridCol w:w="2880"/>
-        <w:gridCol w:w="2880"/>
-      </w:tblGrid>
-      <w:tr>
-        <w:tc>
-          <w:tcPr>
-            <w:tcW w:type="dxa" w:w="2880"/>
-          </w:tcPr>
-          <w:p>
-            <w:pPr>
-              <w:jc w:val="center"/>
-            </w:pPr>
-            <w:r>
-              <w:rPr>
-                <w:b/>
-                <w:sz w:val="24"/>
-              </w:rPr>
-            </w:r>
-            <w:r>
-              <w:rPr>
-                <w:rFonts w:ascii="Times New Roman" w:hAnsi="Times New Roman" w:eastAsia="Times New Roman"/>
-                <w:b/>
-                <w:i w:val="0"/>
-                <w:sz w:val="24"/>
-              </w:rPr>
-              <w:t>KPI</w:t>
-            </w:r>
-          </w:p>
-        </w:tc>
-        <w:tc>
-          <w:tcPr>
-            <w:tcW w:type="dxa" w:w="2880"/>
-          </w:tcPr>
-          <w:p>
-            <w:pPr>
-              <w:jc w:val="center"/>
-            </w:pPr>
-            <w:r>
-              <w:rPr>
-                <w:b/>
-                <w:sz w:val="24"/>
-              </w:rPr>
-            </w:r>
-            <w:r>
-              <w:rPr>
-                <w:rFonts w:ascii="Times New Roman" w:hAnsi="Times New Roman" w:eastAsia="Times New Roman"/>
-                <w:b/>
-                <w:i w:val="0"/>
-                <w:sz w:val="24"/>
-              </w:rPr>
-              <w:t>Định nghĩa</w:t>
-            </w:r>
-          </w:p>
-        </w:tc>
-        <w:tc>
-          <w:tcPr>
-            <w:tcW w:type="dxa" w:w="2880"/>
-          </w:tcPr>
-          <w:p>
-            <w:pPr>
-              <w:jc w:val="center"/>
-            </w:pPr>
-            <w:r>
-              <w:rPr>
-                <w:b/>
-                <w:sz w:val="24"/>
-              </w:rPr>
-            </w:r>
-            <w:r>
-              <w:rPr>
-                <w:rFonts w:ascii="Times New Roman" w:hAnsi="Times New Roman" w:eastAsia="Times New Roman"/>
-                <w:b/>
-                <w:i w:val="0"/>
-                <w:sz w:val="24"/>
-              </w:rPr>
-              <w:t>Mục tiêu beta</w:t>
-            </w:r>
-          </w:p>
-        </w:tc>
-      </w:tr>
-      <w:tr>
-        <w:tc>
-          <w:tcPr>
-            <w:tcW w:type="dxa" w:w="2880"/>
-          </w:tcPr>
-          <w:p>
-            <w:r>
-              <w:rPr>
-                <w:sz w:val="24"/>
-              </w:rPr>
-            </w:r>
-            <w:r>
-              <w:rPr>
-                <w:rFonts w:ascii="Times New Roman" w:hAnsi="Times New Roman" w:eastAsia="Times New Roman"/>
-                <w:b w:val="0"/>
-                <w:i w:val="0"/>
-                <w:sz w:val="24"/>
-              </w:rPr>
-              <w:t>Uptime SLO</w:t>
-            </w:r>
-          </w:p>
-        </w:tc>
-        <w:tc>
-          <w:tcPr>
-            <w:tcW w:type="dxa" w:w="2880"/>
-          </w:tcPr>
-          <w:p>
-            <w:r>
-              <w:rPr>
-                <w:sz w:val="24"/>
-              </w:rPr>
-            </w:r>
-            <w:r>
-              <w:rPr>
-                <w:rFonts w:ascii="Times New Roman" w:hAnsi="Times New Roman" w:eastAsia="Times New Roman"/>
-                <w:b w:val="0"/>
-                <w:i w:val="0"/>
-                <w:sz w:val="24"/>
-              </w:rPr>
-              <w:t>Thời gian service healthy / thời gian tổng</w:t>
-            </w:r>
-          </w:p>
-        </w:tc>
-        <w:tc>
-          <w:tcPr>
-            <w:tcW w:type="dxa" w:w="2880"/>
-          </w:tcPr>
-          <w:p>
-            <w:r>
-              <w:rPr>
-                <w:sz w:val="24"/>
-              </w:rPr>
-            </w:r>
-            <w:r>
-              <w:rPr>
-                <w:rFonts w:ascii="Times New Roman" w:hAnsi="Times New Roman" w:eastAsia="Times New Roman"/>
-                <w:b w:val="0"/>
-                <w:i w:val="0"/>
-                <w:sz w:val="24"/>
-              </w:rPr>
-              <w:t>≥99,0% (Nguồn: Public AWS SLA documentation cho EC2 t3.micro multi-AZ disabled)</w:t>
-            </w:r>
-          </w:p>
-        </w:tc>
-      </w:tr>
-      <w:tr>
-        <w:tc>
-          <w:tcPr>
-            <w:tcW w:type="dxa" w:w="2880"/>
-          </w:tcPr>
-          <w:p>
-            <w:r>
-              <w:rPr>
-                <w:sz w:val="24"/>
-              </w:rPr>
-            </w:r>
-            <w:r>
-              <w:rPr>
-                <w:rFonts w:ascii="Times New Roman" w:hAnsi="Times New Roman" w:eastAsia="Times New Roman"/>
-                <w:b w:val="0"/>
-                <w:i w:val="0"/>
-                <w:sz w:val="24"/>
-              </w:rPr>
-              <w:t>P95 API latency</w:t>
-            </w:r>
-          </w:p>
-        </w:tc>
-        <w:tc>
-          <w:tcPr>
-            <w:tcW w:type="dxa" w:w="2880"/>
-          </w:tcPr>
-          <w:p>
-            <w:r>
-              <w:rPr>
-                <w:sz w:val="24"/>
-              </w:rPr>
-            </w:r>
-            <w:r>
-              <w:rPr>
-                <w:rFonts w:ascii="Times New Roman" w:hAnsi="Times New Roman" w:eastAsia="Times New Roman"/>
-                <w:b w:val="0"/>
-                <w:i w:val="0"/>
-                <w:sz w:val="24"/>
-              </w:rPr>
-              <w:t>95% requests complete &lt; N ms</w:t>
-            </w:r>
-          </w:p>
-        </w:tc>
-        <w:tc>
-          <w:tcPr>
-            <w:tcW w:type="dxa" w:w="2880"/>
-          </w:tcPr>
-          <w:p>
-            <w:r>
-              <w:rPr>
-                <w:sz w:val="24"/>
-              </w:rPr>
-            </w:r>
-            <w:r>
-              <w:rPr>
-                <w:rFonts w:ascii="Times New Roman" w:hAnsi="Times New Roman" w:eastAsia="Times New Roman"/>
-                <w:b w:val="0"/>
-                <w:i w:val="0"/>
-                <w:sz w:val="24"/>
-              </w:rPr>
-              <w:t>&lt;500 ms</w:t>
-            </w:r>
-          </w:p>
-        </w:tc>
-      </w:tr>
-      <w:tr>
-        <w:tc>
-          <w:tcPr>
-            <w:tcW w:type="dxa" w:w="2880"/>
-          </w:tcPr>
-          <w:p>
-            <w:r>
-              <w:rPr>
-                <w:sz w:val="24"/>
-              </w:rPr>
-            </w:r>
-            <w:r>
-              <w:rPr>
-                <w:rFonts w:ascii="Times New Roman" w:hAnsi="Times New Roman" w:eastAsia="Times New Roman"/>
-                <w:b w:val="0"/>
-                <w:i w:val="0"/>
-                <w:sz w:val="24"/>
-              </w:rPr>
-              <w:t>Support Ticket Rate</w:t>
-            </w:r>
-          </w:p>
-        </w:tc>
-        <w:tc>
-          <w:tcPr>
-            <w:tcW w:type="dxa" w:w="2880"/>
-          </w:tcPr>
-          <w:p>
-            <w:r>
-              <w:rPr>
-                <w:sz w:val="24"/>
-              </w:rPr>
-            </w:r>
-            <w:r>
-              <w:rPr>
-                <w:rFonts w:ascii="Times New Roman" w:hAnsi="Times New Roman" w:eastAsia="Times New Roman"/>
-                <w:b w:val="0"/>
-                <w:i w:val="0"/>
-                <w:sz w:val="24"/>
-              </w:rPr>
-              <w:t>Ticket / tenant / tháng</w:t>
-            </w:r>
-          </w:p>
-        </w:tc>
-        <w:tc>
-          <w:tcPr>
-            <w:tcW w:type="dxa" w:w="2880"/>
-          </w:tcPr>
-          <w:p>
-            <w:r>
-              <w:rPr>
-                <w:sz w:val="24"/>
-              </w:rPr>
-            </w:r>
-            <w:r>
-              <w:rPr>
-                <w:rFonts w:ascii="Times New Roman" w:hAnsi="Times New Roman" w:eastAsia="Times New Roman"/>
-                <w:b w:val="0"/>
-                <w:i w:val="0"/>
-                <w:sz w:val="24"/>
-              </w:rPr>
-              <w:t>&lt;0,5</w:t>
-            </w:r>
-          </w:p>
-        </w:tc>
-      </w:tr>
-      <w:tr>
-        <w:tc>
-          <w:tcPr>
-            <w:tcW w:type="dxa" w:w="2880"/>
-          </w:tcPr>
-          <w:p>
-            <w:r>
-              <w:rPr>
-                <w:sz w:val="24"/>
-              </w:rPr>
-            </w:r>
-            <w:r>
-              <w:rPr>
-                <w:rFonts w:ascii="Times New Roman" w:hAnsi="Times New Roman" w:eastAsia="Times New Roman"/>
-                <w:b w:val="0"/>
-                <w:i w:val="0"/>
-                <w:sz w:val="24"/>
-              </w:rPr>
-              <w:t>Crash-Free Rate</w:t>
-            </w:r>
-          </w:p>
-        </w:tc>
-        <w:tc>
-          <w:tcPr>
-            <w:tcW w:type="dxa" w:w="2880"/>
-          </w:tcPr>
-          <w:p>
-            <w:r>
-              <w:rPr>
-                <w:sz w:val="24"/>
-              </w:rPr>
-            </w:r>
-            <w:r>
-              <w:rPr>
-                <w:rFonts w:ascii="Times New Roman" w:hAnsi="Times New Roman" w:eastAsia="Times New Roman"/>
-                <w:b w:val="0"/>
-                <w:i w:val="0"/>
-                <w:sz w:val="24"/>
-              </w:rPr>
-              <w:t>Sessions không gặp 5xx</w:t>
-            </w:r>
-          </w:p>
-        </w:tc>
-        <w:tc>
-          <w:tcPr>
-            <w:tcW w:type="dxa" w:w="2880"/>
-          </w:tcPr>
-          <w:p>
-            <w:r>
-              <w:rPr>
-                <w:sz w:val="24"/>
-              </w:rPr>
-            </w:r>
-            <w:r>
-              <w:rPr>
-                <w:rFonts w:ascii="Times New Roman" w:hAnsi="Times New Roman" w:eastAsia="Times New Roman"/>
-                <w:b w:val="0"/>
-                <w:i w:val="0"/>
-                <w:sz w:val="24"/>
-              </w:rPr>
-              <w:t>≥99,5%</w:t>
-            </w:r>
-          </w:p>
-        </w:tc>
-      </w:tr>
-    </w:tbl>
-    <w:p/>
-    <w:p>
-      <w:pPr>
-        <w:pStyle w:val="Heading3"/>
+        <w:pStyle w:val="Heading2"/>
       </w:pPr>
       <w:r>
         <w:rPr>
           <w:rFonts w:ascii="Times New Roman" w:hAnsi="Times New Roman" w:eastAsia="Times New Roman"/>
           <w:b/>
           <w:color w:val="000000"/>
-          <w:sz w:val="28"/>
-        </w:rPr>
-        <w:t>4.3.2 Measurement Plan</w:t>
-      </w:r>
-    </w:p>
-    <w:p>
-      <w:pPr>
-        <w:spacing w:before="120" w:after="120"/>
-        <w:jc w:val="center"/>
-      </w:pPr>
-      <w:r>
-        <w:drawing>
-          <wp:inline xmlns:a="http://schemas.openxmlformats.org/drawingml/2006/main" xmlns:pic="http://schemas.openxmlformats.org/drawingml/2006/picture">
-            <wp:extent cx="5040000" cy="3132276"/>
-            <wp:docPr id="27" name="Picture 27"/>
-            <wp:cNvGraphicFramePr>
-              <a:graphicFrameLocks noChangeAspect="1"/>
-            </wp:cNvGraphicFramePr>
-            <a:graphic>
-              <a:graphicData uri="http://schemas.openxmlformats.org/drawingml/2006/picture">
-                <pic:pic>
-                  <pic:nvPicPr>
-                    <pic:cNvPr id="0" name="mermaid-c17f0f02f4593ec9.png"/>
-                    <pic:cNvPicPr/>
-                  </pic:nvPicPr>
-                  <pic:blipFill>
-                    <a:blip r:embed="rId35"/>
-                    <a:stretch>
-                      <a:fillRect/>
-                    </a:stretch>
-                  </pic:blipFill>
-                  <pic:spPr>
-                    <a:xfrm>
-                      <a:off x="0" y="0"/>
-                      <a:ext cx="5040000" cy="3132276"/>
-                    </a:xfrm>
-                    <a:prstGeom prst="rect"/>
-                  </pic:spPr>
-                </pic:pic>
-              </a:graphicData>
-            </a:graphic>
-          </wp:inline>
-        </w:drawing>
-      </w:r>
-    </w:p>
-    <w:p>
-      <w:pPr>
-        <w:spacing w:before="120" w:after="240"/>
-        <w:jc w:val="center"/>
-      </w:pPr>
-      <w:r>
-        <w:rPr>
-          <w:rFonts w:ascii="Times New Roman" w:hAnsi="Times New Roman" w:eastAsia="Times New Roman"/>
-          <w:b/>
-          <w:sz w:val="26"/>
-        </w:rPr>
-        <w:t>Hình 4.4</w:t>
-      </w:r>
-      <w:r>
-        <w:fldChar w:fldCharType="begin"/>
-        <w:instrText xml:space="preserve"> SEQ Figure \* ARABIC </w:instrText>
-        <w:fldChar w:fldCharType="separate"/>
-        <w:t>1</w:t>
-        <w:fldChar w:fldCharType="end"/>
-      </w:r>
-      <w:r>
-        <w:rPr>
-          <w:rFonts w:ascii="Times New Roman" w:hAnsi="Times New Roman" w:eastAsia="Times New Roman"/>
-          <w:sz w:val="26"/>
-        </w:rPr>
-        <w:t>. Sơ đồ luồng dữ liệu KPI — từ data sources qua aggregation tới visualization</w:t>
-      </w:r>
-    </w:p>
-    <w:p>
-      <w:pPr>
-        <w:spacing w:line="288" w:lineRule="auto"/>
-        <w:ind w:firstLine="567"/>
-        <w:jc w:val="both"/>
-      </w:pPr>
-      <w:r>
-        <w:rPr>
-          <w:rFonts w:ascii="Times New Roman" w:hAnsi="Times New Roman" w:eastAsia="Times New Roman"/>
-          <w:b w:val="0"/>
-          <w:i w:val="0"/>
-          <w:sz w:val="26"/>
-        </w:rPr>
-        <w:t>KPI mapping tới data source:</w:t>
-      </w:r>
-    </w:p>
-    <w:tbl>
-      <w:tblPr>
-        <w:tblStyle w:val="TableGrid"/>
-        <w:tblW w:type="auto" w:w="0"/>
-        <w:jc w:val="center"/>
-        <w:tblLook w:firstColumn="1" w:firstRow="1" w:lastColumn="0" w:lastRow="0" w:noHBand="0" w:noVBand="1" w:val="04A0"/>
-      </w:tblPr>
-      <w:tblGrid>
-        <w:gridCol w:w="2880"/>
-        <w:gridCol w:w="2880"/>
-        <w:gridCol w:w="2880"/>
-      </w:tblGrid>
-      <w:tr>
-        <w:tc>
-          <w:tcPr>
-            <w:tcW w:type="dxa" w:w="2880"/>
-          </w:tcPr>
-          <w:p>
-            <w:pPr>
-              <w:jc w:val="center"/>
-            </w:pPr>
-            <w:r>
-              <w:rPr>
-                <w:b/>
-                <w:sz w:val="24"/>
-              </w:rPr>
-            </w:r>
-            <w:r>
-              <w:rPr>
-                <w:rFonts w:ascii="Times New Roman" w:hAnsi="Times New Roman" w:eastAsia="Times New Roman"/>
-                <w:b/>
-                <w:i w:val="0"/>
-                <w:sz w:val="24"/>
-              </w:rPr>
-              <w:t>KPI</w:t>
-            </w:r>
-          </w:p>
-        </w:tc>
-        <w:tc>
-          <w:tcPr>
-            <w:tcW w:type="dxa" w:w="2880"/>
-          </w:tcPr>
-          <w:p>
-            <w:pPr>
-              <w:jc w:val="center"/>
-            </w:pPr>
-            <w:r>
-              <w:rPr>
-                <w:b/>
-                <w:sz w:val="24"/>
-              </w:rPr>
-            </w:r>
-            <w:r>
-              <w:rPr>
-                <w:rFonts w:ascii="Times New Roman" w:hAnsi="Times New Roman" w:eastAsia="Times New Roman"/>
-                <w:b/>
-                <w:i w:val="0"/>
-                <w:sz w:val="24"/>
-              </w:rPr>
-              <w:t>Data source</w:t>
-            </w:r>
-          </w:p>
-        </w:tc>
-        <w:tc>
-          <w:tcPr>
-            <w:tcW w:type="dxa" w:w="2880"/>
-          </w:tcPr>
-          <w:p>
-            <w:pPr>
-              <w:jc w:val="center"/>
-            </w:pPr>
-            <w:r>
-              <w:rPr>
-                <w:b/>
-                <w:sz w:val="24"/>
-              </w:rPr>
-            </w:r>
-            <w:r>
-              <w:rPr>
-                <w:rFonts w:ascii="Times New Roman" w:hAnsi="Times New Roman" w:eastAsia="Times New Roman"/>
-                <w:b/>
-                <w:i w:val="0"/>
-                <w:sz w:val="24"/>
-              </w:rPr>
-              <w:t>Tooling</w:t>
-            </w:r>
-          </w:p>
-        </w:tc>
-      </w:tr>
-      <w:tr>
-        <w:tc>
-          <w:tcPr>
-            <w:tcW w:type="dxa" w:w="2880"/>
-          </w:tcPr>
-          <w:p>
-            <w:r>
-              <w:rPr>
-                <w:sz w:val="24"/>
-              </w:rPr>
-            </w:r>
-            <w:r>
-              <w:rPr>
-                <w:rFonts w:ascii="Times New Roman" w:hAnsi="Times New Roman" w:eastAsia="Times New Roman"/>
-                <w:b w:val="0"/>
-                <w:i w:val="0"/>
-                <w:sz w:val="24"/>
-              </w:rPr>
-              <w:t>Signup Conversion Rate</w:t>
-            </w:r>
-          </w:p>
-        </w:tc>
-        <w:tc>
-          <w:tcPr>
-            <w:tcW w:type="dxa" w:w="2880"/>
-          </w:tcPr>
-          <w:p>
-            <w:r>
-              <w:rPr>
-                <w:sz w:val="24"/>
-              </w:rPr>
-            </w:r>
-            <w:r>
-              <w:rPr>
-                <w:rFonts w:ascii="Times New Roman" w:hAnsi="Times New Roman" w:eastAsia="Times New Roman"/>
-                <w:b w:val="0"/>
-                <w:i w:val="0"/>
-                <w:sz w:val="24"/>
-              </w:rPr>
-              <w:t>DB + GA4 (kế hoạch)</w:t>
-            </w:r>
-          </w:p>
-        </w:tc>
-        <w:tc>
-          <w:tcPr>
-            <w:tcW w:type="dxa" w:w="2880"/>
-          </w:tcPr>
-          <w:p>
-            <w:r>
-              <w:rPr>
-                <w:sz w:val="24"/>
-              </w:rPr>
-            </w:r>
-            <w:r>
-              <w:rPr>
-                <w:rFonts w:ascii="Times New Roman" w:hAnsi="Times New Roman" w:eastAsia="Times New Roman"/>
-                <w:b w:val="0"/>
-                <w:i w:val="0"/>
-                <w:sz w:val="24"/>
-              </w:rPr>
-              <w:t>SQL + GA4</w:t>
-            </w:r>
-          </w:p>
-        </w:tc>
-      </w:tr>
-      <w:tr>
-        <w:tc>
-          <w:tcPr>
-            <w:tcW w:type="dxa" w:w="2880"/>
-          </w:tcPr>
-          <w:p>
-            <w:r>
-              <w:rPr>
-                <w:sz w:val="24"/>
-              </w:rPr>
-            </w:r>
-            <w:r>
-              <w:rPr>
-                <w:rFonts w:ascii="Times New Roman" w:hAnsi="Times New Roman" w:eastAsia="Times New Roman"/>
-                <w:b w:val="0"/>
-                <w:i w:val="0"/>
-                <w:sz w:val="24"/>
-              </w:rPr>
-              <w:t>Beta Approval Rate</w:t>
-            </w:r>
-          </w:p>
-        </w:tc>
-        <w:tc>
-          <w:tcPr>
-            <w:tcW w:type="dxa" w:w="2880"/>
-          </w:tcPr>
-          <w:p>
-            <w:r>
-              <w:rPr>
-                <w:sz w:val="24"/>
-              </w:rPr>
-            </w:r>
-            <w:r>
-              <w:rPr>
-                <w:rFonts w:ascii="Times New Roman" w:hAnsi="Times New Roman" w:eastAsia="Times New Roman"/>
-                <w:b w:val="0"/>
-                <w:i w:val="0"/>
-                <w:sz w:val="24"/>
-              </w:rPr>
-              <w:t>DB</w:t>
-            </w:r>
-          </w:p>
-        </w:tc>
-        <w:tc>
-          <w:tcPr>
-            <w:tcW w:type="dxa" w:w="2880"/>
-          </w:tcPr>
-          <w:p>
-            <w:r>
-              <w:rPr>
-                <w:sz w:val="24"/>
-              </w:rPr>
-            </w:r>
-            <w:r>
-              <w:rPr>
-                <w:rFonts w:ascii="Times New Roman" w:hAnsi="Times New Roman" w:eastAsia="Times New Roman"/>
-                <w:b w:val="0"/>
-                <w:i w:val="0"/>
-                <w:sz w:val="24"/>
-              </w:rPr>
-              <w:t xml:space="preserve">SQL trên </w:t>
-            </w:r>
-            <w:r>
-              <w:rPr>
-                <w:rFonts w:ascii="Times New Roman" w:hAnsi="Times New Roman" w:eastAsia="Times New Roman"/>
-                <w:b w:val="0"/>
-                <w:i/>
-                <w:sz w:val="24"/>
-              </w:rPr>
-              <w:t>beta_access_request</w:t>
-            </w:r>
-          </w:p>
-        </w:tc>
-      </w:tr>
-      <w:tr>
-        <w:tc>
-          <w:tcPr>
-            <w:tcW w:type="dxa" w:w="2880"/>
-          </w:tcPr>
-          <w:p>
-            <w:r>
-              <w:rPr>
-                <w:sz w:val="24"/>
-              </w:rPr>
-            </w:r>
-            <w:r>
-              <w:rPr>
-                <w:rFonts w:ascii="Times New Roman" w:hAnsi="Times New Roman" w:eastAsia="Times New Roman"/>
-                <w:b w:val="0"/>
-                <w:i w:val="0"/>
-                <w:sz w:val="24"/>
-              </w:rPr>
-              <w:t>Retention 30/60/90</w:t>
-            </w:r>
-          </w:p>
-        </w:tc>
-        <w:tc>
-          <w:tcPr>
-            <w:tcW w:type="dxa" w:w="2880"/>
-          </w:tcPr>
-          <w:p>
-            <w:r>
-              <w:rPr>
-                <w:sz w:val="24"/>
-              </w:rPr>
-            </w:r>
-            <w:r>
-              <w:rPr>
-                <w:rFonts w:ascii="Times New Roman" w:hAnsi="Times New Roman" w:eastAsia="Times New Roman"/>
-                <w:b w:val="0"/>
-                <w:i w:val="0"/>
-                <w:sz w:val="24"/>
-              </w:rPr>
-              <w:t>DB</w:t>
-            </w:r>
-          </w:p>
-        </w:tc>
-        <w:tc>
-          <w:tcPr>
-            <w:tcW w:type="dxa" w:w="2880"/>
-          </w:tcPr>
-          <w:p>
-            <w:r>
-              <w:rPr>
-                <w:sz w:val="24"/>
-              </w:rPr>
-            </w:r>
-            <w:r>
-              <w:rPr>
-                <w:rFonts w:ascii="Times New Roman" w:hAnsi="Times New Roman" w:eastAsia="Times New Roman"/>
-                <w:b w:val="0"/>
-                <w:i w:val="0"/>
-                <w:sz w:val="24"/>
-              </w:rPr>
-              <w:t xml:space="preserve">SQL cohort analysis trên </w:t>
-            </w:r>
-            <w:r>
-              <w:rPr>
-                <w:rFonts w:ascii="Times New Roman" w:hAnsi="Times New Roman" w:eastAsia="Times New Roman"/>
-                <w:b w:val="0"/>
-                <w:i/>
-                <w:sz w:val="24"/>
-              </w:rPr>
-              <w:t>login_audit_log</w:t>
-            </w:r>
-          </w:p>
-        </w:tc>
-      </w:tr>
-      <w:tr>
-        <w:tc>
-          <w:tcPr>
-            <w:tcW w:type="dxa" w:w="2880"/>
-          </w:tcPr>
-          <w:p>
-            <w:r>
-              <w:rPr>
-                <w:sz w:val="24"/>
-              </w:rPr>
-            </w:r>
-            <w:r>
-              <w:rPr>
-                <w:rFonts w:ascii="Times New Roman" w:hAnsi="Times New Roman" w:eastAsia="Times New Roman"/>
-                <w:b w:val="0"/>
-                <w:i w:val="0"/>
-                <w:sz w:val="24"/>
-              </w:rPr>
-              <w:t>Feature Adoption Rate</w:t>
-            </w:r>
-          </w:p>
-        </w:tc>
-        <w:tc>
-          <w:tcPr>
-            <w:tcW w:type="dxa" w:w="2880"/>
-          </w:tcPr>
-          <w:p>
-            <w:r>
-              <w:rPr>
-                <w:sz w:val="24"/>
-              </w:rPr>
-            </w:r>
-            <w:r>
-              <w:rPr>
-                <w:rFonts w:ascii="Times New Roman" w:hAnsi="Times New Roman" w:eastAsia="Times New Roman"/>
-                <w:b w:val="0"/>
-                <w:i w:val="0"/>
-                <w:sz w:val="24"/>
-              </w:rPr>
-              <w:t>DB + AppLog</w:t>
-            </w:r>
-          </w:p>
-        </w:tc>
-        <w:tc>
-          <w:tcPr>
-            <w:tcW w:type="dxa" w:w="2880"/>
-          </w:tcPr>
-          <w:p>
-            <w:r>
-              <w:rPr>
-                <w:sz w:val="24"/>
-              </w:rPr>
-            </w:r>
-            <w:r>
-              <w:rPr>
-                <w:rFonts w:ascii="Times New Roman" w:hAnsi="Times New Roman" w:eastAsia="Times New Roman"/>
-                <w:b w:val="0"/>
-                <w:i w:val="0"/>
-                <w:sz w:val="24"/>
-              </w:rPr>
-              <w:t xml:space="preserve">SQL trên </w:t>
-            </w:r>
-            <w:r>
-              <w:rPr>
-                <w:rFonts w:ascii="Times New Roman" w:hAnsi="Times New Roman" w:eastAsia="Times New Roman"/>
-                <w:b w:val="0"/>
-                <w:i/>
-                <w:sz w:val="24"/>
-              </w:rPr>
-              <w:t>feature_usage_log</w:t>
-            </w:r>
-          </w:p>
-        </w:tc>
-      </w:tr>
-      <w:tr>
-        <w:tc>
-          <w:tcPr>
-            <w:tcW w:type="dxa" w:w="2880"/>
-          </w:tcPr>
-          <w:p>
-            <w:r>
-              <w:rPr>
-                <w:sz w:val="24"/>
-              </w:rPr>
-            </w:r>
-            <w:r>
-              <w:rPr>
-                <w:rFonts w:ascii="Times New Roman" w:hAnsi="Times New Roman" w:eastAsia="Times New Roman"/>
-                <w:b w:val="0"/>
-                <w:i w:val="0"/>
-                <w:sz w:val="24"/>
-              </w:rPr>
-              <w:t>Uptime SLO</w:t>
-            </w:r>
-          </w:p>
-        </w:tc>
-        <w:tc>
-          <w:tcPr>
-            <w:tcW w:type="dxa" w:w="2880"/>
-          </w:tcPr>
-          <w:p>
-            <w:r>
-              <w:rPr>
-                <w:sz w:val="24"/>
-              </w:rPr>
-            </w:r>
-            <w:r>
-              <w:rPr>
-                <w:rFonts w:ascii="Times New Roman" w:hAnsi="Times New Roman" w:eastAsia="Times New Roman"/>
-                <w:b w:val="0"/>
-                <w:i w:val="0"/>
-                <w:sz w:val="24"/>
-              </w:rPr>
-              <w:t>CloudWatch</w:t>
-            </w:r>
-          </w:p>
-        </w:tc>
-        <w:tc>
-          <w:tcPr>
-            <w:tcW w:type="dxa" w:w="2880"/>
-          </w:tcPr>
-          <w:p>
-            <w:r>
-              <w:rPr>
-                <w:sz w:val="24"/>
-              </w:rPr>
-            </w:r>
-            <w:r>
-              <w:rPr>
-                <w:rFonts w:ascii="Times New Roman" w:hAnsi="Times New Roman" w:eastAsia="Times New Roman"/>
-                <w:b w:val="0"/>
-                <w:i w:val="0"/>
-                <w:sz w:val="24"/>
-              </w:rPr>
-              <w:t>CW Dashboard</w:t>
-            </w:r>
-          </w:p>
-        </w:tc>
-      </w:tr>
-      <w:tr>
-        <w:tc>
-          <w:tcPr>
-            <w:tcW w:type="dxa" w:w="2880"/>
-          </w:tcPr>
-          <w:p>
-            <w:r>
-              <w:rPr>
-                <w:sz w:val="24"/>
-              </w:rPr>
-            </w:r>
-            <w:r>
-              <w:rPr>
-                <w:rFonts w:ascii="Times New Roman" w:hAnsi="Times New Roman" w:eastAsia="Times New Roman"/>
-                <w:b w:val="0"/>
-                <w:i w:val="0"/>
-                <w:sz w:val="24"/>
-              </w:rPr>
-              <w:t>P95 API latency</w:t>
-            </w:r>
-          </w:p>
-        </w:tc>
-        <w:tc>
-          <w:tcPr>
-            <w:tcW w:type="dxa" w:w="2880"/>
-          </w:tcPr>
-          <w:p>
-            <w:r>
-              <w:rPr>
-                <w:sz w:val="24"/>
-              </w:rPr>
-            </w:r>
-            <w:r>
-              <w:rPr>
-                <w:rFonts w:ascii="Times New Roman" w:hAnsi="Times New Roman" w:eastAsia="Times New Roman"/>
-                <w:b w:val="0"/>
-                <w:i w:val="0"/>
-                <w:sz w:val="24"/>
-              </w:rPr>
-              <w:t>Prometheus</w:t>
-            </w:r>
-          </w:p>
-        </w:tc>
-        <w:tc>
-          <w:tcPr>
-            <w:tcW w:type="dxa" w:w="2880"/>
-          </w:tcPr>
-          <w:p>
-            <w:r>
-              <w:rPr>
-                <w:sz w:val="24"/>
-              </w:rPr>
-            </w:r>
-            <w:r>
-              <w:rPr>
-                <w:rFonts w:ascii="Times New Roman" w:hAnsi="Times New Roman" w:eastAsia="Times New Roman"/>
-                <w:b w:val="0"/>
-                <w:i w:val="0"/>
-                <w:sz w:val="24"/>
-              </w:rPr>
-              <w:t xml:space="preserve">Grafana </w:t>
-            </w:r>
-            <w:r>
-              <w:rPr>
-                <w:rFonts w:ascii="Times New Roman" w:hAnsi="Times New Roman" w:eastAsia="Times New Roman"/>
-                <w:b w:val="0"/>
-                <w:i/>
-                <w:sz w:val="24"/>
-              </w:rPr>
-              <w:t>histogram_quantile</w:t>
-            </w:r>
-          </w:p>
-        </w:tc>
-      </w:tr>
-      <w:tr>
-        <w:tc>
-          <w:tcPr>
-            <w:tcW w:type="dxa" w:w="2880"/>
-          </w:tcPr>
-          <w:p>
-            <w:r>
-              <w:rPr>
-                <w:sz w:val="24"/>
-              </w:rPr>
-            </w:r>
-            <w:r>
-              <w:rPr>
-                <w:rFonts w:ascii="Times New Roman" w:hAnsi="Times New Roman" w:eastAsia="Times New Roman"/>
-                <w:b w:val="0"/>
-                <w:i w:val="0"/>
-                <w:sz w:val="24"/>
-              </w:rPr>
-              <w:t>Crash-Free Rate</w:t>
-            </w:r>
-          </w:p>
-        </w:tc>
-        <w:tc>
-          <w:tcPr>
-            <w:tcW w:type="dxa" w:w="2880"/>
-          </w:tcPr>
-          <w:p>
-            <w:r>
-              <w:rPr>
-                <w:sz w:val="24"/>
-              </w:rPr>
-            </w:r>
-            <w:r>
-              <w:rPr>
-                <w:rFonts w:ascii="Times New Roman" w:hAnsi="Times New Roman" w:eastAsia="Times New Roman"/>
-                <w:b w:val="0"/>
-                <w:i w:val="0"/>
-                <w:sz w:val="24"/>
-              </w:rPr>
-              <w:t>AppLog</w:t>
-            </w:r>
-          </w:p>
-        </w:tc>
-        <w:tc>
-          <w:tcPr>
-            <w:tcW w:type="dxa" w:w="2880"/>
-          </w:tcPr>
-          <w:p>
-            <w:r>
-              <w:rPr>
-                <w:sz w:val="24"/>
-              </w:rPr>
-            </w:r>
-            <w:r>
-              <w:rPr>
-                <w:rFonts w:ascii="Times New Roman" w:hAnsi="Times New Roman" w:eastAsia="Times New Roman"/>
-                <w:b w:val="0"/>
-                <w:i w:val="0"/>
-                <w:sz w:val="24"/>
-              </w:rPr>
-              <w:t xml:space="preserve">CloudWatch </w:t>
-            </w:r>
-            <w:r>
-              <w:rPr>
-                <w:rFonts w:ascii="Times New Roman" w:hAnsi="Times New Roman" w:eastAsia="Times New Roman"/>
-                <w:b w:val="0"/>
-                <w:i/>
-                <w:sz w:val="24"/>
-              </w:rPr>
-              <w:t>(total - 5xx) / total</w:t>
-            </w:r>
-          </w:p>
-        </w:tc>
-      </w:tr>
-    </w:tbl>
-    <w:p/>
-    <w:p>
-      <w:pPr>
-        <w:pStyle w:val="Heading3"/>
-      </w:pPr>
-      <w:r>
-        <w:rPr>
-          <w:rFonts w:ascii="Times New Roman" w:hAnsi="Times New Roman" w:eastAsia="Times New Roman"/>
-          <w:b/>
-          <w:color w:val="000000"/>
-          <w:sz w:val="28"/>
-        </w:rPr>
-        <w:t>4.3.3 Dashboard structure</w:t>
-      </w:r>
-    </w:p>
-    <w:p>
-      <w:pPr>
-        <w:spacing w:line="288" w:lineRule="auto"/>
-        <w:ind w:firstLine="567"/>
-        <w:jc w:val="both"/>
-      </w:pPr>
-      <w:r>
-        <w:rPr>
-          <w:rFonts w:ascii="Times New Roman" w:hAnsi="Times New Roman" w:eastAsia="Times New Roman"/>
-          <w:b w:val="0"/>
-          <w:i w:val="0"/>
-          <w:sz w:val="26"/>
-        </w:rPr>
-        <w:t>Ba dashboard chính được thiết kế (structure đã document, hiển thị số liệu cụ thể sẽ hoàn thiện sau khi nhóm tenant thử nghiệm tích lũy đủ dữ liệu). Dashboard Business KPI trên Grafana gồm card Tenant Requests, Active Tenants và Doanh thu, kèm chart conversion funnel (Visitor → Request → Active) và chart 12-month retention cohort. Dashboard System Health trên CloudWatch theo dõi CPU + Memory mỗi EC2, RDS connections + free storage, ALB request count + 5xx rate, và SES bounce + complaint rate. Dashboard Application Metrics trên Grafana visualize HTTP latency histogram P50/P95/P99, JVM memory + GC count, outbox dispatcher lag, và active sessions.</w:t>
-      </w:r>
-    </w:p>
-    <w:p>
-      <w:pPr>
-        <w:pStyle w:val="Heading3"/>
-      </w:pPr>
-      <w:r>
-        <w:rPr>
-          <w:rFonts w:ascii="Times New Roman" w:hAnsi="Times New Roman" w:eastAsia="Times New Roman"/>
-          <w:b/>
-          <w:color w:val="000000"/>
-          <w:sz w:val="28"/>
-        </w:rPr>
-        <w:t>4.3.4 Kết quả đo giai đoạn thử nghiệm (sơ bộ)</w:t>
-      </w:r>
-    </w:p>
-    <w:p>
-      <w:pPr>
-        <w:spacing w:line="288" w:lineRule="auto"/>
-        <w:ind w:left="567"/>
-        <w:jc w:val="left"/>
-      </w:pPr>
-      <w:r>
-        <w:rPr>
-          <w:rFonts w:ascii="Times New Roman" w:hAnsi="Times New Roman" w:eastAsia="Times New Roman"/>
-          <w:b w:val="0"/>
-          <w:i/>
-          <w:color w:val="505050"/>
-          <w:sz w:val="26"/>
-        </w:rPr>
-        <w:t>**Phương pháp đo lường (giai đoạn sơ bộ).** Các số liệu dưới đây là *ước tính / đo sơ bộ* dùng cho mục đích validation kiến trúc giai đoạn thử nghiệm; **chưa thay thế production benchmark**. Tool / N / Date / Env per KPI:</w:t>
-      </w:r>
-    </w:p>
-    <w:p>
-      <w:pPr>
-        <w:spacing w:line="288" w:lineRule="auto"/>
-        <w:ind w:firstLine="567"/>
-        <w:jc w:val="both"/>
-      </w:pPr>
-      <w:r>
-        <w:rPr>
-          <w:rFonts w:ascii="Times New Roman" w:hAnsi="Times New Roman" w:eastAsia="Times New Roman"/>
-          <w:b w:val="0"/>
-          <w:i w:val="0"/>
-          <w:sz w:val="26"/>
-        </w:rPr>
-        <w:t>&gt;</w:t>
-      </w:r>
-    </w:p>
-    <w:p>
-      <w:pPr>
-        <w:spacing w:line="288" w:lineRule="auto"/>
-        <w:ind w:left="567"/>
-        <w:jc w:val="left"/>
-      </w:pPr>
-      <w:r>
-        <w:rPr>
-          <w:rFonts w:ascii="Times New Roman" w:hAnsi="Times New Roman" w:eastAsia="Times New Roman"/>
-          <w:b w:val="0"/>
-          <w:i/>
-          <w:color w:val="505050"/>
-          <w:sz w:val="26"/>
-        </w:rPr>
-        <w:t>- **Uptime SLO ≥99,2%:** *ước tính* theo public AWS SLA cho EC2 t3.micro `ap-southeast-1` single-AZ — KHÔNG phải đo thực từ CloudWatch availability metric (nhóm tenant thử nghiệm chưa đủ dữ liệu khoảng thời gian tối thiểu để baseline). Cập nhật khi có ≥30 ngày uptime data.</w:t>
-      </w:r>
-    </w:p>
-    <w:p>
-      <w:pPr>
-        <w:spacing w:line="288" w:lineRule="auto"/>
-        <w:ind w:left="567"/>
-        <w:jc w:val="left"/>
-      </w:pPr>
-      <w:r>
-        <w:rPr>
-          <w:rFonts w:ascii="Times New Roman" w:hAnsi="Times New Roman" w:eastAsia="Times New Roman"/>
-          <w:b w:val="0"/>
-          <w:i/>
-          <w:color w:val="505050"/>
-          <w:sz w:val="26"/>
-        </w:rPr>
-        <w:t>- **P95 API latency 280-350 ms:** *probe-endpoint sample* — 5 lượt web-probe từ TP.HCM → ALB → `/actuator/health`. Lưu ý: `/actuator/health` là probe endpoint trả về JSON 200 OK đơn giản, KHÔNG đại diện cho controller path nghiệp vụ (DB lookup + tenant context resolve). Sẽ thay bằng production endpoint sampling khi nhóm tenant thử nghiệm active.</w:t>
-      </w:r>
-    </w:p>
-    <w:p>
-      <w:pPr>
-        <w:spacing w:line="288" w:lineRule="auto"/>
-        <w:ind w:left="567"/>
-        <w:jc w:val="left"/>
-      </w:pPr>
-      <w:r>
-        <w:rPr>
-          <w:rFonts w:ascii="Times New Roman" w:hAnsi="Times New Roman" w:eastAsia="Times New Roman"/>
-          <w:b w:val="0"/>
-          <w:i/>
-          <w:color w:val="505050"/>
-          <w:sz w:val="26"/>
-        </w:rPr>
-        <w:t>- **Lighthouse Performance 92/100:** *single measurement* — Chrome DevTools Lighthouse audit, mobile profile, URL `https://kitehub.me`, Date 2026-05-15, throttling default. Chưa lặp N≥5 để baseline reproducibility — cần lặp + median khi định kỳ benchmark.</w:t>
-      </w:r>
-    </w:p>
-    <w:p>
-      <w:pPr>
-        <w:spacing w:line="288" w:lineRule="auto"/>
-        <w:ind w:firstLine="567"/>
-        <w:jc w:val="both"/>
-      </w:pPr>
-      <w:r>
-        <w:rPr>
-          <w:rFonts w:ascii="Times New Roman" w:hAnsi="Times New Roman" w:eastAsia="Times New Roman"/>
-          <w:b w:val="0"/>
-          <w:i w:val="0"/>
-          <w:sz w:val="26"/>
-        </w:rPr>
-        <w:t>&gt;</w:t>
-      </w:r>
-    </w:p>
-    <w:p>
-      <w:pPr>
-        <w:spacing w:line="288" w:lineRule="auto"/>
-        <w:ind w:left="567"/>
-        <w:jc w:val="left"/>
-      </w:pPr>
-      <w:r>
-        <w:rPr>
-          <w:rFonts w:ascii="Times New Roman" w:hAnsi="Times New Roman" w:eastAsia="Times New Roman"/>
-          <w:b w:val="0"/>
-          <w:i/>
-          <w:color w:val="505050"/>
-          <w:sz w:val="26"/>
-        </w:rPr>
-        <w:t>Các KPI Acquisition + Engagement (Signup conversion / Approval rate / Retention / Feature adoption / Crash-free rate) cần cohort tenant đủ lớn để thu thập số liệu — sẽ cập nhật trước defense.</w:t>
-      </w:r>
-    </w:p>
-    <w:p>
-      <w:pPr>
-        <w:spacing w:line="288" w:lineRule="auto"/>
-        <w:ind w:firstLine="567"/>
-        <w:jc w:val="both"/>
-      </w:pPr>
-      <w:r>
-        <w:rPr>
-          <w:rFonts w:ascii="Times New Roman" w:hAnsi="Times New Roman" w:eastAsia="Times New Roman"/>
-          <w:b w:val="0"/>
-          <w:i w:val="0"/>
-          <w:sz w:val="26"/>
-        </w:rPr>
-        <w:t>Các KPI System Health đã có số liệu sơ bộ thu thập được từ public probes; các KPI Acquisition + Engagement cần cohort tenant đủ lớn nên sẽ cập nhật trước defense:</w:t>
-      </w:r>
-    </w:p>
-    <w:tbl>
-      <w:tblPr>
-        <w:tblStyle w:val="TableGrid"/>
-        <w:tblW w:type="auto" w:w="0"/>
-        <w:jc w:val="center"/>
-        <w:tblLook w:firstColumn="1" w:firstRow="1" w:lastColumn="0" w:lastRow="0" w:noHBand="0" w:noVBand="1" w:val="04A0"/>
-      </w:tblPr>
-      <w:tblGrid>
-        <w:gridCol w:w="2880"/>
-        <w:gridCol w:w="2880"/>
-        <w:gridCol w:w="2880"/>
-      </w:tblGrid>
-      <w:tr>
-        <w:tc>
-          <w:tcPr>
-            <w:tcW w:type="dxa" w:w="2880"/>
-          </w:tcPr>
-          <w:p>
-            <w:pPr>
-              <w:jc w:val="center"/>
-            </w:pPr>
-            <w:r>
-              <w:rPr>
-                <w:b/>
-                <w:sz w:val="24"/>
-              </w:rPr>
-            </w:r>
-            <w:r>
-              <w:rPr>
-                <w:rFonts w:ascii="Times New Roman" w:hAnsi="Times New Roman" w:eastAsia="Times New Roman"/>
-                <w:b/>
-                <w:i w:val="0"/>
-                <w:sz w:val="24"/>
-              </w:rPr>
-              <w:t>KPI</w:t>
-            </w:r>
-          </w:p>
-        </w:tc>
-        <w:tc>
-          <w:tcPr>
-            <w:tcW w:type="dxa" w:w="2880"/>
-          </w:tcPr>
-          <w:p>
-            <w:pPr>
-              <w:jc w:val="center"/>
-            </w:pPr>
-            <w:r>
-              <w:rPr>
-                <w:b/>
-                <w:sz w:val="24"/>
-              </w:rPr>
-            </w:r>
-            <w:r>
-              <w:rPr>
-                <w:rFonts w:ascii="Times New Roman" w:hAnsi="Times New Roman" w:eastAsia="Times New Roman"/>
-                <w:b/>
-                <w:i w:val="0"/>
-                <w:sz w:val="24"/>
-              </w:rPr>
-              <w:t>Mục tiêu</w:t>
-            </w:r>
-          </w:p>
-        </w:tc>
-        <w:tc>
-          <w:tcPr>
-            <w:tcW w:type="dxa" w:w="2880"/>
-          </w:tcPr>
-          <w:p>
-            <w:pPr>
-              <w:jc w:val="center"/>
-            </w:pPr>
-            <w:r>
-              <w:rPr>
-                <w:b/>
-                <w:sz w:val="24"/>
-              </w:rPr>
-            </w:r>
-            <w:r>
-              <w:rPr>
-                <w:rFonts w:ascii="Times New Roman" w:hAnsi="Times New Roman" w:eastAsia="Times New Roman"/>
-                <w:b/>
-                <w:i w:val="0"/>
-                <w:sz w:val="24"/>
-              </w:rPr>
-              <w:t>Đo lường sơ bộ</w:t>
-            </w:r>
-          </w:p>
-        </w:tc>
-      </w:tr>
-      <w:tr>
-        <w:tc>
-          <w:tcPr>
-            <w:tcW w:type="dxa" w:w="2880"/>
-          </w:tcPr>
-          <w:p>
-            <w:r>
-              <w:rPr>
-                <w:sz w:val="24"/>
-              </w:rPr>
-            </w:r>
-            <w:r>
-              <w:rPr>
-                <w:rFonts w:ascii="Times New Roman" w:hAnsi="Times New Roman" w:eastAsia="Times New Roman"/>
-                <w:b w:val="0"/>
-                <w:i w:val="0"/>
-                <w:sz w:val="24"/>
-              </w:rPr>
-              <w:t>Uptime SLO</w:t>
-            </w:r>
-          </w:p>
-        </w:tc>
-        <w:tc>
-          <w:tcPr>
-            <w:tcW w:type="dxa" w:w="2880"/>
-          </w:tcPr>
-          <w:p>
-            <w:r>
-              <w:rPr>
-                <w:sz w:val="24"/>
-              </w:rPr>
-            </w:r>
-            <w:r>
-              <w:rPr>
-                <w:rFonts w:ascii="Times New Roman" w:hAnsi="Times New Roman" w:eastAsia="Times New Roman"/>
-                <w:b w:val="0"/>
-                <w:i w:val="0"/>
-                <w:sz w:val="24"/>
-              </w:rPr>
-              <w:t>≥99,0%</w:t>
-            </w:r>
-          </w:p>
-        </w:tc>
-        <w:tc>
-          <w:tcPr>
-            <w:tcW w:type="dxa" w:w="2880"/>
-          </w:tcPr>
-          <w:p>
-            <w:r>
-              <w:rPr>
-                <w:sz w:val="24"/>
-              </w:rPr>
-            </w:r>
-            <w:r>
-              <w:rPr>
-                <w:rFonts w:ascii="Times New Roman" w:hAnsi="Times New Roman" w:eastAsia="Times New Roman"/>
-                <w:b w:val="0"/>
-                <w:i w:val="0"/>
-                <w:sz w:val="24"/>
-              </w:rPr>
-              <w:t>Ước tính ≥99,2% (theo SLA — xem phương pháp đo lường ở trên)</w:t>
-            </w:r>
-          </w:p>
-        </w:tc>
-      </w:tr>
-      <w:tr>
-        <w:tc>
-          <w:tcPr>
-            <w:tcW w:type="dxa" w:w="2880"/>
-          </w:tcPr>
-          <w:p>
-            <w:r>
-              <w:rPr>
-                <w:sz w:val="24"/>
-              </w:rPr>
-            </w:r>
-            <w:r>
-              <w:rPr>
-                <w:rFonts w:ascii="Times New Roman" w:hAnsi="Times New Roman" w:eastAsia="Times New Roman"/>
-                <w:b w:val="0"/>
-                <w:i w:val="0"/>
-                <w:sz w:val="24"/>
-              </w:rPr>
-              <w:t>P95 API latency</w:t>
-            </w:r>
-          </w:p>
-        </w:tc>
-        <w:tc>
-          <w:tcPr>
-            <w:tcW w:type="dxa" w:w="2880"/>
-          </w:tcPr>
-          <w:p>
-            <w:r>
-              <w:rPr>
-                <w:sz w:val="24"/>
-              </w:rPr>
-            </w:r>
-            <w:r>
-              <w:rPr>
-                <w:rFonts w:ascii="Times New Roman" w:hAnsi="Times New Roman" w:eastAsia="Times New Roman"/>
-                <w:b w:val="0"/>
-                <w:i w:val="0"/>
-                <w:sz w:val="24"/>
-              </w:rPr>
-              <w:t>&lt;500 ms</w:t>
-            </w:r>
-          </w:p>
-        </w:tc>
-        <w:tc>
-          <w:tcPr>
-            <w:tcW w:type="dxa" w:w="2880"/>
-          </w:tcPr>
-          <w:p>
-            <w:r>
-              <w:rPr>
-                <w:sz w:val="24"/>
-              </w:rPr>
-            </w:r>
-            <w:r>
-              <w:rPr>
-                <w:rFonts w:ascii="Times New Roman" w:hAnsi="Times New Roman" w:eastAsia="Times New Roman"/>
-                <w:b w:val="0"/>
-                <w:i w:val="0"/>
-                <w:sz w:val="24"/>
-              </w:rPr>
-              <w:t>Probe-endpoint sample 280-350 ms (xem phương pháp đo lường ở trên)</w:t>
-            </w:r>
-          </w:p>
-        </w:tc>
-      </w:tr>
-      <w:tr>
-        <w:tc>
-          <w:tcPr>
-            <w:tcW w:type="dxa" w:w="2880"/>
-          </w:tcPr>
-          <w:p>
-            <w:r>
-              <w:rPr>
-                <w:sz w:val="24"/>
-              </w:rPr>
-            </w:r>
-            <w:r>
-              <w:rPr>
-                <w:rFonts w:ascii="Times New Roman" w:hAnsi="Times New Roman" w:eastAsia="Times New Roman"/>
-                <w:b w:val="0"/>
-                <w:i w:val="0"/>
-                <w:sz w:val="24"/>
-              </w:rPr>
-              <w:t>Lighthouse Performance (landing)</w:t>
-            </w:r>
-          </w:p>
-        </w:tc>
-        <w:tc>
-          <w:tcPr>
-            <w:tcW w:type="dxa" w:w="2880"/>
-          </w:tcPr>
-          <w:p>
-            <w:r>
-              <w:rPr>
-                <w:sz w:val="24"/>
-              </w:rPr>
-            </w:r>
-            <w:r>
-              <w:rPr>
-                <w:rFonts w:ascii="Times New Roman" w:hAnsi="Times New Roman" w:eastAsia="Times New Roman"/>
-                <w:b w:val="0"/>
-                <w:i w:val="0"/>
-                <w:sz w:val="24"/>
-              </w:rPr>
-              <w:t>≥85</w:t>
-            </w:r>
-          </w:p>
-        </w:tc>
-        <w:tc>
-          <w:tcPr>
-            <w:tcW w:type="dxa" w:w="2880"/>
-          </w:tcPr>
-          <w:p>
-            <w:r>
-              <w:rPr>
-                <w:sz w:val="24"/>
-              </w:rPr>
-            </w:r>
-            <w:r>
-              <w:rPr>
-                <w:rFonts w:ascii="Times New Roman" w:hAnsi="Times New Roman" w:eastAsia="Times New Roman"/>
-                <w:b w:val="0"/>
-                <w:i w:val="0"/>
-                <w:sz w:val="24"/>
-              </w:rPr>
-              <w:t>Single audit 92/100 (xem phương pháp đo lường ở trên)</w:t>
-            </w:r>
-          </w:p>
-        </w:tc>
-      </w:tr>
-      <w:tr>
-        <w:tc>
-          <w:tcPr>
-            <w:tcW w:type="dxa" w:w="2880"/>
-          </w:tcPr>
-          <w:p>
-            <w:r>
-              <w:rPr>
-                <w:sz w:val="24"/>
-              </w:rPr>
-            </w:r>
-            <w:r>
-              <w:rPr>
-                <w:rFonts w:ascii="Times New Roman" w:hAnsi="Times New Roman" w:eastAsia="Times New Roman"/>
-                <w:b w:val="0"/>
-                <w:i w:val="0"/>
-                <w:sz w:val="24"/>
-              </w:rPr>
-              <w:t>Signup Conversion / Approval / Retention / Feature Adoption / Crash-Free Rate</w:t>
-            </w:r>
-          </w:p>
-        </w:tc>
-        <w:tc>
-          <w:tcPr>
-            <w:tcW w:type="dxa" w:w="2880"/>
-          </w:tcPr>
-          <w:p>
-            <w:r>
-              <w:rPr>
-                <w:sz w:val="24"/>
-              </w:rPr>
-            </w:r>
-            <w:r>
-              <w:rPr>
-                <w:rFonts w:ascii="Times New Roman" w:hAnsi="Times New Roman" w:eastAsia="Times New Roman"/>
-                <w:b w:val="0"/>
-                <w:i w:val="0"/>
-                <w:sz w:val="24"/>
-              </w:rPr>
-              <w:t>Theo §4.3.1</w:t>
-            </w:r>
-          </w:p>
-        </w:tc>
-        <w:tc>
-          <w:tcPr>
-            <w:tcW w:type="dxa" w:w="2880"/>
-          </w:tcPr>
-          <w:p>
-            <w:r>
-              <w:rPr>
-                <w:sz w:val="24"/>
-              </w:rPr>
-            </w:r>
-            <w:r>
-              <w:rPr>
-                <w:rFonts w:ascii="Times New Roman" w:hAnsi="Times New Roman" w:eastAsia="Times New Roman"/>
-                <w:b w:val="0"/>
-                <w:i w:val="0"/>
-                <w:sz w:val="24"/>
-              </w:rPr>
-              <w:t>[Đang thu thập số liệu trong giai đoạn thử nghiệm — sẽ cập nhật trước defense]</w:t>
-            </w:r>
-          </w:p>
-        </w:tc>
-      </w:tr>
-    </w:tbl>
-    <w:p/>
-    <w:p>
-      <w:pPr>
-        <w:pStyle w:val="Heading3"/>
-      </w:pPr>
-      <w:r>
-        <w:rPr>
-          <w:rFonts w:ascii="Times New Roman" w:hAnsi="Times New Roman" w:eastAsia="Times New Roman"/>
-          <w:b/>
-          <w:color w:val="000000"/>
-          <w:sz w:val="28"/>
-        </w:rPr>
-        <w:t>4.3.5 Phương pháp phân tích</w:t>
-      </w:r>
-    </w:p>
-    <w:p>
-      <w:pPr>
-        <w:spacing w:line="288" w:lineRule="auto"/>
-        <w:ind w:firstLine="567"/>
-        <w:jc w:val="both"/>
-      </w:pPr>
-      <w:r>
-        <w:rPr>
-          <w:rFonts w:ascii="Times New Roman" w:hAnsi="Times New Roman" w:eastAsia="Times New Roman"/>
-          <w:b w:val="0"/>
-          <w:i w:val="0"/>
-          <w:sz w:val="26"/>
-        </w:rPr>
-        <w:t>Khi đủ dữ liệu, phân tích sẽ áp dụng ba cách tiếp cận:</w:t>
+          <w:sz w:val="32"/>
+        </w:rPr>
+        <w:t>2. Hạn chế</w:t>
       </w:r>
     </w:p>
     <w:p>
@@ -32071,20 +27311,11 @@
       <w:r>
         <w:rPr>
           <w:rFonts w:ascii="Times New Roman" w:hAnsi="Times New Roman" w:eastAsia="Times New Roman"/>
-          <w:b/>
-          <w:i w:val="0"/>
-          <w:sz w:val="26"/>
-        </w:rPr>
-        <w:t>Cohort analysis</w:t>
-      </w:r>
-      <w:r>
-        <w:rPr>
-          <w:rFonts w:ascii="Times New Roman" w:hAnsi="Times New Roman" w:eastAsia="Times New Roman"/>
-          <w:b w:val="0"/>
-          <w:i w:val="0"/>
-          <w:sz w:val="26"/>
-        </w:rPr>
-        <w:t xml:space="preserve"> — Group tenant theo tháng signup, compare retention curve giữa các cohort.</w:t>
+          <w:b w:val="0"/>
+          <w:i w:val="0"/>
+          <w:sz w:val="26"/>
+        </w:rPr>
+        <w:t>Phạm vi giai đoạn thử nghiệm tenant chỉ phục vụ 3 persona tenant (Solo Teacher, Center Owner, Center Manager); persona K-12 Parent + Student được hoãn sang giai đoạn K-12 expansion do yêu cầu DPO + DPIA bổ sung theo PDPL.</w:t>
       </w:r>
     </w:p>
     <w:p>
@@ -32096,20 +27327,11 @@
       <w:r>
         <w:rPr>
           <w:rFonts w:ascii="Times New Roman" w:hAnsi="Times New Roman" w:eastAsia="Times New Roman"/>
-          <w:b/>
-          <w:i w:val="0"/>
-          <w:sz w:val="26"/>
-        </w:rPr>
-        <w:t>Funnel analysis</w:t>
-      </w:r>
-      <w:r>
-        <w:rPr>
-          <w:rFonts w:ascii="Times New Roman" w:hAnsi="Times New Roman" w:eastAsia="Times New Roman"/>
-          <w:b w:val="0"/>
-          <w:i w:val="0"/>
-          <w:sz w:val="26"/>
-        </w:rPr>
-        <w:t xml:space="preserve"> — Visitor thì Landing thì Request thì Approved thì Active thì 30-day retained.</w:t>
+          <w:b w:val="0"/>
+          <w:i w:val="0"/>
+          <w:sz w:val="26"/>
+        </w:rPr>
+        <w:t>Một số KPI thực tế (Time to First Value, Daily Active Users, Monthly Recurring Revenue) chưa có số liệu thực tế do beta cohort 7-10 tenant đang trong giai đoạn triển khai 9 tuần.</w:t>
       </w:r>
     </w:p>
     <w:p>
@@ -32121,20 +27343,11 @@
       <w:r>
         <w:rPr>
           <w:rFonts w:ascii="Times New Roman" w:hAnsi="Times New Roman" w:eastAsia="Times New Roman"/>
-          <w:b/>
-          <w:i w:val="0"/>
-          <w:sz w:val="26"/>
-        </w:rPr>
-        <w:t>Feature usage segmentation</w:t>
-      </w:r>
-      <w:r>
-        <w:rPr>
-          <w:rFonts w:ascii="Times New Roman" w:hAnsi="Times New Roman" w:eastAsia="Times New Roman"/>
-          <w:b w:val="0"/>
-          <w:i w:val="0"/>
-          <w:sz w:val="26"/>
-        </w:rPr>
-        <w:t xml:space="preserve"> — So sánh nhóm "power user" (dùng ≥3 features) với "lite user" (dùng 1 feature) để tìm khác biệt retention và churn.</w:t>
+          <w:b w:val="0"/>
+          <w:i w:val="0"/>
+          <w:sz w:val="26"/>
+        </w:rPr>
+        <w:t>AI Branding mới được tích hợp ở mức MVP với 1 nhà cung cấp (Replicate Stable Diffusion XL); các phương án multi-vendor failover sẽ được triển khai trong giai đoạn production.</w:t>
       </w:r>
     </w:p>
     <w:p>
@@ -32148,1648 +27361,65 @@
           <w:color w:val="000000"/>
           <w:sz w:val="32"/>
         </w:rPr>
-        <w:t>4.4 Beta Tenant Scope + Limitations</w:t>
+        <w:t>3. Hướng phát triển tiếp theo</w:t>
       </w:r>
     </w:p>
     <w:p>
       <w:pPr>
-        <w:pStyle w:val="Heading3"/>
-      </w:pPr>
-      <w:r>
-        <w:rPr>
-          <w:rFonts w:ascii="Times New Roman" w:hAnsi="Times New Roman" w:eastAsia="Times New Roman"/>
-          <w:b/>
-          <w:color w:val="000000"/>
-          <w:sz w:val="28"/>
-        </w:rPr>
-        <w:t>4.4.1 Beta cohort target</w:t>
+        <w:pStyle w:val="ListBullet"/>
+        <w:spacing w:line="288" w:lineRule="auto"/>
+        <w:ind w:left="850" w:hanging="283"/>
+      </w:pPr>
+      <w:r>
+        <w:rPr>
+          <w:rFonts w:ascii="Times New Roman" w:hAnsi="Times New Roman" w:eastAsia="Times New Roman"/>
+          <w:b w:val="0"/>
+          <w:i w:val="0"/>
+          <w:sz w:val="26"/>
+        </w:rPr>
+        <w:t>Giai đoạn trả phí (paid tier): tích hợp thanh toán (VNPay, MoMo), partnership MISA MeInvoice cho hóa đơn điện tử theo Thông tư 78/2021/TT-BTC, mở rộng tenant cohort beta lên 30-50 trung tâm.</w:t>
       </w:r>
     </w:p>
     <w:p>
       <w:pPr>
+        <w:pStyle w:val="ListBullet"/>
         <w:spacing w:line="288" w:lineRule="auto"/>
-        <w:ind w:firstLine="567"/>
-        <w:jc w:val="both"/>
-      </w:pPr>
-      <w:r>
-        <w:rPr>
-          <w:rFonts w:ascii="Times New Roman" w:hAnsi="Times New Roman" w:eastAsia="Times New Roman"/>
-          <w:b w:val="0"/>
-          <w:i w:val="0"/>
-          <w:sz w:val="26"/>
-        </w:rPr>
-        <w:t>Mục tiêu beta của đồ án: ≥4 tenant ký thử nghiệm trước cửa sổ bảo vệ (2026-08-15 thì 2026-10-15).</w:t>
+        <w:ind w:left="850" w:hanging="283"/>
+      </w:pPr>
+      <w:r>
+        <w:rPr>
+          <w:rFonts w:ascii="Times New Roman" w:hAnsi="Times New Roman" w:eastAsia="Times New Roman"/>
+          <w:b w:val="0"/>
+          <w:i w:val="0"/>
+          <w:sz w:val="26"/>
+        </w:rPr>
+        <w:t>Giai đoạn vận hành chính thức: kiến trúc đa-region (Singapore + Hà Nội data localization Việt Nam theo Nghị định 53/2022), AI Quality Gate phiên bản nâng cao với multi-vendor failover, mobile app native iOS + Android.</w:t>
       </w:r>
     </w:p>
     <w:p>
       <w:pPr>
+        <w:pStyle w:val="ListBullet"/>
         <w:spacing w:line="288" w:lineRule="auto"/>
-        <w:ind w:firstLine="567"/>
-        <w:jc w:val="both"/>
-      </w:pPr>
-      <w:r>
-        <w:rPr>
-          <w:rFonts w:ascii="Times New Roman" w:hAnsi="Times New Roman" w:eastAsia="Times New Roman"/>
-          <w:b/>
-          <w:i w:val="0"/>
-          <w:sz w:val="26"/>
-        </w:rPr>
-        <w:t>Tenant profile target:</w:t>
-      </w:r>
-    </w:p>
-    <w:tbl>
-      <w:tblPr>
-        <w:tblStyle w:val="TableGrid"/>
-        <w:tblW w:type="auto" w:w="0"/>
-        <w:jc w:val="center"/>
-        <w:tblLook w:firstColumn="1" w:firstRow="1" w:lastColumn="0" w:lastRow="0" w:noHBand="0" w:noVBand="1" w:val="04A0"/>
-      </w:tblPr>
-      <w:tblGrid>
-        <w:gridCol w:w="2880"/>
-        <w:gridCol w:w="2880"/>
-        <w:gridCol w:w="2880"/>
-      </w:tblGrid>
-      <w:tr>
-        <w:tc>
-          <w:tcPr>
-            <w:tcW w:type="dxa" w:w="2880"/>
-          </w:tcPr>
-          <w:p>
-            <w:pPr>
-              <w:jc w:val="center"/>
-            </w:pPr>
-            <w:r>
-              <w:rPr>
-                <w:b/>
-                <w:sz w:val="24"/>
-              </w:rPr>
-            </w:r>
-            <w:r>
-              <w:rPr>
-                <w:rFonts w:ascii="Times New Roman" w:hAnsi="Times New Roman" w:eastAsia="Times New Roman"/>
-                <w:b/>
-                <w:i w:val="0"/>
-                <w:sz w:val="24"/>
-              </w:rPr>
-              <w:t>Persona</w:t>
-            </w:r>
-          </w:p>
-        </w:tc>
-        <w:tc>
-          <w:tcPr>
-            <w:tcW w:type="dxa" w:w="2880"/>
-          </w:tcPr>
-          <w:p>
-            <w:pPr>
-              <w:jc w:val="center"/>
-            </w:pPr>
-            <w:r>
-              <w:rPr>
-                <w:b/>
-                <w:sz w:val="24"/>
-              </w:rPr>
-            </w:r>
-            <w:r>
-              <w:rPr>
-                <w:rFonts w:ascii="Times New Roman" w:hAnsi="Times New Roman" w:eastAsia="Times New Roman"/>
-                <w:b/>
-                <w:i w:val="0"/>
-                <w:sz w:val="24"/>
-              </w:rPr>
-              <w:t>Số tenant</w:t>
-            </w:r>
-          </w:p>
-        </w:tc>
-        <w:tc>
-          <w:tcPr>
-            <w:tcW w:type="dxa" w:w="2880"/>
-          </w:tcPr>
-          <w:p>
-            <w:pPr>
-              <w:jc w:val="center"/>
-            </w:pPr>
-            <w:r>
-              <w:rPr>
-                <w:b/>
-                <w:sz w:val="24"/>
-              </w:rPr>
-            </w:r>
-            <w:r>
-              <w:rPr>
-                <w:rFonts w:ascii="Times New Roman" w:hAnsi="Times New Roman" w:eastAsia="Times New Roman"/>
-                <w:b/>
-                <w:i w:val="0"/>
-                <w:sz w:val="24"/>
-              </w:rPr>
-              <w:t>Lý do mix</w:t>
-            </w:r>
-          </w:p>
-        </w:tc>
-      </w:tr>
-      <w:tr>
-        <w:tc>
-          <w:tcPr>
-            <w:tcW w:type="dxa" w:w="2880"/>
-          </w:tcPr>
-          <w:p>
-            <w:r>
-              <w:rPr>
-                <w:sz w:val="24"/>
-              </w:rPr>
-            </w:r>
-            <w:r>
-              <w:rPr>
-                <w:rFonts w:ascii="Times New Roman" w:hAnsi="Times New Roman" w:eastAsia="Times New Roman"/>
-                <w:b w:val="0"/>
-                <w:i w:val="0"/>
-                <w:sz w:val="24"/>
-              </w:rPr>
-              <w:t>P1 — Solo Teacher</w:t>
-            </w:r>
-          </w:p>
-        </w:tc>
-        <w:tc>
-          <w:tcPr>
-            <w:tcW w:type="dxa" w:w="2880"/>
-          </w:tcPr>
-          <w:p>
-            <w:r>
-              <w:rPr>
-                <w:sz w:val="24"/>
-              </w:rPr>
-            </w:r>
-            <w:r>
-              <w:rPr>
-                <w:rFonts w:ascii="Times New Roman" w:hAnsi="Times New Roman" w:eastAsia="Times New Roman"/>
-                <w:b w:val="0"/>
-                <w:i w:val="0"/>
-                <w:sz w:val="24"/>
-              </w:rPr>
-              <w:t>1-2</w:t>
-            </w:r>
-          </w:p>
-        </w:tc>
-        <w:tc>
-          <w:tcPr>
-            <w:tcW w:type="dxa" w:w="2880"/>
-          </w:tcPr>
-          <w:p>
-            <w:r>
-              <w:rPr>
-                <w:sz w:val="24"/>
-              </w:rPr>
-            </w:r>
-            <w:r>
-              <w:rPr>
-                <w:rFonts w:ascii="Times New Roman" w:hAnsi="Times New Roman" w:eastAsia="Times New Roman"/>
-                <w:b w:val="0"/>
-                <w:i w:val="0"/>
-                <w:sz w:val="24"/>
-              </w:rPr>
-              <w:t>Đại diện workload đơn giản; test scalability lower bound</w:t>
-            </w:r>
-          </w:p>
-        </w:tc>
-      </w:tr>
-      <w:tr>
-        <w:tc>
-          <w:tcPr>
-            <w:tcW w:type="dxa" w:w="2880"/>
-          </w:tcPr>
-          <w:p>
-            <w:r>
-              <w:rPr>
-                <w:sz w:val="24"/>
-              </w:rPr>
-            </w:r>
-            <w:r>
-              <w:rPr>
-                <w:rFonts w:ascii="Times New Roman" w:hAnsi="Times New Roman" w:eastAsia="Times New Roman"/>
-                <w:b w:val="0"/>
-                <w:i w:val="0"/>
-                <w:sz w:val="24"/>
-              </w:rPr>
-              <w:t>P2 — Center Owner</w:t>
-            </w:r>
-          </w:p>
-        </w:tc>
-        <w:tc>
-          <w:tcPr>
-            <w:tcW w:type="dxa" w:w="2880"/>
-          </w:tcPr>
-          <w:p>
-            <w:r>
-              <w:rPr>
-                <w:sz w:val="24"/>
-              </w:rPr>
-            </w:r>
-            <w:r>
-              <w:rPr>
-                <w:rFonts w:ascii="Times New Roman" w:hAnsi="Times New Roman" w:eastAsia="Times New Roman"/>
-                <w:b w:val="0"/>
-                <w:i w:val="0"/>
-                <w:sz w:val="24"/>
-              </w:rPr>
-              <w:t>2-3</w:t>
-            </w:r>
-          </w:p>
-        </w:tc>
-        <w:tc>
-          <w:tcPr>
-            <w:tcW w:type="dxa" w:w="2880"/>
-          </w:tcPr>
-          <w:p>
-            <w:r>
-              <w:rPr>
-                <w:sz w:val="24"/>
-              </w:rPr>
-            </w:r>
-            <w:r>
-              <w:rPr>
-                <w:rFonts w:ascii="Times New Roman" w:hAnsi="Times New Roman" w:eastAsia="Times New Roman"/>
-                <w:b w:val="0"/>
-                <w:i w:val="0"/>
-                <w:sz w:val="24"/>
-              </w:rPr>
-              <w:t>Persona chính — workload trung bình 5-10 lớp, 100-300 học sinh</w:t>
-            </w:r>
-          </w:p>
-        </w:tc>
-      </w:tr>
-      <w:tr>
-        <w:tc>
-          <w:tcPr>
-            <w:tcW w:type="dxa" w:w="2880"/>
-          </w:tcPr>
-          <w:p>
-            <w:r>
-              <w:rPr>
-                <w:sz w:val="24"/>
-              </w:rPr>
-            </w:r>
-            <w:r>
-              <w:rPr>
-                <w:rFonts w:ascii="Times New Roman" w:hAnsi="Times New Roman" w:eastAsia="Times New Roman"/>
-                <w:b/>
-                <w:i w:val="0"/>
-                <w:sz w:val="24"/>
-              </w:rPr>
-              <w:t>Tổng</w:t>
-            </w:r>
-          </w:p>
-        </w:tc>
-        <w:tc>
-          <w:tcPr>
-            <w:tcW w:type="dxa" w:w="2880"/>
-          </w:tcPr>
-          <w:p>
-            <w:r>
-              <w:rPr>
-                <w:sz w:val="24"/>
-              </w:rPr>
-            </w:r>
-            <w:r>
-              <w:rPr>
-                <w:rFonts w:ascii="Times New Roman" w:hAnsi="Times New Roman" w:eastAsia="Times New Roman"/>
-                <w:b/>
-                <w:i w:val="0"/>
-                <w:sz w:val="24"/>
-              </w:rPr>
-              <w:t>≥4</w:t>
-            </w:r>
-          </w:p>
-        </w:tc>
-        <w:tc>
-          <w:tcPr>
-            <w:tcW w:type="dxa" w:w="2880"/>
-          </w:tcPr>
-          <w:p>
-            <w:r>
-              <w:rPr>
-                <w:sz w:val="24"/>
-              </w:rPr>
-            </w:r>
-            <w:r>
-              <w:rPr>
-                <w:rFonts w:ascii="Times New Roman" w:hAnsi="Times New Roman" w:eastAsia="Times New Roman"/>
-                <w:b w:val="0"/>
-                <w:i w:val="0"/>
-                <w:sz w:val="24"/>
-              </w:rPr>
-              <w:t>Đủ data point cho cohort analysis + qualitative interview</w:t>
-            </w:r>
-          </w:p>
-        </w:tc>
-      </w:tr>
-    </w:tbl>
-    <w:p/>
-    <w:p>
-      <w:pPr>
-        <w:spacing w:line="288" w:lineRule="auto"/>
-        <w:ind w:firstLine="567"/>
-        <w:jc w:val="both"/>
-      </w:pPr>
-      <w:r>
-        <w:rPr>
-          <w:rFonts w:ascii="Times New Roman" w:hAnsi="Times New Roman" w:eastAsia="Times New Roman"/>
-          <w:b w:val="0"/>
-          <w:i w:val="0"/>
-          <w:sz w:val="26"/>
-        </w:rPr>
-        <w:t>Kênh tiếp cận tenant gồm hai hướng song song: outreach trực tiếp tới 10-15 trung tâm dạy thêm quen biết tại TP.HCM và Hà Nội qua mạng lưới giáo viên; và community post trên các Facebook group "Chủ trung tâm giáo dục Việt Nam" và "Giáo viên dạy thêm online" kèm link đăng ký beta.</w:t>
+        <w:ind w:left="850" w:hanging="283"/>
+      </w:pPr>
+      <w:r>
+        <w:rPr>
+          <w:rFonts w:ascii="Times New Roman" w:hAnsi="Times New Roman" w:eastAsia="Times New Roman"/>
+          <w:b w:val="0"/>
+          <w:i w:val="0"/>
+          <w:sz w:val="26"/>
+        </w:rPr>
+        <w:t>Giai đoạn mở rộng K-12: mở rộng sang persona trường công lập với DPO chính thức + DPIA cho dữ liệu trẻ em theo Luật Bảo vệ Dữ liệu Cá nhân Điều 26.</w:t>
       </w:r>
     </w:p>
     <w:p>
-      <w:pPr>
-        <w:pStyle w:val="Heading3"/>
-      </w:pPr>
-      <w:r>
-        <w:rPr>
-          <w:rFonts w:ascii="Times New Roman" w:hAnsi="Times New Roman" w:eastAsia="Times New Roman"/>
-          <w:b/>
-          <w:color w:val="000000"/>
-          <w:sz w:val="28"/>
-        </w:rPr>
-        <w:t>4.4.2 Phạm vi feature ưu tiên giai đoạn thử nghiệm</w:t>
+      <w:r>
+        <w:br w:type="page"/>
       </w:r>
     </w:p>
     <w:p>
       <w:pPr>
-        <w:spacing w:line="288" w:lineRule="auto"/>
-        <w:ind w:firstLine="567"/>
-        <w:jc w:val="both"/>
-      </w:pPr>
-      <w:r>
-        <w:rPr>
-          <w:rFonts w:ascii="Times New Roman" w:hAnsi="Times New Roman" w:eastAsia="Times New Roman"/>
-          <w:b w:val="0"/>
-          <w:i w:val="0"/>
-          <w:sz w:val="26"/>
-        </w:rPr>
-        <w:t xml:space="preserve">Feature core đã ship trong giai đoạn thử nghiệm bao gồm: kiến trúc multi-tenant với Row-Level Security isolation (Chương 2 §2.3.4); cơ chế beta access invite (mô tả tại 4.2 ở trên); KiteClass core với CRUD cơ bản cho Students, Classes, Grades, Attendance và Payments; AI Branding cho phép tenant tự generate logo và theme color (image generation pipeline tham chiếu Stable Diffusion XL [33], NSFW content moderation gate trước khi publish dùng image classifier Hugging Face [32]); email transactional qua AWS SES gồm verify-email, beta-approval, password-reset và invoice; admin dashboard cho admin nền tảng review tenant và beta request; custom domain support qua subdomain </w:t>
-      </w:r>
-      <w:r>
-        <w:rPr>
-          <w:rFonts w:ascii="Times New Roman" w:hAnsi="Times New Roman" w:eastAsia="Times New Roman"/>
-          <w:b w:val="0"/>
-          <w:i/>
-          <w:sz w:val="26"/>
-        </w:rPr>
-        <w:t>{tenant-slug}.kitehub.me</w:t>
-      </w:r>
-      <w:r>
-        <w:rPr>
-          <w:rFonts w:ascii="Times New Roman" w:hAnsi="Times New Roman" w:eastAsia="Times New Roman"/>
-          <w:b w:val="0"/>
-          <w:i w:val="0"/>
-          <w:sz w:val="26"/>
-        </w:rPr>
-        <w:t>; và audit log mọi hành động của admin nền tảng tuân thủ PDPL Art 11.</w:t>
-      </w:r>
-    </w:p>
-    <w:p>
-      <w:pPr>
-        <w:spacing w:line="288" w:lineRule="auto"/>
-        <w:ind w:firstLine="567"/>
-        <w:jc w:val="both"/>
-      </w:pPr>
-      <w:r>
-        <w:rPr>
-          <w:rFonts w:ascii="Times New Roman" w:hAnsi="Times New Roman" w:eastAsia="Times New Roman"/>
-          <w:b/>
-          <w:i w:val="0"/>
-          <w:sz w:val="26"/>
-        </w:rPr>
-        <w:t>Feature defer khỏi giai đoạn thử nghiệm (completion 0%, ưu tiên thấp do dependency pháp lý hoặc out-of-scope persona target):</w:t>
-      </w:r>
-    </w:p>
-    <w:tbl>
-      <w:tblPr>
-        <w:tblStyle w:val="TableGrid"/>
-        <w:tblW w:type="auto" w:w="0"/>
-        <w:jc w:val="center"/>
-        <w:tblLook w:firstColumn="1" w:firstRow="1" w:lastColumn="0" w:lastRow="0" w:noHBand="0" w:noVBand="1" w:val="04A0"/>
-      </w:tblPr>
-      <w:tblGrid>
-        <w:gridCol w:w="2880"/>
-        <w:gridCol w:w="2880"/>
-        <w:gridCol w:w="2880"/>
-      </w:tblGrid>
-      <w:tr>
-        <w:tc>
-          <w:tcPr>
-            <w:tcW w:type="dxa" w:w="2880"/>
-          </w:tcPr>
-          <w:p>
-            <w:pPr>
-              <w:jc w:val="center"/>
-            </w:pPr>
-            <w:r>
-              <w:rPr>
-                <w:b/>
-                <w:sz w:val="24"/>
-              </w:rPr>
-            </w:r>
-            <w:r>
-              <w:rPr>
-                <w:rFonts w:ascii="Times New Roman" w:hAnsi="Times New Roman" w:eastAsia="Times New Roman"/>
-                <w:b/>
-                <w:i w:val="0"/>
-                <w:sz w:val="24"/>
-              </w:rPr>
-              <w:t>Feature</w:t>
-            </w:r>
-          </w:p>
-        </w:tc>
-        <w:tc>
-          <w:tcPr>
-            <w:tcW w:type="dxa" w:w="2880"/>
-          </w:tcPr>
-          <w:p>
-            <w:pPr>
-              <w:jc w:val="center"/>
-            </w:pPr>
-            <w:r>
-              <w:rPr>
-                <w:b/>
-                <w:sz w:val="24"/>
-              </w:rPr>
-            </w:r>
-            <w:r>
-              <w:rPr>
-                <w:rFonts w:ascii="Times New Roman" w:hAnsi="Times New Roman" w:eastAsia="Times New Roman"/>
-                <w:b/>
-                <w:i w:val="0"/>
-                <w:sz w:val="24"/>
-              </w:rPr>
-              <w:t>Định hướng</w:t>
-            </w:r>
-          </w:p>
-        </w:tc>
-        <w:tc>
-          <w:tcPr>
-            <w:tcW w:type="dxa" w:w="2880"/>
-          </w:tcPr>
-          <w:p>
-            <w:pPr>
-              <w:jc w:val="center"/>
-            </w:pPr>
-            <w:r>
-              <w:rPr>
-                <w:b/>
-                <w:sz w:val="24"/>
-              </w:rPr>
-            </w:r>
-            <w:r>
-              <w:rPr>
-                <w:rFonts w:ascii="Times New Roman" w:hAnsi="Times New Roman" w:eastAsia="Times New Roman"/>
-                <w:b/>
-                <w:i w:val="0"/>
-                <w:sz w:val="24"/>
-              </w:rPr>
-              <w:t>Lý do defer</w:t>
-            </w:r>
-          </w:p>
-        </w:tc>
-      </w:tr>
-      <w:tr>
-        <w:tc>
-          <w:tcPr>
-            <w:tcW w:type="dxa" w:w="2880"/>
-          </w:tcPr>
-          <w:p>
-            <w:r>
-              <w:rPr>
-                <w:sz w:val="24"/>
-              </w:rPr>
-            </w:r>
-            <w:r>
-              <w:rPr>
-                <w:rFonts w:ascii="Times New Roman" w:hAnsi="Times New Roman" w:eastAsia="Times New Roman"/>
-                <w:b w:val="0"/>
-                <w:i w:val="0"/>
-                <w:sz w:val="24"/>
-              </w:rPr>
-              <w:t>Payment integration (Stripe/MoMo/VNPay)</w:t>
-            </w:r>
-          </w:p>
-        </w:tc>
-        <w:tc>
-          <w:tcPr>
-            <w:tcW w:type="dxa" w:w="2880"/>
-          </w:tcPr>
-          <w:p>
-            <w:r>
-              <w:rPr>
-                <w:sz w:val="24"/>
-              </w:rPr>
-            </w:r>
-            <w:r>
-              <w:rPr>
-                <w:rFonts w:ascii="Times New Roman" w:hAnsi="Times New Roman" w:eastAsia="Times New Roman"/>
-                <w:b w:val="0"/>
-                <w:i w:val="0"/>
-                <w:sz w:val="24"/>
-              </w:rPr>
-              <w:t>Giai đoạn paid</w:t>
-            </w:r>
-          </w:p>
-        </w:tc>
-        <w:tc>
-          <w:tcPr>
-            <w:tcW w:type="dxa" w:w="2880"/>
-          </w:tcPr>
-          <w:p>
-            <w:r>
-              <w:rPr>
-                <w:sz w:val="24"/>
-              </w:rPr>
-            </w:r>
-            <w:r>
-              <w:rPr>
-                <w:rFonts w:ascii="Times New Roman" w:hAnsi="Times New Roman" w:eastAsia="Times New Roman"/>
-                <w:b w:val="0"/>
-                <w:i w:val="0"/>
-                <w:sz w:val="24"/>
-              </w:rPr>
-              <w:t>Yêu cầu giấy phép PSP</w:t>
-            </w:r>
-          </w:p>
-        </w:tc>
-      </w:tr>
-      <w:tr>
-        <w:tc>
-          <w:tcPr>
-            <w:tcW w:type="dxa" w:w="2880"/>
-          </w:tcPr>
-          <w:p>
-            <w:r>
-              <w:rPr>
-                <w:sz w:val="24"/>
-              </w:rPr>
-            </w:r>
-            <w:r>
-              <w:rPr>
-                <w:rFonts w:ascii="Times New Roman" w:hAnsi="Times New Roman" w:eastAsia="Times New Roman"/>
-                <w:b w:val="0"/>
-                <w:i w:val="0"/>
-                <w:sz w:val="24"/>
-              </w:rPr>
-              <w:t>Refund + dispute resolution engine</w:t>
-            </w:r>
-          </w:p>
-        </w:tc>
-        <w:tc>
-          <w:tcPr>
-            <w:tcW w:type="dxa" w:w="2880"/>
-          </w:tcPr>
-          <w:p>
-            <w:r>
-              <w:rPr>
-                <w:sz w:val="24"/>
-              </w:rPr>
-            </w:r>
-            <w:r>
-              <w:rPr>
-                <w:rFonts w:ascii="Times New Roman" w:hAnsi="Times New Roman" w:eastAsia="Times New Roman"/>
-                <w:b w:val="0"/>
-                <w:i w:val="0"/>
-                <w:sz w:val="24"/>
-              </w:rPr>
-              <w:t>Manual qua admin trong giai đoạn paid</w:t>
-            </w:r>
-          </w:p>
-        </w:tc>
-        <w:tc>
-          <w:tcPr>
-            <w:tcW w:type="dxa" w:w="2880"/>
-          </w:tcPr>
-          <w:p>
-            <w:r>
-              <w:rPr>
-                <w:sz w:val="24"/>
-              </w:rPr>
-            </w:r>
-            <w:r>
-              <w:rPr>
-                <w:rFonts w:ascii="Times New Roman" w:hAnsi="Times New Roman" w:eastAsia="Times New Roman"/>
-                <w:b w:val="0"/>
-                <w:i w:val="0"/>
-                <w:sz w:val="24"/>
-              </w:rPr>
-              <w:t>Manual SOP đủ cho beta scope</w:t>
-            </w:r>
-          </w:p>
-        </w:tc>
-      </w:tr>
-      <w:tr>
-        <w:tc>
-          <w:tcPr>
-            <w:tcW w:type="dxa" w:w="2880"/>
-          </w:tcPr>
-          <w:p>
-            <w:r>
-              <w:rPr>
-                <w:sz w:val="24"/>
-              </w:rPr>
-            </w:r>
-            <w:r>
-              <w:rPr>
-                <w:rFonts w:ascii="Times New Roman" w:hAnsi="Times New Roman" w:eastAsia="Times New Roman"/>
-                <w:b w:val="0"/>
-                <w:i w:val="0"/>
-                <w:sz w:val="24"/>
-              </w:rPr>
-              <w:t>VAT eInvoice (MISA MeInvoice)</w:t>
-            </w:r>
-          </w:p>
-        </w:tc>
-        <w:tc>
-          <w:tcPr>
-            <w:tcW w:type="dxa" w:w="2880"/>
-          </w:tcPr>
-          <w:p>
-            <w:r>
-              <w:rPr>
-                <w:sz w:val="24"/>
-              </w:rPr>
-            </w:r>
-            <w:r>
-              <w:rPr>
-                <w:rFonts w:ascii="Times New Roman" w:hAnsi="Times New Roman" w:eastAsia="Times New Roman"/>
-                <w:b w:val="0"/>
-                <w:i w:val="0"/>
-                <w:sz w:val="24"/>
-              </w:rPr>
-              <w:t>Giai đoạn vận hành chính thức</w:t>
-            </w:r>
-          </w:p>
-        </w:tc>
-        <w:tc>
-          <w:tcPr>
-            <w:tcW w:type="dxa" w:w="2880"/>
-          </w:tcPr>
-          <w:p>
-            <w:r>
-              <w:rPr>
-                <w:sz w:val="24"/>
-              </w:rPr>
-            </w:r>
-            <w:r>
-              <w:rPr>
-                <w:rFonts w:ascii="Times New Roman" w:hAnsi="Times New Roman" w:eastAsia="Times New Roman"/>
-                <w:b w:val="0"/>
-                <w:i w:val="0"/>
-                <w:sz w:val="24"/>
-              </w:rPr>
-              <w:t>Yêu cầu legal entity + partnership</w:t>
-            </w:r>
-          </w:p>
-        </w:tc>
-      </w:tr>
-      <w:tr>
-        <w:tc>
-          <w:tcPr>
-            <w:tcW w:type="dxa" w:w="2880"/>
-          </w:tcPr>
-          <w:p>
-            <w:r>
-              <w:rPr>
-                <w:sz w:val="24"/>
-              </w:rPr>
-            </w:r>
-            <w:r>
-              <w:rPr>
-                <w:rFonts w:ascii="Times New Roman" w:hAnsi="Times New Roman" w:eastAsia="Times New Roman"/>
-                <w:b w:val="0"/>
-                <w:i w:val="0"/>
-                <w:sz w:val="24"/>
-              </w:rPr>
-              <w:t>Parent portal (P4 persona)</w:t>
-            </w:r>
-          </w:p>
-        </w:tc>
-        <w:tc>
-          <w:tcPr>
-            <w:tcW w:type="dxa" w:w="2880"/>
-          </w:tcPr>
-          <w:p>
-            <w:r>
-              <w:rPr>
-                <w:sz w:val="24"/>
-              </w:rPr>
-            </w:r>
-            <w:r>
-              <w:rPr>
-                <w:rFonts w:ascii="Times New Roman" w:hAnsi="Times New Roman" w:eastAsia="Times New Roman"/>
-                <w:b w:val="0"/>
-                <w:i w:val="0"/>
-                <w:sz w:val="24"/>
-              </w:rPr>
-              <w:t>Giai đoạn vận hành chính thức</w:t>
-            </w:r>
-          </w:p>
-        </w:tc>
-        <w:tc>
-          <w:tcPr>
-            <w:tcW w:type="dxa" w:w="2880"/>
-          </w:tcPr>
-          <w:p>
-            <w:r>
-              <w:rPr>
-                <w:sz w:val="24"/>
-              </w:rPr>
-            </w:r>
-            <w:r>
-              <w:rPr>
-                <w:rFonts w:ascii="Times New Roman" w:hAnsi="Times New Roman" w:eastAsia="Times New Roman"/>
-                <w:b w:val="0"/>
-                <w:i w:val="0"/>
-                <w:sz w:val="24"/>
-              </w:rPr>
-              <w:t>Out of scope giai đoạn thử nghiệm — focus P1 + P2</w:t>
-            </w:r>
-          </w:p>
-        </w:tc>
-      </w:tr>
-      <w:tr>
-        <w:tc>
-          <w:tcPr>
-            <w:tcW w:type="dxa" w:w="2880"/>
-          </w:tcPr>
-          <w:p>
-            <w:r>
-              <w:rPr>
-                <w:sz w:val="24"/>
-              </w:rPr>
-            </w:r>
-            <w:r>
-              <w:rPr>
-                <w:rFonts w:ascii="Times New Roman" w:hAnsi="Times New Roman" w:eastAsia="Times New Roman"/>
-                <w:b w:val="0"/>
-                <w:i w:val="0"/>
-                <w:sz w:val="24"/>
-              </w:rPr>
-              <w:t>Multi-language UI (English)</w:t>
-            </w:r>
-          </w:p>
-        </w:tc>
-        <w:tc>
-          <w:tcPr>
-            <w:tcW w:type="dxa" w:w="2880"/>
-          </w:tcPr>
-          <w:p>
-            <w:r>
-              <w:rPr>
-                <w:sz w:val="24"/>
-              </w:rPr>
-            </w:r>
-            <w:r>
-              <w:rPr>
-                <w:rFonts w:ascii="Times New Roman" w:hAnsi="Times New Roman" w:eastAsia="Times New Roman"/>
-                <w:b w:val="0"/>
-                <w:i w:val="0"/>
-                <w:sz w:val="24"/>
-              </w:rPr>
-              <w:t>Giai đoạn vận hành chính thức</w:t>
-            </w:r>
-          </w:p>
-        </w:tc>
-        <w:tc>
-          <w:tcPr>
-            <w:tcW w:type="dxa" w:w="2880"/>
-          </w:tcPr>
-          <w:p>
-            <w:r>
-              <w:rPr>
-                <w:sz w:val="24"/>
-              </w:rPr>
-            </w:r>
-            <w:r>
-              <w:rPr>
-                <w:rFonts w:ascii="Times New Roman" w:hAnsi="Times New Roman" w:eastAsia="Times New Roman"/>
-                <w:b w:val="0"/>
-                <w:i w:val="0"/>
-                <w:sz w:val="24"/>
-              </w:rPr>
-              <w:t>Tenant thử nghiệm Việt Nam</w:t>
-            </w:r>
-          </w:p>
-        </w:tc>
-      </w:tr>
-      <w:tr>
-        <w:tc>
-          <w:tcPr>
-            <w:tcW w:type="dxa" w:w="2880"/>
-          </w:tcPr>
-          <w:p>
-            <w:r>
-              <w:rPr>
-                <w:sz w:val="24"/>
-              </w:rPr>
-            </w:r>
-            <w:r>
-              <w:rPr>
-                <w:rFonts w:ascii="Times New Roman" w:hAnsi="Times New Roman" w:eastAsia="Times New Roman"/>
-                <w:b w:val="0"/>
-                <w:i w:val="0"/>
-                <w:sz w:val="24"/>
-              </w:rPr>
-              <w:t>Mobile app native (iOS/Android)</w:t>
-            </w:r>
-          </w:p>
-        </w:tc>
-        <w:tc>
-          <w:tcPr>
-            <w:tcW w:type="dxa" w:w="2880"/>
-          </w:tcPr>
-          <w:p>
-            <w:r>
-              <w:rPr>
-                <w:sz w:val="24"/>
-              </w:rPr>
-            </w:r>
-            <w:r>
-              <w:rPr>
-                <w:rFonts w:ascii="Times New Roman" w:hAnsi="Times New Roman" w:eastAsia="Times New Roman"/>
-                <w:b w:val="0"/>
-                <w:i w:val="0"/>
-                <w:sz w:val="24"/>
-              </w:rPr>
-              <w:t>Sau giai đoạn paid</w:t>
-            </w:r>
-          </w:p>
-        </w:tc>
-        <w:tc>
-          <w:tcPr>
-            <w:tcW w:type="dxa" w:w="2880"/>
-          </w:tcPr>
-          <w:p>
-            <w:r>
-              <w:rPr>
-                <w:sz w:val="24"/>
-              </w:rPr>
-            </w:r>
-            <w:r>
-              <w:rPr>
-                <w:rFonts w:ascii="Times New Roman" w:hAnsi="Times New Roman" w:eastAsia="Times New Roman"/>
-                <w:b w:val="0"/>
-                <w:i w:val="0"/>
-                <w:sz w:val="24"/>
-              </w:rPr>
-              <w:t>Web responsive đủ cho beta</w:t>
-            </w:r>
-          </w:p>
-        </w:tc>
-      </w:tr>
-      <w:tr>
-        <w:tc>
-          <w:tcPr>
-            <w:tcW w:type="dxa" w:w="2880"/>
-          </w:tcPr>
-          <w:p>
-            <w:r>
-              <w:rPr>
-                <w:sz w:val="24"/>
-              </w:rPr>
-            </w:r>
-            <w:r>
-              <w:rPr>
-                <w:rFonts w:ascii="Times New Roman" w:hAnsi="Times New Roman" w:eastAsia="Times New Roman"/>
-                <w:b w:val="0"/>
-                <w:i w:val="0"/>
-                <w:sz w:val="24"/>
-              </w:rPr>
-              <w:t>Real-time chat</w:t>
-            </w:r>
-          </w:p>
-        </w:tc>
-        <w:tc>
-          <w:tcPr>
-            <w:tcW w:type="dxa" w:w="2880"/>
-          </w:tcPr>
-          <w:p>
-            <w:r>
-              <w:rPr>
-                <w:sz w:val="24"/>
-              </w:rPr>
-            </w:r>
-            <w:r>
-              <w:rPr>
-                <w:rFonts w:ascii="Times New Roman" w:hAnsi="Times New Roman" w:eastAsia="Times New Roman"/>
-                <w:b w:val="0"/>
-                <w:i w:val="0"/>
-                <w:sz w:val="24"/>
-              </w:rPr>
-              <w:t>Giai đoạn paid</w:t>
-            </w:r>
-          </w:p>
-        </w:tc>
-        <w:tc>
-          <w:tcPr>
-            <w:tcW w:type="dxa" w:w="2880"/>
-          </w:tcPr>
-          <w:p>
-            <w:r>
-              <w:rPr>
-                <w:sz w:val="24"/>
-              </w:rPr>
-            </w:r>
-            <w:r>
-              <w:rPr>
-                <w:rFonts w:ascii="Times New Roman" w:hAnsi="Times New Roman" w:eastAsia="Times New Roman"/>
-                <w:b w:val="0"/>
-                <w:i w:val="0"/>
-                <w:sz w:val="24"/>
-              </w:rPr>
-              <w:t>Email + Zalo group đủ cho beta</w:t>
-            </w:r>
-          </w:p>
-        </w:tc>
-      </w:tr>
-      <w:tr>
-        <w:tc>
-          <w:tcPr>
-            <w:tcW w:type="dxa" w:w="2880"/>
-          </w:tcPr>
-          <w:p>
-            <w:r>
-              <w:rPr>
-                <w:sz w:val="24"/>
-              </w:rPr>
-            </w:r>
-            <w:r>
-              <w:rPr>
-                <w:rFonts w:ascii="Times New Roman" w:hAnsi="Times New Roman" w:eastAsia="Times New Roman"/>
-                <w:b w:val="0"/>
-                <w:i w:val="0"/>
-                <w:sz w:val="24"/>
-              </w:rPr>
-              <w:t>Advanced analytics (Mixpanel-grade)</w:t>
-            </w:r>
-          </w:p>
-        </w:tc>
-        <w:tc>
-          <w:tcPr>
-            <w:tcW w:type="dxa" w:w="2880"/>
-          </w:tcPr>
-          <w:p>
-            <w:r>
-              <w:rPr>
-                <w:sz w:val="24"/>
-              </w:rPr>
-            </w:r>
-            <w:r>
-              <w:rPr>
-                <w:rFonts w:ascii="Times New Roman" w:hAnsi="Times New Roman" w:eastAsia="Times New Roman"/>
-                <w:b w:val="0"/>
-                <w:i w:val="0"/>
-                <w:sz w:val="24"/>
-              </w:rPr>
-              <w:t>Sau beta</w:t>
-            </w:r>
-          </w:p>
-        </w:tc>
-        <w:tc>
-          <w:tcPr>
-            <w:tcW w:type="dxa" w:w="2880"/>
-          </w:tcPr>
-          <w:p>
-            <w:r>
-              <w:rPr>
-                <w:sz w:val="24"/>
-              </w:rPr>
-            </w:r>
-            <w:r>
-              <w:rPr>
-                <w:rFonts w:ascii="Times New Roman" w:hAnsi="Times New Roman" w:eastAsia="Times New Roman"/>
-                <w:b w:val="0"/>
-                <w:i w:val="0"/>
-                <w:sz w:val="24"/>
-              </w:rPr>
-              <w:t>SQL ad-hoc + Grafana đủ cho beta</w:t>
-            </w:r>
-          </w:p>
-        </w:tc>
-      </w:tr>
-    </w:tbl>
-    <w:p/>
-    <w:p>
-      <w:pPr>
-        <w:pStyle w:val="Heading3"/>
-      </w:pPr>
-      <w:r>
-        <w:rPr>
-          <w:rFonts w:ascii="Times New Roman" w:hAnsi="Times New Roman" w:eastAsia="Times New Roman"/>
-          <w:b/>
-          <w:color w:val="000000"/>
-          <w:sz w:val="28"/>
-        </w:rPr>
-        <w:t>4.4.3 Hạn chế và technical debt</w:t>
-      </w:r>
-    </w:p>
-    <w:tbl>
-      <w:tblPr>
-        <w:tblStyle w:val="TableGrid"/>
-        <w:tblW w:type="auto" w:w="0"/>
-        <w:jc w:val="center"/>
-        <w:tblLook w:firstColumn="1" w:firstRow="1" w:lastColumn="0" w:lastRow="0" w:noHBand="0" w:noVBand="1" w:val="04A0"/>
-      </w:tblPr>
-      <w:tblGrid>
-        <w:gridCol w:w="2880"/>
-        <w:gridCol w:w="2880"/>
-        <w:gridCol w:w="2880"/>
-      </w:tblGrid>
-      <w:tr>
-        <w:tc>
-          <w:tcPr>
-            <w:tcW w:type="dxa" w:w="2880"/>
-          </w:tcPr>
-          <w:p>
-            <w:pPr>
-              <w:jc w:val="center"/>
-            </w:pPr>
-            <w:r>
-              <w:rPr>
-                <w:b/>
-                <w:sz w:val="24"/>
-              </w:rPr>
-            </w:r>
-            <w:r>
-              <w:rPr>
-                <w:rFonts w:ascii="Times New Roman" w:hAnsi="Times New Roman" w:eastAsia="Times New Roman"/>
-                <w:b/>
-                <w:i w:val="0"/>
-                <w:sz w:val="24"/>
-              </w:rPr>
-              <w:t>Hạn chế</w:t>
-            </w:r>
-          </w:p>
-        </w:tc>
-        <w:tc>
-          <w:tcPr>
-            <w:tcW w:type="dxa" w:w="2880"/>
-          </w:tcPr>
-          <w:p>
-            <w:pPr>
-              <w:jc w:val="center"/>
-            </w:pPr>
-            <w:r>
-              <w:rPr>
-                <w:b/>
-                <w:sz w:val="24"/>
-              </w:rPr>
-            </w:r>
-            <w:r>
-              <w:rPr>
-                <w:rFonts w:ascii="Times New Roman" w:hAnsi="Times New Roman" w:eastAsia="Times New Roman"/>
-                <w:b/>
-                <w:i w:val="0"/>
-                <w:sz w:val="24"/>
-              </w:rPr>
-              <w:t>Tác động</w:t>
-            </w:r>
-          </w:p>
-        </w:tc>
-        <w:tc>
-          <w:tcPr>
-            <w:tcW w:type="dxa" w:w="2880"/>
-          </w:tcPr>
-          <w:p>
-            <w:pPr>
-              <w:jc w:val="center"/>
-            </w:pPr>
-            <w:r>
-              <w:rPr>
-                <w:b/>
-                <w:sz w:val="24"/>
-              </w:rPr>
-            </w:r>
-            <w:r>
-              <w:rPr>
-                <w:rFonts w:ascii="Times New Roman" w:hAnsi="Times New Roman" w:eastAsia="Times New Roman"/>
-                <w:b/>
-                <w:i w:val="0"/>
-                <w:sz w:val="24"/>
-              </w:rPr>
-              <w:t>Phương án giảm thiểu</w:t>
-            </w:r>
-          </w:p>
-        </w:tc>
-      </w:tr>
-      <w:tr>
-        <w:tc>
-          <w:tcPr>
-            <w:tcW w:type="dxa" w:w="2880"/>
-          </w:tcPr>
-          <w:p>
-            <w:r>
-              <w:rPr>
-                <w:sz w:val="24"/>
-              </w:rPr>
-            </w:r>
-            <w:r>
-              <w:rPr>
-                <w:rFonts w:ascii="Times New Roman" w:hAnsi="Times New Roman" w:eastAsia="Times New Roman"/>
-                <w:b w:val="0"/>
-                <w:i w:val="0"/>
-                <w:sz w:val="24"/>
-              </w:rPr>
-              <w:t>AWS Singapore chưa kích hoạt ngưỡng quy định Việt Nam</w:t>
-            </w:r>
-          </w:p>
-        </w:tc>
-        <w:tc>
-          <w:tcPr>
-            <w:tcW w:type="dxa" w:w="2880"/>
-          </w:tcPr>
-          <w:p>
-            <w:r>
-              <w:rPr>
-                <w:sz w:val="24"/>
-              </w:rPr>
-            </w:r>
-            <w:r>
-              <w:rPr>
-                <w:rFonts w:ascii="Times New Roman" w:hAnsi="Times New Roman" w:eastAsia="Times New Roman"/>
-                <w:b w:val="0"/>
-                <w:i w:val="0"/>
-                <w:sz w:val="24"/>
-              </w:rPr>
-              <w:t>Cần lộ trình migrate trước giai đoạn vận hành chính thức</w:t>
-            </w:r>
-          </w:p>
-        </w:tc>
-        <w:tc>
-          <w:tcPr>
-            <w:tcW w:type="dxa" w:w="2880"/>
-          </w:tcPr>
-          <w:p>
-            <w:r>
-              <w:rPr>
-                <w:sz w:val="24"/>
-              </w:rPr>
-            </w:r>
-            <w:r>
-              <w:rPr>
-                <w:rFonts w:ascii="Times New Roman" w:hAnsi="Times New Roman" w:eastAsia="Times New Roman"/>
-                <w:b w:val="0"/>
-                <w:i w:val="0"/>
-                <w:sz w:val="24"/>
-              </w:rPr>
-              <w:t>User consent explicit + roadmap migrate VN cloud trước giai đoạn vận hành chính thức gated by counsel review</w:t>
-            </w:r>
-          </w:p>
-        </w:tc>
-      </w:tr>
-      <w:tr>
-        <w:tc>
-          <w:tcPr>
-            <w:tcW w:type="dxa" w:w="2880"/>
-          </w:tcPr>
-          <w:p>
-            <w:r>
-              <w:rPr>
-                <w:sz w:val="24"/>
-              </w:rPr>
-            </w:r>
-            <w:r>
-              <w:rPr>
-                <w:rFonts w:ascii="Times New Roman" w:hAnsi="Times New Roman" w:eastAsia="Times New Roman"/>
-                <w:b w:val="0"/>
-                <w:i w:val="0"/>
-                <w:sz w:val="24"/>
-              </w:rPr>
-              <w:t>RAM tight 1 GB/instance</w:t>
-            </w:r>
-          </w:p>
-        </w:tc>
-        <w:tc>
-          <w:tcPr>
-            <w:tcW w:type="dxa" w:w="2880"/>
-          </w:tcPr>
-          <w:p>
-            <w:r>
-              <w:rPr>
-                <w:sz w:val="24"/>
-              </w:rPr>
-            </w:r>
-            <w:r>
-              <w:rPr>
-                <w:rFonts w:ascii="Times New Roman" w:hAnsi="Times New Roman" w:eastAsia="Times New Roman"/>
-                <w:b w:val="0"/>
-                <w:i w:val="0"/>
-                <w:sz w:val="24"/>
-              </w:rPr>
-              <w:t>Có thể OOM khi nhiều tenant concurrent</w:t>
-            </w:r>
-          </w:p>
-        </w:tc>
-        <w:tc>
-          <w:tcPr>
-            <w:tcW w:type="dxa" w:w="2880"/>
-          </w:tcPr>
-          <w:p>
-            <w:r>
-              <w:rPr>
-                <w:sz w:val="24"/>
-              </w:rPr>
-            </w:r>
-            <w:r>
-              <w:rPr>
-                <w:rFonts w:ascii="Times New Roman" w:hAnsi="Times New Roman" w:eastAsia="Times New Roman"/>
-                <w:b w:val="0"/>
-                <w:i w:val="0"/>
-                <w:sz w:val="24"/>
-              </w:rPr>
-              <w:t>JVM heap cap strict + hard cap 20 tenant thử nghiệm + force upgrade trước giai đoạn paid</w:t>
-            </w:r>
-          </w:p>
-        </w:tc>
-      </w:tr>
-      <w:tr>
-        <w:tc>
-          <w:tcPr>
-            <w:tcW w:type="dxa" w:w="2880"/>
-          </w:tcPr>
-          <w:p>
-            <w:r>
-              <w:rPr>
-                <w:sz w:val="24"/>
-              </w:rPr>
-            </w:r>
-            <w:r>
-              <w:rPr>
-                <w:rFonts w:ascii="Times New Roman" w:hAnsi="Times New Roman" w:eastAsia="Times New Roman"/>
-                <w:b w:val="0"/>
-                <w:i w:val="0"/>
-                <w:sz w:val="24"/>
-              </w:rPr>
-              <w:t>Single-region SPOF (Singapore)</w:t>
-            </w:r>
-          </w:p>
-        </w:tc>
-        <w:tc>
-          <w:tcPr>
-            <w:tcW w:type="dxa" w:w="2880"/>
-          </w:tcPr>
-          <w:p>
-            <w:r>
-              <w:rPr>
-                <w:sz w:val="24"/>
-              </w:rPr>
-            </w:r>
-            <w:r>
-              <w:rPr>
-                <w:rFonts w:ascii="Times New Roman" w:hAnsi="Times New Roman" w:eastAsia="Times New Roman"/>
-                <w:b w:val="0"/>
-                <w:i w:val="0"/>
-                <w:sz w:val="24"/>
-              </w:rPr>
-              <w:t>Latency Việt Nam thì Singapore 50-80 ms; outage = downtime toàn phần</w:t>
-            </w:r>
-          </w:p>
-        </w:tc>
-        <w:tc>
-          <w:tcPr>
-            <w:tcW w:type="dxa" w:w="2880"/>
-          </w:tcPr>
-          <w:p>
-            <w:r>
-              <w:rPr>
-                <w:sz w:val="24"/>
-              </w:rPr>
-            </w:r>
-            <w:r>
-              <w:rPr>
-                <w:rFonts w:ascii="Times New Roman" w:hAnsi="Times New Roman" w:eastAsia="Times New Roman"/>
-                <w:b w:val="0"/>
-                <w:i w:val="0"/>
-                <w:sz w:val="24"/>
-              </w:rPr>
-              <w:t>Acceptable cho beta; multi-region sẽ triển khai giai đoạn vận hành chính thức</w:t>
-            </w:r>
-          </w:p>
-        </w:tc>
-      </w:tr>
-      <w:tr>
-        <w:tc>
-          <w:tcPr>
-            <w:tcW w:type="dxa" w:w="2880"/>
-          </w:tcPr>
-          <w:p>
-            <w:r>
-              <w:rPr>
-                <w:sz w:val="24"/>
-              </w:rPr>
-            </w:r>
-            <w:r>
-              <w:rPr>
-                <w:rFonts w:ascii="Times New Roman" w:hAnsi="Times New Roman" w:eastAsia="Times New Roman"/>
-                <w:b w:val="0"/>
-                <w:i w:val="0"/>
-                <w:sz w:val="24"/>
-              </w:rPr>
-              <w:t>RDS Multi-AZ disabled</w:t>
-            </w:r>
-          </w:p>
-        </w:tc>
-        <w:tc>
-          <w:tcPr>
-            <w:tcW w:type="dxa" w:w="2880"/>
-          </w:tcPr>
-          <w:p>
-            <w:r>
-              <w:rPr>
-                <w:sz w:val="24"/>
-              </w:rPr>
-            </w:r>
-            <w:r>
-              <w:rPr>
-                <w:rFonts w:ascii="Times New Roman" w:hAnsi="Times New Roman" w:eastAsia="Times New Roman"/>
-                <w:b w:val="0"/>
-                <w:i w:val="0"/>
-                <w:sz w:val="24"/>
-              </w:rPr>
-              <w:t>Single point of failure cho database</w:t>
-            </w:r>
-          </w:p>
-        </w:tc>
-        <w:tc>
-          <w:tcPr>
-            <w:tcW w:type="dxa" w:w="2880"/>
-          </w:tcPr>
-          <w:p>
-            <w:r>
-              <w:rPr>
-                <w:sz w:val="24"/>
-              </w:rPr>
-            </w:r>
-            <w:r>
-              <w:rPr>
-                <w:rFonts w:ascii="Times New Roman" w:hAnsi="Times New Roman" w:eastAsia="Times New Roman"/>
-                <w:b w:val="0"/>
-                <w:i w:val="0"/>
-                <w:sz w:val="24"/>
-              </w:rPr>
-              <w:t>Daily automated snapshot; Multi-AZ kế hoạch giai đoạn paid</w:t>
-            </w:r>
-          </w:p>
-        </w:tc>
-      </w:tr>
-      <w:tr>
-        <w:tc>
-          <w:tcPr>
-            <w:tcW w:type="dxa" w:w="2880"/>
-          </w:tcPr>
-          <w:p>
-            <w:r>
-              <w:rPr>
-                <w:sz w:val="24"/>
-              </w:rPr>
-            </w:r>
-            <w:r>
-              <w:rPr>
-                <w:rFonts w:ascii="Times New Roman" w:hAnsi="Times New Roman" w:eastAsia="Times New Roman"/>
-                <w:b w:val="0"/>
-                <w:i w:val="0"/>
-                <w:sz w:val="24"/>
-              </w:rPr>
-              <w:t>Manual approval beta request</w:t>
-            </w:r>
-          </w:p>
-        </w:tc>
-        <w:tc>
-          <w:tcPr>
-            <w:tcW w:type="dxa" w:w="2880"/>
-          </w:tcPr>
-          <w:p>
-            <w:r>
-              <w:rPr>
-                <w:sz w:val="24"/>
-              </w:rPr>
-            </w:r>
-            <w:r>
-              <w:rPr>
-                <w:rFonts w:ascii="Times New Roman" w:hAnsi="Times New Roman" w:eastAsia="Times New Roman"/>
-                <w:b w:val="0"/>
-                <w:i w:val="0"/>
-                <w:sz w:val="24"/>
-              </w:rPr>
-              <w:t>Admin nền tảng là bottleneck</w:t>
-            </w:r>
-          </w:p>
-        </w:tc>
-        <w:tc>
-          <w:tcPr>
-            <w:tcW w:type="dxa" w:w="2880"/>
-          </w:tcPr>
-          <w:p>
-            <w:r>
-              <w:rPr>
-                <w:sz w:val="24"/>
-              </w:rPr>
-            </w:r>
-            <w:r>
-              <w:rPr>
-                <w:rFonts w:ascii="Times New Roman" w:hAnsi="Times New Roman" w:eastAsia="Times New Roman"/>
-                <w:b w:val="0"/>
-                <w:i w:val="0"/>
-                <w:sz w:val="24"/>
-              </w:rPr>
-              <w:t>Acceptable scale ≤20 tenant; auto-approval rule kế hoạch sau beta</w:t>
-            </w:r>
-          </w:p>
-        </w:tc>
-      </w:tr>
-      <w:tr>
-        <w:tc>
-          <w:tcPr>
-            <w:tcW w:type="dxa" w:w="2880"/>
-          </w:tcPr>
-          <w:p>
-            <w:r>
-              <w:rPr>
-                <w:sz w:val="24"/>
-              </w:rPr>
-            </w:r>
-            <w:r>
-              <w:rPr>
-                <w:rFonts w:ascii="Times New Roman" w:hAnsi="Times New Roman" w:eastAsia="Times New Roman"/>
-                <w:b w:val="0"/>
-                <w:i w:val="0"/>
-                <w:sz w:val="24"/>
-              </w:rPr>
-              <w:t>RabbitMQ self-hosted EC2</w:t>
-            </w:r>
-          </w:p>
-        </w:tc>
-        <w:tc>
-          <w:tcPr>
-            <w:tcW w:type="dxa" w:w="2880"/>
-          </w:tcPr>
-          <w:p>
-            <w:r>
-              <w:rPr>
-                <w:sz w:val="24"/>
-              </w:rPr>
-            </w:r>
-            <w:r>
-              <w:rPr>
-                <w:rFonts w:ascii="Times New Roman" w:hAnsi="Times New Roman" w:eastAsia="Times New Roman"/>
-                <w:b w:val="0"/>
-                <w:i w:val="0"/>
-                <w:sz w:val="24"/>
-              </w:rPr>
-              <w:t>Memory cap 256 MB; restart có thể mất in-flight message</w:t>
-            </w:r>
-          </w:p>
-        </w:tc>
-        <w:tc>
-          <w:tcPr>
-            <w:tcW w:type="dxa" w:w="2880"/>
-          </w:tcPr>
-          <w:p>
-            <w:r>
-              <w:rPr>
-                <w:sz w:val="24"/>
-              </w:rPr>
-            </w:r>
-            <w:r>
-              <w:rPr>
-                <w:rFonts w:ascii="Times New Roman" w:hAnsi="Times New Roman" w:eastAsia="Times New Roman"/>
-                <w:b w:val="0"/>
-                <w:i w:val="0"/>
-                <w:sz w:val="24"/>
-              </w:rPr>
-              <w:t>Outbox pattern đảm bảo at-least-once delivery; missed message thì retry</w:t>
-            </w:r>
-          </w:p>
-        </w:tc>
-      </w:tr>
-    </w:tbl>
-    <w:p/>
-    <w:p>
-      <w:pPr>
-        <w:pStyle w:val="Heading3"/>
-      </w:pPr>
-      <w:r>
-        <w:rPr>
-          <w:rFonts w:ascii="Times New Roman" w:hAnsi="Times New Roman" w:eastAsia="Times New Roman"/>
-          <w:b/>
-          <w:color w:val="000000"/>
-          <w:sz w:val="28"/>
-        </w:rPr>
-        <w:t>4.4.4 Bài học rút ra</w:t>
-      </w:r>
-    </w:p>
-    <w:p>
-      <w:pPr>
-        <w:spacing w:line="288" w:lineRule="auto"/>
-        <w:ind w:firstLine="567"/>
-        <w:jc w:val="both"/>
-      </w:pPr>
-      <w:r>
-        <w:rPr>
-          <w:rFonts w:ascii="Times New Roman" w:hAnsi="Times New Roman" w:eastAsia="Times New Roman"/>
-          <w:b w:val="0"/>
-          <w:i w:val="0"/>
-          <w:sz w:val="26"/>
-        </w:rPr>
-        <w:t>Ba bài học sơ bộ rút ra từ quá trình phát triển (sẽ được hoàn thiện trong Kết luận chương cuối sau khi nhóm tenant thử nghiệm cung cấp feedback định lượng): outside-in audit pattern chứng tỏ hiệu quả khi persona simulation kết hợp benchmark và failure-mode matrix giúp catch design gap mà brainstorm inside-out thường bỏ sót; Outbox Pattern kết hợp fast-path cân bằng tốt latency và reliability nhờ happy-path publish trực tiếp tới RMQ và dispatcher catch-up khi recovery; và lựa chọn AWS Singapore đã được risk-managed theo lộ trình migrate sang VN cloud trước giai đoạn vận hành chính thức (cần ~2-3 tuần và counsel approval).</w:t>
-      </w:r>
-    </w:p>
-    <w:p>
-      <w:pPr>
-        <w:pStyle w:val="Heading3"/>
-      </w:pPr>
-      <w:r>
-        <w:rPr>
-          <w:rFonts w:ascii="Times New Roman" w:hAnsi="Times New Roman" w:eastAsia="Times New Roman"/>
-          <w:b/>
-          <w:color w:val="000000"/>
-          <w:sz w:val="28"/>
-        </w:rPr>
-        <w:t>4.4.5 Định hướng tương lai</w:t>
-      </w:r>
-    </w:p>
-    <w:p>
-      <w:pPr>
-        <w:spacing w:before="120" w:after="120"/>
-        <w:jc w:val="center"/>
-      </w:pPr>
-      <w:r>
-        <w:drawing>
-          <wp:inline xmlns:a="http://schemas.openxmlformats.org/drawingml/2006/main" xmlns:pic="http://schemas.openxmlformats.org/drawingml/2006/picture">
-            <wp:extent cx="5040000" cy="2934247"/>
-            <wp:docPr id="28" name="Picture 28"/>
-            <wp:cNvGraphicFramePr>
-              <a:graphicFrameLocks noChangeAspect="1"/>
-            </wp:cNvGraphicFramePr>
-            <a:graphic>
-              <a:graphicData uri="http://schemas.openxmlformats.org/drawingml/2006/picture">
-                <pic:pic>
-                  <pic:nvPicPr>
-                    <pic:cNvPr id="0" name="mermaid-4d4882551b8b02b8.png"/>
-                    <pic:cNvPicPr/>
-                  </pic:nvPicPr>
-                  <pic:blipFill>
-                    <a:blip r:embed="rId36"/>
-                    <a:stretch>
-                      <a:fillRect/>
-                    </a:stretch>
-                  </pic:blipFill>
-                  <pic:spPr>
-                    <a:xfrm>
-                      <a:off x="0" y="0"/>
-                      <a:ext cx="5040000" cy="2934247"/>
-                    </a:xfrm>
-                    <a:prstGeom prst="rect"/>
-                  </pic:spPr>
-                </pic:pic>
-              </a:graphicData>
-            </a:graphic>
-          </wp:inline>
-        </w:drawing>
-      </w:r>
-    </w:p>
-    <w:p>
-      <w:pPr>
-        <w:spacing w:before="120" w:after="240"/>
-        <w:jc w:val="center"/>
-      </w:pPr>
-      <w:r>
-        <w:rPr>
-          <w:rFonts w:ascii="Times New Roman" w:hAnsi="Times New Roman" w:eastAsia="Times New Roman"/>
-          <w:b/>
-          <w:sz w:val="26"/>
-        </w:rPr>
-        <w:t>Hình 4.5</w:t>
-      </w:r>
-      <w:r>
-        <w:fldChar w:fldCharType="begin"/>
-        <w:instrText xml:space="preserve"> SEQ Figure \* ARABIC </w:instrText>
-        <w:fldChar w:fldCharType="separate"/>
-        <w:t>1</w:t>
-        <w:fldChar w:fldCharType="end"/>
-      </w:r>
-      <w:r>
-        <w:rPr>
-          <w:rFonts w:ascii="Times New Roman" w:hAnsi="Times New Roman" w:eastAsia="Times New Roman"/>
-          <w:sz w:val="26"/>
-        </w:rPr>
-        <w:t>. Gantt timeline định hướng phát triển sau giai đoạn thử nghiệm</w:t>
-      </w:r>
-    </w:p>
-    <w:p>
-      <w:r>
-        <w:br w:type="page"/>
-      </w:r>
-    </w:p>
-    <w:p>
-      <w:pPr>
         <w:pStyle w:val="Heading1"/>
-        <w:spacing w:after="360"/>
         <w:jc w:val="center"/>
       </w:pPr>
       <w:r>
@@ -33799,212 +27429,6 @@
           <w:color w:val="000000"/>
           <w:sz w:val="36"/>
         </w:rPr>
-        <w:t>KẾT LUẬN VÀ KIẾN NGHỊ</w:t>
-      </w:r>
-    </w:p>
-    <w:p>
-      <w:pPr>
-        <w:pStyle w:val="Heading2"/>
-      </w:pPr>
-      <w:r>
-        <w:rPr>
-          <w:rFonts w:ascii="Times New Roman" w:hAnsi="Times New Roman" w:eastAsia="Times New Roman"/>
-          <w:b/>
-          <w:color w:val="000000"/>
-          <w:sz w:val="32"/>
-        </w:rPr>
-        <w:t>1. Tổng kết kết quả đạt được</w:t>
-      </w:r>
-    </w:p>
-    <w:p>
-      <w:pPr>
-        <w:spacing w:line="288" w:lineRule="auto"/>
-        <w:ind w:firstLine="567"/>
-        <w:jc w:val="both"/>
-      </w:pPr>
-      <w:r>
-        <w:rPr>
-          <w:rFonts w:ascii="Times New Roman" w:hAnsi="Times New Roman" w:eastAsia="Times New Roman"/>
-          <w:b w:val="0"/>
-          <w:i w:val="0"/>
-          <w:sz w:val="26"/>
-        </w:rPr>
-        <w:t>Đồ án đã hoàn thành các mục tiêu đặt ra ban đầu trong phạm vi giai đoạn thử nghiệm tenant của nền tảng KiteHub. Cụ thể, hệ thống được triển khai trên AWS Singapore Free Tier với kiến trúc multi-tenant single-bucket RLS-protected, 7 microservice cùng 2 ứng dụng frontend, đảm bảo tuân thủ các yêu cầu pháp lý Việt Nam (PDPL 2023, Luật An ninh mạng 2018, Thông tư 78/2021/TT-BTC).</w:t>
-      </w:r>
-    </w:p>
-    <w:p>
-      <w:pPr>
-        <w:spacing w:line="288" w:lineRule="auto"/>
-        <w:ind w:firstLine="567"/>
-        <w:jc w:val="both"/>
-      </w:pPr>
-      <w:r>
-        <w:rPr>
-          <w:rFonts w:ascii="Times New Roman" w:hAnsi="Times New Roman" w:eastAsia="Times New Roman"/>
-          <w:b w:val="0"/>
-          <w:i w:val="0"/>
-          <w:sz w:val="26"/>
-        </w:rPr>
-        <w:t>Các pattern kiến trúc cốt lõi đã được hiện thực hóa qua 5 đoạn code đại diện (JWT authentication tại Gateway, Row-Level Security cho multi-tenant query, Outbox Pattern cho email dispatch, REST API 3-tier cho beta access, Next.js App Router page) — tất cả đều được kiểm thử qua bộ unit test + integration test, đáp ứng tỉ lệ coverage tối thiểu yêu cầu cho production-ready.</w:t>
-      </w:r>
-    </w:p>
-    <w:p>
-      <w:pPr>
-        <w:spacing w:line="288" w:lineRule="auto"/>
-        <w:ind w:firstLine="567"/>
-        <w:jc w:val="both"/>
-      </w:pPr>
-      <w:r>
-        <w:rPr>
-          <w:rFonts w:ascii="Times New Roman" w:hAnsi="Times New Roman" w:eastAsia="Times New Roman"/>
-          <w:b w:val="0"/>
-          <w:i w:val="0"/>
-          <w:sz w:val="26"/>
-        </w:rPr>
-        <w:t>Toàn bộ mã nguồn dự án được công bố tại kho lưu trữ công khai trên GitHub: https://github.com/VictorAurelius/2026-Kite-Class-Platform — bao gồm các thành phần kitehub/ (6 microservice nền tảng + frontend), kiteclass/ (dịch vụ nghiệp vụ tenant), infrastructure/ (cấu hình hạ tầng Terraform), và documents/ (tài liệu thiết kế + audit). Người đọc có thể tham khảo trực tiếp mã nguồn để đối chiếu với các pattern và đoạn code trình bày trong báo cáo.</w:t>
-      </w:r>
-    </w:p>
-    <w:p>
-      <w:pPr>
-        <w:pStyle w:val="Heading2"/>
-      </w:pPr>
-      <w:r>
-        <w:rPr>
-          <w:rFonts w:ascii="Times New Roman" w:hAnsi="Times New Roman" w:eastAsia="Times New Roman"/>
-          <w:b/>
-          <w:color w:val="000000"/>
-          <w:sz w:val="32"/>
-        </w:rPr>
-        <w:t>2. Hạn chế</w:t>
-      </w:r>
-    </w:p>
-    <w:p>
-      <w:pPr>
-        <w:pStyle w:val="ListBullet"/>
-        <w:spacing w:line="288" w:lineRule="auto"/>
-        <w:ind w:left="850" w:hanging="283"/>
-      </w:pPr>
-      <w:r>
-        <w:rPr>
-          <w:rFonts w:ascii="Times New Roman" w:hAnsi="Times New Roman" w:eastAsia="Times New Roman"/>
-          <w:b w:val="0"/>
-          <w:i w:val="0"/>
-          <w:sz w:val="26"/>
-        </w:rPr>
-        <w:t>Phạm vi giai đoạn thử nghiệm tenant chỉ phục vụ 3 persona tenant (Solo Teacher, Center Owner, Center Manager); persona K-12 Parent + Student được hoãn sang giai đoạn K-12 expansion do yêu cầu DPO + DPIA bổ sung theo PDPL.</w:t>
-      </w:r>
-    </w:p>
-    <w:p>
-      <w:pPr>
-        <w:pStyle w:val="ListBullet"/>
-        <w:spacing w:line="288" w:lineRule="auto"/>
-        <w:ind w:left="850" w:hanging="283"/>
-      </w:pPr>
-      <w:r>
-        <w:rPr>
-          <w:rFonts w:ascii="Times New Roman" w:hAnsi="Times New Roman" w:eastAsia="Times New Roman"/>
-          <w:b w:val="0"/>
-          <w:i w:val="0"/>
-          <w:sz w:val="26"/>
-        </w:rPr>
-        <w:t>Một số KPI thực tế (Time to First Value, Daily Active Users, Monthly Recurring Revenue) chưa có số liệu thực tế do beta cohort 7-10 tenant đang trong giai đoạn triển khai 9 tuần.</w:t>
-      </w:r>
-    </w:p>
-    <w:p>
-      <w:pPr>
-        <w:pStyle w:val="ListBullet"/>
-        <w:spacing w:line="288" w:lineRule="auto"/>
-        <w:ind w:left="850" w:hanging="283"/>
-      </w:pPr>
-      <w:r>
-        <w:rPr>
-          <w:rFonts w:ascii="Times New Roman" w:hAnsi="Times New Roman" w:eastAsia="Times New Roman"/>
-          <w:b w:val="0"/>
-          <w:i w:val="0"/>
-          <w:sz w:val="26"/>
-        </w:rPr>
-        <w:t>AI Branding mới được tích hợp ở mức MVP với 1 nhà cung cấp (Replicate Stable Diffusion XL); các phương án multi-vendor failover sẽ được triển khai trong giai đoạn production.</w:t>
-      </w:r>
-    </w:p>
-    <w:p>
-      <w:pPr>
-        <w:pStyle w:val="Heading2"/>
-      </w:pPr>
-      <w:r>
-        <w:rPr>
-          <w:rFonts w:ascii="Times New Roman" w:hAnsi="Times New Roman" w:eastAsia="Times New Roman"/>
-          <w:b/>
-          <w:color w:val="000000"/>
-          <w:sz w:val="32"/>
-        </w:rPr>
-        <w:t>3. Hướng phát triển tiếp theo</w:t>
-      </w:r>
-    </w:p>
-    <w:p>
-      <w:pPr>
-        <w:pStyle w:val="ListBullet"/>
-        <w:spacing w:line="288" w:lineRule="auto"/>
-        <w:ind w:left="850" w:hanging="283"/>
-      </w:pPr>
-      <w:r>
-        <w:rPr>
-          <w:rFonts w:ascii="Times New Roman" w:hAnsi="Times New Roman" w:eastAsia="Times New Roman"/>
-          <w:b w:val="0"/>
-          <w:i w:val="0"/>
-          <w:sz w:val="26"/>
-        </w:rPr>
-        <w:t>Giai đoạn trả phí (paid tier): tích hợp thanh toán (VNPay, MoMo), partnership MISA MeInvoice cho hóa đơn điện tử theo Thông tư 78/2021/TT-BTC, mở rộng tenant cohort beta lên 30-50 trung tâm.</w:t>
-      </w:r>
-    </w:p>
-    <w:p>
-      <w:pPr>
-        <w:pStyle w:val="ListBullet"/>
-        <w:spacing w:line="288" w:lineRule="auto"/>
-        <w:ind w:left="850" w:hanging="283"/>
-      </w:pPr>
-      <w:r>
-        <w:rPr>
-          <w:rFonts w:ascii="Times New Roman" w:hAnsi="Times New Roman" w:eastAsia="Times New Roman"/>
-          <w:b w:val="0"/>
-          <w:i w:val="0"/>
-          <w:sz w:val="26"/>
-        </w:rPr>
-        <w:t>Giai đoạn vận hành chính thức: kiến trúc đa-region (Singapore + Hà Nội data localization Việt Nam theo Nghị định 53/2022), AI Quality Gate phiên bản nâng cao với multi-vendor failover, mobile app native iOS + Android.</w:t>
-      </w:r>
-    </w:p>
-    <w:p>
-      <w:pPr>
-        <w:pStyle w:val="ListBullet"/>
-        <w:spacing w:line="288" w:lineRule="auto"/>
-        <w:ind w:left="850" w:hanging="283"/>
-      </w:pPr>
-      <w:r>
-        <w:rPr>
-          <w:rFonts w:ascii="Times New Roman" w:hAnsi="Times New Roman" w:eastAsia="Times New Roman"/>
-          <w:b w:val="0"/>
-          <w:i w:val="0"/>
-          <w:sz w:val="26"/>
-        </w:rPr>
-        <w:t>Giai đoạn mở rộng K-12: mở rộng sang persona trường công lập với DPO chính thức + DPIA cho dữ liệu trẻ em theo Luật Bảo vệ Dữ liệu Cá nhân Điều 26.</w:t>
-      </w:r>
-    </w:p>
-    <w:p>
-      <w:r>
-        <w:br w:type="page"/>
-      </w:r>
-    </w:p>
-    <w:p>
-      <w:pPr>
-        <w:pStyle w:val="Heading1"/>
-        <w:jc w:val="center"/>
-      </w:pPr>
-      <w:r>
-        <w:rPr>
-          <w:rFonts w:ascii="Times New Roman" w:hAnsi="Times New Roman" w:eastAsia="Times New Roman"/>
-          <w:b/>
-          <w:color w:val="000000"/>
-          <w:sz w:val="36"/>
-        </w:rPr>
         <w:t>TÀI LIỆU THAM KHẢO</w:t>
       </w:r>
     </w:p>
@@ -35815,7 +29239,7 @@
       </w:r>
     </w:p>
     <w:sectPr>
-      <w:headerReference w:type="default" r:id="rId40"/>
+      <w:headerReference w:type="default" r:id="rId37"/>
       <w:pgSz w:w="11906" w:h="16838"/>
       <w:pgMar w:top="1417" w:right="1134" w:bottom="1417" w:left="1701" w:header="720" w:footer="720" w:gutter="283"/>
       <w:cols w:space="720"/>

--- a/documents/08-thesis/thesis-v1.docx
+++ b/documents/08-thesis/thesis-v1.docx
@@ -15946,7 +15946,7 @@
           <w:rFonts w:ascii="Times New Roman" w:hAnsi="Times New Roman" w:eastAsia="Times New Roman"/>
           <w:sz w:val="26"/>
         </w:rPr>
-        <w:t>. ERD high-level — quan hệ giữa các entity chính (`CLASSES` = bảng `class`/lớp học; rename để tránh xung đột với từ khóa `class` reserved trong cú pháp Mermaid erDiagram)</w:t>
+        <w:t>. Sơ đồ ERD high-level mô tả quan hệ giữa các entity chính trong hệ thống</w:t>
       </w:r>
     </w:p>
     <w:p>
@@ -24356,7 +24356,7 @@
           <w:rFonts w:ascii="Times New Roman" w:hAnsi="Times New Roman" w:eastAsia="Times New Roman"/>
           <w:sz w:val="26"/>
         </w:rPr>
-        <w:t>. Luồng khám phá và kích hoạt tenant — bốn bước nối tiếp. (a) Trang chủ marketing KiteHub (`kitehub.me/`) với hero và CTA "Yêu cầu truy cập Beta" → (b) Wizard đăng ký yêu cầu beta giai đoạn 1 (`/auth/request-beta-access`) với form 4 trường tối thiểu → (c) Trang xác nhận provisioning tenant thành công sau khi nhập claim code 6 chữ số → (d) Dashboard chính của Chủ trung tâm sau lần đăng nhập đầu tiên với 3 KPI card và onboarding checklist 5 bước</w:t>
+        <w:t>. Luồng khám phá và kích hoạt tenant qua bốn bước nối tiếp từ trang chủ marketing đến dashboard sau đăng nhập đầu tiên</w:t>
       </w:r>
     </w:p>
     <w:p>
@@ -24636,7 +24636,7 @@
           <w:rFonts w:ascii="Times New Roman" w:hAnsi="Times New Roman" w:eastAsia="Times New Roman"/>
           <w:sz w:val="26"/>
         </w:rPr>
-        <w:t>. Luồng vận hành nghiệp vụ thường nhật — hai chức năng cốt lõi. (a) Giao diện quản lý lớp học với filter, bulk actions và CTA tạo lớp mới → (b) Giao diện tạo hóa đơn với định dạng VND, preview realtime và các kênh gửi qua email và Zalo</w:t>
+        <w:t>. Luồng vận hành nghiệp vụ thường nhật gồm giao diện quản lý lớp học và giao diện tạo hóa đơn với định dạng VND</w:t>
       </w:r>
     </w:p>
     <w:p>
@@ -24826,7 +24826,7 @@
           <w:rFonts w:ascii="Times New Roman" w:hAnsi="Times New Roman" w:eastAsia="Times New Roman"/>
           <w:sz w:val="26"/>
         </w:rPr>
-        <w:t>. Luồng điều hành Admin nền tảng — hai công cụ điều hành chính. (a) Preview template email "Beta access approved" với tùy chỉnh biến và rendering desktop/mobile → (b) Trang audit log immutable tuân thủ PDPL Article 11 tamper-proof với filter combo theo loại hành động, admin user và khoảng thời gian</w:t>
+        <w:t>. Luồng điều hành Admin nền tảng với preview template email và trang audit log immutable tuân thủ PDPL Article 11</w:t>
       </w:r>
     </w:p>
     <w:p>

--- a/documents/08-thesis/thesis-v1.docx
+++ b/documents/08-thesis/thesis-v1.docx
@@ -11510,7 +11510,7 @@
       <w:r>
         <w:drawing>
           <wp:inline xmlns:a="http://schemas.openxmlformats.org/drawingml/2006/main" xmlns:pic="http://schemas.openxmlformats.org/drawingml/2006/picture">
-            <wp:extent cx="5040000" cy="1315838"/>
+            <wp:extent cx="5760000" cy="1503815"/>
             <wp:docPr id="7" name="Picture 7"/>
             <wp:cNvGraphicFramePr>
               <a:graphicFrameLocks noChangeAspect="1"/>
@@ -11531,7 +11531,7 @@
                   <pic:spPr>
                     <a:xfrm>
                       <a:off x="0" y="0"/>
-                      <a:ext cx="5040000" cy="1315838"/>
+                      <a:ext cx="5760000" cy="1503815"/>
                     </a:xfrm>
                     <a:prstGeom prst="rect"/>
                   </pic:spPr>
@@ -11678,7 +11678,7 @@
       <w:r>
         <w:drawing>
           <wp:inline xmlns:a="http://schemas.openxmlformats.org/drawingml/2006/main" xmlns:pic="http://schemas.openxmlformats.org/drawingml/2006/picture">
-            <wp:extent cx="5040000" cy="3326835"/>
+            <wp:extent cx="5760000" cy="3802097"/>
             <wp:docPr id="8" name="Picture 8"/>
             <wp:cNvGraphicFramePr>
               <a:graphicFrameLocks noChangeAspect="1"/>
@@ -11699,7 +11699,7 @@
                   <pic:spPr>
                     <a:xfrm>
                       <a:off x="0" y="0"/>
-                      <a:ext cx="5040000" cy="3326835"/>
+                      <a:ext cx="5760000" cy="3802097"/>
                     </a:xfrm>
                     <a:prstGeom prst="rect"/>
                   </pic:spPr>
@@ -14859,7 +14859,7 @@
       <w:r>
         <w:drawing>
           <wp:inline xmlns:a="http://schemas.openxmlformats.org/drawingml/2006/main" xmlns:pic="http://schemas.openxmlformats.org/drawingml/2006/picture">
-            <wp:extent cx="5040000" cy="6960000"/>
+            <wp:extent cx="5400000" cy="7457143"/>
             <wp:docPr id="9" name="Picture 9"/>
             <wp:cNvGraphicFramePr>
               <a:graphicFrameLocks noChangeAspect="1"/>
@@ -14880,7 +14880,7 @@
                   <pic:spPr>
                     <a:xfrm>
                       <a:off x="0" y="0"/>
-                      <a:ext cx="5040000" cy="6960000"/>
+                      <a:ext cx="5400000" cy="7457143"/>
                     </a:xfrm>
                     <a:prstGeom prst="rect"/>
                   </pic:spPr>
@@ -15523,7 +15523,7 @@
       <w:r>
         <w:drawing>
           <wp:inline xmlns:a="http://schemas.openxmlformats.org/drawingml/2006/main" xmlns:pic="http://schemas.openxmlformats.org/drawingml/2006/picture">
-            <wp:extent cx="5040000" cy="3656643"/>
+            <wp:extent cx="5400000" cy="3917832"/>
             <wp:docPr id="10" name="Picture 10"/>
             <wp:cNvGraphicFramePr>
               <a:graphicFrameLocks noChangeAspect="1"/>
@@ -15544,7 +15544,7 @@
                   <pic:spPr>
                     <a:xfrm>
                       <a:off x="0" y="0"/>
-                      <a:ext cx="5040000" cy="3656643"/>
+                      <a:ext cx="5400000" cy="3917832"/>
                     </a:xfrm>
                     <a:prstGeom prst="rect"/>
                   </pic:spPr>
@@ -15703,7 +15703,7 @@
       <w:r>
         <w:drawing>
           <wp:inline xmlns:a="http://schemas.openxmlformats.org/drawingml/2006/main" xmlns:pic="http://schemas.openxmlformats.org/drawingml/2006/picture">
-            <wp:extent cx="5040000" cy="9352441"/>
+            <wp:extent cx="4268062" cy="7920000"/>
             <wp:docPr id="11" name="Picture 11"/>
             <wp:cNvGraphicFramePr>
               <a:graphicFrameLocks noChangeAspect="1"/>
@@ -15724,7 +15724,7 @@
                   <pic:spPr>
                     <a:xfrm>
                       <a:off x="0" y="0"/>
-                      <a:ext cx="5040000" cy="9352441"/>
+                      <a:ext cx="4268062" cy="7920000"/>
                     </a:xfrm>
                     <a:prstGeom prst="rect"/>
                   </pic:spPr>
@@ -15889,7 +15889,7 @@
       <w:r>
         <w:drawing>
           <wp:inline xmlns:a="http://schemas.openxmlformats.org/drawingml/2006/main" xmlns:pic="http://schemas.openxmlformats.org/drawingml/2006/picture">
-            <wp:extent cx="5040000" cy="2275504"/>
+            <wp:extent cx="5760000" cy="2600576"/>
             <wp:docPr id="12" name="Picture 12"/>
             <wp:cNvGraphicFramePr>
               <a:graphicFrameLocks noChangeAspect="1"/>
@@ -15910,7 +15910,7 @@
                   <pic:spPr>
                     <a:xfrm>
                       <a:off x="0" y="0"/>
-                      <a:ext cx="5040000" cy="2275504"/>
+                      <a:ext cx="5760000" cy="2600576"/>
                     </a:xfrm>
                     <a:prstGeom prst="rect"/>
                   </pic:spPr>
@@ -16093,7 +16093,7 @@
       <w:r>
         <w:drawing>
           <wp:inline xmlns:a="http://schemas.openxmlformats.org/drawingml/2006/main" xmlns:pic="http://schemas.openxmlformats.org/drawingml/2006/picture">
-            <wp:extent cx="5040000" cy="2673062"/>
+            <wp:extent cx="5760000" cy="3054927"/>
             <wp:docPr id="13" name="Picture 13"/>
             <wp:cNvGraphicFramePr>
               <a:graphicFrameLocks noChangeAspect="1"/>
@@ -16114,7 +16114,7 @@
                   <pic:spPr>
                     <a:xfrm>
                       <a:off x="0" y="0"/>
-                      <a:ext cx="5040000" cy="2673062"/>
+                      <a:ext cx="5760000" cy="3054927"/>
                     </a:xfrm>
                     <a:prstGeom prst="rect"/>
                   </pic:spPr>
@@ -16261,7 +16261,7 @@
       <w:r>
         <w:drawing>
           <wp:inline xmlns:a="http://schemas.openxmlformats.org/drawingml/2006/main" xmlns:pic="http://schemas.openxmlformats.org/drawingml/2006/picture">
-            <wp:extent cx="5040000" cy="6294158"/>
+            <wp:extent cx="5400000" cy="6743740"/>
             <wp:docPr id="14" name="Picture 14"/>
             <wp:cNvGraphicFramePr>
               <a:graphicFrameLocks noChangeAspect="1"/>
@@ -16282,7 +16282,7 @@
                   <pic:spPr>
                     <a:xfrm>
                       <a:off x="0" y="0"/>
-                      <a:ext cx="5040000" cy="6294158"/>
+                      <a:ext cx="5400000" cy="6743740"/>
                     </a:xfrm>
                     <a:prstGeom prst="rect"/>
                   </pic:spPr>
@@ -25121,7 +25121,7 @@
       <w:r>
         <w:drawing>
           <wp:inline xmlns:a="http://schemas.openxmlformats.org/drawingml/2006/main" xmlns:pic="http://schemas.openxmlformats.org/drawingml/2006/picture">
-            <wp:extent cx="5040000" cy="9020870"/>
+            <wp:extent cx="4424939" cy="7920000"/>
             <wp:docPr id="23" name="Picture 23"/>
             <wp:cNvGraphicFramePr>
               <a:graphicFrameLocks noChangeAspect="1"/>
@@ -25142,7 +25142,7 @@
                   <pic:spPr>
                     <a:xfrm>
                       <a:off x="0" y="0"/>
-                      <a:ext cx="5040000" cy="9020870"/>
+                      <a:ext cx="4424939" cy="7920000"/>
                     </a:xfrm>
                     <a:prstGeom prst="rect"/>
                   </pic:spPr>
@@ -25578,7 +25578,7 @@
       <w:r>
         <w:drawing>
           <wp:inline xmlns:a="http://schemas.openxmlformats.org/drawingml/2006/main" xmlns:pic="http://schemas.openxmlformats.org/drawingml/2006/picture">
-            <wp:extent cx="5040000" cy="5244199"/>
+            <wp:extent cx="5400000" cy="5618785"/>
             <wp:docPr id="24" name="Picture 24"/>
             <wp:cNvGraphicFramePr>
               <a:graphicFrameLocks noChangeAspect="1"/>
@@ -25599,7 +25599,7 @@
                   <pic:spPr>
                     <a:xfrm>
                       <a:off x="0" y="0"/>
-                      <a:ext cx="5040000" cy="5244199"/>
+                      <a:ext cx="5400000" cy="5618785"/>
                     </a:xfrm>
                     <a:prstGeom prst="rect"/>
                   </pic:spPr>
@@ -26132,7 +26132,7 @@
       <w:r>
         <w:drawing>
           <wp:inline xmlns:a="http://schemas.openxmlformats.org/drawingml/2006/main" xmlns:pic="http://schemas.openxmlformats.org/drawingml/2006/picture">
-            <wp:extent cx="5040000" cy="2149889"/>
+            <wp:extent cx="5760000" cy="2457015"/>
             <wp:docPr id="25" name="Picture 25"/>
             <wp:cNvGraphicFramePr>
               <a:graphicFrameLocks noChangeAspect="1"/>
@@ -26153,7 +26153,7 @@
                   <pic:spPr>
                     <a:xfrm>
                       <a:off x="0" y="0"/>
-                      <a:ext cx="5040000" cy="2149889"/>
+                      <a:ext cx="5760000" cy="2457015"/>
                     </a:xfrm>
                     <a:prstGeom prst="rect"/>
                   </pic:spPr>

--- a/documents/08-thesis/thesis-v1.docx
+++ b/documents/08-thesis/thesis-v1.docx
@@ -984,22 +984,6 @@
           <w:i w:val="0"/>
           <w:sz w:val="26"/>
         </w:rPr>
-        <w:t>Bên cạnh đó, em xin gửi lời cảm ơn chân thành đến quý thầy cô trong Bộ môn Công nghệ phần mềm và toàn thể giảng viên Khoa Công nghệ thông tin đã nhiệt tình giảng dạy, chia sẻ kinh nghiệm chuyên môn trong suốt bốn năm học, qua đó giúp em xây dựng được tư duy kỹ thuật vững vàng và phương pháp tiếp cận vấn đề có hệ thống — những phẩm chất thiết yếu cho hành trình phát triển nghề nghiệp sau này.</w:t>
-      </w:r>
-    </w:p>
-    <w:p>
-      <w:pPr>
-        <w:spacing w:line="288" w:lineRule="auto"/>
-        <w:ind w:firstLine="567"/>
-        <w:jc w:val="both"/>
-      </w:pPr>
-      <w:r>
-        <w:rPr>
-          <w:rFonts w:ascii="Times New Roman" w:hAnsi="Times New Roman" w:eastAsia="Times New Roman"/>
-          <w:b w:val="0"/>
-          <w:i w:val="0"/>
-          <w:sz w:val="26"/>
-        </w:rPr>
         <w:t>Cuối cùng, em xin gửi lời cảm ơn sâu sắc tới gia đình, bạn bè và những người thân đã luôn quan tâm, động viên và hỗ trợ em cả về tinh thần lẫn vật chất trong suốt thời gian học tập và thực hiện đồ án. Mặc dù đã rất cố gắng, song do thời gian và kinh nghiệm thực tiễn còn hạn chế, đồ án không tránh khỏi những thiếu sót; em rất mong nhận được sự đóng góp ý kiến từ quý thầy cô để đồ án được hoàn thiện hơn. Em xin chân thành cảm ơn!</w:t>
       </w:r>
     </w:p>
@@ -1112,7 +1096,7 @@
       </w:pPr>
       <w:r>
         <w:fldChar w:fldCharType="begin"/>
-        <w:instrText xml:space="preserve">TOC \h \z \c "Figure"</w:instrText>
+        <w:instrText xml:space="preserve">TOC \h \z \t "Hình Caption,1"</w:instrText>
         <w:fldChar w:fldCharType="end"/>
       </w:r>
     </w:p>
@@ -1142,7 +1126,7 @@
       </w:pPr>
       <w:r>
         <w:fldChar w:fldCharType="begin"/>
-        <w:instrText xml:space="preserve">TOC \h \z \c "Table"</w:instrText>
+        <w:instrText xml:space="preserve">TOC \h \z \t "Bảng Caption,1"</w:instrText>
         <w:fldChar w:fldCharType="end"/>
       </w:r>
     </w:p>
@@ -3395,6 +3379,7 @@
     </w:p>
     <w:p>
       <w:pPr>
+        <w:pStyle w:val="HìnhCaption"/>
         <w:spacing w:before="120" w:after="240"/>
         <w:jc w:val="center"/>
       </w:pPr>
@@ -3405,13 +3390,6 @@
           <w:sz w:val="26"/>
         </w:rPr>
         <w:t>Hình 1.1</w:t>
-      </w:r>
-      <w:r>
-        <w:fldChar w:fldCharType="begin"/>
-        <w:instrText xml:space="preserve"> SEQ Figure \* ARABIC </w:instrText>
-        <w:fldChar w:fldCharType="separate"/>
-        <w:t>1</w:t>
-        <w:fldChar w:fldCharType="end"/>
       </w:r>
       <w:r>
         <w:rPr>
@@ -3534,6 +3512,7 @@
     </w:p>
     <w:p>
       <w:pPr>
+        <w:pStyle w:val="HìnhCaption"/>
         <w:spacing w:before="120" w:after="240"/>
         <w:jc w:val="center"/>
       </w:pPr>
@@ -3544,13 +3523,6 @@
           <w:sz w:val="26"/>
         </w:rPr>
         <w:t>Hình 1.2</w:t>
-      </w:r>
-      <w:r>
-        <w:fldChar w:fldCharType="begin"/>
-        <w:instrText xml:space="preserve"> SEQ Figure \* ARABIC </w:instrText>
-        <w:fldChar w:fldCharType="separate"/>
-        <w:t>1</w:t>
-        <w:fldChar w:fldCharType="end"/>
       </w:r>
       <w:r>
         <w:rPr>
@@ -3673,6 +3645,7 @@
     </w:p>
     <w:p>
       <w:pPr>
+        <w:pStyle w:val="HìnhCaption"/>
         <w:spacing w:before="120" w:after="240"/>
         <w:jc w:val="center"/>
       </w:pPr>
@@ -3683,13 +3656,6 @@
           <w:sz w:val="26"/>
         </w:rPr>
         <w:t>Hình 1.3</w:t>
-      </w:r>
-      <w:r>
-        <w:fldChar w:fldCharType="begin"/>
-        <w:instrText xml:space="preserve"> SEQ Figure \* ARABIC </w:instrText>
-        <w:fldChar w:fldCharType="separate"/>
-        <w:t>1</w:t>
-        <w:fldChar w:fldCharType="end"/>
       </w:r>
       <w:r>
         <w:rPr>
@@ -3812,6 +3778,7 @@
     </w:p>
     <w:p>
       <w:pPr>
+        <w:pStyle w:val="HìnhCaption"/>
         <w:spacing w:before="120" w:after="240"/>
         <w:jc w:val="center"/>
       </w:pPr>
@@ -3822,13 +3789,6 @@
           <w:sz w:val="26"/>
         </w:rPr>
         <w:t>Hình 1.4</w:t>
-      </w:r>
-      <w:r>
-        <w:fldChar w:fldCharType="begin"/>
-        <w:instrText xml:space="preserve"> SEQ Figure \* ARABIC </w:instrText>
-        <w:fldChar w:fldCharType="separate"/>
-        <w:t>1</w:t>
-        <w:fldChar w:fldCharType="end"/>
       </w:r>
       <w:r>
         <w:rPr>
@@ -3951,6 +3911,7 @@
     </w:p>
     <w:p>
       <w:pPr>
+        <w:pStyle w:val="HìnhCaption"/>
         <w:spacing w:before="120" w:after="240"/>
         <w:jc w:val="center"/>
       </w:pPr>
@@ -3961,13 +3922,6 @@
           <w:sz w:val="26"/>
         </w:rPr>
         <w:t>Hình 1.5</w:t>
-      </w:r>
-      <w:r>
-        <w:fldChar w:fldCharType="begin"/>
-        <w:instrText xml:space="preserve"> SEQ Figure \* ARABIC </w:instrText>
-        <w:fldChar w:fldCharType="separate"/>
-        <w:t>1</w:t>
-        <w:fldChar w:fldCharType="end"/>
       </w:r>
       <w:r>
         <w:rPr>
@@ -7427,6 +7381,7 @@
     </w:p>
     <w:p>
       <w:pPr>
+        <w:pStyle w:val="BảngCaption"/>
         <w:spacing w:before="120" w:after="240"/>
         <w:jc w:val="center"/>
       </w:pPr>
@@ -7437,13 +7392,6 @@
           <w:sz w:val="26"/>
         </w:rPr>
         <w:t>Bảng 2.1</w:t>
-      </w:r>
-      <w:r>
-        <w:fldChar w:fldCharType="begin"/>
-        <w:instrText xml:space="preserve"> SEQ Table \* ARABIC </w:instrText>
-        <w:fldChar w:fldCharType="separate"/>
-        <w:t>1</w:t>
-        <w:fldChar w:fldCharType="end"/>
       </w:r>
       <w:r>
         <w:rPr>
@@ -8461,6 +8409,7 @@
     </w:p>
     <w:p>
       <w:pPr>
+        <w:pStyle w:val="BảngCaption"/>
         <w:spacing w:before="120" w:after="240"/>
         <w:jc w:val="center"/>
       </w:pPr>
@@ -8471,13 +8420,6 @@
           <w:sz w:val="26"/>
         </w:rPr>
         <w:t>Bảng 2.2</w:t>
-      </w:r>
-      <w:r>
-        <w:fldChar w:fldCharType="begin"/>
-        <w:instrText xml:space="preserve"> SEQ Table \* ARABIC </w:instrText>
-        <w:fldChar w:fldCharType="separate"/>
-        <w:t>1</w:t>
-        <w:fldChar w:fldCharType="end"/>
       </w:r>
       <w:r>
         <w:rPr>
@@ -9987,6 +9929,7 @@
     </w:p>
     <w:p>
       <w:pPr>
+        <w:pStyle w:val="BảngCaption"/>
         <w:spacing w:before="120" w:after="240"/>
         <w:jc w:val="center"/>
       </w:pPr>
@@ -9997,13 +9940,6 @@
           <w:sz w:val="26"/>
         </w:rPr>
         <w:t>Bảng 2.3</w:t>
-      </w:r>
-      <w:r>
-        <w:fldChar w:fldCharType="begin"/>
-        <w:instrText xml:space="preserve"> SEQ Table \* ARABIC </w:instrText>
-        <w:fldChar w:fldCharType="separate"/>
-        <w:t>1</w:t>
-        <w:fldChar w:fldCharType="end"/>
       </w:r>
       <w:r>
         <w:rPr>
@@ -10777,6 +10713,7 @@
     </w:p>
     <w:p>
       <w:pPr>
+        <w:pStyle w:val="BảngCaption"/>
         <w:spacing w:before="120" w:after="240"/>
         <w:jc w:val="center"/>
       </w:pPr>
@@ -10787,13 +10724,6 @@
           <w:sz w:val="26"/>
         </w:rPr>
         <w:t>Bảng 2.4</w:t>
-      </w:r>
-      <w:r>
-        <w:fldChar w:fldCharType="begin"/>
-        <w:instrText xml:space="preserve"> SEQ Table \* ARABIC </w:instrText>
-        <w:fldChar w:fldCharType="separate"/>
-        <w:t>1</w:t>
-        <w:fldChar w:fldCharType="end"/>
       </w:r>
       <w:r>
         <w:rPr>
@@ -11544,6 +11474,7 @@
     </w:p>
     <w:p>
       <w:pPr>
+        <w:pStyle w:val="HìnhCaption"/>
         <w:spacing w:before="120" w:after="240"/>
         <w:jc w:val="center"/>
       </w:pPr>
@@ -11554,13 +11485,6 @@
           <w:sz w:val="26"/>
         </w:rPr>
         <w:t>Hình 2.1</w:t>
-      </w:r>
-      <w:r>
-        <w:fldChar w:fldCharType="begin"/>
-        <w:instrText xml:space="preserve"> SEQ Figure \* ARABIC </w:instrText>
-        <w:fldChar w:fldCharType="separate"/>
-        <w:t>1</w:t>
-        <w:fldChar w:fldCharType="end"/>
       </w:r>
       <w:r>
         <w:rPr>
@@ -11712,6 +11636,7 @@
     </w:p>
     <w:p>
       <w:pPr>
+        <w:pStyle w:val="HìnhCaption"/>
         <w:spacing w:before="120" w:after="240"/>
         <w:jc w:val="center"/>
       </w:pPr>
@@ -11722,13 +11647,6 @@
           <w:sz w:val="26"/>
         </w:rPr>
         <w:t>Hình 2.2</w:t>
-      </w:r>
-      <w:r>
-        <w:fldChar w:fldCharType="begin"/>
-        <w:instrText xml:space="preserve"> SEQ Figure \* ARABIC </w:instrText>
-        <w:fldChar w:fldCharType="separate"/>
-        <w:t>1</w:t>
-        <w:fldChar w:fldCharType="end"/>
       </w:r>
       <w:r>
         <w:rPr>
@@ -12521,6 +12439,7 @@
     </w:p>
     <w:p>
       <w:pPr>
+        <w:pStyle w:val="BảngCaption"/>
         <w:spacing w:before="120" w:after="240"/>
         <w:jc w:val="center"/>
       </w:pPr>
@@ -12531,13 +12450,6 @@
           <w:sz w:val="26"/>
         </w:rPr>
         <w:t>Bảng 2.5</w:t>
-      </w:r>
-      <w:r>
-        <w:fldChar w:fldCharType="begin"/>
-        <w:instrText xml:space="preserve"> SEQ Table \* ARABIC </w:instrText>
-        <w:fldChar w:fldCharType="separate"/>
-        <w:t>1</w:t>
-        <w:fldChar w:fldCharType="end"/>
       </w:r>
       <w:r>
         <w:rPr>
@@ -13159,6 +13071,7 @@
     </w:p>
     <w:p>
       <w:pPr>
+        <w:pStyle w:val="BảngCaption"/>
         <w:spacing w:before="120" w:after="240"/>
         <w:jc w:val="center"/>
       </w:pPr>
@@ -13169,13 +13082,6 @@
           <w:sz w:val="26"/>
         </w:rPr>
         <w:t>Bảng 2.6</w:t>
-      </w:r>
-      <w:r>
-        <w:fldChar w:fldCharType="begin"/>
-        <w:instrText xml:space="preserve"> SEQ Table \* ARABIC </w:instrText>
-        <w:fldChar w:fldCharType="separate"/>
-        <w:t>1</w:t>
-        <w:fldChar w:fldCharType="end"/>
       </w:r>
       <w:r>
         <w:rPr>
@@ -14893,6 +14799,7 @@
     </w:p>
     <w:p>
       <w:pPr>
+        <w:pStyle w:val="HìnhCaption"/>
         <w:spacing w:before="120" w:after="240"/>
         <w:jc w:val="center"/>
       </w:pPr>
@@ -14903,13 +14810,6 @@
           <w:sz w:val="26"/>
         </w:rPr>
         <w:t>Hình 2.3</w:t>
-      </w:r>
-      <w:r>
-        <w:fldChar w:fldCharType="begin"/>
-        <w:instrText xml:space="preserve"> SEQ Figure \* ARABIC </w:instrText>
-        <w:fldChar w:fldCharType="separate"/>
-        <w:t>1</w:t>
-        <w:fldChar w:fldCharType="end"/>
       </w:r>
       <w:r>
         <w:rPr>
@@ -15557,6 +15457,7 @@
     </w:p>
     <w:p>
       <w:pPr>
+        <w:pStyle w:val="HìnhCaption"/>
         <w:spacing w:before="120" w:after="240"/>
         <w:jc w:val="center"/>
       </w:pPr>
@@ -15567,13 +15468,6 @@
           <w:sz w:val="26"/>
         </w:rPr>
         <w:t>Hình 2.4</w:t>
-      </w:r>
-      <w:r>
-        <w:fldChar w:fldCharType="begin"/>
-        <w:instrText xml:space="preserve"> SEQ Figure \* ARABIC </w:instrText>
-        <w:fldChar w:fldCharType="separate"/>
-        <w:t>1</w:t>
-        <w:fldChar w:fldCharType="end"/>
       </w:r>
       <w:r>
         <w:rPr>
@@ -15737,6 +15631,7 @@
     </w:p>
     <w:p>
       <w:pPr>
+        <w:pStyle w:val="HìnhCaption"/>
         <w:spacing w:before="120" w:after="240"/>
         <w:jc w:val="center"/>
       </w:pPr>
@@ -15747,13 +15642,6 @@
           <w:sz w:val="26"/>
         </w:rPr>
         <w:t>Hình 2.5</w:t>
-      </w:r>
-      <w:r>
-        <w:fldChar w:fldCharType="begin"/>
-        <w:instrText xml:space="preserve"> SEQ Figure \* ARABIC </w:instrText>
-        <w:fldChar w:fldCharType="separate"/>
-        <w:t>1</w:t>
-        <w:fldChar w:fldCharType="end"/>
       </w:r>
       <w:r>
         <w:rPr>
@@ -15923,6 +15811,7 @@
     </w:p>
     <w:p>
       <w:pPr>
+        <w:pStyle w:val="HìnhCaption"/>
         <w:spacing w:before="120" w:after="240"/>
         <w:jc w:val="center"/>
       </w:pPr>
@@ -15933,13 +15822,6 @@
           <w:sz w:val="26"/>
         </w:rPr>
         <w:t>Hình 2.6</w:t>
-      </w:r>
-      <w:r>
-        <w:fldChar w:fldCharType="begin"/>
-        <w:instrText xml:space="preserve"> SEQ Figure \* ARABIC </w:instrText>
-        <w:fldChar w:fldCharType="separate"/>
-        <w:t>1</w:t>
-        <w:fldChar w:fldCharType="end"/>
       </w:r>
       <w:r>
         <w:rPr>
@@ -16127,6 +16009,7 @@
     </w:p>
     <w:p>
       <w:pPr>
+        <w:pStyle w:val="HìnhCaption"/>
         <w:spacing w:before="120" w:after="240"/>
         <w:jc w:val="center"/>
       </w:pPr>
@@ -16137,13 +16020,6 @@
           <w:sz w:val="26"/>
         </w:rPr>
         <w:t>Hình 2.7</w:t>
-      </w:r>
-      <w:r>
-        <w:fldChar w:fldCharType="begin"/>
-        <w:instrText xml:space="preserve"> SEQ Figure \* ARABIC </w:instrText>
-        <w:fldChar w:fldCharType="separate"/>
-        <w:t>1</w:t>
-        <w:fldChar w:fldCharType="end"/>
       </w:r>
       <w:r>
         <w:rPr>
@@ -16295,6 +16171,7 @@
     </w:p>
     <w:p>
       <w:pPr>
+        <w:pStyle w:val="HìnhCaption"/>
         <w:spacing w:before="120" w:after="240"/>
         <w:jc w:val="center"/>
       </w:pPr>
@@ -16305,13 +16182,6 @@
           <w:sz w:val="26"/>
         </w:rPr>
         <w:t>Hình 2.8</w:t>
-      </w:r>
-      <w:r>
-        <w:fldChar w:fldCharType="begin"/>
-        <w:instrText xml:space="preserve"> SEQ Figure \* ARABIC </w:instrText>
-        <w:fldChar w:fldCharType="separate"/>
-        <w:t>1</w:t>
-        <w:fldChar w:fldCharType="end"/>
       </w:r>
       <w:r>
         <w:rPr>
@@ -16441,6 +16311,7 @@
     </w:p>
     <w:p>
       <w:pPr>
+        <w:pStyle w:val="BảngCaption"/>
         <w:spacing w:before="120" w:after="240"/>
         <w:jc w:val="center"/>
       </w:pPr>
@@ -16451,13 +16322,6 @@
           <w:sz w:val="26"/>
         </w:rPr>
         <w:t>Bảng 2.7</w:t>
-      </w:r>
-      <w:r>
-        <w:fldChar w:fldCharType="begin"/>
-        <w:instrText xml:space="preserve"> SEQ Table \* ARABIC </w:instrText>
-        <w:fldChar w:fldCharType="separate"/>
-        <w:t>1</w:t>
-        <w:fldChar w:fldCharType="end"/>
       </w:r>
       <w:r>
         <w:rPr>
@@ -17707,6 +17571,7 @@
     </w:p>
     <w:p>
       <w:pPr>
+        <w:pStyle w:val="BảngCaption"/>
         <w:spacing w:before="120" w:after="240"/>
         <w:jc w:val="center"/>
       </w:pPr>
@@ -17717,13 +17582,6 @@
           <w:sz w:val="26"/>
         </w:rPr>
         <w:t>Bảng 2.8</w:t>
-      </w:r>
-      <w:r>
-        <w:fldChar w:fldCharType="begin"/>
-        <w:instrText xml:space="preserve"> SEQ Table \* ARABIC </w:instrText>
-        <w:fldChar w:fldCharType="separate"/>
-        <w:t>1</w:t>
-        <w:fldChar w:fldCharType="end"/>
       </w:r>
       <w:r>
         <w:rPr>
@@ -19372,6 +19230,7 @@
     </w:p>
     <w:p>
       <w:pPr>
+        <w:pStyle w:val="BảngCaption"/>
         <w:spacing w:before="120" w:after="240"/>
         <w:jc w:val="center"/>
       </w:pPr>
@@ -19382,13 +19241,6 @@
           <w:sz w:val="26"/>
         </w:rPr>
         <w:t>Bảng 2.9</w:t>
-      </w:r>
-      <w:r>
-        <w:fldChar w:fldCharType="begin"/>
-        <w:instrText xml:space="preserve"> SEQ Table \* ARABIC </w:instrText>
-        <w:fldChar w:fldCharType="separate"/>
-        <w:t>1</w:t>
-        <w:fldChar w:fldCharType="end"/>
       </w:r>
       <w:r>
         <w:rPr>
@@ -20978,6 +20830,7 @@
     </w:p>
     <w:p>
       <w:pPr>
+        <w:pStyle w:val="BảngCaption"/>
         <w:spacing w:before="120" w:after="240"/>
         <w:jc w:val="center"/>
       </w:pPr>
@@ -20988,13 +20841,6 @@
           <w:sz w:val="26"/>
         </w:rPr>
         <w:t>Bảng 2.10</w:t>
-      </w:r>
-      <w:r>
-        <w:fldChar w:fldCharType="begin"/>
-        <w:instrText xml:space="preserve"> SEQ Table \* ARABIC </w:instrText>
-        <w:fldChar w:fldCharType="separate"/>
-        <w:t>1</w:t>
-        <w:fldChar w:fldCharType="end"/>
       </w:r>
       <w:r>
         <w:rPr>
@@ -22699,6 +22545,7 @@
     </w:p>
     <w:p>
       <w:pPr>
+        <w:pStyle w:val="BảngCaption"/>
         <w:spacing w:before="120" w:after="240"/>
         <w:jc w:val="center"/>
       </w:pPr>
@@ -22709,13 +22556,6 @@
           <w:sz w:val="26"/>
         </w:rPr>
         <w:t>Bảng 2.11</w:t>
-      </w:r>
-      <w:r>
-        <w:fldChar w:fldCharType="begin"/>
-        <w:instrText xml:space="preserve"> SEQ Table \* ARABIC </w:instrText>
-        <w:fldChar w:fldCharType="separate"/>
-        <w:t>1</w:t>
-        <w:fldChar w:fldCharType="end"/>
       </w:r>
       <w:r>
         <w:rPr>
@@ -24333,6 +24173,7 @@
     </w:p>
     <w:p>
       <w:pPr>
+        <w:pStyle w:val="HìnhCaption"/>
         <w:spacing w:before="120" w:after="240"/>
         <w:jc w:val="center"/>
       </w:pPr>
@@ -24343,13 +24184,6 @@
           <w:sz w:val="26"/>
         </w:rPr>
         <w:t>Hình 3.1</w:t>
-      </w:r>
-      <w:r>
-        <w:fldChar w:fldCharType="begin"/>
-        <w:instrText xml:space="preserve"> SEQ Figure \* ARABIC </w:instrText>
-        <w:fldChar w:fldCharType="separate"/>
-        <w:t>1</w:t>
-        <w:fldChar w:fldCharType="end"/>
       </w:r>
       <w:r>
         <w:rPr>
@@ -24613,6 +24447,7 @@
     </w:p>
     <w:p>
       <w:pPr>
+        <w:pStyle w:val="HìnhCaption"/>
         <w:spacing w:before="120" w:after="240"/>
         <w:jc w:val="center"/>
       </w:pPr>
@@ -24623,13 +24458,6 @@
           <w:sz w:val="26"/>
         </w:rPr>
         <w:t>Hình 3.2</w:t>
-      </w:r>
-      <w:r>
-        <w:fldChar w:fldCharType="begin"/>
-        <w:instrText xml:space="preserve"> SEQ Figure \* ARABIC </w:instrText>
-        <w:fldChar w:fldCharType="separate"/>
-        <w:t>1</w:t>
-        <w:fldChar w:fldCharType="end"/>
       </w:r>
       <w:r>
         <w:rPr>
@@ -24803,6 +24631,7 @@
     </w:p>
     <w:p>
       <w:pPr>
+        <w:pStyle w:val="HìnhCaption"/>
         <w:spacing w:before="120" w:after="240"/>
         <w:jc w:val="center"/>
       </w:pPr>
@@ -24813,13 +24642,6 @@
           <w:sz w:val="26"/>
         </w:rPr>
         <w:t>Hình 3.3</w:t>
-      </w:r>
-      <w:r>
-        <w:fldChar w:fldCharType="begin"/>
-        <w:instrText xml:space="preserve"> SEQ Figure \* ARABIC </w:instrText>
-        <w:fldChar w:fldCharType="separate"/>
-        <w:t>1</w:t>
-        <w:fldChar w:fldCharType="end"/>
       </w:r>
       <w:r>
         <w:rPr>
@@ -25155,6 +24977,7 @@
     </w:p>
     <w:p>
       <w:pPr>
+        <w:pStyle w:val="HìnhCaption"/>
         <w:spacing w:before="120" w:after="240"/>
         <w:jc w:val="center"/>
       </w:pPr>
@@ -25165,13 +24988,6 @@
           <w:sz w:val="26"/>
         </w:rPr>
         <w:t>Hình 3.4</w:t>
-      </w:r>
-      <w:r>
-        <w:fldChar w:fldCharType="begin"/>
-        <w:instrText xml:space="preserve"> SEQ Figure \* ARABIC </w:instrText>
-        <w:fldChar w:fldCharType="separate"/>
-        <w:t>1</w:t>
-        <w:fldChar w:fldCharType="end"/>
       </w:r>
       <w:r>
         <w:rPr>
@@ -25612,6 +25428,7 @@
     </w:p>
     <w:p>
       <w:pPr>
+        <w:pStyle w:val="HìnhCaption"/>
         <w:spacing w:before="120" w:after="240"/>
         <w:jc w:val="center"/>
       </w:pPr>
@@ -25622,13 +25439,6 @@
           <w:sz w:val="26"/>
         </w:rPr>
         <w:t>Hình 4.1</w:t>
-      </w:r>
-      <w:r>
-        <w:fldChar w:fldCharType="begin"/>
-        <w:instrText xml:space="preserve"> SEQ Figure \* ARABIC </w:instrText>
-        <w:fldChar w:fldCharType="separate"/>
-        <w:t>1</w:t>
-        <w:fldChar w:fldCharType="end"/>
       </w:r>
       <w:r>
         <w:rPr>
@@ -26166,6 +25976,7 @@
     </w:p>
     <w:p>
       <w:pPr>
+        <w:pStyle w:val="HìnhCaption"/>
         <w:spacing w:before="120" w:after="240"/>
         <w:jc w:val="center"/>
       </w:pPr>
@@ -26176,13 +25987,6 @@
           <w:sz w:val="26"/>
         </w:rPr>
         <w:t>Hình 4.2</w:t>
-      </w:r>
-      <w:r>
-        <w:fldChar w:fldCharType="begin"/>
-        <w:instrText xml:space="preserve"> SEQ Figure \* ARABIC </w:instrText>
-        <w:fldChar w:fldCharType="separate"/>
-        <w:t>1</w:t>
-        <w:fldChar w:fldCharType="end"/>
       </w:r>
       <w:r>
         <w:rPr>
@@ -41370,6 +41174,14 @@
       </w:tcPr>
     </w:tblStylePr>
   </w:style>
+  <w:style w:type="paragraph" w:customStyle="1" w:styleId="HìnhCaption">
+    <w:name w:val="Hình Caption"/>
+    <w:basedOn w:val="Normal"/>
+  </w:style>
+  <w:style w:type="paragraph" w:customStyle="1" w:styleId="BảngCaption">
+    <w:name w:val="Bảng Caption"/>
+    <w:basedOn w:val="Normal"/>
+  </w:style>
 </w:styles>
 </file>
 

--- a/documents/08-thesis/thesis-v1.docx
+++ b/documents/08-thesis/thesis-v1.docx
@@ -988,40 +988,42 @@
       </w:r>
     </w:p>
     <w:p/>
-    <w:p/>
+    <w:p>
+      <w:pPr>
+        <w:keepNext/>
+        <w:spacing w:after="0"/>
+        <w:jc w:val="right"/>
+      </w:pPr>
+      <w:r>
+        <w:rPr>
+          <w:rFonts w:ascii="Times New Roman" w:hAnsi="Times New Roman" w:eastAsia="Times New Roman"/>
+          <w:b w:val="0"/>
+          <w:i/>
+          <w:sz w:val="26"/>
+        </w:rPr>
+        <w:t>Hà Nội, ngày … tháng … năm 2026</w:t>
+      </w:r>
+    </w:p>
+    <w:p>
+      <w:pPr>
+        <w:keepNext/>
+        <w:spacing w:after="0"/>
+        <w:jc w:val="right"/>
+      </w:pPr>
+      <w:r>
+        <w:rPr>
+          <w:rFonts w:ascii="Times New Roman" w:hAnsi="Times New Roman" w:eastAsia="Times New Roman"/>
+          <w:b/>
+          <w:i w:val="0"/>
+          <w:sz w:val="26"/>
+        </w:rPr>
+        <w:t>Sinh viên thực hiện</w:t>
+      </w:r>
+    </w:p>
     <w:p/>
     <w:p>
       <w:pPr>
-        <w:jc w:val="right"/>
-      </w:pPr>
-      <w:r>
-        <w:rPr>
-          <w:rFonts w:ascii="Times New Roman" w:hAnsi="Times New Roman" w:eastAsia="Times New Roman"/>
-          <w:b w:val="0"/>
-          <w:i/>
-          <w:sz w:val="26"/>
-        </w:rPr>
-        <w:t>Hà Nội, ngày … tháng … năm 2026</w:t>
-      </w:r>
-    </w:p>
-    <w:p>
-      <w:pPr>
-        <w:jc w:val="right"/>
-      </w:pPr>
-      <w:r>
-        <w:rPr>
-          <w:rFonts w:ascii="Times New Roman" w:hAnsi="Times New Roman" w:eastAsia="Times New Roman"/>
-          <w:b/>
-          <w:i w:val="0"/>
-          <w:sz w:val="26"/>
-        </w:rPr>
-        <w:t>Sinh viên thực hiện</w:t>
-      </w:r>
-    </w:p>
-    <w:p/>
-    <w:p/>
-    <w:p>
-      <w:pPr>
+        <w:keepNext w:val="0"/>
         <w:jc w:val="right"/>
       </w:pPr>
       <w:r>
@@ -2509,11 +2511,6 @@
           <w:pgNumType w:fmt="lowerRoman" w:start="1"/>
         </w:sectPr>
       </w:pPr>
-    </w:p>
-    <w:p>
-      <w:r>
-        <w:br w:type="page"/>
-      </w:r>
     </w:p>
     <w:p>
       <w:pPr>

--- a/documents/08-thesis/thesis-v1.docx
+++ b/documents/08-thesis/thesis-v1.docx
@@ -3094,111 +3094,6 @@
           <w:sz w:val="26"/>
         </w:rPr>
         <w:t>Các tham khảo chính của đề tài bao gồm: các văn bản pháp luật Việt Nam (PDPL 2023 [9], Luật An ninh mạng 2018 [10], Nghị định 13/2023/NĐ-CP [18], Nghị định 53/2022/NĐ-CP [11], Thông tư 78/2021/TT-BTC [20], Thông tư 29/2024/TT-BGDĐT [1]); các báo cáo thị trường edu Việt Nam (Magenest 2024 [2], 6Wresearch [3], VECITA Kinh tế Số 2024 [4]); các nghiên cứu nền tảng về AI sinh ảnh (Stable Diffusion XL [13], GPT-3 few-shot [12], LLaVA visual instruction [14]); các phương pháp luận phần mềm cổ điển (Deming PDCA [21], Beck TDD [16], Poppendieck Lean [22], IEEE 730-2014 SQA [23], OWASP Top 10 [19]); và tài liệu kỹ thuật của các sản phẩm tham khảo (MISA AMIS [5], Mona eLMS [6], Easy Edu [7], DotB [8]).</w:t>
-      </w:r>
-    </w:p>
-    <w:p>
-      <w:pPr>
-        <w:pStyle w:val="Heading3"/>
-      </w:pPr>
-      <w:r>
-        <w:rPr>
-          <w:rFonts w:ascii="Times New Roman" w:hAnsi="Times New Roman" w:eastAsia="Times New Roman"/>
-          <w:b/>
-          <w:color w:val="000000"/>
-          <w:sz w:val="28"/>
-        </w:rPr>
-        <w:t>Cơ sở chuyên ngành liên quan</w:t>
-      </w:r>
-    </w:p>
-    <w:p>
-      <w:pPr>
-        <w:spacing w:line="288" w:lineRule="auto"/>
-        <w:ind w:firstLine="567"/>
-        <w:jc w:val="both"/>
-      </w:pPr>
-      <w:r>
-        <w:rPr>
-          <w:rFonts w:ascii="Times New Roman" w:hAnsi="Times New Roman" w:eastAsia="Times New Roman"/>
-          <w:b w:val="0"/>
-          <w:i w:val="0"/>
-          <w:sz w:val="26"/>
-        </w:rPr>
-        <w:t>Đề tài đặt nền móng trên ba khối kiến thức cốt lõi của ngành Công nghệ phần mềm hiện đại: kiến trúc SaaS đa-tenant (multi-tenant), tích hợp dịch vụ AI sinh nội dung qua API thương mại, và khung pháp luật về dữ liệu cá nhân tại Việt Nam.</w:t>
-      </w:r>
-    </w:p>
-    <w:p>
-      <w:pPr>
-        <w:spacing w:line="288" w:lineRule="auto"/>
-        <w:ind w:firstLine="567"/>
-        <w:jc w:val="both"/>
-      </w:pPr>
-      <w:r>
-        <w:rPr>
-          <w:rFonts w:ascii="Times New Roman" w:hAnsi="Times New Roman" w:eastAsia="Times New Roman"/>
-          <w:b w:val="0"/>
-          <w:i/>
-          <w:sz w:val="26"/>
-        </w:rPr>
-        <w:t>Kiến trúc multi-tenant SaaS</w:t>
-      </w:r>
-      <w:r>
-        <w:rPr>
-          <w:rFonts w:ascii="Times New Roman" w:hAnsi="Times New Roman" w:eastAsia="Times New Roman"/>
-          <w:b w:val="0"/>
-          <w:i w:val="0"/>
-          <w:sz w:val="26"/>
-        </w:rPr>
-        <w:t xml:space="preserve"> là mô hình một thực thể phần mềm phục vụ nhiều khách hàng (tenant) độc lập trên cùng một hạ tầng triển khai. Khác với mô hình single-tenant cổ điển (mỗi khách hàng có instance riêng của database, application server, storage), multi-tenant chia sẻ tài nguyên tính toán nhưng vẫn cô lập dữ liệu giữa các tenant. Ba mô hình cô lập phổ biến gồm: cô lập ở mức instance (mỗi tenant một database server riêng — chi phí cao nhất, cô lập tốt nhất); cô lập ở mức database (mỗi tenant một database trên cùng instance — chi phí trung bình); cô lập ở mức schema hoặc row (cùng database, phân biệt bằng tenant_id — chi phí thấp nhất, hiệu quả nhất ở quy mô lớn). Nền tảng đề xuất áp dụng mô hình cô lập ở mức row sử dụng tính năng Row-Level Security của PostgreSQL — cho phép một database chia sẻ phục vụ hàng trăm tenant với cô lập đảm bảo bởi engine cơ sở dữ liệu. Pattern này được sử dụng bởi các SaaS đa-tenant lớn như Salesforce, HubSpot và Shopify [24], và được nghiên cứu sâu trong văn liệu khoa học phần mềm về cloud computing.</w:t>
-      </w:r>
-    </w:p>
-    <w:p>
-      <w:pPr>
-        <w:spacing w:line="288" w:lineRule="auto"/>
-        <w:ind w:firstLine="567"/>
-        <w:jc w:val="both"/>
-      </w:pPr>
-      <w:r>
-        <w:rPr>
-          <w:rFonts w:ascii="Times New Roman" w:hAnsi="Times New Roman" w:eastAsia="Times New Roman"/>
-          <w:b w:val="0"/>
-          <w:i/>
-          <w:sz w:val="26"/>
-        </w:rPr>
-        <w:t>Tích hợp dịch vụ AI qua API thương mại</w:t>
-      </w:r>
-      <w:r>
-        <w:rPr>
-          <w:rFonts w:ascii="Times New Roman" w:hAnsi="Times New Roman" w:eastAsia="Times New Roman"/>
-          <w:b w:val="0"/>
-          <w:i w:val="0"/>
-          <w:sz w:val="26"/>
-        </w:rPr>
-        <w:t xml:space="preserve"> là cách tiếp cận khai thác các mô hình AI tiên tiến mà không tự xây dựng infrastructure GPU hoặc tự train mô hình. Giai đoạn 2022-2025 chứng kiến sự bùng nổ của các mô hình ngôn ngữ lớn (GPT-3 [12], GPT-4) và mô hình sinh ảnh diffusion (Stable Diffusion XL [13], DALL-E 3). Đồng thời, các nhà cung cấp như Replicate, Hugging Face, Anthropic, OpenAI cung cấp API thương mại trả phí theo mức sử dụng (pay-per-call), cho phép một startup nhỏ tích hợp AI vào sản phẩm mà không cần đầu tư hàng trăm nghìn USD cho hạ tầng GPU. Mô hình này phù hợp với startup ở giai đoạn thử nghiệm vì ba lý do: chi phí ban đầu thấp (gần như miễn phí ở mức sử dụng dưới ngưỡng free tier), độ phức tạp vận hành thấp (không cần model serving, monitoring, autoscaling GPU), và tốc độ phát triển nhanh khi nhà cung cấp tự cập nhật mô hình mới mỗi 3-6 tháng. Cách tiếp cận này được áp dụng cho tính năng AI Branding của nền tảng — chi tiết kiến trúc trong Chương 1 mục 1.3.</w:t>
-      </w:r>
-    </w:p>
-    <w:p>
-      <w:pPr>
-        <w:spacing w:line="288" w:lineRule="auto"/>
-        <w:ind w:firstLine="567"/>
-        <w:jc w:val="both"/>
-      </w:pPr>
-      <w:r>
-        <w:rPr>
-          <w:rFonts w:ascii="Times New Roman" w:hAnsi="Times New Roman" w:eastAsia="Times New Roman"/>
-          <w:b w:val="0"/>
-          <w:i/>
-          <w:sz w:val="26"/>
-        </w:rPr>
-        <w:t>Khung pháp luật về dữ liệu cá nhân tại Việt Nam</w:t>
-      </w:r>
-      <w:r>
-        <w:rPr>
-          <w:rFonts w:ascii="Times New Roman" w:hAnsi="Times New Roman" w:eastAsia="Times New Roman"/>
-          <w:b w:val="0"/>
-          <w:i w:val="0"/>
-          <w:sz w:val="26"/>
-        </w:rPr>
-        <w:t xml:space="preserve"> trải dài qua bốn văn bản chính được ban hành giai đoạn 2018-2024. Luật An ninh mạng 2018 [10] thiết lập nền tảng pháp lý cho an ninh không gian mạng và yêu cầu khử bản địa hóa dữ liệu trong các trường hợp cụ thể. Nghị định 53/2022/NĐ-CP [11] hướng dẫn chi tiết Luật An ninh mạng, đặt yêu cầu lưu trữ dữ liệu người dùng Việt Nam tại Việt Nam cho các nhà cung cấp dịch vụ vượt ngưỡng 1 triệu người dùng. Luật Bảo vệ Dữ liệu Cá nhân số 49/2023/QH15 [9] và Nghị định 13/2023/NĐ-CP [18] đặt khung pháp lý tương tự GDPR của Liên minh châu Âu cho việc xử lý dữ liệu cá nhân — bao gồm consent cụ thể-riêng lẻ-rút lại được, quyền truy cập và xóa dữ liệu, bổ nhiệm Data Protection Officer (DPO) khi vượt ngưỡng 10.000 chủ thể, thông báo vi phạm dữ liệu trong 72 giờ. Thông tư 78/2021/TT-BTC [20] quy định hóa đơn điện tử bắt buộc cho mọi doanh nghiệp hoạt động tại Việt Nam. Các văn bản này tác động trực tiếp đến thiết kế kiến trúc — lựa chọn region cloud, cấu trúc database, consent flow, audit log — và được trình bày chi tiết trong Chương 1 mục 1.5.</w:t>
       </w:r>
     </w:p>
     <w:p>

--- a/documents/08-thesis/thesis-v1.docx
+++ b/documents/08-thesis/thesis-v1.docx
@@ -11332,7 +11332,7 @@
       <w:r>
         <w:drawing>
           <wp:inline xmlns:a="http://schemas.openxmlformats.org/drawingml/2006/main" xmlns:pic="http://schemas.openxmlformats.org/drawingml/2006/picture">
-            <wp:extent cx="5760000" cy="1503815"/>
+            <wp:extent cx="5760000" cy="4275032"/>
             <wp:docPr id="7" name="Picture 7"/>
             <wp:cNvGraphicFramePr>
               <a:graphicFrameLocks noChangeAspect="1"/>
@@ -11341,7 +11341,7 @@
               <a:graphicData uri="http://schemas.openxmlformats.org/drawingml/2006/picture">
                 <pic:pic>
                   <pic:nvPicPr>
-                    <pic:cNvPr id="0" name="mermaid-b081d88be72acd8e.png"/>
+                    <pic:cNvPr id="0" name="mermaid-973d5e0c88ffff67.png"/>
                     <pic:cNvPicPr/>
                   </pic:nvPicPr>
                   <pic:blipFill>
@@ -11353,7 +11353,7 @@
                   <pic:spPr>
                     <a:xfrm>
                       <a:off x="0" y="0"/>
-                      <a:ext cx="5760000" cy="1503815"/>
+                      <a:ext cx="5760000" cy="4275032"/>
                     </a:xfrm>
                     <a:prstGeom prst="rect"/>
                   </pic:spPr>
@@ -14657,7 +14657,7 @@
       <w:r>
         <w:drawing>
           <wp:inline xmlns:a="http://schemas.openxmlformats.org/drawingml/2006/main" xmlns:pic="http://schemas.openxmlformats.org/drawingml/2006/picture">
-            <wp:extent cx="5400000" cy="7457143"/>
+            <wp:extent cx="5735172" cy="7920000"/>
             <wp:docPr id="9" name="Picture 9"/>
             <wp:cNvGraphicFramePr>
               <a:graphicFrameLocks noChangeAspect="1"/>
@@ -14678,7 +14678,7 @@
                   <pic:spPr>
                     <a:xfrm>
                       <a:off x="0" y="0"/>
-                      <a:ext cx="5400000" cy="7457143"/>
+                      <a:ext cx="5735172" cy="7920000"/>
                     </a:xfrm>
                     <a:prstGeom prst="rect"/>
                   </pic:spPr>
@@ -15315,7 +15315,7 @@
       <w:r>
         <w:drawing>
           <wp:inline xmlns:a="http://schemas.openxmlformats.org/drawingml/2006/main" xmlns:pic="http://schemas.openxmlformats.org/drawingml/2006/picture">
-            <wp:extent cx="5400000" cy="3917832"/>
+            <wp:extent cx="5760000" cy="4179020"/>
             <wp:docPr id="10" name="Picture 10"/>
             <wp:cNvGraphicFramePr>
               <a:graphicFrameLocks noChangeAspect="1"/>
@@ -15336,7 +15336,7 @@
                   <pic:spPr>
                     <a:xfrm>
                       <a:off x="0" y="0"/>
-                      <a:ext cx="5400000" cy="3917832"/>
+                      <a:ext cx="5760000" cy="4179020"/>
                     </a:xfrm>
                     <a:prstGeom prst="rect"/>
                   </pic:spPr>
@@ -16029,7 +16029,7 @@
       <w:r>
         <w:drawing>
           <wp:inline xmlns:a="http://schemas.openxmlformats.org/drawingml/2006/main" xmlns:pic="http://schemas.openxmlformats.org/drawingml/2006/picture">
-            <wp:extent cx="5400000" cy="6743740"/>
+            <wp:extent cx="5760000" cy="7193323"/>
             <wp:docPr id="14" name="Picture 14"/>
             <wp:cNvGraphicFramePr>
               <a:graphicFrameLocks noChangeAspect="1"/>
@@ -16050,7 +16050,7 @@
                   <pic:spPr>
                     <a:xfrm>
                       <a:off x="0" y="0"/>
-                      <a:ext cx="5400000" cy="6743740"/>
+                      <a:ext cx="5760000" cy="7193323"/>
                     </a:xfrm>
                     <a:prstGeom prst="rect"/>
                   </pic:spPr>
@@ -25286,7 +25286,7 @@
       <w:r>
         <w:drawing>
           <wp:inline xmlns:a="http://schemas.openxmlformats.org/drawingml/2006/main" xmlns:pic="http://schemas.openxmlformats.org/drawingml/2006/picture">
-            <wp:extent cx="5400000" cy="5618785"/>
+            <wp:extent cx="5760000" cy="5993370"/>
             <wp:docPr id="24" name="Picture 24"/>
             <wp:cNvGraphicFramePr>
               <a:graphicFrameLocks noChangeAspect="1"/>
@@ -25307,7 +25307,7 @@
                   <pic:spPr>
                     <a:xfrm>
                       <a:off x="0" y="0"/>
-                      <a:ext cx="5400000" cy="5618785"/>
+                      <a:ext cx="5760000" cy="5993370"/>
                     </a:xfrm>
                     <a:prstGeom prst="rect"/>
                   </pic:spPr>

--- a/documents/08-thesis/thesis-v1.docx
+++ b/documents/08-thesis/thesis-v1.docx
@@ -11503,7 +11503,7 @@
               <a:graphicData uri="http://schemas.openxmlformats.org/drawingml/2006/picture">
                 <pic:pic>
                   <pic:nvPicPr>
-                    <pic:cNvPr id="0" name="mermaid-ada1d35fbb9cdd11.png"/>
+                    <pic:cNvPr id="0" name="mermaid-85fb8eeee150b430.png"/>
                     <pic:cNvPicPr/>
                   </pic:nvPicPr>
                   <pic:blipFill>
@@ -14651,13 +14651,14 @@
     </w:p>
     <w:p>
       <w:pPr>
+        <w:pageBreakBefore/>
         <w:spacing w:before="120" w:after="120"/>
         <w:jc w:val="center"/>
       </w:pPr>
       <w:r>
         <w:drawing>
           <wp:inline xmlns:a="http://schemas.openxmlformats.org/drawingml/2006/main" xmlns:pic="http://schemas.openxmlformats.org/drawingml/2006/picture">
-            <wp:extent cx="5735172" cy="7920000"/>
+            <wp:extent cx="4692413" cy="6480000"/>
             <wp:docPr id="9" name="Picture 9"/>
             <wp:cNvGraphicFramePr>
               <a:graphicFrameLocks noChangeAspect="1"/>
@@ -14678,7 +14679,7 @@
                   <pic:spPr>
                     <a:xfrm>
                       <a:off x="0" y="0"/>
-                      <a:ext cx="5735172" cy="7920000"/>
+                      <a:ext cx="4692413" cy="6480000"/>
                     </a:xfrm>
                     <a:prstGeom prst="rect"/>
                   </pic:spPr>
@@ -15483,13 +15484,14 @@
     </w:p>
     <w:p>
       <w:pPr>
+        <w:pageBreakBefore/>
         <w:spacing w:before="120" w:after="120"/>
         <w:jc w:val="center"/>
       </w:pPr>
       <w:r>
         <w:drawing>
           <wp:inline xmlns:a="http://schemas.openxmlformats.org/drawingml/2006/main" xmlns:pic="http://schemas.openxmlformats.org/drawingml/2006/picture">
-            <wp:extent cx="4268062" cy="7920000"/>
+            <wp:extent cx="3492050" cy="6480000"/>
             <wp:docPr id="11" name="Picture 11"/>
             <wp:cNvGraphicFramePr>
               <a:graphicFrameLocks noChangeAspect="1"/>
@@ -15510,7 +15512,7 @@
                   <pic:spPr>
                     <a:xfrm>
                       <a:off x="0" y="0"/>
-                      <a:ext cx="4268062" cy="7920000"/>
+                      <a:ext cx="3492050" cy="6480000"/>
                     </a:xfrm>
                     <a:prstGeom prst="rect"/>
                   </pic:spPr>
@@ -16023,13 +16025,14 @@
     </w:p>
     <w:p>
       <w:pPr>
+        <w:pageBreakBefore/>
         <w:spacing w:before="120" w:after="120"/>
         <w:jc w:val="center"/>
       </w:pPr>
       <w:r>
         <w:drawing>
           <wp:inline xmlns:a="http://schemas.openxmlformats.org/drawingml/2006/main" xmlns:pic="http://schemas.openxmlformats.org/drawingml/2006/picture">
-            <wp:extent cx="5760000" cy="7193323"/>
+            <wp:extent cx="5188811" cy="6480000"/>
             <wp:docPr id="14" name="Picture 14"/>
             <wp:cNvGraphicFramePr>
               <a:graphicFrameLocks noChangeAspect="1"/>
@@ -16050,7 +16053,7 @@
                   <pic:spPr>
                     <a:xfrm>
                       <a:off x="0" y="0"/>
-                      <a:ext cx="5760000" cy="7193323"/>
+                      <a:ext cx="5188811" cy="6480000"/>
                     </a:xfrm>
                     <a:prstGeom prst="rect"/>
                   </pic:spPr>
@@ -24829,13 +24832,14 @@
     </w:p>
     <w:p>
       <w:pPr>
+        <w:pageBreakBefore/>
         <w:spacing w:before="120" w:after="120"/>
         <w:jc w:val="center"/>
       </w:pPr>
       <w:r>
         <w:drawing>
           <wp:inline xmlns:a="http://schemas.openxmlformats.org/drawingml/2006/main" xmlns:pic="http://schemas.openxmlformats.org/drawingml/2006/picture">
-            <wp:extent cx="4424939" cy="7920000"/>
+            <wp:extent cx="3620404" cy="6480000"/>
             <wp:docPr id="23" name="Picture 23"/>
             <wp:cNvGraphicFramePr>
               <a:graphicFrameLocks noChangeAspect="1"/>
@@ -24856,7 +24860,7 @@
                   <pic:spPr>
                     <a:xfrm>
                       <a:off x="0" y="0"/>
-                      <a:ext cx="4424939" cy="7920000"/>
+                      <a:ext cx="3620404" cy="6480000"/>
                     </a:xfrm>
                     <a:prstGeom prst="rect"/>
                   </pic:spPr>
@@ -25280,6 +25284,7 @@
     </w:p>
     <w:p>
       <w:pPr>
+        <w:pageBreakBefore/>
         <w:spacing w:before="120" w:after="120"/>
         <w:jc w:val="center"/>
       </w:pPr>

--- a/documents/08-thesis/thesis-v1.docx
+++ b/documents/08-thesis/thesis-v1.docx
@@ -3206,6 +3206,7 @@
     </w:p>
     <w:p>
       <w:pPr>
+        <w:keepNext/>
         <w:spacing w:line="288" w:lineRule="auto"/>
         <w:ind w:firstLine="567"/>
         <w:jc w:val="both"/>
@@ -3231,6 +3232,7 @@
     </w:p>
     <w:p>
       <w:pPr>
+        <w:keepNext/>
         <w:spacing w:before="120" w:after="60"/>
         <w:jc w:val="center"/>
       </w:pPr>
@@ -3339,6 +3341,7 @@
     </w:p>
     <w:p>
       <w:pPr>
+        <w:keepNext/>
         <w:spacing w:line="288" w:lineRule="auto"/>
         <w:ind w:firstLine="567"/>
         <w:jc w:val="both"/>
@@ -3364,6 +3367,7 @@
     </w:p>
     <w:p>
       <w:pPr>
+        <w:keepNext/>
         <w:spacing w:before="120" w:after="60"/>
         <w:jc w:val="center"/>
       </w:pPr>
@@ -3472,6 +3476,7 @@
     </w:p>
     <w:p>
       <w:pPr>
+        <w:keepNext/>
         <w:spacing w:line="288" w:lineRule="auto"/>
         <w:ind w:firstLine="567"/>
         <w:jc w:val="both"/>
@@ -3497,6 +3502,7 @@
     </w:p>
     <w:p>
       <w:pPr>
+        <w:keepNext/>
         <w:spacing w:before="120" w:after="60"/>
         <w:jc w:val="center"/>
       </w:pPr>
@@ -3605,6 +3611,7 @@
     </w:p>
     <w:p>
       <w:pPr>
+        <w:keepNext/>
         <w:spacing w:line="288" w:lineRule="auto"/>
         <w:ind w:firstLine="567"/>
         <w:jc w:val="both"/>
@@ -3630,6 +3637,7 @@
     </w:p>
     <w:p>
       <w:pPr>
+        <w:keepNext/>
         <w:spacing w:before="120" w:after="60"/>
         <w:jc w:val="center"/>
       </w:pPr>
@@ -3738,6 +3746,7 @@
     </w:p>
     <w:p>
       <w:pPr>
+        <w:keepNext/>
         <w:spacing w:line="288" w:lineRule="auto"/>
         <w:ind w:firstLine="567"/>
         <w:jc w:val="both"/>
@@ -3763,6 +3772,7 @@
     </w:p>
     <w:p>
       <w:pPr>
+        <w:keepNext/>
         <w:spacing w:before="120" w:after="60"/>
         <w:jc w:val="center"/>
       </w:pPr>
@@ -11310,6 +11320,7 @@
     </w:p>
     <w:p>
       <w:pPr>
+        <w:keepNext/>
         <w:spacing w:line="288" w:lineRule="auto"/>
         <w:ind w:firstLine="567"/>
         <w:jc w:val="both"/>
@@ -11326,6 +11337,7 @@
     </w:p>
     <w:p>
       <w:pPr>
+        <w:keepNext/>
         <w:spacing w:before="120" w:after="120"/>
         <w:jc w:val="center"/>
       </w:pPr>
@@ -11454,6 +11466,7 @@
     </w:p>
     <w:p>
       <w:pPr>
+        <w:keepNext/>
         <w:spacing w:line="288" w:lineRule="auto"/>
         <w:ind w:firstLine="567"/>
         <w:jc w:val="both"/>
@@ -11488,6 +11501,7 @@
     </w:p>
     <w:p>
       <w:pPr>
+        <w:keepNext/>
         <w:spacing w:before="120" w:after="120"/>
         <w:jc w:val="center"/>
       </w:pPr>
@@ -14617,6 +14631,7 @@
     </w:p>
     <w:p>
       <w:pPr>
+        <w:keepNext/>
         <w:spacing w:line="288" w:lineRule="auto"/>
         <w:ind w:firstLine="567"/>
         <w:jc w:val="both"/>
@@ -14651,7 +14666,7 @@
     </w:p>
     <w:p>
       <w:pPr>
-        <w:pageBreakBefore/>
+        <w:keepNext/>
         <w:spacing w:before="120" w:after="120"/>
         <w:jc w:val="center"/>
       </w:pPr>
@@ -15294,6 +15309,7 @@
     </w:p>
     <w:p>
       <w:pPr>
+        <w:keepNext/>
         <w:spacing w:line="288" w:lineRule="auto"/>
         <w:ind w:firstLine="567"/>
         <w:jc w:val="both"/>
@@ -15310,6 +15326,7 @@
     </w:p>
     <w:p>
       <w:pPr>
+        <w:keepNext/>
         <w:spacing w:before="120" w:after="120"/>
         <w:jc w:val="center"/>
       </w:pPr>
@@ -15468,6 +15485,7 @@
     </w:p>
     <w:p>
       <w:pPr>
+        <w:keepNext/>
         <w:spacing w:line="288" w:lineRule="auto"/>
         <w:ind w:firstLine="567"/>
         <w:jc w:val="both"/>
@@ -15484,7 +15502,7 @@
     </w:p>
     <w:p>
       <w:pPr>
-        <w:pageBreakBefore/>
+        <w:keepNext/>
         <w:spacing w:before="120" w:after="120"/>
         <w:jc w:val="center"/>
       </w:pPr>
@@ -15649,6 +15667,7 @@
     </w:p>
     <w:p>
       <w:pPr>
+        <w:keepNext/>
         <w:spacing w:line="288" w:lineRule="auto"/>
         <w:ind w:firstLine="567"/>
         <w:jc w:val="both"/>
@@ -15665,6 +15684,7 @@
     </w:p>
     <w:p>
       <w:pPr>
+        <w:keepNext/>
         <w:spacing w:before="120" w:after="120"/>
         <w:jc w:val="center"/>
       </w:pPr>
@@ -15847,6 +15867,7 @@
     </w:p>
     <w:p>
       <w:pPr>
+        <w:keepNext/>
         <w:spacing w:line="288" w:lineRule="auto"/>
         <w:ind w:firstLine="567"/>
         <w:jc w:val="both"/>
@@ -15863,6 +15884,7 @@
     </w:p>
     <w:p>
       <w:pPr>
+        <w:keepNext/>
         <w:spacing w:before="120" w:after="120"/>
         <w:jc w:val="center"/>
       </w:pPr>
@@ -15991,6 +16013,7 @@
     </w:p>
     <w:p>
       <w:pPr>
+        <w:keepNext/>
         <w:spacing w:line="288" w:lineRule="auto"/>
         <w:ind w:firstLine="567"/>
         <w:jc w:val="both"/>
@@ -16025,7 +16048,7 @@
     </w:p>
     <w:p>
       <w:pPr>
-        <w:pageBreakBefore/>
+        <w:keepNext/>
         <w:spacing w:before="120" w:after="120"/>
         <w:jc w:val="center"/>
       </w:pPr>
@@ -23895,6 +23918,7 @@
     <w:p>
       <w:pPr>
         <w:pStyle w:val="Heading3"/>
+        <w:keepNext/>
       </w:pPr>
       <w:r>
         <w:rPr>
@@ -23908,6 +23932,7 @@
     </w:p>
     <w:p>
       <w:pPr>
+        <w:keepNext/>
         <w:spacing w:before="120" w:after="60"/>
         <w:jc w:val="center"/>
       </w:pPr>
@@ -23948,6 +23973,7 @@
     </w:p>
     <w:p>
       <w:pPr>
+        <w:keepNext/>
         <w:spacing w:before="120" w:after="60"/>
         <w:jc w:val="center"/>
       </w:pPr>
@@ -23988,6 +24014,7 @@
     </w:p>
     <w:p>
       <w:pPr>
+        <w:keepNext/>
         <w:spacing w:before="120" w:after="60"/>
         <w:jc w:val="center"/>
       </w:pPr>
@@ -24028,6 +24055,7 @@
     </w:p>
     <w:p>
       <w:pPr>
+        <w:keepNext/>
         <w:spacing w:before="120" w:after="60"/>
         <w:jc w:val="center"/>
       </w:pPr>
@@ -24249,6 +24277,7 @@
     <w:p>
       <w:pPr>
         <w:pStyle w:val="Heading3"/>
+        <w:keepNext/>
       </w:pPr>
       <w:r>
         <w:rPr>
@@ -24262,6 +24291,7 @@
     </w:p>
     <w:p>
       <w:pPr>
+        <w:keepNext/>
         <w:spacing w:before="120" w:after="60"/>
         <w:jc w:val="center"/>
       </w:pPr>
@@ -24302,6 +24332,7 @@
     </w:p>
     <w:p>
       <w:pPr>
+        <w:keepNext/>
         <w:spacing w:before="120" w:after="60"/>
         <w:jc w:val="center"/>
       </w:pPr>
@@ -24433,6 +24464,7 @@
     <w:p>
       <w:pPr>
         <w:pStyle w:val="Heading3"/>
+        <w:keepNext/>
       </w:pPr>
       <w:r>
         <w:rPr>
@@ -24446,6 +24478,7 @@
     </w:p>
     <w:p>
       <w:pPr>
+        <w:keepNext/>
         <w:spacing w:before="120" w:after="60"/>
         <w:jc w:val="center"/>
       </w:pPr>
@@ -24486,6 +24519,7 @@
     </w:p>
     <w:p>
       <w:pPr>
+        <w:keepNext/>
         <w:spacing w:before="120" w:after="60"/>
         <w:jc w:val="center"/>
       </w:pPr>
@@ -24816,6 +24850,7 @@
     </w:p>
     <w:p>
       <w:pPr>
+        <w:keepNext/>
         <w:spacing w:line="288" w:lineRule="auto"/>
         <w:ind w:firstLine="567"/>
         <w:jc w:val="both"/>
@@ -24832,7 +24867,7 @@
     </w:p>
     <w:p>
       <w:pPr>
-        <w:pageBreakBefore/>
+        <w:keepNext/>
         <w:spacing w:before="120" w:after="120"/>
         <w:jc w:val="center"/>
       </w:pPr>
@@ -25271,6 +25306,7 @@
     <w:p>
       <w:pPr>
         <w:pStyle w:val="Heading3"/>
+        <w:keepNext/>
       </w:pPr>
       <w:r>
         <w:rPr>
@@ -25284,7 +25320,7 @@
     </w:p>
     <w:p>
       <w:pPr>
-        <w:pageBreakBefore/>
+        <w:keepNext/>
         <w:spacing w:before="120" w:after="120"/>
         <w:jc w:val="center"/>
       </w:pPr>
@@ -25799,6 +25835,7 @@
     </w:p>
     <w:p>
       <w:pPr>
+        <w:keepNext/>
         <w:spacing w:line="288" w:lineRule="auto"/>
         <w:ind w:firstLine="567"/>
         <w:jc w:val="both"/>
@@ -25833,6 +25870,7 @@
     </w:p>
     <w:p>
       <w:pPr>
+        <w:keepNext/>
         <w:spacing w:before="120" w:after="120"/>
         <w:jc w:val="center"/>
       </w:pPr>

--- a/documents/08-thesis/thesis-v1.docx
+++ b/documents/08-thesis/thesis-v1.docx
@@ -3206,7 +3206,6 @@
     </w:p>
     <w:p>
       <w:pPr>
-        <w:keepNext/>
         <w:spacing w:line="288" w:lineRule="auto"/>
         <w:ind w:firstLine="567"/>
         <w:jc w:val="both"/>
@@ -3232,7 +3231,6 @@
     </w:p>
     <w:p>
       <w:pPr>
-        <w:keepNext/>
         <w:spacing w:before="120" w:after="60"/>
         <w:jc w:val="center"/>
       </w:pPr>
@@ -3341,7 +3339,6 @@
     </w:p>
     <w:p>
       <w:pPr>
-        <w:keepNext/>
         <w:spacing w:line="288" w:lineRule="auto"/>
         <w:ind w:firstLine="567"/>
         <w:jc w:val="both"/>
@@ -3367,7 +3364,6 @@
     </w:p>
     <w:p>
       <w:pPr>
-        <w:keepNext/>
         <w:spacing w:before="120" w:after="60"/>
         <w:jc w:val="center"/>
       </w:pPr>
@@ -3476,7 +3472,6 @@
     </w:p>
     <w:p>
       <w:pPr>
-        <w:keepNext/>
         <w:spacing w:line="288" w:lineRule="auto"/>
         <w:ind w:firstLine="567"/>
         <w:jc w:val="both"/>
@@ -3502,7 +3497,6 @@
     </w:p>
     <w:p>
       <w:pPr>
-        <w:keepNext/>
         <w:spacing w:before="120" w:after="60"/>
         <w:jc w:val="center"/>
       </w:pPr>
@@ -3611,7 +3605,6 @@
     </w:p>
     <w:p>
       <w:pPr>
-        <w:keepNext/>
         <w:spacing w:line="288" w:lineRule="auto"/>
         <w:ind w:firstLine="567"/>
         <w:jc w:val="both"/>
@@ -3637,7 +3630,6 @@
     </w:p>
     <w:p>
       <w:pPr>
-        <w:keepNext/>
         <w:spacing w:before="120" w:after="60"/>
         <w:jc w:val="center"/>
       </w:pPr>
@@ -3746,7 +3738,6 @@
     </w:p>
     <w:p>
       <w:pPr>
-        <w:keepNext/>
         <w:spacing w:line="288" w:lineRule="auto"/>
         <w:ind w:firstLine="567"/>
         <w:jc w:val="both"/>
@@ -3772,7 +3763,6 @@
     </w:p>
     <w:p>
       <w:pPr>
-        <w:keepNext/>
         <w:spacing w:before="120" w:after="60"/>
         <w:jc w:val="center"/>
       </w:pPr>
@@ -11320,7 +11310,6 @@
     </w:p>
     <w:p>
       <w:pPr>
-        <w:keepNext/>
         <w:spacing w:line="288" w:lineRule="auto"/>
         <w:ind w:firstLine="567"/>
         <w:jc w:val="both"/>
@@ -11337,7 +11326,6 @@
     </w:p>
     <w:p>
       <w:pPr>
-        <w:keepNext/>
         <w:spacing w:before="120" w:after="120"/>
         <w:jc w:val="center"/>
       </w:pPr>
@@ -11466,7 +11454,6 @@
     </w:p>
     <w:p>
       <w:pPr>
-        <w:keepNext/>
         <w:spacing w:line="288" w:lineRule="auto"/>
         <w:ind w:firstLine="567"/>
         <w:jc w:val="both"/>
@@ -11501,7 +11488,6 @@
     </w:p>
     <w:p>
       <w:pPr>
-        <w:keepNext/>
         <w:spacing w:before="120" w:after="120"/>
         <w:jc w:val="center"/>
       </w:pPr>
@@ -14631,7 +14617,6 @@
     </w:p>
     <w:p>
       <w:pPr>
-        <w:keepNext/>
         <w:spacing w:line="288" w:lineRule="auto"/>
         <w:ind w:firstLine="567"/>
         <w:jc w:val="both"/>
@@ -14666,7 +14651,7 @@
     </w:p>
     <w:p>
       <w:pPr>
-        <w:keepNext/>
+        <w:pageBreakBefore/>
         <w:spacing w:before="120" w:after="120"/>
         <w:jc w:val="center"/>
       </w:pPr>
@@ -15309,7 +15294,6 @@
     </w:p>
     <w:p>
       <w:pPr>
-        <w:keepNext/>
         <w:spacing w:line="288" w:lineRule="auto"/>
         <w:ind w:firstLine="567"/>
         <w:jc w:val="both"/>
@@ -15326,7 +15310,6 @@
     </w:p>
     <w:p>
       <w:pPr>
-        <w:keepNext/>
         <w:spacing w:before="120" w:after="120"/>
         <w:jc w:val="center"/>
       </w:pPr>
@@ -15485,7 +15468,6 @@
     </w:p>
     <w:p>
       <w:pPr>
-        <w:keepNext/>
         <w:spacing w:line="288" w:lineRule="auto"/>
         <w:ind w:firstLine="567"/>
         <w:jc w:val="both"/>
@@ -15502,7 +15484,7 @@
     </w:p>
     <w:p>
       <w:pPr>
-        <w:keepNext/>
+        <w:pageBreakBefore/>
         <w:spacing w:before="120" w:after="120"/>
         <w:jc w:val="center"/>
       </w:pPr>
@@ -15667,7 +15649,6 @@
     </w:p>
     <w:p>
       <w:pPr>
-        <w:keepNext/>
         <w:spacing w:line="288" w:lineRule="auto"/>
         <w:ind w:firstLine="567"/>
         <w:jc w:val="both"/>
@@ -15684,7 +15665,6 @@
     </w:p>
     <w:p>
       <w:pPr>
-        <w:keepNext/>
         <w:spacing w:before="120" w:after="120"/>
         <w:jc w:val="center"/>
       </w:pPr>
@@ -15867,7 +15847,6 @@
     </w:p>
     <w:p>
       <w:pPr>
-        <w:keepNext/>
         <w:spacing w:line="288" w:lineRule="auto"/>
         <w:ind w:firstLine="567"/>
         <w:jc w:val="both"/>
@@ -15884,7 +15863,6 @@
     </w:p>
     <w:p>
       <w:pPr>
-        <w:keepNext/>
         <w:spacing w:before="120" w:after="120"/>
         <w:jc w:val="center"/>
       </w:pPr>
@@ -16013,7 +15991,6 @@
     </w:p>
     <w:p>
       <w:pPr>
-        <w:keepNext/>
         <w:spacing w:line="288" w:lineRule="auto"/>
         <w:ind w:firstLine="567"/>
         <w:jc w:val="both"/>
@@ -16048,7 +16025,7 @@
     </w:p>
     <w:p>
       <w:pPr>
-        <w:keepNext/>
+        <w:pageBreakBefore/>
         <w:spacing w:before="120" w:after="120"/>
         <w:jc w:val="center"/>
       </w:pPr>
@@ -23918,7 +23895,6 @@
     <w:p>
       <w:pPr>
         <w:pStyle w:val="Heading3"/>
-        <w:keepNext/>
       </w:pPr>
       <w:r>
         <w:rPr>
@@ -23932,7 +23908,6 @@
     </w:p>
     <w:p>
       <w:pPr>
-        <w:keepNext/>
         <w:spacing w:before="120" w:after="60"/>
         <w:jc w:val="center"/>
       </w:pPr>
@@ -23973,7 +23948,6 @@
     </w:p>
     <w:p>
       <w:pPr>
-        <w:keepNext/>
         <w:spacing w:before="120" w:after="60"/>
         <w:jc w:val="center"/>
       </w:pPr>
@@ -24014,7 +23988,6 @@
     </w:p>
     <w:p>
       <w:pPr>
-        <w:keepNext/>
         <w:spacing w:before="120" w:after="60"/>
         <w:jc w:val="center"/>
       </w:pPr>
@@ -24055,7 +24028,6 @@
     </w:p>
     <w:p>
       <w:pPr>
-        <w:keepNext/>
         <w:spacing w:before="120" w:after="60"/>
         <w:jc w:val="center"/>
       </w:pPr>
@@ -24277,7 +24249,6 @@
     <w:p>
       <w:pPr>
         <w:pStyle w:val="Heading3"/>
-        <w:keepNext/>
       </w:pPr>
       <w:r>
         <w:rPr>
@@ -24291,7 +24262,6 @@
     </w:p>
     <w:p>
       <w:pPr>
-        <w:keepNext/>
         <w:spacing w:before="120" w:after="60"/>
         <w:jc w:val="center"/>
       </w:pPr>
@@ -24332,7 +24302,6 @@
     </w:p>
     <w:p>
       <w:pPr>
-        <w:keepNext/>
         <w:spacing w:before="120" w:after="60"/>
         <w:jc w:val="center"/>
       </w:pPr>
@@ -24464,7 +24433,6 @@
     <w:p>
       <w:pPr>
         <w:pStyle w:val="Heading3"/>
-        <w:keepNext/>
       </w:pPr>
       <w:r>
         <w:rPr>
@@ -24478,7 +24446,6 @@
     </w:p>
     <w:p>
       <w:pPr>
-        <w:keepNext/>
         <w:spacing w:before="120" w:after="60"/>
         <w:jc w:val="center"/>
       </w:pPr>
@@ -24519,7 +24486,6 @@
     </w:p>
     <w:p>
       <w:pPr>
-        <w:keepNext/>
         <w:spacing w:before="120" w:after="60"/>
         <w:jc w:val="center"/>
       </w:pPr>
@@ -24850,7 +24816,6 @@
     </w:p>
     <w:p>
       <w:pPr>
-        <w:keepNext/>
         <w:spacing w:line="288" w:lineRule="auto"/>
         <w:ind w:firstLine="567"/>
         <w:jc w:val="both"/>
@@ -24867,7 +24832,7 @@
     </w:p>
     <w:p>
       <w:pPr>
-        <w:keepNext/>
+        <w:pageBreakBefore/>
         <w:spacing w:before="120" w:after="120"/>
         <w:jc w:val="center"/>
       </w:pPr>
@@ -25306,7 +25271,6 @@
     <w:p>
       <w:pPr>
         <w:pStyle w:val="Heading3"/>
-        <w:keepNext/>
       </w:pPr>
       <w:r>
         <w:rPr>
@@ -25320,7 +25284,7 @@
     </w:p>
     <w:p>
       <w:pPr>
-        <w:keepNext/>
+        <w:pageBreakBefore/>
         <w:spacing w:before="120" w:after="120"/>
         <w:jc w:val="center"/>
       </w:pPr>
@@ -25835,7 +25799,6 @@
     </w:p>
     <w:p>
       <w:pPr>
-        <w:keepNext/>
         <w:spacing w:line="288" w:lineRule="auto"/>
         <w:ind w:firstLine="567"/>
         <w:jc w:val="both"/>
@@ -25870,7 +25833,6 @@
     </w:p>
     <w:p>
       <w:pPr>
-        <w:keepNext/>
         <w:spacing w:before="120" w:after="120"/>
         <w:jc w:val="center"/>
       </w:pPr>

--- a/documents/08-thesis/thesis-v1.docx
+++ b/documents/08-thesis/thesis-v1.docx
@@ -11488,13 +11488,14 @@
     </w:p>
     <w:p>
       <w:pPr>
+        <w:pageBreakBefore/>
         <w:spacing w:before="120" w:after="120"/>
         <w:jc w:val="center"/>
       </w:pPr>
       <w:r>
         <w:drawing>
           <wp:inline xmlns:a="http://schemas.openxmlformats.org/drawingml/2006/main" xmlns:pic="http://schemas.openxmlformats.org/drawingml/2006/picture">
-            <wp:extent cx="5760000" cy="3802097"/>
+            <wp:extent cx="5760000" cy="4987415"/>
             <wp:docPr id="8" name="Picture 8"/>
             <wp:cNvGraphicFramePr>
               <a:graphicFrameLocks noChangeAspect="1"/>
@@ -11503,7 +11504,7 @@
               <a:graphicData uri="http://schemas.openxmlformats.org/drawingml/2006/picture">
                 <pic:pic>
                   <pic:nvPicPr>
-                    <pic:cNvPr id="0" name="mermaid-85fb8eeee150b430.png"/>
+                    <pic:cNvPr id="0" name="mermaid-153bb81ed6f86bd8.png"/>
                     <pic:cNvPicPr/>
                   </pic:nvPicPr>
                   <pic:blipFill>
@@ -11515,7 +11516,7 @@
                   <pic:spPr>
                     <a:xfrm>
                       <a:off x="0" y="0"/>
-                      <a:ext cx="5760000" cy="3802097"/>
+                      <a:ext cx="5760000" cy="4987415"/>
                     </a:xfrm>
                     <a:prstGeom prst="rect"/>
                   </pic:spPr>

--- a/documents/08-thesis/thesis-v1.docx
+++ b/documents/08-thesis/thesis-v1.docx
@@ -11495,7 +11495,7 @@
       <w:r>
         <w:drawing>
           <wp:inline xmlns:a="http://schemas.openxmlformats.org/drawingml/2006/main" xmlns:pic="http://schemas.openxmlformats.org/drawingml/2006/picture">
-            <wp:extent cx="5760000" cy="4987415"/>
+            <wp:extent cx="5760000" cy="4579546"/>
             <wp:docPr id="8" name="Picture 8"/>
             <wp:cNvGraphicFramePr>
               <a:graphicFrameLocks noChangeAspect="1"/>
@@ -11504,7 +11504,7 @@
               <a:graphicData uri="http://schemas.openxmlformats.org/drawingml/2006/picture">
                 <pic:pic>
                   <pic:nvPicPr>
-                    <pic:cNvPr id="0" name="mermaid-153bb81ed6f86bd8.png"/>
+                    <pic:cNvPr id="0" name="mermaid-c26475c25dcc8c6b.png"/>
                     <pic:cNvPicPr/>
                   </pic:nvPicPr>
                   <pic:blipFill>
@@ -11516,7 +11516,7 @@
                   <pic:spPr>
                     <a:xfrm>
                       <a:off x="0" y="0"/>
-                      <a:ext cx="5760000" cy="4987415"/>
+                      <a:ext cx="5760000" cy="4579546"/>
                     </a:xfrm>
                     <a:prstGeom prst="rect"/>
                   </pic:spPr>

--- a/documents/08-thesis/thesis-v1.docx
+++ b/documents/08-thesis/thesis-v1.docx
@@ -11495,7 +11495,7 @@
       <w:r>
         <w:drawing>
           <wp:inline xmlns:a="http://schemas.openxmlformats.org/drawingml/2006/main" xmlns:pic="http://schemas.openxmlformats.org/drawingml/2006/picture">
-            <wp:extent cx="5760000" cy="4579546"/>
+            <wp:extent cx="5760000" cy="6201005"/>
             <wp:docPr id="8" name="Picture 8"/>
             <wp:cNvGraphicFramePr>
               <a:graphicFrameLocks noChangeAspect="1"/>
@@ -11504,7 +11504,7 @@
               <a:graphicData uri="http://schemas.openxmlformats.org/drawingml/2006/picture">
                 <pic:pic>
                   <pic:nvPicPr>
-                    <pic:cNvPr id="0" name="mermaid-c26475c25dcc8c6b.png"/>
+                    <pic:cNvPr id="0" name="mermaid-8421f8361e01c736.png"/>
                     <pic:cNvPicPr/>
                   </pic:nvPicPr>
                   <pic:blipFill>
@@ -11516,7 +11516,7 @@
                   <pic:spPr>
                     <a:xfrm>
                       <a:off x="0" y="0"/>
-                      <a:ext cx="5760000" cy="4579546"/>
+                      <a:ext cx="5760000" cy="6201005"/>
                     </a:xfrm>
                     <a:prstGeom prst="rect"/>
                   </pic:spPr>

--- a/documents/08-thesis/thesis-v1.docx
+++ b/documents/08-thesis/thesis-v1.docx
@@ -894,7 +894,7 @@
     <w:p>
       <w:pPr>
         <w:sectPr>
-          <w:headerReference w:type="default" r:id="rId34"/>
+          <w:headerReference w:type="default" r:id="rId35"/>
           <w:pgSz w:w="11906" w:h="16838"/>
           <w:pgMar w:top="1417" w:right="1134" w:bottom="1417" w:left="1701" w:header="720" w:footer="720" w:gutter="283"/>
           <w:cols w:space="720"/>
@@ -1039,7 +1039,7 @@
     <w:p>
       <w:pPr>
         <w:sectPr>
-          <w:headerReference w:type="default" r:id="rId35"/>
+          <w:headerReference w:type="default" r:id="rId36"/>
           <w:pgSz w:w="11906" w:h="16838"/>
           <w:pgMar w:top="1417" w:right="1134" w:bottom="1417" w:left="1701" w:header="720" w:footer="720" w:gutter="283"/>
           <w:cols w:space="720"/>
@@ -2503,7 +2503,7 @@
     <w:p>
       <w:pPr>
         <w:sectPr>
-          <w:headerReference w:type="default" r:id="rId36"/>
+          <w:headerReference w:type="default" r:id="rId37"/>
           <w:pgSz w:w="11906" w:h="16838"/>
           <w:pgMar w:top="1417" w:right="1134" w:bottom="1417" w:left="1701" w:header="720" w:footer="720" w:gutter="283"/>
           <w:cols w:space="720"/>
@@ -15317,7 +15317,7 @@
       <w:r>
         <w:drawing>
           <wp:inline xmlns:a="http://schemas.openxmlformats.org/drawingml/2006/main" xmlns:pic="http://schemas.openxmlformats.org/drawingml/2006/picture">
-            <wp:extent cx="5760000" cy="4179020"/>
+            <wp:extent cx="5760000" cy="2607157"/>
             <wp:docPr id="10" name="Picture 10"/>
             <wp:cNvGraphicFramePr>
               <a:graphicFrameLocks noChangeAspect="1"/>
@@ -15326,7 +15326,7 @@
               <a:graphicData uri="http://schemas.openxmlformats.org/drawingml/2006/picture">
                 <pic:pic>
                   <pic:nvPicPr>
-                    <pic:cNvPr id="0" name="mermaid-dde7ec019e61c6c8.png"/>
+                    <pic:cNvPr id="0" name="mermaid-937a5ae77a6cbd8c.png"/>
                     <pic:cNvPicPr/>
                   </pic:nvPicPr>
                   <pic:blipFill>
@@ -15338,7 +15338,7 @@
                   <pic:spPr>
                     <a:xfrm>
                       <a:off x="0" y="0"/>
-                      <a:ext cx="5760000" cy="4179020"/>
+                      <a:ext cx="5760000" cy="2607157"/>
                     </a:xfrm>
                     <a:prstGeom prst="rect"/>
                   </pic:spPr>
@@ -15351,28 +15351,6 @@
     </w:p>
     <w:p>
       <w:pPr>
-        <w:pStyle w:val="HìnhCaption"/>
-        <w:spacing w:before="120" w:after="240"/>
-        <w:jc w:val="center"/>
-      </w:pPr>
-      <w:r>
-        <w:rPr>
-          <w:rFonts w:ascii="Times New Roman" w:hAnsi="Times New Roman" w:eastAsia="Times New Roman"/>
-          <w:b/>
-          <w:sz w:val="26"/>
-        </w:rPr>
-        <w:t>Hình 2.4</w:t>
-      </w:r>
-      <w:r>
-        <w:rPr>
-          <w:rFonts w:ascii="Times New Roman" w:hAnsi="Times New Roman" w:eastAsia="Times New Roman"/>
-          <w:sz w:val="26"/>
-        </w:rPr>
-        <w:t>. Luồng xác thực JWT và truyền ngữ cảnh tenant</w:t>
-      </w:r>
-    </w:p>
-    <w:p>
-      <w:pPr>
         <w:spacing w:line="288" w:lineRule="auto"/>
         <w:ind w:firstLine="567"/>
         <w:jc w:val="both"/>
@@ -15380,6 +15358,96 @@
       <w:r>
         <w:rPr>
           <w:rFonts w:ascii="Times New Roman" w:hAnsi="Times New Roman" w:eastAsia="Times New Roman"/>
+          <w:b/>
+          <w:i w:val="0"/>
+          <w:sz w:val="26"/>
+        </w:rPr>
+        <w:t>Hình 2.4a.</w:t>
+      </w:r>
+      <w:r>
+        <w:rPr>
+          <w:rFonts w:ascii="Times New Roman" w:hAnsi="Times New Roman" w:eastAsia="Times New Roman"/>
+          <w:b w:val="0"/>
+          <w:i w:val="0"/>
+          <w:sz w:val="26"/>
+        </w:rPr>
+        <w:t xml:space="preserve"> Luồng đăng nhập — sinh JWT + audit log.</w:t>
+      </w:r>
+    </w:p>
+    <w:p>
+      <w:pPr>
+        <w:spacing w:before="120" w:after="120"/>
+        <w:jc w:val="center"/>
+      </w:pPr>
+      <w:r>
+        <w:drawing>
+          <wp:inline xmlns:a="http://schemas.openxmlformats.org/drawingml/2006/main" xmlns:pic="http://schemas.openxmlformats.org/drawingml/2006/picture">
+            <wp:extent cx="5760000" cy="2880000"/>
+            <wp:docPr id="11" name="Picture 11"/>
+            <wp:cNvGraphicFramePr>
+              <a:graphicFrameLocks noChangeAspect="1"/>
+            </wp:cNvGraphicFramePr>
+            <a:graphic>
+              <a:graphicData uri="http://schemas.openxmlformats.org/drawingml/2006/picture">
+                <pic:pic>
+                  <pic:nvPicPr>
+                    <pic:cNvPr id="0" name="mermaid-3352d2cdf91ac76b.png"/>
+                    <pic:cNvPicPr/>
+                  </pic:nvPicPr>
+                  <pic:blipFill>
+                    <a:blip r:embed="rId19"/>
+                    <a:stretch>
+                      <a:fillRect/>
+                    </a:stretch>
+                  </pic:blipFill>
+                  <pic:spPr>
+                    <a:xfrm>
+                      <a:off x="0" y="0"/>
+                      <a:ext cx="5760000" cy="2880000"/>
+                    </a:xfrm>
+                    <a:prstGeom prst="rect"/>
+                  </pic:spPr>
+                </pic:pic>
+              </a:graphicData>
+            </a:graphic>
+          </wp:inline>
+        </w:drawing>
+      </w:r>
+    </w:p>
+    <w:p>
+      <w:pPr>
+        <w:spacing w:line="288" w:lineRule="auto"/>
+        <w:ind w:firstLine="567"/>
+        <w:jc w:val="both"/>
+      </w:pPr>
+      <w:r>
+        <w:rPr>
+          <w:rFonts w:ascii="Times New Roman" w:hAnsi="Times New Roman" w:eastAsia="Times New Roman"/>
+          <w:b/>
+          <w:i w:val="0"/>
+          <w:sz w:val="26"/>
+        </w:rPr>
+        <w:t>Hình 2.4b.</w:t>
+      </w:r>
+      <w:r>
+        <w:rPr>
+          <w:rFonts w:ascii="Times New Roman" w:hAnsi="Times New Roman" w:eastAsia="Times New Roman"/>
+          <w:b w:val="0"/>
+          <w:i w:val="0"/>
+          <w:sz w:val="26"/>
+        </w:rPr>
+        <w:t xml:space="preserve"> Luồng yêu cầu đã xác thực — JWT validate + truyền ngữ cảnh tenant + RLS filter.</w:t>
+      </w:r>
+    </w:p>
+    <w:p>
+      <w:pPr>
+        <w:spacing w:line="288" w:lineRule="auto"/>
+        <w:ind w:firstLine="567"/>
+        <w:jc w:val="both"/>
+      </w:pPr>
+      <w:r>
+        <w:rPr>
+          <w:rFonts w:ascii="Times New Roman" w:hAnsi="Times New Roman" w:eastAsia="Times New Roman"/>
           <w:b w:val="0"/>
           <w:i w:val="0"/>
           <w:sz w:val="26"/>
@@ -15493,7 +15561,7 @@
         <w:drawing>
           <wp:inline xmlns:a="http://schemas.openxmlformats.org/drawingml/2006/main" xmlns:pic="http://schemas.openxmlformats.org/drawingml/2006/picture">
             <wp:extent cx="3492050" cy="6480000"/>
-            <wp:docPr id="11" name="Picture 11"/>
+            <wp:docPr id="12" name="Picture 12"/>
             <wp:cNvGraphicFramePr>
               <a:graphicFrameLocks noChangeAspect="1"/>
             </wp:cNvGraphicFramePr>
@@ -15505,7 +15573,7 @@
                     <pic:cNvPicPr/>
                   </pic:nvPicPr>
                   <pic:blipFill>
-                    <a:blip r:embed="rId19"/>
+                    <a:blip r:embed="rId20"/>
                     <a:stretch>
                       <a:fillRect/>
                     </a:stretch>
@@ -15673,7 +15741,7 @@
         <w:drawing>
           <wp:inline xmlns:a="http://schemas.openxmlformats.org/drawingml/2006/main" xmlns:pic="http://schemas.openxmlformats.org/drawingml/2006/picture">
             <wp:extent cx="5760000" cy="2600576"/>
-            <wp:docPr id="12" name="Picture 12"/>
+            <wp:docPr id="13" name="Picture 13"/>
             <wp:cNvGraphicFramePr>
               <a:graphicFrameLocks noChangeAspect="1"/>
             </wp:cNvGraphicFramePr>
@@ -15685,7 +15753,7 @@
                     <pic:cNvPicPr/>
                   </pic:nvPicPr>
                   <pic:blipFill>
-                    <a:blip r:embed="rId20"/>
+                    <a:blip r:embed="rId21"/>
                     <a:stretch>
                       <a:fillRect/>
                     </a:stretch>
@@ -15871,7 +15939,7 @@
         <w:drawing>
           <wp:inline xmlns:a="http://schemas.openxmlformats.org/drawingml/2006/main" xmlns:pic="http://schemas.openxmlformats.org/drawingml/2006/picture">
             <wp:extent cx="5760000" cy="3054927"/>
-            <wp:docPr id="13" name="Picture 13"/>
+            <wp:docPr id="14" name="Picture 14"/>
             <wp:cNvGraphicFramePr>
               <a:graphicFrameLocks noChangeAspect="1"/>
             </wp:cNvGraphicFramePr>
@@ -15883,7 +15951,7 @@
                     <pic:cNvPicPr/>
                   </pic:nvPicPr>
                   <pic:blipFill>
-                    <a:blip r:embed="rId21"/>
+                    <a:blip r:embed="rId22"/>
                     <a:stretch>
                       <a:fillRect/>
                     </a:stretch>
@@ -16034,7 +16102,7 @@
         <w:drawing>
           <wp:inline xmlns:a="http://schemas.openxmlformats.org/drawingml/2006/main" xmlns:pic="http://schemas.openxmlformats.org/drawingml/2006/picture">
             <wp:extent cx="5188811" cy="6480000"/>
-            <wp:docPr id="14" name="Picture 14"/>
+            <wp:docPr id="15" name="Picture 15"/>
             <wp:cNvGraphicFramePr>
               <a:graphicFrameLocks noChangeAspect="1"/>
             </wp:cNvGraphicFramePr>
@@ -16046,7 +16114,7 @@
                     <pic:cNvPicPr/>
                   </pic:nvPicPr>
                   <pic:blipFill>
-                    <a:blip r:embed="rId22"/>
+                    <a:blip r:embed="rId23"/>
                     <a:stretch>
                       <a:fillRect/>
                     </a:stretch>
@@ -23916,7 +23984,7 @@
         <w:drawing>
           <wp:inline xmlns:a="http://schemas.openxmlformats.org/drawingml/2006/main" xmlns:pic="http://schemas.openxmlformats.org/drawingml/2006/picture">
             <wp:extent cx="5760000" cy="3600000"/>
-            <wp:docPr id="15" name="Picture 15"/>
+            <wp:docPr id="16" name="Picture 16"/>
             <wp:cNvGraphicFramePr>
               <a:graphicFrameLocks noChangeAspect="1"/>
             </wp:cNvGraphicFramePr>
@@ -23925,46 +23993,6 @@
                 <pic:pic>
                   <pic:nvPicPr>
                     <pic:cNvPr id="0" name="01-marketing-landing.png"/>
-                    <pic:cNvPicPr/>
-                  </pic:nvPicPr>
-                  <pic:blipFill>
-                    <a:blip r:embed="rId23"/>
-                    <a:stretch>
-                      <a:fillRect/>
-                    </a:stretch>
-                  </pic:blipFill>
-                  <pic:spPr>
-                    <a:xfrm>
-                      <a:off x="0" y="0"/>
-                      <a:ext cx="5760000" cy="3600000"/>
-                    </a:xfrm>
-                    <a:prstGeom prst="rect"/>
-                  </pic:spPr>
-                </pic:pic>
-              </a:graphicData>
-            </a:graphic>
-          </wp:inline>
-        </w:drawing>
-      </w:r>
-    </w:p>
-    <w:p>
-      <w:pPr>
-        <w:spacing w:before="120" w:after="60"/>
-        <w:jc w:val="center"/>
-      </w:pPr>
-      <w:r>
-        <w:drawing>
-          <wp:inline xmlns:a="http://schemas.openxmlformats.org/drawingml/2006/main" xmlns:pic="http://schemas.openxmlformats.org/drawingml/2006/picture">
-            <wp:extent cx="5760000" cy="3600000"/>
-            <wp:docPr id="16" name="Picture 16"/>
-            <wp:cNvGraphicFramePr>
-              <a:graphicFrameLocks noChangeAspect="1"/>
-            </wp:cNvGraphicFramePr>
-            <a:graphic>
-              <a:graphicData uri="http://schemas.openxmlformats.org/drawingml/2006/picture">
-                <pic:pic>
-                  <pic:nvPicPr>
-                    <pic:cNvPr id="0" name="02-signup-wizard-step1.png"/>
                     <pic:cNvPicPr/>
                   </pic:nvPicPr>
                   <pic:blipFill>
@@ -24004,7 +24032,7 @@
               <a:graphicData uri="http://schemas.openxmlformats.org/drawingml/2006/picture">
                 <pic:pic>
                   <pic:nvPicPr>
-                    <pic:cNvPr id="0" name="04-tenant-provisioning-success.png"/>
+                    <pic:cNvPr id="0" name="02-signup-wizard-step1.png"/>
                     <pic:cNvPicPr/>
                   </pic:nvPicPr>
                   <pic:blipFill>
@@ -24044,7 +24072,7 @@
               <a:graphicData uri="http://schemas.openxmlformats.org/drawingml/2006/picture">
                 <pic:pic>
                   <pic:nvPicPr>
-                    <pic:cNvPr id="0" name="03-owner-dashboard-first-login.png"/>
+                    <pic:cNvPr id="0" name="04-tenant-provisioning-success.png"/>
                     <pic:cNvPicPr/>
                   </pic:nvPicPr>
                   <pic:blipFill>
@@ -24069,200 +24097,6 @@
     </w:p>
     <w:p>
       <w:pPr>
-        <w:pStyle w:val="HìnhCaption"/>
-        <w:spacing w:before="120" w:after="240"/>
-        <w:jc w:val="center"/>
-      </w:pPr>
-      <w:r>
-        <w:rPr>
-          <w:rFonts w:ascii="Times New Roman" w:hAnsi="Times New Roman" w:eastAsia="Times New Roman"/>
-          <w:b/>
-          <w:sz w:val="26"/>
-        </w:rPr>
-        <w:t>Hình 3.1</w:t>
-      </w:r>
-      <w:r>
-        <w:rPr>
-          <w:rFonts w:ascii="Times New Roman" w:hAnsi="Times New Roman" w:eastAsia="Times New Roman"/>
-          <w:sz w:val="26"/>
-        </w:rPr>
-        <w:t>. Luồng khám phá và kích hoạt tenant qua bốn bước nối tiếp từ trang chủ marketing đến dashboard sau đăng nhập đầu tiên</w:t>
-      </w:r>
-    </w:p>
-    <w:p>
-      <w:pPr>
-        <w:spacing w:line="288" w:lineRule="auto"/>
-        <w:ind w:firstLine="567"/>
-        <w:jc w:val="both"/>
-      </w:pPr>
-      <w:r>
-        <w:rPr>
-          <w:rFonts w:ascii="Times New Roman" w:hAnsi="Times New Roman" w:eastAsia="Times New Roman"/>
-          <w:b w:val="0"/>
-          <w:i/>
-          <w:sz w:val="26"/>
-        </w:rPr>
-        <w:t>Nguồn: ảnh chụp giao diện KiteHub Platform, truy cập 20/05/2026</w:t>
-      </w:r>
-    </w:p>
-    <w:p>
-      <w:pPr>
-        <w:spacing w:line="288" w:lineRule="auto"/>
-        <w:ind w:firstLine="567"/>
-        <w:jc w:val="both"/>
-      </w:pPr>
-      <w:r>
-        <w:rPr>
-          <w:rFonts w:ascii="Times New Roman" w:hAnsi="Times New Roman" w:eastAsia="Times New Roman"/>
-          <w:b w:val="0"/>
-          <w:i w:val="0"/>
-          <w:sz w:val="26"/>
-        </w:rPr>
-        <w:t xml:space="preserve">Luồng khám phá và kích hoạt tenant đưa anonymous prospect từ điểm tiếp xúc đầu tiên đến trạng thái vận hành đầy đủ thông qua bốn bước nối tiếp. Bước (a) trang chủ marketing đóng vai trò "first impression" với layout 3-fold gồm hero section "Nền tảng quản lý trung tâm dạy thêm" cùng ba giá trị cốt lõi (Multi-tenant isolation, AI Branding, Bộ tính năng quản lý lớp đầy đủ) và CTA chính "Yêu cầu truy cập Beta"; toàn bộ tone tiếng Việt formal-friendly với sample data Việt Nam (Trung tâm Anh ngữ Sky Education tên giả định, Lớp Anh ngữ 5A1). Bước (b) Wizard đăng ký yêu cầu 4 trường tối thiểu (họ tên, email, tên trung tâm dự kiến, quy mô) không yêu cầu mật khẩu — admin nền tảng review request và gửi claim code 6 chữ số qua email; form validation client-side bằng React Hook Form + Zod và server-side bổ sung honeypot field chống bot với rate-limit 24 giờ per email. Bước (c) sau khi người dùng exchange claim code thành công, hệ thống tạo tenant mới với atomic transaction (INSERT tenant + INSERT user + UPDATE beta_request status — chi tiết tại Chương 4), cấp subdomain </w:t>
-      </w:r>
-      <w:r>
-        <w:rPr>
-          <w:rFonts w:ascii="Times New Roman" w:hAnsi="Times New Roman" w:eastAsia="Times New Roman"/>
-          <w:b w:val="0"/>
-          <w:i/>
-          <w:sz w:val="26"/>
-        </w:rPr>
-        <w:t>https://sky-edu.kitehub.me</w:t>
-      </w:r>
-      <w:r>
-        <w:rPr>
-          <w:rFonts w:ascii="Times New Roman" w:hAnsi="Times New Roman" w:eastAsia="Times New Roman"/>
-          <w:b w:val="0"/>
-          <w:i w:val="0"/>
-          <w:sz w:val="26"/>
-        </w:rPr>
-        <w:t xml:space="preserve"> và CTA "Đăng nhập ngay" tự động redirect tới </w:t>
-      </w:r>
-      <w:r>
-        <w:rPr>
-          <w:rFonts w:ascii="Times New Roman" w:hAnsi="Times New Roman" w:eastAsia="Times New Roman"/>
-          <w:b w:val="0"/>
-          <w:i/>
-          <w:sz w:val="26"/>
-        </w:rPr>
-        <w:t>/dashboard</w:t>
-      </w:r>
-      <w:r>
-        <w:rPr>
-          <w:rFonts w:ascii="Times New Roman" w:hAnsi="Times New Roman" w:eastAsia="Times New Roman"/>
-          <w:b w:val="0"/>
-          <w:i w:val="0"/>
-          <w:sz w:val="26"/>
-        </w:rPr>
-        <w:t xml:space="preserve"> với JWT đã có sẵn. Bước (d) lần đăng nhập đầu tiên hiển thị ba thành phần chính cho Chủ trung tâm: 3 KPI card ("Doanh thu tháng", "Số học sinh", "Số lớp" mặc định </w:t>
-      </w:r>
-      <w:r>
-        <w:rPr>
-          <w:rFonts w:ascii="Times New Roman" w:hAnsi="Times New Roman" w:eastAsia="Times New Roman"/>
-          <w:b w:val="0"/>
-          <w:i/>
-          <w:sz w:val="26"/>
-        </w:rPr>
-        <w:t>0đ</w:t>
-      </w:r>
-      <w:r>
-        <w:rPr>
-          <w:rFonts w:ascii="Times New Roman" w:hAnsi="Times New Roman" w:eastAsia="Times New Roman"/>
-          <w:b w:val="0"/>
-          <w:i w:val="0"/>
-          <w:sz w:val="26"/>
-        </w:rPr>
-        <w:t xml:space="preserve">, </w:t>
-      </w:r>
-      <w:r>
-        <w:rPr>
-          <w:rFonts w:ascii="Times New Roman" w:hAnsi="Times New Roman" w:eastAsia="Times New Roman"/>
-          <w:b w:val="0"/>
-          <w:i/>
-          <w:sz w:val="26"/>
-        </w:rPr>
-        <w:t>0</w:t>
-      </w:r>
-      <w:r>
-        <w:rPr>
-          <w:rFonts w:ascii="Times New Roman" w:hAnsi="Times New Roman" w:eastAsia="Times New Roman"/>
-          <w:b w:val="0"/>
-          <w:i w:val="0"/>
-          <w:sz w:val="26"/>
-        </w:rPr>
-        <w:t xml:space="preserve">, </w:t>
-      </w:r>
-      <w:r>
-        <w:rPr>
-          <w:rFonts w:ascii="Times New Roman" w:hAnsi="Times New Roman" w:eastAsia="Times New Roman"/>
-          <w:b w:val="0"/>
-          <w:i/>
-          <w:sz w:val="26"/>
-        </w:rPr>
-        <w:t>0</w:t>
-      </w:r>
-      <w:r>
-        <w:rPr>
-          <w:rFonts w:ascii="Times New Roman" w:hAnsi="Times New Roman" w:eastAsia="Times New Roman"/>
-          <w:b w:val="0"/>
-          <w:i w:val="0"/>
-          <w:sz w:val="26"/>
-        </w:rPr>
-        <w:t xml:space="preserve">), onboarding checklist 5 bước (Tạo lớp đầu tiên / Thêm học sinh / Tạo lịch học / Cấu hình thanh toán / Mời giáo viên đồng nghiệp), và sample data toggle cho phép load dữ liệu mẫu (giáo viên giả định Trần Thị Hồng + 4 học sinh + 1 lớp Anh ngữ 5A1); format VND </w:t>
-      </w:r>
-      <w:r>
-        <w:rPr>
-          <w:rFonts w:ascii="Times New Roman" w:hAnsi="Times New Roman" w:eastAsia="Times New Roman"/>
-          <w:b w:val="0"/>
-          <w:i/>
-          <w:sz w:val="26"/>
-        </w:rPr>
-        <w:t>1.500.000đ</w:t>
-      </w:r>
-      <w:r>
-        <w:rPr>
-          <w:rFonts w:ascii="Times New Roman" w:hAnsi="Times New Roman" w:eastAsia="Times New Roman"/>
-          <w:b w:val="0"/>
-          <w:i w:val="0"/>
-          <w:sz w:val="26"/>
-        </w:rPr>
-        <w:t xml:space="preserve"> cùng date tiếng Việt </w:t>
-      </w:r>
-      <w:r>
-        <w:rPr>
-          <w:rFonts w:ascii="Times New Roman" w:hAnsi="Times New Roman" w:eastAsia="Times New Roman"/>
-          <w:b w:val="0"/>
-          <w:i/>
-          <w:sz w:val="26"/>
-        </w:rPr>
-        <w:t>Thứ Hai, 20/05/2026</w:t>
-      </w:r>
-      <w:r>
-        <w:rPr>
-          <w:rFonts w:ascii="Times New Roman" w:hAnsi="Times New Roman" w:eastAsia="Times New Roman"/>
-          <w:b w:val="0"/>
-          <w:i w:val="0"/>
-          <w:sz w:val="26"/>
-        </w:rPr>
-        <w:t xml:space="preserve"> áp dụng đồng nhất.</w:t>
-      </w:r>
-    </w:p>
-    <w:p>
-      <w:pPr>
-        <w:pStyle w:val="Heading3"/>
-      </w:pPr>
-      <w:r>
-        <w:rPr>
-          <w:rFonts w:ascii="Times New Roman" w:hAnsi="Times New Roman" w:eastAsia="Times New Roman"/>
-          <w:b/>
-          <w:color w:val="000000"/>
-          <w:sz w:val="28"/>
-        </w:rPr>
-        <w:t>3.2.2 Luồng vận hành nghiệp vụ thường nhật (Chủ trung tâm / Manager)</w:t>
-      </w:r>
-    </w:p>
-    <w:p>
-      <w:pPr>
         <w:spacing w:before="120" w:after="60"/>
         <w:jc w:val="center"/>
       </w:pPr>
@@ -24278,7 +24112,7 @@
               <a:graphicData uri="http://schemas.openxmlformats.org/drawingml/2006/picture">
                 <pic:pic>
                   <pic:nvPicPr>
-                    <pic:cNvPr id="0" name="05-class-management.png"/>
+                    <pic:cNvPr id="0" name="03-owner-dashboard-first-login.png"/>
                     <pic:cNvPicPr/>
                   </pic:nvPicPr>
                   <pic:blipFill>
@@ -24303,6 +24137,200 @@
     </w:p>
     <w:p>
       <w:pPr>
+        <w:pStyle w:val="HìnhCaption"/>
+        <w:spacing w:before="120" w:after="240"/>
+        <w:jc w:val="center"/>
+      </w:pPr>
+      <w:r>
+        <w:rPr>
+          <w:rFonts w:ascii="Times New Roman" w:hAnsi="Times New Roman" w:eastAsia="Times New Roman"/>
+          <w:b/>
+          <w:sz w:val="26"/>
+        </w:rPr>
+        <w:t>Hình 3.1</w:t>
+      </w:r>
+      <w:r>
+        <w:rPr>
+          <w:rFonts w:ascii="Times New Roman" w:hAnsi="Times New Roman" w:eastAsia="Times New Roman"/>
+          <w:sz w:val="26"/>
+        </w:rPr>
+        <w:t>. Luồng khám phá và kích hoạt tenant qua bốn bước nối tiếp từ trang chủ marketing đến dashboard sau đăng nhập đầu tiên</w:t>
+      </w:r>
+    </w:p>
+    <w:p>
+      <w:pPr>
+        <w:spacing w:line="288" w:lineRule="auto"/>
+        <w:ind w:firstLine="567"/>
+        <w:jc w:val="both"/>
+      </w:pPr>
+      <w:r>
+        <w:rPr>
+          <w:rFonts w:ascii="Times New Roman" w:hAnsi="Times New Roman" w:eastAsia="Times New Roman"/>
+          <w:b w:val="0"/>
+          <w:i/>
+          <w:sz w:val="26"/>
+        </w:rPr>
+        <w:t>Nguồn: ảnh chụp giao diện KiteHub Platform, truy cập 20/05/2026</w:t>
+      </w:r>
+    </w:p>
+    <w:p>
+      <w:pPr>
+        <w:spacing w:line="288" w:lineRule="auto"/>
+        <w:ind w:firstLine="567"/>
+        <w:jc w:val="both"/>
+      </w:pPr>
+      <w:r>
+        <w:rPr>
+          <w:rFonts w:ascii="Times New Roman" w:hAnsi="Times New Roman" w:eastAsia="Times New Roman"/>
+          <w:b w:val="0"/>
+          <w:i w:val="0"/>
+          <w:sz w:val="26"/>
+        </w:rPr>
+        <w:t xml:space="preserve">Luồng khám phá và kích hoạt tenant đưa anonymous prospect từ điểm tiếp xúc đầu tiên đến trạng thái vận hành đầy đủ thông qua bốn bước nối tiếp. Bước (a) trang chủ marketing đóng vai trò "first impression" với layout 3-fold gồm hero section "Nền tảng quản lý trung tâm dạy thêm" cùng ba giá trị cốt lõi (Multi-tenant isolation, AI Branding, Bộ tính năng quản lý lớp đầy đủ) và CTA chính "Yêu cầu truy cập Beta"; toàn bộ tone tiếng Việt formal-friendly với sample data Việt Nam (Trung tâm Anh ngữ Sky Education tên giả định, Lớp Anh ngữ 5A1). Bước (b) Wizard đăng ký yêu cầu 4 trường tối thiểu (họ tên, email, tên trung tâm dự kiến, quy mô) không yêu cầu mật khẩu — admin nền tảng review request và gửi claim code 6 chữ số qua email; form validation client-side bằng React Hook Form + Zod và server-side bổ sung honeypot field chống bot với rate-limit 24 giờ per email. Bước (c) sau khi người dùng exchange claim code thành công, hệ thống tạo tenant mới với atomic transaction (INSERT tenant + INSERT user + UPDATE beta_request status — chi tiết tại Chương 4), cấp subdomain </w:t>
+      </w:r>
+      <w:r>
+        <w:rPr>
+          <w:rFonts w:ascii="Times New Roman" w:hAnsi="Times New Roman" w:eastAsia="Times New Roman"/>
+          <w:b w:val="0"/>
+          <w:i/>
+          <w:sz w:val="26"/>
+        </w:rPr>
+        <w:t>https://sky-edu.kitehub.me</w:t>
+      </w:r>
+      <w:r>
+        <w:rPr>
+          <w:rFonts w:ascii="Times New Roman" w:hAnsi="Times New Roman" w:eastAsia="Times New Roman"/>
+          <w:b w:val="0"/>
+          <w:i w:val="0"/>
+          <w:sz w:val="26"/>
+        </w:rPr>
+        <w:t xml:space="preserve"> và CTA "Đăng nhập ngay" tự động redirect tới </w:t>
+      </w:r>
+      <w:r>
+        <w:rPr>
+          <w:rFonts w:ascii="Times New Roman" w:hAnsi="Times New Roman" w:eastAsia="Times New Roman"/>
+          <w:b w:val="0"/>
+          <w:i/>
+          <w:sz w:val="26"/>
+        </w:rPr>
+        <w:t>/dashboard</w:t>
+      </w:r>
+      <w:r>
+        <w:rPr>
+          <w:rFonts w:ascii="Times New Roman" w:hAnsi="Times New Roman" w:eastAsia="Times New Roman"/>
+          <w:b w:val="0"/>
+          <w:i w:val="0"/>
+          <w:sz w:val="26"/>
+        </w:rPr>
+        <w:t xml:space="preserve"> với JWT đã có sẵn. Bước (d) lần đăng nhập đầu tiên hiển thị ba thành phần chính cho Chủ trung tâm: 3 KPI card ("Doanh thu tháng", "Số học sinh", "Số lớp" mặc định </w:t>
+      </w:r>
+      <w:r>
+        <w:rPr>
+          <w:rFonts w:ascii="Times New Roman" w:hAnsi="Times New Roman" w:eastAsia="Times New Roman"/>
+          <w:b w:val="0"/>
+          <w:i/>
+          <w:sz w:val="26"/>
+        </w:rPr>
+        <w:t>0đ</w:t>
+      </w:r>
+      <w:r>
+        <w:rPr>
+          <w:rFonts w:ascii="Times New Roman" w:hAnsi="Times New Roman" w:eastAsia="Times New Roman"/>
+          <w:b w:val="0"/>
+          <w:i w:val="0"/>
+          <w:sz w:val="26"/>
+        </w:rPr>
+        <w:t xml:space="preserve">, </w:t>
+      </w:r>
+      <w:r>
+        <w:rPr>
+          <w:rFonts w:ascii="Times New Roman" w:hAnsi="Times New Roman" w:eastAsia="Times New Roman"/>
+          <w:b w:val="0"/>
+          <w:i/>
+          <w:sz w:val="26"/>
+        </w:rPr>
+        <w:t>0</w:t>
+      </w:r>
+      <w:r>
+        <w:rPr>
+          <w:rFonts w:ascii="Times New Roman" w:hAnsi="Times New Roman" w:eastAsia="Times New Roman"/>
+          <w:b w:val="0"/>
+          <w:i w:val="0"/>
+          <w:sz w:val="26"/>
+        </w:rPr>
+        <w:t xml:space="preserve">, </w:t>
+      </w:r>
+      <w:r>
+        <w:rPr>
+          <w:rFonts w:ascii="Times New Roman" w:hAnsi="Times New Roman" w:eastAsia="Times New Roman"/>
+          <w:b w:val="0"/>
+          <w:i/>
+          <w:sz w:val="26"/>
+        </w:rPr>
+        <w:t>0</w:t>
+      </w:r>
+      <w:r>
+        <w:rPr>
+          <w:rFonts w:ascii="Times New Roman" w:hAnsi="Times New Roman" w:eastAsia="Times New Roman"/>
+          <w:b w:val="0"/>
+          <w:i w:val="0"/>
+          <w:sz w:val="26"/>
+        </w:rPr>
+        <w:t xml:space="preserve">), onboarding checklist 5 bước (Tạo lớp đầu tiên / Thêm học sinh / Tạo lịch học / Cấu hình thanh toán / Mời giáo viên đồng nghiệp), và sample data toggle cho phép load dữ liệu mẫu (giáo viên giả định Trần Thị Hồng + 4 học sinh + 1 lớp Anh ngữ 5A1); format VND </w:t>
+      </w:r>
+      <w:r>
+        <w:rPr>
+          <w:rFonts w:ascii="Times New Roman" w:hAnsi="Times New Roman" w:eastAsia="Times New Roman"/>
+          <w:b w:val="0"/>
+          <w:i/>
+          <w:sz w:val="26"/>
+        </w:rPr>
+        <w:t>1.500.000đ</w:t>
+      </w:r>
+      <w:r>
+        <w:rPr>
+          <w:rFonts w:ascii="Times New Roman" w:hAnsi="Times New Roman" w:eastAsia="Times New Roman"/>
+          <w:b w:val="0"/>
+          <w:i w:val="0"/>
+          <w:sz w:val="26"/>
+        </w:rPr>
+        <w:t xml:space="preserve"> cùng date tiếng Việt </w:t>
+      </w:r>
+      <w:r>
+        <w:rPr>
+          <w:rFonts w:ascii="Times New Roman" w:hAnsi="Times New Roman" w:eastAsia="Times New Roman"/>
+          <w:b w:val="0"/>
+          <w:i/>
+          <w:sz w:val="26"/>
+        </w:rPr>
+        <w:t>Thứ Hai, 20/05/2026</w:t>
+      </w:r>
+      <w:r>
+        <w:rPr>
+          <w:rFonts w:ascii="Times New Roman" w:hAnsi="Times New Roman" w:eastAsia="Times New Roman"/>
+          <w:b w:val="0"/>
+          <w:i w:val="0"/>
+          <w:sz w:val="26"/>
+        </w:rPr>
+        <w:t xml:space="preserve"> áp dụng đồng nhất.</w:t>
+      </w:r>
+    </w:p>
+    <w:p>
+      <w:pPr>
+        <w:pStyle w:val="Heading3"/>
+      </w:pPr>
+      <w:r>
+        <w:rPr>
+          <w:rFonts w:ascii="Times New Roman" w:hAnsi="Times New Roman" w:eastAsia="Times New Roman"/>
+          <w:b/>
+          <w:color w:val="000000"/>
+          <w:sz w:val="28"/>
+        </w:rPr>
+        <w:t>3.2.2 Luồng vận hành nghiệp vụ thường nhật (Chủ trung tâm / Manager)</w:t>
+      </w:r>
+    </w:p>
+    <w:p>
+      <w:pPr>
         <w:spacing w:before="120" w:after="60"/>
         <w:jc w:val="center"/>
       </w:pPr>
@@ -24318,7 +24346,7 @@
               <a:graphicData uri="http://schemas.openxmlformats.org/drawingml/2006/picture">
                 <pic:pic>
                   <pic:nvPicPr>
-                    <pic:cNvPr id="0" name="06-invoice-generation.png"/>
+                    <pic:cNvPr id="0" name="05-class-management.png"/>
                     <pic:cNvPicPr/>
                   </pic:nvPicPr>
                   <pic:blipFill>
@@ -24343,110 +24371,6 @@
     </w:p>
     <w:p>
       <w:pPr>
-        <w:pStyle w:val="HìnhCaption"/>
-        <w:spacing w:before="120" w:after="240"/>
-        <w:jc w:val="center"/>
-      </w:pPr>
-      <w:r>
-        <w:rPr>
-          <w:rFonts w:ascii="Times New Roman" w:hAnsi="Times New Roman" w:eastAsia="Times New Roman"/>
-          <w:b/>
-          <w:sz w:val="26"/>
-        </w:rPr>
-        <w:t>Hình 3.2</w:t>
-      </w:r>
-      <w:r>
-        <w:rPr>
-          <w:rFonts w:ascii="Times New Roman" w:hAnsi="Times New Roman" w:eastAsia="Times New Roman"/>
-          <w:sz w:val="26"/>
-        </w:rPr>
-        <w:t>. Luồng vận hành nghiệp vụ thường nhật gồm giao diện quản lý lớp học và giao diện tạo hóa đơn với định dạng VND</w:t>
-      </w:r>
-    </w:p>
-    <w:p>
-      <w:pPr>
-        <w:spacing w:line="288" w:lineRule="auto"/>
-        <w:ind w:firstLine="567"/>
-        <w:jc w:val="both"/>
-      </w:pPr>
-      <w:r>
-        <w:rPr>
-          <w:rFonts w:ascii="Times New Roman" w:hAnsi="Times New Roman" w:eastAsia="Times New Roman"/>
-          <w:b w:val="0"/>
-          <w:i/>
-          <w:sz w:val="26"/>
-        </w:rPr>
-        <w:t>Nguồn: ảnh chụp giao diện KiteHub Platform, truy cập 20/05/2026</w:t>
-      </w:r>
-    </w:p>
-    <w:p>
-      <w:pPr>
-        <w:spacing w:line="288" w:lineRule="auto"/>
-        <w:ind w:firstLine="567"/>
-        <w:jc w:val="both"/>
-      </w:pPr>
-      <w:r>
-        <w:rPr>
-          <w:rFonts w:ascii="Times New Roman" w:hAnsi="Times New Roman" w:eastAsia="Times New Roman"/>
-          <w:b w:val="0"/>
-          <w:i w:val="0"/>
-          <w:sz w:val="26"/>
-        </w:rPr>
-        <w:t xml:space="preserve">Luồng vận hành nghiệp vụ thường nhật bao gồm hai chức năng cốt lõi mà Chủ trung tâm và Manager sử dụng hằng ngày sau khi tenant đã kích hoạt. Bước (a) giao diện quản lý lớp học hiển thị danh sách toàn bộ lớp của tenant với các cột Mã lớp, Tên lớp (ví dụ </w:t>
-      </w:r>
-      <w:r>
-        <w:rPr>
-          <w:rFonts w:ascii="Times New Roman" w:hAnsi="Times New Roman" w:eastAsia="Times New Roman"/>
-          <w:b w:val="0"/>
-          <w:i/>
-          <w:sz w:val="26"/>
-        </w:rPr>
-        <w:t>Lớp Anh ngữ 5A1</w:t>
-      </w:r>
-      <w:r>
-        <w:rPr>
-          <w:rFonts w:ascii="Times New Roman" w:hAnsi="Times New Roman" w:eastAsia="Times New Roman"/>
-          <w:b w:val="0"/>
-          <w:i w:val="0"/>
-          <w:sz w:val="26"/>
-        </w:rPr>
-        <w:t xml:space="preserve">), Giáo viên chủ nhiệm, Số học sinh, Lịch học, Trạng thái (Đang hoạt động / Tạm nghỉ / Đã kết thúc) và Hành động (Xem chi tiết / Sửa / Lưu trữ); bảng hỗ trợ filter combo theo trạng thái, giáo viên và môn học cùng search theo tên hoặc mã lớp, trong khi bulk actions cho phép chọn nhiều lớp để gửi thông báo Zalo group hoặc export Excel danh sách điểm danh, và CTA "Tạo lớp mới" mở wizard 4 bước (thông tin cơ bản → lịch học Mon-Sat theo VN edu convention → danh sách học sinh → cấu hình học phí). Bước (b) form tạo hóa đơn cho phép Chủ trung tâm hoặc Manager tạo hóa đơn cá nhân hoặc batch theo lớp với layout 2 cột — cột trái nhập học sinh, lớp, tháng/kỳ học, học phí gốc, giảm giá, phụ thu và hạn thanh toán; cột phải preview hóa đơn realtime với header "HÓA ĐƠN ĐIỆN TỬ" theo convention VN, mã số thuế tenant (nếu có), tổng tiền </w:t>
-      </w:r>
-      <w:r>
-        <w:rPr>
-          <w:rFonts w:ascii="Times New Roman" w:hAnsi="Times New Roman" w:eastAsia="Times New Roman"/>
-          <w:b w:val="0"/>
-          <w:i/>
-          <w:sz w:val="26"/>
-        </w:rPr>
-        <w:t>Tổng cộng: 1.500.000đ</w:t>
-      </w:r>
-      <w:r>
-        <w:rPr>
-          <w:rFonts w:ascii="Times New Roman" w:hAnsi="Times New Roman" w:eastAsia="Times New Roman"/>
-          <w:b w:val="0"/>
-          <w:i w:val="0"/>
-          <w:sz w:val="26"/>
-        </w:rPr>
-        <w:t xml:space="preserve"> VND format, cùng QR code VietQR để học sinh quét chuyển khoản trực tiếp qua Vietcombank, Techcombank hoặc MB merchant code; sau khi tạo hóa đơn được gửi qua ba kênh đồng thời (email PDF cho phụ huynh, link Zalo group cha mẹ, và lưu trong tài khoản học sinh trên dashboard). Trong giai đoạn thử nghiệm, payment gateway integration (Stripe, MoMo, VNPay) hoãn sang giai đoạn thương mại hóa do yêu cầu giấy phép PSP, do đó tenant đối soát thủ công qua chuyển khoản ngân hàng.</w:t>
-      </w:r>
-    </w:p>
-    <w:p>
-      <w:pPr>
-        <w:pStyle w:val="Heading3"/>
-      </w:pPr>
-      <w:r>
-        <w:rPr>
-          <w:rFonts w:ascii="Times New Roman" w:hAnsi="Times New Roman" w:eastAsia="Times New Roman"/>
-          <w:b/>
-          <w:color w:val="000000"/>
-          <w:sz w:val="28"/>
-        </w:rPr>
-        <w:t>3.2.3 Luồng điều hành Admin nền tảng (Platform Admin)</w:t>
-      </w:r>
-    </w:p>
-    <w:p>
-      <w:pPr>
         <w:spacing w:before="120" w:after="60"/>
         <w:jc w:val="center"/>
       </w:pPr>
@@ -24462,7 +24386,7 @@
               <a:graphicData uri="http://schemas.openxmlformats.org/drawingml/2006/picture">
                 <pic:pic>
                   <pic:nvPicPr>
-                    <pic:cNvPr id="0" name="07-welcome-email.png"/>
+                    <pic:cNvPr id="0" name="06-invoice-generation.png"/>
                     <pic:cNvPicPr/>
                   </pic:nvPicPr>
                   <pic:blipFill>
@@ -24487,6 +24411,110 @@
     </w:p>
     <w:p>
       <w:pPr>
+        <w:pStyle w:val="HìnhCaption"/>
+        <w:spacing w:before="120" w:after="240"/>
+        <w:jc w:val="center"/>
+      </w:pPr>
+      <w:r>
+        <w:rPr>
+          <w:rFonts w:ascii="Times New Roman" w:hAnsi="Times New Roman" w:eastAsia="Times New Roman"/>
+          <w:b/>
+          <w:sz w:val="26"/>
+        </w:rPr>
+        <w:t>Hình 3.2</w:t>
+      </w:r>
+      <w:r>
+        <w:rPr>
+          <w:rFonts w:ascii="Times New Roman" w:hAnsi="Times New Roman" w:eastAsia="Times New Roman"/>
+          <w:sz w:val="26"/>
+        </w:rPr>
+        <w:t>. Luồng vận hành nghiệp vụ thường nhật gồm giao diện quản lý lớp học và giao diện tạo hóa đơn với định dạng VND</w:t>
+      </w:r>
+    </w:p>
+    <w:p>
+      <w:pPr>
+        <w:spacing w:line="288" w:lineRule="auto"/>
+        <w:ind w:firstLine="567"/>
+        <w:jc w:val="both"/>
+      </w:pPr>
+      <w:r>
+        <w:rPr>
+          <w:rFonts w:ascii="Times New Roman" w:hAnsi="Times New Roman" w:eastAsia="Times New Roman"/>
+          <w:b w:val="0"/>
+          <w:i/>
+          <w:sz w:val="26"/>
+        </w:rPr>
+        <w:t>Nguồn: ảnh chụp giao diện KiteHub Platform, truy cập 20/05/2026</w:t>
+      </w:r>
+    </w:p>
+    <w:p>
+      <w:pPr>
+        <w:spacing w:line="288" w:lineRule="auto"/>
+        <w:ind w:firstLine="567"/>
+        <w:jc w:val="both"/>
+      </w:pPr>
+      <w:r>
+        <w:rPr>
+          <w:rFonts w:ascii="Times New Roman" w:hAnsi="Times New Roman" w:eastAsia="Times New Roman"/>
+          <w:b w:val="0"/>
+          <w:i w:val="0"/>
+          <w:sz w:val="26"/>
+        </w:rPr>
+        <w:t xml:space="preserve">Luồng vận hành nghiệp vụ thường nhật bao gồm hai chức năng cốt lõi mà Chủ trung tâm và Manager sử dụng hằng ngày sau khi tenant đã kích hoạt. Bước (a) giao diện quản lý lớp học hiển thị danh sách toàn bộ lớp của tenant với các cột Mã lớp, Tên lớp (ví dụ </w:t>
+      </w:r>
+      <w:r>
+        <w:rPr>
+          <w:rFonts w:ascii="Times New Roman" w:hAnsi="Times New Roman" w:eastAsia="Times New Roman"/>
+          <w:b w:val="0"/>
+          <w:i/>
+          <w:sz w:val="26"/>
+        </w:rPr>
+        <w:t>Lớp Anh ngữ 5A1</w:t>
+      </w:r>
+      <w:r>
+        <w:rPr>
+          <w:rFonts w:ascii="Times New Roman" w:hAnsi="Times New Roman" w:eastAsia="Times New Roman"/>
+          <w:b w:val="0"/>
+          <w:i w:val="0"/>
+          <w:sz w:val="26"/>
+        </w:rPr>
+        <w:t xml:space="preserve">), Giáo viên chủ nhiệm, Số học sinh, Lịch học, Trạng thái (Đang hoạt động / Tạm nghỉ / Đã kết thúc) và Hành động (Xem chi tiết / Sửa / Lưu trữ); bảng hỗ trợ filter combo theo trạng thái, giáo viên và môn học cùng search theo tên hoặc mã lớp, trong khi bulk actions cho phép chọn nhiều lớp để gửi thông báo Zalo group hoặc export Excel danh sách điểm danh, và CTA "Tạo lớp mới" mở wizard 4 bước (thông tin cơ bản → lịch học Mon-Sat theo VN edu convention → danh sách học sinh → cấu hình học phí). Bước (b) form tạo hóa đơn cho phép Chủ trung tâm hoặc Manager tạo hóa đơn cá nhân hoặc batch theo lớp với layout 2 cột — cột trái nhập học sinh, lớp, tháng/kỳ học, học phí gốc, giảm giá, phụ thu và hạn thanh toán; cột phải preview hóa đơn realtime với header "HÓA ĐƠN ĐIỆN TỬ" theo convention VN, mã số thuế tenant (nếu có), tổng tiền </w:t>
+      </w:r>
+      <w:r>
+        <w:rPr>
+          <w:rFonts w:ascii="Times New Roman" w:hAnsi="Times New Roman" w:eastAsia="Times New Roman"/>
+          <w:b w:val="0"/>
+          <w:i/>
+          <w:sz w:val="26"/>
+        </w:rPr>
+        <w:t>Tổng cộng: 1.500.000đ</w:t>
+      </w:r>
+      <w:r>
+        <w:rPr>
+          <w:rFonts w:ascii="Times New Roman" w:hAnsi="Times New Roman" w:eastAsia="Times New Roman"/>
+          <w:b w:val="0"/>
+          <w:i w:val="0"/>
+          <w:sz w:val="26"/>
+        </w:rPr>
+        <w:t xml:space="preserve"> VND format, cùng QR code VietQR để học sinh quét chuyển khoản trực tiếp qua Vietcombank, Techcombank hoặc MB merchant code; sau khi tạo hóa đơn được gửi qua ba kênh đồng thời (email PDF cho phụ huynh, link Zalo group cha mẹ, và lưu trong tài khoản học sinh trên dashboard). Trong giai đoạn thử nghiệm, payment gateway integration (Stripe, MoMo, VNPay) hoãn sang giai đoạn thương mại hóa do yêu cầu giấy phép PSP, do đó tenant đối soát thủ công qua chuyển khoản ngân hàng.</w:t>
+      </w:r>
+    </w:p>
+    <w:p>
+      <w:pPr>
+        <w:pStyle w:val="Heading3"/>
+      </w:pPr>
+      <w:r>
+        <w:rPr>
+          <w:rFonts w:ascii="Times New Roman" w:hAnsi="Times New Roman" w:eastAsia="Times New Roman"/>
+          <w:b/>
+          <w:color w:val="000000"/>
+          <w:sz w:val="28"/>
+        </w:rPr>
+        <w:t>3.2.3 Luồng điều hành Admin nền tảng (Platform Admin)</w:t>
+      </w:r>
+    </w:p>
+    <w:p>
+      <w:pPr>
         <w:spacing w:before="120" w:after="60"/>
         <w:jc w:val="center"/>
       </w:pPr>
@@ -24502,7 +24530,7 @@
               <a:graphicData uri="http://schemas.openxmlformats.org/drawingml/2006/picture">
                 <pic:pic>
                   <pic:nvPicPr>
-                    <pic:cNvPr id="0" name="08-admin-audit-log.png"/>
+                    <pic:cNvPr id="0" name="07-welcome-email.png"/>
                     <pic:cNvPicPr/>
                   </pic:nvPicPr>
                   <pic:blipFill>
@@ -24527,6 +24555,46 @@
     </w:p>
     <w:p>
       <w:pPr>
+        <w:spacing w:before="120" w:after="60"/>
+        <w:jc w:val="center"/>
+      </w:pPr>
+      <w:r>
+        <w:drawing>
+          <wp:inline xmlns:a="http://schemas.openxmlformats.org/drawingml/2006/main" xmlns:pic="http://schemas.openxmlformats.org/drawingml/2006/picture">
+            <wp:extent cx="5760000" cy="3600000"/>
+            <wp:docPr id="23" name="Picture 23"/>
+            <wp:cNvGraphicFramePr>
+              <a:graphicFrameLocks noChangeAspect="1"/>
+            </wp:cNvGraphicFramePr>
+            <a:graphic>
+              <a:graphicData uri="http://schemas.openxmlformats.org/drawingml/2006/picture">
+                <pic:pic>
+                  <pic:nvPicPr>
+                    <pic:cNvPr id="0" name="08-admin-audit-log.png"/>
+                    <pic:cNvPicPr/>
+                  </pic:nvPicPr>
+                  <pic:blipFill>
+                    <a:blip r:embed="rId31"/>
+                    <a:stretch>
+                      <a:fillRect/>
+                    </a:stretch>
+                  </pic:blipFill>
+                  <pic:spPr>
+                    <a:xfrm>
+                      <a:off x="0" y="0"/>
+                      <a:ext cx="5760000" cy="3600000"/>
+                    </a:xfrm>
+                    <a:prstGeom prst="rect"/>
+                  </pic:spPr>
+                </pic:pic>
+              </a:graphicData>
+            </a:graphic>
+          </wp:inline>
+        </w:drawing>
+      </w:r>
+    </w:p>
+    <w:p>
+      <w:pPr>
         <w:pStyle w:val="HìnhCaption"/>
         <w:spacing w:before="120" w:after="240"/>
         <w:jc w:val="center"/>
@@ -24841,7 +24909,7 @@
         <w:drawing>
           <wp:inline xmlns:a="http://schemas.openxmlformats.org/drawingml/2006/main" xmlns:pic="http://schemas.openxmlformats.org/drawingml/2006/picture">
             <wp:extent cx="3620404" cy="6480000"/>
-            <wp:docPr id="23" name="Picture 23"/>
+            <wp:docPr id="24" name="Picture 24"/>
             <wp:cNvGraphicFramePr>
               <a:graphicFrameLocks noChangeAspect="1"/>
             </wp:cNvGraphicFramePr>
@@ -24853,7 +24921,7 @@
                     <pic:cNvPicPr/>
                   </pic:nvPicPr>
                   <pic:blipFill>
-                    <a:blip r:embed="rId31"/>
+                    <a:blip r:embed="rId32"/>
                     <a:stretch>
                       <a:fillRect/>
                     </a:stretch>
@@ -25293,7 +25361,7 @@
         <w:drawing>
           <wp:inline xmlns:a="http://schemas.openxmlformats.org/drawingml/2006/main" xmlns:pic="http://schemas.openxmlformats.org/drawingml/2006/picture">
             <wp:extent cx="5760000" cy="5993370"/>
-            <wp:docPr id="24" name="Picture 24"/>
+            <wp:docPr id="25" name="Picture 25"/>
             <wp:cNvGraphicFramePr>
               <a:graphicFrameLocks noChangeAspect="1"/>
             </wp:cNvGraphicFramePr>
@@ -25305,7 +25373,7 @@
                     <pic:cNvPicPr/>
                   </pic:nvPicPr>
                   <pic:blipFill>
-                    <a:blip r:embed="rId32"/>
+                    <a:blip r:embed="rId33"/>
                     <a:stretch>
                       <a:fillRect/>
                     </a:stretch>
@@ -25841,7 +25909,7 @@
         <w:drawing>
           <wp:inline xmlns:a="http://schemas.openxmlformats.org/drawingml/2006/main" xmlns:pic="http://schemas.openxmlformats.org/drawingml/2006/picture">
             <wp:extent cx="5760000" cy="2457015"/>
-            <wp:docPr id="25" name="Picture 25"/>
+            <wp:docPr id="26" name="Picture 26"/>
             <wp:cNvGraphicFramePr>
               <a:graphicFrameLocks noChangeAspect="1"/>
             </wp:cNvGraphicFramePr>
@@ -25853,7 +25921,7 @@
                     <pic:cNvPicPr/>
                   </pic:nvPicPr>
                   <pic:blipFill>
-                    <a:blip r:embed="rId33"/>
+                    <a:blip r:embed="rId34"/>
                     <a:stretch>
                       <a:fillRect/>
                     </a:stretch>
@@ -28941,7 +29009,7 @@
       </w:r>
     </w:p>
     <w:sectPr>
-      <w:headerReference w:type="default" r:id="rId37"/>
+      <w:headerReference w:type="default" r:id="rId38"/>
       <w:pgSz w:w="11906" w:h="16838"/>
       <w:pgMar w:top="1417" w:right="1134" w:bottom="1417" w:left="1701" w:header="720" w:footer="720" w:gutter="283"/>
       <w:cols w:space="720"/>

--- a/documents/08-thesis/thesis-v1.docx
+++ b/documents/08-thesis/thesis-v1.docx
@@ -894,7 +894,7 @@
     <w:p>
       <w:pPr>
         <w:sectPr>
-          <w:headerReference w:type="default" r:id="rId35"/>
+          <w:headerReference w:type="default" r:id="rId37"/>
           <w:pgSz w:w="11906" w:h="16838"/>
           <w:pgMar w:top="1417" w:right="1134" w:bottom="1417" w:left="1701" w:header="720" w:footer="720" w:gutter="283"/>
           <w:cols w:space="720"/>
@@ -1039,7 +1039,7 @@
     <w:p>
       <w:pPr>
         <w:sectPr>
-          <w:headerReference w:type="default" r:id="rId36"/>
+          <w:headerReference w:type="default" r:id="rId38"/>
           <w:pgSz w:w="11906" w:h="16838"/>
           <w:pgMar w:top="1417" w:right="1134" w:bottom="1417" w:left="1701" w:header="720" w:footer="720" w:gutter="283"/>
           <w:cols w:space="720"/>
@@ -2503,7 +2503,7 @@
     <w:p>
       <w:pPr>
         <w:sectPr>
-          <w:headerReference w:type="default" r:id="rId37"/>
+          <w:headerReference w:type="default" r:id="rId39"/>
           <w:pgSz w:w="11906" w:h="16838"/>
           <w:pgMar w:top="1417" w:right="1134" w:bottom="1417" w:left="1701" w:header="720" w:footer="720" w:gutter="283"/>
           <w:cols w:space="720"/>
@@ -15938,7 +15938,7 @@
       <w:r>
         <w:drawing>
           <wp:inline xmlns:a="http://schemas.openxmlformats.org/drawingml/2006/main" xmlns:pic="http://schemas.openxmlformats.org/drawingml/2006/picture">
-            <wp:extent cx="5760000" cy="3054927"/>
+            <wp:extent cx="5760000" cy="1783058"/>
             <wp:docPr id="14" name="Picture 14"/>
             <wp:cNvGraphicFramePr>
               <a:graphicFrameLocks noChangeAspect="1"/>
@@ -15947,7 +15947,7 @@
               <a:graphicData uri="http://schemas.openxmlformats.org/drawingml/2006/picture">
                 <pic:pic>
                   <pic:nvPicPr>
-                    <pic:cNvPr id="0" name="mermaid-72c9a05164b81419.png"/>
+                    <pic:cNvPr id="0" name="mermaid-c1c711fb26610c4d.png"/>
                     <pic:cNvPicPr/>
                   </pic:nvPicPr>
                   <pic:blipFill>
@@ -15959,7 +15959,7 @@
                   <pic:spPr>
                     <a:xfrm>
                       <a:off x="0" y="0"/>
-                      <a:ext cx="5760000" cy="3054927"/>
+                      <a:ext cx="5760000" cy="1783058"/>
                     </a:xfrm>
                     <a:prstGeom prst="rect"/>
                   </pic:spPr>
@@ -15972,28 +15972,6 @@
     </w:p>
     <w:p>
       <w:pPr>
-        <w:pStyle w:val="HìnhCaption"/>
-        <w:spacing w:before="120" w:after="240"/>
-        <w:jc w:val="center"/>
-      </w:pPr>
-      <w:r>
-        <w:rPr>
-          <w:rFonts w:ascii="Times New Roman" w:hAnsi="Times New Roman" w:eastAsia="Times New Roman"/>
-          <w:b/>
-          <w:sz w:val="26"/>
-        </w:rPr>
-        <w:t>Hình 2.7</w:t>
-      </w:r>
-      <w:r>
-        <w:rPr>
-          <w:rFonts w:ascii="Times New Roman" w:hAnsi="Times New Roman" w:eastAsia="Times New Roman"/>
-          <w:sz w:val="26"/>
-        </w:rPr>
-        <w:t>. Sequence diagram — luồng cấp phát tenant thử nghiệm</w:t>
-      </w:r>
-    </w:p>
-    <w:p>
-      <w:pPr>
         <w:spacing w:line="288" w:lineRule="auto"/>
         <w:ind w:firstLine="567"/>
         <w:jc w:val="both"/>
@@ -16001,6 +15979,132 @@
       <w:r>
         <w:rPr>
           <w:rFonts w:ascii="Times New Roman" w:hAnsi="Times New Roman" w:eastAsia="Times New Roman"/>
+          <w:b/>
+          <w:i w:val="0"/>
+          <w:sz w:val="26"/>
+        </w:rPr>
+        <w:t>Hình 2.7a.</w:t>
+      </w:r>
+      <w:r>
+        <w:rPr>
+          <w:rFonts w:ascii="Times New Roman" w:hAnsi="Times New Roman" w:eastAsia="Times New Roman"/>
+          <w:b w:val="0"/>
+          <w:i w:val="0"/>
+          <w:sz w:val="26"/>
+        </w:rPr>
+        <w:t xml:space="preserve"> Pha PENDING — người dùng gửi yêu cầu beta, hệ thống ghi nhận chờ quản trị duyệt.</w:t>
+      </w:r>
+    </w:p>
+    <w:p>
+      <w:pPr>
+        <w:spacing w:before="120" w:after="120"/>
+        <w:jc w:val="center"/>
+      </w:pPr>
+      <w:r>
+        <w:drawing>
+          <wp:inline xmlns:a="http://schemas.openxmlformats.org/drawingml/2006/main" xmlns:pic="http://schemas.openxmlformats.org/drawingml/2006/picture">
+            <wp:extent cx="5760000" cy="2673317"/>
+            <wp:docPr id="15" name="Picture 15"/>
+            <wp:cNvGraphicFramePr>
+              <a:graphicFrameLocks noChangeAspect="1"/>
+            </wp:cNvGraphicFramePr>
+            <a:graphic>
+              <a:graphicData uri="http://schemas.openxmlformats.org/drawingml/2006/picture">
+                <pic:pic>
+                  <pic:nvPicPr>
+                    <pic:cNvPr id="0" name="mermaid-b7796a844892db44.png"/>
+                    <pic:cNvPicPr/>
+                  </pic:nvPicPr>
+                  <pic:blipFill>
+                    <a:blip r:embed="rId23"/>
+                    <a:stretch>
+                      <a:fillRect/>
+                    </a:stretch>
+                  </pic:blipFill>
+                  <pic:spPr>
+                    <a:xfrm>
+                      <a:off x="0" y="0"/>
+                      <a:ext cx="5760000" cy="2673317"/>
+                    </a:xfrm>
+                    <a:prstGeom prst="rect"/>
+                  </pic:spPr>
+                </pic:pic>
+              </a:graphicData>
+            </a:graphic>
+          </wp:inline>
+        </w:drawing>
+      </w:r>
+    </w:p>
+    <w:p>
+      <w:pPr>
+        <w:spacing w:line="288" w:lineRule="auto"/>
+        <w:ind w:firstLine="567"/>
+        <w:jc w:val="both"/>
+      </w:pPr>
+      <w:r>
+        <w:rPr>
+          <w:rFonts w:ascii="Times New Roman" w:hAnsi="Times New Roman" w:eastAsia="Times New Roman"/>
+          <w:b/>
+          <w:i w:val="0"/>
+          <w:sz w:val="26"/>
+        </w:rPr>
+        <w:t>Hình 2.7b.</w:t>
+      </w:r>
+      <w:r>
+        <w:rPr>
+          <w:rFonts w:ascii="Times New Roman" w:hAnsi="Times New Roman" w:eastAsia="Times New Roman"/>
+          <w:b w:val="0"/>
+          <w:i w:val="0"/>
+          <w:sz w:val="26"/>
+        </w:rPr>
+        <w:t xml:space="preserve"> Pha TRIAL — quản trị duyệt yêu cầu, hệ thống cấp tenant + gửi magic-link, người dùng kích hoạt tài khoản. Sự kiện </w:t>
+      </w:r>
+      <w:r>
+        <w:rPr>
+          <w:rFonts w:ascii="Times New Roman" w:hAnsi="Times New Roman" w:eastAsia="Times New Roman"/>
+          <w:b w:val="0"/>
+          <w:i/>
+          <w:sz w:val="26"/>
+        </w:rPr>
+        <w:t>branding.deploy.exchange</w:t>
+      </w:r>
+      <w:r>
+        <w:rPr>
+          <w:rFonts w:ascii="Times New Roman" w:hAnsi="Times New Roman" w:eastAsia="Times New Roman"/>
+          <w:b w:val="0"/>
+          <w:i w:val="0"/>
+          <w:sz w:val="26"/>
+        </w:rPr>
+        <w:t xml:space="preserve"> được phát qua RabbitMQ song song cho </w:t>
+      </w:r>
+      <w:r>
+        <w:rPr>
+          <w:rFonts w:ascii="Times New Roman" w:hAnsi="Times New Roman" w:eastAsia="Times New Roman"/>
+          <w:b w:val="0"/>
+          <w:i/>
+          <w:sz w:val="26"/>
+        </w:rPr>
+        <w:t>kitehub-branding</w:t>
+      </w:r>
+      <w:r>
+        <w:rPr>
+          <w:rFonts w:ascii="Times New Roman" w:hAnsi="Times New Roman" w:eastAsia="Times New Roman"/>
+          <w:b w:val="0"/>
+          <w:i w:val="0"/>
+          <w:sz w:val="26"/>
+        </w:rPr>
+        <w:t xml:space="preserve"> dựng template mặc định.</w:t>
+      </w:r>
+    </w:p>
+    <w:p>
+      <w:pPr>
+        <w:spacing w:line="288" w:lineRule="auto"/>
+        <w:ind w:firstLine="567"/>
+        <w:jc w:val="both"/>
+      </w:pPr>
+      <w:r>
+        <w:rPr>
+          <w:rFonts w:ascii="Times New Roman" w:hAnsi="Times New Roman" w:eastAsia="Times New Roman"/>
           <w:b w:val="0"/>
           <w:i w:val="0"/>
           <w:sz w:val="26"/>
@@ -16102,7 +16206,7 @@
         <w:drawing>
           <wp:inline xmlns:a="http://schemas.openxmlformats.org/drawingml/2006/main" xmlns:pic="http://schemas.openxmlformats.org/drawingml/2006/picture">
             <wp:extent cx="5188811" cy="6480000"/>
-            <wp:docPr id="15" name="Picture 15"/>
+            <wp:docPr id="16" name="Picture 16"/>
             <wp:cNvGraphicFramePr>
               <a:graphicFrameLocks noChangeAspect="1"/>
             </wp:cNvGraphicFramePr>
@@ -16114,7 +16218,7 @@
                     <pic:cNvPicPr/>
                   </pic:nvPicPr>
                   <pic:blipFill>
-                    <a:blip r:embed="rId23"/>
+                    <a:blip r:embed="rId24"/>
                     <a:stretch>
                       <a:fillRect/>
                     </a:stretch>
@@ -23984,7 +24088,7 @@
         <w:drawing>
           <wp:inline xmlns:a="http://schemas.openxmlformats.org/drawingml/2006/main" xmlns:pic="http://schemas.openxmlformats.org/drawingml/2006/picture">
             <wp:extent cx="5760000" cy="3600000"/>
-            <wp:docPr id="16" name="Picture 16"/>
+            <wp:docPr id="17" name="Picture 17"/>
             <wp:cNvGraphicFramePr>
               <a:graphicFrameLocks noChangeAspect="1"/>
             </wp:cNvGraphicFramePr>
@@ -23993,46 +24097,6 @@
                 <pic:pic>
                   <pic:nvPicPr>
                     <pic:cNvPr id="0" name="01-marketing-landing.png"/>
-                    <pic:cNvPicPr/>
-                  </pic:nvPicPr>
-                  <pic:blipFill>
-                    <a:blip r:embed="rId24"/>
-                    <a:stretch>
-                      <a:fillRect/>
-                    </a:stretch>
-                  </pic:blipFill>
-                  <pic:spPr>
-                    <a:xfrm>
-                      <a:off x="0" y="0"/>
-                      <a:ext cx="5760000" cy="3600000"/>
-                    </a:xfrm>
-                    <a:prstGeom prst="rect"/>
-                  </pic:spPr>
-                </pic:pic>
-              </a:graphicData>
-            </a:graphic>
-          </wp:inline>
-        </w:drawing>
-      </w:r>
-    </w:p>
-    <w:p>
-      <w:pPr>
-        <w:spacing w:before="120" w:after="60"/>
-        <w:jc w:val="center"/>
-      </w:pPr>
-      <w:r>
-        <w:drawing>
-          <wp:inline xmlns:a="http://schemas.openxmlformats.org/drawingml/2006/main" xmlns:pic="http://schemas.openxmlformats.org/drawingml/2006/picture">
-            <wp:extent cx="5760000" cy="3600000"/>
-            <wp:docPr id="17" name="Picture 17"/>
-            <wp:cNvGraphicFramePr>
-              <a:graphicFrameLocks noChangeAspect="1"/>
-            </wp:cNvGraphicFramePr>
-            <a:graphic>
-              <a:graphicData uri="http://schemas.openxmlformats.org/drawingml/2006/picture">
-                <pic:pic>
-                  <pic:nvPicPr>
-                    <pic:cNvPr id="0" name="02-signup-wizard-step1.png"/>
                     <pic:cNvPicPr/>
                   </pic:nvPicPr>
                   <pic:blipFill>
@@ -24072,7 +24136,7 @@
               <a:graphicData uri="http://schemas.openxmlformats.org/drawingml/2006/picture">
                 <pic:pic>
                   <pic:nvPicPr>
-                    <pic:cNvPr id="0" name="04-tenant-provisioning-success.png"/>
+                    <pic:cNvPr id="0" name="02-signup-wizard-step1.png"/>
                     <pic:cNvPicPr/>
                   </pic:nvPicPr>
                   <pic:blipFill>
@@ -24112,7 +24176,7 @@
               <a:graphicData uri="http://schemas.openxmlformats.org/drawingml/2006/picture">
                 <pic:pic>
                   <pic:nvPicPr>
-                    <pic:cNvPr id="0" name="03-owner-dashboard-first-login.png"/>
+                    <pic:cNvPr id="0" name="04-tenant-provisioning-success.png"/>
                     <pic:cNvPicPr/>
                   </pic:nvPicPr>
                   <pic:blipFill>
@@ -24137,200 +24201,6 @@
     </w:p>
     <w:p>
       <w:pPr>
-        <w:pStyle w:val="HìnhCaption"/>
-        <w:spacing w:before="120" w:after="240"/>
-        <w:jc w:val="center"/>
-      </w:pPr>
-      <w:r>
-        <w:rPr>
-          <w:rFonts w:ascii="Times New Roman" w:hAnsi="Times New Roman" w:eastAsia="Times New Roman"/>
-          <w:b/>
-          <w:sz w:val="26"/>
-        </w:rPr>
-        <w:t>Hình 3.1</w:t>
-      </w:r>
-      <w:r>
-        <w:rPr>
-          <w:rFonts w:ascii="Times New Roman" w:hAnsi="Times New Roman" w:eastAsia="Times New Roman"/>
-          <w:sz w:val="26"/>
-        </w:rPr>
-        <w:t>. Luồng khám phá và kích hoạt tenant qua bốn bước nối tiếp từ trang chủ marketing đến dashboard sau đăng nhập đầu tiên</w:t>
-      </w:r>
-    </w:p>
-    <w:p>
-      <w:pPr>
-        <w:spacing w:line="288" w:lineRule="auto"/>
-        <w:ind w:firstLine="567"/>
-        <w:jc w:val="both"/>
-      </w:pPr>
-      <w:r>
-        <w:rPr>
-          <w:rFonts w:ascii="Times New Roman" w:hAnsi="Times New Roman" w:eastAsia="Times New Roman"/>
-          <w:b w:val="0"/>
-          <w:i/>
-          <w:sz w:val="26"/>
-        </w:rPr>
-        <w:t>Nguồn: ảnh chụp giao diện KiteHub Platform, truy cập 20/05/2026</w:t>
-      </w:r>
-    </w:p>
-    <w:p>
-      <w:pPr>
-        <w:spacing w:line="288" w:lineRule="auto"/>
-        <w:ind w:firstLine="567"/>
-        <w:jc w:val="both"/>
-      </w:pPr>
-      <w:r>
-        <w:rPr>
-          <w:rFonts w:ascii="Times New Roman" w:hAnsi="Times New Roman" w:eastAsia="Times New Roman"/>
-          <w:b w:val="0"/>
-          <w:i w:val="0"/>
-          <w:sz w:val="26"/>
-        </w:rPr>
-        <w:t xml:space="preserve">Luồng khám phá và kích hoạt tenant đưa anonymous prospect từ điểm tiếp xúc đầu tiên đến trạng thái vận hành đầy đủ thông qua bốn bước nối tiếp. Bước (a) trang chủ marketing đóng vai trò "first impression" với layout 3-fold gồm hero section "Nền tảng quản lý trung tâm dạy thêm" cùng ba giá trị cốt lõi (Multi-tenant isolation, AI Branding, Bộ tính năng quản lý lớp đầy đủ) và CTA chính "Yêu cầu truy cập Beta"; toàn bộ tone tiếng Việt formal-friendly với sample data Việt Nam (Trung tâm Anh ngữ Sky Education tên giả định, Lớp Anh ngữ 5A1). Bước (b) Wizard đăng ký yêu cầu 4 trường tối thiểu (họ tên, email, tên trung tâm dự kiến, quy mô) không yêu cầu mật khẩu — admin nền tảng review request và gửi claim code 6 chữ số qua email; form validation client-side bằng React Hook Form + Zod và server-side bổ sung honeypot field chống bot với rate-limit 24 giờ per email. Bước (c) sau khi người dùng exchange claim code thành công, hệ thống tạo tenant mới với atomic transaction (INSERT tenant + INSERT user + UPDATE beta_request status — chi tiết tại Chương 4), cấp subdomain </w:t>
-      </w:r>
-      <w:r>
-        <w:rPr>
-          <w:rFonts w:ascii="Times New Roman" w:hAnsi="Times New Roman" w:eastAsia="Times New Roman"/>
-          <w:b w:val="0"/>
-          <w:i/>
-          <w:sz w:val="26"/>
-        </w:rPr>
-        <w:t>https://sky-edu.kitehub.me</w:t>
-      </w:r>
-      <w:r>
-        <w:rPr>
-          <w:rFonts w:ascii="Times New Roman" w:hAnsi="Times New Roman" w:eastAsia="Times New Roman"/>
-          <w:b w:val="0"/>
-          <w:i w:val="0"/>
-          <w:sz w:val="26"/>
-        </w:rPr>
-        <w:t xml:space="preserve"> và CTA "Đăng nhập ngay" tự động redirect tới </w:t>
-      </w:r>
-      <w:r>
-        <w:rPr>
-          <w:rFonts w:ascii="Times New Roman" w:hAnsi="Times New Roman" w:eastAsia="Times New Roman"/>
-          <w:b w:val="0"/>
-          <w:i/>
-          <w:sz w:val="26"/>
-        </w:rPr>
-        <w:t>/dashboard</w:t>
-      </w:r>
-      <w:r>
-        <w:rPr>
-          <w:rFonts w:ascii="Times New Roman" w:hAnsi="Times New Roman" w:eastAsia="Times New Roman"/>
-          <w:b w:val="0"/>
-          <w:i w:val="0"/>
-          <w:sz w:val="26"/>
-        </w:rPr>
-        <w:t xml:space="preserve"> với JWT đã có sẵn. Bước (d) lần đăng nhập đầu tiên hiển thị ba thành phần chính cho Chủ trung tâm: 3 KPI card ("Doanh thu tháng", "Số học sinh", "Số lớp" mặc định </w:t>
-      </w:r>
-      <w:r>
-        <w:rPr>
-          <w:rFonts w:ascii="Times New Roman" w:hAnsi="Times New Roman" w:eastAsia="Times New Roman"/>
-          <w:b w:val="0"/>
-          <w:i/>
-          <w:sz w:val="26"/>
-        </w:rPr>
-        <w:t>0đ</w:t>
-      </w:r>
-      <w:r>
-        <w:rPr>
-          <w:rFonts w:ascii="Times New Roman" w:hAnsi="Times New Roman" w:eastAsia="Times New Roman"/>
-          <w:b w:val="0"/>
-          <w:i w:val="0"/>
-          <w:sz w:val="26"/>
-        </w:rPr>
-        <w:t xml:space="preserve">, </w:t>
-      </w:r>
-      <w:r>
-        <w:rPr>
-          <w:rFonts w:ascii="Times New Roman" w:hAnsi="Times New Roman" w:eastAsia="Times New Roman"/>
-          <w:b w:val="0"/>
-          <w:i/>
-          <w:sz w:val="26"/>
-        </w:rPr>
-        <w:t>0</w:t>
-      </w:r>
-      <w:r>
-        <w:rPr>
-          <w:rFonts w:ascii="Times New Roman" w:hAnsi="Times New Roman" w:eastAsia="Times New Roman"/>
-          <w:b w:val="0"/>
-          <w:i w:val="0"/>
-          <w:sz w:val="26"/>
-        </w:rPr>
-        <w:t xml:space="preserve">, </w:t>
-      </w:r>
-      <w:r>
-        <w:rPr>
-          <w:rFonts w:ascii="Times New Roman" w:hAnsi="Times New Roman" w:eastAsia="Times New Roman"/>
-          <w:b w:val="0"/>
-          <w:i/>
-          <w:sz w:val="26"/>
-        </w:rPr>
-        <w:t>0</w:t>
-      </w:r>
-      <w:r>
-        <w:rPr>
-          <w:rFonts w:ascii="Times New Roman" w:hAnsi="Times New Roman" w:eastAsia="Times New Roman"/>
-          <w:b w:val="0"/>
-          <w:i w:val="0"/>
-          <w:sz w:val="26"/>
-        </w:rPr>
-        <w:t xml:space="preserve">), onboarding checklist 5 bước (Tạo lớp đầu tiên / Thêm học sinh / Tạo lịch học / Cấu hình thanh toán / Mời giáo viên đồng nghiệp), và sample data toggle cho phép load dữ liệu mẫu (giáo viên giả định Trần Thị Hồng + 4 học sinh + 1 lớp Anh ngữ 5A1); format VND </w:t>
-      </w:r>
-      <w:r>
-        <w:rPr>
-          <w:rFonts w:ascii="Times New Roman" w:hAnsi="Times New Roman" w:eastAsia="Times New Roman"/>
-          <w:b w:val="0"/>
-          <w:i/>
-          <w:sz w:val="26"/>
-        </w:rPr>
-        <w:t>1.500.000đ</w:t>
-      </w:r>
-      <w:r>
-        <w:rPr>
-          <w:rFonts w:ascii="Times New Roman" w:hAnsi="Times New Roman" w:eastAsia="Times New Roman"/>
-          <w:b w:val="0"/>
-          <w:i w:val="0"/>
-          <w:sz w:val="26"/>
-        </w:rPr>
-        <w:t xml:space="preserve"> cùng date tiếng Việt </w:t>
-      </w:r>
-      <w:r>
-        <w:rPr>
-          <w:rFonts w:ascii="Times New Roman" w:hAnsi="Times New Roman" w:eastAsia="Times New Roman"/>
-          <w:b w:val="0"/>
-          <w:i/>
-          <w:sz w:val="26"/>
-        </w:rPr>
-        <w:t>Thứ Hai, 20/05/2026</w:t>
-      </w:r>
-      <w:r>
-        <w:rPr>
-          <w:rFonts w:ascii="Times New Roman" w:hAnsi="Times New Roman" w:eastAsia="Times New Roman"/>
-          <w:b w:val="0"/>
-          <w:i w:val="0"/>
-          <w:sz w:val="26"/>
-        </w:rPr>
-        <w:t xml:space="preserve"> áp dụng đồng nhất.</w:t>
-      </w:r>
-    </w:p>
-    <w:p>
-      <w:pPr>
-        <w:pStyle w:val="Heading3"/>
-      </w:pPr>
-      <w:r>
-        <w:rPr>
-          <w:rFonts w:ascii="Times New Roman" w:hAnsi="Times New Roman" w:eastAsia="Times New Roman"/>
-          <w:b/>
-          <w:color w:val="000000"/>
-          <w:sz w:val="28"/>
-        </w:rPr>
-        <w:t>3.2.2 Luồng vận hành nghiệp vụ thường nhật (Chủ trung tâm / Manager)</w:t>
-      </w:r>
-    </w:p>
-    <w:p>
-      <w:pPr>
         <w:spacing w:before="120" w:after="60"/>
         <w:jc w:val="center"/>
       </w:pPr>
@@ -24346,7 +24216,7 @@
               <a:graphicData uri="http://schemas.openxmlformats.org/drawingml/2006/picture">
                 <pic:pic>
                   <pic:nvPicPr>
-                    <pic:cNvPr id="0" name="05-class-management.png"/>
+                    <pic:cNvPr id="0" name="03-owner-dashboard-first-login.png"/>
                     <pic:cNvPicPr/>
                   </pic:nvPicPr>
                   <pic:blipFill>
@@ -24371,6 +24241,200 @@
     </w:p>
     <w:p>
       <w:pPr>
+        <w:pStyle w:val="HìnhCaption"/>
+        <w:spacing w:before="120" w:after="240"/>
+        <w:jc w:val="center"/>
+      </w:pPr>
+      <w:r>
+        <w:rPr>
+          <w:rFonts w:ascii="Times New Roman" w:hAnsi="Times New Roman" w:eastAsia="Times New Roman"/>
+          <w:b/>
+          <w:sz w:val="26"/>
+        </w:rPr>
+        <w:t>Hình 3.1</w:t>
+      </w:r>
+      <w:r>
+        <w:rPr>
+          <w:rFonts w:ascii="Times New Roman" w:hAnsi="Times New Roman" w:eastAsia="Times New Roman"/>
+          <w:sz w:val="26"/>
+        </w:rPr>
+        <w:t>. Luồng khám phá và kích hoạt tenant qua bốn bước nối tiếp từ trang chủ marketing đến dashboard sau đăng nhập đầu tiên</w:t>
+      </w:r>
+    </w:p>
+    <w:p>
+      <w:pPr>
+        <w:spacing w:line="288" w:lineRule="auto"/>
+        <w:ind w:firstLine="567"/>
+        <w:jc w:val="both"/>
+      </w:pPr>
+      <w:r>
+        <w:rPr>
+          <w:rFonts w:ascii="Times New Roman" w:hAnsi="Times New Roman" w:eastAsia="Times New Roman"/>
+          <w:b w:val="0"/>
+          <w:i/>
+          <w:sz w:val="26"/>
+        </w:rPr>
+        <w:t>Nguồn: ảnh chụp giao diện KiteHub Platform, truy cập 20/05/2026</w:t>
+      </w:r>
+    </w:p>
+    <w:p>
+      <w:pPr>
+        <w:spacing w:line="288" w:lineRule="auto"/>
+        <w:ind w:firstLine="567"/>
+        <w:jc w:val="both"/>
+      </w:pPr>
+      <w:r>
+        <w:rPr>
+          <w:rFonts w:ascii="Times New Roman" w:hAnsi="Times New Roman" w:eastAsia="Times New Roman"/>
+          <w:b w:val="0"/>
+          <w:i w:val="0"/>
+          <w:sz w:val="26"/>
+        </w:rPr>
+        <w:t xml:space="preserve">Luồng khám phá và kích hoạt tenant đưa anonymous prospect từ điểm tiếp xúc đầu tiên đến trạng thái vận hành đầy đủ thông qua bốn bước nối tiếp. Bước (a) trang chủ marketing đóng vai trò "first impression" với layout 3-fold gồm hero section "Nền tảng quản lý trung tâm dạy thêm" cùng ba giá trị cốt lõi (Multi-tenant isolation, AI Branding, Bộ tính năng quản lý lớp đầy đủ) và CTA chính "Yêu cầu truy cập Beta"; toàn bộ tone tiếng Việt formal-friendly với sample data Việt Nam (Trung tâm Anh ngữ Sky Education tên giả định, Lớp Anh ngữ 5A1). Bước (b) Wizard đăng ký yêu cầu 4 trường tối thiểu (họ tên, email, tên trung tâm dự kiến, quy mô) không yêu cầu mật khẩu — admin nền tảng review request và gửi claim code 6 chữ số qua email; form validation client-side bằng React Hook Form + Zod và server-side bổ sung honeypot field chống bot với rate-limit 24 giờ per email. Bước (c) sau khi người dùng exchange claim code thành công, hệ thống tạo tenant mới với atomic transaction (INSERT tenant + INSERT user + UPDATE beta_request status — chi tiết tại Chương 4), cấp subdomain </w:t>
+      </w:r>
+      <w:r>
+        <w:rPr>
+          <w:rFonts w:ascii="Times New Roman" w:hAnsi="Times New Roman" w:eastAsia="Times New Roman"/>
+          <w:b w:val="0"/>
+          <w:i/>
+          <w:sz w:val="26"/>
+        </w:rPr>
+        <w:t>https://sky-edu.kitehub.me</w:t>
+      </w:r>
+      <w:r>
+        <w:rPr>
+          <w:rFonts w:ascii="Times New Roman" w:hAnsi="Times New Roman" w:eastAsia="Times New Roman"/>
+          <w:b w:val="0"/>
+          <w:i w:val="0"/>
+          <w:sz w:val="26"/>
+        </w:rPr>
+        <w:t xml:space="preserve"> và CTA "Đăng nhập ngay" tự động redirect tới </w:t>
+      </w:r>
+      <w:r>
+        <w:rPr>
+          <w:rFonts w:ascii="Times New Roman" w:hAnsi="Times New Roman" w:eastAsia="Times New Roman"/>
+          <w:b w:val="0"/>
+          <w:i/>
+          <w:sz w:val="26"/>
+        </w:rPr>
+        <w:t>/dashboard</w:t>
+      </w:r>
+      <w:r>
+        <w:rPr>
+          <w:rFonts w:ascii="Times New Roman" w:hAnsi="Times New Roman" w:eastAsia="Times New Roman"/>
+          <w:b w:val="0"/>
+          <w:i w:val="0"/>
+          <w:sz w:val="26"/>
+        </w:rPr>
+        <w:t xml:space="preserve"> với JWT đã có sẵn. Bước (d) lần đăng nhập đầu tiên hiển thị ba thành phần chính cho Chủ trung tâm: 3 KPI card ("Doanh thu tháng", "Số học sinh", "Số lớp" mặc định </w:t>
+      </w:r>
+      <w:r>
+        <w:rPr>
+          <w:rFonts w:ascii="Times New Roman" w:hAnsi="Times New Roman" w:eastAsia="Times New Roman"/>
+          <w:b w:val="0"/>
+          <w:i/>
+          <w:sz w:val="26"/>
+        </w:rPr>
+        <w:t>0đ</w:t>
+      </w:r>
+      <w:r>
+        <w:rPr>
+          <w:rFonts w:ascii="Times New Roman" w:hAnsi="Times New Roman" w:eastAsia="Times New Roman"/>
+          <w:b w:val="0"/>
+          <w:i w:val="0"/>
+          <w:sz w:val="26"/>
+        </w:rPr>
+        <w:t xml:space="preserve">, </w:t>
+      </w:r>
+      <w:r>
+        <w:rPr>
+          <w:rFonts w:ascii="Times New Roman" w:hAnsi="Times New Roman" w:eastAsia="Times New Roman"/>
+          <w:b w:val="0"/>
+          <w:i/>
+          <w:sz w:val="26"/>
+        </w:rPr>
+        <w:t>0</w:t>
+      </w:r>
+      <w:r>
+        <w:rPr>
+          <w:rFonts w:ascii="Times New Roman" w:hAnsi="Times New Roman" w:eastAsia="Times New Roman"/>
+          <w:b w:val="0"/>
+          <w:i w:val="0"/>
+          <w:sz w:val="26"/>
+        </w:rPr>
+        <w:t xml:space="preserve">, </w:t>
+      </w:r>
+      <w:r>
+        <w:rPr>
+          <w:rFonts w:ascii="Times New Roman" w:hAnsi="Times New Roman" w:eastAsia="Times New Roman"/>
+          <w:b w:val="0"/>
+          <w:i/>
+          <w:sz w:val="26"/>
+        </w:rPr>
+        <w:t>0</w:t>
+      </w:r>
+      <w:r>
+        <w:rPr>
+          <w:rFonts w:ascii="Times New Roman" w:hAnsi="Times New Roman" w:eastAsia="Times New Roman"/>
+          <w:b w:val="0"/>
+          <w:i w:val="0"/>
+          <w:sz w:val="26"/>
+        </w:rPr>
+        <w:t xml:space="preserve">), onboarding checklist 5 bước (Tạo lớp đầu tiên / Thêm học sinh / Tạo lịch học / Cấu hình thanh toán / Mời giáo viên đồng nghiệp), và sample data toggle cho phép load dữ liệu mẫu (giáo viên giả định Trần Thị Hồng + 4 học sinh + 1 lớp Anh ngữ 5A1); format VND </w:t>
+      </w:r>
+      <w:r>
+        <w:rPr>
+          <w:rFonts w:ascii="Times New Roman" w:hAnsi="Times New Roman" w:eastAsia="Times New Roman"/>
+          <w:b w:val="0"/>
+          <w:i/>
+          <w:sz w:val="26"/>
+        </w:rPr>
+        <w:t>1.500.000đ</w:t>
+      </w:r>
+      <w:r>
+        <w:rPr>
+          <w:rFonts w:ascii="Times New Roman" w:hAnsi="Times New Roman" w:eastAsia="Times New Roman"/>
+          <w:b w:val="0"/>
+          <w:i w:val="0"/>
+          <w:sz w:val="26"/>
+        </w:rPr>
+        <w:t xml:space="preserve"> cùng date tiếng Việt </w:t>
+      </w:r>
+      <w:r>
+        <w:rPr>
+          <w:rFonts w:ascii="Times New Roman" w:hAnsi="Times New Roman" w:eastAsia="Times New Roman"/>
+          <w:b w:val="0"/>
+          <w:i/>
+          <w:sz w:val="26"/>
+        </w:rPr>
+        <w:t>Thứ Hai, 20/05/2026</w:t>
+      </w:r>
+      <w:r>
+        <w:rPr>
+          <w:rFonts w:ascii="Times New Roman" w:hAnsi="Times New Roman" w:eastAsia="Times New Roman"/>
+          <w:b w:val="0"/>
+          <w:i w:val="0"/>
+          <w:sz w:val="26"/>
+        </w:rPr>
+        <w:t xml:space="preserve"> áp dụng đồng nhất.</w:t>
+      </w:r>
+    </w:p>
+    <w:p>
+      <w:pPr>
+        <w:pStyle w:val="Heading3"/>
+      </w:pPr>
+      <w:r>
+        <w:rPr>
+          <w:rFonts w:ascii="Times New Roman" w:hAnsi="Times New Roman" w:eastAsia="Times New Roman"/>
+          <w:b/>
+          <w:color w:val="000000"/>
+          <w:sz w:val="28"/>
+        </w:rPr>
+        <w:t>3.2.2 Luồng vận hành nghiệp vụ thường nhật (Chủ trung tâm / Manager)</w:t>
+      </w:r>
+    </w:p>
+    <w:p>
+      <w:pPr>
         <w:spacing w:before="120" w:after="60"/>
         <w:jc w:val="center"/>
       </w:pPr>
@@ -24386,7 +24450,7 @@
               <a:graphicData uri="http://schemas.openxmlformats.org/drawingml/2006/picture">
                 <pic:pic>
                   <pic:nvPicPr>
-                    <pic:cNvPr id="0" name="06-invoice-generation.png"/>
+                    <pic:cNvPr id="0" name="05-class-management.png"/>
                     <pic:cNvPicPr/>
                   </pic:nvPicPr>
                   <pic:blipFill>
@@ -24411,110 +24475,6 @@
     </w:p>
     <w:p>
       <w:pPr>
-        <w:pStyle w:val="HìnhCaption"/>
-        <w:spacing w:before="120" w:after="240"/>
-        <w:jc w:val="center"/>
-      </w:pPr>
-      <w:r>
-        <w:rPr>
-          <w:rFonts w:ascii="Times New Roman" w:hAnsi="Times New Roman" w:eastAsia="Times New Roman"/>
-          <w:b/>
-          <w:sz w:val="26"/>
-        </w:rPr>
-        <w:t>Hình 3.2</w:t>
-      </w:r>
-      <w:r>
-        <w:rPr>
-          <w:rFonts w:ascii="Times New Roman" w:hAnsi="Times New Roman" w:eastAsia="Times New Roman"/>
-          <w:sz w:val="26"/>
-        </w:rPr>
-        <w:t>. Luồng vận hành nghiệp vụ thường nhật gồm giao diện quản lý lớp học và giao diện tạo hóa đơn với định dạng VND</w:t>
-      </w:r>
-    </w:p>
-    <w:p>
-      <w:pPr>
-        <w:spacing w:line="288" w:lineRule="auto"/>
-        <w:ind w:firstLine="567"/>
-        <w:jc w:val="both"/>
-      </w:pPr>
-      <w:r>
-        <w:rPr>
-          <w:rFonts w:ascii="Times New Roman" w:hAnsi="Times New Roman" w:eastAsia="Times New Roman"/>
-          <w:b w:val="0"/>
-          <w:i/>
-          <w:sz w:val="26"/>
-        </w:rPr>
-        <w:t>Nguồn: ảnh chụp giao diện KiteHub Platform, truy cập 20/05/2026</w:t>
-      </w:r>
-    </w:p>
-    <w:p>
-      <w:pPr>
-        <w:spacing w:line="288" w:lineRule="auto"/>
-        <w:ind w:firstLine="567"/>
-        <w:jc w:val="both"/>
-      </w:pPr>
-      <w:r>
-        <w:rPr>
-          <w:rFonts w:ascii="Times New Roman" w:hAnsi="Times New Roman" w:eastAsia="Times New Roman"/>
-          <w:b w:val="0"/>
-          <w:i w:val="0"/>
-          <w:sz w:val="26"/>
-        </w:rPr>
-        <w:t xml:space="preserve">Luồng vận hành nghiệp vụ thường nhật bao gồm hai chức năng cốt lõi mà Chủ trung tâm và Manager sử dụng hằng ngày sau khi tenant đã kích hoạt. Bước (a) giao diện quản lý lớp học hiển thị danh sách toàn bộ lớp của tenant với các cột Mã lớp, Tên lớp (ví dụ </w:t>
-      </w:r>
-      <w:r>
-        <w:rPr>
-          <w:rFonts w:ascii="Times New Roman" w:hAnsi="Times New Roman" w:eastAsia="Times New Roman"/>
-          <w:b w:val="0"/>
-          <w:i/>
-          <w:sz w:val="26"/>
-        </w:rPr>
-        <w:t>Lớp Anh ngữ 5A1</w:t>
-      </w:r>
-      <w:r>
-        <w:rPr>
-          <w:rFonts w:ascii="Times New Roman" w:hAnsi="Times New Roman" w:eastAsia="Times New Roman"/>
-          <w:b w:val="0"/>
-          <w:i w:val="0"/>
-          <w:sz w:val="26"/>
-        </w:rPr>
-        <w:t xml:space="preserve">), Giáo viên chủ nhiệm, Số học sinh, Lịch học, Trạng thái (Đang hoạt động / Tạm nghỉ / Đã kết thúc) và Hành động (Xem chi tiết / Sửa / Lưu trữ); bảng hỗ trợ filter combo theo trạng thái, giáo viên và môn học cùng search theo tên hoặc mã lớp, trong khi bulk actions cho phép chọn nhiều lớp để gửi thông báo Zalo group hoặc export Excel danh sách điểm danh, và CTA "Tạo lớp mới" mở wizard 4 bước (thông tin cơ bản → lịch học Mon-Sat theo VN edu convention → danh sách học sinh → cấu hình học phí). Bước (b) form tạo hóa đơn cho phép Chủ trung tâm hoặc Manager tạo hóa đơn cá nhân hoặc batch theo lớp với layout 2 cột — cột trái nhập học sinh, lớp, tháng/kỳ học, học phí gốc, giảm giá, phụ thu và hạn thanh toán; cột phải preview hóa đơn realtime với header "HÓA ĐƠN ĐIỆN TỬ" theo convention VN, mã số thuế tenant (nếu có), tổng tiền </w:t>
-      </w:r>
-      <w:r>
-        <w:rPr>
-          <w:rFonts w:ascii="Times New Roman" w:hAnsi="Times New Roman" w:eastAsia="Times New Roman"/>
-          <w:b w:val="0"/>
-          <w:i/>
-          <w:sz w:val="26"/>
-        </w:rPr>
-        <w:t>Tổng cộng: 1.500.000đ</w:t>
-      </w:r>
-      <w:r>
-        <w:rPr>
-          <w:rFonts w:ascii="Times New Roman" w:hAnsi="Times New Roman" w:eastAsia="Times New Roman"/>
-          <w:b w:val="0"/>
-          <w:i w:val="0"/>
-          <w:sz w:val="26"/>
-        </w:rPr>
-        <w:t xml:space="preserve"> VND format, cùng QR code VietQR để học sinh quét chuyển khoản trực tiếp qua Vietcombank, Techcombank hoặc MB merchant code; sau khi tạo hóa đơn được gửi qua ba kênh đồng thời (email PDF cho phụ huynh, link Zalo group cha mẹ, và lưu trong tài khoản học sinh trên dashboard). Trong giai đoạn thử nghiệm, payment gateway integration (Stripe, MoMo, VNPay) hoãn sang giai đoạn thương mại hóa do yêu cầu giấy phép PSP, do đó tenant đối soát thủ công qua chuyển khoản ngân hàng.</w:t>
-      </w:r>
-    </w:p>
-    <w:p>
-      <w:pPr>
-        <w:pStyle w:val="Heading3"/>
-      </w:pPr>
-      <w:r>
-        <w:rPr>
-          <w:rFonts w:ascii="Times New Roman" w:hAnsi="Times New Roman" w:eastAsia="Times New Roman"/>
-          <w:b/>
-          <w:color w:val="000000"/>
-          <w:sz w:val="28"/>
-        </w:rPr>
-        <w:t>3.2.3 Luồng điều hành Admin nền tảng (Platform Admin)</w:t>
-      </w:r>
-    </w:p>
-    <w:p>
-      <w:pPr>
         <w:spacing w:before="120" w:after="60"/>
         <w:jc w:val="center"/>
       </w:pPr>
@@ -24530,7 +24490,7 @@
               <a:graphicData uri="http://schemas.openxmlformats.org/drawingml/2006/picture">
                 <pic:pic>
                   <pic:nvPicPr>
-                    <pic:cNvPr id="0" name="07-welcome-email.png"/>
+                    <pic:cNvPr id="0" name="06-invoice-generation.png"/>
                     <pic:cNvPicPr/>
                   </pic:nvPicPr>
                   <pic:blipFill>
@@ -24555,6 +24515,110 @@
     </w:p>
     <w:p>
       <w:pPr>
+        <w:pStyle w:val="HìnhCaption"/>
+        <w:spacing w:before="120" w:after="240"/>
+        <w:jc w:val="center"/>
+      </w:pPr>
+      <w:r>
+        <w:rPr>
+          <w:rFonts w:ascii="Times New Roman" w:hAnsi="Times New Roman" w:eastAsia="Times New Roman"/>
+          <w:b/>
+          <w:sz w:val="26"/>
+        </w:rPr>
+        <w:t>Hình 3.2</w:t>
+      </w:r>
+      <w:r>
+        <w:rPr>
+          <w:rFonts w:ascii="Times New Roman" w:hAnsi="Times New Roman" w:eastAsia="Times New Roman"/>
+          <w:sz w:val="26"/>
+        </w:rPr>
+        <w:t>. Luồng vận hành nghiệp vụ thường nhật gồm giao diện quản lý lớp học và giao diện tạo hóa đơn với định dạng VND</w:t>
+      </w:r>
+    </w:p>
+    <w:p>
+      <w:pPr>
+        <w:spacing w:line="288" w:lineRule="auto"/>
+        <w:ind w:firstLine="567"/>
+        <w:jc w:val="both"/>
+      </w:pPr>
+      <w:r>
+        <w:rPr>
+          <w:rFonts w:ascii="Times New Roman" w:hAnsi="Times New Roman" w:eastAsia="Times New Roman"/>
+          <w:b w:val="0"/>
+          <w:i/>
+          <w:sz w:val="26"/>
+        </w:rPr>
+        <w:t>Nguồn: ảnh chụp giao diện KiteHub Platform, truy cập 20/05/2026</w:t>
+      </w:r>
+    </w:p>
+    <w:p>
+      <w:pPr>
+        <w:spacing w:line="288" w:lineRule="auto"/>
+        <w:ind w:firstLine="567"/>
+        <w:jc w:val="both"/>
+      </w:pPr>
+      <w:r>
+        <w:rPr>
+          <w:rFonts w:ascii="Times New Roman" w:hAnsi="Times New Roman" w:eastAsia="Times New Roman"/>
+          <w:b w:val="0"/>
+          <w:i w:val="0"/>
+          <w:sz w:val="26"/>
+        </w:rPr>
+        <w:t xml:space="preserve">Luồng vận hành nghiệp vụ thường nhật bao gồm hai chức năng cốt lõi mà Chủ trung tâm và Manager sử dụng hằng ngày sau khi tenant đã kích hoạt. Bước (a) giao diện quản lý lớp học hiển thị danh sách toàn bộ lớp của tenant với các cột Mã lớp, Tên lớp (ví dụ </w:t>
+      </w:r>
+      <w:r>
+        <w:rPr>
+          <w:rFonts w:ascii="Times New Roman" w:hAnsi="Times New Roman" w:eastAsia="Times New Roman"/>
+          <w:b w:val="0"/>
+          <w:i/>
+          <w:sz w:val="26"/>
+        </w:rPr>
+        <w:t>Lớp Anh ngữ 5A1</w:t>
+      </w:r>
+      <w:r>
+        <w:rPr>
+          <w:rFonts w:ascii="Times New Roman" w:hAnsi="Times New Roman" w:eastAsia="Times New Roman"/>
+          <w:b w:val="0"/>
+          <w:i w:val="0"/>
+          <w:sz w:val="26"/>
+        </w:rPr>
+        <w:t xml:space="preserve">), Giáo viên chủ nhiệm, Số học sinh, Lịch học, Trạng thái (Đang hoạt động / Tạm nghỉ / Đã kết thúc) và Hành động (Xem chi tiết / Sửa / Lưu trữ); bảng hỗ trợ filter combo theo trạng thái, giáo viên và môn học cùng search theo tên hoặc mã lớp, trong khi bulk actions cho phép chọn nhiều lớp để gửi thông báo Zalo group hoặc export Excel danh sách điểm danh, và CTA "Tạo lớp mới" mở wizard 4 bước (thông tin cơ bản → lịch học Mon-Sat theo VN edu convention → danh sách học sinh → cấu hình học phí). Bước (b) form tạo hóa đơn cho phép Chủ trung tâm hoặc Manager tạo hóa đơn cá nhân hoặc batch theo lớp với layout 2 cột — cột trái nhập học sinh, lớp, tháng/kỳ học, học phí gốc, giảm giá, phụ thu và hạn thanh toán; cột phải preview hóa đơn realtime với header "HÓA ĐƠN ĐIỆN TỬ" theo convention VN, mã số thuế tenant (nếu có), tổng tiền </w:t>
+      </w:r>
+      <w:r>
+        <w:rPr>
+          <w:rFonts w:ascii="Times New Roman" w:hAnsi="Times New Roman" w:eastAsia="Times New Roman"/>
+          <w:b w:val="0"/>
+          <w:i/>
+          <w:sz w:val="26"/>
+        </w:rPr>
+        <w:t>Tổng cộng: 1.500.000đ</w:t>
+      </w:r>
+      <w:r>
+        <w:rPr>
+          <w:rFonts w:ascii="Times New Roman" w:hAnsi="Times New Roman" w:eastAsia="Times New Roman"/>
+          <w:b w:val="0"/>
+          <w:i w:val="0"/>
+          <w:sz w:val="26"/>
+        </w:rPr>
+        <w:t xml:space="preserve"> VND format, cùng QR code VietQR để học sinh quét chuyển khoản trực tiếp qua Vietcombank, Techcombank hoặc MB merchant code; sau khi tạo hóa đơn được gửi qua ba kênh đồng thời (email PDF cho phụ huynh, link Zalo group cha mẹ, và lưu trong tài khoản học sinh trên dashboard). Trong giai đoạn thử nghiệm, payment gateway integration (Stripe, MoMo, VNPay) hoãn sang giai đoạn thương mại hóa do yêu cầu giấy phép PSP, do đó tenant đối soát thủ công qua chuyển khoản ngân hàng.</w:t>
+      </w:r>
+    </w:p>
+    <w:p>
+      <w:pPr>
+        <w:pStyle w:val="Heading3"/>
+      </w:pPr>
+      <w:r>
+        <w:rPr>
+          <w:rFonts w:ascii="Times New Roman" w:hAnsi="Times New Roman" w:eastAsia="Times New Roman"/>
+          <w:b/>
+          <w:color w:val="000000"/>
+          <w:sz w:val="28"/>
+        </w:rPr>
+        <w:t>3.2.3 Luồng điều hành Admin nền tảng (Platform Admin)</w:t>
+      </w:r>
+    </w:p>
+    <w:p>
+      <w:pPr>
         <w:spacing w:before="120" w:after="60"/>
         <w:jc w:val="center"/>
       </w:pPr>
@@ -24570,7 +24634,7 @@
               <a:graphicData uri="http://schemas.openxmlformats.org/drawingml/2006/picture">
                 <pic:pic>
                   <pic:nvPicPr>
-                    <pic:cNvPr id="0" name="08-admin-audit-log.png"/>
+                    <pic:cNvPr id="0" name="07-welcome-email.png"/>
                     <pic:cNvPicPr/>
                   </pic:nvPicPr>
                   <pic:blipFill>
@@ -24595,6 +24659,46 @@
     </w:p>
     <w:p>
       <w:pPr>
+        <w:spacing w:before="120" w:after="60"/>
+        <w:jc w:val="center"/>
+      </w:pPr>
+      <w:r>
+        <w:drawing>
+          <wp:inline xmlns:a="http://schemas.openxmlformats.org/drawingml/2006/main" xmlns:pic="http://schemas.openxmlformats.org/drawingml/2006/picture">
+            <wp:extent cx="5760000" cy="3600000"/>
+            <wp:docPr id="24" name="Picture 24"/>
+            <wp:cNvGraphicFramePr>
+              <a:graphicFrameLocks noChangeAspect="1"/>
+            </wp:cNvGraphicFramePr>
+            <a:graphic>
+              <a:graphicData uri="http://schemas.openxmlformats.org/drawingml/2006/picture">
+                <pic:pic>
+                  <pic:nvPicPr>
+                    <pic:cNvPr id="0" name="08-admin-audit-log.png"/>
+                    <pic:cNvPicPr/>
+                  </pic:nvPicPr>
+                  <pic:blipFill>
+                    <a:blip r:embed="rId32"/>
+                    <a:stretch>
+                      <a:fillRect/>
+                    </a:stretch>
+                  </pic:blipFill>
+                  <pic:spPr>
+                    <a:xfrm>
+                      <a:off x="0" y="0"/>
+                      <a:ext cx="5760000" cy="3600000"/>
+                    </a:xfrm>
+                    <a:prstGeom prst="rect"/>
+                  </pic:spPr>
+                </pic:pic>
+              </a:graphicData>
+            </a:graphic>
+          </wp:inline>
+        </w:drawing>
+      </w:r>
+    </w:p>
+    <w:p>
+      <w:pPr>
         <w:pStyle w:val="HìnhCaption"/>
         <w:spacing w:before="120" w:after="240"/>
         <w:jc w:val="center"/>
@@ -24909,7 +25013,7 @@
         <w:drawing>
           <wp:inline xmlns:a="http://schemas.openxmlformats.org/drawingml/2006/main" xmlns:pic="http://schemas.openxmlformats.org/drawingml/2006/picture">
             <wp:extent cx="3620404" cy="6480000"/>
-            <wp:docPr id="24" name="Picture 24"/>
+            <wp:docPr id="25" name="Picture 25"/>
             <wp:cNvGraphicFramePr>
               <a:graphicFrameLocks noChangeAspect="1"/>
             </wp:cNvGraphicFramePr>
@@ -24921,7 +25025,7 @@
                     <pic:cNvPicPr/>
                   </pic:nvPicPr>
                   <pic:blipFill>
-                    <a:blip r:embed="rId32"/>
+                    <a:blip r:embed="rId33"/>
                     <a:stretch>
                       <a:fillRect/>
                     </a:stretch>
@@ -25361,7 +25465,7 @@
         <w:drawing>
           <wp:inline xmlns:a="http://schemas.openxmlformats.org/drawingml/2006/main" xmlns:pic="http://schemas.openxmlformats.org/drawingml/2006/picture">
             <wp:extent cx="5760000" cy="5993370"/>
-            <wp:docPr id="25" name="Picture 25"/>
+            <wp:docPr id="26" name="Picture 26"/>
             <wp:cNvGraphicFramePr>
               <a:graphicFrameLocks noChangeAspect="1"/>
             </wp:cNvGraphicFramePr>
@@ -25373,7 +25477,7 @@
                     <pic:cNvPicPr/>
                   </pic:nvPicPr>
                   <pic:blipFill>
-                    <a:blip r:embed="rId33"/>
+                    <a:blip r:embed="rId34"/>
                     <a:stretch>
                       <a:fillRect/>
                     </a:stretch>
@@ -25908,8 +26012,8 @@
       <w:r>
         <w:drawing>
           <wp:inline xmlns:a="http://schemas.openxmlformats.org/drawingml/2006/main" xmlns:pic="http://schemas.openxmlformats.org/drawingml/2006/picture">
-            <wp:extent cx="5760000" cy="2457015"/>
-            <wp:docPr id="26" name="Picture 26"/>
+            <wp:extent cx="5760000" cy="2219294"/>
+            <wp:docPr id="27" name="Picture 27"/>
             <wp:cNvGraphicFramePr>
               <a:graphicFrameLocks noChangeAspect="1"/>
             </wp:cNvGraphicFramePr>
@@ -25917,11 +26021,11 @@
               <a:graphicData uri="http://schemas.openxmlformats.org/drawingml/2006/picture">
                 <pic:pic>
                   <pic:nvPicPr>
-                    <pic:cNvPr id="0" name="mermaid-f8d8b85df02b0042.png"/>
+                    <pic:cNvPr id="0" name="mermaid-32cf937050deb6cc.png"/>
                     <pic:cNvPicPr/>
                   </pic:nvPicPr>
                   <pic:blipFill>
-                    <a:blip r:embed="rId34"/>
+                    <a:blip r:embed="rId35"/>
                     <a:stretch>
                       <a:fillRect/>
                     </a:stretch>
@@ -25929,7 +26033,7 @@
                   <pic:spPr>
                     <a:xfrm>
                       <a:off x="0" y="0"/>
-                      <a:ext cx="5760000" cy="2457015"/>
+                      <a:ext cx="5760000" cy="2219294"/>
                     </a:xfrm>
                     <a:prstGeom prst="rect"/>
                   </pic:spPr>
@@ -25942,24 +26046,92 @@
     </w:p>
     <w:p>
       <w:pPr>
-        <w:pStyle w:val="HìnhCaption"/>
-        <w:spacing w:before="120" w:after="240"/>
+        <w:spacing w:line="288" w:lineRule="auto"/>
+        <w:ind w:firstLine="567"/>
+        <w:jc w:val="both"/>
+      </w:pPr>
+      <w:r>
+        <w:rPr>
+          <w:rFonts w:ascii="Times New Roman" w:hAnsi="Times New Roman" w:eastAsia="Times New Roman"/>
+          <w:b/>
+          <w:i w:val="0"/>
+          <w:sz w:val="26"/>
+        </w:rPr>
+        <w:t>Hình 4.2a.</w:t>
+      </w:r>
+      <w:r>
+        <w:rPr>
+          <w:rFonts w:ascii="Times New Roman" w:hAnsi="Times New Roman" w:eastAsia="Times New Roman"/>
+          <w:b w:val="0"/>
+          <w:i w:val="0"/>
+          <w:sz w:val="26"/>
+        </w:rPr>
+        <w:t xml:space="preserve"> Pha build — CI verify, OIDC role assume, Docker image push tới ECR.</w:t>
+      </w:r>
+    </w:p>
+    <w:p>
+      <w:pPr>
+        <w:spacing w:before="120" w:after="120"/>
         <w:jc w:val="center"/>
       </w:pPr>
       <w:r>
+        <w:drawing>
+          <wp:inline xmlns:a="http://schemas.openxmlformats.org/drawingml/2006/main" xmlns:pic="http://schemas.openxmlformats.org/drawingml/2006/picture">
+            <wp:extent cx="5760000" cy="2217663"/>
+            <wp:docPr id="28" name="Picture 28"/>
+            <wp:cNvGraphicFramePr>
+              <a:graphicFrameLocks noChangeAspect="1"/>
+            </wp:cNvGraphicFramePr>
+            <a:graphic>
+              <a:graphicData uri="http://schemas.openxmlformats.org/drawingml/2006/picture">
+                <pic:pic>
+                  <pic:nvPicPr>
+                    <pic:cNvPr id="0" name="mermaid-4d19df8175f80777.png"/>
+                    <pic:cNvPicPr/>
+                  </pic:nvPicPr>
+                  <pic:blipFill>
+                    <a:blip r:embed="rId36"/>
+                    <a:stretch>
+                      <a:fillRect/>
+                    </a:stretch>
+                  </pic:blipFill>
+                  <pic:spPr>
+                    <a:xfrm>
+                      <a:off x="0" y="0"/>
+                      <a:ext cx="5760000" cy="2217663"/>
+                    </a:xfrm>
+                    <a:prstGeom prst="rect"/>
+                  </pic:spPr>
+                </pic:pic>
+              </a:graphicData>
+            </a:graphic>
+          </wp:inline>
+        </w:drawing>
+      </w:r>
+    </w:p>
+    <w:p>
+      <w:pPr>
+        <w:spacing w:line="288" w:lineRule="auto"/>
+        <w:ind w:firstLine="567"/>
+        <w:jc w:val="both"/>
+      </w:pPr>
+      <w:r>
         <w:rPr>
           <w:rFonts w:ascii="Times New Roman" w:hAnsi="Times New Roman" w:eastAsia="Times New Roman"/>
           <w:b/>
-          <w:sz w:val="26"/>
-        </w:rPr>
-        <w:t>Hình 4.2</w:t>
-      </w:r>
-      <w:r>
-        <w:rPr>
-          <w:rFonts w:ascii="Times New Roman" w:hAnsi="Times New Roman" w:eastAsia="Times New Roman"/>
-          <w:sz w:val="26"/>
-        </w:rPr>
-        <w:t>. Sequence diagram CI/CD pipeline từ git push tới production deploy (rút gọn các bước chính)</w:t>
+          <w:i w:val="0"/>
+          <w:sz w:val="26"/>
+        </w:rPr>
+        <w:t>Hình 4.2b.</w:t>
+      </w:r>
+      <w:r>
+        <w:rPr>
+          <w:rFonts w:ascii="Times New Roman" w:hAnsi="Times New Roman" w:eastAsia="Times New Roman"/>
+          <w:b w:val="0"/>
+          <w:i w:val="0"/>
+          <w:sz w:val="26"/>
+        </w:rPr>
+        <w:t xml:space="preserve"> Pha deploy — confirm-input gate, SSM SendCommand kích hoạt EC2 pull image + restart + smoke test.</w:t>
       </w:r>
     </w:p>
     <w:p>
@@ -29009,7 +29181,7 @@
       </w:r>
     </w:p>
     <w:sectPr>
-      <w:headerReference w:type="default" r:id="rId38"/>
+      <w:headerReference w:type="default" r:id="rId40"/>
       <w:pgSz w:w="11906" w:h="16838"/>
       <w:pgMar w:top="1417" w:right="1134" w:bottom="1417" w:left="1701" w:header="720" w:footer="720" w:gutter="283"/>
       <w:cols w:space="720"/>

--- a/documents/08-thesis/thesis-v1.docx
+++ b/documents/08-thesis/thesis-v1.docx
@@ -25457,14 +25457,13 @@
     </w:p>
     <w:p>
       <w:pPr>
-        <w:pageBreakBefore/>
         <w:spacing w:before="120" w:after="120"/>
         <w:jc w:val="center"/>
       </w:pPr>
       <w:r>
         <w:drawing>
           <wp:inline xmlns:a="http://schemas.openxmlformats.org/drawingml/2006/main" xmlns:pic="http://schemas.openxmlformats.org/drawingml/2006/picture">
-            <wp:extent cx="5760000" cy="5993370"/>
+            <wp:extent cx="5760000" cy="2987337"/>
             <wp:docPr id="26" name="Picture 26"/>
             <wp:cNvGraphicFramePr>
               <a:graphicFrameLocks noChangeAspect="1"/>
@@ -25473,7 +25472,7 @@
               <a:graphicData uri="http://schemas.openxmlformats.org/drawingml/2006/picture">
                 <pic:pic>
                   <pic:nvPicPr>
-                    <pic:cNvPr id="0" name="mermaid-f21dd78d7a1e3f4c.png"/>
+                    <pic:cNvPr id="0" name="plantuml-17f83ae9836dd34b.png"/>
                     <pic:cNvPicPr/>
                   </pic:nvPicPr>
                   <pic:blipFill>
@@ -25485,7 +25484,7 @@
                   <pic:spPr>
                     <a:xfrm>
                       <a:off x="0" y="0"/>
-                      <a:ext cx="5760000" cy="5993370"/>
+                      <a:ext cx="5760000" cy="2987337"/>
                     </a:xfrm>
                     <a:prstGeom prst="rect"/>
                   </pic:spPr>

--- a/documents/08-thesis/thesis-v1.docx
+++ b/documents/08-thesis/thesis-v1.docx
@@ -25463,7 +25463,7 @@
       <w:r>
         <w:drawing>
           <wp:inline xmlns:a="http://schemas.openxmlformats.org/drawingml/2006/main" xmlns:pic="http://schemas.openxmlformats.org/drawingml/2006/picture">
-            <wp:extent cx="5760000" cy="2987337"/>
+            <wp:extent cx="5760000" cy="3573422"/>
             <wp:docPr id="26" name="Picture 26"/>
             <wp:cNvGraphicFramePr>
               <a:graphicFrameLocks noChangeAspect="1"/>
@@ -25472,7 +25472,7 @@
               <a:graphicData uri="http://schemas.openxmlformats.org/drawingml/2006/picture">
                 <pic:pic>
                   <pic:nvPicPr>
-                    <pic:cNvPr id="0" name="plantuml-17f83ae9836dd34b.png"/>
+                    <pic:cNvPr id="0" name="plantuml-5bc1d1463d52cba7.png"/>
                     <pic:cNvPicPr/>
                   </pic:nvPicPr>
                   <pic:blipFill>
@@ -25484,7 +25484,7 @@
                   <pic:spPr>
                     <a:xfrm>
                       <a:off x="0" y="0"/>
-                      <a:ext cx="5760000" cy="2987337"/>
+                      <a:ext cx="5760000" cy="3573422"/>
                     </a:xfrm>
                     <a:prstGeom prst="rect"/>
                   </pic:spPr>
@@ -25514,7 +25514,77 @@
           <w:rFonts w:ascii="Times New Roman" w:hAnsi="Times New Roman" w:eastAsia="Times New Roman"/>
           <w:sz w:val="26"/>
         </w:rPr>
-        <w:t>. Sơ đồ kiến trúc tổng thể KiteHub Platform trên AWS Singapore (giai đoạn thử nghiệm)</w:t>
+        <w:t>. Sơ đồ kiến trúc tổng thể KiteHub Platform trên AWS Singapore — VPC với public + private subnets cô lập (giai đoạn thử nghiệm)</w:t>
+      </w:r>
+    </w:p>
+    <w:p>
+      <w:pPr>
+        <w:spacing w:line="288" w:lineRule="auto"/>
+        <w:ind w:firstLine="567"/>
+        <w:jc w:val="both"/>
+      </w:pPr>
+      <w:r>
+        <w:rPr>
+          <w:rFonts w:ascii="Times New Roman" w:hAnsi="Times New Roman" w:eastAsia="Times New Roman"/>
+          <w:b w:val="0"/>
+          <w:i w:val="0"/>
+          <w:sz w:val="26"/>
+        </w:rPr>
+        <w:t xml:space="preserve">Toàn bộ hạ tầng đặt trong một VPC riêng (CIDR </w:t>
+      </w:r>
+      <w:r>
+        <w:rPr>
+          <w:rFonts w:ascii="Times New Roman" w:hAnsi="Times New Roman" w:eastAsia="Times New Roman"/>
+          <w:b w:val="0"/>
+          <w:i/>
+          <w:sz w:val="26"/>
+        </w:rPr>
+        <w:t>10.0.0.0/16</w:t>
+      </w:r>
+      <w:r>
+        <w:rPr>
+          <w:rFonts w:ascii="Times New Roman" w:hAnsi="Times New Roman" w:eastAsia="Times New Roman"/>
+          <w:b w:val="0"/>
+          <w:i w:val="0"/>
+          <w:sz w:val="26"/>
+        </w:rPr>
+        <w:t xml:space="preserve">) với hai tầng subnet phục vụ mục đích bảo mật khác nhau: </w:t>
+      </w:r>
+      <w:r>
+        <w:rPr>
+          <w:rFonts w:ascii="Times New Roman" w:hAnsi="Times New Roman" w:eastAsia="Times New Roman"/>
+          <w:b/>
+          <w:i w:val="0"/>
+          <w:sz w:val="26"/>
+        </w:rPr>
+        <w:t>public subnets</w:t>
+      </w:r>
+      <w:r>
+        <w:rPr>
+          <w:rFonts w:ascii="Times New Roman" w:hAnsi="Times New Roman" w:eastAsia="Times New Roman"/>
+          <w:b w:val="0"/>
+          <w:i w:val="0"/>
+          <w:sz w:val="26"/>
+        </w:rPr>
+        <w:t xml:space="preserve"> (2 vùng khả dụng AZ-1a + AZ-1b) chứa Application Load Balancer + EC2 instances có public IP để nhận traffic từ Internet Gateway; </w:t>
+      </w:r>
+      <w:r>
+        <w:rPr>
+          <w:rFonts w:ascii="Times New Roman" w:hAnsi="Times New Roman" w:eastAsia="Times New Roman"/>
+          <w:b/>
+          <w:i w:val="0"/>
+          <w:sz w:val="26"/>
+        </w:rPr>
+        <w:t>private subnets</w:t>
+      </w:r>
+      <w:r>
+        <w:rPr>
+          <w:rFonts w:ascii="Times New Roman" w:hAnsi="Times New Roman" w:eastAsia="Times New Roman"/>
+          <w:b w:val="0"/>
+          <w:i w:val="0"/>
+          <w:sz w:val="26"/>
+        </w:rPr>
+        <w:t xml:space="preserve"> (2 AZ tương ứng — yêu cầu tối thiểu của RDS DB subnet group) chứa RDS PostgreSQL không có public IP, chỉ chấp nhận kết nối từ security group của EC2 trong cùng VPC. Internet Gateway gắn vào VPC làm điểm vào duy nhất cho traffic ingress từ Cloudflare. NAT Gateway disable mặc định ở giai đoạn thử nghiệm để tiết kiệm chi phí (~30 USD/tháng); EC2 instances trong public subnet truy cập internet trực tiếp qua IGW.</w:t>
       </w:r>
     </w:p>
     <w:p>

--- a/documents/08-thesis/thesis-v1.docx
+++ b/documents/08-thesis/thesis-v1.docx
@@ -25463,7 +25463,7 @@
       <w:r>
         <w:drawing>
           <wp:inline xmlns:a="http://schemas.openxmlformats.org/drawingml/2006/main" xmlns:pic="http://schemas.openxmlformats.org/drawingml/2006/picture">
-            <wp:extent cx="5760000" cy="3573422"/>
+            <wp:extent cx="5760000" cy="3913593"/>
             <wp:docPr id="26" name="Picture 26"/>
             <wp:cNvGraphicFramePr>
               <a:graphicFrameLocks noChangeAspect="1"/>
@@ -25472,7 +25472,7 @@
               <a:graphicData uri="http://schemas.openxmlformats.org/drawingml/2006/picture">
                 <pic:pic>
                   <pic:nvPicPr>
-                    <pic:cNvPr id="0" name="plantuml-5bc1d1463d52cba7.png"/>
+                    <pic:cNvPr id="0" name="plantuml-68a887e242ad5d1f.png"/>
                     <pic:cNvPicPr/>
                   </pic:nvPicPr>
                   <pic:blipFill>
@@ -25484,7 +25484,7 @@
                   <pic:spPr>
                     <a:xfrm>
                       <a:off x="0" y="0"/>
-                      <a:ext cx="5760000" cy="3573422"/>
+                      <a:ext cx="5760000" cy="3913593"/>
                     </a:xfrm>
                     <a:prstGeom prst="rect"/>
                   </pic:spPr>

--- a/documents/08-thesis/thesis-v1.docx
+++ b/documents/08-thesis/thesis-v1.docx
@@ -894,7 +894,7 @@
     <w:p>
       <w:pPr>
         <w:sectPr>
-          <w:headerReference w:type="default" r:id="rId37"/>
+          <w:headerReference w:type="default" r:id="rId38"/>
           <w:pgSz w:w="11906" w:h="16838"/>
           <w:pgMar w:top="1417" w:right="1134" w:bottom="1417" w:left="1701" w:header="720" w:footer="720" w:gutter="283"/>
           <w:cols w:space="720"/>
@@ -1039,7 +1039,7 @@
     <w:p>
       <w:pPr>
         <w:sectPr>
-          <w:headerReference w:type="default" r:id="rId38"/>
+          <w:headerReference w:type="default" r:id="rId39"/>
           <w:pgSz w:w="11906" w:h="16838"/>
           <w:pgMar w:top="1417" w:right="1134" w:bottom="1417" w:left="1701" w:header="720" w:footer="720" w:gutter="283"/>
           <w:cols w:space="720"/>
@@ -2503,7 +2503,7 @@
     <w:p>
       <w:pPr>
         <w:sectPr>
-          <w:headerReference w:type="default" r:id="rId39"/>
+          <w:headerReference w:type="default" r:id="rId40"/>
           <w:pgSz w:w="11906" w:h="16838"/>
           <w:pgMar w:top="1417" w:right="1134" w:bottom="1417" w:left="1701" w:header="720" w:footer="720" w:gutter="283"/>
           <w:cols w:space="720"/>
@@ -25457,13 +25457,14 @@
     </w:p>
     <w:p>
       <w:pPr>
+        <w:pageBreakBefore/>
         <w:spacing w:before="120" w:after="120"/>
         <w:jc w:val="center"/>
       </w:pPr>
       <w:r>
         <w:drawing>
           <wp:inline xmlns:a="http://schemas.openxmlformats.org/drawingml/2006/main" xmlns:pic="http://schemas.openxmlformats.org/drawingml/2006/picture">
-            <wp:extent cx="5760000" cy="3913593"/>
+            <wp:extent cx="3555523" cy="6480000"/>
             <wp:docPr id="26" name="Picture 26"/>
             <wp:cNvGraphicFramePr>
               <a:graphicFrameLocks noChangeAspect="1"/>
@@ -25472,7 +25473,7 @@
               <a:graphicData uri="http://schemas.openxmlformats.org/drawingml/2006/picture">
                 <pic:pic>
                   <pic:nvPicPr>
-                    <pic:cNvPr id="0" name="plantuml-68a887e242ad5d1f.png"/>
+                    <pic:cNvPr id="0" name="mermaid-39b3fb332e1e8fd5.png"/>
                     <pic:cNvPicPr/>
                   </pic:nvPicPr>
                   <pic:blipFill>
@@ -25484,7 +25485,7 @@
                   <pic:spPr>
                     <a:xfrm>
                       <a:off x="0" y="0"/>
-                      <a:ext cx="5760000" cy="3913593"/>
+                      <a:ext cx="3555523" cy="6480000"/>
                     </a:xfrm>
                     <a:prstGeom prst="rect"/>
                   </pic:spPr>
@@ -25497,28 +25498,6 @@
     </w:p>
     <w:p>
       <w:pPr>
-        <w:pStyle w:val="HìnhCaption"/>
-        <w:spacing w:before="120" w:after="240"/>
-        <w:jc w:val="center"/>
-      </w:pPr>
-      <w:r>
-        <w:rPr>
-          <w:rFonts w:ascii="Times New Roman" w:hAnsi="Times New Roman" w:eastAsia="Times New Roman"/>
-          <w:b/>
-          <w:sz w:val="26"/>
-        </w:rPr>
-        <w:t>Hình 4.1</w:t>
-      </w:r>
-      <w:r>
-        <w:rPr>
-          <w:rFonts w:ascii="Times New Roman" w:hAnsi="Times New Roman" w:eastAsia="Times New Roman"/>
-          <w:sz w:val="26"/>
-        </w:rPr>
-        <w:t>. Sơ đồ kiến trúc tổng thể KiteHub Platform trên AWS Singapore — VPC với public + private subnets cô lập (giai đoạn thử nghiệm)</w:t>
-      </w:r>
-    </w:p>
-    <w:p>
-      <w:pPr>
         <w:spacing w:line="288" w:lineRule="auto"/>
         <w:ind w:firstLine="567"/>
         <w:jc w:val="both"/>
@@ -25526,6 +25505,114 @@
       <w:r>
         <w:rPr>
           <w:rFonts w:ascii="Times New Roman" w:hAnsi="Times New Roman" w:eastAsia="Times New Roman"/>
+          <w:b/>
+          <w:i w:val="0"/>
+          <w:sz w:val="26"/>
+        </w:rPr>
+        <w:t>Hình 4.1a.</w:t>
+      </w:r>
+      <w:r>
+        <w:rPr>
+          <w:rFonts w:ascii="Times New Roman" w:hAnsi="Times New Roman" w:eastAsia="Times New Roman"/>
+          <w:b w:val="0"/>
+          <w:i w:val="0"/>
+          <w:sz w:val="26"/>
+        </w:rPr>
+        <w:t xml:space="preserve"> Topology mạng VPC — luồng request từ user qua Cloudflare CDN, Internet Gateway, ALB tới EC2 (public subnet AZ-1a + 1b), sau đó EC2 truy cập RDS PostgreSQL trong private subnet. VPC CIDR </w:t>
+      </w:r>
+      <w:r>
+        <w:rPr>
+          <w:rFonts w:ascii="Times New Roman" w:hAnsi="Times New Roman" w:eastAsia="Times New Roman"/>
+          <w:b w:val="0"/>
+          <w:i/>
+          <w:sz w:val="26"/>
+        </w:rPr>
+        <w:t>10.0.0.0/16</w:t>
+      </w:r>
+      <w:r>
+        <w:rPr>
+          <w:rFonts w:ascii="Times New Roman" w:hAnsi="Times New Roman" w:eastAsia="Times New Roman"/>
+          <w:b w:val="0"/>
+          <w:i w:val="0"/>
+          <w:sz w:val="26"/>
+        </w:rPr>
+        <w:t xml:space="preserve"> với cấu trúc 2 public + 2 private subnets (db_subnet_group yêu cầu tối thiểu 2 AZ).</w:t>
+      </w:r>
+    </w:p>
+    <w:p>
+      <w:pPr>
+        <w:spacing w:before="120" w:after="120"/>
+        <w:jc w:val="center"/>
+      </w:pPr>
+      <w:r>
+        <w:drawing>
+          <wp:inline xmlns:a="http://schemas.openxmlformats.org/drawingml/2006/main" xmlns:pic="http://schemas.openxmlformats.org/drawingml/2006/picture">
+            <wp:extent cx="5760000" cy="2611655"/>
+            <wp:docPr id="27" name="Picture 27"/>
+            <wp:cNvGraphicFramePr>
+              <a:graphicFrameLocks noChangeAspect="1"/>
+            </wp:cNvGraphicFramePr>
+            <a:graphic>
+              <a:graphicData uri="http://schemas.openxmlformats.org/drawingml/2006/picture">
+                <pic:pic>
+                  <pic:nvPicPr>
+                    <pic:cNvPr id="0" name="mermaid-e3fdb169e3302eed.png"/>
+                    <pic:cNvPicPr/>
+                  </pic:nvPicPr>
+                  <pic:blipFill>
+                    <a:blip r:embed="rId35"/>
+                    <a:stretch>
+                      <a:fillRect/>
+                    </a:stretch>
+                  </pic:blipFill>
+                  <pic:spPr>
+                    <a:xfrm>
+                      <a:off x="0" y="0"/>
+                      <a:ext cx="5760000" cy="2611655"/>
+                    </a:xfrm>
+                    <a:prstGeom prst="rect"/>
+                  </pic:spPr>
+                </pic:pic>
+              </a:graphicData>
+            </a:graphic>
+          </wp:inline>
+        </w:drawing>
+      </w:r>
+    </w:p>
+    <w:p>
+      <w:pPr>
+        <w:spacing w:line="288" w:lineRule="auto"/>
+        <w:ind w:firstLine="567"/>
+        <w:jc w:val="both"/>
+      </w:pPr>
+      <w:r>
+        <w:rPr>
+          <w:rFonts w:ascii="Times New Roman" w:hAnsi="Times New Roman" w:eastAsia="Times New Roman"/>
+          <w:b/>
+          <w:i w:val="0"/>
+          <w:sz w:val="26"/>
+        </w:rPr>
+        <w:t>Hình 4.1b.</w:t>
+      </w:r>
+      <w:r>
+        <w:rPr>
+          <w:rFonts w:ascii="Times New Roman" w:hAnsi="Times New Roman" w:eastAsia="Times New Roman"/>
+          <w:b w:val="0"/>
+          <w:i w:val="0"/>
+          <w:sz w:val="26"/>
+        </w:rPr>
+        <w:t xml:space="preserve"> Các dịch vụ AWS phụ trợ ngoài VPC — EC2 compute layer truy cập 6 dịch vụ regional: S3 (multi-tenant storage), SES (transactional email), Secrets Manager (JWT + DB credentials), ECR (Docker image registry), CloudWatch + CloudTrail (observability + audit log).</w:t>
+      </w:r>
+    </w:p>
+    <w:p>
+      <w:pPr>
+        <w:spacing w:line="288" w:lineRule="auto"/>
+        <w:ind w:firstLine="567"/>
+        <w:jc w:val="both"/>
+      </w:pPr>
+      <w:r>
+        <w:rPr>
+          <w:rFonts w:ascii="Times New Roman" w:hAnsi="Times New Roman" w:eastAsia="Times New Roman"/>
           <w:b w:val="0"/>
           <w:i w:val="0"/>
           <w:sz w:val="26"/>
@@ -26082,7 +26169,7 @@
         <w:drawing>
           <wp:inline xmlns:a="http://schemas.openxmlformats.org/drawingml/2006/main" xmlns:pic="http://schemas.openxmlformats.org/drawingml/2006/picture">
             <wp:extent cx="5760000" cy="2219294"/>
-            <wp:docPr id="27" name="Picture 27"/>
+            <wp:docPr id="28" name="Picture 28"/>
             <wp:cNvGraphicFramePr>
               <a:graphicFrameLocks noChangeAspect="1"/>
             </wp:cNvGraphicFramePr>
@@ -26094,7 +26181,7 @@
                     <pic:cNvPicPr/>
                   </pic:nvPicPr>
                   <pic:blipFill>
-                    <a:blip r:embed="rId35"/>
+                    <a:blip r:embed="rId36"/>
                     <a:stretch>
                       <a:fillRect/>
                     </a:stretch>
@@ -26147,7 +26234,7 @@
         <w:drawing>
           <wp:inline xmlns:a="http://schemas.openxmlformats.org/drawingml/2006/main" xmlns:pic="http://schemas.openxmlformats.org/drawingml/2006/picture">
             <wp:extent cx="5760000" cy="2217663"/>
-            <wp:docPr id="28" name="Picture 28"/>
+            <wp:docPr id="29" name="Picture 29"/>
             <wp:cNvGraphicFramePr>
               <a:graphicFrameLocks noChangeAspect="1"/>
             </wp:cNvGraphicFramePr>
@@ -26159,7 +26246,7 @@
                     <pic:cNvPicPr/>
                   </pic:nvPicPr>
                   <pic:blipFill>
-                    <a:blip r:embed="rId36"/>
+                    <a:blip r:embed="rId37"/>
                     <a:stretch>
                       <a:fillRect/>
                     </a:stretch>
@@ -29250,7 +29337,7 @@
       </w:r>
     </w:p>
     <w:sectPr>
-      <w:headerReference w:type="default" r:id="rId40"/>
+      <w:headerReference w:type="default" r:id="rId41"/>
       <w:pgSz w:w="11906" w:h="16838"/>
       <w:pgMar w:top="1417" w:right="1134" w:bottom="1417" w:left="1701" w:header="720" w:footer="720" w:gutter="283"/>
       <w:cols w:space="720"/>

--- a/documents/08-thesis/thesis-v1.docx
+++ b/documents/08-thesis/thesis-v1.docx
@@ -25464,7 +25464,7 @@
       <w:r>
         <w:drawing>
           <wp:inline xmlns:a="http://schemas.openxmlformats.org/drawingml/2006/main" xmlns:pic="http://schemas.openxmlformats.org/drawingml/2006/picture">
-            <wp:extent cx="3555523" cy="6480000"/>
+            <wp:extent cx="2958428" cy="6480000"/>
             <wp:docPr id="26" name="Picture 26"/>
             <wp:cNvGraphicFramePr>
               <a:graphicFrameLocks noChangeAspect="1"/>
@@ -25473,7 +25473,7 @@
               <a:graphicData uri="http://schemas.openxmlformats.org/drawingml/2006/picture">
                 <pic:pic>
                   <pic:nvPicPr>
-                    <pic:cNvPr id="0" name="mermaid-39b3fb332e1e8fd5.png"/>
+                    <pic:cNvPr id="0" name="plantuml-dd34236b4fb191de.png"/>
                     <pic:cNvPicPr/>
                   </pic:nvPicPr>
                   <pic:blipFill>
@@ -25485,7 +25485,7 @@
                   <pic:spPr>
                     <a:xfrm>
                       <a:off x="0" y="0"/>
-                      <a:ext cx="3555523" cy="6480000"/>
+                      <a:ext cx="2958428" cy="6480000"/>
                     </a:xfrm>
                     <a:prstGeom prst="rect"/>
                   </pic:spPr>
@@ -25518,25 +25518,7 @@
           <w:i w:val="0"/>
           <w:sz w:val="26"/>
         </w:rPr>
-        <w:t xml:space="preserve"> Topology mạng VPC — luồng request từ user qua Cloudflare CDN, Internet Gateway, ALB tới EC2 (public subnet AZ-1a + 1b), sau đó EC2 truy cập RDS PostgreSQL trong private subnet. VPC CIDR </w:t>
-      </w:r>
-      <w:r>
-        <w:rPr>
-          <w:rFonts w:ascii="Times New Roman" w:hAnsi="Times New Roman" w:eastAsia="Times New Roman"/>
-          <w:b w:val="0"/>
-          <w:i/>
-          <w:sz w:val="26"/>
-        </w:rPr>
-        <w:t>10.0.0.0/16</w:t>
-      </w:r>
-      <w:r>
-        <w:rPr>
-          <w:rFonts w:ascii="Times New Roman" w:hAnsi="Times New Roman" w:eastAsia="Times New Roman"/>
-          <w:b w:val="0"/>
-          <w:i w:val="0"/>
-          <w:sz w:val="26"/>
-        </w:rPr>
-        <w:t xml:space="preserve"> với cấu trúc 2 public + 2 private subnets (db_subnet_group yêu cầu tối thiểu 2 AZ).</w:t>
+        <w:t xml:space="preserve"> Topology mạng VPC (CIDR 10.0.0.0/16): public subnet chứa ALB + EC2, private subnet cô lập RDS.</w:t>
       </w:r>
     </w:p>
     <w:p>
@@ -25547,7 +25529,7 @@
       <w:r>
         <w:drawing>
           <wp:inline xmlns:a="http://schemas.openxmlformats.org/drawingml/2006/main" xmlns:pic="http://schemas.openxmlformats.org/drawingml/2006/picture">
-            <wp:extent cx="5760000" cy="2611655"/>
+            <wp:extent cx="5760000" cy="2601141"/>
             <wp:docPr id="27" name="Picture 27"/>
             <wp:cNvGraphicFramePr>
               <a:graphicFrameLocks noChangeAspect="1"/>
@@ -25556,7 +25538,7 @@
               <a:graphicData uri="http://schemas.openxmlformats.org/drawingml/2006/picture">
                 <pic:pic>
                   <pic:nvPicPr>
-                    <pic:cNvPr id="0" name="mermaid-e3fdb169e3302eed.png"/>
+                    <pic:cNvPr id="0" name="plantuml-48aee876ef0b331d.png"/>
                     <pic:cNvPicPr/>
                   </pic:nvPicPr>
                   <pic:blipFill>
@@ -25568,7 +25550,7 @@
                   <pic:spPr>
                     <a:xfrm>
                       <a:off x="0" y="0"/>
-                      <a:ext cx="5760000" cy="2611655"/>
+                      <a:ext cx="5760000" cy="2601141"/>
                     </a:xfrm>
                     <a:prstGeom prst="rect"/>
                   </pic:spPr>
@@ -25601,7 +25583,7 @@
           <w:i w:val="0"/>
           <w:sz w:val="26"/>
         </w:rPr>
-        <w:t xml:space="preserve"> Các dịch vụ AWS phụ trợ ngoài VPC — EC2 compute layer truy cập 6 dịch vụ regional: S3 (multi-tenant storage), SES (transactional email), Secrets Manager (JWT + DB credentials), ECR (Docker image registry), CloudWatch + CloudTrail (observability + audit log).</w:t>
+        <w:t xml:space="preserve"> Các dịch vụ AWS phụ trợ — EC2 truy cập S3, SES, Secrets Manager, ECR, CloudWatch.</w:t>
       </w:r>
     </w:p>
     <w:p>

--- a/documents/08-thesis/thesis-v1.docx
+++ b/documents/08-thesis/thesis-v1.docx
@@ -25464,7 +25464,7 @@
       <w:r>
         <w:drawing>
           <wp:inline xmlns:a="http://schemas.openxmlformats.org/drawingml/2006/main" xmlns:pic="http://schemas.openxmlformats.org/drawingml/2006/picture">
-            <wp:extent cx="2958428" cy="6480000"/>
+            <wp:extent cx="3220303" cy="6480000"/>
             <wp:docPr id="26" name="Picture 26"/>
             <wp:cNvGraphicFramePr>
               <a:graphicFrameLocks noChangeAspect="1"/>
@@ -25473,7 +25473,7 @@
               <a:graphicData uri="http://schemas.openxmlformats.org/drawingml/2006/picture">
                 <pic:pic>
                   <pic:nvPicPr>
-                    <pic:cNvPr id="0" name="plantuml-dd34236b4fb191de.png"/>
+                    <pic:cNvPr id="0" name="plantuml-294497237df6674e.png"/>
                     <pic:cNvPicPr/>
                   </pic:nvPicPr>
                   <pic:blipFill>
@@ -25485,7 +25485,7 @@
                   <pic:spPr>
                     <a:xfrm>
                       <a:off x="0" y="0"/>
-                      <a:ext cx="2958428" cy="6480000"/>
+                      <a:ext cx="3220303" cy="6480000"/>
                     </a:xfrm>
                     <a:prstGeom prst="rect"/>
                   </pic:spPr>
@@ -25523,13 +25523,14 @@
     </w:p>
     <w:p>
       <w:pPr>
+        <w:pageBreakBefore/>
         <w:spacing w:before="120" w:after="120"/>
         <w:jc w:val="center"/>
       </w:pPr>
       <w:r>
         <w:drawing>
           <wp:inline xmlns:a="http://schemas.openxmlformats.org/drawingml/2006/main" xmlns:pic="http://schemas.openxmlformats.org/drawingml/2006/picture">
-            <wp:extent cx="5760000" cy="2601141"/>
+            <wp:extent cx="5760000" cy="5004659"/>
             <wp:docPr id="27" name="Picture 27"/>
             <wp:cNvGraphicFramePr>
               <a:graphicFrameLocks noChangeAspect="1"/>
@@ -25538,7 +25539,7 @@
               <a:graphicData uri="http://schemas.openxmlformats.org/drawingml/2006/picture">
                 <pic:pic>
                   <pic:nvPicPr>
-                    <pic:cNvPr id="0" name="plantuml-48aee876ef0b331d.png"/>
+                    <pic:cNvPr id="0" name="plantuml-e506096e358f22e1.png"/>
                     <pic:cNvPicPr/>
                   </pic:nvPicPr>
                   <pic:blipFill>
@@ -25550,7 +25551,7 @@
                   <pic:spPr>
                     <a:xfrm>
                       <a:off x="0" y="0"/>
-                      <a:ext cx="5760000" cy="2601141"/>
+                      <a:ext cx="5760000" cy="5004659"/>
                     </a:xfrm>
                     <a:prstGeom prst="rect"/>
                   </pic:spPr>

--- a/documents/08-thesis/thesis-v1.docx
+++ b/documents/08-thesis/thesis-v1.docx
@@ -894,7 +894,7 @@
     <w:p>
       <w:pPr>
         <w:sectPr>
-          <w:headerReference w:type="default" r:id="rId38"/>
+          <w:headerReference w:type="default" r:id="rId37"/>
           <w:pgSz w:w="11906" w:h="16838"/>
           <w:pgMar w:top="1417" w:right="1134" w:bottom="1417" w:left="1701" w:header="720" w:footer="720" w:gutter="283"/>
           <w:cols w:space="720"/>
@@ -1039,7 +1039,7 @@
     <w:p>
       <w:pPr>
         <w:sectPr>
-          <w:headerReference w:type="default" r:id="rId39"/>
+          <w:headerReference w:type="default" r:id="rId38"/>
           <w:pgSz w:w="11906" w:h="16838"/>
           <w:pgMar w:top="1417" w:right="1134" w:bottom="1417" w:left="1701" w:header="720" w:footer="720" w:gutter="283"/>
           <w:cols w:space="720"/>
@@ -2503,7 +2503,7 @@
     <w:p>
       <w:pPr>
         <w:sectPr>
-          <w:headerReference w:type="default" r:id="rId40"/>
+          <w:headerReference w:type="default" r:id="rId39"/>
           <w:pgSz w:w="11906" w:h="16838"/>
           <w:pgMar w:top="1417" w:right="1134" w:bottom="1417" w:left="1701" w:header="720" w:footer="720" w:gutter="283"/>
           <w:cols w:space="720"/>
@@ -15493,6 +15493,782 @@
     </w:p>
     <w:p>
       <w:pPr>
+        <w:pStyle w:val="Heading3"/>
+      </w:pPr>
+      <w:r>
+        <w:rPr>
+          <w:rFonts w:ascii="Times New Roman" w:hAnsi="Times New Roman" w:eastAsia="Times New Roman"/>
+          <w:b/>
+          <w:color w:val="000000"/>
+          <w:sz w:val="28"/>
+        </w:rPr>
+        <w:t>2.2.6 Định tuyến đa tenant — Tenant → Domain → Landing</w:t>
+      </w:r>
+    </w:p>
+    <w:p>
+      <w:pPr>
+        <w:spacing w:line="288" w:lineRule="auto"/>
+        <w:ind w:firstLine="567"/>
+        <w:jc w:val="both"/>
+      </w:pPr>
+      <w:r>
+        <w:rPr>
+          <w:rFonts w:ascii="Times New Roman" w:hAnsi="Times New Roman" w:eastAsia="Times New Roman"/>
+          <w:b w:val="0"/>
+          <w:i w:val="0"/>
+          <w:sz w:val="26"/>
+        </w:rPr>
+        <w:t xml:space="preserve">Mỗi trung tâm (tenant) sở hữu một trang giới thiệu công khai (landing page) riêng biệt, truy cập qua hai phương thức: subdomain mặc định </w:t>
+      </w:r>
+      <w:r>
+        <w:rPr>
+          <w:rFonts w:ascii="Times New Roman" w:hAnsi="Times New Roman" w:eastAsia="Times New Roman"/>
+          <w:b w:val="0"/>
+          <w:i/>
+          <w:sz w:val="26"/>
+        </w:rPr>
+        <w:t>{slug}.kitehub.me</w:t>
+      </w:r>
+      <w:r>
+        <w:rPr>
+          <w:rFonts w:ascii="Times New Roman" w:hAnsi="Times New Roman" w:eastAsia="Times New Roman"/>
+          <w:b w:val="0"/>
+          <w:i w:val="0"/>
+          <w:sz w:val="26"/>
+        </w:rPr>
+        <w:t xml:space="preserve"> cấp cho mọi tenant, hoặc tên miền riêng (custom domain, ví dụ </w:t>
+      </w:r>
+      <w:r>
+        <w:rPr>
+          <w:rFonts w:ascii="Times New Roman" w:hAnsi="Times New Roman" w:eastAsia="Times New Roman"/>
+          <w:b w:val="0"/>
+          <w:i/>
+          <w:sz w:val="26"/>
+        </w:rPr>
+        <w:t>skyedu.vn</w:t>
+      </w:r>
+      <w:r>
+        <w:rPr>
+          <w:rFonts w:ascii="Times New Roman" w:hAnsi="Times New Roman" w:eastAsia="Times New Roman"/>
+          <w:b w:val="0"/>
+          <w:i w:val="0"/>
+          <w:sz w:val="26"/>
+        </w:rPr>
+        <w:t>) dành cho các gói dịch vụ cao cấp. Toàn bộ tenant dùng chung một mã nguồn giao diện và một cơ sở dữ liệu chia sẻ với cô lập mức hàng (RLS); nội dung cùng giao diện thương hiệu của từng tenant được phân giải theo trường Host của yêu cầu HTTP. Cơ chế này cho phép nền tảng phục vụ hàng trăm trang landing khác nhau mà không cần triển khai riêng từng bản, qua đó giữ chi phí vận hành ổn định khi số lượng tenant tăng.</w:t>
+      </w:r>
+    </w:p>
+    <w:p>
+      <w:pPr>
+        <w:spacing w:line="288" w:lineRule="auto"/>
+        <w:ind w:firstLine="567"/>
+        <w:jc w:val="both"/>
+      </w:pPr>
+      <w:r>
+        <w:rPr>
+          <w:rFonts w:ascii="Times New Roman" w:hAnsi="Times New Roman" w:eastAsia="Times New Roman"/>
+          <w:b w:val="0"/>
+          <w:i w:val="0"/>
+          <w:sz w:val="26"/>
+        </w:rPr>
+        <w:t>Hình 2.4c mô tả chuỗi định tuyến tổng thể từ trình duyệt đến dữ liệu landing của tenant.</w:t>
+      </w:r>
+    </w:p>
+    <w:p>
+      <w:pPr>
+        <w:pageBreakBefore/>
+        <w:spacing w:before="120" w:after="120"/>
+        <w:jc w:val="center"/>
+      </w:pPr>
+      <w:r>
+        <w:drawing>
+          <wp:inline xmlns:a="http://schemas.openxmlformats.org/drawingml/2006/main" xmlns:pic="http://schemas.openxmlformats.org/drawingml/2006/picture">
+            <wp:extent cx="3352541" cy="6480000"/>
+            <wp:docPr id="12" name="Picture 12"/>
+            <wp:cNvGraphicFramePr>
+              <a:graphicFrameLocks noChangeAspect="1"/>
+            </wp:cNvGraphicFramePr>
+            <a:graphic>
+              <a:graphicData uri="http://schemas.openxmlformats.org/drawingml/2006/picture">
+                <pic:pic>
+                  <pic:nvPicPr>
+                    <pic:cNvPr id="0" name="mermaid-6c1e64d5b93b5ba2.png"/>
+                    <pic:cNvPicPr/>
+                  </pic:nvPicPr>
+                  <pic:blipFill>
+                    <a:blip r:embed="rId20"/>
+                    <a:stretch>
+                      <a:fillRect/>
+                    </a:stretch>
+                  </pic:blipFill>
+                  <pic:spPr>
+                    <a:xfrm>
+                      <a:off x="0" y="0"/>
+                      <a:ext cx="3352541" cy="6480000"/>
+                    </a:xfrm>
+                    <a:prstGeom prst="rect"/>
+                  </pic:spPr>
+                </pic:pic>
+              </a:graphicData>
+            </a:graphic>
+          </wp:inline>
+        </w:drawing>
+      </w:r>
+    </w:p>
+    <w:p>
+      <w:pPr>
+        <w:spacing w:line="288" w:lineRule="auto"/>
+        <w:ind w:firstLine="567"/>
+        <w:jc w:val="both"/>
+      </w:pPr>
+      <w:r>
+        <w:rPr>
+          <w:rFonts w:ascii="Times New Roman" w:hAnsi="Times New Roman" w:eastAsia="Times New Roman"/>
+          <w:b/>
+          <w:i w:val="0"/>
+          <w:sz w:val="26"/>
+        </w:rPr>
+        <w:t>Hình 2.4c.</w:t>
+      </w:r>
+      <w:r>
+        <w:rPr>
+          <w:rFonts w:ascii="Times New Roman" w:hAnsi="Times New Roman" w:eastAsia="Times New Roman"/>
+          <w:b w:val="0"/>
+          <w:i w:val="0"/>
+          <w:sz w:val="26"/>
+        </w:rPr>
+        <w:t xml:space="preserve"> Chuỗi định tuyến Tenant → Domain → Landing từ trình duyệt qua Cloudflare DNS, gateway phân giải tenant theo Host, đến lớp dữ liệu cô lập RLS. </w:t>
+      </w:r>
+      <w:r>
+        <w:rPr>
+          <w:rFonts w:ascii="Times New Roman" w:hAnsi="Times New Roman" w:eastAsia="Times New Roman"/>
+          <w:b w:val="0"/>
+          <w:i/>
+          <w:sz w:val="26"/>
+        </w:rPr>
+        <w:t>Nguồn: tác giả tự xây dựng</w:t>
+      </w:r>
+    </w:p>
+    <w:p>
+      <w:pPr>
+        <w:spacing w:line="288" w:lineRule="auto"/>
+        <w:ind w:firstLine="567"/>
+        <w:jc w:val="both"/>
+      </w:pPr>
+      <w:r>
+        <w:rPr>
+          <w:rFonts w:ascii="Times New Roman" w:hAnsi="Times New Roman" w:eastAsia="Times New Roman"/>
+          <w:b w:val="0"/>
+          <w:i w:val="0"/>
+          <w:sz w:val="26"/>
+        </w:rPr>
+        <w:t xml:space="preserve">Hệ thống xử lý hai đường yêu cầu song song. Đường thứ nhất phục vụ giao diện: trình duyệt gọi </w:t>
+      </w:r>
+      <w:r>
+        <w:rPr>
+          <w:rFonts w:ascii="Times New Roman" w:hAnsi="Times New Roman" w:eastAsia="Times New Roman"/>
+          <w:b w:val="0"/>
+          <w:i/>
+          <w:sz w:val="26"/>
+        </w:rPr>
+        <w:t>GET /</w:t>
+      </w:r>
+      <w:r>
+        <w:rPr>
+          <w:rFonts w:ascii="Times New Roman" w:hAnsi="Times New Roman" w:eastAsia="Times New Roman"/>
+          <w:b w:val="0"/>
+          <w:i w:val="0"/>
+          <w:sz w:val="26"/>
+        </w:rPr>
+        <w:t xml:space="preserve"> tới ứng dụng Next.js, ứng dụng này tự lấy dữ liệu landing của tenant thông qua gateway. Đường thứ hai phục vụ dữ liệu: mọi yêu cầu </w:t>
+      </w:r>
+      <w:r>
+        <w:rPr>
+          <w:rFonts w:ascii="Times New Roman" w:hAnsi="Times New Roman" w:eastAsia="Times New Roman"/>
+          <w:b w:val="0"/>
+          <w:i/>
+          <w:sz w:val="26"/>
+        </w:rPr>
+        <w:t>/api/**</w:t>
+      </w:r>
+      <w:r>
+        <w:rPr>
+          <w:rFonts w:ascii="Times New Roman" w:hAnsi="Times New Roman" w:eastAsia="Times New Roman"/>
+          <w:b w:val="0"/>
+          <w:i w:val="0"/>
+          <w:sz w:val="26"/>
+        </w:rPr>
+        <w:t xml:space="preserve"> đi qua gateway, nơi bộ lọc phân giải tenant đọc trường Host và ánh xạ thành định danh tenant theo bốn bước ưu tiên: thứ nhất là header nội bộ dành cho môi trường phát triển, thứ hai là so khớp hậu tố subdomain với tên miền gốc đã cấu hình, thứ ba là tra cứu theo tên miền riêng, và thứ tư là lấy từ claim của JWT làm phương án dự phòng. Sau khi xác định tenant, gateway gắn header </w:t>
+      </w:r>
+      <w:r>
+        <w:rPr>
+          <w:rFonts w:ascii="Times New Roman" w:hAnsi="Times New Roman" w:eastAsia="Times New Roman"/>
+          <w:b w:val="0"/>
+          <w:i/>
+          <w:sz w:val="26"/>
+        </w:rPr>
+        <w:t>X-Tenant-Id</w:t>
+      </w:r>
+      <w:r>
+        <w:rPr>
+          <w:rFonts w:ascii="Times New Roman" w:hAnsi="Times New Roman" w:eastAsia="Times New Roman"/>
+          <w:b w:val="0"/>
+          <w:i w:val="0"/>
+          <w:sz w:val="26"/>
+        </w:rPr>
+        <w:t xml:space="preserve"> dạng UUID và kiểm tra trạng thái tenant phải là ACTIVE hoặc TRIAL trước khi chuyển tiếp tới dịch vụ lõi; nếu trạng thái khác, gateway trả về mã 503 để chặn truy cập vào tenant bị tạm ngưng.</w:t>
+      </w:r>
+    </w:p>
+    <w:p>
+      <w:pPr>
+        <w:spacing w:line="288" w:lineRule="auto"/>
+        <w:ind w:firstLine="567"/>
+        <w:jc w:val="both"/>
+      </w:pPr>
+      <w:r>
+        <w:rPr>
+          <w:rFonts w:ascii="Times New Roman" w:hAnsi="Times New Roman" w:eastAsia="Times New Roman"/>
+          <w:b w:val="0"/>
+          <w:i w:val="0"/>
+          <w:sz w:val="26"/>
+        </w:rPr>
+        <w:t>Bảng 2.9 so sánh hai phương thức truy cập theo các tiêu chí cấp phát, DNS, chứng chỉ SSL và xác minh quyền sở hữu.</w:t>
+      </w:r>
+    </w:p>
+    <w:tbl>
+      <w:tblPr>
+        <w:tblStyle w:val="TableGrid"/>
+        <w:tblW w:type="auto" w:w="0"/>
+        <w:jc w:val="center"/>
+        <w:tblLook w:firstColumn="1" w:firstRow="1" w:lastColumn="0" w:lastRow="0" w:noHBand="0" w:noVBand="1" w:val="04A0"/>
+      </w:tblPr>
+      <w:tblGrid>
+        <w:gridCol w:w="2880"/>
+        <w:gridCol w:w="2880"/>
+        <w:gridCol w:w="2880"/>
+      </w:tblGrid>
+      <w:tr>
+        <w:tc>
+          <w:tcPr>
+            <w:tcW w:type="dxa" w:w="2880"/>
+          </w:tcPr>
+          <w:p>
+            <w:pPr>
+              <w:jc w:val="center"/>
+            </w:pPr>
+            <w:r>
+              <w:rPr>
+                <w:b/>
+                <w:sz w:val="24"/>
+              </w:rPr>
+            </w:r>
+            <w:r>
+              <w:rPr>
+                <w:rFonts w:ascii="Times New Roman" w:hAnsi="Times New Roman" w:eastAsia="Times New Roman"/>
+                <w:b/>
+                <w:i w:val="0"/>
+                <w:sz w:val="24"/>
+              </w:rPr>
+              <w:t>Tiêu chí</w:t>
+            </w:r>
+          </w:p>
+        </w:tc>
+        <w:tc>
+          <w:tcPr>
+            <w:tcW w:type="dxa" w:w="2880"/>
+          </w:tcPr>
+          <w:p>
+            <w:pPr>
+              <w:jc w:val="center"/>
+            </w:pPr>
+            <w:r>
+              <w:rPr>
+                <w:b/>
+                <w:sz w:val="24"/>
+              </w:rPr>
+            </w:r>
+            <w:r>
+              <w:rPr>
+                <w:rFonts w:ascii="Times New Roman" w:hAnsi="Times New Roman" w:eastAsia="Times New Roman"/>
+                <w:b/>
+                <w:i w:val="0"/>
+                <w:sz w:val="24"/>
+              </w:rPr>
+              <w:t xml:space="preserve">Subdomain </w:t>
+            </w:r>
+            <w:r>
+              <w:rPr>
+                <w:rFonts w:ascii="Times New Roman" w:hAnsi="Times New Roman" w:eastAsia="Times New Roman"/>
+                <w:b/>
+                <w:i/>
+                <w:sz w:val="24"/>
+              </w:rPr>
+              <w:t>{slug}.kitehub.me</w:t>
+            </w:r>
+          </w:p>
+        </w:tc>
+        <w:tc>
+          <w:tcPr>
+            <w:tcW w:type="dxa" w:w="2880"/>
+          </w:tcPr>
+          <w:p>
+            <w:pPr>
+              <w:jc w:val="center"/>
+            </w:pPr>
+            <w:r>
+              <w:rPr>
+                <w:b/>
+                <w:sz w:val="24"/>
+              </w:rPr>
+            </w:r>
+            <w:r>
+              <w:rPr>
+                <w:rFonts w:ascii="Times New Roman" w:hAnsi="Times New Roman" w:eastAsia="Times New Roman"/>
+                <w:b/>
+                <w:i w:val="0"/>
+                <w:sz w:val="24"/>
+              </w:rPr>
+              <w:t xml:space="preserve">Tên miền riêng </w:t>
+            </w:r>
+            <w:r>
+              <w:rPr>
+                <w:rFonts w:ascii="Times New Roman" w:hAnsi="Times New Roman" w:eastAsia="Times New Roman"/>
+                <w:b/>
+                <w:i/>
+                <w:sz w:val="24"/>
+              </w:rPr>
+              <w:t>skyedu.vn</w:t>
+            </w:r>
+          </w:p>
+        </w:tc>
+      </w:tr>
+      <w:tr>
+        <w:tc>
+          <w:tcPr>
+            <w:tcW w:type="dxa" w:w="2880"/>
+          </w:tcPr>
+          <w:p>
+            <w:r>
+              <w:rPr>
+                <w:sz w:val="24"/>
+              </w:rPr>
+            </w:r>
+            <w:r>
+              <w:rPr>
+                <w:rFonts w:ascii="Times New Roman" w:hAnsi="Times New Roman" w:eastAsia="Times New Roman"/>
+                <w:b w:val="0"/>
+                <w:i w:val="0"/>
+                <w:sz w:val="24"/>
+              </w:rPr>
+              <w:t>Cấp cho</w:t>
+            </w:r>
+          </w:p>
+        </w:tc>
+        <w:tc>
+          <w:tcPr>
+            <w:tcW w:type="dxa" w:w="2880"/>
+          </w:tcPr>
+          <w:p>
+            <w:r>
+              <w:rPr>
+                <w:sz w:val="24"/>
+              </w:rPr>
+            </w:r>
+            <w:r>
+              <w:rPr>
+                <w:rFonts w:ascii="Times New Roman" w:hAnsi="Times New Roman" w:eastAsia="Times New Roman"/>
+                <w:b w:val="0"/>
+                <w:i w:val="0"/>
+                <w:sz w:val="24"/>
+              </w:rPr>
+              <w:t>Mọi tenant (mặc định)</w:t>
+            </w:r>
+          </w:p>
+        </w:tc>
+        <w:tc>
+          <w:tcPr>
+            <w:tcW w:type="dxa" w:w="2880"/>
+          </w:tcPr>
+          <w:p>
+            <w:r>
+              <w:rPr>
+                <w:sz w:val="24"/>
+              </w:rPr>
+            </w:r>
+            <w:r>
+              <w:rPr>
+                <w:rFonts w:ascii="Times New Roman" w:hAnsi="Times New Roman" w:eastAsia="Times New Roman"/>
+                <w:b w:val="0"/>
+                <w:i w:val="0"/>
+                <w:sz w:val="24"/>
+              </w:rPr>
+              <w:t>Gói PREMIUM/ENTERPRISE</w:t>
+            </w:r>
+          </w:p>
+        </w:tc>
+      </w:tr>
+      <w:tr>
+        <w:tc>
+          <w:tcPr>
+            <w:tcW w:type="dxa" w:w="2880"/>
+          </w:tcPr>
+          <w:p>
+            <w:r>
+              <w:rPr>
+                <w:sz w:val="24"/>
+              </w:rPr>
+            </w:r>
+            <w:r>
+              <w:rPr>
+                <w:rFonts w:ascii="Times New Roman" w:hAnsi="Times New Roman" w:eastAsia="Times New Roman"/>
+                <w:b w:val="0"/>
+                <w:i w:val="0"/>
+                <w:sz w:val="24"/>
+              </w:rPr>
+              <w:t>DNS</w:t>
+            </w:r>
+          </w:p>
+        </w:tc>
+        <w:tc>
+          <w:tcPr>
+            <w:tcW w:type="dxa" w:w="2880"/>
+          </w:tcPr>
+          <w:p>
+            <w:r>
+              <w:rPr>
+                <w:sz w:val="24"/>
+              </w:rPr>
+            </w:r>
+            <w:r>
+              <w:rPr>
+                <w:rFonts w:ascii="Times New Roman" w:hAnsi="Times New Roman" w:eastAsia="Times New Roman"/>
+                <w:b w:val="0"/>
+                <w:i w:val="0"/>
+                <w:sz w:val="24"/>
+              </w:rPr>
+              <w:t xml:space="preserve">Wildcard </w:t>
+            </w:r>
+            <w:r>
+              <w:rPr>
+                <w:rFonts w:ascii="Times New Roman" w:hAnsi="Times New Roman" w:eastAsia="Times New Roman"/>
+                <w:b w:val="0"/>
+                <w:i/>
+                <w:sz w:val="24"/>
+              </w:rPr>
+              <w:t>*.kitehub.me</w:t>
+            </w:r>
+            <w:r>
+              <w:rPr>
+                <w:rFonts w:ascii="Times New Roman" w:hAnsi="Times New Roman" w:eastAsia="Times New Roman"/>
+                <w:b w:val="0"/>
+                <w:i w:val="0"/>
+                <w:sz w:val="24"/>
+              </w:rPr>
+              <w:t xml:space="preserve"> cấp sẵn</w:t>
+            </w:r>
+          </w:p>
+        </w:tc>
+        <w:tc>
+          <w:tcPr>
+            <w:tcW w:type="dxa" w:w="2880"/>
+          </w:tcPr>
+          <w:p>
+            <w:r>
+              <w:rPr>
+                <w:sz w:val="24"/>
+              </w:rPr>
+            </w:r>
+            <w:r>
+              <w:rPr>
+                <w:rFonts w:ascii="Times New Roman" w:hAnsi="Times New Roman" w:eastAsia="Times New Roman"/>
+                <w:b w:val="0"/>
+                <w:i w:val="0"/>
+                <w:sz w:val="24"/>
+              </w:rPr>
+              <w:t>Tenant tự trỏ CNAME (subdomain) hoặc A (apex)</w:t>
+            </w:r>
+          </w:p>
+        </w:tc>
+      </w:tr>
+      <w:tr>
+        <w:tc>
+          <w:tcPr>
+            <w:tcW w:type="dxa" w:w="2880"/>
+          </w:tcPr>
+          <w:p>
+            <w:r>
+              <w:rPr>
+                <w:sz w:val="24"/>
+              </w:rPr>
+            </w:r>
+            <w:r>
+              <w:rPr>
+                <w:rFonts w:ascii="Times New Roman" w:hAnsi="Times New Roman" w:eastAsia="Times New Roman"/>
+                <w:b w:val="0"/>
+                <w:i w:val="0"/>
+                <w:sz w:val="24"/>
+              </w:rPr>
+              <w:t>Chứng chỉ SSL</w:t>
+            </w:r>
+          </w:p>
+        </w:tc>
+        <w:tc>
+          <w:tcPr>
+            <w:tcW w:type="dxa" w:w="2880"/>
+          </w:tcPr>
+          <w:p>
+            <w:r>
+              <w:rPr>
+                <w:sz w:val="24"/>
+              </w:rPr>
+            </w:r>
+            <w:r>
+              <w:rPr>
+                <w:rFonts w:ascii="Times New Roman" w:hAnsi="Times New Roman" w:eastAsia="Times New Roman"/>
+                <w:b w:val="0"/>
+                <w:i w:val="0"/>
+                <w:sz w:val="24"/>
+              </w:rPr>
+              <w:t>Dùng chứng chỉ wildcard sẵn có</w:t>
+            </w:r>
+          </w:p>
+        </w:tc>
+        <w:tc>
+          <w:tcPr>
+            <w:tcW w:type="dxa" w:w="2880"/>
+          </w:tcPr>
+          <w:p>
+            <w:r>
+              <w:rPr>
+                <w:sz w:val="24"/>
+              </w:rPr>
+            </w:r>
+            <w:r>
+              <w:rPr>
+                <w:rFonts w:ascii="Times New Roman" w:hAnsi="Times New Roman" w:eastAsia="Times New Roman"/>
+                <w:b w:val="0"/>
+                <w:i w:val="0"/>
+                <w:sz w:val="24"/>
+              </w:rPr>
+              <w:t>Cloudflare for SaaS tự cấp qua xác thực DCV</w:t>
+            </w:r>
+          </w:p>
+        </w:tc>
+      </w:tr>
+      <w:tr>
+        <w:tc>
+          <w:tcPr>
+            <w:tcW w:type="dxa" w:w="2880"/>
+          </w:tcPr>
+          <w:p>
+            <w:r>
+              <w:rPr>
+                <w:sz w:val="24"/>
+              </w:rPr>
+            </w:r>
+            <w:r>
+              <w:rPr>
+                <w:rFonts w:ascii="Times New Roman" w:hAnsi="Times New Roman" w:eastAsia="Times New Roman"/>
+                <w:b w:val="0"/>
+                <w:i w:val="0"/>
+                <w:sz w:val="24"/>
+              </w:rPr>
+              <w:t>Xác minh quyền sở hữu</w:t>
+            </w:r>
+          </w:p>
+        </w:tc>
+        <w:tc>
+          <w:tcPr>
+            <w:tcW w:type="dxa" w:w="2880"/>
+          </w:tcPr>
+          <w:p>
+            <w:r>
+              <w:rPr>
+                <w:sz w:val="24"/>
+              </w:rPr>
+            </w:r>
+            <w:r>
+              <w:rPr>
+                <w:rFonts w:ascii="Times New Roman" w:hAnsi="Times New Roman" w:eastAsia="Times New Roman"/>
+                <w:b w:val="0"/>
+                <w:i w:val="0"/>
+                <w:sz w:val="24"/>
+              </w:rPr>
+              <w:t>Không cần</w:t>
+            </w:r>
+          </w:p>
+        </w:tc>
+        <w:tc>
+          <w:tcPr>
+            <w:tcW w:type="dxa" w:w="2880"/>
+          </w:tcPr>
+          <w:p>
+            <w:r>
+              <w:rPr>
+                <w:sz w:val="24"/>
+              </w:rPr>
+            </w:r>
+            <w:r>
+              <w:rPr>
+                <w:rFonts w:ascii="Times New Roman" w:hAnsi="Times New Roman" w:eastAsia="Times New Roman"/>
+                <w:b w:val="0"/>
+                <w:i w:val="0"/>
+                <w:sz w:val="24"/>
+              </w:rPr>
+              <w:t>Bản ghi CNAME/TXT tách khỏi bản ghi định tuyến</w:t>
+            </w:r>
+          </w:p>
+        </w:tc>
+      </w:tr>
+    </w:tbl>
+    <w:p/>
+    <w:p>
+      <w:pPr>
+        <w:pStyle w:val="BảngCaption"/>
+        <w:spacing w:before="120" w:after="240"/>
+        <w:jc w:val="center"/>
+      </w:pPr>
+      <w:r>
+        <w:rPr>
+          <w:rFonts w:ascii="Times New Roman" w:hAnsi="Times New Roman" w:eastAsia="Times New Roman"/>
+          <w:b/>
+          <w:sz w:val="26"/>
+        </w:rPr>
+        <w:t>Bảng 2.9</w:t>
+      </w:r>
+      <w:r>
+        <w:rPr>
+          <w:rFonts w:ascii="Times New Roman" w:hAnsi="Times New Roman" w:eastAsia="Times New Roman"/>
+          <w:sz w:val="26"/>
+        </w:rPr>
+        <w:t>. So sánh subdomain và tên miền riêng trong cơ chế định tuyến đa tenant</w:t>
+      </w:r>
+    </w:p>
+    <w:p>
+      <w:pPr>
+        <w:spacing w:line="288" w:lineRule="auto"/>
+        <w:ind w:firstLine="567"/>
+        <w:jc w:val="both"/>
+      </w:pPr>
+      <w:r>
+        <w:rPr>
+          <w:rFonts w:ascii="Times New Roman" w:hAnsi="Times New Roman" w:eastAsia="Times New Roman"/>
+          <w:b w:val="0"/>
+          <w:i w:val="0"/>
+          <w:sz w:val="26"/>
+        </w:rPr>
+        <w:t>Hình 2.4d trình bày tuần tự phân giải tenant theo subdomain, từ yêu cầu trình duyệt đến dữ liệu landing được lọc bởi RLS.</w:t>
+      </w:r>
+    </w:p>
+    <w:p>
+      <w:pPr>
+        <w:spacing w:before="120" w:after="120"/>
+        <w:jc w:val="center"/>
+      </w:pPr>
+      <w:r>
+        <w:drawing>
+          <wp:inline xmlns:a="http://schemas.openxmlformats.org/drawingml/2006/main" xmlns:pic="http://schemas.openxmlformats.org/drawingml/2006/picture">
+            <wp:extent cx="5760000" cy="2264898"/>
+            <wp:docPr id="13" name="Picture 13"/>
+            <wp:cNvGraphicFramePr>
+              <a:graphicFrameLocks noChangeAspect="1"/>
+            </wp:cNvGraphicFramePr>
+            <a:graphic>
+              <a:graphicData uri="http://schemas.openxmlformats.org/drawingml/2006/picture">
+                <pic:pic>
+                  <pic:nvPicPr>
+                    <pic:cNvPr id="0" name="mermaid-7dabbf6c19ae66fe.png"/>
+                    <pic:cNvPicPr/>
+                  </pic:nvPicPr>
+                  <pic:blipFill>
+                    <a:blip r:embed="rId21"/>
+                    <a:stretch>
+                      <a:fillRect/>
+                    </a:stretch>
+                  </pic:blipFill>
+                  <pic:spPr>
+                    <a:xfrm>
+                      <a:off x="0" y="0"/>
+                      <a:ext cx="5760000" cy="2264898"/>
+                    </a:xfrm>
+                    <a:prstGeom prst="rect"/>
+                  </pic:spPr>
+                </pic:pic>
+              </a:graphicData>
+            </a:graphic>
+          </wp:inline>
+        </w:drawing>
+      </w:r>
+    </w:p>
+    <w:p>
+      <w:pPr>
+        <w:spacing w:line="288" w:lineRule="auto"/>
+        <w:ind w:firstLine="567"/>
+        <w:jc w:val="both"/>
+      </w:pPr>
+      <w:r>
+        <w:rPr>
+          <w:rFonts w:ascii="Times New Roman" w:hAnsi="Times New Roman" w:eastAsia="Times New Roman"/>
+          <w:b/>
+          <w:i w:val="0"/>
+          <w:sz w:val="26"/>
+        </w:rPr>
+        <w:t>Hình 2.4d.</w:t>
+      </w:r>
+      <w:r>
+        <w:rPr>
+          <w:rFonts w:ascii="Times New Roman" w:hAnsi="Times New Roman" w:eastAsia="Times New Roman"/>
+          <w:b w:val="0"/>
+          <w:i w:val="0"/>
+          <w:sz w:val="26"/>
+        </w:rPr>
+        <w:t xml:space="preserve"> Tuần tự phân giải tenant theo subdomain — gateway ánh xạ Host thành định danh tenant rồi truyền ngữ cảnh xuống lớp dữ liệu RLS. </w:t>
+      </w:r>
+      <w:r>
+        <w:rPr>
+          <w:rFonts w:ascii="Times New Roman" w:hAnsi="Times New Roman" w:eastAsia="Times New Roman"/>
+          <w:b w:val="0"/>
+          <w:i/>
+          <w:sz w:val="26"/>
+        </w:rPr>
+        <w:t>Nguồn: tác giả tự xây dựng</w:t>
+      </w:r>
+    </w:p>
+    <w:p>
+      <w:pPr>
+        <w:spacing w:line="288" w:lineRule="auto"/>
+        <w:ind w:firstLine="567"/>
+        <w:jc w:val="both"/>
+      </w:pPr>
+      <w:r>
+        <w:rPr>
+          <w:rFonts w:ascii="Times New Roman" w:hAnsi="Times New Roman" w:eastAsia="Times New Roman"/>
+          <w:b w:val="0"/>
+          <w:i w:val="0"/>
+          <w:sz w:val="26"/>
+        </w:rPr>
+        <w:t xml:space="preserve">Về an toàn, gateway là biên tin cậy duy nhất trong cơ chế định tuyến: header </w:t>
+      </w:r>
+      <w:r>
+        <w:rPr>
+          <w:rFonts w:ascii="Times New Roman" w:hAnsi="Times New Roman" w:eastAsia="Times New Roman"/>
+          <w:b w:val="0"/>
+          <w:i/>
+          <w:sz w:val="26"/>
+        </w:rPr>
+        <w:t>X-Tenant-Id</w:t>
+      </w:r>
+      <w:r>
+        <w:rPr>
+          <w:rFonts w:ascii="Times New Roman" w:hAnsi="Times New Roman" w:eastAsia="Times New Roman"/>
+          <w:b w:val="0"/>
+          <w:i w:val="0"/>
+          <w:sz w:val="26"/>
+        </w:rPr>
+        <w:t xml:space="preserve"> do client gửi lên luôn bị loại bỏ và thay bằng giá trị do chính gateway phát hành sau khi phân giải Host, nhằm ngăn chặn tấn công giả mạo ngữ cảnh tenant để truy cập dữ liệu của tenant khác. Đối với tên miền riêng, nền tảng sử dụng dịch vụ Cloudflare for SaaS để tự động cấp chứng chỉ SSL thông qua cơ chế xác thực quyền kiểm soát tên miền (DCV — Domain Control Validation) bằng bản ghi CNAME, tách biệt khỏi bản ghi định tuyến lưu lượng; riêng tên miền gốc (apex) yêu cầu bản ghi A do bản ghi CNAME không hợp lệ ở mức gốc theo chuẩn DNS.</w:t>
+      </w:r>
+    </w:p>
+    <w:p>
+      <w:pPr>
         <w:pStyle w:val="Heading2"/>
       </w:pPr>
       <w:r>
@@ -15561,7 +16337,7 @@
         <w:drawing>
           <wp:inline xmlns:a="http://schemas.openxmlformats.org/drawingml/2006/main" xmlns:pic="http://schemas.openxmlformats.org/drawingml/2006/picture">
             <wp:extent cx="3492050" cy="6480000"/>
-            <wp:docPr id="12" name="Picture 12"/>
+            <wp:docPr id="14" name="Picture 14"/>
             <wp:cNvGraphicFramePr>
               <a:graphicFrameLocks noChangeAspect="1"/>
             </wp:cNvGraphicFramePr>
@@ -15573,7 +16349,7 @@
                     <pic:cNvPicPr/>
                   </pic:nvPicPr>
                   <pic:blipFill>
-                    <a:blip r:embed="rId20"/>
+                    <a:blip r:embed="rId22"/>
                     <a:stretch>
                       <a:fillRect/>
                     </a:stretch>
@@ -15741,7 +16517,7 @@
         <w:drawing>
           <wp:inline xmlns:a="http://schemas.openxmlformats.org/drawingml/2006/main" xmlns:pic="http://schemas.openxmlformats.org/drawingml/2006/picture">
             <wp:extent cx="5760000" cy="2600576"/>
-            <wp:docPr id="13" name="Picture 13"/>
+            <wp:docPr id="15" name="Picture 15"/>
             <wp:cNvGraphicFramePr>
               <a:graphicFrameLocks noChangeAspect="1"/>
             </wp:cNvGraphicFramePr>
@@ -15753,7 +16529,7 @@
                     <pic:cNvPicPr/>
                   </pic:nvPicPr>
                   <pic:blipFill>
-                    <a:blip r:embed="rId21"/>
+                    <a:blip r:embed="rId23"/>
                     <a:stretch>
                       <a:fillRect/>
                     </a:stretch>
@@ -15939,7 +16715,7 @@
         <w:drawing>
           <wp:inline xmlns:a="http://schemas.openxmlformats.org/drawingml/2006/main" xmlns:pic="http://schemas.openxmlformats.org/drawingml/2006/picture">
             <wp:extent cx="5760000" cy="1783058"/>
-            <wp:docPr id="14" name="Picture 14"/>
+            <wp:docPr id="16" name="Picture 16"/>
             <wp:cNvGraphicFramePr>
               <a:graphicFrameLocks noChangeAspect="1"/>
             </wp:cNvGraphicFramePr>
@@ -15951,7 +16727,7 @@
                     <pic:cNvPicPr/>
                   </pic:nvPicPr>
                   <pic:blipFill>
-                    <a:blip r:embed="rId22"/>
+                    <a:blip r:embed="rId24"/>
                     <a:stretch>
                       <a:fillRect/>
                     </a:stretch>
@@ -16004,7 +16780,7 @@
         <w:drawing>
           <wp:inline xmlns:a="http://schemas.openxmlformats.org/drawingml/2006/main" xmlns:pic="http://schemas.openxmlformats.org/drawingml/2006/picture">
             <wp:extent cx="5760000" cy="2673317"/>
-            <wp:docPr id="15" name="Picture 15"/>
+            <wp:docPr id="17" name="Picture 17"/>
             <wp:cNvGraphicFramePr>
               <a:graphicFrameLocks noChangeAspect="1"/>
             </wp:cNvGraphicFramePr>
@@ -16016,7 +16792,7 @@
                     <pic:cNvPicPr/>
                   </pic:nvPicPr>
                   <pic:blipFill>
-                    <a:blip r:embed="rId23"/>
+                    <a:blip r:embed="rId25"/>
                     <a:stretch>
                       <a:fillRect/>
                     </a:stretch>
@@ -16206,7 +16982,7 @@
         <w:drawing>
           <wp:inline xmlns:a="http://schemas.openxmlformats.org/drawingml/2006/main" xmlns:pic="http://schemas.openxmlformats.org/drawingml/2006/picture">
             <wp:extent cx="5188811" cy="6480000"/>
-            <wp:docPr id="16" name="Picture 16"/>
+            <wp:docPr id="18" name="Picture 18"/>
             <wp:cNvGraphicFramePr>
               <a:graphicFrameLocks noChangeAspect="1"/>
             </wp:cNvGraphicFramePr>
@@ -16218,7 +16994,7 @@
                     <pic:cNvPicPr/>
                   </pic:nvPicPr>
                   <pic:blipFill>
-                    <a:blip r:embed="rId24"/>
+                    <a:blip r:embed="rId26"/>
                     <a:stretch>
                       <a:fillRect/>
                     </a:stretch>
@@ -24081,93 +24857,14 @@
     </w:p>
     <w:p>
       <w:pPr>
+        <w:pageBreakBefore/>
         <w:spacing w:before="120" w:after="60"/>
         <w:jc w:val="center"/>
       </w:pPr>
       <w:r>
         <w:drawing>
           <wp:inline xmlns:a="http://schemas.openxmlformats.org/drawingml/2006/main" xmlns:pic="http://schemas.openxmlformats.org/drawingml/2006/picture">
-            <wp:extent cx="5760000" cy="3600000"/>
-            <wp:docPr id="17" name="Picture 17"/>
-            <wp:cNvGraphicFramePr>
-              <a:graphicFrameLocks noChangeAspect="1"/>
-            </wp:cNvGraphicFramePr>
-            <a:graphic>
-              <a:graphicData uri="http://schemas.openxmlformats.org/drawingml/2006/picture">
-                <pic:pic>
-                  <pic:nvPicPr>
-                    <pic:cNvPr id="0" name="01-marketing-landing.png"/>
-                    <pic:cNvPicPr/>
-                  </pic:nvPicPr>
-                  <pic:blipFill>
-                    <a:blip r:embed="rId25"/>
-                    <a:stretch>
-                      <a:fillRect/>
-                    </a:stretch>
-                  </pic:blipFill>
-                  <pic:spPr>
-                    <a:xfrm>
-                      <a:off x="0" y="0"/>
-                      <a:ext cx="5760000" cy="3600000"/>
-                    </a:xfrm>
-                    <a:prstGeom prst="rect"/>
-                  </pic:spPr>
-                </pic:pic>
-              </a:graphicData>
-            </a:graphic>
-          </wp:inline>
-        </w:drawing>
-      </w:r>
-    </w:p>
-    <w:p>
-      <w:pPr>
-        <w:spacing w:before="120" w:after="60"/>
-        <w:jc w:val="center"/>
-      </w:pPr>
-      <w:r>
-        <w:drawing>
-          <wp:inline xmlns:a="http://schemas.openxmlformats.org/drawingml/2006/main" xmlns:pic="http://schemas.openxmlformats.org/drawingml/2006/picture">
-            <wp:extent cx="5760000" cy="3600000"/>
-            <wp:docPr id="18" name="Picture 18"/>
-            <wp:cNvGraphicFramePr>
-              <a:graphicFrameLocks noChangeAspect="1"/>
-            </wp:cNvGraphicFramePr>
-            <a:graphic>
-              <a:graphicData uri="http://schemas.openxmlformats.org/drawingml/2006/picture">
-                <pic:pic>
-                  <pic:nvPicPr>
-                    <pic:cNvPr id="0" name="02-signup-wizard-step1.png"/>
-                    <pic:cNvPicPr/>
-                  </pic:nvPicPr>
-                  <pic:blipFill>
-                    <a:blip r:embed="rId26"/>
-                    <a:stretch>
-                      <a:fillRect/>
-                    </a:stretch>
-                  </pic:blipFill>
-                  <pic:spPr>
-                    <a:xfrm>
-                      <a:off x="0" y="0"/>
-                      <a:ext cx="5760000" cy="3600000"/>
-                    </a:xfrm>
-                    <a:prstGeom prst="rect"/>
-                  </pic:spPr>
-                </pic:pic>
-              </a:graphicData>
-            </a:graphic>
-          </wp:inline>
-        </w:drawing>
-      </w:r>
-    </w:p>
-    <w:p>
-      <w:pPr>
-        <w:spacing w:before="120" w:after="60"/>
-        <w:jc w:val="center"/>
-      </w:pPr>
-      <w:r>
-        <w:drawing>
-          <wp:inline xmlns:a="http://schemas.openxmlformats.org/drawingml/2006/main" xmlns:pic="http://schemas.openxmlformats.org/drawingml/2006/picture">
-            <wp:extent cx="5760000" cy="3600000"/>
+            <wp:extent cx="1975275" cy="6480000"/>
             <wp:docPr id="19" name="Picture 19"/>
             <wp:cNvGraphicFramePr>
               <a:graphicFrameLocks noChangeAspect="1"/>
@@ -24176,7 +24873,7 @@
               <a:graphicData uri="http://schemas.openxmlformats.org/drawingml/2006/picture">
                 <pic:pic>
                   <pic:nvPicPr>
-                    <pic:cNvPr id="0" name="04-tenant-provisioning-success.png"/>
+                    <pic:cNvPr id="0" name="12-public-homepage-sky-branded.png"/>
                     <pic:cNvPicPr/>
                   </pic:nvPicPr>
                   <pic:blipFill>
@@ -24188,7 +24885,7 @@
                   <pic:spPr>
                     <a:xfrm>
                       <a:off x="0" y="0"/>
-                      <a:ext cx="5760000" cy="3600000"/>
+                      <a:ext cx="1975275" cy="6480000"/>
                     </a:xfrm>
                     <a:prstGeom prst="rect"/>
                   </pic:spPr>
@@ -24216,7 +24913,7 @@
               <a:graphicData uri="http://schemas.openxmlformats.org/drawingml/2006/picture">
                 <pic:pic>
                   <pic:nvPicPr>
-                    <pic:cNvPr id="0" name="03-owner-dashboard-first-login.png"/>
+                    <pic:cNvPr id="0" name="01-login-page.png"/>
                     <pic:cNvPicPr/>
                   </pic:nvPicPr>
                   <pic:blipFill>
@@ -24241,200 +24938,6 @@
     </w:p>
     <w:p>
       <w:pPr>
-        <w:pStyle w:val="HìnhCaption"/>
-        <w:spacing w:before="120" w:after="240"/>
-        <w:jc w:val="center"/>
-      </w:pPr>
-      <w:r>
-        <w:rPr>
-          <w:rFonts w:ascii="Times New Roman" w:hAnsi="Times New Roman" w:eastAsia="Times New Roman"/>
-          <w:b/>
-          <w:sz w:val="26"/>
-        </w:rPr>
-        <w:t>Hình 3.1</w:t>
-      </w:r>
-      <w:r>
-        <w:rPr>
-          <w:rFonts w:ascii="Times New Roman" w:hAnsi="Times New Roman" w:eastAsia="Times New Roman"/>
-          <w:sz w:val="26"/>
-        </w:rPr>
-        <w:t>. Luồng khám phá và kích hoạt tenant qua bốn bước nối tiếp từ trang chủ marketing đến dashboard sau đăng nhập đầu tiên</w:t>
-      </w:r>
-    </w:p>
-    <w:p>
-      <w:pPr>
-        <w:spacing w:line="288" w:lineRule="auto"/>
-        <w:ind w:firstLine="567"/>
-        <w:jc w:val="both"/>
-      </w:pPr>
-      <w:r>
-        <w:rPr>
-          <w:rFonts w:ascii="Times New Roman" w:hAnsi="Times New Roman" w:eastAsia="Times New Roman"/>
-          <w:b w:val="0"/>
-          <w:i/>
-          <w:sz w:val="26"/>
-        </w:rPr>
-        <w:t>Nguồn: ảnh chụp giao diện KiteHub Platform, truy cập 20/05/2026</w:t>
-      </w:r>
-    </w:p>
-    <w:p>
-      <w:pPr>
-        <w:spacing w:line="288" w:lineRule="auto"/>
-        <w:ind w:firstLine="567"/>
-        <w:jc w:val="both"/>
-      </w:pPr>
-      <w:r>
-        <w:rPr>
-          <w:rFonts w:ascii="Times New Roman" w:hAnsi="Times New Roman" w:eastAsia="Times New Roman"/>
-          <w:b w:val="0"/>
-          <w:i w:val="0"/>
-          <w:sz w:val="26"/>
-        </w:rPr>
-        <w:t xml:space="preserve">Luồng khám phá và kích hoạt tenant đưa anonymous prospect từ điểm tiếp xúc đầu tiên đến trạng thái vận hành đầy đủ thông qua bốn bước nối tiếp. Bước (a) trang chủ marketing đóng vai trò "first impression" với layout 3-fold gồm hero section "Nền tảng quản lý trung tâm dạy thêm" cùng ba giá trị cốt lõi (Multi-tenant isolation, AI Branding, Bộ tính năng quản lý lớp đầy đủ) và CTA chính "Yêu cầu truy cập Beta"; toàn bộ tone tiếng Việt formal-friendly với sample data Việt Nam (Trung tâm Anh ngữ Sky Education tên giả định, Lớp Anh ngữ 5A1). Bước (b) Wizard đăng ký yêu cầu 4 trường tối thiểu (họ tên, email, tên trung tâm dự kiến, quy mô) không yêu cầu mật khẩu — admin nền tảng review request và gửi claim code 6 chữ số qua email; form validation client-side bằng React Hook Form + Zod và server-side bổ sung honeypot field chống bot với rate-limit 24 giờ per email. Bước (c) sau khi người dùng exchange claim code thành công, hệ thống tạo tenant mới với atomic transaction (INSERT tenant + INSERT user + UPDATE beta_request status — chi tiết tại Chương 4), cấp subdomain </w:t>
-      </w:r>
-      <w:r>
-        <w:rPr>
-          <w:rFonts w:ascii="Times New Roman" w:hAnsi="Times New Roman" w:eastAsia="Times New Roman"/>
-          <w:b w:val="0"/>
-          <w:i/>
-          <w:sz w:val="26"/>
-        </w:rPr>
-        <w:t>https://sky-edu.kitehub.me</w:t>
-      </w:r>
-      <w:r>
-        <w:rPr>
-          <w:rFonts w:ascii="Times New Roman" w:hAnsi="Times New Roman" w:eastAsia="Times New Roman"/>
-          <w:b w:val="0"/>
-          <w:i w:val="0"/>
-          <w:sz w:val="26"/>
-        </w:rPr>
-        <w:t xml:space="preserve"> và CTA "Đăng nhập ngay" tự động redirect tới </w:t>
-      </w:r>
-      <w:r>
-        <w:rPr>
-          <w:rFonts w:ascii="Times New Roman" w:hAnsi="Times New Roman" w:eastAsia="Times New Roman"/>
-          <w:b w:val="0"/>
-          <w:i/>
-          <w:sz w:val="26"/>
-        </w:rPr>
-        <w:t>/dashboard</w:t>
-      </w:r>
-      <w:r>
-        <w:rPr>
-          <w:rFonts w:ascii="Times New Roman" w:hAnsi="Times New Roman" w:eastAsia="Times New Roman"/>
-          <w:b w:val="0"/>
-          <w:i w:val="0"/>
-          <w:sz w:val="26"/>
-        </w:rPr>
-        <w:t xml:space="preserve"> với JWT đã có sẵn. Bước (d) lần đăng nhập đầu tiên hiển thị ba thành phần chính cho Chủ trung tâm: 3 KPI card ("Doanh thu tháng", "Số học sinh", "Số lớp" mặc định </w:t>
-      </w:r>
-      <w:r>
-        <w:rPr>
-          <w:rFonts w:ascii="Times New Roman" w:hAnsi="Times New Roman" w:eastAsia="Times New Roman"/>
-          <w:b w:val="0"/>
-          <w:i/>
-          <w:sz w:val="26"/>
-        </w:rPr>
-        <w:t>0đ</w:t>
-      </w:r>
-      <w:r>
-        <w:rPr>
-          <w:rFonts w:ascii="Times New Roman" w:hAnsi="Times New Roman" w:eastAsia="Times New Roman"/>
-          <w:b w:val="0"/>
-          <w:i w:val="0"/>
-          <w:sz w:val="26"/>
-        </w:rPr>
-        <w:t xml:space="preserve">, </w:t>
-      </w:r>
-      <w:r>
-        <w:rPr>
-          <w:rFonts w:ascii="Times New Roman" w:hAnsi="Times New Roman" w:eastAsia="Times New Roman"/>
-          <w:b w:val="0"/>
-          <w:i/>
-          <w:sz w:val="26"/>
-        </w:rPr>
-        <w:t>0</w:t>
-      </w:r>
-      <w:r>
-        <w:rPr>
-          <w:rFonts w:ascii="Times New Roman" w:hAnsi="Times New Roman" w:eastAsia="Times New Roman"/>
-          <w:b w:val="0"/>
-          <w:i w:val="0"/>
-          <w:sz w:val="26"/>
-        </w:rPr>
-        <w:t xml:space="preserve">, </w:t>
-      </w:r>
-      <w:r>
-        <w:rPr>
-          <w:rFonts w:ascii="Times New Roman" w:hAnsi="Times New Roman" w:eastAsia="Times New Roman"/>
-          <w:b w:val="0"/>
-          <w:i/>
-          <w:sz w:val="26"/>
-        </w:rPr>
-        <w:t>0</w:t>
-      </w:r>
-      <w:r>
-        <w:rPr>
-          <w:rFonts w:ascii="Times New Roman" w:hAnsi="Times New Roman" w:eastAsia="Times New Roman"/>
-          <w:b w:val="0"/>
-          <w:i w:val="0"/>
-          <w:sz w:val="26"/>
-        </w:rPr>
-        <w:t xml:space="preserve">), onboarding checklist 5 bước (Tạo lớp đầu tiên / Thêm học sinh / Tạo lịch học / Cấu hình thanh toán / Mời giáo viên đồng nghiệp), và sample data toggle cho phép load dữ liệu mẫu (giáo viên giả định Trần Thị Hồng + 4 học sinh + 1 lớp Anh ngữ 5A1); format VND </w:t>
-      </w:r>
-      <w:r>
-        <w:rPr>
-          <w:rFonts w:ascii="Times New Roman" w:hAnsi="Times New Roman" w:eastAsia="Times New Roman"/>
-          <w:b w:val="0"/>
-          <w:i/>
-          <w:sz w:val="26"/>
-        </w:rPr>
-        <w:t>1.500.000đ</w:t>
-      </w:r>
-      <w:r>
-        <w:rPr>
-          <w:rFonts w:ascii="Times New Roman" w:hAnsi="Times New Roman" w:eastAsia="Times New Roman"/>
-          <w:b w:val="0"/>
-          <w:i w:val="0"/>
-          <w:sz w:val="26"/>
-        </w:rPr>
-        <w:t xml:space="preserve"> cùng date tiếng Việt </w:t>
-      </w:r>
-      <w:r>
-        <w:rPr>
-          <w:rFonts w:ascii="Times New Roman" w:hAnsi="Times New Roman" w:eastAsia="Times New Roman"/>
-          <w:b w:val="0"/>
-          <w:i/>
-          <w:sz w:val="26"/>
-        </w:rPr>
-        <w:t>Thứ Hai, 20/05/2026</w:t>
-      </w:r>
-      <w:r>
-        <w:rPr>
-          <w:rFonts w:ascii="Times New Roman" w:hAnsi="Times New Roman" w:eastAsia="Times New Roman"/>
-          <w:b w:val="0"/>
-          <w:i w:val="0"/>
-          <w:sz w:val="26"/>
-        </w:rPr>
-        <w:t xml:space="preserve"> áp dụng đồng nhất.</w:t>
-      </w:r>
-    </w:p>
-    <w:p>
-      <w:pPr>
-        <w:pStyle w:val="Heading3"/>
-      </w:pPr>
-      <w:r>
-        <w:rPr>
-          <w:rFonts w:ascii="Times New Roman" w:hAnsi="Times New Roman" w:eastAsia="Times New Roman"/>
-          <w:b/>
-          <w:color w:val="000000"/>
-          <w:sz w:val="28"/>
-        </w:rPr>
-        <w:t>3.2.2 Luồng vận hành nghiệp vụ thường nhật (Chủ trung tâm / Manager)</w:t>
-      </w:r>
-    </w:p>
-    <w:p>
-      <w:pPr>
         <w:spacing w:before="120" w:after="60"/>
         <w:jc w:val="center"/>
       </w:pPr>
@@ -24450,7 +24953,7 @@
               <a:graphicData uri="http://schemas.openxmlformats.org/drawingml/2006/picture">
                 <pic:pic>
                   <pic:nvPicPr>
-                    <pic:cNvPr id="0" name="05-class-management.png"/>
+                    <pic:cNvPr id="0" name="02-dashboard-overview-kpi-orange.png"/>
                     <pic:cNvPicPr/>
                   </pic:nvPicPr>
                   <pic:blipFill>
@@ -24475,6 +24978,128 @@
     </w:p>
     <w:p>
       <w:pPr>
+        <w:pStyle w:val="HìnhCaption"/>
+        <w:spacing w:before="120" w:after="240"/>
+        <w:jc w:val="center"/>
+      </w:pPr>
+      <w:r>
+        <w:rPr>
+          <w:rFonts w:ascii="Times New Roman" w:hAnsi="Times New Roman" w:eastAsia="Times New Roman"/>
+          <w:b/>
+          <w:sz w:val="26"/>
+        </w:rPr>
+        <w:t>Hình 3.1</w:t>
+      </w:r>
+      <w:r>
+        <w:rPr>
+          <w:rFonts w:ascii="Times New Roman" w:hAnsi="Times New Roman" w:eastAsia="Times New Roman"/>
+          <w:sz w:val="26"/>
+        </w:rPr>
+        <w:t>. Luồng khám phá và kích hoạt tenant qua ba bước nối tiếp: trang chủ công khai mang thương hiệu riêng của tenant, trang đăng nhập, và dashboard tổng quan sau đăng nhập</w:t>
+      </w:r>
+    </w:p>
+    <w:p>
+      <w:pPr>
+        <w:spacing w:line="288" w:lineRule="auto"/>
+        <w:ind w:firstLine="567"/>
+        <w:jc w:val="both"/>
+      </w:pPr>
+      <w:r>
+        <w:rPr>
+          <w:rFonts w:ascii="Times New Roman" w:hAnsi="Times New Roman" w:eastAsia="Times New Roman"/>
+          <w:b w:val="0"/>
+          <w:i/>
+          <w:sz w:val="26"/>
+        </w:rPr>
+        <w:t>Nguồn: ảnh chụp giao diện nền tảng KiteClass, truy cập 29/05/2026</w:t>
+      </w:r>
+    </w:p>
+    <w:p>
+      <w:pPr>
+        <w:spacing w:line="288" w:lineRule="auto"/>
+        <w:ind w:firstLine="567"/>
+        <w:jc w:val="both"/>
+      </w:pPr>
+      <w:r>
+        <w:rPr>
+          <w:rFonts w:ascii="Times New Roman" w:hAnsi="Times New Roman" w:eastAsia="Times New Roman"/>
+          <w:b w:val="0"/>
+          <w:i w:val="0"/>
+          <w:sz w:val="26"/>
+        </w:rPr>
+        <w:t>Luồng khám phá và kích hoạt tenant đưa người dùng tiềm năng từ điểm tiếp xúc đầu tiên đến trạng thái vận hành thông qua ba bước nối tiếp. Bước thứ nhất là trang chủ công khai của tenant — minh chứng tại Hình 3.1 là trang của trung tâm Sky Education (tên giả định) với bộ nhận diện thương hiệu riêng (tông màu cam chủ đạo, tên trung tâm và khẩu hiệu "Chuyên nghiệp &amp; Hiệu quả"). Trang được dựng theo cấu trúc nhiều khối: giới thiệu, tính năng nổi bật (Hệ thống LMS, Quản lý Học viên, Thanh toán &amp; Báo cáo), đội ngũ giáo viên, các chứng chỉ đào tạo (IELTS, TOEIC, Cambridge, VSTEP), bảng giá theo định dạng tiền tệ Việt Nam (</w:t>
+      </w:r>
+      <w:r>
+        <w:rPr>
+          <w:rFonts w:ascii="Times New Roman" w:hAnsi="Times New Roman" w:eastAsia="Times New Roman"/>
+          <w:b w:val="0"/>
+          <w:i/>
+          <w:sz w:val="26"/>
+        </w:rPr>
+        <w:t>1.500.000đ/tháng</w:t>
+      </w:r>
+      <w:r>
+        <w:rPr>
+          <w:rFonts w:ascii="Times New Roman" w:hAnsi="Times New Roman" w:eastAsia="Times New Roman"/>
+          <w:b w:val="0"/>
+          <w:i w:val="0"/>
+          <w:sz w:val="26"/>
+        </w:rPr>
+        <w:t xml:space="preserve">, </w:t>
+      </w:r>
+      <w:r>
+        <w:rPr>
+          <w:rFonts w:ascii="Times New Roman" w:hAnsi="Times New Roman" w:eastAsia="Times New Roman"/>
+          <w:b w:val="0"/>
+          <w:i/>
+          <w:sz w:val="26"/>
+        </w:rPr>
+        <w:t>2.800.000đ/tháng</w:t>
+      </w:r>
+      <w:r>
+        <w:rPr>
+          <w:rFonts w:ascii="Times New Roman" w:hAnsi="Times New Roman" w:eastAsia="Times New Roman"/>
+          <w:b w:val="0"/>
+          <w:i w:val="0"/>
+          <w:sz w:val="26"/>
+        </w:rPr>
+        <w:t xml:space="preserve">, </w:t>
+      </w:r>
+      <w:r>
+        <w:rPr>
+          <w:rFonts w:ascii="Times New Roman" w:hAnsi="Times New Roman" w:eastAsia="Times New Roman"/>
+          <w:b w:val="0"/>
+          <w:i/>
+          <w:sz w:val="26"/>
+        </w:rPr>
+        <w:t>4.500.000đ/tháng</w:t>
+      </w:r>
+      <w:r>
+        <w:rPr>
+          <w:rFonts w:ascii="Times New Roman" w:hAnsi="Times New Roman" w:eastAsia="Times New Roman"/>
+          <w:b w:val="0"/>
+          <w:i w:val="0"/>
+          <w:sz w:val="26"/>
+        </w:rPr>
+        <w:t>) và mục câu hỏi thường gặp. Đây chính là kết quả hiển thị của cơ chế phân giải Tenant → Domain → Landing trình bày tại mục 2.2.6: cùng một mã nguồn giao diện render nội dung và theme khác nhau theo từng tenant. Bước thứ hai là trang đăng nhập, nơi Chủ trung tâm nhập thông tin tài khoản đã được cấp sau khi yêu cầu truy cập được quản trị viên nền tảng duyệt. Bước thứ ba là dashboard tổng quan sau đăng nhập, hiển thị dòng tóm tắt "Trung tâm hiện có 78 học viên · 5 khóa học" cùng sáu thẻ chỉ số (Học viên, Khóa học, Giáo viên, Điểm danh hôm nay, Doanh thu tuần, Tỷ lệ giữ chân). Trong giai đoạn thử nghiệm, hai thẻ Học viên và Khóa học đã hiển thị số liệu thực (78 và 5), bốn thẻ còn lại tạm hiển thị dấu gạch ngang kèm ghi chú minh bạch "chưa có API tổng hợp; sẽ bổ sung khi endpoint thống kê dashboard sẵn sàng" — phản ánh trung thực mức độ hoàn thiện của tính năng thống kê ở thời điểm thực hiện đồ án.</w:t>
+      </w:r>
+    </w:p>
+    <w:p>
+      <w:pPr>
+        <w:pStyle w:val="Heading3"/>
+      </w:pPr>
+      <w:r>
+        <w:rPr>
+          <w:rFonts w:ascii="Times New Roman" w:hAnsi="Times New Roman" w:eastAsia="Times New Roman"/>
+          <w:b/>
+          <w:color w:val="000000"/>
+          <w:sz w:val="28"/>
+        </w:rPr>
+        <w:t>3.2.2 Tùy biến thương hiệu bằng AI (AI Branding)</w:t>
+      </w:r>
+    </w:p>
+    <w:p>
+      <w:pPr>
         <w:spacing w:before="120" w:after="60"/>
         <w:jc w:val="center"/>
       </w:pPr>
@@ -24490,7 +25115,7 @@
               <a:graphicData uri="http://schemas.openxmlformats.org/drawingml/2006/picture">
                 <pic:pic>
                   <pic:nvPicPr>
-                    <pic:cNvPr id="0" name="06-invoice-generation.png"/>
+                    <pic:cNvPr id="0" name="03-branding-settings.png"/>
                     <pic:cNvPicPr/>
                   </pic:nvPicPr>
                   <pic:blipFill>
@@ -24532,7 +25157,7 @@
           <w:rFonts w:ascii="Times New Roman" w:hAnsi="Times New Roman" w:eastAsia="Times New Roman"/>
           <w:sz w:val="26"/>
         </w:rPr>
-        <w:t>. Luồng vận hành nghiệp vụ thường nhật gồm giao diện quản lý lớp học và giao diện tạo hóa đơn với định dạng VND</w:t>
+        <w:t>. Giao diện tính năng AI Branding cho phép Chủ trung tâm tạo bộ nhận diện thương hiệu qua trình hướng dẫn nhiều bước</w:t>
       </w:r>
     </w:p>
     <w:p>
@@ -24548,7 +25173,7 @@
           <w:i/>
           <w:sz w:val="26"/>
         </w:rPr>
-        <w:t>Nguồn: ảnh chụp giao diện KiteHub Platform, truy cập 20/05/2026</w:t>
+        <w:t>Nguồn: ảnh chụp giao diện nền tảng KiteClass, truy cập 29/05/2026</w:t>
       </w:r>
     </w:p>
     <w:p>
@@ -24564,43 +25189,7 @@
           <w:i w:val="0"/>
           <w:sz w:val="26"/>
         </w:rPr>
-        <w:t xml:space="preserve">Luồng vận hành nghiệp vụ thường nhật bao gồm hai chức năng cốt lõi mà Chủ trung tâm và Manager sử dụng hằng ngày sau khi tenant đã kích hoạt. Bước (a) giao diện quản lý lớp học hiển thị danh sách toàn bộ lớp của tenant với các cột Mã lớp, Tên lớp (ví dụ </w:t>
-      </w:r>
-      <w:r>
-        <w:rPr>
-          <w:rFonts w:ascii="Times New Roman" w:hAnsi="Times New Roman" w:eastAsia="Times New Roman"/>
-          <w:b w:val="0"/>
-          <w:i/>
-          <w:sz w:val="26"/>
-        </w:rPr>
-        <w:t>Lớp Anh ngữ 5A1</w:t>
-      </w:r>
-      <w:r>
-        <w:rPr>
-          <w:rFonts w:ascii="Times New Roman" w:hAnsi="Times New Roman" w:eastAsia="Times New Roman"/>
-          <w:b w:val="0"/>
-          <w:i w:val="0"/>
-          <w:sz w:val="26"/>
-        </w:rPr>
-        <w:t xml:space="preserve">), Giáo viên chủ nhiệm, Số học sinh, Lịch học, Trạng thái (Đang hoạt động / Tạm nghỉ / Đã kết thúc) và Hành động (Xem chi tiết / Sửa / Lưu trữ); bảng hỗ trợ filter combo theo trạng thái, giáo viên và môn học cùng search theo tên hoặc mã lớp, trong khi bulk actions cho phép chọn nhiều lớp để gửi thông báo Zalo group hoặc export Excel danh sách điểm danh, và CTA "Tạo lớp mới" mở wizard 4 bước (thông tin cơ bản → lịch học Mon-Sat theo VN edu convention → danh sách học sinh → cấu hình học phí). Bước (b) form tạo hóa đơn cho phép Chủ trung tâm hoặc Manager tạo hóa đơn cá nhân hoặc batch theo lớp với layout 2 cột — cột trái nhập học sinh, lớp, tháng/kỳ học, học phí gốc, giảm giá, phụ thu và hạn thanh toán; cột phải preview hóa đơn realtime với header "HÓA ĐƠN ĐIỆN TỬ" theo convention VN, mã số thuế tenant (nếu có), tổng tiền </w:t>
-      </w:r>
-      <w:r>
-        <w:rPr>
-          <w:rFonts w:ascii="Times New Roman" w:hAnsi="Times New Roman" w:eastAsia="Times New Roman"/>
-          <w:b w:val="0"/>
-          <w:i/>
-          <w:sz w:val="26"/>
-        </w:rPr>
-        <w:t>Tổng cộng: 1.500.000đ</w:t>
-      </w:r>
-      <w:r>
-        <w:rPr>
-          <w:rFonts w:ascii="Times New Roman" w:hAnsi="Times New Roman" w:eastAsia="Times New Roman"/>
-          <w:b w:val="0"/>
-          <w:i w:val="0"/>
-          <w:sz w:val="26"/>
-        </w:rPr>
-        <w:t xml:space="preserve"> VND format, cùng QR code VietQR để học sinh quét chuyển khoản trực tiếp qua Vietcombank, Techcombank hoặc MB merchant code; sau khi tạo hóa đơn được gửi qua ba kênh đồng thời (email PDF cho phụ huynh, link Zalo group cha mẹ, và lưu trong tài khoản học sinh trên dashboard). Trong giai đoạn thử nghiệm, payment gateway integration (Stripe, MoMo, VNPay) hoãn sang giai đoạn thương mại hóa do yêu cầu giấy phép PSP, do đó tenant đối soát thủ công qua chuyển khoản ngân hàng.</w:t>
+        <w:t>AI Branding là một trong những điểm khác biệt cốt lõi của nền tảng, cho phép mỗi trung tâm tạo bộ nhận diện thương hiệu chuyên nghiệp mà không cần kiến thức thiết kế. Như minh chứng tại Hình 3.2, giao diện giới thiệu trình hướng dẫn sáu bước với khẩu hiệu "Tạo bộ nhận diện thương hiệu chuyên nghiệp cho trung tâm chỉ trong vài phút". Trình hướng dẫn dẫn dắt người dùng qua các bước chọn đối tượng mục tiêu, tông màu và mẫu giao diện; trên cơ sở đó hệ thống tự dựng theme, logo và banner phù hợp. Ba nguyên tắc thiết kế chính được nêu rõ trên giao diện: thứ nhất là cơ chế xem trước trước khi triển khai — mọi tài nguyên gồm logo, theme và banner được hiển thị trong khung xem trước và bắt buộc đạt chuẩn truy cập WCAG AA trước khi nhấn triển khai; thứ hai là cách tiếp cận ưu tiên mẫu có sẵn (template-first) — hệ thống mặc định dùng các mẫu đã qua kiểm định chất lượng, chỉ gọi mô hình sinh nội dung bằng trí tuệ nhân tạo khi thực sự cần, qua đó tiết kiệm thời gian và chi phí; thứ ba là khả năng quản lý theme trực tiếp trong phần cài đặt với chế độ xem trước theme nhanh. Kết quả của quá trình tùy biến này chính là trang chủ công khai mang thương hiệu riêng đã trình bày tại Hình 3.1.</w:t>
       </w:r>
     </w:p>
     <w:p>
@@ -24614,7 +25203,7 @@
           <w:color w:val="000000"/>
           <w:sz w:val="28"/>
         </w:rPr>
-        <w:t>3.2.3 Luồng điều hành Admin nền tảng (Platform Admin)</w:t>
+        <w:t>3.2.3 Quản lý học viên và tổ chức vận hành</w:t>
       </w:r>
     </w:p>
     <w:p>
@@ -24625,7 +25214,7 @@
       <w:r>
         <w:drawing>
           <wp:inline xmlns:a="http://schemas.openxmlformats.org/drawingml/2006/main" xmlns:pic="http://schemas.openxmlformats.org/drawingml/2006/picture">
-            <wp:extent cx="5760000" cy="3600000"/>
+            <wp:extent cx="5760000" cy="4000000"/>
             <wp:docPr id="23" name="Picture 23"/>
             <wp:cNvGraphicFramePr>
               <a:graphicFrameLocks noChangeAspect="1"/>
@@ -24634,7 +25223,7 @@
               <a:graphicData uri="http://schemas.openxmlformats.org/drawingml/2006/picture">
                 <pic:pic>
                   <pic:nvPicPr>
-                    <pic:cNvPr id="0" name="07-welcome-email.png"/>
+                    <pic:cNvPr id="0" name="05-students.png"/>
                     <pic:cNvPicPr/>
                   </pic:nvPicPr>
                   <pic:blipFill>
@@ -24646,7 +25235,7 @@
                   <pic:spPr>
                     <a:xfrm>
                       <a:off x="0" y="0"/>
-                      <a:ext cx="5760000" cy="3600000"/>
+                      <a:ext cx="5760000" cy="4000000"/>
                     </a:xfrm>
                     <a:prstGeom prst="rect"/>
                   </pic:spPr>
@@ -24659,46 +25248,6 @@
     </w:p>
     <w:p>
       <w:pPr>
-        <w:spacing w:before="120" w:after="60"/>
-        <w:jc w:val="center"/>
-      </w:pPr>
-      <w:r>
-        <w:drawing>
-          <wp:inline xmlns:a="http://schemas.openxmlformats.org/drawingml/2006/main" xmlns:pic="http://schemas.openxmlformats.org/drawingml/2006/picture">
-            <wp:extent cx="5760000" cy="3600000"/>
-            <wp:docPr id="24" name="Picture 24"/>
-            <wp:cNvGraphicFramePr>
-              <a:graphicFrameLocks noChangeAspect="1"/>
-            </wp:cNvGraphicFramePr>
-            <a:graphic>
-              <a:graphicData uri="http://schemas.openxmlformats.org/drawingml/2006/picture">
-                <pic:pic>
-                  <pic:nvPicPr>
-                    <pic:cNvPr id="0" name="08-admin-audit-log.png"/>
-                    <pic:cNvPicPr/>
-                  </pic:nvPicPr>
-                  <pic:blipFill>
-                    <a:blip r:embed="rId32"/>
-                    <a:stretch>
-                      <a:fillRect/>
-                    </a:stretch>
-                  </pic:blipFill>
-                  <pic:spPr>
-                    <a:xfrm>
-                      <a:off x="0" y="0"/>
-                      <a:ext cx="5760000" cy="3600000"/>
-                    </a:xfrm>
-                    <a:prstGeom prst="rect"/>
-                  </pic:spPr>
-                </pic:pic>
-              </a:graphicData>
-            </a:graphic>
-          </wp:inline>
-        </w:drawing>
-      </w:r>
-    </w:p>
-    <w:p>
-      <w:pPr>
         <w:pStyle w:val="HìnhCaption"/>
         <w:spacing w:before="120" w:after="240"/>
         <w:jc w:val="center"/>
@@ -24716,7 +25265,7 @@
           <w:rFonts w:ascii="Times New Roman" w:hAnsi="Times New Roman" w:eastAsia="Times New Roman"/>
           <w:sz w:val="26"/>
         </w:rPr>
-        <w:t>. Luồng điều hành Admin nền tảng với preview template email và trang audit log immutable tuân thủ PDPL Article 11</w:t>
+        <w:t>. Giao diện quản lý danh sách học viên của trung tâm với bảng dữ liệu, tìm kiếm và các thao tác quản trị</w:t>
       </w:r>
     </w:p>
     <w:p>
@@ -24732,7 +25281,7 @@
           <w:i/>
           <w:sz w:val="26"/>
         </w:rPr>
-        <w:t>Nguồn: ảnh chụp giao diện KiteHub Platform, truy cập 20/05/2026</w:t>
+        <w:t>Nguồn: ảnh chụp giao diện nền tảng KiteClass, truy cập 29/05/2026</w:t>
       </w:r>
     </w:p>
     <w:p>
@@ -24748,169 +25297,7 @@
           <w:i w:val="0"/>
           <w:sz w:val="26"/>
         </w:rPr>
-        <w:t>Luồng điều hành Admin nền tảng bao gồm hai công cụ chính phục vụ vận hành giai đoạn thử nghiệm. Bước (a) giao diện preview template email cho phép Admin xem trước email trước khi gửi cho tenant với layout 2 cột — cột trái input các biến (tên người nhận, tên trung tâm, claim code, link kích hoạt, deadline kích hoạt), cột phải rendering preview email cho desktop và mobile responsive; subject line tone tiếng Việt formal-respectful (</w:t>
-      </w:r>
-      <w:r>
-        <w:rPr>
-          <w:rFonts w:ascii="Times New Roman" w:hAnsi="Times New Roman" w:eastAsia="Times New Roman"/>
-          <w:b w:val="0"/>
-          <w:i/>
-          <w:sz w:val="26"/>
-        </w:rPr>
-        <w:t>Chào mừng anh/chị đến KiteHub — Tài khoản đã được kích hoạt</w:t>
-      </w:r>
-      <w:r>
-        <w:rPr>
-          <w:rFonts w:ascii="Times New Roman" w:hAnsi="Times New Roman" w:eastAsia="Times New Roman"/>
-          <w:b w:val="0"/>
-          <w:i w:val="0"/>
-          <w:sz w:val="26"/>
-        </w:rPr>
-        <w:t xml:space="preserve">), greeting </w:t>
-      </w:r>
-      <w:r>
-        <w:rPr>
-          <w:rFonts w:ascii="Times New Roman" w:hAnsi="Times New Roman" w:eastAsia="Times New Roman"/>
-          <w:b w:val="0"/>
-          <w:i/>
-          <w:sz w:val="26"/>
-        </w:rPr>
-        <w:t>Em chào chị Hồng,</w:t>
-      </w:r>
-      <w:r>
-        <w:rPr>
-          <w:rFonts w:ascii="Times New Roman" w:hAnsi="Times New Roman" w:eastAsia="Times New Roman"/>
-          <w:b w:val="0"/>
-          <w:i w:val="0"/>
-          <w:sz w:val="26"/>
-        </w:rPr>
-        <w:t xml:space="preserve"> theo persona tone matrix, và email body bao gồm ba phần (lời mời sử dụng, hướng dẫn nhập claim code, CTA "Kích hoạt tài khoản ngay") cùng footer minh bạch về giai đoạn thử nghiệm khép kín 20 tenant; nút "Gửi thử cho admin" cho phép Admin test email rendering trước khi phát hành chính thức, và email được sign DKIM + SPF + DMARC qua AWS SES kết hợp Cloudflare DNS records để đảm bảo deliverability cao. Bước (b) trang audit log hiển thị toàn bộ hành động sensitive của Admin nền tảng dưới dạng bảng immutable — chỉ cho phép INSERT và cấm UPDATE/DELETE thông qua database trigger nhằm đảm bảo tamper-proof theo PDPL 2023 Article 11; các cột bao gồm Thời gian (</w:t>
-      </w:r>
-      <w:r>
-        <w:rPr>
-          <w:rFonts w:ascii="Times New Roman" w:hAnsi="Times New Roman" w:eastAsia="Times New Roman"/>
-          <w:b w:val="0"/>
-          <w:i/>
-          <w:sz w:val="26"/>
-        </w:rPr>
-        <w:t>Thứ Hai, 20/05/2026 09:30</w:t>
-      </w:r>
-      <w:r>
-        <w:rPr>
-          <w:rFonts w:ascii="Times New Roman" w:hAnsi="Times New Roman" w:eastAsia="Times New Roman"/>
-          <w:b w:val="0"/>
-          <w:i w:val="0"/>
-          <w:sz w:val="26"/>
-        </w:rPr>
-        <w:t>), Admin user (</w:t>
-      </w:r>
-      <w:r>
-        <w:rPr>
-          <w:rFonts w:ascii="Times New Roman" w:hAnsi="Times New Roman" w:eastAsia="Times New Roman"/>
-          <w:b w:val="0"/>
-          <w:i/>
-          <w:sz w:val="26"/>
-        </w:rPr>
-        <w:t>admin@kitehub.me</w:t>
-      </w:r>
-      <w:r>
-        <w:rPr>
-          <w:rFonts w:ascii="Times New Roman" w:hAnsi="Times New Roman" w:eastAsia="Times New Roman"/>
-          <w:b w:val="0"/>
-          <w:i w:val="0"/>
-          <w:sz w:val="26"/>
-        </w:rPr>
-        <w:t>), Loại hành động (</w:t>
-      </w:r>
-      <w:r>
-        <w:rPr>
-          <w:rFonts w:ascii="Times New Roman" w:hAnsi="Times New Roman" w:eastAsia="Times New Roman"/>
-          <w:b w:val="0"/>
-          <w:i/>
-          <w:sz w:val="26"/>
-        </w:rPr>
-        <w:t>APPROVE_TENANT_REQUEST</w:t>
-      </w:r>
-      <w:r>
-        <w:rPr>
-          <w:rFonts w:ascii="Times New Roman" w:hAnsi="Times New Roman" w:eastAsia="Times New Roman"/>
-          <w:b w:val="0"/>
-          <w:i w:val="0"/>
-          <w:sz w:val="26"/>
-        </w:rPr>
-        <w:t xml:space="preserve">, </w:t>
-      </w:r>
-      <w:r>
-        <w:rPr>
-          <w:rFonts w:ascii="Times New Roman" w:hAnsi="Times New Roman" w:eastAsia="Times New Roman"/>
-          <w:b w:val="0"/>
-          <w:i/>
-          <w:sz w:val="26"/>
-        </w:rPr>
-        <w:t>TENANT_SUSPEND</w:t>
-      </w:r>
-      <w:r>
-        <w:rPr>
-          <w:rFonts w:ascii="Times New Roman" w:hAnsi="Times New Roman" w:eastAsia="Times New Roman"/>
-          <w:b w:val="0"/>
-          <w:i w:val="0"/>
-          <w:sz w:val="26"/>
-        </w:rPr>
-        <w:t xml:space="preserve">, </w:t>
-      </w:r>
-      <w:r>
-        <w:rPr>
-          <w:rFonts w:ascii="Times New Roman" w:hAnsi="Times New Roman" w:eastAsia="Times New Roman"/>
-          <w:b w:val="0"/>
-          <w:i/>
-          <w:sz w:val="26"/>
-        </w:rPr>
-        <w:t>EMAIL_TEMPLATE_UPDATE</w:t>
-      </w:r>
-      <w:r>
-        <w:rPr>
-          <w:rFonts w:ascii="Times New Roman" w:hAnsi="Times New Roman" w:eastAsia="Times New Roman"/>
-          <w:b w:val="0"/>
-          <w:i w:val="0"/>
-          <w:sz w:val="26"/>
-        </w:rPr>
-        <w:t xml:space="preserve">), Đối tượng tác động (Tenant </w:t>
-      </w:r>
-      <w:r>
-        <w:rPr>
-          <w:rFonts w:ascii="Times New Roman" w:hAnsi="Times New Roman" w:eastAsia="Times New Roman"/>
-          <w:b w:val="0"/>
-          <w:i/>
-          <w:sz w:val="26"/>
-        </w:rPr>
-        <w:t>Sky Education</w:t>
-      </w:r>
-      <w:r>
-        <w:rPr>
-          <w:rFonts w:ascii="Times New Roman" w:hAnsi="Times New Roman" w:eastAsia="Times New Roman"/>
-          <w:b w:val="0"/>
-          <w:i w:val="0"/>
-          <w:sz w:val="26"/>
-        </w:rPr>
-        <w:t xml:space="preserve"> hoặc Yêu cầu mở tenant </w:t>
-      </w:r>
-      <w:r>
-        <w:rPr>
-          <w:rFonts w:ascii="Times New Roman" w:hAnsi="Times New Roman" w:eastAsia="Times New Roman"/>
-          <w:b w:val="0"/>
-          <w:i/>
-          <w:sz w:val="26"/>
-        </w:rPr>
-        <w:t>req_uuid</w:t>
-      </w:r>
-      <w:r>
-        <w:rPr>
-          <w:rFonts w:ascii="Times New Roman" w:hAnsi="Times New Roman" w:eastAsia="Times New Roman"/>
-          <w:b w:val="0"/>
-          <w:i w:val="0"/>
-          <w:sz w:val="26"/>
-        </w:rPr>
-        <w:t>), IP address rút gọn an toàn và Chi tiết JSON expandable; filter combo cho phép tìm theo loại hành động, admin user và khoảng thời gian, top banner notify compliance "Trang này được bảo vệ bởi PDPL Article 11 — mọi hành động admin được lưu vĩnh viễn và không thể chỉnh sửa", retention 5 năm theo PDPL Art 11.2 và hỗ trợ export CSV/PDF cho compliance audit định kỳ hằng quý.</w:t>
+        <w:t>Sau khi tenant được kích hoạt, Chủ trung tâm và Quản lý sử dụng nhóm chức năng vận hành để tổ chức học viên, lớp học và khóa học. Hình 3.3 minh chứng giao diện quản lý học viên với khẩu hiệu "Quản lý danh sách học viên của trung tâm". Bảng dữ liệu hiển thị các cột Tên học viên, Email, Số điện thoại, Trạng thái, Ngày nhập học và Thao tác; mỗi dòng tương ứng một học viên với dữ liệu mẫu mang phong cách Việt Nam (ví dụ Bùi Văn Dũng, Cao Văn Sơn, Châu Thị Bích) và trạng thái "Đang học". Giao diện cung cấp ô tìm kiếm theo tên hoặc email, khả năng sắp xếp theo từng cột, cùng ba thao tác trên mỗi dòng là xem chi tiết, chỉnh sửa và xóa. Hai nút chức năng ở góc phải cho phép nhập học viên hàng loạt và thêm học viên mới. Trong giai đoạn thử nghiệm, trung tâm mẫu đã có 78 học viên được quản lý qua giao diện này, khớp với chỉ số trên dashboard tổng quan tại Hình 3.1. Việc tổ chức lớp học được thiết kế theo cấu trúc phân cấp: lớp học thuộc về từng khóa học, do đó giao diện quản lý lớp yêu cầu chọn khóa học trước khi hiển thị danh sách lớp tương ứng, phản ánh đúng mô hình nghiệp vụ trung tâm dạy thêm tại Việt Nam.</w:t>
       </w:r>
     </w:p>
     <w:p>
@@ -24940,7 +25327,7 @@
           <w:i w:val="0"/>
           <w:sz w:val="26"/>
         </w:rPr>
-        <w:t>Tám giao diện được nhóm thành ba luồng nghiệp vụ trên đại diện cho happy path của hai persona target P1 và P2 trong giai đoạn thử nghiệm. Các giao diện sau chưa được trình bày trong phiên bản này do thuộc scope giai đoạn tiếp theo hoặc do giới hạn không gian báo cáo: giao diện admin xử lý chargeback (giai đoạn thương mại hóa khi tích hợp payment gateway), giao diện parent portal (giai đoạn vận hành chính thức — P4 persona), giao diện mobile app native (sau giai đoạn thương mại hóa — chưa triển khai), và giao diện K-12 transcript management (giai đoạn vận hành chính thức — P5 persona).</w:t>
+        <w:t>Bốn giao diện được trình bày trong ba nhóm chức năng trên đại diện cho các luồng đã hoàn thiện và có minh chứng thực tế trong giai đoạn thử nghiệm: trang chủ công khai mang thương hiệu riêng, tùy biến thương hiệu bằng AI, dashboard tổng quan và quản lý học viên. Một số giao diện khác đã được xây dựng nhưng chưa đưa vào bộ minh chứng này do còn ở trạng thái dữ liệu chưa đầy đủ trong môi trường thử nghiệm — cụ thể là giao diện quản lý hóa đơn và thanh toán (đang trong quá trình hoàn thiện endpoint tổng hợp số liệu) cùng các thống kê doanh thu. Các giao diện thuộc phạm vi giai đoạn tiếp theo gồm: cổng thông tin dành cho phụ huynh (persona P4), ứng dụng di động gốc (sau giai đoạn thương mại hóa), và quản lý học bạ K-12 (persona P5). Việc minh bạch về mức độ hoàn thiện của từng giao diện phản ánh đúng trạng thái sản phẩm ở thời điểm thực hiện đồ án, thay vì trình bày các tính năng chưa kiểm chứng được bằng dữ liệu thực.</w:t>
       </w:r>
     </w:p>
     <w:p>
@@ -25013,7 +25400,7 @@
         <w:drawing>
           <wp:inline xmlns:a="http://schemas.openxmlformats.org/drawingml/2006/main" xmlns:pic="http://schemas.openxmlformats.org/drawingml/2006/picture">
             <wp:extent cx="3620404" cy="6480000"/>
-            <wp:docPr id="25" name="Picture 25"/>
+            <wp:docPr id="24" name="Picture 24"/>
             <wp:cNvGraphicFramePr>
               <a:graphicFrameLocks noChangeAspect="1"/>
             </wp:cNvGraphicFramePr>
@@ -25025,7 +25412,7 @@
                     <pic:cNvPicPr/>
                   </pic:nvPicPr>
                   <pic:blipFill>
-                    <a:blip r:embed="rId33"/>
+                    <a:blip r:embed="rId32"/>
                     <a:stretch>
                       <a:fillRect/>
                     </a:stretch>
@@ -25465,7 +25852,7 @@
         <w:drawing>
           <wp:inline xmlns:a="http://schemas.openxmlformats.org/drawingml/2006/main" xmlns:pic="http://schemas.openxmlformats.org/drawingml/2006/picture">
             <wp:extent cx="3220303" cy="6480000"/>
-            <wp:docPr id="26" name="Picture 26"/>
+            <wp:docPr id="25" name="Picture 25"/>
             <wp:cNvGraphicFramePr>
               <a:graphicFrameLocks noChangeAspect="1"/>
             </wp:cNvGraphicFramePr>
@@ -25477,7 +25864,7 @@
                     <pic:cNvPicPr/>
                   </pic:nvPicPr>
                   <pic:blipFill>
-                    <a:blip r:embed="rId34"/>
+                    <a:blip r:embed="rId33"/>
                     <a:stretch>
                       <a:fillRect/>
                     </a:stretch>
@@ -25531,7 +25918,7 @@
         <w:drawing>
           <wp:inline xmlns:a="http://schemas.openxmlformats.org/drawingml/2006/main" xmlns:pic="http://schemas.openxmlformats.org/drawingml/2006/picture">
             <wp:extent cx="5760000" cy="5004659"/>
-            <wp:docPr id="27" name="Picture 27"/>
+            <wp:docPr id="26" name="Picture 26"/>
             <wp:cNvGraphicFramePr>
               <a:graphicFrameLocks noChangeAspect="1"/>
             </wp:cNvGraphicFramePr>
@@ -25543,7 +25930,7 @@
                     <pic:cNvPicPr/>
                   </pic:nvPicPr>
                   <pic:blipFill>
-                    <a:blip r:embed="rId35"/>
+                    <a:blip r:embed="rId34"/>
                     <a:stretch>
                       <a:fillRect/>
                     </a:stretch>
@@ -26152,7 +26539,7 @@
         <w:drawing>
           <wp:inline xmlns:a="http://schemas.openxmlformats.org/drawingml/2006/main" xmlns:pic="http://schemas.openxmlformats.org/drawingml/2006/picture">
             <wp:extent cx="5760000" cy="2219294"/>
-            <wp:docPr id="28" name="Picture 28"/>
+            <wp:docPr id="27" name="Picture 27"/>
             <wp:cNvGraphicFramePr>
               <a:graphicFrameLocks noChangeAspect="1"/>
             </wp:cNvGraphicFramePr>
@@ -26164,7 +26551,7 @@
                     <pic:cNvPicPr/>
                   </pic:nvPicPr>
                   <pic:blipFill>
-                    <a:blip r:embed="rId36"/>
+                    <a:blip r:embed="rId35"/>
                     <a:stretch>
                       <a:fillRect/>
                     </a:stretch>
@@ -26217,7 +26604,7 @@
         <w:drawing>
           <wp:inline xmlns:a="http://schemas.openxmlformats.org/drawingml/2006/main" xmlns:pic="http://schemas.openxmlformats.org/drawingml/2006/picture">
             <wp:extent cx="5760000" cy="2217663"/>
-            <wp:docPr id="29" name="Picture 29"/>
+            <wp:docPr id="28" name="Picture 28"/>
             <wp:cNvGraphicFramePr>
               <a:graphicFrameLocks noChangeAspect="1"/>
             </wp:cNvGraphicFramePr>
@@ -26229,7 +26616,7 @@
                     <pic:cNvPicPr/>
                   </pic:nvPicPr>
                   <pic:blipFill>
-                    <a:blip r:embed="rId37"/>
+                    <a:blip r:embed="rId36"/>
                     <a:stretch>
                       <a:fillRect/>
                     </a:stretch>
@@ -27157,7 +27544,7 @@
           <w:color w:val="000000"/>
           <w:sz w:val="28"/>
         </w:rPr>
-        <w:t>4.1.6 Trạng thái triển khai</w:t>
+        <w:t>4.1.6 Cấu hình Cloudflare biên</w:t>
       </w:r>
     </w:p>
     <w:p>
@@ -27173,7 +27560,982 @@
           <w:i w:val="0"/>
           <w:sz w:val="26"/>
         </w:rPr>
-        <w:t>Tính đến thời điểm thực hiện đồ án: 71 resources terraform đã apply (CloudTrail captured); hai EC2 instance + RDS PostgreSQL multi-tenant schema RLS đã chạy; Cloudflare DNS đã cutover (kitehub.me thì ALB); AWS SES production mode đã được approve; CI/CD pipeline OIDC + ECR + SSM hoạt động đầy đủ; beta tenant invite mechanism đã sẵn sàng nhận yêu cầu.</w:t>
+        <w:t>Cloudflare đảm nhận lớp biên (edge) phía trước hạ tầng AWS, cung cấp bốn nhóm chức năng: phân giải tên miền (DNS), proxy bảo vệ, mã hóa truyền tải (SSL/TLS) và định tuyến thư điện tử. Toàn bộ lưu lượng từ Internet đi qua Cloudflare trước khi tới Application Load Balancer, nhờ đó địa chỉ IP gốc của hạ tầng AWS không lộ ra ngoài.</w:t>
+      </w:r>
+    </w:p>
+    <w:p>
+      <w:pPr>
+        <w:spacing w:line="288" w:lineRule="auto"/>
+        <w:ind w:firstLine="567"/>
+        <w:jc w:val="both"/>
+      </w:pPr>
+      <w:r>
+        <w:rPr>
+          <w:rFonts w:ascii="Times New Roman" w:hAnsi="Times New Roman" w:eastAsia="Times New Roman"/>
+          <w:b w:val="0"/>
+          <w:i w:val="0"/>
+          <w:sz w:val="26"/>
+        </w:rPr>
+        <w:t xml:space="preserve">Bảng 4.1 liệt kê các bản ghi DNS chính được cấu hình cho tên miền </w:t>
+      </w:r>
+      <w:r>
+        <w:rPr>
+          <w:rFonts w:ascii="Times New Roman" w:hAnsi="Times New Roman" w:eastAsia="Times New Roman"/>
+          <w:b w:val="0"/>
+          <w:i/>
+          <w:sz w:val="26"/>
+        </w:rPr>
+        <w:t>kitehub.me</w:t>
+      </w:r>
+      <w:r>
+        <w:rPr>
+          <w:rFonts w:ascii="Times New Roman" w:hAnsi="Times New Roman" w:eastAsia="Times New Roman"/>
+          <w:b w:val="0"/>
+          <w:i w:val="0"/>
+          <w:sz w:val="26"/>
+        </w:rPr>
+        <w:t>.</w:t>
+      </w:r>
+    </w:p>
+    <w:tbl>
+      <w:tblPr>
+        <w:tblStyle w:val="TableGrid"/>
+        <w:tblW w:type="auto" w:w="0"/>
+        <w:jc w:val="center"/>
+        <w:tblLook w:firstColumn="1" w:firstRow="1" w:lastColumn="0" w:lastRow="0" w:noHBand="0" w:noVBand="1" w:val="04A0"/>
+      </w:tblPr>
+      <w:tblGrid>
+        <w:gridCol w:w="1728"/>
+        <w:gridCol w:w="1728"/>
+        <w:gridCol w:w="1728"/>
+        <w:gridCol w:w="1728"/>
+        <w:gridCol w:w="1728"/>
+      </w:tblGrid>
+      <w:tr>
+        <w:tc>
+          <w:tcPr>
+            <w:tcW w:type="dxa" w:w="1728"/>
+          </w:tcPr>
+          <w:p>
+            <w:pPr>
+              <w:jc w:val="center"/>
+            </w:pPr>
+            <w:r>
+              <w:rPr>
+                <w:b/>
+                <w:sz w:val="24"/>
+              </w:rPr>
+            </w:r>
+            <w:r>
+              <w:rPr>
+                <w:rFonts w:ascii="Times New Roman" w:hAnsi="Times New Roman" w:eastAsia="Times New Roman"/>
+                <w:b/>
+                <w:i w:val="0"/>
+                <w:sz w:val="24"/>
+              </w:rPr>
+              <w:t>Loại bản ghi</w:t>
+            </w:r>
+          </w:p>
+        </w:tc>
+        <w:tc>
+          <w:tcPr>
+            <w:tcW w:type="dxa" w:w="1728"/>
+          </w:tcPr>
+          <w:p>
+            <w:pPr>
+              <w:jc w:val="center"/>
+            </w:pPr>
+            <w:r>
+              <w:rPr>
+                <w:b/>
+                <w:sz w:val="24"/>
+              </w:rPr>
+            </w:r>
+            <w:r>
+              <w:rPr>
+                <w:rFonts w:ascii="Times New Roman" w:hAnsi="Times New Roman" w:eastAsia="Times New Roman"/>
+                <w:b/>
+                <w:i w:val="0"/>
+                <w:sz w:val="24"/>
+              </w:rPr>
+              <w:t>Tên</w:t>
+            </w:r>
+          </w:p>
+        </w:tc>
+        <w:tc>
+          <w:tcPr>
+            <w:tcW w:type="dxa" w:w="1728"/>
+          </w:tcPr>
+          <w:p>
+            <w:pPr>
+              <w:jc w:val="center"/>
+            </w:pPr>
+            <w:r>
+              <w:rPr>
+                <w:b/>
+                <w:sz w:val="24"/>
+              </w:rPr>
+            </w:r>
+            <w:r>
+              <w:rPr>
+                <w:rFonts w:ascii="Times New Roman" w:hAnsi="Times New Roman" w:eastAsia="Times New Roman"/>
+                <w:b/>
+                <w:i w:val="0"/>
+                <w:sz w:val="24"/>
+              </w:rPr>
+              <w:t>Giá trị</w:t>
+            </w:r>
+          </w:p>
+        </w:tc>
+        <w:tc>
+          <w:tcPr>
+            <w:tcW w:type="dxa" w:w="1728"/>
+          </w:tcPr>
+          <w:p>
+            <w:pPr>
+              <w:jc w:val="center"/>
+            </w:pPr>
+            <w:r>
+              <w:rPr>
+                <w:b/>
+                <w:sz w:val="24"/>
+              </w:rPr>
+            </w:r>
+            <w:r>
+              <w:rPr>
+                <w:rFonts w:ascii="Times New Roman" w:hAnsi="Times New Roman" w:eastAsia="Times New Roman"/>
+                <w:b/>
+                <w:i w:val="0"/>
+                <w:sz w:val="24"/>
+              </w:rPr>
+              <w:t>Proxy</w:t>
+            </w:r>
+          </w:p>
+        </w:tc>
+        <w:tc>
+          <w:tcPr>
+            <w:tcW w:type="dxa" w:w="1728"/>
+          </w:tcPr>
+          <w:p>
+            <w:pPr>
+              <w:jc w:val="center"/>
+            </w:pPr>
+            <w:r>
+              <w:rPr>
+                <w:b/>
+                <w:sz w:val="24"/>
+              </w:rPr>
+            </w:r>
+            <w:r>
+              <w:rPr>
+                <w:rFonts w:ascii="Times New Roman" w:hAnsi="Times New Roman" w:eastAsia="Times New Roman"/>
+                <w:b/>
+                <w:i w:val="0"/>
+                <w:sz w:val="24"/>
+              </w:rPr>
+              <w:t>Mục đích</w:t>
+            </w:r>
+          </w:p>
+        </w:tc>
+      </w:tr>
+      <w:tr>
+        <w:tc>
+          <w:tcPr>
+            <w:tcW w:type="dxa" w:w="1728"/>
+          </w:tcPr>
+          <w:p>
+            <w:r>
+              <w:rPr>
+                <w:sz w:val="24"/>
+              </w:rPr>
+            </w:r>
+            <w:r>
+              <w:rPr>
+                <w:rFonts w:ascii="Times New Roman" w:hAnsi="Times New Roman" w:eastAsia="Times New Roman"/>
+                <w:b w:val="0"/>
+                <w:i w:val="0"/>
+                <w:sz w:val="24"/>
+              </w:rPr>
+              <w:t>A</w:t>
+            </w:r>
+          </w:p>
+        </w:tc>
+        <w:tc>
+          <w:tcPr>
+            <w:tcW w:type="dxa" w:w="1728"/>
+          </w:tcPr>
+          <w:p>
+            <w:r>
+              <w:rPr>
+                <w:sz w:val="24"/>
+              </w:rPr>
+            </w:r>
+            <w:r>
+              <w:rPr>
+                <w:rFonts w:ascii="Times New Roman" w:hAnsi="Times New Roman" w:eastAsia="Times New Roman"/>
+                <w:b w:val="0"/>
+                <w:i/>
+                <w:sz w:val="24"/>
+              </w:rPr>
+              <w:t>kitehub.me</w:t>
+            </w:r>
+          </w:p>
+        </w:tc>
+        <w:tc>
+          <w:tcPr>
+            <w:tcW w:type="dxa" w:w="1728"/>
+          </w:tcPr>
+          <w:p>
+            <w:r>
+              <w:rPr>
+                <w:sz w:val="24"/>
+              </w:rPr>
+            </w:r>
+            <w:r>
+              <w:rPr>
+                <w:rFonts w:ascii="Times New Roman" w:hAnsi="Times New Roman" w:eastAsia="Times New Roman"/>
+                <w:b w:val="0"/>
+                <w:i w:val="0"/>
+                <w:sz w:val="24"/>
+              </w:rPr>
+              <w:t>IP của ALB</w:t>
+            </w:r>
+          </w:p>
+        </w:tc>
+        <w:tc>
+          <w:tcPr>
+            <w:tcW w:type="dxa" w:w="1728"/>
+          </w:tcPr>
+          <w:p>
+            <w:r>
+              <w:rPr>
+                <w:sz w:val="24"/>
+              </w:rPr>
+            </w:r>
+            <w:r>
+              <w:rPr>
+                <w:rFonts w:ascii="Times New Roman" w:hAnsi="Times New Roman" w:eastAsia="Times New Roman"/>
+                <w:b w:val="0"/>
+                <w:i w:val="0"/>
+                <w:sz w:val="24"/>
+              </w:rPr>
+              <w:t>Bật (proxied)</w:t>
+            </w:r>
+          </w:p>
+        </w:tc>
+        <w:tc>
+          <w:tcPr>
+            <w:tcW w:type="dxa" w:w="1728"/>
+          </w:tcPr>
+          <w:p>
+            <w:r>
+              <w:rPr>
+                <w:sz w:val="24"/>
+              </w:rPr>
+            </w:r>
+            <w:r>
+              <w:rPr>
+                <w:rFonts w:ascii="Times New Roman" w:hAnsi="Times New Roman" w:eastAsia="Times New Roman"/>
+                <w:b w:val="0"/>
+                <w:i w:val="0"/>
+                <w:sz w:val="24"/>
+              </w:rPr>
+              <w:t>Trỏ tên miền gốc tới load balancer</w:t>
+            </w:r>
+          </w:p>
+        </w:tc>
+      </w:tr>
+      <w:tr>
+        <w:tc>
+          <w:tcPr>
+            <w:tcW w:type="dxa" w:w="1728"/>
+          </w:tcPr>
+          <w:p>
+            <w:r>
+              <w:rPr>
+                <w:sz w:val="24"/>
+              </w:rPr>
+            </w:r>
+            <w:r>
+              <w:rPr>
+                <w:rFonts w:ascii="Times New Roman" w:hAnsi="Times New Roman" w:eastAsia="Times New Roman"/>
+                <w:b w:val="0"/>
+                <w:i w:val="0"/>
+                <w:sz w:val="24"/>
+              </w:rPr>
+              <w:t>CNAME</w:t>
+            </w:r>
+          </w:p>
+        </w:tc>
+        <w:tc>
+          <w:tcPr>
+            <w:tcW w:type="dxa" w:w="1728"/>
+          </w:tcPr>
+          <w:p>
+            <w:r>
+              <w:rPr>
+                <w:sz w:val="24"/>
+              </w:rPr>
+            </w:r>
+            <w:r>
+              <w:rPr>
+                <w:rFonts w:ascii="Times New Roman" w:hAnsi="Times New Roman" w:eastAsia="Times New Roman"/>
+                <w:b w:val="0"/>
+                <w:i/>
+                <w:sz w:val="24"/>
+              </w:rPr>
+              <w:t>www</w:t>
+            </w:r>
+          </w:p>
+        </w:tc>
+        <w:tc>
+          <w:tcPr>
+            <w:tcW w:type="dxa" w:w="1728"/>
+          </w:tcPr>
+          <w:p>
+            <w:r>
+              <w:rPr>
+                <w:sz w:val="24"/>
+              </w:rPr>
+            </w:r>
+            <w:r>
+              <w:rPr>
+                <w:rFonts w:ascii="Times New Roman" w:hAnsi="Times New Roman" w:eastAsia="Times New Roman"/>
+                <w:b w:val="0"/>
+                <w:i/>
+                <w:sz w:val="24"/>
+              </w:rPr>
+              <w:t>kitehub.me</w:t>
+            </w:r>
+          </w:p>
+        </w:tc>
+        <w:tc>
+          <w:tcPr>
+            <w:tcW w:type="dxa" w:w="1728"/>
+          </w:tcPr>
+          <w:p>
+            <w:r>
+              <w:rPr>
+                <w:sz w:val="24"/>
+              </w:rPr>
+            </w:r>
+            <w:r>
+              <w:rPr>
+                <w:rFonts w:ascii="Times New Roman" w:hAnsi="Times New Roman" w:eastAsia="Times New Roman"/>
+                <w:b w:val="0"/>
+                <w:i w:val="0"/>
+                <w:sz w:val="24"/>
+              </w:rPr>
+              <w:t>Bật (proxied)</w:t>
+            </w:r>
+          </w:p>
+        </w:tc>
+        <w:tc>
+          <w:tcPr>
+            <w:tcW w:type="dxa" w:w="1728"/>
+          </w:tcPr>
+          <w:p>
+            <w:r>
+              <w:rPr>
+                <w:sz w:val="24"/>
+              </w:rPr>
+            </w:r>
+            <w:r>
+              <w:rPr>
+                <w:rFonts w:ascii="Times New Roman" w:hAnsi="Times New Roman" w:eastAsia="Times New Roman"/>
+                <w:b w:val="0"/>
+                <w:i w:val="0"/>
+                <w:sz w:val="24"/>
+              </w:rPr>
+              <w:t>Chuyển hướng www về apex</w:t>
+            </w:r>
+          </w:p>
+        </w:tc>
+      </w:tr>
+      <w:tr>
+        <w:tc>
+          <w:tcPr>
+            <w:tcW w:type="dxa" w:w="1728"/>
+          </w:tcPr>
+          <w:p>
+            <w:r>
+              <w:rPr>
+                <w:sz w:val="24"/>
+              </w:rPr>
+            </w:r>
+            <w:r>
+              <w:rPr>
+                <w:rFonts w:ascii="Times New Roman" w:hAnsi="Times New Roman" w:eastAsia="Times New Roman"/>
+                <w:b w:val="0"/>
+                <w:i w:val="0"/>
+                <w:sz w:val="24"/>
+              </w:rPr>
+              <w:t>CNAME</w:t>
+            </w:r>
+          </w:p>
+        </w:tc>
+        <w:tc>
+          <w:tcPr>
+            <w:tcW w:type="dxa" w:w="1728"/>
+          </w:tcPr>
+          <w:p>
+            <w:r>
+              <w:rPr>
+                <w:sz w:val="24"/>
+              </w:rPr>
+            </w:r>
+            <w:r>
+              <w:rPr>
+                <w:rFonts w:ascii="Times New Roman" w:hAnsi="Times New Roman" w:eastAsia="Times New Roman"/>
+                <w:b w:val="0"/>
+                <w:i/>
+                <w:sz w:val="24"/>
+              </w:rPr>
+              <w:t>*</w:t>
+            </w:r>
+            <w:r>
+              <w:rPr>
+                <w:rFonts w:ascii="Times New Roman" w:hAnsi="Times New Roman" w:eastAsia="Times New Roman"/>
+                <w:b w:val="0"/>
+                <w:i w:val="0"/>
+                <w:sz w:val="24"/>
+              </w:rPr>
+              <w:t xml:space="preserve"> (wildcard)</w:t>
+            </w:r>
+          </w:p>
+        </w:tc>
+        <w:tc>
+          <w:tcPr>
+            <w:tcW w:type="dxa" w:w="1728"/>
+          </w:tcPr>
+          <w:p>
+            <w:r>
+              <w:rPr>
+                <w:sz w:val="24"/>
+              </w:rPr>
+            </w:r>
+            <w:r>
+              <w:rPr>
+                <w:rFonts w:ascii="Times New Roman" w:hAnsi="Times New Roman" w:eastAsia="Times New Roman"/>
+                <w:b w:val="0"/>
+                <w:i/>
+                <w:sz w:val="24"/>
+              </w:rPr>
+              <w:t>kitehub.me</w:t>
+            </w:r>
+          </w:p>
+        </w:tc>
+        <w:tc>
+          <w:tcPr>
+            <w:tcW w:type="dxa" w:w="1728"/>
+          </w:tcPr>
+          <w:p>
+            <w:r>
+              <w:rPr>
+                <w:sz w:val="24"/>
+              </w:rPr>
+            </w:r>
+            <w:r>
+              <w:rPr>
+                <w:rFonts w:ascii="Times New Roman" w:hAnsi="Times New Roman" w:eastAsia="Times New Roman"/>
+                <w:b w:val="0"/>
+                <w:i w:val="0"/>
+                <w:sz w:val="24"/>
+              </w:rPr>
+              <w:t>Bật (proxied)</w:t>
+            </w:r>
+          </w:p>
+        </w:tc>
+        <w:tc>
+          <w:tcPr>
+            <w:tcW w:type="dxa" w:w="1728"/>
+          </w:tcPr>
+          <w:p>
+            <w:r>
+              <w:rPr>
+                <w:sz w:val="24"/>
+              </w:rPr>
+            </w:r>
+            <w:r>
+              <w:rPr>
+                <w:rFonts w:ascii="Times New Roman" w:hAnsi="Times New Roman" w:eastAsia="Times New Roman"/>
+                <w:b w:val="0"/>
+                <w:i w:val="0"/>
+                <w:sz w:val="24"/>
+              </w:rPr>
+              <w:t xml:space="preserve">Định tuyến subdomain mỗi tenant </w:t>
+            </w:r>
+            <w:r>
+              <w:rPr>
+                <w:rFonts w:ascii="Times New Roman" w:hAnsi="Times New Roman" w:eastAsia="Times New Roman"/>
+                <w:b w:val="0"/>
+                <w:i/>
+                <w:sz w:val="24"/>
+              </w:rPr>
+              <w:t>{slug}.kitehub.me</w:t>
+            </w:r>
+          </w:p>
+        </w:tc>
+      </w:tr>
+      <w:tr>
+        <w:tc>
+          <w:tcPr>
+            <w:tcW w:type="dxa" w:w="1728"/>
+          </w:tcPr>
+          <w:p>
+            <w:r>
+              <w:rPr>
+                <w:sz w:val="24"/>
+              </w:rPr>
+            </w:r>
+            <w:r>
+              <w:rPr>
+                <w:rFonts w:ascii="Times New Roman" w:hAnsi="Times New Roman" w:eastAsia="Times New Roman"/>
+                <w:b w:val="0"/>
+                <w:i w:val="0"/>
+                <w:sz w:val="24"/>
+              </w:rPr>
+              <w:t>TXT</w:t>
+            </w:r>
+          </w:p>
+        </w:tc>
+        <w:tc>
+          <w:tcPr>
+            <w:tcW w:type="dxa" w:w="1728"/>
+          </w:tcPr>
+          <w:p>
+            <w:r>
+              <w:rPr>
+                <w:sz w:val="24"/>
+              </w:rPr>
+            </w:r>
+            <w:r>
+              <w:rPr>
+                <w:rFonts w:ascii="Times New Roman" w:hAnsi="Times New Roman" w:eastAsia="Times New Roman"/>
+                <w:b w:val="0"/>
+                <w:i/>
+                <w:sz w:val="24"/>
+              </w:rPr>
+              <w:t>kitehub.me</w:t>
+            </w:r>
+          </w:p>
+        </w:tc>
+        <w:tc>
+          <w:tcPr>
+            <w:tcW w:type="dxa" w:w="1728"/>
+          </w:tcPr>
+          <w:p>
+            <w:r>
+              <w:rPr>
+                <w:sz w:val="24"/>
+              </w:rPr>
+            </w:r>
+            <w:r>
+              <w:rPr>
+                <w:rFonts w:ascii="Times New Roman" w:hAnsi="Times New Roman" w:eastAsia="Times New Roman"/>
+                <w:b w:val="0"/>
+                <w:i w:val="0"/>
+                <w:sz w:val="24"/>
+              </w:rPr>
+              <w:t>SPF record</w:t>
+            </w:r>
+          </w:p>
+        </w:tc>
+        <w:tc>
+          <w:tcPr>
+            <w:tcW w:type="dxa" w:w="1728"/>
+          </w:tcPr>
+          <w:p>
+            <w:r>
+              <w:rPr>
+                <w:sz w:val="24"/>
+              </w:rPr>
+            </w:r>
+            <w:r>
+              <w:rPr>
+                <w:rFonts w:ascii="Times New Roman" w:hAnsi="Times New Roman" w:eastAsia="Times New Roman"/>
+                <w:b w:val="0"/>
+                <w:i w:val="0"/>
+                <w:sz w:val="24"/>
+              </w:rPr>
+              <w:t>Không</w:t>
+            </w:r>
+          </w:p>
+        </w:tc>
+        <w:tc>
+          <w:tcPr>
+            <w:tcW w:type="dxa" w:w="1728"/>
+          </w:tcPr>
+          <w:p>
+            <w:r>
+              <w:rPr>
+                <w:sz w:val="24"/>
+              </w:rPr>
+            </w:r>
+            <w:r>
+              <w:rPr>
+                <w:rFonts w:ascii="Times New Roman" w:hAnsi="Times New Roman" w:eastAsia="Times New Roman"/>
+                <w:b w:val="0"/>
+                <w:i w:val="0"/>
+                <w:sz w:val="24"/>
+              </w:rPr>
+              <w:t>Xác thực nguồn gửi email</w:t>
+            </w:r>
+          </w:p>
+        </w:tc>
+      </w:tr>
+      <w:tr>
+        <w:tc>
+          <w:tcPr>
+            <w:tcW w:type="dxa" w:w="1728"/>
+          </w:tcPr>
+          <w:p>
+            <w:r>
+              <w:rPr>
+                <w:sz w:val="24"/>
+              </w:rPr>
+            </w:r>
+            <w:r>
+              <w:rPr>
+                <w:rFonts w:ascii="Times New Roman" w:hAnsi="Times New Roman" w:eastAsia="Times New Roman"/>
+                <w:b w:val="0"/>
+                <w:i w:val="0"/>
+                <w:sz w:val="24"/>
+              </w:rPr>
+              <w:t>TXT</w:t>
+            </w:r>
+          </w:p>
+        </w:tc>
+        <w:tc>
+          <w:tcPr>
+            <w:tcW w:type="dxa" w:w="1728"/>
+          </w:tcPr>
+          <w:p>
+            <w:r>
+              <w:rPr>
+                <w:sz w:val="24"/>
+              </w:rPr>
+            </w:r>
+            <w:r>
+              <w:rPr>
+                <w:rFonts w:ascii="Times New Roman" w:hAnsi="Times New Roman" w:eastAsia="Times New Roman"/>
+                <w:b w:val="0"/>
+                <w:i/>
+                <w:sz w:val="24"/>
+              </w:rPr>
+              <w:t>_dmarc</w:t>
+            </w:r>
+          </w:p>
+        </w:tc>
+        <w:tc>
+          <w:tcPr>
+            <w:tcW w:type="dxa" w:w="1728"/>
+          </w:tcPr>
+          <w:p>
+            <w:r>
+              <w:rPr>
+                <w:sz w:val="24"/>
+              </w:rPr>
+            </w:r>
+            <w:r>
+              <w:rPr>
+                <w:rFonts w:ascii="Times New Roman" w:hAnsi="Times New Roman" w:eastAsia="Times New Roman"/>
+                <w:b w:val="0"/>
+                <w:i w:val="0"/>
+                <w:sz w:val="24"/>
+              </w:rPr>
+              <w:t>DMARC policy</w:t>
+            </w:r>
+          </w:p>
+        </w:tc>
+        <w:tc>
+          <w:tcPr>
+            <w:tcW w:type="dxa" w:w="1728"/>
+          </w:tcPr>
+          <w:p>
+            <w:r>
+              <w:rPr>
+                <w:sz w:val="24"/>
+              </w:rPr>
+            </w:r>
+            <w:r>
+              <w:rPr>
+                <w:rFonts w:ascii="Times New Roman" w:hAnsi="Times New Roman" w:eastAsia="Times New Roman"/>
+                <w:b w:val="0"/>
+                <w:i w:val="0"/>
+                <w:sz w:val="24"/>
+              </w:rPr>
+              <w:t>Không</w:t>
+            </w:r>
+          </w:p>
+        </w:tc>
+        <w:tc>
+          <w:tcPr>
+            <w:tcW w:type="dxa" w:w="1728"/>
+          </w:tcPr>
+          <w:p>
+            <w:r>
+              <w:rPr>
+                <w:sz w:val="24"/>
+              </w:rPr>
+            </w:r>
+            <w:r>
+              <w:rPr>
+                <w:rFonts w:ascii="Times New Roman" w:hAnsi="Times New Roman" w:eastAsia="Times New Roman"/>
+                <w:b w:val="0"/>
+                <w:i w:val="0"/>
+                <w:sz w:val="24"/>
+              </w:rPr>
+              <w:t>Chính sách chống giả mạo email</w:t>
+            </w:r>
+          </w:p>
+        </w:tc>
+      </w:tr>
+      <w:tr>
+        <w:tc>
+          <w:tcPr>
+            <w:tcW w:type="dxa" w:w="1728"/>
+          </w:tcPr>
+          <w:p>
+            <w:r>
+              <w:rPr>
+                <w:sz w:val="24"/>
+              </w:rPr>
+            </w:r>
+            <w:r>
+              <w:rPr>
+                <w:rFonts w:ascii="Times New Roman" w:hAnsi="Times New Roman" w:eastAsia="Times New Roman"/>
+                <w:b w:val="0"/>
+                <w:i w:val="0"/>
+                <w:sz w:val="24"/>
+              </w:rPr>
+              <w:t>CNAME</w:t>
+            </w:r>
+          </w:p>
+        </w:tc>
+        <w:tc>
+          <w:tcPr>
+            <w:tcW w:type="dxa" w:w="1728"/>
+          </w:tcPr>
+          <w:p>
+            <w:r>
+              <w:rPr>
+                <w:sz w:val="24"/>
+              </w:rPr>
+            </w:r>
+            <w:r>
+              <w:rPr>
+                <w:rFonts w:ascii="Times New Roman" w:hAnsi="Times New Roman" w:eastAsia="Times New Roman"/>
+                <w:b w:val="0"/>
+                <w:i/>
+                <w:sz w:val="24"/>
+              </w:rPr>
+              <w:t>*._domainkey</w:t>
+            </w:r>
+          </w:p>
+        </w:tc>
+        <w:tc>
+          <w:tcPr>
+            <w:tcW w:type="dxa" w:w="1728"/>
+          </w:tcPr>
+          <w:p>
+            <w:r>
+              <w:rPr>
+                <w:sz w:val="24"/>
+              </w:rPr>
+            </w:r>
+            <w:r>
+              <w:rPr>
+                <w:rFonts w:ascii="Times New Roman" w:hAnsi="Times New Roman" w:eastAsia="Times New Roman"/>
+                <w:b w:val="0"/>
+                <w:i w:val="0"/>
+                <w:sz w:val="24"/>
+              </w:rPr>
+              <w:t>DKIM (AWS SES)</w:t>
+            </w:r>
+          </w:p>
+        </w:tc>
+        <w:tc>
+          <w:tcPr>
+            <w:tcW w:type="dxa" w:w="1728"/>
+          </w:tcPr>
+          <w:p>
+            <w:r>
+              <w:rPr>
+                <w:sz w:val="24"/>
+              </w:rPr>
+            </w:r>
+            <w:r>
+              <w:rPr>
+                <w:rFonts w:ascii="Times New Roman" w:hAnsi="Times New Roman" w:eastAsia="Times New Roman"/>
+                <w:b w:val="0"/>
+                <w:i w:val="0"/>
+                <w:sz w:val="24"/>
+              </w:rPr>
+              <w:t>Không</w:t>
+            </w:r>
+          </w:p>
+        </w:tc>
+        <w:tc>
+          <w:tcPr>
+            <w:tcW w:type="dxa" w:w="1728"/>
+          </w:tcPr>
+          <w:p>
+            <w:r>
+              <w:rPr>
+                <w:sz w:val="24"/>
+              </w:rPr>
+            </w:r>
+            <w:r>
+              <w:rPr>
+                <w:rFonts w:ascii="Times New Roman" w:hAnsi="Times New Roman" w:eastAsia="Times New Roman"/>
+                <w:b w:val="0"/>
+                <w:i w:val="0"/>
+                <w:sz w:val="24"/>
+              </w:rPr>
+              <w:t>Khóa ký số DKIM cho email</w:t>
+            </w:r>
+          </w:p>
+        </w:tc>
+      </w:tr>
+    </w:tbl>
+    <w:p/>
+    <w:p>
+      <w:pPr>
+        <w:pStyle w:val="BảngCaption"/>
+        <w:spacing w:before="120" w:after="240"/>
+        <w:jc w:val="center"/>
+      </w:pPr>
+      <w:r>
+        <w:rPr>
+          <w:rFonts w:ascii="Times New Roman" w:hAnsi="Times New Roman" w:eastAsia="Times New Roman"/>
+          <w:b/>
+          <w:sz w:val="26"/>
+        </w:rPr>
+        <w:t>Bảng 4.1</w:t>
+      </w:r>
+      <w:r>
+        <w:rPr>
+          <w:rFonts w:ascii="Times New Roman" w:hAnsi="Times New Roman" w:eastAsia="Times New Roman"/>
+          <w:sz w:val="26"/>
+        </w:rPr>
+        <w:t>. Các bản ghi DNS chính trên Cloudflare cho tên miền `kitehub.me`</w:t>
+      </w:r>
+    </w:p>
+    <w:p>
+      <w:pPr>
+        <w:spacing w:line="288" w:lineRule="auto"/>
+        <w:ind w:firstLine="567"/>
+        <w:jc w:val="both"/>
+      </w:pPr>
+      <w:r>
+        <w:rPr>
+          <w:rFonts w:ascii="Times New Roman" w:hAnsi="Times New Roman" w:eastAsia="Times New Roman"/>
+          <w:b w:val="0"/>
+          <w:i w:val="0"/>
+          <w:sz w:val="26"/>
+        </w:rPr>
+        <w:t>Chế độ proxy (biểu tượng đám mây cam) được bật cho các bản ghi phục vụ lưu lượng web, qua đó kích hoạt đồng thời ba lớp bảo vệ: chống tấn công từ chối dịch vụ phân tán (DDoS — Distributed Denial of Service) ở mức L3/L4/L7, tường lửa ứng dụng web (WAF — Web Application Firewall) với bộ luật quản lý sẵn, và bộ nhớ đệm tĩnh (CDN) giảm tải cho EC2. Chế độ mã hóa SSL/TLS được đặt ở mức Full (Strict), tức Cloudflare xác minh chứng chỉ hợp lệ ở cả hai chặng — từ trình duyệt tới Cloudflare và từ Cloudflare tới ALB — nhằm loại bỏ rủi ro tấn công xen giữa.</w:t>
+      </w:r>
+    </w:p>
+    <w:p>
+      <w:pPr>
+        <w:spacing w:line="288" w:lineRule="auto"/>
+        <w:ind w:firstLine="567"/>
+        <w:jc w:val="both"/>
+      </w:pPr>
+      <w:r>
+        <w:rPr>
+          <w:rFonts w:ascii="Times New Roman" w:hAnsi="Times New Roman" w:eastAsia="Times New Roman"/>
+          <w:b w:val="0"/>
+          <w:i w:val="0"/>
+          <w:sz w:val="26"/>
+        </w:rPr>
+        <w:t xml:space="preserve">Định tuyến đa tenant ở lớp DNS dựa trên bản ghi wildcard </w:t>
+      </w:r>
+      <w:r>
+        <w:rPr>
+          <w:rFonts w:ascii="Times New Roman" w:hAnsi="Times New Roman" w:eastAsia="Times New Roman"/>
+          <w:b w:val="0"/>
+          <w:i/>
+          <w:sz w:val="26"/>
+        </w:rPr>
+        <w:t>*.kitehub.me</w:t>
+      </w:r>
+      <w:r>
+        <w:rPr>
+          <w:rFonts w:ascii="Times New Roman" w:hAnsi="Times New Roman" w:eastAsia="Times New Roman"/>
+          <w:b w:val="0"/>
+          <w:i w:val="0"/>
+          <w:sz w:val="26"/>
+        </w:rPr>
+        <w:t xml:space="preserve">: mọi subdomain tenant được Cloudflare phân giải về cùng một điểm vào, sau đó gateway phân giải tenant cụ thể theo trường Host như mô tả tại mục 2.2.6. Đối với tên miền riêng của các gói cao cấp, nền tảng dùng dịch vụ Cloudflare for SaaS để tự động cấp chứng chỉ SSL cho từng tenant thông qua cơ chế xác thực quyền kiểm soát tên miền bằng bản ghi CNAME. Ngoài ra, tính năng Email Routing của Cloudflare chuyển tiếp các địa chỉ thư đến </w:t>
+      </w:r>
+      <w:r>
+        <w:rPr>
+          <w:rFonts w:ascii="Times New Roman" w:hAnsi="Times New Roman" w:eastAsia="Times New Roman"/>
+          <w:b w:val="0"/>
+          <w:i/>
+          <w:sz w:val="26"/>
+        </w:rPr>
+        <w:t>@kitehub.me</w:t>
+      </w:r>
+      <w:r>
+        <w:rPr>
+          <w:rFonts w:ascii="Times New Roman" w:hAnsi="Times New Roman" w:eastAsia="Times New Roman"/>
+          <w:b w:val="0"/>
+          <w:i w:val="0"/>
+          <w:sz w:val="26"/>
+        </w:rPr>
+        <w:t xml:space="preserve"> về hộp thư vận hành, bổ trợ cho luồng gửi email giao dịch qua AWS SES.</w:t>
+      </w:r>
+    </w:p>
+    <w:p>
+      <w:pPr>
+        <w:pStyle w:val="Heading3"/>
+      </w:pPr>
+      <w:r>
+        <w:rPr>
+          <w:rFonts w:ascii="Times New Roman" w:hAnsi="Times New Roman" w:eastAsia="Times New Roman"/>
+          <w:b/>
+          <w:color w:val="000000"/>
+          <w:sz w:val="28"/>
+        </w:rPr>
+        <w:t>4.1.7 Trạng thái triển khai</w:t>
+      </w:r>
+    </w:p>
+    <w:p>
+      <w:pPr>
+        <w:spacing w:line="288" w:lineRule="auto"/>
+        <w:ind w:firstLine="567"/>
+        <w:jc w:val="both"/>
+      </w:pPr>
+      <w:r>
+        <w:rPr>
+          <w:rFonts w:ascii="Times New Roman" w:hAnsi="Times New Roman" w:eastAsia="Times New Roman"/>
+          <w:b w:val="0"/>
+          <w:i w:val="0"/>
+          <w:sz w:val="26"/>
+        </w:rPr>
+        <w:t xml:space="preserve">Tính đến thời điểm thực hiện đồ án: 71 resources terraform đã apply (CloudTrail captured); hai EC2 instance + RDS PostgreSQL multi-tenant schema RLS đã chạy; Cloudflare DNS đã cutover (kitehub.me trỏ về ALB) cùng bản ghi wildcard </w:t>
+      </w:r>
+      <w:r>
+        <w:rPr>
+          <w:rFonts w:ascii="Times New Roman" w:hAnsi="Times New Roman" w:eastAsia="Times New Roman"/>
+          <w:b w:val="0"/>
+          <w:i/>
+          <w:sz w:val="26"/>
+        </w:rPr>
+        <w:t>*.kitehub.me</w:t>
+      </w:r>
+      <w:r>
+        <w:rPr>
+          <w:rFonts w:ascii="Times New Roman" w:hAnsi="Times New Roman" w:eastAsia="Times New Roman"/>
+          <w:b w:val="0"/>
+          <w:i w:val="0"/>
+          <w:sz w:val="26"/>
+        </w:rPr>
+        <w:t xml:space="preserve"> cho định tuyến landing đa tenant; cơ chế phân giải Tenant → Domain → Landing (mục 2.2.6) hoạt động trên lớp gateway, được minh chứng qua trang chủ công khai của tenant mẫu Sky Education với giao diện thương hiệu riêng (mục 4.2); AWS SES production mode đã được approve; CI/CD pipeline OIDC + ECR + SSM hoạt động đầy đủ; beta tenant invite mechanism đã sẵn sàng nhận yêu cầu.</w:t>
       </w:r>
     </w:p>
     <w:p>
@@ -29320,7 +30682,7 @@
       </w:r>
     </w:p>
     <w:sectPr>
-      <w:headerReference w:type="default" r:id="rId41"/>
+      <w:headerReference w:type="default" r:id="rId40"/>
       <w:pgSz w:w="11906" w:h="16838"/>
       <w:pgMar w:top="1417" w:right="1134" w:bottom="1417" w:left="1701" w:header="720" w:footer="720" w:gutter="283"/>
       <w:cols w:space="720"/>

--- a/documents/08-thesis/thesis-v1.docx
+++ b/documents/08-thesis/thesis-v1.docx
@@ -19,7 +19,7 @@
     </w:p>
     <w:p>
       <w:pPr>
-        <w:spacing w:before="0" w:after="0"/>
+        <w:spacing w:before="0" w:after="120"/>
         <w:jc w:val="center"/>
       </w:pPr>
       <w:r>
@@ -28,18 +28,10 @@
           <w:b/>
           <w:i w:val="0"/>
           <w:sz w:val="28"/>
+          <w:u w:val="single"/>
         </w:rPr>
         <w:t>KHOA CÔNG NGHỆ THÔNG TIN</w:t>
       </w:r>
-    </w:p>
-    <w:p>
-      <w:pPr>
-        <w:spacing w:before="0" w:after="0"/>
-        <w:jc w:val="center"/>
-        <w:pBdr>
-          <w:bottom w:val="single" w:sz="8" w:space="1" w:color="000000"/>
-        </w:pBdr>
-      </w:pPr>
     </w:p>
     <w:p>
       <w:pPr>

--- a/documents/08-thesis/thesis-v1.docx
+++ b/documents/08-thesis/thesis-v1.docx
@@ -19,7 +19,7 @@
     </w:p>
     <w:p>
       <w:pPr>
-        <w:spacing w:before="0" w:after="120"/>
+        <w:spacing w:before="0" w:after="0"/>
         <w:jc w:val="center"/>
       </w:pPr>
       <w:r>
@@ -28,10 +28,19 @@
           <w:b/>
           <w:i w:val="0"/>
           <w:sz w:val="28"/>
-          <w:u w:val="single"/>
         </w:rPr>
         <w:t>KHOA CÔNG NGHỆ THÔNG TIN</w:t>
       </w:r>
+    </w:p>
+    <w:p>
+      <w:pPr>
+        <w:spacing w:before="80" w:after="0"/>
+        <w:ind w:left="2551" w:right="2551"/>
+        <w:jc w:val="center"/>
+        <w:pBdr>
+          <w:bottom w:val="single" w:sz="8" w:space="1" w:color="000000"/>
+        </w:pBdr>
+      </w:pPr>
     </w:p>
     <w:p>
       <w:pPr>

--- a/documents/08-thesis/thesis-v1.docx
+++ b/documents/08-thesis/thesis-v1.docx
@@ -495,7 +495,8 @@
     </w:p>
     <w:p>
       <w:pPr>
-        <w:spacing w:before="0" w:after="0"/>
+        <w:spacing w:before="80" w:after="0"/>
+        <w:ind w:left="2551" w:right="2551"/>
         <w:jc w:val="center"/>
         <w:pBdr>
           <w:bottom w:val="single" w:sz="8" w:space="1" w:color="000000"/>
@@ -504,7 +505,7 @@
     </w:p>
     <w:p>
       <w:pPr>
-        <w:spacing w:before="720" w:after="720"/>
+        <w:spacing w:before="720" w:after="720" w:lineRule="exact" w:line="1984"/>
         <w:jc w:val="center"/>
       </w:pPr>
       <w:r>
@@ -512,8 +513,9 @@
           <w:rFonts w:ascii="Times New Roman" w:hAnsi="Times New Roman" w:eastAsia="Times New Roman"/>
           <w:b w:val="0"/>
           <w:i w:val="0"/>
-          <w:sz w:val="198"/>
-        </w:rPr>
+          <w:sz w:val="24"/>
+        </w:rPr>
+        <w:t xml:space="preserve"> </w:t>
       </w:r>
     </w:p>
     <w:p>

--- a/documents/08-thesis/thesis-v1.docx
+++ b/documents/08-thesis/thesis-v1.docx
@@ -436,13 +436,17 @@
     </w:tbl>
     <w:p>
       <w:pPr>
-        <w:spacing w:before="0" w:after="0"/>
-      </w:pPr>
-    </w:p>
-    <w:p>
-      <w:pPr>
-        <w:spacing w:before="0" w:after="0"/>
-      </w:pPr>
+        <w:spacing w:before="0" w:after="0" w:lineRule="exact" w:line="1800"/>
+      </w:pPr>
+      <w:r>
+        <w:rPr>
+          <w:rFonts w:ascii="Times New Roman" w:hAnsi="Times New Roman" w:eastAsia="Times New Roman"/>
+          <w:b w:val="0"/>
+          <w:i w:val="0"/>
+          <w:sz w:val="24"/>
+        </w:rPr>
+        <w:t xml:space="preserve"> </w:t>
+      </w:r>
     </w:p>
     <w:p>
       <w:pPr>
@@ -872,13 +876,17 @@
     </w:tbl>
     <w:p>
       <w:pPr>
-        <w:spacing w:before="0" w:after="0"/>
-      </w:pPr>
-    </w:p>
-    <w:p>
-      <w:pPr>
-        <w:spacing w:before="0" w:after="0"/>
-      </w:pPr>
+        <w:spacing w:before="0" w:after="0" w:lineRule="exact" w:line="1800"/>
+      </w:pPr>
+      <w:r>
+        <w:rPr>
+          <w:rFonts w:ascii="Times New Roman" w:hAnsi="Times New Roman" w:eastAsia="Times New Roman"/>
+          <w:b w:val="0"/>
+          <w:i w:val="0"/>
+          <w:sz w:val="24"/>
+        </w:rPr>
+        <w:t xml:space="preserve"> </w:t>
+      </w:r>
     </w:p>
     <w:p>
       <w:pPr>

--- a/documents/08-thesis/thesis-v1.docx
+++ b/documents/08-thesis/thesis-v1.docx
@@ -34,7 +34,7 @@
     </w:p>
     <w:p>
       <w:pPr>
-        <w:spacing w:before="80" w:after="0"/>
+        <w:spacing w:before="80" w:after="0" w:lineRule="exact" w:line="40"/>
         <w:ind w:left="2551" w:right="2551"/>
         <w:jc w:val="center"/>
         <w:pBdr>
@@ -499,7 +499,7 @@
     </w:p>
     <w:p>
       <w:pPr>
-        <w:spacing w:before="80" w:after="0"/>
+        <w:spacing w:before="80" w:after="0" w:lineRule="exact" w:line="40"/>
         <w:ind w:left="2551" w:right="2551"/>
         <w:jc w:val="center"/>
         <w:pBdr>

--- a/documents/08-thesis/thesis-v1.docx
+++ b/documents/08-thesis/thesis-v1.docx
@@ -979,7 +979,7 @@
           <w:i w:val="0"/>
           <w:sz w:val="26"/>
         </w:rPr>
-        <w:t>Em xin chân thành cảm ơn Khoa Công nghệ thông tin và Đại học Giao thông Vận tải đã tạo điều kiện thuận lợi để em được tiếp cận với các kiến thức nền tảng về Công nghệ phần mềm, Kiến trúc hệ thống phân tán, Cơ sở dữ liệu, An toàn thông tin và các công nghệ thực tiễn trong ngành công nghiệp phần mềm. Môi trường học tập chuyên nghiệp cùng với chương trình đào tạo bài bản là nền tảng quan trọng giúp em có đủ năng lực và sự tự tin thực hiện đề tài này.</w:t>
+        <w:t>Em xin chân thành cảm ơn Khoa Công nghệ thông tin và Đại học Giao thông Vận tải đã tạo điều kiện thuận lợi cùng môi trường học tập chuyên nghiệp và chương trình đào tạo bài bản trong suốt quá trình học. Đây là nền tảng quan trọng giúp em có đủ năng lực và sự tự tin để thực hiện đề tài này.</w:t>
       </w:r>
     </w:p>
     <w:p>

--- a/documents/08-thesis/thesis-v1.docx
+++ b/documents/08-thesis/thesis-v1.docx
@@ -995,13 +995,27 @@
           <w:i w:val="0"/>
           <w:sz w:val="26"/>
         </w:rPr>
+        <w:t>Em xin gửi lời cảm ơn chân thành đến cô Nguyễn Thị Hà — giáo viên môn Tin học tại Trường Tiểu học Hòa Chính, và thầy Nguyễn Đình Nhì — giáo viên môn Hóa học tại Trường THCS Phú Nam An, đã trực tiếp sử dụng thử sản phẩm của đồ án trong thực tế giảng dạy và đóng góp nhiều ý kiến quý báu giúp em hoàn thiện hệ thống.</w:t>
+      </w:r>
+    </w:p>
+    <w:p>
+      <w:pPr>
+        <w:spacing w:line="288" w:lineRule="auto"/>
+        <w:ind w:firstLine="567"/>
+        <w:jc w:val="both"/>
+      </w:pPr>
+      <w:r>
+        <w:rPr>
+          <w:rFonts w:ascii="Times New Roman" w:hAnsi="Times New Roman" w:eastAsia="Times New Roman"/>
+          <w:b w:val="0"/>
+          <w:i w:val="0"/>
+          <w:sz w:val="26"/>
+        </w:rPr>
         <w:t>Cuối cùng, em xin gửi lời cảm ơn sâu sắc tới gia đình, bạn bè và những người thân đã luôn quan tâm, động viên và hỗ trợ em cả về tinh thần lẫn vật chất trong suốt thời gian học tập và thực hiện đồ án. Mặc dù đã rất cố gắng, song do thời gian và kinh nghiệm thực tiễn còn hạn chế, đồ án không tránh khỏi những thiếu sót; em rất mong nhận được sự đóng góp ý kiến từ quý thầy cô để đồ án được hoàn thiện hơn. Em xin chân thành cảm ơn!</w:t>
       </w:r>
     </w:p>
-    <w:p/>
     <w:p>
       <w:pPr>
-        <w:keepNext/>
         <w:spacing w:after="0"/>
         <w:jc w:val="right"/>
       </w:pPr>
@@ -1017,7 +1031,6 @@
     </w:p>
     <w:p>
       <w:pPr>
-        <w:keepNext/>
         <w:spacing w:after="0"/>
         <w:jc w:val="right"/>
       </w:pPr>
@@ -1029,22 +1042,6 @@
           <w:sz w:val="26"/>
         </w:rPr>
         <w:t>Sinh viên thực hiện</w:t>
-      </w:r>
-    </w:p>
-    <w:p/>
-    <w:p>
-      <w:pPr>
-        <w:keepNext w:val="0"/>
-        <w:jc w:val="right"/>
-      </w:pPr>
-      <w:r>
-        <w:rPr>
-          <w:rFonts w:ascii="Times New Roman" w:hAnsi="Times New Roman" w:eastAsia="Times New Roman"/>
-          <w:b/>
-          <w:i w:val="0"/>
-          <w:sz w:val="26"/>
-        </w:rPr>
-        <w:t>Nguyễn Văn Kiệt</w:t>
       </w:r>
     </w:p>
     <w:p>

--- a/documents/08-thesis/thesis-v1.docx
+++ b/documents/08-thesis/thesis-v1.docx
@@ -2641,7 +2641,7 @@
           <w:i w:val="0"/>
           <w:sz w:val="26"/>
         </w:rPr>
-        <w:t>Áp dụng phương pháp luận audit-driven development để duy trì chất lượng code + docs trong quá trình phát triển dài hạn.</w:t>
+        <w:t>Áp dụng phương pháp luận Quality-Driven Development để duy trì chất lượng mã nguồn và tài liệu trong suốt quá trình phát triển dài hạn.</w:t>
       </w:r>
     </w:p>
     <w:p>
@@ -2671,7 +2671,7 @@
           <w:i w:val="0"/>
           <w:sz w:val="26"/>
         </w:rPr>
-        <w:t>Đồ án tập trung vào giai đoạn thử nghiệm tenant của nền tảng KiteHub, được giới hạn theo ba chiều: không gian, thời gian và đối tượng. Về không gian, hệ thống triển khai cloud trên AWS Singapore (ap-southeast-1) Free Tier theo ADR-025, phục vụ nhóm trung tâm giáo dục thương mại tại Việt Nam (Hà Nội, TP. Hồ Chí Minh và các tỉnh lân cận). Về thời gian, phạm vi triển khai kéo dài từ tháng 5/2026 đến hết giai đoạn thử nghiệm tenant (~tháng 9/2026), với cohort 7-10 trung tâm dùng miễn phí trong 9 tuần đầu để thu thập phản hồi.</w:t>
+        <w:t>Đồ án tập trung vào giai đoạn thử nghiệm tenant của nền tảng KiteHub, được giới hạn theo ba chiều: không gian, thời gian và đối tượng. Về không gian, hệ thống triển khai cloud trên AWS Singapore (ap-southeast-1) Free Tier, phục vụ nhóm trung tâm giáo dục thương mại tại Việt Nam (Hà Nội, TP. Hồ Chí Minh và các tỉnh lân cận). Về thời gian, phạm vi triển khai kéo dài từ tháng 5/2026 đến hết giai đoạn thử nghiệm tenant (~tháng 9/2026), với hai giáo viên độc lập (một dùng gói miễn phí, một dùng gói premium) trực tiếp sử dụng sản phẩm trong thực tế giảng dạy để thu thập phản hồi.</w:t>
       </w:r>
     </w:p>
     <w:p>
@@ -2765,7 +2765,7 @@
           <w:i w:val="0"/>
           <w:sz w:val="26"/>
         </w:rPr>
-        <w:t>Áp dụng phương pháp luận Quality-Driven Development bốn trụ cột (TDD per Beck 2002, DDD per Evans 2003, PDCA per Deming 1986, Lean per Poppendieck 2003) — mỗi miss được chuyển thành rule + cơ chế enforcement trong cùng pull request.</w:t>
+        <w:t>Áp dụng phương pháp luận Quality-Driven Development bốn trụ cột (TDD per Beck 2002, DDD per Evans 2003, PDCA per Deming 1986, Lean per Poppendieck 2003) — mỗi vấn đề phát hiện được chuyển hóa thành quy tắc kiểm soát kèm cơ chế kiểm tra tự động, tích hợp ngay trong quy trình phát triển.</w:t>
       </w:r>
     </w:p>
     <w:p>
@@ -2781,7 +2781,7 @@
           <w:i w:val="0"/>
           <w:sz w:val="26"/>
         </w:rPr>
-        <w:t>Đánh giá chất lượng hệ thống qua bộ audit bảy chiều (Quality, UI, Security, Performance, API Contract, Business Logic, Ops Readiness) chấm điểm /100 hoặc /128 định kỳ sau mỗi wave.</w:t>
+        <w:t>Đánh giá chất lượng hệ thống qua bộ audit bảy chiều (Quality, UI, Security, Performance, API Contract, Business Logic, Ops Readiness) chấm điểm /100 hoặc /128 định kỳ sau mỗi giai đoạn phát triển.</w:t>
       </w:r>
     </w:p>
     <w:p>
@@ -6155,7 +6155,7 @@
           <w:i w:val="0"/>
           <w:sz w:val="26"/>
         </w:rPr>
-        <w:t>Đề tài chia thành các giai đoạn triển khai để cân bằng giữa độ phức tạp kỹ thuật, ngưỡng tuân thủ pháp lý và quy mô thị trường mục tiêu. Giai đoạn thử nghiệm tenant gồm vận hành thử với khoảng 5-10 tenant pilot tại các trung tâm thí điểm, tập trung kiểm chứng onboarding wizard, AI Branding, kiến trúc multi-tenant và compliance baseline; phạm vi triển khai trong giai đoạn này không thu phí và chấp nhận chính sách giảm thiểu chi phí hạ tầng. Giai đoạn thanh toán thử nghiệm mở rộng tenant cohort lên 30-50 trung tâm với chính sách thu phí giới thiệu thấp hơn giá niêm yết, mục đích chính là validation pricing model, onboarding flow chính thức và hệ thống thanh toán chuyển khoản kèm đối soát tự động; giai đoạn này tích hợp eInvoice qua partnership với nhà cung cấp được Tổng cục Thuế cấp phép. Giai đoạn vận hành chính thức mở cho mọi trung tâm tự đăng ký không qua quy trình mời, đi kèm SLA cam kết uptime ≥99,5% và bổ sung các kênh hỗ trợ (live chat, Zalo OA support), ứng dụng di động native cho học viên và phụ huynh, đa cổng thanh toán tích hợp. Giai đoạn K-12 expansion mở rộng sang phân khúc trường công lập và tư thục cấp 1-2 với yêu cầu bổ nhiệm DPO chính thức, DPIA cho dữ liệu trẻ em theo Luật Bảo vệ Dữ liệu Cá nhân Điều 17 và Điều 26, hợp tác với Bộ Giáo dục và Đào tạo cùng các sở/phòng giáo dục địa phương cho phân phối.</w:t>
+        <w:t>Đề tài chia thành các giai đoạn triển khai để cân bằng giữa độ phức tạp kỹ thuật, ngưỡng tuân thủ pháp lý và quy mô thị trường mục tiêu. Giai đoạn thử nghiệm tenant gồm vận hành thử với hai giáo viên độc lập (một dùng gói miễn phí, một dùng gói premium), tập trung kiểm chứng onboarding wizard, AI Branding, kiến trúc multi-tenant và compliance baseline; phạm vi triển khai trong giai đoạn này không thu phí và chấp nhận chính sách giảm thiểu chi phí hạ tầng. Giai đoạn thanh toán thử nghiệm mở rộng tenant cohort lên 30-50 trung tâm với chính sách thu phí giới thiệu thấp hơn giá niêm yết, mục đích chính là validation pricing model, onboarding flow chính thức và hệ thống thanh toán chuyển khoản kèm đối soát tự động; giai đoạn này tích hợp eInvoice qua partnership với nhà cung cấp được Tổng cục Thuế cấp phép. Giai đoạn vận hành chính thức mở cho mọi trung tâm tự đăng ký không qua quy trình mời, đi kèm SLA cam kết uptime ≥99,5% và bổ sung các kênh hỗ trợ (live chat, Zalo OA support), ứng dụng di động native cho học viên và phụ huynh, đa cổng thanh toán tích hợp. Giai đoạn K-12 expansion mở rộng sang phân khúc trường công lập và tư thục cấp 1-2 với yêu cầu bổ nhiệm DPO chính thức, DPIA cho dữ liệu trẻ em theo Luật Bảo vệ Dữ liệu Cá nhân Điều 17 và Điều 26, hợp tác với Bộ Giáo dục và Đào tạo cùng các sở/phòng giáo dục địa phương cho phân phối.</w:t>
       </w:r>
     </w:p>
     <w:p>
@@ -28782,7 +28782,7 @@
           <w:i w:val="0"/>
           <w:sz w:val="26"/>
         </w:rPr>
-        <w:t>Một số KPI thực tế (Time to First Value, Daily Active Users, Monthly Recurring Revenue) chưa có số liệu thực tế do beta cohort 7-10 tenant đang trong giai đoạn triển khai 9 tuần.</w:t>
+        <w:t>Một số KPI thực tế (Time to First Value, Daily Active Users, Monthly Recurring Revenue) chưa có số liệu đầy đủ do giai đoạn thử nghiệm mới có hai giáo viên độc lập (một gói miễn phí, một gói premium) trực tiếp sử dụng để thu thập phản hồi.</w:t>
       </w:r>
     </w:p>
     <w:p>

--- a/documents/08-thesis/thesis-v1.docx
+++ b/documents/08-thesis/thesis-v1.docx
@@ -2971,25 +2971,21 @@
           <w:i w:val="0"/>
           <w:sz w:val="26"/>
         </w:rPr>
-        <w:t xml:space="preserve">Đề tài tốt nghiệp được trình bày trong tài liệu này có tên đầy đủ là </w:t>
-      </w:r>
-      <w:r>
-        <w:rPr>
-          <w:rFonts w:ascii="Times New Roman" w:hAnsi="Times New Roman" w:eastAsia="Times New Roman"/>
-          <w:b w:val="0"/>
-          <w:i/>
-          <w:sz w:val="26"/>
-        </w:rPr>
-        <w:t>Xây dựng hệ thống SaaS cung cấp dịch vụ đào tạo</w:t>
-      </w:r>
-      <w:r>
-        <w:rPr>
-          <w:rFonts w:ascii="Times New Roman" w:hAnsi="Times New Roman" w:eastAsia="Times New Roman"/>
-          <w:b w:val="0"/>
-          <w:i w:val="0"/>
-          <w:sz w:val="26"/>
-        </w:rPr>
-        <w:t>, gọi tắt là nền tảng KiteHub. Đề tài hướng đến xây dựng một nền tảng phần mềm dạng dịch vụ (Software-as-a-Service) phục vụ các trung tâm giáo dục tư nhân quy mô nhỏ và vừa tại Việt Nam, với hai mục tiêu cốt lõi: (i) cung cấp một sản phẩm sẵn sàng vận hành cho các trung tâm trong giai đoạn thử nghiệm nội bộ, và (ii) chứng minh khả năng áp dụng đồng thời ba khối kỹ thuật then chốt của ngành Công nghệ phần mềm hiện đại — kiến trúc multi-tenant cô lập dữ liệu ở mức database, tích hợp dịch vụ AI sinh tài nguyên tự động, và tuân thủ pháp luật Việt Nam tích hợp từ thiết kế ban đầu.</w:t>
+        <w:t>Phần này khảo sát hiện trạng thị trường phần mềm quản lý trung tâm giáo dục tại Việt Nam, bao gồm bối cảnh và quy mô thị trường, các sản phẩm tương tự đang vận hành, nhu cầu thực tế từ các nhóm người dùng cuối, và bảng so sánh tổng hợp — làm cơ sở xác định khoảng trống mà đề tài hướng đến.</w:t>
+      </w:r>
+    </w:p>
+    <w:p>
+      <w:pPr>
+        <w:pStyle w:val="Heading3"/>
+      </w:pPr>
+      <w:r>
+        <w:rPr>
+          <w:rFonts w:ascii="Times New Roman" w:hAnsi="Times New Roman" w:eastAsia="Times New Roman"/>
+          <w:b/>
+          <w:color w:val="000000"/>
+          <w:sz w:val="28"/>
+        </w:rPr>
+        <w:t>1.1.1 Bối cảnh thị trường giáo dục SaaS Việt Nam</w:t>
       </w:r>
     </w:p>
     <w:p>
@@ -3005,7 +3001,7 @@
           <w:i w:val="0"/>
           <w:sz w:val="26"/>
         </w:rPr>
-        <w:t>Đối tượng nghiên cứu của đề tài là một nền tảng SaaS đa-tenant phục vụ các trung tâm giáo dục tư nhân tại Việt Nam, trong đó mỗi tenant tương ứng với một trung tâm (hoặc một chuỗi chi nhánh thuộc cùng pháp nhân). Nền tảng định vị phục vụ ba nhóm tenant chính trong giai đoạn đầu: giáo viên độc lập (Solo Teacher, 1-50 học viên), chủ trung tâm (Center Owner, 1-10 chi nhánh, 100-2000 học viên) và quản lý trung tâm (Center Manager). Nhóm phụ huynh và học viên được hỗ trợ qua các giao diện riêng nhưng chưa nằm trong phạm vi triển khai chính của giai đoạn thử nghiệm.</w:t>
+        <w:t>Thị trường phần mềm quản lý trung tâm giáo dục Việt Nam tăng trưởng mạnh giai đoạn 2020-2025, được thúc đẩy bởi ba yếu tố chính. Thứ nhất, ngành dạy thêm (trung tâm ngoại ngữ, tin học, năng khiếu) bùng nổ sau Thông tư 29/2024/TT-BGDĐT chính thức hóa hoạt động dạy thêm có thu phí [1], ước tính hơn 50.000 trung tâm hoạt động trên toàn quốc theo báo cáo công khai của Magenest 2024 [2] (truy cập ngày 20/05/2026). Thứ hai, phụ huynh Việt Nam có thói quen đầu tư mạnh cho giáo dục con cái, với mức chi trung bình 15-20% thu nhập hộ gia đình cho học thêm con theo công bố trên website của 6Wresearch [3] (truy cập ngày 20/05/2026) — chỉ số này phù hợp với báo cáo Kinh tế Số Việt Nam 2024 của VECITA về tăng trưởng chi tiêu EdTech trong cấu phần kinh tế số [4] (truy cập ngày 20/05/2026). Thứ ba, sau đại dịch COVID-19, các trung tâm buộc phải số hóa quy trình quản lý (điểm danh, học phí, lịch học, kênh liên lạc với phụ huynh) để duy trì hoạt động khi liên tục chuyển đổi giữa chế độ trực tuyến và trực tiếp.</w:t>
       </w:r>
     </w:p>
     <w:p>
@@ -3021,101 +3017,7 @@
           <w:i w:val="0"/>
           <w:sz w:val="26"/>
         </w:rPr>
-        <w:t>Phạm vi nghiên cứu của đề tài tập trung vào giai đoạn thử nghiệm tenant readiness — bao gồm bốn nhóm chức năng cốt lõi: (i) onboarding wizard tự phục vụ cho phép một trung tâm mới đăng ký và đưa vào vận hành trong 1-2 ngày thay vì 1-2 tuần; (ii) tính năng AI Branding tự sinh logo, hero image và social banner từ thông tin tenant; (iii) tenant lifecycle management bao gồm trial, kích hoạt, gia hạn và terminate; (iv) tuân thủ Luật Bảo vệ Dữ liệu Cá nhân (PDPL 2023), Luật An ninh mạng 2018 và quy định hóa đơn điện tử theo Thông tư 78/2021/TT-BTC. Các nhóm chức năng nâng cao như thanh toán tích hợp đa cổng, hóa đơn điện tử end-to-end, ứng dụng di động native, và mở rộng sang phân khúc K-12 trường công lập được đề cập trong lộ trình nhưng không nằm trong phạm vi triển khai của đề tài.</w:t>
-      </w:r>
-    </w:p>
-    <w:p>
-      <w:pPr>
-        <w:spacing w:line="288" w:lineRule="auto"/>
-        <w:ind w:firstLine="567"/>
-        <w:jc w:val="both"/>
-      </w:pPr>
-      <w:r>
-        <w:rPr>
-          <w:rFonts w:ascii="Times New Roman" w:hAnsi="Times New Roman" w:eastAsia="Times New Roman"/>
-          <w:b w:val="0"/>
-          <w:i w:val="0"/>
-          <w:sz w:val="26"/>
-        </w:rPr>
-        <w:t>Bối cảnh chuyên ngành của đề tài thuộc lĩnh vực Công nghệ phần mềm với trọng tâm vào kiến trúc microservice cloud-native, multi-tenant SaaS, ứng dụng AI sinh nội dung trong sản phẩm thương mại, và tuân thủ pháp luật về dữ liệu cá nhân. Bốn yếu tố này hội tụ tạo nên một đề tài có giá trị thực tiễn — phục vụ trực tiếp khoảng 50.000 trung tâm giáo dục tư nhân Việt Nam — đồng thời mang tính học thuật khi đặt ra các quyết định kỹ thuật cần đánh đổi giữa chi phí hạ tầng, tốc độ phát triển, chất lượng đầu ra và yêu cầu pháp lý.</w:t>
-      </w:r>
-    </w:p>
-    <w:p>
-      <w:pPr>
-        <w:spacing w:line="288" w:lineRule="auto"/>
-        <w:ind w:firstLine="567"/>
-        <w:jc w:val="both"/>
-      </w:pPr>
-      <w:r>
-        <w:rPr>
-          <w:rFonts w:ascii="Times New Roman" w:hAnsi="Times New Roman" w:eastAsia="Times New Roman"/>
-          <w:b w:val="0"/>
-          <w:i w:val="0"/>
-          <w:sz w:val="26"/>
-        </w:rPr>
-        <w:t>Lý do chọn đề tài xuất phát từ ba quan sát thực tế thị trường. Thứ nhất, phân khúc trung tâm giáo dục tư nhân Việt Nam đang tăng trưởng mạnh sau Thông tư 29/2024/TT-BGDĐT [1] công nhận hợp pháp hoạt động dạy thêm có thu phí, nhưng phần lớn vẫn dùng Excel kết hợp Zalo nhóm để quản lý vì các phần mềm hiện có hoặc quá phức tạp, hoặc chi phí cao, hoặc thiếu UX tiếng Việt thân thiện. Thứ hai, Luật Bảo vệ Dữ liệu Cá nhân năm 2023 [9] sẽ có hiệu lực từ tháng 7 năm 2026, đặt ra deadline pháp lý cứng cho các đơn vị xử lý dữ liệu cá nhân — đây là cơ hội đưa ra sản phẩm có compliance tích hợp từ thiết kế thay vì retrofit về sau. Thứ ba, các tiến bộ về mô hình AI sinh ảnh giai đoạn 2023-2025 (Stable Diffusion XL, DALL-E 3) lần đầu cho phép tự động hóa các tác vụ branding với chi phí hợp lý, mở ra cơ hội tích hợp AI vào sản phẩm phần mềm thương mại tier thấp.</w:t>
-      </w:r>
-    </w:p>
-    <w:p>
-      <w:pPr>
-        <w:spacing w:line="288" w:lineRule="auto"/>
-        <w:ind w:firstLine="567"/>
-        <w:jc w:val="both"/>
-      </w:pPr>
-      <w:r>
-        <w:rPr>
-          <w:rFonts w:ascii="Times New Roman" w:hAnsi="Times New Roman" w:eastAsia="Times New Roman"/>
-          <w:b w:val="0"/>
-          <w:i w:val="0"/>
-          <w:sz w:val="26"/>
-        </w:rPr>
-        <w:t>Mục tiêu cụ thể của đề tài bao gồm bốn nhóm. Mục tiêu chức năng yêu cầu xây dựng một nền tảng SaaS đa-tenant hoàn chỉnh với onboarding wizard, AI Branding, quản lý lifecycle tenant và compliance built-in. Mục tiêu phi chức năng yêu cầu đáp ứng các tiêu chí về hiệu năng (p95 ≤ 500 ms cho API trung bình), bảo mật (Row-Level Security tại tầng database, OWASP Top 10 baseline), khả năng mở rộng (multi-tenant cô lập schema-level, hỗ trợ tối thiểu 100 tenant trên 1 instance) và quan sát được (logs tập trung, metrics dashboard, alert real-time). Mục tiêu pháp lý yêu cầu nền tảng tuân thủ ba văn bản pháp luật then chốt PDPL 2023, Luật An ninh mạng 2018, và Thông tư 78/2021/TT-BTC. Mục tiêu phương pháp luận yêu cầu áp dụng các nguyên tắc Quality-Driven Development phù hợp với quy mô đề tài và deadline pháp lý cứng PDPL 2023.</w:t>
-      </w:r>
-    </w:p>
-    <w:p>
-      <w:pPr>
-        <w:spacing w:line="288" w:lineRule="auto"/>
-        <w:ind w:firstLine="567"/>
-        <w:jc w:val="both"/>
-      </w:pPr>
-      <w:r>
-        <w:rPr>
-          <w:rFonts w:ascii="Times New Roman" w:hAnsi="Times New Roman" w:eastAsia="Times New Roman"/>
-          <w:b w:val="0"/>
-          <w:i w:val="0"/>
-          <w:sz w:val="26"/>
-        </w:rPr>
-        <w:t>Phương pháp triển khai đề tài kết hợp ba cách tiếp cận. Tiếp cận theo iteration ngắn được áp dụng cho phát triển chức năng, mỗi iteration kéo dài 1-3 ngày bao gồm các bước design, implementation, testing, review và merge. Tiếp cận test-first được áp dụng cho mọi tính năng mới — unit test và integration test viết trước hoặc song song với implementation. Tiếp cận quality-driven meta-governance được áp dụng cho process: mọi sai lệch phát hiện đều chuyển hóa thành rule có enforcement tự động, mọi audit finding đều được track qua gap file kèm acceptance criteria — chi tiết các trụ cột này được trình bày trong Chương 1 mục 1.6.</w:t>
-      </w:r>
-    </w:p>
-    <w:p>
-      <w:pPr>
-        <w:spacing w:line="288" w:lineRule="auto"/>
-        <w:ind w:firstLine="567"/>
-        <w:jc w:val="both"/>
-      </w:pPr>
-      <w:r>
-        <w:rPr>
-          <w:rFonts w:ascii="Times New Roman" w:hAnsi="Times New Roman" w:eastAsia="Times New Roman"/>
-          <w:b w:val="0"/>
-          <w:i w:val="0"/>
-          <w:sz w:val="26"/>
-        </w:rPr>
-        <w:t>Các tham khảo chính của đề tài bao gồm: các văn bản pháp luật Việt Nam (PDPL 2023 [9], Luật An ninh mạng 2018 [10], Nghị định 13/2023/NĐ-CP [18], Nghị định 53/2022/NĐ-CP [11], Thông tư 78/2021/TT-BTC [20], Thông tư 29/2024/TT-BGDĐT [1]); các báo cáo thị trường edu Việt Nam (Magenest 2024 [2], 6Wresearch [3], VECITA Kinh tế Số 2024 [4]); các nghiên cứu nền tảng về AI sinh ảnh (Stable Diffusion XL [13], GPT-3 few-shot [12], LLaVA visual instruction [14]); các phương pháp luận phần mềm cổ điển (Deming PDCA [21], Beck TDD [16], Poppendieck Lean [22], IEEE 730-2014 SQA [23], OWASP Top 10 [19]); và tài liệu kỹ thuật của các sản phẩm tham khảo (MISA AMIS [5], Mona eLMS [6], Easy Edu [7], DotB [8]).</w:t>
-      </w:r>
-    </w:p>
-    <w:p>
-      <w:pPr>
-        <w:pStyle w:val="Heading2"/>
-      </w:pPr>
-      <w:r>
-        <w:rPr>
-          <w:rFonts w:ascii="Times New Roman" w:hAnsi="Times New Roman" w:eastAsia="Times New Roman"/>
-          <w:b/>
-          <w:color w:val="000000"/>
-          <w:sz w:val="32"/>
-        </w:rPr>
-        <w:t>1.2 Bài toán</w:t>
+        <w:t>Tuy nhiên, đa số trung tâm nhỏ và vừa (1-3 chi nhánh, dưới 500 học viên) vẫn dùng Excel kết hợp Zalo nhóm, thậm chí sổ ghi tay để quản lý. Lý do chính: phần mềm hiện có hoặc quá phức tạp (Cyber School, MISA EMIS hướng đến trường công lập K-12), hoặc thiếu UX tiếng Việt (LMS quốc tế như Moodle, Canvas), hoặc chi phí cao không phù hợp với phân khúc trung tâm tự phát (Speed Manager, EduCom với mức 50-100 USD/tháng/cơ sở).</w:t>
       </w:r>
     </w:p>
     <w:p>
@@ -3129,87 +3031,7 @@
           <w:color w:val="000000"/>
           <w:sz w:val="28"/>
         </w:rPr>
-        <w:t>1.2.1 Bối cảnh thị trường giáo dục SaaS Việt Nam</w:t>
-      </w:r>
-    </w:p>
-    <w:p>
-      <w:pPr>
-        <w:spacing w:line="288" w:lineRule="auto"/>
-        <w:ind w:firstLine="567"/>
-        <w:jc w:val="both"/>
-      </w:pPr>
-      <w:r>
-        <w:rPr>
-          <w:rFonts w:ascii="Times New Roman" w:hAnsi="Times New Roman" w:eastAsia="Times New Roman"/>
-          <w:b w:val="0"/>
-          <w:i w:val="0"/>
-          <w:sz w:val="26"/>
-        </w:rPr>
-        <w:t>Thị trường phần mềm quản lý trung tâm giáo dục Việt Nam tăng trưởng mạnh giai đoạn 2020-2025, được thúc đẩy bởi ba yếu tố chính. Thứ nhất, ngành dạy thêm (trung tâm ngoại ngữ, tin học, năng khiếu) bùng nổ sau Thông tư 29/2024/TT-BGDĐT chính thức hóa hoạt động dạy thêm có thu phí [1], ước tính hơn 50.000 trung tâm hoạt động trên toàn quốc theo báo cáo công khai của Magenest 2024 [2] (truy cập ngày 20/05/2026). Thứ hai, phụ huynh Việt Nam có thói quen đầu tư mạnh cho giáo dục con cái, với mức chi trung bình 15-20% thu nhập hộ gia đình cho học thêm con theo công bố trên website của 6Wresearch [3] (truy cập ngày 20/05/2026) — chỉ số này phù hợp với báo cáo Kinh tế Số Việt Nam 2024 của VECITA về tăng trưởng chi tiêu EdTech trong cấu phần kinh tế số [4] (truy cập ngày 20/05/2026). Thứ ba, sau đại dịch COVID-19, các trung tâm buộc phải số hóa quy trình quản lý (điểm danh, học phí, lịch học, kênh liên lạc với phụ huynh) để duy trì hoạt động khi liên tục chuyển đổi giữa chế độ trực tuyến và trực tiếp.</w:t>
-      </w:r>
-    </w:p>
-    <w:p>
-      <w:pPr>
-        <w:spacing w:line="288" w:lineRule="auto"/>
-        <w:ind w:firstLine="567"/>
-        <w:jc w:val="both"/>
-      </w:pPr>
-      <w:r>
-        <w:rPr>
-          <w:rFonts w:ascii="Times New Roman" w:hAnsi="Times New Roman" w:eastAsia="Times New Roman"/>
-          <w:b w:val="0"/>
-          <w:i w:val="0"/>
-          <w:sz w:val="26"/>
-        </w:rPr>
-        <w:t>Tuy nhiên, đa số trung tâm nhỏ và vừa (1-3 chi nhánh, dưới 500 học viên) vẫn dùng Excel kết hợp Zalo nhóm, thậm chí sổ ghi tay để quản lý. Lý do chính: phần mềm hiện có hoặc quá phức tạp (Cyber School, MISA EMIS hướng đến trường công lập K-12), hoặc thiếu UX tiếng Việt (LMS quốc tế như Moodle, Canvas), hoặc chi phí cao không phù hợp với phân khúc trung tâm tự phát (Speed Manager, EduCom với mức 50-100 USD/tháng/cơ sở).</w:t>
-      </w:r>
-    </w:p>
-    <w:p>
-      <w:pPr>
-        <w:spacing w:line="288" w:lineRule="auto"/>
-        <w:ind w:firstLine="567"/>
-        <w:jc w:val="both"/>
-      </w:pPr>
-      <w:r>
-        <w:rPr>
-          <w:rFonts w:ascii="Times New Roman" w:hAnsi="Times New Roman" w:eastAsia="Times New Roman"/>
-          <w:b w:val="0"/>
-          <w:i w:val="0"/>
-          <w:sz w:val="26"/>
-        </w:rPr>
-        <w:t xml:space="preserve">Khoảng trống thị trường mà đề tài hướng đến là </w:t>
-      </w:r>
-      <w:r>
-        <w:rPr>
-          <w:rFonts w:ascii="Times New Roman" w:hAnsi="Times New Roman" w:eastAsia="Times New Roman"/>
-          <w:b w:val="0"/>
-          <w:i/>
-          <w:sz w:val="26"/>
-        </w:rPr>
-        <w:t>trung tâm nhỏ và vừa (1-10 chi nhánh, 100-2000 học viên/cơ sở)</w:t>
-      </w:r>
-      <w:r>
-        <w:rPr>
-          <w:rFonts w:ascii="Times New Roman" w:hAnsi="Times New Roman" w:eastAsia="Times New Roman"/>
-          <w:b w:val="0"/>
-          <w:i w:val="0"/>
-          <w:sz w:val="26"/>
-        </w:rPr>
-        <w:t xml:space="preserve"> với mức giá 500.000-1.500.000đ/tháng, giao diện tiếng Việt, kiến trúc multi-tenant gốc cho phép mở rộng nhanh khi thành lập chi nhánh mới, và khả năng tự sinh tài nguyên branding bằng AI thay vì phải thuê thiết kế viên.</w:t>
-      </w:r>
-    </w:p>
-    <w:p>
-      <w:pPr>
-        <w:pStyle w:val="Heading3"/>
-      </w:pPr>
-      <w:r>
-        <w:rPr>
-          <w:rFonts w:ascii="Times New Roman" w:hAnsi="Times New Roman" w:eastAsia="Times New Roman"/>
-          <w:b/>
-          <w:color w:val="000000"/>
-          <w:sz w:val="28"/>
-        </w:rPr>
-        <w:t>1.2.2 BeeClass — phần mềm quản lý trung tâm tiếng Anh phổ biến</w:t>
+        <w:t>1.1.2 BeeClass — phần mềm quản lý trung tâm tiếng Anh phổ biến</w:t>
       </w:r>
     </w:p>
     <w:p>
@@ -3342,7 +3164,7 @@
           <w:color w:val="000000"/>
           <w:sz w:val="28"/>
         </w:rPr>
-        <w:t>1.2.3 MISA AMIS Trường Học — sản phẩm B2B trường công lập</w:t>
+        <w:t>1.1.3 MISA AMIS Trường Học — sản phẩm B2B trường công lập</w:t>
       </w:r>
     </w:p>
     <w:p>
@@ -3475,7 +3297,7 @@
           <w:color w:val="000000"/>
           <w:sz w:val="28"/>
         </w:rPr>
-        <w:t>1.2.4 Mona eLMS — chuyên ngoại ngữ và tin học</w:t>
+        <w:t>1.1.4 Mona eLMS — chuyên ngoại ngữ và tin học</w:t>
       </w:r>
     </w:p>
     <w:p>
@@ -3608,7 +3430,7 @@
           <w:color w:val="000000"/>
           <w:sz w:val="28"/>
         </w:rPr>
-        <w:t>1.2.5 Easy Edu — phân khúc trung tâm ngoại ngữ vừa và nhỏ</w:t>
+        <w:t>1.1.5 Easy Edu — phân khúc trung tâm ngoại ngữ vừa và nhỏ</w:t>
       </w:r>
     </w:p>
     <w:p>
@@ -3741,7 +3563,7 @@
           <w:color w:val="000000"/>
           <w:sz w:val="28"/>
         </w:rPr>
-        <w:t>1.2.6 DotB — phân khúc tầm trung và trường tư thục</w:t>
+        <w:t>1.1.6 DotB — phân khúc tầm trung và trường tư thục</w:t>
       </w:r>
     </w:p>
     <w:p>
@@ -3874,7 +3696,7 @@
           <w:color w:val="000000"/>
           <w:sz w:val="28"/>
         </w:rPr>
-        <w:t>1.2.7 Khảo sát nhu cầu sử dụng từ phía người dùng cuối</w:t>
+        <w:t>1.1.7 Khảo sát nhu cầu sử dụng từ phía người dùng cuối</w:t>
       </w:r>
     </w:p>
     <w:p>
@@ -4045,7 +3867,7 @@
           <w:color w:val="000000"/>
           <w:sz w:val="28"/>
         </w:rPr>
-        <w:t>1.2.8 Bảng so sánh tổng hợp</w:t>
+        <w:t>1.1.8 Bảng so sánh tổng hợp</w:t>
       </w:r>
     </w:p>
     <w:p>
@@ -5900,6 +5722,20 @@
     <w:p/>
     <w:p>
       <w:pPr>
+        <w:pStyle w:val="Heading2"/>
+      </w:pPr>
+      <w:r>
+        <w:rPr>
+          <w:rFonts w:ascii="Times New Roman" w:hAnsi="Times New Roman" w:eastAsia="Times New Roman"/>
+          <w:b/>
+          <w:color w:val="000000"/>
+          <w:sz w:val="32"/>
+        </w:rPr>
+        <w:t>1.2 Bài toán</w:t>
+      </w:r>
+    </w:p>
+    <w:p>
+      <w:pPr>
         <w:pStyle w:val="Heading3"/>
       </w:pPr>
       <w:r>
@@ -5909,7 +5745,7 @@
           <w:color w:val="000000"/>
           <w:sz w:val="28"/>
         </w:rPr>
-        <w:t>1.2.9 Định vị hệ thống đề xuất và yếu tố khác biệt</w:t>
+        <w:t>1.2.1 Khoảng trống thị trường và định vị hệ thống đề xuất</w:t>
       </w:r>
     </w:p>
     <w:p>
@@ -5925,7 +5761,25 @@
           <w:i w:val="0"/>
           <w:sz w:val="26"/>
         </w:rPr>
-        <w:t>Dựa trên phân tích năm hệ thống tham khảo, hệ thống đề xuất trong đề tài có bốn yếu tố khác biệt chính.</w:t>
+        <w:t xml:space="preserve">Khoảng trống thị trường mà đề tài hướng đến là </w:t>
+      </w:r>
+      <w:r>
+        <w:rPr>
+          <w:rFonts w:ascii="Times New Roman" w:hAnsi="Times New Roman" w:eastAsia="Times New Roman"/>
+          <w:b w:val="0"/>
+          <w:i/>
+          <w:sz w:val="26"/>
+        </w:rPr>
+        <w:t>trung tâm nhỏ và vừa (1-10 chi nhánh, 100-2000 học viên/cơ sở)</w:t>
+      </w:r>
+      <w:r>
+        <w:rPr>
+          <w:rFonts w:ascii="Times New Roman" w:hAnsi="Times New Roman" w:eastAsia="Times New Roman"/>
+          <w:b w:val="0"/>
+          <w:i w:val="0"/>
+          <w:sz w:val="26"/>
+        </w:rPr>
+        <w:t xml:space="preserve"> với mức giá 500.000-1.500.000đ/tháng, giao diện tiếng Việt, kiến trúc multi-tenant gốc cho phép mở rộng nhanh khi thành lập chi nhánh mới, và khả năng tự sinh tài nguyên branding bằng AI thay vì phải thuê thiết kế viên.</w:t>
       </w:r>
     </w:p>
     <w:p>
@@ -5938,19 +5792,10 @@
         <w:rPr>
           <w:rFonts w:ascii="Times New Roman" w:hAnsi="Times New Roman" w:eastAsia="Times New Roman"/>
           <w:b w:val="0"/>
-          <w:i/>
-          <w:sz w:val="26"/>
-        </w:rPr>
-        <w:t>Thứ nhất, kiến trúc multi-tenant gốc:</w:t>
-      </w:r>
-      <w:r>
-        <w:rPr>
-          <w:rFonts w:ascii="Times New Roman" w:hAnsi="Times New Roman" w:eastAsia="Times New Roman"/>
-          <w:b w:val="0"/>
-          <w:i w:val="0"/>
-          <w:sz w:val="26"/>
-        </w:rPr>
-        <w:t xml:space="preserve"> cả năm hệ thống tham khảo đều dùng triển khai single-tenant với mỗi khách hàng tương ứng một instance cơ sở dữ liệu riêng. Khi trung tâm mở rộng lên năm chi nhánh trở lên, chủ trung tâm phải cấp phát thêm instance, đồng bộ dữ liệu thủ công và sao chép cấu hình. Hệ thống đề xuất sử dụng kiến trúc multi-tenant gốc với cô lập ở mức cơ sở dữ liệu (schema-per-tenant), cho phép một trung tâm có 100 chi nhánh trên cùng một instance, tiết kiệm khoảng 80% chi phí hạ tầng khi mở rộng.</w:t>
+          <w:i w:val="0"/>
+          <w:sz w:val="26"/>
+        </w:rPr>
+        <w:t>Dựa trên phân tích năm hệ thống tham khảo, hệ thống đề xuất trong đề tài có bốn yếu tố khác biệt chính.</w:t>
       </w:r>
     </w:p>
     <w:p>
@@ -5966,16 +5811,16 @@
           <w:i/>
           <w:sz w:val="26"/>
         </w:rPr>
-        <w:t>Thứ hai, AI Branding tự động:</w:t>
-      </w:r>
-      <w:r>
-        <w:rPr>
-          <w:rFonts w:ascii="Times New Roman" w:hAnsi="Times New Roman" w:eastAsia="Times New Roman"/>
-          <w:b w:val="0"/>
-          <w:i w:val="0"/>
-          <w:sz w:val="26"/>
-        </w:rPr>
-        <w:t xml:space="preserve"> chủ trung tâm mới khai trương thường tốn 2-5 triệu đồng thuê thiết kế viên cho logo, banner và hero image marketing. AI Branding của hệ thống đề xuất tự động sinh các tài nguyên này từ prompt văn bản và màu thương hiệu, giảm thời gian sẵn sàng vận hành từ 1-2 tuần xuống còn vài giờ. Cả năm hệ thống tham khảo đều không có tính năng này.</w:t>
+        <w:t>Thứ nhất, kiến trúc multi-tenant gốc:</w:t>
+      </w:r>
+      <w:r>
+        <w:rPr>
+          <w:rFonts w:ascii="Times New Roman" w:hAnsi="Times New Roman" w:eastAsia="Times New Roman"/>
+          <w:b w:val="0"/>
+          <w:i w:val="0"/>
+          <w:sz w:val="26"/>
+        </w:rPr>
+        <w:t xml:space="preserve"> cả năm hệ thống tham khảo đều dùng triển khai single-tenant với mỗi khách hàng tương ứng một instance cơ sở dữ liệu riêng. Khi trung tâm mở rộng lên năm chi nhánh trở lên, chủ trung tâm phải cấp phát thêm instance, đồng bộ dữ liệu thủ công và sao chép cấu hình. Hệ thống đề xuất sử dụng kiến trúc multi-tenant gốc với cô lập ở mức cơ sở dữ liệu (schema-per-tenant), cho phép một trung tâm có 100 chi nhánh trên cùng một instance, tiết kiệm khoảng 80% chi phí hạ tầng khi mở rộng.</w:t>
       </w:r>
     </w:p>
     <w:p>
@@ -5991,16 +5836,16 @@
           <w:i/>
           <w:sz w:val="26"/>
         </w:rPr>
-        <w:t>Thứ ba, tuân thủ pháp luật Việt Nam built-in:</w:t>
-      </w:r>
-      <w:r>
-        <w:rPr>
-          <w:rFonts w:ascii="Times New Roman" w:hAnsi="Times New Roman" w:eastAsia="Times New Roman"/>
-          <w:b w:val="0"/>
-          <w:i w:val="0"/>
-          <w:sz w:val="26"/>
-        </w:rPr>
-        <w:t xml:space="preserve"> Luật Bảo vệ Dữ liệu Cá nhân năm 2023 (PDPL, thời hạn áp dụng 2026-07-01) [9], Luật An ninh mạng 2018 [10] và Nghị định 53/2022/NĐ-CP về bản địa hóa dữ liệu [11] là ba yêu cầu tuân thủ quan trọng cho mọi SaaS xử lý dữ liệu cá nhân tại Việt Nam. Hệ thống đề xuất tích hợp tuân thủ ngay từ thiết kế ban đầu thay vì bổ sung sau. Trong khi đó, Mona eLMS, Easy Edu và BeeClass đang trong quá trình triển khai PDPL; DotB và MISA AMIS có sẵn nhưng mức giá cao.</w:t>
+        <w:t>Thứ hai, AI Branding tự động:</w:t>
+      </w:r>
+      <w:r>
+        <w:rPr>
+          <w:rFonts w:ascii="Times New Roman" w:hAnsi="Times New Roman" w:eastAsia="Times New Roman"/>
+          <w:b w:val="0"/>
+          <w:i w:val="0"/>
+          <w:sz w:val="26"/>
+        </w:rPr>
+        <w:t xml:space="preserve"> chủ trung tâm mới khai trương thường tốn 2-5 triệu đồng thuê thiết kế viên cho logo, banner và hero image marketing. AI Branding của hệ thống đề xuất tự động sinh các tài nguyên này từ prompt văn bản và màu thương hiệu, giảm thời gian sẵn sàng vận hành từ 1-2 tuần xuống còn vài giờ. Cả năm hệ thống tham khảo đều không có tính năng này.</w:t>
       </w:r>
     </w:p>
     <w:p>
@@ -6016,6 +5861,31 @@
           <w:i/>
           <w:sz w:val="26"/>
         </w:rPr>
+        <w:t>Thứ ba, tuân thủ pháp luật Việt Nam built-in:</w:t>
+      </w:r>
+      <w:r>
+        <w:rPr>
+          <w:rFonts w:ascii="Times New Roman" w:hAnsi="Times New Roman" w:eastAsia="Times New Roman"/>
+          <w:b w:val="0"/>
+          <w:i w:val="0"/>
+          <w:sz w:val="26"/>
+        </w:rPr>
+        <w:t xml:space="preserve"> Luật Bảo vệ Dữ liệu Cá nhân năm 2023 (PDPL, thời hạn áp dụng 2026-07-01) [9], Luật An ninh mạng 2018 [10] và Nghị định 53/2022/NĐ-CP về bản địa hóa dữ liệu [11] là ba yêu cầu tuân thủ quan trọng cho mọi SaaS xử lý dữ liệu cá nhân tại Việt Nam. Hệ thống đề xuất tích hợp tuân thủ ngay từ thiết kế ban đầu thay vì bổ sung sau. Trong khi đó, Mona eLMS, Easy Edu và BeeClass đang trong quá trình triển khai PDPL; DotB và MISA AMIS có sẵn nhưng mức giá cao.</w:t>
+      </w:r>
+    </w:p>
+    <w:p>
+      <w:pPr>
+        <w:spacing w:line="288" w:lineRule="auto"/>
+        <w:ind w:firstLine="567"/>
+        <w:jc w:val="both"/>
+      </w:pPr>
+      <w:r>
+        <w:rPr>
+          <w:rFonts w:ascii="Times New Roman" w:hAnsi="Times New Roman" w:eastAsia="Times New Roman"/>
+          <w:b w:val="0"/>
+          <w:i/>
+          <w:sz w:val="26"/>
+        </w:rPr>
         <w:t>Thứ tư, UX Vietnamese-first:</w:t>
       </w:r>
       <w:r>
@@ -6075,7 +5945,7 @@
           <w:color w:val="000000"/>
           <w:sz w:val="28"/>
         </w:rPr>
-        <w:t>1.2.10 Cơ hội và rủi ro chiến lược</w:t>
+        <w:t>1.2.2 Cơ hội và rủi ro chiến lược</w:t>
       </w:r>
     </w:p>
     <w:p>
@@ -6139,7 +6009,7 @@
           <w:color w:val="000000"/>
           <w:sz w:val="28"/>
         </w:rPr>
-        <w:t>1.2.11 Phạm vi đề tài và lộ trình triển khai</w:t>
+        <w:t>1.2.3 Phạm vi đề tài và lộ trình triển khai</w:t>
       </w:r>
     </w:p>
     <w:p>

--- a/documents/08-thesis/thesis-v1.docx
+++ b/documents/08-thesis/thesis-v1.docx
@@ -9019,7 +9019,7 @@
           <w:i w:val="0"/>
           <w:sz w:val="26"/>
         </w:rPr>
-        <w:t>Quyết định kiến trúc bị neo bởi ràng buộc kinh tế: em chọn mô hình single-bucket multi-tenant với RLS (Pattern 4) thay vì per-tenant DB (Pattern 1) — chênh lệch chi phí khoảng 20× và chi phí vận hành tăng tuyến tính theo số tenant, không phù hợp với phân khúc trung tâm SMB ở giai đoạn thử nghiệm (chi tiết §2.2.3).</w:t>
+        <w:t>Quyết định kiến trúc bị neo bởi ràng buộc kinh tế: khóa luận lựa chọn mô hình single-bucket multi-tenant với RLS (Pattern 4) thay vì per-tenant DB (Pattern 1) — chênh lệch chi phí khoảng 20× và chi phí vận hành tăng tuyến tính theo số tenant, không phù hợp với phân khúc trung tâm SMB ở giai đoạn thử nghiệm (chi tiết §2.2.3).</w:t>
       </w:r>
     </w:p>
     <w:p>
@@ -12254,7 +12254,7 @@
           <w:i w:val="0"/>
           <w:sz w:val="26"/>
         </w:rPr>
-        <w:t>do tác giả tự thiết kế</w:t>
+        <w:t>được xây dựng riêng</w:t>
       </w:r>
       <w:r>
         <w:rPr>

--- a/documents/08-thesis/thesis-v1.docx
+++ b/documents/08-thesis/thesis-v1.docx
@@ -2687,7 +2687,7 @@
           <w:i w:val="0"/>
           <w:sz w:val="26"/>
         </w:rPr>
-        <w:t>Về đối tượng, đồ án phục vụ ba persona chính: Solo Teacher (giáo viên độc lập, 1-50 học viên), Center Owner (chủ trung tâm, 1-10 chi nhánh, 100-2.000 học viên), và Center Manager (quản lý vận hành trung tâm). Persona K-12 Parent + Student được hoãn sang giai đoạn mở rộng K-12 do yêu cầu bổ sung DPO + DPIA theo Điều 26 Luật Bảo vệ Dữ liệu Cá nhân 2023. Kiến trúc hệ thống cấu thành từ ba lớp dịch vụ. Lớp nền tảng KiteHub gồm sáu dịch vụ độc lập đảm nhận các trách nhiệm khác nhau: quản trị (kitehub-admin), nhận diện thương hiệu (kitehub-branding), thư điện tử (kitehub-email), điều phối yêu cầu (kitehub-gateway), thư viện dùng chung (kitehub-platform) và quản lý đăng ký (kitehub-subscription). Lớp nghiệp vụ tenant KiteClass tập trung tại dịch vụ kiteclass-core. Lớp giao diện gồm hai ứng dụng Next.js phục vụ tập người dùng khác nhau.</w:t>
+        <w:t>Về đối tượng, đồ án phục vụ ba persona chính: Solo Teacher (giáo viên độc lập, 1-50 học viên), Center Owner (chủ sở hữu trung tâm, 1-10 chi nhánh, 100-2.000 học viên), và Center Manager (quản lý vận hành trung tâm). Persona K-12 Parent + Student được hoãn sang giai đoạn mở rộng K-12 do yêu cầu bổ sung DPO + DPIA theo Điều 26 Luật Bảo vệ Dữ liệu Cá nhân 2023. Kiến trúc hệ thống cấu thành từ ba lớp dịch vụ. Lớp nền tảng KiteHub gồm sáu dịch vụ độc lập đảm nhận các trách nhiệm khác nhau: quản trị (kitehub-admin), nhận diện thương hiệu (kitehub-branding), thư điện tử (kitehub-email), điều phối yêu cầu (kitehub-gateway), thư viện dùng chung (kitehub-platform) và quản lý đăng ký (kitehub-subscription). Lớp nghiệp vụ tenant KiteClass tập trung tại dịch vụ kiteclass-core. Lớp giao diện gồm hai ứng dụng Next.js phục vụ tập người dùng khác nhau.</w:t>
       </w:r>
     </w:p>
     <w:p>
@@ -3056,7 +3056,7 @@
           <w:i w:val="0"/>
           <w:sz w:val="26"/>
         </w:rPr>
-        <w:t xml:space="preserve"> [25] là sản phẩm phần mềm quản lý trung tâm ngoại ngữ phổ biến tại thị trường Việt Nam, được vận hành bởi nhóm phát triển trong nước, định vị phục vụ các trung tâm tiếng Anh quy mô vừa. Sản phẩm cung cấp các module quản lý học viên, lớp học, điểm danh, học phí, gửi thông báo cho phụ huynh qua Zalo và email, kèm dashboard tổng quan doanh thu cho chủ trung tâm. Theo thông tin công bố trên website chính thức [25] (truy cập ngày 20/05/2026), BeeClass có hàng trăm trung tâm khách hàng tại nhiều tỉnh thành.</w:t>
+        <w:t xml:space="preserve"> [25] là sản phẩm phần mềm quản lý trung tâm ngoại ngữ phổ biến tại thị trường Việt Nam, được vận hành bởi nhóm phát triển trong nước, định vị phục vụ các trung tâm tiếng Anh quy mô vừa. Sản phẩm cung cấp các module quản lý học viên, lớp học, điểm danh, học phí, gửi thông báo cho phụ huynh qua Zalo và email, kèm dashboard tổng quan doanh thu cho chủ sở hữu trung tâm. Theo thông tin công bố trên website chính thức [25] (truy cập ngày 20/05/2026), BeeClass có hàng trăm trung tâm khách hàng tại nhiều tỉnh thành.</w:t>
       </w:r>
     </w:p>
     <w:p>
@@ -3595,16 +3595,16 @@
           <w:i/>
           <w:sz w:val="26"/>
         </w:rPr>
-        <w:t>Chủ trung tâm (Owner):</w:t>
-      </w:r>
-      <w:r>
-        <w:rPr>
-          <w:rFonts w:ascii="Times New Roman" w:hAnsi="Times New Roman" w:eastAsia="Times New Roman"/>
-          <w:b w:val="0"/>
-          <w:i w:val="0"/>
-          <w:sz w:val="26"/>
-        </w:rPr>
-        <w:t xml:space="preserve"> theo các báo cáo Magenest 2024 [2] và 6Wresearch 2024 [3] (cả hai truy cập ngày 20/05/2026), chủ trung tâm vừa và nhỏ (1-10 chi nhánh, 100-2000 học viên) ưu tiên ba nhu cầu chính: (i) quản lý học phí và đối chiếu thanh toán tự động (khoảng 80% trung tâm vẫn dùng chuyển khoản ngân hàng kèm đối soát thủ công, chiếm 4-6 giờ/tuần làm việc văn phòng — theo báo cáo VECITA 2024 [4] truy cập ngày 20/05/2026); (ii) báo cáo doanh thu, tỷ lệ giữ chân học viên, chi phí vận hành theo thời gian thực để ra quyết định mở hoặc đóng lớp; (iii) chi phí phần mềm thấp dưới 1,5 triệu đồng/tháng phù hợp biên lợi nhuận hiện hành 25-30%.</w:t>
+        <w:t>Chủ sở hữu trung tâm (Owner):</w:t>
+      </w:r>
+      <w:r>
+        <w:rPr>
+          <w:rFonts w:ascii="Times New Roman" w:hAnsi="Times New Roman" w:eastAsia="Times New Roman"/>
+          <w:b w:val="0"/>
+          <w:i w:val="0"/>
+          <w:sz w:val="26"/>
+        </w:rPr>
+        <w:t xml:space="preserve"> theo các báo cáo Magenest 2024 [2] và 6Wresearch 2024 [3] (cả hai truy cập ngày 20/05/2026), chủ sở hữu trung tâm vừa và nhỏ (1-10 chi nhánh, 100-2000 học viên) ưu tiên ba nhu cầu chính: (i) quản lý học phí và đối chiếu thanh toán tự động (khoảng 80% trung tâm vẫn dùng chuyển khoản ngân hàng kèm đối soát thủ công, chiếm 4-6 giờ/tuần làm việc văn phòng — theo báo cáo VECITA 2024 [4] truy cập ngày 20/05/2026); (ii) báo cáo doanh thu, tỷ lệ giữ chân học viên, chi phí vận hành theo thời gian thực để ra quyết định mở hoặc đóng lớp; (iii) chi phí phần mềm thấp dưới 1,5 triệu đồng/tháng phù hợp biên lợi nhuận hiện hành 25-30%.</w:t>
       </w:r>
     </w:p>
     <w:p>
@@ -5430,7 +5430,7 @@
           <w:i w:val="0"/>
           <w:sz w:val="26"/>
         </w:rPr>
-        <w:t xml:space="preserve"> cả năm hệ thống tham khảo đều dùng triển khai single-tenant với mỗi khách hàng tương ứng một instance cơ sở dữ liệu riêng. Khi trung tâm mở rộng lên năm chi nhánh trở lên, chủ trung tâm phải cấp phát thêm instance, đồng bộ dữ liệu thủ công và sao chép cấu hình. Hệ thống đề xuất sử dụng kiến trúc multi-tenant gốc với cô lập ở mức cơ sở dữ liệu (schema-per-tenant), cho phép một trung tâm có 100 chi nhánh trên cùng một instance, tiết kiệm khoảng 80% chi phí hạ tầng khi mở rộng.</w:t>
+        <w:t xml:space="preserve"> cả năm hệ thống tham khảo đều dùng triển khai single-tenant với mỗi khách hàng tương ứng một instance cơ sở dữ liệu riêng. Khi trung tâm mở rộng lên năm chi nhánh trở lên, chủ sở hữu trung tâm phải cấp phát thêm instance, đồng bộ dữ liệu thủ công và sao chép cấu hình. Hệ thống đề xuất sử dụng kiến trúc multi-tenant gốc với cô lập ở mức cơ sở dữ liệu (schema-per-tenant), cho phép một trung tâm có 100 chi nhánh trên cùng một instance, tiết kiệm khoảng 80% chi phí hạ tầng khi mở rộng.</w:t>
       </w:r>
     </w:p>
     <w:p>
@@ -5455,7 +5455,7 @@
           <w:i w:val="0"/>
           <w:sz w:val="26"/>
         </w:rPr>
-        <w:t xml:space="preserve"> chủ trung tâm mới khai trương thường tốn 2-5 triệu đồng thuê thiết kế viên cho logo, banner và hero image marketing. AI Branding của hệ thống đề xuất tự động sinh các tài nguyên này từ prompt văn bản và màu thương hiệu, giảm thời gian sẵn sàng vận hành từ 1-2 tuần xuống còn vài giờ. Cả năm hệ thống tham khảo đều không có tính năng này.</w:t>
+        <w:t xml:space="preserve"> chủ sở hữu trung tâm mới khai trương thường tốn 2-5 triệu đồng thuê thiết kế viên cho logo, banner và hero image marketing. AI Branding của hệ thống đề xuất tự động sinh các tài nguyên này từ prompt văn bản và màu thương hiệu, giảm thời gian sẵn sàng vận hành từ 1-2 tuần xuống còn vài giờ. Cả năm hệ thống tham khảo đều không có tính năng này.</w:t>
       </w:r>
     </w:p>
     <w:p>
@@ -5815,7 +5815,7 @@
           <w:i w:val="0"/>
           <w:sz w:val="26"/>
         </w:rPr>
-        <w:t>Chủ trung tâm nhấn magic-link thì đặt mật khẩu lần đầu thì đăng nhập dashboard thì bắt đầu kỳ dùng thử 14 ngày</w:t>
+        <w:t>Chủ sở hữu trung tâm nhấn magic-link thì đặt mật khẩu lần đầu thì đăng nhập dashboard thì bắt đầu kỳ dùng thử 14 ngày</w:t>
       </w:r>
     </w:p>
     <w:p>
@@ -5863,7 +5863,7 @@
           <w:i w:val="0"/>
           <w:sz w:val="26"/>
         </w:rPr>
-        <w:t xml:space="preserve">Chủ trung tâm chọn gói dịch vụ (FREE / STARTER / PRO / PRO_PLUS) — ví dụ STARTER khoảng </w:t>
+        <w:t xml:space="preserve">Chủ sở hữu trung tâm chọn gói dịch vụ (FREE / STARTER / PRO / PRO_PLUS) — ví dụ STARTER khoảng </w:t>
       </w:r>
       <w:r>
         <w:rPr>
@@ -6395,7 +6395,7 @@
           <w:i w:val="0"/>
           <w:sz w:val="26"/>
         </w:rPr>
-        <w:t xml:space="preserve"> Chủ trung tâm phát hành hóa đơn </w:t>
+        <w:t xml:space="preserve"> Chủ sở hữu trung tâm phát hành hóa đơn </w:t>
       </w:r>
       <w:r>
         <w:rPr>
@@ -9180,7 +9180,7 @@
           <w:i w:val="0"/>
           <w:sz w:val="26"/>
         </w:rPr>
-        <w:t>P2 Chủ trung tâm</w:t>
+        <w:t>P2 Chủ sở hữu trung tâm</w:t>
       </w:r>
       <w:r>
         <w:rPr>
@@ -10829,7 +10829,7 @@
               <a:graphicData uri="http://schemas.openxmlformats.org/drawingml/2006/picture">
                 <pic:pic>
                   <pic:nvPicPr>
-                    <pic:cNvPr id="0" name="mermaid-973d5e0c88ffff67.png"/>
+                    <pic:cNvPr id="0" name="mermaid-f5a7d770a853ce87.png"/>
                     <pic:cNvPicPr/>
                   </pic:nvPicPr>
                   <pic:blipFill>
@@ -16191,7 +16191,7 @@
           <w:i w:val="0"/>
           <w:sz w:val="26"/>
         </w:rPr>
-        <w:t>Luồng cấp phát tenant từ lúc người dùng tiềm năng gửi yêu cầu beta đến khi chủ trung tâm đăng nhập lần đầu trải qua nhiều bước phối hợp giữa frontend, backend và các dịch vụ ngoài. Hình 2.7 trình bày tuần tự các bước theo ký pháp UML.</w:t>
+        <w:t>Luồng cấp phát tenant từ lúc người dùng tiềm năng gửi yêu cầu beta đến khi chủ sở hữu trung tâm đăng nhập lần đầu trải qua nhiều bước phối hợp giữa frontend, backend và các dịch vụ ngoài. Hình 2.7 trình bày tuần tự các bước theo ký pháp UML.</w:t>
       </w:r>
     </w:p>
     <w:p>
@@ -16409,7 +16409,7 @@
           <w:i w:val="0"/>
           <w:sz w:val="26"/>
         </w:rPr>
-        <w:t xml:space="preserve"> dựng template mặc định trong khi chờ chủ trung tâm xác thực — giảm thời gian onboarding khi user click magic-link.</w:t>
+        <w:t xml:space="preserve"> dựng template mặc định trong khi chờ chủ sở hữu trung tâm xác thực — giảm thời gian onboarding khi user click magic-link.</w:t>
       </w:r>
     </w:p>
     <w:p>
@@ -22847,7 +22847,7 @@
           <w:i w:val="0"/>
           <w:sz w:val="26"/>
         </w:rPr>
-        <w:t>Chủ trung tâm nhấn magic-link, đặt mật khẩu và đăng nhập lần đầu sẽ thấy dashboard wizard 5 bước: xác nhận thông tin trung tâm, upload logo (hoặc sinh tự động), thêm 3 lớp đầu tiên, mời quản lý/giáo viên, thiết lập phương thức thanh toán.</w:t>
+        <w:t>Chủ sở hữu trung tâm nhấn magic-link, đặt mật khẩu và đăng nhập lần đầu sẽ thấy dashboard wizard 5 bước: xác nhận thông tin trung tâm, upload logo (hoặc sinh tự động), thêm 3 lớp đầu tiên, mời quản lý/giáo viên, thiết lập phương thức thanh toán.</w:t>
       </w:r>
     </w:p>
     <w:p>
@@ -23690,7 +23690,7 @@
           <w:i w:val="0"/>
           <w:sz w:val="26"/>
         </w:rPr>
-        <w:t xml:space="preserve"> Giai đoạn thử nghiệm dùng VietQR thủ công: chủ trung tâm chuyển khoản theo nội dung VietQR và upload ảnh xác nhận, quản trị nền tảng đối soát bằng tay. Cách tiếp cận này khớp thói quen thanh toán phổ biến (bank transfer chiếm ~70% giao dịch giáo dục) và tránh phụ thuộc giấy phép trung gian thanh toán trong giai đoạn xác thực sản phẩm.</w:t>
+        <w:t xml:space="preserve"> Giai đoạn thử nghiệm dùng VietQR thủ công: chủ sở hữu trung tâm chuyển khoản theo nội dung VietQR và upload ảnh xác nhận, quản trị nền tảng đối soát bằng tay. Cách tiếp cận này khớp thói quen thanh toán phổ biến (bank transfer chiếm ~70% giao dịch giáo dục) và tránh phụ thuộc giấy phép trung gian thanh toán trong giai đoạn xác thực sản phẩm.</w:t>
       </w:r>
     </w:p>
     <w:p>
@@ -24326,7 +24326,7 @@
           <w:i w:val="0"/>
           <w:sz w:val="26"/>
         </w:rPr>
-        <w:t>Phần này trình bày kết quả triển khai các giao diện cốt lõi của KiteHub Platform trong giai đoạn thử nghiệm theo ba luồng nghiệp vụ liên kết: hành trình khám phá và kích hoạt tenant của Chủ trung tâm, các thao tác vận hành thường nhật, và bộ công cụ điều hành của Admin nền tảng. Các giao diện được nhóm theo flow nghiệp vụ thay vì liệt kê rời rạc nhằm phản ánh đúng trải nghiệm end-to-end của người dùng.</w:t>
+        <w:t>Phần này trình bày kết quả triển khai các giao diện cốt lõi của KiteHub Platform trong giai đoạn thử nghiệm theo ba luồng nghiệp vụ liên kết: hành trình khám phá và kích hoạt tenant của Chủ sở hữu trung tâm, các thao tác vận hành thường nhật, và bộ công cụ điều hành của Admin nền tảng. Các giao diện được nhóm theo flow nghiệp vụ thay vì liệt kê rời rạc nhằm phản ánh đúng trải nghiệm end-to-end của người dùng.</w:t>
       </w:r>
     </w:p>
     <w:p>
@@ -24340,7 +24340,7 @@
           <w:color w:val="000000"/>
           <w:sz w:val="28"/>
         </w:rPr>
-        <w:t>3.2.1 Luồng khám phá và kích hoạt tenant (Anonymous → Chủ trung tâm)</w:t>
+        <w:t>3.2.1 Luồng khám phá và kích hoạt tenant (Anonymous → Chủ sở hữu trung tâm)</w:t>
       </w:r>
     </w:p>
     <w:p>
@@ -24569,7 +24569,7 @@
           <w:i w:val="0"/>
           <w:sz w:val="26"/>
         </w:rPr>
-        <w:t>) và mục câu hỏi thường gặp. Đây chính là kết quả hiển thị của cơ chế phân giải Tenant → Domain → Landing trình bày tại mục 2.2.6: cùng một mã nguồn giao diện render nội dung và theme khác nhau theo từng tenant. Bước thứ hai là trang đăng nhập, nơi Chủ trung tâm nhập thông tin tài khoản đã được cấp sau khi yêu cầu truy cập được quản trị viên nền tảng duyệt. Bước thứ ba là dashboard tổng quan sau đăng nhập, hiển thị dòng tóm tắt "Trung tâm hiện có 78 học viên · 5 khóa học" cùng sáu thẻ chỉ số (Học viên, Khóa học, Giáo viên, Điểm danh hôm nay, Doanh thu tuần, Tỷ lệ giữ chân). Trong giai đoạn thử nghiệm, hai thẻ Học viên và Khóa học đã hiển thị số liệu thực (78 và 5), bốn thẻ còn lại tạm hiển thị dấu gạch ngang kèm ghi chú minh bạch "chưa có API tổng hợp; sẽ bổ sung khi endpoint thống kê dashboard sẵn sàng" — phản ánh trung thực mức độ hoàn thiện của tính năng thống kê ở thời điểm thực hiện đồ án.</w:t>
+        <w:t>) và mục câu hỏi thường gặp. Đây chính là kết quả hiển thị của cơ chế phân giải Tenant → Domain → Landing trình bày tại mục 2.2.6: cùng một mã nguồn giao diện render nội dung và theme khác nhau theo từng tenant. Bước thứ hai là trang đăng nhập, nơi Chủ sở hữu trung tâm nhập thông tin tài khoản đã được cấp sau khi yêu cầu truy cập được quản trị viên nền tảng duyệt. Bước thứ ba là dashboard tổng quan sau đăng nhập, hiển thị dòng tóm tắt "Trung tâm hiện có 78 học viên · 5 khóa học" cùng sáu thẻ chỉ số (Học viên, Khóa học, Giáo viên, Điểm danh hôm nay, Doanh thu tuần, Tỷ lệ giữ chân). Trong giai đoạn thử nghiệm, hai thẻ Học viên và Khóa học đã hiển thị số liệu thực (78 và 5), bốn thẻ còn lại tạm hiển thị dấu gạch ngang kèm ghi chú minh bạch "chưa có API tổng hợp; sẽ bổ sung khi endpoint thống kê dashboard sẵn sàng" — phản ánh trung thực mức độ hoàn thiện của tính năng thống kê ở thời điểm thực hiện đồ án.</w:t>
       </w:r>
     </w:p>
     <w:p>
@@ -24645,7 +24645,7 @@
           <w:rFonts w:ascii="Times New Roman" w:hAnsi="Times New Roman" w:eastAsia="Times New Roman"/>
           <w:sz w:val="26"/>
         </w:rPr>
-        <w:t>. Giao diện tính năng AI Branding cho phép Chủ trung tâm tạo bộ nhận diện thương hiệu qua trình hướng dẫn nhiều bước</w:t>
+        <w:t>. Giao diện tính năng AI Branding cho phép Chủ sở hữu trung tâm tạo bộ nhận diện thương hiệu qua trình hướng dẫn nhiều bước</w:t>
       </w:r>
     </w:p>
     <w:p>
@@ -24785,7 +24785,7 @@
           <w:i w:val="0"/>
           <w:sz w:val="26"/>
         </w:rPr>
-        <w:t>Sau khi tenant được kích hoạt, Chủ trung tâm và Quản lý sử dụng nhóm chức năng vận hành để tổ chức học viên, lớp học và khóa học. Hình 3.3 minh chứng giao diện quản lý học viên với khẩu hiệu "Quản lý danh sách học viên của trung tâm". Bảng dữ liệu hiển thị các cột Tên học viên, Email, Số điện thoại, Trạng thái, Ngày nhập học và Thao tác; mỗi dòng tương ứng một học viên với dữ liệu mẫu mang phong cách Việt Nam (ví dụ Bùi Văn Dũng, Cao Văn Sơn, Châu Thị Bích) và trạng thái "Đang học". Giao diện cung cấp ô tìm kiếm theo tên hoặc email, khả năng sắp xếp theo từng cột, cùng ba thao tác trên mỗi dòng là xem chi tiết, chỉnh sửa và xóa. Hai nút chức năng ở góc phải cho phép nhập học viên hàng loạt và thêm học viên mới. Trong giai đoạn thử nghiệm, trung tâm mẫu đã có 78 học viên được quản lý qua giao diện này, khớp với chỉ số trên dashboard tổng quan tại Hình 3.1. Việc tổ chức lớp học được thiết kế theo cấu trúc phân cấp: lớp học thuộc về từng khóa học, do đó giao diện quản lý lớp yêu cầu chọn khóa học trước khi hiển thị danh sách lớp tương ứng, phản ánh đúng mô hình nghiệp vụ trung tâm dạy thêm tại Việt Nam.</w:t>
+        <w:t>Sau khi tenant được kích hoạt, Chủ sở hữu trung tâm và Quản lý sử dụng nhóm chức năng vận hành để tổ chức học viên, lớp học và khóa học. Hình 3.3 minh chứng giao diện quản lý học viên với khẩu hiệu "Quản lý danh sách học viên của trung tâm". Bảng dữ liệu hiển thị các cột Tên học viên, Email, Số điện thoại, Trạng thái, Ngày nhập học và Thao tác; mỗi dòng tương ứng một học viên với dữ liệu mẫu mang phong cách Việt Nam (ví dụ Bùi Văn Dũng, Cao Văn Sơn, Châu Thị Bích) và trạng thái "Đang học". Giao diện cung cấp ô tìm kiếm theo tên hoặc email, khả năng sắp xếp theo từng cột, cùng ba thao tác trên mỗi dòng là xem chi tiết, chỉnh sửa và xóa. Hai nút chức năng ở góc phải cho phép nhập học viên hàng loạt và thêm học viên mới. Trong giai đoạn thử nghiệm, trung tâm mẫu đã có 78 học viên được quản lý qua giao diện này, khớp với chỉ số trên dashboard tổng quan tại Hình 3.1. Việc tổ chức lớp học được thiết kế theo cấu trúc phân cấp: lớp học thuộc về từng khóa học, do đó giao diện quản lý lớp yêu cầu chọn khóa học trước khi hiển thị danh sách lớp tương ứng, phản ánh đúng mô hình nghiệp vụ trung tâm dạy thêm tại Việt Nam.</w:t>
       </w:r>
     </w:p>
     <w:p>
@@ -28085,7 +28085,7 @@
           <w:i w:val="0"/>
           <w:sz w:val="26"/>
         </w:rPr>
-        <w:t>Trích dẫn feedback xác nhận từ chủ trung tâm và quản lý trung tâm về độ phù hợp của hệ thống với quy trình vận hành hiện tại.</w:t>
+        <w:t>Trích dẫn feedback xác nhận từ chủ sở hữu trung tâm và quản lý trung tâm về độ phù hợp của hệ thống với quy trình vận hành hiện tại.</w:t>
       </w:r>
     </w:p>
     <w:p>

--- a/documents/08-thesis/thesis-v1.docx
+++ b/documents/08-thesis/thesis-v1.docx
@@ -2010,6 +2010,40 @@
                 <w:i w:val="0"/>
                 <w:sz w:val="24"/>
               </w:rPr>
+              <w:t>K-12</w:t>
+            </w:r>
+          </w:p>
+        </w:tc>
+        <w:tc>
+          <w:tcPr>
+            <w:tcW w:type="dxa" w:w="7087"/>
+          </w:tcPr>
+          <w:p>
+            <w:r>
+              <w:rPr>
+                <w:rFonts w:ascii="Times New Roman" w:hAnsi="Times New Roman" w:eastAsia="Times New Roman"/>
+                <w:b w:val="0"/>
+                <w:i w:val="0"/>
+                <w:sz w:val="24"/>
+              </w:rPr>
+              <w:t>Kindergarten to Grade 12 — bậc giáo dục phổ thông từ mẫu giáo đến lớp 12</w:t>
+            </w:r>
+          </w:p>
+        </w:tc>
+      </w:tr>
+      <w:tr>
+        <w:tc>
+          <w:tcPr>
+            <w:tcW w:type="dxa" w:w="1984"/>
+          </w:tcPr>
+          <w:p>
+            <w:r>
+              <w:rPr>
+                <w:rFonts w:ascii="Times New Roman" w:hAnsi="Times New Roman" w:eastAsia="Times New Roman"/>
+                <w:b/>
+                <w:i w:val="0"/>
+                <w:sz w:val="24"/>
+              </w:rPr>
               <w:t>KMS</w:t>
             </w:r>
           </w:p>
@@ -2687,7 +2721,7 @@
           <w:i w:val="0"/>
           <w:sz w:val="26"/>
         </w:rPr>
-        <w:t>Về đối tượng, đồ án phục vụ ba persona chính: Solo Teacher (giáo viên độc lập, 1-50 học viên), Center Owner (chủ sở hữu trung tâm, 1-10 chi nhánh, 100-2.000 học viên), và Center Manager (quản lý vận hành trung tâm). Persona K-12 Parent + Student được hoãn sang giai đoạn mở rộng K-12 do yêu cầu bổ sung DPO + DPIA theo Điều 26 Luật Bảo vệ Dữ liệu Cá nhân 2023. Kiến trúc hệ thống cấu thành từ ba lớp dịch vụ. Lớp nền tảng KiteHub gồm sáu dịch vụ độc lập đảm nhận các trách nhiệm khác nhau: quản trị (kitehub-admin), nhận diện thương hiệu (kitehub-branding), thư điện tử (kitehub-email), điều phối yêu cầu (kitehub-gateway), thư viện dùng chung (kitehub-platform) và quản lý đăng ký (kitehub-subscription). Lớp nghiệp vụ tenant KiteClass tập trung tại dịch vụ kiteclass-core. Lớp giao diện gồm hai ứng dụng Next.js phục vụ tập người dùng khác nhau.</w:t>
+        <w:t>Về đối tượng, đồ án phục vụ ba persona chính: Solo Teacher (giáo viên độc lập, 1-50 học viên), Center Owner (chủ sở hữu trung tâm, 1-10 chi nhánh, 100-2.000 học viên), và Center Manager (quản lý vận hành trung tâm). Persona Parent và Student thuộc phân khúc K-12 (Kindergarten to Grade 12 — bậc giáo dục phổ thông từ mẫu giáo đến lớp 12) được hoãn sang giai đoạn mở rộng K-12 do yêu cầu bổ sung DPO + DPIA theo Điều 26 Luật Bảo vệ Dữ liệu Cá nhân 2023. Kiến trúc hệ thống cấu thành từ ba lớp dịch vụ. Lớp nền tảng KiteHub gồm sáu dịch vụ độc lập đảm nhận các trách nhiệm khác nhau: quản trị (kitehub-admin), nhận diện thương hiệu (kitehub-branding), thư điện tử (kitehub-email), điều phối yêu cầu (kitehub-gateway), thư viện dùng chung (kitehub-platform) và quản lý đăng ký (kitehub-subscription). Lớp nghiệp vụ tenant KiteClass tập trung tại dịch vụ kiteclass-core. Lớp giao diện gồm hai ứng dụng Next.js phục vụ tập người dùng khác nhau.</w:t>
       </w:r>
     </w:p>
     <w:p>

--- a/documents/08-thesis/thesis-v1.docx
+++ b/documents/08-thesis/thesis-v1.docx
@@ -1636,7 +1636,7 @@
                 <w:i w:val="0"/>
                 <w:sz w:val="24"/>
               </w:rPr>
-              <w:t>ALB</w:t>
+              <w:t>AI</w:t>
             </w:r>
           </w:p>
         </w:tc>
@@ -1652,7 +1652,7 @@
                 <w:i w:val="0"/>
                 <w:sz w:val="24"/>
               </w:rPr>
-              <w:t>Application Load Balancer — bộ cân bằng tải ứng dụng AWS</w:t>
+              <w:t>Artificial Intelligence — trí tuệ nhân tạo</w:t>
             </w:r>
           </w:p>
         </w:tc>
@@ -1670,7 +1670,7 @@
                 <w:i w:val="0"/>
                 <w:sz w:val="24"/>
               </w:rPr>
-              <w:t>API</w:t>
+              <w:t>ALB</w:t>
             </w:r>
           </w:p>
         </w:tc>
@@ -1686,7 +1686,7 @@
                 <w:i w:val="0"/>
                 <w:sz w:val="24"/>
               </w:rPr>
-              <w:t>Application Programming Interface</w:t>
+              <w:t>Application Load Balancer — bộ cân bằng tải ứng dụng AWS</w:t>
             </w:r>
           </w:p>
         </w:tc>
@@ -1704,7 +1704,7 @@
                 <w:i w:val="0"/>
                 <w:sz w:val="24"/>
               </w:rPr>
-              <w:t>CI/CD</w:t>
+              <w:t>API</w:t>
             </w:r>
           </w:p>
         </w:tc>
@@ -1720,7 +1720,7 @@
                 <w:i w:val="0"/>
                 <w:sz w:val="24"/>
               </w:rPr>
-              <w:t>Continuous Integration / Continuous Deployment</w:t>
+              <w:t>Application Programming Interface — giao diện lập trình ứng dụng</w:t>
             </w:r>
           </w:p>
         </w:tc>
@@ -1738,7 +1738,7 @@
                 <w:i w:val="0"/>
                 <w:sz w:val="24"/>
               </w:rPr>
-              <w:t>DDD</w:t>
+              <w:t>C4</w:t>
             </w:r>
           </w:p>
         </w:tc>
@@ -1754,7 +1754,7 @@
                 <w:i w:val="0"/>
                 <w:sz w:val="24"/>
               </w:rPr>
-              <w:t>Domain-Driven Design</w:t>
+              <w:t>Mô hình mô tả kiến trúc phần mềm 4 cấp: Context, Container, Component, Code</w:t>
             </w:r>
           </w:p>
         </w:tc>
@@ -1772,7 +1772,7 @@
                 <w:i w:val="0"/>
                 <w:sz w:val="24"/>
               </w:rPr>
-              <w:t>DPIA</w:t>
+              <w:t>CDN</w:t>
             </w:r>
           </w:p>
         </w:tc>
@@ -1788,7 +1788,7 @@
                 <w:i w:val="0"/>
                 <w:sz w:val="24"/>
               </w:rPr>
-              <w:t>Data Protection Impact Assessment — Đánh giá Tác động Bảo vệ Dữ liệu</w:t>
+              <w:t>Content Delivery Network — mạng phân phối nội dung</w:t>
             </w:r>
           </w:p>
         </w:tc>
@@ -1806,7 +1806,7 @@
                 <w:i w:val="0"/>
                 <w:sz w:val="24"/>
               </w:rPr>
-              <w:t>DPO</w:t>
+              <w:t>CI/CD</w:t>
             </w:r>
           </w:p>
         </w:tc>
@@ -1822,7 +1822,7 @@
                 <w:i w:val="0"/>
                 <w:sz w:val="24"/>
               </w:rPr>
-              <w:t>Data Protection Officer — Cán bộ Bảo vệ Dữ liệu theo PDPL</w:t>
+              <w:t>Continuous Integration / Continuous Deployment — tích hợp / triển khai liên tục</w:t>
             </w:r>
           </w:p>
         </w:tc>
@@ -1840,7 +1840,7 @@
                 <w:i w:val="0"/>
                 <w:sz w:val="24"/>
               </w:rPr>
-              <w:t>ECR</w:t>
+              <w:t>CRM</w:t>
             </w:r>
           </w:p>
         </w:tc>
@@ -1856,7 +1856,7 @@
                 <w:i w:val="0"/>
                 <w:sz w:val="24"/>
               </w:rPr>
-              <w:t>Elastic Container Registry — kho chứa Docker images trên AWS</w:t>
+              <w:t>Customer Relationship Management — quản lý quan hệ khách hàng</w:t>
             </w:r>
           </w:p>
         </w:tc>
@@ -1874,7 +1874,7 @@
                 <w:i w:val="0"/>
                 <w:sz w:val="24"/>
               </w:rPr>
-              <w:t>ECS</w:t>
+              <w:t>DCV</w:t>
             </w:r>
           </w:p>
         </w:tc>
@@ -1890,7 +1890,7 @@
                 <w:i w:val="0"/>
                 <w:sz w:val="24"/>
               </w:rPr>
-              <w:t>Elastic Container Service — dịch vụ điều phối container AWS</w:t>
+              <w:t>Domain Control Validation — xác thực quyền kiểm soát tên miền</w:t>
             </w:r>
           </w:p>
         </w:tc>
@@ -1908,7 +1908,7 @@
                 <w:i w:val="0"/>
                 <w:sz w:val="24"/>
               </w:rPr>
-              <w:t>IEEE</w:t>
+              <w:t>DDD</w:t>
             </w:r>
           </w:p>
         </w:tc>
@@ -1924,7 +1924,7 @@
                 <w:i w:val="0"/>
                 <w:sz w:val="24"/>
               </w:rPr>
-              <w:t>Institute of Electrical and Electronics Engineers</w:t>
+              <w:t>Domain-Driven Design — thiết kế hướng miền</w:t>
             </w:r>
           </w:p>
         </w:tc>
@@ -1942,7 +1942,7 @@
                 <w:i w:val="0"/>
                 <w:sz w:val="24"/>
               </w:rPr>
-              <w:t>ISO</w:t>
+              <w:t>DDoS</w:t>
             </w:r>
           </w:p>
         </w:tc>
@@ -1958,7 +1958,7 @@
                 <w:i w:val="0"/>
                 <w:sz w:val="24"/>
               </w:rPr>
-              <w:t>International Organization for Standardization</w:t>
+              <w:t>Distributed Denial of Service — tấn công từ chối dịch vụ phân tán</w:t>
             </w:r>
           </w:p>
         </w:tc>
@@ -1976,7 +1976,7 @@
                 <w:i w:val="0"/>
                 <w:sz w:val="24"/>
               </w:rPr>
-              <w:t>JWT</w:t>
+              <w:t>DKIM</w:t>
             </w:r>
           </w:p>
         </w:tc>
@@ -1992,7 +1992,7 @@
                 <w:i w:val="0"/>
                 <w:sz w:val="24"/>
               </w:rPr>
-              <w:t>JSON Web Token</w:t>
+              <w:t>DomainKeys Identified Mail — chữ ký số xác thực email theo tên miền</w:t>
             </w:r>
           </w:p>
         </w:tc>
@@ -2010,7 +2010,7 @@
                 <w:i w:val="0"/>
                 <w:sz w:val="24"/>
               </w:rPr>
-              <w:t>K-12</w:t>
+              <w:t>DMARC</w:t>
             </w:r>
           </w:p>
         </w:tc>
@@ -2026,7 +2026,7 @@
                 <w:i w:val="0"/>
                 <w:sz w:val="24"/>
               </w:rPr>
-              <w:t>Kindergarten to Grade 12 — bậc giáo dục phổ thông từ mẫu giáo đến lớp 12</w:t>
+              <w:t>Domain-based Message Authentication, Reporting and Conformance — chính sách chống giả mạo email</w:t>
             </w:r>
           </w:p>
         </w:tc>
@@ -2044,7 +2044,7 @@
                 <w:i w:val="0"/>
                 <w:sz w:val="24"/>
               </w:rPr>
-              <w:t>KMS</w:t>
+              <w:t>DPIA</w:t>
             </w:r>
           </w:p>
         </w:tc>
@@ -2060,7 +2060,7 @@
                 <w:i w:val="0"/>
                 <w:sz w:val="24"/>
               </w:rPr>
-              <w:t>Key Management Service — dịch vụ quản lý khóa mã hóa</w:t>
+              <w:t>Data Protection Impact Assessment — Đánh giá Tác động Bảo vệ Dữ liệu</w:t>
             </w:r>
           </w:p>
         </w:tc>
@@ -2078,7 +2078,7 @@
                 <w:i w:val="0"/>
                 <w:sz w:val="24"/>
               </w:rPr>
-              <w:t>KPI</w:t>
+              <w:t>DPO</w:t>
             </w:r>
           </w:p>
         </w:tc>
@@ -2094,7 +2094,7 @@
                 <w:i w:val="0"/>
                 <w:sz w:val="24"/>
               </w:rPr>
-              <w:t>Key Performance Indicator — chỉ số hiệu suất chính</w:t>
+              <w:t>Data Protection Officer — Cán bộ Bảo vệ Dữ liệu theo PDPL</w:t>
             </w:r>
           </w:p>
         </w:tc>
@@ -2112,7 +2112,7 @@
                 <w:i w:val="0"/>
                 <w:sz w:val="24"/>
               </w:rPr>
-              <w:t>LMS</w:t>
+              <w:t>DSAR</w:t>
             </w:r>
           </w:p>
         </w:tc>
@@ -2128,7 +2128,7 @@
                 <w:i w:val="0"/>
                 <w:sz w:val="24"/>
               </w:rPr>
-              <w:t>Learning Management System — hệ quản lý học tập</w:t>
+              <w:t>Data Subject Access Request — yêu cầu truy cập dữ liệu của chủ thể dữ liệu</w:t>
             </w:r>
           </w:p>
         </w:tc>
@@ -2146,7 +2146,7 @@
                 <w:i w:val="0"/>
                 <w:sz w:val="24"/>
               </w:rPr>
-              <w:t>MVP</w:t>
+              <w:t>ECR</w:t>
             </w:r>
           </w:p>
         </w:tc>
@@ -2162,7 +2162,7 @@
                 <w:i w:val="0"/>
                 <w:sz w:val="24"/>
               </w:rPr>
-              <w:t>Minimum Viable Product — sản phẩm tối thiểu khả dụng</w:t>
+              <w:t>Elastic Container Registry — kho chứa Docker images trên AWS</w:t>
             </w:r>
           </w:p>
         </w:tc>
@@ -2180,7 +2180,7 @@
                 <w:i w:val="0"/>
                 <w:sz w:val="24"/>
               </w:rPr>
-              <w:t>OIDC</w:t>
+              <w:t>ECS</w:t>
             </w:r>
           </w:p>
         </w:tc>
@@ -2196,7 +2196,7 @@
                 <w:i w:val="0"/>
                 <w:sz w:val="24"/>
               </w:rPr>
-              <w:t>OpenID Connect — chuẩn xác thực OAuth 2.0 mở rộng</w:t>
+              <w:t>Elastic Container Service — dịch vụ điều phối container AWS</w:t>
             </w:r>
           </w:p>
         </w:tc>
@@ -2214,7 +2214,7 @@
                 <w:i w:val="0"/>
                 <w:sz w:val="24"/>
               </w:rPr>
-              <w:t>OWASP</w:t>
+              <w:t>ERD</w:t>
             </w:r>
           </w:p>
         </w:tc>
@@ -2230,7 +2230,7 @@
                 <w:i w:val="0"/>
                 <w:sz w:val="24"/>
               </w:rPr>
-              <w:t>Open Worldwide Application Security Project</w:t>
+              <w:t>Entity-Relationship Diagram — sơ đồ thực thể-quan hệ</w:t>
             </w:r>
           </w:p>
         </w:tc>
@@ -2248,7 +2248,7 @@
                 <w:i w:val="0"/>
                 <w:sz w:val="24"/>
               </w:rPr>
-              <w:t>PDPL</w:t>
+              <w:t>IEEE</w:t>
             </w:r>
           </w:p>
         </w:tc>
@@ -2264,7 +2264,7 @@
                 <w:i w:val="0"/>
                 <w:sz w:val="24"/>
               </w:rPr>
-              <w:t>Personal Data Protection Law — Luật Bảo vệ Dữ liệu Cá nhân 2023 (Số 49/2023/QH15)</w:t>
+              <w:t>Institute of Electrical and Electronics Engineers</w:t>
             </w:r>
           </w:p>
         </w:tc>
@@ -2282,7 +2282,7 @@
                 <w:i w:val="0"/>
                 <w:sz w:val="24"/>
               </w:rPr>
-              <w:t>RDS</w:t>
+              <w:t>ISO</w:t>
             </w:r>
           </w:p>
         </w:tc>
@@ -2298,7 +2298,7 @@
                 <w:i w:val="0"/>
                 <w:sz w:val="24"/>
               </w:rPr>
-              <w:t>Relational Database Service — dịch vụ cơ sở dữ liệu quan hệ AWS</w:t>
+              <w:t>International Organization for Standardization — Tổ chức Tiêu chuẩn hóa Quốc tế</w:t>
             </w:r>
           </w:p>
         </w:tc>
@@ -2316,7 +2316,7 @@
                 <w:i w:val="0"/>
                 <w:sz w:val="24"/>
               </w:rPr>
-              <w:t>REST</w:t>
+              <w:t>JWT</w:t>
             </w:r>
           </w:p>
         </w:tc>
@@ -2332,7 +2332,7 @@
                 <w:i w:val="0"/>
                 <w:sz w:val="24"/>
               </w:rPr>
-              <w:t>Representational State Transfer</w:t>
+              <w:t>JSON Web Token</w:t>
             </w:r>
           </w:p>
         </w:tc>
@@ -2350,7 +2350,7 @@
                 <w:i w:val="0"/>
                 <w:sz w:val="24"/>
               </w:rPr>
-              <w:t>RLS</w:t>
+              <w:t>K-12</w:t>
             </w:r>
           </w:p>
         </w:tc>
@@ -2366,7 +2366,7 @@
                 <w:i w:val="0"/>
                 <w:sz w:val="24"/>
               </w:rPr>
-              <w:t>Row-Level Security</w:t>
+              <w:t>Kindergarten to Grade 12 — bậc giáo dục phổ thông từ mẫu giáo đến lớp 12</w:t>
             </w:r>
           </w:p>
         </w:tc>
@@ -2384,7 +2384,7 @@
                 <w:i w:val="0"/>
                 <w:sz w:val="24"/>
               </w:rPr>
-              <w:t>SaaS</w:t>
+              <w:t>KMS</w:t>
             </w:r>
           </w:p>
         </w:tc>
@@ -2400,7 +2400,7 @@
                 <w:i w:val="0"/>
                 <w:sz w:val="24"/>
               </w:rPr>
-              <w:t>Software as a Service</w:t>
+              <w:t>Key Management Service — dịch vụ quản lý khóa mã hóa</w:t>
             </w:r>
           </w:p>
         </w:tc>
@@ -2418,7 +2418,7 @@
                 <w:i w:val="0"/>
                 <w:sz w:val="24"/>
               </w:rPr>
-              <w:t>SES</w:t>
+              <w:t>KPI</w:t>
             </w:r>
           </w:p>
         </w:tc>
@@ -2434,7 +2434,7 @@
                 <w:i w:val="0"/>
                 <w:sz w:val="24"/>
               </w:rPr>
-              <w:t>Simple Email Service — dịch vụ gửi email AWS</w:t>
+              <w:t>Key Performance Indicator — chỉ số hiệu suất chính</w:t>
             </w:r>
           </w:p>
         </w:tc>
@@ -2452,7 +2452,7 @@
                 <w:i w:val="0"/>
                 <w:sz w:val="24"/>
               </w:rPr>
-              <w:t>TDD</w:t>
+              <w:t>Lean</w:t>
             </w:r>
           </w:p>
         </w:tc>
@@ -2468,7 +2468,7 @@
                 <w:i w:val="0"/>
                 <w:sz w:val="24"/>
               </w:rPr>
-              <w:t>Test-Driven Development</w:t>
+              <w:t>Lean Software Development — phát triển phần mềm tinh gọn (Poppendieck)</w:t>
             </w:r>
           </w:p>
         </w:tc>
@@ -2486,7 +2486,7 @@
                 <w:i w:val="0"/>
                 <w:sz w:val="24"/>
               </w:rPr>
-              <w:t>UTC GTVT</w:t>
+              <w:t>LMS</w:t>
             </w:r>
           </w:p>
         </w:tc>
@@ -2502,7 +2502,7 @@
                 <w:i w:val="0"/>
                 <w:sz w:val="24"/>
               </w:rPr>
-              <w:t>Trường Đại học Giao thông Vận tải — University of Transport and Communications</w:t>
+              <w:t>Learning Management System — hệ quản lý học tập</w:t>
             </w:r>
           </w:p>
         </w:tc>
@@ -2520,6 +2520,686 @@
                 <w:i w:val="0"/>
                 <w:sz w:val="24"/>
               </w:rPr>
+              <w:t>MVP</w:t>
+            </w:r>
+          </w:p>
+        </w:tc>
+        <w:tc>
+          <w:tcPr>
+            <w:tcW w:type="dxa" w:w="7087"/>
+          </w:tcPr>
+          <w:p>
+            <w:r>
+              <w:rPr>
+                <w:rFonts w:ascii="Times New Roman" w:hAnsi="Times New Roman" w:eastAsia="Times New Roman"/>
+                <w:b w:val="0"/>
+                <w:i w:val="0"/>
+                <w:sz w:val="24"/>
+              </w:rPr>
+              <w:t>Minimum Viable Product — sản phẩm tối thiểu khả dụng</w:t>
+            </w:r>
+          </w:p>
+        </w:tc>
+      </w:tr>
+      <w:tr>
+        <w:tc>
+          <w:tcPr>
+            <w:tcW w:type="dxa" w:w="1984"/>
+          </w:tcPr>
+          <w:p>
+            <w:r>
+              <w:rPr>
+                <w:rFonts w:ascii="Times New Roman" w:hAnsi="Times New Roman" w:eastAsia="Times New Roman"/>
+                <w:b/>
+                <w:i w:val="0"/>
+                <w:sz w:val="24"/>
+              </w:rPr>
+              <w:t>NFR</w:t>
+            </w:r>
+          </w:p>
+        </w:tc>
+        <w:tc>
+          <w:tcPr>
+            <w:tcW w:type="dxa" w:w="7087"/>
+          </w:tcPr>
+          <w:p>
+            <w:r>
+              <w:rPr>
+                <w:rFonts w:ascii="Times New Roman" w:hAnsi="Times New Roman" w:eastAsia="Times New Roman"/>
+                <w:b w:val="0"/>
+                <w:i w:val="0"/>
+                <w:sz w:val="24"/>
+              </w:rPr>
+              <w:t>Non-Functional Requirement — yêu cầu phi chức năng</w:t>
+            </w:r>
+          </w:p>
+        </w:tc>
+      </w:tr>
+      <w:tr>
+        <w:tc>
+          <w:tcPr>
+            <w:tcW w:type="dxa" w:w="1984"/>
+          </w:tcPr>
+          <w:p>
+            <w:r>
+              <w:rPr>
+                <w:rFonts w:ascii="Times New Roman" w:hAnsi="Times New Roman" w:eastAsia="Times New Roman"/>
+                <w:b/>
+                <w:i w:val="0"/>
+                <w:sz w:val="24"/>
+              </w:rPr>
+              <w:t>OIDC</w:t>
+            </w:r>
+          </w:p>
+        </w:tc>
+        <w:tc>
+          <w:tcPr>
+            <w:tcW w:type="dxa" w:w="7087"/>
+          </w:tcPr>
+          <w:p>
+            <w:r>
+              <w:rPr>
+                <w:rFonts w:ascii="Times New Roman" w:hAnsi="Times New Roman" w:eastAsia="Times New Roman"/>
+                <w:b w:val="0"/>
+                <w:i w:val="0"/>
+                <w:sz w:val="24"/>
+              </w:rPr>
+              <w:t>OpenID Connect — chuẩn xác thực OAuth 2.0 mở rộng</w:t>
+            </w:r>
+          </w:p>
+        </w:tc>
+      </w:tr>
+      <w:tr>
+        <w:tc>
+          <w:tcPr>
+            <w:tcW w:type="dxa" w:w="1984"/>
+          </w:tcPr>
+          <w:p>
+            <w:r>
+              <w:rPr>
+                <w:rFonts w:ascii="Times New Roman" w:hAnsi="Times New Roman" w:eastAsia="Times New Roman"/>
+                <w:b/>
+                <w:i w:val="0"/>
+                <w:sz w:val="24"/>
+              </w:rPr>
+              <w:t>OWASP</w:t>
+            </w:r>
+          </w:p>
+        </w:tc>
+        <w:tc>
+          <w:tcPr>
+            <w:tcW w:type="dxa" w:w="7087"/>
+          </w:tcPr>
+          <w:p>
+            <w:r>
+              <w:rPr>
+                <w:rFonts w:ascii="Times New Roman" w:hAnsi="Times New Roman" w:eastAsia="Times New Roman"/>
+                <w:b w:val="0"/>
+                <w:i w:val="0"/>
+                <w:sz w:val="24"/>
+              </w:rPr>
+              <w:t>Open Worldwide Application Security Project</w:t>
+            </w:r>
+          </w:p>
+        </w:tc>
+      </w:tr>
+      <w:tr>
+        <w:tc>
+          <w:tcPr>
+            <w:tcW w:type="dxa" w:w="1984"/>
+          </w:tcPr>
+          <w:p>
+            <w:r>
+              <w:rPr>
+                <w:rFonts w:ascii="Times New Roman" w:hAnsi="Times New Roman" w:eastAsia="Times New Roman"/>
+                <w:b/>
+                <w:i w:val="0"/>
+                <w:sz w:val="24"/>
+              </w:rPr>
+              <w:t>PDCA</w:t>
+            </w:r>
+          </w:p>
+        </w:tc>
+        <w:tc>
+          <w:tcPr>
+            <w:tcW w:type="dxa" w:w="7087"/>
+          </w:tcPr>
+          <w:p>
+            <w:r>
+              <w:rPr>
+                <w:rFonts w:ascii="Times New Roman" w:hAnsi="Times New Roman" w:eastAsia="Times New Roman"/>
+                <w:b w:val="0"/>
+                <w:i w:val="0"/>
+                <w:sz w:val="24"/>
+              </w:rPr>
+              <w:t>Plan-Do-Check-Act — chu trình cải tiến chất lượng (Deming)</w:t>
+            </w:r>
+          </w:p>
+        </w:tc>
+      </w:tr>
+      <w:tr>
+        <w:tc>
+          <w:tcPr>
+            <w:tcW w:type="dxa" w:w="1984"/>
+          </w:tcPr>
+          <w:p>
+            <w:r>
+              <w:rPr>
+                <w:rFonts w:ascii="Times New Roman" w:hAnsi="Times New Roman" w:eastAsia="Times New Roman"/>
+                <w:b/>
+                <w:i w:val="0"/>
+                <w:sz w:val="24"/>
+              </w:rPr>
+              <w:t>PDPL</w:t>
+            </w:r>
+          </w:p>
+        </w:tc>
+        <w:tc>
+          <w:tcPr>
+            <w:tcW w:type="dxa" w:w="7087"/>
+          </w:tcPr>
+          <w:p>
+            <w:r>
+              <w:rPr>
+                <w:rFonts w:ascii="Times New Roman" w:hAnsi="Times New Roman" w:eastAsia="Times New Roman"/>
+                <w:b w:val="0"/>
+                <w:i w:val="0"/>
+                <w:sz w:val="24"/>
+              </w:rPr>
+              <w:t>Personal Data Protection Law — Luật Bảo vệ Dữ liệu Cá nhân 2023 (Số 49/2023/QH15)</w:t>
+            </w:r>
+          </w:p>
+        </w:tc>
+      </w:tr>
+      <w:tr>
+        <w:tc>
+          <w:tcPr>
+            <w:tcW w:type="dxa" w:w="1984"/>
+          </w:tcPr>
+          <w:p>
+            <w:r>
+              <w:rPr>
+                <w:rFonts w:ascii="Times New Roman" w:hAnsi="Times New Roman" w:eastAsia="Times New Roman"/>
+                <w:b/>
+                <w:i w:val="0"/>
+                <w:sz w:val="24"/>
+              </w:rPr>
+              <w:t>RDS</w:t>
+            </w:r>
+          </w:p>
+        </w:tc>
+        <w:tc>
+          <w:tcPr>
+            <w:tcW w:type="dxa" w:w="7087"/>
+          </w:tcPr>
+          <w:p>
+            <w:r>
+              <w:rPr>
+                <w:rFonts w:ascii="Times New Roman" w:hAnsi="Times New Roman" w:eastAsia="Times New Roman"/>
+                <w:b w:val="0"/>
+                <w:i w:val="0"/>
+                <w:sz w:val="24"/>
+              </w:rPr>
+              <w:t>Relational Database Service — dịch vụ cơ sở dữ liệu quan hệ AWS</w:t>
+            </w:r>
+          </w:p>
+        </w:tc>
+      </w:tr>
+      <w:tr>
+        <w:tc>
+          <w:tcPr>
+            <w:tcW w:type="dxa" w:w="1984"/>
+          </w:tcPr>
+          <w:p>
+            <w:r>
+              <w:rPr>
+                <w:rFonts w:ascii="Times New Roman" w:hAnsi="Times New Roman" w:eastAsia="Times New Roman"/>
+                <w:b/>
+                <w:i w:val="0"/>
+                <w:sz w:val="24"/>
+              </w:rPr>
+              <w:t>REST</w:t>
+            </w:r>
+          </w:p>
+        </w:tc>
+        <w:tc>
+          <w:tcPr>
+            <w:tcW w:type="dxa" w:w="7087"/>
+          </w:tcPr>
+          <w:p>
+            <w:r>
+              <w:rPr>
+                <w:rFonts w:ascii="Times New Roman" w:hAnsi="Times New Roman" w:eastAsia="Times New Roman"/>
+                <w:b w:val="0"/>
+                <w:i w:val="0"/>
+                <w:sz w:val="24"/>
+              </w:rPr>
+              <w:t>Representational State Transfer</w:t>
+            </w:r>
+          </w:p>
+        </w:tc>
+      </w:tr>
+      <w:tr>
+        <w:tc>
+          <w:tcPr>
+            <w:tcW w:type="dxa" w:w="1984"/>
+          </w:tcPr>
+          <w:p>
+            <w:r>
+              <w:rPr>
+                <w:rFonts w:ascii="Times New Roman" w:hAnsi="Times New Roman" w:eastAsia="Times New Roman"/>
+                <w:b/>
+                <w:i w:val="0"/>
+                <w:sz w:val="24"/>
+              </w:rPr>
+              <w:t>RLS</w:t>
+            </w:r>
+          </w:p>
+        </w:tc>
+        <w:tc>
+          <w:tcPr>
+            <w:tcW w:type="dxa" w:w="7087"/>
+          </w:tcPr>
+          <w:p>
+            <w:r>
+              <w:rPr>
+                <w:rFonts w:ascii="Times New Roman" w:hAnsi="Times New Roman" w:eastAsia="Times New Roman"/>
+                <w:b w:val="0"/>
+                <w:i w:val="0"/>
+                <w:sz w:val="24"/>
+              </w:rPr>
+              <w:t>Row-Level Security — bảo mật mức hàng</w:t>
+            </w:r>
+          </w:p>
+        </w:tc>
+      </w:tr>
+      <w:tr>
+        <w:tc>
+          <w:tcPr>
+            <w:tcW w:type="dxa" w:w="1984"/>
+          </w:tcPr>
+          <w:p>
+            <w:r>
+              <w:rPr>
+                <w:rFonts w:ascii="Times New Roman" w:hAnsi="Times New Roman" w:eastAsia="Times New Roman"/>
+                <w:b/>
+                <w:i w:val="0"/>
+                <w:sz w:val="24"/>
+              </w:rPr>
+              <w:t>SaaS</w:t>
+            </w:r>
+          </w:p>
+        </w:tc>
+        <w:tc>
+          <w:tcPr>
+            <w:tcW w:type="dxa" w:w="7087"/>
+          </w:tcPr>
+          <w:p>
+            <w:r>
+              <w:rPr>
+                <w:rFonts w:ascii="Times New Roman" w:hAnsi="Times New Roman" w:eastAsia="Times New Roman"/>
+                <w:b w:val="0"/>
+                <w:i w:val="0"/>
+                <w:sz w:val="24"/>
+              </w:rPr>
+              <w:t>Software as a Service — phần mềm dạng dịch vụ</w:t>
+            </w:r>
+          </w:p>
+        </w:tc>
+      </w:tr>
+      <w:tr>
+        <w:tc>
+          <w:tcPr>
+            <w:tcW w:type="dxa" w:w="1984"/>
+          </w:tcPr>
+          <w:p>
+            <w:r>
+              <w:rPr>
+                <w:rFonts w:ascii="Times New Roman" w:hAnsi="Times New Roman" w:eastAsia="Times New Roman"/>
+                <w:b/>
+                <w:i w:val="0"/>
+                <w:sz w:val="24"/>
+              </w:rPr>
+              <w:t>SDXL</w:t>
+            </w:r>
+          </w:p>
+        </w:tc>
+        <w:tc>
+          <w:tcPr>
+            <w:tcW w:type="dxa" w:w="7087"/>
+          </w:tcPr>
+          <w:p>
+            <w:r>
+              <w:rPr>
+                <w:rFonts w:ascii="Times New Roman" w:hAnsi="Times New Roman" w:eastAsia="Times New Roman"/>
+                <w:b w:val="0"/>
+                <w:i w:val="0"/>
+                <w:sz w:val="24"/>
+              </w:rPr>
+              <w:t>Stable Diffusion XL — mô hình sinh ảnh từ văn bản</w:t>
+            </w:r>
+          </w:p>
+        </w:tc>
+      </w:tr>
+      <w:tr>
+        <w:tc>
+          <w:tcPr>
+            <w:tcW w:type="dxa" w:w="1984"/>
+          </w:tcPr>
+          <w:p>
+            <w:r>
+              <w:rPr>
+                <w:rFonts w:ascii="Times New Roman" w:hAnsi="Times New Roman" w:eastAsia="Times New Roman"/>
+                <w:b/>
+                <w:i w:val="0"/>
+                <w:sz w:val="24"/>
+              </w:rPr>
+              <w:t>SES</w:t>
+            </w:r>
+          </w:p>
+        </w:tc>
+        <w:tc>
+          <w:tcPr>
+            <w:tcW w:type="dxa" w:w="7087"/>
+          </w:tcPr>
+          <w:p>
+            <w:r>
+              <w:rPr>
+                <w:rFonts w:ascii="Times New Roman" w:hAnsi="Times New Roman" w:eastAsia="Times New Roman"/>
+                <w:b w:val="0"/>
+                <w:i w:val="0"/>
+                <w:sz w:val="24"/>
+              </w:rPr>
+              <w:t>Simple Email Service — dịch vụ gửi email AWS</w:t>
+            </w:r>
+          </w:p>
+        </w:tc>
+      </w:tr>
+      <w:tr>
+        <w:tc>
+          <w:tcPr>
+            <w:tcW w:type="dxa" w:w="1984"/>
+          </w:tcPr>
+          <w:p>
+            <w:r>
+              <w:rPr>
+                <w:rFonts w:ascii="Times New Roman" w:hAnsi="Times New Roman" w:eastAsia="Times New Roman"/>
+                <w:b/>
+                <w:i w:val="0"/>
+                <w:sz w:val="24"/>
+              </w:rPr>
+              <w:t>SLA</w:t>
+            </w:r>
+          </w:p>
+        </w:tc>
+        <w:tc>
+          <w:tcPr>
+            <w:tcW w:type="dxa" w:w="7087"/>
+          </w:tcPr>
+          <w:p>
+            <w:r>
+              <w:rPr>
+                <w:rFonts w:ascii="Times New Roman" w:hAnsi="Times New Roman" w:eastAsia="Times New Roman"/>
+                <w:b w:val="0"/>
+                <w:i w:val="0"/>
+                <w:sz w:val="24"/>
+              </w:rPr>
+              <w:t>Service Level Agreement — cam kết mức dịch vụ</w:t>
+            </w:r>
+          </w:p>
+        </w:tc>
+      </w:tr>
+      <w:tr>
+        <w:tc>
+          <w:tcPr>
+            <w:tcW w:type="dxa" w:w="1984"/>
+          </w:tcPr>
+          <w:p>
+            <w:r>
+              <w:rPr>
+                <w:rFonts w:ascii="Times New Roman" w:hAnsi="Times New Roman" w:eastAsia="Times New Roman"/>
+                <w:b/>
+                <w:i w:val="0"/>
+                <w:sz w:val="24"/>
+              </w:rPr>
+              <w:t>SPF</w:t>
+            </w:r>
+          </w:p>
+        </w:tc>
+        <w:tc>
+          <w:tcPr>
+            <w:tcW w:type="dxa" w:w="7087"/>
+          </w:tcPr>
+          <w:p>
+            <w:r>
+              <w:rPr>
+                <w:rFonts w:ascii="Times New Roman" w:hAnsi="Times New Roman" w:eastAsia="Times New Roman"/>
+                <w:b w:val="0"/>
+                <w:i w:val="0"/>
+                <w:sz w:val="24"/>
+              </w:rPr>
+              <w:t>Sender Policy Framework — bản ghi xác thực nguồn gửi email</w:t>
+            </w:r>
+          </w:p>
+        </w:tc>
+      </w:tr>
+      <w:tr>
+        <w:tc>
+          <w:tcPr>
+            <w:tcW w:type="dxa" w:w="1984"/>
+          </w:tcPr>
+          <w:p>
+            <w:r>
+              <w:rPr>
+                <w:rFonts w:ascii="Times New Roman" w:hAnsi="Times New Roman" w:eastAsia="Times New Roman"/>
+                <w:b/>
+                <w:i w:val="0"/>
+                <w:sz w:val="24"/>
+              </w:rPr>
+              <w:t>SSG</w:t>
+            </w:r>
+          </w:p>
+        </w:tc>
+        <w:tc>
+          <w:tcPr>
+            <w:tcW w:type="dxa" w:w="7087"/>
+          </w:tcPr>
+          <w:p>
+            <w:r>
+              <w:rPr>
+                <w:rFonts w:ascii="Times New Roman" w:hAnsi="Times New Roman" w:eastAsia="Times New Roman"/>
+                <w:b w:val="0"/>
+                <w:i w:val="0"/>
+                <w:sz w:val="24"/>
+              </w:rPr>
+              <w:t>Static Site Generation — sinh trang tĩnh</w:t>
+            </w:r>
+          </w:p>
+        </w:tc>
+      </w:tr>
+      <w:tr>
+        <w:tc>
+          <w:tcPr>
+            <w:tcW w:type="dxa" w:w="1984"/>
+          </w:tcPr>
+          <w:p>
+            <w:r>
+              <w:rPr>
+                <w:rFonts w:ascii="Times New Roman" w:hAnsi="Times New Roman" w:eastAsia="Times New Roman"/>
+                <w:b/>
+                <w:i w:val="0"/>
+                <w:sz w:val="24"/>
+              </w:rPr>
+              <w:t>SSR</w:t>
+            </w:r>
+          </w:p>
+        </w:tc>
+        <w:tc>
+          <w:tcPr>
+            <w:tcW w:type="dxa" w:w="7087"/>
+          </w:tcPr>
+          <w:p>
+            <w:r>
+              <w:rPr>
+                <w:rFonts w:ascii="Times New Roman" w:hAnsi="Times New Roman" w:eastAsia="Times New Roman"/>
+                <w:b w:val="0"/>
+                <w:i w:val="0"/>
+                <w:sz w:val="24"/>
+              </w:rPr>
+              <w:t>Server-Side Rendering — kết xuất phía máy chủ</w:t>
+            </w:r>
+          </w:p>
+        </w:tc>
+      </w:tr>
+      <w:tr>
+        <w:tc>
+          <w:tcPr>
+            <w:tcW w:type="dxa" w:w="1984"/>
+          </w:tcPr>
+          <w:p>
+            <w:r>
+              <w:rPr>
+                <w:rFonts w:ascii="Times New Roman" w:hAnsi="Times New Roman" w:eastAsia="Times New Roman"/>
+                <w:b/>
+                <w:i w:val="0"/>
+                <w:sz w:val="24"/>
+              </w:rPr>
+              <w:t>TDD</w:t>
+            </w:r>
+          </w:p>
+        </w:tc>
+        <w:tc>
+          <w:tcPr>
+            <w:tcW w:type="dxa" w:w="7087"/>
+          </w:tcPr>
+          <w:p>
+            <w:r>
+              <w:rPr>
+                <w:rFonts w:ascii="Times New Roman" w:hAnsi="Times New Roman" w:eastAsia="Times New Roman"/>
+                <w:b w:val="0"/>
+                <w:i w:val="0"/>
+                <w:sz w:val="24"/>
+              </w:rPr>
+              <w:t>Test-Driven Development — phát triển hướng kiểm thử</w:t>
+            </w:r>
+          </w:p>
+        </w:tc>
+      </w:tr>
+      <w:tr>
+        <w:tc>
+          <w:tcPr>
+            <w:tcW w:type="dxa" w:w="1984"/>
+          </w:tcPr>
+          <w:p>
+            <w:r>
+              <w:rPr>
+                <w:rFonts w:ascii="Times New Roman" w:hAnsi="Times New Roman" w:eastAsia="Times New Roman"/>
+                <w:b/>
+                <w:i w:val="0"/>
+                <w:sz w:val="24"/>
+              </w:rPr>
+              <w:t>TLS</w:t>
+            </w:r>
+          </w:p>
+        </w:tc>
+        <w:tc>
+          <w:tcPr>
+            <w:tcW w:type="dxa" w:w="7087"/>
+          </w:tcPr>
+          <w:p>
+            <w:r>
+              <w:rPr>
+                <w:rFonts w:ascii="Times New Roman" w:hAnsi="Times New Roman" w:eastAsia="Times New Roman"/>
+                <w:b w:val="0"/>
+                <w:i w:val="0"/>
+                <w:sz w:val="24"/>
+              </w:rPr>
+              <w:t>Transport Layer Security — bảo mật tầng truyền tải</w:t>
+            </w:r>
+          </w:p>
+        </w:tc>
+      </w:tr>
+      <w:tr>
+        <w:tc>
+          <w:tcPr>
+            <w:tcW w:type="dxa" w:w="1984"/>
+          </w:tcPr>
+          <w:p>
+            <w:r>
+              <w:rPr>
+                <w:rFonts w:ascii="Times New Roman" w:hAnsi="Times New Roman" w:eastAsia="Times New Roman"/>
+                <w:b/>
+                <w:i w:val="0"/>
+                <w:sz w:val="24"/>
+              </w:rPr>
+              <w:t>UTC GTVT</w:t>
+            </w:r>
+          </w:p>
+        </w:tc>
+        <w:tc>
+          <w:tcPr>
+            <w:tcW w:type="dxa" w:w="7087"/>
+          </w:tcPr>
+          <w:p>
+            <w:r>
+              <w:rPr>
+                <w:rFonts w:ascii="Times New Roman" w:hAnsi="Times New Roman" w:eastAsia="Times New Roman"/>
+                <w:b w:val="0"/>
+                <w:i w:val="0"/>
+                <w:sz w:val="24"/>
+              </w:rPr>
+              <w:t>Trường Đại học Giao thông Vận tải — University of Transport and Communications</w:t>
+            </w:r>
+          </w:p>
+        </w:tc>
+      </w:tr>
+      <w:tr>
+        <w:tc>
+          <w:tcPr>
+            <w:tcW w:type="dxa" w:w="1984"/>
+          </w:tcPr>
+          <w:p>
+            <w:r>
+              <w:rPr>
+                <w:rFonts w:ascii="Times New Roman" w:hAnsi="Times New Roman" w:eastAsia="Times New Roman"/>
+                <w:b/>
+                <w:i w:val="0"/>
+                <w:sz w:val="24"/>
+              </w:rPr>
+              <w:t>UUID</w:t>
+            </w:r>
+          </w:p>
+        </w:tc>
+        <w:tc>
+          <w:tcPr>
+            <w:tcW w:type="dxa" w:w="7087"/>
+          </w:tcPr>
+          <w:p>
+            <w:r>
+              <w:rPr>
+                <w:rFonts w:ascii="Times New Roman" w:hAnsi="Times New Roman" w:eastAsia="Times New Roman"/>
+                <w:b w:val="0"/>
+                <w:i w:val="0"/>
+                <w:sz w:val="24"/>
+              </w:rPr>
+              <w:t>Universally Unique Identifier — định danh duy nhất toàn cục</w:t>
+            </w:r>
+          </w:p>
+        </w:tc>
+      </w:tr>
+      <w:tr>
+        <w:tc>
+          <w:tcPr>
+            <w:tcW w:type="dxa" w:w="1984"/>
+          </w:tcPr>
+          <w:p>
+            <w:r>
+              <w:rPr>
+                <w:rFonts w:ascii="Times New Roman" w:hAnsi="Times New Roman" w:eastAsia="Times New Roman"/>
+                <w:b/>
+                <w:i w:val="0"/>
+                <w:sz w:val="24"/>
+              </w:rPr>
               <w:t>VPC</w:t>
             </w:r>
           </w:p>
@@ -2537,6 +3217,108 @@
                 <w:sz w:val="24"/>
               </w:rPr>
               <w:t>Virtual Private Cloud — mạng riêng ảo trên cloud</w:t>
+            </w:r>
+          </w:p>
+        </w:tc>
+      </w:tr>
+      <w:tr>
+        <w:tc>
+          <w:tcPr>
+            <w:tcW w:type="dxa" w:w="1984"/>
+          </w:tcPr>
+          <w:p>
+            <w:r>
+              <w:rPr>
+                <w:rFonts w:ascii="Times New Roman" w:hAnsi="Times New Roman" w:eastAsia="Times New Roman"/>
+                <w:b/>
+                <w:i w:val="0"/>
+                <w:sz w:val="24"/>
+              </w:rPr>
+              <w:t>WAF</w:t>
+            </w:r>
+          </w:p>
+        </w:tc>
+        <w:tc>
+          <w:tcPr>
+            <w:tcW w:type="dxa" w:w="7087"/>
+          </w:tcPr>
+          <w:p>
+            <w:r>
+              <w:rPr>
+                <w:rFonts w:ascii="Times New Roman" w:hAnsi="Times New Roman" w:eastAsia="Times New Roman"/>
+                <w:b w:val="0"/>
+                <w:i w:val="0"/>
+                <w:sz w:val="24"/>
+              </w:rPr>
+              <w:t>Web Application Firewall — tường lửa ứng dụng web</w:t>
+            </w:r>
+          </w:p>
+        </w:tc>
+      </w:tr>
+      <w:tr>
+        <w:tc>
+          <w:tcPr>
+            <w:tcW w:type="dxa" w:w="1984"/>
+          </w:tcPr>
+          <w:p>
+            <w:r>
+              <w:rPr>
+                <w:rFonts w:ascii="Times New Roman" w:hAnsi="Times New Roman" w:eastAsia="Times New Roman"/>
+                <w:b/>
+                <w:i w:val="0"/>
+                <w:sz w:val="24"/>
+              </w:rPr>
+              <w:t>WCAG</w:t>
+            </w:r>
+          </w:p>
+        </w:tc>
+        <w:tc>
+          <w:tcPr>
+            <w:tcW w:type="dxa" w:w="7087"/>
+          </w:tcPr>
+          <w:p>
+            <w:r>
+              <w:rPr>
+                <w:rFonts w:ascii="Times New Roman" w:hAnsi="Times New Roman" w:eastAsia="Times New Roman"/>
+                <w:b w:val="0"/>
+                <w:i w:val="0"/>
+                <w:sz w:val="24"/>
+              </w:rPr>
+              <w:t>Web Content Accessibility Guidelines — hướng dẫn truy cập nội dung web</w:t>
+            </w:r>
+          </w:p>
+        </w:tc>
+      </w:tr>
+      <w:tr>
+        <w:tc>
+          <w:tcPr>
+            <w:tcW w:type="dxa" w:w="1984"/>
+          </w:tcPr>
+          <w:p>
+            <w:r>
+              <w:rPr>
+                <w:rFonts w:ascii="Times New Roman" w:hAnsi="Times New Roman" w:eastAsia="Times New Roman"/>
+                <w:b/>
+                <w:i w:val="0"/>
+                <w:sz w:val="24"/>
+              </w:rPr>
+              <w:t>ZNS</w:t>
+            </w:r>
+          </w:p>
+        </w:tc>
+        <w:tc>
+          <w:tcPr>
+            <w:tcW w:type="dxa" w:w="7087"/>
+          </w:tcPr>
+          <w:p>
+            <w:r>
+              <w:rPr>
+                <w:rFonts w:ascii="Times New Roman" w:hAnsi="Times New Roman" w:eastAsia="Times New Roman"/>
+                <w:b w:val="0"/>
+                <w:i w:val="0"/>
+                <w:sz w:val="24"/>
+              </w:rPr>
+              <w:t>Zalo Notification Service — dịch vụ thông báo qua Zalo</w:t>
             </w:r>
           </w:p>
         </w:tc>
@@ -2597,7 +3379,7 @@
           <w:i w:val="0"/>
           <w:sz w:val="26"/>
         </w:rPr>
-        <w:t>Thị trường phần mềm quản lý trung tâm giáo dục Việt Nam đang tăng trưởng mạnh sau khi Thông tư 29/2024/TT-BGDĐT chính thức hóa hoạt động dạy thêm có thu phí. Tuy nhiên, đa số trung tâm nhỏ và vừa (1-10 chi nhánh, 100-2000 học viên) vẫn dùng Excel hoặc các phần mềm enterprise không phù hợp về giá và độ phức tạp. Khoảng trống này tạo cơ hội cho một giải pháp SaaS multi-tenant gốc, Vietnamese-first UX, và tự động hóa các tác vụ branding bằng AI — đây chính là động lực để em chọn đề tài "XÂY DỰNG HỆ THỐNG SAAS CUNG CẤP DỊCH VỤ ĐÀO TẠO".</w:t>
+        <w:t>Thị trường phần mềm quản lý trung tâm giáo dục Việt Nam đang tăng trưởng mạnh sau khi Thông tư 29/2024/TT-BGDĐT chính thức hóa hoạt động dạy thêm có thu phí. Tuy nhiên, đa số trung tâm nhỏ và vừa (1-10 chi nhánh, 100-2000 học viên) vẫn dùng Excel hoặc các phần mềm enterprise không phù hợp về giá và độ phức tạp. Khoảng trống này tạo cơ hội cho một giải pháp SaaS (Software as a Service — phần mềm dạng dịch vụ) đa-tenant gốc, ưu tiên trải nghiệm người dùng tiếng Việt, và tự động hóa các tác vụ nhận diện thương hiệu bằng trí tuệ nhân tạo (AI — Artificial Intelligence) — đây chính là động lực để em chọn đề tài "XÂY DỰNG HỆ THỐNG SAAS CUNG CẤP DỊCH VỤ ĐÀO TẠO".</w:t>
       </w:r>
     </w:p>
     <w:p>
@@ -2659,7 +3441,7 @@
           <w:i w:val="0"/>
           <w:sz w:val="26"/>
         </w:rPr>
-        <w:t>Đảm bảo tuân thủ pháp luật Việt Nam: PDPL 2023, Luật An ninh mạng 2018, Thông tư 78/2021/TT-BTC về hóa đơn điện tử.</w:t>
+        <w:t>Đảm bảo tuân thủ pháp luật Việt Nam: Luật Bảo vệ Dữ liệu Cá nhân 2023 (PDPL — Personal Data Protection Law), Luật An ninh mạng 2018, Thông tư 78/2021/TT-BTC về hóa đơn điện tử.</w:t>
       </w:r>
     </w:p>
     <w:p>
@@ -2721,7 +3503,7 @@
           <w:i w:val="0"/>
           <w:sz w:val="26"/>
         </w:rPr>
-        <w:t>Về đối tượng, đồ án phục vụ ba persona chính: Solo Teacher (giáo viên độc lập, 1-50 học viên), Center Owner (chủ sở hữu trung tâm, 1-10 chi nhánh, 100-2.000 học viên), và Center Manager (quản lý vận hành trung tâm). Persona Parent và Student thuộc phân khúc K-12 (Kindergarten to Grade 12 — bậc giáo dục phổ thông từ mẫu giáo đến lớp 12) được hoãn sang giai đoạn mở rộng K-12 do yêu cầu bổ sung DPO + DPIA theo Điều 26 Luật Bảo vệ Dữ liệu Cá nhân 2023. Kiến trúc hệ thống cấu thành từ ba lớp dịch vụ. Lớp nền tảng KiteHub gồm sáu dịch vụ độc lập đảm nhận các trách nhiệm khác nhau: quản trị (kitehub-admin), nhận diện thương hiệu (kitehub-branding), thư điện tử (kitehub-email), điều phối yêu cầu (kitehub-gateway), thư viện dùng chung (kitehub-platform) và quản lý đăng ký (kitehub-subscription). Lớp nghiệp vụ tenant KiteClass tập trung tại dịch vụ kiteclass-core. Lớp giao diện gồm hai ứng dụng Next.js phục vụ tập người dùng khác nhau.</w:t>
+        <w:t>Về đối tượng, đồ án phục vụ ba persona chính: Solo Teacher (giáo viên độc lập, 1-50 học viên), Center Owner (chủ sở hữu trung tâm, 1-10 chi nhánh, 100-2.000 học viên), và Center Manager (quản lý vận hành trung tâm). Persona Parent và Student thuộc phân khúc K-12 (Kindergarten to Grade 12 — bậc giáo dục phổ thông từ mẫu giáo đến lớp 12) được hoãn sang giai đoạn mở rộng K-12 do yêu cầu bổ sung DPO (Data Protection Officer — cán bộ bảo vệ dữ liệu) và DPIA (Data Protection Impact Assessment — đánh giá tác động bảo vệ dữ liệu) theo Điều 26 Luật Bảo vệ Dữ liệu Cá nhân 2023. Kiến trúc hệ thống cấu thành từ ba lớp dịch vụ. Lớp nền tảng KiteHub gồm sáu dịch vụ độc lập đảm nhận các trách nhiệm khác nhau: quản trị (kitehub-admin), nhận diện thương hiệu (kitehub-branding), thư điện tử (kitehub-email), điều phối yêu cầu (kitehub-gateway), thư viện dùng chung (kitehub-platform) và quản lý đăng ký (kitehub-subscription). Lớp nghiệp vụ tenant KiteClass tập trung tại dịch vụ kiteclass-core. Lớp giao diện gồm hai ứng dụng Next.js phục vụ tập người dùng khác nhau.</w:t>
       </w:r>
     </w:p>
     <w:p>
@@ -2799,7 +3581,7 @@
           <w:i w:val="0"/>
           <w:sz w:val="26"/>
         </w:rPr>
-        <w:t>Áp dụng phương pháp luận Quality-Driven Development bốn trụ cột (TDD per Beck 2002, DDD per Evans 2003, PDCA per Deming 1986, Lean per Poppendieck 2003) — mỗi vấn đề phát hiện được chuyển hóa thành quy tắc kiểm soát kèm cơ chế kiểm tra tự động, tích hợp ngay trong quy trình phát triển.</w:t>
+        <w:t>Áp dụng phương pháp luận Quality-Driven Development bốn trụ cột: phát triển hướng kiểm thử (TDD — Test-Driven Development, per Beck 2002), thiết kế hướng miền (DDD — Domain-Driven Design, per Evans 2003), chu trình Plan-Do-Check-Act (PDCA, per Deming 1986) và tư duy tinh gọn (Lean, per Poppendieck 2003) — mỗi vấn đề phát hiện được chuyển hóa thành quy tắc kiểm soát kèm cơ chế kiểm tra tự động, tích hợp ngay trong quy trình phát triển.</w:t>
       </w:r>
     </w:p>
     <w:p>
@@ -2815,7 +3597,7 @@
           <w:i w:val="0"/>
           <w:sz w:val="26"/>
         </w:rPr>
-        <w:t>Đánh giá chất lượng hệ thống qua bộ audit bảy chiều (Quality, UI, Security, Performance, API Contract, Business Logic, Ops Readiness) chấm điểm /100 hoặc /128 định kỳ sau mỗi giai đoạn phát triển.</w:t>
+        <w:t>Đánh giá chất lượng hệ thống qua bộ audit bảy chiều (Quality, UI, Security, Performance, API — Application Programming Interface — Contract, Business Logic, Ops Readiness) chấm điểm /100 hoặc /128 định kỳ sau mỗi giai đoạn phát triển.</w:t>
       </w:r>
     </w:p>
     <w:p>
@@ -2845,7 +3627,7 @@
           <w:i w:val="0"/>
           <w:sz w:val="26"/>
         </w:rPr>
-        <w:t>Đồ án trình bày bốn đóng góp chính tương ứng bốn chương nội dung. Thứ nhất, đồ án phân tích thị trường EdTech Việt Nam và khung pháp lý liên quan (PDPL 2023, Luật An ninh mạng 2018, Thông tư 29/2024/TT-BGDĐT) làm cơ sở xác định khoảng trống và nhu cầu của nhóm trung tâm vừa và nhỏ. Thứ hai, đồ án thiết kế và mô tả kiến trúc hệ thống multi-tenant SaaS với mô hình C4 bốn cấp, kết hợp Use Case + Class + ERD và sơ đồ tuần tự cho các luồng quan trọng (đăng ký, kích hoạt subscription).</w:t>
+        <w:t>Đồ án trình bày bốn đóng góp chính tương ứng bốn chương nội dung. Thứ nhất, đồ án phân tích thị trường EdTech Việt Nam và khung pháp lý liên quan (PDPL 2023, Luật An ninh mạng 2018, Thông tư 29/2024/TT-BGDĐT) làm cơ sở xác định khoảng trống và nhu cầu của nhóm trung tâm vừa và nhỏ. Thứ hai, đồ án thiết kế và mô tả kiến trúc hệ thống multi-tenant SaaS với mô hình C4 (mô hình mô tả kiến trúc phần mềm bốn cấp Context-Container-Component-Code), kết hợp Use Case + Class + ERD (Entity-Relationship Diagram — sơ đồ thực thể-quan hệ) và sơ đồ tuần tự cho các luồng quan trọng (đăng ký, kích hoạt subscription).</w:t>
       </w:r>
     </w:p>
     <w:p>
@@ -2861,7 +3643,7 @@
           <w:i w:val="0"/>
           <w:sz w:val="26"/>
         </w:rPr>
-        <w:t>Thứ ba, đồ án triển khai và kiểm thử hệ thống trên AWS Singapore Free Tier, với các pattern cốt lõi (Row-Level Security NULL force-fail, Outbox Pattern, JWT propagation, REST 3-tier) được kiểm chứng qua unit test, integration test và E2E test. Thứ tư, đồ án trình bày kết quả triển khai thực tế trong giai đoạn thử nghiệm tenant kèm các KPI đo lường, đánh giá độ trưởng thành và đề xuất hướng phát triển tiếp theo. Kết quả của đồ án vừa là sản phẩm phần mềm hoạt động được, vừa là tài liệu tham chiếu cho các công trình nghiên cứu kế tiếp về EdTech multi-tenant tại Việt Nam.</w:t>
+        <w:t>Thứ ba, đồ án triển khai và kiểm thử hệ thống trên AWS Singapore Free Tier, với các pattern cốt lõi (Row-Level Security NULL force-fail, Outbox Pattern, truyền ngữ cảnh qua JWT — JSON Web Token, kiến trúc REST — Representational State Transfer — 3 tầng) được kiểm chứng qua unit test, integration test và E2E test. Thứ tư, đồ án trình bày kết quả triển khai thực tế trong giai đoạn thử nghiệm tenant kèm các KPI (Key Performance Indicator — chỉ số hiệu suất chính) đo lường, đánh giá độ trưởng thành và đề xuất hướng phát triển tiếp theo. Kết quả của đồ án vừa là sản phẩm phần mềm hoạt động được, vừa là tài liệu tham chiếu cho các công trình nghiên cứu kế tiếp về EdTech multi-tenant tại Việt Nam.</w:t>
       </w:r>
     </w:p>
     <w:p>

--- a/documents/08-thesis/thesis-v1.docx
+++ b/documents/08-thesis/thesis-v1.docx
@@ -3503,7 +3503,7 @@
           <w:i w:val="0"/>
           <w:sz w:val="26"/>
         </w:rPr>
-        <w:t>Về đối tượng, đồ án phục vụ ba persona chính: Solo Teacher (giáo viên độc lập, 1-50 học viên), Center Owner (chủ sở hữu trung tâm, 1-10 chi nhánh, 100-2.000 học viên), và Center Manager (quản lý vận hành trung tâm). Persona Parent và Student thuộc phân khúc K-12 (Kindergarten to Grade 12 — bậc giáo dục phổ thông từ mẫu giáo đến lớp 12) được hoãn sang giai đoạn mở rộng K-12 do yêu cầu bổ sung DPO (Data Protection Officer — cán bộ bảo vệ dữ liệu) và DPIA (Data Protection Impact Assessment — đánh giá tác động bảo vệ dữ liệu) theo Điều 26 Luật Bảo vệ Dữ liệu Cá nhân 2023. Kiến trúc hệ thống cấu thành từ ba lớp dịch vụ. Lớp nền tảng KiteHub gồm sáu dịch vụ độc lập đảm nhận các trách nhiệm khác nhau: quản trị (kitehub-admin), nhận diện thương hiệu (kitehub-branding), thư điện tử (kitehub-email), điều phối yêu cầu (kitehub-gateway), thư viện dùng chung (kitehub-platform) và quản lý đăng ký (kitehub-subscription). Lớp nghiệp vụ tenant KiteClass tập trung tại dịch vụ kiteclass-core. Lớp giao diện gồm hai ứng dụng Next.js phục vụ tập người dùng khác nhau.</w:t>
+        <w:t>Về đối tượng, đồ án phục vụ ba nhóm người dùng chính: giáo viên độc lập (Solo Teacher, 1-50 học viên), chủ sở hữu trung tâm (Center Owner, 1-10 chi nhánh, 100-2.000 học viên), và quản lý trung tâm (Center Manager). Nhóm phụ huynh (Parent) và học viên (Student) thuộc phân khúc K-12 (Kindergarten to Grade 12 — bậc giáo dục phổ thông từ mẫu giáo đến lớp 12) được hoãn sang giai đoạn mở rộng K-12 do yêu cầu bổ sung DPO (Data Protection Officer — cán bộ bảo vệ dữ liệu) và DPIA (Data Protection Impact Assessment — đánh giá tác động bảo vệ dữ liệu) theo Điều 26 Luật Bảo vệ Dữ liệu Cá nhân 2023. Kiến trúc hệ thống cấu thành từ ba lớp dịch vụ. Lớp nền tảng KiteHub gồm sáu dịch vụ độc lập đảm nhận các trách nhiệm khác nhau: quản trị (kitehub-admin), nhận diện thương hiệu (kitehub-branding), thư điện tử (kitehub-email), điều phối yêu cầu (kitehub-gateway), thư viện dùng chung (kitehub-platform) và quản lý đăng ký (kitehub-subscription). Lớp nghiệp vụ tenant KiteClass tập trung tại dịch vụ kiteclass-core. Lớp giao diện gồm hai ứng dụng Next.js phục vụ tập người dùng khác nhau.</w:t>
       </w:r>
     </w:p>
     <w:p>
@@ -4411,7 +4411,7 @@
           <w:i/>
           <w:sz w:val="26"/>
         </w:rPr>
-        <w:t>Chủ sở hữu trung tâm (Owner):</w:t>
+        <w:t>Chủ sở hữu trung tâm (Center Owner):</w:t>
       </w:r>
       <w:r>
         <w:rPr>
@@ -4436,7 +4436,7 @@
           <w:i/>
           <w:sz w:val="26"/>
         </w:rPr>
-        <w:t>Quản lý trung tâm (Manager):</w:t>
+        <w:t>Quản lý trung tâm (Center Manager):</w:t>
       </w:r>
       <w:r>
         <w:rPr>
@@ -29062,7 +29062,7 @@
           <w:i w:val="0"/>
           <w:sz w:val="26"/>
         </w:rPr>
-        <w:t>Phạm vi giai đoạn thử nghiệm tenant chỉ phục vụ 3 persona tenant (Solo Teacher, Center Owner, Center Manager); persona K-12 Parent + Student được hoãn sang giai đoạn K-12 expansion do yêu cầu DPO + DPIA bổ sung theo PDPL.</w:t>
+        <w:t>Phạm vi giai đoạn thử nghiệm tenant chỉ phục vụ ba nhóm người dùng (giáo viên độc lập, chủ sở hữu trung tâm, quản lý trung tâm); nhóm phụ huynh và học viên thuộc phân khúc K-12 được hoãn sang giai đoạn mở rộng K-12 do yêu cầu DPO + DPIA bổ sung theo PDPL.</w:t>
       </w:r>
     </w:p>
     <w:p>

--- a/documents/08-thesis/thesis-v1.docx
+++ b/documents/08-thesis/thesis-v1.docx
@@ -905,7 +905,7 @@
     <w:p>
       <w:pPr>
         <w:sectPr>
-          <w:headerReference w:type="default" r:id="rId36"/>
+          <w:headerReference w:type="default" r:id="rId31"/>
           <w:pgSz w:w="11906" w:h="16838"/>
           <w:pgMar w:top="1417" w:right="1134" w:bottom="1417" w:left="1701" w:header="720" w:footer="720" w:gutter="283"/>
           <w:cols w:space="720"/>
@@ -1047,7 +1047,7 @@
     <w:p>
       <w:pPr>
         <w:sectPr>
-          <w:headerReference w:type="default" r:id="rId37"/>
+          <w:headerReference w:type="default" r:id="rId32"/>
           <w:pgSz w:w="11906" w:h="16838"/>
           <w:pgMar w:top="1417" w:right="1134" w:bottom="1417" w:left="1701" w:header="720" w:footer="720" w:gutter="283"/>
           <w:cols w:space="720"/>
@@ -3327,7 +3327,7 @@
     <w:p>
       <w:pPr>
         <w:sectPr>
-          <w:headerReference w:type="default" r:id="rId38"/>
+          <w:headerReference w:type="default" r:id="rId33"/>
           <w:pgSz w:w="11906" w:h="16838"/>
           <w:pgMar w:top="1417" w:right="1134" w:bottom="1417" w:left="1701" w:header="720" w:footer="720" w:gutter="283"/>
           <w:cols w:space="720"/>
@@ -3808,6 +3808,280 @@
     </w:p>
     <w:p>
       <w:pPr>
+        <w:pStyle w:val="Heading3"/>
+      </w:pPr>
+      <w:r>
+        <w:rPr>
+          <w:rFonts w:ascii="Times New Roman" w:hAnsi="Times New Roman" w:eastAsia="Times New Roman"/>
+          <w:b/>
+          <w:color w:val="000000"/>
+          <w:sz w:val="28"/>
+        </w:rPr>
+        <w:t>1.1.1 Bối cảnh thị trường và mô hình học hỗn hợp</w:t>
+      </w:r>
+    </w:p>
+    <w:p>
+      <w:pPr>
+        <w:spacing w:line="288" w:lineRule="auto"/>
+        <w:ind w:firstLine="567"/>
+        <w:jc w:val="both"/>
+      </w:pPr>
+      <w:r>
+        <w:rPr>
+          <w:rFonts w:ascii="Times New Roman" w:hAnsi="Times New Roman" w:eastAsia="Times New Roman"/>
+          <w:b w:val="0"/>
+          <w:i w:val="0"/>
+          <w:sz w:val="26"/>
+        </w:rPr>
+        <w:t>Trung tâm dạy thêm tại Việt Nam vận hành theo mô hình học hỗn hợp (B-learning, blended learning) — kết hợp lớp học sau giờ chính khóa và cuối tuần, phân biệt với trường công lập chính khóa. Thị trường mục tiêu của đồ án là các trung tâm vừa và nhỏ với 50-500 học sinh; phạm vi K-12 (giáo dục phổ thông từ mầm non đến lớp 12) trường công có lớp tuân thủ pháp lý riêng (cán bộ bảo vệ dữ liệu DPO, đánh giá tác động bảo vệ dữ liệu DPIA, kiểm tra an ninh) được lùi sang giai đoạn vận hành chính thức.</w:t>
+      </w:r>
+    </w:p>
+    <w:p>
+      <w:pPr>
+        <w:spacing w:line="288" w:lineRule="auto"/>
+        <w:ind w:firstLine="567"/>
+        <w:jc w:val="both"/>
+      </w:pPr>
+      <w:r>
+        <w:rPr>
+          <w:rFonts w:ascii="Times New Roman" w:hAnsi="Times New Roman" w:eastAsia="Times New Roman"/>
+          <w:b w:val="0"/>
+          <w:i w:val="0"/>
+          <w:sz w:val="26"/>
+        </w:rPr>
+        <w:t xml:space="preserve">Đặc điểm mô hình học hỗn hợp tại Việt Nam theo Báo cáo Kinh tế Số Việt Nam 2024 [4, tr.42]: </w:t>
+      </w:r>
+      <w:r>
+        <w:rPr>
+          <w:rFonts w:ascii="Times New Roman" w:hAnsi="Times New Roman" w:eastAsia="Times New Roman"/>
+          <w:b w:val="0"/>
+          <w:i/>
+          <w:sz w:val="26"/>
+        </w:rPr>
+        <w:t>"Hơn 90% phụ huynh đô thị sử dụng Zalo group chat làm kênh chính trao đổi với trung tâm; email phục vụ tài liệu chính thức như hóa đơn và báo cáo."</w:t>
+      </w:r>
+      <w:r>
+        <w:rPr>
+          <w:rFonts w:ascii="Times New Roman" w:hAnsi="Times New Roman" w:eastAsia="Times New Roman"/>
+          <w:b w:val="0"/>
+          <w:i w:val="0"/>
+          <w:sz w:val="26"/>
+        </w:rPr>
+        <w:t xml:space="preserve"> Buổi học buổi tối và cuối tuần chiếm ưu thế (thứ 2 đến thứ 7 từ 17:00 đến 21:00; thứ 7 và Chủ nhật từ 8:00 đến 17:00). Niên khóa tháng 9 đến tháng 5 (năm học </w:t>
+      </w:r>
+      <w:r>
+        <w:rPr>
+          <w:rFonts w:ascii="Times New Roman" w:hAnsi="Times New Roman" w:eastAsia="Times New Roman"/>
+          <w:b w:val="0"/>
+          <w:i/>
+          <w:sz w:val="26"/>
+        </w:rPr>
+        <w:t>2025-2026</w:t>
+      </w:r>
+      <w:r>
+        <w:rPr>
+          <w:rFonts w:ascii="Times New Roman" w:hAnsi="Times New Roman" w:eastAsia="Times New Roman"/>
+          <w:b w:val="0"/>
+          <w:i w:val="0"/>
+          <w:sz w:val="26"/>
+        </w:rPr>
+        <w:t xml:space="preserve"> ứng tháng 9/2025 đến tháng 5/2026) gồm học kỳ 1 (tháng 9 đến tháng 12), học kỳ 2 (tháng 1 đến tháng 5) và học kỳ hè (tháng 6 đến tháng 8). Mẹ là đầu mối liên lạc chính cho việc học của con (~60%), bố dự phòng (35%), ông bà (5%). Khung Tết Nguyên Đán nghỉ 7-10 ngày cuối tháng 1, đầu tháng 2 yêu cầu lịch chạy tự động tính phí bỏ qua. Giai đoạn thử nghiệm hỗ trợ email; tích hợp Zalo OA cho phụ huynh là lộ trình giai đoạn vận hành chính thức.</w:t>
+      </w:r>
+    </w:p>
+    <w:p>
+      <w:pPr>
+        <w:pStyle w:val="Heading3"/>
+      </w:pPr>
+      <w:r>
+        <w:rPr>
+          <w:rFonts w:ascii="Times New Roman" w:hAnsi="Times New Roman" w:eastAsia="Times New Roman"/>
+          <w:b/>
+          <w:color w:val="000000"/>
+          <w:sz w:val="28"/>
+        </w:rPr>
+        <w:t>1.1.2 Phân tích nhóm người dùng đại diện giai đoạn thử nghiệm</w:t>
+      </w:r>
+    </w:p>
+    <w:p>
+      <w:pPr>
+        <w:spacing w:line="288" w:lineRule="auto"/>
+        <w:ind w:firstLine="567"/>
+        <w:jc w:val="both"/>
+      </w:pPr>
+      <w:r>
+        <w:rPr>
+          <w:rFonts w:ascii="Times New Roman" w:hAnsi="Times New Roman" w:eastAsia="Times New Roman"/>
+          <w:b w:val="0"/>
+          <w:i w:val="0"/>
+          <w:sz w:val="26"/>
+        </w:rPr>
+        <w:t xml:space="preserve">Đồ án tập trung bốn nhóm người dùng đại diện. </w:t>
+      </w:r>
+      <w:r>
+        <w:rPr>
+          <w:rFonts w:ascii="Times New Roman" w:hAnsi="Times New Roman" w:eastAsia="Times New Roman"/>
+          <w:b/>
+          <w:i w:val="0"/>
+          <w:sz w:val="26"/>
+        </w:rPr>
+        <w:t>P1 — Giáo viên độc lập</w:t>
+      </w:r>
+      <w:r>
+        <w:rPr>
+          <w:rFonts w:ascii="Times New Roman" w:hAnsi="Times New Roman" w:eastAsia="Times New Roman"/>
+          <w:b w:val="0"/>
+          <w:i w:val="0"/>
+          <w:sz w:val="26"/>
+        </w:rPr>
+        <w:t xml:space="preserve"> (28 tuổi, 5-50 học sinh, dạy IELTS/Toán) thay thế sổ tay giấy, Excel và Zalo thủ công bằng nền tảng tập trung, gói </w:t>
+      </w:r>
+      <w:r>
+        <w:rPr>
+          <w:rFonts w:ascii="Times New Roman" w:hAnsi="Times New Roman" w:eastAsia="Times New Roman"/>
+          <w:b w:val="0"/>
+          <w:i/>
+          <w:sz w:val="26"/>
+        </w:rPr>
+        <w:t>FREE</w:t>
+      </w:r>
+      <w:r>
+        <w:rPr>
+          <w:rFonts w:ascii="Times New Roman" w:hAnsi="Times New Roman" w:eastAsia="Times New Roman"/>
+          <w:b w:val="0"/>
+          <w:i w:val="0"/>
+          <w:sz w:val="26"/>
+        </w:rPr>
+        <w:t xml:space="preserve"> đủ dùng. </w:t>
+      </w:r>
+      <w:r>
+        <w:rPr>
+          <w:rFonts w:ascii="Times New Roman" w:hAnsi="Times New Roman" w:eastAsia="Times New Roman"/>
+          <w:b/>
+          <w:i w:val="0"/>
+          <w:sz w:val="26"/>
+        </w:rPr>
+        <w:t>P2 — Chủ sở hữu trung tâm</w:t>
+      </w:r>
+      <w:r>
+        <w:rPr>
+          <w:rFonts w:ascii="Times New Roman" w:hAnsi="Times New Roman" w:eastAsia="Times New Roman"/>
+          <w:b w:val="0"/>
+          <w:i w:val="0"/>
+          <w:sz w:val="26"/>
+        </w:rPr>
+        <w:t xml:space="preserve"> (35 tuổi, 20-100 học sinh, 2-5 giáo viên) thay ba công cụ rời rạc bằng nền tảng tích hợp, gói </w:t>
+      </w:r>
+      <w:r>
+        <w:rPr>
+          <w:rFonts w:ascii="Times New Roman" w:hAnsi="Times New Roman" w:eastAsia="Times New Roman"/>
+          <w:b w:val="0"/>
+          <w:i/>
+          <w:sz w:val="26"/>
+        </w:rPr>
+        <w:t>STARTER</w:t>
+      </w:r>
+      <w:r>
+        <w:rPr>
+          <w:rFonts w:ascii="Times New Roman" w:hAnsi="Times New Roman" w:eastAsia="Times New Roman"/>
+          <w:b w:val="0"/>
+          <w:i w:val="0"/>
+          <w:sz w:val="26"/>
+        </w:rPr>
+        <w:t xml:space="preserve"> </w:t>
+      </w:r>
+      <w:r>
+        <w:rPr>
+          <w:rFonts w:ascii="Times New Roman" w:hAnsi="Times New Roman" w:eastAsia="Times New Roman"/>
+          <w:b w:val="0"/>
+          <w:i/>
+          <w:sz w:val="26"/>
+        </w:rPr>
+        <w:t>500.000đ/tháng</w:t>
+      </w:r>
+      <w:r>
+        <w:rPr>
+          <w:rFonts w:ascii="Times New Roman" w:hAnsi="Times New Roman" w:eastAsia="Times New Roman"/>
+          <w:b w:val="0"/>
+          <w:i w:val="0"/>
+          <w:sz w:val="26"/>
+        </w:rPr>
+        <w:t xml:space="preserve">. </w:t>
+      </w:r>
+      <w:r>
+        <w:rPr>
+          <w:rFonts w:ascii="Times New Roman" w:hAnsi="Times New Roman" w:eastAsia="Times New Roman"/>
+          <w:b/>
+          <w:i w:val="0"/>
+          <w:sz w:val="26"/>
+        </w:rPr>
+        <w:t>P3 — Quản lý trung tâm</w:t>
+      </w:r>
+      <w:r>
+        <w:rPr>
+          <w:rFonts w:ascii="Times New Roman" w:hAnsi="Times New Roman" w:eastAsia="Times New Roman"/>
+          <w:b w:val="0"/>
+          <w:i w:val="0"/>
+          <w:sz w:val="26"/>
+        </w:rPr>
+        <w:t xml:space="preserve"> (24 tuổi, 100-500 học sinh, 5-15 giáo viên) cần nhập hàng loạt từ tệp CSV khoảng 300 dòng, phân quyền theo vai trò (vai trò quản lý không thấy mục thanh toán), nhật ký kiểm toán đầy đủ, gói </w:t>
+      </w:r>
+      <w:r>
+        <w:rPr>
+          <w:rFonts w:ascii="Times New Roman" w:hAnsi="Times New Roman" w:eastAsia="Times New Roman"/>
+          <w:b w:val="0"/>
+          <w:i/>
+          <w:sz w:val="26"/>
+        </w:rPr>
+        <w:t>PRO</w:t>
+      </w:r>
+      <w:r>
+        <w:rPr>
+          <w:rFonts w:ascii="Times New Roman" w:hAnsi="Times New Roman" w:eastAsia="Times New Roman"/>
+          <w:b w:val="0"/>
+          <w:i w:val="0"/>
+          <w:sz w:val="26"/>
+        </w:rPr>
+        <w:t xml:space="preserve"> </w:t>
+      </w:r>
+      <w:r>
+        <w:rPr>
+          <w:rFonts w:ascii="Times New Roman" w:hAnsi="Times New Roman" w:eastAsia="Times New Roman"/>
+          <w:b w:val="0"/>
+          <w:i/>
+          <w:sz w:val="26"/>
+        </w:rPr>
+        <w:t>1.500.000đ/tháng</w:t>
+      </w:r>
+      <w:r>
+        <w:rPr>
+          <w:rFonts w:ascii="Times New Roman" w:hAnsi="Times New Roman" w:eastAsia="Times New Roman"/>
+          <w:b w:val="0"/>
+          <w:i w:val="0"/>
+          <w:sz w:val="26"/>
+        </w:rPr>
+        <w:t xml:space="preserve">. </w:t>
+      </w:r>
+      <w:r>
+        <w:rPr>
+          <w:rFonts w:ascii="Times New Roman" w:hAnsi="Times New Roman" w:eastAsia="Times New Roman"/>
+          <w:b/>
+          <w:i w:val="0"/>
+          <w:sz w:val="26"/>
+        </w:rPr>
+        <w:t>Phụ huynh và học sinh</w:t>
+      </w:r>
+      <w:r>
+        <w:rPr>
+          <w:rFonts w:ascii="Times New Roman" w:hAnsi="Times New Roman" w:eastAsia="Times New Roman"/>
+          <w:b w:val="0"/>
+          <w:i w:val="0"/>
+          <w:sz w:val="26"/>
+        </w:rPr>
+        <w:t xml:space="preserve"> — phụ huynh nhận thông báo email cho tài liệu chính thức trong giai đoạn thử nghiệm và nhóm Zalo cho cập nhật thường xuyên ở giai đoạn vận hành chính thức; học sinh truy cập qua thiết bị di động chiếm 85% phiên.</w:t>
+      </w:r>
+    </w:p>
+    <w:p>
+      <w:pPr>
         <w:pStyle w:val="Heading2"/>
       </w:pPr>
       <w:r>
@@ -3833,7 +4107,7 @@
           <w:i w:val="0"/>
           <w:sz w:val="26"/>
         </w:rPr>
-        <w:t>Để xác định cơ hội và định vị sản phẩm, đề tài tiến hành khảo sát hai khía cạnh bổ trợ: các sản phẩm phần mềm quản lý trung tâm hiện có trên thị trường, và nhu cầu thực tế từ các nhóm người dùng cuối. Phần điều tra đối thủ dưới đây phân tích bốn sản phẩm tiêu biểu trong phân khúc trung tâm giáo dục tư nhân — BeeClass, Mona eLMS, Easy Edu và DotB — theo các tiêu chí phân khúc mục tiêu, mức giá, kiến trúc, khả năng tích hợp AI và mức tuân thủ pháp luật Việt Nam.</w:t>
+        <w:t>Để xác định cơ hội và định vị sản phẩm, đề tài tiến hành khảo sát hai khía cạnh bổ trợ: các sản phẩm phần mềm quản lý trung tâm hiện có trên thị trường, và nhu cầu thực tế từ các nhóm người dùng cuối. Phần khảo sát các hệ thống tham khảo dưới đây phân tích bốn sản phẩm tiêu biểu trong phân khúc trung tâm giáo dục tư nhân — BeeClass, Mona eLMS, Easy Edu và DotB — theo các tiêu chí phân khúc mục tiêu, mức giá, kiến trúc, khả năng tích hợp AI và mức tuân thủ pháp luật Việt Nam.</w:t>
       </w:r>
     </w:p>
     <w:p>
@@ -3966,7 +4240,7 @@
           <w:i w:val="0"/>
           <w:sz w:val="26"/>
         </w:rPr>
-        <w:t>Thế mạnh chính của BeeClass là giao diện tiếng Việt thân thiện và hỗ trợ workflow đặc thù của trung tâm tiếng Anh (lịch lớp định kỳ theo tuần, đăng ký lớp thử miễn phí, theo dõi tiến độ học viên theo từng kỹ năng nghe-nói-đọc-viết). Mức giá tham khảo công bố nằm trong khoảng 1-3 triệu đồng/tháng tùy gói và số lượng học viên. Điểm yếu chính của BeeClass tương tự các sản phẩm trong phân khúc: kiến trúc single-tenant theo từng trung tâm (mỗi khách hàng có instance database riêng, khó mở rộng khi trung tâm mở chi nhánh thứ 5 trở lên); chưa có tính năng AI sinh tài nguyên branding; onboarding yêu cầu liên hệ bộ phận kinh doanh chứ chưa hoàn toàn tự phục vụ; mức giá tuy phải chăng hơn các sản phẩm enterprise nhưng vẫn cao hơn mức 500.000đ/tháng mà phân khúc trung tâm tự phát nhỏ kỳ vọng.</w:t>
+        <w:t>Thế mạnh chính của BeeClass là giao diện tiếng Việt thân thiện và hỗ trợ quy trình đặc thù của trung tâm tiếng Anh (lịch lớp định kỳ theo tuần, đăng ký lớp thử miễn phí, theo dõi tiến độ học viên theo từng kỹ năng nghe-nói-đọc-viết). Mức giá tham khảo công bố nằm trong khoảng 1-3 triệu đồng/tháng tùy gói và số lượng học viên. Điểm yếu chính của BeeClass tương tự các sản phẩm trong phân khúc: kiến trúc đơn tenant (single-tenant) — mỗi khách hàng có một thực thể cơ sở dữ liệu riêng, khó mở rộng khi trung tâm mở chi nhánh thứ năm trở lên; chưa có tính năng tự sinh tài nguyên thương hiệu bằng AI; quy trình khởi tạo yêu cầu liên hệ bộ phận kinh doanh chứ chưa hoàn toàn tự phục vụ; mức giá tuy phải chăng hơn các sản phẩm hướng doanh nghiệp nhưng vẫn cao hơn mức 500.000đ/tháng mà phân khúc trung tâm tự phát nhỏ kỳ vọng.</w:t>
       </w:r>
     </w:p>
     <w:p>
@@ -4232,7 +4506,7 @@
           <w:i w:val="0"/>
           <w:sz w:val="26"/>
         </w:rPr>
-        <w:t>Tập tính năng đầy đủ gồm quản lý học viên, lớp học, học phí, điểm danh, báo cáo, tích hợp Zalo OA, ứng dụng di động cho phụ huynh, với mức giá phải chăng từ 800.000 đồng/tháng cho gói cơ bản phục vụ 200 học viên. Điểm yếu chính: kiến trúc single-tenant theo từng trung tâm (khó mở rộng nhượng quyền), không có khả năng tự sinh tài nguyên branding bằng AI, onboarding yêu cầu liên hệ bộ phận kinh doanh chứ chưa tự phục vụ.</w:t>
+        <w:t>Tập tính năng đầy đủ gồm quản lý học viên, lớp học, học phí, điểm danh, báo cáo, tích hợp Zalo OA, ứng dụng di động cho phụ huynh, với mức giá phải chăng từ 800.000 đồng/tháng cho gói cơ bản phục vụ 200 học viên. Điểm yếu chính: kiến trúc đơn tenant theo từng trung tâm (khó mở rộng nhượng quyền), không có khả năng tự sinh tài nguyên thương hiệu bằng AI, quy trình khởi tạo yêu cầu liên hệ bộ phận kinh doanh chứ chưa tự phục vụ.</w:t>
       </w:r>
     </w:p>
     <w:p>
@@ -4395,7 +4669,7 @@
           <w:i w:val="0"/>
           <w:sz w:val="26"/>
         </w:rPr>
-        <w:t>Bên cạnh khảo sát các hệ thống đang có trên thị trường, đề tài tổng hợp nhu cầu sử dụng từ năm nhóm người dùng cuối (end-user) dựa trên các báo cáo ngành công khai. Phân tích này giúp xác định những tính năng cốt lõi cần ưu tiên trong giai đoạn đầu của hệ thống đề xuất.</w:t>
+        <w:t>Bên cạnh khảo sát các hệ thống đang có trên thị trường, đề tài tổng hợp nhu cầu sử dụng từ năm nhóm người dùng cuối dựa trên các báo cáo ngành công khai. Phân tích này giúp xác định những tính năng cốt lõi cần ưu tiên trong giai đoạn đầu của hệ thống đề xuất.</w:t>
       </w:r>
     </w:p>
     <w:p>
@@ -4536,7 +4810,7 @@
           <w:i w:val="0"/>
           <w:sz w:val="26"/>
         </w:rPr>
-        <w:t>Tổng hợp năm nhóm end-user cho thấy nhu cầu chung là một nền tảng đa-persona (multi-persona) với phân quyền rõ ràng theo vai trò, giá thấp phù hợp phân khúc nhỏ và vừa, tích hợp Zalo cho kênh giao tiếp với phụ huynh — tất cả các tiêu chí này đều được xem xét trong định hướng kiến trúc hệ thống đề xuất.</w:t>
+        <w:t>Tổng hợp năm nhóm người dùng cuối cho thấy nhu cầu chung là một nền tảng phục vụ nhiều nhóm vai trò khác nhau (đa nhóm người dùng đại diện) với phân quyền rõ ràng theo vai trò, giá thấp phù hợp phân khúc nhỏ và vừa, tích hợp Zalo cho kênh giao tiếp với phụ huynh — tất cả các tiêu chí này đều được xem xét trong định hướng kiến trúc hệ thống đề xuất.</w:t>
       </w:r>
     </w:p>
     <w:p>
@@ -6237,16 +6511,16 @@
           <w:i/>
           <w:sz w:val="26"/>
         </w:rPr>
-        <w:t>Thứ nhất, kiến trúc multi-tenant gốc:</w:t>
-      </w:r>
-      <w:r>
-        <w:rPr>
-          <w:rFonts w:ascii="Times New Roman" w:hAnsi="Times New Roman" w:eastAsia="Times New Roman"/>
-          <w:b w:val="0"/>
-          <w:i w:val="0"/>
-          <w:sz w:val="26"/>
-        </w:rPr>
-        <w:t xml:space="preserve"> cả năm hệ thống tham khảo đều dùng triển khai single-tenant với mỗi khách hàng tương ứng một instance cơ sở dữ liệu riêng. Khi trung tâm mở rộng lên năm chi nhánh trở lên, chủ sở hữu trung tâm phải cấp phát thêm instance, đồng bộ dữ liệu thủ công và sao chép cấu hình. Hệ thống đề xuất sử dụng kiến trúc multi-tenant gốc với cô lập ở mức cơ sở dữ liệu (schema-per-tenant), cho phép một trung tâm có 100 chi nhánh trên cùng một instance, tiết kiệm khoảng 80% chi phí hạ tầng khi mở rộng.</w:t>
+        <w:t>Thứ nhất, kiến trúc đa tenant nguyên bản:</w:t>
+      </w:r>
+      <w:r>
+        <w:rPr>
+          <w:rFonts w:ascii="Times New Roman" w:hAnsi="Times New Roman" w:eastAsia="Times New Roman"/>
+          <w:b w:val="0"/>
+          <w:i w:val="0"/>
+          <w:sz w:val="26"/>
+        </w:rPr>
+        <w:t xml:space="preserve"> cả năm hệ thống tham khảo đều triển khai theo mô hình đơn tenant — mỗi khách hàng tương ứng một thực thể cơ sở dữ liệu riêng. Khi trung tâm mở rộng lên năm chi nhánh trở lên, chủ sở hữu trung tâm phải cấp phát thêm thực thể, đồng bộ dữ liệu thủ công và sao chép cấu hình. Hệ thống đề xuất sử dụng kiến trúc đa tenant nguyên bản với cô lập ở mức cơ sở dữ liệu (mỗi tenant một schema riêng), cho phép một trung tâm có 100 chi nhánh trên cùng một thực thể, tiết kiệm khoảng 80% chi phí hạ tầng khi mở rộng.</w:t>
       </w:r>
     </w:p>
     <w:p>
@@ -6396,7 +6670,7 @@
           <w:i w:val="0"/>
           <w:sz w:val="26"/>
         </w:rPr>
-        <w:t xml:space="preserve"> phân khúc trung tâm nhỏ (1-3 chi nhánh, 100-500 học viên) chiếm khoảng 60% thị trường nhưng đa số hệ thống hiện hữu nhắm vào phân khúc trung và lớn — mô hình product-led growth (PLG) có thể bắt đầu từ phân khúc này và mở rộng lên cao hơn khi sản phẩm trưởng thành. Thời hạn PDPL 2026-07-01 yêu cầu hơn 50.000 trung tâm phải tuân thủ trong khoảng bảy tuần (đến cuối tháng 6/2026), tạo lợi thế cạnh tranh tại thời điểm vàng cho hệ thống đề xuất với tuân thủ built-in. Bên cạnh đó, mô hình nhượng quyền (Apollo English, ILA, Wall Street English) đang phát triển — kiến trúc multi-tenant phù hợp với lộ trình mở rộng nhượng quyền tốt hơn so với kiến trúc single-tenant.</w:t>
+        <w:t xml:space="preserve"> phân khúc trung tâm nhỏ (1-3 chi nhánh, 100-500 học viên) chiếm khoảng 60% thị trường nhưng đa số hệ thống hiện hữu nhắm vào phân khúc trung và lớn — mô hình tăng trưởng dẫn dắt bởi sản phẩm (PLG — Product-Led Growth) có thể bắt đầu từ phân khúc này và mở rộng lên cao hơn khi sản phẩm trưởng thành. Thời hạn PDPL ngày 01/07/2026 yêu cầu hơn 50.000 trung tâm phải tuân thủ trong khoảng bảy tuần (đến cuối tháng 6/2026), tạo lợi thế cạnh tranh tại thời điểm vàng cho hệ thống đề xuất với khả năng tuân thủ tích hợp sẵn. Bên cạnh đó, mô hình nhượng quyền (Apollo English, ILA, Wall Street English) đang phát triển — kiến trúc đa tenant phù hợp với lộ trình mở rộng nhượng quyền tốt hơn so với kiến trúc đơn tenant.</w:t>
       </w:r>
     </w:p>
     <w:p>
@@ -6421,7 +6695,7 @@
           <w:i w:val="0"/>
           <w:sz w:val="26"/>
         </w:rPr>
-        <w:t xml:space="preserve"> việc lùi ứng dụng di động native và tích hợp Zalo ZNS sang các phiên bản sau có rủi ro mất khách so với Mona eLMS và Easy Edu vốn đã có ứng dụng native — giải pháp giảm thiểu là web responsive kết hợp Zalo group chat trong phiên bản đầu, ưu tiên ứng dụng native ở phiên bản kế tiếp. Cổng thanh toán cũng là điểm yếu khi DotB có sẵn ba cổng tích hợp — phiên bản đầu của hệ thống đề xuất sử dụng chuyển khoản ngân hàng kết hợp VietQR (không cần cổng), phiên bản kế tiếp hợp tác với một cổng chính (VNPay). Cuối cùng, nhận diện thương hiệu là rào cản khi Easy Edu và Mona eLMS có nhiều năm hiện diện thị trường trong khi hệ thống đề xuất mới ra mắt — giải pháp giảm thiểu là tiếp cận PLG, marketing nội dung tiếng Việt và chương trình người dùng tiên phong với các trung tâm beta.</w:t>
+        <w:t xml:space="preserve"> việc lùi ứng dụng di động gốc và tích hợp Zalo ZNS sang các phiên bản sau có rủi ro mất khách so với Mona eLMS và Easy Edu vốn đã có ứng dụng gốc — giải pháp giảm thiểu là giao diện web đáp ứng kết hợp nhóm Zalo trong phiên bản đầu, ưu tiên ứng dụng gốc ở phiên bản kế tiếp. Cổng thanh toán cũng là điểm yếu khi DotB có sẵn ba cổng tích hợp — phiên bản đầu của hệ thống đề xuất sử dụng chuyển khoản ngân hàng kết hợp VietQR (không cần cổng), phiên bản kế tiếp hợp tác với một cổng chính (VNPay). Cuối cùng, nhận diện thương hiệu là rào cản khi Easy Edu và Mona eLMS có nhiều năm hiện diện thị trường trong khi hệ thống đề xuất mới ra mắt — giải pháp giảm thiểu là tiếp cận tăng trưởng dẫn dắt bởi sản phẩm, tiếp thị nội dung tiếng Việt và chương trình người dùng tiên phong với các trung tâm thử nghiệm.</w:t>
       </w:r>
     </w:p>
     <w:p>
@@ -6451,7 +6725,7 @@
           <w:i w:val="0"/>
           <w:sz w:val="26"/>
         </w:rPr>
-        <w:t>Đề tài chia thành các giai đoạn triển khai để cân bằng giữa độ phức tạp kỹ thuật, ngưỡng tuân thủ pháp lý và quy mô thị trường mục tiêu. Giai đoạn thử nghiệm tenant gồm vận hành thử với hai giáo viên độc lập (một dùng gói miễn phí, một dùng gói premium), tập trung kiểm chứng onboarding wizard, AI Branding, kiến trúc multi-tenant và compliance baseline; phạm vi triển khai trong giai đoạn này không thu phí và chấp nhận chính sách giảm thiểu chi phí hạ tầng. Giai đoạn thanh toán thử nghiệm mở rộng tenant cohort lên 30-50 trung tâm với chính sách thu phí giới thiệu thấp hơn giá niêm yết, mục đích chính là validation pricing model, onboarding flow chính thức và hệ thống thanh toán chuyển khoản kèm đối soát tự động; giai đoạn này tích hợp eInvoice qua partnership với nhà cung cấp được Tổng cục Thuế cấp phép. Giai đoạn vận hành chính thức mở cho mọi trung tâm tự đăng ký không qua quy trình mời, đi kèm SLA cam kết uptime ≥99,5% và bổ sung các kênh hỗ trợ (live chat, Zalo OA support), ứng dụng di động native cho học viên và phụ huynh, đa cổng thanh toán tích hợp. Giai đoạn K-12 expansion mở rộng sang phân khúc trường công lập và tư thục cấp 1-2 với yêu cầu bổ nhiệm DPO chính thức, DPIA cho dữ liệu trẻ em theo Luật Bảo vệ Dữ liệu Cá nhân Điều 17 và Điều 26, hợp tác với Bộ Giáo dục và Đào tạo cùng các sở/phòng giáo dục địa phương cho phân phối.</w:t>
+        <w:t>Đề tài chia thành các giai đoạn triển khai để cân bằng giữa độ phức tạp kỹ thuật, ngưỡng tuân thủ pháp lý và quy mô thị trường mục tiêu. Giai đoạn thử nghiệm tenant gồm vận hành thử với hai giáo viên độc lập (một dùng gói miễn phí, một dùng gói trả phí), tập trung kiểm chứng trình hướng dẫn khởi tạo tenant, mô-đun AI Branding, kiến trúc đa tenant và ngưỡng tuân thủ pháp lý cơ bản; phạm vi triển khai trong giai đoạn này không thu phí và chấp nhận chính sách giảm thiểu chi phí hạ tầng. Giai đoạn thanh toán thử nghiệm mở rộng nhóm tenant thử nghiệm lên 30-50 trung tâm với chính sách thu phí giới thiệu thấp hơn giá niêm yết, mục đích chính là kiểm chứng mô hình giá, luồng khởi tạo chính thức và hệ thống thanh toán chuyển khoản kèm đối soát tự động; giai đoạn này tích hợp hóa đơn điện tử (eInvoice) qua hợp tác với nhà cung cấp được Tổng cục Thuế cấp phép. Giai đoạn vận hành chính thức mở cho mọi trung tâm tự đăng ký không qua quy trình mời, đi kèm thỏa thuận mức dịch vụ (SLA — Service Level Agreement) cam kết thời gian hoạt động ≥99,5% và bổ sung các kênh hỗ trợ (trò chuyện trực tuyến, kênh hỗ trợ Zalo OA), ứng dụng di động gốc cho học viên và phụ huynh, đa cổng thanh toán tích hợp. Giai đoạn mở rộng sang khối phổ thông K-12 phục vụ trường công lập và tư thục cấp 1-2 với yêu cầu bổ nhiệm cán bộ bảo vệ dữ liệu (DPO — Data Protection Officer) chính thức, đánh giá tác động bảo vệ dữ liệu (DPIA — Data Protection Impact Assessment) cho dữ liệu trẻ em theo Luật Bảo vệ Dữ liệu Cá nhân Điều 17 và Điều 26, hợp tác với Bộ Giáo dục và Đào tạo cùng các sở phòng giáo dục địa phương cho phân phối.</w:t>
       </w:r>
     </w:p>
     <w:p>
@@ -6467,7 +6741,7 @@
           <w:i w:val="0"/>
           <w:sz w:val="26"/>
         </w:rPr>
-        <w:t>Phạm vi triển khai của đề tài chủ yếu tập trung vào giai đoạn thử nghiệm tenant readiness — bao gồm core onboarding wizard, AI Branding tự động, quản lý lifecycle tenant đầy đủ, và compliance pháp luật Việt Nam (PDPL, Cybersecurity, eInvoice baseline). Các giai đoạn thanh toán thử nghiệm, vận hành chính thức và K-12 expansion được trình bày làm roadmap kỹ thuật nhưng không nằm trong phạm vi triển khai thực tế của đề tài. Việc tách giai đoạn này phù hợp với phương pháp luận MVP (Minimum Viable Product) trong khởi nghiệp phần mềm — ship sản phẩm tối giản đáp ứng nhu cầu cốt lõi của persona ưu tiên trước, sau đó mở rộng dần các tính năng nâng cao theo phản hồi thị trường.</w:t>
+        <w:t>Phạm vi triển khai của đề tài chủ yếu tập trung vào giai đoạn thử nghiệm tenant — bao gồm trình hướng dẫn khởi tạo cốt lõi, mô-đun AI Branding tự động, quản lý vòng đời tenant đầy đủ và tuân thủ pháp luật Việt Nam (PDPL, Luật An ninh mạng, ngưỡng hóa đơn điện tử). Các giai đoạn thanh toán thử nghiệm, vận hành chính thức và mở rộng sang khối K-12 được trình bày như lộ trình kỹ thuật nhưng không nằm trong phạm vi triển khai thực tế của đề tài. Việc tách giai đoạn này phù hợp với phương pháp luận sản phẩm tối giản khả thi (MVP — Minimum Viable Product) trong khởi nghiệp phần mềm — phát hành sản phẩm tối giản đáp ứng nhu cầu cốt lõi của nhóm người dùng đại diện ưu tiên trước, sau đó mở rộng dần các tính năng nâng cao theo phản hồi thị trường.</w:t>
       </w:r>
     </w:p>
     <w:p>
@@ -7948,7 +8222,7 @@
           <w:i w:val="0"/>
           <w:sz w:val="26"/>
         </w:rPr>
-        <w:t xml:space="preserve"> Tác giả đặt mục tiêu hiệu năng cho giai đoạn thử nghiệm như sau:</w:t>
+        <w:t xml:space="preserve"> Mục tiêu hiệu năng cho giai đoạn thử nghiệm được đặt như sau:</w:t>
       </w:r>
     </w:p>
     <w:tbl>
@@ -9840,20 +10114,6 @@
     </w:p>
     <w:p>
       <w:pPr>
-        <w:pStyle w:val="Heading3"/>
-      </w:pPr>
-      <w:r>
-        <w:rPr>
-          <w:rFonts w:ascii="Times New Roman" w:hAnsi="Times New Roman" w:eastAsia="Times New Roman"/>
-          <w:b/>
-          <w:color w:val="000000"/>
-          <w:sz w:val="28"/>
-        </w:rPr>
-        <w:t>2.1.3 Bối cảnh thị trường mục tiêu</w:t>
-      </w:r>
-    </w:p>
-    <w:p>
-      <w:pPr>
         <w:spacing w:line="288" w:lineRule="auto"/>
         <w:ind w:firstLine="567"/>
         <w:jc w:val="both"/>
@@ -9865,262 +10125,16 @@
           <w:i w:val="0"/>
           <w:sz w:val="26"/>
         </w:rPr>
-        <w:t>Mô hình B-learning Việt Nam.</w:t>
-      </w:r>
-      <w:r>
-        <w:rPr>
-          <w:rFonts w:ascii="Times New Roman" w:hAnsi="Times New Roman" w:eastAsia="Times New Roman"/>
-          <w:b w:val="0"/>
-          <w:i w:val="0"/>
-          <w:sz w:val="26"/>
-        </w:rPr>
-        <w:t xml:space="preserve"> Trung tâm dạy thêm tại Việt Nam vận hành theo mô hình học thêm sau giờ chính khóa và cuối tuần — phân biệt với trường công lập chính khóa. Thị trường mục tiêu của đồ án là các trung tâm vừa và nhỏ với 50-500 học sinh; phạm vi K-12 trường công có lớp tuân thủ pháp lý riêng (DPO, DPIA, kiểm tra an ninh) được lùi sang giai đoạn vận hành chính thức.</w:t>
-      </w:r>
-    </w:p>
-    <w:p>
-      <w:pPr>
-        <w:spacing w:line="288" w:lineRule="auto"/>
-        <w:ind w:firstLine="567"/>
-        <w:jc w:val="both"/>
-      </w:pPr>
-      <w:r>
-        <w:rPr>
-          <w:rFonts w:ascii="Times New Roman" w:hAnsi="Times New Roman" w:eastAsia="Times New Roman"/>
-          <w:b w:val="0"/>
-          <w:i w:val="0"/>
-          <w:sz w:val="26"/>
-        </w:rPr>
-        <w:t xml:space="preserve">Đặc điểm B-learning tại Việt Nam theo Báo cáo Kinh tế Số Việt Nam 2024 [4, tr.42]: </w:t>
-      </w:r>
-      <w:r>
-        <w:rPr>
-          <w:rFonts w:ascii="Times New Roman" w:hAnsi="Times New Roman" w:eastAsia="Times New Roman"/>
-          <w:b w:val="0"/>
-          <w:i/>
-          <w:sz w:val="26"/>
-        </w:rPr>
-        <w:t>"Hơn 90% phụ huynh đô thị sử dụng Zalo group chat làm kênh chính trao đổi với trung tâm; email phục vụ tài liệu chính thức như hóa đơn và báo cáo."</w:t>
-      </w:r>
-      <w:r>
-        <w:rPr>
-          <w:rFonts w:ascii="Times New Roman" w:hAnsi="Times New Roman" w:eastAsia="Times New Roman"/>
-          <w:b w:val="0"/>
-          <w:i w:val="0"/>
-          <w:sz w:val="26"/>
-        </w:rPr>
-        <w:t xml:space="preserve"> Buổi học buổi tối và cuối tuần chiếm ưu thế (thứ 2-7 từ 17:00-21:00; thứ 7-CN 8:00-17:00) — bảng </w:t>
-      </w:r>
-      <w:r>
-        <w:rPr>
-          <w:rFonts w:ascii="Times New Roman" w:hAnsi="Times New Roman" w:eastAsia="Times New Roman"/>
-          <w:b w:val="0"/>
-          <w:i/>
-          <w:sz w:val="26"/>
-        </w:rPr>
-        <w:t>class_schedule_slots</w:t>
-      </w:r>
-      <w:r>
-        <w:rPr>
-          <w:rFonts w:ascii="Times New Roman" w:hAnsi="Times New Roman" w:eastAsia="Times New Roman"/>
-          <w:b w:val="0"/>
-          <w:i w:val="0"/>
-          <w:sz w:val="26"/>
-        </w:rPr>
-        <w:t xml:space="preserve"> mặc định cấu hình 6 ngày/tuần. Niên khóa 9-5 (năm học </w:t>
-      </w:r>
-      <w:r>
-        <w:rPr>
-          <w:rFonts w:ascii="Times New Roman" w:hAnsi="Times New Roman" w:eastAsia="Times New Roman"/>
-          <w:b w:val="0"/>
-          <w:i/>
-          <w:sz w:val="26"/>
-        </w:rPr>
-        <w:t>2025-2026</w:t>
-      </w:r>
-      <w:r>
-        <w:rPr>
-          <w:rFonts w:ascii="Times New Roman" w:hAnsi="Times New Roman" w:eastAsia="Times New Roman"/>
-          <w:b w:val="0"/>
-          <w:i w:val="0"/>
-          <w:sz w:val="26"/>
-        </w:rPr>
-        <w:t xml:space="preserve"> ứng tháng 9/2025 đến tháng 5/2026) gồm HK1 (9-12), HK2 (1-5), HK_Hè (6-8). Mẹ là đầu mối liên lạc chính cho việc học của con (~60%), bố dự phòng (35%), ông bà (5%). Khung Tết Nguyên Đán nghỉ 7-10 ngày cuối tháng 1 — đầu tháng 2 yêu cầu cron tính phí bỏ qua. Giai đoạn thử nghiệm hỗ trợ email; tích hợp Zalo OA cho phụ huynh là lộ trình giai đoạn vận hành chính thức.</w:t>
-      </w:r>
-    </w:p>
-    <w:p>
-      <w:pPr>
-        <w:spacing w:line="288" w:lineRule="auto"/>
-        <w:ind w:firstLine="567"/>
-        <w:jc w:val="both"/>
-      </w:pPr>
-      <w:r>
-        <w:rPr>
-          <w:rFonts w:ascii="Times New Roman" w:hAnsi="Times New Roman" w:eastAsia="Times New Roman"/>
-          <w:b/>
-          <w:i w:val="0"/>
-          <w:sz w:val="26"/>
-        </w:rPr>
-        <w:t>Phân tích persona giai đoạn thử nghiệm.</w:t>
-      </w:r>
-      <w:r>
-        <w:rPr>
-          <w:rFonts w:ascii="Times New Roman" w:hAnsi="Times New Roman" w:eastAsia="Times New Roman"/>
-          <w:b w:val="0"/>
-          <w:i w:val="0"/>
-          <w:sz w:val="26"/>
-        </w:rPr>
-        <w:t xml:space="preserve"> Đồ án tập trung 4 persona chính. </w:t>
-      </w:r>
-      <w:r>
-        <w:rPr>
-          <w:rFonts w:ascii="Times New Roman" w:hAnsi="Times New Roman" w:eastAsia="Times New Roman"/>
-          <w:b/>
-          <w:i w:val="0"/>
-          <w:sz w:val="26"/>
-        </w:rPr>
-        <w:t>P1 Giáo viên độc lập</w:t>
-      </w:r>
-      <w:r>
-        <w:rPr>
-          <w:rFonts w:ascii="Times New Roman" w:hAnsi="Times New Roman" w:eastAsia="Times New Roman"/>
-          <w:b w:val="0"/>
-          <w:i w:val="0"/>
-          <w:sz w:val="26"/>
-        </w:rPr>
-        <w:t xml:space="preserve"> (28 tuổi, 5-50 học sinh, dạy IELTS/Toán) — thay thế sổ tay giấy + Excel + Zalo thủ công, gói FREE đủ dùng. </w:t>
-      </w:r>
-      <w:r>
-        <w:rPr>
-          <w:rFonts w:ascii="Times New Roman" w:hAnsi="Times New Roman" w:eastAsia="Times New Roman"/>
-          <w:b/>
-          <w:i w:val="0"/>
-          <w:sz w:val="26"/>
-        </w:rPr>
-        <w:t>P2 Chủ sở hữu trung tâm</w:t>
-      </w:r>
-      <w:r>
-        <w:rPr>
-          <w:rFonts w:ascii="Times New Roman" w:hAnsi="Times New Roman" w:eastAsia="Times New Roman"/>
-          <w:b w:val="0"/>
-          <w:i w:val="0"/>
-          <w:sz w:val="26"/>
-        </w:rPr>
-        <w:t xml:space="preserve"> (35 tuổi, 20-100 học sinh, 2-5 giáo viên) — thay 3 công cụ rời rạc bằng platform tích hợp, gói STARTER </w:t>
-      </w:r>
-      <w:r>
-        <w:rPr>
-          <w:rFonts w:ascii="Times New Roman" w:hAnsi="Times New Roman" w:eastAsia="Times New Roman"/>
-          <w:b w:val="0"/>
-          <w:i/>
-          <w:sz w:val="26"/>
-        </w:rPr>
-        <w:t>500.000đ/tháng</w:t>
-      </w:r>
-      <w:r>
-        <w:rPr>
-          <w:rFonts w:ascii="Times New Roman" w:hAnsi="Times New Roman" w:eastAsia="Times New Roman"/>
-          <w:b w:val="0"/>
-          <w:i w:val="0"/>
-          <w:sz w:val="26"/>
-        </w:rPr>
-        <w:t xml:space="preserve">. </w:t>
-      </w:r>
-      <w:r>
-        <w:rPr>
-          <w:rFonts w:ascii="Times New Roman" w:hAnsi="Times New Roman" w:eastAsia="Times New Roman"/>
-          <w:b/>
-          <w:i w:val="0"/>
-          <w:sz w:val="26"/>
-        </w:rPr>
-        <w:t>P3 Quản lý trung tâm</w:t>
-      </w:r>
-      <w:r>
-        <w:rPr>
-          <w:rFonts w:ascii="Times New Roman" w:hAnsi="Times New Roman" w:eastAsia="Times New Roman"/>
-          <w:b w:val="0"/>
-          <w:i w:val="0"/>
-          <w:sz w:val="26"/>
-        </w:rPr>
-        <w:t xml:space="preserve"> (24 tuổi, 100-500 học sinh, 5-15 giáo viên) — cần bulk import CSV ~300 dòng, phân quyền theo vai trò (manager không thấy mục thanh toán), audit log, gói PRO </w:t>
-      </w:r>
-      <w:r>
-        <w:rPr>
-          <w:rFonts w:ascii="Times New Roman" w:hAnsi="Times New Roman" w:eastAsia="Times New Roman"/>
-          <w:b w:val="0"/>
-          <w:i/>
-          <w:sz w:val="26"/>
-        </w:rPr>
-        <w:t>1.500.000đ/tháng</w:t>
-      </w:r>
-      <w:r>
-        <w:rPr>
-          <w:rFonts w:ascii="Times New Roman" w:hAnsi="Times New Roman" w:eastAsia="Times New Roman"/>
-          <w:b w:val="0"/>
-          <w:i w:val="0"/>
-          <w:sz w:val="26"/>
-        </w:rPr>
-        <w:t xml:space="preserve">. </w:t>
-      </w:r>
-      <w:r>
-        <w:rPr>
-          <w:rFonts w:ascii="Times New Roman" w:hAnsi="Times New Roman" w:eastAsia="Times New Roman"/>
-          <w:b/>
-          <w:i w:val="0"/>
-          <w:sz w:val="26"/>
-        </w:rPr>
-        <w:t>Phụ huynh và học sinh</w:t>
-      </w:r>
-      <w:r>
-        <w:rPr>
-          <w:rFonts w:ascii="Times New Roman" w:hAnsi="Times New Roman" w:eastAsia="Times New Roman"/>
-          <w:b w:val="0"/>
-          <w:i w:val="0"/>
-          <w:sz w:val="26"/>
-        </w:rPr>
-        <w:t xml:space="preserve"> — phụ huynh nhận thông báo email cho tài liệu chính thức (giai đoạn thử nghiệm) + Zalo group cho cập nhật thường xuyên (giai đoạn vận hành chính thức); học sinh truy cập mobile chiếm 85% phiên.</w:t>
-      </w:r>
-    </w:p>
-    <w:p>
-      <w:pPr>
-        <w:spacing w:line="288" w:lineRule="auto"/>
-        <w:ind w:firstLine="567"/>
-        <w:jc w:val="both"/>
-      </w:pPr>
-      <w:r>
-        <w:rPr>
-          <w:rFonts w:ascii="Times New Roman" w:hAnsi="Times New Roman" w:eastAsia="Times New Roman"/>
-          <w:b/>
-          <w:i w:val="0"/>
-          <w:sz w:val="26"/>
-        </w:rPr>
-        <w:t>Đặc trưng thị trường giáo dục Việt Nam.</w:t>
-      </w:r>
-      <w:r>
-        <w:rPr>
-          <w:rFonts w:ascii="Times New Roman" w:hAnsi="Times New Roman" w:eastAsia="Times New Roman"/>
-          <w:b w:val="0"/>
-          <w:i w:val="0"/>
-          <w:sz w:val="26"/>
-        </w:rPr>
-        <w:t xml:space="preserve"> Bảng 2.3 tổng hợp đặc trưng thị trường ảnh hưởng tới quyết định kiến trúc — locale mặc định </w:t>
-      </w:r>
-      <w:r>
-        <w:rPr>
-          <w:rFonts w:ascii="Times New Roman" w:hAnsi="Times New Roman" w:eastAsia="Times New Roman"/>
-          <w:b w:val="0"/>
-          <w:i/>
-          <w:sz w:val="26"/>
-        </w:rPr>
-        <w:t>vi-VN</w:t>
-      </w:r>
-      <w:r>
-        <w:rPr>
-          <w:rFonts w:ascii="Times New Roman" w:hAnsi="Times New Roman" w:eastAsia="Times New Roman"/>
-          <w:b w:val="0"/>
-          <w:i w:val="0"/>
-          <w:sz w:val="26"/>
-        </w:rPr>
-        <w:t>, ma trận xưng hô email phù hợp vai trò ("Em chào chị Hằng" trang trọng cho Owner, "Chào em" thân mật cho giáo viên độc lập).</w:t>
+        <w:t>Đặc trưng thị trường Việt Nam và hệ quả NFR.</w:t>
+      </w:r>
+      <w:r>
+        <w:rPr>
+          <w:rFonts w:ascii="Times New Roman" w:hAnsi="Times New Roman" w:eastAsia="Times New Roman"/>
+          <w:b w:val="0"/>
+          <w:i w:val="0"/>
+          <w:sz w:val="26"/>
+        </w:rPr>
+        <w:t xml:space="preserve"> Bối cảnh người dùng được trình bày tại Chương 1 §1.1 trực tiếp ảnh hưởng tới NFR thuộc nhóm Compatibility (i18n locale, định dạng tiền tệ, ngày tháng), Usability (xưng hô email phù hợp vai trò, kênh giao tiếp Zalo cho phụ huynh) và Reliability (khung lịch tải đỉnh buổi tối, cron tính phí bỏ qua khung Tết). Bảng 2.3 ánh xạ các đặc trưng này sang yêu cầu thiết kế cụ thể.</w:t>
       </w:r>
     </w:p>
     <w:p>
@@ -10142,7 +10156,7 @@
           <w:rFonts w:ascii="Times New Roman" w:hAnsi="Times New Roman" w:eastAsia="Times New Roman"/>
           <w:sz w:val="26"/>
         </w:rPr>
-        <w:t>. Đặc trưng thị trường giáo dục Việt Nam và hệ quả thiết kế</w:t>
+        <w:t>. Đặc trưng thị trường Việt Nam và hệ quả NFR thiết kế</w:t>
       </w:r>
     </w:p>
     <w:tbl>
@@ -10229,7 +10243,7 @@
                 <w:i w:val="0"/>
                 <w:sz w:val="24"/>
               </w:rPr>
-              <w:t>Hệ quả thiết kế</w:t>
+              <w:t>Hệ quả NFR</w:t>
             </w:r>
           </w:p>
         </w:tc>
@@ -10312,7 +10326,7 @@
                 <w:i w:val="0"/>
                 <w:sz w:val="24"/>
               </w:rPr>
-              <w:t>Format VND bắt buộc trên mọi giao diện, hóa đơn, dashboard</w:t>
+              <w:t>Compatibility: format VND bắt buộc trên mọi giao diện, hóa đơn, dashboard</w:t>
             </w:r>
           </w:p>
         </w:tc>
@@ -10404,7 +10418,7 @@
                 <w:i w:val="0"/>
                 <w:sz w:val="24"/>
               </w:rPr>
-              <w:t xml:space="preserve">i18n qua </w:t>
+              <w:t xml:space="preserve">Compatibility: i18n qua </w:t>
             </w:r>
             <w:r>
               <w:rPr>
@@ -10487,7 +10501,7 @@
                 <w:i w:val="0"/>
                 <w:sz w:val="24"/>
               </w:rPr>
-              <w:t xml:space="preserve">Bảng </w:t>
+              <w:t xml:space="preserve">Usability: bảng </w:t>
             </w:r>
             <w:r>
               <w:rPr>
@@ -10570,7 +10584,7 @@
                 <w:i w:val="0"/>
                 <w:sz w:val="24"/>
               </w:rPr>
-              <w:t>Giai đoạn thử nghiệm VietQR; mở rộng VNPay/MoMo giai đoạn vận hành chính thức</w:t>
+              <w:t>Functional Suitability: giai đoạn thử nghiệm VietQR; mở rộng VNPay/MoMo giai đoạn vận hành chính thức</w:t>
             </w:r>
           </w:p>
         </w:tc>
@@ -10680,7 +10694,7 @@
                 <w:i w:val="0"/>
                 <w:sz w:val="24"/>
               </w:rPr>
-              <w:t>Phân loại vai trò theo quy ước Việt Nam</w:t>
+              <w:t>Usability: phân loại vai trò theo quy ước Việt Nam</w:t>
             </w:r>
           </w:p>
         </w:tc>
@@ -10745,7 +10759,7 @@
                 <w:i w:val="0"/>
                 <w:sz w:val="24"/>
               </w:rPr>
-              <w:t>Schedule slot mặc định 6 ngày, đỉnh tải buổi tối</w:t>
+              <w:t>Performance: lịch slot mặc định 6 ngày, đỉnh tải buổi tối</w:t>
             </w:r>
           </w:p>
         </w:tc>
@@ -10810,7 +10824,7 @@
                 <w:i w:val="0"/>
                 <w:sz w:val="24"/>
               </w:rPr>
-              <w:t>Tích hợp Zalo OA cho phụ huynh là yêu cầu giai đoạn vận hành chính thức</w:t>
+              <w:t>Usability: tích hợp Zalo OA cho phụ huynh là yêu cầu giai đoạn vận hành chính thức</w:t>
             </w:r>
           </w:p>
         </w:tc>
@@ -10875,683 +10889,13 @@
                 <w:i w:val="0"/>
                 <w:sz w:val="24"/>
               </w:rPr>
-              <w:t>Cron tính phí + lịch lớp bỏ qua khung Tết</w:t>
+              <w:t>Reliability: cron tính phí + lịch lớp bỏ qua khung Tết</w:t>
             </w:r>
           </w:p>
         </w:tc>
       </w:tr>
     </w:tbl>
     <w:p/>
-    <w:p>
-      <w:pPr>
-        <w:spacing w:line="288" w:lineRule="auto"/>
-        <w:ind w:firstLine="567"/>
-        <w:jc w:val="both"/>
-      </w:pPr>
-      <w:r>
-        <w:rPr>
-          <w:rFonts w:ascii="Times New Roman" w:hAnsi="Times New Roman" w:eastAsia="Times New Roman"/>
-          <w:b/>
-          <w:i w:val="0"/>
-          <w:sz w:val="26"/>
-        </w:rPr>
-        <w:t>Định vị cạnh tranh.</w:t>
-      </w:r>
-      <w:r>
-        <w:rPr>
-          <w:rFonts w:ascii="Times New Roman" w:hAnsi="Times New Roman" w:eastAsia="Times New Roman"/>
-          <w:b w:val="0"/>
-          <w:i w:val="0"/>
-          <w:sz w:val="26"/>
-        </w:rPr>
-        <w:t xml:space="preserve"> Tham khảo phân tích Chương 1, Kite Platform đối sánh với hệ thống tương tự trong nhóm SaaS giáo dục Việt Nam (Bảng 2.4).</w:t>
-      </w:r>
-    </w:p>
-    <w:p>
-      <w:pPr>
-        <w:pStyle w:val="BảngCaption"/>
-        <w:spacing w:before="120" w:after="240"/>
-        <w:jc w:val="center"/>
-      </w:pPr>
-      <w:r>
-        <w:rPr>
-          <w:rFonts w:ascii="Times New Roman" w:hAnsi="Times New Roman" w:eastAsia="Times New Roman"/>
-          <w:b/>
-          <w:sz w:val="26"/>
-        </w:rPr>
-        <w:t>Bảng 2.4</w:t>
-      </w:r>
-      <w:r>
-        <w:rPr>
-          <w:rFonts w:ascii="Times New Roman" w:hAnsi="Times New Roman" w:eastAsia="Times New Roman"/>
-          <w:sz w:val="26"/>
-        </w:rPr>
-        <w:t>. So sánh với hệ thống tương tự trong nhóm SaaS giáo dục Việt Nam</w:t>
-      </w:r>
-    </w:p>
-    <w:tbl>
-      <w:tblPr>
-        <w:tblStyle w:val="TableGrid"/>
-        <w:tblW w:type="auto" w:w="0"/>
-        <w:jc w:val="center"/>
-        <w:tblLook w:firstColumn="1" w:firstRow="1" w:lastColumn="0" w:lastRow="0" w:noHBand="0" w:noVBand="1" w:val="04A0"/>
-      </w:tblPr>
-      <w:tblGrid>
-        <w:gridCol w:w="1728"/>
-        <w:gridCol w:w="1728"/>
-        <w:gridCol w:w="1728"/>
-        <w:gridCol w:w="1728"/>
-        <w:gridCol w:w="1728"/>
-      </w:tblGrid>
-      <w:tr>
-        <w:tc>
-          <w:tcPr>
-            <w:tcW w:type="dxa" w:w="1728"/>
-          </w:tcPr>
-          <w:p>
-            <w:pPr>
-              <w:jc w:val="center"/>
-            </w:pPr>
-            <w:r>
-              <w:rPr>
-                <w:b/>
-                <w:sz w:val="24"/>
-              </w:rPr>
-            </w:r>
-            <w:r>
-              <w:rPr>
-                <w:rFonts w:ascii="Times New Roman" w:hAnsi="Times New Roman" w:eastAsia="Times New Roman"/>
-                <w:b/>
-                <w:i w:val="0"/>
-                <w:sz w:val="24"/>
-              </w:rPr>
-              <w:t>Hệ thống tham khảo</w:t>
-            </w:r>
-          </w:p>
-        </w:tc>
-        <w:tc>
-          <w:tcPr>
-            <w:tcW w:type="dxa" w:w="1728"/>
-          </w:tcPr>
-          <w:p>
-            <w:pPr>
-              <w:jc w:val="center"/>
-            </w:pPr>
-            <w:r>
-              <w:rPr>
-                <w:b/>
-                <w:sz w:val="24"/>
-              </w:rPr>
-            </w:r>
-            <w:r>
-              <w:rPr>
-                <w:rFonts w:ascii="Times New Roman" w:hAnsi="Times New Roman" w:eastAsia="Times New Roman"/>
-                <w:b/>
-                <w:i w:val="0"/>
-                <w:sz w:val="24"/>
-              </w:rPr>
-              <w:t>Đối tượng chính</w:t>
-            </w:r>
-          </w:p>
-        </w:tc>
-        <w:tc>
-          <w:tcPr>
-            <w:tcW w:type="dxa" w:w="1728"/>
-          </w:tcPr>
-          <w:p>
-            <w:pPr>
-              <w:jc w:val="center"/>
-            </w:pPr>
-            <w:r>
-              <w:rPr>
-                <w:b/>
-                <w:sz w:val="24"/>
-              </w:rPr>
-            </w:r>
-            <w:r>
-              <w:rPr>
-                <w:rFonts w:ascii="Times New Roman" w:hAnsi="Times New Roman" w:eastAsia="Times New Roman"/>
-                <w:b/>
-                <w:i w:val="0"/>
-                <w:sz w:val="24"/>
-              </w:rPr>
-              <w:t>Mức phí</w:t>
-            </w:r>
-          </w:p>
-        </w:tc>
-        <w:tc>
-          <w:tcPr>
-            <w:tcW w:type="dxa" w:w="1728"/>
-          </w:tcPr>
-          <w:p>
-            <w:pPr>
-              <w:jc w:val="center"/>
-            </w:pPr>
-            <w:r>
-              <w:rPr>
-                <w:b/>
-                <w:sz w:val="24"/>
-              </w:rPr>
-            </w:r>
-            <w:r>
-              <w:rPr>
-                <w:rFonts w:ascii="Times New Roman" w:hAnsi="Times New Roman" w:eastAsia="Times New Roman"/>
-                <w:b/>
-                <w:i w:val="0"/>
-                <w:sz w:val="24"/>
-              </w:rPr>
-              <w:t>Điểm mạnh</w:t>
-            </w:r>
-          </w:p>
-        </w:tc>
-        <w:tc>
-          <w:tcPr>
-            <w:tcW w:type="dxa" w:w="1728"/>
-          </w:tcPr>
-          <w:p>
-            <w:pPr>
-              <w:jc w:val="center"/>
-            </w:pPr>
-            <w:r>
-              <w:rPr>
-                <w:b/>
-                <w:sz w:val="24"/>
-              </w:rPr>
-            </w:r>
-            <w:r>
-              <w:rPr>
-                <w:rFonts w:ascii="Times New Roman" w:hAnsi="Times New Roman" w:eastAsia="Times New Roman"/>
-                <w:b/>
-                <w:i w:val="0"/>
-                <w:sz w:val="24"/>
-              </w:rPr>
-              <w:t>Hướng tiếp cận của đồ án</w:t>
-            </w:r>
-          </w:p>
-        </w:tc>
-      </w:tr>
-      <w:tr>
-        <w:tc>
-          <w:tcPr>
-            <w:tcW w:type="dxa" w:w="1728"/>
-          </w:tcPr>
-          <w:p>
-            <w:r>
-              <w:rPr>
-                <w:sz w:val="24"/>
-              </w:rPr>
-            </w:r>
-            <w:r>
-              <w:rPr>
-                <w:rFonts w:ascii="Times New Roman" w:hAnsi="Times New Roman" w:eastAsia="Times New Roman"/>
-                <w:b w:val="0"/>
-                <w:i w:val="0"/>
-                <w:sz w:val="24"/>
-              </w:rPr>
-              <w:t>MISA EMIS</w:t>
-            </w:r>
-          </w:p>
-        </w:tc>
-        <w:tc>
-          <w:tcPr>
-            <w:tcW w:type="dxa" w:w="1728"/>
-          </w:tcPr>
-          <w:p>
-            <w:r>
-              <w:rPr>
-                <w:sz w:val="24"/>
-              </w:rPr>
-            </w:r>
-            <w:r>
-              <w:rPr>
-                <w:rFonts w:ascii="Times New Roman" w:hAnsi="Times New Roman" w:eastAsia="Times New Roman"/>
-                <w:b w:val="0"/>
-                <w:i w:val="0"/>
-                <w:sz w:val="24"/>
-              </w:rPr>
-              <w:t>Trường công + tư K-12</w:t>
-            </w:r>
-          </w:p>
-        </w:tc>
-        <w:tc>
-          <w:tcPr>
-            <w:tcW w:type="dxa" w:w="1728"/>
-          </w:tcPr>
-          <w:p>
-            <w:r>
-              <w:rPr>
-                <w:sz w:val="24"/>
-              </w:rPr>
-            </w:r>
-            <w:r>
-              <w:rPr>
-                <w:rFonts w:ascii="Times New Roman" w:hAnsi="Times New Roman" w:eastAsia="Times New Roman"/>
-                <w:b w:val="0"/>
-                <w:i w:val="0"/>
-                <w:sz w:val="24"/>
-              </w:rPr>
-              <w:t>Báo giá doanh nghiệp</w:t>
-            </w:r>
-          </w:p>
-        </w:tc>
-        <w:tc>
-          <w:tcPr>
-            <w:tcW w:type="dxa" w:w="1728"/>
-          </w:tcPr>
-          <w:p>
-            <w:r>
-              <w:rPr>
-                <w:sz w:val="24"/>
-              </w:rPr>
-            </w:r>
-            <w:r>
-              <w:rPr>
-                <w:rFonts w:ascii="Times New Roman" w:hAnsi="Times New Roman" w:eastAsia="Times New Roman"/>
-                <w:b w:val="0"/>
-                <w:i w:val="0"/>
-                <w:sz w:val="24"/>
-              </w:rPr>
-              <w:t>Tích hợp Bộ Giáo dục</w:t>
-            </w:r>
-          </w:p>
-        </w:tc>
-        <w:tc>
-          <w:tcPr>
-            <w:tcW w:type="dxa" w:w="1728"/>
-          </w:tcPr>
-          <w:p>
-            <w:r>
-              <w:rPr>
-                <w:sz w:val="24"/>
-              </w:rPr>
-            </w:r>
-            <w:r>
-              <w:rPr>
-                <w:rFonts w:ascii="Times New Roman" w:hAnsi="Times New Roman" w:eastAsia="Times New Roman"/>
-                <w:b w:val="0"/>
-                <w:i w:val="0"/>
-                <w:sz w:val="24"/>
-              </w:rPr>
-              <w:t>Tập trung trung tâm dạy thêm SMB, không cạnh tranh K-12 ở giai đoạn thử nghiệm</w:t>
-            </w:r>
-          </w:p>
-        </w:tc>
-      </w:tr>
-      <w:tr>
-        <w:tc>
-          <w:tcPr>
-            <w:tcW w:type="dxa" w:w="1728"/>
-          </w:tcPr>
-          <w:p>
-            <w:r>
-              <w:rPr>
-                <w:sz w:val="24"/>
-              </w:rPr>
-            </w:r>
-            <w:r>
-              <w:rPr>
-                <w:rFonts w:ascii="Times New Roman" w:hAnsi="Times New Roman" w:eastAsia="Times New Roman"/>
-                <w:b w:val="0"/>
-                <w:i w:val="0"/>
-                <w:sz w:val="24"/>
-              </w:rPr>
-              <w:t>Mona Media</w:t>
-            </w:r>
-          </w:p>
-        </w:tc>
-        <w:tc>
-          <w:tcPr>
-            <w:tcW w:type="dxa" w:w="1728"/>
-          </w:tcPr>
-          <w:p>
-            <w:r>
-              <w:rPr>
-                <w:sz w:val="24"/>
-              </w:rPr>
-            </w:r>
-            <w:r>
-              <w:rPr>
-                <w:rFonts w:ascii="Times New Roman" w:hAnsi="Times New Roman" w:eastAsia="Times New Roman"/>
-                <w:b w:val="0"/>
-                <w:i w:val="0"/>
-                <w:sz w:val="24"/>
-              </w:rPr>
-              <w:t>Chuỗi trung tâm Anh ngữ</w:t>
-            </w:r>
-          </w:p>
-        </w:tc>
-        <w:tc>
-          <w:tcPr>
-            <w:tcW w:type="dxa" w:w="1728"/>
-          </w:tcPr>
-          <w:p>
-            <w:r>
-              <w:rPr>
-                <w:sz w:val="24"/>
-              </w:rPr>
-            </w:r>
-            <w:r>
-              <w:rPr>
-                <w:rFonts w:ascii="Times New Roman" w:hAnsi="Times New Roman" w:eastAsia="Times New Roman"/>
-                <w:b w:val="0"/>
-                <w:i/>
-                <w:sz w:val="24"/>
-              </w:rPr>
-              <w:t>2-5 triệu/tháng</w:t>
-            </w:r>
-          </w:p>
-        </w:tc>
-        <w:tc>
-          <w:tcPr>
-            <w:tcW w:type="dxa" w:w="1728"/>
-          </w:tcPr>
-          <w:p>
-            <w:r>
-              <w:rPr>
-                <w:sz w:val="24"/>
-              </w:rPr>
-            </w:r>
-            <w:r>
-              <w:rPr>
-                <w:rFonts w:ascii="Times New Roman" w:hAnsi="Times New Roman" w:eastAsia="Times New Roman"/>
-                <w:b w:val="0"/>
-                <w:i w:val="0"/>
-                <w:sz w:val="24"/>
-              </w:rPr>
-              <w:t>Marketing + CRM</w:t>
-            </w:r>
-          </w:p>
-        </w:tc>
-        <w:tc>
-          <w:tcPr>
-            <w:tcW w:type="dxa" w:w="1728"/>
-          </w:tcPr>
-          <w:p>
-            <w:r>
-              <w:rPr>
-                <w:sz w:val="24"/>
-              </w:rPr>
-            </w:r>
-            <w:r>
-              <w:rPr>
-                <w:rFonts w:ascii="Times New Roman" w:hAnsi="Times New Roman" w:eastAsia="Times New Roman"/>
-                <w:b w:val="0"/>
-                <w:i w:val="0"/>
-                <w:sz w:val="24"/>
-              </w:rPr>
-              <w:t xml:space="preserve">Multi-tenant SaaS từ gốc + AI Branding + STARTER </w:t>
-            </w:r>
-            <w:r>
-              <w:rPr>
-                <w:rFonts w:ascii="Times New Roman" w:hAnsi="Times New Roman" w:eastAsia="Times New Roman"/>
-                <w:b w:val="0"/>
-                <w:i/>
-                <w:sz w:val="24"/>
-              </w:rPr>
-              <w:t>500.000đ/tháng</w:t>
-            </w:r>
-            <w:r>
-              <w:rPr>
-                <w:rFonts w:ascii="Times New Roman" w:hAnsi="Times New Roman" w:eastAsia="Times New Roman"/>
-                <w:b w:val="0"/>
-                <w:i w:val="0"/>
-                <w:sz w:val="24"/>
-              </w:rPr>
-              <w:t xml:space="preserve"> hợp lý</w:t>
-            </w:r>
-          </w:p>
-        </w:tc>
-      </w:tr>
-      <w:tr>
-        <w:tc>
-          <w:tcPr>
-            <w:tcW w:type="dxa" w:w="1728"/>
-          </w:tcPr>
-          <w:p>
-            <w:r>
-              <w:rPr>
-                <w:sz w:val="24"/>
-              </w:rPr>
-            </w:r>
-            <w:r>
-              <w:rPr>
-                <w:rFonts w:ascii="Times New Roman" w:hAnsi="Times New Roman" w:eastAsia="Times New Roman"/>
-                <w:b w:val="0"/>
-                <w:i w:val="0"/>
-                <w:sz w:val="24"/>
-              </w:rPr>
-              <w:t>Easy Edu</w:t>
-            </w:r>
-          </w:p>
-        </w:tc>
-        <w:tc>
-          <w:tcPr>
-            <w:tcW w:type="dxa" w:w="1728"/>
-          </w:tcPr>
-          <w:p>
-            <w:r>
-              <w:rPr>
-                <w:sz w:val="24"/>
-              </w:rPr>
-            </w:r>
-            <w:r>
-              <w:rPr>
-                <w:rFonts w:ascii="Times New Roman" w:hAnsi="Times New Roman" w:eastAsia="Times New Roman"/>
-                <w:b w:val="0"/>
-                <w:i w:val="0"/>
-                <w:sz w:val="24"/>
-              </w:rPr>
-              <w:t>Trung tâm vừa và nhỏ</w:t>
-            </w:r>
-          </w:p>
-        </w:tc>
-        <w:tc>
-          <w:tcPr>
-            <w:tcW w:type="dxa" w:w="1728"/>
-          </w:tcPr>
-          <w:p>
-            <w:r>
-              <w:rPr>
-                <w:sz w:val="24"/>
-              </w:rPr>
-            </w:r>
-            <w:r>
-              <w:rPr>
-                <w:rFonts w:ascii="Times New Roman" w:hAnsi="Times New Roman" w:eastAsia="Times New Roman"/>
-                <w:b w:val="0"/>
-                <w:i/>
-                <w:sz w:val="24"/>
-              </w:rPr>
-              <w:t>1-3 triệu/tháng</w:t>
-            </w:r>
-          </w:p>
-        </w:tc>
-        <w:tc>
-          <w:tcPr>
-            <w:tcW w:type="dxa" w:w="1728"/>
-          </w:tcPr>
-          <w:p>
-            <w:r>
-              <w:rPr>
-                <w:sz w:val="24"/>
-              </w:rPr>
-            </w:r>
-            <w:r>
-              <w:rPr>
-                <w:rFonts w:ascii="Times New Roman" w:hAnsi="Times New Roman" w:eastAsia="Times New Roman"/>
-                <w:b w:val="0"/>
-                <w:i w:val="0"/>
-                <w:sz w:val="24"/>
-              </w:rPr>
-              <w:t>Giao diện đơn giản</w:t>
-            </w:r>
-          </w:p>
-        </w:tc>
-        <w:tc>
-          <w:tcPr>
-            <w:tcW w:type="dxa" w:w="1728"/>
-          </w:tcPr>
-          <w:p>
-            <w:r>
-              <w:rPr>
-                <w:sz w:val="24"/>
-              </w:rPr>
-            </w:r>
-            <w:r>
-              <w:rPr>
-                <w:rFonts w:ascii="Times New Roman" w:hAnsi="Times New Roman" w:eastAsia="Times New Roman"/>
-                <w:b w:val="0"/>
-                <w:i w:val="0"/>
-                <w:sz w:val="24"/>
-              </w:rPr>
-              <w:t>Bổ sung AI Branding + Zalo-native (giai đoạn vận hành chính thức) + RLS phòng thủ chiều sâu</w:t>
-            </w:r>
-          </w:p>
-        </w:tc>
-      </w:tr>
-      <w:tr>
-        <w:tc>
-          <w:tcPr>
-            <w:tcW w:type="dxa" w:w="1728"/>
-          </w:tcPr>
-          <w:p>
-            <w:r>
-              <w:rPr>
-                <w:sz w:val="24"/>
-              </w:rPr>
-            </w:r>
-            <w:r>
-              <w:rPr>
-                <w:rFonts w:ascii="Times New Roman" w:hAnsi="Times New Roman" w:eastAsia="Times New Roman"/>
-                <w:b w:val="0"/>
-                <w:i w:val="0"/>
-                <w:sz w:val="24"/>
-              </w:rPr>
-              <w:t>DotB</w:t>
-            </w:r>
-          </w:p>
-        </w:tc>
-        <w:tc>
-          <w:tcPr>
-            <w:tcW w:type="dxa" w:w="1728"/>
-          </w:tcPr>
-          <w:p>
-            <w:r>
-              <w:rPr>
-                <w:sz w:val="24"/>
-              </w:rPr>
-            </w:r>
-            <w:r>
-              <w:rPr>
-                <w:rFonts w:ascii="Times New Roman" w:hAnsi="Times New Roman" w:eastAsia="Times New Roman"/>
-                <w:b w:val="0"/>
-                <w:i w:val="0"/>
-                <w:sz w:val="24"/>
-              </w:rPr>
-              <w:t>Cả K-12 và trung tâm</w:t>
-            </w:r>
-          </w:p>
-        </w:tc>
-        <w:tc>
-          <w:tcPr>
-            <w:tcW w:type="dxa" w:w="1728"/>
-          </w:tcPr>
-          <w:p>
-            <w:r>
-              <w:rPr>
-                <w:sz w:val="24"/>
-              </w:rPr>
-            </w:r>
-            <w:r>
-              <w:rPr>
-                <w:rFonts w:ascii="Times New Roman" w:hAnsi="Times New Roman" w:eastAsia="Times New Roman"/>
-                <w:b w:val="0"/>
-                <w:i w:val="0"/>
-                <w:sz w:val="24"/>
-              </w:rPr>
-              <w:t>Tùy biến</w:t>
-            </w:r>
-          </w:p>
-        </w:tc>
-        <w:tc>
-          <w:tcPr>
-            <w:tcW w:type="dxa" w:w="1728"/>
-          </w:tcPr>
-          <w:p>
-            <w:r>
-              <w:rPr>
-                <w:sz w:val="24"/>
-              </w:rPr>
-            </w:r>
-            <w:r>
-              <w:rPr>
-                <w:rFonts w:ascii="Times New Roman" w:hAnsi="Times New Roman" w:eastAsia="Times New Roman"/>
-                <w:b w:val="0"/>
-                <w:i w:val="0"/>
-                <w:sz w:val="24"/>
-              </w:rPr>
-              <w:t>Toàn diện</w:t>
-            </w:r>
-          </w:p>
-        </w:tc>
-        <w:tc>
-          <w:tcPr>
-            <w:tcW w:type="dxa" w:w="1728"/>
-          </w:tcPr>
-          <w:p>
-            <w:r>
-              <w:rPr>
-                <w:sz w:val="24"/>
-              </w:rPr>
-            </w:r>
-            <w:r>
-              <w:rPr>
-                <w:rFonts w:ascii="Times New Roman" w:hAnsi="Times New Roman" w:eastAsia="Times New Roman"/>
-                <w:b w:val="0"/>
-                <w:i w:val="0"/>
-                <w:sz w:val="24"/>
-              </w:rPr>
-              <w:t>Tập trung trung tâm dạy thêm theo chiều dọc, không cố cạnh tranh K-12</w:t>
-            </w:r>
-          </w:p>
-        </w:tc>
-      </w:tr>
-    </w:tbl>
-    <w:p/>
-    <w:p>
-      <w:pPr>
-        <w:spacing w:line="288" w:lineRule="auto"/>
-        <w:ind w:firstLine="567"/>
-        <w:jc w:val="both"/>
-      </w:pPr>
-      <w:r>
-        <w:rPr>
-          <w:rFonts w:ascii="Times New Roman" w:hAnsi="Times New Roman" w:eastAsia="Times New Roman"/>
-          <w:b w:val="0"/>
-          <w:i w:val="0"/>
-          <w:sz w:val="26"/>
-        </w:rPr>
-        <w:t xml:space="preserve">Định vị tổng quát: nền tảng SaaS đa tenant nguyên bản cho trung tâm dạy thêm SMB Việt Nam, AI-powered branding, giao tiếp Zalo-native (giai đoạn vận hành chính thức), mức giá khởi điểm </w:t>
-      </w:r>
-      <w:r>
-        <w:rPr>
-          <w:rFonts w:ascii="Times New Roman" w:hAnsi="Times New Roman" w:eastAsia="Times New Roman"/>
-          <w:b w:val="0"/>
-          <w:i/>
-          <w:sz w:val="26"/>
-        </w:rPr>
-        <w:t>500.000đ/tháng</w:t>
-      </w:r>
-      <w:r>
-        <w:rPr>
-          <w:rFonts w:ascii="Times New Roman" w:hAnsi="Times New Roman" w:eastAsia="Times New Roman"/>
-          <w:b w:val="0"/>
-          <w:i w:val="0"/>
-          <w:sz w:val="26"/>
-        </w:rPr>
-        <w:t>.</w:t>
-      </w:r>
-    </w:p>
     <w:p>
       <w:pPr>
         <w:pStyle w:val="Heading2"/>
@@ -12604,7 +11948,7 @@
           <w:i w:val="0"/>
           <w:sz w:val="26"/>
         </w:rPr>
-        <w:t xml:space="preserve">Quyết định kiến trúc trọng tâm của đồ án là chọn mô hình cô lập đa tenant. Em đã đánh giá 6 pattern khác nhau trên 6 trục tiêu chí và lựa chọn </w:t>
+        <w:t xml:space="preserve">Quyết định kiến trúc trọng tâm của đồ án là chọn mô hình cô lập đa tenant. Đồ án đánh giá 6 pattern khác nhau trên 6 trục tiêu chí và lựa chọn </w:t>
       </w:r>
       <w:r>
         <w:rPr>
@@ -12646,7 +11990,7 @@
           <w:b/>
           <w:sz w:val="26"/>
         </w:rPr>
-        <w:t>Bảng 2.5</w:t>
+        <w:t>Bảng 2.4</w:t>
       </w:r>
       <w:r>
         <w:rPr>
@@ -13278,7 +12622,7 @@
           <w:b/>
           <w:sz w:val="26"/>
         </w:rPr>
-        <w:t>Bảng 2.6</w:t>
+        <w:t>Bảng 2.5</w:t>
       </w:r>
       <w:r>
         <w:rPr>
@@ -15544,7 +14888,7 @@
           <w:i w:val="0"/>
           <w:sz w:val="26"/>
         </w:rPr>
-        <w:t xml:space="preserve"> rồi trả về pool, kết nối kế tiếp có thể "kế thừa" ngữ cảnh tenant A. Tác giả khắc phục bằng </w:t>
+        <w:t xml:space="preserve"> rồi trả về pool, kết nối kế tiếp có thể "kế thừa" ngữ cảnh tenant A. Vấn đề được khắc phục bằng </w:t>
       </w:r>
       <w:r>
         <w:rPr>
@@ -16035,7 +15379,7 @@
           <w:i w:val="0"/>
           <w:sz w:val="26"/>
         </w:rPr>
-        <w:t>Bảng 2.9 so sánh hai phương thức truy cập theo các tiêu chí cấp phát, DNS, chứng chỉ SSL và xác minh quyền sở hữu.</w:t>
+        <w:t>Bảng 2.6 so sánh hai phương thức truy cập theo các tiêu chí cấp phát, DNS, chứng chỉ SSL và xác minh quyền sở hữu.</w:t>
       </w:r>
     </w:p>
     <w:tbl>
@@ -16437,7 +15781,7 @@
           <w:b/>
           <w:sz w:val="26"/>
         </w:rPr>
-        <w:t>Bảng 2.9</w:t>
+        <w:t>Bảng 2.6</w:t>
       </w:r>
       <w:r>
         <w:rPr>
@@ -25161,43 +24505,18 @@
     </w:p>
     <w:p>
       <w:pPr>
-        <w:pageBreakBefore/>
         <w:spacing w:before="120" w:after="60"/>
         <w:jc w:val="center"/>
       </w:pPr>
       <w:r>
-        <w:drawing>
-          <wp:inline xmlns:a="http://schemas.openxmlformats.org/drawingml/2006/main" xmlns:pic="http://schemas.openxmlformats.org/drawingml/2006/picture">
-            <wp:extent cx="1975275" cy="6480000"/>
-            <wp:docPr id="18" name="Picture 18"/>
-            <wp:cNvGraphicFramePr>
-              <a:graphicFrameLocks noChangeAspect="1"/>
-            </wp:cNvGraphicFramePr>
-            <a:graphic>
-              <a:graphicData uri="http://schemas.openxmlformats.org/drawingml/2006/picture">
-                <pic:pic>
-                  <pic:nvPicPr>
-                    <pic:cNvPr id="0" name="12-public-homepage-sky-branded.png"/>
-                    <pic:cNvPicPr/>
-                  </pic:nvPicPr>
-                  <pic:blipFill>
-                    <a:blip r:embed="rId26"/>
-                    <a:stretch>
-                      <a:fillRect/>
-                    </a:stretch>
-                  </pic:blipFill>
-                  <pic:spPr>
-                    <a:xfrm>
-                      <a:off x="0" y="0"/>
-                      <a:ext cx="1975275" cy="6480000"/>
-                    </a:xfrm>
-                    <a:prstGeom prst="rect"/>
-                  </pic:spPr>
-                </pic:pic>
-              </a:graphicData>
-            </a:graphic>
-          </wp:inline>
-        </w:drawing>
+        <w:rPr>
+          <w:rFonts w:ascii="Times New Roman" w:hAnsi="Times New Roman" w:eastAsia="Times New Roman"/>
+          <w:b w:val="0"/>
+          <w:i/>
+          <w:color w:val="808080"/>
+          <w:sz w:val="26"/>
+        </w:rPr>
+        <w:t>[Hình minh hoạ: 12-public-homepage-sky-branded.png — chưa có file]</w:t>
       </w:r>
     </w:p>
     <w:p>
@@ -25206,38 +24525,14 @@
         <w:jc w:val="center"/>
       </w:pPr>
       <w:r>
-        <w:drawing>
-          <wp:inline xmlns:a="http://schemas.openxmlformats.org/drawingml/2006/main" xmlns:pic="http://schemas.openxmlformats.org/drawingml/2006/picture">
-            <wp:extent cx="5760000" cy="3600000"/>
-            <wp:docPr id="19" name="Picture 19"/>
-            <wp:cNvGraphicFramePr>
-              <a:graphicFrameLocks noChangeAspect="1"/>
-            </wp:cNvGraphicFramePr>
-            <a:graphic>
-              <a:graphicData uri="http://schemas.openxmlformats.org/drawingml/2006/picture">
-                <pic:pic>
-                  <pic:nvPicPr>
-                    <pic:cNvPr id="0" name="01-login-page.png"/>
-                    <pic:cNvPicPr/>
-                  </pic:nvPicPr>
-                  <pic:blipFill>
-                    <a:blip r:embed="rId27"/>
-                    <a:stretch>
-                      <a:fillRect/>
-                    </a:stretch>
-                  </pic:blipFill>
-                  <pic:spPr>
-                    <a:xfrm>
-                      <a:off x="0" y="0"/>
-                      <a:ext cx="5760000" cy="3600000"/>
-                    </a:xfrm>
-                    <a:prstGeom prst="rect"/>
-                  </pic:spPr>
-                </pic:pic>
-              </a:graphicData>
-            </a:graphic>
-          </wp:inline>
-        </w:drawing>
+        <w:rPr>
+          <w:rFonts w:ascii="Times New Roman" w:hAnsi="Times New Roman" w:eastAsia="Times New Roman"/>
+          <w:b w:val="0"/>
+          <w:i/>
+          <w:color w:val="808080"/>
+          <w:sz w:val="26"/>
+        </w:rPr>
+        <w:t>[Hình minh hoạ: 01-login-page.png — chưa có file]</w:t>
       </w:r>
     </w:p>
     <w:p>
@@ -25246,38 +24541,14 @@
         <w:jc w:val="center"/>
       </w:pPr>
       <w:r>
-        <w:drawing>
-          <wp:inline xmlns:a="http://schemas.openxmlformats.org/drawingml/2006/main" xmlns:pic="http://schemas.openxmlformats.org/drawingml/2006/picture">
-            <wp:extent cx="5760000" cy="3600000"/>
-            <wp:docPr id="20" name="Picture 20"/>
-            <wp:cNvGraphicFramePr>
-              <a:graphicFrameLocks noChangeAspect="1"/>
-            </wp:cNvGraphicFramePr>
-            <a:graphic>
-              <a:graphicData uri="http://schemas.openxmlformats.org/drawingml/2006/picture">
-                <pic:pic>
-                  <pic:nvPicPr>
-                    <pic:cNvPr id="0" name="02-dashboard-overview-kpi-orange.png"/>
-                    <pic:cNvPicPr/>
-                  </pic:nvPicPr>
-                  <pic:blipFill>
-                    <a:blip r:embed="rId28"/>
-                    <a:stretch>
-                      <a:fillRect/>
-                    </a:stretch>
-                  </pic:blipFill>
-                  <pic:spPr>
-                    <a:xfrm>
-                      <a:off x="0" y="0"/>
-                      <a:ext cx="5760000" cy="3600000"/>
-                    </a:xfrm>
-                    <a:prstGeom prst="rect"/>
-                  </pic:spPr>
-                </pic:pic>
-              </a:graphicData>
-            </a:graphic>
-          </wp:inline>
-        </w:drawing>
+        <w:rPr>
+          <w:rFonts w:ascii="Times New Roman" w:hAnsi="Times New Roman" w:eastAsia="Times New Roman"/>
+          <w:b w:val="0"/>
+          <w:i/>
+          <w:color w:val="808080"/>
+          <w:sz w:val="26"/>
+        </w:rPr>
+        <w:t>[Hình minh hoạ: 02-dashboard-overview-kpi-orange.png — chưa có file]</w:t>
       </w:r>
     </w:p>
     <w:p>
@@ -25408,38 +24679,14 @@
         <w:jc w:val="center"/>
       </w:pPr>
       <w:r>
-        <w:drawing>
-          <wp:inline xmlns:a="http://schemas.openxmlformats.org/drawingml/2006/main" xmlns:pic="http://schemas.openxmlformats.org/drawingml/2006/picture">
-            <wp:extent cx="5760000" cy="3600000"/>
-            <wp:docPr id="21" name="Picture 21"/>
-            <wp:cNvGraphicFramePr>
-              <a:graphicFrameLocks noChangeAspect="1"/>
-            </wp:cNvGraphicFramePr>
-            <a:graphic>
-              <a:graphicData uri="http://schemas.openxmlformats.org/drawingml/2006/picture">
-                <pic:pic>
-                  <pic:nvPicPr>
-                    <pic:cNvPr id="0" name="03-branding-settings.png"/>
-                    <pic:cNvPicPr/>
-                  </pic:nvPicPr>
-                  <pic:blipFill>
-                    <a:blip r:embed="rId29"/>
-                    <a:stretch>
-                      <a:fillRect/>
-                    </a:stretch>
-                  </pic:blipFill>
-                  <pic:spPr>
-                    <a:xfrm>
-                      <a:off x="0" y="0"/>
-                      <a:ext cx="5760000" cy="3600000"/>
-                    </a:xfrm>
-                    <a:prstGeom prst="rect"/>
-                  </pic:spPr>
-                </pic:pic>
-              </a:graphicData>
-            </a:graphic>
-          </wp:inline>
-        </w:drawing>
+        <w:rPr>
+          <w:rFonts w:ascii="Times New Roman" w:hAnsi="Times New Roman" w:eastAsia="Times New Roman"/>
+          <w:b w:val="0"/>
+          <w:i/>
+          <w:color w:val="808080"/>
+          <w:sz w:val="26"/>
+        </w:rPr>
+        <w:t>[Hình minh hoạ: 03-branding-settings.png — chưa có file]</w:t>
       </w:r>
     </w:p>
     <w:p>
@@ -25516,38 +24763,14 @@
         <w:jc w:val="center"/>
       </w:pPr>
       <w:r>
-        <w:drawing>
-          <wp:inline xmlns:a="http://schemas.openxmlformats.org/drawingml/2006/main" xmlns:pic="http://schemas.openxmlformats.org/drawingml/2006/picture">
-            <wp:extent cx="5760000" cy="4000000"/>
-            <wp:docPr id="22" name="Picture 22"/>
-            <wp:cNvGraphicFramePr>
-              <a:graphicFrameLocks noChangeAspect="1"/>
-            </wp:cNvGraphicFramePr>
-            <a:graphic>
-              <a:graphicData uri="http://schemas.openxmlformats.org/drawingml/2006/picture">
-                <pic:pic>
-                  <pic:nvPicPr>
-                    <pic:cNvPr id="0" name="05-students.png"/>
-                    <pic:cNvPicPr/>
-                  </pic:nvPicPr>
-                  <pic:blipFill>
-                    <a:blip r:embed="rId30"/>
-                    <a:stretch>
-                      <a:fillRect/>
-                    </a:stretch>
-                  </pic:blipFill>
-                  <pic:spPr>
-                    <a:xfrm>
-                      <a:off x="0" y="0"/>
-                      <a:ext cx="5760000" cy="4000000"/>
-                    </a:xfrm>
-                    <a:prstGeom prst="rect"/>
-                  </pic:spPr>
-                </pic:pic>
-              </a:graphicData>
-            </a:graphic>
-          </wp:inline>
-        </w:drawing>
+        <w:rPr>
+          <w:rFonts w:ascii="Times New Roman" w:hAnsi="Times New Roman" w:eastAsia="Times New Roman"/>
+          <w:b w:val="0"/>
+          <w:i/>
+          <w:color w:val="808080"/>
+          <w:sz w:val="26"/>
+        </w:rPr>
+        <w:t>[Hình minh hoạ: 05-students.png — chưa có file]</w:t>
       </w:r>
     </w:p>
     <w:p>
@@ -25631,7 +24854,7 @@
           <w:i w:val="0"/>
           <w:sz w:val="26"/>
         </w:rPr>
-        <w:t>Bốn giao diện được trình bày trong ba nhóm chức năng trên đại diện cho các luồng đã hoàn thiện và có minh chứng thực tế trong giai đoạn thử nghiệm: trang chủ công khai mang thương hiệu riêng, tùy biến thương hiệu bằng AI, dashboard tổng quan và quản lý học viên. Một số giao diện khác đã được xây dựng nhưng chưa đưa vào bộ minh chứng này do còn ở trạng thái dữ liệu chưa đầy đủ trong môi trường thử nghiệm — cụ thể là giao diện quản lý hóa đơn và thanh toán (đang trong quá trình hoàn thiện endpoint tổng hợp số liệu) cùng các thống kê doanh thu. Các giao diện thuộc phạm vi giai đoạn tiếp theo gồm: cổng thông tin dành cho phụ huynh (persona P4), ứng dụng di động gốc (sau giai đoạn thương mại hóa), và quản lý học bạ K-12 (persona P5). Việc minh bạch về mức độ hoàn thiện của từng giao diện phản ánh đúng trạng thái sản phẩm ở thời điểm thực hiện đồ án, thay vì trình bày các tính năng chưa kiểm chứng được bằng dữ liệu thực.</w:t>
+        <w:t>Bốn giao diện được trình bày trong ba nhóm chức năng trên đại diện cho các luồng đã hoàn thiện và có minh chứng thực tế trong giai đoạn thử nghiệm: trang chủ công khai mang thương hiệu riêng, tùy biến thương hiệu bằng AI, bảng tổng quan và quản lý học viên. Một số giao diện khác đã được xây dựng nhưng chưa đưa vào bộ minh chứng này do còn ở trạng thái dữ liệu chưa đầy đủ trong môi trường thử nghiệm — cụ thể là giao diện quản lý hóa đơn và thanh toán (đang trong quá trình hoàn thiện điểm cuối API tổng hợp số liệu) cùng các thống kê doanh thu. Các giao diện thuộc phạm vi giai đoạn tiếp theo gồm: cổng thông tin dành cho phụ huynh (nhóm người dùng đại diện P4), ứng dụng di động gốc (sau giai đoạn thương mại hóa), và quản lý học bạ K-12 (nhóm người dùng đại diện P5). Việc minh bạch về mức độ hoàn thiện của từng giao diện phản ánh đúng trạng thái sản phẩm ở thời điểm thực hiện đồ án, thay vì trình bày các tính năng chưa kiểm chứng được bằng dữ liệu thực.</w:t>
       </w:r>
     </w:p>
     <w:p>
@@ -25704,7 +24927,7 @@
         <w:drawing>
           <wp:inline xmlns:a="http://schemas.openxmlformats.org/drawingml/2006/main" xmlns:pic="http://schemas.openxmlformats.org/drawingml/2006/picture">
             <wp:extent cx="3620404" cy="6480000"/>
-            <wp:docPr id="23" name="Picture 23"/>
+            <wp:docPr id="18" name="Picture 18"/>
             <wp:cNvGraphicFramePr>
               <a:graphicFrameLocks noChangeAspect="1"/>
             </wp:cNvGraphicFramePr>
@@ -25716,7 +24939,7 @@
                     <pic:cNvPicPr/>
                   </pic:nvPicPr>
                   <pic:blipFill>
-                    <a:blip r:embed="rId31"/>
+                    <a:blip r:embed="rId26"/>
                     <a:stretch>
                       <a:fillRect/>
                     </a:stretch>
@@ -26155,8 +25378,8 @@
       <w:r>
         <w:drawing>
           <wp:inline xmlns:a="http://schemas.openxmlformats.org/drawingml/2006/main" xmlns:pic="http://schemas.openxmlformats.org/drawingml/2006/picture">
-            <wp:extent cx="3220303" cy="6480000"/>
-            <wp:docPr id="24" name="Picture 24"/>
+            <wp:extent cx="3265856" cy="6480000"/>
+            <wp:docPr id="19" name="Picture 19"/>
             <wp:cNvGraphicFramePr>
               <a:graphicFrameLocks noChangeAspect="1"/>
             </wp:cNvGraphicFramePr>
@@ -26168,7 +25391,7 @@
                     <pic:cNvPicPr/>
                   </pic:nvPicPr>
                   <pic:blipFill>
-                    <a:blip r:embed="rId32"/>
+                    <a:blip r:embed="rId27"/>
                     <a:stretch>
                       <a:fillRect/>
                     </a:stretch>
@@ -26176,7 +25399,7 @@
                   <pic:spPr>
                     <a:xfrm>
                       <a:off x="0" y="0"/>
-                      <a:ext cx="3220303" cy="6480000"/>
+                      <a:ext cx="3265856" cy="6480000"/>
                     </a:xfrm>
                     <a:prstGeom prst="rect"/>
                   </pic:spPr>
@@ -26221,8 +25444,8 @@
       <w:r>
         <w:drawing>
           <wp:inline xmlns:a="http://schemas.openxmlformats.org/drawingml/2006/main" xmlns:pic="http://schemas.openxmlformats.org/drawingml/2006/picture">
-            <wp:extent cx="5760000" cy="5004659"/>
-            <wp:docPr id="25" name="Picture 25"/>
+            <wp:extent cx="5760000" cy="5782721"/>
+            <wp:docPr id="20" name="Picture 20"/>
             <wp:cNvGraphicFramePr>
               <a:graphicFrameLocks noChangeAspect="1"/>
             </wp:cNvGraphicFramePr>
@@ -26234,7 +25457,7 @@
                     <pic:cNvPicPr/>
                   </pic:nvPicPr>
                   <pic:blipFill>
-                    <a:blip r:embed="rId33"/>
+                    <a:blip r:embed="rId28"/>
                     <a:stretch>
                       <a:fillRect/>
                     </a:stretch>
@@ -26242,7 +25465,7 @@
                   <pic:spPr>
                     <a:xfrm>
                       <a:off x="0" y="0"/>
-                      <a:ext cx="5760000" cy="5004659"/>
+                      <a:ext cx="5760000" cy="5782721"/>
                     </a:xfrm>
                     <a:prstGeom prst="rect"/>
                   </pic:spPr>
@@ -26843,7 +26066,7 @@
         <w:drawing>
           <wp:inline xmlns:a="http://schemas.openxmlformats.org/drawingml/2006/main" xmlns:pic="http://schemas.openxmlformats.org/drawingml/2006/picture">
             <wp:extent cx="5760000" cy="2219294"/>
-            <wp:docPr id="26" name="Picture 26"/>
+            <wp:docPr id="21" name="Picture 21"/>
             <wp:cNvGraphicFramePr>
               <a:graphicFrameLocks noChangeAspect="1"/>
             </wp:cNvGraphicFramePr>
@@ -26855,7 +26078,7 @@
                     <pic:cNvPicPr/>
                   </pic:nvPicPr>
                   <pic:blipFill>
-                    <a:blip r:embed="rId34"/>
+                    <a:blip r:embed="rId29"/>
                     <a:stretch>
                       <a:fillRect/>
                     </a:stretch>
@@ -26908,7 +26131,7 @@
         <w:drawing>
           <wp:inline xmlns:a="http://schemas.openxmlformats.org/drawingml/2006/main" xmlns:pic="http://schemas.openxmlformats.org/drawingml/2006/picture">
             <wp:extent cx="5760000" cy="2217663"/>
-            <wp:docPr id="27" name="Picture 27"/>
+            <wp:docPr id="22" name="Picture 22"/>
             <wp:cNvGraphicFramePr>
               <a:graphicFrameLocks noChangeAspect="1"/>
             </wp:cNvGraphicFramePr>
@@ -26920,7 +26143,7 @@
                     <pic:cNvPicPr/>
                   </pic:nvPicPr>
                   <pic:blipFill>
-                    <a:blip r:embed="rId35"/>
+                    <a:blip r:embed="rId30"/>
                     <a:stretch>
                       <a:fillRect/>
                     </a:stretch>
@@ -26977,7 +26200,7 @@
           <w:i w:val="0"/>
           <w:sz w:val="26"/>
         </w:rPr>
-        <w:t xml:space="preserve">Bốn lựa chọn thiết kế nổi bật của pipeline bao gồm: ephemeral OIDC role (mỗi workflow run assume role mới với token 1 giờ, không hardcode AWS access key trong GitHub Secrets); narrow IAM scope (role </w:t>
+        <w:t xml:space="preserve">Bốn lựa chọn thiết kế nổi bật của đường ống triển khai bao gồm: vai trò OIDC tạm thời (mỗi lần chạy workflow đảm nhận một vai trò mới với token một giờ, không nhúng cứng AWS access key trong GitHub Secrets); phạm vi IAM thu hẹp (vai trò </w:t>
       </w:r>
       <w:r>
         <w:rPr>
@@ -26995,7 +26218,7 @@
           <w:i w:val="0"/>
           <w:sz w:val="26"/>
         </w:rPr>
-        <w:t xml:space="preserve"> chỉ có permission </w:t>
+        <w:t xml:space="preserve"> chỉ có quyền </w:t>
       </w:r>
       <w:r>
         <w:rPr>
@@ -27031,7 +26254,7 @@
           <w:i w:val="0"/>
           <w:sz w:val="26"/>
         </w:rPr>
-        <w:t xml:space="preserve"> tới EC2 tag </w:t>
+        <w:t xml:space="preserve"> tới các EC2 mang nhãn </w:t>
       </w:r>
       <w:r>
         <w:rPr>
@@ -27067,7 +26290,7 @@
           <w:i w:val="0"/>
           <w:sz w:val="26"/>
         </w:rPr>
-        <w:t xml:space="preserve"> hay scope rộng hơn); confirm-input gate (workflow yêu cầu nhập </w:t>
+        <w:t xml:space="preserve"> hay phạm vi rộng hơn); cổng xác nhận đầu vào (workflow yêu cầu nhập </w:t>
       </w:r>
       <w:r>
         <w:rPr>
@@ -27085,7 +26308,7 @@
           <w:i w:val="0"/>
           <w:sz w:val="26"/>
         </w:rPr>
-        <w:t xml:space="preserve"> verbatim để trigger, phòng ngừa deploy nhầm); và smoke admin-login post-deploy (sau deploy, smoke test gọi </w:t>
+        <w:t xml:space="preserve"> nguyên văn để kích hoạt, phòng ngừa triển khai nhầm); và kiểm thử nhanh đăng nhập quản trị sau triển khai (kiểm thử gọi </w:t>
       </w:r>
       <w:r>
         <w:rPr>
@@ -27103,7 +26326,7 @@
           <w:i w:val="0"/>
           <w:sz w:val="26"/>
         </w:rPr>
-        <w:t xml:space="preserve"> với seeded admin credential, kỳ vọng 200 + JWT — bắt được lỗi class binding Postgres-specific mà unit test với H2 hoặc Mockito không phát hiện được).</w:t>
+        <w:t xml:space="preserve"> với thông tin quản trị viên đã được khởi tạo sẵn, kỳ vọng mã 200 và JWT — bắt được lỗi liên kết kiểu đặc thù PostgreSQL mà kiểm thử đơn vị với H2 hoặc Mockito không phát hiện được).</w:t>
       </w:r>
     </w:p>
     <w:p>
@@ -28821,7 +28044,7 @@
           <w:i w:val="0"/>
           <w:sz w:val="26"/>
         </w:rPr>
-        <w:t xml:space="preserve">Tính đến thời điểm thực hiện đồ án: 71 resources terraform đã apply (CloudTrail captured); hai EC2 instance + RDS PostgreSQL multi-tenant schema RLS đã chạy; Cloudflare DNS đã cutover (kitehub.me trỏ về ALB) cùng bản ghi wildcard </w:t>
+        <w:t xml:space="preserve">Tính đến thời điểm thực hiện đồ án: 71 tài nguyên Terraform đã áp dụng (CloudTrail ghi nhận đầy đủ); hai thực thể EC2 và RDS PostgreSQL đa tenant với RLS đã chạy; Cloudflare DNS đã chuyển đổi (kitehub.me trỏ về ALB) cùng bản ghi wildcard </w:t>
       </w:r>
       <w:r>
         <w:rPr>
@@ -28839,7 +28062,7 @@
           <w:i w:val="0"/>
           <w:sz w:val="26"/>
         </w:rPr>
-        <w:t xml:space="preserve"> cho định tuyến landing đa tenant; cơ chế phân giải Tenant → Domain → Landing (mục 2.2.6) hoạt động trên lớp gateway, được minh chứng qua trang chủ công khai của tenant mẫu Sky Education với giao diện thương hiệu riêng (mục 4.2); AWS SES production mode đã được approve; CI/CD pipeline OIDC + ECR + SSM hoạt động đầy đủ; beta tenant invite mechanism đã sẵn sàng nhận yêu cầu.</w:t>
+        <w:t xml:space="preserve"> cho định tuyến trang chủ đa tenant; cơ chế phân giải Tenant → Domain → Landing (mục 2.2.6) hoạt động trên lớp gateway, được minh chứng qua trang chủ công khai của tenant mẫu Sky Education với giao diện thương hiệu riêng (mục 4.2); AWS SES đã được phê duyệt chế độ sản xuất; đường ống CI/CD OIDC + ECR + SSM hoạt động đầy đủ; cơ chế mời tenant thử nghiệm đã sẵn sàng nhận yêu cầu.</w:t>
       </w:r>
     </w:p>
     <w:p>
@@ -28853,7 +28076,7 @@
           <w:color w:val="000000"/>
           <w:sz w:val="32"/>
         </w:rPr>
-        <w:t>4.2 Kết quả tương tác end-user + minh chứng</w:t>
+        <w:t>4.2 Kết quả tương tác người dùng cuối và minh chứng</w:t>
       </w:r>
     </w:p>
     <w:p>
@@ -28869,7 +28092,7 @@
           <w:i w:val="0"/>
           <w:sz w:val="26"/>
         </w:rPr>
-        <w:t>[Placeholder — phần này sẽ điền sau khi thu thập feedback từ beta tenants trong giai đoạn launch invite (từ 2026-05-19 trở đi). Nội dung dự kiến:</w:t>
+        <w:t>[Phần này sẽ điền sau khi thu thập phản hồi từ các tenant thử nghiệm trong giai đoạn mời chính thức (từ 2026-05-19 trở đi). Nội dung dự kiến:</w:t>
       </w:r>
     </w:p>
     <w:p>
@@ -28885,7 +28108,7 @@
           <w:i w:val="0"/>
           <w:sz w:val="26"/>
         </w:rPr>
-        <w:t>Tổng kết các thao tác key đã được end-user thực hiện thành công (đăng ký tenant, cấu hình AI branding, quản lý lớp học, phát hành hóa đơn, theo dõi audit log).</w:t>
+        <w:t>Tổng kết các thao tác chính đã được người dùng cuối thực hiện thành công (đăng ký tenant, cấu hình AI Branding, quản lý lớp học, phát hành hóa đơn, theo dõi nhật ký kiểm toán).</w:t>
       </w:r>
     </w:p>
     <w:p>
@@ -28901,7 +28124,7 @@
           <w:i w:val="0"/>
           <w:sz w:val="26"/>
         </w:rPr>
-        <w:t>Trích dẫn feedback xác nhận từ chủ sở hữu trung tâm và quản lý trung tâm về độ phù hợp của hệ thống với quy trình vận hành hiện tại.</w:t>
+        <w:t>Trích dẫn phản hồi xác nhận từ chủ sở hữu trung tâm và quản lý trung tâm về độ phù hợp của hệ thống với quy trình vận hành hiện tại.</w:t>
       </w:r>
     </w:p>
     <w:p>
@@ -28917,7 +28140,7 @@
           <w:i w:val="0"/>
           <w:sz w:val="26"/>
         </w:rPr>
-        <w:t>Số liệu sử dụng thực tế (active users, AI branding generations, payment processed) trong cửa sổ 2-4 tuần đầu sau khi mời beta.</w:t>
+        <w:t>Số liệu sử dụng thực tế (số người dùng hoạt động, số lần sinh AI Branding, số giao dịch thanh toán đã xử lý) trong cửa sổ 2-4 tuần đầu sau khi mời thử nghiệm.</w:t>
       </w:r>
     </w:p>
     <w:p>
@@ -28933,7 +28156,7 @@
           <w:i w:val="0"/>
           <w:sz w:val="26"/>
         </w:rPr>
-        <w:t>Screenshot minh chứng các luồng nghiệp vụ then chốt đã được tenant ký xác nhận đạt yêu cầu.</w:t>
+        <w:t>Ảnh chụp minh chứng các luồng nghiệp vụ then chốt đã được tenant ký xác nhận đạt yêu cầu.</w:t>
       </w:r>
     </w:p>
     <w:p>
@@ -30986,7 +30209,7 @@
       </w:r>
     </w:p>
     <w:sectPr>
-      <w:headerReference w:type="default" r:id="rId39"/>
+      <w:headerReference w:type="default" r:id="rId34"/>
       <w:pgSz w:w="11906" w:h="16838"/>
       <w:pgMar w:top="1417" w:right="1134" w:bottom="1417" w:left="1701" w:header="720" w:footer="720" w:gutter="283"/>
       <w:cols w:space="720"/>

--- a/documents/08-thesis/thesis-v1.docx
+++ b/documents/08-thesis/thesis-v1.docx
@@ -4240,7 +4240,7 @@
           <w:i w:val="0"/>
           <w:sz w:val="26"/>
         </w:rPr>
-        <w:t>Thế mạnh chính của BeeClass là giao diện tiếng Việt thân thiện và hỗ trợ quy trình đặc thù của trung tâm tiếng Anh (lịch lớp định kỳ theo tuần, đăng ký lớp thử miễn phí, theo dõi tiến độ học viên theo từng kỹ năng nghe-nói-đọc-viết). Mức giá tham khảo công bố nằm trong khoảng 1-3 triệu đồng/tháng tùy gói và số lượng học viên. Điểm yếu chính của BeeClass tương tự các sản phẩm trong phân khúc: kiến trúc đơn tenant (single-tenant) — mỗi khách hàng có một thực thể cơ sở dữ liệu riêng, khó mở rộng khi trung tâm mở chi nhánh thứ năm trở lên; chưa có tính năng tự sinh tài nguyên thương hiệu bằng AI; quy trình khởi tạo yêu cầu liên hệ bộ phận kinh doanh chứ chưa hoàn toàn tự phục vụ; mức giá tuy phải chăng hơn các sản phẩm hướng doanh nghiệp nhưng vẫn cao hơn mức 500.000đ/tháng mà phân khúc trung tâm tự phát nhỏ kỳ vọng.</w:t>
+        <w:t>Thế mạnh chính của BeeClass là giao diện tiếng Việt thân thiện và hỗ trợ quy trình đặc thù của trung tâm tiếng Anh (lịch lớp định kỳ theo tuần, đăng ký lớp thử miễn phí, theo dõi tiến độ học viên theo từng kỹ năng nghe-nói-đọc-viết). Mức giá tham khảo công bố nằm trong khoảng 1-3 triệu đồng/tháng tùy gói và số lượng học viên. Điểm yếu chính của BeeClass tương tự các sản phẩm trong phân khúc: kiến trúc đơn tenant (single-tenant) — mỗi khách hàng có một instance cơ sở dữ liệu riêng, khó mở rộng khi trung tâm mở chi nhánh thứ năm trở lên; chưa có tính năng tự sinh tài nguyên thương hiệu bằng AI; quy trình khởi tạo yêu cầu liên hệ bộ phận kinh doanh chứ chưa hoàn toàn tự phục vụ; mức giá tuy phải chăng hơn các sản phẩm hướng doanh nghiệp nhưng vẫn cao hơn mức 500.000đ/tháng mà phân khúc trung tâm tự phát nhỏ kỳ vọng.</w:t>
       </w:r>
     </w:p>
     <w:p>
@@ -4669,7 +4669,7 @@
           <w:i w:val="0"/>
           <w:sz w:val="26"/>
         </w:rPr>
-        <w:t>Bên cạnh khảo sát các hệ thống đang có trên thị trường, đề tài tổng hợp nhu cầu sử dụng từ năm nhóm người dùng cuối dựa trên các báo cáo ngành công khai. Phân tích này giúp xác định những tính năng cốt lõi cần ưu tiên trong giai đoạn đầu của hệ thống đề xuất.</w:t>
+        <w:t>Bên cạnh khảo sát các hệ thống đang có trên thị trường, đề tài tổng hợp nhu cầu sử dụng từ năm nhóm end-user dựa trên các báo cáo ngành công khai. Phân tích này giúp xác định những tính năng cốt lõi cần ưu tiên trong giai đoạn đầu của hệ thống đề xuất.</w:t>
       </w:r>
     </w:p>
     <w:p>
@@ -4810,7 +4810,7 @@
           <w:i w:val="0"/>
           <w:sz w:val="26"/>
         </w:rPr>
-        <w:t>Tổng hợp năm nhóm người dùng cuối cho thấy nhu cầu chung là một nền tảng phục vụ nhiều nhóm vai trò khác nhau (đa nhóm người dùng đại diện) với phân quyền rõ ràng theo vai trò, giá thấp phù hợp phân khúc nhỏ và vừa, tích hợp Zalo cho kênh giao tiếp với phụ huynh — tất cả các tiêu chí này đều được xem xét trong định hướng kiến trúc hệ thống đề xuất.</w:t>
+        <w:t>Tổng hợp năm nhóm end-user cho thấy nhu cầu chung là một nền tảng phục vụ nhiều nhóm vai trò khác nhau (đa nhóm người dùng đại diện) với phân quyền rõ ràng theo vai trò, giá thấp phù hợp phân khúc nhỏ và vừa, tích hợp Zalo cho kênh giao tiếp với phụ huynh — tất cả các tiêu chí này đều được xem xét trong định hướng kiến trúc hệ thống đề xuất.</w:t>
       </w:r>
     </w:p>
     <w:p>
@@ -6520,7 +6520,7 @@
           <w:i w:val="0"/>
           <w:sz w:val="26"/>
         </w:rPr>
-        <w:t xml:space="preserve"> cả năm hệ thống tham khảo đều triển khai theo mô hình đơn tenant — mỗi khách hàng tương ứng một thực thể cơ sở dữ liệu riêng. Khi trung tâm mở rộng lên năm chi nhánh trở lên, chủ sở hữu trung tâm phải cấp phát thêm thực thể, đồng bộ dữ liệu thủ công và sao chép cấu hình. Hệ thống đề xuất sử dụng kiến trúc đa tenant nguyên bản với cô lập ở mức cơ sở dữ liệu (mỗi tenant một schema riêng), cho phép một trung tâm có 100 chi nhánh trên cùng một thực thể, tiết kiệm khoảng 80% chi phí hạ tầng khi mở rộng.</w:t>
+        <w:t xml:space="preserve"> cả năm hệ thống tham khảo đều triển khai theo mô hình đơn tenant — mỗi khách hàng tương ứng một instance cơ sở dữ liệu riêng. Khi trung tâm mở rộng lên năm chi nhánh trở lên, chủ sở hữu trung tâm phải cấp phát thêm instance, đồng bộ dữ liệu thủ công và sao chép cấu hình. Hệ thống đề xuất sử dụng kiến trúc đa tenant nguyên bản với cô lập ở mức cơ sở dữ liệu (mỗi tenant một schema riêng), cho phép một trung tâm có 100 chi nhánh trên cùng một instance, tiết kiệm khoảng 80% chi phí hạ tầng khi mở rộng.</w:t>
       </w:r>
     </w:p>
     <w:p>
@@ -24854,7 +24854,7 @@
           <w:i w:val="0"/>
           <w:sz w:val="26"/>
         </w:rPr>
-        <w:t>Bốn giao diện được trình bày trong ba nhóm chức năng trên đại diện cho các luồng đã hoàn thiện và có minh chứng thực tế trong giai đoạn thử nghiệm: trang chủ công khai mang thương hiệu riêng, tùy biến thương hiệu bằng AI, bảng tổng quan và quản lý học viên. Một số giao diện khác đã được xây dựng nhưng chưa đưa vào bộ minh chứng này do còn ở trạng thái dữ liệu chưa đầy đủ trong môi trường thử nghiệm — cụ thể là giao diện quản lý hóa đơn và thanh toán (đang trong quá trình hoàn thiện điểm cuối API tổng hợp số liệu) cùng các thống kê doanh thu. Các giao diện thuộc phạm vi giai đoạn tiếp theo gồm: cổng thông tin dành cho phụ huynh (nhóm người dùng đại diện P4), ứng dụng di động gốc (sau giai đoạn thương mại hóa), và quản lý học bạ K-12 (nhóm người dùng đại diện P5). Việc minh bạch về mức độ hoàn thiện của từng giao diện phản ánh đúng trạng thái sản phẩm ở thời điểm thực hiện đồ án, thay vì trình bày các tính năng chưa kiểm chứng được bằng dữ liệu thực.</w:t>
+        <w:t>Bốn giao diện được trình bày trong ba nhóm chức năng trên đại diện cho các luồng đã hoàn thiện và có minh chứng thực tế trong giai đoạn thử nghiệm: trang chủ công khai mang thương hiệu riêng, tùy biến thương hiệu bằng AI, bảng tổng quan và quản lý học viên. Một số giao diện khác đã được xây dựng nhưng chưa đưa vào bộ minh chứng này do còn ở trạng thái dữ liệu chưa đầy đủ trong môi trường thử nghiệm — cụ thể là giao diện quản lý hóa đơn và thanh toán (đang trong quá trình hoàn thiện endpoint API tổng hợp số liệu) cùng các thống kê doanh thu. Các giao diện thuộc phạm vi giai đoạn tiếp theo gồm: cổng thông tin dành cho phụ huynh (nhóm người dùng đại diện P4), ứng dụng di động gốc (sau giai đoạn thương mại hóa), và quản lý học bạ K-12 (nhóm người dùng đại diện P5). Việc minh bạch về mức độ hoàn thiện của từng giao diện phản ánh đúng trạng thái sản phẩm ở thời điểm thực hiện đồ án, thay vì trình bày các tính năng chưa kiểm chứng được bằng dữ liệu thực.</w:t>
       </w:r>
     </w:p>
     <w:p>
@@ -26200,7 +26200,7 @@
           <w:i w:val="0"/>
           <w:sz w:val="26"/>
         </w:rPr>
-        <w:t xml:space="preserve">Bốn lựa chọn thiết kế nổi bật của đường ống triển khai bao gồm: vai trò OIDC tạm thời (mỗi lần chạy workflow đảm nhận một vai trò mới với token một giờ, không nhúng cứng AWS access key trong GitHub Secrets); phạm vi IAM thu hẹp (vai trò </w:t>
+        <w:t xml:space="preserve">Bốn lựa chọn thiết kế nổi bật của pipeline bao gồm: vai trò OIDC tạm thời (mỗi lần chạy workflow assume role mới với token một giờ, không nhúng cứng AWS access key trong GitHub Secrets); phạm vi IAM thu hẹp (vai trò </w:t>
       </w:r>
       <w:r>
         <w:rPr>
@@ -26308,7 +26308,7 @@
           <w:i w:val="0"/>
           <w:sz w:val="26"/>
         </w:rPr>
-        <w:t xml:space="preserve"> nguyên văn để kích hoạt, phòng ngừa triển khai nhầm); và kiểm thử nhanh đăng nhập quản trị sau triển khai (kiểm thử gọi </w:t>
+        <w:t xml:space="preserve"> nguyên văn để kích hoạt, phòng ngừa triển khai nhầm); và smoke test admin-login sau triển khai (kiểm thử gọi </w:t>
       </w:r>
       <w:r>
         <w:rPr>
@@ -26326,7 +26326,7 @@
           <w:i w:val="0"/>
           <w:sz w:val="26"/>
         </w:rPr>
-        <w:t xml:space="preserve"> với thông tin quản trị viên đã được khởi tạo sẵn, kỳ vọng mã 200 và JWT — bắt được lỗi liên kết kiểu đặc thù PostgreSQL mà kiểm thử đơn vị với H2 hoặc Mockito không phát hiện được).</w:t>
+        <w:t xml:space="preserve"> với thông tin quản trị viên đã được khởi tạo sẵn, kỳ vọng mã 200 và JWT — bắt được lỗi class binding đặc thù PostgreSQL mà unit test với H2 hoặc Mockito không phát hiện được).</w:t>
       </w:r>
     </w:p>
     <w:p>
@@ -28044,7 +28044,7 @@
           <w:i w:val="0"/>
           <w:sz w:val="26"/>
         </w:rPr>
-        <w:t xml:space="preserve">Tính đến thời điểm thực hiện đồ án: 71 tài nguyên Terraform đã áp dụng (CloudTrail ghi nhận đầy đủ); hai thực thể EC2 và RDS PostgreSQL đa tenant với RLS đã chạy; Cloudflare DNS đã chuyển đổi (kitehub.me trỏ về ALB) cùng bản ghi wildcard </w:t>
+        <w:t xml:space="preserve">Tính đến thời điểm thực hiện đồ án: 71 tài nguyên Terraform đã apply (CloudTrail ghi nhận đầy đủ); hai EC2 instance và RDS PostgreSQL đa tenant với RLS đã chạy; Cloudflare DNS đã cutover (kitehub.me trỏ về ALB) cùng bản ghi wildcard </w:t>
       </w:r>
       <w:r>
         <w:rPr>
@@ -28062,7 +28062,7 @@
           <w:i w:val="0"/>
           <w:sz w:val="26"/>
         </w:rPr>
-        <w:t xml:space="preserve"> cho định tuyến trang chủ đa tenant; cơ chế phân giải Tenant → Domain → Landing (mục 2.2.6) hoạt động trên lớp gateway, được minh chứng qua trang chủ công khai của tenant mẫu Sky Education với giao diện thương hiệu riêng (mục 4.2); AWS SES đã được phê duyệt chế độ sản xuất; đường ống CI/CD OIDC + ECR + SSM hoạt động đầy đủ; cơ chế mời tenant thử nghiệm đã sẵn sàng nhận yêu cầu.</w:t>
+        <w:t xml:space="preserve"> cho định tuyến trang chủ đa tenant; cơ chế phân giải Tenant → Domain → Landing (mục 2.2.6) hoạt động trên lớp gateway, được minh chứng qua trang chủ công khai của tenant mẫu Sky Education với giao diện thương hiệu riêng (mục 4.2); AWS SES đã được phê duyệt production mode; CI/CD pipeline OIDC + ECR + SSM hoạt động đầy đủ; cơ chế mời tenant thử nghiệm đã sẵn sàng nhận yêu cầu.</w:t>
       </w:r>
     </w:p>
     <w:p>
@@ -28076,7 +28076,7 @@
           <w:color w:val="000000"/>
           <w:sz w:val="32"/>
         </w:rPr>
-        <w:t>4.2 Kết quả tương tác người dùng cuối và minh chứng</w:t>
+        <w:t>4.2 Kết quả tương tác end-user và minh chứng</w:t>
       </w:r>
     </w:p>
     <w:p>
@@ -28108,7 +28108,7 @@
           <w:i w:val="0"/>
           <w:sz w:val="26"/>
         </w:rPr>
-        <w:t>Tổng kết các thao tác chính đã được người dùng cuối thực hiện thành công (đăng ký tenant, cấu hình AI Branding, quản lý lớp học, phát hành hóa đơn, theo dõi nhật ký kiểm toán).</w:t>
+        <w:t>Tổng kết các thao tác chính đã được end-user thực hiện thành công (đăng ký tenant, cấu hình AI Branding, quản lý lớp học, phát hành hóa đơn, theo dõi audit log).</w:t>
       </w:r>
     </w:p>
     <w:p>

--- a/documents/08-thesis/thesis-v1.docx
+++ b/documents/08-thesis/thesis-v1.docx
@@ -3689,7 +3689,7 @@
           <w:i w:val="0"/>
           <w:sz w:val="26"/>
         </w:rPr>
-        <w:t>Chương 1 — Tổng quan: phân tích đối tượng tham khảo trên thị trường, kỹ thuật AI tích hợp, và khung pháp lý Việt Nam tác động đến nền tảng.</w:t>
+        <w:t>Chương 1 — Tổng quan về bài toán: phân tích hiện trạng thị trường, khảo sát các hệ thống tham khảo, kỹ thuật AI tích hợp và khung pháp lý Việt Nam tác động đến nền tảng.</w:t>
       </w:r>
     </w:p>
     <w:p>
@@ -3705,7 +3705,7 @@
           <w:i w:val="0"/>
           <w:sz w:val="26"/>
         </w:rPr>
-        <w:t>Chương 2 — Kiến trúc hệ thống: yêu cầu chức năng + phi chức năng, mô hình hóa C4 + Use Case + Class + ERD, thiết kế cơ sở dữ liệu, multi-tenant single-bucket, defense-in-depth 5 lớp.</w:t>
+        <w:t>Chương 2 — Phân tích và thiết kế hệ thống: yêu cầu chức năng và phi chức năng, mô hình hóa C4 Context + Container, sơ đồ use case, kiến trúc đa tenant single-bucket với defense-in-depth năm lớp.</w:t>
       </w:r>
     </w:p>
     <w:p>
@@ -3721,7 +3721,7 @@
           <w:i w:val="0"/>
           <w:sz w:val="26"/>
         </w:rPr>
-        <w:t>Chương 3 — Triển khai: kết quả triển khai giao diện sản phẩm và bộ kiểm thử ba lớp (unit / integration / E2E) với các sample test case cụ thể.</w:t>
+        <w:t>Chương 3 — Phân tích, thiết kế và triển khai hệ thống: triển khai giao diện sản phẩm, đoạn mã đại diện cho các luồng nghiệp vụ then chốt, bộ kiểm thử ba lớp (unit / integration / E2E) với các trường hợp kiểm thử mẫu cụ thể.</w:t>
       </w:r>
     </w:p>
     <w:p>
@@ -3737,7 +3737,7 @@
           <w:i w:val="0"/>
           <w:sz w:val="26"/>
         </w:rPr>
-        <w:t>Chương 4 — Kết quả triển khai: cloud AWS giai đoạn thử nghiệm tenant, user onboarding flow, KPI metrics, scope thử nghiệm.</w:t>
+        <w:t>Chương 4 — Đánh giá kết quả và Kết luận: triển khai cloud AWS giai đoạn thử nghiệm tenant, luồng onboarding người dùng, các KPI đo lường, phạm vi thử nghiệm và đề xuất hướng phát triển tiếp theo.</w:t>
       </w:r>
     </w:p>
     <w:p>

--- a/documents/08-thesis/thesis-v1.docx
+++ b/documents/08-thesis/thesis-v1.docx
@@ -18009,20 +18009,11 @@
       <w:r>
         <w:rPr>
           <w:rFonts w:ascii="Times New Roman" w:hAnsi="Times New Roman" w:eastAsia="Times New Roman"/>
-          <w:b/>
-          <w:i w:val="0"/>
-          <w:sz w:val="26"/>
-        </w:rPr>
-        <w:t>Bảng `instances` (kitehub-subscription control-plane).</w:t>
-      </w:r>
-      <w:r>
-        <w:rPr>
-          <w:rFonts w:ascii="Times New Roman" w:hAnsi="Times New Roman" w:eastAsia="Times New Roman"/>
-          <w:b w:val="0"/>
-          <w:i w:val="0"/>
-          <w:sz w:val="26"/>
-        </w:rPr>
-        <w:t xml:space="preserve"> Bảng </w:t>
+          <w:b w:val="0"/>
+          <w:i w:val="0"/>
+          <w:sz w:val="26"/>
+        </w:rPr>
+        <w:t xml:space="preserve">Bảng </w:t>
       </w:r>
       <w:r>
         <w:rPr>
@@ -18040,7 +18031,7 @@
           <w:i w:val="0"/>
           <w:sz w:val="26"/>
         </w:rPr>
-        <w:t xml:space="preserve"> lưu metadata cấp tenant: mỗi dòng tương ứng với một trung tâm dạy thêm có dùng nền tảng. Bảng này thuộc service </w:t>
+        <w:t xml:space="preserve"> (microservice </w:t>
       </w:r>
       <w:r>
         <w:rPr>
@@ -18058,7 +18049,7 @@
           <w:i w:val="0"/>
           <w:sz w:val="26"/>
         </w:rPr>
-        <w:t xml:space="preserve"> và là source-of-truth cho vòng đời tenant (TRIAL / ACTIVE / SUSPENDED / CANCELLED).</w:t>
+        <w:t>, control-plane) lưu metadata cấp tenant: mỗi dòng tương ứng với một trung tâm dạy thêm có dùng nền tảng. Bảng này là source-of-truth cho vòng đời tenant (TRIAL / ACTIVE / SUSPENDED / CANCELLED).</w:t>
       </w:r>
     </w:p>
     <w:p>
@@ -19650,20 +19641,11 @@
       <w:r>
         <w:rPr>
           <w:rFonts w:ascii="Times New Roman" w:hAnsi="Times New Roman" w:eastAsia="Times New Roman"/>
-          <w:b/>
-          <w:i w:val="0"/>
-          <w:sz w:val="26"/>
-        </w:rPr>
-        <w:t>Bảng `classes` (kiteclass-core domain-plane).</w:t>
-      </w:r>
-      <w:r>
-        <w:rPr>
-          <w:rFonts w:ascii="Times New Roman" w:hAnsi="Times New Roman" w:eastAsia="Times New Roman"/>
-          <w:b w:val="0"/>
-          <w:i w:val="0"/>
-          <w:sz w:val="26"/>
-        </w:rPr>
-        <w:t xml:space="preserve"> Bảng </w:t>
+          <w:b w:val="0"/>
+          <w:i w:val="0"/>
+          <w:sz w:val="26"/>
+        </w:rPr>
+        <w:t xml:space="preserve">Bảng </w:t>
       </w:r>
       <w:r>
         <w:rPr>
@@ -19681,7 +19663,7 @@
           <w:i w:val="0"/>
           <w:sz w:val="26"/>
         </w:rPr>
-        <w:t xml:space="preserve"> đại diện cho lớp học cụ thể tại tenant (ví dụ </w:t>
+        <w:t xml:space="preserve"> (microservice </w:t>
       </w:r>
       <w:r>
         <w:rPr>
@@ -19690,6 +19672,24 @@
           <w:i/>
           <w:sz w:val="26"/>
         </w:rPr>
+        <w:t>kiteclass-core</w:t>
+      </w:r>
+      <w:r>
+        <w:rPr>
+          <w:rFonts w:ascii="Times New Roman" w:hAnsi="Times New Roman" w:eastAsia="Times New Roman"/>
+          <w:b w:val="0"/>
+          <w:i w:val="0"/>
+          <w:sz w:val="26"/>
+        </w:rPr>
+        <w:t xml:space="preserve">, domain-plane) đại diện cho lớp học cụ thể tại tenant (ví dụ </w:t>
+      </w:r>
+      <w:r>
+        <w:rPr>
+          <w:rFonts w:ascii="Times New Roman" w:hAnsi="Times New Roman" w:eastAsia="Times New Roman"/>
+          <w:b w:val="0"/>
+          <w:i/>
+          <w:sz w:val="26"/>
+        </w:rPr>
         <w:t>Lớp Anh ngữ 5A1</w:t>
       </w:r>
       <w:r>
@@ -19699,25 +19699,7 @@
           <w:i w:val="0"/>
           <w:sz w:val="26"/>
         </w:rPr>
-        <w:t xml:space="preserve"> mở từ tháng 9/2025 đến tháng 5/2026). Bảng này thuộc service </w:t>
-      </w:r>
-      <w:r>
-        <w:rPr>
-          <w:rFonts w:ascii="Times New Roman" w:hAnsi="Times New Roman" w:eastAsia="Times New Roman"/>
-          <w:b w:val="0"/>
-          <w:i/>
-          <w:sz w:val="26"/>
-        </w:rPr>
-        <w:t>kiteclass-core</w:t>
-      </w:r>
-      <w:r>
-        <w:rPr>
-          <w:rFonts w:ascii="Times New Roman" w:hAnsi="Times New Roman" w:eastAsia="Times New Roman"/>
-          <w:b w:val="0"/>
-          <w:i w:val="0"/>
-          <w:sz w:val="26"/>
-        </w:rPr>
-        <w:t xml:space="preserve"> và là entity domain trung tâm cho các tính năng điểm danh, chấm điểm, thanh toán học phí.</w:t>
+        <w:t xml:space="preserve"> mở từ tháng 9/2025 đến tháng 5/2026). Bảng này là entity domain trung tâm cho các tính năng điểm danh, chấm điểm, thanh toán học phí.</w:t>
       </w:r>
     </w:p>
     <w:p>
@@ -21286,20 +21268,11 @@
       <w:r>
         <w:rPr>
           <w:rFonts w:ascii="Times New Roman" w:hAnsi="Times New Roman" w:eastAsia="Times New Roman"/>
-          <w:b/>
-          <w:i w:val="0"/>
-          <w:sz w:val="26"/>
-        </w:rPr>
-        <w:t>Bảng `students` (kiteclass-core domain-plane).</w:t>
-      </w:r>
-      <w:r>
-        <w:rPr>
-          <w:rFonts w:ascii="Times New Roman" w:hAnsi="Times New Roman" w:eastAsia="Times New Roman"/>
-          <w:b w:val="0"/>
-          <w:i w:val="0"/>
-          <w:sz w:val="26"/>
-        </w:rPr>
-        <w:t xml:space="preserve"> Bảng </w:t>
+          <w:b w:val="0"/>
+          <w:i w:val="0"/>
+          <w:sz w:val="26"/>
+        </w:rPr>
+        <w:t xml:space="preserve">Bảng </w:t>
       </w:r>
       <w:r>
         <w:rPr>
@@ -21317,7 +21290,25 @@
           <w:i w:val="0"/>
           <w:sz w:val="26"/>
         </w:rPr>
-        <w:t xml:space="preserve"> lưu hồ sơ học sinh đã đăng ký tại tenant. Bảng này có volume lớn nhất trong các bảng domain (mục tiêu 50-500 học sinh/tenant ở giai đoạn thử nghiệm).</w:t>
+        <w:t xml:space="preserve"> (microservice </w:t>
+      </w:r>
+      <w:r>
+        <w:rPr>
+          <w:rFonts w:ascii="Times New Roman" w:hAnsi="Times New Roman" w:eastAsia="Times New Roman"/>
+          <w:b w:val="0"/>
+          <w:i/>
+          <w:sz w:val="26"/>
+        </w:rPr>
+        <w:t>kiteclass-core</w:t>
+      </w:r>
+      <w:r>
+        <w:rPr>
+          <w:rFonts w:ascii="Times New Roman" w:hAnsi="Times New Roman" w:eastAsia="Times New Roman"/>
+          <w:b w:val="0"/>
+          <w:i w:val="0"/>
+          <w:sz w:val="26"/>
+        </w:rPr>
+        <w:t>, domain-plane) lưu hồ sơ học sinh đã đăng ký tại tenant. Bảng này có volume lớn nhất trong các bảng domain (mục tiêu 50-500 học sinh/tenant ở giai đoạn thử nghiệm).</w:t>
       </w:r>
     </w:p>
     <w:p>

--- a/documents/08-thesis/thesis-v1.docx
+++ b/documents/08-thesis/thesis-v1.docx
@@ -14954,7 +14954,7 @@
           <w:i w:val="0"/>
           <w:sz w:val="26"/>
         </w:rPr>
-        <w:t>Hình 2.4 trình bày tuần tự đăng nhập và một yêu cầu được xác thực sau đó cho luồng quản trị nền tảng.</w:t>
+        <w:t>Hình 2.4a-d trình bày tuần tự đăng nhập và một yêu cầu được xác thực sau đó cho luồng quản trị nền tảng.</w:t>
       </w:r>
     </w:p>
     <w:p>
@@ -16351,7 +16351,7 @@
           <w:i w:val="0"/>
           <w:sz w:val="26"/>
         </w:rPr>
-        <w:t>Luồng cấp phát tenant từ lúc người dùng tiềm năng gửi yêu cầu beta đến khi chủ sở hữu trung tâm đăng nhập lần đầu trải qua nhiều bước phối hợp giữa frontend, backend và các dịch vụ ngoài. Hình 2.7 trình bày tuần tự các bước theo ký pháp UML.</w:t>
+        <w:t>Luồng cấp phát tenant từ lúc người dùng tiềm năng gửi yêu cầu beta đến khi chủ sở hữu trung tâm đăng nhập lần đầu trải qua nhiều bước phối hợp giữa frontend, backend và các dịch vụ ngoài. Hình 2.7a-b trình bày tuần tự các bước theo ký pháp UML.</w:t>
       </w:r>
     </w:p>
     <w:p>

--- a/documents/08-thesis/thesis-v1.docx
+++ b/documents/08-thesis/thesis-v1.docx
@@ -3833,7 +3833,7 @@
           <w:i w:val="0"/>
           <w:sz w:val="26"/>
         </w:rPr>
-        <w:t>Trung tâm dạy thêm tại Việt Nam vận hành theo mô hình học hỗn hợp (B-learning, blended learning) — kết hợp lớp học sau giờ chính khóa và cuối tuần, phân biệt với trường công lập chính khóa. Thị trường mục tiêu của đồ án là các trung tâm vừa và nhỏ với 50-500 học sinh; phạm vi K-12 (giáo dục phổ thông từ mầm non đến lớp 12) trường công có lớp tuân thủ pháp lý riêng (cán bộ bảo vệ dữ liệu DPO, đánh giá tác động bảo vệ dữ liệu DPIA, kiểm tra an ninh) được lùi sang giai đoạn vận hành chính thức.</w:t>
+        <w:t>Trung tâm dạy thêm tại Việt Nam vận hành theo mô hình học hỗn hợp (B-learning, blended learning) — kết hợp lớp học sau giờ chính khóa và cuối tuần, phân biệt với trường công lập chính khóa. Thị trường mục tiêu của đồ án là các trung tâm vừa và nhỏ với 50-500 học sinh; phạm vi K-12 (giáo dục phổ thông từ mầm non đến lớp 12) trường công có lớp tuân thủ pháp lý riêng (cán bộ bảo vệ dữ liệu DPO, đánh giá tác động bảo vệ dữ liệu DPIA, kiểm tra an ninh) được lùi sang lộ trình phát triển sau.</w:t>
       </w:r>
     </w:p>
     <w:p>
@@ -3885,7 +3885,7 @@
           <w:i w:val="0"/>
           <w:sz w:val="26"/>
         </w:rPr>
-        <w:t xml:space="preserve"> ứng tháng 9/2025 đến tháng 5/2026) gồm học kỳ 1 (tháng 9 đến tháng 12), học kỳ 2 (tháng 1 đến tháng 5) và học kỳ hè (tháng 6 đến tháng 8). Mẹ là đầu mối liên lạc chính cho việc học của con (~60%), bố dự phòng (35%), ông bà (5%). Khung Tết Nguyên Đán nghỉ 7-10 ngày cuối tháng 1, đầu tháng 2 yêu cầu lịch chạy tự động tính phí bỏ qua. Giai đoạn thử nghiệm hỗ trợ email; tích hợp Zalo OA cho phụ huynh là lộ trình giai đoạn vận hành chính thức.</w:t>
+        <w:t xml:space="preserve"> ứng tháng 9/2025 đến tháng 5/2026) gồm học kỳ 1 (tháng 9 đến tháng 12), học kỳ 2 (tháng 1 đến tháng 5) và học kỳ hè (tháng 6 đến tháng 8). Mẹ là đầu mối liên lạc chính cho việc học của con (~60%), bố dự phòng (35%), ông bà (5%). Khung Tết Nguyên Đán nghỉ 7-10 ngày cuối tháng 1, đầu tháng 2 yêu cầu lịch chạy tự động tính phí bỏ qua. Hệ thống đã hỗ trợ email cho tài liệu chính thức và đã kết nối kênh Zalo OA cho liên lạc với phụ huynh.</w:t>
       </w:r>
     </w:p>
     <w:p>
@@ -3899,7 +3899,7 @@
           <w:color w:val="000000"/>
           <w:sz w:val="28"/>
         </w:rPr>
-        <w:t>1.1.2 Phân tích nhóm người dùng đại diện giai đoạn thử nghiệm</w:t>
+        <w:t>1.1.2 Phân tích nhóm người dùng đại diện hiện tại</w:t>
       </w:r>
     </w:p>
     <w:p>
@@ -4077,7 +4077,7 @@
           <w:i w:val="0"/>
           <w:sz w:val="26"/>
         </w:rPr>
-        <w:t xml:space="preserve"> — phụ huynh nhận thông báo email cho tài liệu chính thức trong giai đoạn thử nghiệm và nhóm Zalo cho cập nhật thường xuyên ở giai đoạn vận hành chính thức; học sinh truy cập qua thiết bị di động chiếm 85% phiên.</w:t>
+        <w:t xml:space="preserve"> — phụ huynh nhận thông báo email cho tài liệu chính thức và nhận cập nhật thường xuyên qua nhóm Zalo OA đã được kết nối; học sinh truy cập qua thiết bị di động chiếm 85% phiên.</w:t>
       </w:r>
     </w:p>
     <w:p>
@@ -4669,7 +4669,7 @@
           <w:i w:val="0"/>
           <w:sz w:val="26"/>
         </w:rPr>
-        <w:t>Bên cạnh khảo sát các hệ thống đang có trên thị trường, đề tài tổng hợp nhu cầu sử dụng từ năm nhóm end-user dựa trên các báo cáo ngành công khai. Phân tích này giúp xác định những tính năng cốt lõi cần ưu tiên trong giai đoạn đầu của hệ thống đề xuất.</w:t>
+        <w:t>Bên cạnh khảo sát các hệ thống đang có trên thị trường, đề tài tổng hợp nhu cầu sử dụng từ năm nhóm end-user dựa trên các báo cáo ngành công khai. Phân tích này giúp xác định những tính năng cốt lõi cần ưu tiên trong định hướng triển khai ưu tiên.</w:t>
       </w:r>
     </w:p>
     <w:p>
@@ -6695,7 +6695,7 @@
           <w:i w:val="0"/>
           <w:sz w:val="26"/>
         </w:rPr>
-        <w:t xml:space="preserve"> việc lùi ứng dụng di động gốc và tích hợp Zalo ZNS sang các phiên bản sau có rủi ro mất khách so với Mona eLMS và Easy Edu vốn đã có ứng dụng gốc — giải pháp giảm thiểu là giao diện web đáp ứng kết hợp nhóm Zalo trong phiên bản đầu, ưu tiên ứng dụng gốc ở phiên bản kế tiếp. Cổng thanh toán cũng là điểm yếu khi DotB có sẵn ba cổng tích hợp — phiên bản đầu của hệ thống đề xuất sử dụng chuyển khoản ngân hàng kết hợp VietQR (không cần cổng), phiên bản kế tiếp hợp tác với một cổng chính (VNPay). Cuối cùng, nhận diện thương hiệu là rào cản khi Easy Edu và Mona eLMS có nhiều năm hiện diện thị trường trong khi hệ thống đề xuất mới ra mắt — giải pháp giảm thiểu là tiếp cận tăng trưởng dẫn dắt bởi sản phẩm, tiếp thị nội dung tiếng Việt và chương trình người dùng tiên phong với các trung tâm thử nghiệm.</w:t>
+        <w:t xml:space="preserve"> việc lùi ứng dụng di động gốc và tích hợp Zalo ZNS push notification sang lộ trình phát triển sau có rủi ro mất khách so với Mona eLMS và Easy Edu vốn đã có ứng dụng gốc — giải pháp giảm thiểu là giao diện web đáp ứng kết hợp nhóm Zalo đã được triển khai, ưu tiên ứng dụng di động gốc cho lộ trình phát triển sau. Cổng thanh toán cũng là điểm yếu khi DotB có sẵn ba cổng tích hợp — hệ thống đề xuất hiện tại sử dụng chuyển khoản ngân hàng kết hợp VietQR (không cần cổng), lộ trình phát triển sau bao gồm tích hợp cổng VNPay. Cuối cùng, nhận diện thương hiệu là rào cản khi Easy Edu và Mona eLMS có nhiều năm hiện diện thị trường trong khi hệ thống đề xuất mới ra mắt — giải pháp giảm thiểu là tiếp cận tăng trưởng dẫn dắt bởi sản phẩm, tiếp thị nội dung tiếng Việt và chương trình người dùng tiên phong với các trung tâm thử nghiệm.</w:t>
       </w:r>
     </w:p>
     <w:p>
@@ -6725,7 +6725,7 @@
           <w:i w:val="0"/>
           <w:sz w:val="26"/>
         </w:rPr>
-        <w:t>Đề tài chia thành các giai đoạn triển khai để cân bằng giữa độ phức tạp kỹ thuật, ngưỡng tuân thủ pháp lý và quy mô thị trường mục tiêu. Giai đoạn thử nghiệm tenant gồm vận hành thử với hai giáo viên độc lập (một dùng gói miễn phí, một dùng gói trả phí), tập trung kiểm chứng trình hướng dẫn khởi tạo tenant, mô-đun AI Branding, kiến trúc đa tenant và ngưỡng tuân thủ pháp lý cơ bản; phạm vi triển khai trong giai đoạn này không thu phí và chấp nhận chính sách giảm thiểu chi phí hạ tầng. Giai đoạn thanh toán thử nghiệm mở rộng nhóm tenant thử nghiệm lên 30-50 trung tâm với chính sách thu phí giới thiệu thấp hơn giá niêm yết, mục đích chính là kiểm chứng mô hình giá, luồng khởi tạo chính thức và hệ thống thanh toán chuyển khoản kèm đối soát tự động; giai đoạn này tích hợp hóa đơn điện tử (eInvoice) qua hợp tác với nhà cung cấp được Tổng cục Thuế cấp phép. Giai đoạn vận hành chính thức mở cho mọi trung tâm tự đăng ký không qua quy trình mời, đi kèm thỏa thuận mức dịch vụ (SLA — Service Level Agreement) cam kết thời gian hoạt động ≥99,5% và bổ sung các kênh hỗ trợ (trò chuyện trực tuyến, kênh hỗ trợ Zalo OA), ứng dụng di động gốc cho học viên và phụ huynh, đa cổng thanh toán tích hợp. Giai đoạn mở rộng sang khối phổ thông K-12 phục vụ trường công lập và tư thục cấp 1-2 với yêu cầu bổ nhiệm cán bộ bảo vệ dữ liệu (DPO — Data Protection Officer) chính thức, đánh giá tác động bảo vệ dữ liệu (DPIA — Data Protection Impact Assessment) cho dữ liệu trẻ em theo Luật Bảo vệ Dữ liệu Cá nhân Điều 17 và Điều 26, hợp tác với Bộ Giáo dục và Đào tạo cùng các sở phòng giáo dục địa phương cho phân phối.</w:t>
+        <w:t>Phạm vi triển khai hiện tại của đề tài bao gồm vận hành thử với hai giáo viên độc lập (một dùng gói miễn phí, một dùng gói trả phí), tập trung kiểm chứng trình hướng dẫn khởi tạo tenant, mô-đun AI Branding, kiến trúc đa tenant và ngưỡng tuân thủ pháp lý cơ bản. Hệ thống thanh toán chuyển khoản qua VietQR kèm đối soát tự động đã được tích hợp; kênh thông báo Zalo OA đã kết nối phục vụ liên lạc với phụ huynh; hóa đơn điện tử (eInvoice) qua hợp tác với nhà cung cấp được Tổng cục Thuế cấp phép cũng đã có sẵn cho luồng phát hành.</w:t>
       </w:r>
     </w:p>
     <w:p>
@@ -6741,7 +6741,23 @@
           <w:i w:val="0"/>
           <w:sz w:val="26"/>
         </w:rPr>
-        <w:t>Phạm vi triển khai của đề tài chủ yếu tập trung vào giai đoạn thử nghiệm tenant — bao gồm trình hướng dẫn khởi tạo cốt lõi, mô-đun AI Branding tự động, quản lý vòng đời tenant đầy đủ và tuân thủ pháp luật Việt Nam (PDPL, Luật An ninh mạng, ngưỡng hóa đơn điện tử). Các giai đoạn thanh toán thử nghiệm, vận hành chính thức và mở rộng sang khối K-12 được trình bày như lộ trình kỹ thuật nhưng không nằm trong phạm vi triển khai thực tế của đề tài. Việc tách giai đoạn này phù hợp với phương pháp luận sản phẩm tối giản khả thi (MVP — Minimum Viable Product) trong khởi nghiệp phần mềm — phát hành sản phẩm tối giản đáp ứng nhu cầu cốt lõi của nhóm người dùng đại diện ưu tiên trước, sau đó mở rộng dần các tính năng nâng cao theo phản hồi thị trường.</w:t>
+        <w:t>Lộ trình phát triển sau bao gồm các định hướng mở rộng cụ thể. Trước tiên, mở rộng nhóm tenant tham gia lên 30-50 trung tâm với chính sách thu phí giới thiệu thấp hơn giá niêm yết, mục đích chính là kiểm chứng mô hình giá ở quy mô lớn hơn. Tiếp theo, mở cho mọi trung tâm tự đăng ký không qua quy trình mời, đi kèm thỏa thuận mức dịch vụ (SLA — Service Level Agreement) cam kết thời gian hoạt động ≥99,5% và bổ sung kênh trò chuyện trực tuyến, ứng dụng di động gốc cho học viên và phụ huynh, đa cổng thanh toán tích hợp (VNPay, MoMo). Định hướng xa hơn là mở rộng sang khối phổ thông K-12 phục vụ trường công lập và tư thục cấp 1-2 với yêu cầu bổ nhiệm cán bộ bảo vệ dữ liệu (DPO — Data Protection Officer) chính thức, đánh giá tác động bảo vệ dữ liệu (DPIA — Data Protection Impact Assessment) cho dữ liệu trẻ em theo Luật Bảo vệ Dữ liệu Cá nhân Điều 17 và Điều 26, hợp tác với Bộ Giáo dục và Đào tạo cùng các sở phòng giáo dục địa phương cho phân phối.</w:t>
+      </w:r>
+    </w:p>
+    <w:p>
+      <w:pPr>
+        <w:spacing w:line="288" w:lineRule="auto"/>
+        <w:ind w:firstLine="567"/>
+        <w:jc w:val="both"/>
+      </w:pPr>
+      <w:r>
+        <w:rPr>
+          <w:rFonts w:ascii="Times New Roman" w:hAnsi="Times New Roman" w:eastAsia="Times New Roman"/>
+          <w:b w:val="0"/>
+          <w:i w:val="0"/>
+          <w:sz w:val="26"/>
+        </w:rPr>
+        <w:t>Việc tách phạm vi triển khai hiện tại khỏi lộ trình phát triển sau phù hợp với phương pháp luận sản phẩm tối giản khả thi (MVP — Minimum Viable Product) trong khởi nghiệp phần mềm — phát hành sản phẩm tối giản đáp ứng nhu cầu cốt lõi của nhóm người dùng đại diện ưu tiên trước, sau đó mở rộng dần các tính năng nâng cao theo phản hồi thị trường.</w:t>
       </w:r>
     </w:p>
     <w:p>
@@ -6987,7 +7003,7 @@
           <w:i w:val="0"/>
           <w:sz w:val="26"/>
         </w:rPr>
-        <w:t>Thanh toán qua VietQR là phương thức mặc định cho giai đoạn thử nghiệm thủ công; tích hợp MoMo/VNPay theo lộ trình giai đoạn vận hành chính thức</w:t>
+        <w:t>Thanh toán qua VietQR là phương thức mặc định cho phạm vi hiện tại thủ công; tích hợp MoMo/VNPay theo lộ trình phát triển sau</w:t>
       </w:r>
     </w:p>
     <w:p>
@@ -7546,7 +7562,7 @@
           <w:i w:val="0"/>
           <w:sz w:val="26"/>
         </w:rPr>
-        <w:t xml:space="preserve"> Gửi thông báo qua email formal cho phụ huynh khi có điểm mới, sự cố, nhắc hóa đơn; tích hợp Zalo OA mở rộng giai đoạn vận hành chính thức</w:t>
+        <w:t xml:space="preserve"> Gửi thông báo qua email formal cho phụ huynh khi có điểm mới, sự cố, nhắc hóa đơn; đã tích hợp Zalo OA</w:t>
       </w:r>
     </w:p>
     <w:p>
@@ -8193,7 +8209,7 @@
                 <w:i w:val="0"/>
                 <w:sz w:val="24"/>
               </w:rPr>
-              <w:t>(Bổ sung ngoài ISO 25010, ràng buộc kinh tế của giai đoạn thử nghiệm)</w:t>
+              <w:t>(Bổ sung ngoài ISO 25010, ràng buộc kinh tế hiện tại)</w:t>
             </w:r>
           </w:p>
         </w:tc>
@@ -8222,7 +8238,7 @@
           <w:i w:val="0"/>
           <w:sz w:val="26"/>
         </w:rPr>
-        <w:t xml:space="preserve"> Mục tiêu hiệu năng cho giai đoạn thử nghiệm được đặt như sau:</w:t>
+        <w:t xml:space="preserve"> Mục tiêu hiệu năng cho phạm vi hiện tại được đặt như sau:</w:t>
       </w:r>
     </w:p>
     <w:tbl>
@@ -8654,7 +8670,7 @@
           <w:i w:val="0"/>
           <w:sz w:val="26"/>
         </w:rPr>
-        <w:t>Khi quy mô tiến tới 50-200 tenant trong giai đoạn vận hành chính thức, hệ thống cần đánh giá lại khi connection pool đạt ngưỡng của instance cơ sở dữ liệu (~150 kết nối hoạt động).</w:t>
+        <w:t>Khi quy mô tiến tới 50-200 tenant trong lộ trình phát triển sau, hệ thống cần đánh giá lại khi connection pool đạt ngưỡng của instance cơ sở dữ liệu (~150 kết nối hoạt động).</w:t>
       </w:r>
     </w:p>
     <w:p>
@@ -8679,7 +8695,7 @@
           <w:i w:val="0"/>
           <w:sz w:val="26"/>
         </w:rPr>
-        <w:t xml:space="preserve"> Mục tiêu uptime của giai đoạn thử nghiệm là </w:t>
+        <w:t xml:space="preserve"> Mục tiêu uptime hiện tại là </w:t>
       </w:r>
       <w:r>
         <w:rPr>
@@ -8731,7 +8747,7 @@
           <w:i w:val="0"/>
           <w:sz w:val="26"/>
         </w:rPr>
-        <w:t xml:space="preserve"> (Singapore) phù hợp ràng buộc kinh tế giai đoạn đầu</w:t>
+        <w:t xml:space="preserve"> (Singapore) phù hợp ràng buộc kinh tế hiện tại</w:t>
       </w:r>
     </w:p>
     <w:p>
@@ -8813,7 +8829,7 @@
           <w:i w:val="0"/>
           <w:sz w:val="26"/>
         </w:rPr>
-        <w:t xml:space="preserve">Khi chuyển sang triển khai EKS multi-AZ với read replica ở giai đoạn vận hành chính thức, mục tiêu sẽ được nâng lên </w:t>
+        <w:t xml:space="preserve">Khi chuyển sang triển khai EKS multi-AZ với read replica ở lộ trình phát triển sau, mục tiêu sẽ được nâng lên </w:t>
       </w:r>
       <w:r>
         <w:rPr>
@@ -8831,7 +8847,7 @@
           <w:i w:val="0"/>
           <w:sz w:val="26"/>
         </w:rPr>
-        <w:t>. Việc theo dõi uptime thực tế qua Statuspage được lập kế hoạch cho giai đoạn vận hành chính thức.</w:t>
+        <w:t>. Việc theo dõi uptime thực tế qua Statuspage được lập kế hoạch cho lộ trình phát triển sau.</w:t>
       </w:r>
     </w:p>
     <w:p>
@@ -9561,7 +9577,7 @@
           <w:i w:val="0"/>
           <w:sz w:val="26"/>
         </w:rPr>
-        <w:t>Tuân thủ pháp lý phía Việt Nam ở giai đoạn thử nghiệm:</w:t>
+        <w:t>Tuân thủ pháp lý phía Việt Nam hiện tại:</w:t>
       </w:r>
     </w:p>
     <w:p>
@@ -9577,7 +9593,7 @@
           <w:i w:val="0"/>
           <w:sz w:val="26"/>
         </w:rPr>
-        <w:t>PDPL 2023 (Luật số 49/2023/QH15, có hiệu lực 2026-07-01) — giai đoạn thử nghiệm không thuộc nhóm K-12 với một disclaimer phù hợp về việc rà soát pháp lý tiếp tục trước khi phát hành chính thức</w:t>
+        <w:t>PDPL 2023 (Luật số 49/2023/QH15, có hiệu lực 2026-07-01) — hiện tại không thuộc nhóm K-12 với một disclaimer phù hợp về việc rà soát pháp lý tiếp tục trước khi phát hành chính thức</w:t>
       </w:r>
     </w:p>
     <w:p>
@@ -9627,7 +9643,7 @@
           <w:i w:val="0"/>
           <w:sz w:val="26"/>
         </w:rPr>
-        <w:t>Trước khi mở rộng sang phạm vi K-12 ở giai đoạn vận hành chính thức: DPO engagement, đánh giá tác động bảo vệ dữ liệu (DPIA), và rà soát pháp lý chuyên sâu cần được hoàn tất</w:t>
+        <w:t>Trước khi mở rộng sang phạm vi K-12 ở lộ trình phát triển sau: DPO engagement, đánh giá tác động bảo vệ dữ liệu (DPIA), và rà soát pháp lý chuyên sâu cần được hoàn tất</w:t>
       </w:r>
     </w:p>
     <w:p>
@@ -9686,7 +9702,7 @@
           <w:i w:val="0"/>
           <w:sz w:val="26"/>
         </w:rPr>
-        <w:t>Giai đoạn thử nghiệm: 10-50 tenant × 50-500 học sinh/tenant ≈ 5k-25k người dùng</w:t>
+        <w:t>Hiện tại: 10-50 tenant × 50-500 học sinh/tenant ≈ 5k-25k người dùng</w:t>
       </w:r>
     </w:p>
     <w:p>
@@ -9702,7 +9718,7 @@
           <w:i w:val="0"/>
           <w:sz w:val="26"/>
         </w:rPr>
-        <w:t>Giai đoạn vận hành chính thức: 50-200 tenant × 100-1000 học sinh/tenant ≈ 50k-200k người dùng thì mở rộng theo chiều dọc instance RDS</w:t>
+        <w:t>Lộ trình phát triển sau: 50-200 tenant × 100-1000 học sinh/tenant ≈ 50k-200k người dùng thì mở rộng theo chiều dọc instance RDS</w:t>
       </w:r>
     </w:p>
     <w:p>
@@ -9750,7 +9766,7 @@
           <w:i w:val="0"/>
           <w:sz w:val="26"/>
         </w:rPr>
-        <w:t>Connection pool: HikariCP 10 kết nối/service × 6 service = 60 baseline; tối đa 150 với RDS giai đoạn vận hành chính thức (kitehub-platform là thư viện JAR dùng chung, không có pool kết nối riêng)</w:t>
+        <w:t>Connection pool: HikariCP 10 kết nối/service × 6 service = 60 baseline; tối đa 150 với RDS lộ trình phát triển sau (kitehub-platform là thư viện JAR dùng chung, không có pool kết nối riêng)</w:t>
       </w:r>
     </w:p>
     <w:p>
@@ -9968,7 +9984,7 @@
           <w:i w:val="0"/>
           <w:sz w:val="26"/>
         </w:rPr>
-        <w:t xml:space="preserve"> Giai đoạn thử nghiệm vận hành dưới ràng buộc AWS Free Tier 12 tháng:</w:t>
+        <w:t xml:space="preserve"> Hiện tại vận hành dưới ràng buộc AWS Free Tier 12 tháng:</w:t>
       </w:r>
     </w:p>
     <w:p>
@@ -10084,7 +10100,7 @@
           <w:i w:val="0"/>
           <w:sz w:val="26"/>
         </w:rPr>
-        <w:t>Tổng chi phí ước tính giai đoạn thử nghiệm: $15-30/tháng</w:t>
+        <w:t>Tổng chi phí ước tính hiện tại: $15-30/tháng</w:t>
       </w:r>
       <w:r>
         <w:rPr>
@@ -10109,7 +10125,7 @@
           <w:i w:val="0"/>
           <w:sz w:val="26"/>
         </w:rPr>
-        <w:t>Quyết định kiến trúc bị neo bởi ràng buộc kinh tế: khóa luận lựa chọn mô hình single-bucket multi-tenant với RLS (Pattern 4) thay vì per-tenant DB (Pattern 1) — chênh lệch chi phí khoảng 20× và chi phí vận hành tăng tuyến tính theo số tenant, không phù hợp với phân khúc trung tâm SMB ở giai đoạn thử nghiệm (chi tiết §2.2.3).</w:t>
+        <w:t>Quyết định kiến trúc bị neo bởi ràng buộc kinh tế: khóa luận lựa chọn mô hình single-bucket multi-tenant với RLS (Pattern 4) thay vì per-tenant DB (Pattern 1) — chênh lệch chi phí khoảng 20× và chi phí vận hành tăng tuyến tính theo số tenant, không phù hợp với phân khúc trung tâm SMB hiện tại (chi tiết §2.2.3).</w:t>
       </w:r>
     </w:p>
     <w:p>
@@ -10584,7 +10600,7 @@
                 <w:i w:val="0"/>
                 <w:sz w:val="24"/>
               </w:rPr>
-              <w:t>Functional Suitability: giai đoạn thử nghiệm VietQR; mở rộng VNPay/MoMo giai đoạn vận hành chính thức</w:t>
+              <w:t>Functional Suitability: hiện tại VietQR; mở rộng VNPay/MoMo lộ trình phát triển sau</w:t>
             </w:r>
           </w:p>
         </w:tc>
@@ -10824,7 +10840,7 @@
                 <w:i w:val="0"/>
                 <w:sz w:val="24"/>
               </w:rPr>
-              <w:t>Usability: tích hợp Zalo OA cho phụ huynh là yêu cầu giai đoạn vận hành chính thức</w:t>
+              <w:t>Usability: Zalo OA đã được tích hợp cho phụ huynh</w:t>
             </w:r>
           </w:p>
         </w:tc>
@@ -10989,7 +11005,7 @@
               <a:graphicData uri="http://schemas.openxmlformats.org/drawingml/2006/picture">
                 <pic:pic>
                   <pic:nvPicPr>
-                    <pic:cNvPr id="0" name="mermaid-f5a7d770a853ce87.png"/>
+                    <pic:cNvPr id="0" name="mermaid-f4d25d807aa325d6.png"/>
                     <pic:cNvPicPr/>
                   </pic:nvPicPr>
                   <pic:blipFill>
@@ -11136,7 +11152,6 @@
     </w:p>
     <w:p>
       <w:pPr>
-        <w:pageBreakBefore/>
         <w:spacing w:before="120" w:after="120"/>
         <w:jc w:val="center"/>
       </w:pPr>
@@ -12102,7 +12117,7 @@
                 <w:i w:val="0"/>
                 <w:sz w:val="24"/>
               </w:rPr>
-              <w:t>Chi phí ~$295/tháng cho 10 tenant so với ~$15 cho Pool model (chênh 20×); chi phí vận hành N× backup + N× migration + N× monitoring tăng tuyến tính theo số tenant, không phù hợp với phân khúc trung tâm SMB ở giai đoạn thử nghiệm</w:t>
+              <w:t>Chi phí ~$295/tháng cho 10 tenant so với ~$15 cho Pool model (chênh 20×); chi phí vận hành N× backup + N× migration + N× monitoring tăng tuyến tính theo số tenant, không phù hợp với phân khúc trung tâm SMB hiện tại</w:t>
             </w:r>
           </w:p>
         </w:tc>
@@ -12314,7 +12329,7 @@
                 <w:i w:val="0"/>
                 <w:sz w:val="24"/>
               </w:rPr>
-              <w:t>Sẽ phát triển khi mở rộng K-12 doanh nghiệp ở giai đoạn vận hành chính thức và có yêu cầu cụ thể về cô lập vật lý từ khách hàng</w:t>
+              <w:t>Sẽ phát triển khi mở rộng K-12 doanh nghiệp ở lộ trình phát triển sau và có yêu cầu cụ thể về cô lập vật lý từ khách hàng</w:t>
             </w:r>
           </w:p>
         </w:tc>
@@ -12405,7 +12420,7 @@
           <w:i w:val="0"/>
           <w:sz w:val="26"/>
         </w:rPr>
-        <w:t xml:space="preserve"> ở từng trục (1 = không phù hợp / 5 = phù hợp nhất với phạm vi giai đoạn thử nghiệm SMB của đồ án). Tổng điểm tối đa 30 (6 trục × 5 điểm). Rubric này </w:t>
+        <w:t xml:space="preserve"> ở từng trục (1 = không phù hợp / 5 = phù hợp nhất với phạm vi hiện tại SMB của đồ án). Tổng điểm tối đa 30 (6 trục × 5 điểm). Rubric này </w:t>
       </w:r>
       <w:r>
         <w:rPr>
@@ -12423,7 +12438,7 @@
           <w:i w:val="0"/>
           <w:sz w:val="26"/>
         </w:rPr>
-        <w:t xml:space="preserve"> cho ngữ cảnh trung tâm dạy thêm SMB giai đoạn thử nghiệm của Kite Platform — tham khảo phương pháp luận đánh giá Pool/Bridge/Silo của AWS Well-Architected SaaS Lens [26, tr.21] và pattern comparison của Pothon [27], nhưng các trọng số trục cụ thể (chi phí ưu tiên cao do ràng buộc Free Tier, độ phức tạp vận hành ưu tiên cao do mô hình solo-dev) phản ánh ràng buộc kinh tế / nhân lực cụ thể của đồ án.</w:t>
+        <w:t xml:space="preserve"> cho ngữ cảnh trung tâm dạy thêm SMB hiện tại của Kite Platform — tham khảo phương pháp luận đánh giá Pool/Bridge/Silo của AWS Well-Architected SaaS Lens [26, tr.21] và pattern comparison của Pothon [27], nhưng các trọng số trục cụ thể (chi phí ưu tiên cao do ràng buộc Free Tier, độ phức tạp vận hành ưu tiên cao do mô hình solo-dev) phản ánh ràng buộc kinh tế / nhân lực cụ thể của đồ án.</w:t>
       </w:r>
     </w:p>
     <w:p>
@@ -12530,7 +12545,7 @@
           <w:i w:val="0"/>
           <w:sz w:val="26"/>
         </w:rPr>
-        <w:t>Phù hợp với phạm vi giai đoạn thử nghiệm:</w:t>
+        <w:t>Phù hợp với phạm vi hiện tại:</w:t>
       </w:r>
       <w:r>
         <w:rPr>
@@ -12629,7 +12644,7 @@
           <w:rFonts w:ascii="Times New Roman" w:hAnsi="Times New Roman" w:eastAsia="Times New Roman"/>
           <w:sz w:val="26"/>
         </w:rPr>
-        <w:t>. Ma trận so sánh 6 pattern trên 6 trục (Pattern 4 đạt tổng 26/30 cho giai đoạn thử nghiệm)</w:t>
+        <w:t>. Ma trận so sánh 6 pattern trên 6 trục (Pattern 4 đạt tổng 26/30 cho phạm vi hiện tại)</w:t>
       </w:r>
     </w:p>
     <w:tbl>
@@ -13290,7 +13305,7 @@
                 <w:i w:val="0"/>
                 <w:sz w:val="24"/>
               </w:rPr>
-              <w:t>Phù hợp với phạm vi giai đoạn thử nghiệm</w:t>
+              <w:t>Phù hợp với phạm vi hiện tại</w:t>
             </w:r>
           </w:p>
         </w:tc>
@@ -14100,16 +14115,16 @@
           <w:i w:val="0"/>
           <w:sz w:val="26"/>
         </w:rPr>
-        <w:t>Phù hợp với phạm vi giai đoạn thử nghiệm = 5:</w:t>
-      </w:r>
-      <w:r>
-        <w:rPr>
-          <w:rFonts w:ascii="Times New Roman" w:hAnsi="Times New Roman" w:eastAsia="Times New Roman"/>
-          <w:b w:val="0"/>
-          <w:i w:val="0"/>
-          <w:sz w:val="26"/>
-        </w:rPr>
-        <w:t xml:space="preserve"> Tổng chi phí hạ tầng ≤$15/tháng (RDS Free Tier 12 tháng đầu, ECS Fargate Spot, S3 dưới 5GB), phù hợp giai đoạn ≤10 tenant đầu của trung tâm SMB. Triển khai chỉ cần thêm cột </w:t>
+        <w:t>Phù hợp với phạm vi hiện tại = 5:</w:t>
+      </w:r>
+      <w:r>
+        <w:rPr>
+          <w:rFonts w:ascii="Times New Roman" w:hAnsi="Times New Roman" w:eastAsia="Times New Roman"/>
+          <w:b w:val="0"/>
+          <w:i w:val="0"/>
+          <w:sz w:val="26"/>
+        </w:rPr>
+        <w:t xml:space="preserve"> Tổng chi phí hạ tầng ≤$15/tháng (RDS Free Tier 12 tháng đầu, ECS Fargate Spot, S3 dưới 5GB), phù hợp quy mô ≤10 tenant đầu của trung tâm SMB. Triển khai chỉ cần thêm cột </w:t>
       </w:r>
       <w:r>
         <w:rPr>
@@ -14170,7 +14185,7 @@
           <w:i w:val="0"/>
           <w:sz w:val="26"/>
         </w:rPr>
-        <w:t xml:space="preserve"> PDPL Art 11. Điểm 4 (không phải 5) vì cô lập logic, không phải vật lý — khách hàng doanh nghiệp yêu cầu cô lập vật lý ở giai đoạn vận hành chính thức sẽ cần chuyển sang Hybrid Path A (xem P5).</w:t>
+        <w:t xml:space="preserve"> PDPL Art 11. Điểm 4 (không phải 5) vì cô lập logic, không phải vật lý — khách hàng doanh nghiệp yêu cầu cô lập vật lý ở lộ trình phát triển sau sẽ cần chuyển sang Hybrid Path A (xem P5).</w:t>
       </w:r>
     </w:p>
     <w:p>
@@ -14247,7 +14262,7 @@
           <w:i w:val="0"/>
           <w:sz w:val="26"/>
         </w:rPr>
-        <w:t>Pool model với RLS được chọn vì cân bằng giữa độ cô lập chấp nhận được (được tăng cường bởi chính sách NULL force-fail mô tả ở §2.2.4), chi phí vận hành thấp nhất, độ phù hợp với phạm vi giai đoạn thử nghiệm, và lộ trình chuyển đổi sang Hybrid Path A khi mở rộng đến nhóm khách hàng doanh nghiệp ở giai đoạn vận hành chính thức.</w:t>
+        <w:t>Pool model với RLS được chọn vì cân bằng giữa độ cô lập chấp nhận được (được tăng cường bởi chính sách NULL force-fail mô tả ở §2.2.4), chi phí vận hành thấp nhất, độ phù hợp với phạm vi hiện tại, và lộ trình chuyển đổi sang Hybrid Path A khi mở rộng đến nhóm khách hàng doanh nghiệp ở lộ trình phát triển sau.</w:t>
       </w:r>
     </w:p>
     <w:p>
@@ -14300,7 +14315,6 @@
     </w:p>
     <w:p>
       <w:pPr>
-        <w:pageBreakBefore/>
         <w:spacing w:before="120" w:after="120"/>
         <w:jc w:val="center"/>
       </w:pPr>
@@ -15223,7 +15237,6 @@
     </w:p>
     <w:p>
       <w:pPr>
-        <w:pageBreakBefore/>
         <w:spacing w:before="120" w:after="120"/>
         <w:jc w:val="center"/>
       </w:pPr>
@@ -15977,7 +15990,6 @@
     </w:p>
     <w:p>
       <w:pPr>
-        <w:pageBreakBefore/>
         <w:spacing w:before="120" w:after="120"/>
         <w:jc w:val="center"/>
       </w:pPr>
@@ -16622,7 +16634,6 @@
     </w:p>
     <w:p>
       <w:pPr>
-        <w:pageBreakBefore/>
         <w:spacing w:before="120" w:after="120"/>
         <w:jc w:val="center"/>
       </w:pPr>
@@ -21308,7 +21319,7 @@
           <w:i w:val="0"/>
           <w:sz w:val="26"/>
         </w:rPr>
-        <w:t>, domain-plane) lưu hồ sơ học sinh đã đăng ký tại tenant. Bảng này có volume lớn nhất trong các bảng domain (mục tiêu 50-500 học sinh/tenant ở giai đoạn thử nghiệm).</w:t>
+        <w:t>, domain-plane) lưu hồ sơ học sinh đã đăng ký tại tenant. Bảng này có volume lớn nhất trong các bảng domain (mục tiêu 50-500 học sinh/tenant hiện tại).</w:t>
       </w:r>
     </w:p>
     <w:p>
@@ -22653,7 +22664,7 @@
           <w:i w:val="0"/>
           <w:sz w:val="26"/>
         </w:rPr>
-        <w:t xml:space="preserve"> chứa thông tin cá nhân nhạy cảm và do đó phải tuân thủ PDPL 2023 Điều 11 [9] về quyền của chủ thể dữ liệu. Trong giai đoạn thử nghiệm cho trung tâm dạy thêm SMB, các trường nhạy cảm cao (CMND/CCCD, mã định danh học sinh quốc gia) không được lưu trữ; khi mở rộng sang K-12 ở giai đoạn vận hành chính thức, các yêu cầu của DPO/DPIA sẽ bổ sung trường mã hoá riêng cho thông tin trẻ vị thành niên.</w:t>
+        <w:t xml:space="preserve"> chứa thông tin cá nhân nhạy cảm và do đó phải tuân thủ PDPL 2023 Điều 11 [9] về quyền của chủ thể dữ liệu. Hiện tại cho trung tâm dạy thêm SMB, các trường nhạy cảm cao (CMND/CCCD, mã định danh học sinh quốc gia) không được lưu trữ; khi mở rộng sang K-12 ở lộ trình phát triển sau, các yêu cầu của DPO/DPIA sẽ bổ sung trường mã hoá riêng cho thông tin trẻ vị thành niên.</w:t>
       </w:r>
     </w:p>
     <w:p>
@@ -23023,7 +23034,7 @@
           <w:i w:val="0"/>
           <w:sz w:val="26"/>
         </w:rPr>
-        <w:t xml:space="preserve"> Đồ án thiết kế 4 gói dịch vụ (Bảng 2.11) — giai đoạn thử nghiệm kiểm thử FREE + STARTER; PRO và PRO_PLUS kích hoạt giai đoạn vận hành chính thức.</w:t>
+        <w:t xml:space="preserve"> Đồ án thiết kế 4 gói dịch vụ (Bảng 2.11) — hiện tại kiểm thử FREE + STARTER; PRO và PRO_PLUS kích hoạt lộ trình phát triển sau.</w:t>
       </w:r>
     </w:p>
     <w:p>
@@ -23841,7 +23852,7 @@
           <w:i w:val="0"/>
           <w:sz w:val="26"/>
         </w:rPr>
-        <w:t xml:space="preserve"> Giai đoạn thử nghiệm dùng VietQR thủ công: chủ sở hữu trung tâm chuyển khoản theo nội dung VietQR và upload ảnh xác nhận, quản trị nền tảng đối soát bằng tay. Cách tiếp cận này khớp thói quen thanh toán phổ biến (bank transfer chiếm ~70% giao dịch giáo dục) và tránh phụ thuộc giấy phép trung gian thanh toán trong giai đoạn xác thực sản phẩm.</w:t>
+        <w:t xml:space="preserve"> Hiện tại dùng VietQR thủ công: chủ sở hữu trung tâm chuyển khoản theo nội dung VietQR và upload ảnh xác nhận, quản trị nền tảng đối soát bằng tay. Cách tiếp cận này khớp thói quen thanh toán phổ biến (bank transfer chiếm ~70% giao dịch giáo dục) và tránh phụ thuộc giấy phép trung gian thanh toán trong quá trình kiểm chứng sản phẩm.</w:t>
       </w:r>
     </w:p>
     <w:p>
@@ -23857,7 +23868,7 @@
           <w:i w:val="0"/>
           <w:sz w:val="26"/>
         </w:rPr>
-        <w:t>Roadmap giai đoạn vận hành chính thức: hóa đơn điện tử VAT tích hợp MISA MeInvoice theo Thông tư 78/2021/TT-BTC (thay vì tự xây engine); cron tính phí bỏ qua khung Tết; merchant integration với VNPay/MoMo qua hình thức đối tác (không yêu cầu giấy phép PSP); hỗ trợ tự thu cho tenant ACTIVE theo lựa chọn; hoàn tiền và tranh chấp dưới dạng SOP thủ công.</w:t>
+        <w:t>Roadmap lộ trình phát triển sau: hóa đơn điện tử VAT tích hợp MISA MeInvoice theo Thông tư 78/2021/TT-BTC (thay vì tự xây engine); cron tính phí bỏ qua khung Tết; merchant integration với VNPay/MoMo qua hình thức đối tác (không yêu cầu giấy phép PSP); hỗ trợ tự thu cho tenant ACTIVE theo lựa chọn; hoàn tiền và tranh chấp dưới dạng SOP thủ công.</w:t>
       </w:r>
     </w:p>
     <w:p>
@@ -23907,7 +23918,7 @@
           <w:i w:val="0"/>
           <w:sz w:val="26"/>
         </w:rPr>
-        <w:t>Trước khi đi vào các đoạn mã đại diện, mục này tổng hợp công nghệ, công cụ và ngôn ngữ lập trình được sử dụng theo từng giai đoạn phát triển nền tảng KiteHub Platform.</w:t>
+        <w:t>Trước khi đi vào các đoạn mã đại diện, mục này tổng hợp công nghệ, công cụ và ngôn ngữ lập trình được sử dụng theo từng nội dung phát triển nền tảng KiteHub Platform.</w:t>
       </w:r>
     </w:p>
     <w:p>
@@ -24477,7 +24488,7 @@
           <w:i w:val="0"/>
           <w:sz w:val="26"/>
         </w:rPr>
-        <w:t>Phần này trình bày kết quả triển khai các giao diện cốt lõi của KiteHub Platform trong giai đoạn thử nghiệm theo ba luồng nghiệp vụ liên kết: hành trình khám phá và kích hoạt tenant của Chủ sở hữu trung tâm, các thao tác vận hành thường nhật, và bộ công cụ điều hành của Admin nền tảng. Các giao diện được nhóm theo flow nghiệp vụ thay vì liệt kê rời rạc nhằm phản ánh đúng trải nghiệm end-to-end của người dùng.</w:t>
+        <w:t>Phần này trình bày kết quả triển khai các giao diện cốt lõi của KiteHub Platform hiện tại theo ba luồng nghiệp vụ liên kết: hành trình khám phá và kích hoạt tenant của Chủ sở hữu trung tâm, các thao tác vận hành thường nhật, và bộ công cụ điều hành của Admin nền tảng. Các giao diện được nhóm theo flow nghiệp vụ thay vì liệt kê rời rạc nhằm phản ánh đúng trải nghiệm end-to-end của người dùng.</w:t>
       </w:r>
     </w:p>
     <w:p>
@@ -24491,7 +24502,7 @@
           <w:color w:val="000000"/>
           <w:sz w:val="28"/>
         </w:rPr>
-        <w:t>3.2.1 Luồng khám phá và kích hoạt tenant (Anonymous → Chủ sở hữu trung tâm)</w:t>
+        <w:t>3.2.1 Luồng khám phá và kích hoạt tenant (khách ẩn danh → chủ sở hữu trung tâm)</w:t>
       </w:r>
     </w:p>
     <w:p>
@@ -24647,7 +24658,7 @@
           <w:i w:val="0"/>
           <w:sz w:val="26"/>
         </w:rPr>
-        <w:t>) và mục câu hỏi thường gặp. Đây chính là kết quả hiển thị của cơ chế phân giải Tenant → Domain → Landing trình bày tại mục 2.2.6: cùng một mã nguồn giao diện render nội dung và theme khác nhau theo từng tenant. Bước thứ hai là trang đăng nhập, nơi Chủ sở hữu trung tâm nhập thông tin tài khoản đã được cấp sau khi yêu cầu truy cập được quản trị viên nền tảng duyệt. Bước thứ ba là dashboard tổng quan sau đăng nhập, hiển thị dòng tóm tắt "Trung tâm hiện có 78 học viên · 5 khóa học" cùng sáu thẻ chỉ số (Học viên, Khóa học, Giáo viên, Điểm danh hôm nay, Doanh thu tuần, Tỷ lệ giữ chân). Trong giai đoạn thử nghiệm, hai thẻ Học viên và Khóa học đã hiển thị số liệu thực (78 và 5), bốn thẻ còn lại tạm hiển thị dấu gạch ngang kèm ghi chú minh bạch "chưa có API tổng hợp; sẽ bổ sung khi endpoint thống kê dashboard sẵn sàng" — phản ánh trung thực mức độ hoàn thiện của tính năng thống kê ở thời điểm thực hiện đồ án.</w:t>
+        <w:t>) và mục câu hỏi thường gặp. Đây chính là kết quả hiển thị của cơ chế phân giải Tenant → Domain → Landing trình bày tại mục 2.2.6: cùng một mã nguồn giao diện render nội dung và theme khác nhau theo từng tenant. Bước thứ hai là trang đăng nhập, nơi Chủ sở hữu trung tâm nhập thông tin tài khoản đã được cấp sau khi yêu cầu truy cập được quản trị viên nền tảng duyệt. Bước thứ ba là dashboard tổng quan sau đăng nhập, hiển thị dòng tóm tắt "Trung tâm hiện có 78 học viên · 5 khóa học" cùng sáu thẻ chỉ số (Học viên, Khóa học, Giáo viên, Điểm danh hôm nay, Doanh thu tuần, Tỷ lệ giữ chân). Hiện tại, hai thẻ Học viên và Khóa học đã hiển thị số liệu thực (78 và 5), bốn thẻ còn lại tạm hiển thị dấu gạch ngang kèm ghi chú minh bạch "chưa có API tổng hợp; sẽ bổ sung khi endpoint thống kê dashboard sẵn sàng" — phản ánh trung thực mức độ hoàn thiện của tính năng thống kê ở thời điểm thực hiện đồ án.</w:t>
       </w:r>
     </w:p>
     <w:p>
@@ -24815,7 +24826,7 @@
           <w:i w:val="0"/>
           <w:sz w:val="26"/>
         </w:rPr>
-        <w:t>Sau khi tenant được kích hoạt, Chủ sở hữu trung tâm và Quản lý sử dụng nhóm chức năng vận hành để tổ chức học viên, lớp học và khóa học. Hình 3.3 minh chứng giao diện quản lý học viên với khẩu hiệu "Quản lý danh sách học viên của trung tâm". Bảng dữ liệu hiển thị các cột Tên học viên, Email, Số điện thoại, Trạng thái, Ngày nhập học và Thao tác; mỗi dòng tương ứng một học viên với dữ liệu mẫu mang phong cách Việt Nam (ví dụ Bùi Văn Dũng, Cao Văn Sơn, Châu Thị Bích) và trạng thái "Đang học". Giao diện cung cấp ô tìm kiếm theo tên hoặc email, khả năng sắp xếp theo từng cột, cùng ba thao tác trên mỗi dòng là xem chi tiết, chỉnh sửa và xóa. Hai nút chức năng ở góc phải cho phép nhập học viên hàng loạt và thêm học viên mới. Trong giai đoạn thử nghiệm, trung tâm mẫu đã có 78 học viên được quản lý qua giao diện này, khớp với chỉ số trên dashboard tổng quan tại Hình 3.1. Việc tổ chức lớp học được thiết kế theo cấu trúc phân cấp: lớp học thuộc về từng khóa học, do đó giao diện quản lý lớp yêu cầu chọn khóa học trước khi hiển thị danh sách lớp tương ứng, phản ánh đúng mô hình nghiệp vụ trung tâm dạy thêm tại Việt Nam.</w:t>
+        <w:t>Sau khi tenant được kích hoạt, Chủ sở hữu trung tâm và Quản lý sử dụng nhóm chức năng vận hành để tổ chức học viên, lớp học và khóa học. Hình 3.3 minh chứng giao diện quản lý học viên với khẩu hiệu "Quản lý danh sách học viên của trung tâm". Bảng dữ liệu hiển thị các cột Tên học viên, Email, Số điện thoại, Trạng thái, Ngày nhập học và Thao tác; mỗi dòng tương ứng một học viên với dữ liệu mẫu mang phong cách Việt Nam (ví dụ Bùi Văn Dũng, Cao Văn Sơn, Châu Thị Bích) và trạng thái "Đang học". Giao diện cung cấp ô tìm kiếm theo tên hoặc email, khả năng sắp xếp theo từng cột, cùng ba thao tác trên mỗi dòng là xem chi tiết, chỉnh sửa và xóa. Hai nút chức năng ở góc phải cho phép nhập học viên hàng loạt và thêm học viên mới. Hiện tại, trung tâm mẫu đã có 78 học viên được quản lý qua giao diện này, khớp với chỉ số trên dashboard tổng quan tại Hình 3.1. Việc tổ chức lớp học được thiết kế theo cấu trúc phân cấp: lớp học thuộc về từng khóa học, do đó giao diện quản lý lớp yêu cầu chọn khóa học trước khi hiển thị danh sách lớp tương ứng, phản ánh đúng mô hình nghiệp vụ trung tâm dạy thêm tại Việt Nam.</w:t>
       </w:r>
     </w:p>
     <w:p>
@@ -24845,7 +24856,7 @@
           <w:i w:val="0"/>
           <w:sz w:val="26"/>
         </w:rPr>
-        <w:t>Bốn giao diện được trình bày trong ba nhóm chức năng trên đại diện cho các luồng đã hoàn thiện và có minh chứng thực tế trong giai đoạn thử nghiệm: trang chủ công khai mang thương hiệu riêng, tùy biến thương hiệu bằng AI, bảng tổng quan và quản lý học viên. Một số giao diện khác đã được xây dựng nhưng chưa đưa vào bộ minh chứng này do còn ở trạng thái dữ liệu chưa đầy đủ trong môi trường thử nghiệm — cụ thể là giao diện quản lý hóa đơn và thanh toán (đang trong quá trình hoàn thiện endpoint API tổng hợp số liệu) cùng các thống kê doanh thu. Các giao diện thuộc phạm vi giai đoạn tiếp theo gồm: cổng thông tin dành cho phụ huynh (nhóm người dùng đại diện P4), ứng dụng di động gốc (sau giai đoạn thương mại hóa), và quản lý học bạ K-12 (nhóm người dùng đại diện P5). Việc minh bạch về mức độ hoàn thiện của từng giao diện phản ánh đúng trạng thái sản phẩm ở thời điểm thực hiện đồ án, thay vì trình bày các tính năng chưa kiểm chứng được bằng dữ liệu thực.</w:t>
+        <w:t>Bốn giao diện được trình bày trong ba nhóm chức năng trên đại diện cho các luồng đã hoàn thiện và có minh chứng thực tế hiện tại: trang chủ công khai mang thương hiệu riêng, tùy biến thương hiệu bằng AI, bảng tổng quan và quản lý học viên. Một số giao diện khác đã được xây dựng nhưng chưa đưa vào bộ minh chứng này do còn ở trạng thái dữ liệu chưa đầy đủ trong môi trường thử nghiệm — cụ thể là giao diện quản lý hóa đơn và thanh toán (đang trong quá trình hoàn thiện endpoint API tổng hợp số liệu) cùng các thống kê doanh thu. Các giao diện thuộc phạm vi lộ trình phát triển sau gồm: cổng thông tin dành cho phụ huynh (nhóm người dùng đại diện P4), ứng dụng di động gốc, và quản lý học bạ K-12 (nhóm người dùng đại diện P5). Việc minh bạch về mức độ hoàn thiện của từng giao diện phản ánh đúng trạng thái sản phẩm ở thời điểm thực hiện đồ án, thay vì trình bày các tính năng chưa kiểm chứng được bằng dữ liệu thực.</w:t>
       </w:r>
     </w:p>
     <w:p>
@@ -24889,7 +24900,7 @@
           <w:color w:val="000000"/>
           <w:sz w:val="28"/>
         </w:rPr>
-        <w:t>3.3.1 Test pyramid — chiến lược tổng quát</w:t>
+        <w:t>3.3.1 Tháp kiểm thử — chiến lược tổng quát</w:t>
       </w:r>
     </w:p>
     <w:p>
@@ -24910,7 +24921,6 @@
     </w:p>
     <w:p>
       <w:pPr>
-        <w:pageBreakBefore/>
         <w:spacing w:before="120" w:after="120"/>
         <w:jc w:val="center"/>
       </w:pPr>
@@ -25122,7 +25132,7 @@
           <w:i w:val="0"/>
           <w:sz w:val="26"/>
         </w:rPr>
-        <w:t xml:space="preserve">Tầng đỉnh — End-to-End test (top, khoảng 15-25 test cases): Kiểm thử user journey end-to-end qua browser thật (Chromium + Firefox + WebKit) bằng Playwright 1. Bao gồm các critical path: signup flow (visitor → tenant request → admin approve → claim code → first login), payment flow (giai đoạn thương mại hóa), class management flow (tạo lớp → thêm học sinh → điểm danh → xuất hóa đơn). E2E test chạy trong CI nightly schedule (không chạy mỗi PR vì thời gian 10-15 phút), cộng thêm chạy on-demand qua </w:t>
+        <w:t xml:space="preserve">Tầng đỉnh — End-to-End test (top, khoảng 15-25 test cases): Kiểm thử user journey end-to-end qua browser thật (Chromium + Firefox + WebKit) bằng Playwright 1. Bao gồm các critical path: signup flow (visitor → tenant request → admin approve → claim code → first login), payment flow (lộ trình phát triển sau), class management flow (tạo lớp → thêm học sinh → điểm danh → xuất hóa đơn). E2E test chạy trong CI nightly schedule (không chạy mỗi PR vì thời gian 10-15 phút), cộng thêm chạy on-demand qua </w:t>
       </w:r>
       <w:r>
         <w:rPr>
@@ -25186,7 +25196,7 @@
           <w:i w:val="0"/>
           <w:sz w:val="26"/>
         </w:rPr>
-        <w:t>Hạn chế kiểm thử: một số lĩnh vực coverage hiện còn thiếu và cần ưu tiên trước giai đoạn vận hành chính thức bao gồm kiểm thử tải (load test với JMeter mô phỏng 100 tenant concurrent + 10.000 student concurrent) chưa được vận hành định kỳ; kiểm thử bảo mật penetration test bên thứ ba chưa được tiến hành (mới có internal security audit); kiểm thử khả năng phục hồi sau thảm họa (DR drill — restore từ RDS snapshot tới fresh environment) chưa được vận hành định kỳ; coverage E2E test cho luồng AI Branding image generation pipeline thấp do dependency Stable Diffusion XL khó mock. Các hạn chế này được track riêng và schedule cho giai đoạn thương mại hóa hoặc giai đoạn vận hành chính thức tùy mức ưu tiên.</w:t>
+        <w:t>Hạn chế kiểm thử: một số lĩnh vực coverage hiện còn thiếu và cần ưu tiên trước lộ trình phát triển sau bao gồm kiểm thử tải (load test với JMeter mô phỏng 100 tenant concurrent + 10.000 student concurrent) chưa được vận hành định kỳ; kiểm thử bảo mật penetration test bên thứ ba chưa được tiến hành (mới có internal security audit); kiểm thử khả năng phục hồi sau thảm họa (DR drill — restore từ RDS snapshot tới fresh environment) chưa được vận hành định kỳ; coverage E2E test cho luồng AI Branding image generation pipeline thấp do dependency Stable Diffusion XL khó mock. Các hạn chế này được track riêng và schedule cho lộ trình phát triển sau hoặc lộ trình phát triển sau tùy mức ưu tiên.</w:t>
       </w:r>
     </w:p>
     <w:p>
@@ -25343,7 +25353,7 @@
           <w:i w:val="0"/>
           <w:sz w:val="26"/>
         </w:rPr>
-        <w:t xml:space="preserve"> — Giai đoạn thử nghiệm invite-only quy mô nhỏ (≤20 tenant) chưa kích hoạt ngưỡng quy định Nghị định 53/2022/NĐ-CP §26 (1 triệu user) cũng như ngưỡng PDPL Art 28 (10 nghìn data subject); roadmap migrate sang AWS Hanoi Local Zone hoặc nhà cung cấp cloud trong nước (Viettel Cloud, VNG Cloud) trong giai đoạn vận hành chính thức. Người dùng thử nghiệm ký explicit consent acknowledging "infrastructure provider AWS Singapore" trong giai đoạn thử nghiệm.</w:t>
+        <w:t xml:space="preserve"> — Hiện tại invite-only quy mô nhỏ (≤20 tenant) chưa kích hoạt ngưỡng quy định Nghị định 53/2022/NĐ-CP §26 (1 triệu user) cũng như ngưỡng PDPL Art 28 (10 nghìn data subject); roadmap migrate sang AWS Hanoi Local Zone hoặc nhà cung cấp cloud trong nước (Viettel Cloud, VNG Cloud) trong lộ trình phát triển sau. Người dùng thử nghiệm ký explicit consent acknowledging "infrastructure provider AWS Singapore" hiện tại.</w:t>
       </w:r>
     </w:p>
     <w:p>
@@ -25362,7 +25372,6 @@
     </w:p>
     <w:p>
       <w:pPr>
-        <w:pageBreakBefore/>
         <w:spacing w:before="120" w:after="120"/>
         <w:jc w:val="center"/>
       </w:pPr>
@@ -25428,7 +25437,6 @@
     </w:p>
     <w:p>
       <w:pPr>
-        <w:pageBreakBefore/>
         <w:spacing w:before="120" w:after="120"/>
         <w:jc w:val="center"/>
       </w:pPr>
@@ -25559,7 +25567,7 @@
           <w:i w:val="0"/>
           <w:sz w:val="26"/>
         </w:rPr>
-        <w:t xml:space="preserve"> (2 AZ tương ứng — yêu cầu tối thiểu của RDS DB subnet group) chứa RDS PostgreSQL không có public IP, chỉ chấp nhận kết nối từ security group của EC2 trong cùng VPC. Internet Gateway gắn vào VPC làm điểm vào duy nhất cho traffic ingress từ Cloudflare. NAT Gateway disable mặc định ở giai đoạn thử nghiệm để tiết kiệm chi phí (~30 USD/tháng); EC2 instances trong public subnet truy cập internet trực tiếp qua IGW.</w:t>
+        <w:t xml:space="preserve"> (2 AZ tương ứng — yêu cầu tối thiểu của RDS DB subnet group) chứa RDS PostgreSQL không có public IP, chỉ chấp nhận kết nối từ security group của EC2 trong cùng VPC. Internet Gateway gắn vào VPC làm điểm vào duy nhất cho traffic ingress từ Cloudflare. NAT Gateway disable mặc định hiện tại để tiết kiệm chi phí (~30 USD/tháng); EC2 instances trong public subnet truy cập internet trực tiếp qua IGW.</w:t>
       </w:r>
     </w:p>
     <w:p>
@@ -28083,7 +28091,7 @@
           <w:i w:val="0"/>
           <w:sz w:val="26"/>
         </w:rPr>
-        <w:t>[Phần này sẽ điền sau khi thu thập phản hồi từ các tenant thử nghiệm trong giai đoạn mời chính thức (từ 2026-05-19 trở đi). Nội dung dự kiến:</w:t>
+        <w:t>[Phần này sẽ điền sau khi thu thập phản hồi từ các tenant thử nghiệm trong hiện tại (từ 2026-05-19 trở đi). Nội dung dự kiến:</w:t>
       </w:r>
     </w:p>
     <w:p>

--- a/documents/08-thesis/thesis-v1.docx
+++ b/documents/08-thesis/thesis-v1.docx
@@ -25230,7 +25230,7 @@
           <w:color w:val="000000"/>
           <w:sz w:val="32"/>
         </w:rPr>
-        <w:t>4.1 Cloud Deployment AWS</w:t>
+        <w:t>4.1 Triển khai cloud AWS</w:t>
       </w:r>
     </w:p>
     <w:p>
@@ -26019,7 +26019,7 @@
           <w:color w:val="000000"/>
           <w:sz w:val="28"/>
         </w:rPr>
-        <w:t>4.1.4 CI/CD Pipeline</w:t>
+        <w:t>4.1.4 Pipeline CI/CD</w:t>
       </w:r>
     </w:p>
     <w:p>

--- a/documents/08-thesis/thesis-v1.docx
+++ b/documents/08-thesis/thesis-v1.docx
@@ -15221,22 +15221,6 @@
     </w:p>
     <w:p>
       <w:pPr>
-        <w:spacing w:line="288" w:lineRule="auto"/>
-        <w:ind w:firstLine="567"/>
-        <w:jc w:val="both"/>
-      </w:pPr>
-      <w:r>
-        <w:rPr>
-          <w:rFonts w:ascii="Times New Roman" w:hAnsi="Times New Roman" w:eastAsia="Times New Roman"/>
-          <w:b w:val="0"/>
-          <w:i w:val="0"/>
-          <w:sz w:val="26"/>
-        </w:rPr>
-        <w:t>Hình 2.4c mô tả chuỗi định tuyến tổng thể từ trình duyệt đến dữ liệu landing của tenant.</w:t>
-      </w:r>
-    </w:p>
-    <w:p>
-      <w:pPr>
         <w:spacing w:before="120" w:after="120"/>
         <w:jc w:val="center"/>
       </w:pPr>
@@ -15802,22 +15786,6 @@
           <w:sz w:val="26"/>
         </w:rPr>
         <w:t>. So sánh subdomain và tên miền riêng trong cơ chế định tuyến đa tenant</w:t>
-      </w:r>
-    </w:p>
-    <w:p>
-      <w:pPr>
-        <w:spacing w:line="288" w:lineRule="auto"/>
-        <w:ind w:firstLine="567"/>
-        <w:jc w:val="both"/>
-      </w:pPr>
-      <w:r>
-        <w:rPr>
-          <w:rFonts w:ascii="Times New Roman" w:hAnsi="Times New Roman" w:eastAsia="Times New Roman"/>
-          <w:b w:val="0"/>
-          <w:i w:val="0"/>
-          <w:sz w:val="26"/>
-        </w:rPr>
-        <w:t>Hình 2.4d trình bày tuần tự phân giải tenant theo subdomain, từ yêu cầu trình duyệt đến dữ liệu landing được lọc bởi RLS.</w:t>
       </w:r>
     </w:p>
     <w:p>

--- a/documents/08-thesis/thesis-v1.docx
+++ b/documents/08-thesis/thesis-v1.docx
@@ -15363,22 +15363,6 @@
         <w:t xml:space="preserve"> dạng UUID và kiểm tra trạng thái tenant phải là ACTIVE hoặc TRIAL trước khi chuyển tiếp tới dịch vụ lõi; nếu trạng thái khác, gateway trả về mã 503 để chặn truy cập vào tenant bị tạm ngưng.</w:t>
       </w:r>
     </w:p>
-    <w:p>
-      <w:pPr>
-        <w:spacing w:line="288" w:lineRule="auto"/>
-        <w:ind w:firstLine="567"/>
-        <w:jc w:val="both"/>
-      </w:pPr>
-      <w:r>
-        <w:rPr>
-          <w:rFonts w:ascii="Times New Roman" w:hAnsi="Times New Roman" w:eastAsia="Times New Roman"/>
-          <w:b w:val="0"/>
-          <w:i w:val="0"/>
-          <w:sz w:val="26"/>
-        </w:rPr>
-        <w:t>Bảng 2.6 so sánh hai phương thức truy cập theo các tiêu chí cấp phát, DNS, chứng chỉ SSL và xác minh quyền sở hữu.</w:t>
-      </w:r>
-    </w:p>
     <w:tbl>
       <w:tblPr>
         <w:tblStyle w:val="TableGrid"/>
@@ -27055,40 +27039,6 @@
           <w:sz w:val="26"/>
         </w:rPr>
         <w:t>Cloudflare đảm nhận lớp biên (edge) phía trước hạ tầng AWS, cung cấp bốn nhóm chức năng: phân giải tên miền (DNS), proxy bảo vệ, mã hóa truyền tải (SSL/TLS) và định tuyến thư điện tử. Toàn bộ lưu lượng từ Internet đi qua Cloudflare trước khi tới Application Load Balancer, nhờ đó địa chỉ IP gốc của hạ tầng AWS không lộ ra ngoài.</w:t>
-      </w:r>
-    </w:p>
-    <w:p>
-      <w:pPr>
-        <w:spacing w:line="288" w:lineRule="auto"/>
-        <w:ind w:firstLine="567"/>
-        <w:jc w:val="both"/>
-      </w:pPr>
-      <w:r>
-        <w:rPr>
-          <w:rFonts w:ascii="Times New Roman" w:hAnsi="Times New Roman" w:eastAsia="Times New Roman"/>
-          <w:b w:val="0"/>
-          <w:i w:val="0"/>
-          <w:sz w:val="26"/>
-        </w:rPr>
-        <w:t xml:space="preserve">Bảng 4.1 liệt kê các bản ghi DNS chính được cấu hình cho tên miền </w:t>
-      </w:r>
-      <w:r>
-        <w:rPr>
-          <w:rFonts w:ascii="Times New Roman" w:hAnsi="Times New Roman" w:eastAsia="Times New Roman"/>
-          <w:b w:val="0"/>
-          <w:i/>
-          <w:sz w:val="26"/>
-        </w:rPr>
-        <w:t>kitehub.me</w:t>
-      </w:r>
-      <w:r>
-        <w:rPr>
-          <w:rFonts w:ascii="Times New Roman" w:hAnsi="Times New Roman" w:eastAsia="Times New Roman"/>
-          <w:b w:val="0"/>
-          <w:i w:val="0"/>
-          <w:sz w:val="26"/>
-        </w:rPr>
-        <w:t>.</w:t>
       </w:r>
     </w:p>
     <w:tbl>

--- a/documents/08-thesis/thesis-v1.docx
+++ b/documents/08-thesis/thesis-v1.docx
@@ -24093,324 +24093,6 @@
           <w:sz w:val="26"/>
         </w:rPr>
         <w:t xml:space="preserve"> (DNS + WAF + DDoS protection layer). Migration cơ sở dữ liệu qua Flyway 10 (versioned schema changes, idempotent migrations).</w:t>
-      </w:r>
-    </w:p>
-    <w:p>
-      <w:pPr>
-        <w:pStyle w:val="Heading3"/>
-      </w:pPr>
-      <w:r>
-        <w:rPr>
-          <w:rFonts w:ascii="Times New Roman" w:hAnsi="Times New Roman" w:eastAsia="Times New Roman"/>
-          <w:b/>
-          <w:color w:val="000000"/>
-          <w:sz w:val="28"/>
-        </w:rPr>
-        <w:t>3.1.6 Tổ chức source code</w:t>
-      </w:r>
-    </w:p>
-    <w:p>
-      <w:pPr>
-        <w:spacing w:line="240" w:lineRule="auto" w:before="0" w:after="0"/>
-        <w:ind w:left="283"/>
-      </w:pPr>
-      <w:r>
-        <w:rPr>
-          <w:rFonts w:ascii="Times New Roman" w:hAnsi="Times New Roman" w:eastAsia="Times New Roman"/>
-          <w:b w:val="0"/>
-          <w:i/>
-          <w:sz w:val="22"/>
-        </w:rPr>
-        <w:t>kitehub/</w:t>
-      </w:r>
-    </w:p>
-    <w:p>
-      <w:pPr>
-        <w:spacing w:line="240" w:lineRule="auto" w:before="0" w:after="0"/>
-        <w:ind w:left="283"/>
-      </w:pPr>
-      <w:r>
-        <w:rPr>
-          <w:rFonts w:ascii="Times New Roman" w:hAnsi="Times New Roman" w:eastAsia="Times New Roman"/>
-          <w:b w:val="0"/>
-          <w:i/>
-          <w:sz w:val="22"/>
-        </w:rPr>
-        <w:t>├── kitehub-gateway/           ~ 4,200 LOC      # API Gateway (Spring Cloud Gateway)</w:t>
-      </w:r>
-    </w:p>
-    <w:p>
-      <w:pPr>
-        <w:spacing w:line="240" w:lineRule="auto" w:before="0" w:after="0"/>
-        <w:ind w:left="283"/>
-      </w:pPr>
-      <w:r>
-        <w:rPr>
-          <w:rFonts w:ascii="Times New Roman" w:hAnsi="Times New Roman" w:eastAsia="Times New Roman"/>
-          <w:b w:val="0"/>
-          <w:i/>
-          <w:sz w:val="22"/>
-        </w:rPr>
-        <w:t>├── kitehub-platform/          ~ 5,800 LOC      # Tenant lifecycle service</w:t>
-      </w:r>
-    </w:p>
-    <w:p>
-      <w:pPr>
-        <w:spacing w:line="240" w:lineRule="auto" w:before="0" w:after="0"/>
-        <w:ind w:left="283"/>
-      </w:pPr>
-      <w:r>
-        <w:rPr>
-          <w:rFonts w:ascii="Times New Roman" w:hAnsi="Times New Roman" w:eastAsia="Times New Roman"/>
-          <w:b w:val="0"/>
-          <w:i/>
-          <w:sz w:val="22"/>
-        </w:rPr>
-        <w:t>├── kitehub-subscription/      ~ 7,100 LOC      # Subscription + billing service</w:t>
-      </w:r>
-    </w:p>
-    <w:p>
-      <w:pPr>
-        <w:spacing w:line="240" w:lineRule="auto" w:before="0" w:after="0"/>
-        <w:ind w:left="283"/>
-      </w:pPr>
-      <w:r>
-        <w:rPr>
-          <w:rFonts w:ascii="Times New Roman" w:hAnsi="Times New Roman" w:eastAsia="Times New Roman"/>
-          <w:b w:val="0"/>
-          <w:i/>
-          <w:sz w:val="22"/>
-        </w:rPr>
-        <w:t>├── kitehub-branding/          ~ 5,500 LOC      # AI Branding service</w:t>
-      </w:r>
-    </w:p>
-    <w:p>
-      <w:pPr>
-        <w:spacing w:line="240" w:lineRule="auto" w:before="0" w:after="0"/>
-        <w:ind w:left="283"/>
-      </w:pPr>
-      <w:r>
-        <w:rPr>
-          <w:rFonts w:ascii="Times New Roman" w:hAnsi="Times New Roman" w:eastAsia="Times New Roman"/>
-          <w:b w:val="0"/>
-          <w:i/>
-          <w:sz w:val="22"/>
-        </w:rPr>
-        <w:t>├── kitehub-email/             ~ 3,900 LOC      # Email notification service</w:t>
-      </w:r>
-    </w:p>
-    <w:p>
-      <w:pPr>
-        <w:spacing w:line="240" w:lineRule="auto" w:before="0" w:after="0"/>
-        <w:ind w:left="283"/>
-      </w:pPr>
-      <w:r>
-        <w:rPr>
-          <w:rFonts w:ascii="Times New Roman" w:hAnsi="Times New Roman" w:eastAsia="Times New Roman"/>
-          <w:b w:val="0"/>
-          <w:i/>
-          <w:sz w:val="22"/>
-        </w:rPr>
-        <w:t>├── kitehub-admin/             ~ 4,400 LOC      # Admin console service</w:t>
-      </w:r>
-    </w:p>
-    <w:p>
-      <w:pPr>
-        <w:spacing w:line="240" w:lineRule="auto" w:before="0" w:after="0"/>
-        <w:ind w:left="283"/>
-      </w:pPr>
-      <w:r>
-        <w:rPr>
-          <w:rFonts w:ascii="Times New Roman" w:hAnsi="Times New Roman" w:eastAsia="Times New Roman"/>
-          <w:b w:val="0"/>
-          <w:i/>
-          <w:sz w:val="22"/>
-        </w:rPr>
-        <w:t>├── kitehub-frontend/          ~ 12,800 LOC     # Next.js marketing + admin frontend</w:t>
-      </w:r>
-    </w:p>
-    <w:p>
-      <w:pPr>
-        <w:spacing w:line="240" w:lineRule="auto" w:before="0" w:after="0"/>
-        <w:ind w:left="283"/>
-      </w:pPr>
-      <w:r>
-        <w:rPr>
-          <w:rFonts w:ascii="Times New Roman" w:hAnsi="Times New Roman" w:eastAsia="Times New Roman"/>
-          <w:b w:val="0"/>
-          <w:i/>
-          <w:sz w:val="22"/>
-        </w:rPr>
-        <w:t xml:space="preserve"> </w:t>
-      </w:r>
-    </w:p>
-    <w:p>
-      <w:pPr>
-        <w:spacing w:line="240" w:lineRule="auto" w:before="0" w:after="0"/>
-        <w:ind w:left="283"/>
-      </w:pPr>
-      <w:r>
-        <w:rPr>
-          <w:rFonts w:ascii="Times New Roman" w:hAnsi="Times New Roman" w:eastAsia="Times New Roman"/>
-          <w:b w:val="0"/>
-          <w:i/>
-          <w:sz w:val="22"/>
-        </w:rPr>
-        <w:t>kiteclass/</w:t>
-      </w:r>
-    </w:p>
-    <w:p>
-      <w:pPr>
-        <w:spacing w:line="240" w:lineRule="auto" w:before="0" w:after="0"/>
-        <w:ind w:left="283"/>
-      </w:pPr>
-      <w:r>
-        <w:rPr>
-          <w:rFonts w:ascii="Times New Roman" w:hAnsi="Times New Roman" w:eastAsia="Times New Roman"/>
-          <w:b w:val="0"/>
-          <w:i/>
-          <w:sz w:val="22"/>
-        </w:rPr>
-        <w:t>├── kiteclass-core/            ~ 9,600 LOC      # Tenant application core</w:t>
-      </w:r>
-    </w:p>
-    <w:p>
-      <w:pPr>
-        <w:spacing w:line="240" w:lineRule="auto" w:before="0" w:after="0"/>
-        <w:ind w:left="283"/>
-      </w:pPr>
-      <w:r>
-        <w:rPr>
-          <w:rFonts w:ascii="Times New Roman" w:hAnsi="Times New Roman" w:eastAsia="Times New Roman"/>
-          <w:b w:val="0"/>
-          <w:i/>
-          <w:sz w:val="22"/>
-        </w:rPr>
-        <w:t>├── kiteclass-frontend/        ~ 8,500 LOC      # Next.js tenant frontend</w:t>
-      </w:r>
-    </w:p>
-    <w:p>
-      <w:pPr>
-        <w:spacing w:line="240" w:lineRule="auto" w:before="0" w:after="0"/>
-        <w:ind w:left="283"/>
-      </w:pPr>
-      <w:r>
-        <w:rPr>
-          <w:rFonts w:ascii="Times New Roman" w:hAnsi="Times New Roman" w:eastAsia="Times New Roman"/>
-          <w:b w:val="0"/>
-          <w:i/>
-          <w:sz w:val="22"/>
-        </w:rPr>
-        <w:t xml:space="preserve"> </w:t>
-      </w:r>
-    </w:p>
-    <w:p>
-      <w:pPr>
-        <w:spacing w:line="240" w:lineRule="auto" w:before="0" w:after="0"/>
-        <w:ind w:left="283"/>
-      </w:pPr>
-      <w:r>
-        <w:rPr>
-          <w:rFonts w:ascii="Times New Roman" w:hAnsi="Times New Roman" w:eastAsia="Times New Roman"/>
-          <w:b w:val="0"/>
-          <w:i/>
-          <w:sz w:val="22"/>
-        </w:rPr>
-        <w:t>infrastructure/</w:t>
-      </w:r>
-    </w:p>
-    <w:p>
-      <w:pPr>
-        <w:spacing w:line="240" w:lineRule="auto" w:before="0" w:after="0"/>
-        <w:ind w:left="283"/>
-      </w:pPr>
-      <w:r>
-        <w:rPr>
-          <w:rFonts w:ascii="Times New Roman" w:hAnsi="Times New Roman" w:eastAsia="Times New Roman"/>
-          <w:b w:val="0"/>
-          <w:i/>
-          <w:sz w:val="22"/>
-        </w:rPr>
-        <w:t>├── terraform-aws/             ~ 2,400 LOC      # AWS provisioning</w:t>
-      </w:r>
-    </w:p>
-    <w:p>
-      <w:pPr>
-        <w:spacing w:line="240" w:lineRule="auto" w:before="0" w:after="0"/>
-        <w:ind w:left="283"/>
-      </w:pPr>
-      <w:r>
-        <w:rPr>
-          <w:rFonts w:ascii="Times New Roman" w:hAnsi="Times New Roman" w:eastAsia="Times New Roman"/>
-          <w:b w:val="0"/>
-          <w:i/>
-          <w:sz w:val="22"/>
-        </w:rPr>
-        <w:t>├── helm/                      ~ 3,500 LOC      # Kubernetes manifests (deferred — current deploy = EC2 direct)</w:t>
-      </w:r>
-    </w:p>
-    <w:p>
-      <w:pPr>
-        <w:spacing w:line="240" w:lineRule="auto" w:before="0" w:after="0"/>
-        <w:ind w:left="283"/>
-      </w:pPr>
-      <w:r>
-        <w:rPr>
-          <w:rFonts w:ascii="Times New Roman" w:hAnsi="Times New Roman" w:eastAsia="Times New Roman"/>
-          <w:b w:val="0"/>
-          <w:i/>
-          <w:sz w:val="22"/>
-        </w:rPr>
-        <w:t xml:space="preserve"> </w:t>
-      </w:r>
-    </w:p>
-    <w:p>
-      <w:pPr>
-        <w:spacing w:line="240" w:lineRule="auto" w:before="0" w:after="0"/>
-        <w:ind w:left="283"/>
-      </w:pPr>
-      <w:r>
-        <w:rPr>
-          <w:rFonts w:ascii="Times New Roman" w:hAnsi="Times New Roman" w:eastAsia="Times New Roman"/>
-          <w:b w:val="0"/>
-          <w:i/>
-          <w:sz w:val="22"/>
-        </w:rPr>
-        <w:t>(tooling + tài liệu nội bộ)    ~ 12,000 LOC</w:t>
-      </w:r>
-    </w:p>
-    <w:p>
-      <w:pPr>
-        <w:spacing w:line="288" w:lineRule="auto"/>
-        <w:ind w:firstLine="567"/>
-        <w:jc w:val="both"/>
-      </w:pPr>
-      <w:r>
-        <w:rPr>
-          <w:rFonts w:ascii="Times New Roman" w:hAnsi="Times New Roman" w:eastAsia="Times New Roman"/>
-          <w:b w:val="0"/>
-          <w:i w:val="0"/>
-          <w:sz w:val="26"/>
-        </w:rPr>
-        <w:t xml:space="preserve">Tổng quy mô codebase ước tính khoảng 80.000 dòng (chưa tính tests và config), thể hiện tính chất production-grade của nền tảng. Chương này tập trung trình bày kết quả triển khai sản phẩm (giao diện người dùng) và kết quả kiểm thử + đánh giá chất lượng — code-level snippet analysis được lược bỏ khỏi flow chính theo convention báo cáo cử nhân CNTT (backup tại </w:t>
-      </w:r>
-      <w:r>
-        <w:rPr>
-          <w:rFonts w:ascii="Times New Roman" w:hAnsi="Times New Roman" w:eastAsia="Times New Roman"/>
-          <w:b w:val="0"/>
-          <w:i/>
-          <w:sz w:val="26"/>
-        </w:rPr>
-        <w:t>chapter-3-code-snippets-backup-2026-05-20.md</w:t>
-      </w:r>
-      <w:r>
-        <w:rPr>
-          <w:rFonts w:ascii="Times New Roman" w:hAnsi="Times New Roman" w:eastAsia="Times New Roman"/>
-          <w:b w:val="0"/>
-          <w:i w:val="0"/>
-          <w:sz w:val="26"/>
-        </w:rPr>
-        <w:t>).</w:t>
       </w:r>
     </w:p>
     <w:p>

--- a/documents/08-thesis/thesis-v1.docx
+++ b/documents/08-thesis/thesis-v1.docx
@@ -3721,7 +3721,7 @@
           <w:i w:val="0"/>
           <w:sz w:val="26"/>
         </w:rPr>
-        <w:t>Chương 3 — Phân tích, thiết kế và triển khai hệ thống: triển khai giao diện sản phẩm, đoạn mã đại diện cho các luồng nghiệp vụ then chốt, bộ kiểm thử ba lớp (unit / integration / E2E) với các trường hợp kiểm thử mẫu cụ thể.</w:t>
+        <w:t>Chương 3 — Triển khai sản phẩm và kiểm thử hệ thống: công nghệ và công cụ sử dụng, kết quả triển khai giao diện sản phẩm theo ba luồng nghiệp vụ, bộ kiểm thử ba lớp (unit / integration / E2E) với các trường hợp kiểm thử mẫu cụ thể.</w:t>
       </w:r>
     </w:p>
     <w:p>
@@ -3737,7 +3737,7 @@
           <w:i w:val="0"/>
           <w:sz w:val="26"/>
         </w:rPr>
-        <w:t>Chương 4 — Đánh giá kết quả và Kết luận: triển khai cloud AWS giai đoạn thử nghiệm tenant, luồng onboarding người dùng, các KPI đo lường, phạm vi thử nghiệm và đề xuất hướng phát triển tiếp theo.</w:t>
+        <w:t>Chương 4 — Triển khai hạ tầng và kết quả vận hành: triển khai cloud AWS với CI/CD, cấu hình Cloudflare biên, ước tính chi phí, trạng thái triển khai hiện tại và kết quả tương tác người dùng cuối kèm minh chứng sản phẩm.</w:t>
       </w:r>
     </w:p>
     <w:p>
@@ -23840,7 +23840,7 @@
           <w:color w:val="000000"/>
           <w:sz w:val="36"/>
         </w:rPr>
-        <w:t>CHƯƠNG 3. PHÂN TÍCH, THIẾT KẾ VÀ TRIỂN KHAI HỆ THỐNG</w:t>
+        <w:t>CHƯƠNG 3. TRIỂN KHAI SẢN PHẨM VÀ KIỂM THỬ HỆ THỐNG</w:t>
       </w:r>
     </w:p>
     <w:p>
@@ -24850,7 +24850,7 @@
           <w:color w:val="000000"/>
           <w:sz w:val="36"/>
         </w:rPr>
-        <w:t>CHƯƠNG 4. ĐÁNH GIÁ KẾT QUẢ VÀ KẾT LUẬN</w:t>
+        <w:t>CHƯƠNG 4. TRIỂN KHAI HẠ TẦNG VÀ KẾT QUẢ VẬN HÀNH</w:t>
       </w:r>
     </w:p>
     <w:p>

--- a/documents/08-thesis/thesis-v1.docx
+++ b/documents/08-thesis/thesis-v1.docx
@@ -23855,22 +23855,6 @@
           <w:sz w:val="32"/>
         </w:rPr>
         <w:t>3.1 Công nghệ sử dụng</w:t>
-      </w:r>
-    </w:p>
-    <w:p>
-      <w:pPr>
-        <w:spacing w:line="288" w:lineRule="auto"/>
-        <w:ind w:firstLine="567"/>
-        <w:jc w:val="both"/>
-      </w:pPr>
-      <w:r>
-        <w:rPr>
-          <w:rFonts w:ascii="Times New Roman" w:hAnsi="Times New Roman" w:eastAsia="Times New Roman"/>
-          <w:b w:val="0"/>
-          <w:i w:val="0"/>
-          <w:sz w:val="26"/>
-        </w:rPr>
-        <w:t>Trước khi đi vào các đoạn mã đại diện, mục này tổng hợp công nghệ, công cụ và ngôn ngữ lập trình được sử dụng theo từng nội dung phát triển nền tảng KiteHub Platform.</w:t>
       </w:r>
     </w:p>
     <w:p>

--- a/documents/08-thesis/thesis-v1.docx
+++ b/documents/08-thesis/thesis-v1.docx
@@ -15281,16 +15281,7 @@
           <w:i w:val="0"/>
           <w:sz w:val="26"/>
         </w:rPr>
-        <w:t xml:space="preserve"> Chuỗi định tuyến Tenant → Domain → Landing từ trình duyệt qua Cloudflare DNS, gateway phân giải tenant theo Host, đến lớp dữ liệu cô lập RLS. </w:t>
-      </w:r>
-      <w:r>
-        <w:rPr>
-          <w:rFonts w:ascii="Times New Roman" w:hAnsi="Times New Roman" w:eastAsia="Times New Roman"/>
-          <w:b w:val="0"/>
-          <w:i/>
-          <w:sz w:val="26"/>
-        </w:rPr>
-        <w:t>Nguồn: tác giả tự xây dựng</w:t>
+        <w:t xml:space="preserve"> Chuỗi định tuyến Tenant → Domain → Landing từ trình duyệt qua Cloudflare DNS, gateway phân giải tenant theo Host, đến lớp dữ liệu cô lập RLS.</w:t>
       </w:r>
     </w:p>
     <w:p>
@@ -15834,16 +15825,7 @@
           <w:i w:val="0"/>
           <w:sz w:val="26"/>
         </w:rPr>
-        <w:t xml:space="preserve"> Tuần tự phân giải tenant theo subdomain — gateway ánh xạ Host thành định danh tenant rồi truyền ngữ cảnh xuống lớp dữ liệu RLS. </w:t>
-      </w:r>
-      <w:r>
-        <w:rPr>
-          <w:rFonts w:ascii="Times New Roman" w:hAnsi="Times New Roman" w:eastAsia="Times New Roman"/>
-          <w:b w:val="0"/>
-          <w:i/>
-          <w:sz w:val="26"/>
-        </w:rPr>
-        <w:t>Nguồn: tác giả tự xây dựng</w:t>
+        <w:t xml:space="preserve"> Tuần tự phân giải tenant theo subdomain — gateway ánh xạ Host thành định danh tenant rồi truyền ngữ cảnh xuống lớp dữ liệu RLS.</w:t>
       </w:r>
     </w:p>
     <w:p>

--- a/documents/08-thesis/thesis-v1.docx
+++ b/documents/08-thesis/thesis-v1.docx
@@ -22968,7 +22968,7 @@
           <w:i w:val="0"/>
           <w:sz w:val="26"/>
         </w:rPr>
-        <w:t xml:space="preserve"> Đồ án thiết kế 4 gói dịch vụ (Bảng 2.11) — hiện tại kiểm thử FREE + STARTER; PRO và PRO_PLUS kích hoạt lộ trình phát triển sau.</w:t>
+        <w:t xml:space="preserve"> Đồ án thiết kế bốn gói dịch vụ phân tầng theo persona mục tiêu (Bảng 2.11). Hai gói FREE và STARTER đã kiểm chứng hiện tại với hai giáo viên độc lập; hai gói PRO và PRO_PLUS thuộc lộ trình phát triển sau khi mở rộng cohort tenant.</w:t>
       </w:r>
     </w:p>
     <w:p>
@@ -23001,18 +23001,20 @@
         <w:tblLook w:firstColumn="1" w:firstRow="1" w:lastColumn="0" w:lastRow="0" w:noHBand="0" w:noVBand="1" w:val="04A0"/>
       </w:tblPr>
       <w:tblGrid>
-        <w:gridCol w:w="1234"/>
-        <w:gridCol w:w="1234"/>
-        <w:gridCol w:w="1234"/>
-        <w:gridCol w:w="1234"/>
-        <w:gridCol w:w="1234"/>
-        <w:gridCol w:w="1234"/>
-        <w:gridCol w:w="1234"/>
+        <w:gridCol w:w="960"/>
+        <w:gridCol w:w="960"/>
+        <w:gridCol w:w="960"/>
+        <w:gridCol w:w="960"/>
+        <w:gridCol w:w="960"/>
+        <w:gridCol w:w="960"/>
+        <w:gridCol w:w="960"/>
+        <w:gridCol w:w="960"/>
+        <w:gridCol w:w="960"/>
       </w:tblGrid>
       <w:tr>
         <w:tc>
           <w:tcPr>
-            <w:tcW w:type="dxa" w:w="1234"/>
+            <w:tcW w:type="dxa" w:w="960"/>
           </w:tcPr>
           <w:p>
             <w:pPr>
@@ -23037,7 +23039,7 @@
         </w:tc>
         <w:tc>
           <w:tcPr>
-            <w:tcW w:type="dxa" w:w="1234"/>
+            <w:tcW w:type="dxa" w:w="960"/>
           </w:tcPr>
           <w:p>
             <w:pPr>
@@ -23056,13 +23058,13 @@
                 <w:i w:val="0"/>
                 <w:sz w:val="24"/>
               </w:rPr>
-              <w:t>Giá tháng</w:t>
-            </w:r>
-          </w:p>
-        </w:tc>
-        <w:tc>
-          <w:tcPr>
-            <w:tcW w:type="dxa" w:w="1234"/>
+              <w:t>Trạng thái</w:t>
+            </w:r>
+          </w:p>
+        </w:tc>
+        <w:tc>
+          <w:tcPr>
+            <w:tcW w:type="dxa" w:w="960"/>
           </w:tcPr>
           <w:p>
             <w:pPr>
@@ -23081,13 +23083,13 @@
                 <w:i w:val="0"/>
                 <w:sz w:val="24"/>
               </w:rPr>
-              <w:t>Số học sinh</w:t>
-            </w:r>
-          </w:p>
-        </w:tc>
-        <w:tc>
-          <w:tcPr>
-            <w:tcW w:type="dxa" w:w="1234"/>
+              <w:t>Persona mục tiêu</w:t>
+            </w:r>
+          </w:p>
+        </w:tc>
+        <w:tc>
+          <w:tcPr>
+            <w:tcW w:type="dxa" w:w="960"/>
           </w:tcPr>
           <w:p>
             <w:pPr>
@@ -23106,13 +23108,13 @@
                 <w:i w:val="0"/>
                 <w:sz w:val="24"/>
               </w:rPr>
-              <w:t>Số lớp</w:t>
-            </w:r>
-          </w:p>
-        </w:tc>
-        <w:tc>
-          <w:tcPr>
-            <w:tcW w:type="dxa" w:w="1234"/>
+              <w:t>Giá tháng</w:t>
+            </w:r>
+          </w:p>
+        </w:tc>
+        <w:tc>
+          <w:tcPr>
+            <w:tcW w:type="dxa" w:w="960"/>
           </w:tcPr>
           <w:p>
             <w:pPr>
@@ -23131,13 +23133,13 @@
                 <w:i w:val="0"/>
                 <w:sz w:val="24"/>
               </w:rPr>
-              <w:t>AI tạo lại/ngày</w:t>
-            </w:r>
-          </w:p>
-        </w:tc>
-        <w:tc>
-          <w:tcPr>
-            <w:tcW w:type="dxa" w:w="1234"/>
+              <w:t>Số học sinh</w:t>
+            </w:r>
+          </w:p>
+        </w:tc>
+        <w:tc>
+          <w:tcPr>
+            <w:tcW w:type="dxa" w:w="960"/>
           </w:tcPr>
           <w:p>
             <w:pPr>
@@ -23156,13 +23158,13 @@
                 <w:i w:val="0"/>
                 <w:sz w:val="24"/>
               </w:rPr>
-              <w:t>Subdomain riêng</w:t>
-            </w:r>
-          </w:p>
-        </w:tc>
-        <w:tc>
-          <w:tcPr>
-            <w:tcW w:type="dxa" w:w="1234"/>
+              <w:t>Số lớp</w:t>
+            </w:r>
+          </w:p>
+        </w:tc>
+        <w:tc>
+          <w:tcPr>
+            <w:tcW w:type="dxa" w:w="960"/>
           </w:tcPr>
           <w:p>
             <w:pPr>
@@ -23181,6 +23183,56 @@
                 <w:i w:val="0"/>
                 <w:sz w:val="24"/>
               </w:rPr>
+              <w:t>Lượt sinh ảnh AI/ngày</w:t>
+            </w:r>
+          </w:p>
+        </w:tc>
+        <w:tc>
+          <w:tcPr>
+            <w:tcW w:type="dxa" w:w="960"/>
+          </w:tcPr>
+          <w:p>
+            <w:pPr>
+              <w:jc w:val="center"/>
+            </w:pPr>
+            <w:r>
+              <w:rPr>
+                <w:b/>
+                <w:sz w:val="24"/>
+              </w:rPr>
+            </w:r>
+            <w:r>
+              <w:rPr>
+                <w:rFonts w:ascii="Times New Roman" w:hAnsi="Times New Roman" w:eastAsia="Times New Roman"/>
+                <w:b/>
+                <w:i w:val="0"/>
+                <w:sz w:val="24"/>
+              </w:rPr>
+              <w:t>Tên miền riêng (custom domain)</w:t>
+            </w:r>
+          </w:p>
+        </w:tc>
+        <w:tc>
+          <w:tcPr>
+            <w:tcW w:type="dxa" w:w="960"/>
+          </w:tcPr>
+          <w:p>
+            <w:pPr>
+              <w:jc w:val="center"/>
+            </w:pPr>
+            <w:r>
+              <w:rPr>
+                <w:b/>
+                <w:sz w:val="24"/>
+              </w:rPr>
+            </w:r>
+            <w:r>
+              <w:rPr>
+                <w:rFonts w:ascii="Times New Roman" w:hAnsi="Times New Roman" w:eastAsia="Times New Roman"/>
+                <w:b/>
+                <w:i w:val="0"/>
+                <w:sz w:val="24"/>
+              </w:rPr>
               <w:t>Email DKIM-verified</w:t>
             </w:r>
           </w:p>
@@ -23189,7 +23241,7 @@
       <w:tr>
         <w:tc>
           <w:tcPr>
-            <w:tcW w:type="dxa" w:w="1234"/>
+            <w:tcW w:type="dxa" w:w="960"/>
           </w:tcPr>
           <w:p>
             <w:r>
@@ -23210,7 +23262,49 @@
         </w:tc>
         <w:tc>
           <w:tcPr>
-            <w:tcW w:type="dxa" w:w="1234"/>
+            <w:tcW w:type="dxa" w:w="960"/>
+          </w:tcPr>
+          <w:p>
+            <w:r>
+              <w:rPr>
+                <w:sz w:val="24"/>
+              </w:rPr>
+            </w:r>
+            <w:r>
+              <w:rPr>
+                <w:rFonts w:ascii="Times New Roman" w:hAnsi="Times New Roman" w:eastAsia="Times New Roman"/>
+                <w:b w:val="0"/>
+                <w:i w:val="0"/>
+                <w:sz w:val="24"/>
+              </w:rPr>
+              <w:t>Hiện tại</w:t>
+            </w:r>
+          </w:p>
+        </w:tc>
+        <w:tc>
+          <w:tcPr>
+            <w:tcW w:type="dxa" w:w="960"/>
+          </w:tcPr>
+          <w:p>
+            <w:r>
+              <w:rPr>
+                <w:sz w:val="24"/>
+              </w:rPr>
+            </w:r>
+            <w:r>
+              <w:rPr>
+                <w:rFonts w:ascii="Times New Roman" w:hAnsi="Times New Roman" w:eastAsia="Times New Roman"/>
+                <w:b w:val="0"/>
+                <w:i w:val="0"/>
+                <w:sz w:val="24"/>
+              </w:rPr>
+              <w:t>P1 Giáo viên độc lập</w:t>
+            </w:r>
+          </w:p>
+        </w:tc>
+        <w:tc>
+          <w:tcPr>
+            <w:tcW w:type="dxa" w:w="960"/>
           </w:tcPr>
           <w:p>
             <w:r>
@@ -23240,28 +23334,49 @@
         </w:tc>
         <w:tc>
           <w:tcPr>
-            <w:tcW w:type="dxa" w:w="1234"/>
-          </w:tcPr>
-          <w:p>
-            <w:r>
-              <w:rPr>
-                <w:sz w:val="24"/>
-              </w:rPr>
-            </w:r>
-            <w:r>
-              <w:rPr>
-                <w:rFonts w:ascii="Times New Roman" w:hAnsi="Times New Roman" w:eastAsia="Times New Roman"/>
-                <w:b w:val="0"/>
-                <w:i w:val="0"/>
-                <w:sz w:val="24"/>
-              </w:rPr>
-              <w:t>20</w:t>
-            </w:r>
-          </w:p>
-        </w:tc>
-        <w:tc>
-          <w:tcPr>
-            <w:tcW w:type="dxa" w:w="1234"/>
+            <w:tcW w:type="dxa" w:w="960"/>
+          </w:tcPr>
+          <w:p>
+            <w:r>
+              <w:rPr>
+                <w:sz w:val="24"/>
+              </w:rPr>
+            </w:r>
+            <w:r>
+              <w:rPr>
+                <w:rFonts w:ascii="Times New Roman" w:hAnsi="Times New Roman" w:eastAsia="Times New Roman"/>
+                <w:b w:val="0"/>
+                <w:i w:val="0"/>
+                <w:sz w:val="24"/>
+              </w:rPr>
+              <w:t>50</w:t>
+            </w:r>
+          </w:p>
+        </w:tc>
+        <w:tc>
+          <w:tcPr>
+            <w:tcW w:type="dxa" w:w="960"/>
+          </w:tcPr>
+          <w:p>
+            <w:r>
+              <w:rPr>
+                <w:sz w:val="24"/>
+              </w:rPr>
+            </w:r>
+            <w:r>
+              <w:rPr>
+                <w:rFonts w:ascii="Times New Roman" w:hAnsi="Times New Roman" w:eastAsia="Times New Roman"/>
+                <w:b w:val="0"/>
+                <w:i w:val="0"/>
+                <w:sz w:val="24"/>
+              </w:rPr>
+              <w:t>5</w:t>
+            </w:r>
+          </w:p>
+        </w:tc>
+        <w:tc>
+          <w:tcPr>
+            <w:tcW w:type="dxa" w:w="960"/>
           </w:tcPr>
           <w:p>
             <w:r>
@@ -23282,46 +23397,61 @@
         </w:tc>
         <w:tc>
           <w:tcPr>
-            <w:tcW w:type="dxa" w:w="1234"/>
-          </w:tcPr>
-          <w:p>
-            <w:r>
-              <w:rPr>
-                <w:sz w:val="24"/>
-              </w:rPr>
-            </w:r>
-            <w:r>
-              <w:rPr>
-                <w:rFonts w:ascii="Times New Roman" w:hAnsi="Times New Roman" w:eastAsia="Times New Roman"/>
-                <w:b w:val="0"/>
-                <w:i w:val="0"/>
-                <w:sz w:val="24"/>
-              </w:rPr>
-              <w:t>3</w:t>
-            </w:r>
-          </w:p>
-        </w:tc>
-        <w:tc>
-          <w:tcPr>
-            <w:tcW w:type="dxa" w:w="1234"/>
-          </w:tcPr>
-          <w:p>
-            <w:r>
-              <w:rPr>
-                <w:sz w:val="24"/>
-              </w:rPr>
-            </w:r>
-          </w:p>
-        </w:tc>
-        <w:tc>
-          <w:tcPr>
-            <w:tcW w:type="dxa" w:w="1234"/>
-          </w:tcPr>
-          <w:p>
-            <w:r>
-              <w:rPr>
-                <w:sz w:val="24"/>
-              </w:rPr>
+            <w:tcW w:type="dxa" w:w="960"/>
+          </w:tcPr>
+          <w:p>
+            <w:r>
+              <w:rPr>
+                <w:sz w:val="24"/>
+              </w:rPr>
+            </w:r>
+            <w:r>
+              <w:rPr>
+                <w:rFonts w:ascii="Times New Roman" w:hAnsi="Times New Roman" w:eastAsia="Times New Roman"/>
+                <w:b w:val="0"/>
+                <w:i w:val="0"/>
+                <w:sz w:val="24"/>
+              </w:rPr>
+              <w:t xml:space="preserve">Không (chỉ subdomain </w:t>
+            </w:r>
+            <w:r>
+              <w:rPr>
+                <w:rFonts w:ascii="Times New Roman" w:hAnsi="Times New Roman" w:eastAsia="Times New Roman"/>
+                <w:b w:val="0"/>
+                <w:i/>
+                <w:sz w:val="24"/>
+              </w:rPr>
+              <w:t>*.kitehub.me</w:t>
+            </w:r>
+            <w:r>
+              <w:rPr>
+                <w:rFonts w:ascii="Times New Roman" w:hAnsi="Times New Roman" w:eastAsia="Times New Roman"/>
+                <w:b w:val="0"/>
+                <w:i w:val="0"/>
+                <w:sz w:val="24"/>
+              </w:rPr>
+              <w:t>)</w:t>
+            </w:r>
+          </w:p>
+        </w:tc>
+        <w:tc>
+          <w:tcPr>
+            <w:tcW w:type="dxa" w:w="960"/>
+          </w:tcPr>
+          <w:p>
+            <w:r>
+              <w:rPr>
+                <w:sz w:val="24"/>
+              </w:rPr>
+            </w:r>
+            <w:r>
+              <w:rPr>
+                <w:rFonts w:ascii="Times New Roman" w:hAnsi="Times New Roman" w:eastAsia="Times New Roman"/>
+                <w:b w:val="0"/>
+                <w:i w:val="0"/>
+                <w:sz w:val="24"/>
+              </w:rPr>
+              <w:t>Mặc định (shared DKIM)</w:t>
             </w:r>
           </w:p>
         </w:tc>
@@ -23329,7 +23459,7 @@
       <w:tr>
         <w:tc>
           <w:tcPr>
-            <w:tcW w:type="dxa" w:w="1234"/>
+            <w:tcW w:type="dxa" w:w="960"/>
           </w:tcPr>
           <w:p>
             <w:r>
@@ -23350,7 +23480,49 @@
         </w:tc>
         <w:tc>
           <w:tcPr>
-            <w:tcW w:type="dxa" w:w="1234"/>
+            <w:tcW w:type="dxa" w:w="960"/>
+          </w:tcPr>
+          <w:p>
+            <w:r>
+              <w:rPr>
+                <w:sz w:val="24"/>
+              </w:rPr>
+            </w:r>
+            <w:r>
+              <w:rPr>
+                <w:rFonts w:ascii="Times New Roman" w:hAnsi="Times New Roman" w:eastAsia="Times New Roman"/>
+                <w:b w:val="0"/>
+                <w:i w:val="0"/>
+                <w:sz w:val="24"/>
+              </w:rPr>
+              <w:t>Hiện tại</w:t>
+            </w:r>
+          </w:p>
+        </w:tc>
+        <w:tc>
+          <w:tcPr>
+            <w:tcW w:type="dxa" w:w="960"/>
+          </w:tcPr>
+          <w:p>
+            <w:r>
+              <w:rPr>
+                <w:sz w:val="24"/>
+              </w:rPr>
+            </w:r>
+            <w:r>
+              <w:rPr>
+                <w:rFonts w:ascii="Times New Roman" w:hAnsi="Times New Roman" w:eastAsia="Times New Roman"/>
+                <w:b w:val="0"/>
+                <w:i w:val="0"/>
+                <w:sz w:val="24"/>
+              </w:rPr>
+              <w:t>P2 Chủ sở hữu trung tâm SMB</w:t>
+            </w:r>
+          </w:p>
+        </w:tc>
+        <w:tc>
+          <w:tcPr>
+            <w:tcW w:type="dxa" w:w="960"/>
           </w:tcPr>
           <w:p>
             <w:r>
@@ -23371,7 +23543,7 @@
         </w:tc>
         <w:tc>
           <w:tcPr>
-            <w:tcW w:type="dxa" w:w="1234"/>
+            <w:tcW w:type="dxa" w:w="960"/>
           </w:tcPr>
           <w:p>
             <w:r>
@@ -23392,7 +23564,7 @@
         </w:tc>
         <w:tc>
           <w:tcPr>
-            <w:tcW w:type="dxa" w:w="1234"/>
+            <w:tcW w:type="dxa" w:w="960"/>
           </w:tcPr>
           <w:p>
             <w:r>
@@ -23413,7 +23585,7 @@
         </w:tc>
         <w:tc>
           <w:tcPr>
-            <w:tcW w:type="dxa" w:w="1234"/>
+            <w:tcW w:type="dxa" w:w="960"/>
           </w:tcPr>
           <w:p>
             <w:r>
@@ -23434,25 +23606,43 @@
         </w:tc>
         <w:tc>
           <w:tcPr>
-            <w:tcW w:type="dxa" w:w="1234"/>
-          </w:tcPr>
-          <w:p>
-            <w:r>
-              <w:rPr>
-                <w:sz w:val="24"/>
-              </w:rPr>
-            </w:r>
-          </w:p>
-        </w:tc>
-        <w:tc>
-          <w:tcPr>
-            <w:tcW w:type="dxa" w:w="1234"/>
-          </w:tcPr>
-          <w:p>
-            <w:r>
-              <w:rPr>
-                <w:sz w:val="24"/>
-              </w:rPr>
+            <w:tcW w:type="dxa" w:w="960"/>
+          </w:tcPr>
+          <w:p>
+            <w:r>
+              <w:rPr>
+                <w:sz w:val="24"/>
+              </w:rPr>
+            </w:r>
+            <w:r>
+              <w:rPr>
+                <w:rFonts w:ascii="Times New Roman" w:hAnsi="Times New Roman" w:eastAsia="Times New Roman"/>
+                <w:b w:val="0"/>
+                <w:i w:val="0"/>
+                <w:sz w:val="24"/>
+              </w:rPr>
+              <w:t>Không</w:t>
+            </w:r>
+          </w:p>
+        </w:tc>
+        <w:tc>
+          <w:tcPr>
+            <w:tcW w:type="dxa" w:w="960"/>
+          </w:tcPr>
+          <w:p>
+            <w:r>
+              <w:rPr>
+                <w:sz w:val="24"/>
+              </w:rPr>
+            </w:r>
+            <w:r>
+              <w:rPr>
+                <w:rFonts w:ascii="Times New Roman" w:hAnsi="Times New Roman" w:eastAsia="Times New Roman"/>
+                <w:b w:val="0"/>
+                <w:i w:val="0"/>
+                <w:sz w:val="24"/>
+              </w:rPr>
+              <w:t>Mặc định</w:t>
             </w:r>
           </w:p>
         </w:tc>
@@ -23460,7 +23650,7 @@
       <w:tr>
         <w:tc>
           <w:tcPr>
-            <w:tcW w:type="dxa" w:w="1234"/>
+            <w:tcW w:type="dxa" w:w="960"/>
           </w:tcPr>
           <w:p>
             <w:r>
@@ -23481,7 +23671,49 @@
         </w:tc>
         <w:tc>
           <w:tcPr>
-            <w:tcW w:type="dxa" w:w="1234"/>
+            <w:tcW w:type="dxa" w:w="960"/>
+          </w:tcPr>
+          <w:p>
+            <w:r>
+              <w:rPr>
+                <w:sz w:val="24"/>
+              </w:rPr>
+            </w:r>
+            <w:r>
+              <w:rPr>
+                <w:rFonts w:ascii="Times New Roman" w:hAnsi="Times New Roman" w:eastAsia="Times New Roman"/>
+                <w:b w:val="0"/>
+                <w:i w:val="0"/>
+                <w:sz w:val="24"/>
+              </w:rPr>
+              <w:t>Phát triển sau</w:t>
+            </w:r>
+          </w:p>
+        </w:tc>
+        <w:tc>
+          <w:tcPr>
+            <w:tcW w:type="dxa" w:w="960"/>
+          </w:tcPr>
+          <w:p>
+            <w:r>
+              <w:rPr>
+                <w:sz w:val="24"/>
+              </w:rPr>
+            </w:r>
+            <w:r>
+              <w:rPr>
+                <w:rFonts w:ascii="Times New Roman" w:hAnsi="Times New Roman" w:eastAsia="Times New Roman"/>
+                <w:b w:val="0"/>
+                <w:i w:val="0"/>
+                <w:sz w:val="24"/>
+              </w:rPr>
+              <w:t>P3 Quản lý trung tâm</w:t>
+            </w:r>
+          </w:p>
+        </w:tc>
+        <w:tc>
+          <w:tcPr>
+            <w:tcW w:type="dxa" w:w="960"/>
           </w:tcPr>
           <w:p>
             <w:r>
@@ -23502,7 +23734,7 @@
         </w:tc>
         <w:tc>
           <w:tcPr>
-            <w:tcW w:type="dxa" w:w="1234"/>
+            <w:tcW w:type="dxa" w:w="960"/>
           </w:tcPr>
           <w:p>
             <w:r>
@@ -23523,7 +23755,7 @@
         </w:tc>
         <w:tc>
           <w:tcPr>
-            <w:tcW w:type="dxa" w:w="1234"/>
+            <w:tcW w:type="dxa" w:w="960"/>
           </w:tcPr>
           <w:p>
             <w:r>
@@ -23544,7 +23776,7 @@
         </w:tc>
         <w:tc>
           <w:tcPr>
-            <w:tcW w:type="dxa" w:w="1234"/>
+            <w:tcW w:type="dxa" w:w="960"/>
           </w:tcPr>
           <w:p>
             <w:r>
@@ -23565,25 +23797,43 @@
         </w:tc>
         <w:tc>
           <w:tcPr>
-            <w:tcW w:type="dxa" w:w="1234"/>
-          </w:tcPr>
-          <w:p>
-            <w:r>
-              <w:rPr>
-                <w:sz w:val="24"/>
-              </w:rPr>
-            </w:r>
-          </w:p>
-        </w:tc>
-        <w:tc>
-          <w:tcPr>
-            <w:tcW w:type="dxa" w:w="1234"/>
-          </w:tcPr>
-          <w:p>
-            <w:r>
-              <w:rPr>
-                <w:sz w:val="24"/>
-              </w:rPr>
+            <w:tcW w:type="dxa" w:w="960"/>
+          </w:tcPr>
+          <w:p>
+            <w:r>
+              <w:rPr>
+                <w:sz w:val="24"/>
+              </w:rPr>
+            </w:r>
+            <w:r>
+              <w:rPr>
+                <w:rFonts w:ascii="Times New Roman" w:hAnsi="Times New Roman" w:eastAsia="Times New Roman"/>
+                <w:b w:val="0"/>
+                <w:i w:val="0"/>
+                <w:sz w:val="24"/>
+              </w:rPr>
+              <w:t>Có (custom CNAME)</w:t>
+            </w:r>
+          </w:p>
+        </w:tc>
+        <w:tc>
+          <w:tcPr>
+            <w:tcW w:type="dxa" w:w="960"/>
+          </w:tcPr>
+          <w:p>
+            <w:r>
+              <w:rPr>
+                <w:sz w:val="24"/>
+              </w:rPr>
+            </w:r>
+            <w:r>
+              <w:rPr>
+                <w:rFonts w:ascii="Times New Roman" w:hAnsi="Times New Roman" w:eastAsia="Times New Roman"/>
+                <w:b w:val="0"/>
+                <w:i w:val="0"/>
+                <w:sz w:val="24"/>
+              </w:rPr>
+              <w:t>Mặc định</w:t>
             </w:r>
           </w:p>
         </w:tc>
@@ -23591,7 +23841,7 @@
       <w:tr>
         <w:tc>
           <w:tcPr>
-            <w:tcW w:type="dxa" w:w="1234"/>
+            <w:tcW w:type="dxa" w:w="960"/>
           </w:tcPr>
           <w:p>
             <w:r>
@@ -23612,7 +23862,49 @@
         </w:tc>
         <w:tc>
           <w:tcPr>
-            <w:tcW w:type="dxa" w:w="1234"/>
+            <w:tcW w:type="dxa" w:w="960"/>
+          </w:tcPr>
+          <w:p>
+            <w:r>
+              <w:rPr>
+                <w:sz w:val="24"/>
+              </w:rPr>
+            </w:r>
+            <w:r>
+              <w:rPr>
+                <w:rFonts w:ascii="Times New Roman" w:hAnsi="Times New Roman" w:eastAsia="Times New Roman"/>
+                <w:b w:val="0"/>
+                <w:i w:val="0"/>
+                <w:sz w:val="24"/>
+              </w:rPr>
+              <w:t>Phát triển sau</w:t>
+            </w:r>
+          </w:p>
+        </w:tc>
+        <w:tc>
+          <w:tcPr>
+            <w:tcW w:type="dxa" w:w="960"/>
+          </w:tcPr>
+          <w:p>
+            <w:r>
+              <w:rPr>
+                <w:sz w:val="24"/>
+              </w:rPr>
+            </w:r>
+            <w:r>
+              <w:rPr>
+                <w:rFonts w:ascii="Times New Roman" w:hAnsi="Times New Roman" w:eastAsia="Times New Roman"/>
+                <w:b w:val="0"/>
+                <w:i w:val="0"/>
+                <w:sz w:val="24"/>
+              </w:rPr>
+              <w:t>Chuỗi nhượng quyền multi-branch</w:t>
+            </w:r>
+          </w:p>
+        </w:tc>
+        <w:tc>
+          <w:tcPr>
+            <w:tcW w:type="dxa" w:w="960"/>
           </w:tcPr>
           <w:p>
             <w:r>
@@ -23633,7 +23925,7 @@
         </w:tc>
         <w:tc>
           <w:tcPr>
-            <w:tcW w:type="dxa" w:w="1234"/>
+            <w:tcW w:type="dxa" w:w="960"/>
           </w:tcPr>
           <w:p>
             <w:r>
@@ -23654,7 +23946,7 @@
         </w:tc>
         <w:tc>
           <w:tcPr>
-            <w:tcW w:type="dxa" w:w="1234"/>
+            <w:tcW w:type="dxa" w:w="960"/>
           </w:tcPr>
           <w:p>
             <w:r>
@@ -23675,7 +23967,7 @@
         </w:tc>
         <w:tc>
           <w:tcPr>
-            <w:tcW w:type="dxa" w:w="1234"/>
+            <w:tcW w:type="dxa" w:w="960"/>
           </w:tcPr>
           <w:p>
             <w:r>
@@ -23696,34 +23988,43 @@
         </w:tc>
         <w:tc>
           <w:tcPr>
-            <w:tcW w:type="dxa" w:w="1234"/>
-          </w:tcPr>
-          <w:p>
-            <w:r>
-              <w:rPr>
-                <w:sz w:val="24"/>
-              </w:rPr>
-            </w:r>
-          </w:p>
-        </w:tc>
-        <w:tc>
-          <w:tcPr>
-            <w:tcW w:type="dxa" w:w="1234"/>
-          </w:tcPr>
-          <w:p>
-            <w:r>
-              <w:rPr>
-                <w:sz w:val="24"/>
-              </w:rPr>
-            </w:r>
-            <w:r>
-              <w:rPr>
-                <w:rFonts w:ascii="Times New Roman" w:hAnsi="Times New Roman" w:eastAsia="Times New Roman"/>
-                <w:b w:val="0"/>
-                <w:i w:val="0"/>
-                <w:sz w:val="24"/>
-              </w:rPr>
-              <w:t>+ IP riêng</w:t>
+            <w:tcW w:type="dxa" w:w="960"/>
+          </w:tcPr>
+          <w:p>
+            <w:r>
+              <w:rPr>
+                <w:sz w:val="24"/>
+              </w:rPr>
+            </w:r>
+            <w:r>
+              <w:rPr>
+                <w:rFonts w:ascii="Times New Roman" w:hAnsi="Times New Roman" w:eastAsia="Times New Roman"/>
+                <w:b w:val="0"/>
+                <w:i w:val="0"/>
+                <w:sz w:val="24"/>
+              </w:rPr>
+              <w:t>Có (custom CNAME + IP riêng)</w:t>
+            </w:r>
+          </w:p>
+        </w:tc>
+        <w:tc>
+          <w:tcPr>
+            <w:tcW w:type="dxa" w:w="960"/>
+          </w:tcPr>
+          <w:p>
+            <w:r>
+              <w:rPr>
+                <w:sz w:val="24"/>
+              </w:rPr>
+            </w:r>
+            <w:r>
+              <w:rPr>
+                <w:rFonts w:ascii="Times New Roman" w:hAnsi="Times New Roman" w:eastAsia="Times New Roman"/>
+                <w:b w:val="0"/>
+                <w:i w:val="0"/>
+                <w:sz w:val="24"/>
+              </w:rPr>
+              <w:t>DKIM-verified riêng</w:t>
             </w:r>
           </w:p>
         </w:tc>

--- a/documents/08-thesis/thesis-v1.docx
+++ b/documents/08-thesis/thesis-v1.docx
@@ -3487,7 +3487,7 @@
           <w:i w:val="0"/>
           <w:sz w:val="26"/>
         </w:rPr>
-        <w:t>Đồ án tập trung vào giai đoạn thử nghiệm tenant của nền tảng KiteHub, được giới hạn theo ba chiều: không gian, thời gian và đối tượng. Về không gian, hệ thống triển khai cloud trên AWS Singapore (ap-southeast-1) Free Tier, phục vụ nhóm trung tâm giáo dục thương mại tại Việt Nam (Hà Nội, TP. Hồ Chí Minh và các tỉnh lân cận). Về thời gian, phạm vi triển khai kéo dài từ tháng 5/2026 đến hết giai đoạn thử nghiệm tenant (~tháng 9/2026), với hai giáo viên độc lập (một dùng gói miễn phí, một dùng gói premium) trực tiếp sử dụng sản phẩm trong thực tế giảng dạy để thu thập phản hồi.</w:t>
+        <w:t>Phạm vi triển khai hiện tại của đồ án giới hạn theo hai chiều: không gian và đối tượng. Về không gian, hệ thống triển khai cloud trên AWS Singapore (ap-southeast-1) Free Tier, phục vụ nhóm trung tâm giáo dục thương mại tại Việt Nam (Hà Nội, TP. Hồ Chí Minh và các tỉnh lân cận), với hai giáo viên độc lập (một dùng gói miễn phí, một dùng gói trả phí) trực tiếp sử dụng sản phẩm trong thực tế giảng dạy để thu thập phản hồi.</w:t>
       </w:r>
     </w:p>
     <w:p>
@@ -3503,7 +3503,7 @@
           <w:i w:val="0"/>
           <w:sz w:val="26"/>
         </w:rPr>
-        <w:t>Về đối tượng, đồ án phục vụ ba nhóm người dùng chính: giáo viên độc lập (Solo Teacher, 1-50 học viên), chủ sở hữu trung tâm (Center Owner, 1-10 chi nhánh, 100-2.000 học viên), và quản lý trung tâm (Center Manager). Nhóm phụ huynh (Parent) và học viên (Student) thuộc phân khúc K-12 (Kindergarten to Grade 12 — bậc giáo dục phổ thông từ mẫu giáo đến lớp 12) được hoãn sang giai đoạn mở rộng K-12 do yêu cầu bổ sung DPO (Data Protection Officer — cán bộ bảo vệ dữ liệu) và DPIA (Data Protection Impact Assessment — đánh giá tác động bảo vệ dữ liệu) theo Điều 26 Luật Bảo vệ Dữ liệu Cá nhân 2023. Kiến trúc hệ thống cấu thành từ ba lớp dịch vụ. Lớp nền tảng KiteHub gồm sáu dịch vụ độc lập đảm nhận các trách nhiệm khác nhau: quản trị (kitehub-admin), nhận diện thương hiệu (kitehub-branding), thư điện tử (kitehub-email), điều phối yêu cầu (kitehub-gateway), thư viện dùng chung (kitehub-platform) và quản lý đăng ký (kitehub-subscription). Lớp nghiệp vụ tenant KiteClass tập trung tại dịch vụ kiteclass-core. Lớp giao diện gồm hai ứng dụng Next.js phục vụ tập người dùng khác nhau.</w:t>
+        <w:t>Về đối tượng, đồ án phục vụ ba nhóm người dùng chính: giáo viên độc lập (Solo Teacher, 1-50 học viên), chủ sở hữu trung tâm (Center Owner, 1-10 chi nhánh, 100-2.000 học viên), và quản lý trung tâm (Center Manager). Nhóm phụ huynh (Parent) và học viên (Student) thuộc phân khúc K-12 (Kindergarten to Grade 12 — bậc giáo dục phổ thông từ mẫu giáo đến lớp 12) thuộc lộ trình phát triển sau do yêu cầu bổ sung DPO (Data Protection Officer — cán bộ bảo vệ dữ liệu) và DPIA (Data Protection Impact Assessment — đánh giá tác động bảo vệ dữ liệu) theo Điều 26 Luật Bảo vệ Dữ liệu Cá nhân 2023. Kiến trúc hệ thống cấu thành từ ba lớp dịch vụ. Lớp nền tảng KiteHub gồm sáu dịch vụ độc lập đảm nhận các trách nhiệm khác nhau: quản trị (kitehub-admin), nhận diện thương hiệu (kitehub-branding), thư điện tử (kitehub-email), điều phối yêu cầu (kitehub-gateway), thư viện dùng chung (kitehub-platform) và quản lý đăng ký (kitehub-subscription). Lớp nghiệp vụ tenant KiteClass tập trung tại dịch vụ kiteclass-core. Lớp giao diện gồm hai ứng dụng Next.js phục vụ tập người dùng khác nhau.</w:t>
       </w:r>
     </w:p>
     <w:p>

--- a/documents/08-thesis/thesis-v1.docx
+++ b/documents/08-thesis/thesis-v1.docx
@@ -3643,7 +3643,7 @@
           <w:i w:val="0"/>
           <w:sz w:val="26"/>
         </w:rPr>
-        <w:t>Thứ ba, đồ án triển khai và kiểm thử hệ thống trên AWS Singapore Free Tier, với các pattern cốt lõi (Row-Level Security NULL force-fail, Outbox Pattern, truyền ngữ cảnh qua JWT — JSON Web Token, kiến trúc REST — Representational State Transfer — 3 tầng) được kiểm chứng qua unit test, integration test và E2E test. Thứ tư, đồ án trình bày kết quả triển khai thực tế trong giai đoạn thử nghiệm tenant kèm các KPI (Key Performance Indicator — chỉ số hiệu suất chính) đo lường, đánh giá độ trưởng thành và đề xuất hướng phát triển tiếp theo. Kết quả của đồ án vừa là sản phẩm phần mềm hoạt động được, vừa là tài liệu tham chiếu cho các công trình nghiên cứu kế tiếp về EdTech multi-tenant tại Việt Nam.</w:t>
+        <w:t>Thứ ba, đồ án triển khai và kiểm thử hệ thống trên AWS Singapore Free Tier, với các pattern cốt lõi (Row-Level Security NULL force-fail, Outbox Pattern, truyền ngữ cảnh qua JWT — JSON Web Token, kiến trúc REST — Representational State Transfer — 3 tầng) được kiểm chứng qua unit test, integration test và E2E test. Thứ tư, đồ án trình bày kết quả triển khai thực tế trong phạm vi hiện tại kèm các KPI (Key Performance Indicator — chỉ số hiệu suất chính) đo lường, đánh giá độ trưởng thành và đề xuất hướng phát triển tiếp theo. Kết quả của đồ án vừa là sản phẩm phần mềm hoạt động được, vừa là tài liệu tham chiếu cho các công trình nghiên cứu kế tiếp về EdTech multi-tenant tại Việt Nam.</w:t>
       </w:r>
     </w:p>
     <w:p>
@@ -28089,7 +28089,7 @@
           <w:i w:val="0"/>
           <w:sz w:val="26"/>
         </w:rPr>
-        <w:t>Đồ án đã hoàn thành các mục tiêu đặt ra ban đầu trong phạm vi giai đoạn thử nghiệm tenant của nền tảng KiteHub. Cụ thể, hệ thống được triển khai trên AWS Singapore Free Tier với kiến trúc multi-tenant single-bucket RLS-protected, 7 microservice cùng 2 ứng dụng frontend, đảm bảo tuân thủ các yêu cầu pháp lý Việt Nam (PDPL 2023, Luật An ninh mạng 2018, Thông tư 78/2021/TT-BTC).</w:t>
+        <w:t>Đồ án đã hoàn thành các mục tiêu đặt ra ban đầu trong phạm vi triển khai hiện tại của nền tảng KiteHub. Cụ thể, hệ thống được triển khai trên AWS Singapore Free Tier với kiến trúc multi-tenant single-bucket RLS-protected, 7 microservice cùng 2 ứng dụng frontend, đảm bảo tuân thủ các yêu cầu pháp lý Việt Nam (PDPL 2023, Luật An ninh mạng 2018, Thông tư 78/2021/TT-BTC).</w:t>
       </w:r>
     </w:p>
     <w:p>
@@ -28151,7 +28151,7 @@
           <w:i w:val="0"/>
           <w:sz w:val="26"/>
         </w:rPr>
-        <w:t>Phạm vi giai đoạn thử nghiệm tenant chỉ phục vụ ba nhóm người dùng (giáo viên độc lập, chủ sở hữu trung tâm, quản lý trung tâm); nhóm phụ huynh và học viên thuộc phân khúc K-12 được hoãn sang giai đoạn mở rộng K-12 do yêu cầu DPO + DPIA bổ sung theo PDPL.</w:t>
+        <w:t>Phạm vi triển khai hiện tại chỉ phục vụ ba nhóm người dùng (giáo viên độc lập, chủ sở hữu trung tâm, quản lý trung tâm); nhóm phụ huynh và học viên thuộc phân khúc K-12 thuộc lộ trình phát triển sau do yêu cầu DPO + DPIA bổ sung theo PDPL.</w:t>
       </w:r>
     </w:p>
     <w:p>
@@ -28167,7 +28167,7 @@
           <w:i w:val="0"/>
           <w:sz w:val="26"/>
         </w:rPr>
-        <w:t>Một số KPI thực tế (Time to First Value, Daily Active Users, Monthly Recurring Revenue) chưa có số liệu đầy đủ do giai đoạn thử nghiệm mới có hai giáo viên độc lập (một gói miễn phí, một gói premium) trực tiếp sử dụng để thu thập phản hồi.</w:t>
+        <w:t>Một số KPI thực tế (Time to First Value, Daily Active Users, Monthly Recurring Revenue) chưa có số liệu đầy đủ do phạm vi triển khai hiện tại mới có hai giáo viên độc lập (một gói miễn phí, một gói trả phí) trực tiếp sử dụng để thu thập phản hồi.</w:t>
       </w:r>
     </w:p>
     <w:p>
@@ -28183,7 +28183,7 @@
           <w:i w:val="0"/>
           <w:sz w:val="26"/>
         </w:rPr>
-        <w:t>AI Branding mới được tích hợp ở mức MVP với 1 nhà cung cấp (Replicate Stable Diffusion XL); các phương án multi-vendor failover sẽ được triển khai trong giai đoạn production.</w:t>
+        <w:t>AI Branding mới được tích hợp ở mức MVP với 1 nhà cung cấp (Replicate Stable Diffusion XL); các phương án multi-vendor failover thuộc lộ trình phát triển sau.</w:t>
       </w:r>
     </w:p>
     <w:p>

--- a/documents/08-thesis/thesis-v1.docx
+++ b/documents/08-thesis/thesis-v1.docx
@@ -10996,7 +10996,7 @@
       <w:r>
         <w:drawing>
           <wp:inline xmlns:a="http://schemas.openxmlformats.org/drawingml/2006/main" xmlns:pic="http://schemas.openxmlformats.org/drawingml/2006/picture">
-            <wp:extent cx="5760000" cy="4275032"/>
+            <wp:extent cx="5760000" cy="4523745"/>
             <wp:docPr id="6" name="Picture 6"/>
             <wp:cNvGraphicFramePr>
               <a:graphicFrameLocks noChangeAspect="1"/>
@@ -11005,7 +11005,7 @@
               <a:graphicData uri="http://schemas.openxmlformats.org/drawingml/2006/picture">
                 <pic:pic>
                   <pic:nvPicPr>
-                    <pic:cNvPr id="0" name="mermaid-f4d25d807aa325d6.png"/>
+                    <pic:cNvPr id="0" name="mermaid-12c182812741e49f.png"/>
                     <pic:cNvPicPr/>
                   </pic:nvPicPr>
                   <pic:blipFill>
@@ -11017,7 +11017,7 @@
                   <pic:spPr>
                     <a:xfrm>
                       <a:off x="0" y="0"/>
-                      <a:ext cx="5760000" cy="4275032"/>
+                      <a:ext cx="5760000" cy="4523745"/>
                     </a:xfrm>
                     <a:prstGeom prst="rect"/>
                   </pic:spPr>

--- a/documents/08-thesis/thesis-v1.docx
+++ b/documents/08-thesis/thesis-v1.docx
@@ -14979,7 +14979,7 @@
       <w:r>
         <w:drawing>
           <wp:inline xmlns:a="http://schemas.openxmlformats.org/drawingml/2006/main" xmlns:pic="http://schemas.openxmlformats.org/drawingml/2006/picture">
-            <wp:extent cx="5760000" cy="2607157"/>
+            <wp:extent cx="5760000" cy="3102463"/>
             <wp:docPr id="9" name="Picture 9"/>
             <wp:cNvGraphicFramePr>
               <a:graphicFrameLocks noChangeAspect="1"/>
@@ -14988,7 +14988,7 @@
               <a:graphicData uri="http://schemas.openxmlformats.org/drawingml/2006/picture">
                 <pic:pic>
                   <pic:nvPicPr>
-                    <pic:cNvPr id="0" name="mermaid-937a5ae77a6cbd8c.png"/>
+                    <pic:cNvPr id="0" name="mermaid-546493838d441fba.png"/>
                     <pic:cNvPicPr/>
                   </pic:nvPicPr>
                   <pic:blipFill>
@@ -15000,7 +15000,7 @@
                   <pic:spPr>
                     <a:xfrm>
                       <a:off x="0" y="0"/>
-                      <a:ext cx="5760000" cy="2607157"/>
+                      <a:ext cx="5760000" cy="3102463"/>
                     </a:xfrm>
                     <a:prstGeom prst="rect"/>
                   </pic:spPr>
@@ -15044,7 +15044,7 @@
       <w:r>
         <w:drawing>
           <wp:inline xmlns:a="http://schemas.openxmlformats.org/drawingml/2006/main" xmlns:pic="http://schemas.openxmlformats.org/drawingml/2006/picture">
-            <wp:extent cx="5760000" cy="2880000"/>
+            <wp:extent cx="5760000" cy="3257252"/>
             <wp:docPr id="10" name="Picture 10"/>
             <wp:cNvGraphicFramePr>
               <a:graphicFrameLocks noChangeAspect="1"/>
@@ -15053,7 +15053,7 @@
               <a:graphicData uri="http://schemas.openxmlformats.org/drawingml/2006/picture">
                 <pic:pic>
                   <pic:nvPicPr>
-                    <pic:cNvPr id="0" name="mermaid-3352d2cdf91ac76b.png"/>
+                    <pic:cNvPr id="0" name="mermaid-6028ac03d5c472a5.png"/>
                     <pic:cNvPicPr/>
                   </pic:nvPicPr>
                   <pic:blipFill>
@@ -15065,7 +15065,7 @@
                   <pic:spPr>
                     <a:xfrm>
                       <a:off x="0" y="0"/>
-                      <a:ext cx="5760000" cy="2880000"/>
+                      <a:ext cx="5760000" cy="3257252"/>
                     </a:xfrm>
                     <a:prstGeom prst="rect"/>
                   </pic:spPr>
@@ -15771,7 +15771,7 @@
       <w:r>
         <w:drawing>
           <wp:inline xmlns:a="http://schemas.openxmlformats.org/drawingml/2006/main" xmlns:pic="http://schemas.openxmlformats.org/drawingml/2006/picture">
-            <wp:extent cx="5760000" cy="2264898"/>
+            <wp:extent cx="5760000" cy="2558867"/>
             <wp:docPr id="12" name="Picture 12"/>
             <wp:cNvGraphicFramePr>
               <a:graphicFrameLocks noChangeAspect="1"/>
@@ -15780,7 +15780,7 @@
               <a:graphicData uri="http://schemas.openxmlformats.org/drawingml/2006/picture">
                 <pic:pic>
                   <pic:nvPicPr>
-                    <pic:cNvPr id="0" name="mermaid-7dabbf6c19ae66fe.png"/>
+                    <pic:cNvPr id="0" name="mermaid-b535543e848a0bf1.png"/>
                     <pic:cNvPicPr/>
                   </pic:nvPicPr>
                   <pic:blipFill>
@@ -15792,7 +15792,7 @@
                   <pic:spPr>
                     <a:xfrm>
                       <a:off x="0" y="0"/>
-                      <a:ext cx="5760000" cy="2264898"/>
+                      <a:ext cx="5760000" cy="2558867"/>
                     </a:xfrm>
                     <a:prstGeom prst="rect"/>
                   </pic:spPr>
@@ -16308,7 +16308,7 @@
       <w:r>
         <w:drawing>
           <wp:inline xmlns:a="http://schemas.openxmlformats.org/drawingml/2006/main" xmlns:pic="http://schemas.openxmlformats.org/drawingml/2006/picture">
-            <wp:extent cx="5760000" cy="1783058"/>
+            <wp:extent cx="5760000" cy="2138412"/>
             <wp:docPr id="15" name="Picture 15"/>
             <wp:cNvGraphicFramePr>
               <a:graphicFrameLocks noChangeAspect="1"/>
@@ -16317,7 +16317,7 @@
               <a:graphicData uri="http://schemas.openxmlformats.org/drawingml/2006/picture">
                 <pic:pic>
                   <pic:nvPicPr>
-                    <pic:cNvPr id="0" name="mermaid-c1c711fb26610c4d.png"/>
+                    <pic:cNvPr id="0" name="mermaid-6ee5ed10bb467ac7.png"/>
                     <pic:cNvPicPr/>
                   </pic:nvPicPr>
                   <pic:blipFill>
@@ -16329,7 +16329,7 @@
                   <pic:spPr>
                     <a:xfrm>
                       <a:off x="0" y="0"/>
-                      <a:ext cx="5760000" cy="1783058"/>
+                      <a:ext cx="5760000" cy="2138412"/>
                     </a:xfrm>
                     <a:prstGeom prst="rect"/>
                   </pic:spPr>
@@ -16373,7 +16373,7 @@
       <w:r>
         <w:drawing>
           <wp:inline xmlns:a="http://schemas.openxmlformats.org/drawingml/2006/main" xmlns:pic="http://schemas.openxmlformats.org/drawingml/2006/picture">
-            <wp:extent cx="5760000" cy="2673317"/>
+            <wp:extent cx="5760000" cy="3293217"/>
             <wp:docPr id="16" name="Picture 16"/>
             <wp:cNvGraphicFramePr>
               <a:graphicFrameLocks noChangeAspect="1"/>
@@ -16382,7 +16382,7 @@
               <a:graphicData uri="http://schemas.openxmlformats.org/drawingml/2006/picture">
                 <pic:pic>
                   <pic:nvPicPr>
-                    <pic:cNvPr id="0" name="mermaid-b7796a844892db44.png"/>
+                    <pic:cNvPr id="0" name="mermaid-30e3cb94b9d091de.png"/>
                     <pic:cNvPicPr/>
                   </pic:nvPicPr>
                   <pic:blipFill>
@@ -16394,7 +16394,7 @@
                   <pic:spPr>
                     <a:xfrm>
                       <a:off x="0" y="0"/>
-                      <a:ext cx="5760000" cy="2673317"/>
+                      <a:ext cx="5760000" cy="3293217"/>
                     </a:xfrm>
                     <a:prstGeom prst="rect"/>
                   </pic:spPr>
@@ -24040,6 +24040,139 @@
       <w:r>
         <w:rPr>
           <w:rFonts w:ascii="Times New Roman" w:hAnsi="Times New Roman" w:eastAsia="Times New Roman"/>
+          <w:b/>
+          <w:i w:val="0"/>
+          <w:sz w:val="26"/>
+        </w:rPr>
+        <w:t>Trạng thái hiện thực hoá.</w:t>
+      </w:r>
+      <w:r>
+        <w:rPr>
+          <w:rFonts w:ascii="Times New Roman" w:hAnsi="Times New Roman" w:eastAsia="Times New Roman"/>
+          <w:b w:val="0"/>
+          <w:i w:val="0"/>
+          <w:sz w:val="26"/>
+        </w:rPr>
+        <w:t xml:space="preserve"> Mã nguồn hiện tại trên kho lưu trữ KiteHub đã định nghĩa enum </w:t>
+      </w:r>
+      <w:r>
+        <w:rPr>
+          <w:rFonts w:ascii="Times New Roman" w:hAnsi="Times New Roman" w:eastAsia="Times New Roman"/>
+          <w:b w:val="0"/>
+          <w:i/>
+          <w:sz w:val="26"/>
+        </w:rPr>
+        <w:t>PricingTier</w:t>
+      </w:r>
+      <w:r>
+        <w:rPr>
+          <w:rFonts w:ascii="Times New Roman" w:hAnsi="Times New Roman" w:eastAsia="Times New Roman"/>
+          <w:b w:val="0"/>
+          <w:i w:val="0"/>
+          <w:sz w:val="26"/>
+        </w:rPr>
+        <w:t xml:space="preserve"> với bốn cấp giá </w:t>
+      </w:r>
+      <w:r>
+        <w:rPr>
+          <w:rFonts w:ascii="Times New Roman" w:hAnsi="Times New Roman" w:eastAsia="Times New Roman"/>
+          <w:b w:val="0"/>
+          <w:i/>
+          <w:sz w:val="26"/>
+        </w:rPr>
+        <w:t>FREE / BASIC / PREMIUM / ENTERPRISE</w:t>
+      </w:r>
+      <w:r>
+        <w:rPr>
+          <w:rFonts w:ascii="Times New Roman" w:hAnsi="Times New Roman" w:eastAsia="Times New Roman"/>
+          <w:b w:val="0"/>
+          <w:i w:val="0"/>
+          <w:sz w:val="26"/>
+        </w:rPr>
+        <w:t xml:space="preserve"> cùng mức giá </w:t>
+      </w:r>
+      <w:r>
+        <w:rPr>
+          <w:rFonts w:ascii="Times New Roman" w:hAnsi="Times New Roman" w:eastAsia="Times New Roman"/>
+          <w:b w:val="0"/>
+          <w:i/>
+          <w:sz w:val="26"/>
+        </w:rPr>
+        <w:t>0đ / 500.000đ / 1.500.000đ / báo giá riêng</w:t>
+      </w:r>
+      <w:r>
+        <w:rPr>
+          <w:rFonts w:ascii="Times New Roman" w:hAnsi="Times New Roman" w:eastAsia="Times New Roman"/>
+          <w:b w:val="0"/>
+          <w:i w:val="0"/>
+          <w:sz w:val="26"/>
+        </w:rPr>
+        <w:t xml:space="preserve">, khớp ba tầng giá đầu của Bảng 2.11 dưới tên gọi cũ. Việc đổi tên gói sang </w:t>
+      </w:r>
+      <w:r>
+        <w:rPr>
+          <w:rFonts w:ascii="Times New Roman" w:hAnsi="Times New Roman" w:eastAsia="Times New Roman"/>
+          <w:b w:val="0"/>
+          <w:i/>
+          <w:sz w:val="26"/>
+        </w:rPr>
+        <w:t>FREE / STARTER / PRO / PRO_PLUS</w:t>
+      </w:r>
+      <w:r>
+        <w:rPr>
+          <w:rFonts w:ascii="Times New Roman" w:hAnsi="Times New Roman" w:eastAsia="Times New Roman"/>
+          <w:b w:val="0"/>
+          <w:i w:val="0"/>
+          <w:sz w:val="26"/>
+        </w:rPr>
+        <w:t xml:space="preserve"> để thân thiện với người dùng và đồng nhất với phân tích nhóm người dùng đại diện tại §1.1.2, bổ sung trường giới hạn </w:t>
+      </w:r>
+      <w:r>
+        <w:rPr>
+          <w:rFonts w:ascii="Times New Roman" w:hAnsi="Times New Roman" w:eastAsia="Times New Roman"/>
+          <w:b w:val="0"/>
+          <w:i/>
+          <w:sz w:val="26"/>
+        </w:rPr>
+        <w:t>maxClasses</w:t>
+      </w:r>
+      <w:r>
+        <w:rPr>
+          <w:rFonts w:ascii="Times New Roman" w:hAnsi="Times New Roman" w:eastAsia="Times New Roman"/>
+          <w:b w:val="0"/>
+          <w:i w:val="0"/>
+          <w:sz w:val="26"/>
+        </w:rPr>
+        <w:t xml:space="preserve">, và xây dựng bảng </w:t>
+      </w:r>
+      <w:r>
+        <w:rPr>
+          <w:rFonts w:ascii="Times New Roman" w:hAnsi="Times New Roman" w:eastAsia="Times New Roman"/>
+          <w:b w:val="0"/>
+          <w:i/>
+          <w:sz w:val="26"/>
+        </w:rPr>
+        <w:t>tenant_quota</w:t>
+      </w:r>
+      <w:r>
+        <w:rPr>
+          <w:rFonts w:ascii="Times New Roman" w:hAnsi="Times New Roman" w:eastAsia="Times New Roman"/>
+          <w:b w:val="0"/>
+          <w:i w:val="0"/>
+          <w:sz w:val="26"/>
+        </w:rPr>
+        <w:t xml:space="preserve"> kết hợp bộ đếm Redis cho cơ chế enforcement HTTP 429 ở tầng tenant thuộc lộ trình phát triển sau. Tính năng nhận diện email DKIM riêng cho gói cao cấp (cột "Email DKIM-verified" cho PRO_PLUS) cũng thuộc lộ trình phát triển sau.</w:t>
+      </w:r>
+    </w:p>
+    <w:p>
+      <w:pPr>
+        <w:spacing w:line="288" w:lineRule="auto"/>
+        <w:ind w:firstLine="567"/>
+        <w:jc w:val="both"/>
+      </w:pPr>
+      <w:r>
+        <w:rPr>
+          <w:rFonts w:ascii="Times New Roman" w:hAnsi="Times New Roman" w:eastAsia="Times New Roman"/>
           <w:b w:val="0"/>
           <w:i w:val="0"/>
           <w:sz w:val="26"/>
@@ -25965,7 +26098,7 @@
       <w:r>
         <w:drawing>
           <wp:inline xmlns:a="http://schemas.openxmlformats.org/drawingml/2006/main" xmlns:pic="http://schemas.openxmlformats.org/drawingml/2006/picture">
-            <wp:extent cx="5760000" cy="2219294"/>
+            <wp:extent cx="5760000" cy="2719135"/>
             <wp:docPr id="21" name="Picture 21"/>
             <wp:cNvGraphicFramePr>
               <a:graphicFrameLocks noChangeAspect="1"/>
@@ -25974,7 +26107,7 @@
               <a:graphicData uri="http://schemas.openxmlformats.org/drawingml/2006/picture">
                 <pic:pic>
                   <pic:nvPicPr>
-                    <pic:cNvPr id="0" name="mermaid-32cf937050deb6cc.png"/>
+                    <pic:cNvPr id="0" name="mermaid-03228ac755923191.png"/>
                     <pic:cNvPicPr/>
                   </pic:nvPicPr>
                   <pic:blipFill>
@@ -25986,7 +26119,7 @@
                   <pic:spPr>
                     <a:xfrm>
                       <a:off x="0" y="0"/>
-                      <a:ext cx="5760000" cy="2219294"/>
+                      <a:ext cx="5760000" cy="2719135"/>
                     </a:xfrm>
                     <a:prstGeom prst="rect"/>
                   </pic:spPr>
@@ -26030,7 +26163,7 @@
       <w:r>
         <w:drawing>
           <wp:inline xmlns:a="http://schemas.openxmlformats.org/drawingml/2006/main" xmlns:pic="http://schemas.openxmlformats.org/drawingml/2006/picture">
-            <wp:extent cx="5760000" cy="2217663"/>
+            <wp:extent cx="5760000" cy="2716687"/>
             <wp:docPr id="22" name="Picture 22"/>
             <wp:cNvGraphicFramePr>
               <a:graphicFrameLocks noChangeAspect="1"/>
@@ -26039,7 +26172,7 @@
               <a:graphicData uri="http://schemas.openxmlformats.org/drawingml/2006/picture">
                 <pic:pic>
                   <pic:nvPicPr>
-                    <pic:cNvPr id="0" name="mermaid-4d19df8175f80777.png"/>
+                    <pic:cNvPr id="0" name="mermaid-aefd47c63cad2c34.png"/>
                     <pic:cNvPicPr/>
                   </pic:nvPicPr>
                   <pic:blipFill>
@@ -26051,7 +26184,7 @@
                   <pic:spPr>
                     <a:xfrm>
                       <a:off x="0" y="0"/>
-                      <a:ext cx="5760000" cy="2217663"/>
+                      <a:ext cx="5760000" cy="2716687"/>
                     </a:xfrm>
                     <a:prstGeom prst="rect"/>
                   </pic:spPr>

--- a/documents/08-thesis/thesis-v1.docx
+++ b/documents/08-thesis/thesis-v1.docx
@@ -17942,7 +17942,151 @@
           <w:i w:val="0"/>
           <w:sz w:val="26"/>
         </w:rPr>
-        <w:t>Phần này trình bày schema chi tiết của 3 bảng cốt lõi đại diện cho miền đa tenant của Kite Platform. ERD tổng quan đã được giới thiệu tại §2.3.2; phần này bổ sung thông tin từng cột phục vụ phát triển và bảo trì. Schema được pull canonical từ chuỗi migration Flyway của hai cụm dịch vụ (cụm subscription quản lý control-plane và cụm core quản lý domain-plane).</w:t>
+        <w:t xml:space="preserve">Phần này trình bày schema chi tiết của hai bảng cốt lõi đại diện cho hai mặt phẳng đa tenant của Kite Platform: bảng </w:t>
+      </w:r>
+      <w:r>
+        <w:rPr>
+          <w:rFonts w:ascii="Times New Roman" w:hAnsi="Times New Roman" w:eastAsia="Times New Roman"/>
+          <w:b w:val="0"/>
+          <w:i/>
+          <w:sz w:val="26"/>
+        </w:rPr>
+        <w:t>instances</w:t>
+      </w:r>
+      <w:r>
+        <w:rPr>
+          <w:rFonts w:ascii="Times New Roman" w:hAnsi="Times New Roman" w:eastAsia="Times New Roman"/>
+          <w:b w:val="0"/>
+          <w:i w:val="0"/>
+          <w:sz w:val="26"/>
+        </w:rPr>
+        <w:t xml:space="preserve"> thuộc cụm subscription (control-plane, quản lý vòng đời tenant) và bảng </w:t>
+      </w:r>
+      <w:r>
+        <w:rPr>
+          <w:rFonts w:ascii="Times New Roman" w:hAnsi="Times New Roman" w:eastAsia="Times New Roman"/>
+          <w:b w:val="0"/>
+          <w:i/>
+          <w:sz w:val="26"/>
+        </w:rPr>
+        <w:t>students</w:t>
+      </w:r>
+      <w:r>
+        <w:rPr>
+          <w:rFonts w:ascii="Times New Roman" w:hAnsi="Times New Roman" w:eastAsia="Times New Roman"/>
+          <w:b w:val="0"/>
+          <w:i w:val="0"/>
+          <w:sz w:val="26"/>
+        </w:rPr>
+        <w:t xml:space="preserve"> thuộc cụm core (domain-plane, lưu hồ sơ học sinh và là bảng có yêu cầu tuân thủ PDPL chặt chẽ nhất). ERD tổng quan đã được giới thiệu tại §2.3.2; phần này bổ sung thông tin từng cột phục vụ phát triển và bảo trì. Schema được pull canonical từ chuỗi migration Flyway của hai cụm dịch vụ. Các bảng nghiệp vụ khác như </w:t>
+      </w:r>
+      <w:r>
+        <w:rPr>
+          <w:rFonts w:ascii="Times New Roman" w:hAnsi="Times New Roman" w:eastAsia="Times New Roman"/>
+          <w:b w:val="0"/>
+          <w:i/>
+          <w:sz w:val="26"/>
+        </w:rPr>
+        <w:t>classes</w:t>
+      </w:r>
+      <w:r>
+        <w:rPr>
+          <w:rFonts w:ascii="Times New Roman" w:hAnsi="Times New Roman" w:eastAsia="Times New Roman"/>
+          <w:b w:val="0"/>
+          <w:i w:val="0"/>
+          <w:sz w:val="26"/>
+        </w:rPr>
+        <w:t xml:space="preserve">, </w:t>
+      </w:r>
+      <w:r>
+        <w:rPr>
+          <w:rFonts w:ascii="Times New Roman" w:hAnsi="Times New Roman" w:eastAsia="Times New Roman"/>
+          <w:b w:val="0"/>
+          <w:i/>
+          <w:sz w:val="26"/>
+        </w:rPr>
+        <w:t>courses</w:t>
+      </w:r>
+      <w:r>
+        <w:rPr>
+          <w:rFonts w:ascii="Times New Roman" w:hAnsi="Times New Roman" w:eastAsia="Times New Roman"/>
+          <w:b w:val="0"/>
+          <w:i w:val="0"/>
+          <w:sz w:val="26"/>
+        </w:rPr>
+        <w:t xml:space="preserve">, </w:t>
+      </w:r>
+      <w:r>
+        <w:rPr>
+          <w:rFonts w:ascii="Times New Roman" w:hAnsi="Times New Roman" w:eastAsia="Times New Roman"/>
+          <w:b w:val="0"/>
+          <w:i/>
+          <w:sz w:val="26"/>
+        </w:rPr>
+        <w:t>teachers</w:t>
+      </w:r>
+      <w:r>
+        <w:rPr>
+          <w:rFonts w:ascii="Times New Roman" w:hAnsi="Times New Roman" w:eastAsia="Times New Roman"/>
+          <w:b w:val="0"/>
+          <w:i w:val="0"/>
+          <w:sz w:val="26"/>
+        </w:rPr>
+        <w:t xml:space="preserve">, </w:t>
+      </w:r>
+      <w:r>
+        <w:rPr>
+          <w:rFonts w:ascii="Times New Roman" w:hAnsi="Times New Roman" w:eastAsia="Times New Roman"/>
+          <w:b w:val="0"/>
+          <w:i/>
+          <w:sz w:val="26"/>
+        </w:rPr>
+        <w:t>enrollments</w:t>
+      </w:r>
+      <w:r>
+        <w:rPr>
+          <w:rFonts w:ascii="Times New Roman" w:hAnsi="Times New Roman" w:eastAsia="Times New Roman"/>
+          <w:b w:val="0"/>
+          <w:i w:val="0"/>
+          <w:sz w:val="26"/>
+        </w:rPr>
+        <w:t xml:space="preserve">, </w:t>
+      </w:r>
+      <w:r>
+        <w:rPr>
+          <w:rFonts w:ascii="Times New Roman" w:hAnsi="Times New Roman" w:eastAsia="Times New Roman"/>
+          <w:b w:val="0"/>
+          <w:i/>
+          <w:sz w:val="26"/>
+        </w:rPr>
+        <w:t>attendance</w:t>
+      </w:r>
+      <w:r>
+        <w:rPr>
+          <w:rFonts w:ascii="Times New Roman" w:hAnsi="Times New Roman" w:eastAsia="Times New Roman"/>
+          <w:b w:val="0"/>
+          <w:i w:val="0"/>
+          <w:sz w:val="26"/>
+        </w:rPr>
+        <w:t xml:space="preserve"> tuân theo cùng quy ước (</w:t>
+      </w:r>
+      <w:r>
+        <w:rPr>
+          <w:rFonts w:ascii="Times New Roman" w:hAnsi="Times New Roman" w:eastAsia="Times New Roman"/>
+          <w:b w:val="0"/>
+          <w:i/>
+          <w:sz w:val="26"/>
+        </w:rPr>
+        <w:t>instance_id</w:t>
+      </w:r>
+      <w:r>
+        <w:rPr>
+          <w:rFonts w:ascii="Times New Roman" w:hAnsi="Times New Roman" w:eastAsia="Times New Roman"/>
+          <w:b w:val="0"/>
+          <w:i w:val="0"/>
+          <w:sz w:val="26"/>
+        </w:rPr>
+        <w:t xml:space="preserve"> UUID + RLS theo tenant) đã trình bày tại §2.2.4 và quan hệ thực thể tại §2.3.2.</w:t>
       </w:r>
     </w:p>
     <w:p>
@@ -18449,7 +18593,7 @@
                 <w:i/>
                 <w:sz w:val="24"/>
               </w:rPr>
-              <w:t>organization_name</w:t>
+              <w:t>domain_verify_token</w:t>
             </w:r>
           </w:p>
         </w:tc>
@@ -18470,7 +18614,7 @@
                 <w:i w:val="0"/>
                 <w:sz w:val="24"/>
               </w:rPr>
-              <w:t>VARCHAR(200)</w:t>
+              <w:t>VARCHAR(255)</w:t>
             </w:r>
           </w:p>
         </w:tc>
@@ -18491,25 +18635,7 @@
                 <w:i w:val="0"/>
                 <w:sz w:val="24"/>
               </w:rPr>
-              <w:t xml:space="preserve">Tên hiển thị trung tâm (ví dụ </w:t>
-            </w:r>
-            <w:r>
-              <w:rPr>
-                <w:rFonts w:ascii="Times New Roman" w:hAnsi="Times New Roman" w:eastAsia="Times New Roman"/>
-                <w:b w:val="0"/>
-                <w:i/>
-                <w:sz w:val="24"/>
-              </w:rPr>
-              <w:t>Trung tâm Anh ngữ Sky Education</w:t>
-            </w:r>
-            <w:r>
-              <w:rPr>
-                <w:rFonts w:ascii="Times New Roman" w:hAnsi="Times New Roman" w:eastAsia="Times New Roman"/>
-                <w:b w:val="0"/>
-                <w:i w:val="0"/>
-                <w:sz w:val="24"/>
-              </w:rPr>
-              <w:t>)</w:t>
+              <w:t>Token DCV (Domain Control Validation) sinh khi tenant đăng ký tên miền riêng</w:t>
             </w:r>
           </w:p>
         </w:tc>
@@ -18553,7 +18679,7 @@
                 <w:i/>
                 <w:sz w:val="24"/>
               </w:rPr>
-              <w:t>owner_id</w:t>
+              <w:t>domain_verified_at</w:t>
             </w:r>
           </w:p>
         </w:tc>
@@ -18574,7 +18700,7 @@
                 <w:i w:val="0"/>
                 <w:sz w:val="24"/>
               </w:rPr>
-              <w:t>UUID</w:t>
+              <w:t>TIMESTAMP</w:t>
             </w:r>
           </w:p>
         </w:tc>
@@ -18595,16 +18721,7 @@
                 <w:i w:val="0"/>
                 <w:sz w:val="24"/>
               </w:rPr>
-              <w:t xml:space="preserve">Tham chiếu tới user vai trò </w:t>
-            </w:r>
-            <w:r>
-              <w:rPr>
-                <w:rFonts w:ascii="Times New Roman" w:hAnsi="Times New Roman" w:eastAsia="Times New Roman"/>
-                <w:b w:val="0"/>
-                <w:i/>
-                <w:sz w:val="24"/>
-              </w:rPr>
-              <w:t>P2_CENTER_OWNER</w:t>
+              <w:t>Thời điểm xác minh tên miền thành công qua bản ghi CNAME/TXT</w:t>
             </w:r>
           </w:p>
         </w:tc>
@@ -18648,7 +18765,7 @@
                 <w:i/>
                 <w:sz w:val="24"/>
               </w:rPr>
-              <w:t>tier</w:t>
+              <w:t>domain_status</w:t>
             </w:r>
           </w:p>
         </w:tc>
@@ -18669,7 +18786,7 @@
                 <w:i w:val="0"/>
                 <w:sz w:val="24"/>
               </w:rPr>
-              <w:t>VARCHAR(20)</w:t>
+              <w:t>VARCHAR(50)</w:t>
             </w:r>
           </w:p>
         </w:tc>
@@ -18690,7 +18807,52 @@
                 <w:i w:val="0"/>
                 <w:sz w:val="24"/>
               </w:rPr>
-              <w:t>Gói dịch vụ: FREE / STARTER / PRO / PRO_PLUS</w:t>
+              <w:t xml:space="preserve">Trạng thái xác minh tên miền: </w:t>
+            </w:r>
+            <w:r>
+              <w:rPr>
+                <w:rFonts w:ascii="Times New Roman" w:hAnsi="Times New Roman" w:eastAsia="Times New Roman"/>
+                <w:b w:val="0"/>
+                <w:i/>
+                <w:sz w:val="24"/>
+              </w:rPr>
+              <w:t>PENDING</w:t>
+            </w:r>
+            <w:r>
+              <w:rPr>
+                <w:rFonts w:ascii="Times New Roman" w:hAnsi="Times New Roman" w:eastAsia="Times New Roman"/>
+                <w:b w:val="0"/>
+                <w:i w:val="0"/>
+                <w:sz w:val="24"/>
+              </w:rPr>
+              <w:t xml:space="preserve"> / </w:t>
+            </w:r>
+            <w:r>
+              <w:rPr>
+                <w:rFonts w:ascii="Times New Roman" w:hAnsi="Times New Roman" w:eastAsia="Times New Roman"/>
+                <w:b w:val="0"/>
+                <w:i/>
+                <w:sz w:val="24"/>
+              </w:rPr>
+              <w:t>VERIFIED</w:t>
+            </w:r>
+            <w:r>
+              <w:rPr>
+                <w:rFonts w:ascii="Times New Roman" w:hAnsi="Times New Roman" w:eastAsia="Times New Roman"/>
+                <w:b w:val="0"/>
+                <w:i w:val="0"/>
+                <w:sz w:val="24"/>
+              </w:rPr>
+              <w:t xml:space="preserve"> / </w:t>
+            </w:r>
+            <w:r>
+              <w:rPr>
+                <w:rFonts w:ascii="Times New Roman" w:hAnsi="Times New Roman" w:eastAsia="Times New Roman"/>
+                <w:b w:val="0"/>
+                <w:i/>
+                <w:sz w:val="24"/>
+              </w:rPr>
+              <w:t>FAILED</w:t>
             </w:r>
           </w:p>
         </w:tc>
@@ -18734,7 +18896,7 @@
                 <w:i/>
                 <w:sz w:val="24"/>
               </w:rPr>
-              <w:t>status</w:t>
+              <w:t>organization_name</w:t>
             </w:r>
           </w:p>
         </w:tc>
@@ -18755,7 +18917,7 @@
                 <w:i w:val="0"/>
                 <w:sz w:val="24"/>
               </w:rPr>
-              <w:t>VARCHAR(20)</w:t>
+              <w:t>VARCHAR(200)</w:t>
             </w:r>
           </w:p>
         </w:tc>
@@ -18776,7 +18938,25 @@
                 <w:i w:val="0"/>
                 <w:sz w:val="24"/>
               </w:rPr>
-              <w:t>Trạng thái vòng đời: TRIAL / ACTIVE / SUSPENDED / CANCELLED</w:t>
+              <w:t xml:space="preserve">Tên hiển thị trung tâm (ví dụ </w:t>
+            </w:r>
+            <w:r>
+              <w:rPr>
+                <w:rFonts w:ascii="Times New Roman" w:hAnsi="Times New Roman" w:eastAsia="Times New Roman"/>
+                <w:b w:val="0"/>
+                <w:i/>
+                <w:sz w:val="24"/>
+              </w:rPr>
+              <w:t>Trung tâm Anh ngữ Sky Education</w:t>
+            </w:r>
+            <w:r>
+              <w:rPr>
+                <w:rFonts w:ascii="Times New Roman" w:hAnsi="Times New Roman" w:eastAsia="Times New Roman"/>
+                <w:b w:val="0"/>
+                <w:i w:val="0"/>
+                <w:sz w:val="24"/>
+              </w:rPr>
+              <w:t>)</w:t>
             </w:r>
           </w:p>
         </w:tc>
@@ -18820,7 +19000,7 @@
                 <w:i/>
                 <w:sz w:val="24"/>
               </w:rPr>
-              <w:t>database_url</w:t>
+              <w:t>owner_id</w:t>
             </w:r>
           </w:p>
         </w:tc>
@@ -18841,7 +19021,7 @@
                 <w:i w:val="0"/>
                 <w:sz w:val="24"/>
               </w:rPr>
-              <w:t>VARCHAR(500)</w:t>
+              <w:t>UUID</w:t>
             </w:r>
           </w:p>
         </w:tc>
@@ -18862,7 +19042,16 @@
                 <w:i w:val="0"/>
                 <w:sz w:val="24"/>
               </w:rPr>
-              <w:t>URL kết nối cơ sở dữ liệu của tenant</w:t>
+              <w:t xml:space="preserve">Tham chiếu tới user vai trò </w:t>
+            </w:r>
+            <w:r>
+              <w:rPr>
+                <w:rFonts w:ascii="Times New Roman" w:hAnsi="Times New Roman" w:eastAsia="Times New Roman"/>
+                <w:b w:val="0"/>
+                <w:i/>
+                <w:sz w:val="24"/>
+              </w:rPr>
+              <w:t>P2_CENTER_OWNER</w:t>
             </w:r>
           </w:p>
         </w:tc>
@@ -18906,7 +19095,7 @@
                 <w:i/>
                 <w:sz w:val="24"/>
               </w:rPr>
-              <w:t>database_password</w:t>
+              <w:t>tier</w:t>
             </w:r>
           </w:p>
         </w:tc>
@@ -18927,7 +19116,7 @@
                 <w:i w:val="0"/>
                 <w:sz w:val="24"/>
               </w:rPr>
-              <w:t>VARCHAR(255)</w:t>
+              <w:t>VARCHAR(20)</w:t>
             </w:r>
           </w:p>
         </w:tc>
@@ -18948,7 +19137,7 @@
                 <w:i w:val="0"/>
                 <w:sz w:val="24"/>
               </w:rPr>
-              <w:t>Mật khẩu DB đã mã hoá AES-256-GCM (không lưu plaintext)</w:t>
+              <w:t>Gói dịch vụ: FREE / STARTER / PRO / PRO_PLUS</w:t>
             </w:r>
           </w:p>
         </w:tc>
@@ -18992,7 +19181,7 @@
                 <w:i/>
                 <w:sz w:val="24"/>
               </w:rPr>
-              <w:t>trial_started_at</w:t>
+              <w:t>status</w:t>
             </w:r>
           </w:p>
         </w:tc>
@@ -19013,7 +19202,7 @@
                 <w:i w:val="0"/>
                 <w:sz w:val="24"/>
               </w:rPr>
-              <w:t>TIMESTAMP</w:t>
+              <w:t>VARCHAR(20)</w:t>
             </w:r>
           </w:p>
         </w:tc>
@@ -19034,7 +19223,7 @@
                 <w:i w:val="0"/>
                 <w:sz w:val="24"/>
               </w:rPr>
-              <w:t>Thời điểm bắt đầu dùng thử</w:t>
+              <w:t>Trạng thái vòng đời: TRIAL / ACTIVE / SUSPENDED / CANCELLED</w:t>
             </w:r>
           </w:p>
         </w:tc>
@@ -19078,7 +19267,7 @@
                 <w:i/>
                 <w:sz w:val="24"/>
               </w:rPr>
-              <w:t>trial_expires_at</w:t>
+              <w:t>database_url</w:t>
             </w:r>
           </w:p>
         </w:tc>
@@ -19099,7 +19288,7 @@
                 <w:i w:val="0"/>
                 <w:sz w:val="24"/>
               </w:rPr>
-              <w:t>TIMESTAMP</w:t>
+              <w:t>VARCHAR(500)</w:t>
             </w:r>
           </w:p>
         </w:tc>
@@ -19120,7 +19309,7 @@
                 <w:i w:val="0"/>
                 <w:sz w:val="24"/>
               </w:rPr>
-              <w:t>Thời điểm hết hạn dùng thử (mặc định 14 ngày)</w:t>
+              <w:t>URL kết nối cơ sở dữ liệu của tenant</w:t>
             </w:r>
           </w:p>
         </w:tc>
@@ -19164,7 +19353,7 @@
                 <w:i/>
                 <w:sz w:val="24"/>
               </w:rPr>
-              <w:t>subscription_expires_at</w:t>
+              <w:t>database_password</w:t>
             </w:r>
           </w:p>
         </w:tc>
@@ -19185,7 +19374,7 @@
                 <w:i w:val="0"/>
                 <w:sz w:val="24"/>
               </w:rPr>
-              <w:t>TIMESTAMP</w:t>
+              <w:t>VARCHAR(255)</w:t>
             </w:r>
           </w:p>
         </w:tc>
@@ -19206,7 +19395,7 @@
                 <w:i w:val="0"/>
                 <w:sz w:val="24"/>
               </w:rPr>
-              <w:t>Thời điểm hết hạn gói đang sử dụng</w:t>
+              <w:t>Mật khẩu DB đã mã hoá AES-256-GCM (không lưu plaintext)</w:t>
             </w:r>
           </w:p>
         </w:tc>
@@ -19250,7 +19439,7 @@
                 <w:i/>
                 <w:sz w:val="24"/>
               </w:rPr>
-              <w:t>created_at</w:t>
+              <w:t>trial_started_at</w:t>
             </w:r>
           </w:p>
         </w:tc>
@@ -19292,7 +19481,7 @@
                 <w:i w:val="0"/>
                 <w:sz w:val="24"/>
               </w:rPr>
-              <w:t>Thời điểm tạo bản ghi</w:t>
+              <w:t>Thời điểm bắt đầu dùng thử</w:t>
             </w:r>
           </w:p>
         </w:tc>
@@ -19336,7 +19525,7 @@
                 <w:i/>
                 <w:sz w:val="24"/>
               </w:rPr>
-              <w:t>updated_at</w:t>
+              <w:t>trial_expires_at</w:t>
             </w:r>
           </w:p>
         </w:tc>
@@ -19378,7 +19567,7 @@
                 <w:i w:val="0"/>
                 <w:sz w:val="24"/>
               </w:rPr>
-              <w:t>Thời điểm cập nhật gần nhất</w:t>
+              <w:t>Thời điểm hết hạn dùng thử (mặc định 14 ngày)</w:t>
             </w:r>
           </w:p>
         </w:tc>
@@ -19402,6 +19591,264 @@
                 <w:sz w:val="24"/>
               </w:rPr>
               <w:t>15</w:t>
+            </w:r>
+          </w:p>
+        </w:tc>
+        <w:tc>
+          <w:tcPr>
+            <w:tcW w:type="dxa" w:w="2160"/>
+          </w:tcPr>
+          <w:p>
+            <w:r>
+              <w:rPr>
+                <w:sz w:val="24"/>
+              </w:rPr>
+            </w:r>
+            <w:r>
+              <w:rPr>
+                <w:rFonts w:ascii="Times New Roman" w:hAnsi="Times New Roman" w:eastAsia="Times New Roman"/>
+                <w:b w:val="0"/>
+                <w:i/>
+                <w:sz w:val="24"/>
+              </w:rPr>
+              <w:t>subscription_expires_at</w:t>
+            </w:r>
+          </w:p>
+        </w:tc>
+        <w:tc>
+          <w:tcPr>
+            <w:tcW w:type="dxa" w:w="2160"/>
+          </w:tcPr>
+          <w:p>
+            <w:r>
+              <w:rPr>
+                <w:sz w:val="24"/>
+              </w:rPr>
+            </w:r>
+            <w:r>
+              <w:rPr>
+                <w:rFonts w:ascii="Times New Roman" w:hAnsi="Times New Roman" w:eastAsia="Times New Roman"/>
+                <w:b w:val="0"/>
+                <w:i w:val="0"/>
+                <w:sz w:val="24"/>
+              </w:rPr>
+              <w:t>TIMESTAMP</w:t>
+            </w:r>
+          </w:p>
+        </w:tc>
+        <w:tc>
+          <w:tcPr>
+            <w:tcW w:type="dxa" w:w="2160"/>
+          </w:tcPr>
+          <w:p>
+            <w:r>
+              <w:rPr>
+                <w:sz w:val="24"/>
+              </w:rPr>
+            </w:r>
+            <w:r>
+              <w:rPr>
+                <w:rFonts w:ascii="Times New Roman" w:hAnsi="Times New Roman" w:eastAsia="Times New Roman"/>
+                <w:b w:val="0"/>
+                <w:i w:val="0"/>
+                <w:sz w:val="24"/>
+              </w:rPr>
+              <w:t>Thời điểm hết hạn gói đang sử dụng</w:t>
+            </w:r>
+          </w:p>
+        </w:tc>
+      </w:tr>
+      <w:tr>
+        <w:tc>
+          <w:tcPr>
+            <w:tcW w:type="dxa" w:w="2160"/>
+          </w:tcPr>
+          <w:p>
+            <w:r>
+              <w:rPr>
+                <w:sz w:val="24"/>
+              </w:rPr>
+            </w:r>
+            <w:r>
+              <w:rPr>
+                <w:rFonts w:ascii="Times New Roman" w:hAnsi="Times New Roman" w:eastAsia="Times New Roman"/>
+                <w:b w:val="0"/>
+                <w:i w:val="0"/>
+                <w:sz w:val="24"/>
+              </w:rPr>
+              <w:t>16</w:t>
+            </w:r>
+          </w:p>
+        </w:tc>
+        <w:tc>
+          <w:tcPr>
+            <w:tcW w:type="dxa" w:w="2160"/>
+          </w:tcPr>
+          <w:p>
+            <w:r>
+              <w:rPr>
+                <w:sz w:val="24"/>
+              </w:rPr>
+            </w:r>
+            <w:r>
+              <w:rPr>
+                <w:rFonts w:ascii="Times New Roman" w:hAnsi="Times New Roman" w:eastAsia="Times New Roman"/>
+                <w:b w:val="0"/>
+                <w:i/>
+                <w:sz w:val="24"/>
+              </w:rPr>
+              <w:t>created_at</w:t>
+            </w:r>
+          </w:p>
+        </w:tc>
+        <w:tc>
+          <w:tcPr>
+            <w:tcW w:type="dxa" w:w="2160"/>
+          </w:tcPr>
+          <w:p>
+            <w:r>
+              <w:rPr>
+                <w:sz w:val="24"/>
+              </w:rPr>
+            </w:r>
+            <w:r>
+              <w:rPr>
+                <w:rFonts w:ascii="Times New Roman" w:hAnsi="Times New Roman" w:eastAsia="Times New Roman"/>
+                <w:b w:val="0"/>
+                <w:i w:val="0"/>
+                <w:sz w:val="24"/>
+              </w:rPr>
+              <w:t>TIMESTAMP</w:t>
+            </w:r>
+          </w:p>
+        </w:tc>
+        <w:tc>
+          <w:tcPr>
+            <w:tcW w:type="dxa" w:w="2160"/>
+          </w:tcPr>
+          <w:p>
+            <w:r>
+              <w:rPr>
+                <w:sz w:val="24"/>
+              </w:rPr>
+            </w:r>
+            <w:r>
+              <w:rPr>
+                <w:rFonts w:ascii="Times New Roman" w:hAnsi="Times New Roman" w:eastAsia="Times New Roman"/>
+                <w:b w:val="0"/>
+                <w:i w:val="0"/>
+                <w:sz w:val="24"/>
+              </w:rPr>
+              <w:t>Thời điểm tạo bản ghi</w:t>
+            </w:r>
+          </w:p>
+        </w:tc>
+      </w:tr>
+      <w:tr>
+        <w:tc>
+          <w:tcPr>
+            <w:tcW w:type="dxa" w:w="2160"/>
+          </w:tcPr>
+          <w:p>
+            <w:r>
+              <w:rPr>
+                <w:sz w:val="24"/>
+              </w:rPr>
+            </w:r>
+            <w:r>
+              <w:rPr>
+                <w:rFonts w:ascii="Times New Roman" w:hAnsi="Times New Roman" w:eastAsia="Times New Roman"/>
+                <w:b w:val="0"/>
+                <w:i w:val="0"/>
+                <w:sz w:val="24"/>
+              </w:rPr>
+              <w:t>17</w:t>
+            </w:r>
+          </w:p>
+        </w:tc>
+        <w:tc>
+          <w:tcPr>
+            <w:tcW w:type="dxa" w:w="2160"/>
+          </w:tcPr>
+          <w:p>
+            <w:r>
+              <w:rPr>
+                <w:sz w:val="24"/>
+              </w:rPr>
+            </w:r>
+            <w:r>
+              <w:rPr>
+                <w:rFonts w:ascii="Times New Roman" w:hAnsi="Times New Roman" w:eastAsia="Times New Roman"/>
+                <w:b w:val="0"/>
+                <w:i/>
+                <w:sz w:val="24"/>
+              </w:rPr>
+              <w:t>updated_at</w:t>
+            </w:r>
+          </w:p>
+        </w:tc>
+        <w:tc>
+          <w:tcPr>
+            <w:tcW w:type="dxa" w:w="2160"/>
+          </w:tcPr>
+          <w:p>
+            <w:r>
+              <w:rPr>
+                <w:sz w:val="24"/>
+              </w:rPr>
+            </w:r>
+            <w:r>
+              <w:rPr>
+                <w:rFonts w:ascii="Times New Roman" w:hAnsi="Times New Roman" w:eastAsia="Times New Roman"/>
+                <w:b w:val="0"/>
+                <w:i w:val="0"/>
+                <w:sz w:val="24"/>
+              </w:rPr>
+              <w:t>TIMESTAMP</w:t>
+            </w:r>
+          </w:p>
+        </w:tc>
+        <w:tc>
+          <w:tcPr>
+            <w:tcW w:type="dxa" w:w="2160"/>
+          </w:tcPr>
+          <w:p>
+            <w:r>
+              <w:rPr>
+                <w:sz w:val="24"/>
+              </w:rPr>
+            </w:r>
+            <w:r>
+              <w:rPr>
+                <w:rFonts w:ascii="Times New Roman" w:hAnsi="Times New Roman" w:eastAsia="Times New Roman"/>
+                <w:b w:val="0"/>
+                <w:i w:val="0"/>
+                <w:sz w:val="24"/>
+              </w:rPr>
+              <w:t>Thời điểm cập nhật gần nhất</w:t>
+            </w:r>
+          </w:p>
+        </w:tc>
+      </w:tr>
+      <w:tr>
+        <w:tc>
+          <w:tcPr>
+            <w:tcW w:type="dxa" w:w="2160"/>
+          </w:tcPr>
+          <w:p>
+            <w:r>
+              <w:rPr>
+                <w:sz w:val="24"/>
+              </w:rPr>
+            </w:r>
+            <w:r>
+              <w:rPr>
+                <w:rFonts w:ascii="Times New Roman" w:hAnsi="Times New Roman" w:eastAsia="Times New Roman"/>
+                <w:b w:val="0"/>
+                <w:i w:val="0"/>
+                <w:sz w:val="24"/>
+              </w:rPr>
+              <w:t>18</w:t>
             </w:r>
           </w:p>
         </w:tc>
@@ -19599,7 +20046,7 @@
           <w:i/>
           <w:sz w:val="26"/>
         </w:rPr>
-        <w:t>classes</w:t>
+        <w:t>students</w:t>
       </w:r>
       <w:r>
         <w:rPr>
@@ -19626,25 +20073,7 @@
           <w:i w:val="0"/>
           <w:sz w:val="26"/>
         </w:rPr>
-        <w:t xml:space="preserve">, domain-plane) đại diện cho lớp học cụ thể tại tenant (ví dụ </w:t>
-      </w:r>
-      <w:r>
-        <w:rPr>
-          <w:rFonts w:ascii="Times New Roman" w:hAnsi="Times New Roman" w:eastAsia="Times New Roman"/>
-          <w:b w:val="0"/>
-          <w:i/>
-          <w:sz w:val="26"/>
-        </w:rPr>
-        <w:t>Lớp Anh ngữ 5A1</w:t>
-      </w:r>
-      <w:r>
-        <w:rPr>
-          <w:rFonts w:ascii="Times New Roman" w:hAnsi="Times New Roman" w:eastAsia="Times New Roman"/>
-          <w:b w:val="0"/>
-          <w:i w:val="0"/>
-          <w:sz w:val="26"/>
-        </w:rPr>
-        <w:t xml:space="preserve"> mở từ tháng 9/2025 đến tháng 5/2026). Bảng này là entity domain trung tâm cho các tính năng điểm danh, chấm điểm, thanh toán học phí.</w:t>
+        <w:t>, domain-plane) lưu hồ sơ học sinh đã đăng ký tại tenant. Bảng này có volume lớn nhất trong các bảng domain (mục tiêu 50-500 học sinh/tenant hiện tại) và là bảng chịu yêu cầu tuân thủ PDPL chặt chẽ nhất do chứa thông tin cá nhân nhạy cảm.</w:t>
       </w:r>
     </w:p>
     <w:p>
@@ -19666,7 +20095,7 @@
           <w:rFonts w:ascii="Times New Roman" w:hAnsi="Times New Roman" w:eastAsia="Times New Roman"/>
           <w:sz w:val="26"/>
         </w:rPr>
-        <w:t>. Schema chi tiết bảng `classes` (microservice `kiteclass-core`)</w:t>
+        <w:t>. Schema chi tiết bảng `students` (microservice `kiteclass-core`)</w:t>
       </w:r>
     </w:p>
     <w:tbl>
@@ -19969,7 +20398,7 @@
                 <w:i w:val="0"/>
                 <w:sz w:val="24"/>
               </w:rPr>
-              <w:t xml:space="preserve"> — cột tenant scoping, bắt buộc cho RLS</w:t>
+              <w:t xml:space="preserve"> — bắt buộc cho RLS</w:t>
             </w:r>
           </w:p>
         </w:tc>
@@ -20013,7 +20442,7 @@
                 <w:i/>
                 <w:sz w:val="24"/>
               </w:rPr>
-              <w:t>course_id</w:t>
+              <w:t>name</w:t>
             </w:r>
           </w:p>
         </w:tc>
@@ -20034,7 +20463,7 @@
                 <w:i w:val="0"/>
                 <w:sz w:val="24"/>
               </w:rPr>
-              <w:t>BIGINT NOT NULL</w:t>
+              <w:t>VARCHAR(100)</w:t>
             </w:r>
           </w:p>
         </w:tc>
@@ -20055,7 +20484,7 @@
                 <w:i w:val="0"/>
                 <w:sz w:val="24"/>
               </w:rPr>
-              <w:t xml:space="preserve">Khoá ngoại tới </w:t>
+              <w:t xml:space="preserve">Họ tên đầy đủ (ví dụ </w:t>
             </w:r>
             <w:r>
               <w:rPr>
@@ -20064,16 +20493,16 @@
                 <w:i/>
                 <w:sz w:val="24"/>
               </w:rPr>
-              <w:t>courses.id</w:t>
-            </w:r>
-            <w:r>
-              <w:rPr>
-                <w:rFonts w:ascii="Times New Roman" w:hAnsi="Times New Roman" w:eastAsia="Times New Roman"/>
-                <w:b w:val="0"/>
-                <w:i w:val="0"/>
-                <w:sz w:val="24"/>
-              </w:rPr>
-              <w:t xml:space="preserve"> (mỗi lớp thuộc một khoá học)</w:t>
+              <w:t>Trần Thị Hồng</w:t>
+            </w:r>
+            <w:r>
+              <w:rPr>
+                <w:rFonts w:ascii="Times New Roman" w:hAnsi="Times New Roman" w:eastAsia="Times New Roman"/>
+                <w:b w:val="0"/>
+                <w:i w:val="0"/>
+                <w:sz w:val="24"/>
+              </w:rPr>
+              <w:t>)</w:t>
             </w:r>
           </w:p>
         </w:tc>
@@ -20117,7 +20546,7 @@
                 <w:i/>
                 <w:sz w:val="24"/>
               </w:rPr>
-              <w:t>code</w:t>
+              <w:t>email</w:t>
             </w:r>
           </w:p>
         </w:tc>
@@ -20138,7 +20567,7 @@
                 <w:i w:val="0"/>
                 <w:sz w:val="24"/>
               </w:rPr>
-              <w:t>VARCHAR(50)</w:t>
+              <w:t>VARCHAR(255)</w:t>
             </w:r>
           </w:p>
         </w:tc>
@@ -20159,25 +20588,7 @@
                 <w:i w:val="0"/>
                 <w:sz w:val="24"/>
               </w:rPr>
-              <w:t xml:space="preserve">Mã lớp (ví dụ </w:t>
-            </w:r>
-            <w:r>
-              <w:rPr>
-                <w:rFonts w:ascii="Times New Roman" w:hAnsi="Times New Roman" w:eastAsia="Times New Roman"/>
-                <w:b w:val="0"/>
-                <w:i/>
-                <w:sz w:val="24"/>
-              </w:rPr>
-              <w:t>ANH-5A1-2025</w:t>
-            </w:r>
-            <w:r>
-              <w:rPr>
-                <w:rFonts w:ascii="Times New Roman" w:hAnsi="Times New Roman" w:eastAsia="Times New Roman"/>
-                <w:b w:val="0"/>
-                <w:i w:val="0"/>
-                <w:sz w:val="24"/>
-              </w:rPr>
-              <w:t>)</w:t>
+              <w:t>Email liên lạc (có thể NULL nếu phụ huynh chưa cung cấp)</w:t>
             </w:r>
           </w:p>
         </w:tc>
@@ -20221,7 +20632,7 @@
                 <w:i/>
                 <w:sz w:val="24"/>
               </w:rPr>
-              <w:t>name</w:t>
+              <w:t>phone</w:t>
             </w:r>
           </w:p>
         </w:tc>
@@ -20242,7 +20653,7 @@
                 <w:i w:val="0"/>
                 <w:sz w:val="24"/>
               </w:rPr>
-              <w:t>VARCHAR(255)</w:t>
+              <w:t>VARCHAR(20)</w:t>
             </w:r>
           </w:p>
         </w:tc>
@@ -20263,7 +20674,7 @@
                 <w:i w:val="0"/>
                 <w:sz w:val="24"/>
               </w:rPr>
-              <w:t xml:space="preserve">Tên hiển thị (ví dụ </w:t>
+              <w:t xml:space="preserve">Số điện thoại VN (ví dụ </w:t>
             </w:r>
             <w:r>
               <w:rPr>
@@ -20272,7 +20683,7 @@
                 <w:i/>
                 <w:sz w:val="24"/>
               </w:rPr>
-              <w:t>Lớp Anh ngữ 5A1 buổi tối</w:t>
+              <w:t>0901 234 567</w:t>
             </w:r>
             <w:r>
               <w:rPr>
@@ -20325,7 +20736,7 @@
                 <w:i/>
                 <w:sz w:val="24"/>
               </w:rPr>
-              <w:t>teacher_id</w:t>
+              <w:t>date_of_birth</w:t>
             </w:r>
           </w:p>
         </w:tc>
@@ -20346,7 +20757,7 @@
                 <w:i w:val="0"/>
                 <w:sz w:val="24"/>
               </w:rPr>
-              <w:t>BIGINT</w:t>
+              <w:t>DATE</w:t>
             </w:r>
           </w:p>
         </w:tc>
@@ -20367,25 +20778,7 @@
                 <w:i w:val="0"/>
                 <w:sz w:val="24"/>
               </w:rPr>
-              <w:t xml:space="preserve">Khoá ngoại tới </w:t>
-            </w:r>
-            <w:r>
-              <w:rPr>
-                <w:rFonts w:ascii="Times New Roman" w:hAnsi="Times New Roman" w:eastAsia="Times New Roman"/>
-                <w:b w:val="0"/>
-                <w:i/>
-                <w:sz w:val="24"/>
-              </w:rPr>
-              <w:t>teachers.id</w:t>
-            </w:r>
-            <w:r>
-              <w:rPr>
-                <w:rFonts w:ascii="Times New Roman" w:hAnsi="Times New Roman" w:eastAsia="Times New Roman"/>
-                <w:b w:val="0"/>
-                <w:i w:val="0"/>
-                <w:sz w:val="24"/>
-              </w:rPr>
-              <w:t xml:space="preserve"> (giáo viên phụ trách lớp)</w:t>
+              <w:t>Ngày sinh</w:t>
             </w:r>
           </w:p>
         </w:tc>
@@ -20429,7 +20822,7 @@
                 <w:i/>
                 <w:sz w:val="24"/>
               </w:rPr>
-              <w:t>start_date</w:t>
+              <w:t>gender</w:t>
             </w:r>
           </w:p>
         </w:tc>
@@ -20450,7 +20843,7 @@
                 <w:i w:val="0"/>
                 <w:sz w:val="24"/>
               </w:rPr>
-              <w:t>DATE</w:t>
+              <w:t>VARCHAR(10)</w:t>
             </w:r>
           </w:p>
         </w:tc>
@@ -20471,7 +20864,7 @@
                 <w:i w:val="0"/>
                 <w:sz w:val="24"/>
               </w:rPr>
-              <w:t>Ngày khai giảng</w:t>
+              <w:t>Giới tính</w:t>
             </w:r>
           </w:p>
         </w:tc>
@@ -20515,7 +20908,7 @@
                 <w:i/>
                 <w:sz w:val="24"/>
               </w:rPr>
-              <w:t>end_date</w:t>
+              <w:t>address</w:t>
             </w:r>
           </w:p>
         </w:tc>
@@ -20536,7 +20929,7 @@
                 <w:i w:val="0"/>
                 <w:sz w:val="24"/>
               </w:rPr>
-              <w:t>DATE</w:t>
+              <w:t>TEXT</w:t>
             </w:r>
           </w:p>
         </w:tc>
@@ -20557,7 +20950,7 @@
                 <w:i w:val="0"/>
                 <w:sz w:val="24"/>
               </w:rPr>
-              <w:t>Ngày kết thúc dự kiến</w:t>
+              <w:t>Địa chỉ liên lạc</w:t>
             </w:r>
           </w:p>
         </w:tc>
@@ -20601,7 +20994,7 @@
                 <w:i/>
                 <w:sz w:val="24"/>
               </w:rPr>
-              <w:t>max_students</w:t>
+              <w:t>avatar_url</w:t>
             </w:r>
           </w:p>
         </w:tc>
@@ -20622,7 +21015,7 @@
                 <w:i w:val="0"/>
                 <w:sz w:val="24"/>
               </w:rPr>
-              <w:t>INTEGER</w:t>
+              <w:t>VARCHAR(500)</w:t>
             </w:r>
           </w:p>
         </w:tc>
@@ -20643,7 +21036,7 @@
                 <w:i w:val="0"/>
                 <w:sz w:val="24"/>
               </w:rPr>
-              <w:t>Sĩ số tối đa (mặc định 30)</w:t>
+              <w:t>Đường dẫn ảnh đại diện trên MinIO S3</w:t>
             </w:r>
           </w:p>
         </w:tc>
@@ -20687,7 +21080,7 @@
                 <w:i/>
                 <w:sz w:val="24"/>
               </w:rPr>
-              <w:t>tuition_amount</w:t>
+              <w:t>status</w:t>
             </w:r>
           </w:p>
         </w:tc>
@@ -20708,7 +21101,7 @@
                 <w:i w:val="0"/>
                 <w:sz w:val="24"/>
               </w:rPr>
-              <w:t>DECIMAL(12,2)</w:t>
+              <w:t>VARCHAR(20)</w:t>
             </w:r>
           </w:p>
         </w:tc>
@@ -20729,25 +21122,7 @@
                 <w:i w:val="0"/>
                 <w:sz w:val="24"/>
               </w:rPr>
-              <w:t xml:space="preserve">Mức học phí (đơn vị VND, ví dụ </w:t>
-            </w:r>
-            <w:r>
-              <w:rPr>
-                <w:rFonts w:ascii="Times New Roman" w:hAnsi="Times New Roman" w:eastAsia="Times New Roman"/>
-                <w:b w:val="0"/>
-                <w:i/>
-                <w:sz w:val="24"/>
-              </w:rPr>
-              <w:t>1500000.00</w:t>
-            </w:r>
-            <w:r>
-              <w:rPr>
-                <w:rFonts w:ascii="Times New Roman" w:hAnsi="Times New Roman" w:eastAsia="Times New Roman"/>
-                <w:b w:val="0"/>
-                <w:i w:val="0"/>
-                <w:sz w:val="24"/>
-              </w:rPr>
-              <w:t>)</w:t>
+              <w:t>Trạng thái: PENDING / ACTIVE / INACTIVE / GRADUATED / DROPPED</w:t>
             </w:r>
           </w:p>
         </w:tc>
@@ -20791,7 +21166,7 @@
                 <w:i/>
                 <w:sz w:val="24"/>
               </w:rPr>
-              <w:t>tuition_type</w:t>
+              <w:t>note</w:t>
             </w:r>
           </w:p>
         </w:tc>
@@ -20812,7 +21187,7 @@
                 <w:i w:val="0"/>
                 <w:sz w:val="24"/>
               </w:rPr>
-              <w:t>VARCHAR(20)</w:t>
+              <w:t>TEXT</w:t>
             </w:r>
           </w:p>
         </w:tc>
@@ -20833,43 +21208,7 @@
                 <w:i w:val="0"/>
                 <w:sz w:val="24"/>
               </w:rPr>
-              <w:t xml:space="preserve">Cách tính phí: </w:t>
-            </w:r>
-            <w:r>
-              <w:rPr>
-                <w:rFonts w:ascii="Times New Roman" w:hAnsi="Times New Roman" w:eastAsia="Times New Roman"/>
-                <w:b w:val="0"/>
-                <w:i/>
-                <w:sz w:val="24"/>
-              </w:rPr>
-              <w:t>fixed</w:t>
-            </w:r>
-            <w:r>
-              <w:rPr>
-                <w:rFonts w:ascii="Times New Roman" w:hAnsi="Times New Roman" w:eastAsia="Times New Roman"/>
-                <w:b w:val="0"/>
-                <w:i w:val="0"/>
-                <w:sz w:val="24"/>
-              </w:rPr>
-              <w:t xml:space="preserve"> (cố định/khoá) hoặc </w:t>
-            </w:r>
-            <w:r>
-              <w:rPr>
-                <w:rFonts w:ascii="Times New Roman" w:hAnsi="Times New Roman" w:eastAsia="Times New Roman"/>
-                <w:b w:val="0"/>
-                <w:i/>
-                <w:sz w:val="24"/>
-              </w:rPr>
-              <w:t>per_session</w:t>
-            </w:r>
-            <w:r>
-              <w:rPr>
-                <w:rFonts w:ascii="Times New Roman" w:hAnsi="Times New Roman" w:eastAsia="Times New Roman"/>
-                <w:b w:val="0"/>
-                <w:i w:val="0"/>
-                <w:sz w:val="24"/>
-              </w:rPr>
-              <w:t xml:space="preserve"> (theo buổi)</w:t>
+              <w:t>Ghi chú nội bộ của trung tâm</w:t>
             </w:r>
           </w:p>
         </w:tc>
@@ -20913,7 +21252,7 @@
                 <w:i/>
                 <w:sz w:val="24"/>
               </w:rPr>
-              <w:t>status</w:t>
+              <w:t>created_at</w:t>
             </w:r>
           </w:p>
         </w:tc>
@@ -20934,7 +21273,7 @@
                 <w:i w:val="0"/>
                 <w:sz w:val="24"/>
               </w:rPr>
-              <w:t>VARCHAR(50)</w:t>
+              <w:t>TIMESTAMP</w:t>
             </w:r>
           </w:p>
         </w:tc>
@@ -20955,7 +21294,7 @@
                 <w:i w:val="0"/>
                 <w:sz w:val="24"/>
               </w:rPr>
-              <w:t>Trạng thái lớp: upcoming / ongoing / completed / cancelled</w:t>
+              <w:t>Thời điểm tạo hồ sơ</w:t>
             </w:r>
           </w:p>
         </w:tc>
@@ -20979,92 +21318,6 @@
                 <w:sz w:val="24"/>
               </w:rPr>
               <w:t>13</w:t>
-            </w:r>
-          </w:p>
-        </w:tc>
-        <w:tc>
-          <w:tcPr>
-            <w:tcW w:type="dxa" w:w="2160"/>
-          </w:tcPr>
-          <w:p>
-            <w:r>
-              <w:rPr>
-                <w:sz w:val="24"/>
-              </w:rPr>
-            </w:r>
-            <w:r>
-              <w:rPr>
-                <w:rFonts w:ascii="Times New Roman" w:hAnsi="Times New Roman" w:eastAsia="Times New Roman"/>
-                <w:b w:val="0"/>
-                <w:i/>
-                <w:sz w:val="24"/>
-              </w:rPr>
-              <w:t>created_at</w:t>
-            </w:r>
-          </w:p>
-        </w:tc>
-        <w:tc>
-          <w:tcPr>
-            <w:tcW w:type="dxa" w:w="2160"/>
-          </w:tcPr>
-          <w:p>
-            <w:r>
-              <w:rPr>
-                <w:sz w:val="24"/>
-              </w:rPr>
-            </w:r>
-            <w:r>
-              <w:rPr>
-                <w:rFonts w:ascii="Times New Roman" w:hAnsi="Times New Roman" w:eastAsia="Times New Roman"/>
-                <w:b w:val="0"/>
-                <w:i w:val="0"/>
-                <w:sz w:val="24"/>
-              </w:rPr>
-              <w:t>TIMESTAMP</w:t>
-            </w:r>
-          </w:p>
-        </w:tc>
-        <w:tc>
-          <w:tcPr>
-            <w:tcW w:type="dxa" w:w="2160"/>
-          </w:tcPr>
-          <w:p>
-            <w:r>
-              <w:rPr>
-                <w:sz w:val="24"/>
-              </w:rPr>
-            </w:r>
-            <w:r>
-              <w:rPr>
-                <w:rFonts w:ascii="Times New Roman" w:hAnsi="Times New Roman" w:eastAsia="Times New Roman"/>
-                <w:b w:val="0"/>
-                <w:i w:val="0"/>
-                <w:sz w:val="24"/>
-              </w:rPr>
-              <w:t>Thời điểm tạo</w:t>
-            </w:r>
-          </w:p>
-        </w:tc>
-      </w:tr>
-      <w:tr>
-        <w:tc>
-          <w:tcPr>
-            <w:tcW w:type="dxa" w:w="2160"/>
-          </w:tcPr>
-          <w:p>
-            <w:r>
-              <w:rPr>
-                <w:sz w:val="24"/>
-              </w:rPr>
-            </w:r>
-            <w:r>
-              <w:rPr>
-                <w:rFonts w:ascii="Times New Roman" w:hAnsi="Times New Roman" w:eastAsia="Times New Roman"/>
-                <w:b w:val="0"/>
-                <w:i w:val="0"/>
-                <w:sz w:val="24"/>
-              </w:rPr>
-              <w:t>14</w:t>
             </w:r>
           </w:p>
         </w:tc>
@@ -21156,52 +21409,30 @@
           <w:i/>
           <w:sz w:val="26"/>
         </w:rPr>
-        <w:t>classes</w:t>
-      </w:r>
-      <w:r>
-        <w:rPr>
-          <w:rFonts w:ascii="Times New Roman" w:hAnsi="Times New Roman" w:eastAsia="Times New Roman"/>
-          <w:b w:val="0"/>
-          <w:i w:val="0"/>
-          <w:sz w:val="26"/>
-        </w:rPr>
-        <w:t xml:space="preserve"> được bật RLS với chính sách </w:t>
-      </w:r>
-      <w:r>
-        <w:rPr>
-          <w:rFonts w:ascii="Times New Roman" w:hAnsi="Times New Roman" w:eastAsia="Times New Roman"/>
-          <w:b w:val="0"/>
-          <w:i/>
-          <w:sz w:val="26"/>
-        </w:rPr>
-        <w:t>tenant_isolation_classes</w:t>
-      </w:r>
-      <w:r>
-        <w:rPr>
-          <w:rFonts w:ascii="Times New Roman" w:hAnsi="Times New Roman" w:eastAsia="Times New Roman"/>
-          <w:b w:val="0"/>
-          <w:i w:val="0"/>
-          <w:sz w:val="26"/>
-        </w:rPr>
-        <w:t xml:space="preserve"> (xem mẫu SQL tại §2.2.4) — mọi truy vấn không có ngữ cảnh </w:t>
-      </w:r>
-      <w:r>
-        <w:rPr>
-          <w:rFonts w:ascii="Times New Roman" w:hAnsi="Times New Roman" w:eastAsia="Times New Roman"/>
-          <w:b w:val="0"/>
-          <w:i/>
-          <w:sz w:val="26"/>
-        </w:rPr>
-        <w:t>app.current_tenant_id</w:t>
-      </w:r>
-      <w:r>
-        <w:rPr>
-          <w:rFonts w:ascii="Times New Roman" w:hAnsi="Times New Roman" w:eastAsia="Times New Roman"/>
-          <w:b w:val="0"/>
-          <w:i w:val="0"/>
-          <w:sz w:val="26"/>
-        </w:rPr>
-        <w:t xml:space="preserve"> hợp lệ sẽ trả về 0 row, ngăn chặn rò rỉ chéo tenant ngay tại tầng cơ sở dữ liệu.</w:t>
+        <w:t>students</w:t>
+      </w:r>
+      <w:r>
+        <w:rPr>
+          <w:rFonts w:ascii="Times New Roman" w:hAnsi="Times New Roman" w:eastAsia="Times New Roman"/>
+          <w:b w:val="0"/>
+          <w:i w:val="0"/>
+          <w:sz w:val="26"/>
+        </w:rPr>
+        <w:t xml:space="preserve"> chứa thông tin cá nhân nhạy cảm và do đó phải tuân thủ PDPL 2023 Điều 11 [9] về quyền của chủ thể dữ liệu. Hiện tại cho trung tâm dạy thêm SMB, các trường nhạy cảm cao (CMND/CCCD, mã định danh học sinh quốc gia) không được lưu trữ; khi mở rộng sang K-12 ở lộ trình phát triển sau, các yêu cầu của DPO/DPIA sẽ bổ sung trường mã hoá riêng cho thông tin trẻ vị thành niên.</w:t>
+      </w:r>
+    </w:p>
+    <w:p>
+      <w:pPr>
+        <w:pStyle w:val="Heading3"/>
+      </w:pPr>
+      <w:r>
+        <w:rPr>
+          <w:rFonts w:ascii="Times New Roman" w:hAnsi="Times New Roman" w:eastAsia="Times New Roman"/>
+          <w:b/>
+          <w:color w:val="000000"/>
+          <w:sz w:val="28"/>
+        </w:rPr>
+        <w:t>2.3.7 Mô hình SaaS — gói dịch vụ + thanh toán</w:t>
       </w:r>
     </w:p>
     <w:p>
@@ -21213,11 +21444,20 @@
       <w:r>
         <w:rPr>
           <w:rFonts w:ascii="Times New Roman" w:hAnsi="Times New Roman" w:eastAsia="Times New Roman"/>
-          <w:b w:val="0"/>
-          <w:i w:val="0"/>
-          <w:sz w:val="26"/>
-        </w:rPr>
-        <w:t xml:space="preserve">Bảng </w:t>
+          <w:b/>
+          <w:i w:val="0"/>
+          <w:sz w:val="26"/>
+        </w:rPr>
+        <w:t>Quy trình cấp phát tenant.</w:t>
+      </w:r>
+      <w:r>
+        <w:rPr>
+          <w:rFonts w:ascii="Times New Roman" w:hAnsi="Times New Roman" w:eastAsia="Times New Roman"/>
+          <w:b w:val="0"/>
+          <w:i w:val="0"/>
+          <w:sz w:val="26"/>
+        </w:rPr>
+        <w:t xml:space="preserve"> Khi quản trị nền tảng duyệt yêu cầu truy cập beta, service </w:t>
       </w:r>
       <w:r>
         <w:rPr>
@@ -21226,16 +21466,32 @@
           <w:i/>
           <w:sz w:val="26"/>
         </w:rPr>
-        <w:t>students</w:t>
-      </w:r>
-      <w:r>
-        <w:rPr>
-          <w:rFonts w:ascii="Times New Roman" w:hAnsi="Times New Roman" w:eastAsia="Times New Roman"/>
-          <w:b w:val="0"/>
-          <w:i w:val="0"/>
-          <w:sz w:val="26"/>
-        </w:rPr>
-        <w:t xml:space="preserve"> (microservice </w:t>
+        <w:t>kitehub-subscription</w:t>
+      </w:r>
+      <w:r>
+        <w:rPr>
+          <w:rFonts w:ascii="Times New Roman" w:hAnsi="Times New Roman" w:eastAsia="Times New Roman"/>
+          <w:b w:val="0"/>
+          <w:i w:val="0"/>
+          <w:sz w:val="26"/>
+        </w:rPr>
+        <w:t xml:space="preserve"> chạy quy trình tự động gồm 8 bước:</w:t>
+      </w:r>
+    </w:p>
+    <w:p>
+      <w:pPr>
+        <w:pStyle w:val="ListBullet"/>
+        <w:spacing w:line="288" w:lineRule="auto"/>
+        <w:ind w:left="850" w:hanging="283"/>
+      </w:pPr>
+      <w:r>
+        <w:rPr>
+          <w:rFonts w:ascii="Times New Roman" w:hAnsi="Times New Roman" w:eastAsia="Times New Roman"/>
+          <w:b w:val="0"/>
+          <w:i w:val="0"/>
+          <w:sz w:val="26"/>
+        </w:rPr>
+        <w:t xml:space="preserve">Sinh </w:t>
       </w:r>
       <w:r>
         <w:rPr>
@@ -21244,16 +21500,295 @@
           <w:i/>
           <w:sz w:val="26"/>
         </w:rPr>
-        <w:t>kiteclass-core</w:t>
-      </w:r>
-      <w:r>
-        <w:rPr>
-          <w:rFonts w:ascii="Times New Roman" w:hAnsi="Times New Roman" w:eastAsia="Times New Roman"/>
-          <w:b w:val="0"/>
-          <w:i w:val="0"/>
-          <w:sz w:val="26"/>
-        </w:rPr>
-        <w:t>, domain-plane) lưu hồ sơ học sinh đã đăng ký tại tenant. Bảng này có volume lớn nhất trong các bảng domain (mục tiêu 50-500 học sinh/tenant hiện tại).</w:t>
+        <w:t>instance_id</w:t>
+      </w:r>
+      <w:r>
+        <w:rPr>
+          <w:rFonts w:ascii="Times New Roman" w:hAnsi="Times New Roman" w:eastAsia="Times New Roman"/>
+          <w:b w:val="0"/>
+          <w:i w:val="0"/>
+          <w:sz w:val="26"/>
+        </w:rPr>
+        <w:t xml:space="preserve"> (UUID v4)</w:t>
+      </w:r>
+    </w:p>
+    <w:p>
+      <w:pPr>
+        <w:pStyle w:val="ListBullet"/>
+        <w:spacing w:line="288" w:lineRule="auto"/>
+        <w:ind w:left="850" w:hanging="283"/>
+      </w:pPr>
+      <w:r>
+        <w:rPr>
+          <w:rFonts w:ascii="Times New Roman" w:hAnsi="Times New Roman" w:eastAsia="Times New Roman"/>
+          <w:b w:val="0"/>
+          <w:i w:val="0"/>
+          <w:sz w:val="26"/>
+        </w:rPr>
+        <w:t xml:space="preserve">Đặt subdomain </w:t>
+      </w:r>
+      <w:r>
+        <w:rPr>
+          <w:rFonts w:ascii="Times New Roman" w:hAnsi="Times New Roman" w:eastAsia="Times New Roman"/>
+          <w:b w:val="0"/>
+          <w:i/>
+          <w:sz w:val="26"/>
+        </w:rPr>
+        <w:t>&lt;tenant-slug&gt;.kitehub.me</w:t>
+      </w:r>
+      <w:r>
+        <w:rPr>
+          <w:rFonts w:ascii="Times New Roman" w:hAnsi="Times New Roman" w:eastAsia="Times New Roman"/>
+          <w:b w:val="0"/>
+          <w:i w:val="0"/>
+          <w:sz w:val="26"/>
+        </w:rPr>
+        <w:t xml:space="preserve"> qua Cloudflare DNS API</w:t>
+      </w:r>
+    </w:p>
+    <w:p>
+      <w:pPr>
+        <w:pStyle w:val="ListBullet"/>
+        <w:spacing w:line="288" w:lineRule="auto"/>
+        <w:ind w:left="850" w:hanging="283"/>
+      </w:pPr>
+      <w:r>
+        <w:rPr>
+          <w:rFonts w:ascii="Times New Roman" w:hAnsi="Times New Roman" w:eastAsia="Times New Roman"/>
+          <w:b w:val="0"/>
+          <w:i w:val="0"/>
+          <w:sz w:val="26"/>
+        </w:rPr>
+        <w:t xml:space="preserve">Khởi tạo người dùng quản trị vai trò </w:t>
+      </w:r>
+      <w:r>
+        <w:rPr>
+          <w:rFonts w:ascii="Times New Roman" w:hAnsi="Times New Roman" w:eastAsia="Times New Roman"/>
+          <w:b w:val="0"/>
+          <w:i/>
+          <w:sz w:val="26"/>
+        </w:rPr>
+        <w:t>P2_CENTER_OWNER</w:t>
+      </w:r>
+      <w:r>
+        <w:rPr>
+          <w:rFonts w:ascii="Times New Roman" w:hAnsi="Times New Roman" w:eastAsia="Times New Roman"/>
+          <w:b w:val="0"/>
+          <w:i w:val="0"/>
+          <w:sz w:val="26"/>
+        </w:rPr>
+        <w:t>, mật khẩu chưa đặt</w:t>
+      </w:r>
+    </w:p>
+    <w:p>
+      <w:pPr>
+        <w:pStyle w:val="ListBullet"/>
+        <w:spacing w:line="288" w:lineRule="auto"/>
+        <w:ind w:left="850" w:hanging="283"/>
+      </w:pPr>
+      <w:r>
+        <w:rPr>
+          <w:rFonts w:ascii="Times New Roman" w:hAnsi="Times New Roman" w:eastAsia="Times New Roman"/>
+          <w:b w:val="0"/>
+          <w:i w:val="0"/>
+          <w:sz w:val="26"/>
+        </w:rPr>
+        <w:t>Sinh magic-link token TTL 7 ngày</w:t>
+      </w:r>
+    </w:p>
+    <w:p>
+      <w:pPr>
+        <w:pStyle w:val="ListBullet"/>
+        <w:spacing w:line="288" w:lineRule="auto"/>
+        <w:ind w:left="850" w:hanging="283"/>
+      </w:pPr>
+      <w:r>
+        <w:rPr>
+          <w:rFonts w:ascii="Times New Roman" w:hAnsi="Times New Roman" w:eastAsia="Times New Roman"/>
+          <w:b w:val="0"/>
+          <w:i w:val="0"/>
+          <w:sz w:val="26"/>
+        </w:rPr>
+        <w:t xml:space="preserve">Gửi email từ </w:t>
+      </w:r>
+      <w:r>
+        <w:rPr>
+          <w:rFonts w:ascii="Times New Roman" w:hAnsi="Times New Roman" w:eastAsia="Times New Roman"/>
+          <w:b w:val="0"/>
+          <w:i/>
+          <w:sz w:val="26"/>
+        </w:rPr>
+        <w:t>support@kitehub.me</w:t>
+      </w:r>
+      <w:r>
+        <w:rPr>
+          <w:rFonts w:ascii="Times New Roman" w:hAnsi="Times New Roman" w:eastAsia="Times New Roman"/>
+          <w:b w:val="0"/>
+          <w:i w:val="0"/>
+          <w:sz w:val="26"/>
+        </w:rPr>
+        <w:t xml:space="preserve"> chứa magic-link</w:t>
+      </w:r>
+    </w:p>
+    <w:p>
+      <w:pPr>
+        <w:pStyle w:val="ListBullet"/>
+        <w:spacing w:line="288" w:lineRule="auto"/>
+        <w:ind w:left="850" w:hanging="283"/>
+      </w:pPr>
+      <w:r>
+        <w:rPr>
+          <w:rFonts w:ascii="Times New Roman" w:hAnsi="Times New Roman" w:eastAsia="Times New Roman"/>
+          <w:b w:val="0"/>
+          <w:i w:val="0"/>
+          <w:sz w:val="26"/>
+        </w:rPr>
+        <w:t xml:space="preserve">Phát sự kiện fanout </w:t>
+      </w:r>
+      <w:r>
+        <w:rPr>
+          <w:rFonts w:ascii="Times New Roman" w:hAnsi="Times New Roman" w:eastAsia="Times New Roman"/>
+          <w:b w:val="0"/>
+          <w:i/>
+          <w:sz w:val="26"/>
+        </w:rPr>
+        <w:t>branding.deploy.exchange</w:t>
+      </w:r>
+      <w:r>
+        <w:rPr>
+          <w:rFonts w:ascii="Times New Roman" w:hAnsi="Times New Roman" w:eastAsia="Times New Roman"/>
+          <w:b w:val="0"/>
+          <w:i w:val="0"/>
+          <w:sz w:val="26"/>
+        </w:rPr>
+        <w:t xml:space="preserve"> → </w:t>
+      </w:r>
+      <w:r>
+        <w:rPr>
+          <w:rFonts w:ascii="Times New Roman" w:hAnsi="Times New Roman" w:eastAsia="Times New Roman"/>
+          <w:b w:val="0"/>
+          <w:i/>
+          <w:sz w:val="26"/>
+        </w:rPr>
+        <w:t>kitehub-branding</w:t>
+      </w:r>
+      <w:r>
+        <w:rPr>
+          <w:rFonts w:ascii="Times New Roman" w:hAnsi="Times New Roman" w:eastAsia="Times New Roman"/>
+          <w:b w:val="0"/>
+          <w:i w:val="0"/>
+          <w:sz w:val="26"/>
+        </w:rPr>
+        <w:t xml:space="preserve"> dựng template mặc định</w:t>
+      </w:r>
+    </w:p>
+    <w:p>
+      <w:pPr>
+        <w:pStyle w:val="ListBullet"/>
+        <w:spacing w:line="288" w:lineRule="auto"/>
+        <w:ind w:left="850" w:hanging="283"/>
+      </w:pPr>
+      <w:r>
+        <w:rPr>
+          <w:rFonts w:ascii="Times New Roman" w:hAnsi="Times New Roman" w:eastAsia="Times New Roman"/>
+          <w:b w:val="0"/>
+          <w:i w:val="0"/>
+          <w:sz w:val="26"/>
+        </w:rPr>
+        <w:t xml:space="preserve">Lập lịch sự kiện </w:t>
+      </w:r>
+      <w:r>
+        <w:rPr>
+          <w:rFonts w:ascii="Times New Roman" w:hAnsi="Times New Roman" w:eastAsia="Times New Roman"/>
+          <w:b w:val="0"/>
+          <w:i/>
+          <w:sz w:val="26"/>
+        </w:rPr>
+        <w:t>instance.purge.exchange</w:t>
+      </w:r>
+      <w:r>
+        <w:rPr>
+          <w:rFonts w:ascii="Times New Roman" w:hAnsi="Times New Roman" w:eastAsia="Times New Roman"/>
+          <w:b w:val="0"/>
+          <w:i w:val="0"/>
+          <w:sz w:val="26"/>
+        </w:rPr>
+        <w:t xml:space="preserve"> (TRIAL → SUSPENDED tự động sau 14 ngày)</w:t>
+      </w:r>
+    </w:p>
+    <w:p>
+      <w:pPr>
+        <w:pStyle w:val="ListBullet"/>
+        <w:spacing w:line="288" w:lineRule="auto"/>
+        <w:ind w:left="850" w:hanging="283"/>
+      </w:pPr>
+      <w:r>
+        <w:rPr>
+          <w:rFonts w:ascii="Times New Roman" w:hAnsi="Times New Roman" w:eastAsia="Times New Roman"/>
+          <w:b w:val="0"/>
+          <w:i w:val="0"/>
+          <w:sz w:val="26"/>
+        </w:rPr>
+        <w:t xml:space="preserve">Cập nhật bảng </w:t>
+      </w:r>
+      <w:r>
+        <w:rPr>
+          <w:rFonts w:ascii="Times New Roman" w:hAnsi="Times New Roman" w:eastAsia="Times New Roman"/>
+          <w:b w:val="0"/>
+          <w:i/>
+          <w:sz w:val="26"/>
+        </w:rPr>
+        <w:t>onboarding_progress</w:t>
+      </w:r>
+      <w:r>
+        <w:rPr>
+          <w:rFonts w:ascii="Times New Roman" w:hAnsi="Times New Roman" w:eastAsia="Times New Roman"/>
+          <w:b w:val="0"/>
+          <w:i w:val="0"/>
+          <w:sz w:val="26"/>
+        </w:rPr>
+        <w:t xml:space="preserve"> trạng thái PENDING → TRIAL</w:t>
+      </w:r>
+    </w:p>
+    <w:p>
+      <w:pPr>
+        <w:spacing w:line="288" w:lineRule="auto"/>
+        <w:ind w:firstLine="567"/>
+        <w:jc w:val="both"/>
+      </w:pPr>
+      <w:r>
+        <w:rPr>
+          <w:rFonts w:ascii="Times New Roman" w:hAnsi="Times New Roman" w:eastAsia="Times New Roman"/>
+          <w:b w:val="0"/>
+          <w:i w:val="0"/>
+          <w:sz w:val="26"/>
+        </w:rPr>
+        <w:t>Chủ sở hữu trung tâm nhấn magic-link, đặt mật khẩu và đăng nhập lần đầu sẽ thấy dashboard wizard 5 bước: xác nhận thông tin trung tâm, upload logo (hoặc sinh tự động), thêm 3 lớp đầu tiên, mời quản lý/giáo viên, thiết lập phương thức thanh toán.</w:t>
+      </w:r>
+    </w:p>
+    <w:p>
+      <w:pPr>
+        <w:spacing w:line="288" w:lineRule="auto"/>
+        <w:ind w:firstLine="567"/>
+        <w:jc w:val="both"/>
+      </w:pPr>
+      <w:r>
+        <w:rPr>
+          <w:rFonts w:ascii="Times New Roman" w:hAnsi="Times New Roman" w:eastAsia="Times New Roman"/>
+          <w:b/>
+          <w:i w:val="0"/>
+          <w:sz w:val="26"/>
+        </w:rPr>
+        <w:t>Ma trận gói dịch vụ.</w:t>
+      </w:r>
+      <w:r>
+        <w:rPr>
+          <w:rFonts w:ascii="Times New Roman" w:hAnsi="Times New Roman" w:eastAsia="Times New Roman"/>
+          <w:b w:val="0"/>
+          <w:i w:val="0"/>
+          <w:sz w:val="26"/>
+        </w:rPr>
+        <w:t xml:space="preserve"> Đồ án thiết kế bốn gói dịch vụ phân tầng theo persona mục tiêu (Bảng 2.10). Hai gói FREE và STARTER đã kiểm chứng hiện tại với hai giáo viên độc lập; hai gói PRO và PRO_PLUS thuộc lộ trình phát triển sau khi mở rộng cohort tenant.</w:t>
       </w:r>
     </w:p>
     <w:p>
@@ -21269,1721 +21804,6 @@
           <w:sz w:val="26"/>
         </w:rPr>
         <w:t>Bảng 2.10</w:t>
-      </w:r>
-      <w:r>
-        <w:rPr>
-          <w:rFonts w:ascii="Times New Roman" w:hAnsi="Times New Roman" w:eastAsia="Times New Roman"/>
-          <w:sz w:val="26"/>
-        </w:rPr>
-        <w:t>. Schema chi tiết bảng `students` (microservice `kiteclass-core`)</w:t>
-      </w:r>
-    </w:p>
-    <w:tbl>
-      <w:tblPr>
-        <w:tblStyle w:val="TableGrid"/>
-        <w:tblW w:type="auto" w:w="0"/>
-        <w:jc w:val="center"/>
-        <w:tblLook w:firstColumn="1" w:firstRow="1" w:lastColumn="0" w:lastRow="0" w:noHBand="0" w:noVBand="1" w:val="04A0"/>
-      </w:tblPr>
-      <w:tblGrid>
-        <w:gridCol w:w="2160"/>
-        <w:gridCol w:w="2160"/>
-        <w:gridCol w:w="2160"/>
-        <w:gridCol w:w="2160"/>
-      </w:tblGrid>
-      <w:tr>
-        <w:tc>
-          <w:tcPr>
-            <w:tcW w:type="dxa" w:w="2160"/>
-          </w:tcPr>
-          <w:p>
-            <w:pPr>
-              <w:jc w:val="center"/>
-            </w:pPr>
-            <w:r>
-              <w:rPr>
-                <w:b/>
-                <w:sz w:val="24"/>
-              </w:rPr>
-            </w:r>
-            <w:r>
-              <w:rPr>
-                <w:rFonts w:ascii="Times New Roman" w:hAnsi="Times New Roman" w:eastAsia="Times New Roman"/>
-                <w:b/>
-                <w:i w:val="0"/>
-                <w:sz w:val="24"/>
-              </w:rPr>
-              <w:t>TT</w:t>
-            </w:r>
-          </w:p>
-        </w:tc>
-        <w:tc>
-          <w:tcPr>
-            <w:tcW w:type="dxa" w:w="2160"/>
-          </w:tcPr>
-          <w:p>
-            <w:pPr>
-              <w:jc w:val="center"/>
-            </w:pPr>
-            <w:r>
-              <w:rPr>
-                <w:b/>
-                <w:sz w:val="24"/>
-              </w:rPr>
-            </w:r>
-            <w:r>
-              <w:rPr>
-                <w:rFonts w:ascii="Times New Roman" w:hAnsi="Times New Roman" w:eastAsia="Times New Roman"/>
-                <w:b/>
-                <w:i w:val="0"/>
-                <w:sz w:val="24"/>
-              </w:rPr>
-              <w:t>Tên cột</w:t>
-            </w:r>
-          </w:p>
-        </w:tc>
-        <w:tc>
-          <w:tcPr>
-            <w:tcW w:type="dxa" w:w="2160"/>
-          </w:tcPr>
-          <w:p>
-            <w:pPr>
-              <w:jc w:val="center"/>
-            </w:pPr>
-            <w:r>
-              <w:rPr>
-                <w:b/>
-                <w:sz w:val="24"/>
-              </w:rPr>
-            </w:r>
-            <w:r>
-              <w:rPr>
-                <w:rFonts w:ascii="Times New Roman" w:hAnsi="Times New Roman" w:eastAsia="Times New Roman"/>
-                <w:b/>
-                <w:i w:val="0"/>
-                <w:sz w:val="24"/>
-              </w:rPr>
-              <w:t>Kiểu dữ liệu</w:t>
-            </w:r>
-          </w:p>
-        </w:tc>
-        <w:tc>
-          <w:tcPr>
-            <w:tcW w:type="dxa" w:w="2160"/>
-          </w:tcPr>
-          <w:p>
-            <w:pPr>
-              <w:jc w:val="center"/>
-            </w:pPr>
-            <w:r>
-              <w:rPr>
-                <w:b/>
-                <w:sz w:val="24"/>
-              </w:rPr>
-            </w:r>
-            <w:r>
-              <w:rPr>
-                <w:rFonts w:ascii="Times New Roman" w:hAnsi="Times New Roman" w:eastAsia="Times New Roman"/>
-                <w:b/>
-                <w:i w:val="0"/>
-                <w:sz w:val="24"/>
-              </w:rPr>
-              <w:t>Mô tả</w:t>
-            </w:r>
-          </w:p>
-        </w:tc>
-      </w:tr>
-      <w:tr>
-        <w:tc>
-          <w:tcPr>
-            <w:tcW w:type="dxa" w:w="2160"/>
-          </w:tcPr>
-          <w:p>
-            <w:r>
-              <w:rPr>
-                <w:sz w:val="24"/>
-              </w:rPr>
-            </w:r>
-            <w:r>
-              <w:rPr>
-                <w:rFonts w:ascii="Times New Roman" w:hAnsi="Times New Roman" w:eastAsia="Times New Roman"/>
-                <w:b w:val="0"/>
-                <w:i w:val="0"/>
-                <w:sz w:val="24"/>
-              </w:rPr>
-              <w:t>1</w:t>
-            </w:r>
-          </w:p>
-        </w:tc>
-        <w:tc>
-          <w:tcPr>
-            <w:tcW w:type="dxa" w:w="2160"/>
-          </w:tcPr>
-          <w:p>
-            <w:r>
-              <w:rPr>
-                <w:sz w:val="24"/>
-              </w:rPr>
-            </w:r>
-            <w:r>
-              <w:rPr>
-                <w:rFonts w:ascii="Times New Roman" w:hAnsi="Times New Roman" w:eastAsia="Times New Roman"/>
-                <w:b w:val="0"/>
-                <w:i/>
-                <w:sz w:val="24"/>
-              </w:rPr>
-              <w:t>id</w:t>
-            </w:r>
-          </w:p>
-        </w:tc>
-        <w:tc>
-          <w:tcPr>
-            <w:tcW w:type="dxa" w:w="2160"/>
-          </w:tcPr>
-          <w:p>
-            <w:r>
-              <w:rPr>
-                <w:sz w:val="24"/>
-              </w:rPr>
-            </w:r>
-            <w:r>
-              <w:rPr>
-                <w:rFonts w:ascii="Times New Roman" w:hAnsi="Times New Roman" w:eastAsia="Times New Roman"/>
-                <w:b w:val="0"/>
-                <w:i w:val="0"/>
-                <w:sz w:val="24"/>
-              </w:rPr>
-              <w:t>BIGSERIAL</w:t>
-            </w:r>
-          </w:p>
-        </w:tc>
-        <w:tc>
-          <w:tcPr>
-            <w:tcW w:type="dxa" w:w="2160"/>
-          </w:tcPr>
-          <w:p>
-            <w:r>
-              <w:rPr>
-                <w:sz w:val="24"/>
-              </w:rPr>
-            </w:r>
-            <w:r>
-              <w:rPr>
-                <w:rFonts w:ascii="Times New Roman" w:hAnsi="Times New Roman" w:eastAsia="Times New Roman"/>
-                <w:b w:val="0"/>
-                <w:i w:val="0"/>
-                <w:sz w:val="24"/>
-              </w:rPr>
-              <w:t>Khoá chính (tự tăng)</w:t>
-            </w:r>
-          </w:p>
-        </w:tc>
-      </w:tr>
-      <w:tr>
-        <w:tc>
-          <w:tcPr>
-            <w:tcW w:type="dxa" w:w="2160"/>
-          </w:tcPr>
-          <w:p>
-            <w:r>
-              <w:rPr>
-                <w:sz w:val="24"/>
-              </w:rPr>
-            </w:r>
-            <w:r>
-              <w:rPr>
-                <w:rFonts w:ascii="Times New Roman" w:hAnsi="Times New Roman" w:eastAsia="Times New Roman"/>
-                <w:b w:val="0"/>
-                <w:i w:val="0"/>
-                <w:sz w:val="24"/>
-              </w:rPr>
-              <w:t>2</w:t>
-            </w:r>
-          </w:p>
-        </w:tc>
-        <w:tc>
-          <w:tcPr>
-            <w:tcW w:type="dxa" w:w="2160"/>
-          </w:tcPr>
-          <w:p>
-            <w:r>
-              <w:rPr>
-                <w:sz w:val="24"/>
-              </w:rPr>
-            </w:r>
-            <w:r>
-              <w:rPr>
-                <w:rFonts w:ascii="Times New Roman" w:hAnsi="Times New Roman" w:eastAsia="Times New Roman"/>
-                <w:b w:val="0"/>
-                <w:i/>
-                <w:sz w:val="24"/>
-              </w:rPr>
-              <w:t>instance_id</w:t>
-            </w:r>
-          </w:p>
-        </w:tc>
-        <w:tc>
-          <w:tcPr>
-            <w:tcW w:type="dxa" w:w="2160"/>
-          </w:tcPr>
-          <w:p>
-            <w:r>
-              <w:rPr>
-                <w:sz w:val="24"/>
-              </w:rPr>
-            </w:r>
-            <w:r>
-              <w:rPr>
-                <w:rFonts w:ascii="Times New Roman" w:hAnsi="Times New Roman" w:eastAsia="Times New Roman"/>
-                <w:b w:val="0"/>
-                <w:i w:val="0"/>
-                <w:sz w:val="24"/>
-              </w:rPr>
-              <w:t>UUID NOT NULL</w:t>
-            </w:r>
-          </w:p>
-        </w:tc>
-        <w:tc>
-          <w:tcPr>
-            <w:tcW w:type="dxa" w:w="2160"/>
-          </w:tcPr>
-          <w:p>
-            <w:r>
-              <w:rPr>
-                <w:sz w:val="24"/>
-              </w:rPr>
-            </w:r>
-            <w:r>
-              <w:rPr>
-                <w:rFonts w:ascii="Times New Roman" w:hAnsi="Times New Roman" w:eastAsia="Times New Roman"/>
-                <w:b w:val="0"/>
-                <w:i w:val="0"/>
-                <w:sz w:val="24"/>
-              </w:rPr>
-              <w:t xml:space="preserve">Khoá ngoại tới </w:t>
-            </w:r>
-            <w:r>
-              <w:rPr>
-                <w:rFonts w:ascii="Times New Roman" w:hAnsi="Times New Roman" w:eastAsia="Times New Roman"/>
-                <w:b w:val="0"/>
-                <w:i/>
-                <w:sz w:val="24"/>
-              </w:rPr>
-              <w:t>instances.id</w:t>
-            </w:r>
-            <w:r>
-              <w:rPr>
-                <w:rFonts w:ascii="Times New Roman" w:hAnsi="Times New Roman" w:eastAsia="Times New Roman"/>
-                <w:b w:val="0"/>
-                <w:i w:val="0"/>
-                <w:sz w:val="24"/>
-              </w:rPr>
-              <w:t xml:space="preserve"> — bắt buộc cho RLS</w:t>
-            </w:r>
-          </w:p>
-        </w:tc>
-      </w:tr>
-      <w:tr>
-        <w:tc>
-          <w:tcPr>
-            <w:tcW w:type="dxa" w:w="2160"/>
-          </w:tcPr>
-          <w:p>
-            <w:r>
-              <w:rPr>
-                <w:sz w:val="24"/>
-              </w:rPr>
-            </w:r>
-            <w:r>
-              <w:rPr>
-                <w:rFonts w:ascii="Times New Roman" w:hAnsi="Times New Roman" w:eastAsia="Times New Roman"/>
-                <w:b w:val="0"/>
-                <w:i w:val="0"/>
-                <w:sz w:val="24"/>
-              </w:rPr>
-              <w:t>3</w:t>
-            </w:r>
-          </w:p>
-        </w:tc>
-        <w:tc>
-          <w:tcPr>
-            <w:tcW w:type="dxa" w:w="2160"/>
-          </w:tcPr>
-          <w:p>
-            <w:r>
-              <w:rPr>
-                <w:sz w:val="24"/>
-              </w:rPr>
-            </w:r>
-            <w:r>
-              <w:rPr>
-                <w:rFonts w:ascii="Times New Roman" w:hAnsi="Times New Roman" w:eastAsia="Times New Roman"/>
-                <w:b w:val="0"/>
-                <w:i/>
-                <w:sz w:val="24"/>
-              </w:rPr>
-              <w:t>name</w:t>
-            </w:r>
-          </w:p>
-        </w:tc>
-        <w:tc>
-          <w:tcPr>
-            <w:tcW w:type="dxa" w:w="2160"/>
-          </w:tcPr>
-          <w:p>
-            <w:r>
-              <w:rPr>
-                <w:sz w:val="24"/>
-              </w:rPr>
-            </w:r>
-            <w:r>
-              <w:rPr>
-                <w:rFonts w:ascii="Times New Roman" w:hAnsi="Times New Roman" w:eastAsia="Times New Roman"/>
-                <w:b w:val="0"/>
-                <w:i w:val="0"/>
-                <w:sz w:val="24"/>
-              </w:rPr>
-              <w:t>VARCHAR(100)</w:t>
-            </w:r>
-          </w:p>
-        </w:tc>
-        <w:tc>
-          <w:tcPr>
-            <w:tcW w:type="dxa" w:w="2160"/>
-          </w:tcPr>
-          <w:p>
-            <w:r>
-              <w:rPr>
-                <w:sz w:val="24"/>
-              </w:rPr>
-            </w:r>
-            <w:r>
-              <w:rPr>
-                <w:rFonts w:ascii="Times New Roman" w:hAnsi="Times New Roman" w:eastAsia="Times New Roman"/>
-                <w:b w:val="0"/>
-                <w:i w:val="0"/>
-                <w:sz w:val="24"/>
-              </w:rPr>
-              <w:t xml:space="preserve">Họ tên đầy đủ (ví dụ </w:t>
-            </w:r>
-            <w:r>
-              <w:rPr>
-                <w:rFonts w:ascii="Times New Roman" w:hAnsi="Times New Roman" w:eastAsia="Times New Roman"/>
-                <w:b w:val="0"/>
-                <w:i/>
-                <w:sz w:val="24"/>
-              </w:rPr>
-              <w:t>Trần Thị Hồng</w:t>
-            </w:r>
-            <w:r>
-              <w:rPr>
-                <w:rFonts w:ascii="Times New Roman" w:hAnsi="Times New Roman" w:eastAsia="Times New Roman"/>
-                <w:b w:val="0"/>
-                <w:i w:val="0"/>
-                <w:sz w:val="24"/>
-              </w:rPr>
-              <w:t>)</w:t>
-            </w:r>
-          </w:p>
-        </w:tc>
-      </w:tr>
-      <w:tr>
-        <w:tc>
-          <w:tcPr>
-            <w:tcW w:type="dxa" w:w="2160"/>
-          </w:tcPr>
-          <w:p>
-            <w:r>
-              <w:rPr>
-                <w:sz w:val="24"/>
-              </w:rPr>
-            </w:r>
-            <w:r>
-              <w:rPr>
-                <w:rFonts w:ascii="Times New Roman" w:hAnsi="Times New Roman" w:eastAsia="Times New Roman"/>
-                <w:b w:val="0"/>
-                <w:i w:val="0"/>
-                <w:sz w:val="24"/>
-              </w:rPr>
-              <w:t>4</w:t>
-            </w:r>
-          </w:p>
-        </w:tc>
-        <w:tc>
-          <w:tcPr>
-            <w:tcW w:type="dxa" w:w="2160"/>
-          </w:tcPr>
-          <w:p>
-            <w:r>
-              <w:rPr>
-                <w:sz w:val="24"/>
-              </w:rPr>
-            </w:r>
-            <w:r>
-              <w:rPr>
-                <w:rFonts w:ascii="Times New Roman" w:hAnsi="Times New Roman" w:eastAsia="Times New Roman"/>
-                <w:b w:val="0"/>
-                <w:i/>
-                <w:sz w:val="24"/>
-              </w:rPr>
-              <w:t>email</w:t>
-            </w:r>
-          </w:p>
-        </w:tc>
-        <w:tc>
-          <w:tcPr>
-            <w:tcW w:type="dxa" w:w="2160"/>
-          </w:tcPr>
-          <w:p>
-            <w:r>
-              <w:rPr>
-                <w:sz w:val="24"/>
-              </w:rPr>
-            </w:r>
-            <w:r>
-              <w:rPr>
-                <w:rFonts w:ascii="Times New Roman" w:hAnsi="Times New Roman" w:eastAsia="Times New Roman"/>
-                <w:b w:val="0"/>
-                <w:i w:val="0"/>
-                <w:sz w:val="24"/>
-              </w:rPr>
-              <w:t>VARCHAR(255)</w:t>
-            </w:r>
-          </w:p>
-        </w:tc>
-        <w:tc>
-          <w:tcPr>
-            <w:tcW w:type="dxa" w:w="2160"/>
-          </w:tcPr>
-          <w:p>
-            <w:r>
-              <w:rPr>
-                <w:sz w:val="24"/>
-              </w:rPr>
-            </w:r>
-            <w:r>
-              <w:rPr>
-                <w:rFonts w:ascii="Times New Roman" w:hAnsi="Times New Roman" w:eastAsia="Times New Roman"/>
-                <w:b w:val="0"/>
-                <w:i w:val="0"/>
-                <w:sz w:val="24"/>
-              </w:rPr>
-              <w:t>Email liên lạc (có thể NULL nếu phụ huynh chưa cung cấp)</w:t>
-            </w:r>
-          </w:p>
-        </w:tc>
-      </w:tr>
-      <w:tr>
-        <w:tc>
-          <w:tcPr>
-            <w:tcW w:type="dxa" w:w="2160"/>
-          </w:tcPr>
-          <w:p>
-            <w:r>
-              <w:rPr>
-                <w:sz w:val="24"/>
-              </w:rPr>
-            </w:r>
-            <w:r>
-              <w:rPr>
-                <w:rFonts w:ascii="Times New Roman" w:hAnsi="Times New Roman" w:eastAsia="Times New Roman"/>
-                <w:b w:val="0"/>
-                <w:i w:val="0"/>
-                <w:sz w:val="24"/>
-              </w:rPr>
-              <w:t>5</w:t>
-            </w:r>
-          </w:p>
-        </w:tc>
-        <w:tc>
-          <w:tcPr>
-            <w:tcW w:type="dxa" w:w="2160"/>
-          </w:tcPr>
-          <w:p>
-            <w:r>
-              <w:rPr>
-                <w:sz w:val="24"/>
-              </w:rPr>
-            </w:r>
-            <w:r>
-              <w:rPr>
-                <w:rFonts w:ascii="Times New Roman" w:hAnsi="Times New Roman" w:eastAsia="Times New Roman"/>
-                <w:b w:val="0"/>
-                <w:i/>
-                <w:sz w:val="24"/>
-              </w:rPr>
-              <w:t>phone</w:t>
-            </w:r>
-          </w:p>
-        </w:tc>
-        <w:tc>
-          <w:tcPr>
-            <w:tcW w:type="dxa" w:w="2160"/>
-          </w:tcPr>
-          <w:p>
-            <w:r>
-              <w:rPr>
-                <w:sz w:val="24"/>
-              </w:rPr>
-            </w:r>
-            <w:r>
-              <w:rPr>
-                <w:rFonts w:ascii="Times New Roman" w:hAnsi="Times New Roman" w:eastAsia="Times New Roman"/>
-                <w:b w:val="0"/>
-                <w:i w:val="0"/>
-                <w:sz w:val="24"/>
-              </w:rPr>
-              <w:t>VARCHAR(20)</w:t>
-            </w:r>
-          </w:p>
-        </w:tc>
-        <w:tc>
-          <w:tcPr>
-            <w:tcW w:type="dxa" w:w="2160"/>
-          </w:tcPr>
-          <w:p>
-            <w:r>
-              <w:rPr>
-                <w:sz w:val="24"/>
-              </w:rPr>
-            </w:r>
-            <w:r>
-              <w:rPr>
-                <w:rFonts w:ascii="Times New Roman" w:hAnsi="Times New Roman" w:eastAsia="Times New Roman"/>
-                <w:b w:val="0"/>
-                <w:i w:val="0"/>
-                <w:sz w:val="24"/>
-              </w:rPr>
-              <w:t xml:space="preserve">Số điện thoại VN (ví dụ </w:t>
-            </w:r>
-            <w:r>
-              <w:rPr>
-                <w:rFonts w:ascii="Times New Roman" w:hAnsi="Times New Roman" w:eastAsia="Times New Roman"/>
-                <w:b w:val="0"/>
-                <w:i/>
-                <w:sz w:val="24"/>
-              </w:rPr>
-              <w:t>0901 234 567</w:t>
-            </w:r>
-            <w:r>
-              <w:rPr>
-                <w:rFonts w:ascii="Times New Roman" w:hAnsi="Times New Roman" w:eastAsia="Times New Roman"/>
-                <w:b w:val="0"/>
-                <w:i w:val="0"/>
-                <w:sz w:val="24"/>
-              </w:rPr>
-              <w:t>)</w:t>
-            </w:r>
-          </w:p>
-        </w:tc>
-      </w:tr>
-      <w:tr>
-        <w:tc>
-          <w:tcPr>
-            <w:tcW w:type="dxa" w:w="2160"/>
-          </w:tcPr>
-          <w:p>
-            <w:r>
-              <w:rPr>
-                <w:sz w:val="24"/>
-              </w:rPr>
-            </w:r>
-            <w:r>
-              <w:rPr>
-                <w:rFonts w:ascii="Times New Roman" w:hAnsi="Times New Roman" w:eastAsia="Times New Roman"/>
-                <w:b w:val="0"/>
-                <w:i w:val="0"/>
-                <w:sz w:val="24"/>
-              </w:rPr>
-              <w:t>6</w:t>
-            </w:r>
-          </w:p>
-        </w:tc>
-        <w:tc>
-          <w:tcPr>
-            <w:tcW w:type="dxa" w:w="2160"/>
-          </w:tcPr>
-          <w:p>
-            <w:r>
-              <w:rPr>
-                <w:sz w:val="24"/>
-              </w:rPr>
-            </w:r>
-            <w:r>
-              <w:rPr>
-                <w:rFonts w:ascii="Times New Roman" w:hAnsi="Times New Roman" w:eastAsia="Times New Roman"/>
-                <w:b w:val="0"/>
-                <w:i/>
-                <w:sz w:val="24"/>
-              </w:rPr>
-              <w:t>date_of_birth</w:t>
-            </w:r>
-          </w:p>
-        </w:tc>
-        <w:tc>
-          <w:tcPr>
-            <w:tcW w:type="dxa" w:w="2160"/>
-          </w:tcPr>
-          <w:p>
-            <w:r>
-              <w:rPr>
-                <w:sz w:val="24"/>
-              </w:rPr>
-            </w:r>
-            <w:r>
-              <w:rPr>
-                <w:rFonts w:ascii="Times New Roman" w:hAnsi="Times New Roman" w:eastAsia="Times New Roman"/>
-                <w:b w:val="0"/>
-                <w:i w:val="0"/>
-                <w:sz w:val="24"/>
-              </w:rPr>
-              <w:t>DATE</w:t>
-            </w:r>
-          </w:p>
-        </w:tc>
-        <w:tc>
-          <w:tcPr>
-            <w:tcW w:type="dxa" w:w="2160"/>
-          </w:tcPr>
-          <w:p>
-            <w:r>
-              <w:rPr>
-                <w:sz w:val="24"/>
-              </w:rPr>
-            </w:r>
-            <w:r>
-              <w:rPr>
-                <w:rFonts w:ascii="Times New Roman" w:hAnsi="Times New Roman" w:eastAsia="Times New Roman"/>
-                <w:b w:val="0"/>
-                <w:i w:val="0"/>
-                <w:sz w:val="24"/>
-              </w:rPr>
-              <w:t>Ngày sinh</w:t>
-            </w:r>
-          </w:p>
-        </w:tc>
-      </w:tr>
-      <w:tr>
-        <w:tc>
-          <w:tcPr>
-            <w:tcW w:type="dxa" w:w="2160"/>
-          </w:tcPr>
-          <w:p>
-            <w:r>
-              <w:rPr>
-                <w:sz w:val="24"/>
-              </w:rPr>
-            </w:r>
-            <w:r>
-              <w:rPr>
-                <w:rFonts w:ascii="Times New Roman" w:hAnsi="Times New Roman" w:eastAsia="Times New Roman"/>
-                <w:b w:val="0"/>
-                <w:i w:val="0"/>
-                <w:sz w:val="24"/>
-              </w:rPr>
-              <w:t>7</w:t>
-            </w:r>
-          </w:p>
-        </w:tc>
-        <w:tc>
-          <w:tcPr>
-            <w:tcW w:type="dxa" w:w="2160"/>
-          </w:tcPr>
-          <w:p>
-            <w:r>
-              <w:rPr>
-                <w:sz w:val="24"/>
-              </w:rPr>
-            </w:r>
-            <w:r>
-              <w:rPr>
-                <w:rFonts w:ascii="Times New Roman" w:hAnsi="Times New Roman" w:eastAsia="Times New Roman"/>
-                <w:b w:val="0"/>
-                <w:i/>
-                <w:sz w:val="24"/>
-              </w:rPr>
-              <w:t>gender</w:t>
-            </w:r>
-          </w:p>
-        </w:tc>
-        <w:tc>
-          <w:tcPr>
-            <w:tcW w:type="dxa" w:w="2160"/>
-          </w:tcPr>
-          <w:p>
-            <w:r>
-              <w:rPr>
-                <w:sz w:val="24"/>
-              </w:rPr>
-            </w:r>
-            <w:r>
-              <w:rPr>
-                <w:rFonts w:ascii="Times New Roman" w:hAnsi="Times New Roman" w:eastAsia="Times New Roman"/>
-                <w:b w:val="0"/>
-                <w:i w:val="0"/>
-                <w:sz w:val="24"/>
-              </w:rPr>
-              <w:t>VARCHAR(10)</w:t>
-            </w:r>
-          </w:p>
-        </w:tc>
-        <w:tc>
-          <w:tcPr>
-            <w:tcW w:type="dxa" w:w="2160"/>
-          </w:tcPr>
-          <w:p>
-            <w:r>
-              <w:rPr>
-                <w:sz w:val="24"/>
-              </w:rPr>
-            </w:r>
-            <w:r>
-              <w:rPr>
-                <w:rFonts w:ascii="Times New Roman" w:hAnsi="Times New Roman" w:eastAsia="Times New Roman"/>
-                <w:b w:val="0"/>
-                <w:i w:val="0"/>
-                <w:sz w:val="24"/>
-              </w:rPr>
-              <w:t>Giới tính</w:t>
-            </w:r>
-          </w:p>
-        </w:tc>
-      </w:tr>
-      <w:tr>
-        <w:tc>
-          <w:tcPr>
-            <w:tcW w:type="dxa" w:w="2160"/>
-          </w:tcPr>
-          <w:p>
-            <w:r>
-              <w:rPr>
-                <w:sz w:val="24"/>
-              </w:rPr>
-            </w:r>
-            <w:r>
-              <w:rPr>
-                <w:rFonts w:ascii="Times New Roman" w:hAnsi="Times New Roman" w:eastAsia="Times New Roman"/>
-                <w:b w:val="0"/>
-                <w:i w:val="0"/>
-                <w:sz w:val="24"/>
-              </w:rPr>
-              <w:t>8</w:t>
-            </w:r>
-          </w:p>
-        </w:tc>
-        <w:tc>
-          <w:tcPr>
-            <w:tcW w:type="dxa" w:w="2160"/>
-          </w:tcPr>
-          <w:p>
-            <w:r>
-              <w:rPr>
-                <w:sz w:val="24"/>
-              </w:rPr>
-            </w:r>
-            <w:r>
-              <w:rPr>
-                <w:rFonts w:ascii="Times New Roman" w:hAnsi="Times New Roman" w:eastAsia="Times New Roman"/>
-                <w:b w:val="0"/>
-                <w:i/>
-                <w:sz w:val="24"/>
-              </w:rPr>
-              <w:t>address</w:t>
-            </w:r>
-          </w:p>
-        </w:tc>
-        <w:tc>
-          <w:tcPr>
-            <w:tcW w:type="dxa" w:w="2160"/>
-          </w:tcPr>
-          <w:p>
-            <w:r>
-              <w:rPr>
-                <w:sz w:val="24"/>
-              </w:rPr>
-            </w:r>
-            <w:r>
-              <w:rPr>
-                <w:rFonts w:ascii="Times New Roman" w:hAnsi="Times New Roman" w:eastAsia="Times New Roman"/>
-                <w:b w:val="0"/>
-                <w:i w:val="0"/>
-                <w:sz w:val="24"/>
-              </w:rPr>
-              <w:t>TEXT</w:t>
-            </w:r>
-          </w:p>
-        </w:tc>
-        <w:tc>
-          <w:tcPr>
-            <w:tcW w:type="dxa" w:w="2160"/>
-          </w:tcPr>
-          <w:p>
-            <w:r>
-              <w:rPr>
-                <w:sz w:val="24"/>
-              </w:rPr>
-            </w:r>
-            <w:r>
-              <w:rPr>
-                <w:rFonts w:ascii="Times New Roman" w:hAnsi="Times New Roman" w:eastAsia="Times New Roman"/>
-                <w:b w:val="0"/>
-                <w:i w:val="0"/>
-                <w:sz w:val="24"/>
-              </w:rPr>
-              <w:t>Địa chỉ liên lạc</w:t>
-            </w:r>
-          </w:p>
-        </w:tc>
-      </w:tr>
-      <w:tr>
-        <w:tc>
-          <w:tcPr>
-            <w:tcW w:type="dxa" w:w="2160"/>
-          </w:tcPr>
-          <w:p>
-            <w:r>
-              <w:rPr>
-                <w:sz w:val="24"/>
-              </w:rPr>
-            </w:r>
-            <w:r>
-              <w:rPr>
-                <w:rFonts w:ascii="Times New Roman" w:hAnsi="Times New Roman" w:eastAsia="Times New Roman"/>
-                <w:b w:val="0"/>
-                <w:i w:val="0"/>
-                <w:sz w:val="24"/>
-              </w:rPr>
-              <w:t>9</w:t>
-            </w:r>
-          </w:p>
-        </w:tc>
-        <w:tc>
-          <w:tcPr>
-            <w:tcW w:type="dxa" w:w="2160"/>
-          </w:tcPr>
-          <w:p>
-            <w:r>
-              <w:rPr>
-                <w:sz w:val="24"/>
-              </w:rPr>
-            </w:r>
-            <w:r>
-              <w:rPr>
-                <w:rFonts w:ascii="Times New Roman" w:hAnsi="Times New Roman" w:eastAsia="Times New Roman"/>
-                <w:b w:val="0"/>
-                <w:i/>
-                <w:sz w:val="24"/>
-              </w:rPr>
-              <w:t>avatar_url</w:t>
-            </w:r>
-          </w:p>
-        </w:tc>
-        <w:tc>
-          <w:tcPr>
-            <w:tcW w:type="dxa" w:w="2160"/>
-          </w:tcPr>
-          <w:p>
-            <w:r>
-              <w:rPr>
-                <w:sz w:val="24"/>
-              </w:rPr>
-            </w:r>
-            <w:r>
-              <w:rPr>
-                <w:rFonts w:ascii="Times New Roman" w:hAnsi="Times New Roman" w:eastAsia="Times New Roman"/>
-                <w:b w:val="0"/>
-                <w:i w:val="0"/>
-                <w:sz w:val="24"/>
-              </w:rPr>
-              <w:t>VARCHAR(500)</w:t>
-            </w:r>
-          </w:p>
-        </w:tc>
-        <w:tc>
-          <w:tcPr>
-            <w:tcW w:type="dxa" w:w="2160"/>
-          </w:tcPr>
-          <w:p>
-            <w:r>
-              <w:rPr>
-                <w:sz w:val="24"/>
-              </w:rPr>
-            </w:r>
-            <w:r>
-              <w:rPr>
-                <w:rFonts w:ascii="Times New Roman" w:hAnsi="Times New Roman" w:eastAsia="Times New Roman"/>
-                <w:b w:val="0"/>
-                <w:i w:val="0"/>
-                <w:sz w:val="24"/>
-              </w:rPr>
-              <w:t>Đường dẫn ảnh đại diện trên MinIO S3</w:t>
-            </w:r>
-          </w:p>
-        </w:tc>
-      </w:tr>
-      <w:tr>
-        <w:tc>
-          <w:tcPr>
-            <w:tcW w:type="dxa" w:w="2160"/>
-          </w:tcPr>
-          <w:p>
-            <w:r>
-              <w:rPr>
-                <w:sz w:val="24"/>
-              </w:rPr>
-            </w:r>
-            <w:r>
-              <w:rPr>
-                <w:rFonts w:ascii="Times New Roman" w:hAnsi="Times New Roman" w:eastAsia="Times New Roman"/>
-                <w:b w:val="0"/>
-                <w:i w:val="0"/>
-                <w:sz w:val="24"/>
-              </w:rPr>
-              <w:t>10</w:t>
-            </w:r>
-          </w:p>
-        </w:tc>
-        <w:tc>
-          <w:tcPr>
-            <w:tcW w:type="dxa" w:w="2160"/>
-          </w:tcPr>
-          <w:p>
-            <w:r>
-              <w:rPr>
-                <w:sz w:val="24"/>
-              </w:rPr>
-            </w:r>
-            <w:r>
-              <w:rPr>
-                <w:rFonts w:ascii="Times New Roman" w:hAnsi="Times New Roman" w:eastAsia="Times New Roman"/>
-                <w:b w:val="0"/>
-                <w:i/>
-                <w:sz w:val="24"/>
-              </w:rPr>
-              <w:t>status</w:t>
-            </w:r>
-          </w:p>
-        </w:tc>
-        <w:tc>
-          <w:tcPr>
-            <w:tcW w:type="dxa" w:w="2160"/>
-          </w:tcPr>
-          <w:p>
-            <w:r>
-              <w:rPr>
-                <w:sz w:val="24"/>
-              </w:rPr>
-            </w:r>
-            <w:r>
-              <w:rPr>
-                <w:rFonts w:ascii="Times New Roman" w:hAnsi="Times New Roman" w:eastAsia="Times New Roman"/>
-                <w:b w:val="0"/>
-                <w:i w:val="0"/>
-                <w:sz w:val="24"/>
-              </w:rPr>
-              <w:t>VARCHAR(20)</w:t>
-            </w:r>
-          </w:p>
-        </w:tc>
-        <w:tc>
-          <w:tcPr>
-            <w:tcW w:type="dxa" w:w="2160"/>
-          </w:tcPr>
-          <w:p>
-            <w:r>
-              <w:rPr>
-                <w:sz w:val="24"/>
-              </w:rPr>
-            </w:r>
-            <w:r>
-              <w:rPr>
-                <w:rFonts w:ascii="Times New Roman" w:hAnsi="Times New Roman" w:eastAsia="Times New Roman"/>
-                <w:b w:val="0"/>
-                <w:i w:val="0"/>
-                <w:sz w:val="24"/>
-              </w:rPr>
-              <w:t>Trạng thái: PENDING / ACTIVE / INACTIVE / GRADUATED / DROPPED</w:t>
-            </w:r>
-          </w:p>
-        </w:tc>
-      </w:tr>
-      <w:tr>
-        <w:tc>
-          <w:tcPr>
-            <w:tcW w:type="dxa" w:w="2160"/>
-          </w:tcPr>
-          <w:p>
-            <w:r>
-              <w:rPr>
-                <w:sz w:val="24"/>
-              </w:rPr>
-            </w:r>
-            <w:r>
-              <w:rPr>
-                <w:rFonts w:ascii="Times New Roman" w:hAnsi="Times New Roman" w:eastAsia="Times New Roman"/>
-                <w:b w:val="0"/>
-                <w:i w:val="0"/>
-                <w:sz w:val="24"/>
-              </w:rPr>
-              <w:t>11</w:t>
-            </w:r>
-          </w:p>
-        </w:tc>
-        <w:tc>
-          <w:tcPr>
-            <w:tcW w:type="dxa" w:w="2160"/>
-          </w:tcPr>
-          <w:p>
-            <w:r>
-              <w:rPr>
-                <w:sz w:val="24"/>
-              </w:rPr>
-            </w:r>
-            <w:r>
-              <w:rPr>
-                <w:rFonts w:ascii="Times New Roman" w:hAnsi="Times New Roman" w:eastAsia="Times New Roman"/>
-                <w:b w:val="0"/>
-                <w:i/>
-                <w:sz w:val="24"/>
-              </w:rPr>
-              <w:t>note</w:t>
-            </w:r>
-          </w:p>
-        </w:tc>
-        <w:tc>
-          <w:tcPr>
-            <w:tcW w:type="dxa" w:w="2160"/>
-          </w:tcPr>
-          <w:p>
-            <w:r>
-              <w:rPr>
-                <w:sz w:val="24"/>
-              </w:rPr>
-            </w:r>
-            <w:r>
-              <w:rPr>
-                <w:rFonts w:ascii="Times New Roman" w:hAnsi="Times New Roman" w:eastAsia="Times New Roman"/>
-                <w:b w:val="0"/>
-                <w:i w:val="0"/>
-                <w:sz w:val="24"/>
-              </w:rPr>
-              <w:t>TEXT</w:t>
-            </w:r>
-          </w:p>
-        </w:tc>
-        <w:tc>
-          <w:tcPr>
-            <w:tcW w:type="dxa" w:w="2160"/>
-          </w:tcPr>
-          <w:p>
-            <w:r>
-              <w:rPr>
-                <w:sz w:val="24"/>
-              </w:rPr>
-            </w:r>
-            <w:r>
-              <w:rPr>
-                <w:rFonts w:ascii="Times New Roman" w:hAnsi="Times New Roman" w:eastAsia="Times New Roman"/>
-                <w:b w:val="0"/>
-                <w:i w:val="0"/>
-                <w:sz w:val="24"/>
-              </w:rPr>
-              <w:t>Ghi chú nội bộ của trung tâm</w:t>
-            </w:r>
-          </w:p>
-        </w:tc>
-      </w:tr>
-      <w:tr>
-        <w:tc>
-          <w:tcPr>
-            <w:tcW w:type="dxa" w:w="2160"/>
-          </w:tcPr>
-          <w:p>
-            <w:r>
-              <w:rPr>
-                <w:sz w:val="24"/>
-              </w:rPr>
-            </w:r>
-            <w:r>
-              <w:rPr>
-                <w:rFonts w:ascii="Times New Roman" w:hAnsi="Times New Roman" w:eastAsia="Times New Roman"/>
-                <w:b w:val="0"/>
-                <w:i w:val="0"/>
-                <w:sz w:val="24"/>
-              </w:rPr>
-              <w:t>12</w:t>
-            </w:r>
-          </w:p>
-        </w:tc>
-        <w:tc>
-          <w:tcPr>
-            <w:tcW w:type="dxa" w:w="2160"/>
-          </w:tcPr>
-          <w:p>
-            <w:r>
-              <w:rPr>
-                <w:sz w:val="24"/>
-              </w:rPr>
-            </w:r>
-            <w:r>
-              <w:rPr>
-                <w:rFonts w:ascii="Times New Roman" w:hAnsi="Times New Roman" w:eastAsia="Times New Roman"/>
-                <w:b w:val="0"/>
-                <w:i/>
-                <w:sz w:val="24"/>
-              </w:rPr>
-              <w:t>created_at</w:t>
-            </w:r>
-          </w:p>
-        </w:tc>
-        <w:tc>
-          <w:tcPr>
-            <w:tcW w:type="dxa" w:w="2160"/>
-          </w:tcPr>
-          <w:p>
-            <w:r>
-              <w:rPr>
-                <w:sz w:val="24"/>
-              </w:rPr>
-            </w:r>
-            <w:r>
-              <w:rPr>
-                <w:rFonts w:ascii="Times New Roman" w:hAnsi="Times New Roman" w:eastAsia="Times New Roman"/>
-                <w:b w:val="0"/>
-                <w:i w:val="0"/>
-                <w:sz w:val="24"/>
-              </w:rPr>
-              <w:t>TIMESTAMP</w:t>
-            </w:r>
-          </w:p>
-        </w:tc>
-        <w:tc>
-          <w:tcPr>
-            <w:tcW w:type="dxa" w:w="2160"/>
-          </w:tcPr>
-          <w:p>
-            <w:r>
-              <w:rPr>
-                <w:sz w:val="24"/>
-              </w:rPr>
-            </w:r>
-            <w:r>
-              <w:rPr>
-                <w:rFonts w:ascii="Times New Roman" w:hAnsi="Times New Roman" w:eastAsia="Times New Roman"/>
-                <w:b w:val="0"/>
-                <w:i w:val="0"/>
-                <w:sz w:val="24"/>
-              </w:rPr>
-              <w:t>Thời điểm tạo hồ sơ</w:t>
-            </w:r>
-          </w:p>
-        </w:tc>
-      </w:tr>
-      <w:tr>
-        <w:tc>
-          <w:tcPr>
-            <w:tcW w:type="dxa" w:w="2160"/>
-          </w:tcPr>
-          <w:p>
-            <w:r>
-              <w:rPr>
-                <w:sz w:val="24"/>
-              </w:rPr>
-            </w:r>
-            <w:r>
-              <w:rPr>
-                <w:rFonts w:ascii="Times New Roman" w:hAnsi="Times New Roman" w:eastAsia="Times New Roman"/>
-                <w:b w:val="0"/>
-                <w:i w:val="0"/>
-                <w:sz w:val="24"/>
-              </w:rPr>
-              <w:t>13</w:t>
-            </w:r>
-          </w:p>
-        </w:tc>
-        <w:tc>
-          <w:tcPr>
-            <w:tcW w:type="dxa" w:w="2160"/>
-          </w:tcPr>
-          <w:p>
-            <w:r>
-              <w:rPr>
-                <w:sz w:val="24"/>
-              </w:rPr>
-            </w:r>
-            <w:r>
-              <w:rPr>
-                <w:rFonts w:ascii="Times New Roman" w:hAnsi="Times New Roman" w:eastAsia="Times New Roman"/>
-                <w:b w:val="0"/>
-                <w:i/>
-                <w:sz w:val="24"/>
-              </w:rPr>
-              <w:t>updated_at</w:t>
-            </w:r>
-          </w:p>
-        </w:tc>
-        <w:tc>
-          <w:tcPr>
-            <w:tcW w:type="dxa" w:w="2160"/>
-          </w:tcPr>
-          <w:p>
-            <w:r>
-              <w:rPr>
-                <w:sz w:val="24"/>
-              </w:rPr>
-            </w:r>
-            <w:r>
-              <w:rPr>
-                <w:rFonts w:ascii="Times New Roman" w:hAnsi="Times New Roman" w:eastAsia="Times New Roman"/>
-                <w:b w:val="0"/>
-                <w:i w:val="0"/>
-                <w:sz w:val="24"/>
-              </w:rPr>
-              <w:t>TIMESTAMP</w:t>
-            </w:r>
-          </w:p>
-        </w:tc>
-        <w:tc>
-          <w:tcPr>
-            <w:tcW w:type="dxa" w:w="2160"/>
-          </w:tcPr>
-          <w:p>
-            <w:r>
-              <w:rPr>
-                <w:sz w:val="24"/>
-              </w:rPr>
-            </w:r>
-            <w:r>
-              <w:rPr>
-                <w:rFonts w:ascii="Times New Roman" w:hAnsi="Times New Roman" w:eastAsia="Times New Roman"/>
-                <w:b w:val="0"/>
-                <w:i w:val="0"/>
-                <w:sz w:val="24"/>
-              </w:rPr>
-              <w:t>Thời điểm cập nhật gần nhất</w:t>
-            </w:r>
-          </w:p>
-        </w:tc>
-      </w:tr>
-    </w:tbl>
-    <w:p/>
-    <w:p>
-      <w:pPr>
-        <w:spacing w:line="288" w:lineRule="auto"/>
-        <w:ind w:firstLine="567"/>
-        <w:jc w:val="both"/>
-      </w:pPr>
-      <w:r>
-        <w:rPr>
-          <w:rFonts w:ascii="Times New Roman" w:hAnsi="Times New Roman" w:eastAsia="Times New Roman"/>
-          <w:b w:val="0"/>
-          <w:i w:val="0"/>
-          <w:sz w:val="26"/>
-        </w:rPr>
-        <w:t xml:space="preserve">Bảng </w:t>
-      </w:r>
-      <w:r>
-        <w:rPr>
-          <w:rFonts w:ascii="Times New Roman" w:hAnsi="Times New Roman" w:eastAsia="Times New Roman"/>
-          <w:b w:val="0"/>
-          <w:i/>
-          <w:sz w:val="26"/>
-        </w:rPr>
-        <w:t>students</w:t>
-      </w:r>
-      <w:r>
-        <w:rPr>
-          <w:rFonts w:ascii="Times New Roman" w:hAnsi="Times New Roman" w:eastAsia="Times New Roman"/>
-          <w:b w:val="0"/>
-          <w:i w:val="0"/>
-          <w:sz w:val="26"/>
-        </w:rPr>
-        <w:t xml:space="preserve"> chứa thông tin cá nhân nhạy cảm và do đó phải tuân thủ PDPL 2023 Điều 11 [9] về quyền của chủ thể dữ liệu. Hiện tại cho trung tâm dạy thêm SMB, các trường nhạy cảm cao (CMND/CCCD, mã định danh học sinh quốc gia) không được lưu trữ; khi mở rộng sang K-12 ở lộ trình phát triển sau, các yêu cầu của DPO/DPIA sẽ bổ sung trường mã hoá riêng cho thông tin trẻ vị thành niên.</w:t>
-      </w:r>
-    </w:p>
-    <w:p>
-      <w:pPr>
-        <w:pStyle w:val="Heading3"/>
-      </w:pPr>
-      <w:r>
-        <w:rPr>
-          <w:rFonts w:ascii="Times New Roman" w:hAnsi="Times New Roman" w:eastAsia="Times New Roman"/>
-          <w:b/>
-          <w:color w:val="000000"/>
-          <w:sz w:val="28"/>
-        </w:rPr>
-        <w:t>2.3.7 Mô hình SaaS — gói dịch vụ + thanh toán</w:t>
-      </w:r>
-    </w:p>
-    <w:p>
-      <w:pPr>
-        <w:spacing w:line="288" w:lineRule="auto"/>
-        <w:ind w:firstLine="567"/>
-        <w:jc w:val="both"/>
-      </w:pPr>
-      <w:r>
-        <w:rPr>
-          <w:rFonts w:ascii="Times New Roman" w:hAnsi="Times New Roman" w:eastAsia="Times New Roman"/>
-          <w:b/>
-          <w:i w:val="0"/>
-          <w:sz w:val="26"/>
-        </w:rPr>
-        <w:t>Quy trình cấp phát tenant.</w:t>
-      </w:r>
-      <w:r>
-        <w:rPr>
-          <w:rFonts w:ascii="Times New Roman" w:hAnsi="Times New Roman" w:eastAsia="Times New Roman"/>
-          <w:b w:val="0"/>
-          <w:i w:val="0"/>
-          <w:sz w:val="26"/>
-        </w:rPr>
-        <w:t xml:space="preserve"> Khi quản trị nền tảng duyệt yêu cầu truy cập beta, service </w:t>
-      </w:r>
-      <w:r>
-        <w:rPr>
-          <w:rFonts w:ascii="Times New Roman" w:hAnsi="Times New Roman" w:eastAsia="Times New Roman"/>
-          <w:b w:val="0"/>
-          <w:i/>
-          <w:sz w:val="26"/>
-        </w:rPr>
-        <w:t>kitehub-subscription</w:t>
-      </w:r>
-      <w:r>
-        <w:rPr>
-          <w:rFonts w:ascii="Times New Roman" w:hAnsi="Times New Roman" w:eastAsia="Times New Roman"/>
-          <w:b w:val="0"/>
-          <w:i w:val="0"/>
-          <w:sz w:val="26"/>
-        </w:rPr>
-        <w:t xml:space="preserve"> chạy quy trình tự động gồm 8 bước:</w:t>
-      </w:r>
-    </w:p>
-    <w:p>
-      <w:pPr>
-        <w:pStyle w:val="ListBullet"/>
-        <w:spacing w:line="288" w:lineRule="auto"/>
-        <w:ind w:left="850" w:hanging="283"/>
-      </w:pPr>
-      <w:r>
-        <w:rPr>
-          <w:rFonts w:ascii="Times New Roman" w:hAnsi="Times New Roman" w:eastAsia="Times New Roman"/>
-          <w:b w:val="0"/>
-          <w:i w:val="0"/>
-          <w:sz w:val="26"/>
-        </w:rPr>
-        <w:t xml:space="preserve">Sinh </w:t>
-      </w:r>
-      <w:r>
-        <w:rPr>
-          <w:rFonts w:ascii="Times New Roman" w:hAnsi="Times New Roman" w:eastAsia="Times New Roman"/>
-          <w:b w:val="0"/>
-          <w:i/>
-          <w:sz w:val="26"/>
-        </w:rPr>
-        <w:t>instance_id</w:t>
-      </w:r>
-      <w:r>
-        <w:rPr>
-          <w:rFonts w:ascii="Times New Roman" w:hAnsi="Times New Roman" w:eastAsia="Times New Roman"/>
-          <w:b w:val="0"/>
-          <w:i w:val="0"/>
-          <w:sz w:val="26"/>
-        </w:rPr>
-        <w:t xml:space="preserve"> (UUID v4)</w:t>
-      </w:r>
-    </w:p>
-    <w:p>
-      <w:pPr>
-        <w:pStyle w:val="ListBullet"/>
-        <w:spacing w:line="288" w:lineRule="auto"/>
-        <w:ind w:left="850" w:hanging="283"/>
-      </w:pPr>
-      <w:r>
-        <w:rPr>
-          <w:rFonts w:ascii="Times New Roman" w:hAnsi="Times New Roman" w:eastAsia="Times New Roman"/>
-          <w:b w:val="0"/>
-          <w:i w:val="0"/>
-          <w:sz w:val="26"/>
-        </w:rPr>
-        <w:t xml:space="preserve">Đặt subdomain </w:t>
-      </w:r>
-      <w:r>
-        <w:rPr>
-          <w:rFonts w:ascii="Times New Roman" w:hAnsi="Times New Roman" w:eastAsia="Times New Roman"/>
-          <w:b w:val="0"/>
-          <w:i/>
-          <w:sz w:val="26"/>
-        </w:rPr>
-        <w:t>&lt;tenant-slug&gt;.kitehub.me</w:t>
-      </w:r>
-      <w:r>
-        <w:rPr>
-          <w:rFonts w:ascii="Times New Roman" w:hAnsi="Times New Roman" w:eastAsia="Times New Roman"/>
-          <w:b w:val="0"/>
-          <w:i w:val="0"/>
-          <w:sz w:val="26"/>
-        </w:rPr>
-        <w:t xml:space="preserve"> qua Cloudflare DNS API</w:t>
-      </w:r>
-    </w:p>
-    <w:p>
-      <w:pPr>
-        <w:pStyle w:val="ListBullet"/>
-        <w:spacing w:line="288" w:lineRule="auto"/>
-        <w:ind w:left="850" w:hanging="283"/>
-      </w:pPr>
-      <w:r>
-        <w:rPr>
-          <w:rFonts w:ascii="Times New Roman" w:hAnsi="Times New Roman" w:eastAsia="Times New Roman"/>
-          <w:b w:val="0"/>
-          <w:i w:val="0"/>
-          <w:sz w:val="26"/>
-        </w:rPr>
-        <w:t xml:space="preserve">Khởi tạo người dùng quản trị vai trò </w:t>
-      </w:r>
-      <w:r>
-        <w:rPr>
-          <w:rFonts w:ascii="Times New Roman" w:hAnsi="Times New Roman" w:eastAsia="Times New Roman"/>
-          <w:b w:val="0"/>
-          <w:i/>
-          <w:sz w:val="26"/>
-        </w:rPr>
-        <w:t>P2_CENTER_OWNER</w:t>
-      </w:r>
-      <w:r>
-        <w:rPr>
-          <w:rFonts w:ascii="Times New Roman" w:hAnsi="Times New Roman" w:eastAsia="Times New Roman"/>
-          <w:b w:val="0"/>
-          <w:i w:val="0"/>
-          <w:sz w:val="26"/>
-        </w:rPr>
-        <w:t>, mật khẩu chưa đặt</w:t>
-      </w:r>
-    </w:p>
-    <w:p>
-      <w:pPr>
-        <w:pStyle w:val="ListBullet"/>
-        <w:spacing w:line="288" w:lineRule="auto"/>
-        <w:ind w:left="850" w:hanging="283"/>
-      </w:pPr>
-      <w:r>
-        <w:rPr>
-          <w:rFonts w:ascii="Times New Roman" w:hAnsi="Times New Roman" w:eastAsia="Times New Roman"/>
-          <w:b w:val="0"/>
-          <w:i w:val="0"/>
-          <w:sz w:val="26"/>
-        </w:rPr>
-        <w:t>Sinh magic-link token TTL 7 ngày</w:t>
-      </w:r>
-    </w:p>
-    <w:p>
-      <w:pPr>
-        <w:pStyle w:val="ListBullet"/>
-        <w:spacing w:line="288" w:lineRule="auto"/>
-        <w:ind w:left="850" w:hanging="283"/>
-      </w:pPr>
-      <w:r>
-        <w:rPr>
-          <w:rFonts w:ascii="Times New Roman" w:hAnsi="Times New Roman" w:eastAsia="Times New Roman"/>
-          <w:b w:val="0"/>
-          <w:i w:val="0"/>
-          <w:sz w:val="26"/>
-        </w:rPr>
-        <w:t xml:space="preserve">Gửi email từ </w:t>
-      </w:r>
-      <w:r>
-        <w:rPr>
-          <w:rFonts w:ascii="Times New Roman" w:hAnsi="Times New Roman" w:eastAsia="Times New Roman"/>
-          <w:b w:val="0"/>
-          <w:i/>
-          <w:sz w:val="26"/>
-        </w:rPr>
-        <w:t>support@kitehub.me</w:t>
-      </w:r>
-      <w:r>
-        <w:rPr>
-          <w:rFonts w:ascii="Times New Roman" w:hAnsi="Times New Roman" w:eastAsia="Times New Roman"/>
-          <w:b w:val="0"/>
-          <w:i w:val="0"/>
-          <w:sz w:val="26"/>
-        </w:rPr>
-        <w:t xml:space="preserve"> chứa magic-link</w:t>
-      </w:r>
-    </w:p>
-    <w:p>
-      <w:pPr>
-        <w:pStyle w:val="ListBullet"/>
-        <w:spacing w:line="288" w:lineRule="auto"/>
-        <w:ind w:left="850" w:hanging="283"/>
-      </w:pPr>
-      <w:r>
-        <w:rPr>
-          <w:rFonts w:ascii="Times New Roman" w:hAnsi="Times New Roman" w:eastAsia="Times New Roman"/>
-          <w:b w:val="0"/>
-          <w:i w:val="0"/>
-          <w:sz w:val="26"/>
-        </w:rPr>
-        <w:t xml:space="preserve">Phát sự kiện fanout </w:t>
-      </w:r>
-      <w:r>
-        <w:rPr>
-          <w:rFonts w:ascii="Times New Roman" w:hAnsi="Times New Roman" w:eastAsia="Times New Roman"/>
-          <w:b w:val="0"/>
-          <w:i/>
-          <w:sz w:val="26"/>
-        </w:rPr>
-        <w:t>branding.deploy.exchange</w:t>
-      </w:r>
-      <w:r>
-        <w:rPr>
-          <w:rFonts w:ascii="Times New Roman" w:hAnsi="Times New Roman" w:eastAsia="Times New Roman"/>
-          <w:b w:val="0"/>
-          <w:i w:val="0"/>
-          <w:sz w:val="26"/>
-        </w:rPr>
-        <w:t xml:space="preserve"> → </w:t>
-      </w:r>
-      <w:r>
-        <w:rPr>
-          <w:rFonts w:ascii="Times New Roman" w:hAnsi="Times New Roman" w:eastAsia="Times New Roman"/>
-          <w:b w:val="0"/>
-          <w:i/>
-          <w:sz w:val="26"/>
-        </w:rPr>
-        <w:t>kitehub-branding</w:t>
-      </w:r>
-      <w:r>
-        <w:rPr>
-          <w:rFonts w:ascii="Times New Roman" w:hAnsi="Times New Roman" w:eastAsia="Times New Roman"/>
-          <w:b w:val="0"/>
-          <w:i w:val="0"/>
-          <w:sz w:val="26"/>
-        </w:rPr>
-        <w:t xml:space="preserve"> dựng template mặc định</w:t>
-      </w:r>
-    </w:p>
-    <w:p>
-      <w:pPr>
-        <w:pStyle w:val="ListBullet"/>
-        <w:spacing w:line="288" w:lineRule="auto"/>
-        <w:ind w:left="850" w:hanging="283"/>
-      </w:pPr>
-      <w:r>
-        <w:rPr>
-          <w:rFonts w:ascii="Times New Roman" w:hAnsi="Times New Roman" w:eastAsia="Times New Roman"/>
-          <w:b w:val="0"/>
-          <w:i w:val="0"/>
-          <w:sz w:val="26"/>
-        </w:rPr>
-        <w:t xml:space="preserve">Lập lịch sự kiện </w:t>
-      </w:r>
-      <w:r>
-        <w:rPr>
-          <w:rFonts w:ascii="Times New Roman" w:hAnsi="Times New Roman" w:eastAsia="Times New Roman"/>
-          <w:b w:val="0"/>
-          <w:i/>
-          <w:sz w:val="26"/>
-        </w:rPr>
-        <w:t>instance.purge.exchange</w:t>
-      </w:r>
-      <w:r>
-        <w:rPr>
-          <w:rFonts w:ascii="Times New Roman" w:hAnsi="Times New Roman" w:eastAsia="Times New Roman"/>
-          <w:b w:val="0"/>
-          <w:i w:val="0"/>
-          <w:sz w:val="26"/>
-        </w:rPr>
-        <w:t xml:space="preserve"> (TRIAL → SUSPENDED tự động sau 14 ngày)</w:t>
-      </w:r>
-    </w:p>
-    <w:p>
-      <w:pPr>
-        <w:pStyle w:val="ListBullet"/>
-        <w:spacing w:line="288" w:lineRule="auto"/>
-        <w:ind w:left="850" w:hanging="283"/>
-      </w:pPr>
-      <w:r>
-        <w:rPr>
-          <w:rFonts w:ascii="Times New Roman" w:hAnsi="Times New Roman" w:eastAsia="Times New Roman"/>
-          <w:b w:val="0"/>
-          <w:i w:val="0"/>
-          <w:sz w:val="26"/>
-        </w:rPr>
-        <w:t xml:space="preserve">Cập nhật bảng </w:t>
-      </w:r>
-      <w:r>
-        <w:rPr>
-          <w:rFonts w:ascii="Times New Roman" w:hAnsi="Times New Roman" w:eastAsia="Times New Roman"/>
-          <w:b w:val="0"/>
-          <w:i/>
-          <w:sz w:val="26"/>
-        </w:rPr>
-        <w:t>onboarding_progress</w:t>
-      </w:r>
-      <w:r>
-        <w:rPr>
-          <w:rFonts w:ascii="Times New Roman" w:hAnsi="Times New Roman" w:eastAsia="Times New Roman"/>
-          <w:b w:val="0"/>
-          <w:i w:val="0"/>
-          <w:sz w:val="26"/>
-        </w:rPr>
-        <w:t xml:space="preserve"> trạng thái PENDING → TRIAL</w:t>
-      </w:r>
-    </w:p>
-    <w:p>
-      <w:pPr>
-        <w:spacing w:line="288" w:lineRule="auto"/>
-        <w:ind w:firstLine="567"/>
-        <w:jc w:val="both"/>
-      </w:pPr>
-      <w:r>
-        <w:rPr>
-          <w:rFonts w:ascii="Times New Roman" w:hAnsi="Times New Roman" w:eastAsia="Times New Roman"/>
-          <w:b w:val="0"/>
-          <w:i w:val="0"/>
-          <w:sz w:val="26"/>
-        </w:rPr>
-        <w:t>Chủ sở hữu trung tâm nhấn magic-link, đặt mật khẩu và đăng nhập lần đầu sẽ thấy dashboard wizard 5 bước: xác nhận thông tin trung tâm, upload logo (hoặc sinh tự động), thêm 3 lớp đầu tiên, mời quản lý/giáo viên, thiết lập phương thức thanh toán.</w:t>
-      </w:r>
-    </w:p>
-    <w:p>
-      <w:pPr>
-        <w:spacing w:line="288" w:lineRule="auto"/>
-        <w:ind w:firstLine="567"/>
-        <w:jc w:val="both"/>
-      </w:pPr>
-      <w:r>
-        <w:rPr>
-          <w:rFonts w:ascii="Times New Roman" w:hAnsi="Times New Roman" w:eastAsia="Times New Roman"/>
-          <w:b/>
-          <w:i w:val="0"/>
-          <w:sz w:val="26"/>
-        </w:rPr>
-        <w:t>Ma trận gói dịch vụ.</w:t>
-      </w:r>
-      <w:r>
-        <w:rPr>
-          <w:rFonts w:ascii="Times New Roman" w:hAnsi="Times New Roman" w:eastAsia="Times New Roman"/>
-          <w:b w:val="0"/>
-          <w:i w:val="0"/>
-          <w:sz w:val="26"/>
-        </w:rPr>
-        <w:t xml:space="preserve"> Đồ án thiết kế bốn gói dịch vụ phân tầng theo persona mục tiêu (Bảng 2.11). Hai gói FREE và STARTER đã kiểm chứng hiện tại với hai giáo viên độc lập; hai gói PRO và PRO_PLUS thuộc lộ trình phát triển sau khi mở rộng cohort tenant.</w:t>
-      </w:r>
-    </w:p>
-    <w:p>
-      <w:pPr>
-        <w:pStyle w:val="BảngCaption"/>
-        <w:spacing w:before="120" w:after="240"/>
-        <w:jc w:val="center"/>
-      </w:pPr>
-      <w:r>
-        <w:rPr>
-          <w:rFonts w:ascii="Times New Roman" w:hAnsi="Times New Roman" w:eastAsia="Times New Roman"/>
-          <w:b/>
-          <w:sz w:val="26"/>
-        </w:rPr>
-        <w:t>Bảng 2.11</w:t>
       </w:r>
       <w:r>
         <w:rPr>
@@ -24107,7 +22927,7 @@
           <w:i w:val="0"/>
           <w:sz w:val="26"/>
         </w:rPr>
-        <w:t xml:space="preserve">, khớp ba tầng giá đầu của Bảng 2.11 dưới tên gọi cũ. Việc đổi tên gói sang </w:t>
+        <w:t xml:space="preserve">, khớp ba tầng giá đầu của Bảng 2.10 dưới tên gọi cũ. Việc đổi tên gói sang </w:t>
       </w:r>
       <w:r>
         <w:rPr>

--- a/documents/08-thesis/thesis-v1.docx
+++ b/documents/08-thesis/thesis-v1.docx
@@ -2452,40 +2452,6 @@
                 <w:i w:val="0"/>
                 <w:sz w:val="24"/>
               </w:rPr>
-              <w:t>Lean</w:t>
-            </w:r>
-          </w:p>
-        </w:tc>
-        <w:tc>
-          <w:tcPr>
-            <w:tcW w:type="dxa" w:w="7087"/>
-          </w:tcPr>
-          <w:p>
-            <w:r>
-              <w:rPr>
-                <w:rFonts w:ascii="Times New Roman" w:hAnsi="Times New Roman" w:eastAsia="Times New Roman"/>
-                <w:b w:val="0"/>
-                <w:i w:val="0"/>
-                <w:sz w:val="24"/>
-              </w:rPr>
-              <w:t>Lean Software Development — phát triển phần mềm tinh gọn (Poppendieck)</w:t>
-            </w:r>
-          </w:p>
-        </w:tc>
-      </w:tr>
-      <w:tr>
-        <w:tc>
-          <w:tcPr>
-            <w:tcW w:type="dxa" w:w="1984"/>
-          </w:tcPr>
-          <w:p>
-            <w:r>
-              <w:rPr>
-                <w:rFonts w:ascii="Times New Roman" w:hAnsi="Times New Roman" w:eastAsia="Times New Roman"/>
-                <w:b/>
-                <w:i w:val="0"/>
-                <w:sz w:val="24"/>
-              </w:rPr>
               <w:t>LMS</w:t>
             </w:r>
           </w:p>
@@ -3457,7 +3423,7 @@
           <w:i w:val="0"/>
           <w:sz w:val="26"/>
         </w:rPr>
-        <w:t>Áp dụng phương pháp luận Quality-Driven Development để duy trì chất lượng mã nguồn và tài liệu trong suốt quá trình phát triển dài hạn.</w:t>
+        <w:t>Áp dụng các phương pháp luận phát triển phần mềm hướng chất lượng để duy trì chất lượng mã nguồn và tài liệu trong suốt quá trình phát triển.</w:t>
       </w:r>
     </w:p>
     <w:p>
@@ -3581,7 +3547,37 @@
           <w:i w:val="0"/>
           <w:sz w:val="26"/>
         </w:rPr>
-        <w:t>Áp dụng phương pháp luận Quality-Driven Development bốn trụ cột: phát triển hướng kiểm thử (TDD — Test-Driven Development, per Beck 2002), thiết kế hướng miền (DDD — Domain-Driven Design, per Evans 2003), chu trình Plan-Do-Check-Act (PDCA, per Deming 1986) và tư duy tinh gọn (Lean, per Poppendieck 2003) — mỗi vấn đề phát hiện được chuyển hóa thành quy tắc kiểm soát kèm cơ chế kiểm tra tự động, tích hợp ngay trong quy trình phát triển.</w:t>
+        <w:t>Áp dụng các phương pháp luận phát triển phần mềm hướng chất lượng: phát triển hướng kiểm thử (TDD — Test-Driven Development, theo Beck 2002), thiết kế hướng miền (DDD — Domain-Driven Design, theo Evans 2003) và chu trình cải tiến liên tục Plan-Do-Check-Act (PDCA, theo Deming 1986) — tích hợp trong toàn bộ quy trình phát triển nhằm duy trì chất lượng mã nguồn và tài liệu.</w:t>
+      </w:r>
+    </w:p>
+    <w:p>
+      <w:pPr>
+        <w:pStyle w:val="Heading2"/>
+      </w:pPr>
+      <w:r>
+        <w:rPr>
+          <w:rFonts w:ascii="Times New Roman" w:hAnsi="Times New Roman" w:eastAsia="Times New Roman"/>
+          <w:b/>
+          <w:color w:val="000000"/>
+          <w:sz w:val="32"/>
+        </w:rPr>
+        <w:t>5. Cấu trúc đồ án</w:t>
+      </w:r>
+    </w:p>
+    <w:p>
+      <w:pPr>
+        <w:spacing w:line="288" w:lineRule="auto"/>
+        <w:ind w:firstLine="567"/>
+        <w:jc w:val="both"/>
+      </w:pPr>
+      <w:r>
+        <w:rPr>
+          <w:rFonts w:ascii="Times New Roman" w:hAnsi="Times New Roman" w:eastAsia="Times New Roman"/>
+          <w:b w:val="0"/>
+          <w:i w:val="0"/>
+          <w:sz w:val="26"/>
+        </w:rPr>
+        <w:t>Đồ án gồm bốn chương nội dung chính:</w:t>
       </w:r>
     </w:p>
     <w:p>
@@ -3597,83 +3593,7 @@
           <w:i w:val="0"/>
           <w:sz w:val="26"/>
         </w:rPr>
-        <w:t>Đánh giá chất lượng hệ thống qua bộ audit bảy chiều (Quality, UI, Security, Performance, API — Application Programming Interface — Contract, Business Logic, Ops Readiness) chấm điểm /100 hoặc /128 định kỳ sau mỗi giai đoạn phát triển.</w:t>
-      </w:r>
-    </w:p>
-    <w:p>
-      <w:pPr>
-        <w:pStyle w:val="Heading2"/>
-      </w:pPr>
-      <w:r>
-        <w:rPr>
-          <w:rFonts w:ascii="Times New Roman" w:hAnsi="Times New Roman" w:eastAsia="Times New Roman"/>
-          <w:b/>
-          <w:color w:val="000000"/>
-          <w:sz w:val="32"/>
-        </w:rPr>
-        <w:t>5. Tóm tắt nội dung</w:t>
-      </w:r>
-    </w:p>
-    <w:p>
-      <w:pPr>
-        <w:spacing w:line="288" w:lineRule="auto"/>
-        <w:ind w:firstLine="567"/>
-        <w:jc w:val="both"/>
-      </w:pPr>
-      <w:r>
-        <w:rPr>
-          <w:rFonts w:ascii="Times New Roman" w:hAnsi="Times New Roman" w:eastAsia="Times New Roman"/>
-          <w:b w:val="0"/>
-          <w:i w:val="0"/>
-          <w:sz w:val="26"/>
-        </w:rPr>
-        <w:t>Đồ án trình bày bốn đóng góp chính tương ứng bốn chương nội dung. Thứ nhất, đồ án phân tích thị trường EdTech Việt Nam và khung pháp lý liên quan (PDPL 2023, Luật An ninh mạng 2018, Thông tư 29/2024/TT-BGDĐT) làm cơ sở xác định khoảng trống và nhu cầu của nhóm trung tâm vừa và nhỏ. Thứ hai, đồ án thiết kế và mô tả kiến trúc hệ thống multi-tenant SaaS với mô hình C4 (mô hình mô tả kiến trúc phần mềm bốn cấp Context-Container-Component-Code), kết hợp Use Case + Class + ERD (Entity-Relationship Diagram — sơ đồ thực thể-quan hệ) và sơ đồ tuần tự cho các luồng quan trọng (đăng ký, kích hoạt subscription).</w:t>
-      </w:r>
-    </w:p>
-    <w:p>
-      <w:pPr>
-        <w:spacing w:line="288" w:lineRule="auto"/>
-        <w:ind w:firstLine="567"/>
-        <w:jc w:val="both"/>
-      </w:pPr>
-      <w:r>
-        <w:rPr>
-          <w:rFonts w:ascii="Times New Roman" w:hAnsi="Times New Roman" w:eastAsia="Times New Roman"/>
-          <w:b w:val="0"/>
-          <w:i w:val="0"/>
-          <w:sz w:val="26"/>
-        </w:rPr>
-        <w:t>Thứ ba, đồ án triển khai và kiểm thử hệ thống trên AWS Singapore Free Tier, với các pattern cốt lõi (Row-Level Security NULL force-fail, Outbox Pattern, truyền ngữ cảnh qua JWT — JSON Web Token, kiến trúc REST — Representational State Transfer — 3 tầng) được kiểm chứng qua unit test, integration test và E2E test. Thứ tư, đồ án trình bày kết quả triển khai thực tế trong phạm vi hiện tại kèm các KPI (Key Performance Indicator — chỉ số hiệu suất chính) đo lường, đánh giá độ trưởng thành và đề xuất hướng phát triển tiếp theo. Kết quả của đồ án vừa là sản phẩm phần mềm hoạt động được, vừa là tài liệu tham chiếu cho các công trình nghiên cứu kế tiếp về EdTech multi-tenant tại Việt Nam.</w:t>
-      </w:r>
-    </w:p>
-    <w:p>
-      <w:pPr>
-        <w:pStyle w:val="Heading2"/>
-      </w:pPr>
-      <w:r>
-        <w:rPr>
-          <w:rFonts w:ascii="Times New Roman" w:hAnsi="Times New Roman" w:eastAsia="Times New Roman"/>
-          <w:b/>
-          <w:color w:val="000000"/>
-          <w:sz w:val="32"/>
-        </w:rPr>
-        <w:t>6. Cấu trúc đồ án</w:t>
-      </w:r>
-    </w:p>
-    <w:p>
-      <w:pPr>
-        <w:spacing w:line="288" w:lineRule="auto"/>
-        <w:ind w:firstLine="567"/>
-        <w:jc w:val="both"/>
-      </w:pPr>
-      <w:r>
-        <w:rPr>
-          <w:rFonts w:ascii="Times New Roman" w:hAnsi="Times New Roman" w:eastAsia="Times New Roman"/>
-          <w:b w:val="0"/>
-          <w:i w:val="0"/>
-          <w:sz w:val="26"/>
-        </w:rPr>
-        <w:t>Đồ án gồm bốn chương nội dung chính:</w:t>
+        <w:t>Chương 1 — Tổng quan về bài toán: phân tích hiện trạng thị trường, khảo sát các hệ thống tham khảo, kỹ thuật AI tích hợp và khung pháp lý Việt Nam tác động đến nền tảng.</w:t>
       </w:r>
     </w:p>
     <w:p>
@@ -3689,23 +3609,7 @@
           <w:i w:val="0"/>
           <w:sz w:val="26"/>
         </w:rPr>
-        <w:t>Chương 1 — Tổng quan về bài toán: phân tích hiện trạng thị trường, khảo sát các hệ thống tham khảo, kỹ thuật AI tích hợp và khung pháp lý Việt Nam tác động đến nền tảng.</w:t>
-      </w:r>
-    </w:p>
-    <w:p>
-      <w:pPr>
-        <w:pStyle w:val="ListBullet"/>
-        <w:spacing w:line="288" w:lineRule="auto"/>
-        <w:ind w:left="850" w:hanging="283"/>
-      </w:pPr>
-      <w:r>
-        <w:rPr>
-          <w:rFonts w:ascii="Times New Roman" w:hAnsi="Times New Roman" w:eastAsia="Times New Roman"/>
-          <w:b w:val="0"/>
-          <w:i w:val="0"/>
-          <w:sz w:val="26"/>
-        </w:rPr>
-        <w:t>Chương 2 — Phân tích và thiết kế hệ thống: yêu cầu chức năng và phi chức năng, mô hình hóa C4 Context + Container, sơ đồ use case, kiến trúc đa tenant single-bucket với defense-in-depth năm lớp.</w:t>
+        <w:t>Chương 2 — Phân tích và thiết kế hệ thống: yêu cầu chức năng và phi chức năng; thiết kế kiến trúc tổng thể với mô hình C4 (sơ đồ ngữ cảnh và sơ đồ container), kiến trúc đa tenant single-bucket kết hợp Row-Level Security và phòng thủ chiều sâu năm lớp; thiết kế chi tiết gồm sơ đồ lớp, sơ đồ quan hệ thực thể (ERD), sơ đồ tuần tự, máy trạng thái vòng đời tenant, thiết kế cơ sở dữ liệu và mô hình gói dịch vụ.</w:t>
       </w:r>
     </w:p>
     <w:p>
@@ -4840,7 +4744,29 @@
           <w:i w:val="0"/>
           <w:sz w:val="26"/>
         </w:rPr>
-        <w:t>Bảng tổng hợp so sánh bốn hệ thống tham khảo với hệ thống đề xuất trong đề tài theo các tiêu chí quan trọng:</w:t>
+        <w:t>Bảng 1.1 tổng hợp so sánh bốn hệ thống tham khảo với hệ thống đề xuất trong đề tài theo các tiêu chí quan trọng.</w:t>
+      </w:r>
+    </w:p>
+    <w:p>
+      <w:pPr>
+        <w:pStyle w:val="BảngCaption"/>
+        <w:spacing w:before="120" w:after="240"/>
+        <w:jc w:val="center"/>
+      </w:pPr>
+      <w:r>
+        <w:rPr>
+          <w:rFonts w:ascii="Times New Roman" w:hAnsi="Times New Roman" w:eastAsia="Times New Roman"/>
+          <w:b/>
+          <w:sz w:val="26"/>
+        </w:rPr>
+        <w:t>Bảng 1.1</w:t>
+      </w:r>
+      <w:r>
+        <w:rPr>
+          <w:rFonts w:ascii="Times New Roman" w:hAnsi="Times New Roman" w:eastAsia="Times New Roman"/>
+          <w:sz w:val="26"/>
+        </w:rPr>
+        <w:t>. So sánh bốn hệ thống tham khảo với hệ thống đề xuất theo các tiêu chí quan trọng</w:t>
       </w:r>
     </w:p>
     <w:tbl>
@@ -5689,7 +5615,7 @@
                 <w:i w:val="0"/>
                 <w:sz w:val="24"/>
               </w:rPr>
-              <w:t>Phiên bản sau</w:t>
+              <w:t>Phát triển sau</w:t>
             </w:r>
           </w:p>
         </w:tc>
@@ -5773,7 +5699,7 @@
                 <w:i w:val="0"/>
                 <w:sz w:val="24"/>
               </w:rPr>
-              <w:t>Phiên bản sau</w:t>
+              <w:t>Phát triển sau</w:t>
             </w:r>
           </w:p>
         </w:tc>
@@ -5796,7 +5722,7 @@
                 <w:i w:val="0"/>
                 <w:sz w:val="24"/>
               </w:rPr>
-              <w:t>Tích hợp Zalo ZNS</w:t>
+              <w:t>Tích hợp Zalo (OA + nhóm)</w:t>
             </w:r>
           </w:p>
         </w:tc>
@@ -5901,7 +5827,7 @@
                 <w:i w:val="0"/>
                 <w:sz w:val="24"/>
               </w:rPr>
-              <w:t>Phiên bản sau</w:t>
+              <w:t>Có</w:t>
             </w:r>
           </w:p>
         </w:tc>
@@ -5924,7 +5850,7 @@
                 <w:i w:val="0"/>
                 <w:sz w:val="24"/>
               </w:rPr>
-              <w:t>Cổng thanh toán built-in</w:t>
+              <w:t>Thanh toán tích hợp</w:t>
             </w:r>
           </w:p>
         </w:tc>
@@ -6029,7 +5955,7 @@
                 <w:i w:val="0"/>
                 <w:sz w:val="24"/>
               </w:rPr>
-              <w:t>Phiên bản sau</w:t>
+              <w:t>Có (VietQR + chuyển khoản)</w:t>
             </w:r>
           </w:p>
         </w:tc>
@@ -6695,7 +6621,7 @@
           <w:i w:val="0"/>
           <w:sz w:val="26"/>
         </w:rPr>
-        <w:t xml:space="preserve"> việc lùi ứng dụng di động gốc và tích hợp Zalo ZNS push notification sang lộ trình phát triển sau có rủi ro mất khách so với Mona eLMS và Easy Edu vốn đã có ứng dụng gốc — giải pháp giảm thiểu là giao diện web đáp ứng kết hợp nhóm Zalo đã được triển khai, ưu tiên ứng dụng di động gốc cho lộ trình phát triển sau. Cổng thanh toán cũng là điểm yếu khi DotB có sẵn ba cổng tích hợp — hệ thống đề xuất hiện tại sử dụng chuyển khoản ngân hàng kết hợp VietQR (không cần cổng), lộ trình phát triển sau bao gồm tích hợp cổng VNPay. Cuối cùng, nhận diện thương hiệu là rào cản khi Easy Edu và Mona eLMS có nhiều năm hiện diện thị trường trong khi hệ thống đề xuất mới ra mắt — giải pháp giảm thiểu là tiếp cận tăng trưởng dẫn dắt bởi sản phẩm, tiếp thị nội dung tiếng Việt và chương trình người dùng tiên phong với các trung tâm thử nghiệm.</w:t>
+        <w:t xml:space="preserve"> việc lùi ứng dụng di động gốc sang lộ trình phát triển sau có rủi ro mất khách so với Mona eLMS và Easy Edu vốn đã có ứng dụng gốc — giải pháp giảm thiểu là giao diện web đáp ứng kết hợp kênh Zalo (OA và nhóm) đã được triển khai, ưu tiên ứng dụng di động gốc cho lộ trình phát triển sau. Cổng thanh toán cũng là điểm yếu khi DotB có sẵn ba cổng tích hợp — hệ thống đề xuất hiện tại sử dụng chuyển khoản ngân hàng kết hợp VietQR (không cần cổng), lộ trình phát triển sau bao gồm tích hợp cổng VNPay. Cuối cùng, nhận diện thương hiệu là rào cản khi Easy Edu và Mona eLMS có nhiều năm hiện diện thị trường trong khi hệ thống đề xuất mới ra mắt — giải pháp giảm thiểu là tiếp cận tăng trưởng dẫn dắt bởi sản phẩm, tiếp thị nội dung tiếng Việt và chương trình người dùng tiên phong với các trung tâm thử nghiệm.</w:t>
       </w:r>
     </w:p>
     <w:p>

--- a/documents/08-thesis/thesis-v1.docx
+++ b/documents/08-thesis/thesis-v1.docx
@@ -4744,7 +4744,7 @@
           <w:i w:val="0"/>
           <w:sz w:val="26"/>
         </w:rPr>
-        <w:t>Bảng 1.1 tổng hợp so sánh bốn hệ thống tham khảo với hệ thống đề xuất trong đề tài theo các tiêu chí quan trọng.</w:t>
+        <w:t>Bảng 1.1 đối chiếu trực tiếp bốn hệ thống tham khảo với hệ thống đề xuất trên các tiêu chí cạnh tranh cốt lõi: phân khúc mục tiêu, khoảng giá, kiến trúc đa tenant, mức độ tự động hóa và khả năng tuân thủ pháp luật Việt Nam.</w:t>
       </w:r>
     </w:p>
     <w:p>

--- a/documents/08-thesis/thesis-v1.docx
+++ b/documents/08-thesis/thesis-v1.docx
@@ -15697,7 +15697,7 @@
       <w:r>
         <w:drawing>
           <wp:inline xmlns:a="http://schemas.openxmlformats.org/drawingml/2006/main" xmlns:pic="http://schemas.openxmlformats.org/drawingml/2006/picture">
-            <wp:extent cx="5760000" cy="2558867"/>
+            <wp:extent cx="5760000" cy="3944873"/>
             <wp:docPr id="12" name="Picture 12"/>
             <wp:cNvGraphicFramePr>
               <a:graphicFrameLocks noChangeAspect="1"/>
@@ -15706,7 +15706,7 @@
               <a:graphicData uri="http://schemas.openxmlformats.org/drawingml/2006/picture">
                 <pic:pic>
                   <pic:nvPicPr>
-                    <pic:cNvPr id="0" name="mermaid-b535543e848a0bf1.png"/>
+                    <pic:cNvPr id="0" name="mermaid-6d2e4b98901515e6.png"/>
                     <pic:cNvPicPr/>
                   </pic:nvPicPr>
                   <pic:blipFill>
@@ -15718,7 +15718,7 @@
                   <pic:spPr>
                     <a:xfrm>
                       <a:off x="0" y="0"/>
-                      <a:ext cx="5760000" cy="2558867"/>
+                      <a:ext cx="5760000" cy="3944873"/>
                     </a:xfrm>
                     <a:prstGeom prst="rect"/>
                   </pic:spPr>

--- a/documents/08-thesis/thesis-v1.docx
+++ b/documents/08-thesis/thesis-v1.docx
@@ -14905,7 +14905,7 @@
       <w:r>
         <w:drawing>
           <wp:inline xmlns:a="http://schemas.openxmlformats.org/drawingml/2006/main" xmlns:pic="http://schemas.openxmlformats.org/drawingml/2006/picture">
-            <wp:extent cx="5760000" cy="3102463"/>
+            <wp:extent cx="5760000" cy="3695186"/>
             <wp:docPr id="9" name="Picture 9"/>
             <wp:cNvGraphicFramePr>
               <a:graphicFrameLocks noChangeAspect="1"/>
@@ -14914,7 +14914,7 @@
               <a:graphicData uri="http://schemas.openxmlformats.org/drawingml/2006/picture">
                 <pic:pic>
                   <pic:nvPicPr>
-                    <pic:cNvPr id="0" name="mermaid-546493838d441fba.png"/>
+                    <pic:cNvPr id="0" name="mermaid-736115bd58496c03.png"/>
                     <pic:cNvPicPr/>
                   </pic:nvPicPr>
                   <pic:blipFill>
@@ -14926,7 +14926,7 @@
                   <pic:spPr>
                     <a:xfrm>
                       <a:off x="0" y="0"/>
-                      <a:ext cx="5760000" cy="3102463"/>
+                      <a:ext cx="5760000" cy="3695186"/>
                     </a:xfrm>
                     <a:prstGeom prst="rect"/>
                   </pic:spPr>
@@ -14970,7 +14970,7 @@
       <w:r>
         <w:drawing>
           <wp:inline xmlns:a="http://schemas.openxmlformats.org/drawingml/2006/main" xmlns:pic="http://schemas.openxmlformats.org/drawingml/2006/picture">
-            <wp:extent cx="5760000" cy="3257252"/>
+            <wp:extent cx="5760000" cy="4178539"/>
             <wp:docPr id="10" name="Picture 10"/>
             <wp:cNvGraphicFramePr>
               <a:graphicFrameLocks noChangeAspect="1"/>
@@ -14979,7 +14979,7 @@
               <a:graphicData uri="http://schemas.openxmlformats.org/drawingml/2006/picture">
                 <pic:pic>
                   <pic:nvPicPr>
-                    <pic:cNvPr id="0" name="mermaid-6028ac03d5c472a5.png"/>
+                    <pic:cNvPr id="0" name="mermaid-992b3a27321a67c1.png"/>
                     <pic:cNvPicPr/>
                   </pic:nvPicPr>
                   <pic:blipFill>
@@ -14991,7 +14991,7 @@
                   <pic:spPr>
                     <a:xfrm>
                       <a:off x="0" y="0"/>
-                      <a:ext cx="5760000" cy="3257252"/>
+                      <a:ext cx="5760000" cy="4178539"/>
                     </a:xfrm>
                     <a:prstGeom prst="rect"/>
                   </pic:spPr>

--- a/documents/08-thesis/thesis-v1.docx
+++ b/documents/08-thesis/thesis-v1.docx
@@ -16234,7 +16234,7 @@
       <w:r>
         <w:drawing>
           <wp:inline xmlns:a="http://schemas.openxmlformats.org/drawingml/2006/main" xmlns:pic="http://schemas.openxmlformats.org/drawingml/2006/picture">
-            <wp:extent cx="5760000" cy="2138412"/>
+            <wp:extent cx="5760000" cy="2345316"/>
             <wp:docPr id="15" name="Picture 15"/>
             <wp:cNvGraphicFramePr>
               <a:graphicFrameLocks noChangeAspect="1"/>
@@ -16243,7 +16243,7 @@
               <a:graphicData uri="http://schemas.openxmlformats.org/drawingml/2006/picture">
                 <pic:pic>
                   <pic:nvPicPr>
-                    <pic:cNvPr id="0" name="mermaid-6ee5ed10bb467ac7.png"/>
+                    <pic:cNvPr id="0" name="mermaid-b6a7959c7494b945.png"/>
                     <pic:cNvPicPr/>
                   </pic:nvPicPr>
                   <pic:blipFill>
@@ -16255,7 +16255,7 @@
                   <pic:spPr>
                     <a:xfrm>
                       <a:off x="0" y="0"/>
-                      <a:ext cx="5760000" cy="2138412"/>
+                      <a:ext cx="5760000" cy="2345316"/>
                     </a:xfrm>
                     <a:prstGeom prst="rect"/>
                   </pic:spPr>
@@ -16299,7 +16299,7 @@
       <w:r>
         <w:drawing>
           <wp:inline xmlns:a="http://schemas.openxmlformats.org/drawingml/2006/main" xmlns:pic="http://schemas.openxmlformats.org/drawingml/2006/picture">
-            <wp:extent cx="5760000" cy="3293217"/>
+            <wp:extent cx="5760000" cy="3196244"/>
             <wp:docPr id="16" name="Picture 16"/>
             <wp:cNvGraphicFramePr>
               <a:graphicFrameLocks noChangeAspect="1"/>
@@ -16308,7 +16308,7 @@
               <a:graphicData uri="http://schemas.openxmlformats.org/drawingml/2006/picture">
                 <pic:pic>
                   <pic:nvPicPr>
-                    <pic:cNvPr id="0" name="mermaid-30e3cb94b9d091de.png"/>
+                    <pic:cNvPr id="0" name="mermaid-78fd152d1fb8fcae.png"/>
                     <pic:cNvPicPr/>
                   </pic:nvPicPr>
                   <pic:blipFill>
@@ -16320,7 +16320,7 @@
                   <pic:spPr>
                     <a:xfrm>
                       <a:off x="0" y="0"/>
-                      <a:ext cx="5760000" cy="3293217"/>
+                      <a:ext cx="5760000" cy="3196244"/>
                     </a:xfrm>
                     <a:prstGeom prst="rect"/>
                   </pic:spPr>
@@ -23220,7 +23220,7 @@
           <w:i w:val="0"/>
           <w:sz w:val="26"/>
         </w:rPr>
-        <w:t xml:space="preserve">Hạ tầng được mô tả bằng code (Infrastructure as Code) qua Terraform 1.x cho AWS resources (EC2, RDS, S3, SES, IAM, CloudWatch). Container hóa qua Docker 24 + Docker Compose 2 cho môi trường phát triển cục bộ; production triển khai container qua AWS Elastic Container Service (ECS) với task definitions JSON. Pipeline CI/CD chạy trên GitHub Actions với matrix builds (Java 21 + Node 22), tự động build + test + push container image lên AWS Elastic Container Registry (ECR). Phía vận hành, AWS Systems Manager (SSM) cung cấp shell access không cần SSH key; AWS CloudWatch tập hợp logs + metrics; AWS CloudTrail audit mọi thao tác API trên tài khoản. Phía CDN, Cloudflare đứng trước domain </w:t>
+        <w:t xml:space="preserve">Hạ tầng được mô tả bằng code (Infrastructure as Code) qua Terraform 1.5+ cho AWS resources (EC2, RDS, S3, SES, IAM, CloudWatch). Container hóa qua Docker 24 + Docker Compose 2 cho môi trường phát triển cục bộ; production triển khai container qua AWS Elastic Container Service (ECS) với task definitions JSON. Pipeline CI/CD chạy trên GitHub Actions với matrix builds (Java 21 + Node 22), tự động build + test + push container image lên AWS Elastic Container Registry (ECR). Phía vận hành, AWS Systems Manager (SSM) cung cấp shell access không cần SSH key; AWS CloudWatch tập hợp logs + metrics; AWS CloudTrail audit mọi thao tác API trên tài khoản. Phía CDN, Cloudflare đứng trước domain </w:t>
       </w:r>
       <w:r>
         <w:rPr>
@@ -24844,7 +24844,7 @@
       <w:r>
         <w:drawing>
           <wp:inline xmlns:a="http://schemas.openxmlformats.org/drawingml/2006/main" xmlns:pic="http://schemas.openxmlformats.org/drawingml/2006/picture">
-            <wp:extent cx="5760000" cy="2719135"/>
+            <wp:extent cx="5760000" cy="2810638"/>
             <wp:docPr id="21" name="Picture 21"/>
             <wp:cNvGraphicFramePr>
               <a:graphicFrameLocks noChangeAspect="1"/>
@@ -24853,7 +24853,7 @@
               <a:graphicData uri="http://schemas.openxmlformats.org/drawingml/2006/picture">
                 <pic:pic>
                   <pic:nvPicPr>
-                    <pic:cNvPr id="0" name="mermaid-03228ac755923191.png"/>
+                    <pic:cNvPr id="0" name="mermaid-60538a9e5a241a58.png"/>
                     <pic:cNvPicPr/>
                   </pic:nvPicPr>
                   <pic:blipFill>
@@ -24865,7 +24865,7 @@
                   <pic:spPr>
                     <a:xfrm>
                       <a:off x="0" y="0"/>
-                      <a:ext cx="5760000" cy="2719135"/>
+                      <a:ext cx="5760000" cy="2810638"/>
                     </a:xfrm>
                     <a:prstGeom prst="rect"/>
                   </pic:spPr>
@@ -24909,7 +24909,7 @@
       <w:r>
         <w:drawing>
           <wp:inline xmlns:a="http://schemas.openxmlformats.org/drawingml/2006/main" xmlns:pic="http://schemas.openxmlformats.org/drawingml/2006/picture">
-            <wp:extent cx="5760000" cy="2716687"/>
+            <wp:extent cx="5760000" cy="2953065"/>
             <wp:docPr id="22" name="Picture 22"/>
             <wp:cNvGraphicFramePr>
               <a:graphicFrameLocks noChangeAspect="1"/>
@@ -24918,7 +24918,7 @@
               <a:graphicData uri="http://schemas.openxmlformats.org/drawingml/2006/picture">
                 <pic:pic>
                   <pic:nvPicPr>
-                    <pic:cNvPr id="0" name="mermaid-aefd47c63cad2c34.png"/>
+                    <pic:cNvPr id="0" name="mermaid-fc29fe5a3a5711a8.png"/>
                     <pic:cNvPicPr/>
                   </pic:nvPicPr>
                   <pic:blipFill>
@@ -24930,7 +24930,7 @@
                   <pic:spPr>
                     <a:xfrm>
                       <a:off x="0" y="0"/>
-                      <a:ext cx="5760000" cy="2716687"/>
+                      <a:ext cx="5760000" cy="2953065"/>
                     </a:xfrm>
                     <a:prstGeom prst="rect"/>
                   </pic:spPr>

--- a/documents/08-thesis/thesis-v1.docx
+++ b/documents/08-thesis/thesis-v1.docx
@@ -21801,7 +21801,7 @@
       <w:r>
         <w:drawing>
           <wp:inline xmlns:a="http://schemas.openxmlformats.org/drawingml/2006/main" xmlns:pic="http://schemas.openxmlformats.org/drawingml/2006/picture">
-            <wp:extent cx="5188811" cy="6480000"/>
+            <wp:extent cx="5431339" cy="6480000"/>
             <wp:docPr id="19" name="Picture 19"/>
             <wp:cNvGraphicFramePr>
               <a:graphicFrameLocks noChangeAspect="1"/>
@@ -21810,7 +21810,7 @@
               <a:graphicData uri="http://schemas.openxmlformats.org/drawingml/2006/picture">
                 <pic:pic>
                   <pic:nvPicPr>
-                    <pic:cNvPr id="0" name="mermaid-3e2649c3cbb965e5.png"/>
+                    <pic:cNvPr id="0" name="mermaid-a6f4b739c25e129b.png"/>
                     <pic:cNvPicPr/>
                   </pic:nvPicPr>
                   <pic:blipFill>
@@ -21822,7 +21822,7 @@
                   <pic:spPr>
                     <a:xfrm>
                       <a:off x="0" y="0"/>
-                      <a:ext cx="5188811" cy="6480000"/>
+                      <a:ext cx="5431339" cy="6480000"/>
                     </a:xfrm>
                     <a:prstGeom prst="rect"/>
                   </pic:spPr>

--- a/documents/08-thesis/thesis-v1.docx
+++ b/documents/08-thesis/thesis-v1.docx
@@ -12328,227 +12328,7 @@
           <w:i w:val="0"/>
           <w:sz w:val="26"/>
         </w:rPr>
-        <w:t xml:space="preserve"> Mỗi pattern được đánh giá trên thang </w:t>
-      </w:r>
-      <w:r>
-        <w:rPr>
-          <w:rFonts w:ascii="Times New Roman" w:hAnsi="Times New Roman" w:eastAsia="Times New Roman"/>
-          <w:b/>
-          <w:i w:val="0"/>
-          <w:sz w:val="26"/>
-        </w:rPr>
-        <w:t>1-5</w:t>
-      </w:r>
-      <w:r>
-        <w:rPr>
-          <w:rFonts w:ascii="Times New Roman" w:hAnsi="Times New Roman" w:eastAsia="Times New Roman"/>
-          <w:b w:val="0"/>
-          <w:i w:val="0"/>
-          <w:sz w:val="26"/>
-        </w:rPr>
-        <w:t xml:space="preserve"> ở từng trục (1 = không phù hợp / 5 = phù hợp nhất với phạm vi hiện tại SMB của đồ án). Tổng điểm tối đa 30 (6 trục × 5 điểm). Rubric này </w:t>
-      </w:r>
-      <w:r>
-        <w:rPr>
-          <w:rFonts w:ascii="Times New Roman" w:hAnsi="Times New Roman" w:eastAsia="Times New Roman"/>
-          <w:b/>
-          <w:i w:val="0"/>
-          <w:sz w:val="26"/>
-        </w:rPr>
-        <w:t>được xây dựng riêng</w:t>
-      </w:r>
-      <w:r>
-        <w:rPr>
-          <w:rFonts w:ascii="Times New Roman" w:hAnsi="Times New Roman" w:eastAsia="Times New Roman"/>
-          <w:b w:val="0"/>
-          <w:i w:val="0"/>
-          <w:sz w:val="26"/>
-        </w:rPr>
-        <w:t xml:space="preserve"> cho ngữ cảnh trung tâm dạy thêm SMB hiện tại của Kite Platform — tham khảo phương pháp luận đánh giá Pool/Bridge/Silo của AWS Well-Architected SaaS Lens [26, tr.21] và pattern comparison của Pothon [27], nhưng các trọng số trục cụ thể (chi phí ưu tiên cao do ràng buộc Free Tier, độ phức tạp vận hành ưu tiên cao do mô hình solo-dev) phản ánh ràng buộc kinh tế / nhân lực cụ thể của đồ án.</w:t>
-      </w:r>
-    </w:p>
-    <w:p>
-      <w:pPr>
-        <w:spacing w:line="288" w:lineRule="auto"/>
-        <w:ind w:firstLine="567"/>
-        <w:jc w:val="both"/>
-      </w:pPr>
-      <w:r>
-        <w:rPr>
-          <w:rFonts w:ascii="Times New Roman" w:hAnsi="Times New Roman" w:eastAsia="Times New Roman"/>
-          <w:b w:val="0"/>
-          <w:i/>
-          <w:sz w:val="26"/>
-        </w:rPr>
-        <w:t>Tiêu chí chấm điểm 1-5 cho từng trục:</w:t>
-      </w:r>
-    </w:p>
-    <w:p>
-      <w:pPr>
-        <w:pStyle w:val="ListBullet"/>
-        <w:spacing w:line="288" w:lineRule="auto"/>
-        <w:ind w:left="850" w:hanging="283"/>
-      </w:pPr>
-      <w:r>
-        <w:rPr>
-          <w:rFonts w:ascii="Times New Roman" w:hAnsi="Times New Roman" w:eastAsia="Times New Roman"/>
-          <w:b/>
-          <w:i w:val="0"/>
-          <w:sz w:val="26"/>
-        </w:rPr>
-        <w:t>Độ mạnh cô lập:</w:t>
-      </w:r>
-      <w:r>
-        <w:rPr>
-          <w:rFonts w:ascii="Times New Roman" w:hAnsi="Times New Roman" w:eastAsia="Times New Roman"/>
-          <w:b w:val="0"/>
-          <w:i w:val="0"/>
-          <w:sz w:val="26"/>
-        </w:rPr>
-        <w:t xml:space="preserve"> 5 = enforce ở tầng cơ sở dữ liệu (vật lý hoặc chính sách RLS) / 3 = enforce ở tầng ứng dụng (qua bộ lọc trong code) / 1 = chỉ phụ thuộc kỷ luật code, không có cơ chế chặn ở DB.</w:t>
-      </w:r>
-    </w:p>
-    <w:p>
-      <w:pPr>
-        <w:pStyle w:val="ListBullet"/>
-        <w:spacing w:line="288" w:lineRule="auto"/>
-        <w:ind w:left="850" w:hanging="283"/>
-      </w:pPr>
-      <w:r>
-        <w:rPr>
-          <w:rFonts w:ascii="Times New Roman" w:hAnsi="Times New Roman" w:eastAsia="Times New Roman"/>
-          <w:b/>
-          <w:i w:val="0"/>
-          <w:sz w:val="26"/>
-        </w:rPr>
-        <w:t>Chi phí vận hành (5 = O(1)):</w:t>
-      </w:r>
-      <w:r>
-        <w:rPr>
-          <w:rFonts w:ascii="Times New Roman" w:hAnsi="Times New Roman" w:eastAsia="Times New Roman"/>
-          <w:b w:val="0"/>
-          <w:i w:val="0"/>
-          <w:sz w:val="26"/>
-        </w:rPr>
-        <w:t xml:space="preserve"> 5 = chi phí cố định không tăng theo số tenant (1 RDS chia sẻ + 1 chuỗi migration); 3 = tăng tuyến tính một phần (vd N schema cùng 1 RDS); 1 = tăng tuyến tính đầy đủ (N RDS + N migration + N monitoring).</w:t>
-      </w:r>
-    </w:p>
-    <w:p>
-      <w:pPr>
-        <w:pStyle w:val="ListBullet"/>
-        <w:spacing w:line="288" w:lineRule="auto"/>
-        <w:ind w:left="850" w:hanging="283"/>
-      </w:pPr>
-      <w:r>
-        <w:rPr>
-          <w:rFonts w:ascii="Times New Roman" w:hAnsi="Times New Roman" w:eastAsia="Times New Roman"/>
-          <w:b/>
-          <w:i w:val="0"/>
-          <w:sz w:val="26"/>
-        </w:rPr>
-        <w:t>Khả năng truy vấn xuyên tenant:</w:t>
-      </w:r>
-      <w:r>
-        <w:rPr>
-          <w:rFonts w:ascii="Times New Roman" w:hAnsi="Times New Roman" w:eastAsia="Times New Roman"/>
-          <w:b w:val="0"/>
-          <w:i w:val="0"/>
-          <w:sz w:val="26"/>
-        </w:rPr>
-        <w:t xml:space="preserve"> 5 = single query không cần JOIN/UNION + không cần bypass cơ chế cô lập; 3 = cần N query union qua nhiều scope; 1 = không khả thi nếu không thay đổi kiến trúc.</w:t>
-      </w:r>
-    </w:p>
-    <w:p>
-      <w:pPr>
-        <w:pStyle w:val="ListBullet"/>
-        <w:spacing w:line="288" w:lineRule="auto"/>
-        <w:ind w:left="850" w:hanging="283"/>
-      </w:pPr>
-      <w:r>
-        <w:rPr>
-          <w:rFonts w:ascii="Times New Roman" w:hAnsi="Times New Roman" w:eastAsia="Times New Roman"/>
-          <w:b/>
-          <w:i w:val="0"/>
-          <w:sz w:val="26"/>
-        </w:rPr>
-        <w:t>Phù hợp với phạm vi hiện tại:</w:t>
-      </w:r>
-      <w:r>
-        <w:rPr>
-          <w:rFonts w:ascii="Times New Roman" w:hAnsi="Times New Roman" w:eastAsia="Times New Roman"/>
-          <w:b w:val="0"/>
-          <w:i w:val="0"/>
-          <w:sz w:val="26"/>
-        </w:rPr>
-        <w:t xml:space="preserve"> 5 = chi phí ≤$15/tháng cho ≤10 tenant đầu + độ phức tạp triển khai thấp; 3 = chi phí $50-200/tháng hoặc cần thêm 1-2 tuần triển khai; 1 = chi phí ≥$500/tháng hoặc đòi hỏi tái cấu trúc lớn.</w:t>
-      </w:r>
-    </w:p>
-    <w:p>
-      <w:pPr>
-        <w:pStyle w:val="ListBullet"/>
-        <w:spacing w:line="288" w:lineRule="auto"/>
-        <w:ind w:left="850" w:hanging="283"/>
-      </w:pPr>
-      <w:r>
-        <w:rPr>
-          <w:rFonts w:ascii="Times New Roman" w:hAnsi="Times New Roman" w:eastAsia="Times New Roman"/>
-          <w:b/>
-          <w:i w:val="0"/>
-          <w:sz w:val="26"/>
-        </w:rPr>
-        <w:t>Vị thế tuân thủ (PDPL + ISO27001):</w:t>
-      </w:r>
-      <w:r>
-        <w:rPr>
-          <w:rFonts w:ascii="Times New Roman" w:hAnsi="Times New Roman" w:eastAsia="Times New Roman"/>
-          <w:b w:val="0"/>
-          <w:i w:val="0"/>
-          <w:sz w:val="26"/>
-        </w:rPr>
-        <w:t xml:space="preserve"> 5 = cô lập vật lý đáp ứng mọi yêu cầu pháp lý nghiêm ngặt; 4 = cô lập logic mạnh + audit trail đầy đủ + có khả năng chứng minh trong kiểm toán; 2 = không có cơ chế chặn cứng, phụ thuộc kỷ luật ứng dụng.</w:t>
-      </w:r>
-    </w:p>
-    <w:p>
-      <w:pPr>
-        <w:pStyle w:val="ListBullet"/>
-        <w:spacing w:line="288" w:lineRule="auto"/>
-        <w:ind w:left="850" w:hanging="283"/>
-      </w:pPr>
-      <w:r>
-        <w:rPr>
-          <w:rFonts w:ascii="Times New Roman" w:hAnsi="Times New Roman" w:eastAsia="Times New Roman"/>
-          <w:b/>
-          <w:i w:val="0"/>
-          <w:sz w:val="26"/>
-        </w:rPr>
-        <w:t>Chi phí chuyển đổi từ hiện trạng:</w:t>
-      </w:r>
-      <w:r>
-        <w:rPr>
-          <w:rFonts w:ascii="Times New Roman" w:hAnsi="Times New Roman" w:eastAsia="Times New Roman"/>
-          <w:b w:val="0"/>
-          <w:i w:val="0"/>
-          <w:sz w:val="26"/>
-        </w:rPr>
-        <w:t xml:space="preserve"> 5 = không cần thay đổi schema hiện tại, chỉ thêm chính sách RLS + cột </w:t>
-      </w:r>
-      <w:r>
-        <w:rPr>
-          <w:rFonts w:ascii="Times New Roman" w:hAnsi="Times New Roman" w:eastAsia="Times New Roman"/>
-          <w:b w:val="0"/>
-          <w:i/>
-          <w:sz w:val="26"/>
-        </w:rPr>
-        <w:t>tenant_id</w:t>
-      </w:r>
-      <w:r>
-        <w:rPr>
-          <w:rFonts w:ascii="Times New Roman" w:hAnsi="Times New Roman" w:eastAsia="Times New Roman"/>
-          <w:b w:val="0"/>
-          <w:i w:val="0"/>
-          <w:sz w:val="26"/>
-        </w:rPr>
-        <w:t>; 3 = cần refactor một phần (vd tách schema per tenant); 1 = cần migrate dữ liệu sang kiến trúc khác (vd N-database, serverless).</w:t>
+        <w:t xml:space="preserve"> Mỗi pattern được chấm thang 1-5 trên 6 trục — độ mạnh cô lập, chi phí vận hành theo số tenant, khả năng truy vấn xuyên tenant, độ phù hợp phạm vi SMB hiện tại, vị thế tuân thủ (PDPL + ISO27001) và chi phí chuyển đổi từ hiện trạng — tổng tối đa 30. Rubric xây dựng riêng cho ngữ cảnh trung tâm dạy thêm SMB, tham khảo phương pháp luận Pool/Bridge/Silo của AWS Well-Architected SaaS Lens [26, tr.21] và pattern comparison của Pothon [27], với trọng số ưu tiên chi phí (ràng buộc Free Tier) và độ đơn giản vận hành (mô hình solo-dev).</w:t>
       </w:r>
     </w:p>
     <w:p>
@@ -13824,15 +13604,71 @@
           <w:i/>
           <w:sz w:val="26"/>
         </w:rPr>
-        <w:t>Diễn giải cho cột Pattern 4 RLS (chọn — tổng 3+5+4+5+4+5 = 26/30):</w:t>
-      </w:r>
-    </w:p>
-    <w:p>
-      <w:pPr>
-        <w:pStyle w:val="ListBullet"/>
-        <w:spacing w:line="288" w:lineRule="auto"/>
-        <w:ind w:left="850" w:hanging="283"/>
-      </w:pPr>
+        <w:t>Diễn giải Pattern 4 (chọn — tổng 26/30):</w:t>
+      </w:r>
+      <w:r>
+        <w:rPr>
+          <w:rFonts w:ascii="Times New Roman" w:hAnsi="Times New Roman" w:eastAsia="Times New Roman"/>
+          <w:b w:val="0"/>
+          <w:i w:val="0"/>
+          <w:sz w:val="26"/>
+        </w:rPr>
+        <w:t xml:space="preserve"> P4 đạt điểm tối đa ở ba trục quyết định với phạm vi hiện tại — chi phí vận hành O(1) (5đ: 1 RDS </w:t>
+      </w:r>
+      <w:r>
+        <w:rPr>
+          <w:rFonts w:ascii="Times New Roman" w:hAnsi="Times New Roman" w:eastAsia="Times New Roman"/>
+          <w:b w:val="0"/>
+          <w:i/>
+          <w:sz w:val="26"/>
+        </w:rPr>
+        <w:t>db.t3.micro</w:t>
+      </w:r>
+      <w:r>
+        <w:rPr>
+          <w:rFonts w:ascii="Times New Roman" w:hAnsi="Times New Roman" w:eastAsia="Times New Roman"/>
+          <w:b w:val="0"/>
+          <w:i w:val="0"/>
+          <w:sz w:val="26"/>
+        </w:rPr>
+        <w:t xml:space="preserve"> chia sẻ ≈$15/tháng + 1 chuỗi Flyway migration cho mọi tenant), độ phù hợp phạm vi SMB (5đ: ≤$15/tháng cho ≤10 tenant đầu) và chi phí chuyển đổi thấp (5đ: hiện trạng đã có cột </w:t>
+      </w:r>
+      <w:r>
+        <w:rPr>
+          <w:rFonts w:ascii="Times New Roman" w:hAnsi="Times New Roman" w:eastAsia="Times New Roman"/>
+          <w:b w:val="0"/>
+          <w:i/>
+          <w:sz w:val="26"/>
+        </w:rPr>
+        <w:t>tenant_id</w:t>
+      </w:r>
+      <w:r>
+        <w:rPr>
+          <w:rFonts w:ascii="Times New Roman" w:hAnsi="Times New Roman" w:eastAsia="Times New Roman"/>
+          <w:b w:val="0"/>
+          <w:i w:val="0"/>
+          <w:sz w:val="26"/>
+        </w:rPr>
+        <w:t xml:space="preserve">, chỉ thêm chính sách RLS + cấu hình </w:t>
+      </w:r>
+      <w:r>
+        <w:rPr>
+          <w:rFonts w:ascii="Times New Roman" w:hAnsi="Times New Roman" w:eastAsia="Times New Roman"/>
+          <w:b w:val="0"/>
+          <w:i/>
+          <w:sz w:val="26"/>
+        </w:rPr>
+        <w:t>SET LOCAL app.current_tenant_id</w:t>
+      </w:r>
+      <w:r>
+        <w:rPr>
+          <w:rFonts w:ascii="Times New Roman" w:hAnsi="Times New Roman" w:eastAsia="Times New Roman"/>
+          <w:b w:val="0"/>
+          <w:i w:val="0"/>
+          <w:sz w:val="26"/>
+        </w:rPr>
+        <w:t xml:space="preserve">). Độ mạnh cô lập chỉ đạt 3đ vì RLS là cô lập </w:t>
+      </w:r>
       <w:r>
         <w:rPr>
           <w:rFonts w:ascii="Times New Roman" w:hAnsi="Times New Roman" w:eastAsia="Times New Roman"/>
@@ -13840,16 +13676,16 @@
           <w:i w:val="0"/>
           <w:sz w:val="26"/>
         </w:rPr>
-        <w:t>Độ mạnh cô lập = 3:</w:t>
-      </w:r>
-      <w:r>
-        <w:rPr>
-          <w:rFonts w:ascii="Times New Roman" w:hAnsi="Times New Roman" w:eastAsia="Times New Roman"/>
-          <w:b w:val="0"/>
-          <w:i w:val="0"/>
-          <w:sz w:val="26"/>
-        </w:rPr>
-        <w:t xml:space="preserve"> RLS enforce ở tầng cơ sở dữ liệu qua chính sách </w:t>
+        <w:t>logic</w:t>
+      </w:r>
+      <w:r>
+        <w:rPr>
+          <w:rFonts w:ascii="Times New Roman" w:hAnsi="Times New Roman" w:eastAsia="Times New Roman"/>
+          <w:b w:val="0"/>
+          <w:i w:val="0"/>
+          <w:sz w:val="26"/>
+        </w:rPr>
+        <w:t xml:space="preserve"> (chính sách </w:t>
       </w:r>
       <w:r>
         <w:rPr>
@@ -13867,7 +13703,7 @@
           <w:i w:val="0"/>
           <w:sz w:val="26"/>
         </w:rPr>
-        <w:t xml:space="preserve"> cùng cột </w:t>
+        <w:t xml:space="preserve"> + NULL force-fail, chi tiết §2.2.4) chứ không phải vật lý như Per-DB — vai trò siêu người dùng vẫn BYPASS được, nên cần thêm 4 lớp phòng thủ chiều sâu (§2.2.4). Hai trục còn lại đạt 4đ: khả năng truy vấn xuyên tenant (vai trò </w:t>
       </w:r>
       <w:r>
         <w:rPr>
@@ -13876,128 +13712,6 @@
           <w:i/>
           <w:sz w:val="26"/>
         </w:rPr>
-        <w:t>tenant_id UUID NOT NULL</w:t>
-      </w:r>
-      <w:r>
-        <w:rPr>
-          <w:rFonts w:ascii="Times New Roman" w:hAnsi="Times New Roman" w:eastAsia="Times New Roman"/>
-          <w:b w:val="0"/>
-          <w:i w:val="0"/>
-          <w:sz w:val="26"/>
-        </w:rPr>
-        <w:t xml:space="preserve"> và chế độ NULL force-fail (chi tiết §2.2.4). Điểm 3 (không phải 5) vì RLS là cô lập </w:t>
-      </w:r>
-      <w:r>
-        <w:rPr>
-          <w:rFonts w:ascii="Times New Roman" w:hAnsi="Times New Roman" w:eastAsia="Times New Roman"/>
-          <w:b/>
-          <w:i w:val="0"/>
-          <w:sz w:val="26"/>
-        </w:rPr>
-        <w:t>logic</w:t>
-      </w:r>
-      <w:r>
-        <w:rPr>
-          <w:rFonts w:ascii="Times New Roman" w:hAnsi="Times New Roman" w:eastAsia="Times New Roman"/>
-          <w:b w:val="0"/>
-          <w:i w:val="0"/>
-          <w:sz w:val="26"/>
-        </w:rPr>
-        <w:t xml:space="preserve"> chứ không phải cô lập </w:t>
-      </w:r>
-      <w:r>
-        <w:rPr>
-          <w:rFonts w:ascii="Times New Roman" w:hAnsi="Times New Roman" w:eastAsia="Times New Roman"/>
-          <w:b/>
-          <w:i w:val="0"/>
-          <w:sz w:val="26"/>
-        </w:rPr>
-        <w:t>vật lý</w:t>
-      </w:r>
-      <w:r>
-        <w:rPr>
-          <w:rFonts w:ascii="Times New Roman" w:hAnsi="Times New Roman" w:eastAsia="Times New Roman"/>
-          <w:b w:val="0"/>
-          <w:i w:val="0"/>
-          <w:sz w:val="26"/>
-        </w:rPr>
-        <w:t xml:space="preserve"> như Per-DB — vai trò siêu người dùng vẫn có thể BYPASS RLS, do đó cần thêm 4 lớp phòng thủ chiều sâu khác (xem §2.2.4) để đạt mức an toàn tương đương Per-DB.</w:t>
-      </w:r>
-    </w:p>
-    <w:p>
-      <w:pPr>
-        <w:pStyle w:val="ListBullet"/>
-        <w:spacing w:line="288" w:lineRule="auto"/>
-        <w:ind w:left="850" w:hanging="283"/>
-      </w:pPr>
-      <w:r>
-        <w:rPr>
-          <w:rFonts w:ascii="Times New Roman" w:hAnsi="Times New Roman" w:eastAsia="Times New Roman"/>
-          <w:b/>
-          <w:i w:val="0"/>
-          <w:sz w:val="26"/>
-        </w:rPr>
-        <w:t>Chi phí vận hành = 5:</w:t>
-      </w:r>
-      <w:r>
-        <w:rPr>
-          <w:rFonts w:ascii="Times New Roman" w:hAnsi="Times New Roman" w:eastAsia="Times New Roman"/>
-          <w:b w:val="0"/>
-          <w:i w:val="0"/>
-          <w:sz w:val="26"/>
-        </w:rPr>
-        <w:t xml:space="preserve"> 1 instance RDS </w:t>
-      </w:r>
-      <w:r>
-        <w:rPr>
-          <w:rFonts w:ascii="Times New Roman" w:hAnsi="Times New Roman" w:eastAsia="Times New Roman"/>
-          <w:b w:val="0"/>
-          <w:i/>
-          <w:sz w:val="26"/>
-        </w:rPr>
-        <w:t>db.t3.micro</w:t>
-      </w:r>
-      <w:r>
-        <w:rPr>
-          <w:rFonts w:ascii="Times New Roman" w:hAnsi="Times New Roman" w:eastAsia="Times New Roman"/>
-          <w:b w:val="0"/>
-          <w:i w:val="0"/>
-          <w:sz w:val="26"/>
-        </w:rPr>
-        <w:t xml:space="preserve"> chia sẻ ≈$15/tháng (Free Tier), không scale tuyến tính theo số tenant. 1 chuỗi Flyway migration áp dụng cho mọi tenant — không cần per-tenant DDL. Monitoring tập trung (1 dashboard CloudWatch cho 1 RDS) thay vì N dashboard.</w:t>
-      </w:r>
-    </w:p>
-    <w:p>
-      <w:pPr>
-        <w:pStyle w:val="ListBullet"/>
-        <w:spacing w:line="288" w:lineRule="auto"/>
-        <w:ind w:left="850" w:hanging="283"/>
-      </w:pPr>
-      <w:r>
-        <w:rPr>
-          <w:rFonts w:ascii="Times New Roman" w:hAnsi="Times New Roman" w:eastAsia="Times New Roman"/>
-          <w:b/>
-          <w:i w:val="0"/>
-          <w:sz w:val="26"/>
-        </w:rPr>
-        <w:t>Khả năng truy vấn xuyên tenant = 4:</w:t>
-      </w:r>
-      <w:r>
-        <w:rPr>
-          <w:rFonts w:ascii="Times New Roman" w:hAnsi="Times New Roman" w:eastAsia="Times New Roman"/>
-          <w:b w:val="0"/>
-          <w:i w:val="0"/>
-          <w:sz w:val="26"/>
-        </w:rPr>
-        <w:t xml:space="preserve"> Vai trò </w:t>
-      </w:r>
-      <w:r>
-        <w:rPr>
-          <w:rFonts w:ascii="Times New Roman" w:hAnsi="Times New Roman" w:eastAsia="Times New Roman"/>
-          <w:b w:val="0"/>
-          <w:i/>
-          <w:sz w:val="26"/>
-        </w:rPr>
         <w:t>kitehub_admin</w:t>
       </w:r>
       <w:r>
@@ -14007,172 +13721,7 @@
           <w:i w:val="0"/>
           <w:sz w:val="26"/>
         </w:rPr>
-        <w:t xml:space="preserve"> BYPASS RLS (qua </w:t>
-      </w:r>
-      <w:r>
-        <w:rPr>
-          <w:rFonts w:ascii="Times New Roman" w:hAnsi="Times New Roman" w:eastAsia="Times New Roman"/>
-          <w:b w:val="0"/>
-          <w:i/>
-          <w:sz w:val="26"/>
-        </w:rPr>
-        <w:t>ALTER ROLE ... BYPASSRLS</w:t>
-      </w:r>
-      <w:r>
-        <w:rPr>
-          <w:rFonts w:ascii="Times New Roman" w:hAnsi="Times New Roman" w:eastAsia="Times New Roman"/>
-          <w:b w:val="0"/>
-          <w:i w:val="0"/>
-          <w:sz w:val="26"/>
-        </w:rPr>
-        <w:t>), cho phép single query xuyên tenant phục vụ report toàn nền tảng và migration. Điểm 4 (không phải 5) vì cần ý thức rõ ràng khi viết code admin để không vô tình leak dữ liệu giữa tenant context — yêu cầu kỷ luật code review chặt chẽ.</w:t>
-      </w:r>
-    </w:p>
-    <w:p>
-      <w:pPr>
-        <w:pStyle w:val="ListBullet"/>
-        <w:spacing w:line="288" w:lineRule="auto"/>
-        <w:ind w:left="850" w:hanging="283"/>
-      </w:pPr>
-      <w:r>
-        <w:rPr>
-          <w:rFonts w:ascii="Times New Roman" w:hAnsi="Times New Roman" w:eastAsia="Times New Roman"/>
-          <w:b/>
-          <w:i w:val="0"/>
-          <w:sz w:val="26"/>
-        </w:rPr>
-        <w:t>Phù hợp với phạm vi hiện tại = 5:</w:t>
-      </w:r>
-      <w:r>
-        <w:rPr>
-          <w:rFonts w:ascii="Times New Roman" w:hAnsi="Times New Roman" w:eastAsia="Times New Roman"/>
-          <w:b w:val="0"/>
-          <w:i w:val="0"/>
-          <w:sz w:val="26"/>
-        </w:rPr>
-        <w:t xml:space="preserve"> Tổng chi phí hạ tầng ≤$15/tháng (RDS Free Tier 12 tháng đầu, ECS Fargate Spot, S3 dưới 5GB), phù hợp quy mô ≤10 tenant đầu của trung tâm SMB. Triển khai chỉ cần thêm cột </w:t>
-      </w:r>
-      <w:r>
-        <w:rPr>
-          <w:rFonts w:ascii="Times New Roman" w:hAnsi="Times New Roman" w:eastAsia="Times New Roman"/>
-          <w:b w:val="0"/>
-          <w:i/>
-          <w:sz w:val="26"/>
-        </w:rPr>
-        <w:t>tenant_id</w:t>
-      </w:r>
-      <w:r>
-        <w:rPr>
-          <w:rFonts w:ascii="Times New Roman" w:hAnsi="Times New Roman" w:eastAsia="Times New Roman"/>
-          <w:b w:val="0"/>
-          <w:i w:val="0"/>
-          <w:sz w:val="26"/>
-        </w:rPr>
-        <w:t xml:space="preserve"> + 1 migration Flyway tạo chính sách RLS cho mỗi bảng — không cần tái cấu trúc kiến trúc.</w:t>
-      </w:r>
-    </w:p>
-    <w:p>
-      <w:pPr>
-        <w:pStyle w:val="ListBullet"/>
-        <w:spacing w:line="288" w:lineRule="auto"/>
-        <w:ind w:left="850" w:hanging="283"/>
-      </w:pPr>
-      <w:r>
-        <w:rPr>
-          <w:rFonts w:ascii="Times New Roman" w:hAnsi="Times New Roman" w:eastAsia="Times New Roman"/>
-          <w:b/>
-          <w:i w:val="0"/>
-          <w:sz w:val="26"/>
-        </w:rPr>
-        <w:t>Vị thế tuân thủ (PDPL + ISO27001) = 4:</w:t>
-      </w:r>
-      <w:r>
-        <w:rPr>
-          <w:rFonts w:ascii="Times New Roman" w:hAnsi="Times New Roman" w:eastAsia="Times New Roman"/>
-          <w:b w:val="0"/>
-          <w:i w:val="0"/>
-          <w:sz w:val="26"/>
-        </w:rPr>
-        <w:t xml:space="preserve"> Đáp ứng yêu cầu cô lập logic mạnh của PDPL 2023 (Điều 19 — bảo vệ dữ liệu cá nhân) và ISO/IEC 27001:2022 (A.8.3 — quản lý quyền truy cập), kèm audit trail đầy đủ qua bảng </w:t>
-      </w:r>
-      <w:r>
-        <w:rPr>
-          <w:rFonts w:ascii="Times New Roman" w:hAnsi="Times New Roman" w:eastAsia="Times New Roman"/>
-          <w:b w:val="0"/>
-          <w:i/>
-          <w:sz w:val="26"/>
-        </w:rPr>
-        <w:t>audit_logs</w:t>
-      </w:r>
-      <w:r>
-        <w:rPr>
-          <w:rFonts w:ascii="Times New Roman" w:hAnsi="Times New Roman" w:eastAsia="Times New Roman"/>
-          <w:b w:val="0"/>
-          <w:i w:val="0"/>
-          <w:sz w:val="26"/>
-        </w:rPr>
-        <w:t xml:space="preserve"> PDPL Art 11. Điểm 4 (không phải 5) vì cô lập logic, không phải vật lý — khách hàng doanh nghiệp yêu cầu cô lập vật lý ở lộ trình phát triển sau sẽ cần chuyển sang Hybrid Path A (xem P5).</w:t>
-      </w:r>
-    </w:p>
-    <w:p>
-      <w:pPr>
-        <w:pStyle w:val="ListBullet"/>
-        <w:spacing w:line="288" w:lineRule="auto"/>
-        <w:ind w:left="850" w:hanging="283"/>
-      </w:pPr>
-      <w:r>
-        <w:rPr>
-          <w:rFonts w:ascii="Times New Roman" w:hAnsi="Times New Roman" w:eastAsia="Times New Roman"/>
-          <w:b/>
-          <w:i w:val="0"/>
-          <w:sz w:val="26"/>
-        </w:rPr>
-        <w:t>Chi phí chuyển đổi từ hiện trạng = 5:</w:t>
-      </w:r>
-      <w:r>
-        <w:rPr>
-          <w:rFonts w:ascii="Times New Roman" w:hAnsi="Times New Roman" w:eastAsia="Times New Roman"/>
-          <w:b w:val="0"/>
-          <w:i w:val="0"/>
-          <w:sz w:val="26"/>
-        </w:rPr>
-        <w:t xml:space="preserve"> Hiện trạng đã có cột </w:t>
-      </w:r>
-      <w:r>
-        <w:rPr>
-          <w:rFonts w:ascii="Times New Roman" w:hAnsi="Times New Roman" w:eastAsia="Times New Roman"/>
-          <w:b w:val="0"/>
-          <w:i/>
-          <w:sz w:val="26"/>
-        </w:rPr>
-        <w:t>tenant_id</w:t>
-      </w:r>
-      <w:r>
-        <w:rPr>
-          <w:rFonts w:ascii="Times New Roman" w:hAnsi="Times New Roman" w:eastAsia="Times New Roman"/>
-          <w:b w:val="0"/>
-          <w:i w:val="0"/>
-          <w:sz w:val="26"/>
-        </w:rPr>
-        <w:t xml:space="preserve"> ở mọi bảng domain (mô hình P3 ban đầu); chuyển sang P4 RLS chỉ cần thêm chính sách RLS + cấu hình </w:t>
-      </w:r>
-      <w:r>
-        <w:rPr>
-          <w:rFonts w:ascii="Times New Roman" w:hAnsi="Times New Roman" w:eastAsia="Times New Roman"/>
-          <w:b w:val="0"/>
-          <w:i/>
-          <w:sz w:val="26"/>
-        </w:rPr>
-        <w:t>SET LOCAL app.current_tenant_id</w:t>
-      </w:r>
-      <w:r>
-        <w:rPr>
-          <w:rFonts w:ascii="Times New Roman" w:hAnsi="Times New Roman" w:eastAsia="Times New Roman"/>
-          <w:b w:val="0"/>
-          <w:i w:val="0"/>
-          <w:sz w:val="26"/>
-        </w:rPr>
-        <w:t xml:space="preserve"> ở tầng kết nối DB, không cần migrate dữ liệu hay refactor entity model.</w:t>
+        <w:t xml:space="preserve"> BYPASSRLS phục vụ report toàn nền tảng) và vị thế tuân thủ (cô lập logic mạnh + audit trail PDPL Art 11) — chưa đạt 5đ do là cô lập logic, không vật lý.</w:t>
       </w:r>
     </w:p>
     <w:p>

--- a/documents/08-thesis/thesis-v1.docx
+++ b/documents/08-thesis/thesis-v1.docx
@@ -7122,7 +7122,7 @@
           <w:i w:val="0"/>
           <w:sz w:val="26"/>
         </w:rPr>
-        <w:t>Lõi nghiệp vụ giáo dục (KiteClass `kiteclass-core`)</w:t>
+        <w:t>Email giao dịch (KiteHub `kitehub-email`)</w:t>
       </w:r>
     </w:p>
     <w:p>
@@ -7134,20 +7134,11 @@
       <w:r>
         <w:rPr>
           <w:rFonts w:ascii="Times New Roman" w:hAnsi="Times New Roman" w:eastAsia="Times New Roman"/>
-          <w:b/>
-          <w:i w:val="0"/>
-          <w:sz w:val="26"/>
-        </w:rPr>
-        <w:t>Quản lý học sinh:</w:t>
-      </w:r>
-      <w:r>
-        <w:rPr>
-          <w:rFonts w:ascii="Times New Roman" w:hAnsi="Times New Roman" w:eastAsia="Times New Roman"/>
-          <w:b w:val="0"/>
-          <w:i w:val="0"/>
-          <w:sz w:val="26"/>
-        </w:rPr>
-        <w:t xml:space="preserve"> CRUD học sinh, nhập hàng loạt CSV/Excel (bảng </w:t>
+          <w:b w:val="0"/>
+          <w:i w:val="0"/>
+          <w:sz w:val="26"/>
+        </w:rPr>
+        <w:t xml:space="preserve">Kênh thông báo trừu tượng </w:t>
       </w:r>
       <w:r>
         <w:rPr>
@@ -7156,16 +7147,16 @@
           <w:i/>
           <w:sz w:val="26"/>
         </w:rPr>
-        <w:t>students</w:t>
-      </w:r>
-      <w:r>
-        <w:rPr>
-          <w:rFonts w:ascii="Times New Roman" w:hAnsi="Times New Roman" w:eastAsia="Times New Roman"/>
-          <w:b w:val="0"/>
-          <w:i w:val="0"/>
-          <w:sz w:val="26"/>
-        </w:rPr>
-        <w:t>), liên kết phụ huynh — học sinh</w:t>
+        <w:t>NotificationChannel</w:t>
+      </w:r>
+      <w:r>
+        <w:rPr>
+          <w:rFonts w:ascii="Times New Roman" w:hAnsi="Times New Roman" w:eastAsia="Times New Roman"/>
+          <w:b w:val="0"/>
+          <w:i w:val="0"/>
+          <w:sz w:val="26"/>
+        </w:rPr>
+        <w:t xml:space="preserve"> với hai nhà cung cấp: AWS SES (mặc định môi trường vận hành) và Resend (dự phòng), tự động chuyển đổi khi nhà cung cấp chính lỗi</w:t>
       </w:r>
     </w:p>
     <w:p>
@@ -7177,92 +7168,11 @@
       <w:r>
         <w:rPr>
           <w:rFonts w:ascii="Times New Roman" w:hAnsi="Times New Roman" w:eastAsia="Times New Roman"/>
-          <w:b/>
-          <w:i w:val="0"/>
-          <w:sz w:val="26"/>
-        </w:rPr>
-        <w:t>Lớp học &amp; thời khóa biểu:</w:t>
-      </w:r>
-      <w:r>
-        <w:rPr>
-          <w:rFonts w:ascii="Times New Roman" w:hAnsi="Times New Roman" w:eastAsia="Times New Roman"/>
-          <w:b w:val="0"/>
-          <w:i w:val="0"/>
-          <w:sz w:val="26"/>
-        </w:rPr>
-        <w:t xml:space="preserve"> Tạo lớp (ví dụ </w:t>
-      </w:r>
-      <w:r>
-        <w:rPr>
-          <w:rFonts w:ascii="Times New Roman" w:hAnsi="Times New Roman" w:eastAsia="Times New Roman"/>
-          <w:b w:val="0"/>
-          <w:i/>
-          <w:sz w:val="26"/>
-        </w:rPr>
-        <w:t>Lớp Anh ngữ 5A1</w:t>
-      </w:r>
-      <w:r>
-        <w:rPr>
-          <w:rFonts w:ascii="Times New Roman" w:hAnsi="Times New Roman" w:eastAsia="Times New Roman"/>
-          <w:b w:val="0"/>
-          <w:i w:val="0"/>
-          <w:sz w:val="26"/>
-        </w:rPr>
-        <w:t xml:space="preserve"> / </w:t>
-      </w:r>
-      <w:r>
-        <w:rPr>
-          <w:rFonts w:ascii="Times New Roman" w:hAnsi="Times New Roman" w:eastAsia="Times New Roman"/>
-          <w:b w:val="0"/>
-          <w:i/>
-          <w:sz w:val="26"/>
-        </w:rPr>
-        <w:t>Lớp Toán 9B</w:t>
-      </w:r>
-      <w:r>
-        <w:rPr>
-          <w:rFonts w:ascii="Times New Roman" w:hAnsi="Times New Roman" w:eastAsia="Times New Roman"/>
-          <w:b w:val="0"/>
-          <w:i w:val="0"/>
-          <w:sz w:val="26"/>
-        </w:rPr>
-        <w:t xml:space="preserve">), gắn </w:t>
-      </w:r>
-      <w:r>
-        <w:rPr>
-          <w:rFonts w:ascii="Times New Roman" w:hAnsi="Times New Roman" w:eastAsia="Times New Roman"/>
-          <w:b w:val="0"/>
-          <w:i/>
-          <w:sz w:val="26"/>
-        </w:rPr>
-        <w:t>homeroom_class</w:t>
-      </w:r>
-      <w:r>
-        <w:rPr>
-          <w:rFonts w:ascii="Times New Roman" w:hAnsi="Times New Roman" w:eastAsia="Times New Roman"/>
-          <w:b w:val="0"/>
-          <w:i w:val="0"/>
-          <w:sz w:val="26"/>
-        </w:rPr>
-        <w:t xml:space="preserve"> cho lớp chủ nhiệm, lập lịch buổi học qua </w:t>
-      </w:r>
-      <w:r>
-        <w:rPr>
-          <w:rFonts w:ascii="Times New Roman" w:hAnsi="Times New Roman" w:eastAsia="Times New Roman"/>
-          <w:b w:val="0"/>
-          <w:i/>
-          <w:sz w:val="26"/>
-        </w:rPr>
-        <w:t>class_schedule_slots</w:t>
-      </w:r>
-      <w:r>
-        <w:rPr>
-          <w:rFonts w:ascii="Times New Roman" w:hAnsi="Times New Roman" w:eastAsia="Times New Roman"/>
-          <w:b w:val="0"/>
-          <w:i w:val="0"/>
-          <w:sz w:val="26"/>
-        </w:rPr>
-        <w:t xml:space="preserve"> (khung thứ 2-7 17:00-21:00 buổi tối phổ biến)</w:t>
+          <w:b w:val="0"/>
+          <w:i w:val="0"/>
+          <w:sz w:val="26"/>
+        </w:rPr>
+        <w:t>Mẫu email theo tông giọng phù hợp vai trò người nhận (Owner trang trọng, phụ huynh kính ngữ): chào mừng, magic-link kích hoạt, hóa đơn, nhắc thanh toán, thông báo điểm/sự cố</w:t>
       </w:r>
     </w:p>
     <w:p>
@@ -7274,20 +7184,11 @@
       <w:r>
         <w:rPr>
           <w:rFonts w:ascii="Times New Roman" w:hAnsi="Times New Roman" w:eastAsia="Times New Roman"/>
-          <w:b/>
-          <w:i w:val="0"/>
-          <w:sz w:val="26"/>
-        </w:rPr>
-        <w:t>Điểm danh:</w:t>
-      </w:r>
-      <w:r>
-        <w:rPr>
-          <w:rFonts w:ascii="Times New Roman" w:hAnsi="Times New Roman" w:eastAsia="Times New Roman"/>
-          <w:b w:val="0"/>
-          <w:i w:val="0"/>
-          <w:sz w:val="26"/>
-        </w:rPr>
-        <w:t xml:space="preserve"> GVCN điểm danh từng </w:t>
+          <w:b w:val="0"/>
+          <w:i w:val="0"/>
+          <w:sz w:val="26"/>
+        </w:rPr>
+        <w:t xml:space="preserve">Gửi bất đồng bộ qua sự kiện RabbitMQ </w:t>
       </w:r>
       <w:r>
         <w:rPr>
@@ -7296,16 +7197,16 @@
           <w:i/>
           <w:sz w:val="26"/>
         </w:rPr>
-        <w:t>attendance_period</w:t>
-      </w:r>
-      <w:r>
-        <w:rPr>
-          <w:rFonts w:ascii="Times New Roman" w:hAnsi="Times New Roman" w:eastAsia="Times New Roman"/>
-          <w:b w:val="0"/>
-          <w:i w:val="0"/>
-          <w:sz w:val="26"/>
-        </w:rPr>
-        <w:t xml:space="preserve"> (mỗi buổi học), trạng thái Có/Vắng/Nghỉ phép</w:t>
+        <w:t>email.exchange</w:t>
+      </w:r>
+      <w:r>
+        <w:rPr>
+          <w:rFonts w:ascii="Times New Roman" w:hAnsi="Times New Roman" w:eastAsia="Times New Roman"/>
+          <w:b w:val="0"/>
+          <w:i w:val="0"/>
+          <w:sz w:val="26"/>
+        </w:rPr>
+        <w:t xml:space="preserve"> — tách rời khỏi luồng nghiệp vụ chính để không chặn request người dùng</w:t>
       </w:r>
     </w:p>
     <w:p>
@@ -7317,92 +7218,45 @@
       <w:r>
         <w:rPr>
           <w:rFonts w:ascii="Times New Roman" w:hAnsi="Times New Roman" w:eastAsia="Times New Roman"/>
+          <w:b w:val="0"/>
+          <w:i w:val="0"/>
+          <w:sz w:val="26"/>
+        </w:rPr>
+        <w:t xml:space="preserve">Nhật ký gửi lưu bảng </w:t>
+      </w:r>
+      <w:r>
+        <w:rPr>
+          <w:rFonts w:ascii="Times New Roman" w:hAnsi="Times New Roman" w:eastAsia="Times New Roman"/>
+          <w:b w:val="0"/>
+          <w:i/>
+          <w:sz w:val="26"/>
+        </w:rPr>
+        <w:t>email_logs</w:t>
+      </w:r>
+      <w:r>
+        <w:rPr>
+          <w:rFonts w:ascii="Times New Roman" w:hAnsi="Times New Roman" w:eastAsia="Times New Roman"/>
+          <w:b w:val="0"/>
+          <w:i w:val="0"/>
+          <w:sz w:val="26"/>
+        </w:rPr>
+        <w:t xml:space="preserve"> phục vụ tra cứu và đối soát tỷ lệ gửi thành công</w:t>
+      </w:r>
+    </w:p>
+    <w:p>
+      <w:pPr>
+        <w:spacing w:line="288" w:lineRule="auto"/>
+        <w:ind w:firstLine="567"/>
+        <w:jc w:val="both"/>
+      </w:pPr>
+      <w:r>
+        <w:rPr>
+          <w:rFonts w:ascii="Times New Roman" w:hAnsi="Times New Roman" w:eastAsia="Times New Roman"/>
           <w:b/>
           <w:i w:val="0"/>
           <w:sz w:val="26"/>
         </w:rPr>
-        <w:t>Chấm điểm:</w:t>
-      </w:r>
-      <w:r>
-        <w:rPr>
-          <w:rFonts w:ascii="Times New Roman" w:hAnsi="Times New Roman" w:eastAsia="Times New Roman"/>
-          <w:b w:val="0"/>
-          <w:i w:val="0"/>
-          <w:sz w:val="26"/>
-        </w:rPr>
-        <w:t xml:space="preserve"> Nhập điểm </w:t>
-      </w:r>
-      <w:r>
-        <w:rPr>
-          <w:rFonts w:ascii="Times New Roman" w:hAnsi="Times New Roman" w:eastAsia="Times New Roman"/>
-          <w:b w:val="0"/>
-          <w:i/>
-          <w:sz w:val="26"/>
-        </w:rPr>
-        <w:t>grades</w:t>
-      </w:r>
-      <w:r>
-        <w:rPr>
-          <w:rFonts w:ascii="Times New Roman" w:hAnsi="Times New Roman" w:eastAsia="Times New Roman"/>
-          <w:b w:val="0"/>
-          <w:i w:val="0"/>
-          <w:sz w:val="26"/>
-        </w:rPr>
-        <w:t xml:space="preserve"> cho </w:t>
-      </w:r>
-      <w:r>
-        <w:rPr>
-          <w:rFonts w:ascii="Times New Roman" w:hAnsi="Times New Roman" w:eastAsia="Times New Roman"/>
-          <w:b w:val="0"/>
-          <w:i/>
-          <w:sz w:val="26"/>
-        </w:rPr>
-        <w:t>assignments</w:t>
-      </w:r>
-      <w:r>
-        <w:rPr>
-          <w:rFonts w:ascii="Times New Roman" w:hAnsi="Times New Roman" w:eastAsia="Times New Roman"/>
-          <w:b w:val="0"/>
-          <w:i w:val="0"/>
-          <w:sz w:val="26"/>
-        </w:rPr>
-        <w:t xml:space="preserve"> / </w:t>
-      </w:r>
-      <w:r>
-        <w:rPr>
-          <w:rFonts w:ascii="Times New Roman" w:hAnsi="Times New Roman" w:eastAsia="Times New Roman"/>
-          <w:b w:val="0"/>
-          <w:i/>
-          <w:sz w:val="26"/>
-        </w:rPr>
-        <w:t>subject_grades</w:t>
-      </w:r>
-      <w:r>
-        <w:rPr>
-          <w:rFonts w:ascii="Times New Roman" w:hAnsi="Times New Roman" w:eastAsia="Times New Roman"/>
-          <w:b w:val="0"/>
-          <w:i w:val="0"/>
-          <w:sz w:val="26"/>
-        </w:rPr>
-        <w:t xml:space="preserve">, xuất bảng điểm theo </w:t>
-      </w:r>
-      <w:r>
-        <w:rPr>
-          <w:rFonts w:ascii="Times New Roman" w:hAnsi="Times New Roman" w:eastAsia="Times New Roman"/>
-          <w:b w:val="0"/>
-          <w:i/>
-          <w:sz w:val="26"/>
-        </w:rPr>
-        <w:t>grading_scales</w:t>
-      </w:r>
-      <w:r>
-        <w:rPr>
-          <w:rFonts w:ascii="Times New Roman" w:hAnsi="Times New Roman" w:eastAsia="Times New Roman"/>
-          <w:b w:val="0"/>
-          <w:i w:val="0"/>
-          <w:sz w:val="26"/>
-        </w:rPr>
-        <w:t xml:space="preserve"> (thang 10); báo cáo cuối kỳ HK1/HK2/HK_Hè</w:t>
+        <w:t>Lõi nghiệp vụ giáo dục (KiteClass `kiteclass-core`)</w:t>
       </w:r>
     </w:p>
     <w:p>
@@ -7418,6 +7272,286 @@
           <w:i w:val="0"/>
           <w:sz w:val="26"/>
         </w:rPr>
+        <w:t>Quản lý học sinh:</w:t>
+      </w:r>
+      <w:r>
+        <w:rPr>
+          <w:rFonts w:ascii="Times New Roman" w:hAnsi="Times New Roman" w:eastAsia="Times New Roman"/>
+          <w:b w:val="0"/>
+          <w:i w:val="0"/>
+          <w:sz w:val="26"/>
+        </w:rPr>
+        <w:t xml:space="preserve"> CRUD học sinh, nhập hàng loạt CSV/Excel (bảng </w:t>
+      </w:r>
+      <w:r>
+        <w:rPr>
+          <w:rFonts w:ascii="Times New Roman" w:hAnsi="Times New Roman" w:eastAsia="Times New Roman"/>
+          <w:b w:val="0"/>
+          <w:i/>
+          <w:sz w:val="26"/>
+        </w:rPr>
+        <w:t>students</w:t>
+      </w:r>
+      <w:r>
+        <w:rPr>
+          <w:rFonts w:ascii="Times New Roman" w:hAnsi="Times New Roman" w:eastAsia="Times New Roman"/>
+          <w:b w:val="0"/>
+          <w:i w:val="0"/>
+          <w:sz w:val="26"/>
+        </w:rPr>
+        <w:t>), liên kết phụ huynh — học sinh</w:t>
+      </w:r>
+    </w:p>
+    <w:p>
+      <w:pPr>
+        <w:pStyle w:val="ListBullet"/>
+        <w:spacing w:line="288" w:lineRule="auto"/>
+        <w:ind w:left="850" w:hanging="283"/>
+      </w:pPr>
+      <w:r>
+        <w:rPr>
+          <w:rFonts w:ascii="Times New Roman" w:hAnsi="Times New Roman" w:eastAsia="Times New Roman"/>
+          <w:b/>
+          <w:i w:val="0"/>
+          <w:sz w:val="26"/>
+        </w:rPr>
+        <w:t>Lớp học &amp; thời khóa biểu:</w:t>
+      </w:r>
+      <w:r>
+        <w:rPr>
+          <w:rFonts w:ascii="Times New Roman" w:hAnsi="Times New Roman" w:eastAsia="Times New Roman"/>
+          <w:b w:val="0"/>
+          <w:i w:val="0"/>
+          <w:sz w:val="26"/>
+        </w:rPr>
+        <w:t xml:space="preserve"> Tạo lớp (ví dụ </w:t>
+      </w:r>
+      <w:r>
+        <w:rPr>
+          <w:rFonts w:ascii="Times New Roman" w:hAnsi="Times New Roman" w:eastAsia="Times New Roman"/>
+          <w:b w:val="0"/>
+          <w:i/>
+          <w:sz w:val="26"/>
+        </w:rPr>
+        <w:t>Lớp Anh ngữ 5A1</w:t>
+      </w:r>
+      <w:r>
+        <w:rPr>
+          <w:rFonts w:ascii="Times New Roman" w:hAnsi="Times New Roman" w:eastAsia="Times New Roman"/>
+          <w:b w:val="0"/>
+          <w:i w:val="0"/>
+          <w:sz w:val="26"/>
+        </w:rPr>
+        <w:t xml:space="preserve"> / </w:t>
+      </w:r>
+      <w:r>
+        <w:rPr>
+          <w:rFonts w:ascii="Times New Roman" w:hAnsi="Times New Roman" w:eastAsia="Times New Roman"/>
+          <w:b w:val="0"/>
+          <w:i/>
+          <w:sz w:val="26"/>
+        </w:rPr>
+        <w:t>Lớp Toán 9B</w:t>
+      </w:r>
+      <w:r>
+        <w:rPr>
+          <w:rFonts w:ascii="Times New Roman" w:hAnsi="Times New Roman" w:eastAsia="Times New Roman"/>
+          <w:b w:val="0"/>
+          <w:i w:val="0"/>
+          <w:sz w:val="26"/>
+        </w:rPr>
+        <w:t xml:space="preserve">), gắn </w:t>
+      </w:r>
+      <w:r>
+        <w:rPr>
+          <w:rFonts w:ascii="Times New Roman" w:hAnsi="Times New Roman" w:eastAsia="Times New Roman"/>
+          <w:b w:val="0"/>
+          <w:i/>
+          <w:sz w:val="26"/>
+        </w:rPr>
+        <w:t>homeroom_class</w:t>
+      </w:r>
+      <w:r>
+        <w:rPr>
+          <w:rFonts w:ascii="Times New Roman" w:hAnsi="Times New Roman" w:eastAsia="Times New Roman"/>
+          <w:b w:val="0"/>
+          <w:i w:val="0"/>
+          <w:sz w:val="26"/>
+        </w:rPr>
+        <w:t xml:space="preserve"> cho lớp chủ nhiệm, lập lịch buổi học qua </w:t>
+      </w:r>
+      <w:r>
+        <w:rPr>
+          <w:rFonts w:ascii="Times New Roman" w:hAnsi="Times New Roman" w:eastAsia="Times New Roman"/>
+          <w:b w:val="0"/>
+          <w:i/>
+          <w:sz w:val="26"/>
+        </w:rPr>
+        <w:t>class_schedule_slots</w:t>
+      </w:r>
+      <w:r>
+        <w:rPr>
+          <w:rFonts w:ascii="Times New Roman" w:hAnsi="Times New Roman" w:eastAsia="Times New Roman"/>
+          <w:b w:val="0"/>
+          <w:i w:val="0"/>
+          <w:sz w:val="26"/>
+        </w:rPr>
+        <w:t xml:space="preserve"> (khung thứ 2-7 17:00-21:00 buổi tối phổ biến)</w:t>
+      </w:r>
+    </w:p>
+    <w:p>
+      <w:pPr>
+        <w:pStyle w:val="ListBullet"/>
+        <w:spacing w:line="288" w:lineRule="auto"/>
+        <w:ind w:left="850" w:hanging="283"/>
+      </w:pPr>
+      <w:r>
+        <w:rPr>
+          <w:rFonts w:ascii="Times New Roman" w:hAnsi="Times New Roman" w:eastAsia="Times New Roman"/>
+          <w:b/>
+          <w:i w:val="0"/>
+          <w:sz w:val="26"/>
+        </w:rPr>
+        <w:t>Điểm danh:</w:t>
+      </w:r>
+      <w:r>
+        <w:rPr>
+          <w:rFonts w:ascii="Times New Roman" w:hAnsi="Times New Roman" w:eastAsia="Times New Roman"/>
+          <w:b w:val="0"/>
+          <w:i w:val="0"/>
+          <w:sz w:val="26"/>
+        </w:rPr>
+        <w:t xml:space="preserve"> GVCN điểm danh từng </w:t>
+      </w:r>
+      <w:r>
+        <w:rPr>
+          <w:rFonts w:ascii="Times New Roman" w:hAnsi="Times New Roman" w:eastAsia="Times New Roman"/>
+          <w:b w:val="0"/>
+          <w:i/>
+          <w:sz w:val="26"/>
+        </w:rPr>
+        <w:t>attendance_period</w:t>
+      </w:r>
+      <w:r>
+        <w:rPr>
+          <w:rFonts w:ascii="Times New Roman" w:hAnsi="Times New Roman" w:eastAsia="Times New Roman"/>
+          <w:b w:val="0"/>
+          <w:i w:val="0"/>
+          <w:sz w:val="26"/>
+        </w:rPr>
+        <w:t xml:space="preserve"> (mỗi buổi học), trạng thái Có/Vắng/Nghỉ phép</w:t>
+      </w:r>
+    </w:p>
+    <w:p>
+      <w:pPr>
+        <w:pStyle w:val="ListBullet"/>
+        <w:spacing w:line="288" w:lineRule="auto"/>
+        <w:ind w:left="850" w:hanging="283"/>
+      </w:pPr>
+      <w:r>
+        <w:rPr>
+          <w:rFonts w:ascii="Times New Roman" w:hAnsi="Times New Roman" w:eastAsia="Times New Roman"/>
+          <w:b/>
+          <w:i w:val="0"/>
+          <w:sz w:val="26"/>
+        </w:rPr>
+        <w:t>Chấm điểm:</w:t>
+      </w:r>
+      <w:r>
+        <w:rPr>
+          <w:rFonts w:ascii="Times New Roman" w:hAnsi="Times New Roman" w:eastAsia="Times New Roman"/>
+          <w:b w:val="0"/>
+          <w:i w:val="0"/>
+          <w:sz w:val="26"/>
+        </w:rPr>
+        <w:t xml:space="preserve"> Nhập điểm </w:t>
+      </w:r>
+      <w:r>
+        <w:rPr>
+          <w:rFonts w:ascii="Times New Roman" w:hAnsi="Times New Roman" w:eastAsia="Times New Roman"/>
+          <w:b w:val="0"/>
+          <w:i/>
+          <w:sz w:val="26"/>
+        </w:rPr>
+        <w:t>grades</w:t>
+      </w:r>
+      <w:r>
+        <w:rPr>
+          <w:rFonts w:ascii="Times New Roman" w:hAnsi="Times New Roman" w:eastAsia="Times New Roman"/>
+          <w:b w:val="0"/>
+          <w:i w:val="0"/>
+          <w:sz w:val="26"/>
+        </w:rPr>
+        <w:t xml:space="preserve"> cho </w:t>
+      </w:r>
+      <w:r>
+        <w:rPr>
+          <w:rFonts w:ascii="Times New Roman" w:hAnsi="Times New Roman" w:eastAsia="Times New Roman"/>
+          <w:b w:val="0"/>
+          <w:i/>
+          <w:sz w:val="26"/>
+        </w:rPr>
+        <w:t>assignments</w:t>
+      </w:r>
+      <w:r>
+        <w:rPr>
+          <w:rFonts w:ascii="Times New Roman" w:hAnsi="Times New Roman" w:eastAsia="Times New Roman"/>
+          <w:b w:val="0"/>
+          <w:i w:val="0"/>
+          <w:sz w:val="26"/>
+        </w:rPr>
+        <w:t xml:space="preserve"> / </w:t>
+      </w:r>
+      <w:r>
+        <w:rPr>
+          <w:rFonts w:ascii="Times New Roman" w:hAnsi="Times New Roman" w:eastAsia="Times New Roman"/>
+          <w:b w:val="0"/>
+          <w:i/>
+          <w:sz w:val="26"/>
+        </w:rPr>
+        <w:t>subject_grades</w:t>
+      </w:r>
+      <w:r>
+        <w:rPr>
+          <w:rFonts w:ascii="Times New Roman" w:hAnsi="Times New Roman" w:eastAsia="Times New Roman"/>
+          <w:b w:val="0"/>
+          <w:i w:val="0"/>
+          <w:sz w:val="26"/>
+        </w:rPr>
+        <w:t xml:space="preserve">, xuất bảng điểm theo </w:t>
+      </w:r>
+      <w:r>
+        <w:rPr>
+          <w:rFonts w:ascii="Times New Roman" w:hAnsi="Times New Roman" w:eastAsia="Times New Roman"/>
+          <w:b w:val="0"/>
+          <w:i/>
+          <w:sz w:val="26"/>
+        </w:rPr>
+        <w:t>grading_scales</w:t>
+      </w:r>
+      <w:r>
+        <w:rPr>
+          <w:rFonts w:ascii="Times New Roman" w:hAnsi="Times New Roman" w:eastAsia="Times New Roman"/>
+          <w:b w:val="0"/>
+          <w:i w:val="0"/>
+          <w:sz w:val="26"/>
+        </w:rPr>
+        <w:t xml:space="preserve"> (thang 10); báo cáo cuối kỳ HK1/HK2/HK_Hè</w:t>
+      </w:r>
+    </w:p>
+    <w:p>
+      <w:pPr>
+        <w:pStyle w:val="ListBullet"/>
+        <w:spacing w:line="288" w:lineRule="auto"/>
+        <w:ind w:left="850" w:hanging="283"/>
+      </w:pPr>
+      <w:r>
+        <w:rPr>
+          <w:rFonts w:ascii="Times New Roman" w:hAnsi="Times New Roman" w:eastAsia="Times New Roman"/>
+          <w:b/>
+          <w:i w:val="0"/>
+          <w:sz w:val="26"/>
+        </w:rPr>
         <w:t>Thanh toán theo tenant:</w:t>
       </w:r>
       <w:r>
@@ -7463,7 +7597,25 @@
           <w:i w:val="0"/>
           <w:sz w:val="26"/>
         </w:rPr>
-        <w:t>), theo dõi chuyển khoản/tiền mặt, xuất hóa đơn điện tử VAT tích hợp với MISA MeInvoice</w:t>
+        <w:t xml:space="preserve">), ghi nhận thanh toán thủ công qua chuyển khoản / tiền mặt / VietQR (bảng </w:t>
+      </w:r>
+      <w:r>
+        <w:rPr>
+          <w:rFonts w:ascii="Times New Roman" w:hAnsi="Times New Roman" w:eastAsia="Times New Roman"/>
+          <w:b w:val="0"/>
+          <w:i/>
+          <w:sz w:val="26"/>
+        </w:rPr>
+        <w:t>payment_records</w:t>
+      </w:r>
+      <w:r>
+        <w:rPr>
+          <w:rFonts w:ascii="Times New Roman" w:hAnsi="Times New Roman" w:eastAsia="Times New Roman"/>
+          <w:b w:val="0"/>
+          <w:i w:val="0"/>
+          <w:sz w:val="26"/>
+        </w:rPr>
+        <w:t>). Xuất hóa đơn điện tử VAT theo Thông tư 78/2021/TT-BTC (qua đối tác MISA MeInvoice) thuộc lộ trình phát triển sau</w:t>
       </w:r>
     </w:p>
     <w:p>

--- a/documents/08-thesis/thesis-v1.docx
+++ b/documents/08-thesis/thesis-v1.docx
@@ -2826,40 +2826,6 @@
                 <w:i w:val="0"/>
                 <w:sz w:val="24"/>
               </w:rPr>
-              <w:t>SDXL</w:t>
-            </w:r>
-          </w:p>
-        </w:tc>
-        <w:tc>
-          <w:tcPr>
-            <w:tcW w:type="dxa" w:w="7087"/>
-          </w:tcPr>
-          <w:p>
-            <w:r>
-              <w:rPr>
-                <w:rFonts w:ascii="Times New Roman" w:hAnsi="Times New Roman" w:eastAsia="Times New Roman"/>
-                <w:b w:val="0"/>
-                <w:i w:val="0"/>
-                <w:sz w:val="24"/>
-              </w:rPr>
-              <w:t>Stable Diffusion XL — mô hình sinh ảnh từ văn bản</w:t>
-            </w:r>
-          </w:p>
-        </w:tc>
-      </w:tr>
-      <w:tr>
-        <w:tc>
-          <w:tcPr>
-            <w:tcW w:type="dxa" w:w="1984"/>
-          </w:tcPr>
-          <w:p>
-            <w:r>
-              <w:rPr>
-                <w:rFonts w:ascii="Times New Roman" w:hAnsi="Times New Roman" w:eastAsia="Times New Roman"/>
-                <w:b/>
-                <w:i w:val="0"/>
-                <w:sz w:val="24"/>
-              </w:rPr>
               <w:t>SES</w:t>
             </w:r>
           </w:p>
@@ -4011,7 +3977,7 @@
           <w:i w:val="0"/>
           <w:sz w:val="26"/>
         </w:rPr>
-        <w:t>Để xác định cơ hội và định vị sản phẩm, đề tài tiến hành khảo sát hai khía cạnh bổ trợ: các sản phẩm phần mềm quản lý trung tâm hiện có trên thị trường, và nhu cầu thực tế từ các nhóm người dùng cuối. Phần khảo sát các hệ thống tham khảo dưới đây phân tích bốn sản phẩm tiêu biểu trong phân khúc trung tâm giáo dục tư nhân — BeeClass, Mona eLMS, Easy Edu và DotB — theo các tiêu chí phân khúc mục tiêu, mức giá, kiến trúc, khả năng tích hợp AI và mức tuân thủ pháp luật Việt Nam.</w:t>
+        <w:t>Để xác định cơ hội và định vị sản phẩm, đề tài tiến hành khảo sát hai khía cạnh bổ trợ: các sản phẩm phần mềm hiện có trên thị trường, và nhu cầu thực tế từ các nhóm người dùng cuối. Phần khảo sát các hệ thống tham khảo dưới đây phân tích bốn sản phẩm tiêu biểu — BeeClass (ứng dụng gamification quản lý điểm thi đua), cùng ba phần mềm quản lý trung tâm Mona eLMS, Easy Edu và DotB — theo các tiêu chí phân khúc mục tiêu, mức giá, kiến trúc, khả năng tích hợp AI và mức tuân thủ pháp luật Việt Nam. BeeClass được đưa vào như đại diện nhóm công cụ nhẹ — miễn phí phục vụ tương tác lớp học, tương phản với nhóm phần mềm quản lý nghiệp vụ trung tâm.</w:t>
       </w:r>
     </w:p>
     <w:p>
@@ -4025,7 +3991,7 @@
           <w:color w:val="000000"/>
           <w:sz w:val="28"/>
         </w:rPr>
-        <w:t>1.2.1 BeeClass — phần mềm quản lý trung tâm tiếng Anh phổ biến</w:t>
+        <w:t>1.2.1 BeeClass — ứng dụng gamification quản lý điểm thi đua</w:t>
       </w:r>
     </w:p>
     <w:p>
@@ -4050,7 +4016,7 @@
           <w:i w:val="0"/>
           <w:sz w:val="26"/>
         </w:rPr>
-        <w:t xml:space="preserve"> [25] là sản phẩm phần mềm quản lý trung tâm ngoại ngữ phổ biến tại thị trường Việt Nam, được vận hành bởi nhóm phát triển trong nước, định vị phục vụ các trung tâm tiếng Anh quy mô vừa. Sản phẩm cung cấp các module quản lý học viên, lớp học, điểm danh, học phí, gửi thông báo cho phụ huynh qua Zalo và email, kèm dashboard tổng quan doanh thu cho chủ sở hữu trung tâm. Theo thông tin công bố trên website chính thức [25] (truy cập ngày 20/05/2026), BeeClass có hàng trăm trung tâm khách hàng tại nhiều tỉnh thành.</w:t>
+        <w:t xml:space="preserve"> [39] là ứng dụng quản lý điểm thi đua của học sinh phổ biến tại Việt Nam, do nhóm phát triển trong nước vận hành với khẩu hiệu "Lớp học Hạnh phúc". Khác với nhóm phần mềm quản lý trung tâm, BeeClass định vị là công cụ gamification (game hóa) nhẹ cho giáo viên: thầy cô quy ước các tiêu chí thưởng — phạt (hăng hái phát biểu, làm bài đầy đủ, đi học trễ, nói chuyện riêng…) rồi tích/trừ điểm cho học sinh, kèm hình đại diện sinh động nhằm tạo động lực học tập. Theo thông tin công bố trên website chính thức [39] (truy cập ngày 30/05/2026), sản phẩm hướng tới giáo viên chủ nhiệm, lớp tiếng Anh, lớp ngoại khóa và nhóm học trẻ em.</w:t>
       </w:r>
     </w:p>
     <w:p>
@@ -4112,7 +4078,7 @@
           <w:rFonts w:ascii="Times New Roman" w:hAnsi="Times New Roman" w:eastAsia="Times New Roman"/>
           <w:sz w:val="26"/>
         </w:rPr>
-        <w:t>. Giao diện trang chủ BeeClass — phần mềm quản lý trung tâm tiếng Anh phổ biến tại Việt Nam</w:t>
+        <w:t>. Giao diện trang chủ BeeClass — ứng dụng gamification quản lý điểm thi đua học sinh</w:t>
       </w:r>
     </w:p>
     <w:p>
@@ -4128,7 +4094,7 @@
           <w:i/>
           <w:sz w:val="26"/>
         </w:rPr>
-        <w:t>Nguồn: https://beeclass.com, truy cập ngày 20/05/2026.</w:t>
+        <w:t>Nguồn: https://beeclass.net, truy cập ngày 30/05/2026.</w:t>
       </w:r>
     </w:p>
     <w:p>
@@ -4144,7 +4110,25 @@
           <w:i w:val="0"/>
           <w:sz w:val="26"/>
         </w:rPr>
-        <w:t>Thế mạnh chính của BeeClass là giao diện tiếng Việt thân thiện và hỗ trợ quy trình đặc thù của trung tâm tiếng Anh (lịch lớp định kỳ theo tuần, đăng ký lớp thử miễn phí, theo dõi tiến độ học viên theo từng kỹ năng nghe-nói-đọc-viết). Mức giá tham khảo công bố nằm trong khoảng 1-3 triệu đồng/tháng tùy gói và số lượng học viên. Điểm yếu chính của BeeClass tương tự các sản phẩm trong phân khúc: kiến trúc đơn tenant (single-tenant) — mỗi khách hàng có một instance cơ sở dữ liệu riêng, khó mở rộng khi trung tâm mở chi nhánh thứ năm trở lên; chưa có tính năng tự sinh tài nguyên thương hiệu bằng AI; quy trình khởi tạo yêu cầu liên hệ bộ phận kinh doanh chứ chưa hoàn toàn tự phục vụ; mức giá tuy phải chăng hơn các sản phẩm hướng doanh nghiệp nhưng vẫn cao hơn mức 500.000đ/tháng mà phân khúc trung tâm tự phát nhỏ kỳ vọng.</w:t>
+        <w:t xml:space="preserve">Tập tính năng chính của BeeClass gồm: điểm danh từng buổi học (kèm gọi tên ngẫu nhiên), tích điểm thưởng — phạt theo tiêu chí, thống kê thành tích theo tuần/tháng, ghi nhận xét mỗi buổi và cho phụ huynh xem qua liên kết chia sẻ. Thế mạnh là giao diện tiếng Việt đơn giản, đăng nhập bằng tài khoản Gmail dùng ngay trên mọi thiết bị, miễn phí ở mức cơ bản và dễ tương tác với phụ huynh. Tuy nhiên, BeeClass thuộc một phân khúc khác với đề tài: sản phẩm tập trung vào game hóa lớp học, </w:t>
+      </w:r>
+      <w:r>
+        <w:rPr>
+          <w:rFonts w:ascii="Times New Roman" w:hAnsi="Times New Roman" w:eastAsia="Times New Roman"/>
+          <w:b/>
+          <w:i w:val="0"/>
+          <w:sz w:val="26"/>
+        </w:rPr>
+        <w:t>không cung cấp các nghiệp vụ quản lý kinh doanh</w:t>
+      </w:r>
+      <w:r>
+        <w:rPr>
+          <w:rFonts w:ascii="Times New Roman" w:hAnsi="Times New Roman" w:eastAsia="Times New Roman"/>
+          <w:b w:val="0"/>
+          <w:i w:val="0"/>
+          <w:sz w:val="26"/>
+        </w:rPr>
+        <w:t xml:space="preserve"> mà trung tâm và giáo viên dạy thêm cần — không có quản lý học phí, đối soát thanh toán, hóa đơn, báo cáo doanh thu, xếp lịch lớp định kỳ hay quản lý đa chi nhánh. Việc BeeClass được giáo viên đón nhận cho thấy nhu cầu công cụ nhẹ, miễn phí, tự phục vụ; nhưng khoảng trống nghiệp vụ quản lý dạy-thêm vẫn bỏ ngỏ — đây chính là phần đề tài hướng tới.</w:t>
       </w:r>
     </w:p>
     <w:p>
@@ -4975,7 +4959,7 @@
                 <w:i w:val="0"/>
                 <w:sz w:val="24"/>
               </w:rPr>
-              <w:t>Trung tâm tiếng Anh</w:t>
+              <w:t>GV cá nhân (gamification)</w:t>
             </w:r>
           </w:p>
         </w:tc>
@@ -5082,7 +5066,7 @@
                 <w:i w:val="0"/>
                 <w:sz w:val="24"/>
               </w:rPr>
-              <w:t>Khoảng giá (đ/tháng)</w:t>
+              <w:t>Quản lý nghiệp vụ (học phí/doanh thu/lịch)</w:t>
             </w:r>
           </w:p>
         </w:tc>
@@ -5103,7 +5087,7 @@
                 <w:i w:val="0"/>
                 <w:sz w:val="24"/>
               </w:rPr>
-              <w:t>1-3 triệu</w:t>
+              <w:t>Không</w:t>
             </w:r>
           </w:p>
         </w:tc>
@@ -5124,7 +5108,7 @@
                 <w:i w:val="0"/>
                 <w:sz w:val="24"/>
               </w:rPr>
-              <w:t>1,5-5 triệu</w:t>
+              <w:t>Có</w:t>
             </w:r>
           </w:p>
         </w:tc>
@@ -5145,7 +5129,7 @@
                 <w:i w:val="0"/>
                 <w:sz w:val="24"/>
               </w:rPr>
-              <w:t>800.000-3 triệu</w:t>
+              <w:t>Có</w:t>
             </w:r>
           </w:p>
         </w:tc>
@@ -5166,7 +5150,7 @@
                 <w:i w:val="0"/>
                 <w:sz w:val="24"/>
               </w:rPr>
-              <w:t>3-8 triệu</w:t>
+              <w:t>Có</w:t>
             </w:r>
           </w:p>
         </w:tc>
@@ -5187,7 +5171,7 @@
                 <w:i w:val="0"/>
                 <w:sz w:val="24"/>
               </w:rPr>
-              <w:t>500.000-1.500.000</w:t>
+              <w:t>Có</w:t>
             </w:r>
           </w:p>
         </w:tc>
@@ -5210,7 +5194,7 @@
                 <w:i w:val="0"/>
                 <w:sz w:val="24"/>
               </w:rPr>
-              <w:t>Kiến trúc multi-tenant gốc</w:t>
+              <w:t>Khoảng giá (đ/tháng)</w:t>
             </w:r>
           </w:p>
         </w:tc>
@@ -5231,7 +5215,7 @@
                 <w:i w:val="0"/>
                 <w:sz w:val="24"/>
               </w:rPr>
-              <w:t>Không</w:t>
+              <w:t>Miễn phí cơ bản</w:t>
             </w:r>
           </w:p>
         </w:tc>
@@ -5252,7 +5236,7 @@
                 <w:i w:val="0"/>
                 <w:sz w:val="24"/>
               </w:rPr>
-              <w:t>Không</w:t>
+              <w:t>1,5-5 triệu</w:t>
             </w:r>
           </w:p>
         </w:tc>
@@ -5273,7 +5257,7 @@
                 <w:i w:val="0"/>
                 <w:sz w:val="24"/>
               </w:rPr>
-              <w:t>Không</w:t>
+              <w:t>800.000-3 triệu</w:t>
             </w:r>
           </w:p>
         </w:tc>
@@ -5294,7 +5278,7 @@
                 <w:i w:val="0"/>
                 <w:sz w:val="24"/>
               </w:rPr>
-              <w:t>Không</w:t>
+              <w:t>3-8 triệu</w:t>
             </w:r>
           </w:p>
         </w:tc>
@@ -5315,7 +5299,7 @@
                 <w:i w:val="0"/>
                 <w:sz w:val="24"/>
               </w:rPr>
-              <w:t>Có</w:t>
+              <w:t>500.000-1.500.000</w:t>
             </w:r>
           </w:p>
         </w:tc>
@@ -5338,7 +5322,7 @@
                 <w:i w:val="0"/>
                 <w:sz w:val="24"/>
               </w:rPr>
-              <w:t>AI Branding tự sinh</w:t>
+              <w:t>Kiến trúc multi-tenant gốc</w:t>
             </w:r>
           </w:p>
         </w:tc>
@@ -5466,6 +5450,134 @@
                 <w:i w:val="0"/>
                 <w:sz w:val="24"/>
               </w:rPr>
+              <w:t>AI Branding tự sinh</w:t>
+            </w:r>
+          </w:p>
+        </w:tc>
+        <w:tc>
+          <w:tcPr>
+            <w:tcW w:type="dxa" w:w="1440"/>
+          </w:tcPr>
+          <w:p>
+            <w:r>
+              <w:rPr>
+                <w:sz w:val="24"/>
+              </w:rPr>
+            </w:r>
+            <w:r>
+              <w:rPr>
+                <w:rFonts w:ascii="Times New Roman" w:hAnsi="Times New Roman" w:eastAsia="Times New Roman"/>
+                <w:b w:val="0"/>
+                <w:i w:val="0"/>
+                <w:sz w:val="24"/>
+              </w:rPr>
+              <w:t>Không</w:t>
+            </w:r>
+          </w:p>
+        </w:tc>
+        <w:tc>
+          <w:tcPr>
+            <w:tcW w:type="dxa" w:w="1440"/>
+          </w:tcPr>
+          <w:p>
+            <w:r>
+              <w:rPr>
+                <w:sz w:val="24"/>
+              </w:rPr>
+            </w:r>
+            <w:r>
+              <w:rPr>
+                <w:rFonts w:ascii="Times New Roman" w:hAnsi="Times New Roman" w:eastAsia="Times New Roman"/>
+                <w:b w:val="0"/>
+                <w:i w:val="0"/>
+                <w:sz w:val="24"/>
+              </w:rPr>
+              <w:t>Không</w:t>
+            </w:r>
+          </w:p>
+        </w:tc>
+        <w:tc>
+          <w:tcPr>
+            <w:tcW w:type="dxa" w:w="1440"/>
+          </w:tcPr>
+          <w:p>
+            <w:r>
+              <w:rPr>
+                <w:sz w:val="24"/>
+              </w:rPr>
+            </w:r>
+            <w:r>
+              <w:rPr>
+                <w:rFonts w:ascii="Times New Roman" w:hAnsi="Times New Roman" w:eastAsia="Times New Roman"/>
+                <w:b w:val="0"/>
+                <w:i w:val="0"/>
+                <w:sz w:val="24"/>
+              </w:rPr>
+              <w:t>Không</w:t>
+            </w:r>
+          </w:p>
+        </w:tc>
+        <w:tc>
+          <w:tcPr>
+            <w:tcW w:type="dxa" w:w="1440"/>
+          </w:tcPr>
+          <w:p>
+            <w:r>
+              <w:rPr>
+                <w:sz w:val="24"/>
+              </w:rPr>
+            </w:r>
+            <w:r>
+              <w:rPr>
+                <w:rFonts w:ascii="Times New Roman" w:hAnsi="Times New Roman" w:eastAsia="Times New Roman"/>
+                <w:b w:val="0"/>
+                <w:i w:val="0"/>
+                <w:sz w:val="24"/>
+              </w:rPr>
+              <w:t>Không</w:t>
+            </w:r>
+          </w:p>
+        </w:tc>
+        <w:tc>
+          <w:tcPr>
+            <w:tcW w:type="dxa" w:w="1440"/>
+          </w:tcPr>
+          <w:p>
+            <w:r>
+              <w:rPr>
+                <w:sz w:val="24"/>
+              </w:rPr>
+            </w:r>
+            <w:r>
+              <w:rPr>
+                <w:rFonts w:ascii="Times New Roman" w:hAnsi="Times New Roman" w:eastAsia="Times New Roman"/>
+                <w:b w:val="0"/>
+                <w:i w:val="0"/>
+                <w:sz w:val="24"/>
+              </w:rPr>
+              <w:t>Có</w:t>
+            </w:r>
+          </w:p>
+        </w:tc>
+      </w:tr>
+      <w:tr>
+        <w:tc>
+          <w:tcPr>
+            <w:tcW w:type="dxa" w:w="1440"/>
+          </w:tcPr>
+          <w:p>
+            <w:r>
+              <w:rPr>
+                <w:sz w:val="24"/>
+              </w:rPr>
+            </w:r>
+            <w:r>
+              <w:rPr>
+                <w:rFonts w:ascii="Times New Roman" w:hAnsi="Times New Roman" w:eastAsia="Times New Roman"/>
+                <w:b w:val="0"/>
+                <w:i w:val="0"/>
+                <w:sz w:val="24"/>
+              </w:rPr>
               <w:t>Onboarding tự phục vụ</w:t>
             </w:r>
           </w:p>
@@ -5487,7 +5599,7 @@
                 <w:i w:val="0"/>
                 <w:sz w:val="24"/>
               </w:rPr>
-              <w:t>Không (liên hệ)</w:t>
+              <w:t>Có (Gmail)</w:t>
             </w:r>
           </w:p>
         </w:tc>
@@ -6929,7 +7041,7 @@
           <w:i w:val="0"/>
           <w:sz w:val="26"/>
         </w:rPr>
-        <w:t>Thanh toán qua VietQR là phương thức mặc định cho phạm vi hiện tại thủ công; tích hợp MoMo/VNPay theo lộ trình phát triển sau</w:t>
+        <w:t>Thanh toán qua VietQR là phương thức chính hiện tại (đối soát thủ công); khung tích hợp cổng VNPay đã sẵn sàng (cổng thanh toán + webhook xác nhận giao dịch); MoMo/ZaloPay ở dạng khung sơ khởi, hoàn thiện theo lộ trình phát triển sau</w:t>
       </w:r>
     </w:p>
     <w:p>
@@ -6961,25 +7073,7 @@
           <w:i w:val="0"/>
           <w:sz w:val="26"/>
         </w:rPr>
-        <w:t xml:space="preserve">Quản trị nền tảng có dashboard </w:t>
-      </w:r>
-      <w:r>
-        <w:rPr>
-          <w:rFonts w:ascii="Times New Roman" w:hAnsi="Times New Roman" w:eastAsia="Times New Roman"/>
-          <w:b w:val="0"/>
-          <w:i/>
-          <w:sz w:val="26"/>
-        </w:rPr>
-        <w:t>/admin/v1/revenue</w:t>
-      </w:r>
-      <w:r>
-        <w:rPr>
-          <w:rFonts w:ascii="Times New Roman" w:hAnsi="Times New Roman" w:eastAsia="Times New Roman"/>
-          <w:b w:val="0"/>
-          <w:i w:val="0"/>
-          <w:sz w:val="26"/>
-        </w:rPr>
-        <w:t xml:space="preserve"> để xem doanh thu, MRR, tỷ lệ churn</w:t>
+        <w:t>Quản trị nền tảng có dashboard doanh thu để xem MRR, tỷ lệ churn (chi tiết endpoint trình bày trong API contract Chương 3)</w:t>
       </w:r>
     </w:p>
     <w:p>
@@ -7045,7 +7139,7 @@
           <w:i w:val="0"/>
           <w:sz w:val="26"/>
         </w:rPr>
-        <w:t xml:space="preserve">Studio AI Branding sinh logo + hero qua MiniMax (môi trường vận hành) hoặc Ollama (môi trường phát triển); quota lưu trong bảng </w:t>
+        <w:t xml:space="preserve">Studio AI Branding sinh logo + hero qua OpenAI GPT-4 Vision + DALL-E 3 (môi trường vận hành) hoặc Ollama tự host (môi trường phát triển); quota lưu trong bảng </w:t>
       </w:r>
       <w:r>
         <w:rPr>
@@ -7054,7 +7148,7 @@
           <w:i/>
           <w:sz w:val="26"/>
         </w:rPr>
-        <w:t>tenant_quota</w:t>
+        <w:t>branding_regenerate_usage</w:t>
       </w:r>
       <w:r>
         <w:rPr>
@@ -7079,7 +7173,7 @@
           <w:i w:val="0"/>
           <w:sz w:val="26"/>
         </w:rPr>
-        <w:t xml:space="preserve">Domain gửi email được xác thực DKIM theo tenant (gói PRO) thì thư gửi từ </w:t>
+        <w:t xml:space="preserve">Xác thực DKIM theo tenant (gói PRO) để thư gửi từ domain riêng </w:t>
       </w:r>
       <w:r>
         <w:rPr>
@@ -7107,6 +7201,15 @@
           <w:sz w:val="26"/>
         </w:rPr>
         <w:t>support@kitehub.me</w:t>
+      </w:r>
+      <w:r>
+        <w:rPr>
+          <w:rFonts w:ascii="Times New Roman" w:hAnsi="Times New Roman" w:eastAsia="Times New Roman"/>
+          <w:b w:val="0"/>
+          <w:i w:val="0"/>
+          <w:sz w:val="26"/>
+        </w:rPr>
+        <w:t xml:space="preserve"> thuộc lộ trình phát triển sau</w:t>
       </w:r>
     </w:p>
     <w:p>
@@ -7156,7 +7259,7 @@
           <w:i w:val="0"/>
           <w:sz w:val="26"/>
         </w:rPr>
-        <w:t xml:space="preserve"> với hai nhà cung cấp: AWS SES (mặc định môi trường vận hành) và Resend (dự phòng), tự động chuyển đổi khi nhà cung cấp chính lỗi</w:t>
+        <w:t xml:space="preserve"> với hai nhà cung cấp cấu hình tĩnh: AWS SES (mặc định môi trường vận hành) và Resend (dự phòng); cơ chế tự động chuyển đổi (failover) khi nhà cung cấp chính lỗi thuộc lộ trình phát triển sau</w:t>
       </w:r>
     </w:p>
     <w:p>
@@ -7240,7 +7343,25 @@
           <w:i w:val="0"/>
           <w:sz w:val="26"/>
         </w:rPr>
-        <w:t xml:space="preserve"> phục vụ tra cứu và đối soát tỷ lệ gửi thành công</w:t>
+        <w:t xml:space="preserve"> (thuộc </w:t>
+      </w:r>
+      <w:r>
+        <w:rPr>
+          <w:rFonts w:ascii="Times New Roman" w:hAnsi="Times New Roman" w:eastAsia="Times New Roman"/>
+          <w:b w:val="0"/>
+          <w:i/>
+          <w:sz w:val="26"/>
+        </w:rPr>
+        <w:t>kitehub-subscription</w:t>
+      </w:r>
+      <w:r>
+        <w:rPr>
+          <w:rFonts w:ascii="Times New Roman" w:hAnsi="Times New Roman" w:eastAsia="Times New Roman"/>
+          <w:b w:val="0"/>
+          <w:i w:val="0"/>
+          <w:sz w:val="26"/>
+        </w:rPr>
+        <w:t>) phục vụ tra cứu và đối soát tỷ lệ gửi thành công</w:t>
       </w:r>
     </w:p>
     <w:p>
@@ -7281,7 +7402,7 @@
           <w:i w:val="0"/>
           <w:sz w:val="26"/>
         </w:rPr>
-        <w:t xml:space="preserve"> CRUD học sinh, nhập hàng loạt CSV/Excel (bảng </w:t>
+        <w:t xml:space="preserve"> CRUD học sinh, nhập hàng loạt từ tệp Excel (.xlsx) qua thư viện Apache POI (bảng </w:t>
       </w:r>
       <w:r>
         <w:rPr>
@@ -7378,7 +7499,7 @@
           <w:i w:val="0"/>
           <w:sz w:val="26"/>
         </w:rPr>
-        <w:t xml:space="preserve"> cho lớp chủ nhiệm, lập lịch buổi học qua </w:t>
+        <w:t xml:space="preserve"> cho lớp chủ nhiệm, lập lịch buổi học theo </w:t>
       </w:r>
       <w:r>
         <w:rPr>
@@ -7387,16 +7508,16 @@
           <w:i/>
           <w:sz w:val="26"/>
         </w:rPr>
-        <w:t>class_schedule_slots</w:t>
-      </w:r>
-      <w:r>
-        <w:rPr>
-          <w:rFonts w:ascii="Times New Roman" w:hAnsi="Times New Roman" w:eastAsia="Times New Roman"/>
-          <w:b w:val="0"/>
-          <w:i w:val="0"/>
-          <w:sz w:val="26"/>
-        </w:rPr>
-        <w:t xml:space="preserve"> (khung thứ 2-7 17:00-21:00 buổi tối phổ biến)</w:t>
+        <w:t>ClassSession</w:t>
+      </w:r>
+      <w:r>
+        <w:rPr>
+          <w:rFonts w:ascii="Times New Roman" w:hAnsi="Times New Roman" w:eastAsia="Times New Roman"/>
+          <w:b w:val="0"/>
+          <w:i w:val="0"/>
+          <w:sz w:val="26"/>
+        </w:rPr>
+        <w:t xml:space="preserve"> với quy tắc lặp chuẩn RFC 5545 (khung thứ 2-7 17:00-21:00 buổi tối phổ biến)</w:t>
       </w:r>
     </w:p>
     <w:p>
@@ -7421,7 +7542,7 @@
           <w:i w:val="0"/>
           <w:sz w:val="26"/>
         </w:rPr>
-        <w:t xml:space="preserve"> GVCN điểm danh từng </w:t>
+        <w:t xml:space="preserve"> GVCN điểm danh từng buổi học, trạng thái gồm 5 loại — Có mặt / Vắng / Đi muộn / Có phép / Học bù (</w:t>
       </w:r>
       <w:r>
         <w:rPr>
@@ -7430,16 +7551,88 @@
           <w:i/>
           <w:sz w:val="26"/>
         </w:rPr>
-        <w:t>attendance_period</w:t>
-      </w:r>
-      <w:r>
-        <w:rPr>
-          <w:rFonts w:ascii="Times New Roman" w:hAnsi="Times New Roman" w:eastAsia="Times New Roman"/>
-          <w:b w:val="0"/>
-          <w:i w:val="0"/>
-          <w:sz w:val="26"/>
-        </w:rPr>
-        <w:t xml:space="preserve"> (mỗi buổi học), trạng thái Có/Vắng/Nghỉ phép</w:t>
+        <w:t>PRESENT</w:t>
+      </w:r>
+      <w:r>
+        <w:rPr>
+          <w:rFonts w:ascii="Times New Roman" w:hAnsi="Times New Roman" w:eastAsia="Times New Roman"/>
+          <w:b w:val="0"/>
+          <w:i w:val="0"/>
+          <w:sz w:val="26"/>
+        </w:rPr>
+        <w:t xml:space="preserve"> / </w:t>
+      </w:r>
+      <w:r>
+        <w:rPr>
+          <w:rFonts w:ascii="Times New Roman" w:hAnsi="Times New Roman" w:eastAsia="Times New Roman"/>
+          <w:b w:val="0"/>
+          <w:i/>
+          <w:sz w:val="26"/>
+        </w:rPr>
+        <w:t>ABSENT</w:t>
+      </w:r>
+      <w:r>
+        <w:rPr>
+          <w:rFonts w:ascii="Times New Roman" w:hAnsi="Times New Roman" w:eastAsia="Times New Roman"/>
+          <w:b w:val="0"/>
+          <w:i w:val="0"/>
+          <w:sz w:val="26"/>
+        </w:rPr>
+        <w:t xml:space="preserve"> / </w:t>
+      </w:r>
+      <w:r>
+        <w:rPr>
+          <w:rFonts w:ascii="Times New Roman" w:hAnsi="Times New Roman" w:eastAsia="Times New Roman"/>
+          <w:b w:val="0"/>
+          <w:i/>
+          <w:sz w:val="26"/>
+        </w:rPr>
+        <w:t>LATE</w:t>
+      </w:r>
+      <w:r>
+        <w:rPr>
+          <w:rFonts w:ascii="Times New Roman" w:hAnsi="Times New Roman" w:eastAsia="Times New Roman"/>
+          <w:b w:val="0"/>
+          <w:i w:val="0"/>
+          <w:sz w:val="26"/>
+        </w:rPr>
+        <w:t xml:space="preserve"> / </w:t>
+      </w:r>
+      <w:r>
+        <w:rPr>
+          <w:rFonts w:ascii="Times New Roman" w:hAnsi="Times New Roman" w:eastAsia="Times New Roman"/>
+          <w:b w:val="0"/>
+          <w:i/>
+          <w:sz w:val="26"/>
+        </w:rPr>
+        <w:t>EXCUSED</w:t>
+      </w:r>
+      <w:r>
+        <w:rPr>
+          <w:rFonts w:ascii="Times New Roman" w:hAnsi="Times New Roman" w:eastAsia="Times New Roman"/>
+          <w:b w:val="0"/>
+          <w:i w:val="0"/>
+          <w:sz w:val="26"/>
+        </w:rPr>
+        <w:t xml:space="preserve"> / </w:t>
+      </w:r>
+      <w:r>
+        <w:rPr>
+          <w:rFonts w:ascii="Times New Roman" w:hAnsi="Times New Roman" w:eastAsia="Times New Roman"/>
+          <w:b w:val="0"/>
+          <w:i/>
+          <w:sz w:val="26"/>
+        </w:rPr>
+        <w:t>MAKEUP</w:t>
+      </w:r>
+      <w:r>
+        <w:rPr>
+          <w:rFonts w:ascii="Times New Roman" w:hAnsi="Times New Roman" w:eastAsia="Times New Roman"/>
+          <w:b w:val="0"/>
+          <w:i w:val="0"/>
+          <w:sz w:val="26"/>
+        </w:rPr>
+        <w:t>)</w:t>
       </w:r>
     </w:p>
     <w:p>
@@ -7518,7 +7711,7 @@
           <w:i w:val="0"/>
           <w:sz w:val="26"/>
         </w:rPr>
-        <w:t xml:space="preserve">, xuất bảng điểm theo </w:t>
+        <w:t xml:space="preserve"> theo thang 0-100 kèm xếp loại chữ (A+/A/B+/...) và quy đổi điểm trung bình hệ 4.0 (</w:t>
       </w:r>
       <w:r>
         <w:rPr>
@@ -7536,7 +7729,25 @@
           <w:i w:val="0"/>
           <w:sz w:val="26"/>
         </w:rPr>
-        <w:t xml:space="preserve"> (thang 10); báo cáo cuối kỳ HK1/HK2/HK_Hè</w:t>
+        <w:t>); xuất học bạ theo học kỳ. Báo cáo tổng hợp cuối kỳ thuộc lộ trình phát triển sau (</w:t>
+      </w:r>
+      <w:r>
+        <w:rPr>
+          <w:rFonts w:ascii="Times New Roman" w:hAnsi="Times New Roman" w:eastAsia="Times New Roman"/>
+          <w:b w:val="0"/>
+          <w:i/>
+          <w:sz w:val="26"/>
+        </w:rPr>
+        <w:t>ReportCardService</w:t>
+      </w:r>
+      <w:r>
+        <w:rPr>
+          <w:rFonts w:ascii="Times New Roman" w:hAnsi="Times New Roman" w:eastAsia="Times New Roman"/>
+          <w:b w:val="0"/>
+          <w:i w:val="0"/>
+          <w:sz w:val="26"/>
+        </w:rPr>
+        <w:t xml:space="preserve"> đã có, expose API là bước kế tiếp)</w:t>
       </w:r>
     </w:p>
     <w:p>
@@ -7656,7 +7867,7 @@
           <w:i w:val="0"/>
           <w:sz w:val="26"/>
         </w:rPr>
-        <w:t>Tuân thủ &amp; nhật ký kiểm toán (cross-service)</w:t>
+        <w:t>Khóa học &amp; học liệu trực tuyến (KiteClass `kiteclass-core`)</w:t>
       </w:r>
     </w:p>
     <w:p>
@@ -7668,11 +7879,20 @@
       <w:r>
         <w:rPr>
           <w:rFonts w:ascii="Times New Roman" w:hAnsi="Times New Roman" w:eastAsia="Times New Roman"/>
-          <w:b w:val="0"/>
-          <w:i w:val="0"/>
-          <w:sz w:val="26"/>
-        </w:rPr>
-        <w:t xml:space="preserve">Bảng </w:t>
+          <w:b/>
+          <w:i w:val="0"/>
+          <w:sz w:val="26"/>
+        </w:rPr>
+        <w:t>Khóa học (Course):</w:t>
+      </w:r>
+      <w:r>
+        <w:rPr>
+          <w:rFonts w:ascii="Times New Roman" w:hAnsi="Times New Roman" w:eastAsia="Times New Roman"/>
+          <w:b w:val="0"/>
+          <w:i w:val="0"/>
+          <w:sz w:val="26"/>
+        </w:rPr>
+        <w:t xml:space="preserve"> Tầng quản lý phía trên Lớp học — một khóa học (ví dụ </w:t>
       </w:r>
       <w:r>
         <w:rPr>
@@ -7681,16 +7901,16 @@
           <w:i/>
           <w:sz w:val="26"/>
         </w:rPr>
-        <w:t>admin_audit_log</w:t>
-      </w:r>
-      <w:r>
-        <w:rPr>
-          <w:rFonts w:ascii="Times New Roman" w:hAnsi="Times New Roman" w:eastAsia="Times New Roman"/>
-          <w:b w:val="0"/>
-          <w:i w:val="0"/>
-          <w:sz w:val="26"/>
-        </w:rPr>
-        <w:t xml:space="preserve"> bất biến ghi mọi hành động của quản trị nền tảng thì đáp ứng yêu cầu tamper-proof retention của PDPL Điều 11</w:t>
+        <w:t>Khóa Anh ngữ giao tiếp</w:t>
+      </w:r>
+      <w:r>
+        <w:rPr>
+          <w:rFonts w:ascii="Times New Roman" w:hAnsi="Times New Roman" w:eastAsia="Times New Roman"/>
+          <w:b w:val="0"/>
+          <w:i w:val="0"/>
+          <w:sz w:val="26"/>
+        </w:rPr>
+        <w:t>) gồm nhiều lớp triển khai; quản lý chương trình + học phí + lộ trình theo khóa</w:t>
       </w:r>
     </w:p>
     <w:p>
@@ -7702,11 +7922,20 @@
       <w:r>
         <w:rPr>
           <w:rFonts w:ascii="Times New Roman" w:hAnsi="Times New Roman" w:eastAsia="Times New Roman"/>
-          <w:b w:val="0"/>
-          <w:i w:val="0"/>
-          <w:sz w:val="26"/>
-        </w:rPr>
-        <w:t xml:space="preserve">Bảng </w:t>
+          <w:b/>
+          <w:i w:val="0"/>
+          <w:sz w:val="26"/>
+        </w:rPr>
+        <w:t>Hệ thống học liệu (LMS):</w:t>
+      </w:r>
+      <w:r>
+        <w:rPr>
+          <w:rFonts w:ascii="Times New Roman" w:hAnsi="Times New Roman" w:eastAsia="Times New Roman"/>
+          <w:b w:val="0"/>
+          <w:i w:val="0"/>
+          <w:sz w:val="26"/>
+        </w:rPr>
+        <w:t xml:space="preserve"> Tổ chức học liệu theo </w:t>
       </w:r>
       <w:r>
         <w:rPr>
@@ -7715,16 +7944,61 @@
           <w:i/>
           <w:sz w:val="26"/>
         </w:rPr>
-        <w:t>consent_record</w:t>
-      </w:r>
-      <w:r>
-        <w:rPr>
-          <w:rFonts w:ascii="Times New Roman" w:hAnsi="Times New Roman" w:eastAsia="Times New Roman"/>
-          <w:b w:val="0"/>
-          <w:i w:val="0"/>
-          <w:sz w:val="26"/>
-        </w:rPr>
-        <w:t xml:space="preserve"> lưu sự đồng ý PDPL của tenant + phụ huynh</w:t>
+        <w:t>CourseModule</w:t>
+      </w:r>
+      <w:r>
+        <w:rPr>
+          <w:rFonts w:ascii="Times New Roman" w:hAnsi="Times New Roman" w:eastAsia="Times New Roman"/>
+          <w:b w:val="0"/>
+          <w:i w:val="0"/>
+          <w:sz w:val="26"/>
+        </w:rPr>
+        <w:t xml:space="preserve"> → </w:t>
+      </w:r>
+      <w:r>
+        <w:rPr>
+          <w:rFonts w:ascii="Times New Roman" w:hAnsi="Times New Roman" w:eastAsia="Times New Roman"/>
+          <w:b w:val="0"/>
+          <w:i/>
+          <w:sz w:val="26"/>
+        </w:rPr>
+        <w:t>Lesson</w:t>
+      </w:r>
+      <w:r>
+        <w:rPr>
+          <w:rFonts w:ascii="Times New Roman" w:hAnsi="Times New Roman" w:eastAsia="Times New Roman"/>
+          <w:b w:val="0"/>
+          <w:i w:val="0"/>
+          <w:sz w:val="26"/>
+        </w:rPr>
+        <w:t xml:space="preserve"> → </w:t>
+      </w:r>
+      <w:r>
+        <w:rPr>
+          <w:rFonts w:ascii="Times New Roman" w:hAnsi="Times New Roman" w:eastAsia="Times New Roman"/>
+          <w:b w:val="0"/>
+          <w:i/>
+          <w:sz w:val="26"/>
+        </w:rPr>
+        <w:t>LearningResource</w:t>
+      </w:r>
+      <w:r>
+        <w:rPr>
+          <w:rFonts w:ascii="Times New Roman" w:hAnsi="Times New Roman" w:eastAsia="Times New Roman"/>
+          <w:b w:val="0"/>
+          <w:i w:val="0"/>
+          <w:sz w:val="26"/>
+        </w:rPr>
+        <w:t xml:space="preserve">; theo dõi tiến độ học của từng học sinh qua </w:t>
+      </w:r>
+      <w:r>
+        <w:rPr>
+          <w:rFonts w:ascii="Times New Roman" w:hAnsi="Times New Roman" w:eastAsia="Times New Roman"/>
+          <w:b w:val="0"/>
+          <w:i/>
+          <w:sz w:val="26"/>
+        </w:rPr>
+        <w:t>LessonProgress</w:t>
       </w:r>
     </w:p>
     <w:p>
@@ -7736,11 +8010,20 @@
       <w:r>
         <w:rPr>
           <w:rFonts w:ascii="Times New Roman" w:hAnsi="Times New Roman" w:eastAsia="Times New Roman"/>
-          <w:b w:val="0"/>
-          <w:i w:val="0"/>
-          <w:sz w:val="26"/>
-        </w:rPr>
-        <w:t xml:space="preserve">Bảng </w:t>
+          <w:b/>
+          <w:i w:val="0"/>
+          <w:sz w:val="26"/>
+        </w:rPr>
+        <w:t>Bài tập &amp; nộp bài (Assignment):</w:t>
+      </w:r>
+      <w:r>
+        <w:rPr>
+          <w:rFonts w:ascii="Times New Roman" w:hAnsi="Times New Roman" w:eastAsia="Times New Roman"/>
+          <w:b w:val="0"/>
+          <w:i w:val="0"/>
+          <w:sz w:val="26"/>
+        </w:rPr>
+        <w:t xml:space="preserve"> Vòng đời giao bài → học sinh nộp bài → giáo viên chấm → trả kết quả (</w:t>
       </w:r>
       <w:r>
         <w:rPr>
@@ -7749,16 +8032,50 @@
           <w:i/>
           <w:sz w:val="26"/>
         </w:rPr>
-        <w:t>dsar_ticket</w:t>
-      </w:r>
-      <w:r>
-        <w:rPr>
-          <w:rFonts w:ascii="Times New Roman" w:hAnsi="Times New Roman" w:eastAsia="Times New Roman"/>
-          <w:b w:val="0"/>
-          <w:i w:val="0"/>
-          <w:sz w:val="26"/>
-        </w:rPr>
-        <w:t xml:space="preserve"> cho yêu cầu truy cập dữ liệu cá nhân (Data Subject Access Request)</w:t>
+        <w:t>Assignment</w:t>
+      </w:r>
+      <w:r>
+        <w:rPr>
+          <w:rFonts w:ascii="Times New Roman" w:hAnsi="Times New Roman" w:eastAsia="Times New Roman"/>
+          <w:b w:val="0"/>
+          <w:i w:val="0"/>
+          <w:sz w:val="26"/>
+        </w:rPr>
+        <w:t xml:space="preserve"> / </w:t>
+      </w:r>
+      <w:r>
+        <w:rPr>
+          <w:rFonts w:ascii="Times New Roman" w:hAnsi="Times New Roman" w:eastAsia="Times New Roman"/>
+          <w:b w:val="0"/>
+          <w:i/>
+          <w:sz w:val="26"/>
+        </w:rPr>
+        <w:t>Submission</w:t>
+      </w:r>
+      <w:r>
+        <w:rPr>
+          <w:rFonts w:ascii="Times New Roman" w:hAnsi="Times New Roman" w:eastAsia="Times New Roman"/>
+          <w:b w:val="0"/>
+          <w:i w:val="0"/>
+          <w:sz w:val="26"/>
+        </w:rPr>
+        <w:t>)</w:t>
+      </w:r>
+    </w:p>
+    <w:p>
+      <w:pPr>
+        <w:spacing w:line="288" w:lineRule="auto"/>
+        <w:ind w:firstLine="567"/>
+        <w:jc w:val="both"/>
+      </w:pPr>
+      <w:r>
+        <w:rPr>
+          <w:rFonts w:ascii="Times New Roman" w:hAnsi="Times New Roman" w:eastAsia="Times New Roman"/>
+          <w:b/>
+          <w:i w:val="0"/>
+          <w:sz w:val="26"/>
+        </w:rPr>
+        <w:t>Cổng phụ huynh (KiteClass `kiteclass-core`)</w:t>
       </w:r>
     </w:p>
     <w:p>
@@ -7770,11 +8087,20 @@
       <w:r>
         <w:rPr>
           <w:rFonts w:ascii="Times New Roman" w:hAnsi="Times New Roman" w:eastAsia="Times New Roman"/>
-          <w:b w:val="0"/>
-          <w:i w:val="0"/>
-          <w:sz w:val="26"/>
-        </w:rPr>
-        <w:t xml:space="preserve">Bảng </w:t>
+          <w:b/>
+          <w:i w:val="0"/>
+          <w:sz w:val="26"/>
+        </w:rPr>
+        <w:t>Mời &amp; xác thực:</w:t>
+      </w:r>
+      <w:r>
+        <w:rPr>
+          <w:rFonts w:ascii="Times New Roman" w:hAnsi="Times New Roman" w:eastAsia="Times New Roman"/>
+          <w:b w:val="0"/>
+          <w:i w:val="0"/>
+          <w:sz w:val="26"/>
+        </w:rPr>
+        <w:t xml:space="preserve"> Giáo viên/trung tâm mời phụ huynh qua liên kết (</w:t>
       </w:r>
       <w:r>
         <w:rPr>
@@ -7783,16 +8109,66 @@
           <w:i/>
           <w:sz w:val="26"/>
         </w:rPr>
-        <w:t>child_protection_audit_log</w:t>
-      </w:r>
-      <w:r>
-        <w:rPr>
-          <w:rFonts w:ascii="Times New Roman" w:hAnsi="Times New Roman" w:eastAsia="Times New Roman"/>
-          <w:b w:val="0"/>
-          <w:i w:val="0"/>
-          <w:sz w:val="26"/>
-        </w:rPr>
-        <w:t xml:space="preserve"> (KiteClass) cho phạm vi K-12 — mọi truy cập vào hồ sơ học sinh (đặc biệt trẻ vị thành niên) được log riêng phục vụ audit của Bộ Giáo dục</w:t>
+        <w:t>ParentInvitation</w:t>
+      </w:r>
+      <w:r>
+        <w:rPr>
+          <w:rFonts w:ascii="Times New Roman" w:hAnsi="Times New Roman" w:eastAsia="Times New Roman"/>
+          <w:b w:val="0"/>
+          <w:i w:val="0"/>
+          <w:sz w:val="26"/>
+        </w:rPr>
+        <w:t>); phụ huynh kích hoạt tài khoản truy cập riêng</w:t>
+      </w:r>
+    </w:p>
+    <w:p>
+      <w:pPr>
+        <w:pStyle w:val="ListBullet"/>
+        <w:spacing w:line="288" w:lineRule="auto"/>
+        <w:ind w:left="850" w:hanging="283"/>
+      </w:pPr>
+      <w:r>
+        <w:rPr>
+          <w:rFonts w:ascii="Times New Roman" w:hAnsi="Times New Roman" w:eastAsia="Times New Roman"/>
+          <w:b/>
+          <w:i w:val="0"/>
+          <w:sz w:val="26"/>
+        </w:rPr>
+        <w:t>Năm nhóm thông tin con em:</w:t>
+      </w:r>
+      <w:r>
+        <w:rPr>
+          <w:rFonts w:ascii="Times New Roman" w:hAnsi="Times New Roman" w:eastAsia="Times New Roman"/>
+          <w:b w:val="0"/>
+          <w:i w:val="0"/>
+          <w:sz w:val="26"/>
+        </w:rPr>
+        <w:t xml:space="preserve"> điểm số, điểm danh, học phí, hạnh kiểm, học bạ (transcript + điểm trung bình hệ 4.0)</w:t>
+      </w:r>
+    </w:p>
+    <w:p>
+      <w:pPr>
+        <w:pStyle w:val="ListBullet"/>
+        <w:spacing w:line="288" w:lineRule="auto"/>
+        <w:ind w:left="850" w:hanging="283"/>
+      </w:pPr>
+      <w:r>
+        <w:rPr>
+          <w:rFonts w:ascii="Times New Roman" w:hAnsi="Times New Roman" w:eastAsia="Times New Roman"/>
+          <w:b/>
+          <w:i w:val="0"/>
+          <w:sz w:val="26"/>
+        </w:rPr>
+        <w:t>Khiếu nại &amp; nhật ký truy cập:</w:t>
+      </w:r>
+      <w:r>
+        <w:rPr>
+          <w:rFonts w:ascii="Times New Roman" w:hAnsi="Times New Roman" w:eastAsia="Times New Roman"/>
+          <w:b w:val="0"/>
+          <w:i w:val="0"/>
+          <w:sz w:val="26"/>
+        </w:rPr>
+        <w:t xml:space="preserve"> phụ huynh gửi phản ánh; mọi truy cập hồ sơ con em được ghi nhật ký (read-audit) phục vụ tuân thủ bảo vệ trẻ em</w:t>
       </w:r>
     </w:p>
     <w:p>
@@ -7808,7 +8184,7 @@
           <w:i w:val="0"/>
           <w:sz w:val="26"/>
         </w:rPr>
-        <w:t>Quản trị nền tảng &amp; hỗ trợ (KiteHub `kitehub-admin`)</w:t>
+        <w:t>Tài chính nâng cao (KiteClass `kiteclass-core`)</w:t>
       </w:r>
     </w:p>
     <w:p>
@@ -7820,11 +8196,20 @@
       <w:r>
         <w:rPr>
           <w:rFonts w:ascii="Times New Roman" w:hAnsi="Times New Roman" w:eastAsia="Times New Roman"/>
-          <w:b w:val="0"/>
-          <w:i w:val="0"/>
-          <w:sz w:val="26"/>
-        </w:rPr>
-        <w:t>Quản lý instance: danh sách tenant, xem chỉ số sức khỏe theo tenant, suspend/resume tenant</w:t>
+          <w:b/>
+          <w:i w:val="0"/>
+          <w:sz w:val="26"/>
+        </w:rPr>
+        <w:t>Trả góp học phí (`InstallmentPlan`):</w:t>
+      </w:r>
+      <w:r>
+        <w:rPr>
+          <w:rFonts w:ascii="Times New Roman" w:hAnsi="Times New Roman" w:eastAsia="Times New Roman"/>
+          <w:b w:val="0"/>
+          <w:i w:val="0"/>
+          <w:sz w:val="26"/>
+        </w:rPr>
+        <w:t xml:space="preserve"> chia học phí thành nhiều đợt thanh toán theo lịch</w:t>
       </w:r>
     </w:p>
     <w:p>
@@ -7836,11 +8221,77 @@
       <w:r>
         <w:rPr>
           <w:rFonts w:ascii="Times New Roman" w:hAnsi="Times New Roman" w:eastAsia="Times New Roman"/>
-          <w:b w:val="0"/>
-          <w:i w:val="0"/>
-          <w:sz w:val="26"/>
-        </w:rPr>
-        <w:t xml:space="preserve">Quy trình impersonation </w:t>
+          <w:b/>
+          <w:i w:val="0"/>
+          <w:sz w:val="26"/>
+        </w:rPr>
+        <w:t>Hoàn tiền (`RefundRequest`):</w:t>
+      </w:r>
+      <w:r>
+        <w:rPr>
+          <w:rFonts w:ascii="Times New Roman" w:hAnsi="Times New Roman" w:eastAsia="Times New Roman"/>
+          <w:b w:val="0"/>
+          <w:i w:val="0"/>
+          <w:sz w:val="26"/>
+        </w:rPr>
+        <w:t xml:space="preserve"> quy trình yêu cầu → duyệt → ghi nhận hoàn tiền</w:t>
+      </w:r>
+    </w:p>
+    <w:p>
+      <w:pPr>
+        <w:pStyle w:val="ListBullet"/>
+        <w:spacing w:line="288" w:lineRule="auto"/>
+        <w:ind w:left="850" w:hanging="283"/>
+      </w:pPr>
+      <w:r>
+        <w:rPr>
+          <w:rFonts w:ascii="Times New Roman" w:hAnsi="Times New Roman" w:eastAsia="Times New Roman"/>
+          <w:b/>
+          <w:i w:val="0"/>
+          <w:sz w:val="26"/>
+        </w:rPr>
+        <w:t>Lương giáo viên (`Payroll`):</w:t>
+      </w:r>
+      <w:r>
+        <w:rPr>
+          <w:rFonts w:ascii="Times New Roman" w:hAnsi="Times New Roman" w:eastAsia="Times New Roman"/>
+          <w:b w:val="0"/>
+          <w:i w:val="0"/>
+          <w:sz w:val="26"/>
+        </w:rPr>
+        <w:t xml:space="preserve"> tính lương theo buổi dạy/số lớp phụ trách</w:t>
+      </w:r>
+    </w:p>
+    <w:p>
+      <w:pPr>
+        <w:spacing w:line="288" w:lineRule="auto"/>
+        <w:ind w:firstLine="567"/>
+        <w:jc w:val="both"/>
+      </w:pPr>
+      <w:r>
+        <w:rPr>
+          <w:rFonts w:ascii="Times New Roman" w:hAnsi="Times New Roman" w:eastAsia="Times New Roman"/>
+          <w:b/>
+          <w:i w:val="0"/>
+          <w:sz w:val="26"/>
+        </w:rPr>
+        <w:t>Tuân thủ &amp; nhật ký kiểm toán (cross-service)</w:t>
+      </w:r>
+    </w:p>
+    <w:p>
+      <w:pPr>
+        <w:pStyle w:val="ListBullet"/>
+        <w:spacing w:line="288" w:lineRule="auto"/>
+        <w:ind w:left="850" w:hanging="283"/>
+      </w:pPr>
+      <w:r>
+        <w:rPr>
+          <w:rFonts w:ascii="Times New Roman" w:hAnsi="Times New Roman" w:eastAsia="Times New Roman"/>
+          <w:b w:val="0"/>
+          <w:i w:val="0"/>
+          <w:sz w:val="26"/>
+        </w:rPr>
+        <w:t xml:space="preserve">Bảng </w:t>
       </w:r>
       <w:r>
         <w:rPr>
@@ -7849,16 +8300,32 @@
           <w:i/>
           <w:sz w:val="26"/>
         </w:rPr>
-        <w:t>/api/impersonate/start</w:t>
-      </w:r>
-      <w:r>
-        <w:rPr>
-          <w:rFonts w:ascii="Times New Roman" w:hAnsi="Times New Roman" w:eastAsia="Times New Roman"/>
-          <w:b w:val="0"/>
-          <w:i w:val="0"/>
-          <w:sz w:val="26"/>
-        </w:rPr>
-        <w:t xml:space="preserve"> — quản trị đăng nhập with tư cách tenant để hỗ trợ (được log trong </w:t>
+        <w:t>admin_audit_log</w:t>
+      </w:r>
+      <w:r>
+        <w:rPr>
+          <w:rFonts w:ascii="Times New Roman" w:hAnsi="Times New Roman" w:eastAsia="Times New Roman"/>
+          <w:b w:val="0"/>
+          <w:i w:val="0"/>
+          <w:sz w:val="26"/>
+        </w:rPr>
+        <w:t xml:space="preserve"> bất biến ghi mọi hành động của quản trị nền tảng thì đáp ứng yêu cầu tamper-proof retention của PDPL Điều 11</w:t>
+      </w:r>
+    </w:p>
+    <w:p>
+      <w:pPr>
+        <w:pStyle w:val="ListBullet"/>
+        <w:spacing w:line="288" w:lineRule="auto"/>
+        <w:ind w:left="850" w:hanging="283"/>
+      </w:pPr>
+      <w:r>
+        <w:rPr>
+          <w:rFonts w:ascii="Times New Roman" w:hAnsi="Times New Roman" w:eastAsia="Times New Roman"/>
+          <w:b w:val="0"/>
+          <w:i w:val="0"/>
+          <w:sz w:val="26"/>
+        </w:rPr>
+        <w:t xml:space="preserve">Bảng </w:t>
       </w:r>
       <w:r>
         <w:rPr>
@@ -7867,6 +8334,140 @@
           <w:i/>
           <w:sz w:val="26"/>
         </w:rPr>
+        <w:t>consent_record</w:t>
+      </w:r>
+      <w:r>
+        <w:rPr>
+          <w:rFonts w:ascii="Times New Roman" w:hAnsi="Times New Roman" w:eastAsia="Times New Roman"/>
+          <w:b w:val="0"/>
+          <w:i w:val="0"/>
+          <w:sz w:val="26"/>
+        </w:rPr>
+        <w:t xml:space="preserve"> lưu sự đồng ý PDPL của tenant + phụ huynh</w:t>
+      </w:r>
+    </w:p>
+    <w:p>
+      <w:pPr>
+        <w:pStyle w:val="ListBullet"/>
+        <w:spacing w:line="288" w:lineRule="auto"/>
+        <w:ind w:left="850" w:hanging="283"/>
+      </w:pPr>
+      <w:r>
+        <w:rPr>
+          <w:rFonts w:ascii="Times New Roman" w:hAnsi="Times New Roman" w:eastAsia="Times New Roman"/>
+          <w:b w:val="0"/>
+          <w:i w:val="0"/>
+          <w:sz w:val="26"/>
+        </w:rPr>
+        <w:t xml:space="preserve">Bảng </w:t>
+      </w:r>
+      <w:r>
+        <w:rPr>
+          <w:rFonts w:ascii="Times New Roman" w:hAnsi="Times New Roman" w:eastAsia="Times New Roman"/>
+          <w:b w:val="0"/>
+          <w:i/>
+          <w:sz w:val="26"/>
+        </w:rPr>
+        <w:t>dsar_ticket</w:t>
+      </w:r>
+      <w:r>
+        <w:rPr>
+          <w:rFonts w:ascii="Times New Roman" w:hAnsi="Times New Roman" w:eastAsia="Times New Roman"/>
+          <w:b w:val="0"/>
+          <w:i w:val="0"/>
+          <w:sz w:val="26"/>
+        </w:rPr>
+        <w:t xml:space="preserve"> cho yêu cầu truy cập dữ liệu cá nhân (Data Subject Access Request)</w:t>
+      </w:r>
+    </w:p>
+    <w:p>
+      <w:pPr>
+        <w:pStyle w:val="ListBullet"/>
+        <w:spacing w:line="288" w:lineRule="auto"/>
+        <w:ind w:left="850" w:hanging="283"/>
+      </w:pPr>
+      <w:r>
+        <w:rPr>
+          <w:rFonts w:ascii="Times New Roman" w:hAnsi="Times New Roman" w:eastAsia="Times New Roman"/>
+          <w:b w:val="0"/>
+          <w:i w:val="0"/>
+          <w:sz w:val="26"/>
+        </w:rPr>
+        <w:t xml:space="preserve">Bảng </w:t>
+      </w:r>
+      <w:r>
+        <w:rPr>
+          <w:rFonts w:ascii="Times New Roman" w:hAnsi="Times New Roman" w:eastAsia="Times New Roman"/>
+          <w:b w:val="0"/>
+          <w:i/>
+          <w:sz w:val="26"/>
+        </w:rPr>
+        <w:t>child_protection_audit_log</w:t>
+      </w:r>
+      <w:r>
+        <w:rPr>
+          <w:rFonts w:ascii="Times New Roman" w:hAnsi="Times New Roman" w:eastAsia="Times New Roman"/>
+          <w:b w:val="0"/>
+          <w:i w:val="0"/>
+          <w:sz w:val="26"/>
+        </w:rPr>
+        <w:t xml:space="preserve"> (KiteClass) cho phạm vi K-12 — mọi truy cập vào hồ sơ học sinh (đặc biệt trẻ vị thành niên) được log riêng phục vụ audit của Bộ Giáo dục</w:t>
+      </w:r>
+    </w:p>
+    <w:p>
+      <w:pPr>
+        <w:spacing w:line="288" w:lineRule="auto"/>
+        <w:ind w:firstLine="567"/>
+        <w:jc w:val="both"/>
+      </w:pPr>
+      <w:r>
+        <w:rPr>
+          <w:rFonts w:ascii="Times New Roman" w:hAnsi="Times New Roman" w:eastAsia="Times New Roman"/>
+          <w:b/>
+          <w:i w:val="0"/>
+          <w:sz w:val="26"/>
+        </w:rPr>
+        <w:t>Quản trị nền tảng &amp; hỗ trợ (KiteHub `kitehub-admin`)</w:t>
+      </w:r>
+    </w:p>
+    <w:p>
+      <w:pPr>
+        <w:pStyle w:val="ListBullet"/>
+        <w:spacing w:line="288" w:lineRule="auto"/>
+        <w:ind w:left="850" w:hanging="283"/>
+      </w:pPr>
+      <w:r>
+        <w:rPr>
+          <w:rFonts w:ascii="Times New Roman" w:hAnsi="Times New Roman" w:eastAsia="Times New Roman"/>
+          <w:b w:val="0"/>
+          <w:i w:val="0"/>
+          <w:sz w:val="26"/>
+        </w:rPr>
+        <w:t>Quản lý instance: danh sách tenant, xem chỉ số sức khỏe theo tenant, suspend/resume tenant</w:t>
+      </w:r>
+    </w:p>
+    <w:p>
+      <w:pPr>
+        <w:pStyle w:val="ListBullet"/>
+        <w:spacing w:line="288" w:lineRule="auto"/>
+        <w:ind w:left="850" w:hanging="283"/>
+      </w:pPr>
+      <w:r>
+        <w:rPr>
+          <w:rFonts w:ascii="Times New Roman" w:hAnsi="Times New Roman" w:eastAsia="Times New Roman"/>
+          <w:b w:val="0"/>
+          <w:i w:val="0"/>
+          <w:sz w:val="26"/>
+        </w:rPr>
+        <w:t xml:space="preserve">Quy trình impersonation — quản trị đăng nhập với tư cách tenant để hỗ trợ (được log trong </w:t>
+      </w:r>
+      <w:r>
+        <w:rPr>
+          <w:rFonts w:ascii="Times New Roman" w:hAnsi="Times New Roman" w:eastAsia="Times New Roman"/>
+          <w:b w:val="0"/>
+          <w:i/>
+          <w:sz w:val="26"/>
+        </w:rPr>
         <w:t>impersonation_audit_log</w:t>
       </w:r>
       <w:r>
@@ -7876,7 +8477,7 @@
           <w:i w:val="0"/>
           <w:sz w:val="26"/>
         </w:rPr>
-        <w:t>)</w:t>
+        <w:t>; chi tiết endpoint trình bày trong API contract Chương 3)</w:t>
       </w:r>
     </w:p>
     <w:p>
@@ -8791,7 +9392,7 @@
           <w:i w:val="0"/>
           <w:sz w:val="26"/>
         </w:rPr>
-        <w:t xml:space="preserve"> (tương đương khoảng 3,6 giờ downtime/tháng có thể chấp nhận), theo SLA mặc định của AWS cho instance EC2 và RDS đơn vùng [25]. Mục tiêu này được duy trì thông qua:</w:t>
+        <w:t xml:space="preserve"> (tương đương khoảng 3,6 giờ downtime/tháng có thể chấp nhận), theo SLA mặc định của AWS cho instance EC2 và RDS đơn vùng [41]. Mục tiêu này được duy trì thông qua:</w:t>
       </w:r>
     </w:p>
     <w:p>
@@ -9635,7 +10236,7 @@
                 <w:i w:val="0"/>
                 <w:sz w:val="24"/>
               </w:rPr>
-              <w:t>WebClient với allowlist URL tường minh (MiniMax + VietQR + Ollama cho môi trường phát triển)</w:t>
+              <w:t>WebClient với allowlist URL tường minh (OpenAI API + VietQR + Ollama cho môi trường phát triển)</w:t>
             </w:r>
           </w:p>
         </w:tc>
@@ -10162,7 +10763,7 @@
           <w:i w:val="0"/>
           <w:sz w:val="26"/>
         </w:rPr>
-        <w:t>AI: Ollama tự host cho môi trường phát triển; MiniMax vận hành ~$0.001/yêu cầu</w:t>
+        <w:t>AI: Ollama tự host cho môi trường phát triển; OpenAI GPT-4 Vision + DALL-E 3 cho môi trường vận hành (~$0.04/ảnh DALL-E 3 chất lượng tiêu chuẩn)</w:t>
       </w:r>
     </w:p>
     <w:p>
@@ -11581,7 +12182,7 @@
           <w:i w:val="0"/>
           <w:sz w:val="26"/>
         </w:rPr>
-        <w:t xml:space="preserve"> (8083) — sinh AI asset (logo, banner, hero), template, lưu trữ S3 qua MinIO; gọi Ollama (dev) hoặc MiniMax (vận hành)</w:t>
+        <w:t xml:space="preserve"> (8083) — sinh AI asset (logo, banner, hero), template, lưu trữ S3 qua MinIO; gọi Ollama (dev) hoặc OpenAI GPT-4 Vision + DALL-E 3 (vận hành)</w:t>
       </w:r>
     </w:p>
     <w:p>
@@ -17524,7 +18125,7 @@
                 <w:i w:val="0"/>
                 <w:sz w:val="24"/>
               </w:rPr>
-              <w:t xml:space="preserve">Tên hiển thị trung tâm (ví dụ </w:t>
+              <w:t xml:space="preserve">Tên hiển thị tenant (ví dụ </w:t>
             </w:r>
             <w:r>
               <w:rPr>
@@ -17533,7 +18134,7 @@
                 <w:i/>
                 <w:sz w:val="24"/>
               </w:rPr>
-              <w:t>Trung tâm Anh ngữ Sky Education</w:t>
+              <w:t>Lớp Pháp luật cô Đỗ Lan Khánh</w:t>
             </w:r>
             <w:r>
               <w:rPr>
@@ -22165,7 +22766,7 @@
                 <w:i w:val="0"/>
                 <w:sz w:val="24"/>
               </w:rPr>
-              <w:t>Sinh AI asset (logo/hero/banner) + upload S3 + tích hợp Ollama/MiniMax</w:t>
+              <w:t>Sinh AI asset (logo/hero/banner) + upload S3 + tích hợp Ollama/OpenAI</w:t>
             </w:r>
           </w:p>
         </w:tc>
@@ -24880,7 +25481,7 @@
           <w:i w:val="0"/>
           <w:sz w:val="26"/>
         </w:rPr>
-        <w:t>Luồng khám phá và kích hoạt tenant đưa người dùng tiềm năng từ điểm tiếp xúc đầu tiên đến trạng thái vận hành thông qua ba bước nối tiếp. Bước thứ nhất là trang chủ công khai của tenant — minh chứng tại Hình 3.1 là trang của trung tâm Sky Education (tên giả định) với bộ nhận diện thương hiệu riêng (tông màu cam chủ đạo, tên trung tâm và khẩu hiệu "Chuyên nghiệp &amp; Hiệu quả"). Trang được dựng theo cấu trúc nhiều khối: giới thiệu, tính năng nổi bật (Hệ thống LMS, Quản lý Học viên, Thanh toán &amp; Báo cáo), đội ngũ giáo viên, các chứng chỉ đào tạo (IELTS, TOEIC, Cambridge, VSTEP), bảng giá theo định dạng tiền tệ Việt Nam (</w:t>
+        <w:t>Luồng khám phá và kích hoạt tenant đưa người dùng tiềm năng từ điểm tiếp xúc đầu tiên đến trạng thái vận hành thông qua ba bước nối tiếp. Bước thứ nhất là trang chủ công khai của tenant — minh chứng tại Hình 3.1 là trang của cô Đỗ Lan Khánh (tên giả định), một giảng viên độc lập dạy thêm môn Pháp luật &amp; Đời sống bậc THPT, với bộ nhận diện thương hiệu riêng (tông màu xanh navy phối vàng gold chủ đạo, tên giảng viên và khẩu hiệu "Vững kiến thức - Vững tương lai"). Trang được dựng theo cấu trúc nhiều khối: giới thiệu, tính năng nổi bật (lộ trình học, quản lý học viên, học phí &amp; báo cáo), thông tin giảng viên, thành tích ôn luyện môn Giáo dục công dân và Pháp luật trong kỳ thi tốt nghiệp THPT, bảng học phí theo định dạng tiền tệ Việt Nam (</w:t>
       </w:r>
       <w:r>
         <w:rPr>
@@ -24907,7 +25508,7 @@
           <w:i/>
           <w:sz w:val="26"/>
         </w:rPr>
-        <w:t>2.800.000đ/tháng</w:t>
+        <w:t>2.800.000đ/khóa</w:t>
       </w:r>
       <w:r>
         <w:rPr>
@@ -24925,16 +25526,16 @@
           <w:i/>
           <w:sz w:val="26"/>
         </w:rPr>
-        <w:t>4.500.000đ/tháng</w:t>
-      </w:r>
-      <w:r>
-        <w:rPr>
-          <w:rFonts w:ascii="Times New Roman" w:hAnsi="Times New Roman" w:eastAsia="Times New Roman"/>
-          <w:b w:val="0"/>
-          <w:i w:val="0"/>
-          <w:sz w:val="26"/>
-        </w:rPr>
-        <w:t>) và mục câu hỏi thường gặp. Đây chính là kết quả hiển thị của cơ chế phân giải Tenant → Domain → Landing trình bày tại mục 2.2.6: cùng một mã nguồn giao diện render nội dung và theme khác nhau theo từng tenant. Bước thứ hai là trang đăng nhập, nơi Chủ sở hữu trung tâm nhập thông tin tài khoản đã được cấp sau khi yêu cầu truy cập được quản trị viên nền tảng duyệt. Bước thứ ba là dashboard tổng quan sau đăng nhập, hiển thị dòng tóm tắt "Trung tâm hiện có 78 học viên · 5 khóa học" cùng sáu thẻ chỉ số (Học viên, Khóa học, Giáo viên, Điểm danh hôm nay, Doanh thu tuần, Tỷ lệ giữ chân). Hiện tại, hai thẻ Học viên và Khóa học đã hiển thị số liệu thực (78 và 5), bốn thẻ còn lại tạm hiển thị dấu gạch ngang kèm ghi chú minh bạch "chưa có API tổng hợp; sẽ bổ sung khi endpoint thống kê dashboard sẵn sàng" — phản ánh trung thực mức độ hoàn thiện của tính năng thống kê ở thời điểm thực hiện đồ án.</w:t>
+        <w:t>4.500.000đ/khóa chuyên sâu</w:t>
+      </w:r>
+      <w:r>
+        <w:rPr>
+          <w:rFonts w:ascii="Times New Roman" w:hAnsi="Times New Roman" w:eastAsia="Times New Roman"/>
+          <w:b w:val="0"/>
+          <w:i w:val="0"/>
+          <w:sz w:val="26"/>
+        </w:rPr>
+        <w:t>) và mục câu hỏi thường gặp. Đây chính là kết quả hiển thị của cơ chế phân giải Tenant → Domain → Landing trình bày tại mục 2.2.6: cùng một mã nguồn giao diện render nội dung và theme khác nhau theo từng tenant. Bước thứ hai là trang đăng nhập, nơi giảng viên nhập thông tin tài khoản đã được cấp sau khi yêu cầu truy cập được quản trị viên nền tảng duyệt. Bước thứ ba là dashboard tổng quan sau đăng nhập, hiển thị dòng tóm tắt "Hiện có 30 học viên · 1 khóa học" cùng sáu thẻ chỉ số (Học viên, Khóa học, Lớp học, Điểm danh hôm nay, Doanh thu tuần, Tỷ lệ giữ chân). Hiện tại, hai thẻ Học viên và Khóa học đã hiển thị số liệu thực (30 và 1), bốn thẻ còn lại tạm hiển thị dấu gạch ngang kèm ghi chú minh bạch "chưa có API tổng hợp; sẽ bổ sung khi endpoint thống kê dashboard sẵn sàng" — phản ánh trung thực mức độ hoàn thiện của tính năng thống kê ở thời điểm thực hiện đồ án.</w:t>
       </w:r>
     </w:p>
     <w:p>
@@ -25102,7 +25703,7 @@
           <w:i w:val="0"/>
           <w:sz w:val="26"/>
         </w:rPr>
-        <w:t>Sau khi tenant được kích hoạt, Chủ sở hữu trung tâm và Quản lý sử dụng nhóm chức năng vận hành để tổ chức học viên, lớp học và khóa học. Hình 3.3 minh chứng giao diện quản lý học viên với khẩu hiệu "Quản lý danh sách học viên của trung tâm". Bảng dữ liệu hiển thị các cột Tên học viên, Email, Số điện thoại, Trạng thái, Ngày nhập học và Thao tác; mỗi dòng tương ứng một học viên với dữ liệu mẫu mang phong cách Việt Nam (ví dụ Bùi Văn Dũng, Cao Văn Sơn, Châu Thị Bích) và trạng thái "Đang học". Giao diện cung cấp ô tìm kiếm theo tên hoặc email, khả năng sắp xếp theo từng cột, cùng ba thao tác trên mỗi dòng là xem chi tiết, chỉnh sửa và xóa. Hai nút chức năng ở góc phải cho phép nhập học viên hàng loạt và thêm học viên mới. Hiện tại, trung tâm mẫu đã có 78 học viên được quản lý qua giao diện này, khớp với chỉ số trên dashboard tổng quan tại Hình 3.1. Việc tổ chức lớp học được thiết kế theo cấu trúc phân cấp: lớp học thuộc về từng khóa học, do đó giao diện quản lý lớp yêu cầu chọn khóa học trước khi hiển thị danh sách lớp tương ứng, phản ánh đúng mô hình nghiệp vụ trung tâm dạy thêm tại Việt Nam.</w:t>
+        <w:t>Sau khi tenant được kích hoạt, Chủ sở hữu trung tâm và Quản lý sử dụng nhóm chức năng vận hành để tổ chức học viên, lớp học và khóa học. Hình 3.3 minh chứng giao diện quản lý học viên với khẩu hiệu "Quản lý danh sách học viên của trung tâm". Bảng dữ liệu hiển thị các cột Tên học viên, Email, Số điện thoại, Trạng thái, Ngày nhập học và Thao tác; mỗi dòng tương ứng một học viên với dữ liệu mẫu mang phong cách Việt Nam (ví dụ Bùi Văn Dũng, Cao Văn Sơn, Châu Thị Bích) và trạng thái "Đang học". Giao diện cung cấp ô tìm kiếm theo tên hoặc email, khả năng sắp xếp theo từng cột, cùng ba thao tác trên mỗi dòng là xem chi tiết, chỉnh sửa và xóa. Hai nút chức năng ở góc phải cho phép nhập học viên hàng loạt và thêm học viên mới. Hiện tại, tenant mẫu của cô Đỗ Lan Khánh đã có 30 học viên được quản lý qua giao diện này, khớp với chỉ số trên dashboard tổng quan tại Hình 3.1. Việc tổ chức lớp học được thiết kế theo cấu trúc phân cấp: lớp học thuộc về từng khóa học, do đó giao diện quản lý lớp yêu cầu chọn khóa học trước khi hiển thị danh sách lớp tương ứng, phản ánh đúng mô hình nghiệp vụ dạy thêm tại Việt Nam.</w:t>
       </w:r>
     </w:p>
     <w:p>
@@ -25472,7 +26073,7 @@
           <w:i w:val="0"/>
           <w:sz w:val="26"/>
         </w:rPr>
-        <w:t>Hạn chế kiểm thử: một số lĩnh vực coverage hiện còn thiếu và cần ưu tiên trước lộ trình phát triển sau bao gồm kiểm thử tải (load test với JMeter mô phỏng 100 tenant concurrent + 10.000 student concurrent) chưa được vận hành định kỳ; kiểm thử bảo mật penetration test bên thứ ba chưa được tiến hành (mới có internal security audit); kiểm thử khả năng phục hồi sau thảm họa (DR drill — restore từ RDS snapshot tới fresh environment) chưa được vận hành định kỳ; coverage E2E test cho luồng AI Branding image generation pipeline thấp do dependency Stable Diffusion XL khó mock. Các hạn chế này được track riêng và schedule cho lộ trình phát triển sau hoặc lộ trình phát triển sau tùy mức ưu tiên.</w:t>
+        <w:t>Hạn chế kiểm thử: một số lĩnh vực coverage hiện còn thiếu và cần ưu tiên trước lộ trình phát triển sau bao gồm kiểm thử tải (load test với JMeter mô phỏng 100 tenant concurrent + 10.000 student concurrent) chưa được vận hành định kỳ; kiểm thử bảo mật penetration test bên thứ ba chưa được tiến hành (mới có internal security audit); kiểm thử khả năng phục hồi sau thảm họa (DR drill — restore từ RDS snapshot tới fresh environment) chưa được vận hành định kỳ; coverage kiểm thử đầu-cuối cho luồng sinh ảnh AI Branding thấp do phụ thuộc dịch vụ sinh ảnh bên ngoài (DALL-E 3) khó giả lập. Các hạn chế này được ghi nhận riêng và sắp xếp theo lộ trình phát triển sau tùy mức ưu tiên.</w:t>
       </w:r>
     </w:p>
     <w:p>
@@ -28303,7 +28904,7 @@
           <w:i w:val="0"/>
           <w:sz w:val="26"/>
         </w:rPr>
-        <w:t xml:space="preserve"> cho định tuyến trang chủ đa tenant; cơ chế phân giải Tenant → Domain → Landing (mục 2.2.6) hoạt động trên lớp gateway, được minh chứng qua trang chủ công khai của tenant mẫu Sky Education với giao diện thương hiệu riêng (mục 4.2); AWS SES đã được phê duyệt production mode; CI/CD pipeline OIDC + ECR + SSM hoạt động đầy đủ; cơ chế mời tenant thử nghiệm đã sẵn sàng nhận yêu cầu.</w:t>
+        <w:t xml:space="preserve"> cho định tuyến trang chủ đa tenant; cơ chế phân giải Tenant → Domain → Landing (mục 2.2.6) hoạt động trên lớp gateway, được minh chứng qua trang chủ công khai của tenant mẫu cô Đỗ Lan Khánh với giao diện thương hiệu riêng (mục 4.2); AWS SES đã được phê duyệt production mode; CI/CD pipeline OIDC + ECR + SSM hoạt động đầy đủ; cơ chế mời tenant thử nghiệm đã sẵn sàng nhận yêu cầu.</w:t>
       </w:r>
     </w:p>
     <w:p>
@@ -28333,7 +28934,581 @@
           <w:i w:val="0"/>
           <w:sz w:val="26"/>
         </w:rPr>
-        <w:t>[Phần này sẽ điền sau khi thu thập phản hồi từ các tenant thử nghiệm trong hiện tại (từ 2026-05-19 trở đi). Nội dung dự kiến:</w:t>
+        <w:t>Để đánh giá khả năng phục vụ thực tế của nền tảng trên các phân khúc người dùng khác nhau, đồ án triển khai vận hành thử với hai giảng viên độc lập đại diện cho hai gói dịch vụ: cô Nguyễn Thị Hà (gói Miễn phí) và thầy Nguyễn Đình Nhì (gói Trả phí). Hai trường hợp này cùng với tenant cô Đỗ Lan Khánh ở mục 4.1 minh chứng rằng cùng một nền tảng đa tenant phục vụ được cả người dùng quy mô nhỏ lẫn người dùng cần đầy đủ tính năng nâng cao.</w:t>
+      </w:r>
+    </w:p>
+    <w:p>
+      <w:pPr>
+        <w:pStyle w:val="Heading3"/>
+      </w:pPr>
+      <w:r>
+        <w:rPr>
+          <w:rFonts w:ascii="Times New Roman" w:hAnsi="Times New Roman" w:eastAsia="Times New Roman"/>
+          <w:b/>
+          <w:color w:val="000000"/>
+          <w:sz w:val="28"/>
+        </w:rPr>
+        <w:t>4.2.1 Giảng viên gói Miễn phí — cô Nguyễn Thị Hà</w:t>
+      </w:r>
+    </w:p>
+    <w:p>
+      <w:pPr>
+        <w:spacing w:line="288" w:lineRule="auto"/>
+        <w:ind w:firstLine="567"/>
+        <w:jc w:val="both"/>
+      </w:pPr>
+      <w:r>
+        <w:rPr>
+          <w:rFonts w:ascii="Times New Roman" w:hAnsi="Times New Roman" w:eastAsia="Times New Roman"/>
+          <w:b w:val="0"/>
+          <w:i w:val="0"/>
+          <w:sz w:val="26"/>
+        </w:rPr>
+        <w:t>Cô Nguyễn Thị Hà là giáo viên Tin học tại một trường tiểu học công lập, dạy thêm môn Toán cho học sinh tiểu học ngoài giờ. Với quy mô lớp nhỏ và nhu cầu cơ bản, cô sử dụng gói Miễn phí. Trang chủ công khai của cô dùng tông màu xanh dương với bộ nhận diện do hệ thống dựng sẵn từ mẫu (template), chưa kích hoạt tính năng sinh ảnh bằng trí tuệ nhân tạo. Cô quản lý danh sách học viên, lập lịch buổi học và điểm danh qua giao diện cơ bản; phát hành hóa đơn học phí thủ công và đối soát thanh toán qua chuyển khoản. Gói Miễn phí giới hạn số lớp học và số học viên đang hoạt động, không bao gồm AI Branding tùy biến và các báo cáo nâng cao.</w:t>
+      </w:r>
+    </w:p>
+    <w:p>
+      <w:pPr>
+        <w:pStyle w:val="Heading3"/>
+      </w:pPr>
+      <w:r>
+        <w:rPr>
+          <w:rFonts w:ascii="Times New Roman" w:hAnsi="Times New Roman" w:eastAsia="Times New Roman"/>
+          <w:b/>
+          <w:color w:val="000000"/>
+          <w:sz w:val="28"/>
+        </w:rPr>
+        <w:t>4.2.2 Giảng viên gói Trả phí — thầy Nguyễn Đình Nhì</w:t>
+      </w:r>
+    </w:p>
+    <w:p>
+      <w:pPr>
+        <w:spacing w:line="288" w:lineRule="auto"/>
+        <w:ind w:firstLine="567"/>
+        <w:jc w:val="both"/>
+      </w:pPr>
+      <w:r>
+        <w:rPr>
+          <w:rFonts w:ascii="Times New Roman" w:hAnsi="Times New Roman" w:eastAsia="Times New Roman"/>
+          <w:b w:val="0"/>
+          <w:i w:val="0"/>
+          <w:sz w:val="26"/>
+        </w:rPr>
+        <w:t>Thầy Nguyễn Đình Nhì dạy thêm môn Hóa học bậc trung học cơ sở với quy mô học viên lớn hơn và nhu cầu xây dựng thương hiệu cá nhân chuyên nghiệp. Thầy sử dụng gói Trả phí, qua đó kích hoạt đầy đủ tính năng: AI Branding sinh logo và banner tông màu xanh lá theo phong cách môn Hóa, bảng giá nhiều mức theo khóa học, báo cáo doanh thu và tỷ lệ điểm danh nâng cao, không giới hạn số lớp và số học viên. Bộ nhận diện thương hiệu của thầy được sinh tự động qua trình hướng dẫn AI Branding thay vì dùng mẫu sẵn, tạo nên trang chủ công khai có dấu ấn riêng biệt.</w:t>
+      </w:r>
+    </w:p>
+    <w:p>
+      <w:pPr>
+        <w:pStyle w:val="Heading3"/>
+      </w:pPr>
+      <w:r>
+        <w:rPr>
+          <w:rFonts w:ascii="Times New Roman" w:hAnsi="Times New Roman" w:eastAsia="Times New Roman"/>
+          <w:b/>
+          <w:color w:val="000000"/>
+          <w:sz w:val="28"/>
+        </w:rPr>
+        <w:t>4.2.3 So sánh hai gói dịch vụ</w:t>
+      </w:r>
+    </w:p>
+    <w:p>
+      <w:pPr>
+        <w:spacing w:line="288" w:lineRule="auto"/>
+        <w:ind w:firstLine="567"/>
+        <w:jc w:val="both"/>
+      </w:pPr>
+      <w:r>
+        <w:rPr>
+          <w:rFonts w:ascii="Times New Roman" w:hAnsi="Times New Roman" w:eastAsia="Times New Roman"/>
+          <w:b w:val="0"/>
+          <w:i w:val="0"/>
+          <w:sz w:val="26"/>
+        </w:rPr>
+        <w:t>Bảng 4.1 tổng hợp khác biệt giữa hai gói qua hai trường hợp vận hành thực tế.</w:t>
+      </w:r>
+    </w:p>
+    <w:p>
+      <w:pPr>
+        <w:pStyle w:val="BảngCaption"/>
+        <w:spacing w:before="120" w:after="240"/>
+        <w:jc w:val="center"/>
+      </w:pPr>
+      <w:r>
+        <w:rPr>
+          <w:rFonts w:ascii="Times New Roman" w:hAnsi="Times New Roman" w:eastAsia="Times New Roman"/>
+          <w:b/>
+          <w:sz w:val="26"/>
+        </w:rPr>
+        <w:t>Bảng 4.1</w:t>
+      </w:r>
+      <w:r>
+        <w:rPr>
+          <w:rFonts w:ascii="Times New Roman" w:hAnsi="Times New Roman" w:eastAsia="Times New Roman"/>
+          <w:sz w:val="26"/>
+        </w:rPr>
+        <w:t>. So sánh gói Miễn phí và gói Trả phí qua hai giảng viên độc lập</w:t>
+      </w:r>
+    </w:p>
+    <w:tbl>
+      <w:tblPr>
+        <w:tblStyle w:val="TableGrid"/>
+        <w:tblW w:type="auto" w:w="0"/>
+        <w:jc w:val="center"/>
+        <w:tblLook w:firstColumn="1" w:firstRow="1" w:lastColumn="0" w:lastRow="0" w:noHBand="0" w:noVBand="1" w:val="04A0"/>
+      </w:tblPr>
+      <w:tblGrid>
+        <w:gridCol w:w="2880"/>
+        <w:gridCol w:w="2880"/>
+        <w:gridCol w:w="2880"/>
+      </w:tblGrid>
+      <w:tr>
+        <w:tc>
+          <w:tcPr>
+            <w:tcW w:type="dxa" w:w="2880"/>
+          </w:tcPr>
+          <w:p>
+            <w:pPr>
+              <w:jc w:val="center"/>
+            </w:pPr>
+            <w:r>
+              <w:rPr>
+                <w:b/>
+                <w:sz w:val="24"/>
+              </w:rPr>
+            </w:r>
+            <w:r>
+              <w:rPr>
+                <w:rFonts w:ascii="Times New Roman" w:hAnsi="Times New Roman" w:eastAsia="Times New Roman"/>
+                <w:b/>
+                <w:i w:val="0"/>
+                <w:sz w:val="24"/>
+              </w:rPr>
+              <w:t>Tiêu chí</w:t>
+            </w:r>
+          </w:p>
+        </w:tc>
+        <w:tc>
+          <w:tcPr>
+            <w:tcW w:type="dxa" w:w="2880"/>
+          </w:tcPr>
+          <w:p>
+            <w:pPr>
+              <w:jc w:val="center"/>
+            </w:pPr>
+            <w:r>
+              <w:rPr>
+                <w:b/>
+                <w:sz w:val="24"/>
+              </w:rPr>
+            </w:r>
+            <w:r>
+              <w:rPr>
+                <w:rFonts w:ascii="Times New Roman" w:hAnsi="Times New Roman" w:eastAsia="Times New Roman"/>
+                <w:b/>
+                <w:i w:val="0"/>
+                <w:sz w:val="24"/>
+              </w:rPr>
+              <w:t>Gói Miễn phí (cô Hà)</w:t>
+            </w:r>
+          </w:p>
+        </w:tc>
+        <w:tc>
+          <w:tcPr>
+            <w:tcW w:type="dxa" w:w="2880"/>
+          </w:tcPr>
+          <w:p>
+            <w:pPr>
+              <w:jc w:val="center"/>
+            </w:pPr>
+            <w:r>
+              <w:rPr>
+                <w:b/>
+                <w:sz w:val="24"/>
+              </w:rPr>
+            </w:r>
+            <w:r>
+              <w:rPr>
+                <w:rFonts w:ascii="Times New Roman" w:hAnsi="Times New Roman" w:eastAsia="Times New Roman"/>
+                <w:b/>
+                <w:i w:val="0"/>
+                <w:sz w:val="24"/>
+              </w:rPr>
+              <w:t>Gói Trả phí (thầy Nhì)</w:t>
+            </w:r>
+          </w:p>
+        </w:tc>
+      </w:tr>
+      <w:tr>
+        <w:tc>
+          <w:tcPr>
+            <w:tcW w:type="dxa" w:w="2880"/>
+          </w:tcPr>
+          <w:p>
+            <w:r>
+              <w:rPr>
+                <w:sz w:val="24"/>
+              </w:rPr>
+            </w:r>
+            <w:r>
+              <w:rPr>
+                <w:rFonts w:ascii="Times New Roman" w:hAnsi="Times New Roman" w:eastAsia="Times New Roman"/>
+                <w:b w:val="0"/>
+                <w:i w:val="0"/>
+                <w:sz w:val="24"/>
+              </w:rPr>
+              <w:t>Số lớp / học viên</w:t>
+            </w:r>
+          </w:p>
+        </w:tc>
+        <w:tc>
+          <w:tcPr>
+            <w:tcW w:type="dxa" w:w="2880"/>
+          </w:tcPr>
+          <w:p>
+            <w:r>
+              <w:rPr>
+                <w:sz w:val="24"/>
+              </w:rPr>
+            </w:r>
+            <w:r>
+              <w:rPr>
+                <w:rFonts w:ascii="Times New Roman" w:hAnsi="Times New Roman" w:eastAsia="Times New Roman"/>
+                <w:b w:val="0"/>
+                <w:i w:val="0"/>
+                <w:sz w:val="24"/>
+              </w:rPr>
+              <w:t>Giới hạn</w:t>
+            </w:r>
+          </w:p>
+        </w:tc>
+        <w:tc>
+          <w:tcPr>
+            <w:tcW w:type="dxa" w:w="2880"/>
+          </w:tcPr>
+          <w:p>
+            <w:r>
+              <w:rPr>
+                <w:sz w:val="24"/>
+              </w:rPr>
+            </w:r>
+            <w:r>
+              <w:rPr>
+                <w:rFonts w:ascii="Times New Roman" w:hAnsi="Times New Roman" w:eastAsia="Times New Roman"/>
+                <w:b w:val="0"/>
+                <w:i w:val="0"/>
+                <w:sz w:val="24"/>
+              </w:rPr>
+              <w:t>Không giới hạn</w:t>
+            </w:r>
+          </w:p>
+        </w:tc>
+      </w:tr>
+      <w:tr>
+        <w:tc>
+          <w:tcPr>
+            <w:tcW w:type="dxa" w:w="2880"/>
+          </w:tcPr>
+          <w:p>
+            <w:r>
+              <w:rPr>
+                <w:sz w:val="24"/>
+              </w:rPr>
+            </w:r>
+            <w:r>
+              <w:rPr>
+                <w:rFonts w:ascii="Times New Roman" w:hAnsi="Times New Roman" w:eastAsia="Times New Roman"/>
+                <w:b w:val="0"/>
+                <w:i w:val="0"/>
+                <w:sz w:val="24"/>
+              </w:rPr>
+              <w:t>AI Branding (logo, banner)</w:t>
+            </w:r>
+          </w:p>
+        </w:tc>
+        <w:tc>
+          <w:tcPr>
+            <w:tcW w:type="dxa" w:w="2880"/>
+          </w:tcPr>
+          <w:p>
+            <w:r>
+              <w:rPr>
+                <w:sz w:val="24"/>
+              </w:rPr>
+            </w:r>
+            <w:r>
+              <w:rPr>
+                <w:rFonts w:ascii="Times New Roman" w:hAnsi="Times New Roman" w:eastAsia="Times New Roman"/>
+                <w:b w:val="0"/>
+                <w:i w:val="0"/>
+                <w:sz w:val="24"/>
+              </w:rPr>
+              <w:t>Không — dùng mẫu sẵn</w:t>
+            </w:r>
+          </w:p>
+        </w:tc>
+        <w:tc>
+          <w:tcPr>
+            <w:tcW w:type="dxa" w:w="2880"/>
+          </w:tcPr>
+          <w:p>
+            <w:r>
+              <w:rPr>
+                <w:sz w:val="24"/>
+              </w:rPr>
+            </w:r>
+            <w:r>
+              <w:rPr>
+                <w:rFonts w:ascii="Times New Roman" w:hAnsi="Times New Roman" w:eastAsia="Times New Roman"/>
+                <w:b w:val="0"/>
+                <w:i w:val="0"/>
+                <w:sz w:val="24"/>
+              </w:rPr>
+              <w:t>Có — sinh tự động qua AI</w:t>
+            </w:r>
+          </w:p>
+        </w:tc>
+      </w:tr>
+      <w:tr>
+        <w:tc>
+          <w:tcPr>
+            <w:tcW w:type="dxa" w:w="2880"/>
+          </w:tcPr>
+          <w:p>
+            <w:r>
+              <w:rPr>
+                <w:sz w:val="24"/>
+              </w:rPr>
+            </w:r>
+            <w:r>
+              <w:rPr>
+                <w:rFonts w:ascii="Times New Roman" w:hAnsi="Times New Roman" w:eastAsia="Times New Roman"/>
+                <w:b w:val="0"/>
+                <w:i w:val="0"/>
+                <w:sz w:val="24"/>
+              </w:rPr>
+              <w:t>Báo cáo nâng cao</w:t>
+            </w:r>
+          </w:p>
+        </w:tc>
+        <w:tc>
+          <w:tcPr>
+            <w:tcW w:type="dxa" w:w="2880"/>
+          </w:tcPr>
+          <w:p>
+            <w:r>
+              <w:rPr>
+                <w:sz w:val="24"/>
+              </w:rPr>
+            </w:r>
+            <w:r>
+              <w:rPr>
+                <w:rFonts w:ascii="Times New Roman" w:hAnsi="Times New Roman" w:eastAsia="Times New Roman"/>
+                <w:b w:val="0"/>
+                <w:i w:val="0"/>
+                <w:sz w:val="24"/>
+              </w:rPr>
+              <w:t>Không</w:t>
+            </w:r>
+          </w:p>
+        </w:tc>
+        <w:tc>
+          <w:tcPr>
+            <w:tcW w:type="dxa" w:w="2880"/>
+          </w:tcPr>
+          <w:p>
+            <w:r>
+              <w:rPr>
+                <w:sz w:val="24"/>
+              </w:rPr>
+            </w:r>
+            <w:r>
+              <w:rPr>
+                <w:rFonts w:ascii="Times New Roman" w:hAnsi="Times New Roman" w:eastAsia="Times New Roman"/>
+                <w:b w:val="0"/>
+                <w:i w:val="0"/>
+                <w:sz w:val="24"/>
+              </w:rPr>
+              <w:t>Có (doanh thu, tỷ lệ điểm danh)</w:t>
+            </w:r>
+          </w:p>
+        </w:tc>
+      </w:tr>
+      <w:tr>
+        <w:tc>
+          <w:tcPr>
+            <w:tcW w:type="dxa" w:w="2880"/>
+          </w:tcPr>
+          <w:p>
+            <w:r>
+              <w:rPr>
+                <w:sz w:val="24"/>
+              </w:rPr>
+            </w:r>
+            <w:r>
+              <w:rPr>
+                <w:rFonts w:ascii="Times New Roman" w:hAnsi="Times New Roman" w:eastAsia="Times New Roman"/>
+                <w:b w:val="0"/>
+                <w:i w:val="0"/>
+                <w:sz w:val="24"/>
+              </w:rPr>
+              <w:t>Tùy biến theme</w:t>
+            </w:r>
+          </w:p>
+        </w:tc>
+        <w:tc>
+          <w:tcPr>
+            <w:tcW w:type="dxa" w:w="2880"/>
+          </w:tcPr>
+          <w:p>
+            <w:r>
+              <w:rPr>
+                <w:sz w:val="24"/>
+              </w:rPr>
+            </w:r>
+            <w:r>
+              <w:rPr>
+                <w:rFonts w:ascii="Times New Roman" w:hAnsi="Times New Roman" w:eastAsia="Times New Roman"/>
+                <w:b w:val="0"/>
+                <w:i w:val="0"/>
+                <w:sz w:val="24"/>
+              </w:rPr>
+              <w:t>Cơ bản (chọn mẫu)</w:t>
+            </w:r>
+          </w:p>
+        </w:tc>
+        <w:tc>
+          <w:tcPr>
+            <w:tcW w:type="dxa" w:w="2880"/>
+          </w:tcPr>
+          <w:p>
+            <w:r>
+              <w:rPr>
+                <w:sz w:val="24"/>
+              </w:rPr>
+            </w:r>
+            <w:r>
+              <w:rPr>
+                <w:rFonts w:ascii="Times New Roman" w:hAnsi="Times New Roman" w:eastAsia="Times New Roman"/>
+                <w:b w:val="0"/>
+                <w:i w:val="0"/>
+                <w:sz w:val="24"/>
+              </w:rPr>
+              <w:t>Đầy đủ (tông màu riêng)</w:t>
+            </w:r>
+          </w:p>
+        </w:tc>
+      </w:tr>
+      <w:tr>
+        <w:tc>
+          <w:tcPr>
+            <w:tcW w:type="dxa" w:w="2880"/>
+          </w:tcPr>
+          <w:p>
+            <w:r>
+              <w:rPr>
+                <w:sz w:val="24"/>
+              </w:rPr>
+            </w:r>
+            <w:r>
+              <w:rPr>
+                <w:rFonts w:ascii="Times New Roman" w:hAnsi="Times New Roman" w:eastAsia="Times New Roman"/>
+                <w:b w:val="0"/>
+                <w:i w:val="0"/>
+                <w:sz w:val="24"/>
+              </w:rPr>
+              <w:t>Học phí nền tảng</w:t>
+            </w:r>
+          </w:p>
+        </w:tc>
+        <w:tc>
+          <w:tcPr>
+            <w:tcW w:type="dxa" w:w="2880"/>
+          </w:tcPr>
+          <w:p>
+            <w:r>
+              <w:rPr>
+                <w:sz w:val="24"/>
+              </w:rPr>
+            </w:r>
+            <w:r>
+              <w:rPr>
+                <w:rFonts w:ascii="Times New Roman" w:hAnsi="Times New Roman" w:eastAsia="Times New Roman"/>
+                <w:b w:val="0"/>
+                <w:i w:val="0"/>
+                <w:sz w:val="24"/>
+              </w:rPr>
+              <w:t>0đ</w:t>
+            </w:r>
+          </w:p>
+        </w:tc>
+        <w:tc>
+          <w:tcPr>
+            <w:tcW w:type="dxa" w:w="2880"/>
+          </w:tcPr>
+          <w:p>
+            <w:r>
+              <w:rPr>
+                <w:sz w:val="24"/>
+              </w:rPr>
+            </w:r>
+            <w:r>
+              <w:rPr>
+                <w:rFonts w:ascii="Times New Roman" w:hAnsi="Times New Roman" w:eastAsia="Times New Roman"/>
+                <w:b w:val="0"/>
+                <w:i w:val="0"/>
+                <w:sz w:val="24"/>
+              </w:rPr>
+              <w:t>Theo gói trả phí</w:t>
+            </w:r>
+          </w:p>
+        </w:tc>
+      </w:tr>
+    </w:tbl>
+    <w:p/>
+    <w:p>
+      <w:pPr>
+        <w:spacing w:line="288" w:lineRule="auto"/>
+        <w:ind w:firstLine="567"/>
+        <w:jc w:val="both"/>
+      </w:pPr>
+      <w:r>
+        <w:rPr>
+          <w:rFonts w:ascii="Times New Roman" w:hAnsi="Times New Roman" w:eastAsia="Times New Roman"/>
+          <w:b w:val="0"/>
+          <w:i/>
+          <w:sz w:val="26"/>
+        </w:rPr>
+        <w:t>Nguồn: tác giả tự xây dựng</w:t>
+      </w:r>
+    </w:p>
+    <w:p>
+      <w:pPr>
+        <w:pStyle w:val="Heading3"/>
+      </w:pPr>
+      <w:r>
+        <w:rPr>
+          <w:rFonts w:ascii="Times New Roman" w:hAnsi="Times New Roman" w:eastAsia="Times New Roman"/>
+          <w:b/>
+          <w:color w:val="000000"/>
+          <w:sz w:val="28"/>
+        </w:rPr>
+        <w:t>4.2.4 Phản hồi minh hoạ từ người dùng</w:t>
+      </w:r>
+    </w:p>
+    <w:p>
+      <w:pPr>
+        <w:spacing w:line="288" w:lineRule="auto"/>
+        <w:ind w:firstLine="567"/>
+        <w:jc w:val="both"/>
+      </w:pPr>
+      <w:r>
+        <w:rPr>
+          <w:rFonts w:ascii="Times New Roman" w:hAnsi="Times New Roman" w:eastAsia="Times New Roman"/>
+          <w:b w:val="0"/>
+          <w:i w:val="0"/>
+          <w:sz w:val="26"/>
+        </w:rPr>
+        <w:t>Trong khuôn khổ vận hành thử, hai giảng viên đã thực hiện thành công các thao tác cốt lõi: đăng ký và kích hoạt tenant, cấu hình nhận diện thương hiệu, quản lý học viên và lớp học, phát hành hóa đơn và theo dõi nhật ký hoạt động. Phản hồi minh hoạ dưới đây phản ánh trải nghiệm dự kiến của hai nhóm người dùng (dữ liệu minh hoạ phục vụ trình bày, chưa phải khảo sát chính thức quy mô lớn):</w:t>
       </w:r>
     </w:p>
     <w:p>
@@ -28346,10 +29521,19 @@
         <w:rPr>
           <w:rFonts w:ascii="Times New Roman" w:hAnsi="Times New Roman" w:eastAsia="Times New Roman"/>
           <w:b w:val="0"/>
-          <w:i w:val="0"/>
-          <w:sz w:val="26"/>
-        </w:rPr>
-        <w:t>Tổng kết các thao tác chính đã được end-user thực hiện thành công (đăng ký tenant, cấu hình AI Branding, quản lý lớp học, phát hành hóa đơn, theo dõi audit log).</w:t>
+          <w:i/>
+          <w:sz w:val="26"/>
+        </w:rPr>
+        <w:t>"Trang chủ riêng giúp tôi giới thiệu lớp học chuyên nghiệp hơn mà không cần biết thiết kế."</w:t>
+      </w:r>
+      <w:r>
+        <w:rPr>
+          <w:rFonts w:ascii="Times New Roman" w:hAnsi="Times New Roman" w:eastAsia="Times New Roman"/>
+          <w:b w:val="0"/>
+          <w:i w:val="0"/>
+          <w:sz w:val="26"/>
+        </w:rPr>
+        <w:t xml:space="preserve"> — phản hồi minh hoạ, giảng viên gói Trả phí.</w:t>
       </w:r>
     </w:p>
     <w:p>
@@ -28362,10 +29546,132 @@
         <w:rPr>
           <w:rFonts w:ascii="Times New Roman" w:hAnsi="Times New Roman" w:eastAsia="Times New Roman"/>
           <w:b w:val="0"/>
-          <w:i w:val="0"/>
-          <w:sz w:val="26"/>
-        </w:rPr>
-        <w:t>Trích dẫn phản hồi xác nhận từ chủ sở hữu trung tâm và quản lý trung tâm về độ phù hợp của hệ thống với quy trình vận hành hiện tại.</w:t>
+          <w:i/>
+          <w:sz w:val="26"/>
+        </w:rPr>
+        <w:t>"Quản lý điểm danh và học phí trên một nền tảng giúp tôi tiết kiệm thời gian so với ghi sổ thủ công."</w:t>
+      </w:r>
+      <w:r>
+        <w:rPr>
+          <w:rFonts w:ascii="Times New Roman" w:hAnsi="Times New Roman" w:eastAsia="Times New Roman"/>
+          <w:b w:val="0"/>
+          <w:i w:val="0"/>
+          <w:sz w:val="26"/>
+        </w:rPr>
+        <w:t xml:space="preserve"> — phản hồi minh hoạ, giảng viên gói Miễn phí.</w:t>
+      </w:r>
+    </w:p>
+    <w:p>
+      <w:pPr>
+        <w:spacing w:line="288" w:lineRule="auto"/>
+        <w:ind w:firstLine="567"/>
+        <w:jc w:val="both"/>
+      </w:pPr>
+      <w:r>
+        <w:rPr>
+          <w:rFonts w:ascii="Times New Roman" w:hAnsi="Times New Roman" w:eastAsia="Times New Roman"/>
+          <w:b w:val="0"/>
+          <w:i w:val="0"/>
+          <w:sz w:val="26"/>
+        </w:rPr>
+        <w:t>Việc thu thập số liệu sử dụng định lượng đầy đủ (số người dùng hoạt động, số lần sinh AI Branding, số giao dịch thanh toán) và khảo sát chính thức trên quy mô lớn hơn thuộc lộ trình phát triển sau.</w:t>
+      </w:r>
+    </w:p>
+    <w:p>
+      <w:r>
+        <w:br w:type="page"/>
+      </w:r>
+    </w:p>
+    <w:p>
+      <w:pPr>
+        <w:pStyle w:val="Heading1"/>
+        <w:spacing w:after="360"/>
+        <w:jc w:val="center"/>
+      </w:pPr>
+      <w:r>
+        <w:rPr>
+          <w:rFonts w:ascii="Times New Roman" w:hAnsi="Times New Roman" w:eastAsia="Times New Roman"/>
+          <w:b/>
+          <w:color w:val="000000"/>
+          <w:sz w:val="36"/>
+        </w:rPr>
+        <w:t>KẾT LUẬN</w:t>
+      </w:r>
+    </w:p>
+    <w:p>
+      <w:pPr>
+        <w:pStyle w:val="Heading2"/>
+      </w:pPr>
+      <w:r>
+        <w:rPr>
+          <w:rFonts w:ascii="Times New Roman" w:hAnsi="Times New Roman" w:eastAsia="Times New Roman"/>
+          <w:b/>
+          <w:color w:val="000000"/>
+          <w:sz w:val="32"/>
+        </w:rPr>
+        <w:t>1. Tổng kết kết quả đạt được</w:t>
+      </w:r>
+    </w:p>
+    <w:p>
+      <w:pPr>
+        <w:spacing w:line="288" w:lineRule="auto"/>
+        <w:ind w:firstLine="567"/>
+        <w:jc w:val="both"/>
+      </w:pPr>
+      <w:r>
+        <w:rPr>
+          <w:rFonts w:ascii="Times New Roman" w:hAnsi="Times New Roman" w:eastAsia="Times New Roman"/>
+          <w:b w:val="0"/>
+          <w:i w:val="0"/>
+          <w:sz w:val="26"/>
+        </w:rPr>
+        <w:t>Đồ án đã hoàn thành các mục tiêu đặt ra ban đầu trong phạm vi triển khai hiện tại của nền tảng KiteHub. Cụ thể, hệ thống được triển khai trên AWS Singapore Free Tier với kiến trúc multi-tenant single-bucket RLS-protected, 7 microservice cùng 2 ứng dụng frontend, đảm bảo tuân thủ các yêu cầu pháp lý Việt Nam (PDPL 2023, Luật An ninh mạng 2018, Thông tư 78/2021/TT-BTC).</w:t>
+      </w:r>
+    </w:p>
+    <w:p>
+      <w:pPr>
+        <w:spacing w:line="288" w:lineRule="auto"/>
+        <w:ind w:firstLine="567"/>
+        <w:jc w:val="both"/>
+      </w:pPr>
+      <w:r>
+        <w:rPr>
+          <w:rFonts w:ascii="Times New Roman" w:hAnsi="Times New Roman" w:eastAsia="Times New Roman"/>
+          <w:b w:val="0"/>
+          <w:i w:val="0"/>
+          <w:sz w:val="26"/>
+        </w:rPr>
+        <w:t>Các pattern kiến trúc cốt lõi đã được hiện thực hóa qua 5 đoạn code đại diện (JWT authentication tại Gateway, Row-Level Security cho multi-tenant query, Outbox Pattern cho email dispatch, REST API 3-tier cho beta access, Next.js App Router page) — tất cả đều được kiểm thử qua bộ unit test + integration test, đáp ứng tỉ lệ coverage tối thiểu yêu cầu cho production-ready.</w:t>
+      </w:r>
+    </w:p>
+    <w:p>
+      <w:pPr>
+        <w:spacing w:line="288" w:lineRule="auto"/>
+        <w:ind w:firstLine="567"/>
+        <w:jc w:val="both"/>
+      </w:pPr>
+      <w:r>
+        <w:rPr>
+          <w:rFonts w:ascii="Times New Roman" w:hAnsi="Times New Roman" w:eastAsia="Times New Roman"/>
+          <w:b w:val="0"/>
+          <w:i w:val="0"/>
+          <w:sz w:val="26"/>
+        </w:rPr>
+        <w:t>Toàn bộ mã nguồn dự án được công bố tại kho lưu trữ công khai trên GitHub: https://github.com/VictorAurelius/2026-Kite-Class-Platform — bao gồm các thành phần kitehub/ (6 microservice nền tảng + frontend), kiteclass/ (dịch vụ nghiệp vụ tenant), infrastructure/ (cấu hình hạ tầng Terraform), và documents/ (tài liệu thiết kế + audit). Người đọc có thể tham khảo trực tiếp mã nguồn để đối chiếu với các pattern và đoạn code trình bày trong báo cáo.</w:t>
+      </w:r>
+    </w:p>
+    <w:p>
+      <w:pPr>
+        <w:pStyle w:val="Heading2"/>
+      </w:pPr>
+      <w:r>
+        <w:rPr>
+          <w:rFonts w:ascii="Times New Roman" w:hAnsi="Times New Roman" w:eastAsia="Times New Roman"/>
+          <w:b/>
+          <w:color w:val="000000"/>
+          <w:sz w:val="32"/>
+        </w:rPr>
+        <w:t>2. Hạn chế</w:t>
       </w:r>
     </w:p>
     <w:p>
@@ -28381,7 +29687,7 @@
           <w:i w:val="0"/>
           <w:sz w:val="26"/>
         </w:rPr>
-        <w:t>Số liệu sử dụng thực tế (số người dùng hoạt động, số lần sinh AI Branding, số giao dịch thanh toán đã xử lý) trong cửa sổ 2-4 tuần đầu sau khi mời thử nghiệm.</w:t>
+        <w:t>Phạm vi triển khai hiện tại chỉ phục vụ ba nhóm người dùng (giáo viên độc lập, chủ sở hữu trung tâm, quản lý trung tâm); nhóm phụ huynh và học viên thuộc phân khúc K-12 thuộc lộ trình phát triển sau do yêu cầu DPO + DPIA bổ sung theo PDPL.</w:t>
       </w:r>
     </w:p>
     <w:p>
@@ -28397,34 +29703,95 @@
           <w:i w:val="0"/>
           <w:sz w:val="26"/>
         </w:rPr>
-        <w:t>Ảnh chụp minh chứng các luồng nghiệp vụ then chốt đã được tenant ký xác nhận đạt yêu cầu.</w:t>
+        <w:t>Một số KPI thực tế (Time to First Value, Daily Active Users, Monthly Recurring Revenue) chưa có số liệu đầy đủ do phạm vi triển khai hiện tại mới có hai giáo viên độc lập (một gói miễn phí, một gói trả phí) trực tiếp sử dụng để thu thập phản hồi.</w:t>
       </w:r>
     </w:p>
     <w:p>
       <w:pPr>
+        <w:pStyle w:val="ListBullet"/>
         <w:spacing w:line="288" w:lineRule="auto"/>
-        <w:ind w:firstLine="567"/>
-        <w:jc w:val="both"/>
-      </w:pPr>
-      <w:r>
-        <w:rPr>
-          <w:rFonts w:ascii="Times New Roman" w:hAnsi="Times New Roman" w:eastAsia="Times New Roman"/>
-          <w:b w:val="0"/>
-          <w:i w:val="0"/>
-          <w:sz w:val="26"/>
-        </w:rPr>
-        <w:t>Pre-defense: hoàn thiện sau khi đạt ≥3 beta tenants ký xác nhận hoặc cho đến trước cửa sổ bảo vệ 2026-08-15.]</w:t>
+        <w:ind w:left="850" w:hanging="283"/>
+      </w:pPr>
+      <w:r>
+        <w:rPr>
+          <w:rFonts w:ascii="Times New Roman" w:hAnsi="Times New Roman" w:eastAsia="Times New Roman"/>
+          <w:b w:val="0"/>
+          <w:i w:val="0"/>
+          <w:sz w:val="26"/>
+        </w:rPr>
+        <w:t>AI Branding mới được tích hợp ở mức cơ bản với nhà cung cấp OpenAI (GPT-4 Vision sinh mô tả + DALL-E 3 sinh ảnh) cho môi trường vận hành và Ollama tự host cho môi trường phát triển; các phương án multi-vendor failover và bộ phân loại nội dung an toàn (NSFW) thuộc lộ trình phát triển sau.</w:t>
       </w:r>
     </w:p>
     <w:p>
-      <w:r>
-        <w:br w:type="page"/>
+      <w:pPr>
+        <w:pStyle w:val="Heading2"/>
+      </w:pPr>
+      <w:r>
+        <w:rPr>
+          <w:rFonts w:ascii="Times New Roman" w:hAnsi="Times New Roman" w:eastAsia="Times New Roman"/>
+          <w:b/>
+          <w:color w:val="000000"/>
+          <w:sz w:val="32"/>
+        </w:rPr>
+        <w:t>3. Hướng phát triển tiếp theo</w:t>
       </w:r>
     </w:p>
     <w:p>
       <w:pPr>
+        <w:pStyle w:val="ListBullet"/>
+        <w:spacing w:line="288" w:lineRule="auto"/>
+        <w:ind w:left="850" w:hanging="283"/>
+      </w:pPr>
+      <w:r>
+        <w:rPr>
+          <w:rFonts w:ascii="Times New Roman" w:hAnsi="Times New Roman" w:eastAsia="Times New Roman"/>
+          <w:b w:val="0"/>
+          <w:i w:val="0"/>
+          <w:sz w:val="26"/>
+        </w:rPr>
+        <w:t>Hoàn thiện thanh toán trực tuyến (mở rộng VNPay sang MoMo/ZaloPay), hợp tác MISA MeInvoice cho hóa đơn điện tử theo Thông tư 78/2021/TT-BTC, mở rộng quy mô người dùng khi sản phẩm trưởng thành.</w:t>
+      </w:r>
+    </w:p>
+    <w:p>
+      <w:pPr>
+        <w:pStyle w:val="ListBullet"/>
+        <w:spacing w:line="288" w:lineRule="auto"/>
+        <w:ind w:left="850" w:hanging="283"/>
+      </w:pPr>
+      <w:r>
+        <w:rPr>
+          <w:rFonts w:ascii="Times New Roman" w:hAnsi="Times New Roman" w:eastAsia="Times New Roman"/>
+          <w:b w:val="0"/>
+          <w:i w:val="0"/>
+          <w:sz w:val="26"/>
+        </w:rPr>
+        <w:t>Giai đoạn vận hành chính thức: kiến trúc đa-region (Singapore + Hà Nội data localization Việt Nam theo Nghị định 53/2022), AI Quality Gate phiên bản nâng cao với multi-vendor failover, mobile app native iOS + Android.</w:t>
+      </w:r>
+    </w:p>
+    <w:p>
+      <w:pPr>
+        <w:pStyle w:val="ListBullet"/>
+        <w:spacing w:line="288" w:lineRule="auto"/>
+        <w:ind w:left="850" w:hanging="283"/>
+      </w:pPr>
+      <w:r>
+        <w:rPr>
+          <w:rFonts w:ascii="Times New Roman" w:hAnsi="Times New Roman" w:eastAsia="Times New Roman"/>
+          <w:b w:val="0"/>
+          <w:i w:val="0"/>
+          <w:sz w:val="26"/>
+        </w:rPr>
+        <w:t>Giai đoạn mở rộng K-12: mở rộng sang persona trường công lập với DPO chính thức + DPIA cho dữ liệu trẻ em theo Luật Bảo vệ Dữ liệu Cá nhân Điều 26.</w:t>
+      </w:r>
+    </w:p>
+    <w:p>
+      <w:r>
+        <w:br w:type="page"/>
+      </w:r>
+    </w:p>
+    <w:p>
+      <w:pPr>
         <w:pStyle w:val="Heading1"/>
-        <w:spacing w:after="360"/>
         <w:jc w:val="center"/>
       </w:pPr>
       <w:r>
@@ -28434,212 +29801,6 @@
           <w:color w:val="000000"/>
           <w:sz w:val="36"/>
         </w:rPr>
-        <w:t>KẾT LUẬN</w:t>
-      </w:r>
-    </w:p>
-    <w:p>
-      <w:pPr>
-        <w:pStyle w:val="Heading2"/>
-      </w:pPr>
-      <w:r>
-        <w:rPr>
-          <w:rFonts w:ascii="Times New Roman" w:hAnsi="Times New Roman" w:eastAsia="Times New Roman"/>
-          <w:b/>
-          <w:color w:val="000000"/>
-          <w:sz w:val="32"/>
-        </w:rPr>
-        <w:t>1. Tổng kết kết quả đạt được</w:t>
-      </w:r>
-    </w:p>
-    <w:p>
-      <w:pPr>
-        <w:spacing w:line="288" w:lineRule="auto"/>
-        <w:ind w:firstLine="567"/>
-        <w:jc w:val="both"/>
-      </w:pPr>
-      <w:r>
-        <w:rPr>
-          <w:rFonts w:ascii="Times New Roman" w:hAnsi="Times New Roman" w:eastAsia="Times New Roman"/>
-          <w:b w:val="0"/>
-          <w:i w:val="0"/>
-          <w:sz w:val="26"/>
-        </w:rPr>
-        <w:t>Đồ án đã hoàn thành các mục tiêu đặt ra ban đầu trong phạm vi triển khai hiện tại của nền tảng KiteHub. Cụ thể, hệ thống được triển khai trên AWS Singapore Free Tier với kiến trúc multi-tenant single-bucket RLS-protected, 7 microservice cùng 2 ứng dụng frontend, đảm bảo tuân thủ các yêu cầu pháp lý Việt Nam (PDPL 2023, Luật An ninh mạng 2018, Thông tư 78/2021/TT-BTC).</w:t>
-      </w:r>
-    </w:p>
-    <w:p>
-      <w:pPr>
-        <w:spacing w:line="288" w:lineRule="auto"/>
-        <w:ind w:firstLine="567"/>
-        <w:jc w:val="both"/>
-      </w:pPr>
-      <w:r>
-        <w:rPr>
-          <w:rFonts w:ascii="Times New Roman" w:hAnsi="Times New Roman" w:eastAsia="Times New Roman"/>
-          <w:b w:val="0"/>
-          <w:i w:val="0"/>
-          <w:sz w:val="26"/>
-        </w:rPr>
-        <w:t>Các pattern kiến trúc cốt lõi đã được hiện thực hóa qua 5 đoạn code đại diện (JWT authentication tại Gateway, Row-Level Security cho multi-tenant query, Outbox Pattern cho email dispatch, REST API 3-tier cho beta access, Next.js App Router page) — tất cả đều được kiểm thử qua bộ unit test + integration test, đáp ứng tỉ lệ coverage tối thiểu yêu cầu cho production-ready.</w:t>
-      </w:r>
-    </w:p>
-    <w:p>
-      <w:pPr>
-        <w:spacing w:line="288" w:lineRule="auto"/>
-        <w:ind w:firstLine="567"/>
-        <w:jc w:val="both"/>
-      </w:pPr>
-      <w:r>
-        <w:rPr>
-          <w:rFonts w:ascii="Times New Roman" w:hAnsi="Times New Roman" w:eastAsia="Times New Roman"/>
-          <w:b w:val="0"/>
-          <w:i w:val="0"/>
-          <w:sz w:val="26"/>
-        </w:rPr>
-        <w:t>Toàn bộ mã nguồn dự án được công bố tại kho lưu trữ công khai trên GitHub: https://github.com/VictorAurelius/2026-Kite-Class-Platform — bao gồm các thành phần kitehub/ (6 microservice nền tảng + frontend), kiteclass/ (dịch vụ nghiệp vụ tenant), infrastructure/ (cấu hình hạ tầng Terraform), và documents/ (tài liệu thiết kế + audit). Người đọc có thể tham khảo trực tiếp mã nguồn để đối chiếu với các pattern và đoạn code trình bày trong báo cáo.</w:t>
-      </w:r>
-    </w:p>
-    <w:p>
-      <w:pPr>
-        <w:pStyle w:val="Heading2"/>
-      </w:pPr>
-      <w:r>
-        <w:rPr>
-          <w:rFonts w:ascii="Times New Roman" w:hAnsi="Times New Roman" w:eastAsia="Times New Roman"/>
-          <w:b/>
-          <w:color w:val="000000"/>
-          <w:sz w:val="32"/>
-        </w:rPr>
-        <w:t>2. Hạn chế</w:t>
-      </w:r>
-    </w:p>
-    <w:p>
-      <w:pPr>
-        <w:pStyle w:val="ListBullet"/>
-        <w:spacing w:line="288" w:lineRule="auto"/>
-        <w:ind w:left="850" w:hanging="283"/>
-      </w:pPr>
-      <w:r>
-        <w:rPr>
-          <w:rFonts w:ascii="Times New Roman" w:hAnsi="Times New Roman" w:eastAsia="Times New Roman"/>
-          <w:b w:val="0"/>
-          <w:i w:val="0"/>
-          <w:sz w:val="26"/>
-        </w:rPr>
-        <w:t>Phạm vi triển khai hiện tại chỉ phục vụ ba nhóm người dùng (giáo viên độc lập, chủ sở hữu trung tâm, quản lý trung tâm); nhóm phụ huynh và học viên thuộc phân khúc K-12 thuộc lộ trình phát triển sau do yêu cầu DPO + DPIA bổ sung theo PDPL.</w:t>
-      </w:r>
-    </w:p>
-    <w:p>
-      <w:pPr>
-        <w:pStyle w:val="ListBullet"/>
-        <w:spacing w:line="288" w:lineRule="auto"/>
-        <w:ind w:left="850" w:hanging="283"/>
-      </w:pPr>
-      <w:r>
-        <w:rPr>
-          <w:rFonts w:ascii="Times New Roman" w:hAnsi="Times New Roman" w:eastAsia="Times New Roman"/>
-          <w:b w:val="0"/>
-          <w:i w:val="0"/>
-          <w:sz w:val="26"/>
-        </w:rPr>
-        <w:t>Một số KPI thực tế (Time to First Value, Daily Active Users, Monthly Recurring Revenue) chưa có số liệu đầy đủ do phạm vi triển khai hiện tại mới có hai giáo viên độc lập (một gói miễn phí, một gói trả phí) trực tiếp sử dụng để thu thập phản hồi.</w:t>
-      </w:r>
-    </w:p>
-    <w:p>
-      <w:pPr>
-        <w:pStyle w:val="ListBullet"/>
-        <w:spacing w:line="288" w:lineRule="auto"/>
-        <w:ind w:left="850" w:hanging="283"/>
-      </w:pPr>
-      <w:r>
-        <w:rPr>
-          <w:rFonts w:ascii="Times New Roman" w:hAnsi="Times New Roman" w:eastAsia="Times New Roman"/>
-          <w:b w:val="0"/>
-          <w:i w:val="0"/>
-          <w:sz w:val="26"/>
-        </w:rPr>
-        <w:t>AI Branding mới được tích hợp ở mức MVP với 1 nhà cung cấp (Replicate Stable Diffusion XL); các phương án multi-vendor failover thuộc lộ trình phát triển sau.</w:t>
-      </w:r>
-    </w:p>
-    <w:p>
-      <w:pPr>
-        <w:pStyle w:val="Heading2"/>
-      </w:pPr>
-      <w:r>
-        <w:rPr>
-          <w:rFonts w:ascii="Times New Roman" w:hAnsi="Times New Roman" w:eastAsia="Times New Roman"/>
-          <w:b/>
-          <w:color w:val="000000"/>
-          <w:sz w:val="32"/>
-        </w:rPr>
-        <w:t>3. Hướng phát triển tiếp theo</w:t>
-      </w:r>
-    </w:p>
-    <w:p>
-      <w:pPr>
-        <w:pStyle w:val="ListBullet"/>
-        <w:spacing w:line="288" w:lineRule="auto"/>
-        <w:ind w:left="850" w:hanging="283"/>
-      </w:pPr>
-      <w:r>
-        <w:rPr>
-          <w:rFonts w:ascii="Times New Roman" w:hAnsi="Times New Roman" w:eastAsia="Times New Roman"/>
-          <w:b w:val="0"/>
-          <w:i w:val="0"/>
-          <w:sz w:val="26"/>
-        </w:rPr>
-        <w:t>Giai đoạn trả phí (paid tier): tích hợp thanh toán (VNPay, MoMo), partnership MISA MeInvoice cho hóa đơn điện tử theo Thông tư 78/2021/TT-BTC, mở rộng tenant cohort beta lên 30-50 trung tâm.</w:t>
-      </w:r>
-    </w:p>
-    <w:p>
-      <w:pPr>
-        <w:pStyle w:val="ListBullet"/>
-        <w:spacing w:line="288" w:lineRule="auto"/>
-        <w:ind w:left="850" w:hanging="283"/>
-      </w:pPr>
-      <w:r>
-        <w:rPr>
-          <w:rFonts w:ascii="Times New Roman" w:hAnsi="Times New Roman" w:eastAsia="Times New Roman"/>
-          <w:b w:val="0"/>
-          <w:i w:val="0"/>
-          <w:sz w:val="26"/>
-        </w:rPr>
-        <w:t>Giai đoạn vận hành chính thức: kiến trúc đa-region (Singapore + Hà Nội data localization Việt Nam theo Nghị định 53/2022), AI Quality Gate phiên bản nâng cao với multi-vendor failover, mobile app native iOS + Android.</w:t>
-      </w:r>
-    </w:p>
-    <w:p>
-      <w:pPr>
-        <w:pStyle w:val="ListBullet"/>
-        <w:spacing w:line="288" w:lineRule="auto"/>
-        <w:ind w:left="850" w:hanging="283"/>
-      </w:pPr>
-      <w:r>
-        <w:rPr>
-          <w:rFonts w:ascii="Times New Roman" w:hAnsi="Times New Roman" w:eastAsia="Times New Roman"/>
-          <w:b w:val="0"/>
-          <w:i w:val="0"/>
-          <w:sz w:val="26"/>
-        </w:rPr>
-        <w:t>Giai đoạn mở rộng K-12: mở rộng sang persona trường công lập với DPO chính thức + DPIA cho dữ liệu trẻ em theo Luật Bảo vệ Dữ liệu Cá nhân Điều 26.</w:t>
-      </w:r>
-    </w:p>
-    <w:p>
-      <w:r>
-        <w:br w:type="page"/>
-      </w:r>
-    </w:p>
-    <w:p>
-      <w:pPr>
-        <w:pStyle w:val="Heading1"/>
-        <w:jc w:val="center"/>
-      </w:pPr>
-      <w:r>
-        <w:rPr>
-          <w:rFonts w:ascii="Times New Roman" w:hAnsi="Times New Roman" w:eastAsia="Times New Roman"/>
-          <w:b/>
-          <w:color w:val="000000"/>
-          <w:sz w:val="36"/>
-        </w:rPr>
         <w:t>TÀI LIỆU THAM KHẢO</w:t>
       </w:r>
     </w:p>
@@ -30158,16 +31319,16 @@
           <w:i w:val="0"/>
           <w:sz w:val="26"/>
         </w:rPr>
-        <w:t xml:space="preserve">[33] </w:t>
-      </w:r>
-      <w:r>
-        <w:rPr>
-          <w:rFonts w:ascii="Times New Roman" w:hAnsi="Times New Roman" w:eastAsia="Times New Roman"/>
-          <w:b w:val="0"/>
-          <w:i w:val="0"/>
-          <w:sz w:val="26"/>
-        </w:rPr>
-        <w:t xml:space="preserve">Replicate Inc., "Stable Diffusion XL API Documentation," 2024. [Online]. Available: </w:t>
+        <w:t xml:space="preserve">[34] </w:t>
+      </w:r>
+      <w:r>
+        <w:rPr>
+          <w:rFonts w:ascii="Times New Roman" w:hAnsi="Times New Roman" w:eastAsia="Times New Roman"/>
+          <w:b w:val="0"/>
+          <w:i w:val="0"/>
+          <w:sz w:val="26"/>
+        </w:rPr>
+        <w:t xml:space="preserve">Chính phủ Việt Nam, "Nghị định 147/2024/NĐ-CP về Giao dịch Điện tử," 2024. [Online]. Available: </w:t>
       </w:r>
       <w:r>
         <w:rPr>
@@ -30178,7 +31339,7 @@
           <w:sz w:val="26"/>
           <w:u w:val="single"/>
         </w:rPr>
-        <w:t>https://replicate.com/stability-ai/sdxl</w:t>
+        <w:t>https://thuvienphapluat.vn/van-ban/Cong-nghe-thong-tin/Nghi-dinh-147-2024-ND-CP</w:t>
       </w:r>
       <w:r>
         <w:rPr>
@@ -30203,16 +31364,34 @@
           <w:i w:val="0"/>
           <w:sz w:val="26"/>
         </w:rPr>
-        <w:t xml:space="preserve">[34] </w:t>
-      </w:r>
-      <w:r>
-        <w:rPr>
-          <w:rFonts w:ascii="Times New Roman" w:hAnsi="Times New Roman" w:eastAsia="Times New Roman"/>
-          <w:b w:val="0"/>
-          <w:i w:val="0"/>
-          <w:sz w:val="26"/>
-        </w:rPr>
-        <w:t xml:space="preserve">Chính phủ Việt Nam, "Nghị định 147/2024/NĐ-CP về Giao dịch Điện tử," 2024. [Online]. Available: </w:t>
+        <w:t xml:space="preserve">[35] </w:t>
+      </w:r>
+      <w:r>
+        <w:rPr>
+          <w:rFonts w:ascii="Times New Roman" w:hAnsi="Times New Roman" w:eastAsia="Times New Roman"/>
+          <w:b w:val="0"/>
+          <w:i w:val="0"/>
+          <w:sz w:val="26"/>
+        </w:rPr>
+        <w:t xml:space="preserve">N. T. Phuong and L. H. Anh, "Compliance Frameworks for Software-as-a-Service in Southeast Asia: A Case Study of Vietnam's Personal Data Protection Law," </w:t>
+      </w:r>
+      <w:r>
+        <w:rPr>
+          <w:rFonts w:ascii="Times New Roman" w:hAnsi="Times New Roman" w:eastAsia="Times New Roman"/>
+          <w:b w:val="0"/>
+          <w:i/>
+          <w:sz w:val="26"/>
+        </w:rPr>
+        <w:t>Journal of Information Systems and Management</w:t>
+      </w:r>
+      <w:r>
+        <w:rPr>
+          <w:rFonts w:ascii="Times New Roman" w:hAnsi="Times New Roman" w:eastAsia="Times New Roman"/>
+          <w:b w:val="0"/>
+          <w:i w:val="0"/>
+          <w:sz w:val="26"/>
+        </w:rPr>
+        <w:t xml:space="preserve">, vol. 15, no. 2, pp. 45-67, 2024. [Online]. Available: </w:t>
       </w:r>
       <w:r>
         <w:rPr>
@@ -30223,7 +31402,7 @@
           <w:sz w:val="26"/>
           <w:u w:val="single"/>
         </w:rPr>
-        <w:t>https://thuvienphapluat.vn/van-ban/Cong-nghe-thong-tin/Nghi-dinh-147-2024-ND-CP</w:t>
+        <w:t>https://doi.org/10.1080/ijsm.2024.15.2.45</w:t>
       </w:r>
       <w:r>
         <w:rPr>
@@ -30248,16 +31427,16 @@
           <w:i w:val="0"/>
           <w:sz w:val="26"/>
         </w:rPr>
-        <w:t xml:space="preserve">[35] </w:t>
-      </w:r>
-      <w:r>
-        <w:rPr>
-          <w:rFonts w:ascii="Times New Roman" w:hAnsi="Times New Roman" w:eastAsia="Times New Roman"/>
-          <w:b w:val="0"/>
-          <w:i w:val="0"/>
-          <w:sz w:val="26"/>
-        </w:rPr>
-        <w:t xml:space="preserve">N. T. Phuong and L. H. Anh, "Compliance Frameworks for Software-as-a-Service in Southeast Asia: A Case Study of Vietnam's Personal Data Protection Law," </w:t>
+        <w:t xml:space="preserve">[36] </w:t>
+      </w:r>
+      <w:r>
+        <w:rPr>
+          <w:rFonts w:ascii="Times New Roman" w:hAnsi="Times New Roman" w:eastAsia="Times New Roman"/>
+          <w:b w:val="0"/>
+          <w:i w:val="0"/>
+          <w:sz w:val="26"/>
+        </w:rPr>
+        <w:t xml:space="preserve">J. Tyree and A. Akerman, "Architecture Decisions: Demystifying Architecture," </w:t>
       </w:r>
       <w:r>
         <w:rPr>
@@ -30266,16 +31445,16 @@
           <w:i/>
           <w:sz w:val="26"/>
         </w:rPr>
-        <w:t>Journal of Information Systems and Management</w:t>
-      </w:r>
-      <w:r>
-        <w:rPr>
-          <w:rFonts w:ascii="Times New Roman" w:hAnsi="Times New Roman" w:eastAsia="Times New Roman"/>
-          <w:b w:val="0"/>
-          <w:i w:val="0"/>
-          <w:sz w:val="26"/>
-        </w:rPr>
-        <w:t xml:space="preserve">, vol. 15, no. 2, pp. 45-67, 2024. [Online]. Available: </w:t>
+        <w:t>IEEE Software</w:t>
+      </w:r>
+      <w:r>
+        <w:rPr>
+          <w:rFonts w:ascii="Times New Roman" w:hAnsi="Times New Roman" w:eastAsia="Times New Roman"/>
+          <w:b w:val="0"/>
+          <w:i w:val="0"/>
+          <w:sz w:val="26"/>
+        </w:rPr>
+        <w:t xml:space="preserve">, vol. 22, no. 2, pp. 19-27, Mar.-Apr. 2005. [Online]. Available: </w:t>
       </w:r>
       <w:r>
         <w:rPr>
@@ -30286,16 +31465,16 @@
           <w:sz w:val="26"/>
           <w:u w:val="single"/>
         </w:rPr>
-        <w:t>https://doi.org/10.1080/ijsm.2024.15.2.45</w:t>
-      </w:r>
-      <w:r>
-        <w:rPr>
-          <w:rFonts w:ascii="Times New Roman" w:hAnsi="Times New Roman" w:eastAsia="Times New Roman"/>
-          <w:b w:val="0"/>
-          <w:i w:val="0"/>
-          <w:sz w:val="26"/>
-        </w:rPr>
-        <w:t>. [Accessed 2026-05-19].</w:t>
+        <w:t>https://doi.org/10.1109/MS.2005.27</w:t>
+      </w:r>
+      <w:r>
+        <w:rPr>
+          <w:rFonts w:ascii="Times New Roman" w:hAnsi="Times New Roman" w:eastAsia="Times New Roman"/>
+          <w:b w:val="0"/>
+          <w:i w:val="0"/>
+          <w:sz w:val="26"/>
+        </w:rPr>
+        <w:t>.</w:t>
       </w:r>
     </w:p>
     <w:p>
@@ -30311,34 +31490,16 @@
           <w:i w:val="0"/>
           <w:sz w:val="26"/>
         </w:rPr>
-        <w:t xml:space="preserve">[36] </w:t>
-      </w:r>
-      <w:r>
-        <w:rPr>
-          <w:rFonts w:ascii="Times New Roman" w:hAnsi="Times New Roman" w:eastAsia="Times New Roman"/>
-          <w:b w:val="0"/>
-          <w:i w:val="0"/>
-          <w:sz w:val="26"/>
-        </w:rPr>
-        <w:t xml:space="preserve">J. Tyree and A. Akerman, "Architecture Decisions: Demystifying Architecture," </w:t>
-      </w:r>
-      <w:r>
-        <w:rPr>
-          <w:rFonts w:ascii="Times New Roman" w:hAnsi="Times New Roman" w:eastAsia="Times New Roman"/>
-          <w:b w:val="0"/>
-          <w:i/>
-          <w:sz w:val="26"/>
-        </w:rPr>
-        <w:t>IEEE Software</w:t>
-      </w:r>
-      <w:r>
-        <w:rPr>
-          <w:rFonts w:ascii="Times New Roman" w:hAnsi="Times New Roman" w:eastAsia="Times New Roman"/>
-          <w:b w:val="0"/>
-          <w:i w:val="0"/>
-          <w:sz w:val="26"/>
-        </w:rPr>
-        <w:t xml:space="preserve">, vol. 22, no. 2, pp. 19-27, Mar.-Apr. 2005. [Online]. Available: </w:t>
+        <w:t xml:space="preserve">[37] </w:t>
+      </w:r>
+      <w:r>
+        <w:rPr>
+          <w:rFonts w:ascii="Times New Roman" w:hAnsi="Times New Roman" w:eastAsia="Times New Roman"/>
+          <w:b w:val="0"/>
+          <w:i w:val="0"/>
+          <w:sz w:val="26"/>
+        </w:rPr>
+        <w:t xml:space="preserve">D. Sato, B. Tabaka, S. Cromwell, and D. Diaz, "Continuous Delivery: Principles and Implementation Patterns," IEEE/ACM 42nd International Conference on Software Engineering (ICSE), pp. 178-189, 2020. [Online]. Available: </w:t>
       </w:r>
       <w:r>
         <w:rPr>
@@ -30349,7 +31510,7 @@
           <w:sz w:val="26"/>
           <w:u w:val="single"/>
         </w:rPr>
-        <w:t>https://doi.org/10.1109/MS.2005.27</w:t>
+        <w:t>https://doi.org/10.1145/3377812.3382164</w:t>
       </w:r>
       <w:r>
         <w:rPr>
@@ -30374,36 +31535,34 @@
           <w:i w:val="0"/>
           <w:sz w:val="26"/>
         </w:rPr>
-        <w:t xml:space="preserve">[37] </w:t>
-      </w:r>
-      <w:r>
-        <w:rPr>
-          <w:rFonts w:ascii="Times New Roman" w:hAnsi="Times New Roman" w:eastAsia="Times New Roman"/>
-          <w:b w:val="0"/>
-          <w:i w:val="0"/>
-          <w:sz w:val="26"/>
-        </w:rPr>
-        <w:t xml:space="preserve">D. Sato, B. Tabaka, S. Cromwell, and D. Diaz, "Continuous Delivery: Principles and Implementation Patterns," IEEE/ACM 42nd International Conference on Software Engineering (ICSE), pp. 178-189, 2020. [Online]. Available: </w:t>
-      </w:r>
-      <w:r>
-        <w:rPr>
-          <w:rFonts w:ascii="Times New Roman" w:hAnsi="Times New Roman" w:eastAsia="Times New Roman"/>
-          <w:b w:val="0"/>
-          <w:i w:val="0"/>
-          <w:color w:val="0000FF"/>
-          <w:sz w:val="26"/>
-          <w:u w:val="single"/>
-        </w:rPr>
-        <w:t>https://doi.org/10.1145/3377812.3382164</w:t>
-      </w:r>
-      <w:r>
-        <w:rPr>
-          <w:rFonts w:ascii="Times New Roman" w:hAnsi="Times New Roman" w:eastAsia="Times New Roman"/>
-          <w:b w:val="0"/>
-          <w:i w:val="0"/>
-          <w:sz w:val="26"/>
-        </w:rPr>
-        <w:t>.</w:t>
+        <w:t xml:space="preserve">[38] </w:t>
+      </w:r>
+      <w:r>
+        <w:rPr>
+          <w:rFonts w:ascii="Times New Roman" w:hAnsi="Times New Roman" w:eastAsia="Times New Roman"/>
+          <w:b w:val="0"/>
+          <w:i w:val="0"/>
+          <w:sz w:val="26"/>
+        </w:rPr>
+        <w:t xml:space="preserve">N. Forsgren, J. Humble, and G. Kim, </w:t>
+      </w:r>
+      <w:r>
+        <w:rPr>
+          <w:rFonts w:ascii="Times New Roman" w:hAnsi="Times New Roman" w:eastAsia="Times New Roman"/>
+          <w:b w:val="0"/>
+          <w:i/>
+          <w:sz w:val="26"/>
+        </w:rPr>
+        <w:t>Accelerate: The Science of Lean Software and DevOps — Building and Scaling High Performing Technology Organizations</w:t>
+      </w:r>
+      <w:r>
+        <w:rPr>
+          <w:rFonts w:ascii="Times New Roman" w:hAnsi="Times New Roman" w:eastAsia="Times New Roman"/>
+          <w:b w:val="0"/>
+          <w:i w:val="0"/>
+          <w:sz w:val="26"/>
+        </w:rPr>
+        <w:t>. Portland: IT Revolution Press, 2018.</w:t>
       </w:r>
     </w:p>
     <w:p>
@@ -30419,16 +31578,61 @@
           <w:i w:val="0"/>
           <w:sz w:val="26"/>
         </w:rPr>
-        <w:t xml:space="preserve">[38] </w:t>
-      </w:r>
-      <w:r>
-        <w:rPr>
-          <w:rFonts w:ascii="Times New Roman" w:hAnsi="Times New Roman" w:eastAsia="Times New Roman"/>
-          <w:b w:val="0"/>
-          <w:i w:val="0"/>
-          <w:sz w:val="26"/>
-        </w:rPr>
-        <w:t xml:space="preserve">N. Forsgren, J. Humble, and G. Kim, </w:t>
+        <w:t xml:space="preserve">[39] </w:t>
+      </w:r>
+      <w:r>
+        <w:rPr>
+          <w:rFonts w:ascii="Times New Roman" w:hAnsi="Times New Roman" w:eastAsia="Times New Roman"/>
+          <w:b w:val="0"/>
+          <w:i w:val="0"/>
+          <w:sz w:val="26"/>
+        </w:rPr>
+        <w:t xml:space="preserve">BeeClass, "BeeClass — Ứng dụng quản lý điểm thi đua của học sinh (Lớp học Hạnh phúc)," 2024. [Online]. Available: </w:t>
+      </w:r>
+      <w:r>
+        <w:rPr>
+          <w:rFonts w:ascii="Times New Roman" w:hAnsi="Times New Roman" w:eastAsia="Times New Roman"/>
+          <w:b w:val="0"/>
+          <w:i w:val="0"/>
+          <w:color w:val="0000FF"/>
+          <w:sz w:val="26"/>
+          <w:u w:val="single"/>
+        </w:rPr>
+        <w:t>https://beeclass.net/</w:t>
+      </w:r>
+      <w:r>
+        <w:rPr>
+          <w:rFonts w:ascii="Times New Roman" w:hAnsi="Times New Roman" w:eastAsia="Times New Roman"/>
+          <w:b w:val="0"/>
+          <w:i w:val="0"/>
+          <w:sz w:val="26"/>
+        </w:rPr>
+        <w:t>. [Accessed 2026-05-30].</w:t>
+      </w:r>
+    </w:p>
+    <w:p>
+      <w:pPr>
+        <w:spacing w:after="120" w:line="276" w:lineRule="auto"/>
+        <w:ind w:left="357" w:hanging="357"/>
+        <w:jc w:val="both"/>
+      </w:pPr>
+      <w:r>
+        <w:rPr>
+          <w:rFonts w:ascii="Times New Roman" w:hAnsi="Times New Roman" w:eastAsia="Times New Roman"/>
+          <w:b w:val="0"/>
+          <w:i w:val="0"/>
+          <w:sz w:val="26"/>
+        </w:rPr>
+        <w:t xml:space="preserve">[40] </w:t>
+      </w:r>
+      <w:r>
+        <w:rPr>
+          <w:rFonts w:ascii="Times New Roman" w:hAnsi="Times New Roman" w:eastAsia="Times New Roman"/>
+          <w:b w:val="0"/>
+          <w:i w:val="0"/>
+          <w:sz w:val="26"/>
+        </w:rPr>
+        <w:t xml:space="preserve">M. Cohn, </w:t>
       </w:r>
       <w:r>
         <w:rPr>
@@ -30437,16 +31641,61 @@
           <w:i/>
           <w:sz w:val="26"/>
         </w:rPr>
-        <w:t>Accelerate: The Science of Lean Software and DevOps — Building and Scaling High Performing Technology Organizations</w:t>
-      </w:r>
-      <w:r>
-        <w:rPr>
-          <w:rFonts w:ascii="Times New Roman" w:hAnsi="Times New Roman" w:eastAsia="Times New Roman"/>
-          <w:b w:val="0"/>
-          <w:i w:val="0"/>
-          <w:sz w:val="26"/>
-        </w:rPr>
-        <w:t>. Portland: IT Revolution Press, 2018.</w:t>
+        <w:t>Succeeding with Agile: Software Development Using Scrum</w:t>
+      </w:r>
+      <w:r>
+        <w:rPr>
+          <w:rFonts w:ascii="Times New Roman" w:hAnsi="Times New Roman" w:eastAsia="Times New Roman"/>
+          <w:b w:val="0"/>
+          <w:i w:val="0"/>
+          <w:sz w:val="26"/>
+        </w:rPr>
+        <w:t>. Upper Saddle River, NJ: Addison-Wesley, 2009.</w:t>
+      </w:r>
+    </w:p>
+    <w:p>
+      <w:pPr>
+        <w:spacing w:after="120" w:line="276" w:lineRule="auto"/>
+        <w:ind w:left="357" w:hanging="357"/>
+        <w:jc w:val="both"/>
+      </w:pPr>
+      <w:r>
+        <w:rPr>
+          <w:rFonts w:ascii="Times New Roman" w:hAnsi="Times New Roman" w:eastAsia="Times New Roman"/>
+          <w:b w:val="0"/>
+          <w:i w:val="0"/>
+          <w:sz w:val="26"/>
+        </w:rPr>
+        <w:t xml:space="preserve">[41] </w:t>
+      </w:r>
+      <w:r>
+        <w:rPr>
+          <w:rFonts w:ascii="Times New Roman" w:hAnsi="Times New Roman" w:eastAsia="Times New Roman"/>
+          <w:b w:val="0"/>
+          <w:i w:val="0"/>
+          <w:sz w:val="26"/>
+        </w:rPr>
+        <w:t xml:space="preserve">Amazon Web Services, "Amazon Compute Service Level Agreement (EC2 &amp; RDS)," 2024. [Online]. Available: </w:t>
+      </w:r>
+      <w:r>
+        <w:rPr>
+          <w:rFonts w:ascii="Times New Roman" w:hAnsi="Times New Roman" w:eastAsia="Times New Roman"/>
+          <w:b w:val="0"/>
+          <w:i w:val="0"/>
+          <w:color w:val="0000FF"/>
+          <w:sz w:val="26"/>
+          <w:u w:val="single"/>
+        </w:rPr>
+        <w:t>https://aws.amazon.com/compute/sla/</w:t>
+      </w:r>
+      <w:r>
+        <w:rPr>
+          <w:rFonts w:ascii="Times New Roman" w:hAnsi="Times New Roman" w:eastAsia="Times New Roman"/>
+          <w:b w:val="0"/>
+          <w:i w:val="0"/>
+          <w:sz w:val="26"/>
+        </w:rPr>
+        <w:t>. [Accessed 2026-05-30].</w:t>
       </w:r>
     </w:p>
     <w:sectPr>

--- a/documents/08-thesis/thesis-v1.docx
+++ b/documents/08-thesis/thesis-v1.docx
@@ -6558,7 +6558,25 @@
           <w:i w:val="0"/>
           <w:sz w:val="26"/>
         </w:rPr>
-        <w:t xml:space="preserve"> cả năm hệ thống tham khảo đều triển khai theo mô hình đơn tenant — mỗi khách hàng tương ứng một instance cơ sở dữ liệu riêng. Khi trung tâm mở rộng lên năm chi nhánh trở lên, chủ sở hữu trung tâm phải cấp phát thêm instance, đồng bộ dữ liệu thủ công và sao chép cấu hình. Hệ thống đề xuất sử dụng kiến trúc đa tenant nguyên bản với cô lập ở mức cơ sở dữ liệu (mỗi tenant một schema riêng), cho phép một trung tâm có 100 chi nhánh trên cùng một instance, tiết kiệm khoảng 80% chi phí hạ tầng khi mở rộng.</w:t>
+        <w:t xml:space="preserve"> cả năm hệ thống tham khảo đều triển khai theo mô hình đơn tenant — mỗi khách hàng tương ứng một instance cơ sở dữ liệu riêng. Khi trung tâm mở rộng lên năm chi nhánh trở lên, chủ sở hữu trung tâm phải cấp phát thêm instance, đồng bộ dữ liệu thủ công và sao chép cấu hình. Hệ thống đề xuất sử dụng kiến trúc đa tenant nguyên bản theo mô hình Pool (mô hình hồ chứa dùng chung) của khung tham chiếu AWS Well-Architected SaaS Lens: một cơ sở dữ liệu dùng chung, một schema dùng chung, mỗi bảng nghiệp vụ mang cột định danh tenant (</w:t>
+      </w:r>
+      <w:r>
+        <w:rPr>
+          <w:rFonts w:ascii="Times New Roman" w:hAnsi="Times New Roman" w:eastAsia="Times New Roman"/>
+          <w:b w:val="0"/>
+          <w:i/>
+          <w:sz w:val="26"/>
+        </w:rPr>
+        <w:t>tenant_id</w:t>
+      </w:r>
+      <w:r>
+        <w:rPr>
+          <w:rFonts w:ascii="Times New Roman" w:hAnsi="Times New Roman" w:eastAsia="Times New Roman"/>
+          <w:b w:val="0"/>
+          <w:i w:val="0"/>
+          <w:sz w:val="26"/>
+        </w:rPr>
+        <w:t>) và cơ chế Row-Level Security (RLS, bảo mật ở mức dòng) của PostgreSQL tự động lọc dữ liệu theo từng tenant ngay tại tầng cơ sở dữ liệu. Nhờ chia sẻ một instance cơ sở dữ liệu duy nhất, một trung tâm có thể vận hành nhiều chi nhánh mà không phải cấp phát thêm hạ tầng cho mỗi chi nhánh, qua đó tiết kiệm đáng kể chi phí hạ tầng khi mở rộng so với mô hình đơn tenant của các hệ thống tham khảo.</w:t>
       </w:r>
     </w:p>
     <w:p>

--- a/documents/08-thesis/thesis-v1.docx
+++ b/documents/08-thesis/thesis-v1.docx
@@ -6617,16 +6617,16 @@
           <w:i/>
           <w:sz w:val="26"/>
         </w:rPr>
-        <w:t>Thứ ba, tuân thủ pháp luật Việt Nam built-in:</w:t>
-      </w:r>
-      <w:r>
-        <w:rPr>
-          <w:rFonts w:ascii="Times New Roman" w:hAnsi="Times New Roman" w:eastAsia="Times New Roman"/>
-          <w:b w:val="0"/>
-          <w:i w:val="0"/>
-          <w:sz w:val="26"/>
-        </w:rPr>
-        <w:t xml:space="preserve"> Luật Bảo vệ Dữ liệu Cá nhân năm 2023 (PDPL, thời hạn áp dụng 2026-07-01) [9], Luật An ninh mạng 2018 [10] và Nghị định 53/2022/NĐ-CP về bản địa hóa dữ liệu [11] là ba yêu cầu tuân thủ quan trọng cho mọi SaaS xử lý dữ liệu cá nhân tại Việt Nam. Hệ thống đề xuất tích hợp tuân thủ ngay từ thiết kế ban đầu thay vì bổ sung sau. Trong khi đó, Mona eLMS, Easy Edu và BeeClass đang trong quá trình triển khai PDPL; DotB có sẵn nhưng mức giá cao.</w:t>
+        <w:t>Thứ ba, tuân thủ pháp luật Việt Nam theo thiết kế:</w:t>
+      </w:r>
+      <w:r>
+        <w:rPr>
+          <w:rFonts w:ascii="Times New Roman" w:hAnsi="Times New Roman" w:eastAsia="Times New Roman"/>
+          <w:b w:val="0"/>
+          <w:i w:val="0"/>
+          <w:sz w:val="26"/>
+        </w:rPr>
+        <w:t xml:space="preserve"> Luật Bảo vệ Dữ liệu Cá nhân năm 2023 (PDPL, thời hạn áp dụng 2026-07-01) [9], Luật An ninh mạng 2018 [10] và Nghị định 53/2022/NĐ-CP về bản địa hóa dữ liệu [11] là ba yêu cầu tuân thủ quan trọng cho mọi SaaS xử lý dữ liệu cá nhân tại Việt Nam. Hệ thống đề xuất tiếp cận theo nguyên tắc bảo mật và quyền riêng tư theo thiết kế (privacy-by-design), tích hợp các biện pháp tuân thủ ngay từ kiến trúc ban đầu: cô lập dữ liệu giữa các tenant bằng Row-Level Security, nhật ký kiểm toán bất biến phục vụ truy vết dữ liệu cá nhân, và thu thập sự đồng ý của người dùng ngay tại luồng đăng ký. Ở giai đoạn hiện tại, hệ thống vận hành trên hạ tầng AWS khu vực Singapore do ràng buộc chi phí; lộ trình phát triển sau bao gồm bản địa hóa dữ liệu sang vùng AWS Hà Nội hoặc nhà cung cấp đám mây trong nước nhằm đáp ứng đầy đủ Nghị định 53/2022/NĐ-CP trước khi mở rộng tới quy mô kích hoạt ngưỡng bản địa hóa dữ liệu. Trong khi đó, Mona eLMS, Easy Edu và BeeClass đang trong quá trình triển khai PDPL; DotB có sẵn nhưng mức giá cao.</w:t>
       </w:r>
     </w:p>
     <w:p>

--- a/documents/08-thesis/thesis-v1.docx
+++ b/documents/08-thesis/thesis-v1.docx
@@ -6090,7 +6090,7 @@
                 <w:i w:val="0"/>
                 <w:sz w:val="24"/>
               </w:rPr>
-              <w:t>Tuân thủ PDPL 2023 built-in</w:t>
+              <w:t>Tuân thủ PDPL 2023 theo thiết kế</w:t>
             </w:r>
           </w:p>
         </w:tc>
@@ -6195,7 +6195,7 @@
                 <w:i w:val="0"/>
                 <w:sz w:val="24"/>
               </w:rPr>
-              <w:t>Có (từ ngày đầu)</w:t>
+              <w:t>Theo thiết kế (lộ trình bản địa hóa)</w:t>
             </w:r>
           </w:p>
         </w:tc>

--- a/documents/08-thesis/thesis-v1.docx
+++ b/documents/08-thesis/thesis-v1.docx
@@ -29783,7 +29783,7 @@
           <w:i w:val="0"/>
           <w:sz w:val="26"/>
         </w:rPr>
-        <w:t>Giai đoạn vận hành chính thức: kiến trúc đa-region (Singapore + Hà Nội data localization Việt Nam theo Nghị định 53/2022), AI Quality Gate phiên bản nâng cao với multi-vendor failover, mobile app native iOS + Android.</w:t>
+        <w:t>Về hạ tầng và bảo mật: kiến trúc đa vùng (Singapore kết hợp Hà Nội để bản địa hóa dữ liệu theo Nghị định 53/2022), nâng cấp AI Quality Gate với cơ chế dự phòng đa nhà cung cấp (multi-vendor failover), và ứng dụng di động native trên iOS và Android.</w:t>
       </w:r>
     </w:p>
     <w:p>
@@ -29799,7 +29799,7 @@
           <w:i w:val="0"/>
           <w:sz w:val="26"/>
         </w:rPr>
-        <w:t>Giai đoạn mở rộng K-12: mở rộng sang persona trường công lập với DPO chính thức + DPIA cho dữ liệu trẻ em theo Luật Bảo vệ Dữ liệu Cá nhân Điều 26.</w:t>
+        <w:t>Về mở rộng thị trường: hướng tới khối trường công lập K-12, kèm theo việc bổ nhiệm cán bộ bảo vệ dữ liệu (DPO) chính thức và thực hiện đánh giá tác động bảo vệ dữ liệu (DPIA) cho dữ liệu trẻ em theo Điều 26 Luật Bảo vệ Dữ liệu Cá nhân.</w:t>
       </w:r>
     </w:p>
     <w:p>

--- a/documents/08-thesis/thesis-v1.docx
+++ b/documents/08-thesis/thesis-v1.docx
@@ -6601,7 +6601,7 @@
           <w:i w:val="0"/>
           <w:sz w:val="26"/>
         </w:rPr>
-        <w:t xml:space="preserve"> chủ sở hữu trung tâm mới khai trương thường tốn 2-5 triệu đồng thuê thiết kế viên cho logo, banner và hero image marketing. AI Branding của hệ thống đề xuất tự động sinh các tài nguyên này từ prompt văn bản và màu thương hiệu, giảm thời gian sẵn sàng vận hành từ 1-2 tuần xuống còn vài giờ. Cả năm hệ thống tham khảo đều không có tính năng này.</w:t>
+        <w:t xml:space="preserve"> chủ sở hữu trung tâm mới khai trương thường phải thuê thiết kế viên cho logo, banner và hero image marketing — một khoản chi phí và khoảng thời gian chờ đáng kể trước khi sẵn sàng vận hành. AI Branding của hệ thống đề xuất tự động sinh các tài nguyên này từ prompt văn bản và màu thương hiệu, qua đó rút ngắn đáng kể thời gian lẫn chi phí chuẩn bị nhận diện thương hiệu so với quy trình thuê ngoài. Cả năm hệ thống tham khảo đều không có tính năng này.</w:t>
       </w:r>
     </w:p>
     <w:p>
@@ -6701,7 +6701,7 @@
           <w:color w:val="000000"/>
           <w:sz w:val="28"/>
         </w:rPr>
-        <w:t>1.3.2 Cơ hội và rủi ro chiến lược</w:t>
+        <w:t>1.3.2 Cơ hội chiến lược</w:t>
       </w:r>
     </w:p>
     <w:p>
@@ -6731,6 +6731,20 @@
     </w:p>
     <w:p>
       <w:pPr>
+        <w:pStyle w:val="Heading3"/>
+      </w:pPr>
+      <w:r>
+        <w:rPr>
+          <w:rFonts w:ascii="Times New Roman" w:hAnsi="Times New Roman" w:eastAsia="Times New Roman"/>
+          <w:b/>
+          <w:color w:val="000000"/>
+          <w:sz w:val="28"/>
+        </w:rPr>
+        <w:t>1.3.3 Phạm vi đề tài</w:t>
+      </w:r>
+    </w:p>
+    <w:p>
+      <w:pPr>
         <w:spacing w:line="288" w:lineRule="auto"/>
         <w:ind w:firstLine="567"/>
         <w:jc w:val="both"/>
@@ -6739,81 +6753,10 @@
         <w:rPr>
           <w:rFonts w:ascii="Times New Roman" w:hAnsi="Times New Roman" w:eastAsia="Times New Roman"/>
           <w:b w:val="0"/>
-          <w:i/>
-          <w:sz w:val="26"/>
-        </w:rPr>
-        <w:t>Rủi ro chính:</w:t>
-      </w:r>
-      <w:r>
-        <w:rPr>
-          <w:rFonts w:ascii="Times New Roman" w:hAnsi="Times New Roman" w:eastAsia="Times New Roman"/>
-          <w:b w:val="0"/>
-          <w:i w:val="0"/>
-          <w:sz w:val="26"/>
-        </w:rPr>
-        <w:t xml:space="preserve"> việc lùi ứng dụng di động gốc sang lộ trình phát triển sau có rủi ro mất khách so với Mona eLMS và Easy Edu vốn đã có ứng dụng gốc — giải pháp giảm thiểu là giao diện web đáp ứng kết hợp kênh Zalo (OA và nhóm) đã được triển khai, ưu tiên ứng dụng di động gốc cho lộ trình phát triển sau. Cổng thanh toán cũng là điểm yếu khi DotB có sẵn ba cổng tích hợp — hệ thống đề xuất hiện tại sử dụng chuyển khoản ngân hàng kết hợp VietQR (không cần cổng), lộ trình phát triển sau bao gồm tích hợp cổng VNPay. Cuối cùng, nhận diện thương hiệu là rào cản khi Easy Edu và Mona eLMS có nhiều năm hiện diện thị trường trong khi hệ thống đề xuất mới ra mắt — giải pháp giảm thiểu là tiếp cận tăng trưởng dẫn dắt bởi sản phẩm, tiếp thị nội dung tiếng Việt và chương trình người dùng tiên phong với các trung tâm thử nghiệm.</w:t>
-      </w:r>
-    </w:p>
-    <w:p>
-      <w:pPr>
-        <w:pStyle w:val="Heading3"/>
-      </w:pPr>
-      <w:r>
-        <w:rPr>
-          <w:rFonts w:ascii="Times New Roman" w:hAnsi="Times New Roman" w:eastAsia="Times New Roman"/>
-          <w:b/>
-          <w:color w:val="000000"/>
-          <w:sz w:val="28"/>
-        </w:rPr>
-        <w:t>1.3.3 Phạm vi đề tài và lộ trình triển khai</w:t>
-      </w:r>
-    </w:p>
-    <w:p>
-      <w:pPr>
-        <w:spacing w:line="288" w:lineRule="auto"/>
-        <w:ind w:firstLine="567"/>
-        <w:jc w:val="both"/>
-      </w:pPr>
-      <w:r>
-        <w:rPr>
-          <w:rFonts w:ascii="Times New Roman" w:hAnsi="Times New Roman" w:eastAsia="Times New Roman"/>
-          <w:b w:val="0"/>
           <w:i w:val="0"/>
           <w:sz w:val="26"/>
         </w:rPr>
         <w:t>Phạm vi triển khai hiện tại của đề tài bao gồm vận hành thử với hai giáo viên độc lập (một dùng gói miễn phí, một dùng gói trả phí), tập trung kiểm chứng trình hướng dẫn khởi tạo tenant, mô-đun AI Branding, kiến trúc đa tenant và ngưỡng tuân thủ pháp lý cơ bản. Hệ thống thanh toán chuyển khoản qua VietQR kèm đối soát tự động đã được tích hợp; kênh thông báo Zalo OA đã kết nối phục vụ liên lạc với phụ huynh; hóa đơn điện tử (eInvoice) qua hợp tác với nhà cung cấp được Tổng cục Thuế cấp phép cũng đã có sẵn cho luồng phát hành.</w:t>
-      </w:r>
-    </w:p>
-    <w:p>
-      <w:pPr>
-        <w:spacing w:line="288" w:lineRule="auto"/>
-        <w:ind w:firstLine="567"/>
-        <w:jc w:val="both"/>
-      </w:pPr>
-      <w:r>
-        <w:rPr>
-          <w:rFonts w:ascii="Times New Roman" w:hAnsi="Times New Roman" w:eastAsia="Times New Roman"/>
-          <w:b w:val="0"/>
-          <w:i w:val="0"/>
-          <w:sz w:val="26"/>
-        </w:rPr>
-        <w:t>Lộ trình phát triển sau bao gồm các định hướng mở rộng cụ thể. Trước tiên, mở rộng nhóm tenant tham gia lên 30-50 trung tâm với chính sách thu phí giới thiệu thấp hơn giá niêm yết, mục đích chính là kiểm chứng mô hình giá ở quy mô lớn hơn. Tiếp theo, mở cho mọi trung tâm tự đăng ký không qua quy trình mời, đi kèm thỏa thuận mức dịch vụ (SLA — Service Level Agreement) cam kết thời gian hoạt động ≥99,5% và bổ sung kênh trò chuyện trực tuyến, ứng dụng di động gốc cho học viên và phụ huynh, đa cổng thanh toán tích hợp (VNPay, MoMo). Định hướng xa hơn là mở rộng sang khối phổ thông K-12 phục vụ trường công lập và tư thục cấp 1-2 với yêu cầu bổ nhiệm cán bộ bảo vệ dữ liệu (DPO — Data Protection Officer) chính thức, đánh giá tác động bảo vệ dữ liệu (DPIA — Data Protection Impact Assessment) cho dữ liệu trẻ em theo Luật Bảo vệ Dữ liệu Cá nhân Điều 17 và Điều 26, hợp tác với Bộ Giáo dục và Đào tạo cùng các sở phòng giáo dục địa phương cho phân phối.</w:t>
-      </w:r>
-    </w:p>
-    <w:p>
-      <w:pPr>
-        <w:spacing w:line="288" w:lineRule="auto"/>
-        <w:ind w:firstLine="567"/>
-        <w:jc w:val="both"/>
-      </w:pPr>
-      <w:r>
-        <w:rPr>
-          <w:rFonts w:ascii="Times New Roman" w:hAnsi="Times New Roman" w:eastAsia="Times New Roman"/>
-          <w:b w:val="0"/>
-          <w:i w:val="0"/>
-          <w:sz w:val="26"/>
-        </w:rPr>
-        <w:t>Việc tách phạm vi triển khai hiện tại khỏi lộ trình phát triển sau phù hợp với phương pháp luận sản phẩm tối giản khả thi (MVP — Minimum Viable Product) trong khởi nghiệp phần mềm — phát hành sản phẩm tối giản đáp ứng nhu cầu cốt lõi của nhóm người dùng đại diện ưu tiên trước, sau đó mở rộng dần các tính năng nâng cao theo phản hồi thị trường.</w:t>
       </w:r>
     </w:p>
     <w:p>

--- a/documents/08-thesis/thesis-v1.docx
+++ b/documents/08-thesis/thesis-v1.docx
@@ -6760,6 +6760,242 @@
       </w:r>
     </w:p>
     <w:p>
+      <w:pPr>
+        <w:pStyle w:val="Heading2"/>
+      </w:pPr>
+      <w:r>
+        <w:rPr>
+          <w:rFonts w:ascii="Times New Roman" w:hAnsi="Times New Roman" w:eastAsia="Times New Roman"/>
+          <w:b/>
+          <w:color w:val="000000"/>
+          <w:sz w:val="32"/>
+        </w:rPr>
+        <w:t>1.4 Công nghệ và công cụ sử dụng</w:t>
+      </w:r>
+    </w:p>
+    <w:p>
+      <w:pPr>
+        <w:pStyle w:val="Heading3"/>
+      </w:pPr>
+      <w:r>
+        <w:rPr>
+          <w:rFonts w:ascii="Times New Roman" w:hAnsi="Times New Roman" w:eastAsia="Times New Roman"/>
+          <w:b/>
+          <w:color w:val="000000"/>
+          <w:sz w:val="28"/>
+        </w:rPr>
+        <w:t>1.4.1 Ngôn ngữ lập trình</w:t>
+      </w:r>
+    </w:p>
+    <w:p>
+      <w:pPr>
+        <w:spacing w:line="288" w:lineRule="auto"/>
+        <w:ind w:firstLine="567"/>
+        <w:jc w:val="both"/>
+      </w:pPr>
+      <w:r>
+        <w:rPr>
+          <w:rFonts w:ascii="Times New Roman" w:hAnsi="Times New Roman" w:eastAsia="Times New Roman"/>
+          <w:b w:val="0"/>
+          <w:i w:val="0"/>
+          <w:sz w:val="26"/>
+        </w:rPr>
+        <w:t>Nền tảng KiteHub sử dụng hai ngôn ngữ lập trình chính. Phía backend dùng Java 21 (LTS) — phiên bản hỗ trợ dài hạn được Oracle cam kết bảo trì đến năm 2031, kèm các tính năng hiện đại như virtual threads (Project Loom), pattern matching và records giúp viết code an toàn kiểu và biểu cảm. Phía frontend dùng TypeScript 5.7 — bản mở rộng kiểu tĩnh của JavaScript, hỗ trợ phát hiện lỗi sớm tại compile-time, refactoring an toàn và tích hợp IDE mạnh. Ngôn ngữ truy vấn cơ sở dữ liệu sử dụng SQL chuẩn PostgreSQL 16 dialect, kết hợp JPQL/Hibernate cho các truy vấn ORM phổ biến.</w:t>
+      </w:r>
+    </w:p>
+    <w:p>
+      <w:pPr>
+        <w:pStyle w:val="Heading3"/>
+      </w:pPr>
+      <w:r>
+        <w:rPr>
+          <w:rFonts w:ascii="Times New Roman" w:hAnsi="Times New Roman" w:eastAsia="Times New Roman"/>
+          <w:b/>
+          <w:color w:val="000000"/>
+          <w:sz w:val="28"/>
+        </w:rPr>
+        <w:t>1.4.2 Framework phát triển</w:t>
+      </w:r>
+    </w:p>
+    <w:p>
+      <w:pPr>
+        <w:spacing w:line="288" w:lineRule="auto"/>
+        <w:ind w:firstLine="567"/>
+        <w:jc w:val="both"/>
+      </w:pPr>
+      <w:r>
+        <w:rPr>
+          <w:rFonts w:ascii="Times New Roman" w:hAnsi="Times New Roman" w:eastAsia="Times New Roman"/>
+          <w:b w:val="0"/>
+          <w:i w:val="0"/>
+          <w:sz w:val="26"/>
+        </w:rPr>
+        <w:t>Phía backend, Spring Boot 3.5 đóng vai trò framework chính cung cấp auto-configuration, dependency injection và ecosystem mature cho microservices; Spring Security 6 đảm trách xác thực và phân quyền với hỗ trợ OAuth2/JWT; Spring Data JPA xử lý lớp truy cập dữ liệu; SpringDoc OpenAPI 2 tự động sinh tài liệu Swagger/OpenAPI từ annotations. Phía frontend, Next.js 15 cung cấp App Router, Server Components, SSR/SSG và image optimization; React 19 là thư viện UI nền tảng với hooks và concurrent features; Tailwind CSS 3.4 + Shadcn UI cho hệ thống styling utility-first; TanStack Query 5 + Zustand 5 quản lý state phía client; React Hook Form 7 + Zod 3 xử lý form và validation kiểu schema-driven.</w:t>
+      </w:r>
+    </w:p>
+    <w:p>
+      <w:pPr>
+        <w:pStyle w:val="Heading3"/>
+      </w:pPr>
+      <w:r>
+        <w:rPr>
+          <w:rFonts w:ascii="Times New Roman" w:hAnsi="Times New Roman" w:eastAsia="Times New Roman"/>
+          <w:b/>
+          <w:color w:val="000000"/>
+          <w:sz w:val="28"/>
+        </w:rPr>
+        <w:t>1.4.3 Công cụ phát triển</w:t>
+      </w:r>
+    </w:p>
+    <w:p>
+      <w:pPr>
+        <w:spacing w:line="288" w:lineRule="auto"/>
+        <w:ind w:firstLine="567"/>
+        <w:jc w:val="both"/>
+      </w:pPr>
+      <w:r>
+        <w:rPr>
+          <w:rFonts w:ascii="Times New Roman" w:hAnsi="Times New Roman" w:eastAsia="Times New Roman"/>
+          <w:b w:val="0"/>
+          <w:i w:val="0"/>
+          <w:sz w:val="26"/>
+        </w:rPr>
+        <w:t>Mỗi lập trình viên làm việc với IntelliJ IDEA Ultimate hoặc VS Code (extension Spring Boot + Java) cho backend; VS Code (extension TypeScript + Tailwind CSS + ESLint + Prettier) cho frontend. Quản lý phụ thuộc dùng Apache Maven 3.9 cho Java và pnpm 9 cho Node.js (lựa chọn pnpm thay npm/yarn nhờ disk space efficient và workspace mature). Phiên bản hóa source code qua Git + GitHub repository, với pre-commit hooks (Husky 9) chạy lint + format trước commit. Quy trình review code thực hiện qua GitHub Pull Request với required checks. Lombok 1.18 và MapStruct 1.6 hỗ trợ giảm boilerplate Java và mapping DTO compile-time.</w:t>
+      </w:r>
+    </w:p>
+    <w:p>
+      <w:pPr>
+        <w:pStyle w:val="Heading3"/>
+      </w:pPr>
+      <w:r>
+        <w:rPr>
+          <w:rFonts w:ascii="Times New Roman" w:hAnsi="Times New Roman" w:eastAsia="Times New Roman"/>
+          <w:b/>
+          <w:color w:val="000000"/>
+          <w:sz w:val="28"/>
+        </w:rPr>
+        <w:t>1.4.4 Công cụ kiểm thử</w:t>
+      </w:r>
+    </w:p>
+    <w:p>
+      <w:pPr>
+        <w:spacing w:line="288" w:lineRule="auto"/>
+        <w:ind w:firstLine="567"/>
+        <w:jc w:val="both"/>
+      </w:pPr>
+      <w:r>
+        <w:rPr>
+          <w:rFonts w:ascii="Times New Roman" w:hAnsi="Times New Roman" w:eastAsia="Times New Roman"/>
+          <w:b w:val="0"/>
+          <w:i w:val="0"/>
+          <w:sz w:val="26"/>
+        </w:rPr>
+        <w:t xml:space="preserve">Unit test phía backend sử dụng JUnit 5 (Jupiter) + AssertJ cho assertions biểu cảm + Mockito 5 cho mock dependencies. Integration test dùng Testcontainers 1.20 (PostgreSQL + Redis container ephemeral) đảm bảo môi trường test cô lập, không phụ thuộc dev DB. Spring Boot Test framework cung cấp </w:t>
+      </w:r>
+      <w:r>
+        <w:rPr>
+          <w:rFonts w:ascii="Times New Roman" w:hAnsi="Times New Roman" w:eastAsia="Times New Roman"/>
+          <w:b w:val="0"/>
+          <w:i/>
+          <w:sz w:val="26"/>
+        </w:rPr>
+        <w:t>@SpringBootTest</w:t>
+      </w:r>
+      <w:r>
+        <w:rPr>
+          <w:rFonts w:ascii="Times New Roman" w:hAnsi="Times New Roman" w:eastAsia="Times New Roman"/>
+          <w:b w:val="0"/>
+          <w:i w:val="0"/>
+          <w:sz w:val="26"/>
+        </w:rPr>
+        <w:t xml:space="preserve">, </w:t>
+      </w:r>
+      <w:r>
+        <w:rPr>
+          <w:rFonts w:ascii="Times New Roman" w:hAnsi="Times New Roman" w:eastAsia="Times New Roman"/>
+          <w:b w:val="0"/>
+          <w:i/>
+          <w:sz w:val="26"/>
+        </w:rPr>
+        <w:t>@DataJpaTest</w:t>
+      </w:r>
+      <w:r>
+        <w:rPr>
+          <w:rFonts w:ascii="Times New Roman" w:hAnsi="Times New Roman" w:eastAsia="Times New Roman"/>
+          <w:b w:val="0"/>
+          <w:i w:val="0"/>
+          <w:sz w:val="26"/>
+        </w:rPr>
+        <w:t xml:space="preserve">, </w:t>
+      </w:r>
+      <w:r>
+        <w:rPr>
+          <w:rFonts w:ascii="Times New Roman" w:hAnsi="Times New Roman" w:eastAsia="Times New Roman"/>
+          <w:b w:val="0"/>
+          <w:i/>
+          <w:sz w:val="26"/>
+        </w:rPr>
+        <w:t>@WebMvcTest</w:t>
+      </w:r>
+      <w:r>
+        <w:rPr>
+          <w:rFonts w:ascii="Times New Roman" w:hAnsi="Times New Roman" w:eastAsia="Times New Roman"/>
+          <w:b w:val="0"/>
+          <w:i w:val="0"/>
+          <w:sz w:val="26"/>
+        </w:rPr>
+        <w:t xml:space="preserve"> cho các test slice phù hợp. Phía frontend, Vitest 1 + React Testing Library cho unit test component; Playwright 1 cho end-to-end test browser-automation. Mã được kiểm tra chất lượng bằng SonarQube static analysis và OWASP Dependency-Check tự động trong CI pipeline.</w:t>
+      </w:r>
+    </w:p>
+    <w:p>
+      <w:pPr>
+        <w:pStyle w:val="Heading3"/>
+      </w:pPr>
+      <w:r>
+        <w:rPr>
+          <w:rFonts w:ascii="Times New Roman" w:hAnsi="Times New Roman" w:eastAsia="Times New Roman"/>
+          <w:b/>
+          <w:color w:val="000000"/>
+          <w:sz w:val="28"/>
+        </w:rPr>
+        <w:t>1.4.5 Công cụ triển khai</w:t>
+      </w:r>
+    </w:p>
+    <w:p>
+      <w:pPr>
+        <w:spacing w:line="288" w:lineRule="auto"/>
+        <w:ind w:firstLine="567"/>
+        <w:jc w:val="both"/>
+      </w:pPr>
+      <w:r>
+        <w:rPr>
+          <w:rFonts w:ascii="Times New Roman" w:hAnsi="Times New Roman" w:eastAsia="Times New Roman"/>
+          <w:b w:val="0"/>
+          <w:i w:val="0"/>
+          <w:sz w:val="26"/>
+        </w:rPr>
+        <w:t xml:space="preserve">Hạ tầng được mô tả bằng code (Infrastructure as Code) qua Terraform 1.5+ cho AWS resources (EC2, RDS, S3, SES, IAM, CloudWatch). Container hóa qua Docker 24 + Docker Compose 2 cho môi trường phát triển cục bộ; production triển khai container qua AWS Elastic Container Service (ECS) với task definitions JSON. Pipeline CI/CD chạy trên GitHub Actions với matrix builds (Java 21 + Node 22), tự động build + test + push container image lên AWS Elastic Container Registry (ECR). Phía vận hành, AWS Systems Manager (SSM) cung cấp shell access không cần SSH key; AWS CloudWatch tập hợp logs + metrics; AWS CloudTrail audit mọi thao tác API trên tài khoản. Phía CDN, Cloudflare đứng trước domain </w:t>
+      </w:r>
+      <w:r>
+        <w:rPr>
+          <w:rFonts w:ascii="Times New Roman" w:hAnsi="Times New Roman" w:eastAsia="Times New Roman"/>
+          <w:b w:val="0"/>
+          <w:i/>
+          <w:sz w:val="26"/>
+        </w:rPr>
+        <w:t>kitehub.me</w:t>
+      </w:r>
+      <w:r>
+        <w:rPr>
+          <w:rFonts w:ascii="Times New Roman" w:hAnsi="Times New Roman" w:eastAsia="Times New Roman"/>
+          <w:b w:val="0"/>
+          <w:i w:val="0"/>
+          <w:sz w:val="26"/>
+        </w:rPr>
+        <w:t xml:space="preserve"> (DNS + WAF + DDoS protection layer). Migration cơ sở dữ liệu qua Flyway 10 (versioned schema changes, idempotent migrations).</w:t>
+      </w:r>
+    </w:p>
+    <w:p>
       <w:r>
         <w:br w:type="page"/>
       </w:r>
@@ -11579,7 +11815,7 @@
           <w:i w:val="0"/>
           <w:sz w:val="26"/>
         </w:rPr>
-        <w:t>Đồ án áp dụng C4 model (Context / Container / Component / Code) của Simon Brown — industry-standard cho cloud-native microservices architecture documentation, đã được sử dụng tại các SaaS provider lớn (Spotify, GitHub, Stripe). C4 model phù hợp hơn UML class diagram truyền thống cho hệ thống multi-tenant phân tán vì tập trung vào ranh giới container/component thay vì class-level details. Đồ án KẾT HỢP C4 với UML/ERD truyền thống (Booch et al. [29]) để đáp ứng cả tiêu chí kiến trúc hiện đại lẫn yêu cầu mô tả của khung-chuẩn đào tạo UTC: §2.2.1 và §2.2.2 trình bày C4 Level 1 và Level 2; §2.2.3 trình bày quyết định pattern đa tenant; §2.2.4 trình bày phòng thủ chiều sâu cô lập cơ sở dữ liệu; §2.2.5 trình bày quy trình xác thực với truyền ngữ cảnh tenant.</w:t>
+        <w:t>Đồ án áp dụng C4 model (Context / Container / Component / Code) của Simon Brown — industry-standard cho cloud-native microservices architecture documentation, đã được sử dụng tại các SaaS provider lớn (Spotify, GitHub, Stripe). C4 model phù hợp hơn UML class diagram truyền thống cho hệ thống multi-tenant phân tán vì tập trung vào ranh giới container/component thay vì class-level details.</w:t>
       </w:r>
     </w:p>
     <w:p>
@@ -13029,1424 +13265,6 @@
       <w:r>
         <w:rPr>
           <w:rFonts w:ascii="Times New Roman" w:hAnsi="Times New Roman" w:eastAsia="Times New Roman"/>
-          <w:b/>
-          <w:i w:val="0"/>
-          <w:sz w:val="26"/>
-        </w:rPr>
-        <w:t>Phương pháp chấm điểm.</w:t>
-      </w:r>
-      <w:r>
-        <w:rPr>
-          <w:rFonts w:ascii="Times New Roman" w:hAnsi="Times New Roman" w:eastAsia="Times New Roman"/>
-          <w:b w:val="0"/>
-          <w:i w:val="0"/>
-          <w:sz w:val="26"/>
-        </w:rPr>
-        <w:t xml:space="preserve"> Mỗi pattern được chấm thang 1-5 trên 6 trục — độ mạnh cô lập, chi phí vận hành theo số tenant, khả năng truy vấn xuyên tenant, độ phù hợp phạm vi SMB hiện tại, vị thế tuân thủ (PDPL + ISO27001) và chi phí chuyển đổi từ hiện trạng — tổng tối đa 30. Rubric xây dựng riêng cho ngữ cảnh trung tâm dạy thêm SMB, tham khảo phương pháp luận Pool/Bridge/Silo của AWS Well-Architected SaaS Lens [26, tr.21] và pattern comparison của Pothon [27], với trọng số ưu tiên chi phí (ràng buộc Free Tier) và độ đơn giản vận hành (mô hình solo-dev).</w:t>
-      </w:r>
-    </w:p>
-    <w:p>
-      <w:pPr>
-        <w:pStyle w:val="BảngCaption"/>
-        <w:spacing w:before="120" w:after="240"/>
-        <w:jc w:val="center"/>
-      </w:pPr>
-      <w:r>
-        <w:rPr>
-          <w:rFonts w:ascii="Times New Roman" w:hAnsi="Times New Roman" w:eastAsia="Times New Roman"/>
-          <w:b/>
-          <w:sz w:val="26"/>
-        </w:rPr>
-        <w:t>Bảng 2.5</w:t>
-      </w:r>
-      <w:r>
-        <w:rPr>
-          <w:rFonts w:ascii="Times New Roman" w:hAnsi="Times New Roman" w:eastAsia="Times New Roman"/>
-          <w:sz w:val="26"/>
-        </w:rPr>
-        <w:t>. Ma trận so sánh 6 pattern trên 6 trục (Pattern 4 đạt tổng 26/30 cho phạm vi hiện tại)</w:t>
-      </w:r>
-    </w:p>
-    <w:tbl>
-      <w:tblPr>
-        <w:tblStyle w:val="TableGrid"/>
-        <w:tblW w:type="auto" w:w="0"/>
-        <w:jc w:val="center"/>
-        <w:tblLook w:firstColumn="1" w:firstRow="1" w:lastColumn="0" w:lastRow="0" w:noHBand="0" w:noVBand="1" w:val="04A0"/>
-      </w:tblPr>
-      <w:tblGrid>
-        <w:gridCol w:w="1234"/>
-        <w:gridCol w:w="1234"/>
-        <w:gridCol w:w="1234"/>
-        <w:gridCol w:w="1234"/>
-        <w:gridCol w:w="1234"/>
-        <w:gridCol w:w="1234"/>
-        <w:gridCol w:w="1234"/>
-      </w:tblGrid>
-      <w:tr>
-        <w:tc>
-          <w:tcPr>
-            <w:tcW w:type="dxa" w:w="1234"/>
-          </w:tcPr>
-          <w:p>
-            <w:pPr>
-              <w:jc w:val="center"/>
-            </w:pPr>
-            <w:r>
-              <w:rPr>
-                <w:b/>
-                <w:sz w:val="24"/>
-              </w:rPr>
-            </w:r>
-            <w:r>
-              <w:rPr>
-                <w:rFonts w:ascii="Times New Roman" w:hAnsi="Times New Roman" w:eastAsia="Times New Roman"/>
-                <w:b/>
-                <w:i w:val="0"/>
-                <w:sz w:val="24"/>
-              </w:rPr>
-              <w:t>Trục đánh giá</w:t>
-            </w:r>
-          </w:p>
-        </w:tc>
-        <w:tc>
-          <w:tcPr>
-            <w:tcW w:type="dxa" w:w="1234"/>
-          </w:tcPr>
-          <w:p>
-            <w:pPr>
-              <w:jc w:val="center"/>
-            </w:pPr>
-            <w:r>
-              <w:rPr>
-                <w:b/>
-                <w:sz w:val="24"/>
-              </w:rPr>
-            </w:r>
-            <w:r>
-              <w:rPr>
-                <w:rFonts w:ascii="Times New Roman" w:hAnsi="Times New Roman" w:eastAsia="Times New Roman"/>
-                <w:b/>
-                <w:i w:val="0"/>
-                <w:sz w:val="24"/>
-              </w:rPr>
-              <w:t>P1 Per-DB</w:t>
-            </w:r>
-          </w:p>
-        </w:tc>
-        <w:tc>
-          <w:tcPr>
-            <w:tcW w:type="dxa" w:w="1234"/>
-          </w:tcPr>
-          <w:p>
-            <w:pPr>
-              <w:jc w:val="center"/>
-            </w:pPr>
-            <w:r>
-              <w:rPr>
-                <w:b/>
-                <w:sz w:val="24"/>
-              </w:rPr>
-            </w:r>
-            <w:r>
-              <w:rPr>
-                <w:rFonts w:ascii="Times New Roman" w:hAnsi="Times New Roman" w:eastAsia="Times New Roman"/>
-                <w:b/>
-                <w:i w:val="0"/>
-                <w:sz w:val="24"/>
-              </w:rPr>
-              <w:t>P2 Per-schema</w:t>
-            </w:r>
-          </w:p>
-        </w:tc>
-        <w:tc>
-          <w:tcPr>
-            <w:tcW w:type="dxa" w:w="1234"/>
-          </w:tcPr>
-          <w:p>
-            <w:pPr>
-              <w:jc w:val="center"/>
-            </w:pPr>
-            <w:r>
-              <w:rPr>
-                <w:b/>
-                <w:sz w:val="24"/>
-              </w:rPr>
-            </w:r>
-            <w:r>
-              <w:rPr>
-                <w:rFonts w:ascii="Times New Roman" w:hAnsi="Times New Roman" w:eastAsia="Times New Roman"/>
-                <w:b/>
-                <w:i w:val="0"/>
-                <w:sz w:val="24"/>
-              </w:rPr>
-              <w:t>P3 ID only</w:t>
-            </w:r>
-          </w:p>
-        </w:tc>
-        <w:tc>
-          <w:tcPr>
-            <w:tcW w:type="dxa" w:w="1234"/>
-          </w:tcPr>
-          <w:p>
-            <w:pPr>
-              <w:jc w:val="center"/>
-            </w:pPr>
-            <w:r>
-              <w:rPr>
-                <w:b/>
-                <w:sz w:val="24"/>
-              </w:rPr>
-            </w:r>
-            <w:r>
-              <w:rPr>
-                <w:rFonts w:ascii="Times New Roman" w:hAnsi="Times New Roman" w:eastAsia="Times New Roman"/>
-                <w:b/>
-                <w:i w:val="0"/>
-                <w:sz w:val="24"/>
-              </w:rPr>
-              <w:t>P4 RLS</w:t>
-            </w:r>
-          </w:p>
-        </w:tc>
-        <w:tc>
-          <w:tcPr>
-            <w:tcW w:type="dxa" w:w="1234"/>
-          </w:tcPr>
-          <w:p>
-            <w:pPr>
-              <w:jc w:val="center"/>
-            </w:pPr>
-            <w:r>
-              <w:rPr>
-                <w:b/>
-                <w:sz w:val="24"/>
-              </w:rPr>
-            </w:r>
-            <w:r>
-              <w:rPr>
-                <w:rFonts w:ascii="Times New Roman" w:hAnsi="Times New Roman" w:eastAsia="Times New Roman"/>
-                <w:b/>
-                <w:i w:val="0"/>
-                <w:sz w:val="24"/>
-              </w:rPr>
-              <w:t>P5 Hybrid</w:t>
-            </w:r>
-          </w:p>
-        </w:tc>
-        <w:tc>
-          <w:tcPr>
-            <w:tcW w:type="dxa" w:w="1234"/>
-          </w:tcPr>
-          <w:p>
-            <w:pPr>
-              <w:jc w:val="center"/>
-            </w:pPr>
-            <w:r>
-              <w:rPr>
-                <w:b/>
-                <w:sz w:val="24"/>
-              </w:rPr>
-            </w:r>
-            <w:r>
-              <w:rPr>
-                <w:rFonts w:ascii="Times New Roman" w:hAnsi="Times New Roman" w:eastAsia="Times New Roman"/>
-                <w:b/>
-                <w:i w:val="0"/>
-                <w:sz w:val="24"/>
-              </w:rPr>
-              <w:t>P6 Serverless</w:t>
-            </w:r>
-          </w:p>
-        </w:tc>
-      </w:tr>
-      <w:tr>
-        <w:tc>
-          <w:tcPr>
-            <w:tcW w:type="dxa" w:w="1234"/>
-          </w:tcPr>
-          <w:p>
-            <w:r>
-              <w:rPr>
-                <w:sz w:val="24"/>
-              </w:rPr>
-            </w:r>
-            <w:r>
-              <w:rPr>
-                <w:rFonts w:ascii="Times New Roman" w:hAnsi="Times New Roman" w:eastAsia="Times New Roman"/>
-                <w:b w:val="0"/>
-                <w:i w:val="0"/>
-                <w:sz w:val="24"/>
-              </w:rPr>
-              <w:t>Độ mạnh cô lập</w:t>
-            </w:r>
-          </w:p>
-        </w:tc>
-        <w:tc>
-          <w:tcPr>
-            <w:tcW w:type="dxa" w:w="1234"/>
-          </w:tcPr>
-          <w:p>
-            <w:r>
-              <w:rPr>
-                <w:sz w:val="24"/>
-              </w:rPr>
-            </w:r>
-            <w:r>
-              <w:rPr>
-                <w:rFonts w:ascii="Times New Roman" w:hAnsi="Times New Roman" w:eastAsia="Times New Roman"/>
-                <w:b w:val="0"/>
-                <w:i w:val="0"/>
-                <w:sz w:val="24"/>
-              </w:rPr>
-              <w:t>5</w:t>
-            </w:r>
-          </w:p>
-        </w:tc>
-        <w:tc>
-          <w:tcPr>
-            <w:tcW w:type="dxa" w:w="1234"/>
-          </w:tcPr>
-          <w:p>
-            <w:r>
-              <w:rPr>
-                <w:sz w:val="24"/>
-              </w:rPr>
-            </w:r>
-            <w:r>
-              <w:rPr>
-                <w:rFonts w:ascii="Times New Roman" w:hAnsi="Times New Roman" w:eastAsia="Times New Roman"/>
-                <w:b w:val="0"/>
-                <w:i w:val="0"/>
-                <w:sz w:val="24"/>
-              </w:rPr>
-              <w:t>4</w:t>
-            </w:r>
-          </w:p>
-        </w:tc>
-        <w:tc>
-          <w:tcPr>
-            <w:tcW w:type="dxa" w:w="1234"/>
-          </w:tcPr>
-          <w:p>
-            <w:r>
-              <w:rPr>
-                <w:sz w:val="24"/>
-              </w:rPr>
-            </w:r>
-            <w:r>
-              <w:rPr>
-                <w:rFonts w:ascii="Times New Roman" w:hAnsi="Times New Roman" w:eastAsia="Times New Roman"/>
-                <w:b w:val="0"/>
-                <w:i w:val="0"/>
-                <w:sz w:val="24"/>
-              </w:rPr>
-              <w:t>2</w:t>
-            </w:r>
-          </w:p>
-        </w:tc>
-        <w:tc>
-          <w:tcPr>
-            <w:tcW w:type="dxa" w:w="1234"/>
-          </w:tcPr>
-          <w:p>
-            <w:r>
-              <w:rPr>
-                <w:sz w:val="24"/>
-              </w:rPr>
-            </w:r>
-            <w:r>
-              <w:rPr>
-                <w:rFonts w:ascii="Times New Roman" w:hAnsi="Times New Roman" w:eastAsia="Times New Roman"/>
-                <w:b/>
-                <w:i w:val="0"/>
-                <w:sz w:val="24"/>
-              </w:rPr>
-              <w:t>3</w:t>
-            </w:r>
-          </w:p>
-        </w:tc>
-        <w:tc>
-          <w:tcPr>
-            <w:tcW w:type="dxa" w:w="1234"/>
-          </w:tcPr>
-          <w:p>
-            <w:r>
-              <w:rPr>
-                <w:sz w:val="24"/>
-              </w:rPr>
-            </w:r>
-            <w:r>
-              <w:rPr>
-                <w:rFonts w:ascii="Times New Roman" w:hAnsi="Times New Roman" w:eastAsia="Times New Roman"/>
-                <w:b w:val="0"/>
-                <w:i w:val="0"/>
-                <w:sz w:val="24"/>
-              </w:rPr>
-              <w:t>4</w:t>
-            </w:r>
-          </w:p>
-        </w:tc>
-        <w:tc>
-          <w:tcPr>
-            <w:tcW w:type="dxa" w:w="1234"/>
-          </w:tcPr>
-          <w:p>
-            <w:r>
-              <w:rPr>
-                <w:sz w:val="24"/>
-              </w:rPr>
-            </w:r>
-            <w:r>
-              <w:rPr>
-                <w:rFonts w:ascii="Times New Roman" w:hAnsi="Times New Roman" w:eastAsia="Times New Roman"/>
-                <w:b w:val="0"/>
-                <w:i w:val="0"/>
-                <w:sz w:val="24"/>
-              </w:rPr>
-              <w:t>3</w:t>
-            </w:r>
-          </w:p>
-        </w:tc>
-      </w:tr>
-      <w:tr>
-        <w:tc>
-          <w:tcPr>
-            <w:tcW w:type="dxa" w:w="1234"/>
-          </w:tcPr>
-          <w:p>
-            <w:r>
-              <w:rPr>
-                <w:sz w:val="24"/>
-              </w:rPr>
-            </w:r>
-            <w:r>
-              <w:rPr>
-                <w:rFonts w:ascii="Times New Roman" w:hAnsi="Times New Roman" w:eastAsia="Times New Roman"/>
-                <w:b w:val="0"/>
-                <w:i w:val="0"/>
-                <w:sz w:val="24"/>
-              </w:rPr>
-              <w:t>Chi phí vận hành (5 = O(1))</w:t>
-            </w:r>
-          </w:p>
-        </w:tc>
-        <w:tc>
-          <w:tcPr>
-            <w:tcW w:type="dxa" w:w="1234"/>
-          </w:tcPr>
-          <w:p>
-            <w:r>
-              <w:rPr>
-                <w:sz w:val="24"/>
-              </w:rPr>
-            </w:r>
-            <w:r>
-              <w:rPr>
-                <w:rFonts w:ascii="Times New Roman" w:hAnsi="Times New Roman" w:eastAsia="Times New Roman"/>
-                <w:b w:val="0"/>
-                <w:i w:val="0"/>
-                <w:sz w:val="24"/>
-              </w:rPr>
-              <w:t>1</w:t>
-            </w:r>
-          </w:p>
-        </w:tc>
-        <w:tc>
-          <w:tcPr>
-            <w:tcW w:type="dxa" w:w="1234"/>
-          </w:tcPr>
-          <w:p>
-            <w:r>
-              <w:rPr>
-                <w:sz w:val="24"/>
-              </w:rPr>
-            </w:r>
-            <w:r>
-              <w:rPr>
-                <w:rFonts w:ascii="Times New Roman" w:hAnsi="Times New Roman" w:eastAsia="Times New Roman"/>
-                <w:b w:val="0"/>
-                <w:i w:val="0"/>
-                <w:sz w:val="24"/>
-              </w:rPr>
-              <w:t>3</w:t>
-            </w:r>
-          </w:p>
-        </w:tc>
-        <w:tc>
-          <w:tcPr>
-            <w:tcW w:type="dxa" w:w="1234"/>
-          </w:tcPr>
-          <w:p>
-            <w:r>
-              <w:rPr>
-                <w:sz w:val="24"/>
-              </w:rPr>
-            </w:r>
-            <w:r>
-              <w:rPr>
-                <w:rFonts w:ascii="Times New Roman" w:hAnsi="Times New Roman" w:eastAsia="Times New Roman"/>
-                <w:b w:val="0"/>
-                <w:i w:val="0"/>
-                <w:sz w:val="24"/>
-              </w:rPr>
-              <w:t>5</w:t>
-            </w:r>
-          </w:p>
-        </w:tc>
-        <w:tc>
-          <w:tcPr>
-            <w:tcW w:type="dxa" w:w="1234"/>
-          </w:tcPr>
-          <w:p>
-            <w:r>
-              <w:rPr>
-                <w:sz w:val="24"/>
-              </w:rPr>
-            </w:r>
-            <w:r>
-              <w:rPr>
-                <w:rFonts w:ascii="Times New Roman" w:hAnsi="Times New Roman" w:eastAsia="Times New Roman"/>
-                <w:b/>
-                <w:i w:val="0"/>
-                <w:sz w:val="24"/>
-              </w:rPr>
-              <w:t>5</w:t>
-            </w:r>
-          </w:p>
-        </w:tc>
-        <w:tc>
-          <w:tcPr>
-            <w:tcW w:type="dxa" w:w="1234"/>
-          </w:tcPr>
-          <w:p>
-            <w:r>
-              <w:rPr>
-                <w:sz w:val="24"/>
-              </w:rPr>
-            </w:r>
-            <w:r>
-              <w:rPr>
-                <w:rFonts w:ascii="Times New Roman" w:hAnsi="Times New Roman" w:eastAsia="Times New Roman"/>
-                <w:b w:val="0"/>
-                <w:i w:val="0"/>
-                <w:sz w:val="24"/>
-              </w:rPr>
-              <w:t>2</w:t>
-            </w:r>
-          </w:p>
-        </w:tc>
-        <w:tc>
-          <w:tcPr>
-            <w:tcW w:type="dxa" w:w="1234"/>
-          </w:tcPr>
-          <w:p>
-            <w:r>
-              <w:rPr>
-                <w:sz w:val="24"/>
-              </w:rPr>
-            </w:r>
-            <w:r>
-              <w:rPr>
-                <w:rFonts w:ascii="Times New Roman" w:hAnsi="Times New Roman" w:eastAsia="Times New Roman"/>
-                <w:b w:val="0"/>
-                <w:i w:val="0"/>
-                <w:sz w:val="24"/>
-              </w:rPr>
-              <w:t>4</w:t>
-            </w:r>
-          </w:p>
-        </w:tc>
-      </w:tr>
-      <w:tr>
-        <w:tc>
-          <w:tcPr>
-            <w:tcW w:type="dxa" w:w="1234"/>
-          </w:tcPr>
-          <w:p>
-            <w:r>
-              <w:rPr>
-                <w:sz w:val="24"/>
-              </w:rPr>
-            </w:r>
-            <w:r>
-              <w:rPr>
-                <w:rFonts w:ascii="Times New Roman" w:hAnsi="Times New Roman" w:eastAsia="Times New Roman"/>
-                <w:b w:val="0"/>
-                <w:i w:val="0"/>
-                <w:sz w:val="24"/>
-              </w:rPr>
-              <w:t>Khả năng truy vấn xuyên tenant</w:t>
-            </w:r>
-          </w:p>
-        </w:tc>
-        <w:tc>
-          <w:tcPr>
-            <w:tcW w:type="dxa" w:w="1234"/>
-          </w:tcPr>
-          <w:p>
-            <w:r>
-              <w:rPr>
-                <w:sz w:val="24"/>
-              </w:rPr>
-            </w:r>
-            <w:r>
-              <w:rPr>
-                <w:rFonts w:ascii="Times New Roman" w:hAnsi="Times New Roman" w:eastAsia="Times New Roman"/>
-                <w:b w:val="0"/>
-                <w:i w:val="0"/>
-                <w:sz w:val="24"/>
-              </w:rPr>
-              <w:t>2</w:t>
-            </w:r>
-          </w:p>
-        </w:tc>
-        <w:tc>
-          <w:tcPr>
-            <w:tcW w:type="dxa" w:w="1234"/>
-          </w:tcPr>
-          <w:p>
-            <w:r>
-              <w:rPr>
-                <w:sz w:val="24"/>
-              </w:rPr>
-            </w:r>
-            <w:r>
-              <w:rPr>
-                <w:rFonts w:ascii="Times New Roman" w:hAnsi="Times New Roman" w:eastAsia="Times New Roman"/>
-                <w:b w:val="0"/>
-                <w:i w:val="0"/>
-                <w:sz w:val="24"/>
-              </w:rPr>
-              <w:t>4</w:t>
-            </w:r>
-          </w:p>
-        </w:tc>
-        <w:tc>
-          <w:tcPr>
-            <w:tcW w:type="dxa" w:w="1234"/>
-          </w:tcPr>
-          <w:p>
-            <w:r>
-              <w:rPr>
-                <w:sz w:val="24"/>
-              </w:rPr>
-            </w:r>
-            <w:r>
-              <w:rPr>
-                <w:rFonts w:ascii="Times New Roman" w:hAnsi="Times New Roman" w:eastAsia="Times New Roman"/>
-                <w:b w:val="0"/>
-                <w:i w:val="0"/>
-                <w:sz w:val="24"/>
-              </w:rPr>
-              <w:t>5</w:t>
-            </w:r>
-          </w:p>
-        </w:tc>
-        <w:tc>
-          <w:tcPr>
-            <w:tcW w:type="dxa" w:w="1234"/>
-          </w:tcPr>
-          <w:p>
-            <w:r>
-              <w:rPr>
-                <w:sz w:val="24"/>
-              </w:rPr>
-            </w:r>
-            <w:r>
-              <w:rPr>
-                <w:rFonts w:ascii="Times New Roman" w:hAnsi="Times New Roman" w:eastAsia="Times New Roman"/>
-                <w:b/>
-                <w:i w:val="0"/>
-                <w:sz w:val="24"/>
-              </w:rPr>
-              <w:t>4</w:t>
-            </w:r>
-          </w:p>
-        </w:tc>
-        <w:tc>
-          <w:tcPr>
-            <w:tcW w:type="dxa" w:w="1234"/>
-          </w:tcPr>
-          <w:p>
-            <w:r>
-              <w:rPr>
-                <w:sz w:val="24"/>
-              </w:rPr>
-            </w:r>
-            <w:r>
-              <w:rPr>
-                <w:rFonts w:ascii="Times New Roman" w:hAnsi="Times New Roman" w:eastAsia="Times New Roman"/>
-                <w:b w:val="0"/>
-                <w:i w:val="0"/>
-                <w:sz w:val="24"/>
-              </w:rPr>
-              <w:t>3</w:t>
-            </w:r>
-          </w:p>
-        </w:tc>
-        <w:tc>
-          <w:tcPr>
-            <w:tcW w:type="dxa" w:w="1234"/>
-          </w:tcPr>
-          <w:p>
-            <w:r>
-              <w:rPr>
-                <w:sz w:val="24"/>
-              </w:rPr>
-            </w:r>
-            <w:r>
-              <w:rPr>
-                <w:rFonts w:ascii="Times New Roman" w:hAnsi="Times New Roman" w:eastAsia="Times New Roman"/>
-                <w:b w:val="0"/>
-                <w:i w:val="0"/>
-                <w:sz w:val="24"/>
-              </w:rPr>
-              <w:t>3</w:t>
-            </w:r>
-          </w:p>
-        </w:tc>
-      </w:tr>
-      <w:tr>
-        <w:tc>
-          <w:tcPr>
-            <w:tcW w:type="dxa" w:w="1234"/>
-          </w:tcPr>
-          <w:p>
-            <w:r>
-              <w:rPr>
-                <w:sz w:val="24"/>
-              </w:rPr>
-            </w:r>
-            <w:r>
-              <w:rPr>
-                <w:rFonts w:ascii="Times New Roman" w:hAnsi="Times New Roman" w:eastAsia="Times New Roman"/>
-                <w:b w:val="0"/>
-                <w:i w:val="0"/>
-                <w:sz w:val="24"/>
-              </w:rPr>
-              <w:t>Phù hợp với phạm vi hiện tại</w:t>
-            </w:r>
-          </w:p>
-        </w:tc>
-        <w:tc>
-          <w:tcPr>
-            <w:tcW w:type="dxa" w:w="1234"/>
-          </w:tcPr>
-          <w:p>
-            <w:r>
-              <w:rPr>
-                <w:sz w:val="24"/>
-              </w:rPr>
-            </w:r>
-            <w:r>
-              <w:rPr>
-                <w:rFonts w:ascii="Times New Roman" w:hAnsi="Times New Roman" w:eastAsia="Times New Roman"/>
-                <w:b w:val="0"/>
-                <w:i w:val="0"/>
-                <w:sz w:val="24"/>
-              </w:rPr>
-              <w:t>1</w:t>
-            </w:r>
-          </w:p>
-        </w:tc>
-        <w:tc>
-          <w:tcPr>
-            <w:tcW w:type="dxa" w:w="1234"/>
-          </w:tcPr>
-          <w:p>
-            <w:r>
-              <w:rPr>
-                <w:sz w:val="24"/>
-              </w:rPr>
-            </w:r>
-            <w:r>
-              <w:rPr>
-                <w:rFonts w:ascii="Times New Roman" w:hAnsi="Times New Roman" w:eastAsia="Times New Roman"/>
-                <w:b w:val="0"/>
-                <w:i w:val="0"/>
-                <w:sz w:val="24"/>
-              </w:rPr>
-              <w:t>3</w:t>
-            </w:r>
-          </w:p>
-        </w:tc>
-        <w:tc>
-          <w:tcPr>
-            <w:tcW w:type="dxa" w:w="1234"/>
-          </w:tcPr>
-          <w:p>
-            <w:r>
-              <w:rPr>
-                <w:sz w:val="24"/>
-              </w:rPr>
-            </w:r>
-            <w:r>
-              <w:rPr>
-                <w:rFonts w:ascii="Times New Roman" w:hAnsi="Times New Roman" w:eastAsia="Times New Roman"/>
-                <w:b w:val="0"/>
-                <w:i w:val="0"/>
-                <w:sz w:val="24"/>
-              </w:rPr>
-              <w:t>4</w:t>
-            </w:r>
-          </w:p>
-        </w:tc>
-        <w:tc>
-          <w:tcPr>
-            <w:tcW w:type="dxa" w:w="1234"/>
-          </w:tcPr>
-          <w:p>
-            <w:r>
-              <w:rPr>
-                <w:sz w:val="24"/>
-              </w:rPr>
-            </w:r>
-            <w:r>
-              <w:rPr>
-                <w:rFonts w:ascii="Times New Roman" w:hAnsi="Times New Roman" w:eastAsia="Times New Roman"/>
-                <w:b/>
-                <w:i w:val="0"/>
-                <w:sz w:val="24"/>
-              </w:rPr>
-              <w:t>5</w:t>
-            </w:r>
-          </w:p>
-        </w:tc>
-        <w:tc>
-          <w:tcPr>
-            <w:tcW w:type="dxa" w:w="1234"/>
-          </w:tcPr>
-          <w:p>
-            <w:r>
-              <w:rPr>
-                <w:sz w:val="24"/>
-              </w:rPr>
-            </w:r>
-            <w:r>
-              <w:rPr>
-                <w:rFonts w:ascii="Times New Roman" w:hAnsi="Times New Roman" w:eastAsia="Times New Roman"/>
-                <w:b w:val="0"/>
-                <w:i w:val="0"/>
-                <w:sz w:val="24"/>
-              </w:rPr>
-              <w:t>1</w:t>
-            </w:r>
-          </w:p>
-        </w:tc>
-        <w:tc>
-          <w:tcPr>
-            <w:tcW w:type="dxa" w:w="1234"/>
-          </w:tcPr>
-          <w:p>
-            <w:r>
-              <w:rPr>
-                <w:sz w:val="24"/>
-              </w:rPr>
-            </w:r>
-            <w:r>
-              <w:rPr>
-                <w:rFonts w:ascii="Times New Roman" w:hAnsi="Times New Roman" w:eastAsia="Times New Roman"/>
-                <w:b w:val="0"/>
-                <w:i w:val="0"/>
-                <w:sz w:val="24"/>
-              </w:rPr>
-              <w:t>2</w:t>
-            </w:r>
-          </w:p>
-        </w:tc>
-      </w:tr>
-      <w:tr>
-        <w:tc>
-          <w:tcPr>
-            <w:tcW w:type="dxa" w:w="1234"/>
-          </w:tcPr>
-          <w:p>
-            <w:r>
-              <w:rPr>
-                <w:sz w:val="24"/>
-              </w:rPr>
-            </w:r>
-            <w:r>
-              <w:rPr>
-                <w:rFonts w:ascii="Times New Roman" w:hAnsi="Times New Roman" w:eastAsia="Times New Roman"/>
-                <w:b w:val="0"/>
-                <w:i w:val="0"/>
-                <w:sz w:val="24"/>
-              </w:rPr>
-              <w:t>Vị thế tuân thủ (PDPL + ISO27001)</w:t>
-            </w:r>
-          </w:p>
-        </w:tc>
-        <w:tc>
-          <w:tcPr>
-            <w:tcW w:type="dxa" w:w="1234"/>
-          </w:tcPr>
-          <w:p>
-            <w:r>
-              <w:rPr>
-                <w:sz w:val="24"/>
-              </w:rPr>
-            </w:r>
-            <w:r>
-              <w:rPr>
-                <w:rFonts w:ascii="Times New Roman" w:hAnsi="Times New Roman" w:eastAsia="Times New Roman"/>
-                <w:b w:val="0"/>
-                <w:i w:val="0"/>
-                <w:sz w:val="24"/>
-              </w:rPr>
-              <w:t>5</w:t>
-            </w:r>
-          </w:p>
-        </w:tc>
-        <w:tc>
-          <w:tcPr>
-            <w:tcW w:type="dxa" w:w="1234"/>
-          </w:tcPr>
-          <w:p>
-            <w:r>
-              <w:rPr>
-                <w:sz w:val="24"/>
-              </w:rPr>
-            </w:r>
-            <w:r>
-              <w:rPr>
-                <w:rFonts w:ascii="Times New Roman" w:hAnsi="Times New Roman" w:eastAsia="Times New Roman"/>
-                <w:b w:val="0"/>
-                <w:i w:val="0"/>
-                <w:sz w:val="24"/>
-              </w:rPr>
-              <w:t>3</w:t>
-            </w:r>
-          </w:p>
-        </w:tc>
-        <w:tc>
-          <w:tcPr>
-            <w:tcW w:type="dxa" w:w="1234"/>
-          </w:tcPr>
-          <w:p>
-            <w:r>
-              <w:rPr>
-                <w:sz w:val="24"/>
-              </w:rPr>
-            </w:r>
-            <w:r>
-              <w:rPr>
-                <w:rFonts w:ascii="Times New Roman" w:hAnsi="Times New Roman" w:eastAsia="Times New Roman"/>
-                <w:b w:val="0"/>
-                <w:i w:val="0"/>
-                <w:sz w:val="24"/>
-              </w:rPr>
-              <w:t>2</w:t>
-            </w:r>
-          </w:p>
-        </w:tc>
-        <w:tc>
-          <w:tcPr>
-            <w:tcW w:type="dxa" w:w="1234"/>
-          </w:tcPr>
-          <w:p>
-            <w:r>
-              <w:rPr>
-                <w:sz w:val="24"/>
-              </w:rPr>
-            </w:r>
-            <w:r>
-              <w:rPr>
-                <w:rFonts w:ascii="Times New Roman" w:hAnsi="Times New Roman" w:eastAsia="Times New Roman"/>
-                <w:b/>
-                <w:i w:val="0"/>
-                <w:sz w:val="24"/>
-              </w:rPr>
-              <w:t>4</w:t>
-            </w:r>
-          </w:p>
-        </w:tc>
-        <w:tc>
-          <w:tcPr>
-            <w:tcW w:type="dxa" w:w="1234"/>
-          </w:tcPr>
-          <w:p>
-            <w:r>
-              <w:rPr>
-                <w:sz w:val="24"/>
-              </w:rPr>
-            </w:r>
-            <w:r>
-              <w:rPr>
-                <w:rFonts w:ascii="Times New Roman" w:hAnsi="Times New Roman" w:eastAsia="Times New Roman"/>
-                <w:b w:val="0"/>
-                <w:i w:val="0"/>
-                <w:sz w:val="24"/>
-              </w:rPr>
-              <w:t>5</w:t>
-            </w:r>
-          </w:p>
-        </w:tc>
-        <w:tc>
-          <w:tcPr>
-            <w:tcW w:type="dxa" w:w="1234"/>
-          </w:tcPr>
-          <w:p>
-            <w:r>
-              <w:rPr>
-                <w:sz w:val="24"/>
-              </w:rPr>
-            </w:r>
-            <w:r>
-              <w:rPr>
-                <w:rFonts w:ascii="Times New Roman" w:hAnsi="Times New Roman" w:eastAsia="Times New Roman"/>
-                <w:b w:val="0"/>
-                <w:i w:val="0"/>
-                <w:sz w:val="24"/>
-              </w:rPr>
-              <w:t>4</w:t>
-            </w:r>
-          </w:p>
-        </w:tc>
-      </w:tr>
-      <w:tr>
-        <w:tc>
-          <w:tcPr>
-            <w:tcW w:type="dxa" w:w="1234"/>
-          </w:tcPr>
-          <w:p>
-            <w:r>
-              <w:rPr>
-                <w:sz w:val="24"/>
-              </w:rPr>
-            </w:r>
-            <w:r>
-              <w:rPr>
-                <w:rFonts w:ascii="Times New Roman" w:hAnsi="Times New Roman" w:eastAsia="Times New Roman"/>
-                <w:b w:val="0"/>
-                <w:i w:val="0"/>
-                <w:sz w:val="24"/>
-              </w:rPr>
-              <w:t>Chi phí chuyển đổi từ hiện trạng</w:t>
-            </w:r>
-          </w:p>
-        </w:tc>
-        <w:tc>
-          <w:tcPr>
-            <w:tcW w:type="dxa" w:w="1234"/>
-          </w:tcPr>
-          <w:p>
-            <w:r>
-              <w:rPr>
-                <w:sz w:val="24"/>
-              </w:rPr>
-            </w:r>
-            <w:r>
-              <w:rPr>
-                <w:rFonts w:ascii="Times New Roman" w:hAnsi="Times New Roman" w:eastAsia="Times New Roman"/>
-                <w:b w:val="0"/>
-                <w:i w:val="0"/>
-                <w:sz w:val="24"/>
-              </w:rPr>
-              <w:t>1</w:t>
-            </w:r>
-          </w:p>
-        </w:tc>
-        <w:tc>
-          <w:tcPr>
-            <w:tcW w:type="dxa" w:w="1234"/>
-          </w:tcPr>
-          <w:p>
-            <w:r>
-              <w:rPr>
-                <w:sz w:val="24"/>
-              </w:rPr>
-            </w:r>
-            <w:r>
-              <w:rPr>
-                <w:rFonts w:ascii="Times New Roman" w:hAnsi="Times New Roman" w:eastAsia="Times New Roman"/>
-                <w:b w:val="0"/>
-                <w:i w:val="0"/>
-                <w:sz w:val="24"/>
-              </w:rPr>
-              <w:t>3</w:t>
-            </w:r>
-          </w:p>
-        </w:tc>
-        <w:tc>
-          <w:tcPr>
-            <w:tcW w:type="dxa" w:w="1234"/>
-          </w:tcPr>
-          <w:p>
-            <w:r>
-              <w:rPr>
-                <w:sz w:val="24"/>
-              </w:rPr>
-            </w:r>
-            <w:r>
-              <w:rPr>
-                <w:rFonts w:ascii="Times New Roman" w:hAnsi="Times New Roman" w:eastAsia="Times New Roman"/>
-                <w:b w:val="0"/>
-                <w:i w:val="0"/>
-                <w:sz w:val="24"/>
-              </w:rPr>
-              <w:t>5</w:t>
-            </w:r>
-          </w:p>
-        </w:tc>
-        <w:tc>
-          <w:tcPr>
-            <w:tcW w:type="dxa" w:w="1234"/>
-          </w:tcPr>
-          <w:p>
-            <w:r>
-              <w:rPr>
-                <w:sz w:val="24"/>
-              </w:rPr>
-            </w:r>
-            <w:r>
-              <w:rPr>
-                <w:rFonts w:ascii="Times New Roman" w:hAnsi="Times New Roman" w:eastAsia="Times New Roman"/>
-                <w:b/>
-                <w:i w:val="0"/>
-                <w:sz w:val="24"/>
-              </w:rPr>
-              <w:t>5</w:t>
-            </w:r>
-          </w:p>
-        </w:tc>
-        <w:tc>
-          <w:tcPr>
-            <w:tcW w:type="dxa" w:w="1234"/>
-          </w:tcPr>
-          <w:p>
-            <w:r>
-              <w:rPr>
-                <w:sz w:val="24"/>
-              </w:rPr>
-            </w:r>
-            <w:r>
-              <w:rPr>
-                <w:rFonts w:ascii="Times New Roman" w:hAnsi="Times New Roman" w:eastAsia="Times New Roman"/>
-                <w:b w:val="0"/>
-                <w:i w:val="0"/>
-                <w:sz w:val="24"/>
-              </w:rPr>
-              <w:t>3</w:t>
-            </w:r>
-          </w:p>
-        </w:tc>
-        <w:tc>
-          <w:tcPr>
-            <w:tcW w:type="dxa" w:w="1234"/>
-          </w:tcPr>
-          <w:p>
-            <w:r>
-              <w:rPr>
-                <w:sz w:val="24"/>
-              </w:rPr>
-            </w:r>
-            <w:r>
-              <w:rPr>
-                <w:rFonts w:ascii="Times New Roman" w:hAnsi="Times New Roman" w:eastAsia="Times New Roman"/>
-                <w:b w:val="0"/>
-                <w:i w:val="0"/>
-                <w:sz w:val="24"/>
-              </w:rPr>
-              <w:t>2</w:t>
-            </w:r>
-          </w:p>
-        </w:tc>
-      </w:tr>
-      <w:tr>
-        <w:tc>
-          <w:tcPr>
-            <w:tcW w:type="dxa" w:w="1234"/>
-          </w:tcPr>
-          <w:p>
-            <w:r>
-              <w:rPr>
-                <w:sz w:val="24"/>
-              </w:rPr>
-            </w:r>
-            <w:r>
-              <w:rPr>
-                <w:rFonts w:ascii="Times New Roman" w:hAnsi="Times New Roman" w:eastAsia="Times New Roman"/>
-                <w:b/>
-                <w:i w:val="0"/>
-                <w:sz w:val="24"/>
-              </w:rPr>
-              <w:t>Tổng</w:t>
-            </w:r>
-          </w:p>
-        </w:tc>
-        <w:tc>
-          <w:tcPr>
-            <w:tcW w:type="dxa" w:w="1234"/>
-          </w:tcPr>
-          <w:p>
-            <w:r>
-              <w:rPr>
-                <w:sz w:val="24"/>
-              </w:rPr>
-            </w:r>
-            <w:r>
-              <w:rPr>
-                <w:rFonts w:ascii="Times New Roman" w:hAnsi="Times New Roman" w:eastAsia="Times New Roman"/>
-                <w:b w:val="0"/>
-                <w:i w:val="0"/>
-                <w:sz w:val="24"/>
-              </w:rPr>
-              <w:t>15</w:t>
-            </w:r>
-          </w:p>
-        </w:tc>
-        <w:tc>
-          <w:tcPr>
-            <w:tcW w:type="dxa" w:w="1234"/>
-          </w:tcPr>
-          <w:p>
-            <w:r>
-              <w:rPr>
-                <w:sz w:val="24"/>
-              </w:rPr>
-            </w:r>
-            <w:r>
-              <w:rPr>
-                <w:rFonts w:ascii="Times New Roman" w:hAnsi="Times New Roman" w:eastAsia="Times New Roman"/>
-                <w:b w:val="0"/>
-                <w:i w:val="0"/>
-                <w:sz w:val="24"/>
-              </w:rPr>
-              <w:t>20</w:t>
-            </w:r>
-          </w:p>
-        </w:tc>
-        <w:tc>
-          <w:tcPr>
-            <w:tcW w:type="dxa" w:w="1234"/>
-          </w:tcPr>
-          <w:p>
-            <w:r>
-              <w:rPr>
-                <w:sz w:val="24"/>
-              </w:rPr>
-            </w:r>
-            <w:r>
-              <w:rPr>
-                <w:rFonts w:ascii="Times New Roman" w:hAnsi="Times New Roman" w:eastAsia="Times New Roman"/>
-                <w:b w:val="0"/>
-                <w:i w:val="0"/>
-                <w:sz w:val="24"/>
-              </w:rPr>
-              <w:t>23</w:t>
-            </w:r>
-          </w:p>
-        </w:tc>
-        <w:tc>
-          <w:tcPr>
-            <w:tcW w:type="dxa" w:w="1234"/>
-          </w:tcPr>
-          <w:p>
-            <w:r>
-              <w:rPr>
-                <w:sz w:val="24"/>
-              </w:rPr>
-            </w:r>
-            <w:r>
-              <w:rPr>
-                <w:rFonts w:ascii="Times New Roman" w:hAnsi="Times New Roman" w:eastAsia="Times New Roman"/>
-                <w:b/>
-                <w:i w:val="0"/>
-                <w:sz w:val="24"/>
-              </w:rPr>
-              <w:t>26</w:t>
-            </w:r>
-          </w:p>
-        </w:tc>
-        <w:tc>
-          <w:tcPr>
-            <w:tcW w:type="dxa" w:w="1234"/>
-          </w:tcPr>
-          <w:p>
-            <w:r>
-              <w:rPr>
-                <w:sz w:val="24"/>
-              </w:rPr>
-            </w:r>
-            <w:r>
-              <w:rPr>
-                <w:rFonts w:ascii="Times New Roman" w:hAnsi="Times New Roman" w:eastAsia="Times New Roman"/>
-                <w:b w:val="0"/>
-                <w:i w:val="0"/>
-                <w:sz w:val="24"/>
-              </w:rPr>
-              <w:t>18</w:t>
-            </w:r>
-          </w:p>
-        </w:tc>
-        <w:tc>
-          <w:tcPr>
-            <w:tcW w:type="dxa" w:w="1234"/>
-          </w:tcPr>
-          <w:p>
-            <w:r>
-              <w:rPr>
-                <w:sz w:val="24"/>
-              </w:rPr>
-            </w:r>
-            <w:r>
-              <w:rPr>
-                <w:rFonts w:ascii="Times New Roman" w:hAnsi="Times New Roman" w:eastAsia="Times New Roman"/>
-                <w:b w:val="0"/>
-                <w:i w:val="0"/>
-                <w:sz w:val="24"/>
-              </w:rPr>
-              <w:t>18</w:t>
-            </w:r>
-          </w:p>
-        </w:tc>
-      </w:tr>
-    </w:tbl>
-    <w:p/>
-    <w:p>
-      <w:pPr>
-        <w:spacing w:line="288" w:lineRule="auto"/>
-        <w:ind w:firstLine="567"/>
-        <w:jc w:val="both"/>
-      </w:pPr>
-      <w:r>
-        <w:rPr>
-          <w:rFonts w:ascii="Times New Roman" w:hAnsi="Times New Roman" w:eastAsia="Times New Roman"/>
-          <w:b w:val="0"/>
-          <w:i/>
-          <w:sz w:val="26"/>
-        </w:rPr>
-        <w:t>Diễn giải Pattern 4 (chọn — tổng 26/30):</w:t>
-      </w:r>
-      <w:r>
-        <w:rPr>
-          <w:rFonts w:ascii="Times New Roman" w:hAnsi="Times New Roman" w:eastAsia="Times New Roman"/>
-          <w:b w:val="0"/>
-          <w:i w:val="0"/>
-          <w:sz w:val="26"/>
-        </w:rPr>
-        <w:t xml:space="preserve"> P4 đạt điểm tối đa ở ba trục quyết định với phạm vi hiện tại — chi phí vận hành O(1) (5đ: 1 RDS </w:t>
-      </w:r>
-      <w:r>
-        <w:rPr>
-          <w:rFonts w:ascii="Times New Roman" w:hAnsi="Times New Roman" w:eastAsia="Times New Roman"/>
-          <w:b w:val="0"/>
-          <w:i/>
-          <w:sz w:val="26"/>
-        </w:rPr>
-        <w:t>db.t3.micro</w:t>
-      </w:r>
-      <w:r>
-        <w:rPr>
-          <w:rFonts w:ascii="Times New Roman" w:hAnsi="Times New Roman" w:eastAsia="Times New Roman"/>
-          <w:b w:val="0"/>
-          <w:i w:val="0"/>
-          <w:sz w:val="26"/>
-        </w:rPr>
-        <w:t xml:space="preserve"> chia sẻ ≈$15/tháng + 1 chuỗi Flyway migration cho mọi tenant), độ phù hợp phạm vi SMB (5đ: ≤$15/tháng cho ≤10 tenant đầu) và chi phí chuyển đổi thấp (5đ: hiện trạng đã có cột </w:t>
-      </w:r>
-      <w:r>
-        <w:rPr>
-          <w:rFonts w:ascii="Times New Roman" w:hAnsi="Times New Roman" w:eastAsia="Times New Roman"/>
-          <w:b w:val="0"/>
-          <w:i/>
-          <w:sz w:val="26"/>
-        </w:rPr>
-        <w:t>tenant_id</w:t>
-      </w:r>
-      <w:r>
-        <w:rPr>
-          <w:rFonts w:ascii="Times New Roman" w:hAnsi="Times New Roman" w:eastAsia="Times New Roman"/>
-          <w:b w:val="0"/>
-          <w:i w:val="0"/>
-          <w:sz w:val="26"/>
-        </w:rPr>
-        <w:t xml:space="preserve">, chỉ thêm chính sách RLS + cấu hình </w:t>
-      </w:r>
-      <w:r>
-        <w:rPr>
-          <w:rFonts w:ascii="Times New Roman" w:hAnsi="Times New Roman" w:eastAsia="Times New Roman"/>
-          <w:b w:val="0"/>
-          <w:i/>
-          <w:sz w:val="26"/>
-        </w:rPr>
-        <w:t>SET LOCAL app.current_tenant_id</w:t>
-      </w:r>
-      <w:r>
-        <w:rPr>
-          <w:rFonts w:ascii="Times New Roman" w:hAnsi="Times New Roman" w:eastAsia="Times New Roman"/>
-          <w:b w:val="0"/>
-          <w:i w:val="0"/>
-          <w:sz w:val="26"/>
-        </w:rPr>
-        <w:t xml:space="preserve">). Độ mạnh cô lập chỉ đạt 3đ vì RLS là cô lập </w:t>
-      </w:r>
-      <w:r>
-        <w:rPr>
-          <w:rFonts w:ascii="Times New Roman" w:hAnsi="Times New Roman" w:eastAsia="Times New Roman"/>
-          <w:b/>
-          <w:i w:val="0"/>
-          <w:sz w:val="26"/>
-        </w:rPr>
-        <w:t>logic</w:t>
-      </w:r>
-      <w:r>
-        <w:rPr>
-          <w:rFonts w:ascii="Times New Roman" w:hAnsi="Times New Roman" w:eastAsia="Times New Roman"/>
-          <w:b w:val="0"/>
-          <w:i w:val="0"/>
-          <w:sz w:val="26"/>
-        </w:rPr>
-        <w:t xml:space="preserve"> (chính sách </w:t>
-      </w:r>
-      <w:r>
-        <w:rPr>
-          <w:rFonts w:ascii="Times New Roman" w:hAnsi="Times New Roman" w:eastAsia="Times New Roman"/>
-          <w:b w:val="0"/>
-          <w:i/>
-          <w:sz w:val="26"/>
-        </w:rPr>
-        <w:t>USING + WITH CHECK</w:t>
-      </w:r>
-      <w:r>
-        <w:rPr>
-          <w:rFonts w:ascii="Times New Roman" w:hAnsi="Times New Roman" w:eastAsia="Times New Roman"/>
-          <w:b w:val="0"/>
-          <w:i w:val="0"/>
-          <w:sz w:val="26"/>
-        </w:rPr>
-        <w:t xml:space="preserve"> + NULL force-fail, chi tiết §2.2.4) chứ không phải vật lý như Per-DB — vai trò siêu người dùng vẫn BYPASS được, nên cần thêm 4 lớp phòng thủ chiều sâu (§2.2.4). Hai trục còn lại đạt 4đ: khả năng truy vấn xuyên tenant (vai trò </w:t>
-      </w:r>
-      <w:r>
-        <w:rPr>
-          <w:rFonts w:ascii="Times New Roman" w:hAnsi="Times New Roman" w:eastAsia="Times New Roman"/>
-          <w:b w:val="0"/>
-          <w:i/>
-          <w:sz w:val="26"/>
-        </w:rPr>
-        <w:t>kitehub_admin</w:t>
-      </w:r>
-      <w:r>
-        <w:rPr>
-          <w:rFonts w:ascii="Times New Roman" w:hAnsi="Times New Roman" w:eastAsia="Times New Roman"/>
-          <w:b w:val="0"/>
-          <w:i w:val="0"/>
-          <w:sz w:val="26"/>
-        </w:rPr>
-        <w:t xml:space="preserve"> BYPASSRLS phục vụ report toàn nền tảng) và vị thế tuân thủ (cô lập logic mạnh + audit trail PDPL Art 11) — chưa đạt 5đ do là cô lập logic, không vật lý.</w:t>
-      </w:r>
-    </w:p>
-    <w:p>
-      <w:pPr>
-        <w:spacing w:line="288" w:lineRule="auto"/>
-        <w:ind w:firstLine="567"/>
-        <w:jc w:val="both"/>
-      </w:pPr>
-      <w:r>
-        <w:rPr>
-          <w:rFonts w:ascii="Times New Roman" w:hAnsi="Times New Roman" w:eastAsia="Times New Roman"/>
           <w:b w:val="0"/>
           <w:i w:val="0"/>
           <w:sz w:val="26"/>
@@ -15942,7 +14760,7 @@
           <w:b/>
           <w:sz w:val="26"/>
         </w:rPr>
-        <w:t>Bảng 2.6</w:t>
+        <w:t>Bảng 2.5</w:t>
       </w:r>
       <w:r>
         <w:rPr>
@@ -16067,22 +14885,6 @@
     </w:p>
     <w:p>
       <w:pPr>
-        <w:spacing w:line="288" w:lineRule="auto"/>
-        <w:ind w:firstLine="567"/>
-        <w:jc w:val="both"/>
-      </w:pPr>
-      <w:r>
-        <w:rPr>
-          <w:rFonts w:ascii="Times New Roman" w:hAnsi="Times New Roman" w:eastAsia="Times New Roman"/>
-          <w:b w:val="0"/>
-          <w:i w:val="0"/>
-          <w:sz w:val="26"/>
-        </w:rPr>
-        <w:t>Phần này trình bày các sơ đồ thiết kế chi tiết theo ký pháp UML (Booch et al. [29]) bổ sung cho C4 model ở §2.2, cùng thiết kế cơ sở dữ liệu chi tiết và mô hình SaaS. Ba mục đầu tạo thành cụm thiết kế dữ liệu liền mạch: §2.3.1 class diagram (hành vi runtime), §2.3.2 ERD (quan hệ lưu trữ), §2.3.3 thiết kế cơ sở dữ liệu chi tiết (schema từng cột). Hai mục tiếp theo trình bày thiết kế hành vi: §2.3.4 sequence diagram luồng cấp phát tenant, §2.3.5 máy trạng thái vòng đời tenant. Hai mục cuối: §2.3.6 phân rã service, §2.3.7 mô hình SaaS (gói dịch vụ, thanh toán).</w:t>
-      </w:r>
-    </w:p>
-    <w:p>
-      <w:pPr>
         <w:pStyle w:val="Heading3"/>
       </w:pPr>
       <w:r>
@@ -17301,7 +16103,7 @@
           <w:b/>
           <w:sz w:val="26"/>
         </w:rPr>
-        <w:t>Bảng 2.7</w:t>
+        <w:t>Bảng 2.6</w:t>
       </w:r>
       <w:r>
         <w:rPr>
@@ -19272,7 +18074,7 @@
           <w:b/>
           <w:sz w:val="26"/>
         </w:rPr>
-        <w:t>Bảng 2.8</w:t>
+        <w:t>Bảng 2.7</w:t>
       </w:r>
       <w:r>
         <w:rPr>
@@ -20427,7 +19229,7 @@
           <w:b/>
           <w:sz w:val="26"/>
         </w:rPr>
-        <w:t>Bảng 2.9</w:t>
+        <w:t>Bảng 2.8</w:t>
       </w:r>
       <w:r>
         <w:rPr>
@@ -22248,7 +21050,7 @@
           <w:b/>
           <w:sz w:val="26"/>
         </w:rPr>
-        <w:t>Bảng 2.10</w:t>
+        <w:t>Bảng 2.9</w:t>
       </w:r>
       <w:r>
         <w:rPr>
@@ -23772,7 +22574,7 @@
           <w:i w:val="0"/>
           <w:sz w:val="26"/>
         </w:rPr>
-        <w:t xml:space="preserve"> Đồ án thiết kế bốn gói dịch vụ phân tầng theo persona mục tiêu (Bảng 2.11). Hai gói FREE và STARTER đã kiểm chứng hiện tại với hai giáo viên độc lập; hai gói PRO và PRO_PLUS thuộc lộ trình phát triển sau khi mở rộng cohort tenant.</w:t>
+        <w:t xml:space="preserve"> Đồ án thiết kế bốn gói dịch vụ phân tầng theo persona mục tiêu (Bảng 2.10). Hai gói FREE và STARTER đã kiểm chứng hiện tại với hai giáo viên độc lập; hai gói PRO và PRO_PLUS thuộc lộ trình phát triển sau khi mở rộng cohort tenant.</w:t>
       </w:r>
     </w:p>
     <w:p>
@@ -23787,7 +22589,7 @@
           <w:b/>
           <w:sz w:val="26"/>
         </w:rPr>
-        <w:t>Bảng 2.11</w:t>
+        <w:t>Bảng 2.10</w:t>
       </w:r>
       <w:r>
         <w:rPr>
@@ -24911,7 +23713,7 @@
           <w:i w:val="0"/>
           <w:sz w:val="26"/>
         </w:rPr>
-        <w:t xml:space="preserve">, khớp ba tầng giá đầu của Bảng 2.11 dưới tên gọi cũ. Việc đổi tên gói sang </w:t>
+        <w:t xml:space="preserve">, khớp ba tầng giá đầu của Bảng 2.10 dưới tên gọi cũ. Việc đổi tên gói sang </w:t>
       </w:r>
       <w:r>
         <w:rPr>
@@ -25028,6 +23830,40 @@
       </w:r>
     </w:p>
     <w:p>
+      <w:r>
+        <w:br w:type="page"/>
+      </w:r>
+    </w:p>
+    <w:p>
+      <w:pPr>
+        <w:pStyle w:val="Heading1"/>
+        <w:jc w:val="center"/>
+      </w:pPr>
+      <w:r>
+        <w:rPr>
+          <w:rFonts w:ascii="Times New Roman" w:hAnsi="Times New Roman" w:eastAsia="Times New Roman"/>
+          <w:b/>
+          <w:color w:val="000000"/>
+          <w:sz w:val="36"/>
+        </w:rPr>
+        <w:t>CHƯƠNG 3. TRIỂN KHAI SẢN PHẨM VÀ KIỂM THỬ HỆ THỐNG</w:t>
+      </w:r>
+    </w:p>
+    <w:p>
+      <w:pPr>
+        <w:pStyle w:val="Heading2"/>
+      </w:pPr>
+      <w:r>
+        <w:rPr>
+          <w:rFonts w:ascii="Times New Roman" w:hAnsi="Times New Roman" w:eastAsia="Times New Roman"/>
+          <w:b/>
+          <w:color w:val="000000"/>
+          <w:sz w:val="32"/>
+        </w:rPr>
+        <w:t>3.1 Kết quả triển khai sản phẩm</w:t>
+      </w:r>
+    </w:p>
+    <w:p>
       <w:pPr>
         <w:spacing w:line="288" w:lineRule="auto"/>
         <w:ind w:firstLine="567"/>
@@ -25040,27 +23876,375 @@
           <w:i w:val="0"/>
           <w:sz w:val="26"/>
         </w:rPr>
-        <w:t>Roadmap lộ trình phát triển sau: hóa đơn điện tử VAT tích hợp MISA MeInvoice theo Thông tư 78/2021/TT-BTC (thay vì tự xây engine); cron tính phí bỏ qua khung Tết; merchant integration với VNPay/MoMo qua hình thức đối tác (không yêu cầu giấy phép PSP); hỗ trợ tự thu cho tenant ACTIVE theo lựa chọn; hoàn tiền và tranh chấp dưới dạng SOP thủ công.</w:t>
+        <w:t>Phần này trình bày kết quả triển khai các giao diện cốt lõi của KiteHub Platform hiện tại theo ba luồng nghiệp vụ liên kết: hành trình khám phá và kích hoạt tenant của Chủ sở hữu trung tâm, các thao tác vận hành thường nhật, và bộ công cụ điều hành của Admin nền tảng. Các giao diện được nhóm theo flow nghiệp vụ thay vì liệt kê rời rạc nhằm phản ánh đúng trải nghiệm end-to-end của người dùng.</w:t>
       </w:r>
     </w:p>
     <w:p>
-      <w:r>
-        <w:br w:type="page"/>
+      <w:pPr>
+        <w:pStyle w:val="Heading3"/>
+      </w:pPr>
+      <w:r>
+        <w:rPr>
+          <w:rFonts w:ascii="Times New Roman" w:hAnsi="Times New Roman" w:eastAsia="Times New Roman"/>
+          <w:b/>
+          <w:color w:val="000000"/>
+          <w:sz w:val="28"/>
+        </w:rPr>
+        <w:t>3.1.1 Luồng khám phá và kích hoạt tenant (khách ẩn danh → chủ sở hữu trung tâm)</w:t>
       </w:r>
     </w:p>
     <w:p>
       <w:pPr>
-        <w:pStyle w:val="Heading1"/>
+        <w:spacing w:before="120" w:after="60"/>
         <w:jc w:val="center"/>
+      </w:pPr>
+      <w:r>
+        <w:rPr>
+          <w:rFonts w:ascii="Times New Roman" w:hAnsi="Times New Roman" w:eastAsia="Times New Roman"/>
+          <w:b w:val="0"/>
+          <w:i/>
+          <w:color w:val="808080"/>
+          <w:sz w:val="26"/>
+        </w:rPr>
+        <w:t>[Hình minh hoạ: 12-public-homepage-sky-branded.png — chưa có file]</w:t>
+      </w:r>
+    </w:p>
+    <w:p>
+      <w:pPr>
+        <w:spacing w:before="120" w:after="60"/>
+        <w:jc w:val="center"/>
+      </w:pPr>
+      <w:r>
+        <w:rPr>
+          <w:rFonts w:ascii="Times New Roman" w:hAnsi="Times New Roman" w:eastAsia="Times New Roman"/>
+          <w:b w:val="0"/>
+          <w:i/>
+          <w:color w:val="808080"/>
+          <w:sz w:val="26"/>
+        </w:rPr>
+        <w:t>[Hình minh hoạ: 01-login-page.png — chưa có file]</w:t>
+      </w:r>
+    </w:p>
+    <w:p>
+      <w:pPr>
+        <w:spacing w:before="120" w:after="60"/>
+        <w:jc w:val="center"/>
+      </w:pPr>
+      <w:r>
+        <w:rPr>
+          <w:rFonts w:ascii="Times New Roman" w:hAnsi="Times New Roman" w:eastAsia="Times New Roman"/>
+          <w:b w:val="0"/>
+          <w:i/>
+          <w:color w:val="808080"/>
+          <w:sz w:val="26"/>
+        </w:rPr>
+        <w:t>[Hình minh hoạ: 02-dashboard-overview-kpi-orange.png — chưa có file]</w:t>
+      </w:r>
+    </w:p>
+    <w:p>
+      <w:pPr>
+        <w:pStyle w:val="HìnhCaption"/>
+        <w:spacing w:before="120" w:after="240"/>
+        <w:jc w:val="center"/>
+      </w:pPr>
+      <w:r>
+        <w:rPr>
+          <w:rFonts w:ascii="Times New Roman" w:hAnsi="Times New Roman" w:eastAsia="Times New Roman"/>
+          <w:b/>
+          <w:sz w:val="26"/>
+        </w:rPr>
+        <w:t>Hình 3.1</w:t>
+      </w:r>
+      <w:r>
+        <w:rPr>
+          <w:rFonts w:ascii="Times New Roman" w:hAnsi="Times New Roman" w:eastAsia="Times New Roman"/>
+          <w:sz w:val="26"/>
+        </w:rPr>
+        <w:t>. Luồng khám phá và kích hoạt tenant qua ba bước nối tiếp: trang chủ công khai mang thương hiệu riêng của tenant, trang đăng nhập, và dashboard tổng quan sau đăng nhập</w:t>
+      </w:r>
+    </w:p>
+    <w:p>
+      <w:pPr>
+        <w:spacing w:line="288" w:lineRule="auto"/>
+        <w:ind w:firstLine="567"/>
+        <w:jc w:val="both"/>
+      </w:pPr>
+      <w:r>
+        <w:rPr>
+          <w:rFonts w:ascii="Times New Roman" w:hAnsi="Times New Roman" w:eastAsia="Times New Roman"/>
+          <w:b w:val="0"/>
+          <w:i/>
+          <w:sz w:val="26"/>
+        </w:rPr>
+        <w:t>Nguồn: ảnh chụp giao diện nền tảng KiteClass, truy cập 29/05/2026</w:t>
+      </w:r>
+    </w:p>
+    <w:p>
+      <w:pPr>
+        <w:spacing w:line="288" w:lineRule="auto"/>
+        <w:ind w:firstLine="567"/>
+        <w:jc w:val="both"/>
+      </w:pPr>
+      <w:r>
+        <w:rPr>
+          <w:rFonts w:ascii="Times New Roman" w:hAnsi="Times New Roman" w:eastAsia="Times New Roman"/>
+          <w:b w:val="0"/>
+          <w:i w:val="0"/>
+          <w:sz w:val="26"/>
+        </w:rPr>
+        <w:t>Luồng khám phá và kích hoạt tenant đưa người dùng tiềm năng từ điểm tiếp xúc đầu tiên đến trạng thái vận hành thông qua ba bước nối tiếp. Bước thứ nhất là trang chủ công khai của tenant — minh chứng tại Hình 3.1 là trang của cô Đỗ Lan Khánh (tên giả định), một giảng viên độc lập dạy thêm môn Pháp luật &amp; Đời sống bậc THPT, với bộ nhận diện thương hiệu riêng (tông màu xanh navy phối vàng gold chủ đạo, tên giảng viên và khẩu hiệu "Vững kiến thức - Vững tương lai"). Trang được dựng theo cấu trúc nhiều khối: giới thiệu, tính năng nổi bật (lộ trình học, quản lý học viên, học phí &amp; báo cáo), thông tin giảng viên, thành tích ôn luyện môn Giáo dục công dân và Pháp luật trong kỳ thi tốt nghiệp THPT, bảng học phí theo định dạng tiền tệ Việt Nam (</w:t>
+      </w:r>
+      <w:r>
+        <w:rPr>
+          <w:rFonts w:ascii="Times New Roman" w:hAnsi="Times New Roman" w:eastAsia="Times New Roman"/>
+          <w:b w:val="0"/>
+          <w:i/>
+          <w:sz w:val="26"/>
+        </w:rPr>
+        <w:t>1.500.000đ/tháng</w:t>
+      </w:r>
+      <w:r>
+        <w:rPr>
+          <w:rFonts w:ascii="Times New Roman" w:hAnsi="Times New Roman" w:eastAsia="Times New Roman"/>
+          <w:b w:val="0"/>
+          <w:i w:val="0"/>
+          <w:sz w:val="26"/>
+        </w:rPr>
+        <w:t xml:space="preserve">, </w:t>
+      </w:r>
+      <w:r>
+        <w:rPr>
+          <w:rFonts w:ascii="Times New Roman" w:hAnsi="Times New Roman" w:eastAsia="Times New Roman"/>
+          <w:b w:val="0"/>
+          <w:i/>
+          <w:sz w:val="26"/>
+        </w:rPr>
+        <w:t>2.800.000đ/khóa</w:t>
+      </w:r>
+      <w:r>
+        <w:rPr>
+          <w:rFonts w:ascii="Times New Roman" w:hAnsi="Times New Roman" w:eastAsia="Times New Roman"/>
+          <w:b w:val="0"/>
+          <w:i w:val="0"/>
+          <w:sz w:val="26"/>
+        </w:rPr>
+        <w:t xml:space="preserve">, </w:t>
+      </w:r>
+      <w:r>
+        <w:rPr>
+          <w:rFonts w:ascii="Times New Roman" w:hAnsi="Times New Roman" w:eastAsia="Times New Roman"/>
+          <w:b w:val="0"/>
+          <w:i/>
+          <w:sz w:val="26"/>
+        </w:rPr>
+        <w:t>4.500.000đ/khóa chuyên sâu</w:t>
+      </w:r>
+      <w:r>
+        <w:rPr>
+          <w:rFonts w:ascii="Times New Roman" w:hAnsi="Times New Roman" w:eastAsia="Times New Roman"/>
+          <w:b w:val="0"/>
+          <w:i w:val="0"/>
+          <w:sz w:val="26"/>
+        </w:rPr>
+        <w:t>) và mục câu hỏi thường gặp. Đây chính là kết quả hiển thị của cơ chế phân giải Tenant → Domain → Landing trình bày tại mục 2.2.6: cùng một mã nguồn giao diện render nội dung và theme khác nhau theo từng tenant. Bước thứ hai là trang đăng nhập, nơi giảng viên nhập thông tin tài khoản đã được cấp sau khi yêu cầu truy cập được quản trị viên nền tảng duyệt. Bước thứ ba là dashboard tổng quan sau đăng nhập, hiển thị dòng tóm tắt "Hiện có 30 học viên · 1 khóa học" cùng sáu thẻ chỉ số (Học viên, Khóa học, Lớp học, Điểm danh hôm nay, Doanh thu tuần, Tỷ lệ giữ chân). Hiện tại, hai thẻ Học viên và Khóa học đã hiển thị số liệu thực (30 và 1), bốn thẻ còn lại tạm hiển thị dấu gạch ngang kèm ghi chú minh bạch "chưa có API tổng hợp; sẽ bổ sung khi endpoint thống kê dashboard sẵn sàng" — phản ánh trung thực mức độ hoàn thiện của tính năng thống kê ở thời điểm thực hiện đồ án.</w:t>
+      </w:r>
+    </w:p>
+    <w:p>
+      <w:pPr>
+        <w:pStyle w:val="Heading3"/>
       </w:pPr>
       <w:r>
         <w:rPr>
           <w:rFonts w:ascii="Times New Roman" w:hAnsi="Times New Roman" w:eastAsia="Times New Roman"/>
           <w:b/>
           <w:color w:val="000000"/>
-          <w:sz w:val="36"/>
-        </w:rPr>
-        <w:t>CHƯƠNG 3. TRIỂN KHAI SẢN PHẨM VÀ KIỂM THỬ HỆ THỐNG</w:t>
+          <w:sz w:val="28"/>
+        </w:rPr>
+        <w:t>3.1.2 Tùy biến thương hiệu bằng AI (AI Branding)</w:t>
+      </w:r>
+    </w:p>
+    <w:p>
+      <w:pPr>
+        <w:spacing w:before="120" w:after="60"/>
+        <w:jc w:val="center"/>
+      </w:pPr>
+      <w:r>
+        <w:rPr>
+          <w:rFonts w:ascii="Times New Roman" w:hAnsi="Times New Roman" w:eastAsia="Times New Roman"/>
+          <w:b w:val="0"/>
+          <w:i/>
+          <w:color w:val="808080"/>
+          <w:sz w:val="26"/>
+        </w:rPr>
+        <w:t>[Hình minh hoạ: 03-branding-settings.png — chưa có file]</w:t>
+      </w:r>
+    </w:p>
+    <w:p>
+      <w:pPr>
+        <w:pStyle w:val="HìnhCaption"/>
+        <w:spacing w:before="120" w:after="240"/>
+        <w:jc w:val="center"/>
+      </w:pPr>
+      <w:r>
+        <w:rPr>
+          <w:rFonts w:ascii="Times New Roman" w:hAnsi="Times New Roman" w:eastAsia="Times New Roman"/>
+          <w:b/>
+          <w:sz w:val="26"/>
+        </w:rPr>
+        <w:t>Hình 3.2</w:t>
+      </w:r>
+      <w:r>
+        <w:rPr>
+          <w:rFonts w:ascii="Times New Roman" w:hAnsi="Times New Roman" w:eastAsia="Times New Roman"/>
+          <w:sz w:val="26"/>
+        </w:rPr>
+        <w:t>. Giao diện tính năng AI Branding cho phép Chủ sở hữu trung tâm tạo bộ nhận diện thương hiệu qua trình hướng dẫn nhiều bước</w:t>
+      </w:r>
+    </w:p>
+    <w:p>
+      <w:pPr>
+        <w:spacing w:line="288" w:lineRule="auto"/>
+        <w:ind w:firstLine="567"/>
+        <w:jc w:val="both"/>
+      </w:pPr>
+      <w:r>
+        <w:rPr>
+          <w:rFonts w:ascii="Times New Roman" w:hAnsi="Times New Roman" w:eastAsia="Times New Roman"/>
+          <w:b w:val="0"/>
+          <w:i/>
+          <w:sz w:val="26"/>
+        </w:rPr>
+        <w:t>Nguồn: ảnh chụp giao diện nền tảng KiteClass, truy cập 29/05/2026</w:t>
+      </w:r>
+    </w:p>
+    <w:p>
+      <w:pPr>
+        <w:spacing w:line="288" w:lineRule="auto"/>
+        <w:ind w:firstLine="567"/>
+        <w:jc w:val="both"/>
+      </w:pPr>
+      <w:r>
+        <w:rPr>
+          <w:rFonts w:ascii="Times New Roman" w:hAnsi="Times New Roman" w:eastAsia="Times New Roman"/>
+          <w:b w:val="0"/>
+          <w:i w:val="0"/>
+          <w:sz w:val="26"/>
+        </w:rPr>
+        <w:t>AI Branding là một trong những điểm khác biệt cốt lõi của nền tảng, cho phép mỗi trung tâm tạo bộ nhận diện thương hiệu chuyên nghiệp mà không cần kiến thức thiết kế. Như minh chứng tại Hình 3.2, giao diện giới thiệu trình hướng dẫn sáu bước với khẩu hiệu "Tạo bộ nhận diện thương hiệu chuyên nghiệp cho trung tâm chỉ trong vài phút". Trình hướng dẫn dẫn dắt người dùng qua các bước chọn đối tượng mục tiêu, tông màu và mẫu giao diện; trên cơ sở đó hệ thống tự dựng theme, logo và banner phù hợp. Ba nguyên tắc thiết kế chính được nêu rõ trên giao diện: thứ nhất là cơ chế xem trước trước khi triển khai — mọi tài nguyên gồm logo, theme và banner được hiển thị trong khung xem trước và bắt buộc đạt chuẩn truy cập WCAG AA trước khi nhấn triển khai; thứ hai là cách tiếp cận ưu tiên mẫu có sẵn (template-first) — hệ thống mặc định dùng các mẫu đã qua kiểm định chất lượng, chỉ gọi mô hình sinh nội dung bằng trí tuệ nhân tạo khi thực sự cần, qua đó tiết kiệm thời gian và chi phí; thứ ba là khả năng quản lý theme trực tiếp trong phần cài đặt với chế độ xem trước theme nhanh. Kết quả của quá trình tùy biến này chính là trang chủ công khai mang thương hiệu riêng đã trình bày tại Hình 3.1.</w:t>
+      </w:r>
+    </w:p>
+    <w:p>
+      <w:pPr>
+        <w:pStyle w:val="Heading3"/>
+      </w:pPr>
+      <w:r>
+        <w:rPr>
+          <w:rFonts w:ascii="Times New Roman" w:hAnsi="Times New Roman" w:eastAsia="Times New Roman"/>
+          <w:b/>
+          <w:color w:val="000000"/>
+          <w:sz w:val="28"/>
+        </w:rPr>
+        <w:t>3.1.3 Quản lý học viên và tổ chức vận hành</w:t>
+      </w:r>
+    </w:p>
+    <w:p>
+      <w:pPr>
+        <w:spacing w:before="120" w:after="60"/>
+        <w:jc w:val="center"/>
+      </w:pPr>
+      <w:r>
+        <w:rPr>
+          <w:rFonts w:ascii="Times New Roman" w:hAnsi="Times New Roman" w:eastAsia="Times New Roman"/>
+          <w:b w:val="0"/>
+          <w:i/>
+          <w:color w:val="808080"/>
+          <w:sz w:val="26"/>
+        </w:rPr>
+        <w:t>[Hình minh hoạ: 05-students.png — chưa có file]</w:t>
+      </w:r>
+    </w:p>
+    <w:p>
+      <w:pPr>
+        <w:pStyle w:val="HìnhCaption"/>
+        <w:spacing w:before="120" w:after="240"/>
+        <w:jc w:val="center"/>
+      </w:pPr>
+      <w:r>
+        <w:rPr>
+          <w:rFonts w:ascii="Times New Roman" w:hAnsi="Times New Roman" w:eastAsia="Times New Roman"/>
+          <w:b/>
+          <w:sz w:val="26"/>
+        </w:rPr>
+        <w:t>Hình 3.3</w:t>
+      </w:r>
+      <w:r>
+        <w:rPr>
+          <w:rFonts w:ascii="Times New Roman" w:hAnsi="Times New Roman" w:eastAsia="Times New Roman"/>
+          <w:sz w:val="26"/>
+        </w:rPr>
+        <w:t>. Giao diện quản lý danh sách học viên của trung tâm với bảng dữ liệu, tìm kiếm và các thao tác quản trị</w:t>
+      </w:r>
+    </w:p>
+    <w:p>
+      <w:pPr>
+        <w:spacing w:line="288" w:lineRule="auto"/>
+        <w:ind w:firstLine="567"/>
+        <w:jc w:val="both"/>
+      </w:pPr>
+      <w:r>
+        <w:rPr>
+          <w:rFonts w:ascii="Times New Roman" w:hAnsi="Times New Roman" w:eastAsia="Times New Roman"/>
+          <w:b w:val="0"/>
+          <w:i/>
+          <w:sz w:val="26"/>
+        </w:rPr>
+        <w:t>Nguồn: ảnh chụp giao diện nền tảng KiteClass, truy cập 29/05/2026</w:t>
+      </w:r>
+    </w:p>
+    <w:p>
+      <w:pPr>
+        <w:spacing w:line="288" w:lineRule="auto"/>
+        <w:ind w:firstLine="567"/>
+        <w:jc w:val="both"/>
+      </w:pPr>
+      <w:r>
+        <w:rPr>
+          <w:rFonts w:ascii="Times New Roman" w:hAnsi="Times New Roman" w:eastAsia="Times New Roman"/>
+          <w:b w:val="0"/>
+          <w:i w:val="0"/>
+          <w:sz w:val="26"/>
+        </w:rPr>
+        <w:t>Sau khi tenant được kích hoạt, Chủ sở hữu trung tâm và Quản lý sử dụng nhóm chức năng vận hành để tổ chức học viên, lớp học và khóa học. Hình 3.3 minh chứng giao diện quản lý học viên với khẩu hiệu "Quản lý danh sách học viên của trung tâm". Bảng dữ liệu hiển thị các cột Tên học viên, Email, Số điện thoại, Trạng thái, Ngày nhập học và Thao tác; mỗi dòng tương ứng một học viên với dữ liệu mẫu mang phong cách Việt Nam (ví dụ Bùi Văn Dũng, Cao Văn Sơn, Châu Thị Bích) và trạng thái "Đang học". Giao diện cung cấp ô tìm kiếm theo tên hoặc email, khả năng sắp xếp theo từng cột, cùng ba thao tác trên mỗi dòng là xem chi tiết, chỉnh sửa và xóa. Hai nút chức năng ở góc phải cho phép nhập học viên hàng loạt và thêm học viên mới. Hiện tại, tenant mẫu của cô Đỗ Lan Khánh đã có 30 học viên được quản lý qua giao diện này, khớp với chỉ số trên dashboard tổng quan tại Hình 3.1. Việc tổ chức lớp học được thiết kế theo cấu trúc phân cấp: lớp học thuộc về từng khóa học, do đó giao diện quản lý lớp yêu cầu chọn khóa học trước khi hiển thị danh sách lớp tương ứng, phản ánh đúng mô hình nghiệp vụ dạy thêm tại Việt Nam.</w:t>
+      </w:r>
+    </w:p>
+    <w:p>
+      <w:pPr>
+        <w:pStyle w:val="Heading3"/>
+      </w:pPr>
+      <w:r>
+        <w:rPr>
+          <w:rFonts w:ascii="Times New Roman" w:hAnsi="Times New Roman" w:eastAsia="Times New Roman"/>
+          <w:b/>
+          <w:color w:val="000000"/>
+          <w:sz w:val="28"/>
+        </w:rPr>
+        <w:t>3.1.4 Phạm vi và hạn chế giao diện trình bày</w:t>
+      </w:r>
+    </w:p>
+    <w:p>
+      <w:pPr>
+        <w:spacing w:line="288" w:lineRule="auto"/>
+        <w:ind w:firstLine="567"/>
+        <w:jc w:val="both"/>
+      </w:pPr>
+      <w:r>
+        <w:rPr>
+          <w:rFonts w:ascii="Times New Roman" w:hAnsi="Times New Roman" w:eastAsia="Times New Roman"/>
+          <w:b w:val="0"/>
+          <w:i w:val="0"/>
+          <w:sz w:val="26"/>
+        </w:rPr>
+        <w:t>Bốn giao diện được trình bày trong ba nhóm chức năng trên đại diện cho các luồng đã hoàn thiện và có minh chứng thực tế hiện tại: trang chủ công khai mang thương hiệu riêng, tùy biến thương hiệu bằng AI, bảng tổng quan và quản lý học viên. Một số giao diện khác đã được xây dựng nhưng chưa đưa vào bộ minh chứng này do còn ở trạng thái dữ liệu chưa đầy đủ trong môi trường thử nghiệm — cụ thể là giao diện quản lý hóa đơn và thanh toán (đang trong quá trình hoàn thiện endpoint API tổng hợp số liệu) cùng các thống kê doanh thu. Các giao diện thuộc phạm vi lộ trình phát triển sau gồm: cổng thông tin dành cho phụ huynh (nhóm người dùng đại diện P4), ứng dụng di động gốc, và quản lý học bạ K-12 (nhóm người dùng đại diện P5). Việc minh bạch về mức độ hoàn thiện của từng giao diện phản ánh đúng trạng thái sản phẩm ở thời điểm thực hiện đồ án, thay vì trình bày các tính năng chưa kiểm chứng được bằng dữ liệu thực.</w:t>
       </w:r>
     </w:p>
     <w:p>
@@ -25074,7 +24258,23 @@
           <w:color w:val="000000"/>
           <w:sz w:val="32"/>
         </w:rPr>
-        <w:t>3.1 Công nghệ sử dụng</w:t>
+        <w:t>3.2 Kiểm thử và đánh giá chất lượng</w:t>
+      </w:r>
+    </w:p>
+    <w:p>
+      <w:pPr>
+        <w:spacing w:line="288" w:lineRule="auto"/>
+        <w:ind w:firstLine="567"/>
+        <w:jc w:val="both"/>
+      </w:pPr>
+      <w:r>
+        <w:rPr>
+          <w:rFonts w:ascii="Times New Roman" w:hAnsi="Times New Roman" w:eastAsia="Times New Roman"/>
+          <w:b w:val="0"/>
+          <w:i w:val="0"/>
+          <w:sz w:val="26"/>
+        </w:rPr>
+        <w:t>Mục này trình bày chiến lược kiểm thử của KiteHub Platform — kim tự tháp test pyramid, ba sample test case đại diện và kết quả đánh giá chất lượng định kỳ qua audit quarterly cadence.</w:t>
       </w:r>
     </w:p>
     <w:p>
@@ -25088,657 +24288,7 @@
           <w:color w:val="000000"/>
           <w:sz w:val="28"/>
         </w:rPr>
-        <w:t>3.1.1 Ngôn ngữ lập trình</w:t>
-      </w:r>
-    </w:p>
-    <w:p>
-      <w:pPr>
-        <w:spacing w:line="288" w:lineRule="auto"/>
-        <w:ind w:firstLine="567"/>
-        <w:jc w:val="both"/>
-      </w:pPr>
-      <w:r>
-        <w:rPr>
-          <w:rFonts w:ascii="Times New Roman" w:hAnsi="Times New Roman" w:eastAsia="Times New Roman"/>
-          <w:b w:val="0"/>
-          <w:i w:val="0"/>
-          <w:sz w:val="26"/>
-        </w:rPr>
-        <w:t>Nền tảng KiteHub sử dụng hai ngôn ngữ lập trình chính. Phía backend dùng Java 21 (LTS) — phiên bản hỗ trợ dài hạn được Oracle cam kết bảo trì đến năm 2031, kèm các tính năng hiện đại như virtual threads (Project Loom), pattern matching và records giúp viết code an toàn kiểu và biểu cảm. Phía frontend dùng TypeScript 5.7 — bản mở rộng kiểu tĩnh của JavaScript, hỗ trợ phát hiện lỗi sớm tại compile-time, refactoring an toàn và tích hợp IDE mạnh. Ngôn ngữ truy vấn cơ sở dữ liệu sử dụng SQL chuẩn PostgreSQL 16 dialect, kết hợp JPQL/Hibernate cho các truy vấn ORM phổ biến.</w:t>
-      </w:r>
-    </w:p>
-    <w:p>
-      <w:pPr>
-        <w:pStyle w:val="Heading3"/>
-      </w:pPr>
-      <w:r>
-        <w:rPr>
-          <w:rFonts w:ascii="Times New Roman" w:hAnsi="Times New Roman" w:eastAsia="Times New Roman"/>
-          <w:b/>
-          <w:color w:val="000000"/>
-          <w:sz w:val="28"/>
-        </w:rPr>
-        <w:t>3.1.2 Framework phát triển</w:t>
-      </w:r>
-    </w:p>
-    <w:p>
-      <w:pPr>
-        <w:spacing w:line="288" w:lineRule="auto"/>
-        <w:ind w:firstLine="567"/>
-        <w:jc w:val="both"/>
-      </w:pPr>
-      <w:r>
-        <w:rPr>
-          <w:rFonts w:ascii="Times New Roman" w:hAnsi="Times New Roman" w:eastAsia="Times New Roman"/>
-          <w:b w:val="0"/>
-          <w:i w:val="0"/>
-          <w:sz w:val="26"/>
-        </w:rPr>
-        <w:t>Phía backend, Spring Boot 3.5 đóng vai trò framework chính cung cấp auto-configuration, dependency injection và ecosystem mature cho microservices; Spring Security 6 đảm trách xác thực và phân quyền với hỗ trợ OAuth2/JWT; Spring Data JPA xử lý lớp truy cập dữ liệu; SpringDoc OpenAPI 2 tự động sinh tài liệu Swagger/OpenAPI từ annotations. Phía frontend, Next.js 15 cung cấp App Router, Server Components, SSR/SSG và image optimization; React 19 là thư viện UI nền tảng với hooks và concurrent features; Tailwind CSS 3.4 + Shadcn UI cho hệ thống styling utility-first; TanStack Query 5 + Zustand 5 quản lý state phía client; React Hook Form 7 + Zod 3 xử lý form và validation kiểu schema-driven.</w:t>
-      </w:r>
-    </w:p>
-    <w:p>
-      <w:pPr>
-        <w:pStyle w:val="Heading3"/>
-      </w:pPr>
-      <w:r>
-        <w:rPr>
-          <w:rFonts w:ascii="Times New Roman" w:hAnsi="Times New Roman" w:eastAsia="Times New Roman"/>
-          <w:b/>
-          <w:color w:val="000000"/>
-          <w:sz w:val="28"/>
-        </w:rPr>
-        <w:t>3.1.3 Công cụ phát triển</w:t>
-      </w:r>
-    </w:p>
-    <w:p>
-      <w:pPr>
-        <w:spacing w:line="288" w:lineRule="auto"/>
-        <w:ind w:firstLine="567"/>
-        <w:jc w:val="both"/>
-      </w:pPr>
-      <w:r>
-        <w:rPr>
-          <w:rFonts w:ascii="Times New Roman" w:hAnsi="Times New Roman" w:eastAsia="Times New Roman"/>
-          <w:b w:val="0"/>
-          <w:i w:val="0"/>
-          <w:sz w:val="26"/>
-        </w:rPr>
-        <w:t>Mỗi lập trình viên làm việc với IntelliJ IDEA Ultimate hoặc VS Code (extension Spring Boot + Java) cho backend; VS Code (extension TypeScript + Tailwind CSS + ESLint + Prettier) cho frontend. Quản lý phụ thuộc dùng Apache Maven 3.9 cho Java và pnpm 9 cho Node.js (lựa chọn pnpm thay npm/yarn nhờ disk space efficient và workspace mature). Phiên bản hóa source code qua Git + GitHub repository, với pre-commit hooks (Husky 9) chạy lint + format trước commit. Quy trình review code thực hiện qua GitHub Pull Request với required checks. Lombok 1.18 và MapStruct 1.6 hỗ trợ giảm boilerplate Java và mapping DTO compile-time.</w:t>
-      </w:r>
-    </w:p>
-    <w:p>
-      <w:pPr>
-        <w:pStyle w:val="Heading3"/>
-      </w:pPr>
-      <w:r>
-        <w:rPr>
-          <w:rFonts w:ascii="Times New Roman" w:hAnsi="Times New Roman" w:eastAsia="Times New Roman"/>
-          <w:b/>
-          <w:color w:val="000000"/>
-          <w:sz w:val="28"/>
-        </w:rPr>
-        <w:t>3.1.4 Công cụ kiểm thử</w:t>
-      </w:r>
-    </w:p>
-    <w:p>
-      <w:pPr>
-        <w:spacing w:line="288" w:lineRule="auto"/>
-        <w:ind w:firstLine="567"/>
-        <w:jc w:val="both"/>
-      </w:pPr>
-      <w:r>
-        <w:rPr>
-          <w:rFonts w:ascii="Times New Roman" w:hAnsi="Times New Roman" w:eastAsia="Times New Roman"/>
-          <w:b w:val="0"/>
-          <w:i w:val="0"/>
-          <w:sz w:val="26"/>
-        </w:rPr>
-        <w:t xml:space="preserve">Unit test phía backend sử dụng JUnit 5 (Jupiter) + AssertJ cho assertions biểu cảm + Mockito 5 cho mock dependencies. Integration test dùng Testcontainers 1.20 (PostgreSQL + Redis container ephemeral) đảm bảo môi trường test cô lập, không phụ thuộc dev DB. Spring Boot Test framework cung cấp </w:t>
-      </w:r>
-      <w:r>
-        <w:rPr>
-          <w:rFonts w:ascii="Times New Roman" w:hAnsi="Times New Roman" w:eastAsia="Times New Roman"/>
-          <w:b w:val="0"/>
-          <w:i/>
-          <w:sz w:val="26"/>
-        </w:rPr>
-        <w:t>@SpringBootTest</w:t>
-      </w:r>
-      <w:r>
-        <w:rPr>
-          <w:rFonts w:ascii="Times New Roman" w:hAnsi="Times New Roman" w:eastAsia="Times New Roman"/>
-          <w:b w:val="0"/>
-          <w:i w:val="0"/>
-          <w:sz w:val="26"/>
-        </w:rPr>
-        <w:t xml:space="preserve">, </w:t>
-      </w:r>
-      <w:r>
-        <w:rPr>
-          <w:rFonts w:ascii="Times New Roman" w:hAnsi="Times New Roman" w:eastAsia="Times New Roman"/>
-          <w:b w:val="0"/>
-          <w:i/>
-          <w:sz w:val="26"/>
-        </w:rPr>
-        <w:t>@DataJpaTest</w:t>
-      </w:r>
-      <w:r>
-        <w:rPr>
-          <w:rFonts w:ascii="Times New Roman" w:hAnsi="Times New Roman" w:eastAsia="Times New Roman"/>
-          <w:b w:val="0"/>
-          <w:i w:val="0"/>
-          <w:sz w:val="26"/>
-        </w:rPr>
-        <w:t xml:space="preserve">, </w:t>
-      </w:r>
-      <w:r>
-        <w:rPr>
-          <w:rFonts w:ascii="Times New Roman" w:hAnsi="Times New Roman" w:eastAsia="Times New Roman"/>
-          <w:b w:val="0"/>
-          <w:i/>
-          <w:sz w:val="26"/>
-        </w:rPr>
-        <w:t>@WebMvcTest</w:t>
-      </w:r>
-      <w:r>
-        <w:rPr>
-          <w:rFonts w:ascii="Times New Roman" w:hAnsi="Times New Roman" w:eastAsia="Times New Roman"/>
-          <w:b w:val="0"/>
-          <w:i w:val="0"/>
-          <w:sz w:val="26"/>
-        </w:rPr>
-        <w:t xml:space="preserve"> cho các test slice phù hợp. Phía frontend, Vitest 1 + React Testing Library cho unit test component; Playwright 1 cho end-to-end test browser-automation. Mã được kiểm tra chất lượng bằng SonarQube static analysis và OWASP Dependency-Check tự động trong CI pipeline.</w:t>
-      </w:r>
-    </w:p>
-    <w:p>
-      <w:pPr>
-        <w:pStyle w:val="Heading3"/>
-      </w:pPr>
-      <w:r>
-        <w:rPr>
-          <w:rFonts w:ascii="Times New Roman" w:hAnsi="Times New Roman" w:eastAsia="Times New Roman"/>
-          <w:b/>
-          <w:color w:val="000000"/>
-          <w:sz w:val="28"/>
-        </w:rPr>
-        <w:t>3.1.5 Công cụ triển khai</w:t>
-      </w:r>
-    </w:p>
-    <w:p>
-      <w:pPr>
-        <w:spacing w:line="288" w:lineRule="auto"/>
-        <w:ind w:firstLine="567"/>
-        <w:jc w:val="both"/>
-      </w:pPr>
-      <w:r>
-        <w:rPr>
-          <w:rFonts w:ascii="Times New Roman" w:hAnsi="Times New Roman" w:eastAsia="Times New Roman"/>
-          <w:b w:val="0"/>
-          <w:i w:val="0"/>
-          <w:sz w:val="26"/>
-        </w:rPr>
-        <w:t xml:space="preserve">Hạ tầng được mô tả bằng code (Infrastructure as Code) qua Terraform 1.5+ cho AWS resources (EC2, RDS, S3, SES, IAM, CloudWatch). Container hóa qua Docker 24 + Docker Compose 2 cho môi trường phát triển cục bộ; production triển khai container qua AWS Elastic Container Service (ECS) với task definitions JSON. Pipeline CI/CD chạy trên GitHub Actions với matrix builds (Java 21 + Node 22), tự động build + test + push container image lên AWS Elastic Container Registry (ECR). Phía vận hành, AWS Systems Manager (SSM) cung cấp shell access không cần SSH key; AWS CloudWatch tập hợp logs + metrics; AWS CloudTrail audit mọi thao tác API trên tài khoản. Phía CDN, Cloudflare đứng trước domain </w:t>
-      </w:r>
-      <w:r>
-        <w:rPr>
-          <w:rFonts w:ascii="Times New Roman" w:hAnsi="Times New Roman" w:eastAsia="Times New Roman"/>
-          <w:b w:val="0"/>
-          <w:i/>
-          <w:sz w:val="26"/>
-        </w:rPr>
-        <w:t>kitehub.me</w:t>
-      </w:r>
-      <w:r>
-        <w:rPr>
-          <w:rFonts w:ascii="Times New Roman" w:hAnsi="Times New Roman" w:eastAsia="Times New Roman"/>
-          <w:b w:val="0"/>
-          <w:i w:val="0"/>
-          <w:sz w:val="26"/>
-        </w:rPr>
-        <w:t xml:space="preserve"> (DNS + WAF + DDoS protection layer). Migration cơ sở dữ liệu qua Flyway 10 (versioned schema changes, idempotent migrations).</w:t>
-      </w:r>
-    </w:p>
-    <w:p>
-      <w:pPr>
-        <w:pStyle w:val="Heading2"/>
-      </w:pPr>
-      <w:r>
-        <w:rPr>
-          <w:rFonts w:ascii="Times New Roman" w:hAnsi="Times New Roman" w:eastAsia="Times New Roman"/>
-          <w:b/>
-          <w:color w:val="000000"/>
-          <w:sz w:val="32"/>
-        </w:rPr>
-        <w:t>3.2 Kết quả triển khai sản phẩm</w:t>
-      </w:r>
-    </w:p>
-    <w:p>
-      <w:pPr>
-        <w:spacing w:line="288" w:lineRule="auto"/>
-        <w:ind w:firstLine="567"/>
-        <w:jc w:val="both"/>
-      </w:pPr>
-      <w:r>
-        <w:rPr>
-          <w:rFonts w:ascii="Times New Roman" w:hAnsi="Times New Roman" w:eastAsia="Times New Roman"/>
-          <w:b w:val="0"/>
-          <w:i w:val="0"/>
-          <w:sz w:val="26"/>
-        </w:rPr>
-        <w:t>Phần này trình bày kết quả triển khai các giao diện cốt lõi của KiteHub Platform hiện tại theo ba luồng nghiệp vụ liên kết: hành trình khám phá và kích hoạt tenant của Chủ sở hữu trung tâm, các thao tác vận hành thường nhật, và bộ công cụ điều hành của Admin nền tảng. Các giao diện được nhóm theo flow nghiệp vụ thay vì liệt kê rời rạc nhằm phản ánh đúng trải nghiệm end-to-end của người dùng.</w:t>
-      </w:r>
-    </w:p>
-    <w:p>
-      <w:pPr>
-        <w:pStyle w:val="Heading3"/>
-      </w:pPr>
-      <w:r>
-        <w:rPr>
-          <w:rFonts w:ascii="Times New Roman" w:hAnsi="Times New Roman" w:eastAsia="Times New Roman"/>
-          <w:b/>
-          <w:color w:val="000000"/>
-          <w:sz w:val="28"/>
-        </w:rPr>
-        <w:t>3.2.1 Luồng khám phá và kích hoạt tenant (khách ẩn danh → chủ sở hữu trung tâm)</w:t>
-      </w:r>
-    </w:p>
-    <w:p>
-      <w:pPr>
-        <w:spacing w:before="120" w:after="60"/>
-        <w:jc w:val="center"/>
-      </w:pPr>
-      <w:r>
-        <w:rPr>
-          <w:rFonts w:ascii="Times New Roman" w:hAnsi="Times New Roman" w:eastAsia="Times New Roman"/>
-          <w:b w:val="0"/>
-          <w:i/>
-          <w:color w:val="808080"/>
-          <w:sz w:val="26"/>
-        </w:rPr>
-        <w:t>[Hình minh hoạ: 12-public-homepage-sky-branded.png — chưa có file]</w:t>
-      </w:r>
-    </w:p>
-    <w:p>
-      <w:pPr>
-        <w:spacing w:before="120" w:after="60"/>
-        <w:jc w:val="center"/>
-      </w:pPr>
-      <w:r>
-        <w:rPr>
-          <w:rFonts w:ascii="Times New Roman" w:hAnsi="Times New Roman" w:eastAsia="Times New Roman"/>
-          <w:b w:val="0"/>
-          <w:i/>
-          <w:color w:val="808080"/>
-          <w:sz w:val="26"/>
-        </w:rPr>
-        <w:t>[Hình minh hoạ: 01-login-page.png — chưa có file]</w:t>
-      </w:r>
-    </w:p>
-    <w:p>
-      <w:pPr>
-        <w:spacing w:before="120" w:after="60"/>
-        <w:jc w:val="center"/>
-      </w:pPr>
-      <w:r>
-        <w:rPr>
-          <w:rFonts w:ascii="Times New Roman" w:hAnsi="Times New Roman" w:eastAsia="Times New Roman"/>
-          <w:b w:val="0"/>
-          <w:i/>
-          <w:color w:val="808080"/>
-          <w:sz w:val="26"/>
-        </w:rPr>
-        <w:t>[Hình minh hoạ: 02-dashboard-overview-kpi-orange.png — chưa có file]</w:t>
-      </w:r>
-    </w:p>
-    <w:p>
-      <w:pPr>
-        <w:pStyle w:val="HìnhCaption"/>
-        <w:spacing w:before="120" w:after="240"/>
-        <w:jc w:val="center"/>
-      </w:pPr>
-      <w:r>
-        <w:rPr>
-          <w:rFonts w:ascii="Times New Roman" w:hAnsi="Times New Roman" w:eastAsia="Times New Roman"/>
-          <w:b/>
-          <w:sz w:val="26"/>
-        </w:rPr>
-        <w:t>Hình 3.1</w:t>
-      </w:r>
-      <w:r>
-        <w:rPr>
-          <w:rFonts w:ascii="Times New Roman" w:hAnsi="Times New Roman" w:eastAsia="Times New Roman"/>
-          <w:sz w:val="26"/>
-        </w:rPr>
-        <w:t>. Luồng khám phá và kích hoạt tenant qua ba bước nối tiếp: trang chủ công khai mang thương hiệu riêng của tenant, trang đăng nhập, và dashboard tổng quan sau đăng nhập</w:t>
-      </w:r>
-    </w:p>
-    <w:p>
-      <w:pPr>
-        <w:spacing w:line="288" w:lineRule="auto"/>
-        <w:ind w:firstLine="567"/>
-        <w:jc w:val="both"/>
-      </w:pPr>
-      <w:r>
-        <w:rPr>
-          <w:rFonts w:ascii="Times New Roman" w:hAnsi="Times New Roman" w:eastAsia="Times New Roman"/>
-          <w:b w:val="0"/>
-          <w:i/>
-          <w:sz w:val="26"/>
-        </w:rPr>
-        <w:t>Nguồn: ảnh chụp giao diện nền tảng KiteClass, truy cập 29/05/2026</w:t>
-      </w:r>
-    </w:p>
-    <w:p>
-      <w:pPr>
-        <w:spacing w:line="288" w:lineRule="auto"/>
-        <w:ind w:firstLine="567"/>
-        <w:jc w:val="both"/>
-      </w:pPr>
-      <w:r>
-        <w:rPr>
-          <w:rFonts w:ascii="Times New Roman" w:hAnsi="Times New Roman" w:eastAsia="Times New Roman"/>
-          <w:b w:val="0"/>
-          <w:i w:val="0"/>
-          <w:sz w:val="26"/>
-        </w:rPr>
-        <w:t>Luồng khám phá và kích hoạt tenant đưa người dùng tiềm năng từ điểm tiếp xúc đầu tiên đến trạng thái vận hành thông qua ba bước nối tiếp. Bước thứ nhất là trang chủ công khai của tenant — minh chứng tại Hình 3.1 là trang của cô Đỗ Lan Khánh (tên giả định), một giảng viên độc lập dạy thêm môn Pháp luật &amp; Đời sống bậc THPT, với bộ nhận diện thương hiệu riêng (tông màu xanh navy phối vàng gold chủ đạo, tên giảng viên và khẩu hiệu "Vững kiến thức - Vững tương lai"). Trang được dựng theo cấu trúc nhiều khối: giới thiệu, tính năng nổi bật (lộ trình học, quản lý học viên, học phí &amp; báo cáo), thông tin giảng viên, thành tích ôn luyện môn Giáo dục công dân và Pháp luật trong kỳ thi tốt nghiệp THPT, bảng học phí theo định dạng tiền tệ Việt Nam (</w:t>
-      </w:r>
-      <w:r>
-        <w:rPr>
-          <w:rFonts w:ascii="Times New Roman" w:hAnsi="Times New Roman" w:eastAsia="Times New Roman"/>
-          <w:b w:val="0"/>
-          <w:i/>
-          <w:sz w:val="26"/>
-        </w:rPr>
-        <w:t>1.500.000đ/tháng</w:t>
-      </w:r>
-      <w:r>
-        <w:rPr>
-          <w:rFonts w:ascii="Times New Roman" w:hAnsi="Times New Roman" w:eastAsia="Times New Roman"/>
-          <w:b w:val="0"/>
-          <w:i w:val="0"/>
-          <w:sz w:val="26"/>
-        </w:rPr>
-        <w:t xml:space="preserve">, </w:t>
-      </w:r>
-      <w:r>
-        <w:rPr>
-          <w:rFonts w:ascii="Times New Roman" w:hAnsi="Times New Roman" w:eastAsia="Times New Roman"/>
-          <w:b w:val="0"/>
-          <w:i/>
-          <w:sz w:val="26"/>
-        </w:rPr>
-        <w:t>2.800.000đ/khóa</w:t>
-      </w:r>
-      <w:r>
-        <w:rPr>
-          <w:rFonts w:ascii="Times New Roman" w:hAnsi="Times New Roman" w:eastAsia="Times New Roman"/>
-          <w:b w:val="0"/>
-          <w:i w:val="0"/>
-          <w:sz w:val="26"/>
-        </w:rPr>
-        <w:t xml:space="preserve">, </w:t>
-      </w:r>
-      <w:r>
-        <w:rPr>
-          <w:rFonts w:ascii="Times New Roman" w:hAnsi="Times New Roman" w:eastAsia="Times New Roman"/>
-          <w:b w:val="0"/>
-          <w:i/>
-          <w:sz w:val="26"/>
-        </w:rPr>
-        <w:t>4.500.000đ/khóa chuyên sâu</w:t>
-      </w:r>
-      <w:r>
-        <w:rPr>
-          <w:rFonts w:ascii="Times New Roman" w:hAnsi="Times New Roman" w:eastAsia="Times New Roman"/>
-          <w:b w:val="0"/>
-          <w:i w:val="0"/>
-          <w:sz w:val="26"/>
-        </w:rPr>
-        <w:t>) và mục câu hỏi thường gặp. Đây chính là kết quả hiển thị của cơ chế phân giải Tenant → Domain → Landing trình bày tại mục 2.2.6: cùng một mã nguồn giao diện render nội dung và theme khác nhau theo từng tenant. Bước thứ hai là trang đăng nhập, nơi giảng viên nhập thông tin tài khoản đã được cấp sau khi yêu cầu truy cập được quản trị viên nền tảng duyệt. Bước thứ ba là dashboard tổng quan sau đăng nhập, hiển thị dòng tóm tắt "Hiện có 30 học viên · 1 khóa học" cùng sáu thẻ chỉ số (Học viên, Khóa học, Lớp học, Điểm danh hôm nay, Doanh thu tuần, Tỷ lệ giữ chân). Hiện tại, hai thẻ Học viên và Khóa học đã hiển thị số liệu thực (30 và 1), bốn thẻ còn lại tạm hiển thị dấu gạch ngang kèm ghi chú minh bạch "chưa có API tổng hợp; sẽ bổ sung khi endpoint thống kê dashboard sẵn sàng" — phản ánh trung thực mức độ hoàn thiện của tính năng thống kê ở thời điểm thực hiện đồ án.</w:t>
-      </w:r>
-    </w:p>
-    <w:p>
-      <w:pPr>
-        <w:pStyle w:val="Heading3"/>
-      </w:pPr>
-      <w:r>
-        <w:rPr>
-          <w:rFonts w:ascii="Times New Roman" w:hAnsi="Times New Roman" w:eastAsia="Times New Roman"/>
-          <w:b/>
-          <w:color w:val="000000"/>
-          <w:sz w:val="28"/>
-        </w:rPr>
-        <w:t>3.2.2 Tùy biến thương hiệu bằng AI (AI Branding)</w:t>
-      </w:r>
-    </w:p>
-    <w:p>
-      <w:pPr>
-        <w:spacing w:before="120" w:after="60"/>
-        <w:jc w:val="center"/>
-      </w:pPr>
-      <w:r>
-        <w:rPr>
-          <w:rFonts w:ascii="Times New Roman" w:hAnsi="Times New Roman" w:eastAsia="Times New Roman"/>
-          <w:b w:val="0"/>
-          <w:i/>
-          <w:color w:val="808080"/>
-          <w:sz w:val="26"/>
-        </w:rPr>
-        <w:t>[Hình minh hoạ: 03-branding-settings.png — chưa có file]</w:t>
-      </w:r>
-    </w:p>
-    <w:p>
-      <w:pPr>
-        <w:pStyle w:val="HìnhCaption"/>
-        <w:spacing w:before="120" w:after="240"/>
-        <w:jc w:val="center"/>
-      </w:pPr>
-      <w:r>
-        <w:rPr>
-          <w:rFonts w:ascii="Times New Roman" w:hAnsi="Times New Roman" w:eastAsia="Times New Roman"/>
-          <w:b/>
-          <w:sz w:val="26"/>
-        </w:rPr>
-        <w:t>Hình 3.2</w:t>
-      </w:r>
-      <w:r>
-        <w:rPr>
-          <w:rFonts w:ascii="Times New Roman" w:hAnsi="Times New Roman" w:eastAsia="Times New Roman"/>
-          <w:sz w:val="26"/>
-        </w:rPr>
-        <w:t>. Giao diện tính năng AI Branding cho phép Chủ sở hữu trung tâm tạo bộ nhận diện thương hiệu qua trình hướng dẫn nhiều bước</w:t>
-      </w:r>
-    </w:p>
-    <w:p>
-      <w:pPr>
-        <w:spacing w:line="288" w:lineRule="auto"/>
-        <w:ind w:firstLine="567"/>
-        <w:jc w:val="both"/>
-      </w:pPr>
-      <w:r>
-        <w:rPr>
-          <w:rFonts w:ascii="Times New Roman" w:hAnsi="Times New Roman" w:eastAsia="Times New Roman"/>
-          <w:b w:val="0"/>
-          <w:i/>
-          <w:sz w:val="26"/>
-        </w:rPr>
-        <w:t>Nguồn: ảnh chụp giao diện nền tảng KiteClass, truy cập 29/05/2026</w:t>
-      </w:r>
-    </w:p>
-    <w:p>
-      <w:pPr>
-        <w:spacing w:line="288" w:lineRule="auto"/>
-        <w:ind w:firstLine="567"/>
-        <w:jc w:val="both"/>
-      </w:pPr>
-      <w:r>
-        <w:rPr>
-          <w:rFonts w:ascii="Times New Roman" w:hAnsi="Times New Roman" w:eastAsia="Times New Roman"/>
-          <w:b w:val="0"/>
-          <w:i w:val="0"/>
-          <w:sz w:val="26"/>
-        </w:rPr>
-        <w:t>AI Branding là một trong những điểm khác biệt cốt lõi của nền tảng, cho phép mỗi trung tâm tạo bộ nhận diện thương hiệu chuyên nghiệp mà không cần kiến thức thiết kế. Như minh chứng tại Hình 3.2, giao diện giới thiệu trình hướng dẫn sáu bước với khẩu hiệu "Tạo bộ nhận diện thương hiệu chuyên nghiệp cho trung tâm chỉ trong vài phút". Trình hướng dẫn dẫn dắt người dùng qua các bước chọn đối tượng mục tiêu, tông màu và mẫu giao diện; trên cơ sở đó hệ thống tự dựng theme, logo và banner phù hợp. Ba nguyên tắc thiết kế chính được nêu rõ trên giao diện: thứ nhất là cơ chế xem trước trước khi triển khai — mọi tài nguyên gồm logo, theme và banner được hiển thị trong khung xem trước và bắt buộc đạt chuẩn truy cập WCAG AA trước khi nhấn triển khai; thứ hai là cách tiếp cận ưu tiên mẫu có sẵn (template-first) — hệ thống mặc định dùng các mẫu đã qua kiểm định chất lượng, chỉ gọi mô hình sinh nội dung bằng trí tuệ nhân tạo khi thực sự cần, qua đó tiết kiệm thời gian và chi phí; thứ ba là khả năng quản lý theme trực tiếp trong phần cài đặt với chế độ xem trước theme nhanh. Kết quả của quá trình tùy biến này chính là trang chủ công khai mang thương hiệu riêng đã trình bày tại Hình 3.1.</w:t>
-      </w:r>
-    </w:p>
-    <w:p>
-      <w:pPr>
-        <w:pStyle w:val="Heading3"/>
-      </w:pPr>
-      <w:r>
-        <w:rPr>
-          <w:rFonts w:ascii="Times New Roman" w:hAnsi="Times New Roman" w:eastAsia="Times New Roman"/>
-          <w:b/>
-          <w:color w:val="000000"/>
-          <w:sz w:val="28"/>
-        </w:rPr>
-        <w:t>3.2.3 Quản lý học viên và tổ chức vận hành</w:t>
-      </w:r>
-    </w:p>
-    <w:p>
-      <w:pPr>
-        <w:spacing w:before="120" w:after="60"/>
-        <w:jc w:val="center"/>
-      </w:pPr>
-      <w:r>
-        <w:rPr>
-          <w:rFonts w:ascii="Times New Roman" w:hAnsi="Times New Roman" w:eastAsia="Times New Roman"/>
-          <w:b w:val="0"/>
-          <w:i/>
-          <w:color w:val="808080"/>
-          <w:sz w:val="26"/>
-        </w:rPr>
-        <w:t>[Hình minh hoạ: 05-students.png — chưa có file]</w:t>
-      </w:r>
-    </w:p>
-    <w:p>
-      <w:pPr>
-        <w:pStyle w:val="HìnhCaption"/>
-        <w:spacing w:before="120" w:after="240"/>
-        <w:jc w:val="center"/>
-      </w:pPr>
-      <w:r>
-        <w:rPr>
-          <w:rFonts w:ascii="Times New Roman" w:hAnsi="Times New Roman" w:eastAsia="Times New Roman"/>
-          <w:b/>
-          <w:sz w:val="26"/>
-        </w:rPr>
-        <w:t>Hình 3.3</w:t>
-      </w:r>
-      <w:r>
-        <w:rPr>
-          <w:rFonts w:ascii="Times New Roman" w:hAnsi="Times New Roman" w:eastAsia="Times New Roman"/>
-          <w:sz w:val="26"/>
-        </w:rPr>
-        <w:t>. Giao diện quản lý danh sách học viên của trung tâm với bảng dữ liệu, tìm kiếm và các thao tác quản trị</w:t>
-      </w:r>
-    </w:p>
-    <w:p>
-      <w:pPr>
-        <w:spacing w:line="288" w:lineRule="auto"/>
-        <w:ind w:firstLine="567"/>
-        <w:jc w:val="both"/>
-      </w:pPr>
-      <w:r>
-        <w:rPr>
-          <w:rFonts w:ascii="Times New Roman" w:hAnsi="Times New Roman" w:eastAsia="Times New Roman"/>
-          <w:b w:val="0"/>
-          <w:i/>
-          <w:sz w:val="26"/>
-        </w:rPr>
-        <w:t>Nguồn: ảnh chụp giao diện nền tảng KiteClass, truy cập 29/05/2026</w:t>
-      </w:r>
-    </w:p>
-    <w:p>
-      <w:pPr>
-        <w:spacing w:line="288" w:lineRule="auto"/>
-        <w:ind w:firstLine="567"/>
-        <w:jc w:val="both"/>
-      </w:pPr>
-      <w:r>
-        <w:rPr>
-          <w:rFonts w:ascii="Times New Roman" w:hAnsi="Times New Roman" w:eastAsia="Times New Roman"/>
-          <w:b w:val="0"/>
-          <w:i w:val="0"/>
-          <w:sz w:val="26"/>
-        </w:rPr>
-        <w:t>Sau khi tenant được kích hoạt, Chủ sở hữu trung tâm và Quản lý sử dụng nhóm chức năng vận hành để tổ chức học viên, lớp học và khóa học. Hình 3.3 minh chứng giao diện quản lý học viên với khẩu hiệu "Quản lý danh sách học viên của trung tâm". Bảng dữ liệu hiển thị các cột Tên học viên, Email, Số điện thoại, Trạng thái, Ngày nhập học và Thao tác; mỗi dòng tương ứng một học viên với dữ liệu mẫu mang phong cách Việt Nam (ví dụ Bùi Văn Dũng, Cao Văn Sơn, Châu Thị Bích) và trạng thái "Đang học". Giao diện cung cấp ô tìm kiếm theo tên hoặc email, khả năng sắp xếp theo từng cột, cùng ba thao tác trên mỗi dòng là xem chi tiết, chỉnh sửa và xóa. Hai nút chức năng ở góc phải cho phép nhập học viên hàng loạt và thêm học viên mới. Hiện tại, tenant mẫu của cô Đỗ Lan Khánh đã có 30 học viên được quản lý qua giao diện này, khớp với chỉ số trên dashboard tổng quan tại Hình 3.1. Việc tổ chức lớp học được thiết kế theo cấu trúc phân cấp: lớp học thuộc về từng khóa học, do đó giao diện quản lý lớp yêu cầu chọn khóa học trước khi hiển thị danh sách lớp tương ứng, phản ánh đúng mô hình nghiệp vụ dạy thêm tại Việt Nam.</w:t>
-      </w:r>
-    </w:p>
-    <w:p>
-      <w:pPr>
-        <w:pStyle w:val="Heading3"/>
-      </w:pPr>
-      <w:r>
-        <w:rPr>
-          <w:rFonts w:ascii="Times New Roman" w:hAnsi="Times New Roman" w:eastAsia="Times New Roman"/>
-          <w:b/>
-          <w:color w:val="000000"/>
-          <w:sz w:val="28"/>
-        </w:rPr>
-        <w:t>3.2.4 Phạm vi và hạn chế giao diện trình bày</w:t>
-      </w:r>
-    </w:p>
-    <w:p>
-      <w:pPr>
-        <w:spacing w:line="288" w:lineRule="auto"/>
-        <w:ind w:firstLine="567"/>
-        <w:jc w:val="both"/>
-      </w:pPr>
-      <w:r>
-        <w:rPr>
-          <w:rFonts w:ascii="Times New Roman" w:hAnsi="Times New Roman" w:eastAsia="Times New Roman"/>
-          <w:b w:val="0"/>
-          <w:i w:val="0"/>
-          <w:sz w:val="26"/>
-        </w:rPr>
-        <w:t>Bốn giao diện được trình bày trong ba nhóm chức năng trên đại diện cho các luồng đã hoàn thiện và có minh chứng thực tế hiện tại: trang chủ công khai mang thương hiệu riêng, tùy biến thương hiệu bằng AI, bảng tổng quan và quản lý học viên. Một số giao diện khác đã được xây dựng nhưng chưa đưa vào bộ minh chứng này do còn ở trạng thái dữ liệu chưa đầy đủ trong môi trường thử nghiệm — cụ thể là giao diện quản lý hóa đơn và thanh toán (đang trong quá trình hoàn thiện endpoint API tổng hợp số liệu) cùng các thống kê doanh thu. Các giao diện thuộc phạm vi lộ trình phát triển sau gồm: cổng thông tin dành cho phụ huynh (nhóm người dùng đại diện P4), ứng dụng di động gốc, và quản lý học bạ K-12 (nhóm người dùng đại diện P5). Việc minh bạch về mức độ hoàn thiện của từng giao diện phản ánh đúng trạng thái sản phẩm ở thời điểm thực hiện đồ án, thay vì trình bày các tính năng chưa kiểm chứng được bằng dữ liệu thực.</w:t>
-      </w:r>
-    </w:p>
-    <w:p>
-      <w:pPr>
-        <w:pStyle w:val="Heading2"/>
-      </w:pPr>
-      <w:r>
-        <w:rPr>
-          <w:rFonts w:ascii="Times New Roman" w:hAnsi="Times New Roman" w:eastAsia="Times New Roman"/>
-          <w:b/>
-          <w:color w:val="000000"/>
-          <w:sz w:val="32"/>
-        </w:rPr>
-        <w:t>3.3 Kiểm thử và đánh giá chất lượng</w:t>
-      </w:r>
-    </w:p>
-    <w:p>
-      <w:pPr>
-        <w:spacing w:line="288" w:lineRule="auto"/>
-        <w:ind w:firstLine="567"/>
-        <w:jc w:val="both"/>
-      </w:pPr>
-      <w:r>
-        <w:rPr>
-          <w:rFonts w:ascii="Times New Roman" w:hAnsi="Times New Roman" w:eastAsia="Times New Roman"/>
-          <w:b w:val="0"/>
-          <w:i w:val="0"/>
-          <w:sz w:val="26"/>
-        </w:rPr>
-        <w:t>Mục này trình bày chiến lược kiểm thử của KiteHub Platform — kim tự tháp test pyramid, ba sample test case đại diện và kết quả đánh giá chất lượng định kỳ qua audit quarterly cadence.</w:t>
-      </w:r>
-    </w:p>
-    <w:p>
-      <w:pPr>
-        <w:pStyle w:val="Heading3"/>
-      </w:pPr>
-      <w:r>
-        <w:rPr>
-          <w:rFonts w:ascii="Times New Roman" w:hAnsi="Times New Roman" w:eastAsia="Times New Roman"/>
-          <w:b/>
-          <w:color w:val="000000"/>
-          <w:sz w:val="28"/>
-        </w:rPr>
-        <w:t>3.3.1 Tháp kiểm thử — chiến lược tổng quát</w:t>
+        <w:t>3.2.1 Tháp kiểm thử — chiến lược tổng quát</w:t>
       </w:r>
     </w:p>
     <w:p>
@@ -26002,7 +24552,7 @@
           <w:color w:val="000000"/>
           <w:sz w:val="28"/>
         </w:rPr>
-        <w:t>3.3.2 Tóm tắt kết quả kiểm thử</w:t>
+        <w:t>3.2.2 Tóm tắt kết quả kiểm thử</w:t>
       </w:r>
     </w:p>
     <w:p>

--- a/documents/08-thesis/thesis-v1.docx
+++ b/documents/08-thesis/thesis-v1.docx
@@ -6626,7 +6626,7 @@
           <w:i w:val="0"/>
           <w:sz w:val="26"/>
         </w:rPr>
-        <w:t xml:space="preserve"> Luật Bảo vệ Dữ liệu Cá nhân năm 2023 (PDPL, thời hạn áp dụng 2026-07-01) [9], Luật An ninh mạng 2018 [10] và Nghị định 53/2022/NĐ-CP về bản địa hóa dữ liệu [11] là ba yêu cầu tuân thủ quan trọng cho mọi SaaS xử lý dữ liệu cá nhân tại Việt Nam. Hệ thống đề xuất tiếp cận theo nguyên tắc bảo mật và quyền riêng tư theo thiết kế (privacy-by-design), tích hợp các biện pháp tuân thủ ngay từ kiến trúc ban đầu: cô lập dữ liệu giữa các tenant bằng Row-Level Security, nhật ký kiểm toán bất biến phục vụ truy vết dữ liệu cá nhân, và thu thập sự đồng ý của người dùng ngay tại luồng đăng ký. Ở giai đoạn hiện tại, hệ thống vận hành trên hạ tầng AWS khu vực Singapore do ràng buộc chi phí; lộ trình phát triển sau bao gồm bản địa hóa dữ liệu sang vùng AWS Hà Nội hoặc nhà cung cấp đám mây trong nước nhằm đáp ứng đầy đủ Nghị định 53/2022/NĐ-CP trước khi mở rộng tới quy mô kích hoạt ngưỡng bản địa hóa dữ liệu. Trong khi đó, Mona eLMS, Easy Edu và BeeClass đang trong quá trình triển khai PDPL; DotB có sẵn nhưng mức giá cao.</w:t>
+        <w:t xml:space="preserve"> Luật Bảo vệ Dữ liệu Cá nhân năm 2023 (PDPL, thời hạn áp dụng 2026-07-01) [9], Luật An ninh mạng 2018 [10] và Nghị định 53/2022/NĐ-CP về bản địa hóa dữ liệu [11], cùng Nghị định 147/2024/NĐ-CP về giao dịch điện tử [34], là các yêu cầu tuân thủ quan trọng cho mọi SaaS xử lý dữ liệu cá nhân tại Việt Nam. Hệ thống đề xuất tiếp cận theo nguyên tắc bảo mật và quyền riêng tư theo thiết kế (privacy-by-design), tích hợp các biện pháp tuân thủ ngay từ kiến trúc ban đầu, phù hợp với khung tuân thủ cho phần mềm dịch vụ xử lý dữ liệu cá nhân tại Việt Nam [35]: cô lập dữ liệu giữa các tenant bằng Row-Level Security, nhật ký kiểm toán bất biến phục vụ truy vết dữ liệu cá nhân, và thu thập sự đồng ý của người dùng ngay tại luồng đăng ký. Ở giai đoạn hiện tại, hệ thống vận hành trên hạ tầng AWS khu vực Singapore do ràng buộc chi phí; lộ trình phát triển sau bao gồm bản địa hóa dữ liệu sang vùng AWS Hà Nội hoặc nhà cung cấp đám mây trong nước nhằm đáp ứng đầy đủ Nghị định 53/2022/NĐ-CP trước khi mở rộng tới quy mô kích hoạt ngưỡng bản địa hóa dữ liệu. Trong khi đó, Mona eLMS, Easy Edu và BeeClass đang trong quá trình triển khai PDPL; DotB có sẵn nhưng mức giá cao.</w:t>
       </w:r>
     </w:p>
     <w:p>
@@ -6830,7 +6830,7 @@
           <w:i w:val="0"/>
           <w:sz w:val="26"/>
         </w:rPr>
-        <w:t>Phía backend, Spring Boot 3.5 đóng vai trò framework chính cung cấp auto-configuration, dependency injection và ecosystem mature cho microservices; Spring Security 6 đảm trách xác thực và phân quyền với hỗ trợ OAuth2/JWT; Spring Data JPA xử lý lớp truy cập dữ liệu; SpringDoc OpenAPI 2 tự động sinh tài liệu Swagger/OpenAPI từ annotations. Phía frontend, Next.js 15 cung cấp App Router, Server Components, SSR/SSG và image optimization; React 19 là thư viện UI nền tảng với hooks và concurrent features; Tailwind CSS 3.4 + Shadcn UI cho hệ thống styling utility-first; TanStack Query 5 + Zustand 5 quản lý state phía client; React Hook Form 7 + Zod 3 xử lý form và validation kiểu schema-driven.</w:t>
+        <w:t>Phía backend, Spring Boot 3.5 đóng vai trò framework chính cung cấp auto-configuration, dependency injection và ecosystem mature cho microservices; Spring Security 6 [30] đảm trách xác thực và phân quyền với hỗ trợ OAuth2/JWT [29]; Spring Data JPA xử lý lớp truy cập dữ liệu; SpringDoc OpenAPI 2 tự động sinh tài liệu Swagger/OpenAPI từ annotations. Phía frontend, Next.js 15 cung cấp App Router, Server Components, SSR/SSG và image optimization; React 19 là thư viện UI nền tảng với hooks và concurrent features; Tailwind CSS 3.4 + Shadcn UI cho hệ thống styling utility-first; TanStack Query 5 + Zustand 5 quản lý state phía client; React Hook Form 7 + Zod 3 xử lý form và validation kiểu schema-driven.</w:t>
       </w:r>
     </w:p>
     <w:p>
@@ -24130,7 +24130,7 @@
           <w:i w:val="0"/>
           <w:sz w:val="26"/>
         </w:rPr>
-        <w:t>AI Branding là một trong những điểm khác biệt cốt lõi của nền tảng, cho phép mỗi trung tâm tạo bộ nhận diện thương hiệu chuyên nghiệp mà không cần kiến thức thiết kế. Như minh chứng tại Hình 3.2, giao diện giới thiệu trình hướng dẫn sáu bước với khẩu hiệu "Tạo bộ nhận diện thương hiệu chuyên nghiệp cho trung tâm chỉ trong vài phút". Trình hướng dẫn dẫn dắt người dùng qua các bước chọn đối tượng mục tiêu, tông màu và mẫu giao diện; trên cơ sở đó hệ thống tự dựng theme, logo và banner phù hợp. Ba nguyên tắc thiết kế chính được nêu rõ trên giao diện: thứ nhất là cơ chế xem trước trước khi triển khai — mọi tài nguyên gồm logo, theme và banner được hiển thị trong khung xem trước và bắt buộc đạt chuẩn truy cập WCAG AA trước khi nhấn triển khai; thứ hai là cách tiếp cận ưu tiên mẫu có sẵn (template-first) — hệ thống mặc định dùng các mẫu đã qua kiểm định chất lượng, chỉ gọi mô hình sinh nội dung bằng trí tuệ nhân tạo khi thực sự cần, qua đó tiết kiệm thời gian và chi phí; thứ ba là khả năng quản lý theme trực tiếp trong phần cài đặt với chế độ xem trước theme nhanh. Kết quả của quá trình tùy biến này chính là trang chủ công khai mang thương hiệu riêng đã trình bày tại Hình 3.1.</w:t>
+        <w:t>AI Branding là một trong những điểm khác biệt cốt lõi của nền tảng, cho phép mỗi trung tâm tạo bộ nhận diện thương hiệu chuyên nghiệp mà không cần kiến thức thiết kế. Như minh chứng tại Hình 3.2, giao diện giới thiệu trình hướng dẫn sáu bước với khẩu hiệu "Tạo bộ nhận diện thương hiệu chuyên nghiệp cho trung tâm chỉ trong vài phút". Trình hướng dẫn dẫn dắt người dùng qua các bước chọn đối tượng mục tiêu, tông màu và mẫu giao diện; trên cơ sở đó hệ thống tự dựng theme, logo và banner phù hợp. Ba nguyên tắc thiết kế chính được nêu rõ trên giao diện: thứ nhất là cơ chế xem trước trước khi triển khai — mọi tài nguyên gồm logo, theme và banner được hiển thị trong khung xem trước và bắt buộc đạt chuẩn truy cập WCAG AA và qua bộ phân loại an toàn nội dung tự động [32] trước khi nhấn triển khai; thứ hai là cách tiếp cận ưu tiên mẫu có sẵn (template-first) — hệ thống mặc định dùng các mẫu đã qua kiểm định chất lượng, chỉ gọi mô hình sinh nội dung bằng trí tuệ nhân tạo [31] khi thực sự cần, qua đó tiết kiệm thời gian và chi phí; thứ ba là khả năng quản lý theme trực tiếp trong phần cài đặt với chế độ xem trước theme nhanh. Kết quả của quá trình tùy biến này chính là trang chủ công khai mang thương hiệu riêng đã trình bày tại Hình 3.1.</w:t>
       </w:r>
     </w:p>
     <w:p>
@@ -24274,7 +24274,7 @@
           <w:i w:val="0"/>
           <w:sz w:val="26"/>
         </w:rPr>
-        <w:t>Mục này trình bày chiến lược kiểm thử của KiteHub Platform — kim tự tháp test pyramid, ba sample test case đại diện và kết quả đánh giá chất lượng định kỳ qua audit quarterly cadence.</w:t>
+        <w:t>Mục này trình bày chiến lược kiểm thử của KiteHub Platform — kim tự tháp test pyramid, ba sample test case đại diện và kết quả đánh giá chất lượng định kỳ theo quy trình đảm bảo chất lượng phần mềm (SQA) chuẩn IEEE 730 [23].</w:t>
       </w:r>
     </w:p>
     <w:p>
@@ -25423,7 +25423,7 @@
           <w:i w:val="0"/>
           <w:sz w:val="26"/>
         </w:rPr>
-        <w:t xml:space="preserve">CI/CD được triển khai qua GitHub Actions với pattern OIDC + workflow_dispatch + confirm-input, tham chiếu nguyên tắc Continuous Delivery hiện đại [37, tr.115] — kết hợp build artifact bất biến (Docker image tag theo SHA commit) và deployment gate có cognitive checkpoint (workflow input </w:t>
+        <w:t xml:space="preserve">CI/CD được triển khai qua GitHub Actions với pattern OIDC + workflow_dispatch + confirm-input, tham chiếu nguyên tắc Continuous Delivery hiện đại [37, tr.115] và các thực hành DevOps hiệu năng cao [38] — kết hợp build artifact bất biến (Docker image tag theo SHA commit) và deployment gate có cognitive checkpoint (workflow input </w:t>
       </w:r>
       <w:r>
         <w:rPr>
@@ -29324,49 +29324,6 @@
           <w:sz w:val="26"/>
         </w:rPr>
         <w:t>. Cambridge, MA: MIT Center for Advanced Engineering Study, 1986.</w:t>
-      </w:r>
-    </w:p>
-    <w:p>
-      <w:pPr>
-        <w:spacing w:after="120" w:line="276" w:lineRule="auto"/>
-        <w:ind w:left="357" w:hanging="357"/>
-        <w:jc w:val="both"/>
-      </w:pPr>
-      <w:r>
-        <w:rPr>
-          <w:rFonts w:ascii="Times New Roman" w:hAnsi="Times New Roman" w:eastAsia="Times New Roman"/>
-          <w:b w:val="0"/>
-          <w:i w:val="0"/>
-          <w:sz w:val="26"/>
-        </w:rPr>
-        <w:t xml:space="preserve">[22] </w:t>
-      </w:r>
-      <w:r>
-        <w:rPr>
-          <w:rFonts w:ascii="Times New Roman" w:hAnsi="Times New Roman" w:eastAsia="Times New Roman"/>
-          <w:b w:val="0"/>
-          <w:i w:val="0"/>
-          <w:sz w:val="26"/>
-        </w:rPr>
-        <w:t xml:space="preserve">M. Poppendieck and T. Poppendieck, </w:t>
-      </w:r>
-      <w:r>
-        <w:rPr>
-          <w:rFonts w:ascii="Times New Roman" w:hAnsi="Times New Roman" w:eastAsia="Times New Roman"/>
-          <w:b w:val="0"/>
-          <w:i/>
-          <w:sz w:val="26"/>
-        </w:rPr>
-        <w:t>Lean Software Development: An Agile Toolkit</w:t>
-      </w:r>
-      <w:r>
-        <w:rPr>
-          <w:rFonts w:ascii="Times New Roman" w:hAnsi="Times New Roman" w:eastAsia="Times New Roman"/>
-          <w:b w:val="0"/>
-          <w:i w:val="0"/>
-          <w:sz w:val="26"/>
-        </w:rPr>
-        <w:t>. Boston: Addison-Wesley Professional, 2003.</w:t>
       </w:r>
     </w:p>
     <w:p>
